--- a/gem_expert/docs/Gemstone_Identification_Assistant_User_Manual.docx
+++ b/gem_expert/docs/Gemstone_Identification_Assistant_User_Manual.docx
@@ -315,7 +315,7 @@
         <w:rPr>
           <w:noProof/>
         </w:rPr>
-        <w:instrText xml:space="preserve"> PAGEREF _Toc241529706 \h </w:instrText>
+        <w:instrText xml:space="preserve"> PAGEREF _Toc241587658 \h </w:instrText>
       </w:r>
       <w:r>
         <w:rPr>
@@ -378,7 +378,7 @@
         <w:rPr>
           <w:noProof/>
         </w:rPr>
-        <w:instrText xml:space="preserve"> PAGEREF _Toc241529707 \h </w:instrText>
+        <w:instrText xml:space="preserve"> PAGEREF _Toc241587659 \h </w:instrText>
       </w:r>
       <w:r>
         <w:rPr>
@@ -441,7 +441,7 @@
         <w:rPr>
           <w:noProof/>
         </w:rPr>
-        <w:instrText xml:space="preserve"> PAGEREF _Toc241529708 \h </w:instrText>
+        <w:instrText xml:space="preserve"> PAGEREF _Toc241587660 \h </w:instrText>
       </w:r>
       <w:r>
         <w:rPr>
@@ -504,7 +504,7 @@
         <w:rPr>
           <w:noProof/>
         </w:rPr>
-        <w:instrText xml:space="preserve"> PAGEREF _Toc241529709 \h </w:instrText>
+        <w:instrText xml:space="preserve"> PAGEREF _Toc241587661 \h </w:instrText>
       </w:r>
       <w:r>
         <w:rPr>
@@ -567,7 +567,7 @@
         <w:rPr>
           <w:noProof/>
         </w:rPr>
-        <w:instrText xml:space="preserve"> PAGEREF _Toc241529710 \h </w:instrText>
+        <w:instrText xml:space="preserve"> PAGEREF _Toc241587662 \h </w:instrText>
       </w:r>
       <w:r>
         <w:rPr>
@@ -630,7 +630,7 @@
         <w:rPr>
           <w:noProof/>
         </w:rPr>
-        <w:instrText xml:space="preserve"> PAGEREF _Toc241529711 \h </w:instrText>
+        <w:instrText xml:space="preserve"> PAGEREF _Toc241587663 \h </w:instrText>
       </w:r>
       <w:r>
         <w:rPr>
@@ -693,7 +693,7 @@
         <w:rPr>
           <w:noProof/>
         </w:rPr>
-        <w:instrText xml:space="preserve"> PAGEREF _Toc241529712 \h </w:instrText>
+        <w:instrText xml:space="preserve"> PAGEREF _Toc241587664 \h </w:instrText>
       </w:r>
       <w:r>
         <w:rPr>
@@ -756,7 +756,7 @@
         <w:rPr>
           <w:noProof/>
         </w:rPr>
-        <w:instrText xml:space="preserve"> PAGEREF _Toc241529713 \h </w:instrText>
+        <w:instrText xml:space="preserve"> PAGEREF _Toc241587665 \h </w:instrText>
       </w:r>
       <w:r>
         <w:rPr>
@@ -819,7 +819,7 @@
         <w:rPr>
           <w:noProof/>
         </w:rPr>
-        <w:instrText xml:space="preserve"> PAGEREF _Toc241529714 \h </w:instrText>
+        <w:instrText xml:space="preserve"> PAGEREF _Toc241587666 \h </w:instrText>
       </w:r>
       <w:r>
         <w:rPr>
@@ -882,7 +882,7 @@
         <w:rPr>
           <w:noProof/>
         </w:rPr>
-        <w:instrText xml:space="preserve"> PAGEREF _Toc241529715 \h </w:instrText>
+        <w:instrText xml:space="preserve"> PAGEREF _Toc241587667 \h </w:instrText>
       </w:r>
       <w:r>
         <w:rPr>
@@ -945,7 +945,7 @@
         <w:rPr>
           <w:noProof/>
         </w:rPr>
-        <w:instrText xml:space="preserve"> PAGEREF _Toc241529716 \h </w:instrText>
+        <w:instrText xml:space="preserve"> PAGEREF _Toc241587668 \h </w:instrText>
       </w:r>
       <w:r>
         <w:rPr>
@@ -1008,7 +1008,7 @@
         <w:rPr>
           <w:noProof/>
         </w:rPr>
-        <w:instrText xml:space="preserve"> PAGEREF _Toc241529717 \h </w:instrText>
+        <w:instrText xml:space="preserve"> PAGEREF _Toc241587669 \h </w:instrText>
       </w:r>
       <w:r>
         <w:rPr>
@@ -1026,6 +1026,69 @@
           <w:noProof/>
         </w:rPr>
         <w:t>6</w:t>
+      </w:r>
+      <w:r>
+        <w:rPr>
+          <w:noProof/>
+        </w:rPr>
+        <w:fldChar w:fldCharType="end"/>
+      </w:r>
+    </w:p>
+    <w:p>
+      <w:pPr>
+        <w:pStyle w:val="TOC2"/>
+        <w:tabs>
+          <w:tab w:val="right" w:leader="dot" w:pos="9017"/>
+        </w:tabs>
+        <w:rPr>
+          <w:rFonts w:asciiTheme="minorHAnsi" w:hAnsiTheme="minorHAnsi" w:cstheme="minorBidi"/>
+          <w:noProof/>
+          <w:kern w:val="2"/>
+          <w:sz w:val="24"/>
+          <w14:ligatures w14:val="standardContextual"/>
+        </w:rPr>
+      </w:pPr>
+      <w:r>
+        <w:rPr>
+          <w:rFonts w:eastAsia="Times New Roman"/>
+          <w:noProof/>
+        </w:rPr>
+        <w:t>6.1 Instant checks on your readings</w:t>
+      </w:r>
+      <w:r>
+        <w:rPr>
+          <w:noProof/>
+        </w:rPr>
+        <w:tab/>
+      </w:r>
+      <w:r>
+        <w:rPr>
+          <w:noProof/>
+        </w:rPr>
+        <w:fldChar w:fldCharType="begin"/>
+      </w:r>
+      <w:r>
+        <w:rPr>
+          <w:noProof/>
+        </w:rPr>
+        <w:instrText xml:space="preserve"> PAGEREF _Toc241587670 \h </w:instrText>
+      </w:r>
+      <w:r>
+        <w:rPr>
+          <w:noProof/>
+        </w:rPr>
+      </w:r>
+      <w:r>
+        <w:rPr>
+          <w:noProof/>
+        </w:rPr>
+        <w:fldChar w:fldCharType="separate"/>
+      </w:r>
+      <w:r>
+        <w:rPr>
+          <w:noProof/>
+        </w:rPr>
+        <w:t>8</w:t>
       </w:r>
       <w:r>
         <w:rPr>
@@ -1071,7 +1134,7 @@
         <w:rPr>
           <w:noProof/>
         </w:rPr>
-        <w:instrText xml:space="preserve"> PAGEREF _Toc241529718 \h </w:instrText>
+        <w:instrText xml:space="preserve"> PAGEREF _Toc241587671 \h </w:instrText>
       </w:r>
       <w:r>
         <w:rPr>
@@ -1088,7 +1151,7 @@
         <w:rPr>
           <w:noProof/>
         </w:rPr>
-        <w:t>8</w:t>
+        <w:t>9</w:t>
       </w:r>
       <w:r>
         <w:rPr>
@@ -1134,7 +1197,7 @@
         <w:rPr>
           <w:noProof/>
         </w:rPr>
-        <w:instrText xml:space="preserve"> PAGEREF _Toc241529719 \h </w:instrText>
+        <w:instrText xml:space="preserve"> PAGEREF _Toc241587672 \h </w:instrText>
       </w:r>
       <w:r>
         <w:rPr>
@@ -1151,7 +1214,7 @@
         <w:rPr>
           <w:noProof/>
         </w:rPr>
-        <w:t>8</w:t>
+        <w:t>9</w:t>
       </w:r>
       <w:r>
         <w:rPr>
@@ -1197,7 +1260,7 @@
         <w:rPr>
           <w:noProof/>
         </w:rPr>
-        <w:instrText xml:space="preserve"> PAGEREF _Toc241529720 \h </w:instrText>
+        <w:instrText xml:space="preserve"> PAGEREF _Toc241587673 \h </w:instrText>
       </w:r>
       <w:r>
         <w:rPr>
@@ -1214,7 +1277,7 @@
         <w:rPr>
           <w:noProof/>
         </w:rPr>
-        <w:t>8</w:t>
+        <w:t>9</w:t>
       </w:r>
       <w:r>
         <w:rPr>
@@ -1260,7 +1323,7 @@
         <w:rPr>
           <w:noProof/>
         </w:rPr>
-        <w:instrText xml:space="preserve"> PAGEREF _Toc241529721 \h </w:instrText>
+        <w:instrText xml:space="preserve"> PAGEREF _Toc241587674 \h </w:instrText>
       </w:r>
       <w:r>
         <w:rPr>
@@ -1277,7 +1340,7 @@
         <w:rPr>
           <w:noProof/>
         </w:rPr>
-        <w:t>9</w:t>
+        <w:t>11</w:t>
       </w:r>
       <w:r>
         <w:rPr>
@@ -1323,7 +1386,7 @@
         <w:rPr>
           <w:noProof/>
         </w:rPr>
-        <w:instrText xml:space="preserve"> PAGEREF _Toc241529722 \h </w:instrText>
+        <w:instrText xml:space="preserve"> PAGEREF _Toc241587675 \h </w:instrText>
       </w:r>
       <w:r>
         <w:rPr>
@@ -1340,7 +1403,7 @@
         <w:rPr>
           <w:noProof/>
         </w:rPr>
-        <w:t>10</w:t>
+        <w:t>11</w:t>
       </w:r>
       <w:r>
         <w:rPr>
@@ -1386,7 +1449,7 @@
         <w:rPr>
           <w:noProof/>
         </w:rPr>
-        <w:instrText xml:space="preserve"> PAGEREF _Toc241529723 \h </w:instrText>
+        <w:instrText xml:space="preserve"> PAGEREF _Toc241587676 \h </w:instrText>
       </w:r>
       <w:r>
         <w:rPr>
@@ -1403,7 +1466,7 @@
         <w:rPr>
           <w:noProof/>
         </w:rPr>
-        <w:t>11</w:t>
+        <w:t>12</w:t>
       </w:r>
       <w:r>
         <w:rPr>
@@ -1449,7 +1512,7 @@
         <w:rPr>
           <w:noProof/>
         </w:rPr>
-        <w:instrText xml:space="preserve"> PAGEREF _Toc241529724 \h </w:instrText>
+        <w:instrText xml:space="preserve"> PAGEREF _Toc241587677 \h </w:instrText>
       </w:r>
       <w:r>
         <w:rPr>
@@ -1466,7 +1529,7 @@
         <w:rPr>
           <w:noProof/>
         </w:rPr>
-        <w:t>12</w:t>
+        <w:t>13</w:t>
       </w:r>
       <w:r>
         <w:rPr>
@@ -1512,7 +1575,7 @@
         <w:rPr>
           <w:noProof/>
         </w:rPr>
-        <w:instrText xml:space="preserve"> PAGEREF _Toc241529725 \h </w:instrText>
+        <w:instrText xml:space="preserve"> PAGEREF _Toc241587678 \h </w:instrText>
       </w:r>
       <w:r>
         <w:rPr>
@@ -1575,7 +1638,7 @@
         <w:rPr>
           <w:noProof/>
         </w:rPr>
-        <w:instrText xml:space="preserve"> PAGEREF _Toc241529726 \h </w:instrText>
+        <w:instrText xml:space="preserve"> PAGEREF _Toc241587679 \h </w:instrText>
       </w:r>
       <w:r>
         <w:rPr>
@@ -1638,7 +1701,7 @@
         <w:rPr>
           <w:noProof/>
         </w:rPr>
-        <w:instrText xml:space="preserve"> PAGEREF _Toc241529727 \h </w:instrText>
+        <w:instrText xml:space="preserve"> PAGEREF _Toc241587680 \h </w:instrText>
       </w:r>
       <w:r>
         <w:rPr>
@@ -1655,7 +1718,7 @@
         <w:rPr>
           <w:noProof/>
         </w:rPr>
-        <w:t>14</w:t>
+        <w:t>15</w:t>
       </w:r>
       <w:r>
         <w:rPr>
@@ -1701,7 +1764,7 @@
         <w:rPr>
           <w:noProof/>
         </w:rPr>
-        <w:instrText xml:space="preserve"> PAGEREF _Toc241529728 \h </w:instrText>
+        <w:instrText xml:space="preserve"> PAGEREF _Toc241587681 \h </w:instrText>
       </w:r>
       <w:r>
         <w:rPr>
@@ -1764,7 +1827,70 @@
         <w:rPr>
           <w:noProof/>
         </w:rPr>
-        <w:instrText xml:space="preserve"> PAGEREF _Toc241529729 \h </w:instrText>
+        <w:instrText xml:space="preserve"> PAGEREF _Toc241587682 \h </w:instrText>
+      </w:r>
+      <w:r>
+        <w:rPr>
+          <w:noProof/>
+        </w:rPr>
+      </w:r>
+      <w:r>
+        <w:rPr>
+          <w:noProof/>
+        </w:rPr>
+        <w:fldChar w:fldCharType="separate"/>
+      </w:r>
+      <w:r>
+        <w:rPr>
+          <w:noProof/>
+        </w:rPr>
+        <w:t>15</w:t>
+      </w:r>
+      <w:r>
+        <w:rPr>
+          <w:noProof/>
+        </w:rPr>
+        <w:fldChar w:fldCharType="end"/>
+      </w:r>
+    </w:p>
+    <w:p>
+      <w:pPr>
+        <w:pStyle w:val="TOC2"/>
+        <w:tabs>
+          <w:tab w:val="right" w:leader="dot" w:pos="9017"/>
+        </w:tabs>
+        <w:rPr>
+          <w:rFonts w:asciiTheme="minorHAnsi" w:hAnsiTheme="minorHAnsi" w:cstheme="minorBidi"/>
+          <w:noProof/>
+          <w:kern w:val="2"/>
+          <w:sz w:val="24"/>
+          <w14:ligatures w14:val="standardContextual"/>
+        </w:rPr>
+      </w:pPr>
+      <w:r>
+        <w:rPr>
+          <w:rFonts w:eastAsia="Times New Roman"/>
+          <w:noProof/>
+        </w:rPr>
+        <w:t>11.4 Example 4: a refractometer reading over the limit</w:t>
+      </w:r>
+      <w:r>
+        <w:rPr>
+          <w:noProof/>
+        </w:rPr>
+        <w:tab/>
+      </w:r>
+      <w:r>
+        <w:rPr>
+          <w:noProof/>
+        </w:rPr>
+        <w:fldChar w:fldCharType="begin"/>
+      </w:r>
+      <w:r>
+        <w:rPr>
+          <w:noProof/>
+        </w:rPr>
+        <w:instrText xml:space="preserve"> PAGEREF _Toc241587683 \h </w:instrText>
       </w:r>
       <w:r>
         <w:rPr>
@@ -1809,7 +1935,7 @@
           <w:rFonts w:eastAsia="Times New Roman"/>
           <w:noProof/>
         </w:rPr>
-        <w:t>12. Troubleshooting</w:t>
+        <w:t>12. Printing or saving a result</w:t>
       </w:r>
       <w:r>
         <w:rPr>
@@ -1827,7 +1953,7 @@
         <w:rPr>
           <w:noProof/>
         </w:rPr>
-        <w:instrText xml:space="preserve"> PAGEREF _Toc241529730 \h </w:instrText>
+        <w:instrText xml:space="preserve"> PAGEREF _Toc241587684 \h </w:instrText>
       </w:r>
       <w:r>
         <w:rPr>
@@ -1872,7 +1998,7 @@
           <w:rFonts w:eastAsia="Times New Roman"/>
           <w:noProof/>
         </w:rPr>
-        <w:t>13. Console mode (without a browser)</w:t>
+        <w:t>13. Your recent stones</w:t>
       </w:r>
       <w:r>
         <w:rPr>
@@ -1890,7 +2016,7 @@
         <w:rPr>
           <w:noProof/>
         </w:rPr>
-        <w:instrText xml:space="preserve"> PAGEREF _Toc241529731 \h </w:instrText>
+        <w:instrText xml:space="preserve"> PAGEREF _Toc241587685 \h </w:instrText>
       </w:r>
       <w:r>
         <w:rPr>
@@ -1935,7 +2061,7 @@
           <w:rFonts w:eastAsia="Times New Roman"/>
           <w:noProof/>
         </w:rPr>
-        <w:t>14. Running the automated tests</w:t>
+        <w:t>14. Using the system on a phone or tablet</w:t>
       </w:r>
       <w:r>
         <w:rPr>
@@ -1953,7 +2079,7 @@
         <w:rPr>
           <w:noProof/>
         </w:rPr>
-        <w:instrText xml:space="preserve"> PAGEREF _Toc241529732 \h </w:instrText>
+        <w:instrText xml:space="preserve"> PAGEREF _Toc241587686 \h </w:instrText>
       </w:r>
       <w:r>
         <w:rPr>
@@ -1998,7 +2124,7 @@
           <w:rFonts w:eastAsia="Times New Roman"/>
           <w:noProof/>
         </w:rPr>
-        <w:t>15. Quick reference</w:t>
+        <w:t>15. Troubleshooting</w:t>
       </w:r>
       <w:r>
         <w:rPr>
@@ -2016,7 +2142,7 @@
         <w:rPr>
           <w:noProof/>
         </w:rPr>
-        <w:instrText xml:space="preserve"> PAGEREF _Toc241529733 \h </w:instrText>
+        <w:instrText xml:space="preserve"> PAGEREF _Toc241587687 \h </w:instrText>
       </w:r>
       <w:r>
         <w:rPr>
@@ -2044,6 +2170,195 @@
     </w:p>
     <w:p>
       <w:pPr>
+        <w:pStyle w:val="TOC1"/>
+        <w:tabs>
+          <w:tab w:val="right" w:leader="dot" w:pos="9017"/>
+        </w:tabs>
+        <w:rPr>
+          <w:rFonts w:asciiTheme="minorHAnsi" w:hAnsiTheme="minorHAnsi" w:cstheme="minorBidi"/>
+          <w:noProof/>
+          <w:kern w:val="2"/>
+          <w:sz w:val="24"/>
+          <w14:ligatures w14:val="standardContextual"/>
+        </w:rPr>
+      </w:pPr>
+      <w:r>
+        <w:rPr>
+          <w:rFonts w:eastAsia="Times New Roman"/>
+          <w:noProof/>
+        </w:rPr>
+        <w:t>16. Console mode (without a browser)</w:t>
+      </w:r>
+      <w:r>
+        <w:rPr>
+          <w:noProof/>
+        </w:rPr>
+        <w:tab/>
+      </w:r>
+      <w:r>
+        <w:rPr>
+          <w:noProof/>
+        </w:rPr>
+        <w:fldChar w:fldCharType="begin"/>
+      </w:r>
+      <w:r>
+        <w:rPr>
+          <w:noProof/>
+        </w:rPr>
+        <w:instrText xml:space="preserve"> PAGEREF _Toc241587688 \h </w:instrText>
+      </w:r>
+      <w:r>
+        <w:rPr>
+          <w:noProof/>
+        </w:rPr>
+      </w:r>
+      <w:r>
+        <w:rPr>
+          <w:noProof/>
+        </w:rPr>
+        <w:fldChar w:fldCharType="separate"/>
+      </w:r>
+      <w:r>
+        <w:rPr>
+          <w:noProof/>
+        </w:rPr>
+        <w:t>18</w:t>
+      </w:r>
+      <w:r>
+        <w:rPr>
+          <w:noProof/>
+        </w:rPr>
+        <w:fldChar w:fldCharType="end"/>
+      </w:r>
+    </w:p>
+    <w:p>
+      <w:pPr>
+        <w:pStyle w:val="TOC1"/>
+        <w:tabs>
+          <w:tab w:val="right" w:leader="dot" w:pos="9017"/>
+        </w:tabs>
+        <w:rPr>
+          <w:rFonts w:asciiTheme="minorHAnsi" w:hAnsiTheme="minorHAnsi" w:cstheme="minorBidi"/>
+          <w:noProof/>
+          <w:kern w:val="2"/>
+          <w:sz w:val="24"/>
+          <w14:ligatures w14:val="standardContextual"/>
+        </w:rPr>
+      </w:pPr>
+      <w:r>
+        <w:rPr>
+          <w:rFonts w:eastAsia="Times New Roman"/>
+          <w:noProof/>
+        </w:rPr>
+        <w:t>17. Running the automated tests</w:t>
+      </w:r>
+      <w:r>
+        <w:rPr>
+          <w:noProof/>
+        </w:rPr>
+        <w:tab/>
+      </w:r>
+      <w:r>
+        <w:rPr>
+          <w:noProof/>
+        </w:rPr>
+        <w:fldChar w:fldCharType="begin"/>
+      </w:r>
+      <w:r>
+        <w:rPr>
+          <w:noProof/>
+        </w:rPr>
+        <w:instrText xml:space="preserve"> PAGEREF _Toc241587689 \h </w:instrText>
+      </w:r>
+      <w:r>
+        <w:rPr>
+          <w:noProof/>
+        </w:rPr>
+      </w:r>
+      <w:r>
+        <w:rPr>
+          <w:noProof/>
+        </w:rPr>
+        <w:fldChar w:fldCharType="separate"/>
+      </w:r>
+      <w:r>
+        <w:rPr>
+          <w:noProof/>
+        </w:rPr>
+        <w:t>19</w:t>
+      </w:r>
+      <w:r>
+        <w:rPr>
+          <w:noProof/>
+        </w:rPr>
+        <w:fldChar w:fldCharType="end"/>
+      </w:r>
+    </w:p>
+    <w:p>
+      <w:pPr>
+        <w:pStyle w:val="TOC1"/>
+        <w:tabs>
+          <w:tab w:val="right" w:leader="dot" w:pos="9017"/>
+        </w:tabs>
+        <w:rPr>
+          <w:rFonts w:asciiTheme="minorHAnsi" w:hAnsiTheme="minorHAnsi" w:cstheme="minorBidi"/>
+          <w:noProof/>
+          <w:kern w:val="2"/>
+          <w:sz w:val="24"/>
+          <w14:ligatures w14:val="standardContextual"/>
+        </w:rPr>
+      </w:pPr>
+      <w:r>
+        <w:rPr>
+          <w:rFonts w:eastAsia="Times New Roman"/>
+          <w:noProof/>
+        </w:rPr>
+        <w:t>18. Quick reference</w:t>
+      </w:r>
+      <w:r>
+        <w:rPr>
+          <w:noProof/>
+        </w:rPr>
+        <w:tab/>
+      </w:r>
+      <w:r>
+        <w:rPr>
+          <w:noProof/>
+        </w:rPr>
+        <w:fldChar w:fldCharType="begin"/>
+      </w:r>
+      <w:r>
+        <w:rPr>
+          <w:noProof/>
+        </w:rPr>
+        <w:instrText xml:space="preserve"> PAGEREF _Toc241587690 \h </w:instrText>
+      </w:r>
+      <w:r>
+        <w:rPr>
+          <w:noProof/>
+        </w:rPr>
+      </w:r>
+      <w:r>
+        <w:rPr>
+          <w:noProof/>
+        </w:rPr>
+        <w:fldChar w:fldCharType="separate"/>
+      </w:r>
+      <w:r>
+        <w:rPr>
+          <w:noProof/>
+        </w:rPr>
+        <w:t>19</w:t>
+      </w:r>
+      <w:r>
+        <w:rPr>
+          <w:noProof/>
+        </w:rPr>
+        <w:fldChar w:fldCharType="end"/>
+      </w:r>
+    </w:p>
+    <w:p>
+      <w:pPr>
         <w:pStyle w:val="NormalWeb"/>
         <w:rPr>
           <w:rFonts w:ascii="Calibri" w:hAnsi="Calibri" w:cs="Calibri"/>
@@ -2078,7 +2393,7 @@
         </w:rPr>
         <w:br w:type="page"/>
       </w:r>
-      <w:bookmarkStart w:id="0" w:name="_Toc241529706"/>
+      <w:bookmarkStart w:id="0" w:name="_Toc241587658"/>
       <w:r>
         <w:rPr>
           <w:rFonts w:eastAsia="Times New Roman"/>
@@ -2271,7 +2586,7 @@
     <w:p>
       <w:pPr>
         <w:shd w:val="clear" w:color="auto" w:fill="FBEEE6"/>
-        <w:divId w:val="2101683587"/>
+        <w:divId w:val="1655177642"/>
         <w:rPr>
           <w:rFonts w:ascii="Calibri" w:eastAsia="Times New Roman" w:hAnsi="Calibri" w:cs="Calibri"/>
           <w:color w:val="1A1A1A"/>
@@ -2316,7 +2631,7 @@
           <w:rFonts w:eastAsia="Times New Roman"/>
         </w:rPr>
       </w:pPr>
-      <w:bookmarkStart w:id="1" w:name="_Toc241529707"/>
+      <w:bookmarkStart w:id="1" w:name="_Toc241587659"/>
       <w:r>
         <w:rPr>
           <w:rFonts w:eastAsia="Times New Roman"/>
@@ -2865,7 +3180,7 @@
           <w:rFonts w:eastAsia="Times New Roman"/>
         </w:rPr>
       </w:pPr>
-      <w:bookmarkStart w:id="2" w:name="_Toc241529708"/>
+      <w:bookmarkStart w:id="2" w:name="_Toc241587660"/>
       <w:r>
         <w:rPr>
           <w:rFonts w:eastAsia="Times New Roman"/>
@@ -3505,7 +3820,7 @@
           <w:rFonts w:eastAsia="Times New Roman"/>
         </w:rPr>
       </w:pPr>
-      <w:bookmarkStart w:id="3" w:name="_Toc241529709"/>
+      <w:bookmarkStart w:id="3" w:name="_Toc241587661"/>
       <w:r>
         <w:rPr>
           <w:rFonts w:eastAsia="Times New Roman"/>
@@ -3521,7 +3836,7 @@
           <w:rFonts w:eastAsia="Times New Roman"/>
         </w:rPr>
       </w:pPr>
-      <w:bookmarkStart w:id="4" w:name="_Toc241529710"/>
+      <w:bookmarkStart w:id="4" w:name="_Toc241587662"/>
       <w:r>
         <w:rPr>
           <w:rFonts w:eastAsia="Times New Roman"/>
@@ -3809,7 +4124,7 @@
           <w:rFonts w:eastAsia="Times New Roman"/>
         </w:rPr>
       </w:pPr>
-      <w:bookmarkStart w:id="5" w:name="_Toc241529711"/>
+      <w:bookmarkStart w:id="5" w:name="_Toc241587663"/>
       <w:r>
         <w:rPr>
           <w:rFonts w:eastAsia="Times New Roman"/>
@@ -4077,7 +4392,7 @@
           <w:rFonts w:eastAsia="Times New Roman"/>
         </w:rPr>
       </w:pPr>
-      <w:bookmarkStart w:id="6" w:name="_Toc241529712"/>
+      <w:bookmarkStart w:id="6" w:name="_Toc241587664"/>
       <w:r>
         <w:rPr>
           <w:rFonts w:eastAsia="Times New Roman"/>
@@ -4220,7 +4535,7 @@
     <w:p>
       <w:pPr>
         <w:shd w:val="clear" w:color="auto" w:fill="EEF3FB"/>
-        <w:divId w:val="1163543589"/>
+        <w:divId w:val="1783960798"/>
         <w:rPr>
           <w:rFonts w:ascii="Calibri" w:eastAsia="Times New Roman" w:hAnsi="Calibri" w:cs="Calibri"/>
           <w:color w:val="1A1A1A"/>
@@ -4235,7 +4550,7 @@
           <w:sz w:val="22"/>
           <w:szCs w:val="22"/>
         </w:rPr>
-        <w:t>If you see "'swipl' is not recognized", SWI-Prolog is not on the PATH. See Troubleshooting (Section 12).</w:t>
+        <w:t>If you see "'swipl' is not recognized", SWI-Prolog is not on the PATH. See Troubleshooting (Section 15).</w:t>
       </w:r>
     </w:p>
     <w:p>
@@ -4245,7 +4560,7 @@
           <w:rFonts w:eastAsia="Times New Roman"/>
         </w:rPr>
       </w:pPr>
-      <w:bookmarkStart w:id="7" w:name="_Toc241529713"/>
+      <w:bookmarkStart w:id="7" w:name="_Toc241587665"/>
       <w:r>
         <w:rPr>
           <w:rFonts w:eastAsia="Times New Roman"/>
@@ -4261,7 +4576,7 @@
           <w:rFonts w:eastAsia="Times New Roman"/>
         </w:rPr>
       </w:pPr>
-      <w:bookmarkStart w:id="8" w:name="_Toc241529714"/>
+      <w:bookmarkStart w:id="8" w:name="_Toc241587666"/>
       <w:r>
         <w:rPr>
           <w:rFonts w:eastAsia="Times New Roman"/>
@@ -4608,7 +4923,7 @@
     <w:p>
       <w:pPr>
         <w:shd w:val="clear" w:color="auto" w:fill="EEF3FB"/>
-        <w:divId w:val="513694005"/>
+        <w:divId w:val="990326776"/>
         <w:rPr>
           <w:rFonts w:ascii="Calibri" w:eastAsia="Times New Roman" w:hAnsi="Calibri" w:cs="Calibri"/>
           <w:color w:val="1A1A1A"/>
@@ -4649,7 +4964,7 @@
     <w:p>
       <w:pPr>
         <w:shd w:val="clear" w:color="auto" w:fill="EEF3FB"/>
-        <w:divId w:val="1806192254"/>
+        <w:divId w:val="1571963516"/>
         <w:rPr>
           <w:rFonts w:ascii="Calibri" w:eastAsia="Times New Roman" w:hAnsi="Calibri" w:cs="Calibri"/>
           <w:color w:val="1A1A1A"/>
@@ -4690,7 +5005,7 @@
           <w:rFonts w:eastAsia="Times New Roman"/>
         </w:rPr>
       </w:pPr>
-      <w:bookmarkStart w:id="9" w:name="_Toc241529715"/>
+      <w:bookmarkStart w:id="9" w:name="_Toc241587667"/>
       <w:r>
         <w:rPr>
           <w:rFonts w:eastAsia="Times New Roman"/>
@@ -4786,7 +5101,7 @@
           <w:rFonts w:eastAsia="Times New Roman"/>
         </w:rPr>
       </w:pPr>
-      <w:bookmarkStart w:id="10" w:name="_Toc241529716"/>
+      <w:bookmarkStart w:id="10" w:name="_Toc241587668"/>
       <w:r>
         <w:rPr>
           <w:rFonts w:eastAsia="Times New Roman"/>
@@ -5101,8 +5416,8 @@
         </w:rPr>
         <w:drawing>
           <wp:inline distT="0" distB="0" distL="0" distR="0">
-            <wp:extent cx="5143500" cy="3228975"/>
-            <wp:effectExtent l="0" t="0" r="0" b="9525"/>
+            <wp:extent cx="5143500" cy="2990215"/>
+            <wp:effectExtent l="0" t="0" r="0" b="635"/>
             <wp:docPr id="3" name="Picture 3"/>
             <wp:cNvGraphicFramePr>
               <a:graphicFrameLocks xmlns:a="http://schemas.openxmlformats.org/drawingml/2006/main" noChangeAspect="1"/>
@@ -5132,7 +5447,7 @@
                   <pic:spPr bwMode="auto">
                     <a:xfrm>
                       <a:off x="0" y="0"/>
-                      <a:ext cx="5143500" cy="3228975"/>
+                      <a:ext cx="5143500" cy="2990215"/>
                     </a:xfrm>
                     <a:prstGeom prst="rect">
                       <a:avLst/>
@@ -5171,7 +5486,7 @@
           <w:rFonts w:eastAsia="Times New Roman"/>
         </w:rPr>
       </w:pPr>
-      <w:bookmarkStart w:id="11" w:name="_Toc241529717"/>
+      <w:bookmarkStart w:id="11" w:name="_Toc241587669"/>
       <w:r>
         <w:rPr>
           <w:rFonts w:eastAsia="Times New Roman"/>
@@ -5282,8 +5597,8 @@
         </w:rPr>
         <w:drawing>
           <wp:inline distT="0" distB="0" distL="0" distR="0">
-            <wp:extent cx="5143500" cy="5008880"/>
-            <wp:effectExtent l="0" t="0" r="0" b="1270"/>
+            <wp:extent cx="4954270" cy="6496050"/>
+            <wp:effectExtent l="0" t="0" r="0" b="0"/>
             <wp:docPr id="4" name="Picture 4"/>
             <wp:cNvGraphicFramePr>
               <a:graphicFrameLocks xmlns:a="http://schemas.openxmlformats.org/drawingml/2006/main" noChangeAspect="1"/>
@@ -5313,7 +5628,7 @@
                   <pic:spPr bwMode="auto">
                     <a:xfrm>
                       <a:off x="0" y="0"/>
-                      <a:ext cx="5143500" cy="5008880"/>
+                      <a:ext cx="4954270" cy="6496050"/>
                     </a:xfrm>
                     <a:prstGeom prst="rect">
                       <a:avLst/>
@@ -5342,7 +5657,7 @@
         <w:rPr>
           <w:rFonts w:ascii="Calibri" w:hAnsi="Calibri" w:cs="Calibri"/>
         </w:rPr>
-        <w:t>Figure 3. The input form</w:t>
+        <w:t>Figure 3. The input form: instrument readings, and picture choices for what you can see</w:t>
       </w:r>
     </w:p>
     <w:p>
@@ -5716,7 +6031,37 @@
                 <w:sz w:val="20"/>
                 <w:szCs w:val="20"/>
               </w:rPr>
-              <w:t>. Allowed range 1.3-3.0. Leave blank if the scale shows no edge (over the limit) or you have no refractometer.</w:t>
+              <w:t xml:space="preserve">. Allowed range 1.3-3.0. If the scale shows no shadow edge at all, tick </w:t>
+            </w:r>
+            <w:r>
+              <w:rPr>
+                <w:rFonts w:ascii="Calibri" w:eastAsia="Times New Roman" w:hAnsi="Calibri" w:cs="Calibri"/>
+                <w:b/>
+                <w:bCs/>
+                <w:color w:val="1A1A1A"/>
+                <w:sz w:val="20"/>
+                <w:szCs w:val="20"/>
+              </w:rPr>
+              <w:t>Over the limit (no reading)</w:t>
+            </w:r>
+            <w:r>
+              <w:rPr>
+                <w:rFonts w:ascii="Calibri" w:eastAsia="Times New Roman" w:hAnsi="Calibri" w:cs="Calibri"/>
+                <w:color w:val="1A1A1A"/>
+                <w:sz w:val="20"/>
+                <w:szCs w:val="20"/>
+              </w:rPr>
+              <w:t xml:space="preserve"> instead. Leave it </w:t>
+            </w:r>
+            <w:r>
+              <w:rPr>
+                <w:rFonts w:ascii="Calibri" w:eastAsia="Times New Roman" w:hAnsi="Calibri" w:cs="Calibri"/>
+                <w:color w:val="1A1A1A"/>
+                <w:sz w:val="20"/>
+                <w:szCs w:val="20"/>
+              </w:rPr>
+              <w:lastRenderedPageBreak/>
+              <w:t>blank if you have no refractometer.</w:t>
             </w:r>
           </w:p>
         </w:tc>
@@ -5756,6 +6101,7 @@
                 <w:sz w:val="20"/>
                 <w:szCs w:val="20"/>
               </w:rPr>
+              <w:lastRenderedPageBreak/>
               <w:t>Specific gravity (SG)</w:t>
             </w:r>
           </w:p>
@@ -6101,7 +6447,6 @@
                 <w:sz w:val="20"/>
                 <w:szCs w:val="20"/>
               </w:rPr>
-              <w:lastRenderedPageBreak/>
               <w:t>Colour</w:t>
             </w:r>
           </w:p>
@@ -6216,7 +6561,7 @@
                 <w:sz w:val="20"/>
                 <w:szCs w:val="20"/>
               </w:rPr>
-              <w:t>Choose the closest colour.</w:t>
+              <w:t>Click the swatch closest to your stone.</w:t>
             </w:r>
           </w:p>
         </w:tc>
@@ -6370,7 +6715,7 @@
                 <w:sz w:val="20"/>
                 <w:szCs w:val="20"/>
               </w:rPr>
-              <w:t xml:space="preserve">Choose </w:t>
+              <w:t xml:space="preserve">Click the picture that looks like your stone. Choose </w:t>
             </w:r>
             <w:r>
               <w:rPr>
@@ -6381,25 +6726,16 @@
                 <w:sz w:val="20"/>
                 <w:szCs w:val="20"/>
               </w:rPr>
-              <w:t>No special effect</w:t>
-            </w:r>
-            <w:r>
-              <w:rPr>
-                <w:rFonts w:ascii="Calibri" w:eastAsia="Times New Roman" w:hAnsi="Calibri" w:cs="Calibri"/>
-                <w:color w:val="1A1A1A"/>
-                <w:sz w:val="20"/>
-                <w:szCs w:val="20"/>
-              </w:rPr>
-              <w:t xml:space="preserve"> </w:t>
-            </w:r>
-            <w:r>
-              <w:rPr>
-                <w:rFonts w:ascii="Calibri" w:eastAsia="Times New Roman" w:hAnsi="Calibri" w:cs="Calibri"/>
-                <w:color w:val="1A1A1A"/>
-                <w:sz w:val="20"/>
-                <w:szCs w:val="20"/>
-              </w:rPr>
-              <w:t>if you looked and saw none.</w:t>
+              <w:t>None</w:t>
+            </w:r>
+            <w:r>
+              <w:rPr>
+                <w:rFonts w:ascii="Calibri" w:eastAsia="Times New Roman" w:hAnsi="Calibri" w:cs="Calibri"/>
+                <w:color w:val="1A1A1A"/>
+                <w:sz w:val="20"/>
+                <w:szCs w:val="20"/>
+              </w:rPr>
+              <w:t xml:space="preserve"> if you looked and saw no effect.</w:t>
             </w:r>
           </w:p>
         </w:tc>
@@ -6553,7 +6889,7 @@
                 <w:sz w:val="20"/>
                 <w:szCs w:val="20"/>
               </w:rPr>
-              <w:t xml:space="preserve">Choose the most obvious type. </w:t>
+              <w:t xml:space="preserve">Click the sketch closest to what you see. </w:t>
             </w:r>
             <w:r>
               <w:rPr>
@@ -6564,16 +6900,16 @@
                 <w:sz w:val="20"/>
                 <w:szCs w:val="20"/>
               </w:rPr>
-              <w:t>None visible</w:t>
-            </w:r>
-            <w:r>
-              <w:rPr>
-                <w:rFonts w:ascii="Calibri" w:eastAsia="Times New Roman" w:hAnsi="Calibri" w:cs="Calibri"/>
-                <w:color w:val="1A1A1A"/>
-                <w:sz w:val="20"/>
-                <w:szCs w:val="20"/>
-              </w:rPr>
-              <w:t xml:space="preserve"> means you looked and the stone is clean.</w:t>
+              <w:t>Clean</w:t>
+            </w:r>
+            <w:r>
+              <w:rPr>
+                <w:rFonts w:ascii="Calibri" w:eastAsia="Times New Roman" w:hAnsi="Calibri" w:cs="Calibri"/>
+                <w:color w:val="1A1A1A"/>
+                <w:sz w:val="20"/>
+                <w:szCs w:val="20"/>
+              </w:rPr>
+              <w:t xml:space="preserve"> means you looked and saw nothing inside.</w:t>
             </w:r>
           </w:p>
         </w:tc>
@@ -6596,7 +6932,7 @@
           <w:sz w:val="22"/>
           <w:szCs w:val="22"/>
         </w:rPr>
-        <w:t xml:space="preserve">Below the fields are three action panels: </w:t>
+        <w:t xml:space="preserve">Colour, optical effect and inclusions are chosen by clicking a </w:t>
       </w:r>
       <w:r>
         <w:rPr>
@@ -6607,16 +6943,16 @@
           <w:sz w:val="22"/>
           <w:szCs w:val="22"/>
         </w:rPr>
-        <w:t>Identify my stone</w:t>
-      </w:r>
-      <w:r>
-        <w:rPr>
-          <w:rFonts w:ascii="Calibri" w:hAnsi="Calibri" w:cs="Calibri"/>
-          <w:color w:val="1A1A1A"/>
-          <w:sz w:val="22"/>
-          <w:szCs w:val="22"/>
-        </w:rPr>
-        <w:t xml:space="preserve">, </w:t>
+        <w:t>picture tile</w:t>
+      </w:r>
+      <w:r>
+        <w:rPr>
+          <w:rFonts w:ascii="Calibri" w:hAnsi="Calibri" w:cs="Calibri"/>
+          <w:color w:val="1A1A1A"/>
+          <w:sz w:val="22"/>
+          <w:szCs w:val="22"/>
+        </w:rPr>
+        <w:t xml:space="preserve">; the chosen tile is outlined in blue. Leave the </w:t>
       </w:r>
       <w:r>
         <w:rPr>
@@ -6627,109 +6963,62 @@
           <w:sz w:val="22"/>
           <w:szCs w:val="22"/>
         </w:rPr>
-        <w:t>Check a claim</w:t>
-      </w:r>
-      <w:r>
-        <w:rPr>
-          <w:rFonts w:ascii="Calibri" w:hAnsi="Calibri" w:cs="Calibri"/>
-          <w:color w:val="1A1A1A"/>
-          <w:sz w:val="22"/>
-          <w:szCs w:val="22"/>
-        </w:rPr>
-        <w:t xml:space="preserve"> (choose a gem in the list, then </w:t>
-      </w:r>
-      <w:r>
-        <w:rPr>
-          <w:rFonts w:ascii="Calibri" w:hAnsi="Calibri" w:cs="Calibri"/>
-          <w:b/>
-          <w:bCs/>
-          <w:color w:val="1A1A1A"/>
-          <w:sz w:val="22"/>
-          <w:szCs w:val="22"/>
-        </w:rPr>
-        <w:t>Verify</w:t>
-      </w:r>
-      <w:r>
-        <w:rPr>
-          <w:rFonts w:ascii="Calibri" w:hAnsi="Calibri" w:cs="Calibri"/>
-          <w:color w:val="1A1A1A"/>
-          <w:sz w:val="22"/>
-          <w:szCs w:val="22"/>
-        </w:rPr>
-        <w:t xml:space="preserve">) and </w:t>
-      </w:r>
-      <w:r>
-        <w:rPr>
-          <w:rFonts w:ascii="Calibri" w:hAnsi="Calibri" w:cs="Calibri"/>
-          <w:b/>
-          <w:bCs/>
-          <w:color w:val="1A1A1A"/>
-          <w:sz w:val="22"/>
-          <w:szCs w:val="22"/>
-        </w:rPr>
-        <w:t>Ask me step by step</w:t>
-      </w:r>
-      <w:r>
-        <w:rPr>
-          <w:rFonts w:ascii="Calibri" w:hAnsi="Calibri" w:cs="Calibri"/>
-          <w:color w:val="1A1A1A"/>
-          <w:sz w:val="22"/>
-          <w:szCs w:val="22"/>
-        </w:rPr>
-        <w:t xml:space="preserve">. </w:t>
-      </w:r>
-      <w:r>
-        <w:rPr>
-          <w:rFonts w:ascii="Calibri" w:hAnsi="Calibri" w:cs="Calibri"/>
-          <w:b/>
-          <w:bCs/>
-          <w:color w:val="1A1A1A"/>
-          <w:sz w:val="22"/>
-          <w:szCs w:val="22"/>
-        </w:rPr>
-        <w:t>Clear the form</w:t>
-      </w:r>
-      <w:r>
-        <w:rPr>
-          <w:rFonts w:ascii="Calibri" w:hAnsi="Calibri" w:cs="Calibri"/>
-          <w:color w:val="1A1A1A"/>
-          <w:sz w:val="22"/>
-          <w:szCs w:val="22"/>
-        </w:rPr>
-        <w:t xml:space="preserve"> empties all fields.</w:t>
-      </w:r>
-    </w:p>
-    <w:p>
-      <w:pPr>
-        <w:pStyle w:val="Heading1"/>
+        <w:t>Not checked</w:t>
+      </w:r>
+      <w:r>
+        <w:rPr>
+          <w:rFonts w:ascii="Calibri" w:hAnsi="Calibri" w:cs="Calibri"/>
+          <w:color w:val="1A1A1A"/>
+          <w:sz w:val="22"/>
+          <w:szCs w:val="22"/>
+        </w:rPr>
+        <w:t xml:space="preserve"> </w:t>
+      </w:r>
+      <w:r>
+        <w:rPr>
+          <w:rFonts w:ascii="Calibri" w:hAnsi="Calibri" w:cs="Calibri"/>
+          <w:color w:val="1A1A1A"/>
+          <w:sz w:val="22"/>
+          <w:szCs w:val="22"/>
+        </w:rPr>
+        <w:t>tile selected if you did not look. Hover over a tile to see its full description.</w:t>
+      </w:r>
+    </w:p>
+    <w:p>
+      <w:pPr>
+        <w:pStyle w:val="Heading2"/>
         <w:rPr>
           <w:rFonts w:eastAsia="Times New Roman"/>
         </w:rPr>
       </w:pPr>
-      <w:bookmarkStart w:id="12" w:name="_Toc241529718"/>
+      <w:bookmarkStart w:id="12" w:name="_Toc241587670"/>
       <w:r>
         <w:rPr>
           <w:rFonts w:eastAsia="Times New Roman"/>
         </w:rPr>
-        <w:t>7. Identifying a stone</w:t>
+        <w:t>6.1 Instant checks on your readings</w:t>
       </w:r>
       <w:bookmarkEnd w:id="12"/>
     </w:p>
     <w:p>
       <w:pPr>
-        <w:pStyle w:val="Heading2"/>
-        <w:rPr>
-          <w:rFonts w:eastAsia="Times New Roman"/>
-        </w:rPr>
-      </w:pPr>
-      <w:bookmarkStart w:id="13" w:name="_Toc241529719"/>
-      <w:r>
-        <w:rPr>
-          <w:rFonts w:eastAsia="Times New Roman"/>
-        </w:rPr>
-        <w:t>7.1 Steps</w:t>
-      </w:r>
-      <w:bookmarkEnd w:id="13"/>
+        <w:pStyle w:val="NormalWeb"/>
+        <w:rPr>
+          <w:rFonts w:ascii="Calibri" w:hAnsi="Calibri" w:cs="Calibri"/>
+          <w:color w:val="1A1A1A"/>
+          <w:sz w:val="22"/>
+          <w:szCs w:val="22"/>
+        </w:rPr>
+      </w:pPr>
+      <w:r>
+        <w:rPr>
+          <w:rFonts w:ascii="Calibri" w:hAnsi="Calibri" w:cs="Calibri"/>
+          <w:color w:val="1A1A1A"/>
+          <w:sz w:val="22"/>
+          <w:szCs w:val="22"/>
+        </w:rPr>
+        <w:t>As soon as you type an RI or SG value, a short note appears under the box (Figure 4):</w:t>
+      </w:r>
     </w:p>
     <w:p>
       <w:pPr>
@@ -6748,11 +7037,22 @@
       <w:r>
         <w:rPr>
           <w:rFonts w:ascii="Calibri" w:eastAsia="Times New Roman" w:hAnsi="Calibri" w:cs="Calibri"/>
-          <w:color w:val="1A1A1A"/>
-          <w:sz w:val="22"/>
-          <w:szCs w:val="22"/>
-        </w:rPr>
-        <w:t>Fill in the fields you know (Section 6).</w:t>
+          <w:b/>
+          <w:bCs/>
+          <w:color w:val="1A1A1A"/>
+          <w:sz w:val="22"/>
+          <w:szCs w:val="22"/>
+        </w:rPr>
+        <w:t>Green "Fits: ..."</w:t>
+      </w:r>
+      <w:r>
+        <w:rPr>
+          <w:rFonts w:ascii="Calibri" w:eastAsia="Times New Roman" w:hAnsi="Calibri" w:cs="Calibri"/>
+          <w:color w:val="1A1A1A"/>
+          <w:sz w:val="22"/>
+          <w:szCs w:val="22"/>
+        </w:rPr>
+        <w:t xml:space="preserve"> lists the gems whose range includes your reading.</w:t>
       </w:r>
     </w:p>
     <w:p>
@@ -6772,22 +7072,13 @@
       <w:r>
         <w:rPr>
           <w:rFonts w:ascii="Calibri" w:eastAsia="Times New Roman" w:hAnsi="Calibri" w:cs="Calibri"/>
-          <w:color w:val="1A1A1A"/>
-          <w:sz w:val="22"/>
-          <w:szCs w:val="22"/>
-        </w:rPr>
-        <w:t xml:space="preserve">Press </w:t>
-      </w:r>
-      <w:r>
-        <w:rPr>
-          <w:rFonts w:ascii="Calibri" w:eastAsia="Times New Roman" w:hAnsi="Calibri" w:cs="Calibri"/>
           <w:b/>
           <w:bCs/>
           <w:color w:val="1A1A1A"/>
           <w:sz w:val="22"/>
           <w:szCs w:val="22"/>
         </w:rPr>
-        <w:t>Identify stone</w:t>
+        <w:t>Orange warning</w:t>
       </w:r>
       <w:r>
         <w:rPr>
@@ -6796,7 +7087,7 @@
           <w:sz w:val="22"/>
           <w:szCs w:val="22"/>
         </w:rPr>
-        <w:t>.</w:t>
+        <w:t>: the value is unusual (no gem in the system has it, or it is above what most refractometers can read). Check your measurement.</w:t>
       </w:r>
     </w:p>
     <w:p>
@@ -6816,28 +7107,63 @@
       <w:r>
         <w:rPr>
           <w:rFonts w:ascii="Calibri" w:eastAsia="Times New Roman" w:hAnsi="Calibri" w:cs="Calibri"/>
-          <w:color w:val="1A1A1A"/>
-          <w:sz w:val="22"/>
-          <w:szCs w:val="22"/>
-        </w:rPr>
-        <w:t>Read the result page (Figure 4).</w:t>
-      </w:r>
-    </w:p>
-    <w:p>
-      <w:pPr>
-        <w:pStyle w:val="Heading2"/>
-        <w:rPr>
-          <w:rFonts w:eastAsia="Times New Roman"/>
-        </w:rPr>
-      </w:pPr>
-      <w:bookmarkStart w:id="14" w:name="_Toc241529720"/>
-      <w:r>
-        <w:rPr>
-          <w:rFonts w:eastAsia="Times New Roman"/>
-        </w:rPr>
-        <w:t>7.2 Reading the result</w:t>
-      </w:r>
-      <w:bookmarkEnd w:id="14"/>
+          <w:b/>
+          <w:bCs/>
+          <w:color w:val="1A1A1A"/>
+          <w:sz w:val="22"/>
+          <w:szCs w:val="22"/>
+        </w:rPr>
+        <w:t>Red error</w:t>
+      </w:r>
+      <w:r>
+        <w:rPr>
+          <w:rFonts w:ascii="Calibri" w:eastAsia="Times New Roman" w:hAnsi="Calibri" w:cs="Calibri"/>
+          <w:color w:val="1A1A1A"/>
+          <w:sz w:val="22"/>
+          <w:szCs w:val="22"/>
+        </w:rPr>
+        <w:t>: the value is impossible (outside the allowed range). The form will not be sent until you correct it.</w:t>
+      </w:r>
+    </w:p>
+    <w:p>
+      <w:pPr>
+        <w:pStyle w:val="NormalWeb"/>
+        <w:rPr>
+          <w:rFonts w:ascii="Calibri" w:hAnsi="Calibri" w:cs="Calibri"/>
+          <w:color w:val="1A1A1A"/>
+          <w:sz w:val="22"/>
+          <w:szCs w:val="22"/>
+        </w:rPr>
+      </w:pPr>
+      <w:r>
+        <w:rPr>
+          <w:rFonts w:ascii="Calibri" w:hAnsi="Calibri" w:cs="Calibri"/>
+          <w:color w:val="1A1A1A"/>
+          <w:sz w:val="22"/>
+          <w:szCs w:val="22"/>
+        </w:rPr>
+        <w:t xml:space="preserve">Ticking </w:t>
+      </w:r>
+      <w:r>
+        <w:rPr>
+          <w:rFonts w:ascii="Calibri" w:hAnsi="Calibri" w:cs="Calibri"/>
+          <w:b/>
+          <w:bCs/>
+          <w:color w:val="1A1A1A"/>
+          <w:sz w:val="22"/>
+          <w:szCs w:val="22"/>
+        </w:rPr>
+        <w:t>Over the limit (no reading)</w:t>
+      </w:r>
+      <w:r>
+        <w:rPr>
+          <w:rFonts w:ascii="Calibri" w:hAnsi="Calibri" w:cs="Calibri"/>
+          <w:color w:val="1A1A1A"/>
+          <w:sz w:val="22"/>
+          <w:szCs w:val="22"/>
+        </w:rPr>
+        <w:t xml:space="preserve"> greys out the RI box and shows which gems read above the refractometer's limit (zircon, cubic zirconia and some garnets).</w:t>
+      </w:r>
     </w:p>
     <w:p>
       <w:pPr>
@@ -6858,10 +7184,11 @@
           <w:sz w:val="22"/>
           <w:szCs w:val="22"/>
         </w:rPr>
+        <w:lastRenderedPageBreak/>
         <w:drawing>
           <wp:inline distT="0" distB="0" distL="0" distR="0">
-            <wp:extent cx="4095750" cy="3590925"/>
-            <wp:effectExtent l="0" t="0" r="0" b="9525"/>
+            <wp:extent cx="5143500" cy="3190240"/>
+            <wp:effectExtent l="0" t="0" r="0" b="0"/>
             <wp:docPr id="5" name="Picture 5"/>
             <wp:cNvGraphicFramePr>
               <a:graphicFrameLocks xmlns:a="http://schemas.openxmlformats.org/drawingml/2006/main" noChangeAspect="1"/>
@@ -6891,7 +7218,7 @@
                   <pic:spPr bwMode="auto">
                     <a:xfrm>
                       <a:off x="0" y="0"/>
-                      <a:ext cx="4095750" cy="3590925"/>
+                      <a:ext cx="5143500" cy="3190240"/>
                     </a:xfrm>
                     <a:prstGeom prst="rect">
                       <a:avLst/>
@@ -6920,7 +7247,352 @@
         <w:rPr>
           <w:rFonts w:ascii="Calibri" w:hAnsi="Calibri" w:cs="Calibri"/>
         </w:rPr>
-        <w:t>Figure 4. Result for a natural blue sapphire</w:t>
+        <w:t>Figure 4. Readings checked as you type (top) and the "Over the limit" option (bottom)</w:t>
+      </w:r>
+    </w:p>
+    <w:p>
+      <w:pPr>
+        <w:pStyle w:val="NormalWeb"/>
+        <w:rPr>
+          <w:rFonts w:ascii="Calibri" w:hAnsi="Calibri" w:cs="Calibri"/>
+          <w:color w:val="1A1A1A"/>
+          <w:sz w:val="22"/>
+          <w:szCs w:val="22"/>
+        </w:rPr>
+      </w:pPr>
+      <w:r>
+        <w:rPr>
+          <w:rFonts w:ascii="Calibri" w:hAnsi="Calibri" w:cs="Calibri"/>
+          <w:color w:val="1A1A1A"/>
+          <w:sz w:val="22"/>
+          <w:szCs w:val="22"/>
+        </w:rPr>
+        <w:t xml:space="preserve">Below the fields are three action panels: </w:t>
+      </w:r>
+      <w:r>
+        <w:rPr>
+          <w:rFonts w:ascii="Calibri" w:hAnsi="Calibri" w:cs="Calibri"/>
+          <w:b/>
+          <w:bCs/>
+          <w:color w:val="1A1A1A"/>
+          <w:sz w:val="22"/>
+          <w:szCs w:val="22"/>
+        </w:rPr>
+        <w:t>Identify my stone</w:t>
+      </w:r>
+      <w:r>
+        <w:rPr>
+          <w:rFonts w:ascii="Calibri" w:hAnsi="Calibri" w:cs="Calibri"/>
+          <w:color w:val="1A1A1A"/>
+          <w:sz w:val="22"/>
+          <w:szCs w:val="22"/>
+        </w:rPr>
+        <w:t xml:space="preserve">, </w:t>
+      </w:r>
+      <w:r>
+        <w:rPr>
+          <w:rFonts w:ascii="Calibri" w:hAnsi="Calibri" w:cs="Calibri"/>
+          <w:b/>
+          <w:bCs/>
+          <w:color w:val="1A1A1A"/>
+          <w:sz w:val="22"/>
+          <w:szCs w:val="22"/>
+        </w:rPr>
+        <w:t>Check a claim</w:t>
+      </w:r>
+      <w:r>
+        <w:rPr>
+          <w:rFonts w:ascii="Calibri" w:hAnsi="Calibri" w:cs="Calibri"/>
+          <w:color w:val="1A1A1A"/>
+          <w:sz w:val="22"/>
+          <w:szCs w:val="22"/>
+        </w:rPr>
+        <w:t xml:space="preserve"> (choose a gem in the list, then </w:t>
+      </w:r>
+      <w:r>
+        <w:rPr>
+          <w:rFonts w:ascii="Calibri" w:hAnsi="Calibri" w:cs="Calibri"/>
+          <w:b/>
+          <w:bCs/>
+          <w:color w:val="1A1A1A"/>
+          <w:sz w:val="22"/>
+          <w:szCs w:val="22"/>
+        </w:rPr>
+        <w:t>Verify</w:t>
+      </w:r>
+      <w:r>
+        <w:rPr>
+          <w:rFonts w:ascii="Calibri" w:hAnsi="Calibri" w:cs="Calibri"/>
+          <w:color w:val="1A1A1A"/>
+          <w:sz w:val="22"/>
+          <w:szCs w:val="22"/>
+        </w:rPr>
+        <w:t xml:space="preserve">) and </w:t>
+      </w:r>
+      <w:r>
+        <w:rPr>
+          <w:rFonts w:ascii="Calibri" w:hAnsi="Calibri" w:cs="Calibri"/>
+          <w:b/>
+          <w:bCs/>
+          <w:color w:val="1A1A1A"/>
+          <w:sz w:val="22"/>
+          <w:szCs w:val="22"/>
+        </w:rPr>
+        <w:t>Ask me step by step</w:t>
+      </w:r>
+      <w:r>
+        <w:rPr>
+          <w:rFonts w:ascii="Calibri" w:hAnsi="Calibri" w:cs="Calibri"/>
+          <w:color w:val="1A1A1A"/>
+          <w:sz w:val="22"/>
+          <w:szCs w:val="22"/>
+        </w:rPr>
+        <w:t xml:space="preserve">. </w:t>
+      </w:r>
+      <w:r>
+        <w:rPr>
+          <w:rFonts w:ascii="Calibri" w:hAnsi="Calibri" w:cs="Calibri"/>
+          <w:b/>
+          <w:bCs/>
+          <w:color w:val="1A1A1A"/>
+          <w:sz w:val="22"/>
+          <w:szCs w:val="22"/>
+        </w:rPr>
+        <w:t>Clear the form</w:t>
+      </w:r>
+      <w:r>
+        <w:rPr>
+          <w:rFonts w:ascii="Calibri" w:hAnsi="Calibri" w:cs="Calibri"/>
+          <w:color w:val="1A1A1A"/>
+          <w:sz w:val="22"/>
+          <w:szCs w:val="22"/>
+        </w:rPr>
+        <w:t xml:space="preserve"> empties all fields.</w:t>
+      </w:r>
+    </w:p>
+    <w:p>
+      <w:pPr>
+        <w:pStyle w:val="Heading1"/>
+        <w:rPr>
+          <w:rFonts w:eastAsia="Times New Roman"/>
+        </w:rPr>
+      </w:pPr>
+      <w:bookmarkStart w:id="13" w:name="_Toc241587671"/>
+      <w:r>
+        <w:rPr>
+          <w:rFonts w:eastAsia="Times New Roman"/>
+        </w:rPr>
+        <w:t>7. Identifying a stone</w:t>
+      </w:r>
+      <w:bookmarkEnd w:id="13"/>
+    </w:p>
+    <w:p>
+      <w:pPr>
+        <w:pStyle w:val="Heading2"/>
+        <w:rPr>
+          <w:rFonts w:eastAsia="Times New Roman"/>
+        </w:rPr>
+      </w:pPr>
+      <w:bookmarkStart w:id="14" w:name="_Toc241587672"/>
+      <w:r>
+        <w:rPr>
+          <w:rFonts w:eastAsia="Times New Roman"/>
+        </w:rPr>
+        <w:t>7.1 Steps</w:t>
+      </w:r>
+      <w:bookmarkEnd w:id="14"/>
+    </w:p>
+    <w:p>
+      <w:pPr>
+        <w:numPr>
+          <w:ilvl w:val="0"/>
+          <w:numId w:val="8"/>
+        </w:numPr>
+        <w:spacing w:before="100" w:beforeAutospacing="1" w:after="60"/>
+        <w:rPr>
+          <w:rFonts w:ascii="Calibri" w:eastAsia="Times New Roman" w:hAnsi="Calibri" w:cs="Calibri"/>
+          <w:color w:val="1A1A1A"/>
+          <w:sz w:val="22"/>
+          <w:szCs w:val="22"/>
+        </w:rPr>
+      </w:pPr>
+      <w:r>
+        <w:rPr>
+          <w:rFonts w:ascii="Calibri" w:eastAsia="Times New Roman" w:hAnsi="Calibri" w:cs="Calibri"/>
+          <w:color w:val="1A1A1A"/>
+          <w:sz w:val="22"/>
+          <w:szCs w:val="22"/>
+        </w:rPr>
+        <w:t>Fill in the fields you know (Section 6).</w:t>
+      </w:r>
+    </w:p>
+    <w:p>
+      <w:pPr>
+        <w:numPr>
+          <w:ilvl w:val="0"/>
+          <w:numId w:val="8"/>
+        </w:numPr>
+        <w:spacing w:before="100" w:beforeAutospacing="1" w:after="60"/>
+        <w:rPr>
+          <w:rFonts w:ascii="Calibri" w:eastAsia="Times New Roman" w:hAnsi="Calibri" w:cs="Calibri"/>
+          <w:color w:val="1A1A1A"/>
+          <w:sz w:val="22"/>
+          <w:szCs w:val="22"/>
+        </w:rPr>
+      </w:pPr>
+      <w:r>
+        <w:rPr>
+          <w:rFonts w:ascii="Calibri" w:eastAsia="Times New Roman" w:hAnsi="Calibri" w:cs="Calibri"/>
+          <w:color w:val="1A1A1A"/>
+          <w:sz w:val="22"/>
+          <w:szCs w:val="22"/>
+        </w:rPr>
+        <w:t xml:space="preserve">Press </w:t>
+      </w:r>
+      <w:r>
+        <w:rPr>
+          <w:rFonts w:ascii="Calibri" w:eastAsia="Times New Roman" w:hAnsi="Calibri" w:cs="Calibri"/>
+          <w:b/>
+          <w:bCs/>
+          <w:color w:val="1A1A1A"/>
+          <w:sz w:val="22"/>
+          <w:szCs w:val="22"/>
+        </w:rPr>
+        <w:t>Identify stone</w:t>
+      </w:r>
+      <w:r>
+        <w:rPr>
+          <w:rFonts w:ascii="Calibri" w:eastAsia="Times New Roman" w:hAnsi="Calibri" w:cs="Calibri"/>
+          <w:color w:val="1A1A1A"/>
+          <w:sz w:val="22"/>
+          <w:szCs w:val="22"/>
+        </w:rPr>
+        <w:t>.</w:t>
+      </w:r>
+    </w:p>
+    <w:p>
+      <w:pPr>
+        <w:numPr>
+          <w:ilvl w:val="0"/>
+          <w:numId w:val="8"/>
+        </w:numPr>
+        <w:spacing w:before="100" w:beforeAutospacing="1" w:after="60"/>
+        <w:rPr>
+          <w:rFonts w:ascii="Calibri" w:eastAsia="Times New Roman" w:hAnsi="Calibri" w:cs="Calibri"/>
+          <w:color w:val="1A1A1A"/>
+          <w:sz w:val="22"/>
+          <w:szCs w:val="22"/>
+        </w:rPr>
+      </w:pPr>
+      <w:r>
+        <w:rPr>
+          <w:rFonts w:ascii="Calibri" w:eastAsia="Times New Roman" w:hAnsi="Calibri" w:cs="Calibri"/>
+          <w:color w:val="1A1A1A"/>
+          <w:sz w:val="22"/>
+          <w:szCs w:val="22"/>
+        </w:rPr>
+        <w:t>Read the result page (Figure 5).</w:t>
+      </w:r>
+    </w:p>
+    <w:p>
+      <w:pPr>
+        <w:pStyle w:val="Heading2"/>
+        <w:rPr>
+          <w:rFonts w:eastAsia="Times New Roman"/>
+        </w:rPr>
+      </w:pPr>
+      <w:bookmarkStart w:id="15" w:name="_Toc241587673"/>
+      <w:r>
+        <w:rPr>
+          <w:rFonts w:eastAsia="Times New Roman"/>
+        </w:rPr>
+        <w:t>7.2 Reading the result</w:t>
+      </w:r>
+      <w:bookmarkEnd w:id="15"/>
+    </w:p>
+    <w:p>
+      <w:pPr>
+        <w:pStyle w:val="fig"/>
+        <w:spacing w:before="0" w:beforeAutospacing="0"/>
+        <w:rPr>
+          <w:rFonts w:ascii="Calibri" w:hAnsi="Calibri" w:cs="Calibri"/>
+          <w:color w:val="1A1A1A"/>
+          <w:sz w:val="22"/>
+          <w:szCs w:val="22"/>
+        </w:rPr>
+      </w:pPr>
+      <w:r>
+        <w:rPr>
+          <w:rFonts w:ascii="Calibri" w:hAnsi="Calibri" w:cs="Calibri"/>
+          <w:noProof/>
+          <w:color w:val="1A1A1A"/>
+          <w:sz w:val="22"/>
+          <w:szCs w:val="22"/>
+        </w:rPr>
+        <w:lastRenderedPageBreak/>
+        <w:drawing>
+          <wp:inline distT="0" distB="0" distL="0" distR="0">
+            <wp:extent cx="4095750" cy="3286125"/>
+            <wp:effectExtent l="0" t="0" r="0" b="9525"/>
+            <wp:docPr id="6" name="Picture 6"/>
+            <wp:cNvGraphicFramePr>
+              <a:graphicFrameLocks xmlns:a="http://schemas.openxmlformats.org/drawingml/2006/main" noChangeAspect="1"/>
+            </wp:cNvGraphicFramePr>
+            <a:graphic xmlns:a="http://schemas.openxmlformats.org/drawingml/2006/main">
+              <a:graphicData uri="http://schemas.openxmlformats.org/drawingml/2006/picture">
+                <pic:pic xmlns:pic="http://schemas.openxmlformats.org/drawingml/2006/picture">
+                  <pic:nvPicPr>
+                    <pic:cNvPr id="0" name="Picture 6"/>
+                    <pic:cNvPicPr>
+                      <a:picLocks noChangeAspect="1" noChangeArrowheads="1"/>
+                    </pic:cNvPicPr>
+                  </pic:nvPicPr>
+                  <pic:blipFill>
+                    <a:blip r:embed="rId12">
+                      <a:extLst>
+                        <a:ext uri="{28A0092B-C50C-407E-A947-70E740481C1C}">
+                          <a14:useLocalDpi xmlns:a14="http://schemas.microsoft.com/office/drawing/2010/main" val="0"/>
+                        </a:ext>
+                      </a:extLst>
+                    </a:blip>
+                    <a:srcRect/>
+                    <a:stretch>
+                      <a:fillRect/>
+                    </a:stretch>
+                  </pic:blipFill>
+                  <pic:spPr bwMode="auto">
+                    <a:xfrm>
+                      <a:off x="0" y="0"/>
+                      <a:ext cx="4095750" cy="3286125"/>
+                    </a:xfrm>
+                    <a:prstGeom prst="rect">
+                      <a:avLst/>
+                    </a:prstGeom>
+                    <a:noFill/>
+                    <a:ln>
+                      <a:noFill/>
+                    </a:ln>
+                  </pic:spPr>
+                </pic:pic>
+              </a:graphicData>
+            </a:graphic>
+          </wp:inline>
+        </w:drawing>
+      </w:r>
+    </w:p>
+    <w:p>
+      <w:pPr>
+        <w:pStyle w:val="caption"/>
+        <w:spacing w:before="0" w:beforeAutospacing="0"/>
+        <w:rPr>
+          <w:rFonts w:ascii="Calibri" w:hAnsi="Calibri" w:cs="Calibri"/>
+        </w:rPr>
+      </w:pPr>
+      <w:r>
+        <w:rPr>
+          <w:rFonts w:ascii="Calibri" w:hAnsi="Calibri" w:cs="Calibri"/>
+        </w:rPr>
+        <w:t>Figure 5. Result for a natural blue sapphire, with the certainty scale opened</w:t>
       </w:r>
     </w:p>
     <w:p>
@@ -6992,7 +7664,6 @@
                 <w:sz w:val="20"/>
                 <w:szCs w:val="20"/>
               </w:rPr>
-              <w:lastRenderedPageBreak/>
               <w:t>Part</w:t>
             </w:r>
           </w:p>
@@ -7243,16 +7914,7 @@
                 <w:sz w:val="20"/>
                 <w:szCs w:val="20"/>
               </w:rPr>
-              <w:t xml:space="preserve"> </w:t>
-            </w:r>
-            <w:r>
-              <w:rPr>
-                <w:rFonts w:ascii="Calibri" w:eastAsia="Times New Roman" w:hAnsi="Calibri" w:cs="Calibri"/>
-                <w:color w:val="1A1A1A"/>
-                <w:sz w:val="20"/>
-                <w:szCs w:val="20"/>
-              </w:rPr>
-              <w:t xml:space="preserve">(amber): data is incomplete or fits more than one gem. </w:t>
+              <w:t xml:space="preserve"> (amber): data is incomplete or fits more than one gem. </w:t>
             </w:r>
             <w:r>
               <w:rPr>
@@ -7350,7 +8012,127 @@
                 <w:sz w:val="20"/>
                 <w:szCs w:val="20"/>
               </w:rPr>
-              <w:t>How strongly the expert rules believe the conclusion, from 0% to 100%.</w:t>
+              <w:t xml:space="preserve">How strongly the expert rules believe the conclusion, with a word that explains it: </w:t>
+            </w:r>
+            <w:r>
+              <w:rPr>
+                <w:rFonts w:ascii="Calibri" w:eastAsia="Times New Roman" w:hAnsi="Calibri" w:cs="Calibri"/>
+                <w:b/>
+                <w:bCs/>
+                <w:color w:val="1A1A1A"/>
+                <w:sz w:val="20"/>
+                <w:szCs w:val="20"/>
+              </w:rPr>
+              <w:t>very likely</w:t>
+            </w:r>
+            <w:r>
+              <w:rPr>
+                <w:rFonts w:ascii="Calibri" w:eastAsia="Times New Roman" w:hAnsi="Calibri" w:cs="Calibri"/>
+                <w:color w:val="1A1A1A"/>
+                <w:sz w:val="20"/>
+                <w:szCs w:val="20"/>
+              </w:rPr>
+              <w:t xml:space="preserve"> (80-100%), </w:t>
+            </w:r>
+            <w:r>
+              <w:rPr>
+                <w:rFonts w:ascii="Calibri" w:eastAsia="Times New Roman" w:hAnsi="Calibri" w:cs="Calibri"/>
+                <w:b/>
+                <w:bCs/>
+                <w:color w:val="1A1A1A"/>
+                <w:sz w:val="20"/>
+                <w:szCs w:val="20"/>
+              </w:rPr>
+              <w:t>likely</w:t>
+            </w:r>
+            <w:r>
+              <w:rPr>
+                <w:rFonts w:ascii="Calibri" w:eastAsia="Times New Roman" w:hAnsi="Calibri" w:cs="Calibri"/>
+                <w:color w:val="1A1A1A"/>
+                <w:sz w:val="20"/>
+                <w:szCs w:val="20"/>
+              </w:rPr>
+              <w:t xml:space="preserve"> (60-79%), </w:t>
+            </w:r>
+            <w:r>
+              <w:rPr>
+                <w:rFonts w:ascii="Calibri" w:eastAsia="Times New Roman" w:hAnsi="Calibri" w:cs="Calibri"/>
+                <w:b/>
+                <w:bCs/>
+                <w:color w:val="1A1A1A"/>
+                <w:sz w:val="20"/>
+                <w:szCs w:val="20"/>
+              </w:rPr>
+              <w:t>possible</w:t>
+            </w:r>
+            <w:r>
+              <w:rPr>
+                <w:rFonts w:ascii="Calibri" w:eastAsia="Times New Roman" w:hAnsi="Calibri" w:cs="Calibri"/>
+                <w:color w:val="1A1A1A"/>
+                <w:sz w:val="20"/>
+                <w:szCs w:val="20"/>
+              </w:rPr>
+              <w:t xml:space="preserve"> (40-59%), </w:t>
+            </w:r>
+            <w:r>
+              <w:rPr>
+                <w:rFonts w:ascii="Calibri" w:eastAsia="Times New Roman" w:hAnsi="Calibri" w:cs="Calibri"/>
+                <w:b/>
+                <w:bCs/>
+                <w:color w:val="1A1A1A"/>
+                <w:sz w:val="20"/>
+                <w:szCs w:val="20"/>
+              </w:rPr>
+              <w:t>weak evidence</w:t>
+            </w:r>
+            <w:r>
+              <w:rPr>
+                <w:rFonts w:ascii="Calibri" w:eastAsia="Times New Roman" w:hAnsi="Calibri" w:cs="Calibri"/>
+                <w:color w:val="1A1A1A"/>
+                <w:sz w:val="20"/>
+                <w:szCs w:val="20"/>
+              </w:rPr>
+              <w:t xml:space="preserve"> (20-39%), </w:t>
+            </w:r>
+            <w:r>
+              <w:rPr>
+                <w:rFonts w:ascii="Calibri" w:eastAsia="Times New Roman" w:hAnsi="Calibri" w:cs="Calibri"/>
+                <w:b/>
+                <w:bCs/>
+                <w:color w:val="1A1A1A"/>
+                <w:sz w:val="20"/>
+                <w:szCs w:val="20"/>
+              </w:rPr>
+              <w:t>very weak</w:t>
+            </w:r>
+            <w:r>
+              <w:rPr>
+                <w:rFonts w:ascii="Calibri" w:eastAsia="Times New Roman" w:hAnsi="Calibri" w:cs="Calibri"/>
+                <w:color w:val="1A1A1A"/>
+                <w:sz w:val="20"/>
+                <w:szCs w:val="20"/>
+              </w:rPr>
+              <w:t xml:space="preserve"> (below 20%). Click </w:t>
+            </w:r>
+            <w:r>
+              <w:rPr>
+                <w:rFonts w:ascii="Calibri" w:eastAsia="Times New Roman" w:hAnsi="Calibri" w:cs="Calibri"/>
+                <w:b/>
+                <w:bCs/>
+                <w:color w:val="1A1A1A"/>
+                <w:sz w:val="20"/>
+                <w:szCs w:val="20"/>
+              </w:rPr>
+              <w:t>What does this percentage mean?</w:t>
+            </w:r>
+            <w:r>
+              <w:rPr>
+                <w:rFonts w:ascii="Calibri" w:eastAsia="Times New Roman" w:hAnsi="Calibri" w:cs="Calibri"/>
+                <w:color w:val="1A1A1A"/>
+                <w:sz w:val="20"/>
+                <w:szCs w:val="20"/>
+              </w:rPr>
+              <w:t xml:space="preserve"> to see the scale. It is a certainty factor, not a statistical probability.</w:t>
             </w:r>
           </w:p>
         </w:tc>
@@ -8067,6 +8849,7 @@
                 <w:sz w:val="20"/>
                 <w:szCs w:val="20"/>
               </w:rPr>
+              <w:lastRenderedPageBreak/>
               <w:t>Buttons</w:t>
             </w:r>
           </w:p>
@@ -8116,16 +8899,7 @@
                 <w:sz w:val="20"/>
                 <w:szCs w:val="20"/>
               </w:rPr>
-              <w:t xml:space="preserve"> </w:t>
-            </w:r>
-            <w:r>
-              <w:rPr>
-                <w:rFonts w:ascii="Calibri" w:eastAsia="Times New Roman" w:hAnsi="Calibri" w:cs="Calibri"/>
-                <w:color w:val="1A1A1A"/>
-                <w:sz w:val="20"/>
-                <w:szCs w:val="20"/>
-              </w:rPr>
-              <w:t xml:space="preserve">returns to the form with your values filled in; </w:t>
+              <w:t xml:space="preserve"> returns to the form with your values filled in; </w:t>
             </w:r>
             <w:r>
               <w:rPr>
@@ -8136,6 +8910,26 @@
                 <w:sz w:val="20"/>
                 <w:szCs w:val="20"/>
               </w:rPr>
+              <w:t>Print / Save as PDF</w:t>
+            </w:r>
+            <w:r>
+              <w:rPr>
+                <w:rFonts w:ascii="Calibri" w:eastAsia="Times New Roman" w:hAnsi="Calibri" w:cs="Calibri"/>
+                <w:color w:val="1A1A1A"/>
+                <w:sz w:val="20"/>
+                <w:szCs w:val="20"/>
+              </w:rPr>
+              <w:t xml:space="preserve"> prints the result (Section 12); </w:t>
+            </w:r>
+            <w:r>
+              <w:rPr>
+                <w:rFonts w:ascii="Calibri" w:eastAsia="Times New Roman" w:hAnsi="Calibri" w:cs="Calibri"/>
+                <w:b/>
+                <w:bCs/>
+                <w:color w:val="1A1A1A"/>
+                <w:sz w:val="20"/>
+                <w:szCs w:val="20"/>
+              </w:rPr>
               <w:t>Start a new stone</w:t>
             </w:r>
             <w:r>
@@ -8145,7 +8939,7 @@
                 <w:sz w:val="20"/>
                 <w:szCs w:val="20"/>
               </w:rPr>
-              <w:t xml:space="preserve"> clears it.</w:t>
+              <w:t xml:space="preserve"> clears the form.</w:t>
             </w:r>
           </w:p>
         </w:tc>
@@ -8158,14 +8952,14 @@
           <w:rFonts w:eastAsia="Times New Roman"/>
         </w:rPr>
       </w:pPr>
-      <w:bookmarkStart w:id="15" w:name="_Toc241529721"/>
+      <w:bookmarkStart w:id="16" w:name="_Toc241587674"/>
       <w:r>
         <w:rPr>
           <w:rFonts w:eastAsia="Times New Roman"/>
         </w:rPr>
         <w:t>7.3 Using the reasoning diagram</w:t>
       </w:r>
-      <w:bookmarkEnd w:id="15"/>
+      <w:bookmarkEnd w:id="16"/>
     </w:p>
     <w:p>
       <w:pPr>
@@ -8186,12 +8980,11 @@
           <w:sz w:val="22"/>
           <w:szCs w:val="22"/>
         </w:rPr>
-        <w:lastRenderedPageBreak/>
         <w:drawing>
           <wp:inline distT="0" distB="0" distL="0" distR="0">
-            <wp:extent cx="4095750" cy="4161155"/>
+            <wp:extent cx="4095750" cy="4268470"/>
             <wp:effectExtent l="0" t="0" r="0" b="0"/>
-            <wp:docPr id="6" name="Picture 6"/>
+            <wp:docPr id="7" name="Picture 7"/>
             <wp:cNvGraphicFramePr>
               <a:graphicFrameLocks xmlns:a="http://schemas.openxmlformats.org/drawingml/2006/main" noChangeAspect="1"/>
             </wp:cNvGraphicFramePr>
@@ -8199,13 +8992,13 @@
               <a:graphicData uri="http://schemas.openxmlformats.org/drawingml/2006/picture">
                 <pic:pic xmlns:pic="http://schemas.openxmlformats.org/drawingml/2006/picture">
                   <pic:nvPicPr>
-                    <pic:cNvPr id="0" name="Picture 6"/>
+                    <pic:cNvPr id="0" name="Picture 7"/>
                     <pic:cNvPicPr>
                       <a:picLocks noChangeAspect="1" noChangeArrowheads="1"/>
                     </pic:cNvPicPr>
                   </pic:nvPicPr>
                   <pic:blipFill>
-                    <a:blip r:embed="rId12">
+                    <a:blip r:embed="rId13">
                       <a:extLst>
                         <a:ext uri="{28A0092B-C50C-407E-A947-70E740481C1C}">
                           <a14:useLocalDpi xmlns:a14="http://schemas.microsoft.com/office/drawing/2010/main" val="0"/>
@@ -8220,7 +9013,7 @@
                   <pic:spPr bwMode="auto">
                     <a:xfrm>
                       <a:off x="0" y="0"/>
-                      <a:ext cx="4095750" cy="4161155"/>
+                      <a:ext cx="4095750" cy="4268470"/>
                     </a:xfrm>
                     <a:prstGeom prst="rect">
                       <a:avLst/>
@@ -8249,7 +9042,7 @@
         <w:rPr>
           <w:rFonts w:ascii="Calibri" w:hAnsi="Calibri" w:cs="Calibri"/>
         </w:rPr>
-        <w:t>Figure 5. Forward-chaining diagram</w:t>
+        <w:t>Figure 6. Forward-chaining diagram</w:t>
       </w:r>
     </w:p>
     <w:p>
@@ -8271,317 +9064,6 @@
         </w:rPr>
         <w:t>Your inputs are the blue boxes at the top. Each dark oval is a rule; its gold number shows the order in which it fired. Arrows show which facts made the rule fire and which new fact it added. Use the buttons:</w:t>
       </w:r>
-    </w:p>
-    <w:p>
-      <w:pPr>
-        <w:numPr>
-          <w:ilvl w:val="0"/>
-          <w:numId w:val="8"/>
-        </w:numPr>
-        <w:spacing w:before="100" w:beforeAutospacing="1" w:after="60"/>
-        <w:rPr>
-          <w:rFonts w:ascii="Calibri" w:eastAsia="Times New Roman" w:hAnsi="Calibri" w:cs="Calibri"/>
-          <w:color w:val="1A1A1A"/>
-          <w:sz w:val="22"/>
-          <w:szCs w:val="22"/>
-        </w:rPr>
-      </w:pPr>
-      <w:r>
-        <w:rPr>
-          <w:rFonts w:ascii="Calibri" w:eastAsia="Times New Roman" w:hAnsi="Calibri" w:cs="Calibri"/>
-          <w:b/>
-          <w:bCs/>
-          <w:color w:val="1A1A1A"/>
-          <w:sz w:val="22"/>
-          <w:szCs w:val="22"/>
-        </w:rPr>
-        <w:t>Play step by step</w:t>
-      </w:r>
-      <w:r>
-        <w:rPr>
-          <w:rFonts w:ascii="Calibri" w:eastAsia="Times New Roman" w:hAnsi="Calibri" w:cs="Calibri"/>
-          <w:color w:val="1A1A1A"/>
-          <w:sz w:val="22"/>
-          <w:szCs w:val="22"/>
-        </w:rPr>
-        <w:t>: replays the reasoning automatically, one rule at a time, with a caption explaining each step.</w:t>
-      </w:r>
-    </w:p>
-    <w:p>
-      <w:pPr>
-        <w:numPr>
-          <w:ilvl w:val="0"/>
-          <w:numId w:val="8"/>
-        </w:numPr>
-        <w:spacing w:before="100" w:beforeAutospacing="1" w:after="60"/>
-        <w:rPr>
-          <w:rFonts w:ascii="Calibri" w:eastAsia="Times New Roman" w:hAnsi="Calibri" w:cs="Calibri"/>
-          <w:color w:val="1A1A1A"/>
-          <w:sz w:val="22"/>
-          <w:szCs w:val="22"/>
-        </w:rPr>
-      </w:pPr>
-      <w:r>
-        <w:rPr>
-          <w:rFonts w:ascii="Calibri" w:eastAsia="Times New Roman" w:hAnsi="Calibri" w:cs="Calibri"/>
-          <w:b/>
-          <w:bCs/>
-          <w:color w:val="1A1A1A"/>
-          <w:sz w:val="22"/>
-          <w:szCs w:val="22"/>
-        </w:rPr>
-        <w:t>Back</w:t>
-      </w:r>
-      <w:r>
-        <w:rPr>
-          <w:rFonts w:ascii="Calibri" w:eastAsia="Times New Roman" w:hAnsi="Calibri" w:cs="Calibri"/>
-          <w:color w:val="1A1A1A"/>
-          <w:sz w:val="22"/>
-          <w:szCs w:val="22"/>
-        </w:rPr>
-        <w:t xml:space="preserve"> / </w:t>
-      </w:r>
-      <w:r>
-        <w:rPr>
-          <w:rFonts w:ascii="Calibri" w:eastAsia="Times New Roman" w:hAnsi="Calibri" w:cs="Calibri"/>
-          <w:b/>
-          <w:bCs/>
-          <w:color w:val="1A1A1A"/>
-          <w:sz w:val="22"/>
-          <w:szCs w:val="22"/>
-        </w:rPr>
-        <w:t>Next</w:t>
-      </w:r>
-      <w:r>
-        <w:rPr>
-          <w:rFonts w:ascii="Calibri" w:eastAsia="Times New Roman" w:hAnsi="Calibri" w:cs="Calibri"/>
-          <w:color w:val="1A1A1A"/>
-          <w:sz w:val="22"/>
-          <w:szCs w:val="22"/>
-        </w:rPr>
-        <w:t>: move one step at a time yourself.</w:t>
-      </w:r>
-    </w:p>
-    <w:p>
-      <w:pPr>
-        <w:numPr>
-          <w:ilvl w:val="0"/>
-          <w:numId w:val="8"/>
-        </w:numPr>
-        <w:spacing w:before="100" w:beforeAutospacing="1" w:after="60"/>
-        <w:rPr>
-          <w:rFonts w:ascii="Calibri" w:eastAsia="Times New Roman" w:hAnsi="Calibri" w:cs="Calibri"/>
-          <w:color w:val="1A1A1A"/>
-          <w:sz w:val="22"/>
-          <w:szCs w:val="22"/>
-        </w:rPr>
-      </w:pPr>
-      <w:r>
-        <w:rPr>
-          <w:rFonts w:ascii="Calibri" w:eastAsia="Times New Roman" w:hAnsi="Calibri" w:cs="Calibri"/>
-          <w:b/>
-          <w:bCs/>
-          <w:color w:val="1A1A1A"/>
-          <w:sz w:val="22"/>
-          <w:szCs w:val="22"/>
-        </w:rPr>
-        <w:t>Show all</w:t>
-      </w:r>
-      <w:r>
-        <w:rPr>
-          <w:rFonts w:ascii="Calibri" w:eastAsia="Times New Roman" w:hAnsi="Calibri" w:cs="Calibri"/>
-          <w:color w:val="1A1A1A"/>
-          <w:sz w:val="22"/>
-          <w:szCs w:val="22"/>
-        </w:rPr>
-        <w:t>: shows the complete diagram again.</w:t>
-      </w:r>
-    </w:p>
-    <w:p>
-      <w:pPr>
-        <w:pStyle w:val="NormalWeb"/>
-        <w:rPr>
-          <w:rFonts w:ascii="Calibri" w:hAnsi="Calibri" w:cs="Calibri"/>
-          <w:color w:val="1A1A1A"/>
-          <w:sz w:val="22"/>
-          <w:szCs w:val="22"/>
-        </w:rPr>
-      </w:pPr>
-      <w:r>
-        <w:rPr>
-          <w:rFonts w:ascii="Calibri" w:hAnsi="Calibri" w:cs="Calibri"/>
-          <w:color w:val="1A1A1A"/>
-          <w:sz w:val="22"/>
-          <w:szCs w:val="22"/>
-        </w:rPr>
-        <w:t>Hover the mouse over any box to see its full details.</w:t>
-      </w:r>
-    </w:p>
-    <w:p>
-      <w:pPr>
-        <w:pStyle w:val="Heading2"/>
-        <w:rPr>
-          <w:rFonts w:eastAsia="Times New Roman"/>
-        </w:rPr>
-      </w:pPr>
-      <w:bookmarkStart w:id="16" w:name="_Toc241529722"/>
-      <w:r>
-        <w:rPr>
-          <w:rFonts w:eastAsia="Times New Roman"/>
-        </w:rPr>
-        <w:t>7.4 When some data is missing</w:t>
-      </w:r>
-      <w:bookmarkEnd w:id="16"/>
-    </w:p>
-    <w:p>
-      <w:pPr>
-        <w:pStyle w:val="NormalWeb"/>
-        <w:rPr>
-          <w:rFonts w:ascii="Calibri" w:hAnsi="Calibri" w:cs="Calibri"/>
-          <w:color w:val="1A1A1A"/>
-          <w:sz w:val="22"/>
-          <w:szCs w:val="22"/>
-        </w:rPr>
-      </w:pPr>
-      <w:r>
-        <w:rPr>
-          <w:rFonts w:ascii="Calibri" w:hAnsi="Calibri" w:cs="Calibri"/>
-          <w:color w:val="1A1A1A"/>
-          <w:sz w:val="22"/>
-          <w:szCs w:val="22"/>
-        </w:rPr>
-        <w:t xml:space="preserve">If you leave out the RI, SG or optic character, the system cannot confirm a species. Instead it lists </w:t>
-      </w:r>
-      <w:r>
-        <w:rPr>
-          <w:rFonts w:ascii="Calibri" w:hAnsi="Calibri" w:cs="Calibri"/>
-          <w:b/>
-          <w:bCs/>
-          <w:color w:val="1A1A1A"/>
-          <w:sz w:val="22"/>
-          <w:szCs w:val="22"/>
-        </w:rPr>
-        <w:t>Ranked possibilities</w:t>
-      </w:r>
-      <w:r>
-        <w:rPr>
-          <w:rFonts w:ascii="Calibri" w:hAnsi="Calibri" w:cs="Calibri"/>
-          <w:color w:val="1A1A1A"/>
-          <w:sz w:val="22"/>
-          <w:szCs w:val="22"/>
-        </w:rPr>
-        <w:t xml:space="preserve"> </w:t>
-      </w:r>
-      <w:r>
-        <w:rPr>
-          <w:rFonts w:ascii="Calibri" w:hAnsi="Calibri" w:cs="Calibri"/>
-          <w:color w:val="1A1A1A"/>
-          <w:sz w:val="22"/>
-          <w:szCs w:val="22"/>
-        </w:rPr>
-        <w:t>(Figure 6): every gem consistent with what you entered, ordered by certainty, with the evidence for each. Measure the missing properties to narrow the list.</w:t>
-      </w:r>
-    </w:p>
-    <w:p>
-      <w:pPr>
-        <w:pStyle w:val="fig"/>
-        <w:spacing w:before="0" w:beforeAutospacing="0"/>
-        <w:rPr>
-          <w:rFonts w:ascii="Calibri" w:hAnsi="Calibri" w:cs="Calibri"/>
-          <w:color w:val="1A1A1A"/>
-          <w:sz w:val="22"/>
-          <w:szCs w:val="22"/>
-        </w:rPr>
-      </w:pPr>
-      <w:r>
-        <w:rPr>
-          <w:rFonts w:ascii="Calibri" w:hAnsi="Calibri" w:cs="Calibri"/>
-          <w:noProof/>
-          <w:color w:val="1A1A1A"/>
-          <w:sz w:val="22"/>
-          <w:szCs w:val="22"/>
-        </w:rPr>
-        <w:lastRenderedPageBreak/>
-        <w:drawing>
-          <wp:inline distT="0" distB="0" distL="0" distR="0">
-            <wp:extent cx="3618230" cy="6172200"/>
-            <wp:effectExtent l="0" t="0" r="1270" b="0"/>
-            <wp:docPr id="7" name="Picture 7"/>
-            <wp:cNvGraphicFramePr>
-              <a:graphicFrameLocks xmlns:a="http://schemas.openxmlformats.org/drawingml/2006/main" noChangeAspect="1"/>
-            </wp:cNvGraphicFramePr>
-            <a:graphic xmlns:a="http://schemas.openxmlformats.org/drawingml/2006/main">
-              <a:graphicData uri="http://schemas.openxmlformats.org/drawingml/2006/picture">
-                <pic:pic xmlns:pic="http://schemas.openxmlformats.org/drawingml/2006/picture">
-                  <pic:nvPicPr>
-                    <pic:cNvPr id="0" name="Picture 7"/>
-                    <pic:cNvPicPr>
-                      <a:picLocks noChangeAspect="1" noChangeArrowheads="1"/>
-                    </pic:cNvPicPr>
-                  </pic:nvPicPr>
-                  <pic:blipFill>
-                    <a:blip r:embed="rId13" cstate="print">
-                      <a:extLst>
-                        <a:ext uri="{28A0092B-C50C-407E-A947-70E740481C1C}">
-                          <a14:useLocalDpi xmlns:a14="http://schemas.microsoft.com/office/drawing/2010/main" val="0"/>
-                        </a:ext>
-                      </a:extLst>
-                    </a:blip>
-                    <a:srcRect/>
-                    <a:stretch>
-                      <a:fillRect/>
-                    </a:stretch>
-                  </pic:blipFill>
-                  <pic:spPr bwMode="auto">
-                    <a:xfrm>
-                      <a:off x="0" y="0"/>
-                      <a:ext cx="3618230" cy="6172200"/>
-                    </a:xfrm>
-                    <a:prstGeom prst="rect">
-                      <a:avLst/>
-                    </a:prstGeom>
-                    <a:noFill/>
-                    <a:ln>
-                      <a:noFill/>
-                    </a:ln>
-                  </pic:spPr>
-                </pic:pic>
-              </a:graphicData>
-            </a:graphic>
-          </wp:inline>
-        </w:drawing>
-      </w:r>
-    </w:p>
-    <w:p>
-      <w:pPr>
-        <w:pStyle w:val="caption"/>
-        <w:spacing w:before="0" w:beforeAutospacing="0"/>
-        <w:rPr>
-          <w:rFonts w:ascii="Calibri" w:hAnsi="Calibri" w:cs="Calibri"/>
-        </w:rPr>
-      </w:pPr>
-      <w:r>
-        <w:rPr>
-          <w:rFonts w:ascii="Calibri" w:hAnsi="Calibri" w:cs="Calibri"/>
-        </w:rPr>
-        <w:t>Figure 6. Ranked possibilities for a blue, uniaxial stone with no RI or SG</w:t>
-      </w:r>
-    </w:p>
-    <w:p>
-      <w:pPr>
-        <w:pStyle w:val="Heading1"/>
-        <w:rPr>
-          <w:rFonts w:eastAsia="Times New Roman"/>
-        </w:rPr>
-      </w:pPr>
-      <w:bookmarkStart w:id="17" w:name="_Toc241529723"/>
-      <w:r>
-        <w:rPr>
-          <w:rFonts w:eastAsia="Times New Roman"/>
-        </w:rPr>
-        <w:t>8. Checking a claim (Verify)</w:t>
-      </w:r>
-      <w:bookmarkEnd w:id="17"/>
     </w:p>
     <w:p>
       <w:pPr>
@@ -8600,11 +9082,22 @@
       <w:r>
         <w:rPr>
           <w:rFonts w:ascii="Calibri" w:eastAsia="Times New Roman" w:hAnsi="Calibri" w:cs="Calibri"/>
-          <w:color w:val="1A1A1A"/>
-          <w:sz w:val="22"/>
-          <w:szCs w:val="22"/>
-        </w:rPr>
-        <w:t>Fill in the fields you know.</w:t>
+          <w:b/>
+          <w:bCs/>
+          <w:color w:val="1A1A1A"/>
+          <w:sz w:val="22"/>
+          <w:szCs w:val="22"/>
+        </w:rPr>
+        <w:t>Play step by step</w:t>
+      </w:r>
+      <w:r>
+        <w:rPr>
+          <w:rFonts w:ascii="Calibri" w:eastAsia="Times New Roman" w:hAnsi="Calibri" w:cs="Calibri"/>
+          <w:color w:val="1A1A1A"/>
+          <w:sz w:val="22"/>
+          <w:szCs w:val="22"/>
+        </w:rPr>
+        <w:t>: replays the reasoning automatically, one rule at a time, with a caption explaining each step.</w:t>
       </w:r>
     </w:p>
     <w:p>
@@ -8624,11 +9117,22 @@
       <w:r>
         <w:rPr>
           <w:rFonts w:ascii="Calibri" w:eastAsia="Times New Roman" w:hAnsi="Calibri" w:cs="Calibri"/>
-          <w:color w:val="1A1A1A"/>
-          <w:sz w:val="22"/>
-          <w:szCs w:val="22"/>
-        </w:rPr>
-        <w:t xml:space="preserve">In the </w:t>
+          <w:b/>
+          <w:bCs/>
+          <w:color w:val="1A1A1A"/>
+          <w:sz w:val="22"/>
+          <w:szCs w:val="22"/>
+        </w:rPr>
+        <w:t>Back</w:t>
+      </w:r>
+      <w:r>
+        <w:rPr>
+          <w:rFonts w:ascii="Calibri" w:eastAsia="Times New Roman" w:hAnsi="Calibri" w:cs="Calibri"/>
+          <w:color w:val="1A1A1A"/>
+          <w:sz w:val="22"/>
+          <w:szCs w:val="22"/>
+        </w:rPr>
+        <w:t xml:space="preserve"> / </w:t>
       </w:r>
       <w:r>
         <w:rPr>
@@ -8639,7 +9143,7 @@
           <w:sz w:val="22"/>
           <w:szCs w:val="22"/>
         </w:rPr>
-        <w:t>Check a claim</w:t>
+        <w:t>Next</w:t>
       </w:r>
       <w:r>
         <w:rPr>
@@ -8648,27 +9152,7 @@
           <w:sz w:val="22"/>
           <w:szCs w:val="22"/>
         </w:rPr>
-        <w:t xml:space="preserve"> panel choose the gem the seller claims, e.g. </w:t>
-      </w:r>
-      <w:r>
-        <w:rPr>
-          <w:rFonts w:ascii="Calibri" w:eastAsia="Times New Roman" w:hAnsi="Calibri" w:cs="Calibri"/>
-          <w:i/>
-          <w:iCs/>
-          <w:color w:val="1A1A1A"/>
-          <w:sz w:val="22"/>
-          <w:szCs w:val="22"/>
-        </w:rPr>
-        <w:t>Ruby</w:t>
-      </w:r>
-      <w:r>
-        <w:rPr>
-          <w:rFonts w:ascii="Calibri" w:eastAsia="Times New Roman" w:hAnsi="Calibri" w:cs="Calibri"/>
-          <w:color w:val="1A1A1A"/>
-          <w:sz w:val="22"/>
-          <w:szCs w:val="22"/>
-        </w:rPr>
-        <w:t>.</w:t>
+        <w:t>: move one step at a time yourself.</w:t>
       </w:r>
     </w:p>
     <w:p>
@@ -8688,22 +9172,13 @@
       <w:r>
         <w:rPr>
           <w:rFonts w:ascii="Calibri" w:eastAsia="Times New Roman" w:hAnsi="Calibri" w:cs="Calibri"/>
-          <w:color w:val="1A1A1A"/>
-          <w:sz w:val="22"/>
-          <w:szCs w:val="22"/>
-        </w:rPr>
-        <w:t xml:space="preserve">Press </w:t>
-      </w:r>
-      <w:r>
-        <w:rPr>
-          <w:rFonts w:ascii="Calibri" w:eastAsia="Times New Roman" w:hAnsi="Calibri" w:cs="Calibri"/>
           <w:b/>
           <w:bCs/>
           <w:color w:val="1A1A1A"/>
           <w:sz w:val="22"/>
           <w:szCs w:val="22"/>
         </w:rPr>
-        <w:t>Verify</w:t>
+        <w:t>Show all</w:t>
       </w:r>
       <w:r>
         <w:rPr>
@@ -8712,7 +9187,7 @@
           <w:sz w:val="22"/>
           <w:szCs w:val="22"/>
         </w:rPr>
-        <w:t>.</w:t>
+        <w:t>: shows the complete diagram again.</w:t>
       </w:r>
     </w:p>
     <w:p>
@@ -8732,7 +9207,43 @@
           <w:sz w:val="22"/>
           <w:szCs w:val="22"/>
         </w:rPr>
-        <w:t xml:space="preserve">The answer is a clear </w:t>
+        <w:t>Hover the mouse over any box to see its full details.</w:t>
+      </w:r>
+    </w:p>
+    <w:p>
+      <w:pPr>
+        <w:pStyle w:val="Heading2"/>
+        <w:rPr>
+          <w:rFonts w:eastAsia="Times New Roman"/>
+        </w:rPr>
+      </w:pPr>
+      <w:bookmarkStart w:id="17" w:name="_Toc241587675"/>
+      <w:r>
+        <w:rPr>
+          <w:rFonts w:eastAsia="Times New Roman"/>
+        </w:rPr>
+        <w:t>7.4 When some data is missing</w:t>
+      </w:r>
+      <w:bookmarkEnd w:id="17"/>
+    </w:p>
+    <w:p>
+      <w:pPr>
+        <w:pStyle w:val="NormalWeb"/>
+        <w:rPr>
+          <w:rFonts w:ascii="Calibri" w:hAnsi="Calibri" w:cs="Calibri"/>
+          <w:color w:val="1A1A1A"/>
+          <w:sz w:val="22"/>
+          <w:szCs w:val="22"/>
+        </w:rPr>
+      </w:pPr>
+      <w:r>
+        <w:rPr>
+          <w:rFonts w:ascii="Calibri" w:hAnsi="Calibri" w:cs="Calibri"/>
+          <w:color w:val="1A1A1A"/>
+          <w:sz w:val="22"/>
+          <w:szCs w:val="22"/>
+        </w:rPr>
+        <w:t xml:space="preserve">If you leave out the RI, SG or optic character, the system cannot confirm a species. Instead it lists </w:t>
       </w:r>
       <w:r>
         <w:rPr>
@@ -8743,16 +9254,36 @@
           <w:sz w:val="22"/>
           <w:szCs w:val="22"/>
         </w:rPr>
-        <w:t>Yes</w:t>
-      </w:r>
-      <w:r>
-        <w:rPr>
-          <w:rFonts w:ascii="Calibri" w:hAnsi="Calibri" w:cs="Calibri"/>
-          <w:color w:val="1A1A1A"/>
-          <w:sz w:val="22"/>
-          <w:szCs w:val="22"/>
-        </w:rPr>
-        <w:t xml:space="preserve"> (green tick) or </w:t>
+        <w:t>Ranked possibilities</w:t>
+      </w:r>
+      <w:r>
+        <w:rPr>
+          <w:rFonts w:ascii="Calibri" w:hAnsi="Calibri" w:cs="Calibri"/>
+          <w:color w:val="1A1A1A"/>
+          <w:sz w:val="22"/>
+          <w:szCs w:val="22"/>
+        </w:rPr>
+        <w:t xml:space="preserve"> (Figure 7): every gem consistent with what you entered, ordered by certainty, with the evidence for each.</w:t>
+      </w:r>
+    </w:p>
+    <w:p>
+      <w:pPr>
+        <w:pStyle w:val="NormalWeb"/>
+        <w:rPr>
+          <w:rFonts w:ascii="Calibri" w:hAnsi="Calibri" w:cs="Calibri"/>
+          <w:color w:val="1A1A1A"/>
+          <w:sz w:val="22"/>
+          <w:szCs w:val="22"/>
+        </w:rPr>
+      </w:pPr>
+      <w:r>
+        <w:rPr>
+          <w:rFonts w:ascii="Calibri" w:hAnsi="Calibri" w:cs="Calibri"/>
+          <w:color w:val="1A1A1A"/>
+          <w:sz w:val="22"/>
+          <w:szCs w:val="22"/>
+        </w:rPr>
+        <w:t xml:space="preserve">Above the list, the yellow </w:t>
       </w:r>
       <w:r>
         <w:rPr>
@@ -8763,76 +9294,25 @@
           <w:sz w:val="22"/>
           <w:szCs w:val="22"/>
         </w:rPr>
-        <w:t>No</w:t>
-      </w:r>
-      <w:r>
-        <w:rPr>
-          <w:rFonts w:ascii="Calibri" w:hAnsi="Calibri" w:cs="Calibri"/>
-          <w:color w:val="1A1A1A"/>
-          <w:sz w:val="22"/>
-          <w:szCs w:val="22"/>
-        </w:rPr>
-        <w:t xml:space="preserve"> (red cross). For a </w:t>
-      </w:r>
-      <w:r>
-        <w:rPr>
-          <w:rFonts w:ascii="Calibri" w:hAnsi="Calibri" w:cs="Calibri"/>
-          <w:b/>
-          <w:bCs/>
-          <w:color w:val="1A1A1A"/>
-          <w:sz w:val="22"/>
-          <w:szCs w:val="22"/>
-        </w:rPr>
-        <w:t>No</w:t>
-      </w:r>
-      <w:r>
-        <w:rPr>
-          <w:rFonts w:ascii="Calibri" w:hAnsi="Calibri" w:cs="Calibri"/>
-          <w:color w:val="1A1A1A"/>
-          <w:sz w:val="22"/>
-          <w:szCs w:val="22"/>
-        </w:rPr>
-        <w:t xml:space="preserve">, the page shows the </w:t>
-      </w:r>
-      <w:r>
-        <w:rPr>
-          <w:rFonts w:ascii="Calibri" w:hAnsi="Calibri" w:cs="Calibri"/>
-          <w:b/>
-          <w:bCs/>
-          <w:color w:val="1A1A1A"/>
-          <w:sz w:val="22"/>
-          <w:szCs w:val="22"/>
-        </w:rPr>
-        <w:t>main reason</w:t>
-      </w:r>
-      <w:r>
-        <w:rPr>
-          <w:rFonts w:ascii="Calibri" w:hAnsi="Calibri" w:cs="Calibri"/>
-          <w:color w:val="1A1A1A"/>
-          <w:sz w:val="22"/>
-          <w:szCs w:val="22"/>
-        </w:rPr>
-        <w:t xml:space="preserve">, what your data points to instead, and a </w:t>
-      </w:r>
-      <w:r>
-        <w:rPr>
-          <w:rFonts w:ascii="Calibri" w:hAnsi="Calibri" w:cs="Calibri"/>
-          <w:b/>
-          <w:bCs/>
-          <w:color w:val="1A1A1A"/>
-          <w:sz w:val="22"/>
-          <w:szCs w:val="22"/>
-        </w:rPr>
-        <w:t>Why not?</w:t>
-      </w:r>
-      <w:r>
-        <w:rPr>
-          <w:rFonts w:ascii="Calibri" w:hAnsi="Calibri" w:cs="Calibri"/>
-          <w:color w:val="1A1A1A"/>
-          <w:sz w:val="22"/>
-          <w:szCs w:val="22"/>
-        </w:rPr>
-        <w:t xml:space="preserve"> list tracing the failure back through the rules (Figure 7). The backward-chaining diagram shows the question at the top, the rules tried below it, and each condition marked proved (green), failed (red) or never checked (dashed grey).</w:t>
+        <w:t>Most useful next measurement</w:t>
+      </w:r>
+      <w:r>
+        <w:rPr>
+          <w:rFonts w:ascii="Calibri" w:hAnsi="Calibri" w:cs="Calibri"/>
+          <w:color w:val="1A1A1A"/>
+          <w:sz w:val="22"/>
+          <w:szCs w:val="22"/>
+        </w:rPr>
+        <w:t xml:space="preserve"> </w:t>
+      </w:r>
+      <w:r>
+        <w:rPr>
+          <w:rFonts w:ascii="Calibri" w:hAnsi="Calibri" w:cs="Calibri"/>
+          <w:color w:val="1A1A1A"/>
+          <w:sz w:val="22"/>
+          <w:szCs w:val="22"/>
+        </w:rPr>
+        <w:t>box tells you which missing measurement would narrow the list down best, and what each candidate would read. For example, for a red, singly refractive stone it advises measuring the refractive index, because spinel reads 1.712-1.736 and garnet 1.730-1.890.</w:t>
       </w:r>
     </w:p>
     <w:p>
@@ -8857,8 +9337,8 @@
         <w:lastRenderedPageBreak/>
         <w:drawing>
           <wp:inline distT="0" distB="0" distL="0" distR="0">
-            <wp:extent cx="4095750" cy="3371215"/>
-            <wp:effectExtent l="0" t="0" r="0" b="635"/>
+            <wp:extent cx="4095750" cy="4534535"/>
+            <wp:effectExtent l="0" t="0" r="0" b="0"/>
             <wp:docPr id="8" name="Picture 8"/>
             <wp:cNvGraphicFramePr>
               <a:graphicFrameLocks xmlns:a="http://schemas.openxmlformats.org/drawingml/2006/main" noChangeAspect="1"/>
@@ -8888,7 +9368,7 @@
                   <pic:spPr bwMode="auto">
                     <a:xfrm>
                       <a:off x="0" y="0"/>
-                      <a:ext cx="4095750" cy="3371215"/>
+                      <a:ext cx="4095750" cy="4534535"/>
                     </a:xfrm>
                     <a:prstGeom prst="rect">
                       <a:avLst/>
@@ -8917,7 +9397,7 @@
         <w:rPr>
           <w:rFonts w:ascii="Calibri" w:hAnsi="Calibri" w:cs="Calibri"/>
         </w:rPr>
-        <w:t>Figure 7. A failed verification: a red spinel offered as a ruby</w:t>
+        <w:t>Figure 7. Ranked possibilities and the most useful next measurement for a red, singly refractive stone</w:t>
       </w:r>
     </w:p>
     <w:p>
@@ -8927,12 +9407,12 @@
           <w:rFonts w:eastAsia="Times New Roman"/>
         </w:rPr>
       </w:pPr>
-      <w:bookmarkStart w:id="18" w:name="_Toc241529724"/>
+      <w:bookmarkStart w:id="18" w:name="_Toc241587676"/>
       <w:r>
         <w:rPr>
           <w:rFonts w:eastAsia="Times New Roman"/>
         </w:rPr>
-        <w:t>9. Step-by-step consultation</w:t>
+        <w:t>8. Checking a claim (Verify)</w:t>
       </w:r>
       <w:bookmarkEnd w:id="18"/>
     </w:p>
@@ -8957,47 +9437,7 @@
           <w:sz w:val="22"/>
           <w:szCs w:val="22"/>
         </w:rPr>
-        <w:t xml:space="preserve">Click </w:t>
-      </w:r>
-      <w:r>
-        <w:rPr>
-          <w:rFonts w:ascii="Calibri" w:eastAsia="Times New Roman" w:hAnsi="Calibri" w:cs="Calibri"/>
-          <w:b/>
-          <w:bCs/>
-          <w:color w:val="1A1A1A"/>
-          <w:sz w:val="22"/>
-          <w:szCs w:val="22"/>
-        </w:rPr>
-        <w:t>Step by step</w:t>
-      </w:r>
-      <w:r>
-        <w:rPr>
-          <w:rFonts w:ascii="Calibri" w:eastAsia="Times New Roman" w:hAnsi="Calibri" w:cs="Calibri"/>
-          <w:color w:val="1A1A1A"/>
-          <w:sz w:val="22"/>
-          <w:szCs w:val="22"/>
-        </w:rPr>
-        <w:t xml:space="preserve"> in the top bar (or </w:t>
-      </w:r>
-      <w:r>
-        <w:rPr>
-          <w:rFonts w:ascii="Calibri" w:eastAsia="Times New Roman" w:hAnsi="Calibri" w:cs="Calibri"/>
-          <w:b/>
-          <w:bCs/>
-          <w:color w:val="1A1A1A"/>
-          <w:sz w:val="22"/>
-          <w:szCs w:val="22"/>
-        </w:rPr>
-        <w:t>Ask me step by step</w:t>
-      </w:r>
-      <w:r>
-        <w:rPr>
-          <w:rFonts w:ascii="Calibri" w:eastAsia="Times New Roman" w:hAnsi="Calibri" w:cs="Calibri"/>
-          <w:color w:val="1A1A1A"/>
-          <w:sz w:val="22"/>
-          <w:szCs w:val="22"/>
-        </w:rPr>
-        <w:t xml:space="preserve"> on the home page).</w:t>
+        <w:t>Fill in the fields you know.</w:t>
       </w:r>
     </w:p>
     <w:p>
@@ -9021,7 +9461,27 @@
           <w:sz w:val="22"/>
           <w:szCs w:val="22"/>
         </w:rPr>
-        <w:t xml:space="preserve">Choose what you want to find out. </w:t>
+        <w:t xml:space="preserve">In the </w:t>
+      </w:r>
+      <w:r>
+        <w:rPr>
+          <w:rFonts w:ascii="Calibri" w:eastAsia="Times New Roman" w:hAnsi="Calibri" w:cs="Calibri"/>
+          <w:b/>
+          <w:bCs/>
+          <w:color w:val="1A1A1A"/>
+          <w:sz w:val="22"/>
+          <w:szCs w:val="22"/>
+        </w:rPr>
+        <w:t>Check a claim</w:t>
+      </w:r>
+      <w:r>
+        <w:rPr>
+          <w:rFonts w:ascii="Calibri" w:eastAsia="Times New Roman" w:hAnsi="Calibri" w:cs="Calibri"/>
+          <w:color w:val="1A1A1A"/>
+          <w:sz w:val="22"/>
+          <w:szCs w:val="22"/>
+        </w:rPr>
+        <w:t xml:space="preserve"> panel choose the gem the seller claims, e.g. </w:t>
       </w:r>
       <w:r>
         <w:rPr>
@@ -9032,7 +9492,7 @@
           <w:sz w:val="22"/>
           <w:szCs w:val="22"/>
         </w:rPr>
-        <w:t>Find the species</w:t>
+        <w:t>Ruby</w:t>
       </w:r>
       <w:r>
         <w:rPr>
@@ -9041,7 +9501,7 @@
           <w:sz w:val="22"/>
           <w:szCs w:val="22"/>
         </w:rPr>
-        <w:t xml:space="preserve"> lets the system test one gem hypothesis after another. You can also choose a particular gem.</w:t>
+        <w:t>.</w:t>
       </w:r>
     </w:p>
     <w:p>
@@ -9065,7 +9525,7 @@
           <w:sz w:val="22"/>
           <w:szCs w:val="22"/>
         </w:rPr>
-        <w:t xml:space="preserve">Answer each question and press </w:t>
+        <w:t xml:space="preserve">Press </w:t>
       </w:r>
       <w:r>
         <w:rPr>
@@ -9076,7 +9536,7 @@
           <w:sz w:val="22"/>
           <w:szCs w:val="22"/>
         </w:rPr>
-        <w:t>Answer</w:t>
+        <w:t>Verify</w:t>
       </w:r>
       <w:r>
         <w:rPr>
@@ -9085,95 +9545,136 @@
           <w:sz w:val="22"/>
           <w:szCs w:val="22"/>
         </w:rPr>
-        <w:t xml:space="preserve">, or press </w:t>
-      </w:r>
-      <w:r>
-        <w:rPr>
-          <w:rFonts w:ascii="Calibri" w:eastAsia="Times New Roman" w:hAnsi="Calibri" w:cs="Calibri"/>
+        <w:t>.</w:t>
+      </w:r>
+    </w:p>
+    <w:p>
+      <w:pPr>
+        <w:pStyle w:val="NormalWeb"/>
+        <w:rPr>
+          <w:rFonts w:ascii="Calibri" w:hAnsi="Calibri" w:cs="Calibri"/>
+          <w:color w:val="1A1A1A"/>
+          <w:sz w:val="22"/>
+          <w:szCs w:val="22"/>
+        </w:rPr>
+      </w:pPr>
+      <w:r>
+        <w:rPr>
+          <w:rFonts w:ascii="Calibri" w:hAnsi="Calibri" w:cs="Calibri"/>
+          <w:color w:val="1A1A1A"/>
+          <w:sz w:val="22"/>
+          <w:szCs w:val="22"/>
+        </w:rPr>
+        <w:t xml:space="preserve">The answer is a clear </w:t>
+      </w:r>
+      <w:r>
+        <w:rPr>
+          <w:rFonts w:ascii="Calibri" w:hAnsi="Calibri" w:cs="Calibri"/>
           <w:b/>
           <w:bCs/>
           <w:color w:val="1A1A1A"/>
           <w:sz w:val="22"/>
           <w:szCs w:val="22"/>
         </w:rPr>
-        <w:t>I don't know</w:t>
-      </w:r>
-      <w:r>
-        <w:rPr>
-          <w:rFonts w:ascii="Calibri" w:eastAsia="Times New Roman" w:hAnsi="Calibri" w:cs="Calibri"/>
-          <w:color w:val="1A1A1A"/>
-          <w:sz w:val="22"/>
-          <w:szCs w:val="22"/>
-        </w:rPr>
-        <w:t>.</w:t>
-      </w:r>
-    </w:p>
-    <w:p>
-      <w:pPr>
-        <w:numPr>
-          <w:ilvl w:val="0"/>
-          <w:numId w:val="10"/>
-        </w:numPr>
-        <w:spacing w:before="100" w:beforeAutospacing="1" w:after="60"/>
-        <w:rPr>
-          <w:rFonts w:ascii="Calibri" w:eastAsia="Times New Roman" w:hAnsi="Calibri" w:cs="Calibri"/>
-          <w:color w:val="1A1A1A"/>
-          <w:sz w:val="22"/>
-          <w:szCs w:val="22"/>
-        </w:rPr>
-      </w:pPr>
-      <w:r>
-        <w:rPr>
-          <w:rFonts w:ascii="Calibri" w:eastAsia="Times New Roman" w:hAnsi="Calibri" w:cs="Calibri"/>
-          <w:color w:val="1A1A1A"/>
-          <w:sz w:val="22"/>
-          <w:szCs w:val="22"/>
-        </w:rPr>
-        <w:t xml:space="preserve">Open </w:t>
-      </w:r>
-      <w:r>
-        <w:rPr>
-          <w:rFonts w:ascii="Calibri" w:eastAsia="Times New Roman" w:hAnsi="Calibri" w:cs="Calibri"/>
+        <w:t>Yes</w:t>
+      </w:r>
+      <w:r>
+        <w:rPr>
+          <w:rFonts w:ascii="Calibri" w:hAnsi="Calibri" w:cs="Calibri"/>
+          <w:color w:val="1A1A1A"/>
+          <w:sz w:val="22"/>
+          <w:szCs w:val="22"/>
+        </w:rPr>
+        <w:t xml:space="preserve"> (green tick) or </w:t>
+      </w:r>
+      <w:r>
+        <w:rPr>
+          <w:rFonts w:ascii="Calibri" w:hAnsi="Calibri" w:cs="Calibri"/>
           <w:b/>
           <w:bCs/>
           <w:color w:val="1A1A1A"/>
           <w:sz w:val="22"/>
           <w:szCs w:val="22"/>
         </w:rPr>
-        <w:t>Why are you asking this?</w:t>
-      </w:r>
-      <w:r>
-        <w:rPr>
-          <w:rFonts w:ascii="Calibri" w:eastAsia="Times New Roman" w:hAnsi="Calibri" w:cs="Calibri"/>
-          <w:color w:val="1A1A1A"/>
-          <w:sz w:val="22"/>
-          <w:szCs w:val="22"/>
-        </w:rPr>
-        <w:t xml:space="preserve"> at any time to see which rule the system is testing and why it needs the answer (Figure 8).</w:t>
-      </w:r>
-    </w:p>
-    <w:p>
-      <w:pPr>
-        <w:numPr>
-          <w:ilvl w:val="0"/>
-          <w:numId w:val="10"/>
-        </w:numPr>
-        <w:spacing w:before="100" w:beforeAutospacing="1" w:after="60"/>
-        <w:rPr>
-          <w:rFonts w:ascii="Calibri" w:eastAsia="Times New Roman" w:hAnsi="Calibri" w:cs="Calibri"/>
-          <w:color w:val="1A1A1A"/>
-          <w:sz w:val="22"/>
-          <w:szCs w:val="22"/>
-        </w:rPr>
-      </w:pPr>
-      <w:r>
-        <w:rPr>
-          <w:rFonts w:ascii="Calibri" w:eastAsia="Times New Roman" w:hAnsi="Calibri" w:cs="Calibri"/>
-          <w:color w:val="1A1A1A"/>
-          <w:sz w:val="22"/>
-          <w:szCs w:val="22"/>
-        </w:rPr>
-        <w:t>When the system has enough information it shows the answer, how many questions it needed, and a diagram of its reasoning.</w:t>
+        <w:t>No</w:t>
+      </w:r>
+      <w:r>
+        <w:rPr>
+          <w:rFonts w:ascii="Calibri" w:hAnsi="Calibri" w:cs="Calibri"/>
+          <w:color w:val="1A1A1A"/>
+          <w:sz w:val="22"/>
+          <w:szCs w:val="22"/>
+        </w:rPr>
+        <w:t xml:space="preserve"> (red cross). For a </w:t>
+      </w:r>
+      <w:r>
+        <w:rPr>
+          <w:rFonts w:ascii="Calibri" w:hAnsi="Calibri" w:cs="Calibri"/>
+          <w:b/>
+          <w:bCs/>
+          <w:color w:val="1A1A1A"/>
+          <w:sz w:val="22"/>
+          <w:szCs w:val="22"/>
+        </w:rPr>
+        <w:t>No</w:t>
+      </w:r>
+      <w:r>
+        <w:rPr>
+          <w:rFonts w:ascii="Calibri" w:hAnsi="Calibri" w:cs="Calibri"/>
+          <w:color w:val="1A1A1A"/>
+          <w:sz w:val="22"/>
+          <w:szCs w:val="22"/>
+        </w:rPr>
+        <w:t xml:space="preserve">, the page shows the </w:t>
+      </w:r>
+      <w:r>
+        <w:rPr>
+          <w:rFonts w:ascii="Calibri" w:hAnsi="Calibri" w:cs="Calibri"/>
+          <w:b/>
+          <w:bCs/>
+          <w:color w:val="1A1A1A"/>
+          <w:sz w:val="22"/>
+          <w:szCs w:val="22"/>
+        </w:rPr>
+        <w:t>main reason</w:t>
+      </w:r>
+      <w:r>
+        <w:rPr>
+          <w:rFonts w:ascii="Calibri" w:hAnsi="Calibri" w:cs="Calibri"/>
+          <w:color w:val="1A1A1A"/>
+          <w:sz w:val="22"/>
+          <w:szCs w:val="22"/>
+        </w:rPr>
+        <w:t xml:space="preserve">, what your data points to instead, and a </w:t>
+      </w:r>
+      <w:r>
+        <w:rPr>
+          <w:rFonts w:ascii="Calibri" w:hAnsi="Calibri" w:cs="Calibri"/>
+          <w:b/>
+          <w:bCs/>
+          <w:color w:val="1A1A1A"/>
+          <w:sz w:val="22"/>
+          <w:szCs w:val="22"/>
+        </w:rPr>
+        <w:t>Why not?</w:t>
+      </w:r>
+      <w:r>
+        <w:rPr>
+          <w:rFonts w:ascii="Calibri" w:hAnsi="Calibri" w:cs="Calibri"/>
+          <w:color w:val="1A1A1A"/>
+          <w:sz w:val="22"/>
+          <w:szCs w:val="22"/>
+        </w:rPr>
+        <w:t xml:space="preserve"> </w:t>
+      </w:r>
+      <w:r>
+        <w:rPr>
+          <w:rFonts w:ascii="Calibri" w:hAnsi="Calibri" w:cs="Calibri"/>
+          <w:color w:val="1A1A1A"/>
+          <w:sz w:val="22"/>
+          <w:szCs w:val="22"/>
+        </w:rPr>
+        <w:t>list tracing the failure back through the rules (Figure 8). The backward-chaining diagram shows the question at the top, the rules tried below it, and each condition marked proved (green), failed (red) or never checked (dashed grey).</w:t>
       </w:r>
     </w:p>
     <w:p>
@@ -9198,7 +9699,7 @@
         <w:lastRenderedPageBreak/>
         <w:drawing>
           <wp:inline distT="0" distB="0" distL="0" distR="0">
-            <wp:extent cx="4095750" cy="4191635"/>
+            <wp:extent cx="4095750" cy="2180590"/>
             <wp:effectExtent l="0" t="0" r="0" b="0"/>
             <wp:docPr id="9" name="Picture 9"/>
             <wp:cNvGraphicFramePr>
@@ -9229,7 +9730,7 @@
                   <pic:spPr bwMode="auto">
                     <a:xfrm>
                       <a:off x="0" y="0"/>
-                      <a:ext cx="4095750" cy="4191635"/>
+                      <a:ext cx="4095750" cy="2180590"/>
                     </a:xfrm>
                     <a:prstGeom prst="rect">
                       <a:avLst/>
@@ -9258,48 +9759,7 @@
         <w:rPr>
           <w:rFonts w:ascii="Calibri" w:hAnsi="Calibri" w:cs="Calibri"/>
         </w:rPr>
-        <w:t>Figure 8. A consultation question with its explanation</w:t>
-      </w:r>
-    </w:p>
-    <w:p>
-      <w:pPr>
-        <w:shd w:val="clear" w:color="auto" w:fill="EEF3FB"/>
-        <w:divId w:val="2069767855"/>
-        <w:rPr>
-          <w:rFonts w:ascii="Calibri" w:eastAsia="Times New Roman" w:hAnsi="Calibri" w:cs="Calibri"/>
-          <w:color w:val="1A1A1A"/>
-          <w:sz w:val="22"/>
-          <w:szCs w:val="22"/>
-        </w:rPr>
-      </w:pPr>
-      <w:r>
-        <w:rPr>
-          <w:rFonts w:ascii="Calibri" w:eastAsia="Times New Roman" w:hAnsi="Calibri" w:cs="Calibri"/>
-          <w:color w:val="1A1A1A"/>
-          <w:sz w:val="22"/>
-          <w:szCs w:val="22"/>
-        </w:rPr>
-        <w:t xml:space="preserve">The system asks only what it needs. For example, when checking for ruby, answering </w:t>
-      </w:r>
-      <w:r>
-        <w:rPr>
-          <w:rFonts w:ascii="Calibri" w:eastAsia="Times New Roman" w:hAnsi="Calibri" w:cs="Calibri"/>
-          <w:i/>
-          <w:iCs/>
-          <w:color w:val="1A1A1A"/>
-          <w:sz w:val="22"/>
-          <w:szCs w:val="22"/>
-        </w:rPr>
-        <w:t>Isotropic</w:t>
-      </w:r>
-      <w:r>
-        <w:rPr>
-          <w:rFonts w:ascii="Calibri" w:eastAsia="Times New Roman" w:hAnsi="Calibri" w:cs="Calibri"/>
-          <w:color w:val="1A1A1A"/>
-          <w:sz w:val="22"/>
-          <w:szCs w:val="22"/>
-        </w:rPr>
-        <w:t xml:space="preserve"> to the first question ends the consultation immediately, because a ruby must be doubly refractive.</w:t>
+        <w:t>Figure 8. A failed verification: a red spinel offered as a ruby</w:t>
       </w:r>
     </w:p>
     <w:p>
@@ -9309,54 +9769,14 @@
           <w:rFonts w:eastAsia="Times New Roman"/>
         </w:rPr>
       </w:pPr>
-      <w:bookmarkStart w:id="19" w:name="_Toc241529725"/>
+      <w:bookmarkStart w:id="19" w:name="_Toc241587677"/>
       <w:r>
         <w:rPr>
           <w:rFonts w:eastAsia="Times New Roman"/>
         </w:rPr>
-        <w:t>10. Asking in plain English</w:t>
+        <w:t>9. Step-by-step consultation</w:t>
       </w:r>
       <w:bookmarkEnd w:id="19"/>
-    </w:p>
-    <w:p>
-      <w:pPr>
-        <w:pStyle w:val="NormalWeb"/>
-        <w:rPr>
-          <w:rFonts w:ascii="Calibri" w:hAnsi="Calibri" w:cs="Calibri"/>
-          <w:color w:val="1A1A1A"/>
-          <w:sz w:val="22"/>
-          <w:szCs w:val="22"/>
-        </w:rPr>
-      </w:pPr>
-      <w:r>
-        <w:rPr>
-          <w:rFonts w:ascii="Calibri" w:hAnsi="Calibri" w:cs="Calibri"/>
-          <w:color w:val="1A1A1A"/>
-          <w:sz w:val="22"/>
-          <w:szCs w:val="22"/>
-        </w:rPr>
-        <w:t xml:space="preserve">Type a question into the box on the home page and press </w:t>
-      </w:r>
-      <w:r>
-        <w:rPr>
-          <w:rFonts w:ascii="Calibri" w:hAnsi="Calibri" w:cs="Calibri"/>
-          <w:b/>
-          <w:bCs/>
-          <w:color w:val="1A1A1A"/>
-          <w:sz w:val="22"/>
-          <w:szCs w:val="22"/>
-        </w:rPr>
-        <w:t>Ask</w:t>
-      </w:r>
-      <w:r>
-        <w:rPr>
-          <w:rFonts w:ascii="Calibri" w:hAnsi="Calibri" w:cs="Calibri"/>
-          <w:color w:val="1A1A1A"/>
-          <w:sz w:val="22"/>
-          <w:szCs w:val="22"/>
-        </w:rPr>
-        <w:t>. The system shows what it understood (Figure 9) and then answers. Examples:</w:t>
-      </w:r>
     </w:p>
     <w:p>
       <w:pPr>
@@ -9375,13 +9795,60 @@
       <w:r>
         <w:rPr>
           <w:rFonts w:ascii="Calibri" w:eastAsia="Times New Roman" w:hAnsi="Calibri" w:cs="Calibri"/>
-          <w:i/>
-          <w:iCs/>
-          <w:color w:val="1A1A1A"/>
-          <w:sz w:val="22"/>
-          <w:szCs w:val="22"/>
-        </w:rPr>
-        <w:t>Is my stone a sapphire if the RI is 1.765 and it is blue?</w:t>
+          <w:color w:val="1A1A1A"/>
+          <w:sz w:val="22"/>
+          <w:szCs w:val="22"/>
+        </w:rPr>
+        <w:t xml:space="preserve">Click </w:t>
+      </w:r>
+      <w:r>
+        <w:rPr>
+          <w:rFonts w:ascii="Calibri" w:eastAsia="Times New Roman" w:hAnsi="Calibri" w:cs="Calibri"/>
+          <w:b/>
+          <w:bCs/>
+          <w:color w:val="1A1A1A"/>
+          <w:sz w:val="22"/>
+          <w:szCs w:val="22"/>
+        </w:rPr>
+        <w:t>Step by step</w:t>
+      </w:r>
+      <w:r>
+        <w:rPr>
+          <w:rFonts w:ascii="Calibri" w:eastAsia="Times New Roman" w:hAnsi="Calibri" w:cs="Calibri"/>
+          <w:color w:val="1A1A1A"/>
+          <w:sz w:val="22"/>
+          <w:szCs w:val="22"/>
+        </w:rPr>
+        <w:t xml:space="preserve"> </w:t>
+      </w:r>
+      <w:r>
+        <w:rPr>
+          <w:rFonts w:ascii="Calibri" w:eastAsia="Times New Roman" w:hAnsi="Calibri" w:cs="Calibri"/>
+          <w:color w:val="1A1A1A"/>
+          <w:sz w:val="22"/>
+          <w:szCs w:val="22"/>
+        </w:rPr>
+        <w:t xml:space="preserve">in the top bar (or </w:t>
+      </w:r>
+      <w:r>
+        <w:rPr>
+          <w:rFonts w:ascii="Calibri" w:eastAsia="Times New Roman" w:hAnsi="Calibri" w:cs="Calibri"/>
+          <w:b/>
+          <w:bCs/>
+          <w:color w:val="1A1A1A"/>
+          <w:sz w:val="22"/>
+          <w:szCs w:val="22"/>
+        </w:rPr>
+        <w:t>Ask me step by step</w:t>
+      </w:r>
+      <w:r>
+        <w:rPr>
+          <w:rFonts w:ascii="Calibri" w:eastAsia="Times New Roman" w:hAnsi="Calibri" w:cs="Calibri"/>
+          <w:color w:val="1A1A1A"/>
+          <w:sz w:val="22"/>
+          <w:szCs w:val="22"/>
+        </w:rPr>
+        <w:t xml:space="preserve"> on the home page).</w:t>
       </w:r>
     </w:p>
     <w:p>
@@ -9401,13 +9868,31 @@
       <w:r>
         <w:rPr>
           <w:rFonts w:ascii="Calibri" w:eastAsia="Times New Roman" w:hAnsi="Calibri" w:cs="Calibri"/>
+          <w:color w:val="1A1A1A"/>
+          <w:sz w:val="22"/>
+          <w:szCs w:val="22"/>
+        </w:rPr>
+        <w:t xml:space="preserve">Choose what you want to find out. </w:t>
+      </w:r>
+      <w:r>
+        <w:rPr>
+          <w:rFonts w:ascii="Calibri" w:eastAsia="Times New Roman" w:hAnsi="Calibri" w:cs="Calibri"/>
           <w:i/>
           <w:iCs/>
           <w:color w:val="1A1A1A"/>
           <w:sz w:val="22"/>
           <w:szCs w:val="22"/>
         </w:rPr>
-        <w:t>What is a singly refractive red stone with SG 3.60?</w:t>
+        <w:t>Find the species</w:t>
+      </w:r>
+      <w:r>
+        <w:rPr>
+          <w:rFonts w:ascii="Calibri" w:eastAsia="Times New Roman" w:hAnsi="Calibri" w:cs="Calibri"/>
+          <w:color w:val="1A1A1A"/>
+          <w:sz w:val="22"/>
+          <w:szCs w:val="22"/>
+        </w:rPr>
+        <w:t xml:space="preserve"> lets the system test one gem hypothesis after another. You can also choose a particular gem.</w:t>
       </w:r>
     </w:p>
     <w:p>
@@ -9427,13 +9912,51 @@
       <w:r>
         <w:rPr>
           <w:rFonts w:ascii="Calibri" w:eastAsia="Times New Roman" w:hAnsi="Calibri" w:cs="Calibri"/>
-          <w:i/>
-          <w:iCs/>
-          <w:color w:val="1A1A1A"/>
-          <w:sz w:val="22"/>
-          <w:szCs w:val="22"/>
-        </w:rPr>
-        <w:t>Could it be glass? isotropic, RI 1.52, gas bubbles</w:t>
+          <w:color w:val="1A1A1A"/>
+          <w:sz w:val="22"/>
+          <w:szCs w:val="22"/>
+        </w:rPr>
+        <w:t xml:space="preserve">Answer each question and press </w:t>
+      </w:r>
+      <w:r>
+        <w:rPr>
+          <w:rFonts w:ascii="Calibri" w:eastAsia="Times New Roman" w:hAnsi="Calibri" w:cs="Calibri"/>
+          <w:b/>
+          <w:bCs/>
+          <w:color w:val="1A1A1A"/>
+          <w:sz w:val="22"/>
+          <w:szCs w:val="22"/>
+        </w:rPr>
+        <w:t>Answer</w:t>
+      </w:r>
+      <w:r>
+        <w:rPr>
+          <w:rFonts w:ascii="Calibri" w:eastAsia="Times New Roman" w:hAnsi="Calibri" w:cs="Calibri"/>
+          <w:color w:val="1A1A1A"/>
+          <w:sz w:val="22"/>
+          <w:szCs w:val="22"/>
+        </w:rPr>
+        <w:t xml:space="preserve">, or press </w:t>
+      </w:r>
+      <w:r>
+        <w:rPr>
+          <w:rFonts w:ascii="Calibri" w:eastAsia="Times New Roman" w:hAnsi="Calibri" w:cs="Calibri"/>
+          <w:b/>
+          <w:bCs/>
+          <w:color w:val="1A1A1A"/>
+          <w:sz w:val="22"/>
+          <w:szCs w:val="22"/>
+        </w:rPr>
+        <w:t>I don't know</w:t>
+      </w:r>
+      <w:r>
+        <w:rPr>
+          <w:rFonts w:ascii="Calibri" w:eastAsia="Times New Roman" w:hAnsi="Calibri" w:cs="Calibri"/>
+          <w:color w:val="1A1A1A"/>
+          <w:sz w:val="22"/>
+          <w:szCs w:val="22"/>
+        </w:rPr>
+        <w:t>. The bar at the top shows how far you are ("Question 2 of at most 6").</w:t>
       </w:r>
     </w:p>
     <w:p>
@@ -9453,33 +9976,128 @@
       <w:r>
         <w:rPr>
           <w:rFonts w:ascii="Calibri" w:eastAsia="Times New Roman" w:hAnsi="Calibri" w:cs="Calibri"/>
-          <w:i/>
-          <w:iCs/>
-          <w:color w:val="1A1A1A"/>
-          <w:sz w:val="22"/>
-          <w:szCs w:val="22"/>
-        </w:rPr>
-        <w:t>RI 1.52, SG 2.57, biaxial, colourless, with adularescence</w:t>
-      </w:r>
-    </w:p>
-    <w:p>
-      <w:pPr>
-        <w:pStyle w:val="NormalWeb"/>
-        <w:rPr>
-          <w:rFonts w:ascii="Calibri" w:hAnsi="Calibri" w:cs="Calibri"/>
-          <w:color w:val="1A1A1A"/>
-          <w:sz w:val="22"/>
-          <w:szCs w:val="22"/>
-        </w:rPr>
-      </w:pPr>
-      <w:r>
-        <w:rPr>
-          <w:rFonts w:ascii="Calibri" w:hAnsi="Calibri" w:cs="Calibri"/>
-          <w:color w:val="1A1A1A"/>
-          <w:sz w:val="22"/>
-          <w:szCs w:val="22"/>
-        </w:rPr>
-        <w:t>Understood words include RI / refractive index, SG / specific gravity, singly or doubly refractive, uniaxial, biaxial, colour names, star, cat's eye, colour change, adularescence, silk, crystals, fingerprints, gas bubbles, curved lines, swirl marks, discoid fractures, clean, and gem names. Words the system did not use are listed so you can rephrase.</w:t>
+          <w:color w:val="1A1A1A"/>
+          <w:sz w:val="22"/>
+          <w:szCs w:val="22"/>
+        </w:rPr>
+        <w:t xml:space="preserve">Made a mistake? Press </w:t>
+      </w:r>
+      <w:r>
+        <w:rPr>
+          <w:rFonts w:ascii="Calibri" w:eastAsia="Times New Roman" w:hAnsi="Calibri" w:cs="Calibri"/>
+          <w:b/>
+          <w:bCs/>
+          <w:color w:val="1A1A1A"/>
+          <w:sz w:val="22"/>
+          <w:szCs w:val="22"/>
+        </w:rPr>
+        <w:t>Back</w:t>
+      </w:r>
+      <w:r>
+        <w:rPr>
+          <w:rFonts w:ascii="Calibri" w:eastAsia="Times New Roman" w:hAnsi="Calibri" w:cs="Calibri"/>
+          <w:color w:val="1A1A1A"/>
+          <w:sz w:val="22"/>
+          <w:szCs w:val="22"/>
+        </w:rPr>
+        <w:t xml:space="preserve"> to return to the previous question and change your answer.</w:t>
+      </w:r>
+    </w:p>
+    <w:p>
+      <w:pPr>
+        <w:numPr>
+          <w:ilvl w:val="0"/>
+          <w:numId w:val="11"/>
+        </w:numPr>
+        <w:spacing w:before="100" w:beforeAutospacing="1" w:after="60"/>
+        <w:rPr>
+          <w:rFonts w:ascii="Calibri" w:eastAsia="Times New Roman" w:hAnsi="Calibri" w:cs="Calibri"/>
+          <w:color w:val="1A1A1A"/>
+          <w:sz w:val="22"/>
+          <w:szCs w:val="22"/>
+        </w:rPr>
+      </w:pPr>
+      <w:r>
+        <w:rPr>
+          <w:rFonts w:ascii="Calibri" w:eastAsia="Times New Roman" w:hAnsi="Calibri" w:cs="Calibri"/>
+          <w:color w:val="1A1A1A"/>
+          <w:sz w:val="22"/>
+          <w:szCs w:val="22"/>
+        </w:rPr>
+        <w:t xml:space="preserve">Open </w:t>
+      </w:r>
+      <w:r>
+        <w:rPr>
+          <w:rFonts w:ascii="Calibri" w:eastAsia="Times New Roman" w:hAnsi="Calibri" w:cs="Calibri"/>
+          <w:b/>
+          <w:bCs/>
+          <w:color w:val="1A1A1A"/>
+          <w:sz w:val="22"/>
+          <w:szCs w:val="22"/>
+        </w:rPr>
+        <w:t>Why are you asking this?</w:t>
+      </w:r>
+      <w:r>
+        <w:rPr>
+          <w:rFonts w:ascii="Calibri" w:eastAsia="Times New Roman" w:hAnsi="Calibri" w:cs="Calibri"/>
+          <w:color w:val="1A1A1A"/>
+          <w:sz w:val="22"/>
+          <w:szCs w:val="22"/>
+        </w:rPr>
+        <w:t xml:space="preserve"> </w:t>
+      </w:r>
+      <w:r>
+        <w:rPr>
+          <w:rFonts w:ascii="Calibri" w:eastAsia="Times New Roman" w:hAnsi="Calibri" w:cs="Calibri"/>
+          <w:color w:val="1A1A1A"/>
+          <w:sz w:val="22"/>
+          <w:szCs w:val="22"/>
+        </w:rPr>
+        <w:t>at any time to see which rule the system is testing and why it needs the answer (Figure 9).</w:t>
+      </w:r>
+    </w:p>
+    <w:p>
+      <w:pPr>
+        <w:numPr>
+          <w:ilvl w:val="0"/>
+          <w:numId w:val="11"/>
+        </w:numPr>
+        <w:spacing w:before="100" w:beforeAutospacing="1" w:after="60"/>
+        <w:rPr>
+          <w:rFonts w:ascii="Calibri" w:eastAsia="Times New Roman" w:hAnsi="Calibri" w:cs="Calibri"/>
+          <w:color w:val="1A1A1A"/>
+          <w:sz w:val="22"/>
+          <w:szCs w:val="22"/>
+        </w:rPr>
+      </w:pPr>
+      <w:r>
+        <w:rPr>
+          <w:rFonts w:ascii="Calibri" w:eastAsia="Times New Roman" w:hAnsi="Calibri" w:cs="Calibri"/>
+          <w:color w:val="1A1A1A"/>
+          <w:sz w:val="22"/>
+          <w:szCs w:val="22"/>
+        </w:rPr>
+        <w:t xml:space="preserve">When the system has enough information it shows the answer, how many questions it needed, and a diagram of its reasoning. </w:t>
+      </w:r>
+      <w:r>
+        <w:rPr>
+          <w:rFonts w:ascii="Calibri" w:eastAsia="Times New Roman" w:hAnsi="Calibri" w:cs="Calibri"/>
+          <w:b/>
+          <w:bCs/>
+          <w:color w:val="1A1A1A"/>
+          <w:sz w:val="22"/>
+          <w:szCs w:val="22"/>
+        </w:rPr>
+        <w:t>Change my last answer</w:t>
+      </w:r>
+      <w:r>
+        <w:rPr>
+          <w:rFonts w:ascii="Calibri" w:eastAsia="Times New Roman" w:hAnsi="Calibri" w:cs="Calibri"/>
+          <w:color w:val="1A1A1A"/>
+          <w:sz w:val="22"/>
+          <w:szCs w:val="22"/>
+        </w:rPr>
+        <w:t xml:space="preserve"> takes you back one step.</w:t>
       </w:r>
     </w:p>
     <w:p>
@@ -9501,10 +10119,9 @@
           <w:sz w:val="22"/>
           <w:szCs w:val="22"/>
         </w:rPr>
-        <w:lastRenderedPageBreak/>
         <w:drawing>
           <wp:inline distT="0" distB="0" distL="0" distR="0">
-            <wp:extent cx="4095750" cy="4095750"/>
+            <wp:extent cx="4095750" cy="2573020"/>
             <wp:effectExtent l="0" t="0" r="0" b="0"/>
             <wp:docPr id="10" name="Picture 10"/>
             <wp:cNvGraphicFramePr>
@@ -9535,7 +10152,7 @@
                   <pic:spPr bwMode="auto">
                     <a:xfrm>
                       <a:off x="0" y="0"/>
-                      <a:ext cx="4095750" cy="4095750"/>
+                      <a:ext cx="4095750" cy="2573020"/>
                     </a:xfrm>
                     <a:prstGeom prst="rect">
                       <a:avLst/>
@@ -9564,7 +10181,48 @@
         <w:rPr>
           <w:rFonts w:ascii="Calibri" w:hAnsi="Calibri" w:cs="Calibri"/>
         </w:rPr>
-        <w:t>Figure 9. A plain-English question and how it was understood</w:t>
+        <w:t>Figure 9. A consultation question with the progress bar, the Back button and the explanation</w:t>
+      </w:r>
+    </w:p>
+    <w:p>
+      <w:pPr>
+        <w:shd w:val="clear" w:color="auto" w:fill="EEF3FB"/>
+        <w:divId w:val="53286224"/>
+        <w:rPr>
+          <w:rFonts w:ascii="Calibri" w:eastAsia="Times New Roman" w:hAnsi="Calibri" w:cs="Calibri"/>
+          <w:color w:val="1A1A1A"/>
+          <w:sz w:val="22"/>
+          <w:szCs w:val="22"/>
+        </w:rPr>
+      </w:pPr>
+      <w:r>
+        <w:rPr>
+          <w:rFonts w:ascii="Calibri" w:eastAsia="Times New Roman" w:hAnsi="Calibri" w:cs="Calibri"/>
+          <w:color w:val="1A1A1A"/>
+          <w:sz w:val="22"/>
+          <w:szCs w:val="22"/>
+        </w:rPr>
+        <w:t xml:space="preserve">The system asks only what it needs. For example, when checking for ruby, answering </w:t>
+      </w:r>
+      <w:r>
+        <w:rPr>
+          <w:rFonts w:ascii="Calibri" w:eastAsia="Times New Roman" w:hAnsi="Calibri" w:cs="Calibri"/>
+          <w:i/>
+          <w:iCs/>
+          <w:color w:val="1A1A1A"/>
+          <w:sz w:val="22"/>
+          <w:szCs w:val="22"/>
+        </w:rPr>
+        <w:t>Isotropic</w:t>
+      </w:r>
+      <w:r>
+        <w:rPr>
+          <w:rFonts w:ascii="Calibri" w:eastAsia="Times New Roman" w:hAnsi="Calibri" w:cs="Calibri"/>
+          <w:color w:val="1A1A1A"/>
+          <w:sz w:val="22"/>
+          <w:szCs w:val="22"/>
+        </w:rPr>
+        <w:t xml:space="preserve"> to the first question ends the consultation immediately, because a ruby must be doubly refractive.</w:t>
       </w:r>
     </w:p>
     <w:p>
@@ -9574,12 +10232,12 @@
           <w:rFonts w:eastAsia="Times New Roman"/>
         </w:rPr>
       </w:pPr>
-      <w:bookmarkStart w:id="20" w:name="_Toc241529726"/>
+      <w:bookmarkStart w:id="20" w:name="_Toc241587678"/>
       <w:r>
         <w:rPr>
           <w:rFonts w:eastAsia="Times New Roman"/>
         </w:rPr>
-        <w:t>11. Worked examples</w:t>
+        <w:t>10. Asking in plain English</w:t>
       </w:r>
       <w:bookmarkEnd w:id="20"/>
     </w:p>
@@ -9600,7 +10258,8 @@
           <w:sz w:val="22"/>
           <w:szCs w:val="22"/>
         </w:rPr>
-        <w:t xml:space="preserve">The </w:t>
+        <w:lastRenderedPageBreak/>
+        <w:t xml:space="preserve">Type a question into the box on the home page and press </w:t>
       </w:r>
       <w:r>
         <w:rPr>
@@ -9611,76 +10270,140 @@
           <w:sz w:val="22"/>
           <w:szCs w:val="22"/>
         </w:rPr>
-        <w:t>Example stones to try</w:t>
-      </w:r>
-      <w:r>
-        <w:rPr>
-          <w:rFonts w:ascii="Calibri" w:hAnsi="Calibri" w:cs="Calibri"/>
-          <w:color w:val="1A1A1A"/>
-          <w:sz w:val="22"/>
-          <w:szCs w:val="22"/>
-        </w:rPr>
-        <w:t xml:space="preserve"> section of the home page has 14 ready-made stones (Figure 10). Press </w:t>
-      </w:r>
-      <w:r>
-        <w:rPr>
-          <w:rFonts w:ascii="Calibri" w:hAnsi="Calibri" w:cs="Calibri"/>
-          <w:b/>
-          <w:bCs/>
-          <w:color w:val="1A1A1A"/>
-          <w:sz w:val="22"/>
-          <w:szCs w:val="22"/>
-        </w:rPr>
-        <w:t>Try it</w:t>
-      </w:r>
-      <w:r>
-        <w:rPr>
-          <w:rFonts w:ascii="Calibri" w:hAnsi="Calibri" w:cs="Calibri"/>
-          <w:color w:val="1A1A1A"/>
-          <w:sz w:val="22"/>
-          <w:szCs w:val="22"/>
-        </w:rPr>
-        <w:t xml:space="preserve"> on any card to copy its readings into the form, then press </w:t>
-      </w:r>
-      <w:r>
-        <w:rPr>
-          <w:rFonts w:ascii="Calibri" w:hAnsi="Calibri" w:cs="Calibri"/>
-          <w:b/>
-          <w:bCs/>
-          <w:color w:val="1A1A1A"/>
-          <w:sz w:val="22"/>
-          <w:szCs w:val="22"/>
-        </w:rPr>
-        <w:t>Identify stone</w:t>
-      </w:r>
-      <w:r>
-        <w:rPr>
-          <w:rFonts w:ascii="Calibri" w:hAnsi="Calibri" w:cs="Calibri"/>
-          <w:color w:val="1A1A1A"/>
-          <w:sz w:val="22"/>
-          <w:szCs w:val="22"/>
-        </w:rPr>
-        <w:t xml:space="preserve"> or </w:t>
-      </w:r>
-      <w:r>
-        <w:rPr>
-          <w:rFonts w:ascii="Calibri" w:hAnsi="Calibri" w:cs="Calibri"/>
-          <w:b/>
-          <w:bCs/>
-          <w:color w:val="1A1A1A"/>
-          <w:sz w:val="22"/>
-          <w:szCs w:val="22"/>
-        </w:rPr>
-        <w:t>Verify</w:t>
-      </w:r>
-      <w:r>
-        <w:rPr>
-          <w:rFonts w:ascii="Calibri" w:hAnsi="Calibri" w:cs="Calibri"/>
-          <w:color w:val="1A1A1A"/>
-          <w:sz w:val="22"/>
-          <w:szCs w:val="22"/>
-        </w:rPr>
-        <w:t>.</w:t>
+        <w:t>Ask</w:t>
+      </w:r>
+      <w:r>
+        <w:rPr>
+          <w:rFonts w:ascii="Calibri" w:hAnsi="Calibri" w:cs="Calibri"/>
+          <w:color w:val="1A1A1A"/>
+          <w:sz w:val="22"/>
+          <w:szCs w:val="22"/>
+        </w:rPr>
+        <w:t>. The system shows what it understood (Figure 10) and then answers. Examples:</w:t>
+      </w:r>
+    </w:p>
+    <w:p>
+      <w:pPr>
+        <w:numPr>
+          <w:ilvl w:val="0"/>
+          <w:numId w:val="12"/>
+        </w:numPr>
+        <w:spacing w:before="100" w:beforeAutospacing="1" w:after="60"/>
+        <w:rPr>
+          <w:rFonts w:ascii="Calibri" w:eastAsia="Times New Roman" w:hAnsi="Calibri" w:cs="Calibri"/>
+          <w:color w:val="1A1A1A"/>
+          <w:sz w:val="22"/>
+          <w:szCs w:val="22"/>
+        </w:rPr>
+      </w:pPr>
+      <w:r>
+        <w:rPr>
+          <w:rFonts w:ascii="Calibri" w:eastAsia="Times New Roman" w:hAnsi="Calibri" w:cs="Calibri"/>
+          <w:i/>
+          <w:iCs/>
+          <w:color w:val="1A1A1A"/>
+          <w:sz w:val="22"/>
+          <w:szCs w:val="22"/>
+        </w:rPr>
+        <w:t>Is my stone a sapphire? RI 1.765, SG 4.00, uniaxial and blue</w:t>
+      </w:r>
+    </w:p>
+    <w:p>
+      <w:pPr>
+        <w:numPr>
+          <w:ilvl w:val="0"/>
+          <w:numId w:val="12"/>
+        </w:numPr>
+        <w:spacing w:before="100" w:beforeAutospacing="1" w:after="60"/>
+        <w:rPr>
+          <w:rFonts w:ascii="Calibri" w:eastAsia="Times New Roman" w:hAnsi="Calibri" w:cs="Calibri"/>
+          <w:color w:val="1A1A1A"/>
+          <w:sz w:val="22"/>
+          <w:szCs w:val="22"/>
+        </w:rPr>
+      </w:pPr>
+      <w:r>
+        <w:rPr>
+          <w:rFonts w:ascii="Calibri" w:eastAsia="Times New Roman" w:hAnsi="Calibri" w:cs="Calibri"/>
+          <w:i/>
+          <w:iCs/>
+          <w:color w:val="1A1A1A"/>
+          <w:sz w:val="22"/>
+          <w:szCs w:val="22"/>
+        </w:rPr>
+        <w:t>What is a singly refractive red stone with SG 3.60?</w:t>
+      </w:r>
+    </w:p>
+    <w:p>
+      <w:pPr>
+        <w:numPr>
+          <w:ilvl w:val="0"/>
+          <w:numId w:val="12"/>
+        </w:numPr>
+        <w:spacing w:before="100" w:beforeAutospacing="1" w:after="60"/>
+        <w:rPr>
+          <w:rFonts w:ascii="Calibri" w:eastAsia="Times New Roman" w:hAnsi="Calibri" w:cs="Calibri"/>
+          <w:color w:val="1A1A1A"/>
+          <w:sz w:val="22"/>
+          <w:szCs w:val="22"/>
+        </w:rPr>
+      </w:pPr>
+      <w:r>
+        <w:rPr>
+          <w:rFonts w:ascii="Calibri" w:eastAsia="Times New Roman" w:hAnsi="Calibri" w:cs="Calibri"/>
+          <w:i/>
+          <w:iCs/>
+          <w:color w:val="1A1A1A"/>
+          <w:sz w:val="22"/>
+          <w:szCs w:val="22"/>
+        </w:rPr>
+        <w:t>Could it be glass? isotropic, RI 1.52, gas bubbles</w:t>
+      </w:r>
+    </w:p>
+    <w:p>
+      <w:pPr>
+        <w:numPr>
+          <w:ilvl w:val="0"/>
+          <w:numId w:val="12"/>
+        </w:numPr>
+        <w:spacing w:before="100" w:beforeAutospacing="1" w:after="60"/>
+        <w:rPr>
+          <w:rFonts w:ascii="Calibri" w:eastAsia="Times New Roman" w:hAnsi="Calibri" w:cs="Calibri"/>
+          <w:color w:val="1A1A1A"/>
+          <w:sz w:val="22"/>
+          <w:szCs w:val="22"/>
+        </w:rPr>
+      </w:pPr>
+      <w:r>
+        <w:rPr>
+          <w:rFonts w:ascii="Calibri" w:eastAsia="Times New Roman" w:hAnsi="Calibri" w:cs="Calibri"/>
+          <w:i/>
+          <w:iCs/>
+          <w:color w:val="1A1A1A"/>
+          <w:sz w:val="22"/>
+          <w:szCs w:val="22"/>
+        </w:rPr>
+        <w:t>Blue stone, RI over the limit, SG 4.70, uniaxial</w:t>
+      </w:r>
+    </w:p>
+    <w:p>
+      <w:pPr>
+        <w:pStyle w:val="NormalWeb"/>
+        <w:rPr>
+          <w:rFonts w:ascii="Calibri" w:hAnsi="Calibri" w:cs="Calibri"/>
+          <w:color w:val="1A1A1A"/>
+          <w:sz w:val="22"/>
+          <w:szCs w:val="22"/>
+        </w:rPr>
+      </w:pPr>
+      <w:r>
+        <w:rPr>
+          <w:rFonts w:ascii="Calibri" w:hAnsi="Calibri" w:cs="Calibri"/>
+          <w:color w:val="1A1A1A"/>
+          <w:sz w:val="22"/>
+          <w:szCs w:val="22"/>
+        </w:rPr>
+        <w:t>Understood words include RI / refractive index, "over the limit", SG / specific gravity, singly or doubly refractive, uniaxial, biaxial, colour names, star, cat's eye, colour change, adularescence, silk, crystals, fingerprints, gas bubbles, curved lines, swirl marks, discoid fractures, clean, and gem names. Words the system did not use are listed so you can rephrase.</w:t>
       </w:r>
     </w:p>
     <w:p>
@@ -9704,8 +10427,8 @@
         </w:rPr>
         <w:drawing>
           <wp:inline distT="0" distB="0" distL="0" distR="0">
-            <wp:extent cx="5143500" cy="2620010"/>
-            <wp:effectExtent l="0" t="0" r="0" b="8890"/>
+            <wp:extent cx="4095750" cy="2142490"/>
+            <wp:effectExtent l="0" t="0" r="0" b="0"/>
             <wp:docPr id="11" name="Picture 11"/>
             <wp:cNvGraphicFramePr>
               <a:graphicFrameLocks xmlns:a="http://schemas.openxmlformats.org/drawingml/2006/main" noChangeAspect="1"/>
@@ -9735,7 +10458,7 @@
                   <pic:spPr bwMode="auto">
                     <a:xfrm>
                       <a:off x="0" y="0"/>
-                      <a:ext cx="5143500" cy="2620010"/>
+                      <a:ext cx="4095750" cy="2142490"/>
                     </a:xfrm>
                     <a:prstGeom prst="rect">
                       <a:avLst/>
@@ -9764,7 +10487,208 @@
         <w:rPr>
           <w:rFonts w:ascii="Calibri" w:hAnsi="Calibri" w:cs="Calibri"/>
         </w:rPr>
-        <w:t>Figure 10. Example stones</w:t>
+        <w:t>Figure 10. A plain-English question and how it was understood</w:t>
+      </w:r>
+    </w:p>
+    <w:p>
+      <w:pPr>
+        <w:pStyle w:val="Heading1"/>
+        <w:rPr>
+          <w:rFonts w:eastAsia="Times New Roman"/>
+        </w:rPr>
+      </w:pPr>
+      <w:bookmarkStart w:id="21" w:name="_Toc241587679"/>
+      <w:r>
+        <w:rPr>
+          <w:rFonts w:eastAsia="Times New Roman"/>
+        </w:rPr>
+        <w:t>11. Worked examples</w:t>
+      </w:r>
+      <w:bookmarkEnd w:id="21"/>
+    </w:p>
+    <w:p>
+      <w:pPr>
+        <w:pStyle w:val="NormalWeb"/>
+        <w:rPr>
+          <w:rFonts w:ascii="Calibri" w:hAnsi="Calibri" w:cs="Calibri"/>
+          <w:color w:val="1A1A1A"/>
+          <w:sz w:val="22"/>
+          <w:szCs w:val="22"/>
+        </w:rPr>
+      </w:pPr>
+      <w:r>
+        <w:rPr>
+          <w:rFonts w:ascii="Calibri" w:hAnsi="Calibri" w:cs="Calibri"/>
+          <w:color w:val="1A1A1A"/>
+          <w:sz w:val="22"/>
+          <w:szCs w:val="22"/>
+        </w:rPr>
+        <w:t xml:space="preserve">The </w:t>
+      </w:r>
+      <w:r>
+        <w:rPr>
+          <w:rFonts w:ascii="Calibri" w:hAnsi="Calibri" w:cs="Calibri"/>
+          <w:b/>
+          <w:bCs/>
+          <w:color w:val="1A1A1A"/>
+          <w:sz w:val="22"/>
+          <w:szCs w:val="22"/>
+        </w:rPr>
+        <w:t>Example stones to try</w:t>
+      </w:r>
+      <w:r>
+        <w:rPr>
+          <w:rFonts w:ascii="Calibri" w:hAnsi="Calibri" w:cs="Calibri"/>
+          <w:color w:val="1A1A1A"/>
+          <w:sz w:val="22"/>
+          <w:szCs w:val="22"/>
+        </w:rPr>
+        <w:t xml:space="preserve"> section of the home page has 15 ready-made stones (Figure 11). Press </w:t>
+      </w:r>
+      <w:r>
+        <w:rPr>
+          <w:rFonts w:ascii="Calibri" w:hAnsi="Calibri" w:cs="Calibri"/>
+          <w:b/>
+          <w:bCs/>
+          <w:color w:val="1A1A1A"/>
+          <w:sz w:val="22"/>
+          <w:szCs w:val="22"/>
+        </w:rPr>
+        <w:t>Try it</w:t>
+      </w:r>
+      <w:r>
+        <w:rPr>
+          <w:rFonts w:ascii="Calibri" w:hAnsi="Calibri" w:cs="Calibri"/>
+          <w:color w:val="1A1A1A"/>
+          <w:sz w:val="22"/>
+          <w:szCs w:val="22"/>
+        </w:rPr>
+        <w:t xml:space="preserve"> on any card to copy its readings into the form, then press </w:t>
+      </w:r>
+      <w:r>
+        <w:rPr>
+          <w:rFonts w:ascii="Calibri" w:hAnsi="Calibri" w:cs="Calibri"/>
+          <w:b/>
+          <w:bCs/>
+          <w:color w:val="1A1A1A"/>
+          <w:sz w:val="22"/>
+          <w:szCs w:val="22"/>
+        </w:rPr>
+        <w:t>Identify stone</w:t>
+      </w:r>
+      <w:r>
+        <w:rPr>
+          <w:rFonts w:ascii="Calibri" w:hAnsi="Calibri" w:cs="Calibri"/>
+          <w:color w:val="1A1A1A"/>
+          <w:sz w:val="22"/>
+          <w:szCs w:val="22"/>
+        </w:rPr>
+        <w:t xml:space="preserve"> or </w:t>
+      </w:r>
+      <w:r>
+        <w:rPr>
+          <w:rFonts w:ascii="Calibri" w:hAnsi="Calibri" w:cs="Calibri"/>
+          <w:b/>
+          <w:bCs/>
+          <w:color w:val="1A1A1A"/>
+          <w:sz w:val="22"/>
+          <w:szCs w:val="22"/>
+        </w:rPr>
+        <w:t>Verify</w:t>
+      </w:r>
+      <w:r>
+        <w:rPr>
+          <w:rFonts w:ascii="Calibri" w:hAnsi="Calibri" w:cs="Calibri"/>
+          <w:color w:val="1A1A1A"/>
+          <w:sz w:val="22"/>
+          <w:szCs w:val="22"/>
+        </w:rPr>
+        <w:t>.</w:t>
+      </w:r>
+    </w:p>
+    <w:p>
+      <w:pPr>
+        <w:pStyle w:val="fig"/>
+        <w:spacing w:before="0" w:beforeAutospacing="0"/>
+        <w:rPr>
+          <w:rFonts w:ascii="Calibri" w:hAnsi="Calibri" w:cs="Calibri"/>
+          <w:color w:val="1A1A1A"/>
+          <w:sz w:val="22"/>
+          <w:szCs w:val="22"/>
+        </w:rPr>
+      </w:pPr>
+      <w:r>
+        <w:rPr>
+          <w:rFonts w:ascii="Calibri" w:hAnsi="Calibri" w:cs="Calibri"/>
+          <w:noProof/>
+          <w:color w:val="1A1A1A"/>
+          <w:sz w:val="22"/>
+          <w:szCs w:val="22"/>
+        </w:rPr>
+        <w:drawing>
+          <wp:inline distT="0" distB="0" distL="0" distR="0">
+            <wp:extent cx="5143500" cy="3333115"/>
+            <wp:effectExtent l="0" t="0" r="0" b="635"/>
+            <wp:docPr id="12" name="Picture 12"/>
+            <wp:cNvGraphicFramePr>
+              <a:graphicFrameLocks xmlns:a="http://schemas.openxmlformats.org/drawingml/2006/main" noChangeAspect="1"/>
+            </wp:cNvGraphicFramePr>
+            <a:graphic xmlns:a="http://schemas.openxmlformats.org/drawingml/2006/main">
+              <a:graphicData uri="http://schemas.openxmlformats.org/drawingml/2006/picture">
+                <pic:pic xmlns:pic="http://schemas.openxmlformats.org/drawingml/2006/picture">
+                  <pic:nvPicPr>
+                    <pic:cNvPr id="0" name="Picture 12"/>
+                    <pic:cNvPicPr>
+                      <a:picLocks noChangeAspect="1" noChangeArrowheads="1"/>
+                    </pic:cNvPicPr>
+                  </pic:nvPicPr>
+                  <pic:blipFill>
+                    <a:blip r:embed="rId18">
+                      <a:extLst>
+                        <a:ext uri="{28A0092B-C50C-407E-A947-70E740481C1C}">
+                          <a14:useLocalDpi xmlns:a14="http://schemas.microsoft.com/office/drawing/2010/main" val="0"/>
+                        </a:ext>
+                      </a:extLst>
+                    </a:blip>
+                    <a:srcRect/>
+                    <a:stretch>
+                      <a:fillRect/>
+                    </a:stretch>
+                  </pic:blipFill>
+                  <pic:spPr bwMode="auto">
+                    <a:xfrm>
+                      <a:off x="0" y="0"/>
+                      <a:ext cx="5143500" cy="3333115"/>
+                    </a:xfrm>
+                    <a:prstGeom prst="rect">
+                      <a:avLst/>
+                    </a:prstGeom>
+                    <a:noFill/>
+                    <a:ln>
+                      <a:noFill/>
+                    </a:ln>
+                  </pic:spPr>
+                </pic:pic>
+              </a:graphicData>
+            </a:graphic>
+          </wp:inline>
+        </w:drawing>
+      </w:r>
+    </w:p>
+    <w:p>
+      <w:pPr>
+        <w:pStyle w:val="caption"/>
+        <w:spacing w:before="0" w:beforeAutospacing="0"/>
+        <w:rPr>
+          <w:rFonts w:ascii="Calibri" w:hAnsi="Calibri" w:cs="Calibri"/>
+        </w:rPr>
+      </w:pPr>
+      <w:r>
+        <w:rPr>
+          <w:rFonts w:ascii="Calibri" w:hAnsi="Calibri" w:cs="Calibri"/>
+        </w:rPr>
+        <w:lastRenderedPageBreak/>
+        <w:t>Figure 11. Example stones</w:t>
       </w:r>
     </w:p>
     <w:p>
@@ -9774,14 +10698,14 @@
           <w:rFonts w:eastAsia="Times New Roman"/>
         </w:rPr>
       </w:pPr>
-      <w:bookmarkStart w:id="21" w:name="_Toc241529727"/>
+      <w:bookmarkStart w:id="22" w:name="_Toc241587680"/>
       <w:r>
         <w:rPr>
           <w:rFonts w:eastAsia="Times New Roman"/>
         </w:rPr>
         <w:t>11.1 Example 1: a natural blue sapphire</w:t>
       </w:r>
-      <w:bookmarkEnd w:id="21"/>
+      <w:bookmarkEnd w:id="22"/>
     </w:p>
     <w:tbl>
       <w:tblPr>
@@ -9921,7 +10845,6 @@
                 <w:sz w:val="20"/>
                 <w:szCs w:val="20"/>
               </w:rPr>
-              <w:lastRenderedPageBreak/>
               <w:t>Result</w:t>
             </w:r>
           </w:p>
@@ -9971,7 +10894,7 @@
                 <w:sz w:val="20"/>
                 <w:szCs w:val="20"/>
               </w:rPr>
-              <w:t xml:space="preserve"> (species corundum) - Strong match, 90% certain; origin </w:t>
+              <w:t xml:space="preserve"> (species corundum) - Strong match, 90% certain (very likely); origin </w:t>
             </w:r>
             <w:r>
               <w:rPr>
@@ -10170,14 +11093,14 @@
           <w:rFonts w:eastAsia="Times New Roman"/>
         </w:rPr>
       </w:pPr>
-      <w:bookmarkStart w:id="22" w:name="_Toc241529728"/>
+      <w:bookmarkStart w:id="23" w:name="_Toc241587681"/>
       <w:r>
         <w:rPr>
           <w:rFonts w:eastAsia="Times New Roman"/>
         </w:rPr>
         <w:t>11.2 Example 2: a glass imitation</w:t>
       </w:r>
-      <w:bookmarkEnd w:id="22"/>
+      <w:bookmarkEnd w:id="23"/>
     </w:p>
     <w:tbl>
       <w:tblPr>
@@ -10272,7 +11195,7 @@
                 <w:sz w:val="20"/>
                 <w:szCs w:val="20"/>
               </w:rPr>
-              <w:t>RI 1.60, Isotropic, Round gas bubbles (SG not measured)</w:t>
+              <w:t>RI 1.60, Isotropic, Gas bubbles (SG not measured)</w:t>
             </w:r>
           </w:p>
         </w:tc>
@@ -10386,7 +11309,7 @@
                 <w:sz w:val="20"/>
                 <w:szCs w:val="20"/>
               </w:rPr>
-              <w:t xml:space="preserve"> (Figure 11).</w:t>
+              <w:t xml:space="preserve"> (Figure 12).</w:t>
             </w:r>
           </w:p>
         </w:tc>
@@ -10496,9 +11419,9 @@
         </w:rPr>
         <w:drawing>
           <wp:inline distT="0" distB="0" distL="0" distR="0">
-            <wp:extent cx="4095750" cy="4095750"/>
+            <wp:extent cx="4095750" cy="1409700"/>
             <wp:effectExtent l="0" t="0" r="0" b="0"/>
-            <wp:docPr id="12" name="Picture 12"/>
+            <wp:docPr id="13" name="Picture 13"/>
             <wp:cNvGraphicFramePr>
               <a:graphicFrameLocks xmlns:a="http://schemas.openxmlformats.org/drawingml/2006/main" noChangeAspect="1"/>
             </wp:cNvGraphicFramePr>
@@ -10506,13 +11429,13 @@
               <a:graphicData uri="http://schemas.openxmlformats.org/drawingml/2006/picture">
                 <pic:pic xmlns:pic="http://schemas.openxmlformats.org/drawingml/2006/picture">
                   <pic:nvPicPr>
-                    <pic:cNvPr id="0" name="Picture 12"/>
+                    <pic:cNvPr id="0" name="Picture 13"/>
                     <pic:cNvPicPr>
                       <a:picLocks noChangeAspect="1" noChangeArrowheads="1"/>
                     </pic:cNvPicPr>
                   </pic:nvPicPr>
                   <pic:blipFill>
-                    <a:blip r:embed="rId18">
+                    <a:blip r:embed="rId19">
                       <a:extLst>
                         <a:ext uri="{28A0092B-C50C-407E-A947-70E740481C1C}">
                           <a14:useLocalDpi xmlns:a14="http://schemas.microsoft.com/office/drawing/2010/main" val="0"/>
@@ -10527,7 +11450,7 @@
                   <pic:spPr bwMode="auto">
                     <a:xfrm>
                       <a:off x="0" y="0"/>
-                      <a:ext cx="4095750" cy="4095750"/>
+                      <a:ext cx="4095750" cy="1409700"/>
                     </a:xfrm>
                     <a:prstGeom prst="rect">
                       <a:avLst/>
@@ -10556,7 +11479,7 @@
         <w:rPr>
           <w:rFonts w:ascii="Calibri" w:hAnsi="Calibri" w:cs="Calibri"/>
         </w:rPr>
-        <w:t>Figure 11. A glass imitation is detected</w:t>
+        <w:t>Figure 12. A glass imitation is detected</w:t>
       </w:r>
     </w:p>
     <w:p>
@@ -10566,14 +11489,14 @@
           <w:rFonts w:eastAsia="Times New Roman"/>
         </w:rPr>
       </w:pPr>
-      <w:bookmarkStart w:id="23" w:name="_Toc241529729"/>
+      <w:bookmarkStart w:id="24" w:name="_Toc241587682"/>
       <w:r>
         <w:rPr>
           <w:rFonts w:eastAsia="Times New Roman"/>
         </w:rPr>
         <w:t>11.3 Example 3: checking a claim that fails</w:t>
       </w:r>
-      <w:bookmarkEnd w:id="23"/>
+      <w:bookmarkEnd w:id="24"/>
     </w:p>
     <w:tbl>
       <w:tblPr>
@@ -10793,7 +11716,7 @@
                 <w:sz w:val="20"/>
                 <w:szCs w:val="20"/>
               </w:rPr>
-              <w:t xml:space="preserve"> instead (Figure 7).</w:t>
+              <w:t xml:space="preserve"> instead (Figure 8).</w:t>
             </w:r>
           </w:p>
         </w:tc>
@@ -10801,20 +11724,953 @@
     </w:tbl>
     <w:p>
       <w:pPr>
+        <w:pStyle w:val="Heading2"/>
+        <w:rPr>
+          <w:rFonts w:eastAsia="Times New Roman"/>
+        </w:rPr>
+      </w:pPr>
+      <w:bookmarkStart w:id="25" w:name="_Toc241587683"/>
+      <w:r>
+        <w:rPr>
+          <w:rFonts w:eastAsia="Times New Roman"/>
+        </w:rPr>
+        <w:t>11.4 Example 4: a refractometer reading over the limit</w:t>
+      </w:r>
+      <w:bookmarkEnd w:id="25"/>
+    </w:p>
+    <w:tbl>
+      <w:tblPr>
+        <w:tblW w:w="5000" w:type="pct"/>
+        <w:tblCellMar>
+          <w:top w:w="15" w:type="dxa"/>
+          <w:left w:w="15" w:type="dxa"/>
+          <w:bottom w:w="15" w:type="dxa"/>
+          <w:right w:w="15" w:type="dxa"/>
+        </w:tblCellMar>
+        <w:tblLook w:val="04A0" w:firstRow="1" w:lastRow="0" w:firstColumn="1" w:lastColumn="0" w:noHBand="0" w:noVBand="1"/>
+      </w:tblPr>
+      <w:tblGrid>
+        <w:gridCol w:w="2343"/>
+        <w:gridCol w:w="6668"/>
+      </w:tblGrid>
+      <w:tr>
+        <w:tc>
+          <w:tcPr>
+            <w:tcW w:w="1300" w:type="pct"/>
+            <w:tcBorders>
+              <w:top w:val="single" w:sz="6" w:space="0" w:color="9AA4B5"/>
+              <w:left w:val="single" w:sz="6" w:space="0" w:color="9AA4B5"/>
+              <w:bottom w:val="single" w:sz="6" w:space="0" w:color="9AA4B5"/>
+              <w:right w:val="single" w:sz="6" w:space="0" w:color="9AA4B5"/>
+            </w:tcBorders>
+            <w:shd w:val="clear" w:color="auto" w:fill="DBE5F1"/>
+            <w:tcMar>
+              <w:top w:w="60" w:type="dxa"/>
+              <w:left w:w="90" w:type="dxa"/>
+              <w:bottom w:w="60" w:type="dxa"/>
+              <w:right w:w="90" w:type="dxa"/>
+            </w:tcMar>
+            <w:hideMark/>
+          </w:tcPr>
+          <w:p>
+            <w:pPr>
+              <w:spacing w:after="120"/>
+              <w:rPr>
+                <w:rFonts w:ascii="Calibri" w:eastAsia="Times New Roman" w:hAnsi="Calibri" w:cs="Calibri"/>
+                <w:b/>
+                <w:bCs/>
+                <w:color w:val="1A1A1A"/>
+                <w:sz w:val="20"/>
+                <w:szCs w:val="20"/>
+              </w:rPr>
+            </w:pPr>
+            <w:r>
+              <w:rPr>
+                <w:rFonts w:ascii="Calibri" w:eastAsia="Times New Roman" w:hAnsi="Calibri" w:cs="Calibri"/>
+                <w:b/>
+                <w:bCs/>
+                <w:color w:val="1A1A1A"/>
+                <w:sz w:val="20"/>
+                <w:szCs w:val="20"/>
+              </w:rPr>
+              <w:t>Input</w:t>
+            </w:r>
+          </w:p>
+        </w:tc>
+        <w:tc>
+          <w:tcPr>
+            <w:tcW w:w="0" w:type="auto"/>
+            <w:tcBorders>
+              <w:top w:val="single" w:sz="6" w:space="0" w:color="9AA4B5"/>
+              <w:left w:val="single" w:sz="6" w:space="0" w:color="9AA4B5"/>
+              <w:bottom w:val="single" w:sz="6" w:space="0" w:color="9AA4B5"/>
+              <w:right w:val="single" w:sz="6" w:space="0" w:color="9AA4B5"/>
+            </w:tcBorders>
+            <w:tcMar>
+              <w:top w:w="60" w:type="dxa"/>
+              <w:left w:w="90" w:type="dxa"/>
+              <w:bottom w:w="60" w:type="dxa"/>
+              <w:right w:w="90" w:type="dxa"/>
+            </w:tcMar>
+            <w:hideMark/>
+          </w:tcPr>
+          <w:p>
+            <w:pPr>
+              <w:spacing w:after="120"/>
+              <w:rPr>
+                <w:rFonts w:ascii="Calibri" w:eastAsia="Times New Roman" w:hAnsi="Calibri" w:cs="Calibri"/>
+                <w:color w:val="1A1A1A"/>
+                <w:sz w:val="20"/>
+                <w:szCs w:val="20"/>
+              </w:rPr>
+            </w:pPr>
+            <w:r>
+              <w:rPr>
+                <w:rFonts w:ascii="Calibri" w:eastAsia="Times New Roman" w:hAnsi="Calibri" w:cs="Calibri"/>
+                <w:color w:val="1A1A1A"/>
+                <w:sz w:val="20"/>
+                <w:szCs w:val="20"/>
+              </w:rPr>
+              <w:t xml:space="preserve">RI </w:t>
+            </w:r>
+            <w:r>
+              <w:rPr>
+                <w:rFonts w:ascii="Calibri" w:eastAsia="Times New Roman" w:hAnsi="Calibri" w:cs="Calibri"/>
+                <w:b/>
+                <w:bCs/>
+                <w:color w:val="1A1A1A"/>
+                <w:sz w:val="20"/>
+                <w:szCs w:val="20"/>
+              </w:rPr>
+              <w:t>Over the limit</w:t>
+            </w:r>
+            <w:r>
+              <w:rPr>
+                <w:rFonts w:ascii="Calibri" w:eastAsia="Times New Roman" w:hAnsi="Calibri" w:cs="Calibri"/>
+                <w:color w:val="1A1A1A"/>
+                <w:sz w:val="20"/>
+                <w:szCs w:val="20"/>
+              </w:rPr>
+              <w:t xml:space="preserve"> (ticked), SG 4.70, Uniaxial, Blue, Crystals</w:t>
+            </w:r>
+          </w:p>
+        </w:tc>
+      </w:tr>
+      <w:tr>
+        <w:tc>
+          <w:tcPr>
+            <w:tcW w:w="0" w:type="auto"/>
+            <w:tcBorders>
+              <w:top w:val="single" w:sz="6" w:space="0" w:color="9AA4B5"/>
+              <w:left w:val="single" w:sz="6" w:space="0" w:color="9AA4B5"/>
+              <w:bottom w:val="single" w:sz="6" w:space="0" w:color="9AA4B5"/>
+              <w:right w:val="single" w:sz="6" w:space="0" w:color="9AA4B5"/>
+            </w:tcBorders>
+            <w:shd w:val="clear" w:color="auto" w:fill="DBE5F1"/>
+            <w:tcMar>
+              <w:top w:w="60" w:type="dxa"/>
+              <w:left w:w="90" w:type="dxa"/>
+              <w:bottom w:w="60" w:type="dxa"/>
+              <w:right w:w="90" w:type="dxa"/>
+            </w:tcMar>
+            <w:hideMark/>
+          </w:tcPr>
+          <w:p>
+            <w:pPr>
+              <w:spacing w:after="120"/>
+              <w:rPr>
+                <w:rFonts w:ascii="Calibri" w:eastAsia="Times New Roman" w:hAnsi="Calibri" w:cs="Calibri"/>
+                <w:b/>
+                <w:bCs/>
+                <w:color w:val="1A1A1A"/>
+                <w:sz w:val="20"/>
+                <w:szCs w:val="20"/>
+              </w:rPr>
+            </w:pPr>
+            <w:r>
+              <w:rPr>
+                <w:rFonts w:ascii="Calibri" w:eastAsia="Times New Roman" w:hAnsi="Calibri" w:cs="Calibri"/>
+                <w:b/>
+                <w:bCs/>
+                <w:color w:val="1A1A1A"/>
+                <w:sz w:val="20"/>
+                <w:szCs w:val="20"/>
+              </w:rPr>
+              <w:t>Result</w:t>
+            </w:r>
+          </w:p>
+        </w:tc>
+        <w:tc>
+          <w:tcPr>
+            <w:tcW w:w="0" w:type="auto"/>
+            <w:tcBorders>
+              <w:top w:val="single" w:sz="6" w:space="0" w:color="9AA4B5"/>
+              <w:left w:val="single" w:sz="6" w:space="0" w:color="9AA4B5"/>
+              <w:bottom w:val="single" w:sz="6" w:space="0" w:color="9AA4B5"/>
+              <w:right w:val="single" w:sz="6" w:space="0" w:color="9AA4B5"/>
+            </w:tcBorders>
+            <w:tcMar>
+              <w:top w:w="60" w:type="dxa"/>
+              <w:left w:w="90" w:type="dxa"/>
+              <w:bottom w:w="60" w:type="dxa"/>
+              <w:right w:w="90" w:type="dxa"/>
+            </w:tcMar>
+            <w:hideMark/>
+          </w:tcPr>
+          <w:p>
+            <w:pPr>
+              <w:spacing w:after="120"/>
+              <w:rPr>
+                <w:rFonts w:ascii="Calibri" w:eastAsia="Times New Roman" w:hAnsi="Calibri" w:cs="Calibri"/>
+                <w:color w:val="1A1A1A"/>
+                <w:sz w:val="20"/>
+                <w:szCs w:val="20"/>
+              </w:rPr>
+            </w:pPr>
+            <w:r>
+              <w:rPr>
+                <w:rFonts w:ascii="Calibri" w:eastAsia="Times New Roman" w:hAnsi="Calibri" w:cs="Calibri"/>
+                <w:b/>
+                <w:bCs/>
+                <w:color w:val="1A1A1A"/>
+                <w:sz w:val="20"/>
+                <w:szCs w:val="20"/>
+              </w:rPr>
+              <w:t>Blue zircon</w:t>
+            </w:r>
+            <w:r>
+              <w:rPr>
+                <w:rFonts w:ascii="Calibri" w:eastAsia="Times New Roman" w:hAnsi="Calibri" w:cs="Calibri"/>
+                <w:color w:val="1A1A1A"/>
+                <w:sz w:val="20"/>
+                <w:szCs w:val="20"/>
+              </w:rPr>
+              <w:t xml:space="preserve"> (species zircon) - Strong match, 65% certain (likely); origin </w:t>
+            </w:r>
+            <w:r>
+              <w:rPr>
+                <w:rFonts w:ascii="Calibri" w:eastAsia="Times New Roman" w:hAnsi="Calibri" w:cs="Calibri"/>
+                <w:b/>
+                <w:bCs/>
+                <w:color w:val="1A1A1A"/>
+                <w:sz w:val="20"/>
+                <w:szCs w:val="20"/>
+              </w:rPr>
+              <w:t>Likely natural</w:t>
+            </w:r>
+            <w:r>
+              <w:rPr>
+                <w:rFonts w:ascii="Calibri" w:eastAsia="Times New Roman" w:hAnsi="Calibri" w:cs="Calibri"/>
+                <w:color w:val="1A1A1A"/>
+                <w:sz w:val="20"/>
+                <w:szCs w:val="20"/>
+              </w:rPr>
+              <w:t xml:space="preserve"> (Figure 13).</w:t>
+            </w:r>
+          </w:p>
+        </w:tc>
+      </w:tr>
+      <w:tr>
+        <w:tc>
+          <w:tcPr>
+            <w:tcW w:w="0" w:type="auto"/>
+            <w:tcBorders>
+              <w:top w:val="single" w:sz="6" w:space="0" w:color="9AA4B5"/>
+              <w:left w:val="single" w:sz="6" w:space="0" w:color="9AA4B5"/>
+              <w:bottom w:val="single" w:sz="6" w:space="0" w:color="9AA4B5"/>
+              <w:right w:val="single" w:sz="6" w:space="0" w:color="9AA4B5"/>
+            </w:tcBorders>
+            <w:shd w:val="clear" w:color="auto" w:fill="DBE5F1"/>
+            <w:tcMar>
+              <w:top w:w="60" w:type="dxa"/>
+              <w:left w:w="90" w:type="dxa"/>
+              <w:bottom w:w="60" w:type="dxa"/>
+              <w:right w:w="90" w:type="dxa"/>
+            </w:tcMar>
+            <w:hideMark/>
+          </w:tcPr>
+          <w:p>
+            <w:pPr>
+              <w:spacing w:after="120"/>
+              <w:rPr>
+                <w:rFonts w:ascii="Calibri" w:eastAsia="Times New Roman" w:hAnsi="Calibri" w:cs="Calibri"/>
+                <w:b/>
+                <w:bCs/>
+                <w:color w:val="1A1A1A"/>
+                <w:sz w:val="20"/>
+                <w:szCs w:val="20"/>
+              </w:rPr>
+            </w:pPr>
+            <w:r>
+              <w:rPr>
+                <w:rFonts w:ascii="Calibri" w:eastAsia="Times New Roman" w:hAnsi="Calibri" w:cs="Calibri"/>
+                <w:b/>
+                <w:bCs/>
+                <w:color w:val="1A1A1A"/>
+                <w:sz w:val="20"/>
+                <w:szCs w:val="20"/>
+              </w:rPr>
+              <w:t>Why</w:t>
+            </w:r>
+          </w:p>
+        </w:tc>
+        <w:tc>
+          <w:tcPr>
+            <w:tcW w:w="0" w:type="auto"/>
+            <w:tcBorders>
+              <w:top w:val="single" w:sz="6" w:space="0" w:color="9AA4B5"/>
+              <w:left w:val="single" w:sz="6" w:space="0" w:color="9AA4B5"/>
+              <w:bottom w:val="single" w:sz="6" w:space="0" w:color="9AA4B5"/>
+              <w:right w:val="single" w:sz="6" w:space="0" w:color="9AA4B5"/>
+            </w:tcBorders>
+            <w:tcMar>
+              <w:top w:w="60" w:type="dxa"/>
+              <w:left w:w="90" w:type="dxa"/>
+              <w:bottom w:w="60" w:type="dxa"/>
+              <w:right w:w="90" w:type="dxa"/>
+            </w:tcMar>
+            <w:hideMark/>
+          </w:tcPr>
+          <w:p>
+            <w:pPr>
+              <w:spacing w:after="120"/>
+              <w:rPr>
+                <w:rFonts w:ascii="Calibri" w:eastAsia="Times New Roman" w:hAnsi="Calibri" w:cs="Calibri"/>
+                <w:color w:val="1A1A1A"/>
+                <w:sz w:val="20"/>
+                <w:szCs w:val="20"/>
+              </w:rPr>
+            </w:pPr>
+            <w:r>
+              <w:rPr>
+                <w:rFonts w:ascii="Calibri" w:eastAsia="Times New Roman" w:hAnsi="Calibri" w:cs="Calibri"/>
+                <w:color w:val="1A1A1A"/>
+                <w:sz w:val="20"/>
+                <w:szCs w:val="20"/>
+              </w:rPr>
+              <w:t>Only zircon, cubic zirconia and some garnets read above the refractometer's limit; of those, only zircon is uniaxial with an SG of about 4.7. The certainty is lower than for a measured RI because the exact value is unknown.</w:t>
+            </w:r>
+          </w:p>
+        </w:tc>
+      </w:tr>
+    </w:tbl>
+    <w:p>
+      <w:pPr>
+        <w:pStyle w:val="fig"/>
+        <w:spacing w:before="0" w:beforeAutospacing="0"/>
+        <w:rPr>
+          <w:rFonts w:ascii="Calibri" w:hAnsi="Calibri" w:cs="Calibri"/>
+          <w:color w:val="1A1A1A"/>
+          <w:sz w:val="22"/>
+          <w:szCs w:val="22"/>
+        </w:rPr>
+      </w:pPr>
+      <w:r>
+        <w:rPr>
+          <w:rFonts w:ascii="Calibri" w:hAnsi="Calibri" w:cs="Calibri"/>
+          <w:noProof/>
+          <w:color w:val="1A1A1A"/>
+          <w:sz w:val="22"/>
+          <w:szCs w:val="22"/>
+        </w:rPr>
+        <w:lastRenderedPageBreak/>
+        <w:drawing>
+          <wp:inline distT="0" distB="0" distL="0" distR="0">
+            <wp:extent cx="4095750" cy="1409700"/>
+            <wp:effectExtent l="0" t="0" r="0" b="0"/>
+            <wp:docPr id="14" name="Picture 14"/>
+            <wp:cNvGraphicFramePr>
+              <a:graphicFrameLocks xmlns:a="http://schemas.openxmlformats.org/drawingml/2006/main" noChangeAspect="1"/>
+            </wp:cNvGraphicFramePr>
+            <a:graphic xmlns:a="http://schemas.openxmlformats.org/drawingml/2006/main">
+              <a:graphicData uri="http://schemas.openxmlformats.org/drawingml/2006/picture">
+                <pic:pic xmlns:pic="http://schemas.openxmlformats.org/drawingml/2006/picture">
+                  <pic:nvPicPr>
+                    <pic:cNvPr id="0" name="Picture 14"/>
+                    <pic:cNvPicPr>
+                      <a:picLocks noChangeAspect="1" noChangeArrowheads="1"/>
+                    </pic:cNvPicPr>
+                  </pic:nvPicPr>
+                  <pic:blipFill>
+                    <a:blip r:embed="rId20">
+                      <a:extLst>
+                        <a:ext uri="{28A0092B-C50C-407E-A947-70E740481C1C}">
+                          <a14:useLocalDpi xmlns:a14="http://schemas.microsoft.com/office/drawing/2010/main" val="0"/>
+                        </a:ext>
+                      </a:extLst>
+                    </a:blip>
+                    <a:srcRect/>
+                    <a:stretch>
+                      <a:fillRect/>
+                    </a:stretch>
+                  </pic:blipFill>
+                  <pic:spPr bwMode="auto">
+                    <a:xfrm>
+                      <a:off x="0" y="0"/>
+                      <a:ext cx="4095750" cy="1409700"/>
+                    </a:xfrm>
+                    <a:prstGeom prst="rect">
+                      <a:avLst/>
+                    </a:prstGeom>
+                    <a:noFill/>
+                    <a:ln>
+                      <a:noFill/>
+                    </a:ln>
+                  </pic:spPr>
+                </pic:pic>
+              </a:graphicData>
+            </a:graphic>
+          </wp:inline>
+        </w:drawing>
+      </w:r>
+    </w:p>
+    <w:p>
+      <w:pPr>
+        <w:pStyle w:val="caption"/>
+        <w:spacing w:before="0" w:beforeAutospacing="0"/>
+        <w:rPr>
+          <w:rFonts w:ascii="Calibri" w:hAnsi="Calibri" w:cs="Calibri"/>
+        </w:rPr>
+      </w:pPr>
+      <w:r>
+        <w:rPr>
+          <w:rFonts w:ascii="Calibri" w:hAnsi="Calibri" w:cs="Calibri"/>
+        </w:rPr>
+        <w:t>Figure 13. A blue zircon identified with an RI over the refractometer limit</w:t>
+      </w:r>
+    </w:p>
+    <w:p>
+      <w:pPr>
         <w:pStyle w:val="Heading1"/>
         <w:rPr>
           <w:rFonts w:eastAsia="Times New Roman"/>
         </w:rPr>
       </w:pPr>
-      <w:bookmarkStart w:id="24" w:name="_Toc241529730"/>
+      <w:bookmarkStart w:id="26" w:name="_Toc241587684"/>
       <w:r>
         <w:rPr>
           <w:rFonts w:eastAsia="Times New Roman"/>
         </w:rPr>
+        <w:t>12. Printing or saving a result</w:t>
+      </w:r>
+      <w:bookmarkEnd w:id="26"/>
+    </w:p>
+    <w:p>
+      <w:pPr>
+        <w:pStyle w:val="NormalWeb"/>
+        <w:rPr>
+          <w:rFonts w:ascii="Calibri" w:hAnsi="Calibri" w:cs="Calibri"/>
+          <w:color w:val="1A1A1A"/>
+          <w:sz w:val="22"/>
+          <w:szCs w:val="22"/>
+        </w:rPr>
+      </w:pPr>
+      <w:r>
+        <w:rPr>
+          <w:rFonts w:ascii="Calibri" w:hAnsi="Calibri" w:cs="Calibri"/>
+          <w:color w:val="1A1A1A"/>
+          <w:sz w:val="22"/>
+          <w:szCs w:val="22"/>
+        </w:rPr>
+        <w:t xml:space="preserve">Every result page has a </w:t>
+      </w:r>
+      <w:r>
+        <w:rPr>
+          <w:rFonts w:ascii="Calibri" w:hAnsi="Calibri" w:cs="Calibri"/>
+          <w:b/>
+          <w:bCs/>
+          <w:color w:val="1A1A1A"/>
+          <w:sz w:val="22"/>
+          <w:szCs w:val="22"/>
+        </w:rPr>
+        <w:t>Print / Save as PDF</w:t>
+      </w:r>
+      <w:r>
+        <w:rPr>
+          <w:rFonts w:ascii="Calibri" w:hAnsi="Calibri" w:cs="Calibri"/>
+          <w:color w:val="1A1A1A"/>
+          <w:sz w:val="22"/>
+          <w:szCs w:val="22"/>
+        </w:rPr>
+        <w:t xml:space="preserve"> button at the bottom. It opens your browser's print window: choose a printer, or choose </w:t>
+      </w:r>
+      <w:r>
+        <w:rPr>
+          <w:rFonts w:ascii="Calibri" w:hAnsi="Calibri" w:cs="Calibri"/>
+          <w:b/>
+          <w:bCs/>
+          <w:color w:val="1A1A1A"/>
+          <w:sz w:val="22"/>
+          <w:szCs w:val="22"/>
+        </w:rPr>
+        <w:t>Save as PDF</w:t>
+      </w:r>
+      <w:r>
+        <w:rPr>
+          <w:rFonts w:ascii="Calibri" w:hAnsi="Calibri" w:cs="Calibri"/>
+          <w:color w:val="1A1A1A"/>
+          <w:sz w:val="22"/>
+          <w:szCs w:val="22"/>
+        </w:rPr>
+        <w:t xml:space="preserve"> </w:t>
+      </w:r>
+      <w:r>
+        <w:rPr>
+          <w:rFonts w:ascii="Calibri" w:hAnsi="Calibri" w:cs="Calibri"/>
+          <w:color w:val="1A1A1A"/>
+          <w:sz w:val="22"/>
+          <w:szCs w:val="22"/>
+        </w:rPr>
+        <w:t>as the printer to keep a file. The printout (Figure 14) has a header with the date and time and a reminder that it is a first opinion, leaves out the menu and buttons, and includes the full diagram and technical trace. You can take it to a seller or a gem laboratory.</w:t>
+      </w:r>
+    </w:p>
+    <w:p>
+      <w:pPr>
+        <w:pStyle w:val="fig"/>
+        <w:spacing w:before="0" w:beforeAutospacing="0"/>
+        <w:rPr>
+          <w:rFonts w:ascii="Calibri" w:hAnsi="Calibri" w:cs="Calibri"/>
+          <w:color w:val="1A1A1A"/>
+          <w:sz w:val="22"/>
+          <w:szCs w:val="22"/>
+        </w:rPr>
+      </w:pPr>
+      <w:r>
+        <w:rPr>
+          <w:rFonts w:ascii="Calibri" w:hAnsi="Calibri" w:cs="Calibri"/>
+          <w:noProof/>
+          <w:color w:val="1A1A1A"/>
+          <w:sz w:val="22"/>
+          <w:szCs w:val="22"/>
+        </w:rPr>
+        <w:drawing>
+          <wp:inline distT="0" distB="0" distL="0" distR="0">
+            <wp:extent cx="3143885" cy="4068445"/>
+            <wp:effectExtent l="0" t="0" r="0" b="8255"/>
+            <wp:docPr id="15" name="Picture 15"/>
+            <wp:cNvGraphicFramePr>
+              <a:graphicFrameLocks xmlns:a="http://schemas.openxmlformats.org/drawingml/2006/main" noChangeAspect="1"/>
+            </wp:cNvGraphicFramePr>
+            <a:graphic xmlns:a="http://schemas.openxmlformats.org/drawingml/2006/main">
+              <a:graphicData uri="http://schemas.openxmlformats.org/drawingml/2006/picture">
+                <pic:pic xmlns:pic="http://schemas.openxmlformats.org/drawingml/2006/picture">
+                  <pic:nvPicPr>
+                    <pic:cNvPr id="0" name="Picture 15"/>
+                    <pic:cNvPicPr>
+                      <a:picLocks noChangeAspect="1" noChangeArrowheads="1"/>
+                    </pic:cNvPicPr>
+                  </pic:nvPicPr>
+                  <pic:blipFill>
+                    <a:blip r:embed="rId21" cstate="print">
+                      <a:extLst>
+                        <a:ext uri="{28A0092B-C50C-407E-A947-70E740481C1C}">
+                          <a14:useLocalDpi xmlns:a14="http://schemas.microsoft.com/office/drawing/2010/main" val="0"/>
+                        </a:ext>
+                      </a:extLst>
+                    </a:blip>
+                    <a:srcRect/>
+                    <a:stretch>
+                      <a:fillRect/>
+                    </a:stretch>
+                  </pic:blipFill>
+                  <pic:spPr bwMode="auto">
+                    <a:xfrm>
+                      <a:off x="0" y="0"/>
+                      <a:ext cx="3143885" cy="4068445"/>
+                    </a:xfrm>
+                    <a:prstGeom prst="rect">
+                      <a:avLst/>
+                    </a:prstGeom>
+                    <a:noFill/>
+                    <a:ln>
+                      <a:noFill/>
+                    </a:ln>
+                  </pic:spPr>
+                </pic:pic>
+              </a:graphicData>
+            </a:graphic>
+          </wp:inline>
+        </w:drawing>
+      </w:r>
+    </w:p>
+    <w:p>
+      <w:pPr>
+        <w:pStyle w:val="caption"/>
+        <w:spacing w:before="0" w:beforeAutospacing="0"/>
+        <w:rPr>
+          <w:rFonts w:ascii="Calibri" w:hAnsi="Calibri" w:cs="Calibri"/>
+        </w:rPr>
+      </w:pPr>
+      <w:r>
+        <w:rPr>
+          <w:rFonts w:ascii="Calibri" w:hAnsi="Calibri" w:cs="Calibri"/>
+        </w:rPr>
+        <w:t>Figure 14. First page of a printed result</w:t>
+      </w:r>
+    </w:p>
+    <w:p>
+      <w:pPr>
+        <w:pStyle w:val="Heading1"/>
+        <w:rPr>
+          <w:rFonts w:eastAsia="Times New Roman"/>
+        </w:rPr>
+      </w:pPr>
+      <w:bookmarkStart w:id="27" w:name="_Toc241587685"/>
+      <w:r>
+        <w:rPr>
+          <w:rFonts w:eastAsia="Times New Roman"/>
+        </w:rPr>
+        <w:t>13. Your recent stones</w:t>
+      </w:r>
+      <w:bookmarkEnd w:id="27"/>
+    </w:p>
+    <w:p>
+      <w:pPr>
+        <w:pStyle w:val="NormalWeb"/>
+        <w:rPr>
+          <w:rFonts w:ascii="Calibri" w:hAnsi="Calibri" w:cs="Calibri"/>
+          <w:color w:val="1A1A1A"/>
+          <w:sz w:val="22"/>
+          <w:szCs w:val="22"/>
+        </w:rPr>
+      </w:pPr>
+      <w:r>
+        <w:rPr>
+          <w:rFonts w:ascii="Calibri" w:hAnsi="Calibri" w:cs="Calibri"/>
+          <w:color w:val="1A1A1A"/>
+          <w:sz w:val="22"/>
+          <w:szCs w:val="22"/>
+        </w:rPr>
+        <w:t xml:space="preserve">The system remembers the last eight results you looked at. They appear at the top of the form on the home page under </w:t>
+      </w:r>
+      <w:r>
+        <w:rPr>
+          <w:rFonts w:ascii="Calibri" w:hAnsi="Calibri" w:cs="Calibri"/>
+          <w:b/>
+          <w:bCs/>
+          <w:color w:val="1A1A1A"/>
+          <w:sz w:val="22"/>
+          <w:szCs w:val="22"/>
+        </w:rPr>
+        <w:t>Your recent stones</w:t>
+      </w:r>
+      <w:r>
+        <w:rPr>
+          <w:rFonts w:ascii="Calibri" w:hAnsi="Calibri" w:cs="Calibri"/>
+          <w:color w:val="1A1A1A"/>
+          <w:sz w:val="22"/>
+          <w:szCs w:val="22"/>
+        </w:rPr>
+        <w:t xml:space="preserve"> (Figure 15). Click one to open its result again, or press </w:t>
+      </w:r>
+      <w:r>
+        <w:rPr>
+          <w:rFonts w:ascii="Calibri" w:hAnsi="Calibri" w:cs="Calibri"/>
+          <w:b/>
+          <w:bCs/>
+          <w:color w:val="1A1A1A"/>
+          <w:sz w:val="22"/>
+          <w:szCs w:val="22"/>
+        </w:rPr>
+        <w:t>Clear list</w:t>
+      </w:r>
+      <w:r>
+        <w:rPr>
+          <w:rFonts w:ascii="Calibri" w:hAnsi="Calibri" w:cs="Calibri"/>
+          <w:color w:val="1A1A1A"/>
+          <w:sz w:val="22"/>
+          <w:szCs w:val="22"/>
+        </w:rPr>
+        <w:t xml:space="preserve"> to remove them.</w:t>
+      </w:r>
+    </w:p>
+    <w:p>
+      <w:pPr>
+        <w:pStyle w:val="fig"/>
+        <w:spacing w:before="0" w:beforeAutospacing="0"/>
+        <w:rPr>
+          <w:rFonts w:ascii="Calibri" w:hAnsi="Calibri" w:cs="Calibri"/>
+          <w:color w:val="1A1A1A"/>
+          <w:sz w:val="22"/>
+          <w:szCs w:val="22"/>
+        </w:rPr>
+      </w:pPr>
+      <w:r>
+        <w:rPr>
+          <w:rFonts w:ascii="Calibri" w:hAnsi="Calibri" w:cs="Calibri"/>
+          <w:noProof/>
+          <w:color w:val="1A1A1A"/>
+          <w:sz w:val="22"/>
+          <w:szCs w:val="22"/>
+        </w:rPr>
         <w:lastRenderedPageBreak/>
-        <w:t>12. Troubleshooting</w:t>
-      </w:r>
-      <w:bookmarkEnd w:id="24"/>
+        <w:drawing>
+          <wp:inline distT="0" distB="0" distL="0" distR="0">
+            <wp:extent cx="4954270" cy="990600"/>
+            <wp:effectExtent l="0" t="0" r="0" b="0"/>
+            <wp:docPr id="16" name="Picture 16"/>
+            <wp:cNvGraphicFramePr>
+              <a:graphicFrameLocks xmlns:a="http://schemas.openxmlformats.org/drawingml/2006/main" noChangeAspect="1"/>
+            </wp:cNvGraphicFramePr>
+            <a:graphic xmlns:a="http://schemas.openxmlformats.org/drawingml/2006/main">
+              <a:graphicData uri="http://schemas.openxmlformats.org/drawingml/2006/picture">
+                <pic:pic xmlns:pic="http://schemas.openxmlformats.org/drawingml/2006/picture">
+                  <pic:nvPicPr>
+                    <pic:cNvPr id="0" name="Picture 16"/>
+                    <pic:cNvPicPr>
+                      <a:picLocks noChangeAspect="1" noChangeArrowheads="1"/>
+                    </pic:cNvPicPr>
+                  </pic:nvPicPr>
+                  <pic:blipFill>
+                    <a:blip r:embed="rId22">
+                      <a:extLst>
+                        <a:ext uri="{28A0092B-C50C-407E-A947-70E740481C1C}">
+                          <a14:useLocalDpi xmlns:a14="http://schemas.microsoft.com/office/drawing/2010/main" val="0"/>
+                        </a:ext>
+                      </a:extLst>
+                    </a:blip>
+                    <a:srcRect/>
+                    <a:stretch>
+                      <a:fillRect/>
+                    </a:stretch>
+                  </pic:blipFill>
+                  <pic:spPr bwMode="auto">
+                    <a:xfrm>
+                      <a:off x="0" y="0"/>
+                      <a:ext cx="4954270" cy="990600"/>
+                    </a:xfrm>
+                    <a:prstGeom prst="rect">
+                      <a:avLst/>
+                    </a:prstGeom>
+                    <a:noFill/>
+                    <a:ln>
+                      <a:noFill/>
+                    </a:ln>
+                  </pic:spPr>
+                </pic:pic>
+              </a:graphicData>
+            </a:graphic>
+          </wp:inline>
+        </w:drawing>
+      </w:r>
+    </w:p>
+    <w:p>
+      <w:pPr>
+        <w:pStyle w:val="caption"/>
+        <w:spacing w:before="0" w:beforeAutospacing="0"/>
+        <w:rPr>
+          <w:rFonts w:ascii="Calibri" w:hAnsi="Calibri" w:cs="Calibri"/>
+        </w:rPr>
+      </w:pPr>
+      <w:r>
+        <w:rPr>
+          <w:rFonts w:ascii="Calibri" w:hAnsi="Calibri" w:cs="Calibri"/>
+        </w:rPr>
+        <w:t>Figure 15. Your recent stones on the home page</w:t>
+      </w:r>
+    </w:p>
+    <w:p>
+      <w:pPr>
+        <w:shd w:val="clear" w:color="auto" w:fill="EEF3FB"/>
+        <w:divId w:val="1024408379"/>
+        <w:rPr>
+          <w:rFonts w:ascii="Calibri" w:eastAsia="Times New Roman" w:hAnsi="Calibri" w:cs="Calibri"/>
+          <w:color w:val="1A1A1A"/>
+          <w:sz w:val="22"/>
+          <w:szCs w:val="22"/>
+        </w:rPr>
+      </w:pPr>
+      <w:r>
+        <w:rPr>
+          <w:rFonts w:ascii="Calibri" w:eastAsia="Times New Roman" w:hAnsi="Calibri" w:cs="Calibri"/>
+          <w:color w:val="1A1A1A"/>
+          <w:sz w:val="22"/>
+          <w:szCs w:val="22"/>
+        </w:rPr>
+        <w:t>The list is stored only in your own browser on your computer; nothing is sent anywhere. It will be empty in a private window, in a different browser, or after clearing your browsing data.</w:t>
+      </w:r>
+    </w:p>
+    <w:p>
+      <w:pPr>
+        <w:pStyle w:val="Heading1"/>
+        <w:rPr>
+          <w:rFonts w:eastAsia="Times New Roman"/>
+        </w:rPr>
+      </w:pPr>
+      <w:bookmarkStart w:id="28" w:name="_Toc241587686"/>
+      <w:r>
+        <w:rPr>
+          <w:rFonts w:eastAsia="Times New Roman"/>
+        </w:rPr>
+        <w:t>14. Using the system on a phone or tablet</w:t>
+      </w:r>
+      <w:bookmarkEnd w:id="28"/>
+    </w:p>
+    <w:p>
+      <w:pPr>
+        <w:pStyle w:val="NormalWeb"/>
+        <w:rPr>
+          <w:rFonts w:ascii="Calibri" w:hAnsi="Calibri" w:cs="Calibri"/>
+          <w:color w:val="1A1A1A"/>
+          <w:sz w:val="22"/>
+          <w:szCs w:val="22"/>
+        </w:rPr>
+      </w:pPr>
+      <w:r>
+        <w:rPr>
+          <w:rFonts w:ascii="Calibri" w:hAnsi="Calibri" w:cs="Calibri"/>
+          <w:color w:val="1A1A1A"/>
+          <w:sz w:val="22"/>
+          <w:szCs w:val="22"/>
+        </w:rPr>
+        <w:t xml:space="preserve">The pages adapt to small screens (Figure 16). On a narrow screen the links in the top bar are replaced by a </w:t>
+      </w:r>
+      <w:r>
+        <w:rPr>
+          <w:rFonts w:ascii="Calibri" w:hAnsi="Calibri" w:cs="Calibri"/>
+          <w:b/>
+          <w:bCs/>
+          <w:color w:val="1A1A1A"/>
+          <w:sz w:val="22"/>
+          <w:szCs w:val="22"/>
+        </w:rPr>
+        <w:t>menu button</w:t>
+      </w:r>
+      <w:r>
+        <w:rPr>
+          <w:rFonts w:ascii="Calibri" w:hAnsi="Calibri" w:cs="Calibri"/>
+          <w:color w:val="1A1A1A"/>
+          <w:sz w:val="22"/>
+          <w:szCs w:val="22"/>
+        </w:rPr>
+        <w:t xml:space="preserve"> </w:t>
+      </w:r>
+      <w:r>
+        <w:rPr>
+          <w:rFonts w:ascii="Calibri" w:hAnsi="Calibri" w:cs="Calibri"/>
+          <w:color w:val="1A1A1A"/>
+          <w:sz w:val="22"/>
+          <w:szCs w:val="22"/>
+        </w:rPr>
+        <w:t xml:space="preserve">(three lines) in the top right corner: tap it to open the menu, and tap a link or press it again to close. To use a phone on the same network, start the server on the computer and open </w:t>
+      </w:r>
+      <w:r>
+        <w:rPr>
+          <w:rStyle w:val="code1"/>
+          <w:rFonts w:cs="Calibri"/>
+          <w:color w:val="1A1A1A"/>
+        </w:rPr>
+        <w:t>http://&lt;computer's IP address&gt;:8080</w:t>
+      </w:r>
+      <w:r>
+        <w:rPr>
+          <w:rFonts w:ascii="Calibri" w:hAnsi="Calibri" w:cs="Calibri"/>
+          <w:color w:val="1A1A1A"/>
+          <w:sz w:val="22"/>
+          <w:szCs w:val="22"/>
+        </w:rPr>
+        <w:t xml:space="preserve"> on the phone; Windows Firewall must allow SWI-Prolog on private networks.</w:t>
+      </w:r>
+    </w:p>
+    <w:p>
+      <w:pPr>
+        <w:pStyle w:val="fig"/>
+        <w:spacing w:before="0" w:beforeAutospacing="0"/>
+        <w:rPr>
+          <w:rFonts w:ascii="Calibri" w:hAnsi="Calibri" w:cs="Calibri"/>
+          <w:color w:val="1A1A1A"/>
+          <w:sz w:val="22"/>
+          <w:szCs w:val="22"/>
+        </w:rPr>
+      </w:pPr>
+      <w:r>
+        <w:rPr>
+          <w:rFonts w:ascii="Calibri" w:hAnsi="Calibri" w:cs="Calibri"/>
+          <w:noProof/>
+          <w:color w:val="1A1A1A"/>
+          <w:sz w:val="22"/>
+          <w:szCs w:val="22"/>
+        </w:rPr>
+        <w:drawing>
+          <wp:inline distT="0" distB="0" distL="0" distR="0">
+            <wp:extent cx="3999865" cy="3725545"/>
+            <wp:effectExtent l="0" t="0" r="635" b="8255"/>
+            <wp:docPr id="17" name="Picture 17"/>
+            <wp:cNvGraphicFramePr>
+              <a:graphicFrameLocks xmlns:a="http://schemas.openxmlformats.org/drawingml/2006/main" noChangeAspect="1"/>
+            </wp:cNvGraphicFramePr>
+            <a:graphic xmlns:a="http://schemas.openxmlformats.org/drawingml/2006/main">
+              <a:graphicData uri="http://schemas.openxmlformats.org/drawingml/2006/picture">
+                <pic:pic xmlns:pic="http://schemas.openxmlformats.org/drawingml/2006/picture">
+                  <pic:nvPicPr>
+                    <pic:cNvPr id="0" name="Picture 17"/>
+                    <pic:cNvPicPr>
+                      <a:picLocks noChangeAspect="1" noChangeArrowheads="1"/>
+                    </pic:cNvPicPr>
+                  </pic:nvPicPr>
+                  <pic:blipFill>
+                    <a:blip r:embed="rId23">
+                      <a:extLst>
+                        <a:ext uri="{28A0092B-C50C-407E-A947-70E740481C1C}">
+                          <a14:useLocalDpi xmlns:a14="http://schemas.microsoft.com/office/drawing/2010/main" val="0"/>
+                        </a:ext>
+                      </a:extLst>
+                    </a:blip>
+                    <a:srcRect/>
+                    <a:stretch>
+                      <a:fillRect/>
+                    </a:stretch>
+                  </pic:blipFill>
+                  <pic:spPr bwMode="auto">
+                    <a:xfrm>
+                      <a:off x="0" y="0"/>
+                      <a:ext cx="3999865" cy="3725545"/>
+                    </a:xfrm>
+                    <a:prstGeom prst="rect">
+                      <a:avLst/>
+                    </a:prstGeom>
+                    <a:noFill/>
+                    <a:ln>
+                      <a:noFill/>
+                    </a:ln>
+                  </pic:spPr>
+                </pic:pic>
+              </a:graphicData>
+            </a:graphic>
+          </wp:inline>
+        </w:drawing>
+      </w:r>
+    </w:p>
+    <w:p>
+      <w:pPr>
+        <w:pStyle w:val="caption"/>
+        <w:spacing w:before="0" w:beforeAutospacing="0"/>
+        <w:rPr>
+          <w:rFonts w:ascii="Calibri" w:hAnsi="Calibri" w:cs="Calibri"/>
+        </w:rPr>
+      </w:pPr>
+      <w:r>
+        <w:rPr>
+          <w:rFonts w:ascii="Calibri" w:hAnsi="Calibri" w:cs="Calibri"/>
+        </w:rPr>
+        <w:t>Figure 16. Home page and a result on a phone-sized screen</w:t>
+      </w:r>
+    </w:p>
+    <w:p>
+      <w:pPr>
+        <w:pStyle w:val="Heading1"/>
+        <w:rPr>
+          <w:rFonts w:eastAsia="Times New Roman"/>
+        </w:rPr>
+      </w:pPr>
+      <w:bookmarkStart w:id="29" w:name="_Toc241587687"/>
+      <w:r>
+        <w:rPr>
+          <w:rFonts w:eastAsia="Times New Roman"/>
+        </w:rPr>
+        <w:t>15. Troubleshooting</w:t>
+      </w:r>
+      <w:bookmarkEnd w:id="29"/>
     </w:p>
     <w:p>
       <w:pPr>
@@ -11026,7 +12882,17 @@
                 <w:sz w:val="20"/>
                 <w:szCs w:val="20"/>
               </w:rPr>
-              <w:t xml:space="preserve"> terminal. Alternatively run it with its full path: </w:t>
+              <w:t xml:space="preserve"> terminal. Alternatively </w:t>
+            </w:r>
+            <w:r>
+              <w:rPr>
+                <w:rFonts w:ascii="Calibri" w:eastAsia="Times New Roman" w:hAnsi="Calibri" w:cs="Calibri"/>
+                <w:color w:val="1A1A1A"/>
+                <w:sz w:val="20"/>
+                <w:szCs w:val="20"/>
+              </w:rPr>
+              <w:lastRenderedPageBreak/>
+              <w:t xml:space="preserve">run it with its full path: </w:t>
             </w:r>
             <w:r>
               <w:rPr>
@@ -11083,6 +12949,7 @@
                 <w:sz w:val="20"/>
                 <w:szCs w:val="20"/>
               </w:rPr>
+              <w:lastRenderedPageBreak/>
               <w:t xml:space="preserve">Error "port 8080 is already in use" (or similar) after </w:t>
             </w:r>
             <w:r>
@@ -11502,7 +13369,7 @@
                 <w:sz w:val="20"/>
                 <w:szCs w:val="20"/>
               </w:rPr>
-              <w:t>"Please check your input" page</w:t>
+              <w:t>"Please check your input" page, or a red message under a box</w:t>
             </w:r>
           </w:p>
         </w:tc>
@@ -11540,7 +13407,7 @@
                 <w:sz w:val="20"/>
                 <w:szCs w:val="20"/>
               </w:rPr>
-              <w:t xml:space="preserve">A value is outside the allowed range (RI 1.3-3.0, SG 1.0-8.0) or is not a number. Press </w:t>
+              <w:t xml:space="preserve">A value is outside the allowed range (RI 1.3-3.0, SG 1.0-8.0) or is not a number. Correct it (or press </w:t>
             </w:r>
             <w:r>
               <w:rPr>
@@ -11560,7 +13427,7 @@
                 <w:sz w:val="20"/>
                 <w:szCs w:val="20"/>
               </w:rPr>
-              <w:t>.</w:t>
+              <w:t>) and try again.</w:t>
             </w:r>
           </w:p>
         </w:tc>
@@ -11600,7 +13467,7 @@
                 <w:sz w:val="20"/>
                 <w:szCs w:val="20"/>
               </w:rPr>
-              <w:t>Result says "We could not identify this stone"</w:t>
+              <w:t>The RI box is greyed out</w:t>
             </w:r>
           </w:p>
         </w:tc>
@@ -11634,11 +13501,22 @@
             <w:r>
               <w:rPr>
                 <w:rFonts w:ascii="Calibri" w:eastAsia="Times New Roman" w:hAnsi="Calibri" w:cs="Calibri"/>
-                <w:color w:val="1A1A1A"/>
-                <w:sz w:val="20"/>
-                <w:szCs w:val="20"/>
-              </w:rPr>
-              <w:t>Re-check the readings (RI usually has three decimals, SG two) and the optic character. The stone may also be outside the system's scope; seek a laboratory test.</w:t>
+                <w:b/>
+                <w:bCs/>
+                <w:color w:val="1A1A1A"/>
+                <w:sz w:val="20"/>
+                <w:szCs w:val="20"/>
+              </w:rPr>
+              <w:t>Over the limit (no reading)</w:t>
+            </w:r>
+            <w:r>
+              <w:rPr>
+                <w:rFonts w:ascii="Calibri" w:eastAsia="Times New Roman" w:hAnsi="Calibri" w:cs="Calibri"/>
+                <w:color w:val="1A1A1A"/>
+                <w:sz w:val="20"/>
+                <w:szCs w:val="20"/>
+              </w:rPr>
+              <w:t xml:space="preserve"> is ticked. Untick it to type an RI value.</w:t>
             </w:r>
           </w:p>
         </w:tc>
@@ -11678,7 +13556,7 @@
                 <w:sz w:val="20"/>
                 <w:szCs w:val="20"/>
               </w:rPr>
-              <w:t>Changes to the program files do not appear</w:t>
+              <w:t>"Your recent stones" is missing or empty</w:t>
             </w:r>
           </w:p>
         </w:tc>
@@ -11716,32 +13594,7 @@
                 <w:sz w:val="20"/>
                 <w:szCs w:val="20"/>
               </w:rPr>
-              <w:t xml:space="preserve">In the Prolog terminal type </w:t>
-            </w:r>
-            <w:r>
-              <w:rPr>
-                <w:rStyle w:val="HTMLKeyboard"/>
-                <w:color w:val="1A1A1A"/>
-              </w:rPr>
-              <w:t>make.</w:t>
-            </w:r>
-            <w:r>
-              <w:rPr>
-                <w:rFonts w:ascii="Calibri" w:eastAsia="Times New Roman" w:hAnsi="Calibri" w:cs="Calibri"/>
-                <w:color w:val="1A1A1A"/>
-                <w:sz w:val="20"/>
-                <w:szCs w:val="20"/>
-              </w:rPr>
-              <w:t xml:space="preserve"> </w:t>
-            </w:r>
-            <w:r>
-              <w:rPr>
-                <w:rFonts w:ascii="Calibri" w:eastAsia="Times New Roman" w:hAnsi="Calibri" w:cs="Calibri"/>
-                <w:color w:val="1A1A1A"/>
-                <w:sz w:val="20"/>
-                <w:szCs w:val="20"/>
-              </w:rPr>
-              <w:t>to reload changed files, then refresh the browser (Ctrl+F5). Or stop and restart the system.</w:t>
+              <w:t>It only appears once you have looked at a result in this browser. It is empty in private windows, in another browser, or after clearing browsing data.</w:t>
             </w:r>
           </w:p>
         </w:tc>
@@ -11781,7 +13634,7 @@
                 <w:sz w:val="20"/>
                 <w:szCs w:val="20"/>
               </w:rPr>
-              <w:t>Windows Firewall message on first start</w:t>
+              <w:t>The print button prints extra pages or no colours</w:t>
             </w:r>
           </w:p>
         </w:tc>
@@ -11819,7 +13672,7 @@
                 <w:sz w:val="20"/>
                 <w:szCs w:val="20"/>
               </w:rPr>
-              <w:t xml:space="preserve">Choose </w:t>
+              <w:t xml:space="preserve">In the print window, turn on </w:t>
             </w:r>
             <w:r>
               <w:rPr>
@@ -11830,16 +13683,36 @@
                 <w:sz w:val="20"/>
                 <w:szCs w:val="20"/>
               </w:rPr>
-              <w:t>Allow</w:t>
-            </w:r>
-            <w:r>
-              <w:rPr>
-                <w:rFonts w:ascii="Calibri" w:eastAsia="Times New Roman" w:hAnsi="Calibri" w:cs="Calibri"/>
-                <w:color w:val="1A1A1A"/>
-                <w:sz w:val="20"/>
-                <w:szCs w:val="20"/>
-              </w:rPr>
-              <w:t xml:space="preserve"> for private networks.</w:t>
+              <w:t>Background graphics</w:t>
+            </w:r>
+            <w:r>
+              <w:rPr>
+                <w:rFonts w:ascii="Calibri" w:eastAsia="Times New Roman" w:hAnsi="Calibri" w:cs="Calibri"/>
+                <w:color w:val="1A1A1A"/>
+                <w:sz w:val="20"/>
+                <w:szCs w:val="20"/>
+              </w:rPr>
+              <w:t xml:space="preserve"> and choose </w:t>
+            </w:r>
+            <w:r>
+              <w:rPr>
+                <w:rFonts w:ascii="Calibri" w:eastAsia="Times New Roman" w:hAnsi="Calibri" w:cs="Calibri"/>
+                <w:b/>
+                <w:bCs/>
+                <w:color w:val="1A1A1A"/>
+                <w:sz w:val="20"/>
+                <w:szCs w:val="20"/>
+              </w:rPr>
+              <w:t>Save as PDF</w:t>
+            </w:r>
+            <w:r>
+              <w:rPr>
+                <w:rFonts w:ascii="Calibri" w:eastAsia="Times New Roman" w:hAnsi="Calibri" w:cs="Calibri"/>
+                <w:color w:val="1A1A1A"/>
+                <w:sz w:val="20"/>
+                <w:szCs w:val="20"/>
+              </w:rPr>
+              <w:t xml:space="preserve"> or your printer; the result normally fits on a few pages.</w:t>
             </w:r>
           </w:p>
         </w:tc>
@@ -11879,7 +13752,7 @@
                 <w:sz w:val="20"/>
                 <w:szCs w:val="20"/>
               </w:rPr>
-              <w:t>The page fonts look plain</w:t>
+              <w:t>Result says "We could not identify this stone"</w:t>
             </w:r>
           </w:p>
         </w:tc>
@@ -11917,6 +13790,276 @@
                 <w:sz w:val="20"/>
                 <w:szCs w:val="20"/>
               </w:rPr>
+              <w:t>Re-check the readings (RI usually has three decimals, SG two) and the optic character. The stone may also be outside the system's scope; seek a laboratory test.</w:t>
+            </w:r>
+          </w:p>
+        </w:tc>
+      </w:tr>
+      <w:tr>
+        <w:tc>
+          <w:tcPr>
+            <w:tcW w:w="0" w:type="auto"/>
+            <w:tcBorders>
+              <w:top w:val="single" w:sz="6" w:space="0" w:color="9AA4B5"/>
+              <w:left w:val="single" w:sz="6" w:space="0" w:color="9AA4B5"/>
+              <w:bottom w:val="single" w:sz="6" w:space="0" w:color="9AA4B5"/>
+              <w:right w:val="single" w:sz="6" w:space="0" w:color="9AA4B5"/>
+            </w:tcBorders>
+            <w:tcMar>
+              <w:top w:w="60" w:type="dxa"/>
+              <w:left w:w="90" w:type="dxa"/>
+              <w:bottom w:w="60" w:type="dxa"/>
+              <w:right w:w="90" w:type="dxa"/>
+            </w:tcMar>
+            <w:hideMark/>
+          </w:tcPr>
+          <w:p>
+            <w:pPr>
+              <w:spacing w:after="120"/>
+              <w:rPr>
+                <w:rFonts w:ascii="Calibri" w:eastAsia="Times New Roman" w:hAnsi="Calibri" w:cs="Calibri"/>
+                <w:color w:val="1A1A1A"/>
+                <w:sz w:val="20"/>
+                <w:szCs w:val="20"/>
+              </w:rPr>
+            </w:pPr>
+            <w:r>
+              <w:rPr>
+                <w:rFonts w:ascii="Calibri" w:eastAsia="Times New Roman" w:hAnsi="Calibri" w:cs="Calibri"/>
+                <w:color w:val="1A1A1A"/>
+                <w:sz w:val="20"/>
+                <w:szCs w:val="20"/>
+              </w:rPr>
+              <w:t>Changes to the program files do not appear</w:t>
+            </w:r>
+          </w:p>
+        </w:tc>
+        <w:tc>
+          <w:tcPr>
+            <w:tcW w:w="0" w:type="auto"/>
+            <w:tcBorders>
+              <w:top w:val="single" w:sz="6" w:space="0" w:color="9AA4B5"/>
+              <w:left w:val="single" w:sz="6" w:space="0" w:color="9AA4B5"/>
+              <w:bottom w:val="single" w:sz="6" w:space="0" w:color="9AA4B5"/>
+              <w:right w:val="single" w:sz="6" w:space="0" w:color="9AA4B5"/>
+            </w:tcBorders>
+            <w:tcMar>
+              <w:top w:w="60" w:type="dxa"/>
+              <w:left w:w="90" w:type="dxa"/>
+              <w:bottom w:w="60" w:type="dxa"/>
+              <w:right w:w="90" w:type="dxa"/>
+            </w:tcMar>
+            <w:hideMark/>
+          </w:tcPr>
+          <w:p>
+            <w:pPr>
+              <w:spacing w:after="120"/>
+              <w:rPr>
+                <w:rFonts w:ascii="Calibri" w:eastAsia="Times New Roman" w:hAnsi="Calibri" w:cs="Calibri"/>
+                <w:color w:val="1A1A1A"/>
+                <w:sz w:val="20"/>
+                <w:szCs w:val="20"/>
+              </w:rPr>
+            </w:pPr>
+            <w:r>
+              <w:rPr>
+                <w:rFonts w:ascii="Calibri" w:eastAsia="Times New Roman" w:hAnsi="Calibri" w:cs="Calibri"/>
+                <w:color w:val="1A1A1A"/>
+                <w:sz w:val="20"/>
+                <w:szCs w:val="20"/>
+              </w:rPr>
+              <w:t xml:space="preserve">In the Prolog terminal type </w:t>
+            </w:r>
+            <w:r>
+              <w:rPr>
+                <w:rStyle w:val="HTMLKeyboard"/>
+                <w:color w:val="1A1A1A"/>
+              </w:rPr>
+              <w:t>make.</w:t>
+            </w:r>
+            <w:r>
+              <w:rPr>
+                <w:rFonts w:ascii="Calibri" w:eastAsia="Times New Roman" w:hAnsi="Calibri" w:cs="Calibri"/>
+                <w:color w:val="1A1A1A"/>
+                <w:sz w:val="20"/>
+                <w:szCs w:val="20"/>
+              </w:rPr>
+              <w:t xml:space="preserve"> to reload changed files, then refresh the browser (Ctrl+F5). Or stop and restart the system.</w:t>
+            </w:r>
+          </w:p>
+        </w:tc>
+      </w:tr>
+      <w:tr>
+        <w:tc>
+          <w:tcPr>
+            <w:tcW w:w="0" w:type="auto"/>
+            <w:tcBorders>
+              <w:top w:val="single" w:sz="6" w:space="0" w:color="9AA4B5"/>
+              <w:left w:val="single" w:sz="6" w:space="0" w:color="9AA4B5"/>
+              <w:bottom w:val="single" w:sz="6" w:space="0" w:color="9AA4B5"/>
+              <w:right w:val="single" w:sz="6" w:space="0" w:color="9AA4B5"/>
+            </w:tcBorders>
+            <w:tcMar>
+              <w:top w:w="60" w:type="dxa"/>
+              <w:left w:w="90" w:type="dxa"/>
+              <w:bottom w:w="60" w:type="dxa"/>
+              <w:right w:w="90" w:type="dxa"/>
+            </w:tcMar>
+            <w:hideMark/>
+          </w:tcPr>
+          <w:p>
+            <w:pPr>
+              <w:spacing w:after="120"/>
+              <w:rPr>
+                <w:rFonts w:ascii="Calibri" w:eastAsia="Times New Roman" w:hAnsi="Calibri" w:cs="Calibri"/>
+                <w:color w:val="1A1A1A"/>
+                <w:sz w:val="20"/>
+                <w:szCs w:val="20"/>
+              </w:rPr>
+            </w:pPr>
+            <w:r>
+              <w:rPr>
+                <w:rFonts w:ascii="Calibri" w:eastAsia="Times New Roman" w:hAnsi="Calibri" w:cs="Calibri"/>
+                <w:color w:val="1A1A1A"/>
+                <w:sz w:val="20"/>
+                <w:szCs w:val="20"/>
+              </w:rPr>
+              <w:t>Windows Firewall message on first start</w:t>
+            </w:r>
+          </w:p>
+        </w:tc>
+        <w:tc>
+          <w:tcPr>
+            <w:tcW w:w="0" w:type="auto"/>
+            <w:tcBorders>
+              <w:top w:val="single" w:sz="6" w:space="0" w:color="9AA4B5"/>
+              <w:left w:val="single" w:sz="6" w:space="0" w:color="9AA4B5"/>
+              <w:bottom w:val="single" w:sz="6" w:space="0" w:color="9AA4B5"/>
+              <w:right w:val="single" w:sz="6" w:space="0" w:color="9AA4B5"/>
+            </w:tcBorders>
+            <w:tcMar>
+              <w:top w:w="60" w:type="dxa"/>
+              <w:left w:w="90" w:type="dxa"/>
+              <w:bottom w:w="60" w:type="dxa"/>
+              <w:right w:w="90" w:type="dxa"/>
+            </w:tcMar>
+            <w:hideMark/>
+          </w:tcPr>
+          <w:p>
+            <w:pPr>
+              <w:spacing w:after="120"/>
+              <w:rPr>
+                <w:rFonts w:ascii="Calibri" w:eastAsia="Times New Roman" w:hAnsi="Calibri" w:cs="Calibri"/>
+                <w:color w:val="1A1A1A"/>
+                <w:sz w:val="20"/>
+                <w:szCs w:val="20"/>
+              </w:rPr>
+            </w:pPr>
+            <w:r>
+              <w:rPr>
+                <w:rFonts w:ascii="Calibri" w:eastAsia="Times New Roman" w:hAnsi="Calibri" w:cs="Calibri"/>
+                <w:color w:val="1A1A1A"/>
+                <w:sz w:val="20"/>
+                <w:szCs w:val="20"/>
+              </w:rPr>
+              <w:t xml:space="preserve">Choose </w:t>
+            </w:r>
+            <w:r>
+              <w:rPr>
+                <w:rFonts w:ascii="Calibri" w:eastAsia="Times New Roman" w:hAnsi="Calibri" w:cs="Calibri"/>
+                <w:b/>
+                <w:bCs/>
+                <w:color w:val="1A1A1A"/>
+                <w:sz w:val="20"/>
+                <w:szCs w:val="20"/>
+              </w:rPr>
+              <w:t>Allow</w:t>
+            </w:r>
+            <w:r>
+              <w:rPr>
+                <w:rFonts w:ascii="Calibri" w:eastAsia="Times New Roman" w:hAnsi="Calibri" w:cs="Calibri"/>
+                <w:color w:val="1A1A1A"/>
+                <w:sz w:val="20"/>
+                <w:szCs w:val="20"/>
+              </w:rPr>
+              <w:t xml:space="preserve"> for private networks.</w:t>
+            </w:r>
+          </w:p>
+        </w:tc>
+      </w:tr>
+      <w:tr>
+        <w:tc>
+          <w:tcPr>
+            <w:tcW w:w="0" w:type="auto"/>
+            <w:tcBorders>
+              <w:top w:val="single" w:sz="6" w:space="0" w:color="9AA4B5"/>
+              <w:left w:val="single" w:sz="6" w:space="0" w:color="9AA4B5"/>
+              <w:bottom w:val="single" w:sz="6" w:space="0" w:color="9AA4B5"/>
+              <w:right w:val="single" w:sz="6" w:space="0" w:color="9AA4B5"/>
+            </w:tcBorders>
+            <w:tcMar>
+              <w:top w:w="60" w:type="dxa"/>
+              <w:left w:w="90" w:type="dxa"/>
+              <w:bottom w:w="60" w:type="dxa"/>
+              <w:right w:w="90" w:type="dxa"/>
+            </w:tcMar>
+            <w:hideMark/>
+          </w:tcPr>
+          <w:p>
+            <w:pPr>
+              <w:spacing w:after="120"/>
+              <w:rPr>
+                <w:rFonts w:ascii="Calibri" w:eastAsia="Times New Roman" w:hAnsi="Calibri" w:cs="Calibri"/>
+                <w:color w:val="1A1A1A"/>
+                <w:sz w:val="20"/>
+                <w:szCs w:val="20"/>
+              </w:rPr>
+            </w:pPr>
+            <w:r>
+              <w:rPr>
+                <w:rFonts w:ascii="Calibri" w:eastAsia="Times New Roman" w:hAnsi="Calibri" w:cs="Calibri"/>
+                <w:color w:val="1A1A1A"/>
+                <w:sz w:val="20"/>
+                <w:szCs w:val="20"/>
+              </w:rPr>
+              <w:t>The page fonts look plain</w:t>
+            </w:r>
+          </w:p>
+        </w:tc>
+        <w:tc>
+          <w:tcPr>
+            <w:tcW w:w="0" w:type="auto"/>
+            <w:tcBorders>
+              <w:top w:val="single" w:sz="6" w:space="0" w:color="9AA4B5"/>
+              <w:left w:val="single" w:sz="6" w:space="0" w:color="9AA4B5"/>
+              <w:bottom w:val="single" w:sz="6" w:space="0" w:color="9AA4B5"/>
+              <w:right w:val="single" w:sz="6" w:space="0" w:color="9AA4B5"/>
+            </w:tcBorders>
+            <w:tcMar>
+              <w:top w:w="60" w:type="dxa"/>
+              <w:left w:w="90" w:type="dxa"/>
+              <w:bottom w:w="60" w:type="dxa"/>
+              <w:right w:w="90" w:type="dxa"/>
+            </w:tcMar>
+            <w:hideMark/>
+          </w:tcPr>
+          <w:p>
+            <w:pPr>
+              <w:spacing w:after="120"/>
+              <w:rPr>
+                <w:rFonts w:ascii="Calibri" w:eastAsia="Times New Roman" w:hAnsi="Calibri" w:cs="Calibri"/>
+                <w:color w:val="1A1A1A"/>
+                <w:sz w:val="20"/>
+                <w:szCs w:val="20"/>
+              </w:rPr>
+            </w:pPr>
+            <w:r>
+              <w:rPr>
+                <w:rFonts w:ascii="Calibri" w:eastAsia="Times New Roman" w:hAnsi="Calibri" w:cs="Calibri"/>
+                <w:color w:val="1A1A1A"/>
+                <w:sz w:val="20"/>
+                <w:szCs w:val="20"/>
+              </w:rPr>
               <w:t>You are offline; the page falls back to standard fonts. Everything still works.</w:t>
             </w:r>
           </w:p>
@@ -11930,14 +14073,14 @@
           <w:rFonts w:eastAsia="Times New Roman"/>
         </w:rPr>
       </w:pPr>
-      <w:bookmarkStart w:id="25" w:name="_Toc241529731"/>
+      <w:bookmarkStart w:id="30" w:name="_Toc241587688"/>
       <w:r>
         <w:rPr>
           <w:rFonts w:eastAsia="Times New Roman"/>
         </w:rPr>
-        <w:t>13. Console mode (without a browser)</w:t>
-      </w:r>
-      <w:bookmarkEnd w:id="25"/>
+        <w:t>16. Console mode (without a browser)</w:t>
+      </w:r>
+      <w:bookmarkEnd w:id="30"/>
     </w:p>
     <w:p>
       <w:pPr>
@@ -11961,598 +14104,551 @@
     </w:p>
     <w:p>
       <w:pPr>
-        <w:numPr>
-          <w:ilvl w:val="0"/>
-          <w:numId w:val="12"/>
-        </w:numPr>
-        <w:spacing w:before="100" w:beforeAutospacing="1" w:after="60"/>
-        <w:rPr>
-          <w:rFonts w:ascii="Calibri" w:eastAsia="Times New Roman" w:hAnsi="Calibri" w:cs="Calibri"/>
-          <w:color w:val="1A1A1A"/>
-          <w:sz w:val="22"/>
-          <w:szCs w:val="22"/>
-        </w:rPr>
-      </w:pPr>
-      <w:r>
-        <w:rPr>
-          <w:rFonts w:ascii="Calibri" w:eastAsia="Times New Roman" w:hAnsi="Calibri" w:cs="Calibri"/>
-          <w:color w:val="1A1A1A"/>
-          <w:sz w:val="22"/>
-          <w:szCs w:val="22"/>
-        </w:rPr>
-        <w:t xml:space="preserve">Start SWI-Prolog with </w:t>
-      </w:r>
-      <w:r>
-        <w:rPr>
-          <w:rStyle w:val="HTMLKeyboard"/>
-          <w:color w:val="1A1A1A"/>
-        </w:rPr>
-        <w:t>swipl main.pl</w:t>
-      </w:r>
-      <w:r>
-        <w:rPr>
-          <w:rFonts w:ascii="Calibri" w:eastAsia="Times New Roman" w:hAnsi="Calibri" w:cs="Calibri"/>
-          <w:color w:val="1A1A1A"/>
-          <w:sz w:val="22"/>
-          <w:szCs w:val="22"/>
-        </w:rPr>
-        <w:t>.</w:t>
-      </w:r>
-    </w:p>
-    <w:p>
-      <w:pPr>
-        <w:numPr>
-          <w:ilvl w:val="0"/>
-          <w:numId w:val="12"/>
-        </w:numPr>
-        <w:spacing w:before="100" w:beforeAutospacing="1" w:after="60"/>
-        <w:rPr>
-          <w:rFonts w:ascii="Calibri" w:eastAsia="Times New Roman" w:hAnsi="Calibri" w:cs="Calibri"/>
-          <w:color w:val="1A1A1A"/>
-          <w:sz w:val="22"/>
-          <w:szCs w:val="22"/>
-        </w:rPr>
-      </w:pPr>
-      <w:r>
-        <w:rPr>
-          <w:rFonts w:ascii="Calibri" w:eastAsia="Times New Roman" w:hAnsi="Calibri" w:cs="Calibri"/>
-          <w:color w:val="1A1A1A"/>
-          <w:sz w:val="22"/>
-          <w:szCs w:val="22"/>
-        </w:rPr>
-        <w:t xml:space="preserve">Type </w:t>
-      </w:r>
-      <w:r>
-        <w:rPr>
-          <w:rStyle w:val="HTMLKeyboard"/>
-          <w:color w:val="1A1A1A"/>
-        </w:rPr>
-        <w:t>start.</w:t>
-      </w:r>
-      <w:r>
-        <w:rPr>
-          <w:rFonts w:ascii="Calibri" w:eastAsia="Times New Roman" w:hAnsi="Calibri" w:cs="Calibri"/>
-          <w:color w:val="1A1A1A"/>
-          <w:sz w:val="22"/>
-          <w:szCs w:val="22"/>
-        </w:rPr>
-        <w:t xml:space="preserve"> A menu appears: </w:t>
-      </w:r>
-    </w:p>
-    <w:p>
-      <w:pPr>
-        <w:pStyle w:val="HTMLPreformatted"/>
-        <w:numPr>
-          <w:ilvl w:val="0"/>
-          <w:numId w:val="12"/>
-        </w:numPr>
-        <w:tabs>
-          <w:tab w:val="clear" w:pos="720"/>
-        </w:tabs>
-        <w:rPr>
-          <w:color w:val="1A1A1A"/>
-        </w:rPr>
-      </w:pPr>
-      <w:r>
-        <w:rPr>
-          <w:color w:val="1A1A1A"/>
-        </w:rPr>
-        <w:t>What would you like to do?</w:t>
-      </w:r>
-    </w:p>
-    <w:p>
-      <w:pPr>
-        <w:pStyle w:val="HTMLPreformatted"/>
-        <w:numPr>
-          <w:ilvl w:val="0"/>
-          <w:numId w:val="12"/>
-        </w:numPr>
-        <w:tabs>
-          <w:tab w:val="clear" w:pos="720"/>
-        </w:tabs>
-        <w:rPr>
-          <w:color w:val="1A1A1A"/>
-        </w:rPr>
-      </w:pPr>
-      <w:r>
-        <w:rPr>
-          <w:color w:val="1A1A1A"/>
-        </w:rPr>
-        <w:t xml:space="preserve">  </w:t>
-      </w:r>
-      <w:r>
-        <w:rPr>
-          <w:color w:val="1A1A1A"/>
-        </w:rPr>
-        <w:t>1. Identify a stone  - "I don't know what it is"      (forward chaining)</w:t>
-      </w:r>
-    </w:p>
-    <w:p>
-      <w:pPr>
-        <w:pStyle w:val="HTMLPreformatted"/>
-        <w:numPr>
-          <w:ilvl w:val="0"/>
-          <w:numId w:val="12"/>
-        </w:numPr>
-        <w:tabs>
-          <w:tab w:val="clear" w:pos="720"/>
-        </w:tabs>
-        <w:rPr>
-          <w:color w:val="1A1A1A"/>
-        </w:rPr>
-      </w:pPr>
-      <w:r>
-        <w:rPr>
-          <w:color w:val="1A1A1A"/>
-        </w:rPr>
-        <w:t xml:space="preserve">  2. Check a claim     - "The seller says it's a ruby"   (backward chaining)</w:t>
-      </w:r>
-    </w:p>
-    <w:p>
-      <w:pPr>
-        <w:pStyle w:val="HTMLPreformatted"/>
-        <w:numPr>
-          <w:ilvl w:val="0"/>
-          <w:numId w:val="12"/>
-        </w:numPr>
-        <w:tabs>
-          <w:tab w:val="clear" w:pos="720"/>
-        </w:tabs>
-        <w:rPr>
-          <w:color w:val="1A1A1A"/>
-        </w:rPr>
-      </w:pPr>
-      <w:r>
-        <w:rPr>
-          <w:color w:val="1A1A1A"/>
-        </w:rPr>
-        <w:t xml:space="preserve">  3. Step by step      - asks only what it needs; type WHY at any question</w:t>
-      </w:r>
-    </w:p>
-    <w:p>
-      <w:pPr>
-        <w:pStyle w:val="HTMLPreformatted"/>
-        <w:numPr>
-          <w:ilvl w:val="0"/>
-          <w:numId w:val="12"/>
-        </w:numPr>
-        <w:tabs>
-          <w:tab w:val="clear" w:pos="720"/>
-        </w:tabs>
-        <w:rPr>
-          <w:color w:val="1A1A1A"/>
-        </w:rPr>
-      </w:pPr>
-      <w:r>
-        <w:rPr>
-          <w:color w:val="1A1A1A"/>
-        </w:rPr>
-        <w:t xml:space="preserve">  4. Ask in English    - e.g. is it a ruby if the RI is 1.765 and it is red</w:t>
-      </w:r>
-    </w:p>
-    <w:p>
-      <w:pPr>
-        <w:pStyle w:val="HTMLPreformatted"/>
-        <w:numPr>
-          <w:ilvl w:val="0"/>
-          <w:numId w:val="12"/>
-        </w:numPr>
-        <w:tabs>
-          <w:tab w:val="clear" w:pos="720"/>
-        </w:tabs>
-        <w:rPr>
-          <w:color w:val="1A1A1A"/>
-        </w:rPr>
-      </w:pPr>
-      <w:r>
-        <w:rPr>
-          <w:color w:val="1A1A1A"/>
-        </w:rPr>
-        <w:lastRenderedPageBreak/>
-        <w:t xml:space="preserve">  5. Run the demo      - natural blue sapphire example</w:t>
-      </w:r>
-    </w:p>
-    <w:p>
-      <w:pPr>
-        <w:pStyle w:val="HTMLPreformatted"/>
-        <w:numPr>
-          <w:ilvl w:val="0"/>
-          <w:numId w:val="12"/>
-        </w:numPr>
-        <w:tabs>
-          <w:tab w:val="clear" w:pos="720"/>
-        </w:tabs>
-        <w:rPr>
-          <w:color w:val="1A1A1A"/>
-        </w:rPr>
-      </w:pPr>
-      <w:r>
-        <w:rPr>
-          <w:color w:val="1A1A1A"/>
-        </w:rPr>
-        <w:t xml:space="preserve">  6. Quit</w:t>
-      </w:r>
-    </w:p>
-    <w:p>
-      <w:pPr>
-        <w:pStyle w:val="HTMLPreformatted"/>
-        <w:ind w:left="720"/>
-        <w:rPr>
-          <w:color w:val="1A1A1A"/>
-        </w:rPr>
-      </w:pPr>
-      <w:r>
-        <w:rPr>
-          <w:color w:val="1A1A1A"/>
-        </w:rPr>
-        <w:t>Choose 1-6:</w:t>
-      </w:r>
-    </w:p>
-    <w:p>
-      <w:pPr>
-        <w:numPr>
-          <w:ilvl w:val="0"/>
-          <w:numId w:val="12"/>
-        </w:numPr>
-        <w:spacing w:before="100" w:beforeAutospacing="1" w:after="60"/>
-        <w:rPr>
-          <w:rFonts w:ascii="Calibri" w:eastAsia="Times New Roman" w:hAnsi="Calibri" w:cs="Calibri"/>
-          <w:color w:val="1A1A1A"/>
-          <w:sz w:val="22"/>
-          <w:szCs w:val="22"/>
-        </w:rPr>
-      </w:pPr>
-      <w:r>
-        <w:rPr>
-          <w:rFonts w:ascii="Calibri" w:eastAsia="Times New Roman" w:hAnsi="Calibri" w:cs="Calibri"/>
-          <w:color w:val="1A1A1A"/>
-          <w:sz w:val="22"/>
-          <w:szCs w:val="22"/>
-        </w:rPr>
-        <w:t>Type a number and press Enter (no full stop is needed inside the menu). Answer each question by typing a number or a value; press Enter on its own if you do not know.</w:t>
-      </w:r>
-    </w:p>
-    <w:p>
-      <w:pPr>
-        <w:numPr>
-          <w:ilvl w:val="0"/>
-          <w:numId w:val="12"/>
-        </w:numPr>
-        <w:spacing w:before="100" w:beforeAutospacing="1" w:after="60"/>
-        <w:rPr>
-          <w:rFonts w:ascii="Calibri" w:eastAsia="Times New Roman" w:hAnsi="Calibri" w:cs="Calibri"/>
-          <w:color w:val="1A1A1A"/>
-          <w:sz w:val="22"/>
-          <w:szCs w:val="22"/>
-        </w:rPr>
-      </w:pPr>
-      <w:r>
-        <w:rPr>
-          <w:rFonts w:ascii="Calibri" w:eastAsia="Times New Roman" w:hAnsi="Calibri" w:cs="Calibri"/>
-          <w:color w:val="1A1A1A"/>
-          <w:sz w:val="22"/>
-          <w:szCs w:val="22"/>
-        </w:rPr>
-        <w:t xml:space="preserve">In step-by-step mode, type </w:t>
-      </w:r>
-      <w:r>
-        <w:rPr>
-          <w:rStyle w:val="HTMLKeyboard"/>
-          <w:color w:val="1A1A1A"/>
-        </w:rPr>
-        <w:t>why</w:t>
-      </w:r>
-      <w:r>
-        <w:rPr>
-          <w:rFonts w:ascii="Calibri" w:eastAsia="Times New Roman" w:hAnsi="Calibri" w:cs="Calibri"/>
-          <w:color w:val="1A1A1A"/>
-          <w:sz w:val="22"/>
-          <w:szCs w:val="22"/>
-        </w:rPr>
-        <w:t xml:space="preserve"> at any question to see why it is being asked: </w:t>
-      </w:r>
-    </w:p>
-    <w:p>
-      <w:pPr>
-        <w:pStyle w:val="HTMLPreformatted"/>
-        <w:numPr>
-          <w:ilvl w:val="0"/>
-          <w:numId w:val="12"/>
-        </w:numPr>
-        <w:tabs>
-          <w:tab w:val="clear" w:pos="720"/>
-        </w:tabs>
-        <w:rPr>
-          <w:color w:val="1A1A1A"/>
-        </w:rPr>
-      </w:pPr>
-      <w:r>
-        <w:rPr>
-          <w:color w:val="1A1A1A"/>
-        </w:rPr>
-        <w:t>What is the optic character?</w:t>
-      </w:r>
-    </w:p>
-    <w:p>
-      <w:pPr>
-        <w:pStyle w:val="HTMLPreformatted"/>
-        <w:numPr>
-          <w:ilvl w:val="0"/>
-          <w:numId w:val="12"/>
-        </w:numPr>
-        <w:tabs>
-          <w:tab w:val="clear" w:pos="720"/>
-        </w:tabs>
-        <w:rPr>
-          <w:color w:val="1A1A1A"/>
-        </w:rPr>
-      </w:pPr>
-      <w:r>
-        <w:rPr>
-          <w:color w:val="1A1A1A"/>
-        </w:rPr>
-        <w:t xml:space="preserve">    0. Don't know</w:t>
-      </w:r>
-    </w:p>
-    <w:p>
-      <w:pPr>
-        <w:pStyle w:val="HTMLPreformatted"/>
-        <w:numPr>
-          <w:ilvl w:val="0"/>
-          <w:numId w:val="12"/>
-        </w:numPr>
-        <w:tabs>
-          <w:tab w:val="clear" w:pos="720"/>
-        </w:tabs>
-        <w:rPr>
-          <w:color w:val="1A1A1A"/>
-        </w:rPr>
-      </w:pPr>
-      <w:r>
-        <w:rPr>
-          <w:color w:val="1A1A1A"/>
-        </w:rPr>
-        <w:t xml:space="preserve">    1. Isotropic</w:t>
-      </w:r>
-    </w:p>
-    <w:p>
-      <w:pPr>
-        <w:pStyle w:val="HTMLPreformatted"/>
-        <w:numPr>
-          <w:ilvl w:val="0"/>
-          <w:numId w:val="12"/>
-        </w:numPr>
-        <w:tabs>
-          <w:tab w:val="clear" w:pos="720"/>
-        </w:tabs>
-        <w:rPr>
-          <w:color w:val="1A1A1A"/>
-        </w:rPr>
-      </w:pPr>
-      <w:r>
-        <w:rPr>
-          <w:color w:val="1A1A1A"/>
-        </w:rPr>
-        <w:t xml:space="preserve">    2. Uniaxial</w:t>
-      </w:r>
-    </w:p>
-    <w:p>
-      <w:pPr>
-        <w:pStyle w:val="HTMLPreformatted"/>
-        <w:numPr>
-          <w:ilvl w:val="0"/>
-          <w:numId w:val="12"/>
-        </w:numPr>
-        <w:tabs>
-          <w:tab w:val="clear" w:pos="720"/>
-        </w:tabs>
-        <w:rPr>
-          <w:color w:val="1A1A1A"/>
-        </w:rPr>
-      </w:pPr>
-      <w:r>
-        <w:rPr>
-          <w:color w:val="1A1A1A"/>
-        </w:rPr>
-        <w:t xml:space="preserve">    ...</w:t>
-      </w:r>
-    </w:p>
-    <w:p>
-      <w:pPr>
-        <w:pStyle w:val="HTMLPreformatted"/>
-        <w:numPr>
-          <w:ilvl w:val="0"/>
-          <w:numId w:val="12"/>
-        </w:numPr>
-        <w:tabs>
-          <w:tab w:val="clear" w:pos="720"/>
-        </w:tabs>
-        <w:rPr>
-          <w:color w:val="1A1A1A"/>
-        </w:rPr>
-      </w:pPr>
-      <w:r>
-        <w:rPr>
-          <w:color w:val="1A1A1A"/>
-        </w:rPr>
-        <w:t>&gt; why</w:t>
-      </w:r>
-    </w:p>
-    <w:p>
-      <w:pPr>
-        <w:pStyle w:val="HTMLPreformatted"/>
-        <w:numPr>
-          <w:ilvl w:val="0"/>
-          <w:numId w:val="12"/>
-        </w:numPr>
-        <w:tabs>
-          <w:tab w:val="clear" w:pos="720"/>
-        </w:tabs>
-        <w:rPr>
-          <w:color w:val="1A1A1A"/>
-        </w:rPr>
-      </w:pPr>
-      <w:r>
-        <w:rPr>
-          <w:color w:val="1A1A1A"/>
-        </w:rPr>
-        <w:t>WHY I AM ASKING:</w:t>
-      </w:r>
-    </w:p>
-    <w:p>
-      <w:pPr>
-        <w:pStyle w:val="HTMLPreformatted"/>
-        <w:numPr>
-          <w:ilvl w:val="0"/>
-          <w:numId w:val="12"/>
-        </w:numPr>
-        <w:tabs>
-          <w:tab w:val="clear" w:pos="720"/>
-        </w:tabs>
-        <w:rPr>
-          <w:color w:val="1A1A1A"/>
-        </w:rPr>
-      </w:pPr>
-      <w:r>
-        <w:rPr>
-          <w:color w:val="1A1A1A"/>
-        </w:rPr>
-        <w:t xml:space="preserve">  - I am trying to find out: is it Corundum?  Rule r1 says: IF Optic: Uniaxial AND RI in</w:t>
-      </w:r>
-    </w:p>
-    <w:p>
-      <w:pPr>
-        <w:pStyle w:val="HTMLPreformatted"/>
-        <w:numPr>
-          <w:ilvl w:val="0"/>
-          <w:numId w:val="12"/>
-        </w:numPr>
-        <w:tabs>
-          <w:tab w:val="clear" w:pos="720"/>
-        </w:tabs>
-        <w:rPr>
-          <w:color w:val="1A1A1A"/>
-        </w:rPr>
-      </w:pPr>
-      <w:r>
-        <w:rPr>
-          <w:color w:val="1A1A1A"/>
-        </w:rPr>
-        <w:t xml:space="preserve">    Corundum range AND SG in Corundum range THEN Species: Corundum.</w:t>
-      </w:r>
-    </w:p>
-    <w:p>
-      <w:pPr>
-        <w:pStyle w:val="HTMLPreformatted"/>
-        <w:ind w:left="720"/>
-        <w:rPr>
-          <w:color w:val="1A1A1A"/>
-        </w:rPr>
-      </w:pPr>
-      <w:r>
-        <w:rPr>
-          <w:color w:val="1A1A1A"/>
-        </w:rPr>
-        <w:t xml:space="preserve">  - To test rule r1 I need to know: the optic character.</w:t>
-      </w:r>
-    </w:p>
-    <w:p>
-      <w:pPr>
-        <w:numPr>
-          <w:ilvl w:val="0"/>
-          <w:numId w:val="12"/>
-        </w:numPr>
-        <w:spacing w:before="100" w:beforeAutospacing="1" w:after="60"/>
-        <w:rPr>
-          <w:rFonts w:ascii="Calibri" w:eastAsia="Times New Roman" w:hAnsi="Calibri" w:cs="Calibri"/>
-          <w:color w:val="1A1A1A"/>
-          <w:sz w:val="22"/>
-          <w:szCs w:val="22"/>
-        </w:rPr>
-      </w:pPr>
-      <w:r>
-        <w:rPr>
-          <w:rFonts w:ascii="Calibri" w:eastAsia="Times New Roman" w:hAnsi="Calibri" w:cs="Calibri"/>
-          <w:color w:val="1A1A1A"/>
-          <w:sz w:val="22"/>
-          <w:szCs w:val="22"/>
-        </w:rPr>
-        <w:t xml:space="preserve">After each result you can type </w:t>
-      </w:r>
-      <w:r>
-        <w:rPr>
-          <w:rStyle w:val="HTMLKeyboard"/>
-          <w:color w:val="1A1A1A"/>
-        </w:rPr>
-        <w:t>y</w:t>
-      </w:r>
-      <w:r>
-        <w:rPr>
-          <w:rFonts w:ascii="Calibri" w:eastAsia="Times New Roman" w:hAnsi="Calibri" w:cs="Calibri"/>
-          <w:color w:val="1A1A1A"/>
-          <w:sz w:val="22"/>
-          <w:szCs w:val="22"/>
-        </w:rPr>
-        <w:t xml:space="preserve"> to see the technical trace.</w:t>
-      </w:r>
-    </w:p>
-    <w:p>
-      <w:pPr>
-        <w:numPr>
-          <w:ilvl w:val="0"/>
-          <w:numId w:val="12"/>
-        </w:numPr>
-        <w:spacing w:before="100" w:beforeAutospacing="1" w:after="60"/>
-        <w:rPr>
-          <w:rFonts w:ascii="Calibri" w:eastAsia="Times New Roman" w:hAnsi="Calibri" w:cs="Calibri"/>
-          <w:color w:val="1A1A1A"/>
-          <w:sz w:val="22"/>
-          <w:szCs w:val="22"/>
-        </w:rPr>
-      </w:pPr>
-      <w:r>
-        <w:rPr>
-          <w:rFonts w:ascii="Calibri" w:eastAsia="Times New Roman" w:hAnsi="Calibri" w:cs="Calibri"/>
-          <w:color w:val="1A1A1A"/>
-          <w:sz w:val="22"/>
-          <w:szCs w:val="22"/>
-        </w:rPr>
-        <w:t xml:space="preserve">Choose </w:t>
-      </w:r>
-      <w:r>
-        <w:rPr>
-          <w:rFonts w:ascii="Calibri" w:eastAsia="Times New Roman" w:hAnsi="Calibri" w:cs="Calibri"/>
+        <w:pStyle w:val="NormalWeb"/>
+        <w:rPr>
+          <w:rFonts w:ascii="Calibri" w:hAnsi="Calibri" w:cs="Calibri"/>
+          <w:color w:val="1A1A1A"/>
+          <w:sz w:val="22"/>
+          <w:szCs w:val="22"/>
+        </w:rPr>
+      </w:pPr>
+      <w:r>
+        <w:rPr>
+          <w:rFonts w:ascii="Calibri" w:hAnsi="Calibri" w:cs="Calibri"/>
           <w:b/>
           <w:bCs/>
           <w:color w:val="1A1A1A"/>
           <w:sz w:val="22"/>
           <w:szCs w:val="22"/>
         </w:rPr>
+        <w:t>Step 1.</w:t>
+      </w:r>
+      <w:r>
+        <w:rPr>
+          <w:rFonts w:ascii="Calibri" w:hAnsi="Calibri" w:cs="Calibri"/>
+          <w:color w:val="1A1A1A"/>
+          <w:sz w:val="22"/>
+          <w:szCs w:val="22"/>
+        </w:rPr>
+        <w:t xml:space="preserve"> Start SWI-Prolog with </w:t>
+      </w:r>
+      <w:r>
+        <w:rPr>
+          <w:rStyle w:val="HTMLKeyboard"/>
+          <w:color w:val="1A1A1A"/>
+        </w:rPr>
+        <w:t>swipl main.pl</w:t>
+      </w:r>
+      <w:r>
+        <w:rPr>
+          <w:rFonts w:ascii="Calibri" w:hAnsi="Calibri" w:cs="Calibri"/>
+          <w:color w:val="1A1A1A"/>
+          <w:sz w:val="22"/>
+          <w:szCs w:val="22"/>
+        </w:rPr>
+        <w:t>.</w:t>
+      </w:r>
+    </w:p>
+    <w:p>
+      <w:pPr>
+        <w:pStyle w:val="NormalWeb"/>
+        <w:rPr>
+          <w:rFonts w:ascii="Calibri" w:hAnsi="Calibri" w:cs="Calibri"/>
+          <w:color w:val="1A1A1A"/>
+          <w:sz w:val="22"/>
+          <w:szCs w:val="22"/>
+        </w:rPr>
+      </w:pPr>
+      <w:r>
+        <w:rPr>
+          <w:rFonts w:ascii="Calibri" w:hAnsi="Calibri" w:cs="Calibri"/>
+          <w:b/>
+          <w:bCs/>
+          <w:color w:val="1A1A1A"/>
+          <w:sz w:val="22"/>
+          <w:szCs w:val="22"/>
+        </w:rPr>
+        <w:t>Step 2.</w:t>
+      </w:r>
+      <w:r>
+        <w:rPr>
+          <w:rFonts w:ascii="Calibri" w:hAnsi="Calibri" w:cs="Calibri"/>
+          <w:color w:val="1A1A1A"/>
+          <w:sz w:val="22"/>
+          <w:szCs w:val="22"/>
+        </w:rPr>
+        <w:t xml:space="preserve"> Type </w:t>
+      </w:r>
+      <w:r>
+        <w:rPr>
+          <w:rStyle w:val="HTMLKeyboard"/>
+          <w:color w:val="1A1A1A"/>
+        </w:rPr>
+        <w:t>start.</w:t>
+      </w:r>
+      <w:r>
+        <w:rPr>
+          <w:rFonts w:ascii="Calibri" w:hAnsi="Calibri" w:cs="Calibri"/>
+          <w:color w:val="1A1A1A"/>
+          <w:sz w:val="22"/>
+          <w:szCs w:val="22"/>
+        </w:rPr>
+        <w:t xml:space="preserve"> A menu appears:</w:t>
+      </w:r>
+    </w:p>
+    <w:p>
+      <w:pPr>
+        <w:pStyle w:val="HTMLPreformatted"/>
+        <w:rPr>
+          <w:color w:val="1A1A1A"/>
+        </w:rPr>
+      </w:pPr>
+      <w:r>
+        <w:rPr>
+          <w:color w:val="1A1A1A"/>
+        </w:rPr>
+        <w:t>What would you like to do?</w:t>
+      </w:r>
+    </w:p>
+    <w:p>
+      <w:pPr>
+        <w:pStyle w:val="HTMLPreformatted"/>
+        <w:rPr>
+          <w:color w:val="1A1A1A"/>
+        </w:rPr>
+      </w:pPr>
+      <w:r>
+        <w:rPr>
+          <w:color w:val="1A1A1A"/>
+        </w:rPr>
+        <w:t xml:space="preserve">  1. Identify a stone  - "I don't know what it is"      (forward chaining)</w:t>
+      </w:r>
+    </w:p>
+    <w:p>
+      <w:pPr>
+        <w:pStyle w:val="HTMLPreformatted"/>
+        <w:rPr>
+          <w:color w:val="1A1A1A"/>
+        </w:rPr>
+      </w:pPr>
+      <w:r>
+        <w:rPr>
+          <w:color w:val="1A1A1A"/>
+        </w:rPr>
+        <w:t xml:space="preserve">  2. Check a claim     - "The seller says it's a ruby"   (backward chaining)</w:t>
+      </w:r>
+    </w:p>
+    <w:p>
+      <w:pPr>
+        <w:pStyle w:val="HTMLPreformatted"/>
+        <w:rPr>
+          <w:color w:val="1A1A1A"/>
+        </w:rPr>
+      </w:pPr>
+      <w:r>
+        <w:rPr>
+          <w:color w:val="1A1A1A"/>
+        </w:rPr>
+        <w:t xml:space="preserve">  3. Step by step      </w:t>
+      </w:r>
+      <w:r>
+        <w:rPr>
+          <w:color w:val="1A1A1A"/>
+        </w:rPr>
+        <w:t>- asks only what it needs; type WHY at any question</w:t>
+      </w:r>
+    </w:p>
+    <w:p>
+      <w:pPr>
+        <w:pStyle w:val="HTMLPreformatted"/>
+        <w:rPr>
+          <w:color w:val="1A1A1A"/>
+        </w:rPr>
+      </w:pPr>
+      <w:r>
+        <w:rPr>
+          <w:color w:val="1A1A1A"/>
+        </w:rPr>
+        <w:lastRenderedPageBreak/>
+        <w:t xml:space="preserve">  4. Ask in English    - e.g. is it a ruby if the RI is 1.765 and it is red</w:t>
+      </w:r>
+    </w:p>
+    <w:p>
+      <w:pPr>
+        <w:pStyle w:val="HTMLPreformatted"/>
+        <w:rPr>
+          <w:color w:val="1A1A1A"/>
+        </w:rPr>
+      </w:pPr>
+      <w:r>
+        <w:rPr>
+          <w:color w:val="1A1A1A"/>
+        </w:rPr>
+        <w:t xml:space="preserve">  5. Run the demo      - natural blue sapphire example</w:t>
+      </w:r>
+    </w:p>
+    <w:p>
+      <w:pPr>
+        <w:pStyle w:val="HTMLPreformatted"/>
+        <w:rPr>
+          <w:color w:val="1A1A1A"/>
+        </w:rPr>
+      </w:pPr>
+      <w:r>
+        <w:rPr>
+          <w:color w:val="1A1A1A"/>
+        </w:rPr>
+        <w:t xml:space="preserve">  6. Quit</w:t>
+      </w:r>
+    </w:p>
+    <w:p>
+      <w:pPr>
+        <w:pStyle w:val="HTMLPreformatted"/>
+        <w:rPr>
+          <w:color w:val="1A1A1A"/>
+        </w:rPr>
+      </w:pPr>
+      <w:r>
+        <w:rPr>
+          <w:color w:val="1A1A1A"/>
+        </w:rPr>
+        <w:t>Choose 1-6:</w:t>
+      </w:r>
+    </w:p>
+    <w:p>
+      <w:pPr>
+        <w:pStyle w:val="NormalWeb"/>
+        <w:rPr>
+          <w:rFonts w:ascii="Calibri" w:hAnsi="Calibri" w:cs="Calibri"/>
+          <w:color w:val="1A1A1A"/>
+          <w:sz w:val="22"/>
+          <w:szCs w:val="22"/>
+        </w:rPr>
+      </w:pPr>
+      <w:r>
+        <w:rPr>
+          <w:rFonts w:ascii="Calibri" w:hAnsi="Calibri" w:cs="Calibri"/>
+          <w:b/>
+          <w:bCs/>
+          <w:color w:val="1A1A1A"/>
+          <w:sz w:val="22"/>
+          <w:szCs w:val="22"/>
+        </w:rPr>
+        <w:t>Step 3.</w:t>
+      </w:r>
+      <w:r>
+        <w:rPr>
+          <w:rFonts w:ascii="Calibri" w:hAnsi="Calibri" w:cs="Calibri"/>
+          <w:color w:val="1A1A1A"/>
+          <w:sz w:val="22"/>
+          <w:szCs w:val="22"/>
+        </w:rPr>
+        <w:t xml:space="preserve"> Type a number and press Enter (no full stop is needed inside the menu). Answer each question by typing a number or a value; press Enter on its own if you do not know. For the RI, type </w:t>
+      </w:r>
+      <w:r>
+        <w:rPr>
+          <w:rStyle w:val="HTMLKeyboard"/>
+          <w:color w:val="1A1A1A"/>
+        </w:rPr>
+        <w:t>OTL</w:t>
+      </w:r>
+      <w:r>
+        <w:rPr>
+          <w:rFonts w:ascii="Calibri" w:hAnsi="Calibri" w:cs="Calibri"/>
+          <w:color w:val="1A1A1A"/>
+          <w:sz w:val="22"/>
+          <w:szCs w:val="22"/>
+        </w:rPr>
+        <w:t xml:space="preserve"> if the refractometer shows no reading (over the limit).</w:t>
+      </w:r>
+    </w:p>
+    <w:p>
+      <w:pPr>
+        <w:pStyle w:val="NormalWeb"/>
+        <w:rPr>
+          <w:rFonts w:ascii="Calibri" w:hAnsi="Calibri" w:cs="Calibri"/>
+          <w:color w:val="1A1A1A"/>
+          <w:sz w:val="22"/>
+          <w:szCs w:val="22"/>
+        </w:rPr>
+      </w:pPr>
+      <w:r>
+        <w:rPr>
+          <w:rFonts w:ascii="Calibri" w:hAnsi="Calibri" w:cs="Calibri"/>
+          <w:b/>
+          <w:bCs/>
+          <w:color w:val="1A1A1A"/>
+          <w:sz w:val="22"/>
+          <w:szCs w:val="22"/>
+        </w:rPr>
+        <w:t>Step 4.</w:t>
+      </w:r>
+      <w:r>
+        <w:rPr>
+          <w:rFonts w:ascii="Calibri" w:hAnsi="Calibri" w:cs="Calibri"/>
+          <w:color w:val="1A1A1A"/>
+          <w:sz w:val="22"/>
+          <w:szCs w:val="22"/>
+        </w:rPr>
+        <w:t xml:space="preserve"> In step-by-step mode, type </w:t>
+      </w:r>
+      <w:r>
+        <w:rPr>
+          <w:rStyle w:val="HTMLKeyboard"/>
+          <w:color w:val="1A1A1A"/>
+        </w:rPr>
+        <w:t>why</w:t>
+      </w:r>
+      <w:r>
+        <w:rPr>
+          <w:rFonts w:ascii="Calibri" w:hAnsi="Calibri" w:cs="Calibri"/>
+          <w:color w:val="1A1A1A"/>
+          <w:sz w:val="22"/>
+          <w:szCs w:val="22"/>
+        </w:rPr>
+        <w:t xml:space="preserve"> </w:t>
+      </w:r>
+      <w:r>
+        <w:rPr>
+          <w:rFonts w:ascii="Calibri" w:hAnsi="Calibri" w:cs="Calibri"/>
+          <w:color w:val="1A1A1A"/>
+          <w:sz w:val="22"/>
+          <w:szCs w:val="22"/>
+        </w:rPr>
+        <w:t>at any question to see why it is being asked:</w:t>
+      </w:r>
+    </w:p>
+    <w:p>
+      <w:pPr>
+        <w:pStyle w:val="HTMLPreformatted"/>
+        <w:rPr>
+          <w:color w:val="1A1A1A"/>
+        </w:rPr>
+      </w:pPr>
+      <w:r>
+        <w:rPr>
+          <w:color w:val="1A1A1A"/>
+        </w:rPr>
+        <w:t>What is the optic character?</w:t>
+      </w:r>
+    </w:p>
+    <w:p>
+      <w:pPr>
+        <w:pStyle w:val="HTMLPreformatted"/>
+        <w:rPr>
+          <w:color w:val="1A1A1A"/>
+        </w:rPr>
+      </w:pPr>
+      <w:r>
+        <w:rPr>
+          <w:color w:val="1A1A1A"/>
+        </w:rPr>
+        <w:t xml:space="preserve">    0. Don't know</w:t>
+      </w:r>
+    </w:p>
+    <w:p>
+      <w:pPr>
+        <w:pStyle w:val="HTMLPreformatted"/>
+        <w:rPr>
+          <w:color w:val="1A1A1A"/>
+        </w:rPr>
+      </w:pPr>
+      <w:r>
+        <w:rPr>
+          <w:color w:val="1A1A1A"/>
+        </w:rPr>
+        <w:t xml:space="preserve">    1. Isotropic</w:t>
+      </w:r>
+    </w:p>
+    <w:p>
+      <w:pPr>
+        <w:pStyle w:val="HTMLPreformatted"/>
+        <w:rPr>
+          <w:color w:val="1A1A1A"/>
+        </w:rPr>
+      </w:pPr>
+      <w:r>
+        <w:rPr>
+          <w:color w:val="1A1A1A"/>
+        </w:rPr>
+        <w:t xml:space="preserve">    2. Uniaxial</w:t>
+      </w:r>
+    </w:p>
+    <w:p>
+      <w:pPr>
+        <w:pStyle w:val="HTMLPreformatted"/>
+        <w:rPr>
+          <w:color w:val="1A1A1A"/>
+        </w:rPr>
+      </w:pPr>
+      <w:r>
+        <w:rPr>
+          <w:color w:val="1A1A1A"/>
+        </w:rPr>
+        <w:t xml:space="preserve">    ...</w:t>
+      </w:r>
+    </w:p>
+    <w:p>
+      <w:pPr>
+        <w:pStyle w:val="HTMLPreformatted"/>
+        <w:rPr>
+          <w:color w:val="1A1A1A"/>
+        </w:rPr>
+      </w:pPr>
+      <w:r>
+        <w:rPr>
+          <w:color w:val="1A1A1A"/>
+        </w:rPr>
+        <w:t>&gt; why</w:t>
+      </w:r>
+    </w:p>
+    <w:p>
+      <w:pPr>
+        <w:pStyle w:val="HTMLPreformatted"/>
+        <w:rPr>
+          <w:color w:val="1A1A1A"/>
+        </w:rPr>
+      </w:pPr>
+      <w:r>
+        <w:rPr>
+          <w:color w:val="1A1A1A"/>
+        </w:rPr>
+        <w:t>WHY I AM ASKING:</w:t>
+      </w:r>
+    </w:p>
+    <w:p>
+      <w:pPr>
+        <w:pStyle w:val="HTMLPreformatted"/>
+        <w:rPr>
+          <w:color w:val="1A1A1A"/>
+        </w:rPr>
+      </w:pPr>
+      <w:r>
+        <w:rPr>
+          <w:color w:val="1A1A1A"/>
+        </w:rPr>
+        <w:t xml:space="preserve">  - I am trying to find out: is it Corundum?  Rule r1 says: IF Optic: Uniaxial AND RI in</w:t>
+      </w:r>
+    </w:p>
+    <w:p>
+      <w:pPr>
+        <w:pStyle w:val="HTMLPreformatted"/>
+        <w:rPr>
+          <w:color w:val="1A1A1A"/>
+        </w:rPr>
+      </w:pPr>
+      <w:r>
+        <w:rPr>
+          <w:color w:val="1A1A1A"/>
+        </w:rPr>
+        <w:t xml:space="preserve">    Corundum range AND SG in Corundum range THEN Species: Corundum.</w:t>
+      </w:r>
+    </w:p>
+    <w:p>
+      <w:pPr>
+        <w:pStyle w:val="HTMLPreformatted"/>
+        <w:rPr>
+          <w:color w:val="1A1A1A"/>
+        </w:rPr>
+      </w:pPr>
+      <w:r>
+        <w:rPr>
+          <w:color w:val="1A1A1A"/>
+        </w:rPr>
+        <w:t xml:space="preserve">  - To test rule r1 I need to know: the optic character.</w:t>
+      </w:r>
+    </w:p>
+    <w:p>
+      <w:pPr>
+        <w:pStyle w:val="NormalWeb"/>
+        <w:rPr>
+          <w:rFonts w:ascii="Calibri" w:hAnsi="Calibri" w:cs="Calibri"/>
+          <w:color w:val="1A1A1A"/>
+          <w:sz w:val="22"/>
+          <w:szCs w:val="22"/>
+        </w:rPr>
+      </w:pPr>
+      <w:r>
+        <w:rPr>
+          <w:rFonts w:ascii="Calibri" w:hAnsi="Calibri" w:cs="Calibri"/>
+          <w:b/>
+          <w:bCs/>
+          <w:color w:val="1A1A1A"/>
+          <w:sz w:val="22"/>
+          <w:szCs w:val="22"/>
+        </w:rPr>
+        <w:t>Step 5.</w:t>
+      </w:r>
+      <w:r>
+        <w:rPr>
+          <w:rFonts w:ascii="Calibri" w:hAnsi="Calibri" w:cs="Calibri"/>
+          <w:color w:val="1A1A1A"/>
+          <w:sz w:val="22"/>
+          <w:szCs w:val="22"/>
+        </w:rPr>
+        <w:t xml:space="preserve"> After each result you can type </w:t>
+      </w:r>
+      <w:r>
+        <w:rPr>
+          <w:rStyle w:val="HTMLKeyboard"/>
+          <w:color w:val="1A1A1A"/>
+        </w:rPr>
+        <w:t>y</w:t>
+      </w:r>
+      <w:r>
+        <w:rPr>
+          <w:rFonts w:ascii="Calibri" w:hAnsi="Calibri" w:cs="Calibri"/>
+          <w:color w:val="1A1A1A"/>
+          <w:sz w:val="22"/>
+          <w:szCs w:val="22"/>
+        </w:rPr>
+        <w:t xml:space="preserve"> to see the technical trace.</w:t>
+      </w:r>
+    </w:p>
+    <w:p>
+      <w:pPr>
+        <w:pStyle w:val="NormalWeb"/>
+        <w:rPr>
+          <w:rFonts w:ascii="Calibri" w:hAnsi="Calibri" w:cs="Calibri"/>
+          <w:color w:val="1A1A1A"/>
+          <w:sz w:val="22"/>
+          <w:szCs w:val="22"/>
+        </w:rPr>
+      </w:pPr>
+      <w:r>
+        <w:rPr>
+          <w:rFonts w:ascii="Calibri" w:hAnsi="Calibri" w:cs="Calibri"/>
+          <w:b/>
+          <w:bCs/>
+          <w:color w:val="1A1A1A"/>
+          <w:sz w:val="22"/>
+          <w:szCs w:val="22"/>
+        </w:rPr>
+        <w:t>Step 6.</w:t>
+      </w:r>
+      <w:r>
+        <w:rPr>
+          <w:rFonts w:ascii="Calibri" w:hAnsi="Calibri" w:cs="Calibri"/>
+          <w:color w:val="1A1A1A"/>
+          <w:sz w:val="22"/>
+          <w:szCs w:val="22"/>
+        </w:rPr>
+        <w:t xml:space="preserve"> Choose </w:t>
+      </w:r>
+      <w:r>
+        <w:rPr>
+          <w:rFonts w:ascii="Calibri" w:hAnsi="Calibri" w:cs="Calibri"/>
+          <w:b/>
+          <w:bCs/>
+          <w:color w:val="1A1A1A"/>
+          <w:sz w:val="22"/>
+          <w:szCs w:val="22"/>
+        </w:rPr>
         <w:t>6</w:t>
       </w:r>
       <w:r>
         <w:rPr>
-          <w:rFonts w:ascii="Calibri" w:eastAsia="Times New Roman" w:hAnsi="Calibri" w:cs="Calibri"/>
+          <w:rFonts w:ascii="Calibri" w:hAnsi="Calibri" w:cs="Calibri"/>
           <w:color w:val="1A1A1A"/>
           <w:sz w:val="22"/>
           <w:szCs w:val="22"/>
@@ -12600,7 +14696,16 @@
           <w:sz w:val="22"/>
           <w:szCs w:val="22"/>
         </w:rPr>
-        <w:t xml:space="preserve"> runs the worked blue sapphire example directly.</w:t>
+        <w:t xml:space="preserve"> </w:t>
+      </w:r>
+      <w:r>
+        <w:rPr>
+          <w:rFonts w:ascii="Calibri" w:hAnsi="Calibri" w:cs="Calibri"/>
+          <w:color w:val="1A1A1A"/>
+          <w:sz w:val="22"/>
+          <w:szCs w:val="22"/>
+        </w:rPr>
+        <w:t>runs the worked blue sapphire example directly.</w:t>
       </w:r>
     </w:p>
     <w:p>
@@ -12610,37 +14715,44 @@
           <w:rFonts w:eastAsia="Times New Roman"/>
         </w:rPr>
       </w:pPr>
-      <w:bookmarkStart w:id="26" w:name="_Toc241529732"/>
+      <w:bookmarkStart w:id="31" w:name="_Toc241587689"/>
       <w:r>
         <w:rPr>
           <w:rFonts w:eastAsia="Times New Roman"/>
         </w:rPr>
-        <w:t>14. Running the automated tests</w:t>
-      </w:r>
-      <w:bookmarkEnd w:id="26"/>
-    </w:p>
-    <w:p>
-      <w:pPr>
-        <w:numPr>
-          <w:ilvl w:val="0"/>
-          <w:numId w:val="13"/>
-        </w:numPr>
-        <w:spacing w:before="100" w:beforeAutospacing="1" w:after="60"/>
-        <w:rPr>
-          <w:rFonts w:ascii="Calibri" w:eastAsia="Times New Roman" w:hAnsi="Calibri" w:cs="Calibri"/>
-          <w:color w:val="1A1A1A"/>
-          <w:sz w:val="22"/>
-          <w:szCs w:val="22"/>
-        </w:rPr>
-      </w:pPr>
-      <w:r>
-        <w:rPr>
-          <w:rFonts w:ascii="Calibri" w:eastAsia="Times New Roman" w:hAnsi="Calibri" w:cs="Calibri"/>
-          <w:color w:val="1A1A1A"/>
-          <w:sz w:val="22"/>
-          <w:szCs w:val="22"/>
-        </w:rPr>
-        <w:t xml:space="preserve">Start SWI-Prolog with </w:t>
+        <w:t>17. Running the automated tests</w:t>
+      </w:r>
+      <w:bookmarkEnd w:id="31"/>
+    </w:p>
+    <w:p>
+      <w:pPr>
+        <w:pStyle w:val="NormalWeb"/>
+        <w:rPr>
+          <w:rFonts w:ascii="Calibri" w:hAnsi="Calibri" w:cs="Calibri"/>
+          <w:color w:val="1A1A1A"/>
+          <w:sz w:val="22"/>
+          <w:szCs w:val="22"/>
+        </w:rPr>
+      </w:pPr>
+      <w:r>
+        <w:rPr>
+          <w:rFonts w:ascii="Calibri" w:hAnsi="Calibri" w:cs="Calibri"/>
+          <w:b/>
+          <w:bCs/>
+          <w:color w:val="1A1A1A"/>
+          <w:sz w:val="22"/>
+          <w:szCs w:val="22"/>
+        </w:rPr>
+        <w:t>Step 1.</w:t>
+      </w:r>
+      <w:r>
+        <w:rPr>
+          <w:rFonts w:ascii="Calibri" w:hAnsi="Calibri" w:cs="Calibri"/>
+          <w:color w:val="1A1A1A"/>
+          <w:sz w:val="22"/>
+          <w:szCs w:val="22"/>
+        </w:rPr>
+        <w:t xml:space="preserve"> Start SWI-Prolog with </w:t>
       </w:r>
       <w:r>
         <w:rPr>
@@ -12651,7 +14763,7 @@
       </w:r>
       <w:r>
         <w:rPr>
-          <w:rFonts w:ascii="Calibri" w:eastAsia="Times New Roman" w:hAnsi="Calibri" w:cs="Calibri"/>
+          <w:rFonts w:ascii="Calibri" w:hAnsi="Calibri" w:cs="Calibri"/>
           <w:color w:val="1A1A1A"/>
           <w:sz w:val="22"/>
           <w:szCs w:val="22"/>
@@ -12661,26 +14773,33 @@
     </w:p>
     <w:p>
       <w:pPr>
-        <w:numPr>
-          <w:ilvl w:val="0"/>
-          <w:numId w:val="13"/>
-        </w:numPr>
-        <w:spacing w:before="100" w:beforeAutospacing="1" w:after="60"/>
-        <w:rPr>
-          <w:rFonts w:ascii="Calibri" w:eastAsia="Times New Roman" w:hAnsi="Calibri" w:cs="Calibri"/>
-          <w:color w:val="1A1A1A"/>
-          <w:sz w:val="22"/>
-          <w:szCs w:val="22"/>
-        </w:rPr>
-      </w:pPr>
-      <w:r>
-        <w:rPr>
-          <w:rFonts w:ascii="Calibri" w:eastAsia="Times New Roman" w:hAnsi="Calibri" w:cs="Calibri"/>
-          <w:color w:val="1A1A1A"/>
-          <w:sz w:val="22"/>
-          <w:szCs w:val="22"/>
-        </w:rPr>
-        <w:t xml:space="preserve">Type </w:t>
+        <w:pStyle w:val="NormalWeb"/>
+        <w:rPr>
+          <w:rFonts w:ascii="Calibri" w:hAnsi="Calibri" w:cs="Calibri"/>
+          <w:color w:val="1A1A1A"/>
+          <w:sz w:val="22"/>
+          <w:szCs w:val="22"/>
+        </w:rPr>
+      </w:pPr>
+      <w:r>
+        <w:rPr>
+          <w:rFonts w:ascii="Calibri" w:hAnsi="Calibri" w:cs="Calibri"/>
+          <w:b/>
+          <w:bCs/>
+          <w:color w:val="1A1A1A"/>
+          <w:sz w:val="22"/>
+          <w:szCs w:val="22"/>
+        </w:rPr>
+        <w:t>Step 2.</w:t>
+      </w:r>
+      <w:r>
+        <w:rPr>
+          <w:rFonts w:ascii="Calibri" w:hAnsi="Calibri" w:cs="Calibri"/>
+          <w:color w:val="1A1A1A"/>
+          <w:sz w:val="22"/>
+          <w:szCs w:val="22"/>
+        </w:rPr>
+        <w:t xml:space="preserve"> Type </w:t>
       </w:r>
       <w:r>
         <w:rPr>
@@ -12689,44 +14808,28 @@
         </w:rPr>
         <w:t>run_tests.</w:t>
       </w:r>
-    </w:p>
-    <w:p>
-      <w:pPr>
-        <w:numPr>
-          <w:ilvl w:val="0"/>
-          <w:numId w:val="13"/>
-        </w:numPr>
-        <w:spacing w:before="100" w:beforeAutospacing="1" w:after="60"/>
-        <w:rPr>
-          <w:rFonts w:ascii="Calibri" w:eastAsia="Times New Roman" w:hAnsi="Calibri" w:cs="Calibri"/>
-          <w:color w:val="1A1A1A"/>
-          <w:sz w:val="22"/>
-          <w:szCs w:val="22"/>
-        </w:rPr>
-      </w:pPr>
-      <w:r>
-        <w:rPr>
-          <w:rFonts w:ascii="Calibri" w:eastAsia="Times New Roman" w:hAnsi="Calibri" w:cs="Calibri"/>
-          <w:color w:val="1A1A1A"/>
-          <w:sz w:val="22"/>
-          <w:szCs w:val="22"/>
-        </w:rPr>
-        <w:t xml:space="preserve">The last line should read: </w:t>
+      <w:r>
+        <w:rPr>
+          <w:rFonts w:ascii="Calibri" w:hAnsi="Calibri" w:cs="Calibri"/>
+          <w:color w:val="1A1A1A"/>
+          <w:sz w:val="22"/>
+          <w:szCs w:val="22"/>
+        </w:rPr>
+        <w:t xml:space="preserve"> The last line should read:</w:t>
       </w:r>
     </w:p>
     <w:p>
       <w:pPr>
         <w:pStyle w:val="HTMLPreformatted"/>
-        <w:ind w:left="720"/>
-        <w:rPr>
-          <w:color w:val="1A1A1A"/>
-        </w:rPr>
-      </w:pPr>
-      <w:r>
-        <w:rPr>
-          <w:color w:val="1A1A1A"/>
-        </w:rPr>
-        <w:t>% All 41 tests passed</w:t>
+        <w:rPr>
+          <w:color w:val="1A1A1A"/>
+        </w:rPr>
+      </w:pPr>
+      <w:r>
+        <w:rPr>
+          <w:color w:val="1A1A1A"/>
+        </w:rPr>
+        <w:t>% All 47 tests passed</w:t>
       </w:r>
     </w:p>
     <w:p>
@@ -12763,14 +14866,14 @@
           <w:rFonts w:eastAsia="Times New Roman"/>
         </w:rPr>
       </w:pPr>
-      <w:bookmarkStart w:id="27" w:name="_Toc241529733"/>
+      <w:bookmarkStart w:id="32" w:name="_Toc241587690"/>
       <w:r>
         <w:rPr>
           <w:rFonts w:eastAsia="Times New Roman"/>
         </w:rPr>
-        <w:t>15. Quick reference</w:t>
-      </w:r>
-      <w:bookmarkEnd w:id="27"/>
+        <w:t>18. Quick reference</w:t>
+      </w:r>
+      <w:bookmarkEnd w:id="32"/>
     </w:p>
     <w:p>
       <w:pPr>
@@ -13162,7 +15265,6 @@
                 <w:sz w:val="20"/>
                 <w:szCs w:val="20"/>
               </w:rPr>
-              <w:lastRenderedPageBreak/>
               <w:t>start.</w:t>
             </w:r>
           </w:p>
@@ -13242,6 +15344,7 @@
                 <w:sz w:val="20"/>
                 <w:szCs w:val="20"/>
               </w:rPr>
+              <w:lastRenderedPageBreak/>
               <w:t>demo.</w:t>
             </w:r>
           </w:p>
@@ -13359,7 +15462,7 @@
                 <w:sz w:val="20"/>
                 <w:szCs w:val="20"/>
               </w:rPr>
-              <w:t>Run the 41 automated tests.</w:t>
+              <w:t>Run the 47 automated tests.</w:t>
             </w:r>
           </w:p>
         </w:tc>
@@ -13886,12 +15989,12 @@
       </w:pPr>
     </w:p>
     <w:sectPr>
-      <w:headerReference w:type="even" r:id="rId19"/>
-      <w:headerReference w:type="default" r:id="rId20"/>
-      <w:footerReference w:type="even" r:id="rId21"/>
-      <w:footerReference w:type="default" r:id="rId22"/>
-      <w:headerReference w:type="first" r:id="rId23"/>
-      <w:footerReference w:type="first" r:id="rId24"/>
+      <w:headerReference w:type="even" r:id="rId24"/>
+      <w:headerReference w:type="default" r:id="rId25"/>
+      <w:footerReference w:type="even" r:id="rId26"/>
+      <w:footerReference w:type="default" r:id="rId27"/>
+      <w:headerReference w:type="first" r:id="rId28"/>
+      <w:footerReference w:type="first" r:id="rId29"/>
       <w:pgSz w:w="11907" w:h="16839"/>
       <w:pgMar w:top="1440" w:right="1440" w:bottom="1440" w:left="1440" w:header="708" w:footer="708" w:gutter="0"/>
       <w:cols w:space="708"/>
@@ -14076,9 +16179,9 @@
 <file path=word/numbering.xml><?xml version="1.0" encoding="utf-8"?>
 <w:numbering xmlns:wpc="http://schemas.microsoft.com/office/word/2010/wordprocessingCanvas" xmlns:cx="http://schemas.microsoft.com/office/drawing/2014/chartex" xmlns:cx1="http://schemas.microsoft.com/office/drawing/2015/9/8/chartex" xmlns:cx2="http://schemas.microsoft.com/office/drawing/2015/10/21/chartex" xmlns:cx3="http://schemas.microsoft.com/office/drawing/2016/5/9/chartex" xmlns:cx4="http://schemas.microsoft.com/office/drawing/2016/5/10/chartex" xmlns:cx5="http://schemas.microsoft.com/office/drawing/2016/5/11/chartex" xmlns:cx6="http://schemas.microsoft.com/office/drawing/2016/5/12/chartex" xmlns:cx7="http://schemas.microsoft.com/office/drawing/2016/5/13/chartex" xmlns:cx8="http://schemas.microsoft.com/office/drawing/2016/5/14/chartex" xmlns:mc="http://schemas.openxmlformats.org/markup-compatibility/2006" xmlns:aink="http://schemas.microsoft.com/office/drawing/2016/ink" xmlns:am3d="http://schemas.microsoft.com/office/drawing/2017/model3d" xmlns:o="urn:schemas-microsoft-com:office:office" xmlns:oel="http://schemas.microsoft.com/office/2019/extlst" xmlns:r="http://schemas.openxmlformats.org/officeDocument/2006/relationships" xmlns:m="http://schemas.openxmlformats.org/officeDocument/2006/math" xmlns:v="urn:schemas-microsoft-com:vml" xmlns:wp14="http://schemas.microsoft.com/office/word/2010/wordprocessingDrawing" xmlns:wp="http://schemas.openxmlformats.org/drawingml/2006/wordprocessingDrawing" xmlns:w10="urn:schemas-microsoft-com:office:word" xmlns:w="http://schemas.openxmlformats.org/wordprocessingml/2006/main" xmlns:w14="http://schemas.microsoft.com/office/word/2010/wordml" xmlns:w15="http://schemas.microsoft.com/office/word/2012/wordml" xmlns:w16cex="http://schemas.microsoft.com/office/word/2018/wordml/cex" xmlns:w16cid="http://schemas.microsoft.com/office/word/2016/wordml/cid" xmlns:w16="http://schemas.microsoft.com/office/word/2018/wordml" xmlns:w16du="http://schemas.microsoft.com/office/word/2023/wordml/word16du" xmlns:w16sdtdh="http://schemas.microsoft.com/office/word/2020/wordml/sdtdatahash" xmlns:w16sdtfl="http://schemas.microsoft.com/office/word/2024/wordml/sdtformatlock" xmlns:w16se="http://schemas.microsoft.com/office/word/2015/wordml/symex" xmlns:wpg="http://schemas.microsoft.com/office/word/2010/wordprocessingGroup" xmlns:wpi="http://schemas.microsoft.com/office/word/2010/wordprocessingInk" xmlns:wne="http://schemas.microsoft.com/office/word/2006/wordml" xmlns:wps="http://schemas.microsoft.com/office/word/2010/wordprocessingShape" mc:Ignorable="w14 w15 w16se w16cid w16 w16cex w16sdtdh w16sdtfl w16du wp14">
   <w:abstractNum w:abstractNumId="0" w15:restartNumberingAfterBreak="0">
-    <w:nsid w:val="0E614898"/>
+    <w:nsid w:val="07F023BD"/>
     <w:multiLevelType w:val="multilevel"/>
-    <w:tmpl w:val="47E69E10"/>
+    <w:tmpl w:val="A6F0E128"/>
     <w:lvl w:ilvl="0">
       <w:start w:val="1"/>
       <w:numFmt w:val="decimal"/>
@@ -14189,9 +16292,9 @@
     </w:lvl>
   </w:abstractNum>
   <w:abstractNum w:abstractNumId="1" w15:restartNumberingAfterBreak="0">
-    <w:nsid w:val="0FD21184"/>
+    <w:nsid w:val="1191183C"/>
     <w:multiLevelType w:val="multilevel"/>
-    <w:tmpl w:val="7654E21C"/>
+    <w:tmpl w:val="D3E20086"/>
     <w:lvl w:ilvl="0">
       <w:start w:val="1"/>
       <w:numFmt w:val="decimal"/>
@@ -14302,9 +16405,9 @@
     </w:lvl>
   </w:abstractNum>
   <w:abstractNum w:abstractNumId="2" w15:restartNumberingAfterBreak="0">
-    <w:nsid w:val="1C3C6A21"/>
+    <w:nsid w:val="2CEE58AA"/>
     <w:multiLevelType w:val="multilevel"/>
-    <w:tmpl w:val="7A92ACDE"/>
+    <w:tmpl w:val="99F00F28"/>
     <w:lvl w:ilvl="0">
       <w:start w:val="1"/>
       <w:numFmt w:val="decimal"/>
@@ -14415,235 +16518,9 @@
     </w:lvl>
   </w:abstractNum>
   <w:abstractNum w:abstractNumId="3" w15:restartNumberingAfterBreak="0">
-    <w:nsid w:val="1EF83F8E"/>
+    <w:nsid w:val="34265429"/>
     <w:multiLevelType w:val="multilevel"/>
-    <w:tmpl w:val="FB908A1E"/>
-    <w:lvl w:ilvl="0">
-      <w:start w:val="1"/>
-      <w:numFmt w:val="decimal"/>
-      <w:lvlText w:val="%1."/>
-      <w:lvlJc w:val="left"/>
-      <w:pPr>
-        <w:tabs>
-          <w:tab w:val="num" w:pos="720"/>
-        </w:tabs>
-        <w:ind w:left="720" w:hanging="360"/>
-      </w:pPr>
-    </w:lvl>
-    <w:lvl w:ilvl="1" w:tentative="1">
-      <w:start w:val="1"/>
-      <w:numFmt w:val="decimal"/>
-      <w:lvlText w:val="%2."/>
-      <w:lvlJc w:val="left"/>
-      <w:pPr>
-        <w:tabs>
-          <w:tab w:val="num" w:pos="1440"/>
-        </w:tabs>
-        <w:ind w:left="1440" w:hanging="360"/>
-      </w:pPr>
-    </w:lvl>
-    <w:lvl w:ilvl="2" w:tentative="1">
-      <w:start w:val="1"/>
-      <w:numFmt w:val="decimal"/>
-      <w:lvlText w:val="%3."/>
-      <w:lvlJc w:val="left"/>
-      <w:pPr>
-        <w:tabs>
-          <w:tab w:val="num" w:pos="2160"/>
-        </w:tabs>
-        <w:ind w:left="2160" w:hanging="360"/>
-      </w:pPr>
-    </w:lvl>
-    <w:lvl w:ilvl="3" w:tentative="1">
-      <w:start w:val="1"/>
-      <w:numFmt w:val="decimal"/>
-      <w:lvlText w:val="%4."/>
-      <w:lvlJc w:val="left"/>
-      <w:pPr>
-        <w:tabs>
-          <w:tab w:val="num" w:pos="2880"/>
-        </w:tabs>
-        <w:ind w:left="2880" w:hanging="360"/>
-      </w:pPr>
-    </w:lvl>
-    <w:lvl w:ilvl="4" w:tentative="1">
-      <w:start w:val="1"/>
-      <w:numFmt w:val="decimal"/>
-      <w:lvlText w:val="%5."/>
-      <w:lvlJc w:val="left"/>
-      <w:pPr>
-        <w:tabs>
-          <w:tab w:val="num" w:pos="3600"/>
-        </w:tabs>
-        <w:ind w:left="3600" w:hanging="360"/>
-      </w:pPr>
-    </w:lvl>
-    <w:lvl w:ilvl="5" w:tentative="1">
-      <w:start w:val="1"/>
-      <w:numFmt w:val="decimal"/>
-      <w:lvlText w:val="%6."/>
-      <w:lvlJc w:val="left"/>
-      <w:pPr>
-        <w:tabs>
-          <w:tab w:val="num" w:pos="4320"/>
-        </w:tabs>
-        <w:ind w:left="4320" w:hanging="360"/>
-      </w:pPr>
-    </w:lvl>
-    <w:lvl w:ilvl="6" w:tentative="1">
-      <w:start w:val="1"/>
-      <w:numFmt w:val="decimal"/>
-      <w:lvlText w:val="%7."/>
-      <w:lvlJc w:val="left"/>
-      <w:pPr>
-        <w:tabs>
-          <w:tab w:val="num" w:pos="5040"/>
-        </w:tabs>
-        <w:ind w:left="5040" w:hanging="360"/>
-      </w:pPr>
-    </w:lvl>
-    <w:lvl w:ilvl="7" w:tentative="1">
-      <w:start w:val="1"/>
-      <w:numFmt w:val="decimal"/>
-      <w:lvlText w:val="%8."/>
-      <w:lvlJc w:val="left"/>
-      <w:pPr>
-        <w:tabs>
-          <w:tab w:val="num" w:pos="5760"/>
-        </w:tabs>
-        <w:ind w:left="5760" w:hanging="360"/>
-      </w:pPr>
-    </w:lvl>
-    <w:lvl w:ilvl="8" w:tentative="1">
-      <w:start w:val="1"/>
-      <w:numFmt w:val="decimal"/>
-      <w:lvlText w:val="%9."/>
-      <w:lvlJc w:val="left"/>
-      <w:pPr>
-        <w:tabs>
-          <w:tab w:val="num" w:pos="6480"/>
-        </w:tabs>
-        <w:ind w:left="6480" w:hanging="360"/>
-      </w:pPr>
-    </w:lvl>
-  </w:abstractNum>
-  <w:abstractNum w:abstractNumId="4" w15:restartNumberingAfterBreak="0">
-    <w:nsid w:val="22292535"/>
-    <w:multiLevelType w:val="multilevel"/>
-    <w:tmpl w:val="2F263EE8"/>
-    <w:lvl w:ilvl="0">
-      <w:start w:val="1"/>
-      <w:numFmt w:val="decimal"/>
-      <w:lvlText w:val="%1."/>
-      <w:lvlJc w:val="left"/>
-      <w:pPr>
-        <w:tabs>
-          <w:tab w:val="num" w:pos="720"/>
-        </w:tabs>
-        <w:ind w:left="720" w:hanging="360"/>
-      </w:pPr>
-    </w:lvl>
-    <w:lvl w:ilvl="1" w:tentative="1">
-      <w:start w:val="1"/>
-      <w:numFmt w:val="decimal"/>
-      <w:lvlText w:val="%2."/>
-      <w:lvlJc w:val="left"/>
-      <w:pPr>
-        <w:tabs>
-          <w:tab w:val="num" w:pos="1440"/>
-        </w:tabs>
-        <w:ind w:left="1440" w:hanging="360"/>
-      </w:pPr>
-    </w:lvl>
-    <w:lvl w:ilvl="2" w:tentative="1">
-      <w:start w:val="1"/>
-      <w:numFmt w:val="decimal"/>
-      <w:lvlText w:val="%3."/>
-      <w:lvlJc w:val="left"/>
-      <w:pPr>
-        <w:tabs>
-          <w:tab w:val="num" w:pos="2160"/>
-        </w:tabs>
-        <w:ind w:left="2160" w:hanging="360"/>
-      </w:pPr>
-    </w:lvl>
-    <w:lvl w:ilvl="3" w:tentative="1">
-      <w:start w:val="1"/>
-      <w:numFmt w:val="decimal"/>
-      <w:lvlText w:val="%4."/>
-      <w:lvlJc w:val="left"/>
-      <w:pPr>
-        <w:tabs>
-          <w:tab w:val="num" w:pos="2880"/>
-        </w:tabs>
-        <w:ind w:left="2880" w:hanging="360"/>
-      </w:pPr>
-    </w:lvl>
-    <w:lvl w:ilvl="4" w:tentative="1">
-      <w:start w:val="1"/>
-      <w:numFmt w:val="decimal"/>
-      <w:lvlText w:val="%5."/>
-      <w:lvlJc w:val="left"/>
-      <w:pPr>
-        <w:tabs>
-          <w:tab w:val="num" w:pos="3600"/>
-        </w:tabs>
-        <w:ind w:left="3600" w:hanging="360"/>
-      </w:pPr>
-    </w:lvl>
-    <w:lvl w:ilvl="5" w:tentative="1">
-      <w:start w:val="1"/>
-      <w:numFmt w:val="decimal"/>
-      <w:lvlText w:val="%6."/>
-      <w:lvlJc w:val="left"/>
-      <w:pPr>
-        <w:tabs>
-          <w:tab w:val="num" w:pos="4320"/>
-        </w:tabs>
-        <w:ind w:left="4320" w:hanging="360"/>
-      </w:pPr>
-    </w:lvl>
-    <w:lvl w:ilvl="6" w:tentative="1">
-      <w:start w:val="1"/>
-      <w:numFmt w:val="decimal"/>
-      <w:lvlText w:val="%7."/>
-      <w:lvlJc w:val="left"/>
-      <w:pPr>
-        <w:tabs>
-          <w:tab w:val="num" w:pos="5040"/>
-        </w:tabs>
-        <w:ind w:left="5040" w:hanging="360"/>
-      </w:pPr>
-    </w:lvl>
-    <w:lvl w:ilvl="7" w:tentative="1">
-      <w:start w:val="1"/>
-      <w:numFmt w:val="decimal"/>
-      <w:lvlText w:val="%8."/>
-      <w:lvlJc w:val="left"/>
-      <w:pPr>
-        <w:tabs>
-          <w:tab w:val="num" w:pos="5760"/>
-        </w:tabs>
-        <w:ind w:left="5760" w:hanging="360"/>
-      </w:pPr>
-    </w:lvl>
-    <w:lvl w:ilvl="8" w:tentative="1">
-      <w:start w:val="1"/>
-      <w:numFmt w:val="decimal"/>
-      <w:lvlText w:val="%9."/>
-      <w:lvlJc w:val="left"/>
-      <w:pPr>
-        <w:tabs>
-          <w:tab w:val="num" w:pos="6480"/>
-        </w:tabs>
-        <w:ind w:left="6480" w:hanging="360"/>
-      </w:pPr>
-    </w:lvl>
-  </w:abstractNum>
-  <w:abstractNum w:abstractNumId="5" w15:restartNumberingAfterBreak="0">
-    <w:nsid w:val="2D4A289D"/>
-    <w:multiLevelType w:val="multilevel"/>
-    <w:tmpl w:val="B8B0B056"/>
+    <w:tmpl w:val="F27AD54E"/>
     <w:lvl w:ilvl="0">
       <w:start w:val="1"/>
       <w:numFmt w:val="bullet"/>
@@ -14789,10 +16666,10 @@
       </w:rPr>
     </w:lvl>
   </w:abstractNum>
-  <w:abstractNum w:abstractNumId="6" w15:restartNumberingAfterBreak="0">
-    <w:nsid w:val="46E570A7"/>
+  <w:abstractNum w:abstractNumId="4" w15:restartNumberingAfterBreak="0">
+    <w:nsid w:val="37877309"/>
     <w:multiLevelType w:val="multilevel"/>
-    <w:tmpl w:val="02E8F224"/>
+    <w:tmpl w:val="0048242E"/>
     <w:lvl w:ilvl="0">
       <w:start w:val="1"/>
       <w:numFmt w:val="bullet"/>
@@ -14938,10 +16815,10 @@
       </w:rPr>
     </w:lvl>
   </w:abstractNum>
-  <w:abstractNum w:abstractNumId="7" w15:restartNumberingAfterBreak="0">
-    <w:nsid w:val="476652F9"/>
+  <w:abstractNum w:abstractNumId="5" w15:restartNumberingAfterBreak="0">
+    <w:nsid w:val="37E16DDF"/>
     <w:multiLevelType w:val="multilevel"/>
-    <w:tmpl w:val="BA721FA6"/>
+    <w:tmpl w:val="9CB445CC"/>
     <w:lvl w:ilvl="0">
       <w:start w:val="1"/>
       <w:numFmt w:val="decimal"/>
@@ -15051,10 +16928,10 @@
       </w:pPr>
     </w:lvl>
   </w:abstractNum>
-  <w:abstractNum w:abstractNumId="8" w15:restartNumberingAfterBreak="0">
-    <w:nsid w:val="49976D4F"/>
+  <w:abstractNum w:abstractNumId="6" w15:restartNumberingAfterBreak="0">
+    <w:nsid w:val="3D871C30"/>
     <w:multiLevelType w:val="multilevel"/>
-    <w:tmpl w:val="6D6677CC"/>
+    <w:tmpl w:val="22627296"/>
     <w:lvl w:ilvl="0">
       <w:start w:val="1"/>
       <w:numFmt w:val="bullet"/>
@@ -15200,10 +17077,159 @@
       </w:rPr>
     </w:lvl>
   </w:abstractNum>
-  <w:abstractNum w:abstractNumId="9" w15:restartNumberingAfterBreak="0">
-    <w:nsid w:val="4FFC2AF3"/>
+  <w:abstractNum w:abstractNumId="7" w15:restartNumberingAfterBreak="0">
+    <w:nsid w:val="46FE3229"/>
     <w:multiLevelType w:val="multilevel"/>
-    <w:tmpl w:val="CA025388"/>
+    <w:tmpl w:val="3A36B0DE"/>
+    <w:lvl w:ilvl="0">
+      <w:start w:val="1"/>
+      <w:numFmt w:val="bullet"/>
+      <w:lvlText w:val=""/>
+      <w:lvlJc w:val="left"/>
+      <w:pPr>
+        <w:tabs>
+          <w:tab w:val="num" w:pos="720"/>
+        </w:tabs>
+        <w:ind w:left="720" w:hanging="360"/>
+      </w:pPr>
+      <w:rPr>
+        <w:rFonts w:ascii="Symbol" w:hAnsi="Symbol" w:hint="default"/>
+        <w:sz w:val="20"/>
+      </w:rPr>
+    </w:lvl>
+    <w:lvl w:ilvl="1" w:tentative="1">
+      <w:start w:val="1"/>
+      <w:numFmt w:val="bullet"/>
+      <w:lvlText w:val="o"/>
+      <w:lvlJc w:val="left"/>
+      <w:pPr>
+        <w:tabs>
+          <w:tab w:val="num" w:pos="1440"/>
+        </w:tabs>
+        <w:ind w:left="1440" w:hanging="360"/>
+      </w:pPr>
+      <w:rPr>
+        <w:rFonts w:ascii="Courier New" w:hAnsi="Courier New" w:hint="default"/>
+        <w:sz w:val="20"/>
+      </w:rPr>
+    </w:lvl>
+    <w:lvl w:ilvl="2" w:tentative="1">
+      <w:start w:val="1"/>
+      <w:numFmt w:val="bullet"/>
+      <w:lvlText w:val=""/>
+      <w:lvlJc w:val="left"/>
+      <w:pPr>
+        <w:tabs>
+          <w:tab w:val="num" w:pos="2160"/>
+        </w:tabs>
+        <w:ind w:left="2160" w:hanging="360"/>
+      </w:pPr>
+      <w:rPr>
+        <w:rFonts w:ascii="Wingdings" w:hAnsi="Wingdings" w:hint="default"/>
+        <w:sz w:val="20"/>
+      </w:rPr>
+    </w:lvl>
+    <w:lvl w:ilvl="3" w:tentative="1">
+      <w:start w:val="1"/>
+      <w:numFmt w:val="bullet"/>
+      <w:lvlText w:val=""/>
+      <w:lvlJc w:val="left"/>
+      <w:pPr>
+        <w:tabs>
+          <w:tab w:val="num" w:pos="2880"/>
+        </w:tabs>
+        <w:ind w:left="2880" w:hanging="360"/>
+      </w:pPr>
+      <w:rPr>
+        <w:rFonts w:ascii="Wingdings" w:hAnsi="Wingdings" w:hint="default"/>
+        <w:sz w:val="20"/>
+      </w:rPr>
+    </w:lvl>
+    <w:lvl w:ilvl="4" w:tentative="1">
+      <w:start w:val="1"/>
+      <w:numFmt w:val="bullet"/>
+      <w:lvlText w:val=""/>
+      <w:lvlJc w:val="left"/>
+      <w:pPr>
+        <w:tabs>
+          <w:tab w:val="num" w:pos="3600"/>
+        </w:tabs>
+        <w:ind w:left="3600" w:hanging="360"/>
+      </w:pPr>
+      <w:rPr>
+        <w:rFonts w:ascii="Wingdings" w:hAnsi="Wingdings" w:hint="default"/>
+        <w:sz w:val="20"/>
+      </w:rPr>
+    </w:lvl>
+    <w:lvl w:ilvl="5" w:tentative="1">
+      <w:start w:val="1"/>
+      <w:numFmt w:val="bullet"/>
+      <w:lvlText w:val=""/>
+      <w:lvlJc w:val="left"/>
+      <w:pPr>
+        <w:tabs>
+          <w:tab w:val="num" w:pos="4320"/>
+        </w:tabs>
+        <w:ind w:left="4320" w:hanging="360"/>
+      </w:pPr>
+      <w:rPr>
+        <w:rFonts w:ascii="Wingdings" w:hAnsi="Wingdings" w:hint="default"/>
+        <w:sz w:val="20"/>
+      </w:rPr>
+    </w:lvl>
+    <w:lvl w:ilvl="6" w:tentative="1">
+      <w:start w:val="1"/>
+      <w:numFmt w:val="bullet"/>
+      <w:lvlText w:val=""/>
+      <w:lvlJc w:val="left"/>
+      <w:pPr>
+        <w:tabs>
+          <w:tab w:val="num" w:pos="5040"/>
+        </w:tabs>
+        <w:ind w:left="5040" w:hanging="360"/>
+      </w:pPr>
+      <w:rPr>
+        <w:rFonts w:ascii="Wingdings" w:hAnsi="Wingdings" w:hint="default"/>
+        <w:sz w:val="20"/>
+      </w:rPr>
+    </w:lvl>
+    <w:lvl w:ilvl="7" w:tentative="1">
+      <w:start w:val="1"/>
+      <w:numFmt w:val="bullet"/>
+      <w:lvlText w:val=""/>
+      <w:lvlJc w:val="left"/>
+      <w:pPr>
+        <w:tabs>
+          <w:tab w:val="num" w:pos="5760"/>
+        </w:tabs>
+        <w:ind w:left="5760" w:hanging="360"/>
+      </w:pPr>
+      <w:rPr>
+        <w:rFonts w:ascii="Wingdings" w:hAnsi="Wingdings" w:hint="default"/>
+        <w:sz w:val="20"/>
+      </w:rPr>
+    </w:lvl>
+    <w:lvl w:ilvl="8" w:tentative="1">
+      <w:start w:val="1"/>
+      <w:numFmt w:val="bullet"/>
+      <w:lvlText w:val=""/>
+      <w:lvlJc w:val="left"/>
+      <w:pPr>
+        <w:tabs>
+          <w:tab w:val="num" w:pos="6480"/>
+        </w:tabs>
+        <w:ind w:left="6480" w:hanging="360"/>
+      </w:pPr>
+      <w:rPr>
+        <w:rFonts w:ascii="Wingdings" w:hAnsi="Wingdings" w:hint="default"/>
+        <w:sz w:val="20"/>
+      </w:rPr>
+    </w:lvl>
+  </w:abstractNum>
+  <w:abstractNum w:abstractNumId="8" w15:restartNumberingAfterBreak="0">
+    <w:nsid w:val="56F1275C"/>
+    <w:multiLevelType w:val="multilevel"/>
+    <w:tmpl w:val="74D0F390"/>
     <w:lvl w:ilvl="0">
       <w:start w:val="1"/>
       <w:numFmt w:val="decimal"/>
@@ -15313,10 +17339,10 @@
       </w:pPr>
     </w:lvl>
   </w:abstractNum>
-  <w:abstractNum w:abstractNumId="10" w15:restartNumberingAfterBreak="0">
-    <w:nsid w:val="539A0C56"/>
+  <w:abstractNum w:abstractNumId="9" w15:restartNumberingAfterBreak="0">
+    <w:nsid w:val="63074FBF"/>
     <w:multiLevelType w:val="multilevel"/>
-    <w:tmpl w:val="E098DDF6"/>
+    <w:tmpl w:val="0EA635EE"/>
     <w:lvl w:ilvl="0">
       <w:start w:val="1"/>
       <w:numFmt w:val="decimal"/>
@@ -15426,10 +17452,10 @@
       </w:pPr>
     </w:lvl>
   </w:abstractNum>
-  <w:abstractNum w:abstractNumId="11" w15:restartNumberingAfterBreak="0">
-    <w:nsid w:val="691818C7"/>
+  <w:abstractNum w:abstractNumId="10" w15:restartNumberingAfterBreak="0">
+    <w:nsid w:val="6AF86C5F"/>
     <w:multiLevelType w:val="multilevel"/>
-    <w:tmpl w:val="67A8286A"/>
+    <w:tmpl w:val="AE78E124"/>
     <w:lvl w:ilvl="0">
       <w:start w:val="1"/>
       <w:numFmt w:val="decimal"/>
@@ -15539,10 +17565,10 @@
       </w:pPr>
     </w:lvl>
   </w:abstractNum>
-  <w:abstractNum w:abstractNumId="12" w15:restartNumberingAfterBreak="0">
-    <w:nsid w:val="69E66396"/>
+  <w:abstractNum w:abstractNumId="11" w15:restartNumberingAfterBreak="0">
+    <w:nsid w:val="7D8E1258"/>
     <w:multiLevelType w:val="multilevel"/>
-    <w:tmpl w:val="7A5826D2"/>
+    <w:tmpl w:val="B6546502"/>
     <w:lvl w:ilvl="0">
       <w:start w:val="1"/>
       <w:numFmt w:val="decimal"/>
@@ -15652,44 +17678,41 @@
       </w:pPr>
     </w:lvl>
   </w:abstractNum>
-  <w:num w:numId="1" w16cid:durableId="1799958320">
-    <w:abstractNumId w:val="6"/>
+  <w:num w:numId="1" w16cid:durableId="1747527694">
+    <w:abstractNumId w:val="3"/>
   </w:num>
-  <w:num w:numId="2" w16cid:durableId="548996908">
+  <w:num w:numId="2" w16cid:durableId="1375692634">
+    <w:abstractNumId w:val="10"/>
+  </w:num>
+  <w:num w:numId="3" w16cid:durableId="1589997304">
+    <w:abstractNumId w:val="2"/>
+  </w:num>
+  <w:num w:numId="4" w16cid:durableId="993920582">
+    <w:abstractNumId w:val="11"/>
+  </w:num>
+  <w:num w:numId="5" w16cid:durableId="624239409">
     <w:abstractNumId w:val="0"/>
   </w:num>
-  <w:num w:numId="3" w16cid:durableId="2071731458">
+  <w:num w:numId="6" w16cid:durableId="2110194999">
+    <w:abstractNumId w:val="5"/>
+  </w:num>
+  <w:num w:numId="7" w16cid:durableId="1652709457">
+    <w:abstractNumId w:val="7"/>
+  </w:num>
+  <w:num w:numId="8" w16cid:durableId="428044928">
     <w:abstractNumId w:val="9"/>
   </w:num>
-  <w:num w:numId="4" w16cid:durableId="1795706336">
+  <w:num w:numId="9" w16cid:durableId="694884675">
+    <w:abstractNumId w:val="4"/>
+  </w:num>
+  <w:num w:numId="10" w16cid:durableId="1095977308">
+    <w:abstractNumId w:val="8"/>
+  </w:num>
+  <w:num w:numId="11" w16cid:durableId="1035621377">
     <w:abstractNumId w:val="1"/>
   </w:num>
-  <w:num w:numId="5" w16cid:durableId="1861508759">
-    <w:abstractNumId w:val="10"/>
-  </w:num>
-  <w:num w:numId="6" w16cid:durableId="866330434">
-    <w:abstractNumId w:val="7"/>
-  </w:num>
-  <w:num w:numId="7" w16cid:durableId="1649435292">
-    <w:abstractNumId w:val="4"/>
-  </w:num>
-  <w:num w:numId="8" w16cid:durableId="614871535">
-    <w:abstractNumId w:val="8"/>
-  </w:num>
-  <w:num w:numId="9" w16cid:durableId="1578053448">
-    <w:abstractNumId w:val="12"/>
-  </w:num>
-  <w:num w:numId="10" w16cid:durableId="505286439">
-    <w:abstractNumId w:val="2"/>
-  </w:num>
-  <w:num w:numId="11" w16cid:durableId="860706297">
-    <w:abstractNumId w:val="5"/>
-  </w:num>
-  <w:num w:numId="12" w16cid:durableId="220413067">
-    <w:abstractNumId w:val="3"/>
-  </w:num>
-  <w:num w:numId="13" w16cid:durableId="2049524224">
-    <w:abstractNumId w:val="11"/>
+  <w:num w:numId="12" w16cid:durableId="721058313">
+    <w:abstractNumId w:val="6"/>
   </w:num>
 </w:numbering>
 </file>
@@ -16400,7 +18423,7 @@
     <w:link w:val="HeaderChar"/>
     <w:uiPriority w:val="99"/>
     <w:unhideWhenUsed/>
-    <w:rsid w:val="0011499A"/>
+    <w:rsid w:val="00BC3049"/>
     <w:pPr>
       <w:tabs>
         <w:tab w:val="center" w:pos="4680"/>
@@ -16413,7 +18436,7 @@
     <w:basedOn w:val="DefaultParagraphFont"/>
     <w:link w:val="Header"/>
     <w:uiPriority w:val="99"/>
-    <w:rsid w:val="0011499A"/>
+    <w:rsid w:val="00BC3049"/>
     <w:rPr>
       <w:rFonts w:eastAsiaTheme="minorEastAsia"/>
       <w:sz w:val="24"/>
@@ -16426,7 +18449,7 @@
     <w:link w:val="FooterChar"/>
     <w:uiPriority w:val="99"/>
     <w:unhideWhenUsed/>
-    <w:rsid w:val="0011499A"/>
+    <w:rsid w:val="00BC3049"/>
     <w:pPr>
       <w:tabs>
         <w:tab w:val="center" w:pos="4680"/>
@@ -16439,7 +18462,7 @@
     <w:basedOn w:val="DefaultParagraphFont"/>
     <w:link w:val="Footer"/>
     <w:uiPriority w:val="99"/>
-    <w:rsid w:val="0011499A"/>
+    <w:rsid w:val="00BC3049"/>
     <w:rPr>
       <w:rFonts w:eastAsiaTheme="minorEastAsia"/>
       <w:sz w:val="24"/>
@@ -16452,7 +18475,7 @@
     <w:uiPriority w:val="99"/>
     <w:semiHidden/>
     <w:unhideWhenUsed/>
-    <w:rsid w:val="0011499A"/>
+    <w:rsid w:val="00BC3049"/>
   </w:style>
   <w:style w:type="paragraph" w:styleId="TOC1">
     <w:name w:val="toc 1"/>
@@ -16461,7 +18484,7 @@
     <w:autoRedefine/>
     <w:uiPriority w:val="39"/>
     <w:unhideWhenUsed/>
-    <w:rsid w:val="0011499A"/>
+    <w:rsid w:val="00BC3049"/>
     <w:pPr>
       <w:spacing w:after="100"/>
     </w:pPr>
@@ -16477,7 +18500,7 @@
     <w:autoRedefine/>
     <w:uiPriority w:val="39"/>
     <w:unhideWhenUsed/>
-    <w:rsid w:val="0011499A"/>
+    <w:rsid w:val="00BC3049"/>
     <w:pPr>
       <w:spacing w:after="100"/>
       <w:ind w:left="240"/>
@@ -16495,7 +18518,7 @@
     <w:uiPriority w:val="39"/>
     <w:semiHidden/>
     <w:unhideWhenUsed/>
-    <w:rsid w:val="0011499A"/>
+    <w:rsid w:val="00BC3049"/>
     <w:pPr>
       <w:spacing w:after="100"/>
       <w:ind w:left="480"/>

--- a/gem_expert/docs/Gemstone_Identification_Assistant_User_Manual.docx
+++ b/gem_expert/docs/Gemstone_Identification_Assistant_User_Manual.docx
@@ -89,7 +89,7 @@
           <w:szCs w:val="22"/>
         </w:rPr>
         <w:drawing>
-          <wp:inline distT="0" distB="0" distL="0" distR="0">
+          <wp:inline distT="0" distB="0" distL="0" distR="0" wp14:anchorId="7CA6DA70" wp14:editId="74FA3392">
             <wp:extent cx="4572635" cy="3028315"/>
             <wp:effectExtent l="0" t="0" r="0" b="635"/>
             <wp:docPr id="1" name="Picture 1"/>
@@ -315,7 +315,7 @@
         <w:rPr>
           <w:noProof/>
         </w:rPr>
-        <w:instrText xml:space="preserve"> PAGEREF _Toc241587658 \h </w:instrText>
+        <w:instrText xml:space="preserve"> PAGEREF _Toc241589385 \h </w:instrText>
       </w:r>
       <w:r>
         <w:rPr>
@@ -378,7 +378,7 @@
         <w:rPr>
           <w:noProof/>
         </w:rPr>
-        <w:instrText xml:space="preserve"> PAGEREF _Toc241587659 \h </w:instrText>
+        <w:instrText xml:space="preserve"> PAGEREF _Toc241589386 \h </w:instrText>
       </w:r>
       <w:r>
         <w:rPr>
@@ -441,7 +441,7 @@
         <w:rPr>
           <w:noProof/>
         </w:rPr>
-        <w:instrText xml:space="preserve"> PAGEREF _Toc241587660 \h </w:instrText>
+        <w:instrText xml:space="preserve"> PAGEREF _Toc241589387 \h </w:instrText>
       </w:r>
       <w:r>
         <w:rPr>
@@ -504,7 +504,7 @@
         <w:rPr>
           <w:noProof/>
         </w:rPr>
-        <w:instrText xml:space="preserve"> PAGEREF _Toc241587661 \h </w:instrText>
+        <w:instrText xml:space="preserve"> PAGEREF _Toc241589388 \h </w:instrText>
       </w:r>
       <w:r>
         <w:rPr>
@@ -567,7 +567,7 @@
         <w:rPr>
           <w:noProof/>
         </w:rPr>
-        <w:instrText xml:space="preserve"> PAGEREF _Toc241587662 \h </w:instrText>
+        <w:instrText xml:space="preserve"> PAGEREF _Toc241589389 \h </w:instrText>
       </w:r>
       <w:r>
         <w:rPr>
@@ -630,7 +630,7 @@
         <w:rPr>
           <w:noProof/>
         </w:rPr>
-        <w:instrText xml:space="preserve"> PAGEREF _Toc241587663 \h </w:instrText>
+        <w:instrText xml:space="preserve"> PAGEREF _Toc241589390 \h </w:instrText>
       </w:r>
       <w:r>
         <w:rPr>
@@ -693,7 +693,7 @@
         <w:rPr>
           <w:noProof/>
         </w:rPr>
-        <w:instrText xml:space="preserve"> PAGEREF _Toc241587664 \h </w:instrText>
+        <w:instrText xml:space="preserve"> PAGEREF _Toc241589391 \h </w:instrText>
       </w:r>
       <w:r>
         <w:rPr>
@@ -756,7 +756,7 @@
         <w:rPr>
           <w:noProof/>
         </w:rPr>
-        <w:instrText xml:space="preserve"> PAGEREF _Toc241587665 \h </w:instrText>
+        <w:instrText xml:space="preserve"> PAGEREF _Toc241589392 \h </w:instrText>
       </w:r>
       <w:r>
         <w:rPr>
@@ -819,7 +819,7 @@
         <w:rPr>
           <w:noProof/>
         </w:rPr>
-        <w:instrText xml:space="preserve"> PAGEREF _Toc241587666 \h </w:instrText>
+        <w:instrText xml:space="preserve"> PAGEREF _Toc241589393 \h </w:instrText>
       </w:r>
       <w:r>
         <w:rPr>
@@ -882,7 +882,7 @@
         <w:rPr>
           <w:noProof/>
         </w:rPr>
-        <w:instrText xml:space="preserve"> PAGEREF _Toc241587667 \h </w:instrText>
+        <w:instrText xml:space="preserve"> PAGEREF _Toc241589394 \h </w:instrText>
       </w:r>
       <w:r>
         <w:rPr>
@@ -945,7 +945,7 @@
         <w:rPr>
           <w:noProof/>
         </w:rPr>
-        <w:instrText xml:space="preserve"> PAGEREF _Toc241587668 \h </w:instrText>
+        <w:instrText xml:space="preserve"> PAGEREF _Toc241589395 \h </w:instrText>
       </w:r>
       <w:r>
         <w:rPr>
@@ -1008,7 +1008,7 @@
         <w:rPr>
           <w:noProof/>
         </w:rPr>
-        <w:instrText xml:space="preserve"> PAGEREF _Toc241587669 \h </w:instrText>
+        <w:instrText xml:space="preserve"> PAGEREF _Toc241589396 \h </w:instrText>
       </w:r>
       <w:r>
         <w:rPr>
@@ -1071,7 +1071,7 @@
         <w:rPr>
           <w:noProof/>
         </w:rPr>
-        <w:instrText xml:space="preserve"> PAGEREF _Toc241587670 \h </w:instrText>
+        <w:instrText xml:space="preserve"> PAGEREF _Toc241589397 \h </w:instrText>
       </w:r>
       <w:r>
         <w:rPr>
@@ -1134,7 +1134,7 @@
         <w:rPr>
           <w:noProof/>
         </w:rPr>
-        <w:instrText xml:space="preserve"> PAGEREF _Toc241587671 \h </w:instrText>
+        <w:instrText xml:space="preserve"> PAGEREF _Toc241589398 \h </w:instrText>
       </w:r>
       <w:r>
         <w:rPr>
@@ -1197,7 +1197,7 @@
         <w:rPr>
           <w:noProof/>
         </w:rPr>
-        <w:instrText xml:space="preserve"> PAGEREF _Toc241587672 \h </w:instrText>
+        <w:instrText xml:space="preserve"> PAGEREF _Toc241589399 \h </w:instrText>
       </w:r>
       <w:r>
         <w:rPr>
@@ -1260,7 +1260,7 @@
         <w:rPr>
           <w:noProof/>
         </w:rPr>
-        <w:instrText xml:space="preserve"> PAGEREF _Toc241587673 \h </w:instrText>
+        <w:instrText xml:space="preserve"> PAGEREF _Toc241589400 \h </w:instrText>
       </w:r>
       <w:r>
         <w:rPr>
@@ -1323,7 +1323,7 @@
         <w:rPr>
           <w:noProof/>
         </w:rPr>
-        <w:instrText xml:space="preserve"> PAGEREF _Toc241587674 \h </w:instrText>
+        <w:instrText xml:space="preserve"> PAGEREF _Toc241589401 \h </w:instrText>
       </w:r>
       <w:r>
         <w:rPr>
@@ -1386,7 +1386,7 @@
         <w:rPr>
           <w:noProof/>
         </w:rPr>
-        <w:instrText xml:space="preserve"> PAGEREF _Toc241587675 \h </w:instrText>
+        <w:instrText xml:space="preserve"> PAGEREF _Toc241589402 \h </w:instrText>
       </w:r>
       <w:r>
         <w:rPr>
@@ -1449,7 +1449,7 @@
         <w:rPr>
           <w:noProof/>
         </w:rPr>
-        <w:instrText xml:space="preserve"> PAGEREF _Toc241587676 \h </w:instrText>
+        <w:instrText xml:space="preserve"> PAGEREF _Toc241589403 \h </w:instrText>
       </w:r>
       <w:r>
         <w:rPr>
@@ -1512,7 +1512,7 @@
         <w:rPr>
           <w:noProof/>
         </w:rPr>
-        <w:instrText xml:space="preserve"> PAGEREF _Toc241587677 \h </w:instrText>
+        <w:instrText xml:space="preserve"> PAGEREF _Toc241589404 \h </w:instrText>
       </w:r>
       <w:r>
         <w:rPr>
@@ -1575,7 +1575,7 @@
         <w:rPr>
           <w:noProof/>
         </w:rPr>
-        <w:instrText xml:space="preserve"> PAGEREF _Toc241587678 \h </w:instrText>
+        <w:instrText xml:space="preserve"> PAGEREF _Toc241589405 \h </w:instrText>
       </w:r>
       <w:r>
         <w:rPr>
@@ -1638,7 +1638,7 @@
         <w:rPr>
           <w:noProof/>
         </w:rPr>
-        <w:instrText xml:space="preserve"> PAGEREF _Toc241587679 \h </w:instrText>
+        <w:instrText xml:space="preserve"> PAGEREF _Toc241589406 \h </w:instrText>
       </w:r>
       <w:r>
         <w:rPr>
@@ -1701,7 +1701,7 @@
         <w:rPr>
           <w:noProof/>
         </w:rPr>
-        <w:instrText xml:space="preserve"> PAGEREF _Toc241587680 \h </w:instrText>
+        <w:instrText xml:space="preserve"> PAGEREF _Toc241589407 \h </w:instrText>
       </w:r>
       <w:r>
         <w:rPr>
@@ -1764,7 +1764,7 @@
         <w:rPr>
           <w:noProof/>
         </w:rPr>
-        <w:instrText xml:space="preserve"> PAGEREF _Toc241587681 \h </w:instrText>
+        <w:instrText xml:space="preserve"> PAGEREF _Toc241589408 \h </w:instrText>
       </w:r>
       <w:r>
         <w:rPr>
@@ -1827,7 +1827,7 @@
         <w:rPr>
           <w:noProof/>
         </w:rPr>
-        <w:instrText xml:space="preserve"> PAGEREF _Toc241587682 \h </w:instrText>
+        <w:instrText xml:space="preserve"> PAGEREF _Toc241589409 \h </w:instrText>
       </w:r>
       <w:r>
         <w:rPr>
@@ -1890,7 +1890,7 @@
         <w:rPr>
           <w:noProof/>
         </w:rPr>
-        <w:instrText xml:space="preserve"> PAGEREF _Toc241587683 \h </w:instrText>
+        <w:instrText xml:space="preserve"> PAGEREF _Toc241589410 \h </w:instrText>
       </w:r>
       <w:r>
         <w:rPr>
@@ -1953,7 +1953,7 @@
         <w:rPr>
           <w:noProof/>
         </w:rPr>
-        <w:instrText xml:space="preserve"> PAGEREF _Toc241587684 \h </w:instrText>
+        <w:instrText xml:space="preserve"> PAGEREF _Toc241589411 \h </w:instrText>
       </w:r>
       <w:r>
         <w:rPr>
@@ -2016,7 +2016,7 @@
         <w:rPr>
           <w:noProof/>
         </w:rPr>
-        <w:instrText xml:space="preserve"> PAGEREF _Toc241587685 \h </w:instrText>
+        <w:instrText xml:space="preserve"> PAGEREF _Toc241589412 \h </w:instrText>
       </w:r>
       <w:r>
         <w:rPr>
@@ -2079,7 +2079,7 @@
         <w:rPr>
           <w:noProof/>
         </w:rPr>
-        <w:instrText xml:space="preserve"> PAGEREF _Toc241587686 \h </w:instrText>
+        <w:instrText xml:space="preserve"> PAGEREF _Toc241589413 \h </w:instrText>
       </w:r>
       <w:r>
         <w:rPr>
@@ -2142,7 +2142,7 @@
         <w:rPr>
           <w:noProof/>
         </w:rPr>
-        <w:instrText xml:space="preserve"> PAGEREF _Toc241587687 \h </w:instrText>
+        <w:instrText xml:space="preserve"> PAGEREF _Toc241589414 \h </w:instrText>
       </w:r>
       <w:r>
         <w:rPr>
@@ -2205,7 +2205,7 @@
         <w:rPr>
           <w:noProof/>
         </w:rPr>
-        <w:instrText xml:space="preserve"> PAGEREF _Toc241587688 \h </w:instrText>
+        <w:instrText xml:space="preserve"> PAGEREF _Toc241589415 \h </w:instrText>
       </w:r>
       <w:r>
         <w:rPr>
@@ -2268,7 +2268,7 @@
         <w:rPr>
           <w:noProof/>
         </w:rPr>
-        <w:instrText xml:space="preserve"> PAGEREF _Toc241587689 \h </w:instrText>
+        <w:instrText xml:space="preserve"> PAGEREF _Toc241589416 \h </w:instrText>
       </w:r>
       <w:r>
         <w:rPr>
@@ -2331,7 +2331,7 @@
         <w:rPr>
           <w:noProof/>
         </w:rPr>
-        <w:instrText xml:space="preserve"> PAGEREF _Toc241587690 \h </w:instrText>
+        <w:instrText xml:space="preserve"> PAGEREF _Toc241589417 \h </w:instrText>
       </w:r>
       <w:r>
         <w:rPr>
@@ -2359,26 +2359,89 @@
     </w:p>
     <w:p>
       <w:pPr>
-        <w:pStyle w:val="NormalWeb"/>
-        <w:rPr>
-          <w:rFonts w:ascii="Calibri" w:hAnsi="Calibri" w:cs="Calibri"/>
-          <w:color w:val="1A1A1A"/>
-          <w:sz w:val="22"/>
-          <w:szCs w:val="22"/>
-        </w:rPr>
-      </w:pPr>
-      <w:r>
-        <w:rPr>
-          <w:rFonts w:ascii="Calibri" w:hAnsi="Calibri" w:cs="Calibri"/>
-          <w:color w:val="1A1A1A"/>
-          <w:sz w:val="22"/>
-          <w:szCs w:val="22"/>
+        <w:pStyle w:val="TOC1"/>
+        <w:tabs>
+          <w:tab w:val="right" w:leader="dot" w:pos="9017"/>
+        </w:tabs>
+        <w:rPr>
+          <w:rFonts w:asciiTheme="minorHAnsi" w:hAnsiTheme="minorHAnsi" w:cstheme="minorBidi"/>
+          <w:noProof/>
+          <w:kern w:val="2"/>
+          <w:sz w:val="24"/>
+          <w14:ligatures w14:val="standardContextual"/>
+        </w:rPr>
+      </w:pPr>
+      <w:r>
+        <w:rPr>
+          <w:rFonts w:eastAsia="Times New Roman"/>
+          <w:noProof/>
+        </w:rPr>
+        <w:t>Appendix A. Gem property facts for testing</w:t>
+      </w:r>
+      <w:r>
+        <w:rPr>
+          <w:noProof/>
+        </w:rPr>
+        <w:tab/>
+      </w:r>
+      <w:r>
+        <w:rPr>
+          <w:noProof/>
+        </w:rPr>
+        <w:fldChar w:fldCharType="begin"/>
+      </w:r>
+      <w:r>
+        <w:rPr>
+          <w:noProof/>
+        </w:rPr>
+        <w:instrText xml:space="preserve"> PAGEREF _Toc241589418 \h </w:instrText>
+      </w:r>
+      <w:r>
+        <w:rPr>
+          <w:noProof/>
+        </w:rPr>
+      </w:r>
+      <w:r>
+        <w:rPr>
+          <w:noProof/>
+        </w:rPr>
+        <w:fldChar w:fldCharType="separate"/>
+      </w:r>
+      <w:r>
+        <w:rPr>
+          <w:noProof/>
+        </w:rPr>
+        <w:t>21</w:t>
+      </w:r>
+      <w:r>
+        <w:rPr>
+          <w:noProof/>
         </w:rPr>
         <w:fldChar w:fldCharType="end"/>
       </w:r>
     </w:p>
     <w:p>
       <w:pPr>
+        <w:pStyle w:val="NormalWeb"/>
+        <w:rPr>
+          <w:rFonts w:ascii="Calibri" w:hAnsi="Calibri" w:cs="Calibri"/>
+          <w:color w:val="1A1A1A"/>
+          <w:sz w:val="22"/>
+          <w:szCs w:val="22"/>
+        </w:rPr>
+      </w:pPr>
+      <w:r>
+        <w:rPr>
+          <w:rFonts w:ascii="Calibri" w:hAnsi="Calibri" w:cs="Calibri"/>
+          <w:color w:val="1A1A1A"/>
+          <w:sz w:val="22"/>
+          <w:szCs w:val="22"/>
+        </w:rPr>
+        <w:fldChar w:fldCharType="end"/>
+      </w:r>
+    </w:p>
+    <w:p>
+      <w:pPr>
         <w:pStyle w:val="Heading1"/>
         <w:rPr>
           <w:rFonts w:eastAsia="Times New Roman"/>
@@ -2393,7 +2456,7 @@
         </w:rPr>
         <w:br w:type="page"/>
       </w:r>
-      <w:bookmarkStart w:id="0" w:name="_Toc241587658"/>
+      <w:bookmarkStart w:id="0" w:name="_Toc241589385"/>
       <w:r>
         <w:rPr>
           <w:rFonts w:eastAsia="Times New Roman"/>
@@ -2586,7 +2649,7 @@
     <w:p>
       <w:pPr>
         <w:shd w:val="clear" w:color="auto" w:fill="FBEEE6"/>
-        <w:divId w:val="1655177642"/>
+        <w:divId w:val="1914507552"/>
         <w:rPr>
           <w:rFonts w:ascii="Calibri" w:eastAsia="Times New Roman" w:hAnsi="Calibri" w:cs="Calibri"/>
           <w:color w:val="1A1A1A"/>
@@ -2631,7 +2694,7 @@
           <w:rFonts w:eastAsia="Times New Roman"/>
         </w:rPr>
       </w:pPr>
-      <w:bookmarkStart w:id="1" w:name="_Toc241587659"/>
+      <w:bookmarkStart w:id="1" w:name="_Toc241589386"/>
       <w:r>
         <w:rPr>
           <w:rFonts w:eastAsia="Times New Roman"/>
@@ -3180,7 +3243,7 @@
           <w:rFonts w:eastAsia="Times New Roman"/>
         </w:rPr>
       </w:pPr>
-      <w:bookmarkStart w:id="2" w:name="_Toc241587660"/>
+      <w:bookmarkStart w:id="2" w:name="_Toc241589387"/>
       <w:r>
         <w:rPr>
           <w:rFonts w:eastAsia="Times New Roman"/>
@@ -3820,7 +3883,7 @@
           <w:rFonts w:eastAsia="Times New Roman"/>
         </w:rPr>
       </w:pPr>
-      <w:bookmarkStart w:id="3" w:name="_Toc241587661"/>
+      <w:bookmarkStart w:id="3" w:name="_Toc241589388"/>
       <w:r>
         <w:rPr>
           <w:rFonts w:eastAsia="Times New Roman"/>
@@ -3836,7 +3899,7 @@
           <w:rFonts w:eastAsia="Times New Roman"/>
         </w:rPr>
       </w:pPr>
-      <w:bookmarkStart w:id="4" w:name="_Toc241587662"/>
+      <w:bookmarkStart w:id="4" w:name="_Toc241589389"/>
       <w:r>
         <w:rPr>
           <w:rFonts w:eastAsia="Times New Roman"/>
@@ -4124,7 +4187,7 @@
           <w:rFonts w:eastAsia="Times New Roman"/>
         </w:rPr>
       </w:pPr>
-      <w:bookmarkStart w:id="5" w:name="_Toc241587663"/>
+      <w:bookmarkStart w:id="5" w:name="_Toc241589390"/>
       <w:r>
         <w:rPr>
           <w:rFonts w:eastAsia="Times New Roman"/>
@@ -4392,7 +4455,7 @@
           <w:rFonts w:eastAsia="Times New Roman"/>
         </w:rPr>
       </w:pPr>
-      <w:bookmarkStart w:id="6" w:name="_Toc241587664"/>
+      <w:bookmarkStart w:id="6" w:name="_Toc241589391"/>
       <w:r>
         <w:rPr>
           <w:rFonts w:eastAsia="Times New Roman"/>
@@ -4535,7 +4598,7 @@
     <w:p>
       <w:pPr>
         <w:shd w:val="clear" w:color="auto" w:fill="EEF3FB"/>
-        <w:divId w:val="1783960798"/>
+        <w:divId w:val="507713746"/>
         <w:rPr>
           <w:rFonts w:ascii="Calibri" w:eastAsia="Times New Roman" w:hAnsi="Calibri" w:cs="Calibri"/>
           <w:color w:val="1A1A1A"/>
@@ -4560,7 +4623,7 @@
           <w:rFonts w:eastAsia="Times New Roman"/>
         </w:rPr>
       </w:pPr>
-      <w:bookmarkStart w:id="7" w:name="_Toc241587665"/>
+      <w:bookmarkStart w:id="7" w:name="_Toc241589392"/>
       <w:r>
         <w:rPr>
           <w:rFonts w:eastAsia="Times New Roman"/>
@@ -4576,7 +4639,7 @@
           <w:rFonts w:eastAsia="Times New Roman"/>
         </w:rPr>
       </w:pPr>
-      <w:bookmarkStart w:id="8" w:name="_Toc241587666"/>
+      <w:bookmarkStart w:id="8" w:name="_Toc241589393"/>
       <w:r>
         <w:rPr>
           <w:rFonts w:eastAsia="Times New Roman"/>
@@ -4923,7 +4986,7 @@
     <w:p>
       <w:pPr>
         <w:shd w:val="clear" w:color="auto" w:fill="EEF3FB"/>
-        <w:divId w:val="990326776"/>
+        <w:divId w:val="726339949"/>
         <w:rPr>
           <w:rFonts w:ascii="Calibri" w:eastAsia="Times New Roman" w:hAnsi="Calibri" w:cs="Calibri"/>
           <w:color w:val="1A1A1A"/>
@@ -4964,7 +5027,7 @@
     <w:p>
       <w:pPr>
         <w:shd w:val="clear" w:color="auto" w:fill="EEF3FB"/>
-        <w:divId w:val="1571963516"/>
+        <w:divId w:val="134567714"/>
         <w:rPr>
           <w:rFonts w:ascii="Calibri" w:eastAsia="Times New Roman" w:hAnsi="Calibri" w:cs="Calibri"/>
           <w:color w:val="1A1A1A"/>
@@ -5005,7 +5068,7 @@
           <w:rFonts w:eastAsia="Times New Roman"/>
         </w:rPr>
       </w:pPr>
-      <w:bookmarkStart w:id="9" w:name="_Toc241587667"/>
+      <w:bookmarkStart w:id="9" w:name="_Toc241589394"/>
       <w:r>
         <w:rPr>
           <w:rFonts w:eastAsia="Times New Roman"/>
@@ -5101,7 +5164,7 @@
           <w:rFonts w:eastAsia="Times New Roman"/>
         </w:rPr>
       </w:pPr>
-      <w:bookmarkStart w:id="10" w:name="_Toc241587668"/>
+      <w:bookmarkStart w:id="10" w:name="_Toc241589395"/>
       <w:r>
         <w:rPr>
           <w:rFonts w:eastAsia="Times New Roman"/>
@@ -5131,7 +5194,7 @@
         </w:rPr>
         <w:lastRenderedPageBreak/>
         <w:drawing>
-          <wp:inline distT="0" distB="0" distL="0" distR="0">
+          <wp:inline distT="0" distB="0" distL="0" distR="0" wp14:anchorId="15E0005A" wp14:editId="770AD0D3">
             <wp:extent cx="5332730" cy="3524885"/>
             <wp:effectExtent l="0" t="0" r="1270" b="0"/>
             <wp:docPr id="2" name="Picture 2"/>
@@ -5415,7 +5478,7 @@
           <w:szCs w:val="22"/>
         </w:rPr>
         <w:drawing>
-          <wp:inline distT="0" distB="0" distL="0" distR="0">
+          <wp:inline distT="0" distB="0" distL="0" distR="0" wp14:anchorId="659F223F" wp14:editId="16754AC9">
             <wp:extent cx="5143500" cy="2990215"/>
             <wp:effectExtent l="0" t="0" r="0" b="635"/>
             <wp:docPr id="3" name="Picture 3"/>
@@ -5486,7 +5549,7 @@
           <w:rFonts w:eastAsia="Times New Roman"/>
         </w:rPr>
       </w:pPr>
-      <w:bookmarkStart w:id="11" w:name="_Toc241587669"/>
+      <w:bookmarkStart w:id="11" w:name="_Toc241589396"/>
       <w:r>
         <w:rPr>
           <w:rFonts w:eastAsia="Times New Roman"/>
@@ -5596,7 +5659,7 @@
           <w:szCs w:val="22"/>
         </w:rPr>
         <w:drawing>
-          <wp:inline distT="0" distB="0" distL="0" distR="0">
+          <wp:inline distT="0" distB="0" distL="0" distR="0" wp14:anchorId="686B4128" wp14:editId="28195C17">
             <wp:extent cx="4954270" cy="6496050"/>
             <wp:effectExtent l="0" t="0" r="0" b="0"/>
             <wp:docPr id="4" name="Picture 4"/>
@@ -6991,7 +7054,7 @@
           <w:rFonts w:eastAsia="Times New Roman"/>
         </w:rPr>
       </w:pPr>
-      <w:bookmarkStart w:id="12" w:name="_Toc241587670"/>
+      <w:bookmarkStart w:id="12" w:name="_Toc241589397"/>
       <w:r>
         <w:rPr>
           <w:rFonts w:eastAsia="Times New Roman"/>
@@ -7186,7 +7249,7 @@
         </w:rPr>
         <w:lastRenderedPageBreak/>
         <w:drawing>
-          <wp:inline distT="0" distB="0" distL="0" distR="0">
+          <wp:inline distT="0" distB="0" distL="0" distR="0" wp14:anchorId="6D102BCD" wp14:editId="76E570FF">
             <wp:extent cx="5143500" cy="3190240"/>
             <wp:effectExtent l="0" t="0" r="0" b="0"/>
             <wp:docPr id="5" name="Picture 5"/>
@@ -7377,7 +7440,7 @@
           <w:rFonts w:eastAsia="Times New Roman"/>
         </w:rPr>
       </w:pPr>
-      <w:bookmarkStart w:id="13" w:name="_Toc241587671"/>
+      <w:bookmarkStart w:id="13" w:name="_Toc241589398"/>
       <w:r>
         <w:rPr>
           <w:rFonts w:eastAsia="Times New Roman"/>
@@ -7393,7 +7456,7 @@
           <w:rFonts w:eastAsia="Times New Roman"/>
         </w:rPr>
       </w:pPr>
-      <w:bookmarkStart w:id="14" w:name="_Toc241587672"/>
+      <w:bookmarkStart w:id="14" w:name="_Toc241589399"/>
       <w:r>
         <w:rPr>
           <w:rFonts w:eastAsia="Times New Roman"/>
@@ -7501,7 +7564,7 @@
           <w:rFonts w:eastAsia="Times New Roman"/>
         </w:rPr>
       </w:pPr>
-      <w:bookmarkStart w:id="15" w:name="_Toc241587673"/>
+      <w:bookmarkStart w:id="15" w:name="_Toc241589400"/>
       <w:r>
         <w:rPr>
           <w:rFonts w:eastAsia="Times New Roman"/>
@@ -7531,7 +7594,7 @@
         </w:rPr>
         <w:lastRenderedPageBreak/>
         <w:drawing>
-          <wp:inline distT="0" distB="0" distL="0" distR="0">
+          <wp:inline distT="0" distB="0" distL="0" distR="0" wp14:anchorId="1DEBD80B" wp14:editId="740899BD">
             <wp:extent cx="4095750" cy="3286125"/>
             <wp:effectExtent l="0" t="0" r="0" b="9525"/>
             <wp:docPr id="6" name="Picture 6"/>
@@ -8952,7 +9015,7 @@
           <w:rFonts w:eastAsia="Times New Roman"/>
         </w:rPr>
       </w:pPr>
-      <w:bookmarkStart w:id="16" w:name="_Toc241587674"/>
+      <w:bookmarkStart w:id="16" w:name="_Toc241589401"/>
       <w:r>
         <w:rPr>
           <w:rFonts w:eastAsia="Times New Roman"/>
@@ -8981,7 +9044,7 @@
           <w:szCs w:val="22"/>
         </w:rPr>
         <w:drawing>
-          <wp:inline distT="0" distB="0" distL="0" distR="0">
+          <wp:inline distT="0" distB="0" distL="0" distR="0" wp14:anchorId="5A40464D" wp14:editId="2EB4F6D6">
             <wp:extent cx="4095750" cy="4268470"/>
             <wp:effectExtent l="0" t="0" r="0" b="0"/>
             <wp:docPr id="7" name="Picture 7"/>
@@ -9217,7 +9280,7 @@
           <w:rFonts w:eastAsia="Times New Roman"/>
         </w:rPr>
       </w:pPr>
-      <w:bookmarkStart w:id="17" w:name="_Toc241587675"/>
+      <w:bookmarkStart w:id="17" w:name="_Toc241589402"/>
       <w:r>
         <w:rPr>
           <w:rFonts w:eastAsia="Times New Roman"/>
@@ -9336,7 +9399,7 @@
         </w:rPr>
         <w:lastRenderedPageBreak/>
         <w:drawing>
-          <wp:inline distT="0" distB="0" distL="0" distR="0">
+          <wp:inline distT="0" distB="0" distL="0" distR="0" wp14:anchorId="1EFE0649" wp14:editId="7D9AC6DD">
             <wp:extent cx="4095750" cy="4534535"/>
             <wp:effectExtent l="0" t="0" r="0" b="0"/>
             <wp:docPr id="8" name="Picture 8"/>
@@ -9407,7 +9470,7 @@
           <w:rFonts w:eastAsia="Times New Roman"/>
         </w:rPr>
       </w:pPr>
-      <w:bookmarkStart w:id="18" w:name="_Toc241587676"/>
+      <w:bookmarkStart w:id="18" w:name="_Toc241589403"/>
       <w:r>
         <w:rPr>
           <w:rFonts w:eastAsia="Times New Roman"/>
@@ -9698,7 +9761,7 @@
         </w:rPr>
         <w:lastRenderedPageBreak/>
         <w:drawing>
-          <wp:inline distT="0" distB="0" distL="0" distR="0">
+          <wp:inline distT="0" distB="0" distL="0" distR="0" wp14:anchorId="4F93ED08" wp14:editId="25960DE6">
             <wp:extent cx="4095750" cy="2180590"/>
             <wp:effectExtent l="0" t="0" r="0" b="0"/>
             <wp:docPr id="9" name="Picture 9"/>
@@ -9769,7 +9832,7 @@
           <w:rFonts w:eastAsia="Times New Roman"/>
         </w:rPr>
       </w:pPr>
-      <w:bookmarkStart w:id="19" w:name="_Toc241587677"/>
+      <w:bookmarkStart w:id="19" w:name="_Toc241589404"/>
       <w:r>
         <w:rPr>
           <w:rFonts w:eastAsia="Times New Roman"/>
@@ -10120,7 +10183,7 @@
           <w:szCs w:val="22"/>
         </w:rPr>
         <w:drawing>
-          <wp:inline distT="0" distB="0" distL="0" distR="0">
+          <wp:inline distT="0" distB="0" distL="0" distR="0" wp14:anchorId="09D09A90" wp14:editId="10538C2A">
             <wp:extent cx="4095750" cy="2573020"/>
             <wp:effectExtent l="0" t="0" r="0" b="0"/>
             <wp:docPr id="10" name="Picture 10"/>
@@ -10187,7 +10250,7 @@
     <w:p>
       <w:pPr>
         <w:shd w:val="clear" w:color="auto" w:fill="EEF3FB"/>
-        <w:divId w:val="53286224"/>
+        <w:divId w:val="8219451"/>
         <w:rPr>
           <w:rFonts w:ascii="Calibri" w:eastAsia="Times New Roman" w:hAnsi="Calibri" w:cs="Calibri"/>
           <w:color w:val="1A1A1A"/>
@@ -10232,7 +10295,7 @@
           <w:rFonts w:eastAsia="Times New Roman"/>
         </w:rPr>
       </w:pPr>
-      <w:bookmarkStart w:id="20" w:name="_Toc241587678"/>
+      <w:bookmarkStart w:id="20" w:name="_Toc241589405"/>
       <w:r>
         <w:rPr>
           <w:rFonts w:eastAsia="Times New Roman"/>
@@ -10426,7 +10489,7 @@
           <w:szCs w:val="22"/>
         </w:rPr>
         <w:drawing>
-          <wp:inline distT="0" distB="0" distL="0" distR="0">
+          <wp:inline distT="0" distB="0" distL="0" distR="0" wp14:anchorId="283F5C18" wp14:editId="68D82817">
             <wp:extent cx="4095750" cy="2142490"/>
             <wp:effectExtent l="0" t="0" r="0" b="0"/>
             <wp:docPr id="11" name="Picture 11"/>
@@ -10497,7 +10560,7 @@
           <w:rFonts w:eastAsia="Times New Roman"/>
         </w:rPr>
       </w:pPr>
-      <w:bookmarkStart w:id="21" w:name="_Toc241587679"/>
+      <w:bookmarkStart w:id="21" w:name="_Toc241589406"/>
       <w:r>
         <w:rPr>
           <w:rFonts w:eastAsia="Times New Roman"/>
@@ -10626,7 +10689,7 @@
           <w:szCs w:val="22"/>
         </w:rPr>
         <w:drawing>
-          <wp:inline distT="0" distB="0" distL="0" distR="0">
+          <wp:inline distT="0" distB="0" distL="0" distR="0" wp14:anchorId="61B95367" wp14:editId="57F965D5">
             <wp:extent cx="5143500" cy="3333115"/>
             <wp:effectExtent l="0" t="0" r="0" b="635"/>
             <wp:docPr id="12" name="Picture 12"/>
@@ -10693,12 +10756,52 @@
     </w:p>
     <w:p>
       <w:pPr>
+        <w:pStyle w:val="NormalWeb"/>
+        <w:rPr>
+          <w:rFonts w:ascii="Calibri" w:hAnsi="Calibri" w:cs="Calibri"/>
+          <w:color w:val="1A1A1A"/>
+          <w:sz w:val="22"/>
+          <w:szCs w:val="22"/>
+        </w:rPr>
+      </w:pPr>
+      <w:r>
+        <w:rPr>
+          <w:rFonts w:ascii="Calibri" w:hAnsi="Calibri" w:cs="Calibri"/>
+          <w:color w:val="1A1A1A"/>
+          <w:sz w:val="22"/>
+          <w:szCs w:val="22"/>
+        </w:rPr>
+        <w:t xml:space="preserve">To test every gem in the system with your own inputs, use the readings in </w:t>
+      </w:r>
+      <w:r>
+        <w:rPr>
+          <w:rFonts w:ascii="Calibri" w:hAnsi="Calibri" w:cs="Calibri"/>
+          <w:b/>
+          <w:bCs/>
+          <w:color w:val="1A1A1A"/>
+          <w:sz w:val="22"/>
+          <w:szCs w:val="22"/>
+        </w:rPr>
+        <w:t>Appendix A</w:t>
+      </w:r>
+      <w:r>
+        <w:rPr>
+          <w:rFonts w:ascii="Calibri" w:hAnsi="Calibri" w:cs="Calibri"/>
+          <w:color w:val="1A1A1A"/>
+          <w:sz w:val="22"/>
+          <w:szCs w:val="22"/>
+        </w:rPr>
+        <w:t>: each gem's facts, a sample reading to type, and the result the system gives.</w:t>
+      </w:r>
+    </w:p>
+    <w:p>
+      <w:pPr>
         <w:pStyle w:val="Heading2"/>
         <w:rPr>
           <w:rFonts w:eastAsia="Times New Roman"/>
         </w:rPr>
       </w:pPr>
-      <w:bookmarkStart w:id="22" w:name="_Toc241587680"/>
+      <w:bookmarkStart w:id="22" w:name="_Toc241589407"/>
       <w:r>
         <w:rPr>
           <w:rFonts w:eastAsia="Times New Roman"/>
@@ -10894,7 +10997,16 @@
                 <w:sz w:val="20"/>
                 <w:szCs w:val="20"/>
               </w:rPr>
-              <w:t xml:space="preserve"> (species corundum) - Strong match, 90% certain (very likely); origin </w:t>
+              <w:t xml:space="preserve"> </w:t>
+            </w:r>
+            <w:r>
+              <w:rPr>
+                <w:rFonts w:ascii="Calibri" w:eastAsia="Times New Roman" w:hAnsi="Calibri" w:cs="Calibri"/>
+                <w:color w:val="1A1A1A"/>
+                <w:sz w:val="20"/>
+                <w:szCs w:val="20"/>
+              </w:rPr>
+              <w:t xml:space="preserve">(species corundum) - Strong match, 90% certain (very likely); origin </w:t>
             </w:r>
             <w:r>
               <w:rPr>
@@ -11093,7 +11205,7 @@
           <w:rFonts w:eastAsia="Times New Roman"/>
         </w:rPr>
       </w:pPr>
-      <w:bookmarkStart w:id="23" w:name="_Toc241587681"/>
+      <w:bookmarkStart w:id="23" w:name="_Toc241589408"/>
       <w:r>
         <w:rPr>
           <w:rFonts w:eastAsia="Times New Roman"/>
@@ -11418,7 +11530,7 @@
           <w:szCs w:val="22"/>
         </w:rPr>
         <w:drawing>
-          <wp:inline distT="0" distB="0" distL="0" distR="0">
+          <wp:inline distT="0" distB="0" distL="0" distR="0" wp14:anchorId="2113649E" wp14:editId="699DE43B">
             <wp:extent cx="4095750" cy="1409700"/>
             <wp:effectExtent l="0" t="0" r="0" b="0"/>
             <wp:docPr id="13" name="Picture 13"/>
@@ -11489,7 +11601,7 @@
           <w:rFonts w:eastAsia="Times New Roman"/>
         </w:rPr>
       </w:pPr>
-      <w:bookmarkStart w:id="24" w:name="_Toc241587682"/>
+      <w:bookmarkStart w:id="24" w:name="_Toc241589409"/>
       <w:r>
         <w:rPr>
           <w:rFonts w:eastAsia="Times New Roman"/>
@@ -11696,7 +11808,16 @@
                 <w:sz w:val="20"/>
                 <w:szCs w:val="20"/>
               </w:rPr>
-              <w:t xml:space="preserve"> - the stone does not match ruby. Main reason: a ruby must be doubly refractive (uniaxial) but the stone is singly refractive. The data points to </w:t>
+              <w:t xml:space="preserve"> </w:t>
+            </w:r>
+            <w:r>
+              <w:rPr>
+                <w:rFonts w:ascii="Calibri" w:eastAsia="Times New Roman" w:hAnsi="Calibri" w:cs="Calibri"/>
+                <w:color w:val="1A1A1A"/>
+                <w:sz w:val="20"/>
+                <w:szCs w:val="20"/>
+              </w:rPr>
+              <w:t xml:space="preserve">- the stone does not match ruby. Main reason: a ruby must be doubly refractive (uniaxial) but the stone is singly refractive. The data points to </w:t>
             </w:r>
             <w:r>
               <w:rPr>
@@ -11729,7 +11850,7 @@
           <w:rFonts w:eastAsia="Times New Roman"/>
         </w:rPr>
       </w:pPr>
-      <w:bookmarkStart w:id="25" w:name="_Toc241587683"/>
+      <w:bookmarkStart w:id="25" w:name="_Toc241589410"/>
       <w:r>
         <w:rPr>
           <w:rFonts w:eastAsia="Times New Roman"/>
@@ -12010,6 +12131,7 @@
                 <w:sz w:val="20"/>
                 <w:szCs w:val="20"/>
               </w:rPr>
+              <w:lastRenderedPageBreak/>
               <w:t>Why</w:t>
             </w:r>
           </w:p>
@@ -12073,9 +12195,8 @@
           <w:sz w:val="22"/>
           <w:szCs w:val="22"/>
         </w:rPr>
-        <w:lastRenderedPageBreak/>
         <w:drawing>
-          <wp:inline distT="0" distB="0" distL="0" distR="0">
+          <wp:inline distT="0" distB="0" distL="0" distR="0" wp14:anchorId="43707E83" wp14:editId="18BC6CC0">
             <wp:extent cx="4095750" cy="1409700"/>
             <wp:effectExtent l="0" t="0" r="0" b="0"/>
             <wp:docPr id="14" name="Picture 14"/>
@@ -12146,7 +12267,7 @@
           <w:rFonts w:eastAsia="Times New Roman"/>
         </w:rPr>
       </w:pPr>
-      <w:bookmarkStart w:id="26" w:name="_Toc241587684"/>
+      <w:bookmarkStart w:id="26" w:name="_Toc241589411"/>
       <w:r>
         <w:rPr>
           <w:rFonts w:eastAsia="Times New Roman"/>
@@ -12212,16 +12333,7 @@
           <w:sz w:val="22"/>
           <w:szCs w:val="22"/>
         </w:rPr>
-        <w:t xml:space="preserve"> </w:t>
-      </w:r>
-      <w:r>
-        <w:rPr>
-          <w:rFonts w:ascii="Calibri" w:hAnsi="Calibri" w:cs="Calibri"/>
-          <w:color w:val="1A1A1A"/>
-          <w:sz w:val="22"/>
-          <w:szCs w:val="22"/>
-        </w:rPr>
-        <w:t>as the printer to keep a file. The printout (Figure 14) has a header with the date and time and a reminder that it is a first opinion, leaves out the menu and buttons, and includes the full diagram and technical trace. You can take it to a seller or a gem laboratory.</w:t>
+        <w:t xml:space="preserve"> as the printer to keep a file. The printout (Figure 14) has a header with the date and time and a reminder that it is a first opinion, leaves out the menu and buttons, and includes the full diagram and technical trace. You can take it to a seller or a gem laboratory.</w:t>
       </w:r>
     </w:p>
     <w:p>
@@ -12244,7 +12356,7 @@
           <w:szCs w:val="22"/>
         </w:rPr>
         <w:drawing>
-          <wp:inline distT="0" distB="0" distL="0" distR="0">
+          <wp:inline distT="0" distB="0" distL="0" distR="0" wp14:anchorId="49EF7EFF" wp14:editId="03D0A9B2">
             <wp:extent cx="3143885" cy="4068445"/>
             <wp:effectExtent l="0" t="0" r="0" b="8255"/>
             <wp:docPr id="15" name="Picture 15"/>
@@ -12315,7 +12427,7 @@
           <w:rFonts w:eastAsia="Times New Roman"/>
         </w:rPr>
       </w:pPr>
-      <w:bookmarkStart w:id="27" w:name="_Toc241587685"/>
+      <w:bookmarkStart w:id="27" w:name="_Toc241589412"/>
       <w:r>
         <w:rPr>
           <w:rFonts w:eastAsia="Times New Roman"/>
@@ -12341,6 +12453,7 @@
           <w:sz w:val="22"/>
           <w:szCs w:val="22"/>
         </w:rPr>
+        <w:lastRenderedPageBreak/>
         <w:t xml:space="preserve">The system remembers the last eight results you looked at. They appear at the top of the form on the home page under </w:t>
       </w:r>
       <w:r>
@@ -12403,9 +12516,8 @@
           <w:sz w:val="22"/>
           <w:szCs w:val="22"/>
         </w:rPr>
-        <w:lastRenderedPageBreak/>
         <w:drawing>
-          <wp:inline distT="0" distB="0" distL="0" distR="0">
+          <wp:inline distT="0" distB="0" distL="0" distR="0" wp14:anchorId="6DFF704E" wp14:editId="6F60A1C9">
             <wp:extent cx="4954270" cy="990600"/>
             <wp:effectExtent l="0" t="0" r="0" b="0"/>
             <wp:docPr id="16" name="Picture 16"/>
@@ -12472,7 +12584,7 @@
     <w:p>
       <w:pPr>
         <w:shd w:val="clear" w:color="auto" w:fill="EEF3FB"/>
-        <w:divId w:val="1024408379"/>
+        <w:divId w:val="1119449663"/>
         <w:rPr>
           <w:rFonts w:ascii="Calibri" w:eastAsia="Times New Roman" w:hAnsi="Calibri" w:cs="Calibri"/>
           <w:color w:val="1A1A1A"/>
@@ -12497,7 +12609,7 @@
           <w:rFonts w:eastAsia="Times New Roman"/>
         </w:rPr>
       </w:pPr>
-      <w:bookmarkStart w:id="28" w:name="_Toc241587686"/>
+      <w:bookmarkStart w:id="28" w:name="_Toc241589413"/>
       <w:r>
         <w:rPr>
           <w:rFonts w:eastAsia="Times New Roman"/>
@@ -12543,16 +12655,7 @@
           <w:sz w:val="22"/>
           <w:szCs w:val="22"/>
         </w:rPr>
-        <w:t xml:space="preserve"> </w:t>
-      </w:r>
-      <w:r>
-        <w:rPr>
-          <w:rFonts w:ascii="Calibri" w:hAnsi="Calibri" w:cs="Calibri"/>
-          <w:color w:val="1A1A1A"/>
-          <w:sz w:val="22"/>
-          <w:szCs w:val="22"/>
-        </w:rPr>
-        <w:t xml:space="preserve">(three lines) in the top right corner: tap it to open the menu, and tap a link or press it again to close. To use a phone on the same network, start the server on the computer and open </w:t>
+        <w:t xml:space="preserve"> (three lines) in the top right corner: tap it to open the menu, and tap a link or press it again to close. To use a phone on the same network, start the server on the computer and open </w:t>
       </w:r>
       <w:r>
         <w:rPr>
@@ -12592,7 +12695,7 @@
           <w:szCs w:val="22"/>
         </w:rPr>
         <w:drawing>
-          <wp:inline distT="0" distB="0" distL="0" distR="0">
+          <wp:inline distT="0" distB="0" distL="0" distR="0" wp14:anchorId="1BC6D5F1" wp14:editId="3579AE79">
             <wp:extent cx="3999865" cy="3725545"/>
             <wp:effectExtent l="0" t="0" r="635" b="8255"/>
             <wp:docPr id="17" name="Picture 17"/>
@@ -12663,7 +12766,7 @@
           <w:rFonts w:eastAsia="Times New Roman"/>
         </w:rPr>
       </w:pPr>
-      <w:bookmarkStart w:id="29" w:name="_Toc241587687"/>
+      <w:bookmarkStart w:id="29" w:name="_Toc241589414"/>
       <w:r>
         <w:rPr>
           <w:rFonts w:eastAsia="Times New Roman"/>
@@ -12824,6 +12927,7 @@
                 <w:sz w:val="20"/>
                 <w:szCs w:val="20"/>
               </w:rPr>
+              <w:lastRenderedPageBreak/>
               <w:t>"'swipl' is not recognized as an internal or external command"</w:t>
             </w:r>
           </w:p>
@@ -12882,17 +12986,7 @@
                 <w:sz w:val="20"/>
                 <w:szCs w:val="20"/>
               </w:rPr>
-              <w:t xml:space="preserve"> terminal. Alternatively </w:t>
-            </w:r>
-            <w:r>
-              <w:rPr>
-                <w:rFonts w:ascii="Calibri" w:eastAsia="Times New Roman" w:hAnsi="Calibri" w:cs="Calibri"/>
-                <w:color w:val="1A1A1A"/>
-                <w:sz w:val="20"/>
-                <w:szCs w:val="20"/>
-              </w:rPr>
-              <w:lastRenderedPageBreak/>
-              <w:t xml:space="preserve">run it with its full path: </w:t>
+              <w:t xml:space="preserve"> terminal. Alternatively run it with its full path: </w:t>
             </w:r>
             <w:r>
               <w:rPr>
@@ -12949,7 +13043,6 @@
                 <w:sz w:val="20"/>
                 <w:szCs w:val="20"/>
               </w:rPr>
-              <w:lastRenderedPageBreak/>
               <w:t xml:space="preserve">Error "port 8080 is already in use" (or similar) after </w:t>
             </w:r>
             <w:r>
@@ -13320,16 +13413,7 @@
                 <w:sz w:val="20"/>
                 <w:szCs w:val="20"/>
               </w:rPr>
-              <w:t xml:space="preserve"> </w:t>
-            </w:r>
-            <w:r>
-              <w:rPr>
-                <w:rFonts w:ascii="Calibri" w:eastAsia="Times New Roman" w:hAnsi="Calibri" w:cs="Calibri"/>
-                <w:color w:val="1A1A1A"/>
-                <w:sz w:val="20"/>
-                <w:szCs w:val="20"/>
-              </w:rPr>
-              <w:t>to move into it, or open the terminal from that folder.</w:t>
+              <w:t xml:space="preserve"> to move into it, or open the terminal from that folder.</w:t>
             </w:r>
           </w:p>
         </w:tc>
@@ -13516,7 +13600,16 @@
                 <w:sz w:val="20"/>
                 <w:szCs w:val="20"/>
               </w:rPr>
-              <w:t xml:space="preserve"> is ticked. Untick it to type an RI value.</w:t>
+              <w:t xml:space="preserve"> </w:t>
+            </w:r>
+            <w:r>
+              <w:rPr>
+                <w:rFonts w:ascii="Calibri" w:eastAsia="Times New Roman" w:hAnsi="Calibri" w:cs="Calibri"/>
+                <w:color w:val="1A1A1A"/>
+                <w:sz w:val="20"/>
+                <w:szCs w:val="20"/>
+              </w:rPr>
+              <w:t>is ticked. Untick it to type an RI value.</w:t>
             </w:r>
           </w:p>
         </w:tc>
@@ -14073,7 +14166,7 @@
           <w:rFonts w:eastAsia="Times New Roman"/>
         </w:rPr>
       </w:pPr>
-      <w:bookmarkStart w:id="30" w:name="_Toc241587688"/>
+      <w:bookmarkStart w:id="30" w:name="_Toc241589415"/>
       <w:r>
         <w:rPr>
           <w:rFonts w:eastAsia="Times New Roman"/>
@@ -14249,6 +14342,7 @@
         <w:rPr>
           <w:color w:val="1A1A1A"/>
         </w:rPr>
+        <w:lastRenderedPageBreak/>
         <w:t xml:space="preserve">  3. Step by step      </w:t>
       </w:r>
       <w:r>
@@ -14269,7 +14363,6 @@
         <w:rPr>
           <w:color w:val="1A1A1A"/>
         </w:rPr>
-        <w:lastRenderedPageBreak/>
         <w:t xml:space="preserve">  4. Ask in English    - e.g. is it a ruby if the RI is 1.765 and it is red</w:t>
       </w:r>
     </w:p>
@@ -14715,7 +14808,7 @@
           <w:rFonts w:eastAsia="Times New Roman"/>
         </w:rPr>
       </w:pPr>
-      <w:bookmarkStart w:id="31" w:name="_Toc241587689"/>
+      <w:bookmarkStart w:id="31" w:name="_Toc241589416"/>
       <w:r>
         <w:rPr>
           <w:rFonts w:eastAsia="Times New Roman"/>
@@ -14866,7 +14959,7 @@
           <w:rFonts w:eastAsia="Times New Roman"/>
         </w:rPr>
       </w:pPr>
-      <w:bookmarkStart w:id="32" w:name="_Toc241587690"/>
+      <w:bookmarkStart w:id="32" w:name="_Toc241589417"/>
       <w:r>
         <w:rPr>
           <w:rFonts w:eastAsia="Times New Roman"/>
@@ -15265,6 +15358,7 @@
                 <w:sz w:val="20"/>
                 <w:szCs w:val="20"/>
               </w:rPr>
+              <w:lastRenderedPageBreak/>
               <w:t>start.</w:t>
             </w:r>
           </w:p>
@@ -15344,7 +15438,6 @@
                 <w:sz w:val="20"/>
                 <w:szCs w:val="20"/>
               </w:rPr>
-              <w:lastRenderedPageBreak/>
               <w:t>demo.</w:t>
             </w:r>
           </w:p>
@@ -15983,18 +16076,6863 @@
     </w:tbl>
     <w:p>
       <w:pPr>
+        <w:pStyle w:val="Heading1"/>
         <w:rPr>
           <w:rFonts w:eastAsia="Times New Roman"/>
         </w:rPr>
       </w:pPr>
+      <w:r>
+        <w:rPr>
+          <w:rFonts w:eastAsia="Times New Roman"/>
+          <w:color w:val="1A1A1A"/>
+          <w:sz w:val="22"/>
+          <w:szCs w:val="22"/>
+        </w:rPr>
+        <w:br w:type="page"/>
+      </w:r>
+      <w:bookmarkStart w:id="33" w:name="_Toc241589418"/>
+      <w:r>
+        <w:rPr>
+          <w:rFonts w:eastAsia="Times New Roman"/>
+        </w:rPr>
+        <w:lastRenderedPageBreak/>
+        <w:t>Appendix A. Gem property facts for testing</w:t>
+      </w:r>
+      <w:bookmarkEnd w:id="33"/>
+    </w:p>
+    <w:p>
+      <w:pPr>
+        <w:pStyle w:val="NormalWeb"/>
+        <w:rPr>
+          <w:rFonts w:ascii="Calibri" w:hAnsi="Calibri" w:cs="Calibri"/>
+          <w:color w:val="1A1A1A"/>
+          <w:sz w:val="22"/>
+          <w:szCs w:val="22"/>
+        </w:rPr>
+      </w:pPr>
+      <w:r>
+        <w:rPr>
+          <w:rFonts w:ascii="Calibri" w:hAnsi="Calibri" w:cs="Calibri"/>
+          <w:color w:val="1A1A1A"/>
+          <w:sz w:val="22"/>
+          <w:szCs w:val="22"/>
+        </w:rPr>
+        <w:t>This table lists the facts the system holds for every material in its knowledge base, so the system can be tested with any gem. For each one:</w:t>
+      </w:r>
+    </w:p>
+    <w:p>
+      <w:pPr>
+        <w:numPr>
+          <w:ilvl w:val="0"/>
+          <w:numId w:val="13"/>
+        </w:numPr>
+        <w:spacing w:before="100" w:beforeAutospacing="1" w:after="60"/>
+        <w:rPr>
+          <w:rFonts w:ascii="Calibri" w:eastAsia="Times New Roman" w:hAnsi="Calibri" w:cs="Calibri"/>
+          <w:color w:val="1A1A1A"/>
+          <w:sz w:val="22"/>
+          <w:szCs w:val="22"/>
+        </w:rPr>
+      </w:pPr>
+      <w:r>
+        <w:rPr>
+          <w:rFonts w:ascii="Calibri" w:eastAsia="Times New Roman" w:hAnsi="Calibri" w:cs="Calibri"/>
+          <w:b/>
+          <w:bCs/>
+          <w:color w:val="1A1A1A"/>
+          <w:sz w:val="22"/>
+          <w:szCs w:val="22"/>
+        </w:rPr>
+        <w:t>RI</w:t>
+      </w:r>
+      <w:r>
+        <w:rPr>
+          <w:rFonts w:ascii="Calibri" w:eastAsia="Times New Roman" w:hAnsi="Calibri" w:cs="Calibri"/>
+          <w:color w:val="1A1A1A"/>
+          <w:sz w:val="22"/>
+          <w:szCs w:val="22"/>
+        </w:rPr>
+        <w:t xml:space="preserve"> and </w:t>
+      </w:r>
+      <w:r>
+        <w:rPr>
+          <w:rFonts w:ascii="Calibri" w:eastAsia="Times New Roman" w:hAnsi="Calibri" w:cs="Calibri"/>
+          <w:b/>
+          <w:bCs/>
+          <w:color w:val="1A1A1A"/>
+          <w:sz w:val="22"/>
+          <w:szCs w:val="22"/>
+        </w:rPr>
+        <w:t>SG</w:t>
+      </w:r>
+      <w:r>
+        <w:rPr>
+          <w:rFonts w:ascii="Calibri" w:eastAsia="Times New Roman" w:hAnsi="Calibri" w:cs="Calibri"/>
+          <w:color w:val="1A1A1A"/>
+          <w:sz w:val="22"/>
+          <w:szCs w:val="22"/>
+        </w:rPr>
+        <w:t xml:space="preserve"> are the reading ranges the rules use. The system also accepts readings slightly outside them (RI ±0.005, SG ±0.03) to allow for measurement error, but with lower certainty.</w:t>
+      </w:r>
+    </w:p>
+    <w:p>
+      <w:pPr>
+        <w:numPr>
+          <w:ilvl w:val="0"/>
+          <w:numId w:val="13"/>
+        </w:numPr>
+        <w:spacing w:before="100" w:beforeAutospacing="1" w:after="60"/>
+        <w:rPr>
+          <w:rFonts w:ascii="Calibri" w:eastAsia="Times New Roman" w:hAnsi="Calibri" w:cs="Calibri"/>
+          <w:color w:val="1A1A1A"/>
+          <w:sz w:val="22"/>
+          <w:szCs w:val="22"/>
+        </w:rPr>
+      </w:pPr>
+      <w:r>
+        <w:rPr>
+          <w:rFonts w:ascii="Calibri" w:eastAsia="Times New Roman" w:hAnsi="Calibri" w:cs="Calibri"/>
+          <w:b/>
+          <w:bCs/>
+          <w:color w:val="1A1A1A"/>
+          <w:sz w:val="22"/>
+          <w:szCs w:val="22"/>
+        </w:rPr>
+        <w:t>Try this reading</w:t>
+      </w:r>
+      <w:r>
+        <w:rPr>
+          <w:rFonts w:ascii="Calibri" w:eastAsia="Times New Roman" w:hAnsi="Calibri" w:cs="Calibri"/>
+          <w:color w:val="1A1A1A"/>
+          <w:sz w:val="22"/>
+          <w:szCs w:val="22"/>
+        </w:rPr>
+        <w:t xml:space="preserve"> is a sample input from the middle of the ranges. Enter it in the form (Section 6) and press </w:t>
+      </w:r>
+      <w:r>
+        <w:rPr>
+          <w:rFonts w:ascii="Calibri" w:eastAsia="Times New Roman" w:hAnsi="Calibri" w:cs="Calibri"/>
+          <w:b/>
+          <w:bCs/>
+          <w:color w:val="1A1A1A"/>
+          <w:sz w:val="22"/>
+          <w:szCs w:val="22"/>
+        </w:rPr>
+        <w:t>Identify stone</w:t>
+      </w:r>
+      <w:r>
+        <w:rPr>
+          <w:rFonts w:ascii="Calibri" w:eastAsia="Times New Roman" w:hAnsi="Calibri" w:cs="Calibri"/>
+          <w:color w:val="1A1A1A"/>
+          <w:sz w:val="22"/>
+          <w:szCs w:val="22"/>
+        </w:rPr>
+        <w:t xml:space="preserve">. For "RI over the limit", tick </w:t>
+      </w:r>
+      <w:r>
+        <w:rPr>
+          <w:rFonts w:ascii="Calibri" w:eastAsia="Times New Roman" w:hAnsi="Calibri" w:cs="Calibri"/>
+          <w:b/>
+          <w:bCs/>
+          <w:color w:val="1A1A1A"/>
+          <w:sz w:val="22"/>
+          <w:szCs w:val="22"/>
+        </w:rPr>
+        <w:t>Over the limit (no reading)</w:t>
+      </w:r>
+      <w:r>
+        <w:rPr>
+          <w:rFonts w:ascii="Calibri" w:eastAsia="Times New Roman" w:hAnsi="Calibri" w:cs="Calibri"/>
+          <w:color w:val="1A1A1A"/>
+          <w:sz w:val="22"/>
+          <w:szCs w:val="22"/>
+        </w:rPr>
+        <w:t xml:space="preserve"> instead of typing an RI.</w:t>
+      </w:r>
+    </w:p>
+    <w:p>
+      <w:pPr>
+        <w:numPr>
+          <w:ilvl w:val="0"/>
+          <w:numId w:val="13"/>
+        </w:numPr>
+        <w:spacing w:before="100" w:beforeAutospacing="1" w:after="60"/>
+        <w:rPr>
+          <w:rFonts w:ascii="Calibri" w:eastAsia="Times New Roman" w:hAnsi="Calibri" w:cs="Calibri"/>
+          <w:color w:val="1A1A1A"/>
+          <w:sz w:val="22"/>
+          <w:szCs w:val="22"/>
+        </w:rPr>
+      </w:pPr>
+      <w:r>
+        <w:rPr>
+          <w:rFonts w:ascii="Calibri" w:eastAsia="Times New Roman" w:hAnsi="Calibri" w:cs="Calibri"/>
+          <w:b/>
+          <w:bCs/>
+          <w:color w:val="1A1A1A"/>
+          <w:sz w:val="22"/>
+          <w:szCs w:val="22"/>
+        </w:rPr>
+        <w:t>System result</w:t>
+      </w:r>
+      <w:r>
+        <w:rPr>
+          <w:rFonts w:ascii="Calibri" w:eastAsia="Times New Roman" w:hAnsi="Calibri" w:cs="Calibri"/>
+          <w:color w:val="1A1A1A"/>
+          <w:sz w:val="22"/>
+          <w:szCs w:val="22"/>
+        </w:rPr>
+        <w:t xml:space="preserve"> is what the system concludes for that reading, with its certainty. These results were produced by running the system on each sample.</w:t>
+      </w:r>
+    </w:p>
+    <w:p>
+      <w:pPr>
+        <w:numPr>
+          <w:ilvl w:val="0"/>
+          <w:numId w:val="13"/>
+        </w:numPr>
+        <w:spacing w:before="100" w:beforeAutospacing="1" w:after="60"/>
+        <w:rPr>
+          <w:rFonts w:ascii="Calibri" w:eastAsia="Times New Roman" w:hAnsi="Calibri" w:cs="Calibri"/>
+          <w:color w:val="1A1A1A"/>
+          <w:sz w:val="22"/>
+          <w:szCs w:val="22"/>
+        </w:rPr>
+      </w:pPr>
+      <w:r>
+        <w:rPr>
+          <w:rFonts w:ascii="Calibri" w:eastAsia="Times New Roman" w:hAnsi="Calibri" w:cs="Calibri"/>
+          <w:b/>
+          <w:bCs/>
+          <w:color w:val="1A1A1A"/>
+          <w:sz w:val="22"/>
+          <w:szCs w:val="22"/>
+        </w:rPr>
+        <w:t>Source</w:t>
+      </w:r>
+      <w:r>
+        <w:rPr>
+          <w:rFonts w:ascii="Calibri" w:eastAsia="Times New Roman" w:hAnsi="Calibri" w:cs="Calibri"/>
+          <w:color w:val="1A1A1A"/>
+          <w:sz w:val="22"/>
+          <w:szCs w:val="22"/>
+        </w:rPr>
+        <w:t xml:space="preserve"> is the reference the values were taken from (full references are in the project report).</w:t>
+      </w:r>
+    </w:p>
+    <w:p>
+      <w:pPr>
+        <w:pStyle w:val="NormalWeb"/>
+        <w:rPr>
+          <w:rFonts w:ascii="Calibri" w:hAnsi="Calibri" w:cs="Calibri"/>
+          <w:color w:val="1A1A1A"/>
+          <w:sz w:val="22"/>
+          <w:szCs w:val="22"/>
+        </w:rPr>
+      </w:pPr>
+      <w:r>
+        <w:rPr>
+          <w:rFonts w:ascii="Calibri" w:hAnsi="Calibri" w:cs="Calibri"/>
+          <w:color w:val="1A1A1A"/>
+          <w:sz w:val="22"/>
+          <w:szCs w:val="22"/>
+        </w:rPr>
+        <w:t xml:space="preserve">Adding a </w:t>
+      </w:r>
+      <w:r>
+        <w:rPr>
+          <w:rFonts w:ascii="Calibri" w:hAnsi="Calibri" w:cs="Calibri"/>
+          <w:b/>
+          <w:bCs/>
+          <w:color w:val="1A1A1A"/>
+          <w:sz w:val="22"/>
+          <w:szCs w:val="22"/>
+        </w:rPr>
+        <w:t>colour</w:t>
+      </w:r>
+      <w:r>
+        <w:rPr>
+          <w:rFonts w:ascii="Calibri" w:hAnsi="Calibri" w:cs="Calibri"/>
+          <w:color w:val="1A1A1A"/>
+          <w:sz w:val="22"/>
+          <w:szCs w:val="22"/>
+        </w:rPr>
+        <w:t xml:space="preserve"> from the list names the variety (for example corundum + red gives </w:t>
+      </w:r>
+      <w:r>
+        <w:rPr>
+          <w:rFonts w:ascii="Calibri" w:hAnsi="Calibri" w:cs="Calibri"/>
+          <w:i/>
+          <w:iCs/>
+          <w:color w:val="1A1A1A"/>
+          <w:sz w:val="22"/>
+          <w:szCs w:val="22"/>
+        </w:rPr>
+        <w:t>Ruby</w:t>
+      </w:r>
+      <w:r>
+        <w:rPr>
+          <w:rFonts w:ascii="Calibri" w:hAnsi="Calibri" w:cs="Calibri"/>
+          <w:color w:val="1A1A1A"/>
+          <w:sz w:val="22"/>
+          <w:szCs w:val="22"/>
+        </w:rPr>
+        <w:t xml:space="preserve">, chrysoberyl + colour change gives </w:t>
+      </w:r>
+      <w:r>
+        <w:rPr>
+          <w:rFonts w:ascii="Calibri" w:hAnsi="Calibri" w:cs="Calibri"/>
+          <w:i/>
+          <w:iCs/>
+          <w:color w:val="1A1A1A"/>
+          <w:sz w:val="22"/>
+          <w:szCs w:val="22"/>
+        </w:rPr>
+        <w:t>Alexandrite</w:t>
+      </w:r>
+      <w:r>
+        <w:rPr>
+          <w:rFonts w:ascii="Calibri" w:hAnsi="Calibri" w:cs="Calibri"/>
+          <w:color w:val="1A1A1A"/>
+          <w:sz w:val="22"/>
+          <w:szCs w:val="22"/>
+        </w:rPr>
+        <w:t xml:space="preserve">), and adding an </w:t>
+      </w:r>
+      <w:r>
+        <w:rPr>
+          <w:rFonts w:ascii="Calibri" w:hAnsi="Calibri" w:cs="Calibri"/>
+          <w:b/>
+          <w:bCs/>
+          <w:color w:val="1A1A1A"/>
+          <w:sz w:val="22"/>
+          <w:szCs w:val="22"/>
+        </w:rPr>
+        <w:t>inclusion</w:t>
+      </w:r>
+      <w:r>
+        <w:rPr>
+          <w:rFonts w:ascii="Calibri" w:hAnsi="Calibri" w:cs="Calibri"/>
+          <w:color w:val="1A1A1A"/>
+          <w:sz w:val="22"/>
+          <w:szCs w:val="22"/>
+        </w:rPr>
+        <w:t xml:space="preserve"> </w:t>
+      </w:r>
+      <w:r>
+        <w:rPr>
+          <w:rFonts w:ascii="Calibri" w:hAnsi="Calibri" w:cs="Calibri"/>
+          <w:color w:val="1A1A1A"/>
+          <w:sz w:val="22"/>
+          <w:szCs w:val="22"/>
+        </w:rPr>
+        <w:t xml:space="preserve">lets the system judge whether the stone is natural or synthetic. Trying values </w:t>
+      </w:r>
+      <w:r>
+        <w:rPr>
+          <w:rFonts w:ascii="Calibri" w:hAnsi="Calibri" w:cs="Calibri"/>
+          <w:i/>
+          <w:iCs/>
+          <w:color w:val="1A1A1A"/>
+          <w:sz w:val="22"/>
+          <w:szCs w:val="22"/>
+        </w:rPr>
+        <w:t>outside</w:t>
+      </w:r>
+      <w:r>
+        <w:rPr>
+          <w:rFonts w:ascii="Calibri" w:hAnsi="Calibri" w:cs="Calibri"/>
+          <w:color w:val="1A1A1A"/>
+          <w:sz w:val="22"/>
+          <w:szCs w:val="22"/>
+        </w:rPr>
+        <w:t xml:space="preserve"> the ranges, or a different optic character, shows how the system rejects a gem and explains why.</w:t>
+      </w:r>
+    </w:p>
+    <w:p>
+      <w:pPr>
+        <w:pStyle w:val="tcaption"/>
+        <w:rPr>
+          <w:rFonts w:ascii="Calibri" w:hAnsi="Calibri" w:cs="Calibri"/>
+        </w:rPr>
+      </w:pPr>
+      <w:r>
+        <w:rPr>
+          <w:rFonts w:ascii="Calibri" w:hAnsi="Calibri" w:cs="Calibri"/>
+        </w:rPr>
+        <w:t>Table A1. Gem property facts, sample readings and results</w:t>
+      </w:r>
+    </w:p>
+    <w:tbl>
+      <w:tblPr>
+        <w:tblW w:w="5000" w:type="pct"/>
+        <w:tblCellMar>
+          <w:top w:w="15" w:type="dxa"/>
+          <w:left w:w="15" w:type="dxa"/>
+          <w:bottom w:w="15" w:type="dxa"/>
+          <w:right w:w="15" w:type="dxa"/>
+        </w:tblCellMar>
+        <w:tblLook w:val="04A0" w:firstRow="1" w:lastRow="0" w:firstColumn="1" w:lastColumn="0" w:noHBand="0" w:noVBand="1"/>
+      </w:tblPr>
+      <w:tblGrid>
+        <w:gridCol w:w="841"/>
+        <w:gridCol w:w="1232"/>
+        <w:gridCol w:w="948"/>
+        <w:gridCol w:w="775"/>
+        <w:gridCol w:w="726"/>
+        <w:gridCol w:w="776"/>
+        <w:gridCol w:w="1526"/>
+        <w:gridCol w:w="1161"/>
+        <w:gridCol w:w="1026"/>
+      </w:tblGrid>
+      <w:tr>
+        <w:tc>
+          <w:tcPr>
+            <w:tcW w:w="400" w:type="pct"/>
+            <w:tcBorders>
+              <w:top w:val="single" w:sz="6" w:space="0" w:color="9AA4B5"/>
+              <w:left w:val="single" w:sz="6" w:space="0" w:color="9AA4B5"/>
+              <w:bottom w:val="single" w:sz="6" w:space="0" w:color="9AA4B5"/>
+              <w:right w:val="single" w:sz="6" w:space="0" w:color="9AA4B5"/>
+            </w:tcBorders>
+            <w:shd w:val="clear" w:color="auto" w:fill="DBE5F1"/>
+            <w:tcMar>
+              <w:top w:w="45" w:type="dxa"/>
+              <w:left w:w="60" w:type="dxa"/>
+              <w:bottom w:w="45" w:type="dxa"/>
+              <w:right w:w="60" w:type="dxa"/>
+            </w:tcMar>
+            <w:vAlign w:val="center"/>
+            <w:hideMark/>
+          </w:tcPr>
+          <w:p>
+            <w:pPr>
+              <w:rPr>
+                <w:rFonts w:ascii="Calibri" w:hAnsi="Calibri" w:cs="Calibri"/>
+              </w:rPr>
+            </w:pPr>
+          </w:p>
+        </w:tc>
+        <w:tc>
+          <w:tcPr>
+            <w:tcW w:w="900" w:type="pct"/>
+            <w:tcBorders>
+              <w:top w:val="single" w:sz="6" w:space="0" w:color="9AA4B5"/>
+              <w:left w:val="single" w:sz="6" w:space="0" w:color="9AA4B5"/>
+              <w:bottom w:val="single" w:sz="6" w:space="0" w:color="9AA4B5"/>
+              <w:right w:val="single" w:sz="6" w:space="0" w:color="9AA4B5"/>
+            </w:tcBorders>
+            <w:shd w:val="clear" w:color="auto" w:fill="DBE5F1"/>
+            <w:tcMar>
+              <w:top w:w="45" w:type="dxa"/>
+              <w:left w:w="60" w:type="dxa"/>
+              <w:bottom w:w="45" w:type="dxa"/>
+              <w:right w:w="60" w:type="dxa"/>
+            </w:tcMar>
+            <w:vAlign w:val="center"/>
+            <w:hideMark/>
+          </w:tcPr>
+          <w:p>
+            <w:pPr>
+              <w:spacing w:after="120"/>
+              <w:rPr>
+                <w:rFonts w:ascii="Calibri" w:eastAsia="Times New Roman" w:hAnsi="Calibri" w:cs="Calibri"/>
+                <w:b/>
+                <w:bCs/>
+                <w:color w:val="1A1A1A"/>
+                <w:sz w:val="17"/>
+                <w:szCs w:val="17"/>
+              </w:rPr>
+            </w:pPr>
+            <w:r>
+              <w:rPr>
+                <w:rFonts w:ascii="Calibri" w:eastAsia="Times New Roman" w:hAnsi="Calibri" w:cs="Calibri"/>
+                <w:b/>
+                <w:bCs/>
+                <w:color w:val="1A1A1A"/>
+                <w:sz w:val="17"/>
+                <w:szCs w:val="17"/>
+              </w:rPr>
+              <w:t>Material and colours</w:t>
+            </w:r>
+          </w:p>
+        </w:tc>
+        <w:tc>
+          <w:tcPr>
+            <w:tcW w:w="0" w:type="auto"/>
+            <w:tcBorders>
+              <w:top w:val="single" w:sz="6" w:space="0" w:color="9AA4B5"/>
+              <w:left w:val="single" w:sz="6" w:space="0" w:color="9AA4B5"/>
+              <w:bottom w:val="single" w:sz="6" w:space="0" w:color="9AA4B5"/>
+              <w:right w:val="single" w:sz="6" w:space="0" w:color="9AA4B5"/>
+            </w:tcBorders>
+            <w:shd w:val="clear" w:color="auto" w:fill="DBE5F1"/>
+            <w:tcMar>
+              <w:top w:w="45" w:type="dxa"/>
+              <w:left w:w="60" w:type="dxa"/>
+              <w:bottom w:w="45" w:type="dxa"/>
+              <w:right w:w="60" w:type="dxa"/>
+            </w:tcMar>
+            <w:vAlign w:val="center"/>
+            <w:hideMark/>
+          </w:tcPr>
+          <w:p>
+            <w:pPr>
+              <w:spacing w:after="120"/>
+              <w:rPr>
+                <w:rFonts w:ascii="Calibri" w:eastAsia="Times New Roman" w:hAnsi="Calibri" w:cs="Calibri"/>
+                <w:b/>
+                <w:bCs/>
+                <w:color w:val="1A1A1A"/>
+                <w:sz w:val="17"/>
+                <w:szCs w:val="17"/>
+              </w:rPr>
+            </w:pPr>
+            <w:r>
+              <w:rPr>
+                <w:rFonts w:ascii="Calibri" w:eastAsia="Times New Roman" w:hAnsi="Calibri" w:cs="Calibri"/>
+                <w:b/>
+                <w:bCs/>
+                <w:color w:val="1A1A1A"/>
+                <w:sz w:val="17"/>
+                <w:szCs w:val="17"/>
+              </w:rPr>
+              <w:t>RI</w:t>
+            </w:r>
+          </w:p>
+        </w:tc>
+        <w:tc>
+          <w:tcPr>
+            <w:tcW w:w="0" w:type="auto"/>
+            <w:tcBorders>
+              <w:top w:val="single" w:sz="6" w:space="0" w:color="9AA4B5"/>
+              <w:left w:val="single" w:sz="6" w:space="0" w:color="9AA4B5"/>
+              <w:bottom w:val="single" w:sz="6" w:space="0" w:color="9AA4B5"/>
+              <w:right w:val="single" w:sz="6" w:space="0" w:color="9AA4B5"/>
+            </w:tcBorders>
+            <w:shd w:val="clear" w:color="auto" w:fill="DBE5F1"/>
+            <w:tcMar>
+              <w:top w:w="45" w:type="dxa"/>
+              <w:left w:w="60" w:type="dxa"/>
+              <w:bottom w:w="45" w:type="dxa"/>
+              <w:right w:w="60" w:type="dxa"/>
+            </w:tcMar>
+            <w:vAlign w:val="center"/>
+            <w:hideMark/>
+          </w:tcPr>
+          <w:p>
+            <w:pPr>
+              <w:spacing w:after="120"/>
+              <w:rPr>
+                <w:rFonts w:ascii="Calibri" w:eastAsia="Times New Roman" w:hAnsi="Calibri" w:cs="Calibri"/>
+                <w:b/>
+                <w:bCs/>
+                <w:color w:val="1A1A1A"/>
+                <w:sz w:val="17"/>
+                <w:szCs w:val="17"/>
+              </w:rPr>
+            </w:pPr>
+            <w:r>
+              <w:rPr>
+                <w:rFonts w:ascii="Calibri" w:eastAsia="Times New Roman" w:hAnsi="Calibri" w:cs="Calibri"/>
+                <w:b/>
+                <w:bCs/>
+                <w:color w:val="1A1A1A"/>
+                <w:sz w:val="17"/>
+                <w:szCs w:val="17"/>
+              </w:rPr>
+              <w:t>SG</w:t>
+            </w:r>
+          </w:p>
+        </w:tc>
+        <w:tc>
+          <w:tcPr>
+            <w:tcW w:w="0" w:type="auto"/>
+            <w:tcBorders>
+              <w:top w:val="single" w:sz="6" w:space="0" w:color="9AA4B5"/>
+              <w:left w:val="single" w:sz="6" w:space="0" w:color="9AA4B5"/>
+              <w:bottom w:val="single" w:sz="6" w:space="0" w:color="9AA4B5"/>
+              <w:right w:val="single" w:sz="6" w:space="0" w:color="9AA4B5"/>
+            </w:tcBorders>
+            <w:shd w:val="clear" w:color="auto" w:fill="DBE5F1"/>
+            <w:tcMar>
+              <w:top w:w="45" w:type="dxa"/>
+              <w:left w:w="60" w:type="dxa"/>
+              <w:bottom w:w="45" w:type="dxa"/>
+              <w:right w:w="60" w:type="dxa"/>
+            </w:tcMar>
+            <w:vAlign w:val="center"/>
+            <w:hideMark/>
+          </w:tcPr>
+          <w:p>
+            <w:pPr>
+              <w:spacing w:after="120"/>
+              <w:rPr>
+                <w:rFonts w:ascii="Calibri" w:eastAsia="Times New Roman" w:hAnsi="Calibri" w:cs="Calibri"/>
+                <w:b/>
+                <w:bCs/>
+                <w:color w:val="1A1A1A"/>
+                <w:sz w:val="17"/>
+                <w:szCs w:val="17"/>
+              </w:rPr>
+            </w:pPr>
+            <w:r>
+              <w:rPr>
+                <w:rFonts w:ascii="Calibri" w:eastAsia="Times New Roman" w:hAnsi="Calibri" w:cs="Calibri"/>
+                <w:b/>
+                <w:bCs/>
+                <w:color w:val="1A1A1A"/>
+                <w:sz w:val="17"/>
+                <w:szCs w:val="17"/>
+              </w:rPr>
+              <w:t>Optic</w:t>
+            </w:r>
+          </w:p>
+        </w:tc>
+        <w:tc>
+          <w:tcPr>
+            <w:tcW w:w="0" w:type="auto"/>
+            <w:tcBorders>
+              <w:top w:val="single" w:sz="6" w:space="0" w:color="9AA4B5"/>
+              <w:left w:val="single" w:sz="6" w:space="0" w:color="9AA4B5"/>
+              <w:bottom w:val="single" w:sz="6" w:space="0" w:color="9AA4B5"/>
+              <w:right w:val="single" w:sz="6" w:space="0" w:color="9AA4B5"/>
+            </w:tcBorders>
+            <w:shd w:val="clear" w:color="auto" w:fill="DBE5F1"/>
+            <w:tcMar>
+              <w:top w:w="45" w:type="dxa"/>
+              <w:left w:w="60" w:type="dxa"/>
+              <w:bottom w:w="45" w:type="dxa"/>
+              <w:right w:w="60" w:type="dxa"/>
+            </w:tcMar>
+            <w:vAlign w:val="center"/>
+            <w:hideMark/>
+          </w:tcPr>
+          <w:p>
+            <w:pPr>
+              <w:spacing w:after="120"/>
+              <w:rPr>
+                <w:rFonts w:ascii="Calibri" w:eastAsia="Times New Roman" w:hAnsi="Calibri" w:cs="Calibri"/>
+                <w:b/>
+                <w:bCs/>
+                <w:color w:val="1A1A1A"/>
+                <w:sz w:val="17"/>
+                <w:szCs w:val="17"/>
+              </w:rPr>
+            </w:pPr>
+            <w:r>
+              <w:rPr>
+                <w:rFonts w:ascii="Calibri" w:eastAsia="Times New Roman" w:hAnsi="Calibri" w:cs="Calibri"/>
+                <w:b/>
+                <w:bCs/>
+                <w:color w:val="1A1A1A"/>
+                <w:sz w:val="17"/>
+                <w:szCs w:val="17"/>
+              </w:rPr>
+              <w:t>Hardness</w:t>
+            </w:r>
+          </w:p>
+        </w:tc>
+        <w:tc>
+          <w:tcPr>
+            <w:tcW w:w="1100" w:type="pct"/>
+            <w:tcBorders>
+              <w:top w:val="single" w:sz="6" w:space="0" w:color="9AA4B5"/>
+              <w:left w:val="single" w:sz="6" w:space="0" w:color="9AA4B5"/>
+              <w:bottom w:val="single" w:sz="6" w:space="0" w:color="9AA4B5"/>
+              <w:right w:val="single" w:sz="6" w:space="0" w:color="9AA4B5"/>
+            </w:tcBorders>
+            <w:shd w:val="clear" w:color="auto" w:fill="DBE5F1"/>
+            <w:tcMar>
+              <w:top w:w="45" w:type="dxa"/>
+              <w:left w:w="60" w:type="dxa"/>
+              <w:bottom w:w="45" w:type="dxa"/>
+              <w:right w:w="60" w:type="dxa"/>
+            </w:tcMar>
+            <w:vAlign w:val="center"/>
+            <w:hideMark/>
+          </w:tcPr>
+          <w:p>
+            <w:pPr>
+              <w:spacing w:after="120"/>
+              <w:rPr>
+                <w:rFonts w:ascii="Calibri" w:eastAsia="Times New Roman" w:hAnsi="Calibri" w:cs="Calibri"/>
+                <w:b/>
+                <w:bCs/>
+                <w:color w:val="1A1A1A"/>
+                <w:sz w:val="17"/>
+                <w:szCs w:val="17"/>
+              </w:rPr>
+            </w:pPr>
+            <w:r>
+              <w:rPr>
+                <w:rFonts w:ascii="Calibri" w:eastAsia="Times New Roman" w:hAnsi="Calibri" w:cs="Calibri"/>
+                <w:b/>
+                <w:bCs/>
+                <w:color w:val="1A1A1A"/>
+                <w:sz w:val="17"/>
+                <w:szCs w:val="17"/>
+              </w:rPr>
+              <w:t>Try this reading</w:t>
+            </w:r>
+          </w:p>
+        </w:tc>
+        <w:tc>
+          <w:tcPr>
+            <w:tcW w:w="850" w:type="pct"/>
+            <w:tcBorders>
+              <w:top w:val="single" w:sz="6" w:space="0" w:color="9AA4B5"/>
+              <w:left w:val="single" w:sz="6" w:space="0" w:color="9AA4B5"/>
+              <w:bottom w:val="single" w:sz="6" w:space="0" w:color="9AA4B5"/>
+              <w:right w:val="single" w:sz="6" w:space="0" w:color="9AA4B5"/>
+            </w:tcBorders>
+            <w:shd w:val="clear" w:color="auto" w:fill="DBE5F1"/>
+            <w:tcMar>
+              <w:top w:w="45" w:type="dxa"/>
+              <w:left w:w="60" w:type="dxa"/>
+              <w:bottom w:w="45" w:type="dxa"/>
+              <w:right w:w="60" w:type="dxa"/>
+            </w:tcMar>
+            <w:vAlign w:val="center"/>
+            <w:hideMark/>
+          </w:tcPr>
+          <w:p>
+            <w:pPr>
+              <w:spacing w:after="120"/>
+              <w:rPr>
+                <w:rFonts w:ascii="Calibri" w:eastAsia="Times New Roman" w:hAnsi="Calibri" w:cs="Calibri"/>
+                <w:b/>
+                <w:bCs/>
+                <w:color w:val="1A1A1A"/>
+                <w:sz w:val="17"/>
+                <w:szCs w:val="17"/>
+              </w:rPr>
+            </w:pPr>
+            <w:r>
+              <w:rPr>
+                <w:rFonts w:ascii="Calibri" w:eastAsia="Times New Roman" w:hAnsi="Calibri" w:cs="Calibri"/>
+                <w:b/>
+                <w:bCs/>
+                <w:color w:val="1A1A1A"/>
+                <w:sz w:val="17"/>
+                <w:szCs w:val="17"/>
+              </w:rPr>
+              <w:t>System result</w:t>
+            </w:r>
+          </w:p>
+        </w:tc>
+        <w:tc>
+          <w:tcPr>
+            <w:tcW w:w="0" w:type="auto"/>
+            <w:tcBorders>
+              <w:top w:val="single" w:sz="6" w:space="0" w:color="9AA4B5"/>
+              <w:left w:val="single" w:sz="6" w:space="0" w:color="9AA4B5"/>
+              <w:bottom w:val="single" w:sz="6" w:space="0" w:color="9AA4B5"/>
+              <w:right w:val="single" w:sz="6" w:space="0" w:color="9AA4B5"/>
+            </w:tcBorders>
+            <w:shd w:val="clear" w:color="auto" w:fill="DBE5F1"/>
+            <w:tcMar>
+              <w:top w:w="45" w:type="dxa"/>
+              <w:left w:w="60" w:type="dxa"/>
+              <w:bottom w:w="45" w:type="dxa"/>
+              <w:right w:w="60" w:type="dxa"/>
+            </w:tcMar>
+            <w:vAlign w:val="center"/>
+            <w:hideMark/>
+          </w:tcPr>
+          <w:p>
+            <w:pPr>
+              <w:spacing w:after="120"/>
+              <w:rPr>
+                <w:rFonts w:ascii="Calibri" w:eastAsia="Times New Roman" w:hAnsi="Calibri" w:cs="Calibri"/>
+                <w:b/>
+                <w:bCs/>
+                <w:color w:val="1A1A1A"/>
+                <w:sz w:val="17"/>
+                <w:szCs w:val="17"/>
+              </w:rPr>
+            </w:pPr>
+            <w:r>
+              <w:rPr>
+                <w:rFonts w:ascii="Calibri" w:eastAsia="Times New Roman" w:hAnsi="Calibri" w:cs="Calibri"/>
+                <w:b/>
+                <w:bCs/>
+                <w:color w:val="1A1A1A"/>
+                <w:sz w:val="17"/>
+                <w:szCs w:val="17"/>
+              </w:rPr>
+              <w:t>Source</w:t>
+            </w:r>
+          </w:p>
+        </w:tc>
+      </w:tr>
+      <w:tr>
+        <w:tc>
+          <w:tcPr>
+            <w:tcW w:w="0" w:type="auto"/>
+            <w:tcBorders>
+              <w:top w:val="single" w:sz="6" w:space="0" w:color="9AA4B5"/>
+              <w:left w:val="single" w:sz="6" w:space="0" w:color="9AA4B5"/>
+              <w:bottom w:val="single" w:sz="6" w:space="0" w:color="9AA4B5"/>
+              <w:right w:val="single" w:sz="6" w:space="0" w:color="9AA4B5"/>
+            </w:tcBorders>
+            <w:tcMar>
+              <w:top w:w="45" w:type="dxa"/>
+              <w:left w:w="60" w:type="dxa"/>
+              <w:bottom w:w="45" w:type="dxa"/>
+              <w:right w:w="60" w:type="dxa"/>
+            </w:tcMar>
+            <w:vAlign w:val="center"/>
+            <w:hideMark/>
+          </w:tcPr>
+          <w:p>
+            <w:pPr>
+              <w:spacing w:after="120"/>
+              <w:jc w:val="center"/>
+              <w:rPr>
+                <w:rFonts w:ascii="Calibri" w:eastAsia="Times New Roman" w:hAnsi="Calibri" w:cs="Calibri"/>
+                <w:color w:val="1A1A1A"/>
+                <w:sz w:val="17"/>
+                <w:szCs w:val="17"/>
+              </w:rPr>
+            </w:pPr>
+            <w:r>
+              <w:rPr>
+                <w:rFonts w:ascii="Calibri" w:eastAsia="Times New Roman" w:hAnsi="Calibri" w:cs="Calibri"/>
+                <w:noProof/>
+                <w:color w:val="1A1A1A"/>
+                <w:sz w:val="17"/>
+                <w:szCs w:val="17"/>
+              </w:rPr>
+              <w:drawing>
+                <wp:inline distT="0" distB="0" distL="0" distR="0" wp14:anchorId="409B434D" wp14:editId="10D98504">
+                  <wp:extent cx="457835" cy="457835"/>
+                  <wp:effectExtent l="0" t="0" r="0" b="0"/>
+                  <wp:docPr id="18" name="Picture 18"/>
+                  <wp:cNvGraphicFramePr>
+                    <a:graphicFrameLocks xmlns:a="http://schemas.openxmlformats.org/drawingml/2006/main" noChangeAspect="1"/>
+                  </wp:cNvGraphicFramePr>
+                  <a:graphic xmlns:a="http://schemas.openxmlformats.org/drawingml/2006/main">
+                    <a:graphicData uri="http://schemas.openxmlformats.org/drawingml/2006/picture">
+                      <pic:pic xmlns:pic="http://schemas.openxmlformats.org/drawingml/2006/picture">
+                        <pic:nvPicPr>
+                          <pic:cNvPr id="0" name="Picture 18"/>
+                          <pic:cNvPicPr>
+                            <a:picLocks noChangeAspect="1" noChangeArrowheads="1"/>
+                          </pic:cNvPicPr>
+                        </pic:nvPicPr>
+                        <pic:blipFill>
+                          <a:blip r:embed="rId24" cstate="print">
+                            <a:extLst>
+                              <a:ext uri="{28A0092B-C50C-407E-A947-70E740481C1C}">
+                                <a14:useLocalDpi xmlns:a14="http://schemas.microsoft.com/office/drawing/2010/main" val="0"/>
+                              </a:ext>
+                            </a:extLst>
+                          </a:blip>
+                          <a:srcRect/>
+                          <a:stretch>
+                            <a:fillRect/>
+                          </a:stretch>
+                        </pic:blipFill>
+                        <pic:spPr bwMode="auto">
+                          <a:xfrm>
+                            <a:off x="0" y="0"/>
+                            <a:ext cx="457835" cy="457835"/>
+                          </a:xfrm>
+                          <a:prstGeom prst="rect">
+                            <a:avLst/>
+                          </a:prstGeom>
+                          <a:noFill/>
+                          <a:ln>
+                            <a:noFill/>
+                          </a:ln>
+                        </pic:spPr>
+                      </pic:pic>
+                    </a:graphicData>
+                  </a:graphic>
+                </wp:inline>
+              </w:drawing>
+            </w:r>
+          </w:p>
+        </w:tc>
+        <w:tc>
+          <w:tcPr>
+            <w:tcW w:w="0" w:type="auto"/>
+            <w:tcBorders>
+              <w:top w:val="single" w:sz="6" w:space="0" w:color="9AA4B5"/>
+              <w:left w:val="single" w:sz="6" w:space="0" w:color="9AA4B5"/>
+              <w:bottom w:val="single" w:sz="6" w:space="0" w:color="9AA4B5"/>
+              <w:right w:val="single" w:sz="6" w:space="0" w:color="9AA4B5"/>
+            </w:tcBorders>
+            <w:tcMar>
+              <w:top w:w="45" w:type="dxa"/>
+              <w:left w:w="60" w:type="dxa"/>
+              <w:bottom w:w="45" w:type="dxa"/>
+              <w:right w:w="60" w:type="dxa"/>
+            </w:tcMar>
+            <w:vAlign w:val="center"/>
+            <w:hideMark/>
+          </w:tcPr>
+          <w:p>
+            <w:pPr>
+              <w:spacing w:after="120"/>
+              <w:rPr>
+                <w:rFonts w:ascii="Calibri" w:eastAsia="Times New Roman" w:hAnsi="Calibri" w:cs="Calibri"/>
+                <w:color w:val="1A1A1A"/>
+                <w:sz w:val="17"/>
+                <w:szCs w:val="17"/>
+              </w:rPr>
+            </w:pPr>
+            <w:r>
+              <w:rPr>
+                <w:rFonts w:ascii="Calibri" w:eastAsia="Times New Roman" w:hAnsi="Calibri" w:cs="Calibri"/>
+                <w:b/>
+                <w:bCs/>
+                <w:color w:val="1A1A1A"/>
+                <w:sz w:val="17"/>
+                <w:szCs w:val="17"/>
+              </w:rPr>
+              <w:t>Corundum</w:t>
+            </w:r>
+            <w:r>
+              <w:rPr>
+                <w:rFonts w:ascii="Calibri" w:eastAsia="Times New Roman" w:hAnsi="Calibri" w:cs="Calibri"/>
+                <w:color w:val="1A1A1A"/>
+                <w:sz w:val="17"/>
+                <w:szCs w:val="17"/>
+              </w:rPr>
+              <w:br/>
+            </w:r>
+            <w:r>
+              <w:rPr>
+                <w:rStyle w:val="small1"/>
+                <w:rFonts w:ascii="Calibri" w:eastAsia="Times New Roman" w:hAnsi="Calibri" w:cs="Calibri"/>
+                <w:color w:val="C8102E"/>
+              </w:rPr>
+              <w:t>●</w:t>
+            </w:r>
+            <w:r>
+              <w:rPr>
+                <w:rStyle w:val="small1"/>
+                <w:rFonts w:ascii="Calibri" w:eastAsia="Times New Roman" w:hAnsi="Calibri" w:cs="Calibri"/>
+              </w:rPr>
+              <w:t xml:space="preserve"> Red, </w:t>
+            </w:r>
+            <w:r>
+              <w:rPr>
+                <w:rStyle w:val="small1"/>
+                <w:rFonts w:ascii="Calibri" w:eastAsia="Times New Roman" w:hAnsi="Calibri" w:cs="Calibri"/>
+                <w:color w:val="F29CBF"/>
+              </w:rPr>
+              <w:t>●</w:t>
+            </w:r>
+            <w:r>
+              <w:rPr>
+                <w:rStyle w:val="small1"/>
+                <w:rFonts w:ascii="Calibri" w:eastAsia="Times New Roman" w:hAnsi="Calibri" w:cs="Calibri"/>
+              </w:rPr>
+              <w:t xml:space="preserve"> Pink, </w:t>
+            </w:r>
+            <w:r>
+              <w:rPr>
+                <w:rStyle w:val="small1"/>
+                <w:rFonts w:ascii="Calibri" w:eastAsia="Times New Roman" w:hAnsi="Calibri" w:cs="Calibri"/>
+                <w:color w:val="F28C28"/>
+              </w:rPr>
+              <w:t>●</w:t>
+            </w:r>
+            <w:r>
+              <w:rPr>
+                <w:rStyle w:val="small1"/>
+                <w:rFonts w:ascii="Calibri" w:eastAsia="Times New Roman" w:hAnsi="Calibri" w:cs="Calibri"/>
+              </w:rPr>
+              <w:t xml:space="preserve"> Orange, </w:t>
+            </w:r>
+            <w:r>
+              <w:rPr>
+                <w:rStyle w:val="small1"/>
+                <w:rFonts w:ascii="Calibri" w:eastAsia="Times New Roman" w:hAnsi="Calibri" w:cs="Calibri"/>
+                <w:color w:val="F5D33B"/>
+              </w:rPr>
+              <w:t>●</w:t>
+            </w:r>
+            <w:r>
+              <w:rPr>
+                <w:rStyle w:val="small1"/>
+                <w:rFonts w:ascii="Calibri" w:eastAsia="Times New Roman" w:hAnsi="Calibri" w:cs="Calibri"/>
+              </w:rPr>
+              <w:t xml:space="preserve"> Yellow, </w:t>
+            </w:r>
+            <w:r>
+              <w:rPr>
+                <w:rStyle w:val="small1"/>
+                <w:rFonts w:ascii="Calibri" w:eastAsia="Times New Roman" w:hAnsi="Calibri" w:cs="Calibri"/>
+                <w:color w:val="2E9E5B"/>
+              </w:rPr>
+              <w:t>●</w:t>
+            </w:r>
+            <w:r>
+              <w:rPr>
+                <w:rStyle w:val="small1"/>
+                <w:rFonts w:ascii="Calibri" w:eastAsia="Times New Roman" w:hAnsi="Calibri" w:cs="Calibri"/>
+              </w:rPr>
+              <w:t xml:space="preserve"> Green, </w:t>
+            </w:r>
+            <w:r>
+              <w:rPr>
+                <w:rStyle w:val="small1"/>
+                <w:rFonts w:ascii="Calibri" w:eastAsia="Times New Roman" w:hAnsi="Calibri" w:cs="Calibri"/>
+                <w:color w:val="1F4FBF"/>
+              </w:rPr>
+              <w:t>●</w:t>
+            </w:r>
+            <w:r>
+              <w:rPr>
+                <w:rStyle w:val="small1"/>
+                <w:rFonts w:ascii="Calibri" w:eastAsia="Times New Roman" w:hAnsi="Calibri" w:cs="Calibri"/>
+              </w:rPr>
+              <w:t xml:space="preserve"> Blue, </w:t>
+            </w:r>
+            <w:r>
+              <w:rPr>
+                <w:rStyle w:val="small1"/>
+                <w:rFonts w:ascii="Calibri" w:eastAsia="Times New Roman" w:hAnsi="Calibri" w:cs="Calibri"/>
+                <w:color w:val="7B3FB5"/>
+              </w:rPr>
+              <w:t>●</w:t>
+            </w:r>
+            <w:r>
+              <w:rPr>
+                <w:rStyle w:val="small1"/>
+                <w:rFonts w:ascii="Calibri" w:eastAsia="Times New Roman" w:hAnsi="Calibri" w:cs="Calibri"/>
+              </w:rPr>
+              <w:t xml:space="preserve"> Purple, </w:t>
+            </w:r>
+            <w:r>
+              <w:rPr>
+                <w:rStyle w:val="small1"/>
+                <w:rFonts w:ascii="Calibri" w:eastAsia="Times New Roman" w:hAnsi="Calibri" w:cs="Calibri"/>
+                <w:color w:val="B8BFCC"/>
+              </w:rPr>
+              <w:t>●</w:t>
+            </w:r>
+            <w:r>
+              <w:rPr>
+                <w:rStyle w:val="small1"/>
+                <w:rFonts w:ascii="Calibri" w:eastAsia="Times New Roman" w:hAnsi="Calibri" w:cs="Calibri"/>
+              </w:rPr>
+              <w:t xml:space="preserve"> Colourless</w:t>
+            </w:r>
+          </w:p>
+        </w:tc>
+        <w:tc>
+          <w:tcPr>
+            <w:tcW w:w="0" w:type="auto"/>
+            <w:tcBorders>
+              <w:top w:val="single" w:sz="6" w:space="0" w:color="9AA4B5"/>
+              <w:left w:val="single" w:sz="6" w:space="0" w:color="9AA4B5"/>
+              <w:bottom w:val="single" w:sz="6" w:space="0" w:color="9AA4B5"/>
+              <w:right w:val="single" w:sz="6" w:space="0" w:color="9AA4B5"/>
+            </w:tcBorders>
+            <w:noWrap/>
+            <w:tcMar>
+              <w:top w:w="45" w:type="dxa"/>
+              <w:left w:w="60" w:type="dxa"/>
+              <w:bottom w:w="45" w:type="dxa"/>
+              <w:right w:w="60" w:type="dxa"/>
+            </w:tcMar>
+            <w:vAlign w:val="center"/>
+            <w:hideMark/>
+          </w:tcPr>
+          <w:p>
+            <w:pPr>
+              <w:spacing w:after="120"/>
+              <w:rPr>
+                <w:rFonts w:ascii="Calibri" w:eastAsia="Times New Roman" w:hAnsi="Calibri" w:cs="Calibri"/>
+                <w:color w:val="1A1A1A"/>
+                <w:sz w:val="17"/>
+                <w:szCs w:val="17"/>
+              </w:rPr>
+            </w:pPr>
+            <w:r>
+              <w:rPr>
+                <w:rFonts w:ascii="Calibri" w:eastAsia="Times New Roman" w:hAnsi="Calibri" w:cs="Calibri"/>
+                <w:color w:val="1A1A1A"/>
+                <w:sz w:val="17"/>
+                <w:szCs w:val="17"/>
+              </w:rPr>
+              <w:t>1.757</w:t>
+            </w:r>
+            <w:r>
+              <w:rPr>
+                <w:rFonts w:ascii="Calibri" w:eastAsia="Times New Roman" w:hAnsi="Calibri" w:cs="Calibri"/>
+                <w:color w:val="1A1A1A"/>
+                <w:sz w:val="17"/>
+                <w:szCs w:val="17"/>
+              </w:rPr>
+              <w:noBreakHyphen/>
+              <w:t>1.780</w:t>
+            </w:r>
+          </w:p>
+        </w:tc>
+        <w:tc>
+          <w:tcPr>
+            <w:tcW w:w="0" w:type="auto"/>
+            <w:tcBorders>
+              <w:top w:val="single" w:sz="6" w:space="0" w:color="9AA4B5"/>
+              <w:left w:val="single" w:sz="6" w:space="0" w:color="9AA4B5"/>
+              <w:bottom w:val="single" w:sz="6" w:space="0" w:color="9AA4B5"/>
+              <w:right w:val="single" w:sz="6" w:space="0" w:color="9AA4B5"/>
+            </w:tcBorders>
+            <w:noWrap/>
+            <w:tcMar>
+              <w:top w:w="45" w:type="dxa"/>
+              <w:left w:w="60" w:type="dxa"/>
+              <w:bottom w:w="45" w:type="dxa"/>
+              <w:right w:w="60" w:type="dxa"/>
+            </w:tcMar>
+            <w:vAlign w:val="center"/>
+            <w:hideMark/>
+          </w:tcPr>
+          <w:p>
+            <w:pPr>
+              <w:spacing w:after="120"/>
+              <w:rPr>
+                <w:rFonts w:ascii="Calibri" w:eastAsia="Times New Roman" w:hAnsi="Calibri" w:cs="Calibri"/>
+                <w:color w:val="1A1A1A"/>
+                <w:sz w:val="17"/>
+                <w:szCs w:val="17"/>
+              </w:rPr>
+            </w:pPr>
+            <w:r>
+              <w:rPr>
+                <w:rFonts w:ascii="Calibri" w:eastAsia="Times New Roman" w:hAnsi="Calibri" w:cs="Calibri"/>
+                <w:color w:val="1A1A1A"/>
+                <w:sz w:val="17"/>
+                <w:szCs w:val="17"/>
+              </w:rPr>
+              <w:t>3.95</w:t>
+            </w:r>
+            <w:r>
+              <w:rPr>
+                <w:rFonts w:ascii="Calibri" w:eastAsia="Times New Roman" w:hAnsi="Calibri" w:cs="Calibri"/>
+                <w:color w:val="1A1A1A"/>
+                <w:sz w:val="17"/>
+                <w:szCs w:val="17"/>
+              </w:rPr>
+              <w:noBreakHyphen/>
+              <w:t>4.10</w:t>
+            </w:r>
+          </w:p>
+        </w:tc>
+        <w:tc>
+          <w:tcPr>
+            <w:tcW w:w="0" w:type="auto"/>
+            <w:tcBorders>
+              <w:top w:val="single" w:sz="6" w:space="0" w:color="9AA4B5"/>
+              <w:left w:val="single" w:sz="6" w:space="0" w:color="9AA4B5"/>
+              <w:bottom w:val="single" w:sz="6" w:space="0" w:color="9AA4B5"/>
+              <w:right w:val="single" w:sz="6" w:space="0" w:color="9AA4B5"/>
+            </w:tcBorders>
+            <w:tcMar>
+              <w:top w:w="45" w:type="dxa"/>
+              <w:left w:w="60" w:type="dxa"/>
+              <w:bottom w:w="45" w:type="dxa"/>
+              <w:right w:w="60" w:type="dxa"/>
+            </w:tcMar>
+            <w:vAlign w:val="center"/>
+            <w:hideMark/>
+          </w:tcPr>
+          <w:p>
+            <w:pPr>
+              <w:spacing w:after="120"/>
+              <w:rPr>
+                <w:rFonts w:ascii="Calibri" w:eastAsia="Times New Roman" w:hAnsi="Calibri" w:cs="Calibri"/>
+                <w:color w:val="1A1A1A"/>
+                <w:sz w:val="17"/>
+                <w:szCs w:val="17"/>
+              </w:rPr>
+            </w:pPr>
+            <w:r>
+              <w:rPr>
+                <w:rFonts w:ascii="Calibri" w:eastAsia="Times New Roman" w:hAnsi="Calibri" w:cs="Calibri"/>
+                <w:color w:val="1A1A1A"/>
+                <w:sz w:val="17"/>
+                <w:szCs w:val="17"/>
+              </w:rPr>
+              <w:t>Uniaxial</w:t>
+            </w:r>
+          </w:p>
+        </w:tc>
+        <w:tc>
+          <w:tcPr>
+            <w:tcW w:w="0" w:type="auto"/>
+            <w:tcBorders>
+              <w:top w:val="single" w:sz="6" w:space="0" w:color="9AA4B5"/>
+              <w:left w:val="single" w:sz="6" w:space="0" w:color="9AA4B5"/>
+              <w:bottom w:val="single" w:sz="6" w:space="0" w:color="9AA4B5"/>
+              <w:right w:val="single" w:sz="6" w:space="0" w:color="9AA4B5"/>
+            </w:tcBorders>
+            <w:tcMar>
+              <w:top w:w="45" w:type="dxa"/>
+              <w:left w:w="60" w:type="dxa"/>
+              <w:bottom w:w="45" w:type="dxa"/>
+              <w:right w:w="60" w:type="dxa"/>
+            </w:tcMar>
+            <w:vAlign w:val="center"/>
+            <w:hideMark/>
+          </w:tcPr>
+          <w:p>
+            <w:pPr>
+              <w:spacing w:after="120"/>
+              <w:rPr>
+                <w:rFonts w:ascii="Calibri" w:eastAsia="Times New Roman" w:hAnsi="Calibri" w:cs="Calibri"/>
+                <w:color w:val="1A1A1A"/>
+                <w:sz w:val="17"/>
+                <w:szCs w:val="17"/>
+              </w:rPr>
+            </w:pPr>
+            <w:r>
+              <w:rPr>
+                <w:rFonts w:ascii="Calibri" w:eastAsia="Times New Roman" w:hAnsi="Calibri" w:cs="Calibri"/>
+                <w:color w:val="1A1A1A"/>
+                <w:sz w:val="17"/>
+                <w:szCs w:val="17"/>
+              </w:rPr>
+              <w:t>9</w:t>
+            </w:r>
+          </w:p>
+        </w:tc>
+        <w:tc>
+          <w:tcPr>
+            <w:tcW w:w="0" w:type="auto"/>
+            <w:tcBorders>
+              <w:top w:val="single" w:sz="6" w:space="0" w:color="9AA4B5"/>
+              <w:left w:val="single" w:sz="6" w:space="0" w:color="9AA4B5"/>
+              <w:bottom w:val="single" w:sz="6" w:space="0" w:color="9AA4B5"/>
+              <w:right w:val="single" w:sz="6" w:space="0" w:color="9AA4B5"/>
+            </w:tcBorders>
+            <w:tcMar>
+              <w:top w:w="45" w:type="dxa"/>
+              <w:left w:w="60" w:type="dxa"/>
+              <w:bottom w:w="45" w:type="dxa"/>
+              <w:right w:w="60" w:type="dxa"/>
+            </w:tcMar>
+            <w:vAlign w:val="center"/>
+            <w:hideMark/>
+          </w:tcPr>
+          <w:p>
+            <w:pPr>
+              <w:spacing w:after="120"/>
+              <w:rPr>
+                <w:rFonts w:ascii="Calibri" w:eastAsia="Times New Roman" w:hAnsi="Calibri" w:cs="Calibri"/>
+                <w:color w:val="1A1A1A"/>
+                <w:sz w:val="17"/>
+                <w:szCs w:val="17"/>
+              </w:rPr>
+            </w:pPr>
+            <w:r>
+              <w:rPr>
+                <w:rFonts w:ascii="Calibri" w:eastAsia="Times New Roman" w:hAnsi="Calibri" w:cs="Calibri"/>
+                <w:color w:val="1A1A1A"/>
+                <w:sz w:val="17"/>
+                <w:szCs w:val="17"/>
+              </w:rPr>
+              <w:t>RI 1.769, SG 4.03, Uniaxial</w:t>
+            </w:r>
+          </w:p>
+        </w:tc>
+        <w:tc>
+          <w:tcPr>
+            <w:tcW w:w="0" w:type="auto"/>
+            <w:tcBorders>
+              <w:top w:val="single" w:sz="6" w:space="0" w:color="9AA4B5"/>
+              <w:left w:val="single" w:sz="6" w:space="0" w:color="9AA4B5"/>
+              <w:bottom w:val="single" w:sz="6" w:space="0" w:color="9AA4B5"/>
+              <w:right w:val="single" w:sz="6" w:space="0" w:color="9AA4B5"/>
+            </w:tcBorders>
+            <w:tcMar>
+              <w:top w:w="45" w:type="dxa"/>
+              <w:left w:w="60" w:type="dxa"/>
+              <w:bottom w:w="45" w:type="dxa"/>
+              <w:right w:w="60" w:type="dxa"/>
+            </w:tcMar>
+            <w:vAlign w:val="center"/>
+            <w:hideMark/>
+          </w:tcPr>
+          <w:p>
+            <w:pPr>
+              <w:spacing w:after="120"/>
+              <w:rPr>
+                <w:rFonts w:ascii="Calibri" w:eastAsia="Times New Roman" w:hAnsi="Calibri" w:cs="Calibri"/>
+                <w:color w:val="1A1A1A"/>
+                <w:sz w:val="17"/>
+                <w:szCs w:val="17"/>
+              </w:rPr>
+            </w:pPr>
+            <w:r>
+              <w:rPr>
+                <w:rFonts w:ascii="Calibri" w:eastAsia="Times New Roman" w:hAnsi="Calibri" w:cs="Calibri"/>
+                <w:color w:val="1A1A1A"/>
+                <w:sz w:val="17"/>
+                <w:szCs w:val="17"/>
+              </w:rPr>
+              <w:t>Corundum (95%)</w:t>
+            </w:r>
+          </w:p>
+        </w:tc>
+        <w:tc>
+          <w:tcPr>
+            <w:tcW w:w="0" w:type="auto"/>
+            <w:tcBorders>
+              <w:top w:val="single" w:sz="6" w:space="0" w:color="9AA4B5"/>
+              <w:left w:val="single" w:sz="6" w:space="0" w:color="9AA4B5"/>
+              <w:bottom w:val="single" w:sz="6" w:space="0" w:color="9AA4B5"/>
+              <w:right w:val="single" w:sz="6" w:space="0" w:color="9AA4B5"/>
+            </w:tcBorders>
+            <w:tcMar>
+              <w:top w:w="45" w:type="dxa"/>
+              <w:left w:w="60" w:type="dxa"/>
+              <w:bottom w:w="45" w:type="dxa"/>
+              <w:right w:w="60" w:type="dxa"/>
+            </w:tcMar>
+            <w:vAlign w:val="center"/>
+            <w:hideMark/>
+          </w:tcPr>
+          <w:p>
+            <w:pPr>
+              <w:spacing w:after="120"/>
+              <w:rPr>
+                <w:rFonts w:ascii="Calibri" w:eastAsia="Times New Roman" w:hAnsi="Calibri" w:cs="Calibri"/>
+                <w:color w:val="1A1A1A"/>
+                <w:sz w:val="17"/>
+                <w:szCs w:val="17"/>
+              </w:rPr>
+            </w:pPr>
+            <w:r>
+              <w:rPr>
+                <w:rFonts w:ascii="Calibri" w:eastAsia="Times New Roman" w:hAnsi="Calibri" w:cs="Calibri"/>
+                <w:color w:val="1A1A1A"/>
+                <w:sz w:val="17"/>
+                <w:szCs w:val="17"/>
+              </w:rPr>
+              <w:t>GIA Gem Encyclopedia</w:t>
+            </w:r>
+          </w:p>
+        </w:tc>
+      </w:tr>
+      <w:tr>
+        <w:tc>
+          <w:tcPr>
+            <w:tcW w:w="0" w:type="auto"/>
+            <w:tcBorders>
+              <w:top w:val="single" w:sz="6" w:space="0" w:color="9AA4B5"/>
+              <w:left w:val="single" w:sz="6" w:space="0" w:color="9AA4B5"/>
+              <w:bottom w:val="single" w:sz="6" w:space="0" w:color="9AA4B5"/>
+              <w:right w:val="single" w:sz="6" w:space="0" w:color="9AA4B5"/>
+            </w:tcBorders>
+            <w:tcMar>
+              <w:top w:w="45" w:type="dxa"/>
+              <w:left w:w="60" w:type="dxa"/>
+              <w:bottom w:w="45" w:type="dxa"/>
+              <w:right w:w="60" w:type="dxa"/>
+            </w:tcMar>
+            <w:vAlign w:val="center"/>
+            <w:hideMark/>
+          </w:tcPr>
+          <w:p>
+            <w:pPr>
+              <w:spacing w:after="120"/>
+              <w:jc w:val="center"/>
+              <w:rPr>
+                <w:rFonts w:ascii="Calibri" w:eastAsia="Times New Roman" w:hAnsi="Calibri" w:cs="Calibri"/>
+                <w:color w:val="1A1A1A"/>
+                <w:sz w:val="17"/>
+                <w:szCs w:val="17"/>
+              </w:rPr>
+            </w:pPr>
+            <w:r>
+              <w:rPr>
+                <w:rFonts w:ascii="Calibri" w:eastAsia="Times New Roman" w:hAnsi="Calibri" w:cs="Calibri"/>
+                <w:noProof/>
+                <w:color w:val="1A1A1A"/>
+                <w:sz w:val="17"/>
+                <w:szCs w:val="17"/>
+              </w:rPr>
+              <w:drawing>
+                <wp:inline distT="0" distB="0" distL="0" distR="0" wp14:anchorId="688E9571" wp14:editId="2BE5256D">
+                  <wp:extent cx="457835" cy="457835"/>
+                  <wp:effectExtent l="0" t="0" r="0" b="0"/>
+                  <wp:docPr id="19" name="Picture 19"/>
+                  <wp:cNvGraphicFramePr>
+                    <a:graphicFrameLocks xmlns:a="http://schemas.openxmlformats.org/drawingml/2006/main" noChangeAspect="1"/>
+                  </wp:cNvGraphicFramePr>
+                  <a:graphic xmlns:a="http://schemas.openxmlformats.org/drawingml/2006/main">
+                    <a:graphicData uri="http://schemas.openxmlformats.org/drawingml/2006/picture">
+                      <pic:pic xmlns:pic="http://schemas.openxmlformats.org/drawingml/2006/picture">
+                        <pic:nvPicPr>
+                          <pic:cNvPr id="0" name="Picture 19"/>
+                          <pic:cNvPicPr>
+                            <a:picLocks noChangeAspect="1" noChangeArrowheads="1"/>
+                          </pic:cNvPicPr>
+                        </pic:nvPicPr>
+                        <pic:blipFill>
+                          <a:blip r:embed="rId25" cstate="print">
+                            <a:extLst>
+                              <a:ext uri="{28A0092B-C50C-407E-A947-70E740481C1C}">
+                                <a14:useLocalDpi xmlns:a14="http://schemas.microsoft.com/office/drawing/2010/main" val="0"/>
+                              </a:ext>
+                            </a:extLst>
+                          </a:blip>
+                          <a:srcRect/>
+                          <a:stretch>
+                            <a:fillRect/>
+                          </a:stretch>
+                        </pic:blipFill>
+                        <pic:spPr bwMode="auto">
+                          <a:xfrm>
+                            <a:off x="0" y="0"/>
+                            <a:ext cx="457835" cy="457835"/>
+                          </a:xfrm>
+                          <a:prstGeom prst="rect">
+                            <a:avLst/>
+                          </a:prstGeom>
+                          <a:noFill/>
+                          <a:ln>
+                            <a:noFill/>
+                          </a:ln>
+                        </pic:spPr>
+                      </pic:pic>
+                    </a:graphicData>
+                  </a:graphic>
+                </wp:inline>
+              </w:drawing>
+            </w:r>
+          </w:p>
+        </w:tc>
+        <w:tc>
+          <w:tcPr>
+            <w:tcW w:w="0" w:type="auto"/>
+            <w:tcBorders>
+              <w:top w:val="single" w:sz="6" w:space="0" w:color="9AA4B5"/>
+              <w:left w:val="single" w:sz="6" w:space="0" w:color="9AA4B5"/>
+              <w:bottom w:val="single" w:sz="6" w:space="0" w:color="9AA4B5"/>
+              <w:right w:val="single" w:sz="6" w:space="0" w:color="9AA4B5"/>
+            </w:tcBorders>
+            <w:tcMar>
+              <w:top w:w="45" w:type="dxa"/>
+              <w:left w:w="60" w:type="dxa"/>
+              <w:bottom w:w="45" w:type="dxa"/>
+              <w:right w:w="60" w:type="dxa"/>
+            </w:tcMar>
+            <w:vAlign w:val="center"/>
+            <w:hideMark/>
+          </w:tcPr>
+          <w:p>
+            <w:pPr>
+              <w:spacing w:after="120"/>
+              <w:rPr>
+                <w:rFonts w:ascii="Calibri" w:eastAsia="Times New Roman" w:hAnsi="Calibri" w:cs="Calibri"/>
+                <w:color w:val="1A1A1A"/>
+                <w:sz w:val="17"/>
+                <w:szCs w:val="17"/>
+              </w:rPr>
+            </w:pPr>
+            <w:r>
+              <w:rPr>
+                <w:rFonts w:ascii="Calibri" w:eastAsia="Times New Roman" w:hAnsi="Calibri" w:cs="Calibri"/>
+                <w:b/>
+                <w:bCs/>
+                <w:color w:val="1A1A1A"/>
+                <w:sz w:val="17"/>
+                <w:szCs w:val="17"/>
+              </w:rPr>
+              <w:t>Spinel</w:t>
+            </w:r>
+            <w:r>
+              <w:rPr>
+                <w:rFonts w:ascii="Calibri" w:eastAsia="Times New Roman" w:hAnsi="Calibri" w:cs="Calibri"/>
+                <w:color w:val="1A1A1A"/>
+                <w:sz w:val="17"/>
+                <w:szCs w:val="17"/>
+              </w:rPr>
+              <w:br/>
+            </w:r>
+            <w:r>
+              <w:rPr>
+                <w:rStyle w:val="small1"/>
+                <w:rFonts w:ascii="Calibri" w:eastAsia="Times New Roman" w:hAnsi="Calibri" w:cs="Calibri"/>
+                <w:color w:val="C8102E"/>
+              </w:rPr>
+              <w:t>●</w:t>
+            </w:r>
+            <w:r>
+              <w:rPr>
+                <w:rStyle w:val="small1"/>
+                <w:rFonts w:ascii="Calibri" w:eastAsia="Times New Roman" w:hAnsi="Calibri" w:cs="Calibri"/>
+              </w:rPr>
+              <w:t xml:space="preserve"> Red, </w:t>
+            </w:r>
+            <w:r>
+              <w:rPr>
+                <w:rStyle w:val="small1"/>
+                <w:rFonts w:ascii="Calibri" w:eastAsia="Times New Roman" w:hAnsi="Calibri" w:cs="Calibri"/>
+                <w:color w:val="F29CBF"/>
+              </w:rPr>
+              <w:t>●</w:t>
+            </w:r>
+            <w:r>
+              <w:rPr>
+                <w:rStyle w:val="small1"/>
+                <w:rFonts w:ascii="Calibri" w:eastAsia="Times New Roman" w:hAnsi="Calibri" w:cs="Calibri"/>
+              </w:rPr>
+              <w:t xml:space="preserve"> Pink, </w:t>
+            </w:r>
+            <w:r>
+              <w:rPr>
+                <w:rStyle w:val="small1"/>
+                <w:rFonts w:ascii="Calibri" w:eastAsia="Times New Roman" w:hAnsi="Calibri" w:cs="Calibri"/>
+                <w:color w:val="F28C28"/>
+              </w:rPr>
+              <w:t>●</w:t>
+            </w:r>
+            <w:r>
+              <w:rPr>
+                <w:rStyle w:val="small1"/>
+                <w:rFonts w:ascii="Calibri" w:eastAsia="Times New Roman" w:hAnsi="Calibri" w:cs="Calibri"/>
+              </w:rPr>
+              <w:t xml:space="preserve"> Orange, </w:t>
+            </w:r>
+            <w:r>
+              <w:rPr>
+                <w:rStyle w:val="small1"/>
+                <w:rFonts w:ascii="Calibri" w:eastAsia="Times New Roman" w:hAnsi="Calibri" w:cs="Calibri"/>
+                <w:color w:val="1F4FBF"/>
+              </w:rPr>
+              <w:t>●</w:t>
+            </w:r>
+            <w:r>
+              <w:rPr>
+                <w:rStyle w:val="small1"/>
+                <w:rFonts w:ascii="Calibri" w:eastAsia="Times New Roman" w:hAnsi="Calibri" w:cs="Calibri"/>
+              </w:rPr>
+              <w:t xml:space="preserve"> Blue, </w:t>
+            </w:r>
+            <w:r>
+              <w:rPr>
+                <w:rStyle w:val="small1"/>
+                <w:rFonts w:ascii="Calibri" w:eastAsia="Times New Roman" w:hAnsi="Calibri" w:cs="Calibri"/>
+                <w:color w:val="7B3FB5"/>
+              </w:rPr>
+              <w:t>●</w:t>
+            </w:r>
+            <w:r>
+              <w:rPr>
+                <w:rStyle w:val="small1"/>
+                <w:rFonts w:ascii="Calibri" w:eastAsia="Times New Roman" w:hAnsi="Calibri" w:cs="Calibri"/>
+              </w:rPr>
+              <w:t xml:space="preserve"> Purple</w:t>
+            </w:r>
+          </w:p>
+        </w:tc>
+        <w:tc>
+          <w:tcPr>
+            <w:tcW w:w="0" w:type="auto"/>
+            <w:tcBorders>
+              <w:top w:val="single" w:sz="6" w:space="0" w:color="9AA4B5"/>
+              <w:left w:val="single" w:sz="6" w:space="0" w:color="9AA4B5"/>
+              <w:bottom w:val="single" w:sz="6" w:space="0" w:color="9AA4B5"/>
+              <w:right w:val="single" w:sz="6" w:space="0" w:color="9AA4B5"/>
+            </w:tcBorders>
+            <w:noWrap/>
+            <w:tcMar>
+              <w:top w:w="45" w:type="dxa"/>
+              <w:left w:w="60" w:type="dxa"/>
+              <w:bottom w:w="45" w:type="dxa"/>
+              <w:right w:w="60" w:type="dxa"/>
+            </w:tcMar>
+            <w:vAlign w:val="center"/>
+            <w:hideMark/>
+          </w:tcPr>
+          <w:p>
+            <w:pPr>
+              <w:spacing w:after="120"/>
+              <w:rPr>
+                <w:rFonts w:ascii="Calibri" w:eastAsia="Times New Roman" w:hAnsi="Calibri" w:cs="Calibri"/>
+                <w:color w:val="1A1A1A"/>
+                <w:sz w:val="17"/>
+                <w:szCs w:val="17"/>
+              </w:rPr>
+            </w:pPr>
+            <w:r>
+              <w:rPr>
+                <w:rFonts w:ascii="Calibri" w:eastAsia="Times New Roman" w:hAnsi="Calibri" w:cs="Calibri"/>
+                <w:color w:val="1A1A1A"/>
+                <w:sz w:val="17"/>
+                <w:szCs w:val="17"/>
+              </w:rPr>
+              <w:t>1.712</w:t>
+            </w:r>
+            <w:r>
+              <w:rPr>
+                <w:rFonts w:ascii="Calibri" w:eastAsia="Times New Roman" w:hAnsi="Calibri" w:cs="Calibri"/>
+                <w:color w:val="1A1A1A"/>
+                <w:sz w:val="17"/>
+                <w:szCs w:val="17"/>
+              </w:rPr>
+              <w:noBreakHyphen/>
+              <w:t>1.736</w:t>
+            </w:r>
+          </w:p>
+        </w:tc>
+        <w:tc>
+          <w:tcPr>
+            <w:tcW w:w="0" w:type="auto"/>
+            <w:tcBorders>
+              <w:top w:val="single" w:sz="6" w:space="0" w:color="9AA4B5"/>
+              <w:left w:val="single" w:sz="6" w:space="0" w:color="9AA4B5"/>
+              <w:bottom w:val="single" w:sz="6" w:space="0" w:color="9AA4B5"/>
+              <w:right w:val="single" w:sz="6" w:space="0" w:color="9AA4B5"/>
+            </w:tcBorders>
+            <w:noWrap/>
+            <w:tcMar>
+              <w:top w:w="45" w:type="dxa"/>
+              <w:left w:w="60" w:type="dxa"/>
+              <w:bottom w:w="45" w:type="dxa"/>
+              <w:right w:w="60" w:type="dxa"/>
+            </w:tcMar>
+            <w:vAlign w:val="center"/>
+            <w:hideMark/>
+          </w:tcPr>
+          <w:p>
+            <w:pPr>
+              <w:spacing w:after="120"/>
+              <w:rPr>
+                <w:rFonts w:ascii="Calibri" w:eastAsia="Times New Roman" w:hAnsi="Calibri" w:cs="Calibri"/>
+                <w:color w:val="1A1A1A"/>
+                <w:sz w:val="17"/>
+                <w:szCs w:val="17"/>
+              </w:rPr>
+            </w:pPr>
+            <w:r>
+              <w:rPr>
+                <w:rFonts w:ascii="Calibri" w:eastAsia="Times New Roman" w:hAnsi="Calibri" w:cs="Calibri"/>
+                <w:color w:val="1A1A1A"/>
+                <w:sz w:val="17"/>
+                <w:szCs w:val="17"/>
+              </w:rPr>
+              <w:t>3.55</w:t>
+            </w:r>
+            <w:r>
+              <w:rPr>
+                <w:rFonts w:ascii="Calibri" w:eastAsia="Times New Roman" w:hAnsi="Calibri" w:cs="Calibri"/>
+                <w:color w:val="1A1A1A"/>
+                <w:sz w:val="17"/>
+                <w:szCs w:val="17"/>
+              </w:rPr>
+              <w:noBreakHyphen/>
+              <w:t>3.70</w:t>
+            </w:r>
+          </w:p>
+        </w:tc>
+        <w:tc>
+          <w:tcPr>
+            <w:tcW w:w="0" w:type="auto"/>
+            <w:tcBorders>
+              <w:top w:val="single" w:sz="6" w:space="0" w:color="9AA4B5"/>
+              <w:left w:val="single" w:sz="6" w:space="0" w:color="9AA4B5"/>
+              <w:bottom w:val="single" w:sz="6" w:space="0" w:color="9AA4B5"/>
+              <w:right w:val="single" w:sz="6" w:space="0" w:color="9AA4B5"/>
+            </w:tcBorders>
+            <w:tcMar>
+              <w:top w:w="45" w:type="dxa"/>
+              <w:left w:w="60" w:type="dxa"/>
+              <w:bottom w:w="45" w:type="dxa"/>
+              <w:right w:w="60" w:type="dxa"/>
+            </w:tcMar>
+            <w:vAlign w:val="center"/>
+            <w:hideMark/>
+          </w:tcPr>
+          <w:p>
+            <w:pPr>
+              <w:spacing w:after="120"/>
+              <w:rPr>
+                <w:rFonts w:ascii="Calibri" w:eastAsia="Times New Roman" w:hAnsi="Calibri" w:cs="Calibri"/>
+                <w:color w:val="1A1A1A"/>
+                <w:sz w:val="17"/>
+                <w:szCs w:val="17"/>
+              </w:rPr>
+            </w:pPr>
+            <w:r>
+              <w:rPr>
+                <w:rFonts w:ascii="Calibri" w:eastAsia="Times New Roman" w:hAnsi="Calibri" w:cs="Calibri"/>
+                <w:color w:val="1A1A1A"/>
+                <w:sz w:val="17"/>
+                <w:szCs w:val="17"/>
+              </w:rPr>
+              <w:t>Isotropic</w:t>
+            </w:r>
+          </w:p>
+        </w:tc>
+        <w:tc>
+          <w:tcPr>
+            <w:tcW w:w="0" w:type="auto"/>
+            <w:tcBorders>
+              <w:top w:val="single" w:sz="6" w:space="0" w:color="9AA4B5"/>
+              <w:left w:val="single" w:sz="6" w:space="0" w:color="9AA4B5"/>
+              <w:bottom w:val="single" w:sz="6" w:space="0" w:color="9AA4B5"/>
+              <w:right w:val="single" w:sz="6" w:space="0" w:color="9AA4B5"/>
+            </w:tcBorders>
+            <w:tcMar>
+              <w:top w:w="45" w:type="dxa"/>
+              <w:left w:w="60" w:type="dxa"/>
+              <w:bottom w:w="45" w:type="dxa"/>
+              <w:right w:w="60" w:type="dxa"/>
+            </w:tcMar>
+            <w:vAlign w:val="center"/>
+            <w:hideMark/>
+          </w:tcPr>
+          <w:p>
+            <w:pPr>
+              <w:spacing w:after="120"/>
+              <w:rPr>
+                <w:rFonts w:ascii="Calibri" w:eastAsia="Times New Roman" w:hAnsi="Calibri" w:cs="Calibri"/>
+                <w:color w:val="1A1A1A"/>
+                <w:sz w:val="17"/>
+                <w:szCs w:val="17"/>
+              </w:rPr>
+            </w:pPr>
+            <w:r>
+              <w:rPr>
+                <w:rFonts w:ascii="Calibri" w:eastAsia="Times New Roman" w:hAnsi="Calibri" w:cs="Calibri"/>
+                <w:color w:val="1A1A1A"/>
+                <w:sz w:val="17"/>
+                <w:szCs w:val="17"/>
+              </w:rPr>
+              <w:t>8</w:t>
+            </w:r>
+          </w:p>
+        </w:tc>
+        <w:tc>
+          <w:tcPr>
+            <w:tcW w:w="0" w:type="auto"/>
+            <w:tcBorders>
+              <w:top w:val="single" w:sz="6" w:space="0" w:color="9AA4B5"/>
+              <w:left w:val="single" w:sz="6" w:space="0" w:color="9AA4B5"/>
+              <w:bottom w:val="single" w:sz="6" w:space="0" w:color="9AA4B5"/>
+              <w:right w:val="single" w:sz="6" w:space="0" w:color="9AA4B5"/>
+            </w:tcBorders>
+            <w:tcMar>
+              <w:top w:w="45" w:type="dxa"/>
+              <w:left w:w="60" w:type="dxa"/>
+              <w:bottom w:w="45" w:type="dxa"/>
+              <w:right w:w="60" w:type="dxa"/>
+            </w:tcMar>
+            <w:vAlign w:val="center"/>
+            <w:hideMark/>
+          </w:tcPr>
+          <w:p>
+            <w:pPr>
+              <w:spacing w:after="120"/>
+              <w:rPr>
+                <w:rFonts w:ascii="Calibri" w:eastAsia="Times New Roman" w:hAnsi="Calibri" w:cs="Calibri"/>
+                <w:color w:val="1A1A1A"/>
+                <w:sz w:val="17"/>
+                <w:szCs w:val="17"/>
+              </w:rPr>
+            </w:pPr>
+            <w:r>
+              <w:rPr>
+                <w:rFonts w:ascii="Calibri" w:eastAsia="Times New Roman" w:hAnsi="Calibri" w:cs="Calibri"/>
+                <w:color w:val="1A1A1A"/>
+                <w:sz w:val="17"/>
+                <w:szCs w:val="17"/>
+              </w:rPr>
+              <w:t>RI 1.724, SG 3.63, Isotropic</w:t>
+            </w:r>
+          </w:p>
+        </w:tc>
+        <w:tc>
+          <w:tcPr>
+            <w:tcW w:w="0" w:type="auto"/>
+            <w:tcBorders>
+              <w:top w:val="single" w:sz="6" w:space="0" w:color="9AA4B5"/>
+              <w:left w:val="single" w:sz="6" w:space="0" w:color="9AA4B5"/>
+              <w:bottom w:val="single" w:sz="6" w:space="0" w:color="9AA4B5"/>
+              <w:right w:val="single" w:sz="6" w:space="0" w:color="9AA4B5"/>
+            </w:tcBorders>
+            <w:tcMar>
+              <w:top w:w="45" w:type="dxa"/>
+              <w:left w:w="60" w:type="dxa"/>
+              <w:bottom w:w="45" w:type="dxa"/>
+              <w:right w:w="60" w:type="dxa"/>
+            </w:tcMar>
+            <w:vAlign w:val="center"/>
+            <w:hideMark/>
+          </w:tcPr>
+          <w:p>
+            <w:pPr>
+              <w:spacing w:after="120"/>
+              <w:rPr>
+                <w:rFonts w:ascii="Calibri" w:eastAsia="Times New Roman" w:hAnsi="Calibri" w:cs="Calibri"/>
+                <w:color w:val="1A1A1A"/>
+                <w:sz w:val="17"/>
+                <w:szCs w:val="17"/>
+              </w:rPr>
+            </w:pPr>
+            <w:r>
+              <w:rPr>
+                <w:rFonts w:ascii="Calibri" w:eastAsia="Times New Roman" w:hAnsi="Calibri" w:cs="Calibri"/>
+                <w:color w:val="1A1A1A"/>
+                <w:sz w:val="17"/>
+                <w:szCs w:val="17"/>
+              </w:rPr>
+              <w:t>Spinel (90%)</w:t>
+            </w:r>
+          </w:p>
+        </w:tc>
+        <w:tc>
+          <w:tcPr>
+            <w:tcW w:w="0" w:type="auto"/>
+            <w:tcBorders>
+              <w:top w:val="single" w:sz="6" w:space="0" w:color="9AA4B5"/>
+              <w:left w:val="single" w:sz="6" w:space="0" w:color="9AA4B5"/>
+              <w:bottom w:val="single" w:sz="6" w:space="0" w:color="9AA4B5"/>
+              <w:right w:val="single" w:sz="6" w:space="0" w:color="9AA4B5"/>
+            </w:tcBorders>
+            <w:tcMar>
+              <w:top w:w="45" w:type="dxa"/>
+              <w:left w:w="60" w:type="dxa"/>
+              <w:bottom w:w="45" w:type="dxa"/>
+              <w:right w:w="60" w:type="dxa"/>
+            </w:tcMar>
+            <w:vAlign w:val="center"/>
+            <w:hideMark/>
+          </w:tcPr>
+          <w:p>
+            <w:pPr>
+              <w:spacing w:after="120"/>
+              <w:rPr>
+                <w:rFonts w:ascii="Calibri" w:eastAsia="Times New Roman" w:hAnsi="Calibri" w:cs="Calibri"/>
+                <w:color w:val="1A1A1A"/>
+                <w:sz w:val="17"/>
+                <w:szCs w:val="17"/>
+              </w:rPr>
+            </w:pPr>
+            <w:r>
+              <w:rPr>
+                <w:rFonts w:ascii="Calibri" w:eastAsia="Times New Roman" w:hAnsi="Calibri" w:cs="Calibri"/>
+                <w:color w:val="1A1A1A"/>
+                <w:sz w:val="17"/>
+                <w:szCs w:val="17"/>
+              </w:rPr>
+              <w:t>Webster, Gems</w:t>
+            </w:r>
+          </w:p>
+        </w:tc>
+      </w:tr>
+      <w:tr>
+        <w:tc>
+          <w:tcPr>
+            <w:tcW w:w="0" w:type="auto"/>
+            <w:tcBorders>
+              <w:top w:val="single" w:sz="6" w:space="0" w:color="9AA4B5"/>
+              <w:left w:val="single" w:sz="6" w:space="0" w:color="9AA4B5"/>
+              <w:bottom w:val="single" w:sz="6" w:space="0" w:color="9AA4B5"/>
+              <w:right w:val="single" w:sz="6" w:space="0" w:color="9AA4B5"/>
+            </w:tcBorders>
+            <w:tcMar>
+              <w:top w:w="45" w:type="dxa"/>
+              <w:left w:w="60" w:type="dxa"/>
+              <w:bottom w:w="45" w:type="dxa"/>
+              <w:right w:w="60" w:type="dxa"/>
+            </w:tcMar>
+            <w:vAlign w:val="center"/>
+            <w:hideMark/>
+          </w:tcPr>
+          <w:p>
+            <w:pPr>
+              <w:spacing w:after="120"/>
+              <w:jc w:val="center"/>
+              <w:rPr>
+                <w:rFonts w:ascii="Calibri" w:eastAsia="Times New Roman" w:hAnsi="Calibri" w:cs="Calibri"/>
+                <w:color w:val="1A1A1A"/>
+                <w:sz w:val="17"/>
+                <w:szCs w:val="17"/>
+              </w:rPr>
+            </w:pPr>
+            <w:r>
+              <w:rPr>
+                <w:rFonts w:ascii="Calibri" w:eastAsia="Times New Roman" w:hAnsi="Calibri" w:cs="Calibri"/>
+                <w:noProof/>
+                <w:color w:val="1A1A1A"/>
+                <w:sz w:val="17"/>
+                <w:szCs w:val="17"/>
+              </w:rPr>
+              <w:drawing>
+                <wp:inline distT="0" distB="0" distL="0" distR="0" wp14:anchorId="687957ED" wp14:editId="78D203B5">
+                  <wp:extent cx="457835" cy="457835"/>
+                  <wp:effectExtent l="0" t="0" r="0" b="0"/>
+                  <wp:docPr id="20" name="Picture 20"/>
+                  <wp:cNvGraphicFramePr>
+                    <a:graphicFrameLocks xmlns:a="http://schemas.openxmlformats.org/drawingml/2006/main" noChangeAspect="1"/>
+                  </wp:cNvGraphicFramePr>
+                  <a:graphic xmlns:a="http://schemas.openxmlformats.org/drawingml/2006/main">
+                    <a:graphicData uri="http://schemas.openxmlformats.org/drawingml/2006/picture">
+                      <pic:pic xmlns:pic="http://schemas.openxmlformats.org/drawingml/2006/picture">
+                        <pic:nvPicPr>
+                          <pic:cNvPr id="0" name="Picture 20"/>
+                          <pic:cNvPicPr>
+                            <a:picLocks noChangeAspect="1" noChangeArrowheads="1"/>
+                          </pic:cNvPicPr>
+                        </pic:nvPicPr>
+                        <pic:blipFill>
+                          <a:blip r:embed="rId26" cstate="print">
+                            <a:extLst>
+                              <a:ext uri="{28A0092B-C50C-407E-A947-70E740481C1C}">
+                                <a14:useLocalDpi xmlns:a14="http://schemas.microsoft.com/office/drawing/2010/main" val="0"/>
+                              </a:ext>
+                            </a:extLst>
+                          </a:blip>
+                          <a:srcRect/>
+                          <a:stretch>
+                            <a:fillRect/>
+                          </a:stretch>
+                        </pic:blipFill>
+                        <pic:spPr bwMode="auto">
+                          <a:xfrm>
+                            <a:off x="0" y="0"/>
+                            <a:ext cx="457835" cy="457835"/>
+                          </a:xfrm>
+                          <a:prstGeom prst="rect">
+                            <a:avLst/>
+                          </a:prstGeom>
+                          <a:noFill/>
+                          <a:ln>
+                            <a:noFill/>
+                          </a:ln>
+                        </pic:spPr>
+                      </pic:pic>
+                    </a:graphicData>
+                  </a:graphic>
+                </wp:inline>
+              </w:drawing>
+            </w:r>
+          </w:p>
+        </w:tc>
+        <w:tc>
+          <w:tcPr>
+            <w:tcW w:w="0" w:type="auto"/>
+            <w:tcBorders>
+              <w:top w:val="single" w:sz="6" w:space="0" w:color="9AA4B5"/>
+              <w:left w:val="single" w:sz="6" w:space="0" w:color="9AA4B5"/>
+              <w:bottom w:val="single" w:sz="6" w:space="0" w:color="9AA4B5"/>
+              <w:right w:val="single" w:sz="6" w:space="0" w:color="9AA4B5"/>
+            </w:tcBorders>
+            <w:tcMar>
+              <w:top w:w="45" w:type="dxa"/>
+              <w:left w:w="60" w:type="dxa"/>
+              <w:bottom w:w="45" w:type="dxa"/>
+              <w:right w:w="60" w:type="dxa"/>
+            </w:tcMar>
+            <w:vAlign w:val="center"/>
+            <w:hideMark/>
+          </w:tcPr>
+          <w:p>
+            <w:pPr>
+              <w:spacing w:after="120"/>
+              <w:rPr>
+                <w:rFonts w:ascii="Calibri" w:eastAsia="Times New Roman" w:hAnsi="Calibri" w:cs="Calibri"/>
+                <w:color w:val="1A1A1A"/>
+                <w:sz w:val="17"/>
+                <w:szCs w:val="17"/>
+              </w:rPr>
+            </w:pPr>
+            <w:r>
+              <w:rPr>
+                <w:rFonts w:ascii="Calibri" w:eastAsia="Times New Roman" w:hAnsi="Calibri" w:cs="Calibri"/>
+                <w:b/>
+                <w:bCs/>
+                <w:color w:val="1A1A1A"/>
+                <w:sz w:val="17"/>
+                <w:szCs w:val="17"/>
+              </w:rPr>
+              <w:t>Garnet</w:t>
+            </w:r>
+            <w:r>
+              <w:rPr>
+                <w:rFonts w:ascii="Calibri" w:eastAsia="Times New Roman" w:hAnsi="Calibri" w:cs="Calibri"/>
+                <w:color w:val="1A1A1A"/>
+                <w:sz w:val="17"/>
+                <w:szCs w:val="17"/>
+              </w:rPr>
+              <w:br/>
+            </w:r>
+            <w:r>
+              <w:rPr>
+                <w:rStyle w:val="small1"/>
+                <w:rFonts w:ascii="Calibri" w:eastAsia="Times New Roman" w:hAnsi="Calibri" w:cs="Calibri"/>
+                <w:color w:val="C8102E"/>
+              </w:rPr>
+              <w:t>●</w:t>
+            </w:r>
+            <w:r>
+              <w:rPr>
+                <w:rStyle w:val="small1"/>
+                <w:rFonts w:ascii="Calibri" w:eastAsia="Times New Roman" w:hAnsi="Calibri" w:cs="Calibri"/>
+              </w:rPr>
+              <w:t xml:space="preserve"> Red, </w:t>
+            </w:r>
+            <w:r>
+              <w:rPr>
+                <w:rStyle w:val="small1"/>
+                <w:rFonts w:ascii="Calibri" w:eastAsia="Times New Roman" w:hAnsi="Calibri" w:cs="Calibri"/>
+                <w:color w:val="F28C28"/>
+              </w:rPr>
+              <w:t>●</w:t>
+            </w:r>
+            <w:r>
+              <w:rPr>
+                <w:rStyle w:val="small1"/>
+                <w:rFonts w:ascii="Calibri" w:eastAsia="Times New Roman" w:hAnsi="Calibri" w:cs="Calibri"/>
+              </w:rPr>
+              <w:t xml:space="preserve"> Orange, </w:t>
+            </w:r>
+            <w:r>
+              <w:rPr>
+                <w:rStyle w:val="small1"/>
+                <w:rFonts w:ascii="Calibri" w:eastAsia="Times New Roman" w:hAnsi="Calibri" w:cs="Calibri"/>
+                <w:color w:val="2E9E5B"/>
+              </w:rPr>
+              <w:t>●</w:t>
+            </w:r>
+            <w:r>
+              <w:rPr>
+                <w:rStyle w:val="small1"/>
+                <w:rFonts w:ascii="Calibri" w:eastAsia="Times New Roman" w:hAnsi="Calibri" w:cs="Calibri"/>
+              </w:rPr>
+              <w:t xml:space="preserve"> Green, </w:t>
+            </w:r>
+            <w:r>
+              <w:rPr>
+                <w:rStyle w:val="small1"/>
+                <w:rFonts w:ascii="Calibri" w:eastAsia="Times New Roman" w:hAnsi="Calibri" w:cs="Calibri"/>
+                <w:color w:val="7B3FB5"/>
+              </w:rPr>
+              <w:t>●</w:t>
+            </w:r>
+            <w:r>
+              <w:rPr>
+                <w:rStyle w:val="small1"/>
+                <w:rFonts w:ascii="Calibri" w:eastAsia="Times New Roman" w:hAnsi="Calibri" w:cs="Calibri"/>
+              </w:rPr>
+              <w:t xml:space="preserve"> Purple, </w:t>
+            </w:r>
+            <w:r>
+              <w:rPr>
+                <w:rStyle w:val="small1"/>
+                <w:rFonts w:ascii="Calibri" w:eastAsia="Times New Roman" w:hAnsi="Calibri" w:cs="Calibri"/>
+                <w:color w:val="8B5A2B"/>
+              </w:rPr>
+              <w:t>●</w:t>
+            </w:r>
+            <w:r>
+              <w:rPr>
+                <w:rStyle w:val="small1"/>
+                <w:rFonts w:ascii="Calibri" w:eastAsia="Times New Roman" w:hAnsi="Calibri" w:cs="Calibri"/>
+              </w:rPr>
+              <w:t xml:space="preserve"> Brown</w:t>
+            </w:r>
+          </w:p>
+        </w:tc>
+        <w:tc>
+          <w:tcPr>
+            <w:tcW w:w="0" w:type="auto"/>
+            <w:tcBorders>
+              <w:top w:val="single" w:sz="6" w:space="0" w:color="9AA4B5"/>
+              <w:left w:val="single" w:sz="6" w:space="0" w:color="9AA4B5"/>
+              <w:bottom w:val="single" w:sz="6" w:space="0" w:color="9AA4B5"/>
+              <w:right w:val="single" w:sz="6" w:space="0" w:color="9AA4B5"/>
+            </w:tcBorders>
+            <w:noWrap/>
+            <w:tcMar>
+              <w:top w:w="45" w:type="dxa"/>
+              <w:left w:w="60" w:type="dxa"/>
+              <w:bottom w:w="45" w:type="dxa"/>
+              <w:right w:w="60" w:type="dxa"/>
+            </w:tcMar>
+            <w:vAlign w:val="center"/>
+            <w:hideMark/>
+          </w:tcPr>
+          <w:p>
+            <w:pPr>
+              <w:spacing w:after="120"/>
+              <w:rPr>
+                <w:rFonts w:ascii="Calibri" w:eastAsia="Times New Roman" w:hAnsi="Calibri" w:cs="Calibri"/>
+                <w:color w:val="1A1A1A"/>
+                <w:sz w:val="17"/>
+                <w:szCs w:val="17"/>
+              </w:rPr>
+            </w:pPr>
+            <w:r>
+              <w:rPr>
+                <w:rFonts w:ascii="Calibri" w:eastAsia="Times New Roman" w:hAnsi="Calibri" w:cs="Calibri"/>
+                <w:color w:val="1A1A1A"/>
+                <w:sz w:val="17"/>
+                <w:szCs w:val="17"/>
+              </w:rPr>
+              <w:t>1.730</w:t>
+            </w:r>
+            <w:r>
+              <w:rPr>
+                <w:rFonts w:ascii="Calibri" w:eastAsia="Times New Roman" w:hAnsi="Calibri" w:cs="Calibri"/>
+                <w:color w:val="1A1A1A"/>
+                <w:sz w:val="17"/>
+                <w:szCs w:val="17"/>
+              </w:rPr>
+              <w:noBreakHyphen/>
+              <w:t>1.890</w:t>
+            </w:r>
+          </w:p>
+        </w:tc>
+        <w:tc>
+          <w:tcPr>
+            <w:tcW w:w="0" w:type="auto"/>
+            <w:tcBorders>
+              <w:top w:val="single" w:sz="6" w:space="0" w:color="9AA4B5"/>
+              <w:left w:val="single" w:sz="6" w:space="0" w:color="9AA4B5"/>
+              <w:bottom w:val="single" w:sz="6" w:space="0" w:color="9AA4B5"/>
+              <w:right w:val="single" w:sz="6" w:space="0" w:color="9AA4B5"/>
+            </w:tcBorders>
+            <w:noWrap/>
+            <w:tcMar>
+              <w:top w:w="45" w:type="dxa"/>
+              <w:left w:w="60" w:type="dxa"/>
+              <w:bottom w:w="45" w:type="dxa"/>
+              <w:right w:w="60" w:type="dxa"/>
+            </w:tcMar>
+            <w:vAlign w:val="center"/>
+            <w:hideMark/>
+          </w:tcPr>
+          <w:p>
+            <w:pPr>
+              <w:spacing w:after="120"/>
+              <w:rPr>
+                <w:rFonts w:ascii="Calibri" w:eastAsia="Times New Roman" w:hAnsi="Calibri" w:cs="Calibri"/>
+                <w:color w:val="1A1A1A"/>
+                <w:sz w:val="17"/>
+                <w:szCs w:val="17"/>
+              </w:rPr>
+            </w:pPr>
+            <w:r>
+              <w:rPr>
+                <w:rFonts w:ascii="Calibri" w:eastAsia="Times New Roman" w:hAnsi="Calibri" w:cs="Calibri"/>
+                <w:color w:val="1A1A1A"/>
+                <w:sz w:val="17"/>
+                <w:szCs w:val="17"/>
+              </w:rPr>
+              <w:t>3.57</w:t>
+            </w:r>
+            <w:r>
+              <w:rPr>
+                <w:rFonts w:ascii="Calibri" w:eastAsia="Times New Roman" w:hAnsi="Calibri" w:cs="Calibri"/>
+                <w:color w:val="1A1A1A"/>
+                <w:sz w:val="17"/>
+                <w:szCs w:val="17"/>
+              </w:rPr>
+              <w:noBreakHyphen/>
+              <w:t>4.30</w:t>
+            </w:r>
+          </w:p>
+        </w:tc>
+        <w:tc>
+          <w:tcPr>
+            <w:tcW w:w="0" w:type="auto"/>
+            <w:tcBorders>
+              <w:top w:val="single" w:sz="6" w:space="0" w:color="9AA4B5"/>
+              <w:left w:val="single" w:sz="6" w:space="0" w:color="9AA4B5"/>
+              <w:bottom w:val="single" w:sz="6" w:space="0" w:color="9AA4B5"/>
+              <w:right w:val="single" w:sz="6" w:space="0" w:color="9AA4B5"/>
+            </w:tcBorders>
+            <w:tcMar>
+              <w:top w:w="45" w:type="dxa"/>
+              <w:left w:w="60" w:type="dxa"/>
+              <w:bottom w:w="45" w:type="dxa"/>
+              <w:right w:w="60" w:type="dxa"/>
+            </w:tcMar>
+            <w:vAlign w:val="center"/>
+            <w:hideMark/>
+          </w:tcPr>
+          <w:p>
+            <w:pPr>
+              <w:spacing w:after="120"/>
+              <w:rPr>
+                <w:rFonts w:ascii="Calibri" w:eastAsia="Times New Roman" w:hAnsi="Calibri" w:cs="Calibri"/>
+                <w:color w:val="1A1A1A"/>
+                <w:sz w:val="17"/>
+                <w:szCs w:val="17"/>
+              </w:rPr>
+            </w:pPr>
+            <w:r>
+              <w:rPr>
+                <w:rFonts w:ascii="Calibri" w:eastAsia="Times New Roman" w:hAnsi="Calibri" w:cs="Calibri"/>
+                <w:color w:val="1A1A1A"/>
+                <w:sz w:val="17"/>
+                <w:szCs w:val="17"/>
+              </w:rPr>
+              <w:t>Isotropic</w:t>
+            </w:r>
+          </w:p>
+        </w:tc>
+        <w:tc>
+          <w:tcPr>
+            <w:tcW w:w="0" w:type="auto"/>
+            <w:tcBorders>
+              <w:top w:val="single" w:sz="6" w:space="0" w:color="9AA4B5"/>
+              <w:left w:val="single" w:sz="6" w:space="0" w:color="9AA4B5"/>
+              <w:bottom w:val="single" w:sz="6" w:space="0" w:color="9AA4B5"/>
+              <w:right w:val="single" w:sz="6" w:space="0" w:color="9AA4B5"/>
+            </w:tcBorders>
+            <w:tcMar>
+              <w:top w:w="45" w:type="dxa"/>
+              <w:left w:w="60" w:type="dxa"/>
+              <w:bottom w:w="45" w:type="dxa"/>
+              <w:right w:w="60" w:type="dxa"/>
+            </w:tcMar>
+            <w:vAlign w:val="center"/>
+            <w:hideMark/>
+          </w:tcPr>
+          <w:p>
+            <w:pPr>
+              <w:spacing w:after="120"/>
+              <w:rPr>
+                <w:rFonts w:ascii="Calibri" w:eastAsia="Times New Roman" w:hAnsi="Calibri" w:cs="Calibri"/>
+                <w:color w:val="1A1A1A"/>
+                <w:sz w:val="17"/>
+                <w:szCs w:val="17"/>
+              </w:rPr>
+            </w:pPr>
+            <w:r>
+              <w:rPr>
+                <w:rFonts w:ascii="Calibri" w:eastAsia="Times New Roman" w:hAnsi="Calibri" w:cs="Calibri"/>
+                <w:color w:val="1A1A1A"/>
+                <w:sz w:val="17"/>
+                <w:szCs w:val="17"/>
+              </w:rPr>
+              <w:t>7</w:t>
+            </w:r>
+          </w:p>
+        </w:tc>
+        <w:tc>
+          <w:tcPr>
+            <w:tcW w:w="0" w:type="auto"/>
+            <w:tcBorders>
+              <w:top w:val="single" w:sz="6" w:space="0" w:color="9AA4B5"/>
+              <w:left w:val="single" w:sz="6" w:space="0" w:color="9AA4B5"/>
+              <w:bottom w:val="single" w:sz="6" w:space="0" w:color="9AA4B5"/>
+              <w:right w:val="single" w:sz="6" w:space="0" w:color="9AA4B5"/>
+            </w:tcBorders>
+            <w:tcMar>
+              <w:top w:w="45" w:type="dxa"/>
+              <w:left w:w="60" w:type="dxa"/>
+              <w:bottom w:w="45" w:type="dxa"/>
+              <w:right w:w="60" w:type="dxa"/>
+            </w:tcMar>
+            <w:vAlign w:val="center"/>
+            <w:hideMark/>
+          </w:tcPr>
+          <w:p>
+            <w:pPr>
+              <w:spacing w:after="120"/>
+              <w:rPr>
+                <w:rFonts w:ascii="Calibri" w:eastAsia="Times New Roman" w:hAnsi="Calibri" w:cs="Calibri"/>
+                <w:color w:val="1A1A1A"/>
+                <w:sz w:val="17"/>
+                <w:szCs w:val="17"/>
+              </w:rPr>
+            </w:pPr>
+            <w:r>
+              <w:rPr>
+                <w:rFonts w:ascii="Calibri" w:eastAsia="Times New Roman" w:hAnsi="Calibri" w:cs="Calibri"/>
+                <w:color w:val="1A1A1A"/>
+                <w:sz w:val="17"/>
+                <w:szCs w:val="17"/>
+              </w:rPr>
+              <w:t>RI 1.770, SG 3.93, Isotropic</w:t>
+            </w:r>
+          </w:p>
+        </w:tc>
+        <w:tc>
+          <w:tcPr>
+            <w:tcW w:w="0" w:type="auto"/>
+            <w:tcBorders>
+              <w:top w:val="single" w:sz="6" w:space="0" w:color="9AA4B5"/>
+              <w:left w:val="single" w:sz="6" w:space="0" w:color="9AA4B5"/>
+              <w:bottom w:val="single" w:sz="6" w:space="0" w:color="9AA4B5"/>
+              <w:right w:val="single" w:sz="6" w:space="0" w:color="9AA4B5"/>
+            </w:tcBorders>
+            <w:tcMar>
+              <w:top w:w="45" w:type="dxa"/>
+              <w:left w:w="60" w:type="dxa"/>
+              <w:bottom w:w="45" w:type="dxa"/>
+              <w:right w:w="60" w:type="dxa"/>
+            </w:tcMar>
+            <w:vAlign w:val="center"/>
+            <w:hideMark/>
+          </w:tcPr>
+          <w:p>
+            <w:pPr>
+              <w:spacing w:after="120"/>
+              <w:rPr>
+                <w:rFonts w:ascii="Calibri" w:eastAsia="Times New Roman" w:hAnsi="Calibri" w:cs="Calibri"/>
+                <w:color w:val="1A1A1A"/>
+                <w:sz w:val="17"/>
+                <w:szCs w:val="17"/>
+              </w:rPr>
+            </w:pPr>
+            <w:r>
+              <w:rPr>
+                <w:rFonts w:ascii="Calibri" w:eastAsia="Times New Roman" w:hAnsi="Calibri" w:cs="Calibri"/>
+                <w:color w:val="1A1A1A"/>
+                <w:sz w:val="17"/>
+                <w:szCs w:val="17"/>
+              </w:rPr>
+              <w:t>Garnet (90%)</w:t>
+            </w:r>
+          </w:p>
+        </w:tc>
+        <w:tc>
+          <w:tcPr>
+            <w:tcW w:w="0" w:type="auto"/>
+            <w:tcBorders>
+              <w:top w:val="single" w:sz="6" w:space="0" w:color="9AA4B5"/>
+              <w:left w:val="single" w:sz="6" w:space="0" w:color="9AA4B5"/>
+              <w:bottom w:val="single" w:sz="6" w:space="0" w:color="9AA4B5"/>
+              <w:right w:val="single" w:sz="6" w:space="0" w:color="9AA4B5"/>
+            </w:tcBorders>
+            <w:tcMar>
+              <w:top w:w="45" w:type="dxa"/>
+              <w:left w:w="60" w:type="dxa"/>
+              <w:bottom w:w="45" w:type="dxa"/>
+              <w:right w:w="60" w:type="dxa"/>
+            </w:tcMar>
+            <w:vAlign w:val="center"/>
+            <w:hideMark/>
+          </w:tcPr>
+          <w:p>
+            <w:pPr>
+              <w:spacing w:after="120"/>
+              <w:rPr>
+                <w:rFonts w:ascii="Calibri" w:eastAsia="Times New Roman" w:hAnsi="Calibri" w:cs="Calibri"/>
+                <w:color w:val="1A1A1A"/>
+                <w:sz w:val="17"/>
+                <w:szCs w:val="17"/>
+              </w:rPr>
+            </w:pPr>
+            <w:r>
+              <w:rPr>
+                <w:rFonts w:ascii="Calibri" w:eastAsia="Times New Roman" w:hAnsi="Calibri" w:cs="Calibri"/>
+                <w:color w:val="1A1A1A"/>
+                <w:sz w:val="17"/>
+                <w:szCs w:val="17"/>
+              </w:rPr>
+              <w:t>Webster, Gems</w:t>
+            </w:r>
+          </w:p>
+        </w:tc>
+      </w:tr>
+      <w:tr>
+        <w:tc>
+          <w:tcPr>
+            <w:tcW w:w="0" w:type="auto"/>
+            <w:tcBorders>
+              <w:top w:val="single" w:sz="6" w:space="0" w:color="9AA4B5"/>
+              <w:left w:val="single" w:sz="6" w:space="0" w:color="9AA4B5"/>
+              <w:bottom w:val="single" w:sz="6" w:space="0" w:color="9AA4B5"/>
+              <w:right w:val="single" w:sz="6" w:space="0" w:color="9AA4B5"/>
+            </w:tcBorders>
+            <w:tcMar>
+              <w:top w:w="45" w:type="dxa"/>
+              <w:left w:w="60" w:type="dxa"/>
+              <w:bottom w:w="45" w:type="dxa"/>
+              <w:right w:w="60" w:type="dxa"/>
+            </w:tcMar>
+            <w:vAlign w:val="center"/>
+            <w:hideMark/>
+          </w:tcPr>
+          <w:p>
+            <w:pPr>
+              <w:spacing w:after="120"/>
+              <w:jc w:val="center"/>
+              <w:rPr>
+                <w:rFonts w:ascii="Calibri" w:eastAsia="Times New Roman" w:hAnsi="Calibri" w:cs="Calibri"/>
+                <w:color w:val="1A1A1A"/>
+                <w:sz w:val="17"/>
+                <w:szCs w:val="17"/>
+              </w:rPr>
+            </w:pPr>
+            <w:r>
+              <w:rPr>
+                <w:rFonts w:ascii="Calibri" w:eastAsia="Times New Roman" w:hAnsi="Calibri" w:cs="Calibri"/>
+                <w:noProof/>
+                <w:color w:val="1A1A1A"/>
+                <w:sz w:val="17"/>
+                <w:szCs w:val="17"/>
+              </w:rPr>
+              <w:drawing>
+                <wp:inline distT="0" distB="0" distL="0" distR="0" wp14:anchorId="350A1C0F" wp14:editId="615AF0BA">
+                  <wp:extent cx="457835" cy="457835"/>
+                  <wp:effectExtent l="0" t="0" r="0" b="0"/>
+                  <wp:docPr id="21" name="Picture 21"/>
+                  <wp:cNvGraphicFramePr>
+                    <a:graphicFrameLocks xmlns:a="http://schemas.openxmlformats.org/drawingml/2006/main" noChangeAspect="1"/>
+                  </wp:cNvGraphicFramePr>
+                  <a:graphic xmlns:a="http://schemas.openxmlformats.org/drawingml/2006/main">
+                    <a:graphicData uri="http://schemas.openxmlformats.org/drawingml/2006/picture">
+                      <pic:pic xmlns:pic="http://schemas.openxmlformats.org/drawingml/2006/picture">
+                        <pic:nvPicPr>
+                          <pic:cNvPr id="0" name="Picture 21"/>
+                          <pic:cNvPicPr>
+                            <a:picLocks noChangeAspect="1" noChangeArrowheads="1"/>
+                          </pic:cNvPicPr>
+                        </pic:nvPicPr>
+                        <pic:blipFill>
+                          <a:blip r:embed="rId27" cstate="print">
+                            <a:extLst>
+                              <a:ext uri="{28A0092B-C50C-407E-A947-70E740481C1C}">
+                                <a14:useLocalDpi xmlns:a14="http://schemas.microsoft.com/office/drawing/2010/main" val="0"/>
+                              </a:ext>
+                            </a:extLst>
+                          </a:blip>
+                          <a:srcRect/>
+                          <a:stretch>
+                            <a:fillRect/>
+                          </a:stretch>
+                        </pic:blipFill>
+                        <pic:spPr bwMode="auto">
+                          <a:xfrm>
+                            <a:off x="0" y="0"/>
+                            <a:ext cx="457835" cy="457835"/>
+                          </a:xfrm>
+                          <a:prstGeom prst="rect">
+                            <a:avLst/>
+                          </a:prstGeom>
+                          <a:noFill/>
+                          <a:ln>
+                            <a:noFill/>
+                          </a:ln>
+                        </pic:spPr>
+                      </pic:pic>
+                    </a:graphicData>
+                  </a:graphic>
+                </wp:inline>
+              </w:drawing>
+            </w:r>
+          </w:p>
+        </w:tc>
+        <w:tc>
+          <w:tcPr>
+            <w:tcW w:w="0" w:type="auto"/>
+            <w:tcBorders>
+              <w:top w:val="single" w:sz="6" w:space="0" w:color="9AA4B5"/>
+              <w:left w:val="single" w:sz="6" w:space="0" w:color="9AA4B5"/>
+              <w:bottom w:val="single" w:sz="6" w:space="0" w:color="9AA4B5"/>
+              <w:right w:val="single" w:sz="6" w:space="0" w:color="9AA4B5"/>
+            </w:tcBorders>
+            <w:tcMar>
+              <w:top w:w="45" w:type="dxa"/>
+              <w:left w:w="60" w:type="dxa"/>
+              <w:bottom w:w="45" w:type="dxa"/>
+              <w:right w:w="60" w:type="dxa"/>
+            </w:tcMar>
+            <w:vAlign w:val="center"/>
+            <w:hideMark/>
+          </w:tcPr>
+          <w:p>
+            <w:pPr>
+              <w:spacing w:after="120"/>
+              <w:rPr>
+                <w:rFonts w:ascii="Calibri" w:eastAsia="Times New Roman" w:hAnsi="Calibri" w:cs="Calibri"/>
+                <w:color w:val="1A1A1A"/>
+                <w:sz w:val="17"/>
+                <w:szCs w:val="17"/>
+              </w:rPr>
+            </w:pPr>
+            <w:r>
+              <w:rPr>
+                <w:rFonts w:ascii="Calibri" w:eastAsia="Times New Roman" w:hAnsi="Calibri" w:cs="Calibri"/>
+                <w:b/>
+                <w:bCs/>
+                <w:color w:val="1A1A1A"/>
+                <w:sz w:val="17"/>
+                <w:szCs w:val="17"/>
+              </w:rPr>
+              <w:t>Chrysoberyl</w:t>
+            </w:r>
+            <w:r>
+              <w:rPr>
+                <w:rFonts w:ascii="Calibri" w:eastAsia="Times New Roman" w:hAnsi="Calibri" w:cs="Calibri"/>
+                <w:color w:val="1A1A1A"/>
+                <w:sz w:val="17"/>
+                <w:szCs w:val="17"/>
+              </w:rPr>
+              <w:br/>
+            </w:r>
+            <w:r>
+              <w:rPr>
+                <w:rStyle w:val="small1"/>
+                <w:rFonts w:ascii="Calibri" w:eastAsia="Times New Roman" w:hAnsi="Calibri" w:cs="Calibri"/>
+                <w:color w:val="F5D33B"/>
+              </w:rPr>
+              <w:t>●</w:t>
+            </w:r>
+            <w:r>
+              <w:rPr>
+                <w:rStyle w:val="small1"/>
+                <w:rFonts w:ascii="Calibri" w:eastAsia="Times New Roman" w:hAnsi="Calibri" w:cs="Calibri"/>
+              </w:rPr>
+              <w:t xml:space="preserve"> Yellow, </w:t>
+            </w:r>
+            <w:r>
+              <w:rPr>
+                <w:rStyle w:val="small1"/>
+                <w:rFonts w:ascii="Calibri" w:eastAsia="Times New Roman" w:hAnsi="Calibri" w:cs="Calibri"/>
+                <w:color w:val="2E9E5B"/>
+              </w:rPr>
+              <w:t>●</w:t>
+            </w:r>
+            <w:r>
+              <w:rPr>
+                <w:rStyle w:val="small1"/>
+                <w:rFonts w:ascii="Calibri" w:eastAsia="Times New Roman" w:hAnsi="Calibri" w:cs="Calibri"/>
+              </w:rPr>
+              <w:t xml:space="preserve"> Green, </w:t>
+            </w:r>
+            <w:r>
+              <w:rPr>
+                <w:rStyle w:val="small1"/>
+                <w:rFonts w:ascii="Calibri" w:eastAsia="Times New Roman" w:hAnsi="Calibri" w:cs="Calibri"/>
+                <w:color w:val="8B5A2B"/>
+              </w:rPr>
+              <w:t>●</w:t>
+            </w:r>
+            <w:r>
+              <w:rPr>
+                <w:rStyle w:val="small1"/>
+                <w:rFonts w:ascii="Calibri" w:eastAsia="Times New Roman" w:hAnsi="Calibri" w:cs="Calibri"/>
+              </w:rPr>
+              <w:t xml:space="preserve"> Brown</w:t>
+            </w:r>
+          </w:p>
+        </w:tc>
+        <w:tc>
+          <w:tcPr>
+            <w:tcW w:w="0" w:type="auto"/>
+            <w:tcBorders>
+              <w:top w:val="single" w:sz="6" w:space="0" w:color="9AA4B5"/>
+              <w:left w:val="single" w:sz="6" w:space="0" w:color="9AA4B5"/>
+              <w:bottom w:val="single" w:sz="6" w:space="0" w:color="9AA4B5"/>
+              <w:right w:val="single" w:sz="6" w:space="0" w:color="9AA4B5"/>
+            </w:tcBorders>
+            <w:noWrap/>
+            <w:tcMar>
+              <w:top w:w="45" w:type="dxa"/>
+              <w:left w:w="60" w:type="dxa"/>
+              <w:bottom w:w="45" w:type="dxa"/>
+              <w:right w:w="60" w:type="dxa"/>
+            </w:tcMar>
+            <w:vAlign w:val="center"/>
+            <w:hideMark/>
+          </w:tcPr>
+          <w:p>
+            <w:pPr>
+              <w:spacing w:after="120"/>
+              <w:rPr>
+                <w:rFonts w:ascii="Calibri" w:eastAsia="Times New Roman" w:hAnsi="Calibri" w:cs="Calibri"/>
+                <w:color w:val="1A1A1A"/>
+                <w:sz w:val="17"/>
+                <w:szCs w:val="17"/>
+              </w:rPr>
+            </w:pPr>
+            <w:r>
+              <w:rPr>
+                <w:rFonts w:ascii="Calibri" w:eastAsia="Times New Roman" w:hAnsi="Calibri" w:cs="Calibri"/>
+                <w:color w:val="1A1A1A"/>
+                <w:sz w:val="17"/>
+                <w:szCs w:val="17"/>
+              </w:rPr>
+              <w:t>1.740</w:t>
+            </w:r>
+            <w:r>
+              <w:rPr>
+                <w:rFonts w:ascii="Calibri" w:eastAsia="Times New Roman" w:hAnsi="Calibri" w:cs="Calibri"/>
+                <w:color w:val="1A1A1A"/>
+                <w:sz w:val="17"/>
+                <w:szCs w:val="17"/>
+              </w:rPr>
+              <w:noBreakHyphen/>
+              <w:t>1.760</w:t>
+            </w:r>
+          </w:p>
+        </w:tc>
+        <w:tc>
+          <w:tcPr>
+            <w:tcW w:w="0" w:type="auto"/>
+            <w:tcBorders>
+              <w:top w:val="single" w:sz="6" w:space="0" w:color="9AA4B5"/>
+              <w:left w:val="single" w:sz="6" w:space="0" w:color="9AA4B5"/>
+              <w:bottom w:val="single" w:sz="6" w:space="0" w:color="9AA4B5"/>
+              <w:right w:val="single" w:sz="6" w:space="0" w:color="9AA4B5"/>
+            </w:tcBorders>
+            <w:noWrap/>
+            <w:tcMar>
+              <w:top w:w="45" w:type="dxa"/>
+              <w:left w:w="60" w:type="dxa"/>
+              <w:bottom w:w="45" w:type="dxa"/>
+              <w:right w:w="60" w:type="dxa"/>
+            </w:tcMar>
+            <w:vAlign w:val="center"/>
+            <w:hideMark/>
+          </w:tcPr>
+          <w:p>
+            <w:pPr>
+              <w:spacing w:after="120"/>
+              <w:rPr>
+                <w:rFonts w:ascii="Calibri" w:eastAsia="Times New Roman" w:hAnsi="Calibri" w:cs="Calibri"/>
+                <w:color w:val="1A1A1A"/>
+                <w:sz w:val="17"/>
+                <w:szCs w:val="17"/>
+              </w:rPr>
+            </w:pPr>
+            <w:r>
+              <w:rPr>
+                <w:rFonts w:ascii="Calibri" w:eastAsia="Times New Roman" w:hAnsi="Calibri" w:cs="Calibri"/>
+                <w:color w:val="1A1A1A"/>
+                <w:sz w:val="17"/>
+                <w:szCs w:val="17"/>
+              </w:rPr>
+              <w:t>3.70</w:t>
+            </w:r>
+            <w:r>
+              <w:rPr>
+                <w:rFonts w:ascii="Calibri" w:eastAsia="Times New Roman" w:hAnsi="Calibri" w:cs="Calibri"/>
+                <w:color w:val="1A1A1A"/>
+                <w:sz w:val="17"/>
+                <w:szCs w:val="17"/>
+              </w:rPr>
+              <w:noBreakHyphen/>
+              <w:t>3.78</w:t>
+            </w:r>
+          </w:p>
+        </w:tc>
+        <w:tc>
+          <w:tcPr>
+            <w:tcW w:w="0" w:type="auto"/>
+            <w:tcBorders>
+              <w:top w:val="single" w:sz="6" w:space="0" w:color="9AA4B5"/>
+              <w:left w:val="single" w:sz="6" w:space="0" w:color="9AA4B5"/>
+              <w:bottom w:val="single" w:sz="6" w:space="0" w:color="9AA4B5"/>
+              <w:right w:val="single" w:sz="6" w:space="0" w:color="9AA4B5"/>
+            </w:tcBorders>
+            <w:tcMar>
+              <w:top w:w="45" w:type="dxa"/>
+              <w:left w:w="60" w:type="dxa"/>
+              <w:bottom w:w="45" w:type="dxa"/>
+              <w:right w:w="60" w:type="dxa"/>
+            </w:tcMar>
+            <w:vAlign w:val="center"/>
+            <w:hideMark/>
+          </w:tcPr>
+          <w:p>
+            <w:pPr>
+              <w:spacing w:after="120"/>
+              <w:rPr>
+                <w:rFonts w:ascii="Calibri" w:eastAsia="Times New Roman" w:hAnsi="Calibri" w:cs="Calibri"/>
+                <w:color w:val="1A1A1A"/>
+                <w:sz w:val="17"/>
+                <w:szCs w:val="17"/>
+              </w:rPr>
+            </w:pPr>
+            <w:r>
+              <w:rPr>
+                <w:rFonts w:ascii="Calibri" w:eastAsia="Times New Roman" w:hAnsi="Calibri" w:cs="Calibri"/>
+                <w:color w:val="1A1A1A"/>
+                <w:sz w:val="17"/>
+                <w:szCs w:val="17"/>
+              </w:rPr>
+              <w:t>Biaxial</w:t>
+            </w:r>
+          </w:p>
+        </w:tc>
+        <w:tc>
+          <w:tcPr>
+            <w:tcW w:w="0" w:type="auto"/>
+            <w:tcBorders>
+              <w:top w:val="single" w:sz="6" w:space="0" w:color="9AA4B5"/>
+              <w:left w:val="single" w:sz="6" w:space="0" w:color="9AA4B5"/>
+              <w:bottom w:val="single" w:sz="6" w:space="0" w:color="9AA4B5"/>
+              <w:right w:val="single" w:sz="6" w:space="0" w:color="9AA4B5"/>
+            </w:tcBorders>
+            <w:tcMar>
+              <w:top w:w="45" w:type="dxa"/>
+              <w:left w:w="60" w:type="dxa"/>
+              <w:bottom w:w="45" w:type="dxa"/>
+              <w:right w:w="60" w:type="dxa"/>
+            </w:tcMar>
+            <w:vAlign w:val="center"/>
+            <w:hideMark/>
+          </w:tcPr>
+          <w:p>
+            <w:pPr>
+              <w:spacing w:after="120"/>
+              <w:rPr>
+                <w:rFonts w:ascii="Calibri" w:eastAsia="Times New Roman" w:hAnsi="Calibri" w:cs="Calibri"/>
+                <w:color w:val="1A1A1A"/>
+                <w:sz w:val="17"/>
+                <w:szCs w:val="17"/>
+              </w:rPr>
+            </w:pPr>
+            <w:r>
+              <w:rPr>
+                <w:rFonts w:ascii="Calibri" w:eastAsia="Times New Roman" w:hAnsi="Calibri" w:cs="Calibri"/>
+                <w:color w:val="1A1A1A"/>
+                <w:sz w:val="17"/>
+                <w:szCs w:val="17"/>
+              </w:rPr>
+              <w:t>8.5</w:t>
+            </w:r>
+          </w:p>
+        </w:tc>
+        <w:tc>
+          <w:tcPr>
+            <w:tcW w:w="0" w:type="auto"/>
+            <w:tcBorders>
+              <w:top w:val="single" w:sz="6" w:space="0" w:color="9AA4B5"/>
+              <w:left w:val="single" w:sz="6" w:space="0" w:color="9AA4B5"/>
+              <w:bottom w:val="single" w:sz="6" w:space="0" w:color="9AA4B5"/>
+              <w:right w:val="single" w:sz="6" w:space="0" w:color="9AA4B5"/>
+            </w:tcBorders>
+            <w:tcMar>
+              <w:top w:w="45" w:type="dxa"/>
+              <w:left w:w="60" w:type="dxa"/>
+              <w:bottom w:w="45" w:type="dxa"/>
+              <w:right w:w="60" w:type="dxa"/>
+            </w:tcMar>
+            <w:vAlign w:val="center"/>
+            <w:hideMark/>
+          </w:tcPr>
+          <w:p>
+            <w:pPr>
+              <w:spacing w:after="120"/>
+              <w:rPr>
+                <w:rFonts w:ascii="Calibri" w:eastAsia="Times New Roman" w:hAnsi="Calibri" w:cs="Calibri"/>
+                <w:color w:val="1A1A1A"/>
+                <w:sz w:val="17"/>
+                <w:szCs w:val="17"/>
+              </w:rPr>
+            </w:pPr>
+            <w:r>
+              <w:rPr>
+                <w:rFonts w:ascii="Calibri" w:eastAsia="Times New Roman" w:hAnsi="Calibri" w:cs="Calibri"/>
+                <w:color w:val="1A1A1A"/>
+                <w:sz w:val="17"/>
+                <w:szCs w:val="17"/>
+              </w:rPr>
+              <w:t>RI 1.750, SG 3.74, Biaxial</w:t>
+            </w:r>
+          </w:p>
+        </w:tc>
+        <w:tc>
+          <w:tcPr>
+            <w:tcW w:w="0" w:type="auto"/>
+            <w:tcBorders>
+              <w:top w:val="single" w:sz="6" w:space="0" w:color="9AA4B5"/>
+              <w:left w:val="single" w:sz="6" w:space="0" w:color="9AA4B5"/>
+              <w:bottom w:val="single" w:sz="6" w:space="0" w:color="9AA4B5"/>
+              <w:right w:val="single" w:sz="6" w:space="0" w:color="9AA4B5"/>
+            </w:tcBorders>
+            <w:tcMar>
+              <w:top w:w="45" w:type="dxa"/>
+              <w:left w:w="60" w:type="dxa"/>
+              <w:bottom w:w="45" w:type="dxa"/>
+              <w:right w:w="60" w:type="dxa"/>
+            </w:tcMar>
+            <w:vAlign w:val="center"/>
+            <w:hideMark/>
+          </w:tcPr>
+          <w:p>
+            <w:pPr>
+              <w:spacing w:after="120"/>
+              <w:rPr>
+                <w:rFonts w:ascii="Calibri" w:eastAsia="Times New Roman" w:hAnsi="Calibri" w:cs="Calibri"/>
+                <w:color w:val="1A1A1A"/>
+                <w:sz w:val="17"/>
+                <w:szCs w:val="17"/>
+              </w:rPr>
+            </w:pPr>
+            <w:r>
+              <w:rPr>
+                <w:rFonts w:ascii="Calibri" w:eastAsia="Times New Roman" w:hAnsi="Calibri" w:cs="Calibri"/>
+                <w:color w:val="1A1A1A"/>
+                <w:sz w:val="17"/>
+                <w:szCs w:val="17"/>
+              </w:rPr>
+              <w:t>Chrysoberyl (95%)</w:t>
+            </w:r>
+          </w:p>
+        </w:tc>
+        <w:tc>
+          <w:tcPr>
+            <w:tcW w:w="0" w:type="auto"/>
+            <w:tcBorders>
+              <w:top w:val="single" w:sz="6" w:space="0" w:color="9AA4B5"/>
+              <w:left w:val="single" w:sz="6" w:space="0" w:color="9AA4B5"/>
+              <w:bottom w:val="single" w:sz="6" w:space="0" w:color="9AA4B5"/>
+              <w:right w:val="single" w:sz="6" w:space="0" w:color="9AA4B5"/>
+            </w:tcBorders>
+            <w:tcMar>
+              <w:top w:w="45" w:type="dxa"/>
+              <w:left w:w="60" w:type="dxa"/>
+              <w:bottom w:w="45" w:type="dxa"/>
+              <w:right w:w="60" w:type="dxa"/>
+            </w:tcMar>
+            <w:vAlign w:val="center"/>
+            <w:hideMark/>
+          </w:tcPr>
+          <w:p>
+            <w:pPr>
+              <w:spacing w:after="120"/>
+              <w:rPr>
+                <w:rFonts w:ascii="Calibri" w:eastAsia="Times New Roman" w:hAnsi="Calibri" w:cs="Calibri"/>
+                <w:color w:val="1A1A1A"/>
+                <w:sz w:val="17"/>
+                <w:szCs w:val="17"/>
+              </w:rPr>
+            </w:pPr>
+            <w:r>
+              <w:rPr>
+                <w:rFonts w:ascii="Calibri" w:eastAsia="Times New Roman" w:hAnsi="Calibri" w:cs="Calibri"/>
+                <w:color w:val="1A1A1A"/>
+                <w:sz w:val="17"/>
+                <w:szCs w:val="17"/>
+              </w:rPr>
+              <w:t>GIA Gem Encyclopedia</w:t>
+            </w:r>
+          </w:p>
+        </w:tc>
+      </w:tr>
+      <w:tr>
+        <w:tc>
+          <w:tcPr>
+            <w:tcW w:w="0" w:type="auto"/>
+            <w:tcBorders>
+              <w:top w:val="single" w:sz="6" w:space="0" w:color="9AA4B5"/>
+              <w:left w:val="single" w:sz="6" w:space="0" w:color="9AA4B5"/>
+              <w:bottom w:val="single" w:sz="6" w:space="0" w:color="9AA4B5"/>
+              <w:right w:val="single" w:sz="6" w:space="0" w:color="9AA4B5"/>
+            </w:tcBorders>
+            <w:tcMar>
+              <w:top w:w="45" w:type="dxa"/>
+              <w:left w:w="60" w:type="dxa"/>
+              <w:bottom w:w="45" w:type="dxa"/>
+              <w:right w:w="60" w:type="dxa"/>
+            </w:tcMar>
+            <w:vAlign w:val="center"/>
+            <w:hideMark/>
+          </w:tcPr>
+          <w:p>
+            <w:pPr>
+              <w:spacing w:after="120"/>
+              <w:jc w:val="center"/>
+              <w:rPr>
+                <w:rFonts w:ascii="Calibri" w:eastAsia="Times New Roman" w:hAnsi="Calibri" w:cs="Calibri"/>
+                <w:color w:val="1A1A1A"/>
+                <w:sz w:val="17"/>
+                <w:szCs w:val="17"/>
+              </w:rPr>
+            </w:pPr>
+            <w:r>
+              <w:rPr>
+                <w:rFonts w:ascii="Calibri" w:eastAsia="Times New Roman" w:hAnsi="Calibri" w:cs="Calibri"/>
+                <w:noProof/>
+                <w:color w:val="1A1A1A"/>
+                <w:sz w:val="17"/>
+                <w:szCs w:val="17"/>
+              </w:rPr>
+              <w:drawing>
+                <wp:inline distT="0" distB="0" distL="0" distR="0" wp14:anchorId="2BFA4429" wp14:editId="185DCBAA">
+                  <wp:extent cx="457835" cy="457835"/>
+                  <wp:effectExtent l="0" t="0" r="0" b="0"/>
+                  <wp:docPr id="22" name="Picture 22"/>
+                  <wp:cNvGraphicFramePr>
+                    <a:graphicFrameLocks xmlns:a="http://schemas.openxmlformats.org/drawingml/2006/main" noChangeAspect="1"/>
+                  </wp:cNvGraphicFramePr>
+                  <a:graphic xmlns:a="http://schemas.openxmlformats.org/drawingml/2006/main">
+                    <a:graphicData uri="http://schemas.openxmlformats.org/drawingml/2006/picture">
+                      <pic:pic xmlns:pic="http://schemas.openxmlformats.org/drawingml/2006/picture">
+                        <pic:nvPicPr>
+                          <pic:cNvPr id="0" name="Picture 22"/>
+                          <pic:cNvPicPr>
+                            <a:picLocks noChangeAspect="1" noChangeArrowheads="1"/>
+                          </pic:cNvPicPr>
+                        </pic:nvPicPr>
+                        <pic:blipFill>
+                          <a:blip r:embed="rId28" cstate="print">
+                            <a:extLst>
+                              <a:ext uri="{28A0092B-C50C-407E-A947-70E740481C1C}">
+                                <a14:useLocalDpi xmlns:a14="http://schemas.microsoft.com/office/drawing/2010/main" val="0"/>
+                              </a:ext>
+                            </a:extLst>
+                          </a:blip>
+                          <a:srcRect/>
+                          <a:stretch>
+                            <a:fillRect/>
+                          </a:stretch>
+                        </pic:blipFill>
+                        <pic:spPr bwMode="auto">
+                          <a:xfrm>
+                            <a:off x="0" y="0"/>
+                            <a:ext cx="457835" cy="457835"/>
+                          </a:xfrm>
+                          <a:prstGeom prst="rect">
+                            <a:avLst/>
+                          </a:prstGeom>
+                          <a:noFill/>
+                          <a:ln>
+                            <a:noFill/>
+                          </a:ln>
+                        </pic:spPr>
+                      </pic:pic>
+                    </a:graphicData>
+                  </a:graphic>
+                </wp:inline>
+              </w:drawing>
+            </w:r>
+          </w:p>
+        </w:tc>
+        <w:tc>
+          <w:tcPr>
+            <w:tcW w:w="0" w:type="auto"/>
+            <w:tcBorders>
+              <w:top w:val="single" w:sz="6" w:space="0" w:color="9AA4B5"/>
+              <w:left w:val="single" w:sz="6" w:space="0" w:color="9AA4B5"/>
+              <w:bottom w:val="single" w:sz="6" w:space="0" w:color="9AA4B5"/>
+              <w:right w:val="single" w:sz="6" w:space="0" w:color="9AA4B5"/>
+            </w:tcBorders>
+            <w:tcMar>
+              <w:top w:w="45" w:type="dxa"/>
+              <w:left w:w="60" w:type="dxa"/>
+              <w:bottom w:w="45" w:type="dxa"/>
+              <w:right w:w="60" w:type="dxa"/>
+            </w:tcMar>
+            <w:vAlign w:val="center"/>
+            <w:hideMark/>
+          </w:tcPr>
+          <w:p>
+            <w:pPr>
+              <w:spacing w:after="120"/>
+              <w:rPr>
+                <w:rFonts w:ascii="Calibri" w:eastAsia="Times New Roman" w:hAnsi="Calibri" w:cs="Calibri"/>
+                <w:color w:val="1A1A1A"/>
+                <w:sz w:val="17"/>
+                <w:szCs w:val="17"/>
+              </w:rPr>
+            </w:pPr>
+            <w:r>
+              <w:rPr>
+                <w:rFonts w:ascii="Calibri" w:eastAsia="Times New Roman" w:hAnsi="Calibri" w:cs="Calibri"/>
+                <w:b/>
+                <w:bCs/>
+                <w:color w:val="1A1A1A"/>
+                <w:sz w:val="17"/>
+                <w:szCs w:val="17"/>
+              </w:rPr>
+              <w:t>Zircon</w:t>
+            </w:r>
+            <w:r>
+              <w:rPr>
+                <w:rFonts w:ascii="Calibri" w:eastAsia="Times New Roman" w:hAnsi="Calibri" w:cs="Calibri"/>
+                <w:color w:val="1A1A1A"/>
+                <w:sz w:val="17"/>
+                <w:szCs w:val="17"/>
+              </w:rPr>
+              <w:br/>
+            </w:r>
+            <w:r>
+              <w:rPr>
+                <w:rStyle w:val="small1"/>
+                <w:rFonts w:ascii="Calibri" w:eastAsia="Times New Roman" w:hAnsi="Calibri" w:cs="Calibri"/>
+                <w:color w:val="C8102E"/>
+              </w:rPr>
+              <w:t>●</w:t>
+            </w:r>
+            <w:r>
+              <w:rPr>
+                <w:rStyle w:val="small1"/>
+                <w:rFonts w:ascii="Calibri" w:eastAsia="Times New Roman" w:hAnsi="Calibri" w:cs="Calibri"/>
+              </w:rPr>
+              <w:t xml:space="preserve"> Red, </w:t>
+            </w:r>
+            <w:r>
+              <w:rPr>
+                <w:rStyle w:val="small1"/>
+                <w:rFonts w:ascii="Calibri" w:eastAsia="Times New Roman" w:hAnsi="Calibri" w:cs="Calibri"/>
+                <w:color w:val="F28C28"/>
+              </w:rPr>
+              <w:t>●</w:t>
+            </w:r>
+            <w:r>
+              <w:rPr>
+                <w:rStyle w:val="small1"/>
+                <w:rFonts w:ascii="Calibri" w:eastAsia="Times New Roman" w:hAnsi="Calibri" w:cs="Calibri"/>
+              </w:rPr>
+              <w:t xml:space="preserve"> Orange, </w:t>
+            </w:r>
+            <w:r>
+              <w:rPr>
+                <w:rStyle w:val="small1"/>
+                <w:rFonts w:ascii="Calibri" w:eastAsia="Times New Roman" w:hAnsi="Calibri" w:cs="Calibri"/>
+                <w:color w:val="F5D33B"/>
+              </w:rPr>
+              <w:t>●</w:t>
+            </w:r>
+            <w:r>
+              <w:rPr>
+                <w:rStyle w:val="small1"/>
+                <w:rFonts w:ascii="Calibri" w:eastAsia="Times New Roman" w:hAnsi="Calibri" w:cs="Calibri"/>
+              </w:rPr>
+              <w:t xml:space="preserve"> Yellow, </w:t>
+            </w:r>
+            <w:r>
+              <w:rPr>
+                <w:rStyle w:val="small1"/>
+                <w:rFonts w:ascii="Calibri" w:eastAsia="Times New Roman" w:hAnsi="Calibri" w:cs="Calibri"/>
+                <w:color w:val="2E9E5B"/>
+              </w:rPr>
+              <w:t>●</w:t>
+            </w:r>
+            <w:r>
+              <w:rPr>
+                <w:rStyle w:val="small1"/>
+                <w:rFonts w:ascii="Calibri" w:eastAsia="Times New Roman" w:hAnsi="Calibri" w:cs="Calibri"/>
+              </w:rPr>
+              <w:t xml:space="preserve"> Green, </w:t>
+            </w:r>
+            <w:r>
+              <w:rPr>
+                <w:rStyle w:val="small1"/>
+                <w:rFonts w:ascii="Calibri" w:eastAsia="Times New Roman" w:hAnsi="Calibri" w:cs="Calibri"/>
+                <w:color w:val="1F4FBF"/>
+              </w:rPr>
+              <w:t>●</w:t>
+            </w:r>
+            <w:r>
+              <w:rPr>
+                <w:rStyle w:val="small1"/>
+                <w:rFonts w:ascii="Calibri" w:eastAsia="Times New Roman" w:hAnsi="Calibri" w:cs="Calibri"/>
+              </w:rPr>
+              <w:t xml:space="preserve"> Blue, </w:t>
+            </w:r>
+            <w:r>
+              <w:rPr>
+                <w:rStyle w:val="small1"/>
+                <w:rFonts w:ascii="Calibri" w:eastAsia="Times New Roman" w:hAnsi="Calibri" w:cs="Calibri"/>
+                <w:color w:val="8B5A2B"/>
+              </w:rPr>
+              <w:t>●</w:t>
+            </w:r>
+            <w:r>
+              <w:rPr>
+                <w:rStyle w:val="small1"/>
+                <w:rFonts w:ascii="Calibri" w:eastAsia="Times New Roman" w:hAnsi="Calibri" w:cs="Calibri"/>
+              </w:rPr>
+              <w:t xml:space="preserve"> Brown, </w:t>
+            </w:r>
+            <w:r>
+              <w:rPr>
+                <w:rStyle w:val="small1"/>
+                <w:rFonts w:ascii="Calibri" w:eastAsia="Times New Roman" w:hAnsi="Calibri" w:cs="Calibri"/>
+                <w:color w:val="B8BFCC"/>
+              </w:rPr>
+              <w:t>●</w:t>
+            </w:r>
+            <w:r>
+              <w:rPr>
+                <w:rStyle w:val="small1"/>
+                <w:rFonts w:ascii="Calibri" w:eastAsia="Times New Roman" w:hAnsi="Calibri" w:cs="Calibri"/>
+              </w:rPr>
+              <w:t xml:space="preserve"> Colourless</w:t>
+            </w:r>
+          </w:p>
+        </w:tc>
+        <w:tc>
+          <w:tcPr>
+            <w:tcW w:w="0" w:type="auto"/>
+            <w:tcBorders>
+              <w:top w:val="single" w:sz="6" w:space="0" w:color="9AA4B5"/>
+              <w:left w:val="single" w:sz="6" w:space="0" w:color="9AA4B5"/>
+              <w:bottom w:val="single" w:sz="6" w:space="0" w:color="9AA4B5"/>
+              <w:right w:val="single" w:sz="6" w:space="0" w:color="9AA4B5"/>
+            </w:tcBorders>
+            <w:noWrap/>
+            <w:tcMar>
+              <w:top w:w="45" w:type="dxa"/>
+              <w:left w:w="60" w:type="dxa"/>
+              <w:bottom w:w="45" w:type="dxa"/>
+              <w:right w:w="60" w:type="dxa"/>
+            </w:tcMar>
+            <w:vAlign w:val="center"/>
+            <w:hideMark/>
+          </w:tcPr>
+          <w:p>
+            <w:pPr>
+              <w:spacing w:after="120"/>
+              <w:rPr>
+                <w:rFonts w:ascii="Calibri" w:eastAsia="Times New Roman" w:hAnsi="Calibri" w:cs="Calibri"/>
+                <w:color w:val="1A1A1A"/>
+                <w:sz w:val="17"/>
+                <w:szCs w:val="17"/>
+              </w:rPr>
+            </w:pPr>
+            <w:r>
+              <w:rPr>
+                <w:rFonts w:ascii="Calibri" w:eastAsia="Times New Roman" w:hAnsi="Calibri" w:cs="Calibri"/>
+                <w:color w:val="1A1A1A"/>
+                <w:sz w:val="17"/>
+                <w:szCs w:val="17"/>
+              </w:rPr>
+              <w:t>1.810</w:t>
+            </w:r>
+            <w:r>
+              <w:rPr>
+                <w:rFonts w:ascii="Calibri" w:eastAsia="Times New Roman" w:hAnsi="Calibri" w:cs="Calibri"/>
+                <w:color w:val="1A1A1A"/>
+                <w:sz w:val="17"/>
+                <w:szCs w:val="17"/>
+              </w:rPr>
+              <w:noBreakHyphen/>
+              <w:t>1.990</w:t>
+            </w:r>
+          </w:p>
+        </w:tc>
+        <w:tc>
+          <w:tcPr>
+            <w:tcW w:w="0" w:type="auto"/>
+            <w:tcBorders>
+              <w:top w:val="single" w:sz="6" w:space="0" w:color="9AA4B5"/>
+              <w:left w:val="single" w:sz="6" w:space="0" w:color="9AA4B5"/>
+              <w:bottom w:val="single" w:sz="6" w:space="0" w:color="9AA4B5"/>
+              <w:right w:val="single" w:sz="6" w:space="0" w:color="9AA4B5"/>
+            </w:tcBorders>
+            <w:noWrap/>
+            <w:tcMar>
+              <w:top w:w="45" w:type="dxa"/>
+              <w:left w:w="60" w:type="dxa"/>
+              <w:bottom w:w="45" w:type="dxa"/>
+              <w:right w:w="60" w:type="dxa"/>
+            </w:tcMar>
+            <w:vAlign w:val="center"/>
+            <w:hideMark/>
+          </w:tcPr>
+          <w:p>
+            <w:pPr>
+              <w:spacing w:after="120"/>
+              <w:rPr>
+                <w:rFonts w:ascii="Calibri" w:eastAsia="Times New Roman" w:hAnsi="Calibri" w:cs="Calibri"/>
+                <w:color w:val="1A1A1A"/>
+                <w:sz w:val="17"/>
+                <w:szCs w:val="17"/>
+              </w:rPr>
+            </w:pPr>
+            <w:r>
+              <w:rPr>
+                <w:rFonts w:ascii="Calibri" w:eastAsia="Times New Roman" w:hAnsi="Calibri" w:cs="Calibri"/>
+                <w:color w:val="1A1A1A"/>
+                <w:sz w:val="17"/>
+                <w:szCs w:val="17"/>
+              </w:rPr>
+              <w:t>4.60</w:t>
+            </w:r>
+            <w:r>
+              <w:rPr>
+                <w:rFonts w:ascii="Calibri" w:eastAsia="Times New Roman" w:hAnsi="Calibri" w:cs="Calibri"/>
+                <w:color w:val="1A1A1A"/>
+                <w:sz w:val="17"/>
+                <w:szCs w:val="17"/>
+              </w:rPr>
+              <w:noBreakHyphen/>
+              <w:t>4.80</w:t>
+            </w:r>
+          </w:p>
+        </w:tc>
+        <w:tc>
+          <w:tcPr>
+            <w:tcW w:w="0" w:type="auto"/>
+            <w:tcBorders>
+              <w:top w:val="single" w:sz="6" w:space="0" w:color="9AA4B5"/>
+              <w:left w:val="single" w:sz="6" w:space="0" w:color="9AA4B5"/>
+              <w:bottom w:val="single" w:sz="6" w:space="0" w:color="9AA4B5"/>
+              <w:right w:val="single" w:sz="6" w:space="0" w:color="9AA4B5"/>
+            </w:tcBorders>
+            <w:tcMar>
+              <w:top w:w="45" w:type="dxa"/>
+              <w:left w:w="60" w:type="dxa"/>
+              <w:bottom w:w="45" w:type="dxa"/>
+              <w:right w:w="60" w:type="dxa"/>
+            </w:tcMar>
+            <w:vAlign w:val="center"/>
+            <w:hideMark/>
+          </w:tcPr>
+          <w:p>
+            <w:pPr>
+              <w:spacing w:after="120"/>
+              <w:rPr>
+                <w:rFonts w:ascii="Calibri" w:eastAsia="Times New Roman" w:hAnsi="Calibri" w:cs="Calibri"/>
+                <w:color w:val="1A1A1A"/>
+                <w:sz w:val="17"/>
+                <w:szCs w:val="17"/>
+              </w:rPr>
+            </w:pPr>
+            <w:r>
+              <w:rPr>
+                <w:rFonts w:ascii="Calibri" w:eastAsia="Times New Roman" w:hAnsi="Calibri" w:cs="Calibri"/>
+                <w:color w:val="1A1A1A"/>
+                <w:sz w:val="17"/>
+                <w:szCs w:val="17"/>
+              </w:rPr>
+              <w:t>Uniaxial</w:t>
+            </w:r>
+          </w:p>
+        </w:tc>
+        <w:tc>
+          <w:tcPr>
+            <w:tcW w:w="0" w:type="auto"/>
+            <w:tcBorders>
+              <w:top w:val="single" w:sz="6" w:space="0" w:color="9AA4B5"/>
+              <w:left w:val="single" w:sz="6" w:space="0" w:color="9AA4B5"/>
+              <w:bottom w:val="single" w:sz="6" w:space="0" w:color="9AA4B5"/>
+              <w:right w:val="single" w:sz="6" w:space="0" w:color="9AA4B5"/>
+            </w:tcBorders>
+            <w:tcMar>
+              <w:top w:w="45" w:type="dxa"/>
+              <w:left w:w="60" w:type="dxa"/>
+              <w:bottom w:w="45" w:type="dxa"/>
+              <w:right w:w="60" w:type="dxa"/>
+            </w:tcMar>
+            <w:vAlign w:val="center"/>
+            <w:hideMark/>
+          </w:tcPr>
+          <w:p>
+            <w:pPr>
+              <w:spacing w:after="120"/>
+              <w:rPr>
+                <w:rFonts w:ascii="Calibri" w:eastAsia="Times New Roman" w:hAnsi="Calibri" w:cs="Calibri"/>
+                <w:color w:val="1A1A1A"/>
+                <w:sz w:val="17"/>
+                <w:szCs w:val="17"/>
+              </w:rPr>
+            </w:pPr>
+            <w:r>
+              <w:rPr>
+                <w:rFonts w:ascii="Calibri" w:eastAsia="Times New Roman" w:hAnsi="Calibri" w:cs="Calibri"/>
+                <w:color w:val="1A1A1A"/>
+                <w:sz w:val="17"/>
+                <w:szCs w:val="17"/>
+              </w:rPr>
+              <w:t>7.5</w:t>
+            </w:r>
+          </w:p>
+        </w:tc>
+        <w:tc>
+          <w:tcPr>
+            <w:tcW w:w="0" w:type="auto"/>
+            <w:tcBorders>
+              <w:top w:val="single" w:sz="6" w:space="0" w:color="9AA4B5"/>
+              <w:left w:val="single" w:sz="6" w:space="0" w:color="9AA4B5"/>
+              <w:bottom w:val="single" w:sz="6" w:space="0" w:color="9AA4B5"/>
+              <w:right w:val="single" w:sz="6" w:space="0" w:color="9AA4B5"/>
+            </w:tcBorders>
+            <w:tcMar>
+              <w:top w:w="45" w:type="dxa"/>
+              <w:left w:w="60" w:type="dxa"/>
+              <w:bottom w:w="45" w:type="dxa"/>
+              <w:right w:w="60" w:type="dxa"/>
+            </w:tcMar>
+            <w:vAlign w:val="center"/>
+            <w:hideMark/>
+          </w:tcPr>
+          <w:p>
+            <w:pPr>
+              <w:spacing w:after="120"/>
+              <w:rPr>
+                <w:rFonts w:ascii="Calibri" w:eastAsia="Times New Roman" w:hAnsi="Calibri" w:cs="Calibri"/>
+                <w:color w:val="1A1A1A"/>
+                <w:sz w:val="17"/>
+                <w:szCs w:val="17"/>
+              </w:rPr>
+            </w:pPr>
+            <w:r>
+              <w:rPr>
+                <w:rFonts w:ascii="Calibri" w:eastAsia="Times New Roman" w:hAnsi="Calibri" w:cs="Calibri"/>
+                <w:color w:val="1A1A1A"/>
+                <w:sz w:val="17"/>
+                <w:szCs w:val="17"/>
+              </w:rPr>
+              <w:t>RI over the limit, SG 4.70, Uniaxial</w:t>
+            </w:r>
+          </w:p>
+        </w:tc>
+        <w:tc>
+          <w:tcPr>
+            <w:tcW w:w="0" w:type="auto"/>
+            <w:tcBorders>
+              <w:top w:val="single" w:sz="6" w:space="0" w:color="9AA4B5"/>
+              <w:left w:val="single" w:sz="6" w:space="0" w:color="9AA4B5"/>
+              <w:bottom w:val="single" w:sz="6" w:space="0" w:color="9AA4B5"/>
+              <w:right w:val="single" w:sz="6" w:space="0" w:color="9AA4B5"/>
+            </w:tcBorders>
+            <w:tcMar>
+              <w:top w:w="45" w:type="dxa"/>
+              <w:left w:w="60" w:type="dxa"/>
+              <w:bottom w:w="45" w:type="dxa"/>
+              <w:right w:w="60" w:type="dxa"/>
+            </w:tcMar>
+            <w:vAlign w:val="center"/>
+            <w:hideMark/>
+          </w:tcPr>
+          <w:p>
+            <w:pPr>
+              <w:spacing w:after="120"/>
+              <w:rPr>
+                <w:rFonts w:ascii="Calibri" w:eastAsia="Times New Roman" w:hAnsi="Calibri" w:cs="Calibri"/>
+                <w:color w:val="1A1A1A"/>
+                <w:sz w:val="17"/>
+                <w:szCs w:val="17"/>
+              </w:rPr>
+            </w:pPr>
+            <w:r>
+              <w:rPr>
+                <w:rFonts w:ascii="Calibri" w:eastAsia="Times New Roman" w:hAnsi="Calibri" w:cs="Calibri"/>
+                <w:color w:val="1A1A1A"/>
+                <w:sz w:val="17"/>
+                <w:szCs w:val="17"/>
+              </w:rPr>
+              <w:t>Zircon (77%)</w:t>
+            </w:r>
+          </w:p>
+        </w:tc>
+        <w:tc>
+          <w:tcPr>
+            <w:tcW w:w="0" w:type="auto"/>
+            <w:tcBorders>
+              <w:top w:val="single" w:sz="6" w:space="0" w:color="9AA4B5"/>
+              <w:left w:val="single" w:sz="6" w:space="0" w:color="9AA4B5"/>
+              <w:bottom w:val="single" w:sz="6" w:space="0" w:color="9AA4B5"/>
+              <w:right w:val="single" w:sz="6" w:space="0" w:color="9AA4B5"/>
+            </w:tcBorders>
+            <w:tcMar>
+              <w:top w:w="45" w:type="dxa"/>
+              <w:left w:w="60" w:type="dxa"/>
+              <w:bottom w:w="45" w:type="dxa"/>
+              <w:right w:w="60" w:type="dxa"/>
+            </w:tcMar>
+            <w:vAlign w:val="center"/>
+            <w:hideMark/>
+          </w:tcPr>
+          <w:p>
+            <w:pPr>
+              <w:spacing w:after="120"/>
+              <w:rPr>
+                <w:rFonts w:ascii="Calibri" w:eastAsia="Times New Roman" w:hAnsi="Calibri" w:cs="Calibri"/>
+                <w:color w:val="1A1A1A"/>
+                <w:sz w:val="17"/>
+                <w:szCs w:val="17"/>
+              </w:rPr>
+            </w:pPr>
+            <w:r>
+              <w:rPr>
+                <w:rFonts w:ascii="Calibri" w:eastAsia="Times New Roman" w:hAnsi="Calibri" w:cs="Calibri"/>
+                <w:color w:val="1A1A1A"/>
+                <w:sz w:val="17"/>
+                <w:szCs w:val="17"/>
+              </w:rPr>
+              <w:t>Gemdat.org</w:t>
+            </w:r>
+          </w:p>
+        </w:tc>
+      </w:tr>
+      <w:tr>
+        <w:tc>
+          <w:tcPr>
+            <w:tcW w:w="0" w:type="auto"/>
+            <w:tcBorders>
+              <w:top w:val="single" w:sz="6" w:space="0" w:color="9AA4B5"/>
+              <w:left w:val="single" w:sz="6" w:space="0" w:color="9AA4B5"/>
+              <w:bottom w:val="single" w:sz="6" w:space="0" w:color="9AA4B5"/>
+              <w:right w:val="single" w:sz="6" w:space="0" w:color="9AA4B5"/>
+            </w:tcBorders>
+            <w:tcMar>
+              <w:top w:w="45" w:type="dxa"/>
+              <w:left w:w="60" w:type="dxa"/>
+              <w:bottom w:w="45" w:type="dxa"/>
+              <w:right w:w="60" w:type="dxa"/>
+            </w:tcMar>
+            <w:vAlign w:val="center"/>
+            <w:hideMark/>
+          </w:tcPr>
+          <w:p>
+            <w:pPr>
+              <w:spacing w:after="120"/>
+              <w:jc w:val="center"/>
+              <w:rPr>
+                <w:rFonts w:ascii="Calibri" w:eastAsia="Times New Roman" w:hAnsi="Calibri" w:cs="Calibri"/>
+                <w:color w:val="1A1A1A"/>
+                <w:sz w:val="17"/>
+                <w:szCs w:val="17"/>
+              </w:rPr>
+            </w:pPr>
+            <w:r>
+              <w:rPr>
+                <w:rFonts w:ascii="Calibri" w:eastAsia="Times New Roman" w:hAnsi="Calibri" w:cs="Calibri"/>
+                <w:noProof/>
+                <w:color w:val="1A1A1A"/>
+                <w:sz w:val="17"/>
+                <w:szCs w:val="17"/>
+              </w:rPr>
+              <w:drawing>
+                <wp:inline distT="0" distB="0" distL="0" distR="0" wp14:anchorId="494BB56B" wp14:editId="257BC5BE">
+                  <wp:extent cx="457835" cy="457835"/>
+                  <wp:effectExtent l="0" t="0" r="0" b="0"/>
+                  <wp:docPr id="23" name="Picture 23"/>
+                  <wp:cNvGraphicFramePr>
+                    <a:graphicFrameLocks xmlns:a="http://schemas.openxmlformats.org/drawingml/2006/main" noChangeAspect="1"/>
+                  </wp:cNvGraphicFramePr>
+                  <a:graphic xmlns:a="http://schemas.openxmlformats.org/drawingml/2006/main">
+                    <a:graphicData uri="http://schemas.openxmlformats.org/drawingml/2006/picture">
+                      <pic:pic xmlns:pic="http://schemas.openxmlformats.org/drawingml/2006/picture">
+                        <pic:nvPicPr>
+                          <pic:cNvPr id="0" name="Picture 23"/>
+                          <pic:cNvPicPr>
+                            <a:picLocks noChangeAspect="1" noChangeArrowheads="1"/>
+                          </pic:cNvPicPr>
+                        </pic:nvPicPr>
+                        <pic:blipFill>
+                          <a:blip r:embed="rId29" cstate="print">
+                            <a:extLst>
+                              <a:ext uri="{28A0092B-C50C-407E-A947-70E740481C1C}">
+                                <a14:useLocalDpi xmlns:a14="http://schemas.microsoft.com/office/drawing/2010/main" val="0"/>
+                              </a:ext>
+                            </a:extLst>
+                          </a:blip>
+                          <a:srcRect/>
+                          <a:stretch>
+                            <a:fillRect/>
+                          </a:stretch>
+                        </pic:blipFill>
+                        <pic:spPr bwMode="auto">
+                          <a:xfrm>
+                            <a:off x="0" y="0"/>
+                            <a:ext cx="457835" cy="457835"/>
+                          </a:xfrm>
+                          <a:prstGeom prst="rect">
+                            <a:avLst/>
+                          </a:prstGeom>
+                          <a:noFill/>
+                          <a:ln>
+                            <a:noFill/>
+                          </a:ln>
+                        </pic:spPr>
+                      </pic:pic>
+                    </a:graphicData>
+                  </a:graphic>
+                </wp:inline>
+              </w:drawing>
+            </w:r>
+          </w:p>
+        </w:tc>
+        <w:tc>
+          <w:tcPr>
+            <w:tcW w:w="0" w:type="auto"/>
+            <w:tcBorders>
+              <w:top w:val="single" w:sz="6" w:space="0" w:color="9AA4B5"/>
+              <w:left w:val="single" w:sz="6" w:space="0" w:color="9AA4B5"/>
+              <w:bottom w:val="single" w:sz="6" w:space="0" w:color="9AA4B5"/>
+              <w:right w:val="single" w:sz="6" w:space="0" w:color="9AA4B5"/>
+            </w:tcBorders>
+            <w:tcMar>
+              <w:top w:w="45" w:type="dxa"/>
+              <w:left w:w="60" w:type="dxa"/>
+              <w:bottom w:w="45" w:type="dxa"/>
+              <w:right w:w="60" w:type="dxa"/>
+            </w:tcMar>
+            <w:vAlign w:val="center"/>
+            <w:hideMark/>
+          </w:tcPr>
+          <w:p>
+            <w:pPr>
+              <w:spacing w:after="120"/>
+              <w:rPr>
+                <w:rFonts w:ascii="Calibri" w:eastAsia="Times New Roman" w:hAnsi="Calibri" w:cs="Calibri"/>
+                <w:color w:val="1A1A1A"/>
+                <w:sz w:val="17"/>
+                <w:szCs w:val="17"/>
+              </w:rPr>
+            </w:pPr>
+            <w:r>
+              <w:rPr>
+                <w:rFonts w:ascii="Calibri" w:eastAsia="Times New Roman" w:hAnsi="Calibri" w:cs="Calibri"/>
+                <w:b/>
+                <w:bCs/>
+                <w:color w:val="1A1A1A"/>
+                <w:sz w:val="17"/>
+                <w:szCs w:val="17"/>
+              </w:rPr>
+              <w:t>Topaz</w:t>
+            </w:r>
+            <w:r>
+              <w:rPr>
+                <w:rFonts w:ascii="Calibri" w:eastAsia="Times New Roman" w:hAnsi="Calibri" w:cs="Calibri"/>
+                <w:color w:val="1A1A1A"/>
+                <w:sz w:val="17"/>
+                <w:szCs w:val="17"/>
+              </w:rPr>
+              <w:br/>
+            </w:r>
+            <w:r>
+              <w:rPr>
+                <w:rStyle w:val="small1"/>
+                <w:rFonts w:ascii="Calibri" w:eastAsia="Times New Roman" w:hAnsi="Calibri" w:cs="Calibri"/>
+                <w:color w:val="F29CBF"/>
+              </w:rPr>
+              <w:t>●</w:t>
+            </w:r>
+            <w:r>
+              <w:rPr>
+                <w:rStyle w:val="small1"/>
+                <w:rFonts w:ascii="Calibri" w:eastAsia="Times New Roman" w:hAnsi="Calibri" w:cs="Calibri"/>
+              </w:rPr>
+              <w:t xml:space="preserve"> Pink, </w:t>
+            </w:r>
+            <w:r>
+              <w:rPr>
+                <w:rStyle w:val="small1"/>
+                <w:rFonts w:ascii="Calibri" w:eastAsia="Times New Roman" w:hAnsi="Calibri" w:cs="Calibri"/>
+                <w:color w:val="F28C28"/>
+              </w:rPr>
+              <w:t>●</w:t>
+            </w:r>
+            <w:r>
+              <w:rPr>
+                <w:rStyle w:val="small1"/>
+                <w:rFonts w:ascii="Calibri" w:eastAsia="Times New Roman" w:hAnsi="Calibri" w:cs="Calibri"/>
+              </w:rPr>
+              <w:t xml:space="preserve"> Orange, </w:t>
+            </w:r>
+            <w:r>
+              <w:rPr>
+                <w:rStyle w:val="small1"/>
+                <w:rFonts w:ascii="Calibri" w:eastAsia="Times New Roman" w:hAnsi="Calibri" w:cs="Calibri"/>
+                <w:color w:val="F5D33B"/>
+              </w:rPr>
+              <w:t>●</w:t>
+            </w:r>
+            <w:r>
+              <w:rPr>
+                <w:rStyle w:val="small1"/>
+                <w:rFonts w:ascii="Calibri" w:eastAsia="Times New Roman" w:hAnsi="Calibri" w:cs="Calibri"/>
+              </w:rPr>
+              <w:t xml:space="preserve"> Yellow, </w:t>
+            </w:r>
+            <w:r>
+              <w:rPr>
+                <w:rStyle w:val="small1"/>
+                <w:rFonts w:ascii="Calibri" w:eastAsia="Times New Roman" w:hAnsi="Calibri" w:cs="Calibri"/>
+                <w:color w:val="1F4FBF"/>
+              </w:rPr>
+              <w:t>●</w:t>
+            </w:r>
+            <w:r>
+              <w:rPr>
+                <w:rStyle w:val="small1"/>
+                <w:rFonts w:ascii="Calibri" w:eastAsia="Times New Roman" w:hAnsi="Calibri" w:cs="Calibri"/>
+              </w:rPr>
+              <w:t xml:space="preserve"> Blue, </w:t>
+            </w:r>
+            <w:r>
+              <w:rPr>
+                <w:rStyle w:val="small1"/>
+                <w:rFonts w:ascii="Calibri" w:eastAsia="Times New Roman" w:hAnsi="Calibri" w:cs="Calibri"/>
+                <w:color w:val="8B5A2B"/>
+              </w:rPr>
+              <w:t>●</w:t>
+            </w:r>
+            <w:r>
+              <w:rPr>
+                <w:rStyle w:val="small1"/>
+                <w:rFonts w:ascii="Calibri" w:eastAsia="Times New Roman" w:hAnsi="Calibri" w:cs="Calibri"/>
+              </w:rPr>
+              <w:t xml:space="preserve"> Brown, </w:t>
+            </w:r>
+            <w:r>
+              <w:rPr>
+                <w:rStyle w:val="small1"/>
+                <w:rFonts w:ascii="Calibri" w:eastAsia="Times New Roman" w:hAnsi="Calibri" w:cs="Calibri"/>
+                <w:color w:val="B8BFCC"/>
+              </w:rPr>
+              <w:t>●</w:t>
+            </w:r>
+            <w:r>
+              <w:rPr>
+                <w:rStyle w:val="small1"/>
+                <w:rFonts w:ascii="Calibri" w:eastAsia="Times New Roman" w:hAnsi="Calibri" w:cs="Calibri"/>
+              </w:rPr>
+              <w:t xml:space="preserve"> Colourless</w:t>
+            </w:r>
+          </w:p>
+        </w:tc>
+        <w:tc>
+          <w:tcPr>
+            <w:tcW w:w="0" w:type="auto"/>
+            <w:tcBorders>
+              <w:top w:val="single" w:sz="6" w:space="0" w:color="9AA4B5"/>
+              <w:left w:val="single" w:sz="6" w:space="0" w:color="9AA4B5"/>
+              <w:bottom w:val="single" w:sz="6" w:space="0" w:color="9AA4B5"/>
+              <w:right w:val="single" w:sz="6" w:space="0" w:color="9AA4B5"/>
+            </w:tcBorders>
+            <w:noWrap/>
+            <w:tcMar>
+              <w:top w:w="45" w:type="dxa"/>
+              <w:left w:w="60" w:type="dxa"/>
+              <w:bottom w:w="45" w:type="dxa"/>
+              <w:right w:w="60" w:type="dxa"/>
+            </w:tcMar>
+            <w:vAlign w:val="center"/>
+            <w:hideMark/>
+          </w:tcPr>
+          <w:p>
+            <w:pPr>
+              <w:spacing w:after="120"/>
+              <w:rPr>
+                <w:rFonts w:ascii="Calibri" w:eastAsia="Times New Roman" w:hAnsi="Calibri" w:cs="Calibri"/>
+                <w:color w:val="1A1A1A"/>
+                <w:sz w:val="17"/>
+                <w:szCs w:val="17"/>
+              </w:rPr>
+            </w:pPr>
+            <w:r>
+              <w:rPr>
+                <w:rFonts w:ascii="Calibri" w:eastAsia="Times New Roman" w:hAnsi="Calibri" w:cs="Calibri"/>
+                <w:color w:val="1A1A1A"/>
+                <w:sz w:val="17"/>
+                <w:szCs w:val="17"/>
+              </w:rPr>
+              <w:t>1.606</w:t>
+            </w:r>
+            <w:r>
+              <w:rPr>
+                <w:rFonts w:ascii="Calibri" w:eastAsia="Times New Roman" w:hAnsi="Calibri" w:cs="Calibri"/>
+                <w:color w:val="1A1A1A"/>
+                <w:sz w:val="17"/>
+                <w:szCs w:val="17"/>
+              </w:rPr>
+              <w:noBreakHyphen/>
+              <w:t>1.644</w:t>
+            </w:r>
+          </w:p>
+        </w:tc>
+        <w:tc>
+          <w:tcPr>
+            <w:tcW w:w="0" w:type="auto"/>
+            <w:tcBorders>
+              <w:top w:val="single" w:sz="6" w:space="0" w:color="9AA4B5"/>
+              <w:left w:val="single" w:sz="6" w:space="0" w:color="9AA4B5"/>
+              <w:bottom w:val="single" w:sz="6" w:space="0" w:color="9AA4B5"/>
+              <w:right w:val="single" w:sz="6" w:space="0" w:color="9AA4B5"/>
+            </w:tcBorders>
+            <w:noWrap/>
+            <w:tcMar>
+              <w:top w:w="45" w:type="dxa"/>
+              <w:left w:w="60" w:type="dxa"/>
+              <w:bottom w:w="45" w:type="dxa"/>
+              <w:right w:w="60" w:type="dxa"/>
+            </w:tcMar>
+            <w:vAlign w:val="center"/>
+            <w:hideMark/>
+          </w:tcPr>
+          <w:p>
+            <w:pPr>
+              <w:spacing w:after="120"/>
+              <w:rPr>
+                <w:rFonts w:ascii="Calibri" w:eastAsia="Times New Roman" w:hAnsi="Calibri" w:cs="Calibri"/>
+                <w:color w:val="1A1A1A"/>
+                <w:sz w:val="17"/>
+                <w:szCs w:val="17"/>
+              </w:rPr>
+            </w:pPr>
+            <w:r>
+              <w:rPr>
+                <w:rFonts w:ascii="Calibri" w:eastAsia="Times New Roman" w:hAnsi="Calibri" w:cs="Calibri"/>
+                <w:color w:val="1A1A1A"/>
+                <w:sz w:val="17"/>
+                <w:szCs w:val="17"/>
+              </w:rPr>
+              <w:t>3.49</w:t>
+            </w:r>
+            <w:r>
+              <w:rPr>
+                <w:rFonts w:ascii="Calibri" w:eastAsia="Times New Roman" w:hAnsi="Calibri" w:cs="Calibri"/>
+                <w:color w:val="1A1A1A"/>
+                <w:sz w:val="17"/>
+                <w:szCs w:val="17"/>
+              </w:rPr>
+              <w:noBreakHyphen/>
+              <w:t>3.57</w:t>
+            </w:r>
+          </w:p>
+        </w:tc>
+        <w:tc>
+          <w:tcPr>
+            <w:tcW w:w="0" w:type="auto"/>
+            <w:tcBorders>
+              <w:top w:val="single" w:sz="6" w:space="0" w:color="9AA4B5"/>
+              <w:left w:val="single" w:sz="6" w:space="0" w:color="9AA4B5"/>
+              <w:bottom w:val="single" w:sz="6" w:space="0" w:color="9AA4B5"/>
+              <w:right w:val="single" w:sz="6" w:space="0" w:color="9AA4B5"/>
+            </w:tcBorders>
+            <w:tcMar>
+              <w:top w:w="45" w:type="dxa"/>
+              <w:left w:w="60" w:type="dxa"/>
+              <w:bottom w:w="45" w:type="dxa"/>
+              <w:right w:w="60" w:type="dxa"/>
+            </w:tcMar>
+            <w:vAlign w:val="center"/>
+            <w:hideMark/>
+          </w:tcPr>
+          <w:p>
+            <w:pPr>
+              <w:spacing w:after="120"/>
+              <w:rPr>
+                <w:rFonts w:ascii="Calibri" w:eastAsia="Times New Roman" w:hAnsi="Calibri" w:cs="Calibri"/>
+                <w:color w:val="1A1A1A"/>
+                <w:sz w:val="17"/>
+                <w:szCs w:val="17"/>
+              </w:rPr>
+            </w:pPr>
+            <w:r>
+              <w:rPr>
+                <w:rFonts w:ascii="Calibri" w:eastAsia="Times New Roman" w:hAnsi="Calibri" w:cs="Calibri"/>
+                <w:color w:val="1A1A1A"/>
+                <w:sz w:val="17"/>
+                <w:szCs w:val="17"/>
+              </w:rPr>
+              <w:t>Biaxial</w:t>
+            </w:r>
+          </w:p>
+        </w:tc>
+        <w:tc>
+          <w:tcPr>
+            <w:tcW w:w="0" w:type="auto"/>
+            <w:tcBorders>
+              <w:top w:val="single" w:sz="6" w:space="0" w:color="9AA4B5"/>
+              <w:left w:val="single" w:sz="6" w:space="0" w:color="9AA4B5"/>
+              <w:bottom w:val="single" w:sz="6" w:space="0" w:color="9AA4B5"/>
+              <w:right w:val="single" w:sz="6" w:space="0" w:color="9AA4B5"/>
+            </w:tcBorders>
+            <w:tcMar>
+              <w:top w:w="45" w:type="dxa"/>
+              <w:left w:w="60" w:type="dxa"/>
+              <w:bottom w:w="45" w:type="dxa"/>
+              <w:right w:w="60" w:type="dxa"/>
+            </w:tcMar>
+            <w:vAlign w:val="center"/>
+            <w:hideMark/>
+          </w:tcPr>
+          <w:p>
+            <w:pPr>
+              <w:spacing w:after="120"/>
+              <w:rPr>
+                <w:rFonts w:ascii="Calibri" w:eastAsia="Times New Roman" w:hAnsi="Calibri" w:cs="Calibri"/>
+                <w:color w:val="1A1A1A"/>
+                <w:sz w:val="17"/>
+                <w:szCs w:val="17"/>
+              </w:rPr>
+            </w:pPr>
+            <w:r>
+              <w:rPr>
+                <w:rFonts w:ascii="Calibri" w:eastAsia="Times New Roman" w:hAnsi="Calibri" w:cs="Calibri"/>
+                <w:color w:val="1A1A1A"/>
+                <w:sz w:val="17"/>
+                <w:szCs w:val="17"/>
+              </w:rPr>
+              <w:t>8</w:t>
+            </w:r>
+          </w:p>
+        </w:tc>
+        <w:tc>
+          <w:tcPr>
+            <w:tcW w:w="0" w:type="auto"/>
+            <w:tcBorders>
+              <w:top w:val="single" w:sz="6" w:space="0" w:color="9AA4B5"/>
+              <w:left w:val="single" w:sz="6" w:space="0" w:color="9AA4B5"/>
+              <w:bottom w:val="single" w:sz="6" w:space="0" w:color="9AA4B5"/>
+              <w:right w:val="single" w:sz="6" w:space="0" w:color="9AA4B5"/>
+            </w:tcBorders>
+            <w:tcMar>
+              <w:top w:w="45" w:type="dxa"/>
+              <w:left w:w="60" w:type="dxa"/>
+              <w:bottom w:w="45" w:type="dxa"/>
+              <w:right w:w="60" w:type="dxa"/>
+            </w:tcMar>
+            <w:vAlign w:val="center"/>
+            <w:hideMark/>
+          </w:tcPr>
+          <w:p>
+            <w:pPr>
+              <w:spacing w:after="120"/>
+              <w:rPr>
+                <w:rFonts w:ascii="Calibri" w:eastAsia="Times New Roman" w:hAnsi="Calibri" w:cs="Calibri"/>
+                <w:color w:val="1A1A1A"/>
+                <w:sz w:val="17"/>
+                <w:szCs w:val="17"/>
+              </w:rPr>
+            </w:pPr>
+            <w:r>
+              <w:rPr>
+                <w:rFonts w:ascii="Calibri" w:eastAsia="Times New Roman" w:hAnsi="Calibri" w:cs="Calibri"/>
+                <w:color w:val="1A1A1A"/>
+                <w:sz w:val="17"/>
+                <w:szCs w:val="17"/>
+              </w:rPr>
+              <w:t>RI 1.625, SG 3.53, Biaxial</w:t>
+            </w:r>
+          </w:p>
+        </w:tc>
+        <w:tc>
+          <w:tcPr>
+            <w:tcW w:w="0" w:type="auto"/>
+            <w:tcBorders>
+              <w:top w:val="single" w:sz="6" w:space="0" w:color="9AA4B5"/>
+              <w:left w:val="single" w:sz="6" w:space="0" w:color="9AA4B5"/>
+              <w:bottom w:val="single" w:sz="6" w:space="0" w:color="9AA4B5"/>
+              <w:right w:val="single" w:sz="6" w:space="0" w:color="9AA4B5"/>
+            </w:tcBorders>
+            <w:tcMar>
+              <w:top w:w="45" w:type="dxa"/>
+              <w:left w:w="60" w:type="dxa"/>
+              <w:bottom w:w="45" w:type="dxa"/>
+              <w:right w:w="60" w:type="dxa"/>
+            </w:tcMar>
+            <w:vAlign w:val="center"/>
+            <w:hideMark/>
+          </w:tcPr>
+          <w:p>
+            <w:pPr>
+              <w:spacing w:after="120"/>
+              <w:rPr>
+                <w:rFonts w:ascii="Calibri" w:eastAsia="Times New Roman" w:hAnsi="Calibri" w:cs="Calibri"/>
+                <w:color w:val="1A1A1A"/>
+                <w:sz w:val="17"/>
+                <w:szCs w:val="17"/>
+              </w:rPr>
+            </w:pPr>
+            <w:r>
+              <w:rPr>
+                <w:rFonts w:ascii="Calibri" w:eastAsia="Times New Roman" w:hAnsi="Calibri" w:cs="Calibri"/>
+                <w:color w:val="1A1A1A"/>
+                <w:sz w:val="17"/>
+                <w:szCs w:val="17"/>
+              </w:rPr>
+              <w:t>Topaz (95%)</w:t>
+            </w:r>
+          </w:p>
+        </w:tc>
+        <w:tc>
+          <w:tcPr>
+            <w:tcW w:w="0" w:type="auto"/>
+            <w:tcBorders>
+              <w:top w:val="single" w:sz="6" w:space="0" w:color="9AA4B5"/>
+              <w:left w:val="single" w:sz="6" w:space="0" w:color="9AA4B5"/>
+              <w:bottom w:val="single" w:sz="6" w:space="0" w:color="9AA4B5"/>
+              <w:right w:val="single" w:sz="6" w:space="0" w:color="9AA4B5"/>
+            </w:tcBorders>
+            <w:tcMar>
+              <w:top w:w="45" w:type="dxa"/>
+              <w:left w:w="60" w:type="dxa"/>
+              <w:bottom w:w="45" w:type="dxa"/>
+              <w:right w:w="60" w:type="dxa"/>
+            </w:tcMar>
+            <w:vAlign w:val="center"/>
+            <w:hideMark/>
+          </w:tcPr>
+          <w:p>
+            <w:pPr>
+              <w:spacing w:after="120"/>
+              <w:rPr>
+                <w:rFonts w:ascii="Calibri" w:eastAsia="Times New Roman" w:hAnsi="Calibri" w:cs="Calibri"/>
+                <w:color w:val="1A1A1A"/>
+                <w:sz w:val="17"/>
+                <w:szCs w:val="17"/>
+              </w:rPr>
+            </w:pPr>
+            <w:r>
+              <w:rPr>
+                <w:rFonts w:ascii="Calibri" w:eastAsia="Times New Roman" w:hAnsi="Calibri" w:cs="Calibri"/>
+                <w:color w:val="1A1A1A"/>
+                <w:sz w:val="17"/>
+                <w:szCs w:val="17"/>
+              </w:rPr>
+              <w:t>GIA Gem Encyclopedia</w:t>
+            </w:r>
+          </w:p>
+        </w:tc>
+      </w:tr>
+      <w:tr>
+        <w:tc>
+          <w:tcPr>
+            <w:tcW w:w="0" w:type="auto"/>
+            <w:tcBorders>
+              <w:top w:val="single" w:sz="6" w:space="0" w:color="9AA4B5"/>
+              <w:left w:val="single" w:sz="6" w:space="0" w:color="9AA4B5"/>
+              <w:bottom w:val="single" w:sz="6" w:space="0" w:color="9AA4B5"/>
+              <w:right w:val="single" w:sz="6" w:space="0" w:color="9AA4B5"/>
+            </w:tcBorders>
+            <w:tcMar>
+              <w:top w:w="45" w:type="dxa"/>
+              <w:left w:w="60" w:type="dxa"/>
+              <w:bottom w:w="45" w:type="dxa"/>
+              <w:right w:w="60" w:type="dxa"/>
+            </w:tcMar>
+            <w:vAlign w:val="center"/>
+            <w:hideMark/>
+          </w:tcPr>
+          <w:p>
+            <w:pPr>
+              <w:spacing w:after="120"/>
+              <w:jc w:val="center"/>
+              <w:rPr>
+                <w:rFonts w:ascii="Calibri" w:eastAsia="Times New Roman" w:hAnsi="Calibri" w:cs="Calibri"/>
+                <w:color w:val="1A1A1A"/>
+                <w:sz w:val="17"/>
+                <w:szCs w:val="17"/>
+              </w:rPr>
+            </w:pPr>
+            <w:r>
+              <w:rPr>
+                <w:rFonts w:ascii="Calibri" w:eastAsia="Times New Roman" w:hAnsi="Calibri" w:cs="Calibri"/>
+                <w:noProof/>
+                <w:color w:val="1A1A1A"/>
+                <w:sz w:val="17"/>
+                <w:szCs w:val="17"/>
+              </w:rPr>
+              <w:lastRenderedPageBreak/>
+              <w:drawing>
+                <wp:inline distT="0" distB="0" distL="0" distR="0" wp14:anchorId="3B30042F" wp14:editId="13C5C74E">
+                  <wp:extent cx="457835" cy="457835"/>
+                  <wp:effectExtent l="0" t="0" r="0" b="0"/>
+                  <wp:docPr id="24" name="Picture 24"/>
+                  <wp:cNvGraphicFramePr>
+                    <a:graphicFrameLocks xmlns:a="http://schemas.openxmlformats.org/drawingml/2006/main" noChangeAspect="1"/>
+                  </wp:cNvGraphicFramePr>
+                  <a:graphic xmlns:a="http://schemas.openxmlformats.org/drawingml/2006/main">
+                    <a:graphicData uri="http://schemas.openxmlformats.org/drawingml/2006/picture">
+                      <pic:pic xmlns:pic="http://schemas.openxmlformats.org/drawingml/2006/picture">
+                        <pic:nvPicPr>
+                          <pic:cNvPr id="0" name="Picture 24"/>
+                          <pic:cNvPicPr>
+                            <a:picLocks noChangeAspect="1" noChangeArrowheads="1"/>
+                          </pic:cNvPicPr>
+                        </pic:nvPicPr>
+                        <pic:blipFill>
+                          <a:blip r:embed="rId30" cstate="print">
+                            <a:extLst>
+                              <a:ext uri="{28A0092B-C50C-407E-A947-70E740481C1C}">
+                                <a14:useLocalDpi xmlns:a14="http://schemas.microsoft.com/office/drawing/2010/main" val="0"/>
+                              </a:ext>
+                            </a:extLst>
+                          </a:blip>
+                          <a:srcRect/>
+                          <a:stretch>
+                            <a:fillRect/>
+                          </a:stretch>
+                        </pic:blipFill>
+                        <pic:spPr bwMode="auto">
+                          <a:xfrm>
+                            <a:off x="0" y="0"/>
+                            <a:ext cx="457835" cy="457835"/>
+                          </a:xfrm>
+                          <a:prstGeom prst="rect">
+                            <a:avLst/>
+                          </a:prstGeom>
+                          <a:noFill/>
+                          <a:ln>
+                            <a:noFill/>
+                          </a:ln>
+                        </pic:spPr>
+                      </pic:pic>
+                    </a:graphicData>
+                  </a:graphic>
+                </wp:inline>
+              </w:drawing>
+            </w:r>
+          </w:p>
+        </w:tc>
+        <w:tc>
+          <w:tcPr>
+            <w:tcW w:w="0" w:type="auto"/>
+            <w:tcBorders>
+              <w:top w:val="single" w:sz="6" w:space="0" w:color="9AA4B5"/>
+              <w:left w:val="single" w:sz="6" w:space="0" w:color="9AA4B5"/>
+              <w:bottom w:val="single" w:sz="6" w:space="0" w:color="9AA4B5"/>
+              <w:right w:val="single" w:sz="6" w:space="0" w:color="9AA4B5"/>
+            </w:tcBorders>
+            <w:tcMar>
+              <w:top w:w="45" w:type="dxa"/>
+              <w:left w:w="60" w:type="dxa"/>
+              <w:bottom w:w="45" w:type="dxa"/>
+              <w:right w:w="60" w:type="dxa"/>
+            </w:tcMar>
+            <w:vAlign w:val="center"/>
+            <w:hideMark/>
+          </w:tcPr>
+          <w:p>
+            <w:pPr>
+              <w:spacing w:after="120"/>
+              <w:rPr>
+                <w:rFonts w:ascii="Calibri" w:eastAsia="Times New Roman" w:hAnsi="Calibri" w:cs="Calibri"/>
+                <w:color w:val="1A1A1A"/>
+                <w:sz w:val="17"/>
+                <w:szCs w:val="17"/>
+              </w:rPr>
+            </w:pPr>
+            <w:r>
+              <w:rPr>
+                <w:rFonts w:ascii="Calibri" w:eastAsia="Times New Roman" w:hAnsi="Calibri" w:cs="Calibri"/>
+                <w:b/>
+                <w:bCs/>
+                <w:color w:val="1A1A1A"/>
+                <w:sz w:val="17"/>
+                <w:szCs w:val="17"/>
+              </w:rPr>
+              <w:t>Tourmaline</w:t>
+            </w:r>
+            <w:r>
+              <w:rPr>
+                <w:rFonts w:ascii="Calibri" w:eastAsia="Times New Roman" w:hAnsi="Calibri" w:cs="Calibri"/>
+                <w:color w:val="1A1A1A"/>
+                <w:sz w:val="17"/>
+                <w:szCs w:val="17"/>
+              </w:rPr>
+              <w:br/>
+            </w:r>
+            <w:r>
+              <w:rPr>
+                <w:rStyle w:val="small1"/>
+                <w:rFonts w:ascii="Calibri" w:eastAsia="Times New Roman" w:hAnsi="Calibri" w:cs="Calibri"/>
+                <w:color w:val="C8102E"/>
+              </w:rPr>
+              <w:t>●</w:t>
+            </w:r>
+            <w:r>
+              <w:rPr>
+                <w:rStyle w:val="small1"/>
+                <w:rFonts w:ascii="Calibri" w:eastAsia="Times New Roman" w:hAnsi="Calibri" w:cs="Calibri"/>
+              </w:rPr>
+              <w:t xml:space="preserve"> Red, </w:t>
+            </w:r>
+            <w:r>
+              <w:rPr>
+                <w:rStyle w:val="small1"/>
+                <w:rFonts w:ascii="Calibri" w:eastAsia="Times New Roman" w:hAnsi="Calibri" w:cs="Calibri"/>
+                <w:color w:val="F29CBF"/>
+              </w:rPr>
+              <w:t>●</w:t>
+            </w:r>
+            <w:r>
+              <w:rPr>
+                <w:rStyle w:val="small1"/>
+                <w:rFonts w:ascii="Calibri" w:eastAsia="Times New Roman" w:hAnsi="Calibri" w:cs="Calibri"/>
+              </w:rPr>
+              <w:t xml:space="preserve"> Pink, </w:t>
+            </w:r>
+            <w:r>
+              <w:rPr>
+                <w:rStyle w:val="small1"/>
+                <w:rFonts w:ascii="Calibri" w:eastAsia="Times New Roman" w:hAnsi="Calibri" w:cs="Calibri"/>
+                <w:color w:val="F5D33B"/>
+              </w:rPr>
+              <w:t>●</w:t>
+            </w:r>
+            <w:r>
+              <w:rPr>
+                <w:rStyle w:val="small1"/>
+                <w:rFonts w:ascii="Calibri" w:eastAsia="Times New Roman" w:hAnsi="Calibri" w:cs="Calibri"/>
+              </w:rPr>
+              <w:t xml:space="preserve"> Yellow, </w:t>
+            </w:r>
+            <w:r>
+              <w:rPr>
+                <w:rStyle w:val="small1"/>
+                <w:rFonts w:ascii="Calibri" w:eastAsia="Times New Roman" w:hAnsi="Calibri" w:cs="Calibri"/>
+                <w:color w:val="2E9E5B"/>
+              </w:rPr>
+              <w:t>●</w:t>
+            </w:r>
+            <w:r>
+              <w:rPr>
+                <w:rStyle w:val="small1"/>
+                <w:rFonts w:ascii="Calibri" w:eastAsia="Times New Roman" w:hAnsi="Calibri" w:cs="Calibri"/>
+              </w:rPr>
+              <w:t xml:space="preserve"> Green, </w:t>
+            </w:r>
+            <w:r>
+              <w:rPr>
+                <w:rStyle w:val="small1"/>
+                <w:rFonts w:ascii="Calibri" w:eastAsia="Times New Roman" w:hAnsi="Calibri" w:cs="Calibri"/>
+                <w:color w:val="1F4FBF"/>
+              </w:rPr>
+              <w:t>●</w:t>
+            </w:r>
+            <w:r>
+              <w:rPr>
+                <w:rStyle w:val="small1"/>
+                <w:rFonts w:ascii="Calibri" w:eastAsia="Times New Roman" w:hAnsi="Calibri" w:cs="Calibri"/>
+              </w:rPr>
+              <w:t xml:space="preserve"> Blue, </w:t>
+            </w:r>
+            <w:r>
+              <w:rPr>
+                <w:rStyle w:val="small1"/>
+                <w:rFonts w:ascii="Calibri" w:eastAsia="Times New Roman" w:hAnsi="Calibri" w:cs="Calibri"/>
+                <w:color w:val="8B5A2B"/>
+              </w:rPr>
+              <w:t>●</w:t>
+            </w:r>
+            <w:r>
+              <w:rPr>
+                <w:rStyle w:val="small1"/>
+                <w:rFonts w:ascii="Calibri" w:eastAsia="Times New Roman" w:hAnsi="Calibri" w:cs="Calibri"/>
+              </w:rPr>
+              <w:t xml:space="preserve"> Brown, </w:t>
+            </w:r>
+            <w:r>
+              <w:rPr>
+                <w:rStyle w:val="small1"/>
+                <w:rFonts w:ascii="Calibri" w:eastAsia="Times New Roman" w:hAnsi="Calibri" w:cs="Calibri"/>
+                <w:color w:val="1F1F1F"/>
+              </w:rPr>
+              <w:t>●</w:t>
+            </w:r>
+            <w:r>
+              <w:rPr>
+                <w:rStyle w:val="small1"/>
+                <w:rFonts w:ascii="Calibri" w:eastAsia="Times New Roman" w:hAnsi="Calibri" w:cs="Calibri"/>
+              </w:rPr>
+              <w:t xml:space="preserve"> Black</w:t>
+            </w:r>
+          </w:p>
+        </w:tc>
+        <w:tc>
+          <w:tcPr>
+            <w:tcW w:w="0" w:type="auto"/>
+            <w:tcBorders>
+              <w:top w:val="single" w:sz="6" w:space="0" w:color="9AA4B5"/>
+              <w:left w:val="single" w:sz="6" w:space="0" w:color="9AA4B5"/>
+              <w:bottom w:val="single" w:sz="6" w:space="0" w:color="9AA4B5"/>
+              <w:right w:val="single" w:sz="6" w:space="0" w:color="9AA4B5"/>
+            </w:tcBorders>
+            <w:noWrap/>
+            <w:tcMar>
+              <w:top w:w="45" w:type="dxa"/>
+              <w:left w:w="60" w:type="dxa"/>
+              <w:bottom w:w="45" w:type="dxa"/>
+              <w:right w:w="60" w:type="dxa"/>
+            </w:tcMar>
+            <w:vAlign w:val="center"/>
+            <w:hideMark/>
+          </w:tcPr>
+          <w:p>
+            <w:pPr>
+              <w:spacing w:after="120"/>
+              <w:rPr>
+                <w:rFonts w:ascii="Calibri" w:eastAsia="Times New Roman" w:hAnsi="Calibri" w:cs="Calibri"/>
+                <w:color w:val="1A1A1A"/>
+                <w:sz w:val="17"/>
+                <w:szCs w:val="17"/>
+              </w:rPr>
+            </w:pPr>
+            <w:r>
+              <w:rPr>
+                <w:rFonts w:ascii="Calibri" w:eastAsia="Times New Roman" w:hAnsi="Calibri" w:cs="Calibri"/>
+                <w:color w:val="1A1A1A"/>
+                <w:sz w:val="17"/>
+                <w:szCs w:val="17"/>
+              </w:rPr>
+              <w:t>1.614</w:t>
+            </w:r>
+            <w:r>
+              <w:rPr>
+                <w:rFonts w:ascii="Calibri" w:eastAsia="Times New Roman" w:hAnsi="Calibri" w:cs="Calibri"/>
+                <w:color w:val="1A1A1A"/>
+                <w:sz w:val="17"/>
+                <w:szCs w:val="17"/>
+              </w:rPr>
+              <w:noBreakHyphen/>
+              <w:t>1.666</w:t>
+            </w:r>
+          </w:p>
+        </w:tc>
+        <w:tc>
+          <w:tcPr>
+            <w:tcW w:w="0" w:type="auto"/>
+            <w:tcBorders>
+              <w:top w:val="single" w:sz="6" w:space="0" w:color="9AA4B5"/>
+              <w:left w:val="single" w:sz="6" w:space="0" w:color="9AA4B5"/>
+              <w:bottom w:val="single" w:sz="6" w:space="0" w:color="9AA4B5"/>
+              <w:right w:val="single" w:sz="6" w:space="0" w:color="9AA4B5"/>
+            </w:tcBorders>
+            <w:noWrap/>
+            <w:tcMar>
+              <w:top w:w="45" w:type="dxa"/>
+              <w:left w:w="60" w:type="dxa"/>
+              <w:bottom w:w="45" w:type="dxa"/>
+              <w:right w:w="60" w:type="dxa"/>
+            </w:tcMar>
+            <w:vAlign w:val="center"/>
+            <w:hideMark/>
+          </w:tcPr>
+          <w:p>
+            <w:pPr>
+              <w:spacing w:after="120"/>
+              <w:rPr>
+                <w:rFonts w:ascii="Calibri" w:eastAsia="Times New Roman" w:hAnsi="Calibri" w:cs="Calibri"/>
+                <w:color w:val="1A1A1A"/>
+                <w:sz w:val="17"/>
+                <w:szCs w:val="17"/>
+              </w:rPr>
+            </w:pPr>
+            <w:r>
+              <w:rPr>
+                <w:rFonts w:ascii="Calibri" w:eastAsia="Times New Roman" w:hAnsi="Calibri" w:cs="Calibri"/>
+                <w:color w:val="1A1A1A"/>
+                <w:sz w:val="17"/>
+                <w:szCs w:val="17"/>
+              </w:rPr>
+              <w:t>3.00</w:t>
+            </w:r>
+            <w:r>
+              <w:rPr>
+                <w:rFonts w:ascii="Calibri" w:eastAsia="Times New Roman" w:hAnsi="Calibri" w:cs="Calibri"/>
+                <w:color w:val="1A1A1A"/>
+                <w:sz w:val="17"/>
+                <w:szCs w:val="17"/>
+              </w:rPr>
+              <w:noBreakHyphen/>
+              <w:t>3.26</w:t>
+            </w:r>
+          </w:p>
+        </w:tc>
+        <w:tc>
+          <w:tcPr>
+            <w:tcW w:w="0" w:type="auto"/>
+            <w:tcBorders>
+              <w:top w:val="single" w:sz="6" w:space="0" w:color="9AA4B5"/>
+              <w:left w:val="single" w:sz="6" w:space="0" w:color="9AA4B5"/>
+              <w:bottom w:val="single" w:sz="6" w:space="0" w:color="9AA4B5"/>
+              <w:right w:val="single" w:sz="6" w:space="0" w:color="9AA4B5"/>
+            </w:tcBorders>
+            <w:tcMar>
+              <w:top w:w="45" w:type="dxa"/>
+              <w:left w:w="60" w:type="dxa"/>
+              <w:bottom w:w="45" w:type="dxa"/>
+              <w:right w:w="60" w:type="dxa"/>
+            </w:tcMar>
+            <w:vAlign w:val="center"/>
+            <w:hideMark/>
+          </w:tcPr>
+          <w:p>
+            <w:pPr>
+              <w:spacing w:after="120"/>
+              <w:rPr>
+                <w:rFonts w:ascii="Calibri" w:eastAsia="Times New Roman" w:hAnsi="Calibri" w:cs="Calibri"/>
+                <w:color w:val="1A1A1A"/>
+                <w:sz w:val="17"/>
+                <w:szCs w:val="17"/>
+              </w:rPr>
+            </w:pPr>
+            <w:r>
+              <w:rPr>
+                <w:rFonts w:ascii="Calibri" w:eastAsia="Times New Roman" w:hAnsi="Calibri" w:cs="Calibri"/>
+                <w:color w:val="1A1A1A"/>
+                <w:sz w:val="17"/>
+                <w:szCs w:val="17"/>
+              </w:rPr>
+              <w:t>Uniaxial</w:t>
+            </w:r>
+          </w:p>
+        </w:tc>
+        <w:tc>
+          <w:tcPr>
+            <w:tcW w:w="0" w:type="auto"/>
+            <w:tcBorders>
+              <w:top w:val="single" w:sz="6" w:space="0" w:color="9AA4B5"/>
+              <w:left w:val="single" w:sz="6" w:space="0" w:color="9AA4B5"/>
+              <w:bottom w:val="single" w:sz="6" w:space="0" w:color="9AA4B5"/>
+              <w:right w:val="single" w:sz="6" w:space="0" w:color="9AA4B5"/>
+            </w:tcBorders>
+            <w:tcMar>
+              <w:top w:w="45" w:type="dxa"/>
+              <w:left w:w="60" w:type="dxa"/>
+              <w:bottom w:w="45" w:type="dxa"/>
+              <w:right w:w="60" w:type="dxa"/>
+            </w:tcMar>
+            <w:vAlign w:val="center"/>
+            <w:hideMark/>
+          </w:tcPr>
+          <w:p>
+            <w:pPr>
+              <w:spacing w:after="120"/>
+              <w:rPr>
+                <w:rFonts w:ascii="Calibri" w:eastAsia="Times New Roman" w:hAnsi="Calibri" w:cs="Calibri"/>
+                <w:color w:val="1A1A1A"/>
+                <w:sz w:val="17"/>
+                <w:szCs w:val="17"/>
+              </w:rPr>
+            </w:pPr>
+            <w:r>
+              <w:rPr>
+                <w:rFonts w:ascii="Calibri" w:eastAsia="Times New Roman" w:hAnsi="Calibri" w:cs="Calibri"/>
+                <w:color w:val="1A1A1A"/>
+                <w:sz w:val="17"/>
+                <w:szCs w:val="17"/>
+              </w:rPr>
+              <w:t>7.5</w:t>
+            </w:r>
+          </w:p>
+        </w:tc>
+        <w:tc>
+          <w:tcPr>
+            <w:tcW w:w="0" w:type="auto"/>
+            <w:tcBorders>
+              <w:top w:val="single" w:sz="6" w:space="0" w:color="9AA4B5"/>
+              <w:left w:val="single" w:sz="6" w:space="0" w:color="9AA4B5"/>
+              <w:bottom w:val="single" w:sz="6" w:space="0" w:color="9AA4B5"/>
+              <w:right w:val="single" w:sz="6" w:space="0" w:color="9AA4B5"/>
+            </w:tcBorders>
+            <w:tcMar>
+              <w:top w:w="45" w:type="dxa"/>
+              <w:left w:w="60" w:type="dxa"/>
+              <w:bottom w:w="45" w:type="dxa"/>
+              <w:right w:w="60" w:type="dxa"/>
+            </w:tcMar>
+            <w:vAlign w:val="center"/>
+            <w:hideMark/>
+          </w:tcPr>
+          <w:p>
+            <w:pPr>
+              <w:spacing w:after="120"/>
+              <w:rPr>
+                <w:rFonts w:ascii="Calibri" w:eastAsia="Times New Roman" w:hAnsi="Calibri" w:cs="Calibri"/>
+                <w:color w:val="1A1A1A"/>
+                <w:sz w:val="17"/>
+                <w:szCs w:val="17"/>
+              </w:rPr>
+            </w:pPr>
+            <w:r>
+              <w:rPr>
+                <w:rFonts w:ascii="Calibri" w:eastAsia="Times New Roman" w:hAnsi="Calibri" w:cs="Calibri"/>
+                <w:color w:val="1A1A1A"/>
+                <w:sz w:val="17"/>
+                <w:szCs w:val="17"/>
+              </w:rPr>
+              <w:t>RI 1.640, SG 3.13, Uniaxial</w:t>
+            </w:r>
+          </w:p>
+        </w:tc>
+        <w:tc>
+          <w:tcPr>
+            <w:tcW w:w="0" w:type="auto"/>
+            <w:tcBorders>
+              <w:top w:val="single" w:sz="6" w:space="0" w:color="9AA4B5"/>
+              <w:left w:val="single" w:sz="6" w:space="0" w:color="9AA4B5"/>
+              <w:bottom w:val="single" w:sz="6" w:space="0" w:color="9AA4B5"/>
+              <w:right w:val="single" w:sz="6" w:space="0" w:color="9AA4B5"/>
+            </w:tcBorders>
+            <w:tcMar>
+              <w:top w:w="45" w:type="dxa"/>
+              <w:left w:w="60" w:type="dxa"/>
+              <w:bottom w:w="45" w:type="dxa"/>
+              <w:right w:w="60" w:type="dxa"/>
+            </w:tcMar>
+            <w:vAlign w:val="center"/>
+            <w:hideMark/>
+          </w:tcPr>
+          <w:p>
+            <w:pPr>
+              <w:spacing w:after="120"/>
+              <w:rPr>
+                <w:rFonts w:ascii="Calibri" w:eastAsia="Times New Roman" w:hAnsi="Calibri" w:cs="Calibri"/>
+                <w:color w:val="1A1A1A"/>
+                <w:sz w:val="17"/>
+                <w:szCs w:val="17"/>
+              </w:rPr>
+            </w:pPr>
+            <w:r>
+              <w:rPr>
+                <w:rFonts w:ascii="Calibri" w:eastAsia="Times New Roman" w:hAnsi="Calibri" w:cs="Calibri"/>
+                <w:color w:val="1A1A1A"/>
+                <w:sz w:val="17"/>
+                <w:szCs w:val="17"/>
+              </w:rPr>
+              <w:t>Tourmaline (90%)</w:t>
+            </w:r>
+          </w:p>
+        </w:tc>
+        <w:tc>
+          <w:tcPr>
+            <w:tcW w:w="0" w:type="auto"/>
+            <w:tcBorders>
+              <w:top w:val="single" w:sz="6" w:space="0" w:color="9AA4B5"/>
+              <w:left w:val="single" w:sz="6" w:space="0" w:color="9AA4B5"/>
+              <w:bottom w:val="single" w:sz="6" w:space="0" w:color="9AA4B5"/>
+              <w:right w:val="single" w:sz="6" w:space="0" w:color="9AA4B5"/>
+            </w:tcBorders>
+            <w:tcMar>
+              <w:top w:w="45" w:type="dxa"/>
+              <w:left w:w="60" w:type="dxa"/>
+              <w:bottom w:w="45" w:type="dxa"/>
+              <w:right w:w="60" w:type="dxa"/>
+            </w:tcMar>
+            <w:vAlign w:val="center"/>
+            <w:hideMark/>
+          </w:tcPr>
+          <w:p>
+            <w:pPr>
+              <w:spacing w:after="120"/>
+              <w:rPr>
+                <w:rFonts w:ascii="Calibri" w:eastAsia="Times New Roman" w:hAnsi="Calibri" w:cs="Calibri"/>
+                <w:color w:val="1A1A1A"/>
+                <w:sz w:val="17"/>
+                <w:szCs w:val="17"/>
+              </w:rPr>
+            </w:pPr>
+            <w:r>
+              <w:rPr>
+                <w:rFonts w:ascii="Calibri" w:eastAsia="Times New Roman" w:hAnsi="Calibri" w:cs="Calibri"/>
+                <w:color w:val="1A1A1A"/>
+                <w:sz w:val="17"/>
+                <w:szCs w:val="17"/>
+              </w:rPr>
+              <w:t>GIA Gem Encyclopedia</w:t>
+            </w:r>
+          </w:p>
+        </w:tc>
+      </w:tr>
+      <w:tr>
+        <w:tc>
+          <w:tcPr>
+            <w:tcW w:w="0" w:type="auto"/>
+            <w:tcBorders>
+              <w:top w:val="single" w:sz="6" w:space="0" w:color="9AA4B5"/>
+              <w:left w:val="single" w:sz="6" w:space="0" w:color="9AA4B5"/>
+              <w:bottom w:val="single" w:sz="6" w:space="0" w:color="9AA4B5"/>
+              <w:right w:val="single" w:sz="6" w:space="0" w:color="9AA4B5"/>
+            </w:tcBorders>
+            <w:tcMar>
+              <w:top w:w="45" w:type="dxa"/>
+              <w:left w:w="60" w:type="dxa"/>
+              <w:bottom w:w="45" w:type="dxa"/>
+              <w:right w:w="60" w:type="dxa"/>
+            </w:tcMar>
+            <w:vAlign w:val="center"/>
+            <w:hideMark/>
+          </w:tcPr>
+          <w:p>
+            <w:pPr>
+              <w:spacing w:after="120"/>
+              <w:jc w:val="center"/>
+              <w:rPr>
+                <w:rFonts w:ascii="Calibri" w:eastAsia="Times New Roman" w:hAnsi="Calibri" w:cs="Calibri"/>
+                <w:color w:val="1A1A1A"/>
+                <w:sz w:val="17"/>
+                <w:szCs w:val="17"/>
+              </w:rPr>
+            </w:pPr>
+            <w:r>
+              <w:rPr>
+                <w:rFonts w:ascii="Calibri" w:eastAsia="Times New Roman" w:hAnsi="Calibri" w:cs="Calibri"/>
+                <w:noProof/>
+                <w:color w:val="1A1A1A"/>
+                <w:sz w:val="17"/>
+                <w:szCs w:val="17"/>
+              </w:rPr>
+              <w:drawing>
+                <wp:inline distT="0" distB="0" distL="0" distR="0" wp14:anchorId="4DF14EC8" wp14:editId="25ADB357">
+                  <wp:extent cx="457835" cy="457835"/>
+                  <wp:effectExtent l="0" t="0" r="0" b="0"/>
+                  <wp:docPr id="25" name="Picture 25"/>
+                  <wp:cNvGraphicFramePr>
+                    <a:graphicFrameLocks xmlns:a="http://schemas.openxmlformats.org/drawingml/2006/main" noChangeAspect="1"/>
+                  </wp:cNvGraphicFramePr>
+                  <a:graphic xmlns:a="http://schemas.openxmlformats.org/drawingml/2006/main">
+                    <a:graphicData uri="http://schemas.openxmlformats.org/drawingml/2006/picture">
+                      <pic:pic xmlns:pic="http://schemas.openxmlformats.org/drawingml/2006/picture">
+                        <pic:nvPicPr>
+                          <pic:cNvPr id="0" name="Picture 25"/>
+                          <pic:cNvPicPr>
+                            <a:picLocks noChangeAspect="1" noChangeArrowheads="1"/>
+                          </pic:cNvPicPr>
+                        </pic:nvPicPr>
+                        <pic:blipFill>
+                          <a:blip r:embed="rId31" cstate="print">
+                            <a:extLst>
+                              <a:ext uri="{28A0092B-C50C-407E-A947-70E740481C1C}">
+                                <a14:useLocalDpi xmlns:a14="http://schemas.microsoft.com/office/drawing/2010/main" val="0"/>
+                              </a:ext>
+                            </a:extLst>
+                          </a:blip>
+                          <a:srcRect/>
+                          <a:stretch>
+                            <a:fillRect/>
+                          </a:stretch>
+                        </pic:blipFill>
+                        <pic:spPr bwMode="auto">
+                          <a:xfrm>
+                            <a:off x="0" y="0"/>
+                            <a:ext cx="457835" cy="457835"/>
+                          </a:xfrm>
+                          <a:prstGeom prst="rect">
+                            <a:avLst/>
+                          </a:prstGeom>
+                          <a:noFill/>
+                          <a:ln>
+                            <a:noFill/>
+                          </a:ln>
+                        </pic:spPr>
+                      </pic:pic>
+                    </a:graphicData>
+                  </a:graphic>
+                </wp:inline>
+              </w:drawing>
+            </w:r>
+          </w:p>
+        </w:tc>
+        <w:tc>
+          <w:tcPr>
+            <w:tcW w:w="0" w:type="auto"/>
+            <w:tcBorders>
+              <w:top w:val="single" w:sz="6" w:space="0" w:color="9AA4B5"/>
+              <w:left w:val="single" w:sz="6" w:space="0" w:color="9AA4B5"/>
+              <w:bottom w:val="single" w:sz="6" w:space="0" w:color="9AA4B5"/>
+              <w:right w:val="single" w:sz="6" w:space="0" w:color="9AA4B5"/>
+            </w:tcBorders>
+            <w:tcMar>
+              <w:top w:w="45" w:type="dxa"/>
+              <w:left w:w="60" w:type="dxa"/>
+              <w:bottom w:w="45" w:type="dxa"/>
+              <w:right w:w="60" w:type="dxa"/>
+            </w:tcMar>
+            <w:vAlign w:val="center"/>
+            <w:hideMark/>
+          </w:tcPr>
+          <w:p>
+            <w:pPr>
+              <w:spacing w:after="120"/>
+              <w:rPr>
+                <w:rFonts w:ascii="Calibri" w:eastAsia="Times New Roman" w:hAnsi="Calibri" w:cs="Calibri"/>
+                <w:color w:val="1A1A1A"/>
+                <w:sz w:val="17"/>
+                <w:szCs w:val="17"/>
+              </w:rPr>
+            </w:pPr>
+            <w:r>
+              <w:rPr>
+                <w:rFonts w:ascii="Calibri" w:eastAsia="Times New Roman" w:hAnsi="Calibri" w:cs="Calibri"/>
+                <w:b/>
+                <w:bCs/>
+                <w:color w:val="1A1A1A"/>
+                <w:sz w:val="17"/>
+                <w:szCs w:val="17"/>
+              </w:rPr>
+              <w:t>Quartz</w:t>
+            </w:r>
+            <w:r>
+              <w:rPr>
+                <w:rFonts w:ascii="Calibri" w:eastAsia="Times New Roman" w:hAnsi="Calibri" w:cs="Calibri"/>
+                <w:color w:val="1A1A1A"/>
+                <w:sz w:val="17"/>
+                <w:szCs w:val="17"/>
+              </w:rPr>
+              <w:br/>
+            </w:r>
+            <w:r>
+              <w:rPr>
+                <w:rStyle w:val="small1"/>
+                <w:rFonts w:ascii="Calibri" w:eastAsia="Times New Roman" w:hAnsi="Calibri" w:cs="Calibri"/>
+                <w:color w:val="F29CBF"/>
+              </w:rPr>
+              <w:t>●</w:t>
+            </w:r>
+            <w:r>
+              <w:rPr>
+                <w:rStyle w:val="small1"/>
+                <w:rFonts w:ascii="Calibri" w:eastAsia="Times New Roman" w:hAnsi="Calibri" w:cs="Calibri"/>
+              </w:rPr>
+              <w:t xml:space="preserve"> Pink, </w:t>
+            </w:r>
+            <w:r>
+              <w:rPr>
+                <w:rStyle w:val="small1"/>
+                <w:rFonts w:ascii="Calibri" w:eastAsia="Times New Roman" w:hAnsi="Calibri" w:cs="Calibri"/>
+                <w:color w:val="F5D33B"/>
+              </w:rPr>
+              <w:t>●</w:t>
+            </w:r>
+            <w:r>
+              <w:rPr>
+                <w:rStyle w:val="small1"/>
+                <w:rFonts w:ascii="Calibri" w:eastAsia="Times New Roman" w:hAnsi="Calibri" w:cs="Calibri"/>
+              </w:rPr>
+              <w:t xml:space="preserve"> Yellow, </w:t>
+            </w:r>
+            <w:r>
+              <w:rPr>
+                <w:rStyle w:val="small1"/>
+                <w:rFonts w:ascii="Calibri" w:eastAsia="Times New Roman" w:hAnsi="Calibri" w:cs="Calibri"/>
+                <w:color w:val="7B3FB5"/>
+              </w:rPr>
+              <w:t>●</w:t>
+            </w:r>
+            <w:r>
+              <w:rPr>
+                <w:rStyle w:val="small1"/>
+                <w:rFonts w:ascii="Calibri" w:eastAsia="Times New Roman" w:hAnsi="Calibri" w:cs="Calibri"/>
+              </w:rPr>
+              <w:t xml:space="preserve"> Purple, </w:t>
+            </w:r>
+            <w:r>
+              <w:rPr>
+                <w:rStyle w:val="small1"/>
+                <w:rFonts w:ascii="Calibri" w:eastAsia="Times New Roman" w:hAnsi="Calibri" w:cs="Calibri"/>
+                <w:color w:val="8B5A2B"/>
+              </w:rPr>
+              <w:t>●</w:t>
+            </w:r>
+            <w:r>
+              <w:rPr>
+                <w:rStyle w:val="small1"/>
+                <w:rFonts w:ascii="Calibri" w:eastAsia="Times New Roman" w:hAnsi="Calibri" w:cs="Calibri"/>
+              </w:rPr>
+              <w:t xml:space="preserve"> Brown, </w:t>
+            </w:r>
+            <w:r>
+              <w:rPr>
+                <w:rStyle w:val="small1"/>
+                <w:rFonts w:ascii="Calibri" w:eastAsia="Times New Roman" w:hAnsi="Calibri" w:cs="Calibri"/>
+                <w:color w:val="B8BFCC"/>
+              </w:rPr>
+              <w:t>●</w:t>
+            </w:r>
+            <w:r>
+              <w:rPr>
+                <w:rStyle w:val="small1"/>
+                <w:rFonts w:ascii="Calibri" w:eastAsia="Times New Roman" w:hAnsi="Calibri" w:cs="Calibri"/>
+              </w:rPr>
+              <w:t xml:space="preserve"> Colourless</w:t>
+            </w:r>
+          </w:p>
+        </w:tc>
+        <w:tc>
+          <w:tcPr>
+            <w:tcW w:w="0" w:type="auto"/>
+            <w:tcBorders>
+              <w:top w:val="single" w:sz="6" w:space="0" w:color="9AA4B5"/>
+              <w:left w:val="single" w:sz="6" w:space="0" w:color="9AA4B5"/>
+              <w:bottom w:val="single" w:sz="6" w:space="0" w:color="9AA4B5"/>
+              <w:right w:val="single" w:sz="6" w:space="0" w:color="9AA4B5"/>
+            </w:tcBorders>
+            <w:noWrap/>
+            <w:tcMar>
+              <w:top w:w="45" w:type="dxa"/>
+              <w:left w:w="60" w:type="dxa"/>
+              <w:bottom w:w="45" w:type="dxa"/>
+              <w:right w:w="60" w:type="dxa"/>
+            </w:tcMar>
+            <w:vAlign w:val="center"/>
+            <w:hideMark/>
+          </w:tcPr>
+          <w:p>
+            <w:pPr>
+              <w:spacing w:after="120"/>
+              <w:rPr>
+                <w:rFonts w:ascii="Calibri" w:eastAsia="Times New Roman" w:hAnsi="Calibri" w:cs="Calibri"/>
+                <w:color w:val="1A1A1A"/>
+                <w:sz w:val="17"/>
+                <w:szCs w:val="17"/>
+              </w:rPr>
+            </w:pPr>
+            <w:r>
+              <w:rPr>
+                <w:rFonts w:ascii="Calibri" w:eastAsia="Times New Roman" w:hAnsi="Calibri" w:cs="Calibri"/>
+                <w:color w:val="1A1A1A"/>
+                <w:sz w:val="17"/>
+                <w:szCs w:val="17"/>
+              </w:rPr>
+              <w:t>1.540</w:t>
+            </w:r>
+            <w:r>
+              <w:rPr>
+                <w:rFonts w:ascii="Calibri" w:eastAsia="Times New Roman" w:hAnsi="Calibri" w:cs="Calibri"/>
+                <w:color w:val="1A1A1A"/>
+                <w:sz w:val="17"/>
+                <w:szCs w:val="17"/>
+              </w:rPr>
+              <w:noBreakHyphen/>
+              <w:t>1.558</w:t>
+            </w:r>
+          </w:p>
+        </w:tc>
+        <w:tc>
+          <w:tcPr>
+            <w:tcW w:w="0" w:type="auto"/>
+            <w:tcBorders>
+              <w:top w:val="single" w:sz="6" w:space="0" w:color="9AA4B5"/>
+              <w:left w:val="single" w:sz="6" w:space="0" w:color="9AA4B5"/>
+              <w:bottom w:val="single" w:sz="6" w:space="0" w:color="9AA4B5"/>
+              <w:right w:val="single" w:sz="6" w:space="0" w:color="9AA4B5"/>
+            </w:tcBorders>
+            <w:noWrap/>
+            <w:tcMar>
+              <w:top w:w="45" w:type="dxa"/>
+              <w:left w:w="60" w:type="dxa"/>
+              <w:bottom w:w="45" w:type="dxa"/>
+              <w:right w:w="60" w:type="dxa"/>
+            </w:tcMar>
+            <w:vAlign w:val="center"/>
+            <w:hideMark/>
+          </w:tcPr>
+          <w:p>
+            <w:pPr>
+              <w:spacing w:after="120"/>
+              <w:rPr>
+                <w:rFonts w:ascii="Calibri" w:eastAsia="Times New Roman" w:hAnsi="Calibri" w:cs="Calibri"/>
+                <w:color w:val="1A1A1A"/>
+                <w:sz w:val="17"/>
+                <w:szCs w:val="17"/>
+              </w:rPr>
+            </w:pPr>
+            <w:r>
+              <w:rPr>
+                <w:rFonts w:ascii="Calibri" w:eastAsia="Times New Roman" w:hAnsi="Calibri" w:cs="Calibri"/>
+                <w:color w:val="1A1A1A"/>
+                <w:sz w:val="17"/>
+                <w:szCs w:val="17"/>
+              </w:rPr>
+              <w:t>2.60</w:t>
+            </w:r>
+            <w:r>
+              <w:rPr>
+                <w:rFonts w:ascii="Calibri" w:eastAsia="Times New Roman" w:hAnsi="Calibri" w:cs="Calibri"/>
+                <w:color w:val="1A1A1A"/>
+                <w:sz w:val="17"/>
+                <w:szCs w:val="17"/>
+              </w:rPr>
+              <w:noBreakHyphen/>
+              <w:t>2.70</w:t>
+            </w:r>
+          </w:p>
+        </w:tc>
+        <w:tc>
+          <w:tcPr>
+            <w:tcW w:w="0" w:type="auto"/>
+            <w:tcBorders>
+              <w:top w:val="single" w:sz="6" w:space="0" w:color="9AA4B5"/>
+              <w:left w:val="single" w:sz="6" w:space="0" w:color="9AA4B5"/>
+              <w:bottom w:val="single" w:sz="6" w:space="0" w:color="9AA4B5"/>
+              <w:right w:val="single" w:sz="6" w:space="0" w:color="9AA4B5"/>
+            </w:tcBorders>
+            <w:tcMar>
+              <w:top w:w="45" w:type="dxa"/>
+              <w:left w:w="60" w:type="dxa"/>
+              <w:bottom w:w="45" w:type="dxa"/>
+              <w:right w:w="60" w:type="dxa"/>
+            </w:tcMar>
+            <w:vAlign w:val="center"/>
+            <w:hideMark/>
+          </w:tcPr>
+          <w:p>
+            <w:pPr>
+              <w:spacing w:after="120"/>
+              <w:rPr>
+                <w:rFonts w:ascii="Calibri" w:eastAsia="Times New Roman" w:hAnsi="Calibri" w:cs="Calibri"/>
+                <w:color w:val="1A1A1A"/>
+                <w:sz w:val="17"/>
+                <w:szCs w:val="17"/>
+              </w:rPr>
+            </w:pPr>
+            <w:r>
+              <w:rPr>
+                <w:rFonts w:ascii="Calibri" w:eastAsia="Times New Roman" w:hAnsi="Calibri" w:cs="Calibri"/>
+                <w:color w:val="1A1A1A"/>
+                <w:sz w:val="17"/>
+                <w:szCs w:val="17"/>
+              </w:rPr>
+              <w:t>Uniaxial</w:t>
+            </w:r>
+          </w:p>
+        </w:tc>
+        <w:tc>
+          <w:tcPr>
+            <w:tcW w:w="0" w:type="auto"/>
+            <w:tcBorders>
+              <w:top w:val="single" w:sz="6" w:space="0" w:color="9AA4B5"/>
+              <w:left w:val="single" w:sz="6" w:space="0" w:color="9AA4B5"/>
+              <w:bottom w:val="single" w:sz="6" w:space="0" w:color="9AA4B5"/>
+              <w:right w:val="single" w:sz="6" w:space="0" w:color="9AA4B5"/>
+            </w:tcBorders>
+            <w:tcMar>
+              <w:top w:w="45" w:type="dxa"/>
+              <w:left w:w="60" w:type="dxa"/>
+              <w:bottom w:w="45" w:type="dxa"/>
+              <w:right w:w="60" w:type="dxa"/>
+            </w:tcMar>
+            <w:vAlign w:val="center"/>
+            <w:hideMark/>
+          </w:tcPr>
+          <w:p>
+            <w:pPr>
+              <w:spacing w:after="120"/>
+              <w:rPr>
+                <w:rFonts w:ascii="Calibri" w:eastAsia="Times New Roman" w:hAnsi="Calibri" w:cs="Calibri"/>
+                <w:color w:val="1A1A1A"/>
+                <w:sz w:val="17"/>
+                <w:szCs w:val="17"/>
+              </w:rPr>
+            </w:pPr>
+            <w:r>
+              <w:rPr>
+                <w:rFonts w:ascii="Calibri" w:eastAsia="Times New Roman" w:hAnsi="Calibri" w:cs="Calibri"/>
+                <w:color w:val="1A1A1A"/>
+                <w:sz w:val="17"/>
+                <w:szCs w:val="17"/>
+              </w:rPr>
+              <w:t>7</w:t>
+            </w:r>
+          </w:p>
+        </w:tc>
+        <w:tc>
+          <w:tcPr>
+            <w:tcW w:w="0" w:type="auto"/>
+            <w:tcBorders>
+              <w:top w:val="single" w:sz="6" w:space="0" w:color="9AA4B5"/>
+              <w:left w:val="single" w:sz="6" w:space="0" w:color="9AA4B5"/>
+              <w:bottom w:val="single" w:sz="6" w:space="0" w:color="9AA4B5"/>
+              <w:right w:val="single" w:sz="6" w:space="0" w:color="9AA4B5"/>
+            </w:tcBorders>
+            <w:tcMar>
+              <w:top w:w="45" w:type="dxa"/>
+              <w:left w:w="60" w:type="dxa"/>
+              <w:bottom w:w="45" w:type="dxa"/>
+              <w:right w:w="60" w:type="dxa"/>
+            </w:tcMar>
+            <w:vAlign w:val="center"/>
+            <w:hideMark/>
+          </w:tcPr>
+          <w:p>
+            <w:pPr>
+              <w:spacing w:after="120"/>
+              <w:rPr>
+                <w:rFonts w:ascii="Calibri" w:eastAsia="Times New Roman" w:hAnsi="Calibri" w:cs="Calibri"/>
+                <w:color w:val="1A1A1A"/>
+                <w:sz w:val="17"/>
+                <w:szCs w:val="17"/>
+              </w:rPr>
+            </w:pPr>
+            <w:r>
+              <w:rPr>
+                <w:rFonts w:ascii="Calibri" w:eastAsia="Times New Roman" w:hAnsi="Calibri" w:cs="Calibri"/>
+                <w:color w:val="1A1A1A"/>
+                <w:sz w:val="17"/>
+                <w:szCs w:val="17"/>
+              </w:rPr>
+              <w:t>RI 1.549, SG 2.65, Uniaxial</w:t>
+            </w:r>
+          </w:p>
+        </w:tc>
+        <w:tc>
+          <w:tcPr>
+            <w:tcW w:w="0" w:type="auto"/>
+            <w:tcBorders>
+              <w:top w:val="single" w:sz="6" w:space="0" w:color="9AA4B5"/>
+              <w:left w:val="single" w:sz="6" w:space="0" w:color="9AA4B5"/>
+              <w:bottom w:val="single" w:sz="6" w:space="0" w:color="9AA4B5"/>
+              <w:right w:val="single" w:sz="6" w:space="0" w:color="9AA4B5"/>
+            </w:tcBorders>
+            <w:tcMar>
+              <w:top w:w="45" w:type="dxa"/>
+              <w:left w:w="60" w:type="dxa"/>
+              <w:bottom w:w="45" w:type="dxa"/>
+              <w:right w:w="60" w:type="dxa"/>
+            </w:tcMar>
+            <w:vAlign w:val="center"/>
+            <w:hideMark/>
+          </w:tcPr>
+          <w:p>
+            <w:pPr>
+              <w:spacing w:after="120"/>
+              <w:rPr>
+                <w:rFonts w:ascii="Calibri" w:eastAsia="Times New Roman" w:hAnsi="Calibri" w:cs="Calibri"/>
+                <w:color w:val="1A1A1A"/>
+                <w:sz w:val="17"/>
+                <w:szCs w:val="17"/>
+              </w:rPr>
+            </w:pPr>
+            <w:r>
+              <w:rPr>
+                <w:rFonts w:ascii="Calibri" w:eastAsia="Times New Roman" w:hAnsi="Calibri" w:cs="Calibri"/>
+                <w:color w:val="1A1A1A"/>
+                <w:sz w:val="17"/>
+                <w:szCs w:val="17"/>
+              </w:rPr>
+              <w:t>Quartz (90%)</w:t>
+            </w:r>
+          </w:p>
+        </w:tc>
+        <w:tc>
+          <w:tcPr>
+            <w:tcW w:w="0" w:type="auto"/>
+            <w:tcBorders>
+              <w:top w:val="single" w:sz="6" w:space="0" w:color="9AA4B5"/>
+              <w:left w:val="single" w:sz="6" w:space="0" w:color="9AA4B5"/>
+              <w:bottom w:val="single" w:sz="6" w:space="0" w:color="9AA4B5"/>
+              <w:right w:val="single" w:sz="6" w:space="0" w:color="9AA4B5"/>
+            </w:tcBorders>
+            <w:tcMar>
+              <w:top w:w="45" w:type="dxa"/>
+              <w:left w:w="60" w:type="dxa"/>
+              <w:bottom w:w="45" w:type="dxa"/>
+              <w:right w:w="60" w:type="dxa"/>
+            </w:tcMar>
+            <w:vAlign w:val="center"/>
+            <w:hideMark/>
+          </w:tcPr>
+          <w:p>
+            <w:pPr>
+              <w:spacing w:after="120"/>
+              <w:rPr>
+                <w:rFonts w:ascii="Calibri" w:eastAsia="Times New Roman" w:hAnsi="Calibri" w:cs="Calibri"/>
+                <w:color w:val="1A1A1A"/>
+                <w:sz w:val="17"/>
+                <w:szCs w:val="17"/>
+              </w:rPr>
+            </w:pPr>
+            <w:r>
+              <w:rPr>
+                <w:rFonts w:ascii="Calibri" w:eastAsia="Times New Roman" w:hAnsi="Calibri" w:cs="Calibri"/>
+                <w:color w:val="1A1A1A"/>
+                <w:sz w:val="17"/>
+                <w:szCs w:val="17"/>
+              </w:rPr>
+              <w:t>Read, Gemmology</w:t>
+            </w:r>
+          </w:p>
+        </w:tc>
+      </w:tr>
+      <w:tr>
+        <w:tc>
+          <w:tcPr>
+            <w:tcW w:w="0" w:type="auto"/>
+            <w:tcBorders>
+              <w:top w:val="single" w:sz="6" w:space="0" w:color="9AA4B5"/>
+              <w:left w:val="single" w:sz="6" w:space="0" w:color="9AA4B5"/>
+              <w:bottom w:val="single" w:sz="6" w:space="0" w:color="9AA4B5"/>
+              <w:right w:val="single" w:sz="6" w:space="0" w:color="9AA4B5"/>
+            </w:tcBorders>
+            <w:tcMar>
+              <w:top w:w="45" w:type="dxa"/>
+              <w:left w:w="60" w:type="dxa"/>
+              <w:bottom w:w="45" w:type="dxa"/>
+              <w:right w:w="60" w:type="dxa"/>
+            </w:tcMar>
+            <w:vAlign w:val="center"/>
+            <w:hideMark/>
+          </w:tcPr>
+          <w:p>
+            <w:pPr>
+              <w:spacing w:after="120"/>
+              <w:jc w:val="center"/>
+              <w:rPr>
+                <w:rFonts w:ascii="Calibri" w:eastAsia="Times New Roman" w:hAnsi="Calibri" w:cs="Calibri"/>
+                <w:color w:val="1A1A1A"/>
+                <w:sz w:val="17"/>
+                <w:szCs w:val="17"/>
+              </w:rPr>
+            </w:pPr>
+            <w:r>
+              <w:rPr>
+                <w:rFonts w:ascii="Calibri" w:eastAsia="Times New Roman" w:hAnsi="Calibri" w:cs="Calibri"/>
+                <w:noProof/>
+                <w:color w:val="1A1A1A"/>
+                <w:sz w:val="17"/>
+                <w:szCs w:val="17"/>
+              </w:rPr>
+              <w:drawing>
+                <wp:inline distT="0" distB="0" distL="0" distR="0" wp14:anchorId="60819AD3" wp14:editId="3E38D770">
+                  <wp:extent cx="457835" cy="457835"/>
+                  <wp:effectExtent l="0" t="0" r="0" b="0"/>
+                  <wp:docPr id="26" name="Picture 26"/>
+                  <wp:cNvGraphicFramePr>
+                    <a:graphicFrameLocks xmlns:a="http://schemas.openxmlformats.org/drawingml/2006/main" noChangeAspect="1"/>
+                  </wp:cNvGraphicFramePr>
+                  <a:graphic xmlns:a="http://schemas.openxmlformats.org/drawingml/2006/main">
+                    <a:graphicData uri="http://schemas.openxmlformats.org/drawingml/2006/picture">
+                      <pic:pic xmlns:pic="http://schemas.openxmlformats.org/drawingml/2006/picture">
+                        <pic:nvPicPr>
+                          <pic:cNvPr id="0" name="Picture 26"/>
+                          <pic:cNvPicPr>
+                            <a:picLocks noChangeAspect="1" noChangeArrowheads="1"/>
+                          </pic:cNvPicPr>
+                        </pic:nvPicPr>
+                        <pic:blipFill>
+                          <a:blip r:embed="rId32" cstate="print">
+                            <a:extLst>
+                              <a:ext uri="{28A0092B-C50C-407E-A947-70E740481C1C}">
+                                <a14:useLocalDpi xmlns:a14="http://schemas.microsoft.com/office/drawing/2010/main" val="0"/>
+                              </a:ext>
+                            </a:extLst>
+                          </a:blip>
+                          <a:srcRect/>
+                          <a:stretch>
+                            <a:fillRect/>
+                          </a:stretch>
+                        </pic:blipFill>
+                        <pic:spPr bwMode="auto">
+                          <a:xfrm>
+                            <a:off x="0" y="0"/>
+                            <a:ext cx="457835" cy="457835"/>
+                          </a:xfrm>
+                          <a:prstGeom prst="rect">
+                            <a:avLst/>
+                          </a:prstGeom>
+                          <a:noFill/>
+                          <a:ln>
+                            <a:noFill/>
+                          </a:ln>
+                        </pic:spPr>
+                      </pic:pic>
+                    </a:graphicData>
+                  </a:graphic>
+                </wp:inline>
+              </w:drawing>
+            </w:r>
+          </w:p>
+        </w:tc>
+        <w:tc>
+          <w:tcPr>
+            <w:tcW w:w="0" w:type="auto"/>
+            <w:tcBorders>
+              <w:top w:val="single" w:sz="6" w:space="0" w:color="9AA4B5"/>
+              <w:left w:val="single" w:sz="6" w:space="0" w:color="9AA4B5"/>
+              <w:bottom w:val="single" w:sz="6" w:space="0" w:color="9AA4B5"/>
+              <w:right w:val="single" w:sz="6" w:space="0" w:color="9AA4B5"/>
+            </w:tcBorders>
+            <w:tcMar>
+              <w:top w:w="45" w:type="dxa"/>
+              <w:left w:w="60" w:type="dxa"/>
+              <w:bottom w:w="45" w:type="dxa"/>
+              <w:right w:w="60" w:type="dxa"/>
+            </w:tcMar>
+            <w:vAlign w:val="center"/>
+            <w:hideMark/>
+          </w:tcPr>
+          <w:p>
+            <w:pPr>
+              <w:spacing w:after="120"/>
+              <w:rPr>
+                <w:rFonts w:ascii="Calibri" w:eastAsia="Times New Roman" w:hAnsi="Calibri" w:cs="Calibri"/>
+                <w:color w:val="1A1A1A"/>
+                <w:sz w:val="17"/>
+                <w:szCs w:val="17"/>
+              </w:rPr>
+            </w:pPr>
+            <w:r>
+              <w:rPr>
+                <w:rFonts w:ascii="Calibri" w:eastAsia="Times New Roman" w:hAnsi="Calibri" w:cs="Calibri"/>
+                <w:b/>
+                <w:bCs/>
+                <w:color w:val="1A1A1A"/>
+                <w:sz w:val="17"/>
+                <w:szCs w:val="17"/>
+              </w:rPr>
+              <w:t>Feldspar</w:t>
+            </w:r>
+            <w:r>
+              <w:rPr>
+                <w:rFonts w:ascii="Calibri" w:eastAsia="Times New Roman" w:hAnsi="Calibri" w:cs="Calibri"/>
+                <w:color w:val="1A1A1A"/>
+                <w:sz w:val="17"/>
+                <w:szCs w:val="17"/>
+              </w:rPr>
+              <w:br/>
+            </w:r>
+            <w:r>
+              <w:rPr>
+                <w:rStyle w:val="small1"/>
+                <w:rFonts w:ascii="Calibri" w:eastAsia="Times New Roman" w:hAnsi="Calibri" w:cs="Calibri"/>
+                <w:color w:val="FFFFFF"/>
+              </w:rPr>
+              <w:t>●</w:t>
+            </w:r>
+            <w:r>
+              <w:rPr>
+                <w:rStyle w:val="small1"/>
+                <w:rFonts w:ascii="Calibri" w:eastAsia="Times New Roman" w:hAnsi="Calibri" w:cs="Calibri"/>
+              </w:rPr>
+              <w:t xml:space="preserve"> White, </w:t>
+            </w:r>
+            <w:r>
+              <w:rPr>
+                <w:rStyle w:val="small1"/>
+                <w:rFonts w:ascii="Calibri" w:eastAsia="Times New Roman" w:hAnsi="Calibri" w:cs="Calibri"/>
+                <w:color w:val="B8BFCC"/>
+              </w:rPr>
+              <w:t>●</w:t>
+            </w:r>
+            <w:r>
+              <w:rPr>
+                <w:rStyle w:val="small1"/>
+                <w:rFonts w:ascii="Calibri" w:eastAsia="Times New Roman" w:hAnsi="Calibri" w:cs="Calibri"/>
+              </w:rPr>
+              <w:t xml:space="preserve"> Colourless</w:t>
+            </w:r>
+          </w:p>
+        </w:tc>
+        <w:tc>
+          <w:tcPr>
+            <w:tcW w:w="0" w:type="auto"/>
+            <w:tcBorders>
+              <w:top w:val="single" w:sz="6" w:space="0" w:color="9AA4B5"/>
+              <w:left w:val="single" w:sz="6" w:space="0" w:color="9AA4B5"/>
+              <w:bottom w:val="single" w:sz="6" w:space="0" w:color="9AA4B5"/>
+              <w:right w:val="single" w:sz="6" w:space="0" w:color="9AA4B5"/>
+            </w:tcBorders>
+            <w:noWrap/>
+            <w:tcMar>
+              <w:top w:w="45" w:type="dxa"/>
+              <w:left w:w="60" w:type="dxa"/>
+              <w:bottom w:w="45" w:type="dxa"/>
+              <w:right w:w="60" w:type="dxa"/>
+            </w:tcMar>
+            <w:vAlign w:val="center"/>
+            <w:hideMark/>
+          </w:tcPr>
+          <w:p>
+            <w:pPr>
+              <w:spacing w:after="120"/>
+              <w:rPr>
+                <w:rFonts w:ascii="Calibri" w:eastAsia="Times New Roman" w:hAnsi="Calibri" w:cs="Calibri"/>
+                <w:color w:val="1A1A1A"/>
+                <w:sz w:val="17"/>
+                <w:szCs w:val="17"/>
+              </w:rPr>
+            </w:pPr>
+            <w:r>
+              <w:rPr>
+                <w:rFonts w:ascii="Calibri" w:eastAsia="Times New Roman" w:hAnsi="Calibri" w:cs="Calibri"/>
+                <w:color w:val="1A1A1A"/>
+                <w:sz w:val="17"/>
+                <w:szCs w:val="17"/>
+              </w:rPr>
+              <w:t>1.515</w:t>
+            </w:r>
+            <w:r>
+              <w:rPr>
+                <w:rFonts w:ascii="Calibri" w:eastAsia="Times New Roman" w:hAnsi="Calibri" w:cs="Calibri"/>
+                <w:color w:val="1A1A1A"/>
+                <w:sz w:val="17"/>
+                <w:szCs w:val="17"/>
+              </w:rPr>
+              <w:noBreakHyphen/>
+              <w:t>1.530</w:t>
+            </w:r>
+          </w:p>
+        </w:tc>
+        <w:tc>
+          <w:tcPr>
+            <w:tcW w:w="0" w:type="auto"/>
+            <w:tcBorders>
+              <w:top w:val="single" w:sz="6" w:space="0" w:color="9AA4B5"/>
+              <w:left w:val="single" w:sz="6" w:space="0" w:color="9AA4B5"/>
+              <w:bottom w:val="single" w:sz="6" w:space="0" w:color="9AA4B5"/>
+              <w:right w:val="single" w:sz="6" w:space="0" w:color="9AA4B5"/>
+            </w:tcBorders>
+            <w:noWrap/>
+            <w:tcMar>
+              <w:top w:w="45" w:type="dxa"/>
+              <w:left w:w="60" w:type="dxa"/>
+              <w:bottom w:w="45" w:type="dxa"/>
+              <w:right w:w="60" w:type="dxa"/>
+            </w:tcMar>
+            <w:vAlign w:val="center"/>
+            <w:hideMark/>
+          </w:tcPr>
+          <w:p>
+            <w:pPr>
+              <w:spacing w:after="120"/>
+              <w:rPr>
+                <w:rFonts w:ascii="Calibri" w:eastAsia="Times New Roman" w:hAnsi="Calibri" w:cs="Calibri"/>
+                <w:color w:val="1A1A1A"/>
+                <w:sz w:val="17"/>
+                <w:szCs w:val="17"/>
+              </w:rPr>
+            </w:pPr>
+            <w:r>
+              <w:rPr>
+                <w:rFonts w:ascii="Calibri" w:eastAsia="Times New Roman" w:hAnsi="Calibri" w:cs="Calibri"/>
+                <w:color w:val="1A1A1A"/>
+                <w:sz w:val="17"/>
+                <w:szCs w:val="17"/>
+              </w:rPr>
+              <w:t>2.55</w:t>
+            </w:r>
+            <w:r>
+              <w:rPr>
+                <w:rFonts w:ascii="Calibri" w:eastAsia="Times New Roman" w:hAnsi="Calibri" w:cs="Calibri"/>
+                <w:color w:val="1A1A1A"/>
+                <w:sz w:val="17"/>
+                <w:szCs w:val="17"/>
+              </w:rPr>
+              <w:noBreakHyphen/>
+              <w:t>2.63</w:t>
+            </w:r>
+          </w:p>
+        </w:tc>
+        <w:tc>
+          <w:tcPr>
+            <w:tcW w:w="0" w:type="auto"/>
+            <w:tcBorders>
+              <w:top w:val="single" w:sz="6" w:space="0" w:color="9AA4B5"/>
+              <w:left w:val="single" w:sz="6" w:space="0" w:color="9AA4B5"/>
+              <w:bottom w:val="single" w:sz="6" w:space="0" w:color="9AA4B5"/>
+              <w:right w:val="single" w:sz="6" w:space="0" w:color="9AA4B5"/>
+            </w:tcBorders>
+            <w:tcMar>
+              <w:top w:w="45" w:type="dxa"/>
+              <w:left w:w="60" w:type="dxa"/>
+              <w:bottom w:w="45" w:type="dxa"/>
+              <w:right w:w="60" w:type="dxa"/>
+            </w:tcMar>
+            <w:vAlign w:val="center"/>
+            <w:hideMark/>
+          </w:tcPr>
+          <w:p>
+            <w:pPr>
+              <w:spacing w:after="120"/>
+              <w:rPr>
+                <w:rFonts w:ascii="Calibri" w:eastAsia="Times New Roman" w:hAnsi="Calibri" w:cs="Calibri"/>
+                <w:color w:val="1A1A1A"/>
+                <w:sz w:val="17"/>
+                <w:szCs w:val="17"/>
+              </w:rPr>
+            </w:pPr>
+            <w:r>
+              <w:rPr>
+                <w:rFonts w:ascii="Calibri" w:eastAsia="Times New Roman" w:hAnsi="Calibri" w:cs="Calibri"/>
+                <w:color w:val="1A1A1A"/>
+                <w:sz w:val="17"/>
+                <w:szCs w:val="17"/>
+              </w:rPr>
+              <w:t>Biaxial</w:t>
+            </w:r>
+          </w:p>
+        </w:tc>
+        <w:tc>
+          <w:tcPr>
+            <w:tcW w:w="0" w:type="auto"/>
+            <w:tcBorders>
+              <w:top w:val="single" w:sz="6" w:space="0" w:color="9AA4B5"/>
+              <w:left w:val="single" w:sz="6" w:space="0" w:color="9AA4B5"/>
+              <w:bottom w:val="single" w:sz="6" w:space="0" w:color="9AA4B5"/>
+              <w:right w:val="single" w:sz="6" w:space="0" w:color="9AA4B5"/>
+            </w:tcBorders>
+            <w:tcMar>
+              <w:top w:w="45" w:type="dxa"/>
+              <w:left w:w="60" w:type="dxa"/>
+              <w:bottom w:w="45" w:type="dxa"/>
+              <w:right w:w="60" w:type="dxa"/>
+            </w:tcMar>
+            <w:vAlign w:val="center"/>
+            <w:hideMark/>
+          </w:tcPr>
+          <w:p>
+            <w:pPr>
+              <w:spacing w:after="120"/>
+              <w:rPr>
+                <w:rFonts w:ascii="Calibri" w:eastAsia="Times New Roman" w:hAnsi="Calibri" w:cs="Calibri"/>
+                <w:color w:val="1A1A1A"/>
+                <w:sz w:val="17"/>
+                <w:szCs w:val="17"/>
+              </w:rPr>
+            </w:pPr>
+            <w:r>
+              <w:rPr>
+                <w:rFonts w:ascii="Calibri" w:eastAsia="Times New Roman" w:hAnsi="Calibri" w:cs="Calibri"/>
+                <w:color w:val="1A1A1A"/>
+                <w:sz w:val="17"/>
+                <w:szCs w:val="17"/>
+              </w:rPr>
+              <w:t>6</w:t>
+            </w:r>
+          </w:p>
+        </w:tc>
+        <w:tc>
+          <w:tcPr>
+            <w:tcW w:w="0" w:type="auto"/>
+            <w:tcBorders>
+              <w:top w:val="single" w:sz="6" w:space="0" w:color="9AA4B5"/>
+              <w:left w:val="single" w:sz="6" w:space="0" w:color="9AA4B5"/>
+              <w:bottom w:val="single" w:sz="6" w:space="0" w:color="9AA4B5"/>
+              <w:right w:val="single" w:sz="6" w:space="0" w:color="9AA4B5"/>
+            </w:tcBorders>
+            <w:tcMar>
+              <w:top w:w="45" w:type="dxa"/>
+              <w:left w:w="60" w:type="dxa"/>
+              <w:bottom w:w="45" w:type="dxa"/>
+              <w:right w:w="60" w:type="dxa"/>
+            </w:tcMar>
+            <w:vAlign w:val="center"/>
+            <w:hideMark/>
+          </w:tcPr>
+          <w:p>
+            <w:pPr>
+              <w:spacing w:after="120"/>
+              <w:rPr>
+                <w:rFonts w:ascii="Calibri" w:eastAsia="Times New Roman" w:hAnsi="Calibri" w:cs="Calibri"/>
+                <w:color w:val="1A1A1A"/>
+                <w:sz w:val="17"/>
+                <w:szCs w:val="17"/>
+              </w:rPr>
+            </w:pPr>
+            <w:r>
+              <w:rPr>
+                <w:rFonts w:ascii="Calibri" w:eastAsia="Times New Roman" w:hAnsi="Calibri" w:cs="Calibri"/>
+                <w:color w:val="1A1A1A"/>
+                <w:sz w:val="17"/>
+                <w:szCs w:val="17"/>
+              </w:rPr>
+              <w:t>RI 1.523, SG 2.59, Biaxial</w:t>
+            </w:r>
+          </w:p>
+        </w:tc>
+        <w:tc>
+          <w:tcPr>
+            <w:tcW w:w="0" w:type="auto"/>
+            <w:tcBorders>
+              <w:top w:val="single" w:sz="6" w:space="0" w:color="9AA4B5"/>
+              <w:left w:val="single" w:sz="6" w:space="0" w:color="9AA4B5"/>
+              <w:bottom w:val="single" w:sz="6" w:space="0" w:color="9AA4B5"/>
+              <w:right w:val="single" w:sz="6" w:space="0" w:color="9AA4B5"/>
+            </w:tcBorders>
+            <w:tcMar>
+              <w:top w:w="45" w:type="dxa"/>
+              <w:left w:w="60" w:type="dxa"/>
+              <w:bottom w:w="45" w:type="dxa"/>
+              <w:right w:w="60" w:type="dxa"/>
+            </w:tcMar>
+            <w:vAlign w:val="center"/>
+            <w:hideMark/>
+          </w:tcPr>
+          <w:p>
+            <w:pPr>
+              <w:spacing w:after="120"/>
+              <w:rPr>
+                <w:rFonts w:ascii="Calibri" w:eastAsia="Times New Roman" w:hAnsi="Calibri" w:cs="Calibri"/>
+                <w:color w:val="1A1A1A"/>
+                <w:sz w:val="17"/>
+                <w:szCs w:val="17"/>
+              </w:rPr>
+            </w:pPr>
+            <w:r>
+              <w:rPr>
+                <w:rFonts w:ascii="Calibri" w:eastAsia="Times New Roman" w:hAnsi="Calibri" w:cs="Calibri"/>
+                <w:color w:val="1A1A1A"/>
+                <w:sz w:val="17"/>
+                <w:szCs w:val="17"/>
+              </w:rPr>
+              <w:t>Feldspar (90%)</w:t>
+            </w:r>
+          </w:p>
+        </w:tc>
+        <w:tc>
+          <w:tcPr>
+            <w:tcW w:w="0" w:type="auto"/>
+            <w:tcBorders>
+              <w:top w:val="single" w:sz="6" w:space="0" w:color="9AA4B5"/>
+              <w:left w:val="single" w:sz="6" w:space="0" w:color="9AA4B5"/>
+              <w:bottom w:val="single" w:sz="6" w:space="0" w:color="9AA4B5"/>
+              <w:right w:val="single" w:sz="6" w:space="0" w:color="9AA4B5"/>
+            </w:tcBorders>
+            <w:tcMar>
+              <w:top w:w="45" w:type="dxa"/>
+              <w:left w:w="60" w:type="dxa"/>
+              <w:bottom w:w="45" w:type="dxa"/>
+              <w:right w:w="60" w:type="dxa"/>
+            </w:tcMar>
+            <w:vAlign w:val="center"/>
+            <w:hideMark/>
+          </w:tcPr>
+          <w:p>
+            <w:pPr>
+              <w:spacing w:after="120"/>
+              <w:rPr>
+                <w:rFonts w:ascii="Calibri" w:eastAsia="Times New Roman" w:hAnsi="Calibri" w:cs="Calibri"/>
+                <w:color w:val="1A1A1A"/>
+                <w:sz w:val="17"/>
+                <w:szCs w:val="17"/>
+              </w:rPr>
+            </w:pPr>
+            <w:r>
+              <w:rPr>
+                <w:rFonts w:ascii="Calibri" w:eastAsia="Times New Roman" w:hAnsi="Calibri" w:cs="Calibri"/>
+                <w:color w:val="1A1A1A"/>
+                <w:sz w:val="17"/>
+                <w:szCs w:val="17"/>
+              </w:rPr>
+              <w:t>Read, Gemmology</w:t>
+            </w:r>
+          </w:p>
+        </w:tc>
+      </w:tr>
+      <w:tr>
+        <w:tc>
+          <w:tcPr>
+            <w:tcW w:w="0" w:type="auto"/>
+            <w:tcBorders>
+              <w:top w:val="single" w:sz="6" w:space="0" w:color="9AA4B5"/>
+              <w:left w:val="single" w:sz="6" w:space="0" w:color="9AA4B5"/>
+              <w:bottom w:val="single" w:sz="6" w:space="0" w:color="9AA4B5"/>
+              <w:right w:val="single" w:sz="6" w:space="0" w:color="9AA4B5"/>
+            </w:tcBorders>
+            <w:tcMar>
+              <w:top w:w="45" w:type="dxa"/>
+              <w:left w:w="60" w:type="dxa"/>
+              <w:bottom w:w="45" w:type="dxa"/>
+              <w:right w:w="60" w:type="dxa"/>
+            </w:tcMar>
+            <w:vAlign w:val="center"/>
+            <w:hideMark/>
+          </w:tcPr>
+          <w:p>
+            <w:pPr>
+              <w:spacing w:after="120"/>
+              <w:jc w:val="center"/>
+              <w:rPr>
+                <w:rFonts w:ascii="Calibri" w:eastAsia="Times New Roman" w:hAnsi="Calibri" w:cs="Calibri"/>
+                <w:color w:val="1A1A1A"/>
+                <w:sz w:val="17"/>
+                <w:szCs w:val="17"/>
+              </w:rPr>
+            </w:pPr>
+            <w:r>
+              <w:rPr>
+                <w:rFonts w:ascii="Calibri" w:eastAsia="Times New Roman" w:hAnsi="Calibri" w:cs="Calibri"/>
+                <w:noProof/>
+                <w:color w:val="1A1A1A"/>
+                <w:sz w:val="17"/>
+                <w:szCs w:val="17"/>
+              </w:rPr>
+              <w:drawing>
+                <wp:inline distT="0" distB="0" distL="0" distR="0" wp14:anchorId="6F9F2907" wp14:editId="6C135F38">
+                  <wp:extent cx="457835" cy="457835"/>
+                  <wp:effectExtent l="0" t="0" r="0" b="0"/>
+                  <wp:docPr id="27" name="Picture 27"/>
+                  <wp:cNvGraphicFramePr>
+                    <a:graphicFrameLocks xmlns:a="http://schemas.openxmlformats.org/drawingml/2006/main" noChangeAspect="1"/>
+                  </wp:cNvGraphicFramePr>
+                  <a:graphic xmlns:a="http://schemas.openxmlformats.org/drawingml/2006/main">
+                    <a:graphicData uri="http://schemas.openxmlformats.org/drawingml/2006/picture">
+                      <pic:pic xmlns:pic="http://schemas.openxmlformats.org/drawingml/2006/picture">
+                        <pic:nvPicPr>
+                          <pic:cNvPr id="0" name="Picture 27"/>
+                          <pic:cNvPicPr>
+                            <a:picLocks noChangeAspect="1" noChangeArrowheads="1"/>
+                          </pic:cNvPicPr>
+                        </pic:nvPicPr>
+                        <pic:blipFill>
+                          <a:blip r:embed="rId33" cstate="print">
+                            <a:extLst>
+                              <a:ext uri="{28A0092B-C50C-407E-A947-70E740481C1C}">
+                                <a14:useLocalDpi xmlns:a14="http://schemas.microsoft.com/office/drawing/2010/main" val="0"/>
+                              </a:ext>
+                            </a:extLst>
+                          </a:blip>
+                          <a:srcRect/>
+                          <a:stretch>
+                            <a:fillRect/>
+                          </a:stretch>
+                        </pic:blipFill>
+                        <pic:spPr bwMode="auto">
+                          <a:xfrm>
+                            <a:off x="0" y="0"/>
+                            <a:ext cx="457835" cy="457835"/>
+                          </a:xfrm>
+                          <a:prstGeom prst="rect">
+                            <a:avLst/>
+                          </a:prstGeom>
+                          <a:noFill/>
+                          <a:ln>
+                            <a:noFill/>
+                          </a:ln>
+                        </pic:spPr>
+                      </pic:pic>
+                    </a:graphicData>
+                  </a:graphic>
+                </wp:inline>
+              </w:drawing>
+            </w:r>
+          </w:p>
+        </w:tc>
+        <w:tc>
+          <w:tcPr>
+            <w:tcW w:w="0" w:type="auto"/>
+            <w:tcBorders>
+              <w:top w:val="single" w:sz="6" w:space="0" w:color="9AA4B5"/>
+              <w:left w:val="single" w:sz="6" w:space="0" w:color="9AA4B5"/>
+              <w:bottom w:val="single" w:sz="6" w:space="0" w:color="9AA4B5"/>
+              <w:right w:val="single" w:sz="6" w:space="0" w:color="9AA4B5"/>
+            </w:tcBorders>
+            <w:tcMar>
+              <w:top w:w="45" w:type="dxa"/>
+              <w:left w:w="60" w:type="dxa"/>
+              <w:bottom w:w="45" w:type="dxa"/>
+              <w:right w:w="60" w:type="dxa"/>
+            </w:tcMar>
+            <w:vAlign w:val="center"/>
+            <w:hideMark/>
+          </w:tcPr>
+          <w:p>
+            <w:pPr>
+              <w:spacing w:after="120"/>
+              <w:rPr>
+                <w:rFonts w:ascii="Calibri" w:eastAsia="Times New Roman" w:hAnsi="Calibri" w:cs="Calibri"/>
+                <w:color w:val="1A1A1A"/>
+                <w:sz w:val="17"/>
+                <w:szCs w:val="17"/>
+              </w:rPr>
+            </w:pPr>
+            <w:r>
+              <w:rPr>
+                <w:rFonts w:ascii="Calibri" w:eastAsia="Times New Roman" w:hAnsi="Calibri" w:cs="Calibri"/>
+                <w:b/>
+                <w:bCs/>
+                <w:color w:val="1A1A1A"/>
+                <w:sz w:val="17"/>
+                <w:szCs w:val="17"/>
+              </w:rPr>
+              <w:t>Beryl</w:t>
+            </w:r>
+            <w:r>
+              <w:rPr>
+                <w:rFonts w:ascii="Calibri" w:eastAsia="Times New Roman" w:hAnsi="Calibri" w:cs="Calibri"/>
+                <w:color w:val="1A1A1A"/>
+                <w:sz w:val="17"/>
+                <w:szCs w:val="17"/>
+              </w:rPr>
+              <w:br/>
+            </w:r>
+            <w:r>
+              <w:rPr>
+                <w:rStyle w:val="small1"/>
+                <w:rFonts w:ascii="Calibri" w:eastAsia="Times New Roman" w:hAnsi="Calibri" w:cs="Calibri"/>
+                <w:color w:val="F29CBF"/>
+              </w:rPr>
+              <w:t>●</w:t>
+            </w:r>
+            <w:r>
+              <w:rPr>
+                <w:rStyle w:val="small1"/>
+                <w:rFonts w:ascii="Calibri" w:eastAsia="Times New Roman" w:hAnsi="Calibri" w:cs="Calibri"/>
+              </w:rPr>
+              <w:t xml:space="preserve"> Pink, </w:t>
+            </w:r>
+            <w:r>
+              <w:rPr>
+                <w:rStyle w:val="small1"/>
+                <w:rFonts w:ascii="Calibri" w:eastAsia="Times New Roman" w:hAnsi="Calibri" w:cs="Calibri"/>
+                <w:color w:val="F5D33B"/>
+              </w:rPr>
+              <w:t>●</w:t>
+            </w:r>
+            <w:r>
+              <w:rPr>
+                <w:rStyle w:val="small1"/>
+                <w:rFonts w:ascii="Calibri" w:eastAsia="Times New Roman" w:hAnsi="Calibri" w:cs="Calibri"/>
+              </w:rPr>
+              <w:t xml:space="preserve"> Yellow, </w:t>
+            </w:r>
+            <w:r>
+              <w:rPr>
+                <w:rStyle w:val="small1"/>
+                <w:rFonts w:ascii="Calibri" w:eastAsia="Times New Roman" w:hAnsi="Calibri" w:cs="Calibri"/>
+                <w:color w:val="2E9E5B"/>
+              </w:rPr>
+              <w:t>●</w:t>
+            </w:r>
+            <w:r>
+              <w:rPr>
+                <w:rStyle w:val="small1"/>
+                <w:rFonts w:ascii="Calibri" w:eastAsia="Times New Roman" w:hAnsi="Calibri" w:cs="Calibri"/>
+              </w:rPr>
+              <w:t xml:space="preserve"> Green, </w:t>
+            </w:r>
+            <w:r>
+              <w:rPr>
+                <w:rStyle w:val="small1"/>
+                <w:rFonts w:ascii="Calibri" w:eastAsia="Times New Roman" w:hAnsi="Calibri" w:cs="Calibri"/>
+                <w:color w:val="1F4FBF"/>
+              </w:rPr>
+              <w:t>●</w:t>
+            </w:r>
+            <w:r>
+              <w:rPr>
+                <w:rStyle w:val="small1"/>
+                <w:rFonts w:ascii="Calibri" w:eastAsia="Times New Roman" w:hAnsi="Calibri" w:cs="Calibri"/>
+              </w:rPr>
+              <w:t xml:space="preserve"> Blue, </w:t>
+            </w:r>
+            <w:r>
+              <w:rPr>
+                <w:rStyle w:val="small1"/>
+                <w:rFonts w:ascii="Calibri" w:eastAsia="Times New Roman" w:hAnsi="Calibri" w:cs="Calibri"/>
+                <w:color w:val="B8BFCC"/>
+              </w:rPr>
+              <w:t>●</w:t>
+            </w:r>
+            <w:r>
+              <w:rPr>
+                <w:rStyle w:val="small1"/>
+                <w:rFonts w:ascii="Calibri" w:eastAsia="Times New Roman" w:hAnsi="Calibri" w:cs="Calibri"/>
+              </w:rPr>
+              <w:t xml:space="preserve"> Colourless</w:t>
+            </w:r>
+          </w:p>
+        </w:tc>
+        <w:tc>
+          <w:tcPr>
+            <w:tcW w:w="0" w:type="auto"/>
+            <w:tcBorders>
+              <w:top w:val="single" w:sz="6" w:space="0" w:color="9AA4B5"/>
+              <w:left w:val="single" w:sz="6" w:space="0" w:color="9AA4B5"/>
+              <w:bottom w:val="single" w:sz="6" w:space="0" w:color="9AA4B5"/>
+              <w:right w:val="single" w:sz="6" w:space="0" w:color="9AA4B5"/>
+            </w:tcBorders>
+            <w:noWrap/>
+            <w:tcMar>
+              <w:top w:w="45" w:type="dxa"/>
+              <w:left w:w="60" w:type="dxa"/>
+              <w:bottom w:w="45" w:type="dxa"/>
+              <w:right w:w="60" w:type="dxa"/>
+            </w:tcMar>
+            <w:vAlign w:val="center"/>
+            <w:hideMark/>
+          </w:tcPr>
+          <w:p>
+            <w:pPr>
+              <w:spacing w:after="120"/>
+              <w:rPr>
+                <w:rFonts w:ascii="Calibri" w:eastAsia="Times New Roman" w:hAnsi="Calibri" w:cs="Calibri"/>
+                <w:color w:val="1A1A1A"/>
+                <w:sz w:val="17"/>
+                <w:szCs w:val="17"/>
+              </w:rPr>
+            </w:pPr>
+            <w:r>
+              <w:rPr>
+                <w:rFonts w:ascii="Calibri" w:eastAsia="Times New Roman" w:hAnsi="Calibri" w:cs="Calibri"/>
+                <w:color w:val="1A1A1A"/>
+                <w:sz w:val="17"/>
+                <w:szCs w:val="17"/>
+              </w:rPr>
+              <w:t>1.564</w:t>
+            </w:r>
+            <w:r>
+              <w:rPr>
+                <w:rFonts w:ascii="Calibri" w:eastAsia="Times New Roman" w:hAnsi="Calibri" w:cs="Calibri"/>
+                <w:color w:val="1A1A1A"/>
+                <w:sz w:val="17"/>
+                <w:szCs w:val="17"/>
+              </w:rPr>
+              <w:noBreakHyphen/>
+              <w:t>1.602</w:t>
+            </w:r>
+          </w:p>
+        </w:tc>
+        <w:tc>
+          <w:tcPr>
+            <w:tcW w:w="0" w:type="auto"/>
+            <w:tcBorders>
+              <w:top w:val="single" w:sz="6" w:space="0" w:color="9AA4B5"/>
+              <w:left w:val="single" w:sz="6" w:space="0" w:color="9AA4B5"/>
+              <w:bottom w:val="single" w:sz="6" w:space="0" w:color="9AA4B5"/>
+              <w:right w:val="single" w:sz="6" w:space="0" w:color="9AA4B5"/>
+            </w:tcBorders>
+            <w:noWrap/>
+            <w:tcMar>
+              <w:top w:w="45" w:type="dxa"/>
+              <w:left w:w="60" w:type="dxa"/>
+              <w:bottom w:w="45" w:type="dxa"/>
+              <w:right w:w="60" w:type="dxa"/>
+            </w:tcMar>
+            <w:vAlign w:val="center"/>
+            <w:hideMark/>
+          </w:tcPr>
+          <w:p>
+            <w:pPr>
+              <w:spacing w:after="120"/>
+              <w:rPr>
+                <w:rFonts w:ascii="Calibri" w:eastAsia="Times New Roman" w:hAnsi="Calibri" w:cs="Calibri"/>
+                <w:color w:val="1A1A1A"/>
+                <w:sz w:val="17"/>
+                <w:szCs w:val="17"/>
+              </w:rPr>
+            </w:pPr>
+            <w:r>
+              <w:rPr>
+                <w:rFonts w:ascii="Calibri" w:eastAsia="Times New Roman" w:hAnsi="Calibri" w:cs="Calibri"/>
+                <w:color w:val="1A1A1A"/>
+                <w:sz w:val="17"/>
+                <w:szCs w:val="17"/>
+              </w:rPr>
+              <w:t>2.63</w:t>
+            </w:r>
+            <w:r>
+              <w:rPr>
+                <w:rFonts w:ascii="Calibri" w:eastAsia="Times New Roman" w:hAnsi="Calibri" w:cs="Calibri"/>
+                <w:color w:val="1A1A1A"/>
+                <w:sz w:val="17"/>
+                <w:szCs w:val="17"/>
+              </w:rPr>
+              <w:noBreakHyphen/>
+            </w:r>
+            <w:r>
+              <w:rPr>
+                <w:rFonts w:ascii="Calibri" w:eastAsia="Times New Roman" w:hAnsi="Calibri" w:cs="Calibri"/>
+                <w:color w:val="1A1A1A"/>
+                <w:sz w:val="17"/>
+                <w:szCs w:val="17"/>
+              </w:rPr>
+              <w:t>2.92</w:t>
+            </w:r>
+          </w:p>
+        </w:tc>
+        <w:tc>
+          <w:tcPr>
+            <w:tcW w:w="0" w:type="auto"/>
+            <w:tcBorders>
+              <w:top w:val="single" w:sz="6" w:space="0" w:color="9AA4B5"/>
+              <w:left w:val="single" w:sz="6" w:space="0" w:color="9AA4B5"/>
+              <w:bottom w:val="single" w:sz="6" w:space="0" w:color="9AA4B5"/>
+              <w:right w:val="single" w:sz="6" w:space="0" w:color="9AA4B5"/>
+            </w:tcBorders>
+            <w:tcMar>
+              <w:top w:w="45" w:type="dxa"/>
+              <w:left w:w="60" w:type="dxa"/>
+              <w:bottom w:w="45" w:type="dxa"/>
+              <w:right w:w="60" w:type="dxa"/>
+            </w:tcMar>
+            <w:vAlign w:val="center"/>
+            <w:hideMark/>
+          </w:tcPr>
+          <w:p>
+            <w:pPr>
+              <w:spacing w:after="120"/>
+              <w:rPr>
+                <w:rFonts w:ascii="Calibri" w:eastAsia="Times New Roman" w:hAnsi="Calibri" w:cs="Calibri"/>
+                <w:color w:val="1A1A1A"/>
+                <w:sz w:val="17"/>
+                <w:szCs w:val="17"/>
+              </w:rPr>
+            </w:pPr>
+            <w:r>
+              <w:rPr>
+                <w:rFonts w:ascii="Calibri" w:eastAsia="Times New Roman" w:hAnsi="Calibri" w:cs="Calibri"/>
+                <w:color w:val="1A1A1A"/>
+                <w:sz w:val="17"/>
+                <w:szCs w:val="17"/>
+              </w:rPr>
+              <w:t>Uniaxial</w:t>
+            </w:r>
+          </w:p>
+        </w:tc>
+        <w:tc>
+          <w:tcPr>
+            <w:tcW w:w="0" w:type="auto"/>
+            <w:tcBorders>
+              <w:top w:val="single" w:sz="6" w:space="0" w:color="9AA4B5"/>
+              <w:left w:val="single" w:sz="6" w:space="0" w:color="9AA4B5"/>
+              <w:bottom w:val="single" w:sz="6" w:space="0" w:color="9AA4B5"/>
+              <w:right w:val="single" w:sz="6" w:space="0" w:color="9AA4B5"/>
+            </w:tcBorders>
+            <w:tcMar>
+              <w:top w:w="45" w:type="dxa"/>
+              <w:left w:w="60" w:type="dxa"/>
+              <w:bottom w:w="45" w:type="dxa"/>
+              <w:right w:w="60" w:type="dxa"/>
+            </w:tcMar>
+            <w:vAlign w:val="center"/>
+            <w:hideMark/>
+          </w:tcPr>
+          <w:p>
+            <w:pPr>
+              <w:spacing w:after="120"/>
+              <w:rPr>
+                <w:rFonts w:ascii="Calibri" w:eastAsia="Times New Roman" w:hAnsi="Calibri" w:cs="Calibri"/>
+                <w:color w:val="1A1A1A"/>
+                <w:sz w:val="17"/>
+                <w:szCs w:val="17"/>
+              </w:rPr>
+            </w:pPr>
+            <w:r>
+              <w:rPr>
+                <w:rFonts w:ascii="Calibri" w:eastAsia="Times New Roman" w:hAnsi="Calibri" w:cs="Calibri"/>
+                <w:color w:val="1A1A1A"/>
+                <w:sz w:val="17"/>
+                <w:szCs w:val="17"/>
+              </w:rPr>
+              <w:t>7.5</w:t>
+            </w:r>
+          </w:p>
+        </w:tc>
+        <w:tc>
+          <w:tcPr>
+            <w:tcW w:w="0" w:type="auto"/>
+            <w:tcBorders>
+              <w:top w:val="single" w:sz="6" w:space="0" w:color="9AA4B5"/>
+              <w:left w:val="single" w:sz="6" w:space="0" w:color="9AA4B5"/>
+              <w:bottom w:val="single" w:sz="6" w:space="0" w:color="9AA4B5"/>
+              <w:right w:val="single" w:sz="6" w:space="0" w:color="9AA4B5"/>
+            </w:tcBorders>
+            <w:tcMar>
+              <w:top w:w="45" w:type="dxa"/>
+              <w:left w:w="60" w:type="dxa"/>
+              <w:bottom w:w="45" w:type="dxa"/>
+              <w:right w:w="60" w:type="dxa"/>
+            </w:tcMar>
+            <w:vAlign w:val="center"/>
+            <w:hideMark/>
+          </w:tcPr>
+          <w:p>
+            <w:pPr>
+              <w:spacing w:after="120"/>
+              <w:rPr>
+                <w:rFonts w:ascii="Calibri" w:eastAsia="Times New Roman" w:hAnsi="Calibri" w:cs="Calibri"/>
+                <w:color w:val="1A1A1A"/>
+                <w:sz w:val="17"/>
+                <w:szCs w:val="17"/>
+              </w:rPr>
+            </w:pPr>
+            <w:r>
+              <w:rPr>
+                <w:rFonts w:ascii="Calibri" w:eastAsia="Times New Roman" w:hAnsi="Calibri" w:cs="Calibri"/>
+                <w:color w:val="1A1A1A"/>
+                <w:sz w:val="17"/>
+                <w:szCs w:val="17"/>
+              </w:rPr>
+              <w:t>RI 1.583, SG 2.78, Uniaxial</w:t>
+            </w:r>
+          </w:p>
+        </w:tc>
+        <w:tc>
+          <w:tcPr>
+            <w:tcW w:w="0" w:type="auto"/>
+            <w:tcBorders>
+              <w:top w:val="single" w:sz="6" w:space="0" w:color="9AA4B5"/>
+              <w:left w:val="single" w:sz="6" w:space="0" w:color="9AA4B5"/>
+              <w:bottom w:val="single" w:sz="6" w:space="0" w:color="9AA4B5"/>
+              <w:right w:val="single" w:sz="6" w:space="0" w:color="9AA4B5"/>
+            </w:tcBorders>
+            <w:tcMar>
+              <w:top w:w="45" w:type="dxa"/>
+              <w:left w:w="60" w:type="dxa"/>
+              <w:bottom w:w="45" w:type="dxa"/>
+              <w:right w:w="60" w:type="dxa"/>
+            </w:tcMar>
+            <w:vAlign w:val="center"/>
+            <w:hideMark/>
+          </w:tcPr>
+          <w:p>
+            <w:pPr>
+              <w:spacing w:after="120"/>
+              <w:rPr>
+                <w:rFonts w:ascii="Calibri" w:eastAsia="Times New Roman" w:hAnsi="Calibri" w:cs="Calibri"/>
+                <w:color w:val="1A1A1A"/>
+                <w:sz w:val="17"/>
+                <w:szCs w:val="17"/>
+              </w:rPr>
+            </w:pPr>
+            <w:r>
+              <w:rPr>
+                <w:rFonts w:ascii="Calibri" w:eastAsia="Times New Roman" w:hAnsi="Calibri" w:cs="Calibri"/>
+                <w:color w:val="1A1A1A"/>
+                <w:sz w:val="17"/>
+                <w:szCs w:val="17"/>
+              </w:rPr>
+              <w:t>Beryl (90%)</w:t>
+            </w:r>
+          </w:p>
+        </w:tc>
+        <w:tc>
+          <w:tcPr>
+            <w:tcW w:w="0" w:type="auto"/>
+            <w:tcBorders>
+              <w:top w:val="single" w:sz="6" w:space="0" w:color="9AA4B5"/>
+              <w:left w:val="single" w:sz="6" w:space="0" w:color="9AA4B5"/>
+              <w:bottom w:val="single" w:sz="6" w:space="0" w:color="9AA4B5"/>
+              <w:right w:val="single" w:sz="6" w:space="0" w:color="9AA4B5"/>
+            </w:tcBorders>
+            <w:tcMar>
+              <w:top w:w="45" w:type="dxa"/>
+              <w:left w:w="60" w:type="dxa"/>
+              <w:bottom w:w="45" w:type="dxa"/>
+              <w:right w:w="60" w:type="dxa"/>
+            </w:tcMar>
+            <w:vAlign w:val="center"/>
+            <w:hideMark/>
+          </w:tcPr>
+          <w:p>
+            <w:pPr>
+              <w:spacing w:after="120"/>
+              <w:rPr>
+                <w:rFonts w:ascii="Calibri" w:eastAsia="Times New Roman" w:hAnsi="Calibri" w:cs="Calibri"/>
+                <w:color w:val="1A1A1A"/>
+                <w:sz w:val="17"/>
+                <w:szCs w:val="17"/>
+              </w:rPr>
+            </w:pPr>
+            <w:r>
+              <w:rPr>
+                <w:rFonts w:ascii="Calibri" w:eastAsia="Times New Roman" w:hAnsi="Calibri" w:cs="Calibri"/>
+                <w:color w:val="1A1A1A"/>
+                <w:sz w:val="17"/>
+                <w:szCs w:val="17"/>
+              </w:rPr>
+              <w:t>Gemdat.org</w:t>
+            </w:r>
+          </w:p>
+        </w:tc>
+      </w:tr>
+      <w:tr>
+        <w:tc>
+          <w:tcPr>
+            <w:tcW w:w="0" w:type="auto"/>
+            <w:tcBorders>
+              <w:top w:val="single" w:sz="6" w:space="0" w:color="9AA4B5"/>
+              <w:left w:val="single" w:sz="6" w:space="0" w:color="9AA4B5"/>
+              <w:bottom w:val="single" w:sz="6" w:space="0" w:color="9AA4B5"/>
+              <w:right w:val="single" w:sz="6" w:space="0" w:color="9AA4B5"/>
+            </w:tcBorders>
+            <w:tcMar>
+              <w:top w:w="45" w:type="dxa"/>
+              <w:left w:w="60" w:type="dxa"/>
+              <w:bottom w:w="45" w:type="dxa"/>
+              <w:right w:w="60" w:type="dxa"/>
+            </w:tcMar>
+            <w:vAlign w:val="center"/>
+            <w:hideMark/>
+          </w:tcPr>
+          <w:p>
+            <w:pPr>
+              <w:spacing w:after="120"/>
+              <w:jc w:val="center"/>
+              <w:rPr>
+                <w:rFonts w:ascii="Calibri" w:eastAsia="Times New Roman" w:hAnsi="Calibri" w:cs="Calibri"/>
+                <w:color w:val="1A1A1A"/>
+                <w:sz w:val="17"/>
+                <w:szCs w:val="17"/>
+              </w:rPr>
+            </w:pPr>
+            <w:r>
+              <w:rPr>
+                <w:rFonts w:ascii="Calibri" w:eastAsia="Times New Roman" w:hAnsi="Calibri" w:cs="Calibri"/>
+                <w:noProof/>
+                <w:color w:val="1A1A1A"/>
+                <w:sz w:val="17"/>
+                <w:szCs w:val="17"/>
+              </w:rPr>
+              <w:drawing>
+                <wp:inline distT="0" distB="0" distL="0" distR="0" wp14:anchorId="3F6AD39A" wp14:editId="1E277DD7">
+                  <wp:extent cx="457835" cy="457835"/>
+                  <wp:effectExtent l="0" t="0" r="0" b="0"/>
+                  <wp:docPr id="28" name="Picture 28"/>
+                  <wp:cNvGraphicFramePr>
+                    <a:graphicFrameLocks xmlns:a="http://schemas.openxmlformats.org/drawingml/2006/main" noChangeAspect="1"/>
+                  </wp:cNvGraphicFramePr>
+                  <a:graphic xmlns:a="http://schemas.openxmlformats.org/drawingml/2006/main">
+                    <a:graphicData uri="http://schemas.openxmlformats.org/drawingml/2006/picture">
+                      <pic:pic xmlns:pic="http://schemas.openxmlformats.org/drawingml/2006/picture">
+                        <pic:nvPicPr>
+                          <pic:cNvPr id="0" name="Picture 28"/>
+                          <pic:cNvPicPr>
+                            <a:picLocks noChangeAspect="1" noChangeArrowheads="1"/>
+                          </pic:cNvPicPr>
+                        </pic:nvPicPr>
+                        <pic:blipFill>
+                          <a:blip r:embed="rId34" cstate="print">
+                            <a:extLst>
+                              <a:ext uri="{28A0092B-C50C-407E-A947-70E740481C1C}">
+                                <a14:useLocalDpi xmlns:a14="http://schemas.microsoft.com/office/drawing/2010/main" val="0"/>
+                              </a:ext>
+                            </a:extLst>
+                          </a:blip>
+                          <a:srcRect/>
+                          <a:stretch>
+                            <a:fillRect/>
+                          </a:stretch>
+                        </pic:blipFill>
+                        <pic:spPr bwMode="auto">
+                          <a:xfrm>
+                            <a:off x="0" y="0"/>
+                            <a:ext cx="457835" cy="457835"/>
+                          </a:xfrm>
+                          <a:prstGeom prst="rect">
+                            <a:avLst/>
+                          </a:prstGeom>
+                          <a:noFill/>
+                          <a:ln>
+                            <a:noFill/>
+                          </a:ln>
+                        </pic:spPr>
+                      </pic:pic>
+                    </a:graphicData>
+                  </a:graphic>
+                </wp:inline>
+              </w:drawing>
+            </w:r>
+          </w:p>
+        </w:tc>
+        <w:tc>
+          <w:tcPr>
+            <w:tcW w:w="0" w:type="auto"/>
+            <w:tcBorders>
+              <w:top w:val="single" w:sz="6" w:space="0" w:color="9AA4B5"/>
+              <w:left w:val="single" w:sz="6" w:space="0" w:color="9AA4B5"/>
+              <w:bottom w:val="single" w:sz="6" w:space="0" w:color="9AA4B5"/>
+              <w:right w:val="single" w:sz="6" w:space="0" w:color="9AA4B5"/>
+            </w:tcBorders>
+            <w:tcMar>
+              <w:top w:w="45" w:type="dxa"/>
+              <w:left w:w="60" w:type="dxa"/>
+              <w:bottom w:w="45" w:type="dxa"/>
+              <w:right w:w="60" w:type="dxa"/>
+            </w:tcMar>
+            <w:vAlign w:val="center"/>
+            <w:hideMark/>
+          </w:tcPr>
+          <w:p>
+            <w:pPr>
+              <w:spacing w:after="120"/>
+              <w:rPr>
+                <w:rFonts w:ascii="Calibri" w:eastAsia="Times New Roman" w:hAnsi="Calibri" w:cs="Calibri"/>
+                <w:color w:val="1A1A1A"/>
+                <w:sz w:val="17"/>
+                <w:szCs w:val="17"/>
+              </w:rPr>
+            </w:pPr>
+            <w:r>
+              <w:rPr>
+                <w:rFonts w:ascii="Calibri" w:eastAsia="Times New Roman" w:hAnsi="Calibri" w:cs="Calibri"/>
+                <w:b/>
+                <w:bCs/>
+                <w:color w:val="1A1A1A"/>
+                <w:sz w:val="17"/>
+                <w:szCs w:val="17"/>
+              </w:rPr>
+              <w:t>Glass</w:t>
+            </w:r>
+            <w:r>
+              <w:rPr>
+                <w:rFonts w:ascii="Calibri" w:eastAsia="Times New Roman" w:hAnsi="Calibri" w:cs="Calibri"/>
+                <w:color w:val="1A1A1A"/>
+                <w:sz w:val="17"/>
+                <w:szCs w:val="17"/>
+              </w:rPr>
+              <w:br/>
+            </w:r>
+            <w:r>
+              <w:rPr>
+                <w:rStyle w:val="small1"/>
+                <w:rFonts w:ascii="Calibri" w:eastAsia="Times New Roman" w:hAnsi="Calibri" w:cs="Calibri"/>
+              </w:rPr>
+              <w:t>Made in any colour</w:t>
+            </w:r>
+          </w:p>
+        </w:tc>
+        <w:tc>
+          <w:tcPr>
+            <w:tcW w:w="0" w:type="auto"/>
+            <w:tcBorders>
+              <w:top w:val="single" w:sz="6" w:space="0" w:color="9AA4B5"/>
+              <w:left w:val="single" w:sz="6" w:space="0" w:color="9AA4B5"/>
+              <w:bottom w:val="single" w:sz="6" w:space="0" w:color="9AA4B5"/>
+              <w:right w:val="single" w:sz="6" w:space="0" w:color="9AA4B5"/>
+            </w:tcBorders>
+            <w:noWrap/>
+            <w:tcMar>
+              <w:top w:w="45" w:type="dxa"/>
+              <w:left w:w="60" w:type="dxa"/>
+              <w:bottom w:w="45" w:type="dxa"/>
+              <w:right w:w="60" w:type="dxa"/>
+            </w:tcMar>
+            <w:vAlign w:val="center"/>
+            <w:hideMark/>
+          </w:tcPr>
+          <w:p>
+            <w:pPr>
+              <w:spacing w:after="120"/>
+              <w:rPr>
+                <w:rFonts w:ascii="Calibri" w:eastAsia="Times New Roman" w:hAnsi="Calibri" w:cs="Calibri"/>
+                <w:color w:val="1A1A1A"/>
+                <w:sz w:val="17"/>
+                <w:szCs w:val="17"/>
+              </w:rPr>
+            </w:pPr>
+            <w:r>
+              <w:rPr>
+                <w:rFonts w:ascii="Calibri" w:eastAsia="Times New Roman" w:hAnsi="Calibri" w:cs="Calibri"/>
+                <w:color w:val="1A1A1A"/>
+                <w:sz w:val="17"/>
+                <w:szCs w:val="17"/>
+              </w:rPr>
+              <w:t>1.440</w:t>
+            </w:r>
+            <w:r>
+              <w:rPr>
+                <w:rFonts w:ascii="Calibri" w:eastAsia="Times New Roman" w:hAnsi="Calibri" w:cs="Calibri"/>
+                <w:color w:val="1A1A1A"/>
+                <w:sz w:val="17"/>
+                <w:szCs w:val="17"/>
+              </w:rPr>
+              <w:noBreakHyphen/>
+              <w:t>1.770</w:t>
+            </w:r>
+          </w:p>
+        </w:tc>
+        <w:tc>
+          <w:tcPr>
+            <w:tcW w:w="0" w:type="auto"/>
+            <w:tcBorders>
+              <w:top w:val="single" w:sz="6" w:space="0" w:color="9AA4B5"/>
+              <w:left w:val="single" w:sz="6" w:space="0" w:color="9AA4B5"/>
+              <w:bottom w:val="single" w:sz="6" w:space="0" w:color="9AA4B5"/>
+              <w:right w:val="single" w:sz="6" w:space="0" w:color="9AA4B5"/>
+            </w:tcBorders>
+            <w:noWrap/>
+            <w:tcMar>
+              <w:top w:w="45" w:type="dxa"/>
+              <w:left w:w="60" w:type="dxa"/>
+              <w:bottom w:w="45" w:type="dxa"/>
+              <w:right w:w="60" w:type="dxa"/>
+            </w:tcMar>
+            <w:vAlign w:val="center"/>
+            <w:hideMark/>
+          </w:tcPr>
+          <w:p>
+            <w:pPr>
+              <w:spacing w:after="120"/>
+              <w:rPr>
+                <w:rFonts w:ascii="Calibri" w:eastAsia="Times New Roman" w:hAnsi="Calibri" w:cs="Calibri"/>
+                <w:color w:val="1A1A1A"/>
+                <w:sz w:val="17"/>
+                <w:szCs w:val="17"/>
+              </w:rPr>
+            </w:pPr>
+            <w:r>
+              <w:rPr>
+                <w:rFonts w:ascii="Calibri" w:eastAsia="Times New Roman" w:hAnsi="Calibri" w:cs="Calibri"/>
+                <w:color w:val="1A1A1A"/>
+                <w:sz w:val="17"/>
+                <w:szCs w:val="17"/>
+              </w:rPr>
+              <w:t>2.20</w:t>
+            </w:r>
+            <w:r>
+              <w:rPr>
+                <w:rFonts w:ascii="Calibri" w:eastAsia="Times New Roman" w:hAnsi="Calibri" w:cs="Calibri"/>
+                <w:color w:val="1A1A1A"/>
+                <w:sz w:val="17"/>
+                <w:szCs w:val="17"/>
+              </w:rPr>
+              <w:noBreakHyphen/>
+              <w:t>4.50</w:t>
+            </w:r>
+          </w:p>
+        </w:tc>
+        <w:tc>
+          <w:tcPr>
+            <w:tcW w:w="0" w:type="auto"/>
+            <w:tcBorders>
+              <w:top w:val="single" w:sz="6" w:space="0" w:color="9AA4B5"/>
+              <w:left w:val="single" w:sz="6" w:space="0" w:color="9AA4B5"/>
+              <w:bottom w:val="single" w:sz="6" w:space="0" w:color="9AA4B5"/>
+              <w:right w:val="single" w:sz="6" w:space="0" w:color="9AA4B5"/>
+            </w:tcBorders>
+            <w:tcMar>
+              <w:top w:w="45" w:type="dxa"/>
+              <w:left w:w="60" w:type="dxa"/>
+              <w:bottom w:w="45" w:type="dxa"/>
+              <w:right w:w="60" w:type="dxa"/>
+            </w:tcMar>
+            <w:vAlign w:val="center"/>
+            <w:hideMark/>
+          </w:tcPr>
+          <w:p>
+            <w:pPr>
+              <w:spacing w:after="120"/>
+              <w:rPr>
+                <w:rFonts w:ascii="Calibri" w:eastAsia="Times New Roman" w:hAnsi="Calibri" w:cs="Calibri"/>
+                <w:color w:val="1A1A1A"/>
+                <w:sz w:val="17"/>
+                <w:szCs w:val="17"/>
+              </w:rPr>
+            </w:pPr>
+            <w:r>
+              <w:rPr>
+                <w:rFonts w:ascii="Calibri" w:eastAsia="Times New Roman" w:hAnsi="Calibri" w:cs="Calibri"/>
+                <w:color w:val="1A1A1A"/>
+                <w:sz w:val="17"/>
+                <w:szCs w:val="17"/>
+              </w:rPr>
+              <w:t>Isotropic</w:t>
+            </w:r>
+          </w:p>
+        </w:tc>
+        <w:tc>
+          <w:tcPr>
+            <w:tcW w:w="0" w:type="auto"/>
+            <w:tcBorders>
+              <w:top w:val="single" w:sz="6" w:space="0" w:color="9AA4B5"/>
+              <w:left w:val="single" w:sz="6" w:space="0" w:color="9AA4B5"/>
+              <w:bottom w:val="single" w:sz="6" w:space="0" w:color="9AA4B5"/>
+              <w:right w:val="single" w:sz="6" w:space="0" w:color="9AA4B5"/>
+            </w:tcBorders>
+            <w:tcMar>
+              <w:top w:w="45" w:type="dxa"/>
+              <w:left w:w="60" w:type="dxa"/>
+              <w:bottom w:w="45" w:type="dxa"/>
+              <w:right w:w="60" w:type="dxa"/>
+            </w:tcMar>
+            <w:vAlign w:val="center"/>
+            <w:hideMark/>
+          </w:tcPr>
+          <w:p>
+            <w:pPr>
+              <w:spacing w:after="120"/>
+              <w:rPr>
+                <w:rFonts w:ascii="Calibri" w:eastAsia="Times New Roman" w:hAnsi="Calibri" w:cs="Calibri"/>
+                <w:color w:val="1A1A1A"/>
+                <w:sz w:val="17"/>
+                <w:szCs w:val="17"/>
+              </w:rPr>
+            </w:pPr>
+            <w:r>
+              <w:rPr>
+                <w:rFonts w:ascii="Calibri" w:eastAsia="Times New Roman" w:hAnsi="Calibri" w:cs="Calibri"/>
+                <w:color w:val="1A1A1A"/>
+                <w:sz w:val="17"/>
+                <w:szCs w:val="17"/>
+              </w:rPr>
+              <w:t>5.5</w:t>
+            </w:r>
+          </w:p>
+        </w:tc>
+        <w:tc>
+          <w:tcPr>
+            <w:tcW w:w="0" w:type="auto"/>
+            <w:tcBorders>
+              <w:top w:val="single" w:sz="6" w:space="0" w:color="9AA4B5"/>
+              <w:left w:val="single" w:sz="6" w:space="0" w:color="9AA4B5"/>
+              <w:bottom w:val="single" w:sz="6" w:space="0" w:color="9AA4B5"/>
+              <w:right w:val="single" w:sz="6" w:space="0" w:color="9AA4B5"/>
+            </w:tcBorders>
+            <w:tcMar>
+              <w:top w:w="45" w:type="dxa"/>
+              <w:left w:w="60" w:type="dxa"/>
+              <w:bottom w:w="45" w:type="dxa"/>
+              <w:right w:w="60" w:type="dxa"/>
+            </w:tcMar>
+            <w:vAlign w:val="center"/>
+            <w:hideMark/>
+          </w:tcPr>
+          <w:p>
+            <w:pPr>
+              <w:spacing w:after="120"/>
+              <w:rPr>
+                <w:rFonts w:ascii="Calibri" w:eastAsia="Times New Roman" w:hAnsi="Calibri" w:cs="Calibri"/>
+                <w:color w:val="1A1A1A"/>
+                <w:sz w:val="17"/>
+                <w:szCs w:val="17"/>
+              </w:rPr>
+            </w:pPr>
+            <w:r>
+              <w:rPr>
+                <w:rFonts w:ascii="Calibri" w:eastAsia="Times New Roman" w:hAnsi="Calibri" w:cs="Calibri"/>
+                <w:color w:val="1A1A1A"/>
+                <w:sz w:val="17"/>
+                <w:szCs w:val="17"/>
+              </w:rPr>
+              <w:t>RI 1.605, SG 3.35, Isotropic, gas bubbles</w:t>
+            </w:r>
+          </w:p>
+        </w:tc>
+        <w:tc>
+          <w:tcPr>
+            <w:tcW w:w="0" w:type="auto"/>
+            <w:tcBorders>
+              <w:top w:val="single" w:sz="6" w:space="0" w:color="9AA4B5"/>
+              <w:left w:val="single" w:sz="6" w:space="0" w:color="9AA4B5"/>
+              <w:bottom w:val="single" w:sz="6" w:space="0" w:color="9AA4B5"/>
+              <w:right w:val="single" w:sz="6" w:space="0" w:color="9AA4B5"/>
+            </w:tcBorders>
+            <w:tcMar>
+              <w:top w:w="45" w:type="dxa"/>
+              <w:left w:w="60" w:type="dxa"/>
+              <w:bottom w:w="45" w:type="dxa"/>
+              <w:right w:w="60" w:type="dxa"/>
+            </w:tcMar>
+            <w:vAlign w:val="center"/>
+            <w:hideMark/>
+          </w:tcPr>
+          <w:p>
+            <w:pPr>
+              <w:spacing w:after="120"/>
+              <w:rPr>
+                <w:rFonts w:ascii="Calibri" w:eastAsia="Times New Roman" w:hAnsi="Calibri" w:cs="Calibri"/>
+                <w:color w:val="1A1A1A"/>
+                <w:sz w:val="17"/>
+                <w:szCs w:val="17"/>
+              </w:rPr>
+            </w:pPr>
+            <w:r>
+              <w:rPr>
+                <w:rFonts w:ascii="Calibri" w:eastAsia="Times New Roman" w:hAnsi="Calibri" w:cs="Calibri"/>
+                <w:color w:val="1A1A1A"/>
+                <w:sz w:val="17"/>
+                <w:szCs w:val="17"/>
+              </w:rPr>
+              <w:t>Glass (85%)</w:t>
+            </w:r>
+          </w:p>
+        </w:tc>
+        <w:tc>
+          <w:tcPr>
+            <w:tcW w:w="0" w:type="auto"/>
+            <w:tcBorders>
+              <w:top w:val="single" w:sz="6" w:space="0" w:color="9AA4B5"/>
+              <w:left w:val="single" w:sz="6" w:space="0" w:color="9AA4B5"/>
+              <w:bottom w:val="single" w:sz="6" w:space="0" w:color="9AA4B5"/>
+              <w:right w:val="single" w:sz="6" w:space="0" w:color="9AA4B5"/>
+            </w:tcBorders>
+            <w:tcMar>
+              <w:top w:w="45" w:type="dxa"/>
+              <w:left w:w="60" w:type="dxa"/>
+              <w:bottom w:w="45" w:type="dxa"/>
+              <w:right w:w="60" w:type="dxa"/>
+            </w:tcMar>
+            <w:vAlign w:val="center"/>
+            <w:hideMark/>
+          </w:tcPr>
+          <w:p>
+            <w:pPr>
+              <w:spacing w:after="120"/>
+              <w:rPr>
+                <w:rFonts w:ascii="Calibri" w:eastAsia="Times New Roman" w:hAnsi="Calibri" w:cs="Calibri"/>
+                <w:color w:val="1A1A1A"/>
+                <w:sz w:val="17"/>
+                <w:szCs w:val="17"/>
+              </w:rPr>
+            </w:pPr>
+            <w:r>
+              <w:rPr>
+                <w:rFonts w:ascii="Calibri" w:eastAsia="Times New Roman" w:hAnsi="Calibri" w:cs="Calibri"/>
+                <w:color w:val="1A1A1A"/>
+                <w:sz w:val="17"/>
+                <w:szCs w:val="17"/>
+              </w:rPr>
+              <w:t>International Gem Society</w:t>
+            </w:r>
+          </w:p>
+        </w:tc>
+      </w:tr>
+      <w:tr>
+        <w:tc>
+          <w:tcPr>
+            <w:tcW w:w="0" w:type="auto"/>
+            <w:tcBorders>
+              <w:top w:val="single" w:sz="6" w:space="0" w:color="9AA4B5"/>
+              <w:left w:val="single" w:sz="6" w:space="0" w:color="9AA4B5"/>
+              <w:bottom w:val="single" w:sz="6" w:space="0" w:color="9AA4B5"/>
+              <w:right w:val="single" w:sz="6" w:space="0" w:color="9AA4B5"/>
+            </w:tcBorders>
+            <w:tcMar>
+              <w:top w:w="45" w:type="dxa"/>
+              <w:left w:w="60" w:type="dxa"/>
+              <w:bottom w:w="45" w:type="dxa"/>
+              <w:right w:w="60" w:type="dxa"/>
+            </w:tcMar>
+            <w:vAlign w:val="center"/>
+            <w:hideMark/>
+          </w:tcPr>
+          <w:p>
+            <w:pPr>
+              <w:spacing w:after="120"/>
+              <w:jc w:val="center"/>
+              <w:rPr>
+                <w:rFonts w:ascii="Calibri" w:eastAsia="Times New Roman" w:hAnsi="Calibri" w:cs="Calibri"/>
+                <w:color w:val="1A1A1A"/>
+                <w:sz w:val="17"/>
+                <w:szCs w:val="17"/>
+              </w:rPr>
+            </w:pPr>
+            <w:r>
+              <w:rPr>
+                <w:rFonts w:ascii="Calibri" w:eastAsia="Times New Roman" w:hAnsi="Calibri" w:cs="Calibri"/>
+                <w:noProof/>
+                <w:color w:val="1A1A1A"/>
+                <w:sz w:val="17"/>
+                <w:szCs w:val="17"/>
+              </w:rPr>
+              <w:drawing>
+                <wp:inline distT="0" distB="0" distL="0" distR="0" wp14:anchorId="620F948F" wp14:editId="4250505B">
+                  <wp:extent cx="457835" cy="457835"/>
+                  <wp:effectExtent l="0" t="0" r="0" b="0"/>
+                  <wp:docPr id="29" name="Picture 29"/>
+                  <wp:cNvGraphicFramePr>
+                    <a:graphicFrameLocks xmlns:a="http://schemas.openxmlformats.org/drawingml/2006/main" noChangeAspect="1"/>
+                  </wp:cNvGraphicFramePr>
+                  <a:graphic xmlns:a="http://schemas.openxmlformats.org/drawingml/2006/main">
+                    <a:graphicData uri="http://schemas.openxmlformats.org/drawingml/2006/picture">
+                      <pic:pic xmlns:pic="http://schemas.openxmlformats.org/drawingml/2006/picture">
+                        <pic:nvPicPr>
+                          <pic:cNvPr id="0" name="Picture 29"/>
+                          <pic:cNvPicPr>
+                            <a:picLocks noChangeAspect="1" noChangeArrowheads="1"/>
+                          </pic:cNvPicPr>
+                        </pic:nvPicPr>
+                        <pic:blipFill>
+                          <a:blip r:embed="rId35" cstate="print">
+                            <a:extLst>
+                              <a:ext uri="{28A0092B-C50C-407E-A947-70E740481C1C}">
+                                <a14:useLocalDpi xmlns:a14="http://schemas.microsoft.com/office/drawing/2010/main" val="0"/>
+                              </a:ext>
+                            </a:extLst>
+                          </a:blip>
+                          <a:srcRect/>
+                          <a:stretch>
+                            <a:fillRect/>
+                          </a:stretch>
+                        </pic:blipFill>
+                        <pic:spPr bwMode="auto">
+                          <a:xfrm>
+                            <a:off x="0" y="0"/>
+                            <a:ext cx="457835" cy="457835"/>
+                          </a:xfrm>
+                          <a:prstGeom prst="rect">
+                            <a:avLst/>
+                          </a:prstGeom>
+                          <a:noFill/>
+                          <a:ln>
+                            <a:noFill/>
+                          </a:ln>
+                        </pic:spPr>
+                      </pic:pic>
+                    </a:graphicData>
+                  </a:graphic>
+                </wp:inline>
+              </w:drawing>
+            </w:r>
+          </w:p>
+        </w:tc>
+        <w:tc>
+          <w:tcPr>
+            <w:tcW w:w="0" w:type="auto"/>
+            <w:tcBorders>
+              <w:top w:val="single" w:sz="6" w:space="0" w:color="9AA4B5"/>
+              <w:left w:val="single" w:sz="6" w:space="0" w:color="9AA4B5"/>
+              <w:bottom w:val="single" w:sz="6" w:space="0" w:color="9AA4B5"/>
+              <w:right w:val="single" w:sz="6" w:space="0" w:color="9AA4B5"/>
+            </w:tcBorders>
+            <w:tcMar>
+              <w:top w:w="45" w:type="dxa"/>
+              <w:left w:w="60" w:type="dxa"/>
+              <w:bottom w:w="45" w:type="dxa"/>
+              <w:right w:w="60" w:type="dxa"/>
+            </w:tcMar>
+            <w:vAlign w:val="center"/>
+            <w:hideMark/>
+          </w:tcPr>
+          <w:p>
+            <w:pPr>
+              <w:spacing w:after="120"/>
+              <w:rPr>
+                <w:rFonts w:ascii="Calibri" w:eastAsia="Times New Roman" w:hAnsi="Calibri" w:cs="Calibri"/>
+                <w:color w:val="1A1A1A"/>
+                <w:sz w:val="17"/>
+                <w:szCs w:val="17"/>
+              </w:rPr>
+            </w:pPr>
+            <w:r>
+              <w:rPr>
+                <w:rFonts w:ascii="Calibri" w:eastAsia="Times New Roman" w:hAnsi="Calibri" w:cs="Calibri"/>
+                <w:b/>
+                <w:bCs/>
+                <w:color w:val="1A1A1A"/>
+                <w:sz w:val="17"/>
+                <w:szCs w:val="17"/>
+              </w:rPr>
+              <w:t>Cubic zirconia</w:t>
+            </w:r>
+            <w:r>
+              <w:rPr>
+                <w:rFonts w:ascii="Calibri" w:eastAsia="Times New Roman" w:hAnsi="Calibri" w:cs="Calibri"/>
+                <w:color w:val="1A1A1A"/>
+                <w:sz w:val="17"/>
+                <w:szCs w:val="17"/>
+              </w:rPr>
+              <w:br/>
+            </w:r>
+            <w:r>
+              <w:rPr>
+                <w:rStyle w:val="small1"/>
+                <w:rFonts w:ascii="Calibri" w:eastAsia="Times New Roman" w:hAnsi="Calibri" w:cs="Calibri"/>
+              </w:rPr>
+              <w:t>Usually colourless; also dyed colours</w:t>
+            </w:r>
+          </w:p>
+        </w:tc>
+        <w:tc>
+          <w:tcPr>
+            <w:tcW w:w="0" w:type="auto"/>
+            <w:tcBorders>
+              <w:top w:val="single" w:sz="6" w:space="0" w:color="9AA4B5"/>
+              <w:left w:val="single" w:sz="6" w:space="0" w:color="9AA4B5"/>
+              <w:bottom w:val="single" w:sz="6" w:space="0" w:color="9AA4B5"/>
+              <w:right w:val="single" w:sz="6" w:space="0" w:color="9AA4B5"/>
+            </w:tcBorders>
+            <w:noWrap/>
+            <w:tcMar>
+              <w:top w:w="45" w:type="dxa"/>
+              <w:left w:w="60" w:type="dxa"/>
+              <w:bottom w:w="45" w:type="dxa"/>
+              <w:right w:w="60" w:type="dxa"/>
+            </w:tcMar>
+            <w:vAlign w:val="center"/>
+            <w:hideMark/>
+          </w:tcPr>
+          <w:p>
+            <w:pPr>
+              <w:spacing w:after="120"/>
+              <w:rPr>
+                <w:rFonts w:ascii="Calibri" w:eastAsia="Times New Roman" w:hAnsi="Calibri" w:cs="Calibri"/>
+                <w:color w:val="1A1A1A"/>
+                <w:sz w:val="17"/>
+                <w:szCs w:val="17"/>
+              </w:rPr>
+            </w:pPr>
+            <w:r>
+              <w:rPr>
+                <w:rFonts w:ascii="Calibri" w:eastAsia="Times New Roman" w:hAnsi="Calibri" w:cs="Calibri"/>
+                <w:color w:val="1A1A1A"/>
+                <w:sz w:val="17"/>
+                <w:szCs w:val="17"/>
+              </w:rPr>
+              <w:t>2.150</w:t>
+            </w:r>
+            <w:r>
+              <w:rPr>
+                <w:rFonts w:ascii="Calibri" w:eastAsia="Times New Roman" w:hAnsi="Calibri" w:cs="Calibri"/>
+                <w:color w:val="1A1A1A"/>
+                <w:sz w:val="17"/>
+                <w:szCs w:val="17"/>
+              </w:rPr>
+              <w:noBreakHyphen/>
+              <w:t>2.180</w:t>
+            </w:r>
+          </w:p>
+        </w:tc>
+        <w:tc>
+          <w:tcPr>
+            <w:tcW w:w="0" w:type="auto"/>
+            <w:tcBorders>
+              <w:top w:val="single" w:sz="6" w:space="0" w:color="9AA4B5"/>
+              <w:left w:val="single" w:sz="6" w:space="0" w:color="9AA4B5"/>
+              <w:bottom w:val="single" w:sz="6" w:space="0" w:color="9AA4B5"/>
+              <w:right w:val="single" w:sz="6" w:space="0" w:color="9AA4B5"/>
+            </w:tcBorders>
+            <w:noWrap/>
+            <w:tcMar>
+              <w:top w:w="45" w:type="dxa"/>
+              <w:left w:w="60" w:type="dxa"/>
+              <w:bottom w:w="45" w:type="dxa"/>
+              <w:right w:w="60" w:type="dxa"/>
+            </w:tcMar>
+            <w:vAlign w:val="center"/>
+            <w:hideMark/>
+          </w:tcPr>
+          <w:p>
+            <w:pPr>
+              <w:spacing w:after="120"/>
+              <w:rPr>
+                <w:rFonts w:ascii="Calibri" w:eastAsia="Times New Roman" w:hAnsi="Calibri" w:cs="Calibri"/>
+                <w:color w:val="1A1A1A"/>
+                <w:sz w:val="17"/>
+                <w:szCs w:val="17"/>
+              </w:rPr>
+            </w:pPr>
+            <w:r>
+              <w:rPr>
+                <w:rFonts w:ascii="Calibri" w:eastAsia="Times New Roman" w:hAnsi="Calibri" w:cs="Calibri"/>
+                <w:color w:val="1A1A1A"/>
+                <w:sz w:val="17"/>
+                <w:szCs w:val="17"/>
+              </w:rPr>
+              <w:t>5.60</w:t>
+            </w:r>
+            <w:r>
+              <w:rPr>
+                <w:rFonts w:ascii="Calibri" w:eastAsia="Times New Roman" w:hAnsi="Calibri" w:cs="Calibri"/>
+                <w:color w:val="1A1A1A"/>
+                <w:sz w:val="17"/>
+                <w:szCs w:val="17"/>
+              </w:rPr>
+              <w:noBreakHyphen/>
+              <w:t>6.00</w:t>
+            </w:r>
+          </w:p>
+        </w:tc>
+        <w:tc>
+          <w:tcPr>
+            <w:tcW w:w="0" w:type="auto"/>
+            <w:tcBorders>
+              <w:top w:val="single" w:sz="6" w:space="0" w:color="9AA4B5"/>
+              <w:left w:val="single" w:sz="6" w:space="0" w:color="9AA4B5"/>
+              <w:bottom w:val="single" w:sz="6" w:space="0" w:color="9AA4B5"/>
+              <w:right w:val="single" w:sz="6" w:space="0" w:color="9AA4B5"/>
+            </w:tcBorders>
+            <w:tcMar>
+              <w:top w:w="45" w:type="dxa"/>
+              <w:left w:w="60" w:type="dxa"/>
+              <w:bottom w:w="45" w:type="dxa"/>
+              <w:right w:w="60" w:type="dxa"/>
+            </w:tcMar>
+            <w:vAlign w:val="center"/>
+            <w:hideMark/>
+          </w:tcPr>
+          <w:p>
+            <w:pPr>
+              <w:spacing w:after="120"/>
+              <w:rPr>
+                <w:rFonts w:ascii="Calibri" w:eastAsia="Times New Roman" w:hAnsi="Calibri" w:cs="Calibri"/>
+                <w:color w:val="1A1A1A"/>
+                <w:sz w:val="17"/>
+                <w:szCs w:val="17"/>
+              </w:rPr>
+            </w:pPr>
+            <w:r>
+              <w:rPr>
+                <w:rFonts w:ascii="Calibri" w:eastAsia="Times New Roman" w:hAnsi="Calibri" w:cs="Calibri"/>
+                <w:color w:val="1A1A1A"/>
+                <w:sz w:val="17"/>
+                <w:szCs w:val="17"/>
+              </w:rPr>
+              <w:t>Isotropic</w:t>
+            </w:r>
+          </w:p>
+        </w:tc>
+        <w:tc>
+          <w:tcPr>
+            <w:tcW w:w="0" w:type="auto"/>
+            <w:tcBorders>
+              <w:top w:val="single" w:sz="6" w:space="0" w:color="9AA4B5"/>
+              <w:left w:val="single" w:sz="6" w:space="0" w:color="9AA4B5"/>
+              <w:bottom w:val="single" w:sz="6" w:space="0" w:color="9AA4B5"/>
+              <w:right w:val="single" w:sz="6" w:space="0" w:color="9AA4B5"/>
+            </w:tcBorders>
+            <w:tcMar>
+              <w:top w:w="45" w:type="dxa"/>
+              <w:left w:w="60" w:type="dxa"/>
+              <w:bottom w:w="45" w:type="dxa"/>
+              <w:right w:w="60" w:type="dxa"/>
+            </w:tcMar>
+            <w:vAlign w:val="center"/>
+            <w:hideMark/>
+          </w:tcPr>
+          <w:p>
+            <w:pPr>
+              <w:spacing w:after="120"/>
+              <w:rPr>
+                <w:rFonts w:ascii="Calibri" w:eastAsia="Times New Roman" w:hAnsi="Calibri" w:cs="Calibri"/>
+                <w:color w:val="1A1A1A"/>
+                <w:sz w:val="17"/>
+                <w:szCs w:val="17"/>
+              </w:rPr>
+            </w:pPr>
+            <w:r>
+              <w:rPr>
+                <w:rFonts w:ascii="Calibri" w:eastAsia="Times New Roman" w:hAnsi="Calibri" w:cs="Calibri"/>
+                <w:color w:val="1A1A1A"/>
+                <w:sz w:val="17"/>
+                <w:szCs w:val="17"/>
+              </w:rPr>
+              <w:t>8.5</w:t>
+            </w:r>
+          </w:p>
+        </w:tc>
+        <w:tc>
+          <w:tcPr>
+            <w:tcW w:w="0" w:type="auto"/>
+            <w:tcBorders>
+              <w:top w:val="single" w:sz="6" w:space="0" w:color="9AA4B5"/>
+              <w:left w:val="single" w:sz="6" w:space="0" w:color="9AA4B5"/>
+              <w:bottom w:val="single" w:sz="6" w:space="0" w:color="9AA4B5"/>
+              <w:right w:val="single" w:sz="6" w:space="0" w:color="9AA4B5"/>
+            </w:tcBorders>
+            <w:tcMar>
+              <w:top w:w="45" w:type="dxa"/>
+              <w:left w:w="60" w:type="dxa"/>
+              <w:bottom w:w="45" w:type="dxa"/>
+              <w:right w:w="60" w:type="dxa"/>
+            </w:tcMar>
+            <w:vAlign w:val="center"/>
+            <w:hideMark/>
+          </w:tcPr>
+          <w:p>
+            <w:pPr>
+              <w:spacing w:after="120"/>
+              <w:rPr>
+                <w:rFonts w:ascii="Calibri" w:eastAsia="Times New Roman" w:hAnsi="Calibri" w:cs="Calibri"/>
+                <w:color w:val="1A1A1A"/>
+                <w:sz w:val="17"/>
+                <w:szCs w:val="17"/>
+              </w:rPr>
+            </w:pPr>
+            <w:r>
+              <w:rPr>
+                <w:rFonts w:ascii="Calibri" w:eastAsia="Times New Roman" w:hAnsi="Calibri" w:cs="Calibri"/>
+                <w:color w:val="1A1A1A"/>
+                <w:sz w:val="17"/>
+                <w:szCs w:val="17"/>
+              </w:rPr>
+              <w:t>RI over the limit, SG 5.80, Isotropic</w:t>
+            </w:r>
+          </w:p>
+        </w:tc>
+        <w:tc>
+          <w:tcPr>
+            <w:tcW w:w="0" w:type="auto"/>
+            <w:tcBorders>
+              <w:top w:val="single" w:sz="6" w:space="0" w:color="9AA4B5"/>
+              <w:left w:val="single" w:sz="6" w:space="0" w:color="9AA4B5"/>
+              <w:bottom w:val="single" w:sz="6" w:space="0" w:color="9AA4B5"/>
+              <w:right w:val="single" w:sz="6" w:space="0" w:color="9AA4B5"/>
+            </w:tcBorders>
+            <w:tcMar>
+              <w:top w:w="45" w:type="dxa"/>
+              <w:left w:w="60" w:type="dxa"/>
+              <w:bottom w:w="45" w:type="dxa"/>
+              <w:right w:w="60" w:type="dxa"/>
+            </w:tcMar>
+            <w:vAlign w:val="center"/>
+            <w:hideMark/>
+          </w:tcPr>
+          <w:p>
+            <w:pPr>
+              <w:spacing w:after="120"/>
+              <w:rPr>
+                <w:rFonts w:ascii="Calibri" w:eastAsia="Times New Roman" w:hAnsi="Calibri" w:cs="Calibri"/>
+                <w:color w:val="1A1A1A"/>
+                <w:sz w:val="17"/>
+                <w:szCs w:val="17"/>
+              </w:rPr>
+            </w:pPr>
+            <w:r>
+              <w:rPr>
+                <w:rFonts w:ascii="Calibri" w:eastAsia="Times New Roman" w:hAnsi="Calibri" w:cs="Calibri"/>
+                <w:color w:val="1A1A1A"/>
+                <w:sz w:val="17"/>
+                <w:szCs w:val="17"/>
+              </w:rPr>
+              <w:t>Cubic zirconia (95%)</w:t>
+            </w:r>
+          </w:p>
+        </w:tc>
+        <w:tc>
+          <w:tcPr>
+            <w:tcW w:w="0" w:type="auto"/>
+            <w:tcBorders>
+              <w:top w:val="single" w:sz="6" w:space="0" w:color="9AA4B5"/>
+              <w:left w:val="single" w:sz="6" w:space="0" w:color="9AA4B5"/>
+              <w:bottom w:val="single" w:sz="6" w:space="0" w:color="9AA4B5"/>
+              <w:right w:val="single" w:sz="6" w:space="0" w:color="9AA4B5"/>
+            </w:tcBorders>
+            <w:tcMar>
+              <w:top w:w="45" w:type="dxa"/>
+              <w:left w:w="60" w:type="dxa"/>
+              <w:bottom w:w="45" w:type="dxa"/>
+              <w:right w:w="60" w:type="dxa"/>
+            </w:tcMar>
+            <w:vAlign w:val="center"/>
+            <w:hideMark/>
+          </w:tcPr>
+          <w:p>
+            <w:pPr>
+              <w:spacing w:after="120"/>
+              <w:rPr>
+                <w:rFonts w:ascii="Calibri" w:eastAsia="Times New Roman" w:hAnsi="Calibri" w:cs="Calibri"/>
+                <w:color w:val="1A1A1A"/>
+                <w:sz w:val="17"/>
+                <w:szCs w:val="17"/>
+              </w:rPr>
+            </w:pPr>
+            <w:r>
+              <w:rPr>
+                <w:rFonts w:ascii="Calibri" w:eastAsia="Times New Roman" w:hAnsi="Calibri" w:cs="Calibri"/>
+                <w:color w:val="1A1A1A"/>
+                <w:sz w:val="17"/>
+                <w:szCs w:val="17"/>
+              </w:rPr>
+              <w:t>GIA Gem Encyclopedia</w:t>
+            </w:r>
+          </w:p>
+        </w:tc>
+      </w:tr>
+    </w:tbl>
+    <w:p>
+      <w:pPr>
+        <w:shd w:val="clear" w:color="auto" w:fill="FBEEE6"/>
+        <w:divId w:val="372196517"/>
+        <w:rPr>
+          <w:rFonts w:ascii="Calibri" w:eastAsia="Times New Roman" w:hAnsi="Calibri" w:cs="Calibri"/>
+          <w:color w:val="1A1A1A"/>
+          <w:sz w:val="22"/>
+          <w:szCs w:val="22"/>
+        </w:rPr>
+      </w:pPr>
+      <w:r>
+        <w:rPr>
+          <w:rFonts w:ascii="Calibri" w:eastAsia="Times New Roman" w:hAnsi="Calibri" w:cs="Calibri"/>
+          <w:color w:val="1A1A1A"/>
+          <w:sz w:val="22"/>
+          <w:szCs w:val="22"/>
+        </w:rPr>
+        <w:t>These values are for testing the system. Real stones vary; always rely on a certificate from the NGJA or an accredited laboratory for a purchase.</w:t>
+      </w:r>
     </w:p>
     <w:sectPr>
-      <w:headerReference w:type="even" r:id="rId24"/>
-      <w:headerReference w:type="default" r:id="rId25"/>
-      <w:footerReference w:type="even" r:id="rId26"/>
-      <w:footerReference w:type="default" r:id="rId27"/>
-      <w:headerReference w:type="first" r:id="rId28"/>
-      <w:footerReference w:type="first" r:id="rId29"/>
+      <w:headerReference w:type="even" r:id="rId36"/>
+      <w:headerReference w:type="default" r:id="rId37"/>
+      <w:footerReference w:type="even" r:id="rId38"/>
+      <w:footerReference w:type="default" r:id="rId39"/>
+      <w:headerReference w:type="first" r:id="rId40"/>
+      <w:footerReference w:type="first" r:id="rId41"/>
       <w:pgSz w:w="11907" w:h="16839"/>
       <w:pgMar w:top="1440" w:right="1440" w:bottom="1440" w:left="1440" w:header="708" w:footer="708" w:gutter="0"/>
       <w:cols w:space="708"/>
@@ -16179,348 +23117,9 @@
 <file path=word/numbering.xml><?xml version="1.0" encoding="utf-8"?>
 <w:numbering xmlns:wpc="http://schemas.microsoft.com/office/word/2010/wordprocessingCanvas" xmlns:cx="http://schemas.microsoft.com/office/drawing/2014/chartex" xmlns:cx1="http://schemas.microsoft.com/office/drawing/2015/9/8/chartex" xmlns:cx2="http://schemas.microsoft.com/office/drawing/2015/10/21/chartex" xmlns:cx3="http://schemas.microsoft.com/office/drawing/2016/5/9/chartex" xmlns:cx4="http://schemas.microsoft.com/office/drawing/2016/5/10/chartex" xmlns:cx5="http://schemas.microsoft.com/office/drawing/2016/5/11/chartex" xmlns:cx6="http://schemas.microsoft.com/office/drawing/2016/5/12/chartex" xmlns:cx7="http://schemas.microsoft.com/office/drawing/2016/5/13/chartex" xmlns:cx8="http://schemas.microsoft.com/office/drawing/2016/5/14/chartex" xmlns:mc="http://schemas.openxmlformats.org/markup-compatibility/2006" xmlns:aink="http://schemas.microsoft.com/office/drawing/2016/ink" xmlns:am3d="http://schemas.microsoft.com/office/drawing/2017/model3d" xmlns:o="urn:schemas-microsoft-com:office:office" xmlns:oel="http://schemas.microsoft.com/office/2019/extlst" xmlns:r="http://schemas.openxmlformats.org/officeDocument/2006/relationships" xmlns:m="http://schemas.openxmlformats.org/officeDocument/2006/math" xmlns:v="urn:schemas-microsoft-com:vml" xmlns:wp14="http://schemas.microsoft.com/office/word/2010/wordprocessingDrawing" xmlns:wp="http://schemas.openxmlformats.org/drawingml/2006/wordprocessingDrawing" xmlns:w10="urn:schemas-microsoft-com:office:word" xmlns:w="http://schemas.openxmlformats.org/wordprocessingml/2006/main" xmlns:w14="http://schemas.microsoft.com/office/word/2010/wordml" xmlns:w15="http://schemas.microsoft.com/office/word/2012/wordml" xmlns:w16cex="http://schemas.microsoft.com/office/word/2018/wordml/cex" xmlns:w16cid="http://schemas.microsoft.com/office/word/2016/wordml/cid" xmlns:w16="http://schemas.microsoft.com/office/word/2018/wordml" xmlns:w16du="http://schemas.microsoft.com/office/word/2023/wordml/word16du" xmlns:w16sdtdh="http://schemas.microsoft.com/office/word/2020/wordml/sdtdatahash" xmlns:w16sdtfl="http://schemas.microsoft.com/office/word/2024/wordml/sdtformatlock" xmlns:w16se="http://schemas.microsoft.com/office/word/2015/wordml/symex" xmlns:wpg="http://schemas.microsoft.com/office/word/2010/wordprocessingGroup" xmlns:wpi="http://schemas.microsoft.com/office/word/2010/wordprocessingInk" xmlns:wne="http://schemas.microsoft.com/office/word/2006/wordml" xmlns:wps="http://schemas.microsoft.com/office/word/2010/wordprocessingShape" mc:Ignorable="w14 w15 w16se w16cid w16 w16cex w16sdtdh w16sdtfl w16du wp14">
   <w:abstractNum w:abstractNumId="0" w15:restartNumberingAfterBreak="0">
-    <w:nsid w:val="07F023BD"/>
+    <w:nsid w:val="00CC437B"/>
     <w:multiLevelType w:val="multilevel"/>
-    <w:tmpl w:val="A6F0E128"/>
-    <w:lvl w:ilvl="0">
-      <w:start w:val="1"/>
-      <w:numFmt w:val="decimal"/>
-      <w:lvlText w:val="%1."/>
-      <w:lvlJc w:val="left"/>
-      <w:pPr>
-        <w:tabs>
-          <w:tab w:val="num" w:pos="720"/>
-        </w:tabs>
-        <w:ind w:left="720" w:hanging="360"/>
-      </w:pPr>
-    </w:lvl>
-    <w:lvl w:ilvl="1" w:tentative="1">
-      <w:start w:val="1"/>
-      <w:numFmt w:val="decimal"/>
-      <w:lvlText w:val="%2."/>
-      <w:lvlJc w:val="left"/>
-      <w:pPr>
-        <w:tabs>
-          <w:tab w:val="num" w:pos="1440"/>
-        </w:tabs>
-        <w:ind w:left="1440" w:hanging="360"/>
-      </w:pPr>
-    </w:lvl>
-    <w:lvl w:ilvl="2" w:tentative="1">
-      <w:start w:val="1"/>
-      <w:numFmt w:val="decimal"/>
-      <w:lvlText w:val="%3."/>
-      <w:lvlJc w:val="left"/>
-      <w:pPr>
-        <w:tabs>
-          <w:tab w:val="num" w:pos="2160"/>
-        </w:tabs>
-        <w:ind w:left="2160" w:hanging="360"/>
-      </w:pPr>
-    </w:lvl>
-    <w:lvl w:ilvl="3" w:tentative="1">
-      <w:start w:val="1"/>
-      <w:numFmt w:val="decimal"/>
-      <w:lvlText w:val="%4."/>
-      <w:lvlJc w:val="left"/>
-      <w:pPr>
-        <w:tabs>
-          <w:tab w:val="num" w:pos="2880"/>
-        </w:tabs>
-        <w:ind w:left="2880" w:hanging="360"/>
-      </w:pPr>
-    </w:lvl>
-    <w:lvl w:ilvl="4" w:tentative="1">
-      <w:start w:val="1"/>
-      <w:numFmt w:val="decimal"/>
-      <w:lvlText w:val="%5."/>
-      <w:lvlJc w:val="left"/>
-      <w:pPr>
-        <w:tabs>
-          <w:tab w:val="num" w:pos="3600"/>
-        </w:tabs>
-        <w:ind w:left="3600" w:hanging="360"/>
-      </w:pPr>
-    </w:lvl>
-    <w:lvl w:ilvl="5" w:tentative="1">
-      <w:start w:val="1"/>
-      <w:numFmt w:val="decimal"/>
-      <w:lvlText w:val="%6."/>
-      <w:lvlJc w:val="left"/>
-      <w:pPr>
-        <w:tabs>
-          <w:tab w:val="num" w:pos="4320"/>
-        </w:tabs>
-        <w:ind w:left="4320" w:hanging="360"/>
-      </w:pPr>
-    </w:lvl>
-    <w:lvl w:ilvl="6" w:tentative="1">
-      <w:start w:val="1"/>
-      <w:numFmt w:val="decimal"/>
-      <w:lvlText w:val="%7."/>
-      <w:lvlJc w:val="left"/>
-      <w:pPr>
-        <w:tabs>
-          <w:tab w:val="num" w:pos="5040"/>
-        </w:tabs>
-        <w:ind w:left="5040" w:hanging="360"/>
-      </w:pPr>
-    </w:lvl>
-    <w:lvl w:ilvl="7" w:tentative="1">
-      <w:start w:val="1"/>
-      <w:numFmt w:val="decimal"/>
-      <w:lvlText w:val="%8."/>
-      <w:lvlJc w:val="left"/>
-      <w:pPr>
-        <w:tabs>
-          <w:tab w:val="num" w:pos="5760"/>
-        </w:tabs>
-        <w:ind w:left="5760" w:hanging="360"/>
-      </w:pPr>
-    </w:lvl>
-    <w:lvl w:ilvl="8" w:tentative="1">
-      <w:start w:val="1"/>
-      <w:numFmt w:val="decimal"/>
-      <w:lvlText w:val="%9."/>
-      <w:lvlJc w:val="left"/>
-      <w:pPr>
-        <w:tabs>
-          <w:tab w:val="num" w:pos="6480"/>
-        </w:tabs>
-        <w:ind w:left="6480" w:hanging="360"/>
-      </w:pPr>
-    </w:lvl>
-  </w:abstractNum>
-  <w:abstractNum w:abstractNumId="1" w15:restartNumberingAfterBreak="0">
-    <w:nsid w:val="1191183C"/>
-    <w:multiLevelType w:val="multilevel"/>
-    <w:tmpl w:val="D3E20086"/>
-    <w:lvl w:ilvl="0">
-      <w:start w:val="1"/>
-      <w:numFmt w:val="decimal"/>
-      <w:lvlText w:val="%1."/>
-      <w:lvlJc w:val="left"/>
-      <w:pPr>
-        <w:tabs>
-          <w:tab w:val="num" w:pos="720"/>
-        </w:tabs>
-        <w:ind w:left="720" w:hanging="360"/>
-      </w:pPr>
-    </w:lvl>
-    <w:lvl w:ilvl="1" w:tentative="1">
-      <w:start w:val="1"/>
-      <w:numFmt w:val="decimal"/>
-      <w:lvlText w:val="%2."/>
-      <w:lvlJc w:val="left"/>
-      <w:pPr>
-        <w:tabs>
-          <w:tab w:val="num" w:pos="1440"/>
-        </w:tabs>
-        <w:ind w:left="1440" w:hanging="360"/>
-      </w:pPr>
-    </w:lvl>
-    <w:lvl w:ilvl="2" w:tentative="1">
-      <w:start w:val="1"/>
-      <w:numFmt w:val="decimal"/>
-      <w:lvlText w:val="%3."/>
-      <w:lvlJc w:val="left"/>
-      <w:pPr>
-        <w:tabs>
-          <w:tab w:val="num" w:pos="2160"/>
-        </w:tabs>
-        <w:ind w:left="2160" w:hanging="360"/>
-      </w:pPr>
-    </w:lvl>
-    <w:lvl w:ilvl="3" w:tentative="1">
-      <w:start w:val="1"/>
-      <w:numFmt w:val="decimal"/>
-      <w:lvlText w:val="%4."/>
-      <w:lvlJc w:val="left"/>
-      <w:pPr>
-        <w:tabs>
-          <w:tab w:val="num" w:pos="2880"/>
-        </w:tabs>
-        <w:ind w:left="2880" w:hanging="360"/>
-      </w:pPr>
-    </w:lvl>
-    <w:lvl w:ilvl="4" w:tentative="1">
-      <w:start w:val="1"/>
-      <w:numFmt w:val="decimal"/>
-      <w:lvlText w:val="%5."/>
-      <w:lvlJc w:val="left"/>
-      <w:pPr>
-        <w:tabs>
-          <w:tab w:val="num" w:pos="3600"/>
-        </w:tabs>
-        <w:ind w:left="3600" w:hanging="360"/>
-      </w:pPr>
-    </w:lvl>
-    <w:lvl w:ilvl="5" w:tentative="1">
-      <w:start w:val="1"/>
-      <w:numFmt w:val="decimal"/>
-      <w:lvlText w:val="%6."/>
-      <w:lvlJc w:val="left"/>
-      <w:pPr>
-        <w:tabs>
-          <w:tab w:val="num" w:pos="4320"/>
-        </w:tabs>
-        <w:ind w:left="4320" w:hanging="360"/>
-      </w:pPr>
-    </w:lvl>
-    <w:lvl w:ilvl="6" w:tentative="1">
-      <w:start w:val="1"/>
-      <w:numFmt w:val="decimal"/>
-      <w:lvlText w:val="%7."/>
-      <w:lvlJc w:val="left"/>
-      <w:pPr>
-        <w:tabs>
-          <w:tab w:val="num" w:pos="5040"/>
-        </w:tabs>
-        <w:ind w:left="5040" w:hanging="360"/>
-      </w:pPr>
-    </w:lvl>
-    <w:lvl w:ilvl="7" w:tentative="1">
-      <w:start w:val="1"/>
-      <w:numFmt w:val="decimal"/>
-      <w:lvlText w:val="%8."/>
-      <w:lvlJc w:val="left"/>
-      <w:pPr>
-        <w:tabs>
-          <w:tab w:val="num" w:pos="5760"/>
-        </w:tabs>
-        <w:ind w:left="5760" w:hanging="360"/>
-      </w:pPr>
-    </w:lvl>
-    <w:lvl w:ilvl="8" w:tentative="1">
-      <w:start w:val="1"/>
-      <w:numFmt w:val="decimal"/>
-      <w:lvlText w:val="%9."/>
-      <w:lvlJc w:val="left"/>
-      <w:pPr>
-        <w:tabs>
-          <w:tab w:val="num" w:pos="6480"/>
-        </w:tabs>
-        <w:ind w:left="6480" w:hanging="360"/>
-      </w:pPr>
-    </w:lvl>
-  </w:abstractNum>
-  <w:abstractNum w:abstractNumId="2" w15:restartNumberingAfterBreak="0">
-    <w:nsid w:val="2CEE58AA"/>
-    <w:multiLevelType w:val="multilevel"/>
-    <w:tmpl w:val="99F00F28"/>
-    <w:lvl w:ilvl="0">
-      <w:start w:val="1"/>
-      <w:numFmt w:val="decimal"/>
-      <w:lvlText w:val="%1."/>
-      <w:lvlJc w:val="left"/>
-      <w:pPr>
-        <w:tabs>
-          <w:tab w:val="num" w:pos="720"/>
-        </w:tabs>
-        <w:ind w:left="720" w:hanging="360"/>
-      </w:pPr>
-    </w:lvl>
-    <w:lvl w:ilvl="1" w:tentative="1">
-      <w:start w:val="1"/>
-      <w:numFmt w:val="decimal"/>
-      <w:lvlText w:val="%2."/>
-      <w:lvlJc w:val="left"/>
-      <w:pPr>
-        <w:tabs>
-          <w:tab w:val="num" w:pos="1440"/>
-        </w:tabs>
-        <w:ind w:left="1440" w:hanging="360"/>
-      </w:pPr>
-    </w:lvl>
-    <w:lvl w:ilvl="2" w:tentative="1">
-      <w:start w:val="1"/>
-      <w:numFmt w:val="decimal"/>
-      <w:lvlText w:val="%3."/>
-      <w:lvlJc w:val="left"/>
-      <w:pPr>
-        <w:tabs>
-          <w:tab w:val="num" w:pos="2160"/>
-        </w:tabs>
-        <w:ind w:left="2160" w:hanging="360"/>
-      </w:pPr>
-    </w:lvl>
-    <w:lvl w:ilvl="3" w:tentative="1">
-      <w:start w:val="1"/>
-      <w:numFmt w:val="decimal"/>
-      <w:lvlText w:val="%4."/>
-      <w:lvlJc w:val="left"/>
-      <w:pPr>
-        <w:tabs>
-          <w:tab w:val="num" w:pos="2880"/>
-        </w:tabs>
-        <w:ind w:left="2880" w:hanging="360"/>
-      </w:pPr>
-    </w:lvl>
-    <w:lvl w:ilvl="4" w:tentative="1">
-      <w:start w:val="1"/>
-      <w:numFmt w:val="decimal"/>
-      <w:lvlText w:val="%5."/>
-      <w:lvlJc w:val="left"/>
-      <w:pPr>
-        <w:tabs>
-          <w:tab w:val="num" w:pos="3600"/>
-        </w:tabs>
-        <w:ind w:left="3600" w:hanging="360"/>
-      </w:pPr>
-    </w:lvl>
-    <w:lvl w:ilvl="5" w:tentative="1">
-      <w:start w:val="1"/>
-      <w:numFmt w:val="decimal"/>
-      <w:lvlText w:val="%6."/>
-      <w:lvlJc w:val="left"/>
-      <w:pPr>
-        <w:tabs>
-          <w:tab w:val="num" w:pos="4320"/>
-        </w:tabs>
-        <w:ind w:left="4320" w:hanging="360"/>
-      </w:pPr>
-    </w:lvl>
-    <w:lvl w:ilvl="6" w:tentative="1">
-      <w:start w:val="1"/>
-      <w:numFmt w:val="decimal"/>
-      <w:lvlText w:val="%7."/>
-      <w:lvlJc w:val="left"/>
-      <w:pPr>
-        <w:tabs>
-          <w:tab w:val="num" w:pos="5040"/>
-        </w:tabs>
-        <w:ind w:left="5040" w:hanging="360"/>
-      </w:pPr>
-    </w:lvl>
-    <w:lvl w:ilvl="7" w:tentative="1">
-      <w:start w:val="1"/>
-      <w:numFmt w:val="decimal"/>
-      <w:lvlText w:val="%8."/>
-      <w:lvlJc w:val="left"/>
-      <w:pPr>
-        <w:tabs>
-          <w:tab w:val="num" w:pos="5760"/>
-        </w:tabs>
-        <w:ind w:left="5760" w:hanging="360"/>
-      </w:pPr>
-    </w:lvl>
-    <w:lvl w:ilvl="8" w:tentative="1">
-      <w:start w:val="1"/>
-      <w:numFmt w:val="decimal"/>
-      <w:lvlText w:val="%9."/>
-      <w:lvlJc w:val="left"/>
-      <w:pPr>
-        <w:tabs>
-          <w:tab w:val="num" w:pos="6480"/>
-        </w:tabs>
-        <w:ind w:left="6480" w:hanging="360"/>
-      </w:pPr>
-    </w:lvl>
-  </w:abstractNum>
-  <w:abstractNum w:abstractNumId="3" w15:restartNumberingAfterBreak="0">
-    <w:nsid w:val="34265429"/>
-    <w:multiLevelType w:val="multilevel"/>
-    <w:tmpl w:val="F27AD54E"/>
+    <w:tmpl w:val="126878C6"/>
     <w:lvl w:ilvl="0">
       <w:start w:val="1"/>
       <w:numFmt w:val="bullet"/>
@@ -16666,10 +23265,123 @@
       </w:rPr>
     </w:lvl>
   </w:abstractNum>
-  <w:abstractNum w:abstractNumId="4" w15:restartNumberingAfterBreak="0">
-    <w:nsid w:val="37877309"/>
+  <w:abstractNum w:abstractNumId="1" w15:restartNumberingAfterBreak="0">
+    <w:nsid w:val="0AD94AAA"/>
     <w:multiLevelType w:val="multilevel"/>
-    <w:tmpl w:val="0048242E"/>
+    <w:tmpl w:val="2D4E53F8"/>
+    <w:lvl w:ilvl="0">
+      <w:start w:val="1"/>
+      <w:numFmt w:val="decimal"/>
+      <w:lvlText w:val="%1."/>
+      <w:lvlJc w:val="left"/>
+      <w:pPr>
+        <w:tabs>
+          <w:tab w:val="num" w:pos="720"/>
+        </w:tabs>
+        <w:ind w:left="720" w:hanging="360"/>
+      </w:pPr>
+    </w:lvl>
+    <w:lvl w:ilvl="1" w:tentative="1">
+      <w:start w:val="1"/>
+      <w:numFmt w:val="decimal"/>
+      <w:lvlText w:val="%2."/>
+      <w:lvlJc w:val="left"/>
+      <w:pPr>
+        <w:tabs>
+          <w:tab w:val="num" w:pos="1440"/>
+        </w:tabs>
+        <w:ind w:left="1440" w:hanging="360"/>
+      </w:pPr>
+    </w:lvl>
+    <w:lvl w:ilvl="2" w:tentative="1">
+      <w:start w:val="1"/>
+      <w:numFmt w:val="decimal"/>
+      <w:lvlText w:val="%3."/>
+      <w:lvlJc w:val="left"/>
+      <w:pPr>
+        <w:tabs>
+          <w:tab w:val="num" w:pos="2160"/>
+        </w:tabs>
+        <w:ind w:left="2160" w:hanging="360"/>
+      </w:pPr>
+    </w:lvl>
+    <w:lvl w:ilvl="3" w:tentative="1">
+      <w:start w:val="1"/>
+      <w:numFmt w:val="decimal"/>
+      <w:lvlText w:val="%4."/>
+      <w:lvlJc w:val="left"/>
+      <w:pPr>
+        <w:tabs>
+          <w:tab w:val="num" w:pos="2880"/>
+        </w:tabs>
+        <w:ind w:left="2880" w:hanging="360"/>
+      </w:pPr>
+    </w:lvl>
+    <w:lvl w:ilvl="4" w:tentative="1">
+      <w:start w:val="1"/>
+      <w:numFmt w:val="decimal"/>
+      <w:lvlText w:val="%5."/>
+      <w:lvlJc w:val="left"/>
+      <w:pPr>
+        <w:tabs>
+          <w:tab w:val="num" w:pos="3600"/>
+        </w:tabs>
+        <w:ind w:left="3600" w:hanging="360"/>
+      </w:pPr>
+    </w:lvl>
+    <w:lvl w:ilvl="5" w:tentative="1">
+      <w:start w:val="1"/>
+      <w:numFmt w:val="decimal"/>
+      <w:lvlText w:val="%6."/>
+      <w:lvlJc w:val="left"/>
+      <w:pPr>
+        <w:tabs>
+          <w:tab w:val="num" w:pos="4320"/>
+        </w:tabs>
+        <w:ind w:left="4320" w:hanging="360"/>
+      </w:pPr>
+    </w:lvl>
+    <w:lvl w:ilvl="6" w:tentative="1">
+      <w:start w:val="1"/>
+      <w:numFmt w:val="decimal"/>
+      <w:lvlText w:val="%7."/>
+      <w:lvlJc w:val="left"/>
+      <w:pPr>
+        <w:tabs>
+          <w:tab w:val="num" w:pos="5040"/>
+        </w:tabs>
+        <w:ind w:left="5040" w:hanging="360"/>
+      </w:pPr>
+    </w:lvl>
+    <w:lvl w:ilvl="7" w:tentative="1">
+      <w:start w:val="1"/>
+      <w:numFmt w:val="decimal"/>
+      <w:lvlText w:val="%8."/>
+      <w:lvlJc w:val="left"/>
+      <w:pPr>
+        <w:tabs>
+          <w:tab w:val="num" w:pos="5760"/>
+        </w:tabs>
+        <w:ind w:left="5760" w:hanging="360"/>
+      </w:pPr>
+    </w:lvl>
+    <w:lvl w:ilvl="8" w:tentative="1">
+      <w:start w:val="1"/>
+      <w:numFmt w:val="decimal"/>
+      <w:lvlText w:val="%9."/>
+      <w:lvlJc w:val="left"/>
+      <w:pPr>
+        <w:tabs>
+          <w:tab w:val="num" w:pos="6480"/>
+        </w:tabs>
+        <w:ind w:left="6480" w:hanging="360"/>
+      </w:pPr>
+    </w:lvl>
+  </w:abstractNum>
+  <w:abstractNum w:abstractNumId="2" w15:restartNumberingAfterBreak="0">
+    <w:nsid w:val="1EE147B9"/>
+    <w:multiLevelType w:val="multilevel"/>
+    <w:tmpl w:val="94E4636C"/>
     <w:lvl w:ilvl="0">
       <w:start w:val="1"/>
       <w:numFmt w:val="bullet"/>
@@ -16815,10 +23527,10 @@
       </w:rPr>
     </w:lvl>
   </w:abstractNum>
-  <w:abstractNum w:abstractNumId="5" w15:restartNumberingAfterBreak="0">
-    <w:nsid w:val="37E16DDF"/>
+  <w:abstractNum w:abstractNumId="3" w15:restartNumberingAfterBreak="0">
+    <w:nsid w:val="285E645B"/>
     <w:multiLevelType w:val="multilevel"/>
-    <w:tmpl w:val="9CB445CC"/>
+    <w:tmpl w:val="97AACBA6"/>
     <w:lvl w:ilvl="0">
       <w:start w:val="1"/>
       <w:numFmt w:val="decimal"/>
@@ -16928,10 +23640,10 @@
       </w:pPr>
     </w:lvl>
   </w:abstractNum>
-  <w:abstractNum w:abstractNumId="6" w15:restartNumberingAfterBreak="0">
-    <w:nsid w:val="3D871C30"/>
+  <w:abstractNum w:abstractNumId="4" w15:restartNumberingAfterBreak="0">
+    <w:nsid w:val="29350E95"/>
     <w:multiLevelType w:val="multilevel"/>
-    <w:tmpl w:val="22627296"/>
+    <w:tmpl w:val="4F0C1408"/>
     <w:lvl w:ilvl="0">
       <w:start w:val="1"/>
       <w:numFmt w:val="bullet"/>
@@ -17077,10 +23789,10 @@
       </w:rPr>
     </w:lvl>
   </w:abstractNum>
-  <w:abstractNum w:abstractNumId="7" w15:restartNumberingAfterBreak="0">
-    <w:nsid w:val="46FE3229"/>
+  <w:abstractNum w:abstractNumId="5" w15:restartNumberingAfterBreak="0">
+    <w:nsid w:val="356639F6"/>
     <w:multiLevelType w:val="multilevel"/>
-    <w:tmpl w:val="3A36B0DE"/>
+    <w:tmpl w:val="9BC2FC54"/>
     <w:lvl w:ilvl="0">
       <w:start w:val="1"/>
       <w:numFmt w:val="bullet"/>
@@ -17226,10 +23938,10 @@
       </w:rPr>
     </w:lvl>
   </w:abstractNum>
-  <w:abstractNum w:abstractNumId="8" w15:restartNumberingAfterBreak="0">
-    <w:nsid w:val="56F1275C"/>
+  <w:abstractNum w:abstractNumId="6" w15:restartNumberingAfterBreak="0">
+    <w:nsid w:val="463C3C39"/>
     <w:multiLevelType w:val="multilevel"/>
-    <w:tmpl w:val="74D0F390"/>
+    <w:tmpl w:val="44C24D26"/>
     <w:lvl w:ilvl="0">
       <w:start w:val="1"/>
       <w:numFmt w:val="decimal"/>
@@ -17339,10 +24051,10 @@
       </w:pPr>
     </w:lvl>
   </w:abstractNum>
-  <w:abstractNum w:abstractNumId="9" w15:restartNumberingAfterBreak="0">
-    <w:nsid w:val="63074FBF"/>
+  <w:abstractNum w:abstractNumId="7" w15:restartNumberingAfterBreak="0">
+    <w:nsid w:val="4CB44B77"/>
     <w:multiLevelType w:val="multilevel"/>
-    <w:tmpl w:val="0EA635EE"/>
+    <w:tmpl w:val="C058677A"/>
     <w:lvl w:ilvl="0">
       <w:start w:val="1"/>
       <w:numFmt w:val="decimal"/>
@@ -17452,10 +24164,159 @@
       </w:pPr>
     </w:lvl>
   </w:abstractNum>
-  <w:abstractNum w:abstractNumId="10" w15:restartNumberingAfterBreak="0">
-    <w:nsid w:val="6AF86C5F"/>
+  <w:abstractNum w:abstractNumId="8" w15:restartNumberingAfterBreak="0">
+    <w:nsid w:val="5D1C36BD"/>
     <w:multiLevelType w:val="multilevel"/>
-    <w:tmpl w:val="AE78E124"/>
+    <w:tmpl w:val="48008AFA"/>
+    <w:lvl w:ilvl="0">
+      <w:start w:val="1"/>
+      <w:numFmt w:val="bullet"/>
+      <w:lvlText w:val=""/>
+      <w:lvlJc w:val="left"/>
+      <w:pPr>
+        <w:tabs>
+          <w:tab w:val="num" w:pos="720"/>
+        </w:tabs>
+        <w:ind w:left="720" w:hanging="360"/>
+      </w:pPr>
+      <w:rPr>
+        <w:rFonts w:ascii="Symbol" w:hAnsi="Symbol" w:hint="default"/>
+        <w:sz w:val="20"/>
+      </w:rPr>
+    </w:lvl>
+    <w:lvl w:ilvl="1" w:tentative="1">
+      <w:start w:val="1"/>
+      <w:numFmt w:val="bullet"/>
+      <w:lvlText w:val="o"/>
+      <w:lvlJc w:val="left"/>
+      <w:pPr>
+        <w:tabs>
+          <w:tab w:val="num" w:pos="1440"/>
+        </w:tabs>
+        <w:ind w:left="1440" w:hanging="360"/>
+      </w:pPr>
+      <w:rPr>
+        <w:rFonts w:ascii="Courier New" w:hAnsi="Courier New" w:hint="default"/>
+        <w:sz w:val="20"/>
+      </w:rPr>
+    </w:lvl>
+    <w:lvl w:ilvl="2" w:tentative="1">
+      <w:start w:val="1"/>
+      <w:numFmt w:val="bullet"/>
+      <w:lvlText w:val=""/>
+      <w:lvlJc w:val="left"/>
+      <w:pPr>
+        <w:tabs>
+          <w:tab w:val="num" w:pos="2160"/>
+        </w:tabs>
+        <w:ind w:left="2160" w:hanging="360"/>
+      </w:pPr>
+      <w:rPr>
+        <w:rFonts w:ascii="Wingdings" w:hAnsi="Wingdings" w:hint="default"/>
+        <w:sz w:val="20"/>
+      </w:rPr>
+    </w:lvl>
+    <w:lvl w:ilvl="3" w:tentative="1">
+      <w:start w:val="1"/>
+      <w:numFmt w:val="bullet"/>
+      <w:lvlText w:val=""/>
+      <w:lvlJc w:val="left"/>
+      <w:pPr>
+        <w:tabs>
+          <w:tab w:val="num" w:pos="2880"/>
+        </w:tabs>
+        <w:ind w:left="2880" w:hanging="360"/>
+      </w:pPr>
+      <w:rPr>
+        <w:rFonts w:ascii="Wingdings" w:hAnsi="Wingdings" w:hint="default"/>
+        <w:sz w:val="20"/>
+      </w:rPr>
+    </w:lvl>
+    <w:lvl w:ilvl="4" w:tentative="1">
+      <w:start w:val="1"/>
+      <w:numFmt w:val="bullet"/>
+      <w:lvlText w:val=""/>
+      <w:lvlJc w:val="left"/>
+      <w:pPr>
+        <w:tabs>
+          <w:tab w:val="num" w:pos="3600"/>
+        </w:tabs>
+        <w:ind w:left="3600" w:hanging="360"/>
+      </w:pPr>
+      <w:rPr>
+        <w:rFonts w:ascii="Wingdings" w:hAnsi="Wingdings" w:hint="default"/>
+        <w:sz w:val="20"/>
+      </w:rPr>
+    </w:lvl>
+    <w:lvl w:ilvl="5" w:tentative="1">
+      <w:start w:val="1"/>
+      <w:numFmt w:val="bullet"/>
+      <w:lvlText w:val=""/>
+      <w:lvlJc w:val="left"/>
+      <w:pPr>
+        <w:tabs>
+          <w:tab w:val="num" w:pos="4320"/>
+        </w:tabs>
+        <w:ind w:left="4320" w:hanging="360"/>
+      </w:pPr>
+      <w:rPr>
+        <w:rFonts w:ascii="Wingdings" w:hAnsi="Wingdings" w:hint="default"/>
+        <w:sz w:val="20"/>
+      </w:rPr>
+    </w:lvl>
+    <w:lvl w:ilvl="6" w:tentative="1">
+      <w:start w:val="1"/>
+      <w:numFmt w:val="bullet"/>
+      <w:lvlText w:val=""/>
+      <w:lvlJc w:val="left"/>
+      <w:pPr>
+        <w:tabs>
+          <w:tab w:val="num" w:pos="5040"/>
+        </w:tabs>
+        <w:ind w:left="5040" w:hanging="360"/>
+      </w:pPr>
+      <w:rPr>
+        <w:rFonts w:ascii="Wingdings" w:hAnsi="Wingdings" w:hint="default"/>
+        <w:sz w:val="20"/>
+      </w:rPr>
+    </w:lvl>
+    <w:lvl w:ilvl="7" w:tentative="1">
+      <w:start w:val="1"/>
+      <w:numFmt w:val="bullet"/>
+      <w:lvlText w:val=""/>
+      <w:lvlJc w:val="left"/>
+      <w:pPr>
+        <w:tabs>
+          <w:tab w:val="num" w:pos="5760"/>
+        </w:tabs>
+        <w:ind w:left="5760" w:hanging="360"/>
+      </w:pPr>
+      <w:rPr>
+        <w:rFonts w:ascii="Wingdings" w:hAnsi="Wingdings" w:hint="default"/>
+        <w:sz w:val="20"/>
+      </w:rPr>
+    </w:lvl>
+    <w:lvl w:ilvl="8" w:tentative="1">
+      <w:start w:val="1"/>
+      <w:numFmt w:val="bullet"/>
+      <w:lvlText w:val=""/>
+      <w:lvlJc w:val="left"/>
+      <w:pPr>
+        <w:tabs>
+          <w:tab w:val="num" w:pos="6480"/>
+        </w:tabs>
+        <w:ind w:left="6480" w:hanging="360"/>
+      </w:pPr>
+      <w:rPr>
+        <w:rFonts w:ascii="Wingdings" w:hAnsi="Wingdings" w:hint="default"/>
+        <w:sz w:val="20"/>
+      </w:rPr>
+    </w:lvl>
+  </w:abstractNum>
+  <w:abstractNum w:abstractNumId="9" w15:restartNumberingAfterBreak="0">
+    <w:nsid w:val="69425378"/>
+    <w:multiLevelType w:val="multilevel"/>
+    <w:tmpl w:val="D5F2568C"/>
     <w:lvl w:ilvl="0">
       <w:start w:val="1"/>
       <w:numFmt w:val="decimal"/>
@@ -17565,10 +24426,10 @@
       </w:pPr>
     </w:lvl>
   </w:abstractNum>
-  <w:abstractNum w:abstractNumId="11" w15:restartNumberingAfterBreak="0">
-    <w:nsid w:val="7D8E1258"/>
+  <w:abstractNum w:abstractNumId="10" w15:restartNumberingAfterBreak="0">
+    <w:nsid w:val="6EBF625D"/>
     <w:multiLevelType w:val="multilevel"/>
-    <w:tmpl w:val="B6546502"/>
+    <w:tmpl w:val="958A454A"/>
     <w:lvl w:ilvl="0">
       <w:start w:val="1"/>
       <w:numFmt w:val="decimal"/>
@@ -17678,41 +24539,270 @@
       </w:pPr>
     </w:lvl>
   </w:abstractNum>
-  <w:num w:numId="1" w16cid:durableId="1747527694">
+  <w:abstractNum w:abstractNumId="11" w15:restartNumberingAfterBreak="0">
+    <w:nsid w:val="779D1F5E"/>
+    <w:multiLevelType w:val="multilevel"/>
+    <w:tmpl w:val="43187A24"/>
+    <w:lvl w:ilvl="0">
+      <w:start w:val="1"/>
+      <w:numFmt w:val="decimal"/>
+      <w:lvlText w:val="%1."/>
+      <w:lvlJc w:val="left"/>
+      <w:pPr>
+        <w:tabs>
+          <w:tab w:val="num" w:pos="720"/>
+        </w:tabs>
+        <w:ind w:left="720" w:hanging="360"/>
+      </w:pPr>
+    </w:lvl>
+    <w:lvl w:ilvl="1" w:tentative="1">
+      <w:start w:val="1"/>
+      <w:numFmt w:val="decimal"/>
+      <w:lvlText w:val="%2."/>
+      <w:lvlJc w:val="left"/>
+      <w:pPr>
+        <w:tabs>
+          <w:tab w:val="num" w:pos="1440"/>
+        </w:tabs>
+        <w:ind w:left="1440" w:hanging="360"/>
+      </w:pPr>
+    </w:lvl>
+    <w:lvl w:ilvl="2" w:tentative="1">
+      <w:start w:val="1"/>
+      <w:numFmt w:val="decimal"/>
+      <w:lvlText w:val="%3."/>
+      <w:lvlJc w:val="left"/>
+      <w:pPr>
+        <w:tabs>
+          <w:tab w:val="num" w:pos="2160"/>
+        </w:tabs>
+        <w:ind w:left="2160" w:hanging="360"/>
+      </w:pPr>
+    </w:lvl>
+    <w:lvl w:ilvl="3" w:tentative="1">
+      <w:start w:val="1"/>
+      <w:numFmt w:val="decimal"/>
+      <w:lvlText w:val="%4."/>
+      <w:lvlJc w:val="left"/>
+      <w:pPr>
+        <w:tabs>
+          <w:tab w:val="num" w:pos="2880"/>
+        </w:tabs>
+        <w:ind w:left="2880" w:hanging="360"/>
+      </w:pPr>
+    </w:lvl>
+    <w:lvl w:ilvl="4" w:tentative="1">
+      <w:start w:val="1"/>
+      <w:numFmt w:val="decimal"/>
+      <w:lvlText w:val="%5."/>
+      <w:lvlJc w:val="left"/>
+      <w:pPr>
+        <w:tabs>
+          <w:tab w:val="num" w:pos="3600"/>
+        </w:tabs>
+        <w:ind w:left="3600" w:hanging="360"/>
+      </w:pPr>
+    </w:lvl>
+    <w:lvl w:ilvl="5" w:tentative="1">
+      <w:start w:val="1"/>
+      <w:numFmt w:val="decimal"/>
+      <w:lvlText w:val="%6."/>
+      <w:lvlJc w:val="left"/>
+      <w:pPr>
+        <w:tabs>
+          <w:tab w:val="num" w:pos="4320"/>
+        </w:tabs>
+        <w:ind w:left="4320" w:hanging="360"/>
+      </w:pPr>
+    </w:lvl>
+    <w:lvl w:ilvl="6" w:tentative="1">
+      <w:start w:val="1"/>
+      <w:numFmt w:val="decimal"/>
+      <w:lvlText w:val="%7."/>
+      <w:lvlJc w:val="left"/>
+      <w:pPr>
+        <w:tabs>
+          <w:tab w:val="num" w:pos="5040"/>
+        </w:tabs>
+        <w:ind w:left="5040" w:hanging="360"/>
+      </w:pPr>
+    </w:lvl>
+    <w:lvl w:ilvl="7" w:tentative="1">
+      <w:start w:val="1"/>
+      <w:numFmt w:val="decimal"/>
+      <w:lvlText w:val="%8."/>
+      <w:lvlJc w:val="left"/>
+      <w:pPr>
+        <w:tabs>
+          <w:tab w:val="num" w:pos="5760"/>
+        </w:tabs>
+        <w:ind w:left="5760" w:hanging="360"/>
+      </w:pPr>
+    </w:lvl>
+    <w:lvl w:ilvl="8" w:tentative="1">
+      <w:start w:val="1"/>
+      <w:numFmt w:val="decimal"/>
+      <w:lvlText w:val="%9."/>
+      <w:lvlJc w:val="left"/>
+      <w:pPr>
+        <w:tabs>
+          <w:tab w:val="num" w:pos="6480"/>
+        </w:tabs>
+        <w:ind w:left="6480" w:hanging="360"/>
+      </w:pPr>
+    </w:lvl>
+  </w:abstractNum>
+  <w:abstractNum w:abstractNumId="12" w15:restartNumberingAfterBreak="0">
+    <w:nsid w:val="7FB92285"/>
+    <w:multiLevelType w:val="multilevel"/>
+    <w:tmpl w:val="1570CB80"/>
+    <w:lvl w:ilvl="0">
+      <w:start w:val="1"/>
+      <w:numFmt w:val="decimal"/>
+      <w:lvlText w:val="%1."/>
+      <w:lvlJc w:val="left"/>
+      <w:pPr>
+        <w:tabs>
+          <w:tab w:val="num" w:pos="720"/>
+        </w:tabs>
+        <w:ind w:left="720" w:hanging="360"/>
+      </w:pPr>
+    </w:lvl>
+    <w:lvl w:ilvl="1" w:tentative="1">
+      <w:start w:val="1"/>
+      <w:numFmt w:val="decimal"/>
+      <w:lvlText w:val="%2."/>
+      <w:lvlJc w:val="left"/>
+      <w:pPr>
+        <w:tabs>
+          <w:tab w:val="num" w:pos="1440"/>
+        </w:tabs>
+        <w:ind w:left="1440" w:hanging="360"/>
+      </w:pPr>
+    </w:lvl>
+    <w:lvl w:ilvl="2" w:tentative="1">
+      <w:start w:val="1"/>
+      <w:numFmt w:val="decimal"/>
+      <w:lvlText w:val="%3."/>
+      <w:lvlJc w:val="left"/>
+      <w:pPr>
+        <w:tabs>
+          <w:tab w:val="num" w:pos="2160"/>
+        </w:tabs>
+        <w:ind w:left="2160" w:hanging="360"/>
+      </w:pPr>
+    </w:lvl>
+    <w:lvl w:ilvl="3" w:tentative="1">
+      <w:start w:val="1"/>
+      <w:numFmt w:val="decimal"/>
+      <w:lvlText w:val="%4."/>
+      <w:lvlJc w:val="left"/>
+      <w:pPr>
+        <w:tabs>
+          <w:tab w:val="num" w:pos="2880"/>
+        </w:tabs>
+        <w:ind w:left="2880" w:hanging="360"/>
+      </w:pPr>
+    </w:lvl>
+    <w:lvl w:ilvl="4" w:tentative="1">
+      <w:start w:val="1"/>
+      <w:numFmt w:val="decimal"/>
+      <w:lvlText w:val="%5."/>
+      <w:lvlJc w:val="left"/>
+      <w:pPr>
+        <w:tabs>
+          <w:tab w:val="num" w:pos="3600"/>
+        </w:tabs>
+        <w:ind w:left="3600" w:hanging="360"/>
+      </w:pPr>
+    </w:lvl>
+    <w:lvl w:ilvl="5" w:tentative="1">
+      <w:start w:val="1"/>
+      <w:numFmt w:val="decimal"/>
+      <w:lvlText w:val="%6."/>
+      <w:lvlJc w:val="left"/>
+      <w:pPr>
+        <w:tabs>
+          <w:tab w:val="num" w:pos="4320"/>
+        </w:tabs>
+        <w:ind w:left="4320" w:hanging="360"/>
+      </w:pPr>
+    </w:lvl>
+    <w:lvl w:ilvl="6" w:tentative="1">
+      <w:start w:val="1"/>
+      <w:numFmt w:val="decimal"/>
+      <w:lvlText w:val="%7."/>
+      <w:lvlJc w:val="left"/>
+      <w:pPr>
+        <w:tabs>
+          <w:tab w:val="num" w:pos="5040"/>
+        </w:tabs>
+        <w:ind w:left="5040" w:hanging="360"/>
+      </w:pPr>
+    </w:lvl>
+    <w:lvl w:ilvl="7" w:tentative="1">
+      <w:start w:val="1"/>
+      <w:numFmt w:val="decimal"/>
+      <w:lvlText w:val="%8."/>
+      <w:lvlJc w:val="left"/>
+      <w:pPr>
+        <w:tabs>
+          <w:tab w:val="num" w:pos="5760"/>
+        </w:tabs>
+        <w:ind w:left="5760" w:hanging="360"/>
+      </w:pPr>
+    </w:lvl>
+    <w:lvl w:ilvl="8" w:tentative="1">
+      <w:start w:val="1"/>
+      <w:numFmt w:val="decimal"/>
+      <w:lvlText w:val="%9."/>
+      <w:lvlJc w:val="left"/>
+      <w:pPr>
+        <w:tabs>
+          <w:tab w:val="num" w:pos="6480"/>
+        </w:tabs>
+        <w:ind w:left="6480" w:hanging="360"/>
+      </w:pPr>
+    </w:lvl>
+  </w:abstractNum>
+  <w:num w:numId="1" w16cid:durableId="1875730951">
+    <w:abstractNumId w:val="4"/>
+  </w:num>
+  <w:num w:numId="2" w16cid:durableId="204221909">
     <w:abstractNumId w:val="3"/>
   </w:num>
-  <w:num w:numId="2" w16cid:durableId="1375692634">
+  <w:num w:numId="3" w16cid:durableId="1452089726">
     <w:abstractNumId w:val="10"/>
   </w:num>
-  <w:num w:numId="3" w16cid:durableId="1589997304">
-    <w:abstractNumId w:val="2"/>
+  <w:num w:numId="4" w16cid:durableId="1833644636">
+    <w:abstractNumId w:val="1"/>
   </w:num>
-  <w:num w:numId="4" w16cid:durableId="993920582">
+  <w:num w:numId="5" w16cid:durableId="186523777">
+    <w:abstractNumId w:val="7"/>
+  </w:num>
+  <w:num w:numId="6" w16cid:durableId="438454477">
+    <w:abstractNumId w:val="6"/>
+  </w:num>
+  <w:num w:numId="7" w16cid:durableId="1515802061">
+    <w:abstractNumId w:val="5"/>
+  </w:num>
+  <w:num w:numId="8" w16cid:durableId="1741169957">
+    <w:abstractNumId w:val="9"/>
+  </w:num>
+  <w:num w:numId="9" w16cid:durableId="1787037532">
+    <w:abstractNumId w:val="0"/>
+  </w:num>
+  <w:num w:numId="10" w16cid:durableId="911737331">
+    <w:abstractNumId w:val="12"/>
+  </w:num>
+  <w:num w:numId="11" w16cid:durableId="734280921">
     <w:abstractNumId w:val="11"/>
   </w:num>
-  <w:num w:numId="5" w16cid:durableId="624239409">
-    <w:abstractNumId w:val="0"/>
-  </w:num>
-  <w:num w:numId="6" w16cid:durableId="2110194999">
-    <w:abstractNumId w:val="5"/>
-  </w:num>
-  <w:num w:numId="7" w16cid:durableId="1652709457">
-    <w:abstractNumId w:val="7"/>
-  </w:num>
-  <w:num w:numId="8" w16cid:durableId="428044928">
-    <w:abstractNumId w:val="9"/>
-  </w:num>
-  <w:num w:numId="9" w16cid:durableId="694884675">
-    <w:abstractNumId w:val="4"/>
-  </w:num>
-  <w:num w:numId="10" w16cid:durableId="1095977308">
+  <w:num w:numId="12" w16cid:durableId="385952281">
     <w:abstractNumId w:val="8"/>
   </w:num>
-  <w:num w:numId="11" w16cid:durableId="1035621377">
-    <w:abstractNumId w:val="1"/>
-  </w:num>
-  <w:num w:numId="12" w16cid:durableId="721058313">
-    <w:abstractNumId w:val="6"/>
+  <w:num w:numId="13" w16cid:durableId="1645085820">
+    <w:abstractNumId w:val="2"/>
   </w:num>
 </w:numbering>
 </file>
@@ -18399,6 +25489,18 @@
       <w:spacing w:before="100" w:beforeAutospacing="1" w:after="60"/>
     </w:pPr>
   </w:style>
+  <w:style w:type="paragraph" w:customStyle="1" w:styleId="small">
+    <w:name w:val="small"/>
+    <w:basedOn w:val="Normal"/>
+    <w:pPr>
+      <w:spacing w:before="100" w:beforeAutospacing="1" w:after="60"/>
+    </w:pPr>
+    <w:rPr>
+      <w:color w:val="444444"/>
+      <w:sz w:val="15"/>
+      <w:szCs w:val="15"/>
+    </w:rPr>
+  </w:style>
   <w:style w:type="paragraph" w:customStyle="1" w:styleId="title">
     <w:name w:val="title"/>
     <w:basedOn w:val="Normal"/>
@@ -18417,13 +25519,22 @@
       <w:shd w:val="clear" w:color="auto" w:fill="EEF0F4"/>
     </w:rPr>
   </w:style>
+  <w:style w:type="character" w:customStyle="1" w:styleId="small1">
+    <w:name w:val="small1"/>
+    <w:basedOn w:val="DefaultParagraphFont"/>
+    <w:rPr>
+      <w:color w:val="444444"/>
+      <w:sz w:val="15"/>
+      <w:szCs w:val="15"/>
+    </w:rPr>
+  </w:style>
   <w:style w:type="paragraph" w:styleId="Header">
     <w:name w:val="header"/>
     <w:basedOn w:val="Normal"/>
     <w:link w:val="HeaderChar"/>
     <w:uiPriority w:val="99"/>
     <w:unhideWhenUsed/>
-    <w:rsid w:val="00BC3049"/>
+    <w:rsid w:val="00B45C37"/>
     <w:pPr>
       <w:tabs>
         <w:tab w:val="center" w:pos="4680"/>
@@ -18436,7 +25547,7 @@
     <w:basedOn w:val="DefaultParagraphFont"/>
     <w:link w:val="Header"/>
     <w:uiPriority w:val="99"/>
-    <w:rsid w:val="00BC3049"/>
+    <w:rsid w:val="00B45C37"/>
     <w:rPr>
       <w:rFonts w:eastAsiaTheme="minorEastAsia"/>
       <w:sz w:val="24"/>
@@ -18449,7 +25560,7 @@
     <w:link w:val="FooterChar"/>
     <w:uiPriority w:val="99"/>
     <w:unhideWhenUsed/>
-    <w:rsid w:val="00BC3049"/>
+    <w:rsid w:val="00B45C37"/>
     <w:pPr>
       <w:tabs>
         <w:tab w:val="center" w:pos="4680"/>
@@ -18462,7 +25573,7 @@
     <w:basedOn w:val="DefaultParagraphFont"/>
     <w:link w:val="Footer"/>
     <w:uiPriority w:val="99"/>
-    <w:rsid w:val="00BC3049"/>
+    <w:rsid w:val="00B45C37"/>
     <w:rPr>
       <w:rFonts w:eastAsiaTheme="minorEastAsia"/>
       <w:sz w:val="24"/>
@@ -18475,7 +25586,7 @@
     <w:uiPriority w:val="99"/>
     <w:semiHidden/>
     <w:unhideWhenUsed/>
-    <w:rsid w:val="00BC3049"/>
+    <w:rsid w:val="00B45C37"/>
   </w:style>
   <w:style w:type="paragraph" w:styleId="TOC1">
     <w:name w:val="toc 1"/>
@@ -18484,7 +25595,7 @@
     <w:autoRedefine/>
     <w:uiPriority w:val="39"/>
     <w:unhideWhenUsed/>
-    <w:rsid w:val="00BC3049"/>
+    <w:rsid w:val="00B45C37"/>
     <w:pPr>
       <w:spacing w:after="100"/>
     </w:pPr>
@@ -18500,7 +25611,7 @@
     <w:autoRedefine/>
     <w:uiPriority w:val="39"/>
     <w:unhideWhenUsed/>
-    <w:rsid w:val="00BC3049"/>
+    <w:rsid w:val="00B45C37"/>
     <w:pPr>
       <w:spacing w:after="100"/>
       <w:ind w:left="240"/>
@@ -18518,7 +25629,7 @@
     <w:uiPriority w:val="39"/>
     <w:semiHidden/>
     <w:unhideWhenUsed/>
-    <w:rsid w:val="00BC3049"/>
+    <w:rsid w:val="00B45C37"/>
     <w:pPr>
       <w:spacing w:after="100"/>
       <w:ind w:left="480"/>

--- a/gem_expert/docs/Gemstone_Identification_Assistant_User_Manual.docx
+++ b/gem_expert/docs/Gemstone_Identification_Assistant_User_Manual.docx
@@ -67,7 +67,7 @@
           <w:noProof/>
         </w:rPr>
         <w:drawing>
-          <wp:inline distT="0" distB="0" distL="0" distR="0" wp14:anchorId="75A8EA80" wp14:editId="23FE41FE">
+          <wp:inline distT="0" distB="0" distL="0" distR="0">
             <wp:extent cx="4572635" cy="3028315"/>
             <wp:effectExtent l="0" t="0" r="0" b="635"/>
             <wp:docPr id="1" name="Picture 1"/>
@@ -225,7 +225,7 @@
         <w:rPr>
           <w:noProof/>
         </w:rPr>
-        <w:instrText xml:space="preserve"> PAGEREF _Toc241590818 \h </w:instrText>
+        <w:instrText xml:space="preserve"> PAGEREF _Toc241593365 \h </w:instrText>
       </w:r>
       <w:r>
         <w:rPr>
@@ -287,7 +287,7 @@
         <w:rPr>
           <w:noProof/>
         </w:rPr>
-        <w:instrText xml:space="preserve"> PAGEREF _Toc241590819 \h </w:instrText>
+        <w:instrText xml:space="preserve"> PAGEREF _Toc241593366 \h </w:instrText>
       </w:r>
       <w:r>
         <w:rPr>
@@ -349,7 +349,7 @@
         <w:rPr>
           <w:noProof/>
         </w:rPr>
-        <w:instrText xml:space="preserve"> PAGEREF _Toc241590820 \h </w:instrText>
+        <w:instrText xml:space="preserve"> PAGEREF _Toc241593367 \h </w:instrText>
       </w:r>
       <w:r>
         <w:rPr>
@@ -411,7 +411,7 @@
         <w:rPr>
           <w:noProof/>
         </w:rPr>
-        <w:instrText xml:space="preserve"> PAGEREF _Toc241590821 \h </w:instrText>
+        <w:instrText xml:space="preserve"> PAGEREF _Toc241593368 \h </w:instrText>
       </w:r>
       <w:r>
         <w:rPr>
@@ -473,7 +473,7 @@
         <w:rPr>
           <w:noProof/>
         </w:rPr>
-        <w:instrText xml:space="preserve"> PAGEREF _Toc241590822 \h </w:instrText>
+        <w:instrText xml:space="preserve"> PAGEREF _Toc241593369 \h </w:instrText>
       </w:r>
       <w:r>
         <w:rPr>
@@ -535,7 +535,7 @@
         <w:rPr>
           <w:noProof/>
         </w:rPr>
-        <w:instrText xml:space="preserve"> PAGEREF _Toc241590823 \h </w:instrText>
+        <w:instrText xml:space="preserve"> PAGEREF _Toc241593370 \h </w:instrText>
       </w:r>
       <w:r>
         <w:rPr>
@@ -597,7 +597,7 @@
         <w:rPr>
           <w:noProof/>
         </w:rPr>
-        <w:instrText xml:space="preserve"> PAGEREF _Toc241590824 \h </w:instrText>
+        <w:instrText xml:space="preserve"> PAGEREF _Toc241593371 \h </w:instrText>
       </w:r>
       <w:r>
         <w:rPr>
@@ -614,7 +614,7 @@
         <w:rPr>
           <w:noProof/>
         </w:rPr>
-        <w:t>6</w:t>
+        <w:t>5</w:t>
       </w:r>
       <w:r>
         <w:rPr>
@@ -659,7 +659,7 @@
         <w:rPr>
           <w:noProof/>
         </w:rPr>
-        <w:instrText xml:space="preserve"> PAGEREF _Toc241590825 \h </w:instrText>
+        <w:instrText xml:space="preserve"> PAGEREF _Toc241593372 \h </w:instrText>
       </w:r>
       <w:r>
         <w:rPr>
@@ -721,7 +721,7 @@
         <w:rPr>
           <w:noProof/>
         </w:rPr>
-        <w:instrText xml:space="preserve"> PAGEREF _Toc241590826 \h </w:instrText>
+        <w:instrText xml:space="preserve"> PAGEREF _Toc241593373 \h </w:instrText>
       </w:r>
       <w:r>
         <w:rPr>
@@ -783,7 +783,7 @@
         <w:rPr>
           <w:noProof/>
         </w:rPr>
-        <w:instrText xml:space="preserve"> PAGEREF _Toc241590827 \h </w:instrText>
+        <w:instrText xml:space="preserve"> PAGEREF _Toc241593374 \h </w:instrText>
       </w:r>
       <w:r>
         <w:rPr>
@@ -845,7 +845,7 @@
         <w:rPr>
           <w:noProof/>
         </w:rPr>
-        <w:instrText xml:space="preserve"> PAGEREF _Toc241590828 \h </w:instrText>
+        <w:instrText xml:space="preserve"> PAGEREF _Toc241593375 \h </w:instrText>
       </w:r>
       <w:r>
         <w:rPr>
@@ -907,7 +907,7 @@
         <w:rPr>
           <w:noProof/>
         </w:rPr>
-        <w:instrText xml:space="preserve"> PAGEREF _Toc241590829 \h </w:instrText>
+        <w:instrText xml:space="preserve"> PAGEREF _Toc241593376 \h </w:instrText>
       </w:r>
       <w:r>
         <w:rPr>
@@ -969,7 +969,7 @@
         <w:rPr>
           <w:noProof/>
         </w:rPr>
-        <w:instrText xml:space="preserve"> PAGEREF _Toc241590830 \h </w:instrText>
+        <w:instrText xml:space="preserve"> PAGEREF _Toc241593377 \h </w:instrText>
       </w:r>
       <w:r>
         <w:rPr>
@@ -1031,7 +1031,7 @@
         <w:rPr>
           <w:noProof/>
         </w:rPr>
-        <w:instrText xml:space="preserve"> PAGEREF _Toc241590831 \h </w:instrText>
+        <w:instrText xml:space="preserve"> PAGEREF _Toc241593378 \h </w:instrText>
       </w:r>
       <w:r>
         <w:rPr>
@@ -1093,7 +1093,7 @@
         <w:rPr>
           <w:noProof/>
         </w:rPr>
-        <w:instrText xml:space="preserve"> PAGEREF _Toc241590832 \h </w:instrText>
+        <w:instrText xml:space="preserve"> PAGEREF _Toc241593379 \h </w:instrText>
       </w:r>
       <w:r>
         <w:rPr>
@@ -1155,7 +1155,7 @@
         <w:rPr>
           <w:noProof/>
         </w:rPr>
-        <w:instrText xml:space="preserve"> PAGEREF _Toc241590833 \h </w:instrText>
+        <w:instrText xml:space="preserve"> PAGEREF _Toc241593380 \h </w:instrText>
       </w:r>
       <w:r>
         <w:rPr>
@@ -1217,7 +1217,7 @@
         <w:rPr>
           <w:noProof/>
         </w:rPr>
-        <w:instrText xml:space="preserve"> PAGEREF _Toc241590834 \h </w:instrText>
+        <w:instrText xml:space="preserve"> PAGEREF _Toc241593381 \h </w:instrText>
       </w:r>
       <w:r>
         <w:rPr>
@@ -1279,7 +1279,7 @@
         <w:rPr>
           <w:noProof/>
         </w:rPr>
-        <w:instrText xml:space="preserve"> PAGEREF _Toc241590835 \h </w:instrText>
+        <w:instrText xml:space="preserve"> PAGEREF _Toc241593382 \h </w:instrText>
       </w:r>
       <w:r>
         <w:rPr>
@@ -1341,7 +1341,7 @@
         <w:rPr>
           <w:noProof/>
         </w:rPr>
-        <w:instrText xml:space="preserve"> PAGEREF _Toc241590836 \h </w:instrText>
+        <w:instrText xml:space="preserve"> PAGEREF _Toc241593383 \h </w:instrText>
       </w:r>
       <w:r>
         <w:rPr>
@@ -1403,7 +1403,7 @@
         <w:rPr>
           <w:noProof/>
         </w:rPr>
-        <w:instrText xml:space="preserve"> PAGEREF _Toc241590837 \h </w:instrText>
+        <w:instrText xml:space="preserve"> PAGEREF _Toc241593384 \h </w:instrText>
       </w:r>
       <w:r>
         <w:rPr>
@@ -1465,7 +1465,7 @@
         <w:rPr>
           <w:noProof/>
         </w:rPr>
-        <w:instrText xml:space="preserve"> PAGEREF _Toc241590838 \h </w:instrText>
+        <w:instrText xml:space="preserve"> PAGEREF _Toc241593385 \h </w:instrText>
       </w:r>
       <w:r>
         <w:rPr>
@@ -1527,7 +1527,7 @@
         <w:rPr>
           <w:noProof/>
         </w:rPr>
-        <w:instrText xml:space="preserve"> PAGEREF _Toc241590839 \h </w:instrText>
+        <w:instrText xml:space="preserve"> PAGEREF _Toc241593386 \h </w:instrText>
       </w:r>
       <w:r>
         <w:rPr>
@@ -1589,7 +1589,7 @@
         <w:rPr>
           <w:noProof/>
         </w:rPr>
-        <w:instrText xml:space="preserve"> PAGEREF _Toc241590840 \h </w:instrText>
+        <w:instrText xml:space="preserve"> PAGEREF _Toc241593387 \h </w:instrText>
       </w:r>
       <w:r>
         <w:rPr>
@@ -1651,7 +1651,7 @@
         <w:rPr>
           <w:noProof/>
         </w:rPr>
-        <w:instrText xml:space="preserve"> PAGEREF _Toc241590841 \h </w:instrText>
+        <w:instrText xml:space="preserve"> PAGEREF _Toc241593388 \h </w:instrText>
       </w:r>
       <w:r>
         <w:rPr>
@@ -1713,7 +1713,7 @@
         <w:rPr>
           <w:noProof/>
         </w:rPr>
-        <w:instrText xml:space="preserve"> PAGEREF _Toc241590842 \h </w:instrText>
+        <w:instrText xml:space="preserve"> PAGEREF _Toc241593389 \h </w:instrText>
       </w:r>
       <w:r>
         <w:rPr>
@@ -1775,7 +1775,7 @@
         <w:rPr>
           <w:noProof/>
         </w:rPr>
-        <w:instrText xml:space="preserve"> PAGEREF _Toc241590843 \h </w:instrText>
+        <w:instrText xml:space="preserve"> PAGEREF _Toc241593390 \h </w:instrText>
       </w:r>
       <w:r>
         <w:rPr>
@@ -1838,7 +1838,7 @@
         <w:rPr>
           <w:noProof/>
         </w:rPr>
-        <w:instrText xml:space="preserve"> PAGEREF _Toc241590844 \h </w:instrText>
+        <w:instrText xml:space="preserve"> PAGEREF _Toc241593391 \h </w:instrText>
       </w:r>
       <w:r>
         <w:rPr>
@@ -1900,7 +1900,7 @@
         <w:rPr>
           <w:noProof/>
         </w:rPr>
-        <w:instrText xml:space="preserve"> PAGEREF _Toc241590845 \h </w:instrText>
+        <w:instrText xml:space="preserve"> PAGEREF _Toc241593392 \h </w:instrText>
       </w:r>
       <w:r>
         <w:rPr>
@@ -1962,7 +1962,7 @@
         <w:rPr>
           <w:noProof/>
         </w:rPr>
-        <w:instrText xml:space="preserve"> PAGEREF _Toc241590846 \h </w:instrText>
+        <w:instrText xml:space="preserve"> PAGEREF _Toc241593393 \h </w:instrText>
       </w:r>
       <w:r>
         <w:rPr>
@@ -2024,7 +2024,7 @@
         <w:rPr>
           <w:noProof/>
         </w:rPr>
-        <w:instrText xml:space="preserve"> PAGEREF _Toc241590847 \h </w:instrText>
+        <w:instrText xml:space="preserve"> PAGEREF _Toc241593394 \h </w:instrText>
       </w:r>
       <w:r>
         <w:rPr>
@@ -2086,7 +2086,7 @@
         <w:rPr>
           <w:noProof/>
         </w:rPr>
-        <w:instrText xml:space="preserve"> PAGEREF _Toc241590848 \h </w:instrText>
+        <w:instrText xml:space="preserve"> PAGEREF _Toc241593395 \h </w:instrText>
       </w:r>
       <w:r>
         <w:rPr>
@@ -2148,7 +2148,7 @@
         <w:rPr>
           <w:noProof/>
         </w:rPr>
-        <w:instrText xml:space="preserve"> PAGEREF _Toc241590849 \h </w:instrText>
+        <w:instrText xml:space="preserve"> PAGEREF _Toc241593396 \h </w:instrText>
       </w:r>
       <w:r>
         <w:rPr>
@@ -2210,7 +2210,7 @@
         <w:rPr>
           <w:noProof/>
         </w:rPr>
-        <w:instrText xml:space="preserve"> PAGEREF _Toc241590850 \h </w:instrText>
+        <w:instrText xml:space="preserve"> PAGEREF _Toc241593397 \h </w:instrText>
       </w:r>
       <w:r>
         <w:rPr>
@@ -2272,7 +2272,7 @@
         <w:rPr>
           <w:noProof/>
         </w:rPr>
-        <w:instrText xml:space="preserve"> PAGEREF _Toc241590851 \h </w:instrText>
+        <w:instrText xml:space="preserve"> PAGEREF _Toc241593398 \h </w:instrText>
       </w:r>
       <w:r>
         <w:rPr>
@@ -2319,7 +2319,7 @@
         </w:rPr>
         <w:br w:type="page"/>
       </w:r>
-      <w:bookmarkStart w:id="0" w:name="_Toc241590818"/>
+      <w:bookmarkStart w:id="0" w:name="_Toc241593365"/>
       <w:r>
         <w:rPr>
           <w:rFonts w:eastAsia="Times New Roman"/>
@@ -2459,7 +2459,7 @@
         <w:shd w:val="clear" w:color="auto" w:fill="FFFFFF"/>
         <w:spacing w:line="360" w:lineRule="auto"/>
         <w:jc w:val="both"/>
-        <w:divId w:val="320625556"/>
+        <w:divId w:val="1296332789"/>
         <w:rPr>
           <w:rFonts w:eastAsia="Times New Roman"/>
         </w:rPr>
@@ -2492,7 +2492,7 @@
           <w:rFonts w:eastAsia="Times New Roman"/>
         </w:rPr>
       </w:pPr>
-      <w:bookmarkStart w:id="1" w:name="_Toc241590819"/>
+      <w:bookmarkStart w:id="1" w:name="_Toc241593366"/>
       <w:r>
         <w:rPr>
           <w:rFonts w:eastAsia="Times New Roman"/>
@@ -3010,7 +3010,7 @@
           <w:rFonts w:eastAsia="Times New Roman"/>
         </w:rPr>
       </w:pPr>
-      <w:bookmarkStart w:id="2" w:name="_Toc241590820"/>
+      <w:bookmarkStart w:id="2" w:name="_Toc241593367"/>
       <w:r>
         <w:rPr>
           <w:rFonts w:eastAsia="Times New Roman"/>
@@ -3624,7 +3624,7 @@
           <w:rFonts w:eastAsia="Times New Roman"/>
         </w:rPr>
       </w:pPr>
-      <w:bookmarkStart w:id="3" w:name="_Toc241590821"/>
+      <w:bookmarkStart w:id="3" w:name="_Toc241593368"/>
       <w:r>
         <w:rPr>
           <w:rFonts w:eastAsia="Times New Roman"/>
@@ -3640,7 +3640,7 @@
           <w:rFonts w:eastAsia="Times New Roman"/>
         </w:rPr>
       </w:pPr>
-      <w:bookmarkStart w:id="4" w:name="_Toc241590822"/>
+      <w:bookmarkStart w:id="4" w:name="_Toc241593369"/>
       <w:r>
         <w:rPr>
           <w:rFonts w:eastAsia="Times New Roman"/>
@@ -3841,21 +3841,12 @@
     </w:p>
     <w:p>
       <w:pPr>
-        <w:pStyle w:val="note"/>
-        <w:spacing w:before="0" w:beforeAutospacing="0" w:after="120"/>
-      </w:pPr>
-      <w:r>
-        <w:t>[Insert a screenshot of the SWI-Prolog installer's "Add swipl to the system PATH" option here.]</w:t>
-      </w:r>
-    </w:p>
-    <w:p>
-      <w:pPr>
         <w:pStyle w:val="Heading2"/>
         <w:rPr>
           <w:rFonts w:eastAsia="Times New Roman"/>
         </w:rPr>
       </w:pPr>
-      <w:bookmarkStart w:id="5" w:name="_Toc241590823"/>
+      <w:bookmarkStart w:id="5" w:name="_Toc241593370"/>
       <w:r>
         <w:rPr>
           <w:rFonts w:eastAsia="Times New Roman"/>
@@ -4042,7 +4033,13 @@
         <w:rPr>
           <w:rFonts w:eastAsia="Times New Roman"/>
         </w:rPr>
-        <w:t xml:space="preserve"> and an </w:t>
+        <w:t xml:space="preserve"> and an</w:t>
+      </w:r>
+      <w:r>
+        <w:rPr>
+          <w:rFonts w:eastAsia="Times New Roman"/>
+        </w:rPr>
+        <w:t xml:space="preserve"> </w:t>
       </w:r>
       <w:r>
         <w:rPr>
@@ -4065,12 +4062,11 @@
           <w:rFonts w:eastAsia="Times New Roman"/>
         </w:rPr>
       </w:pPr>
-      <w:bookmarkStart w:id="6" w:name="_Toc241590824"/>
-      <w:r>
-        <w:rPr>
-          <w:rFonts w:eastAsia="Times New Roman"/>
-        </w:rPr>
-        <w:lastRenderedPageBreak/>
+      <w:bookmarkStart w:id="6" w:name="_Toc241593371"/>
+      <w:r>
+        <w:rPr>
+          <w:rFonts w:eastAsia="Times New Roman"/>
+        </w:rPr>
         <w:t>3.3 Check the installation</w:t>
       </w:r>
       <w:bookmarkEnd w:id="6"/>
@@ -4091,6 +4087,7 @@
         <w:rPr>
           <w:rFonts w:eastAsia="Times New Roman"/>
         </w:rPr>
+        <w:lastRenderedPageBreak/>
         <w:t xml:space="preserve">Open a terminal: on Windows, open the </w:t>
       </w:r>
       <w:r>
@@ -4181,7 +4178,7 @@
         <w:shd w:val="clear" w:color="auto" w:fill="FFFFFF"/>
         <w:spacing w:line="360" w:lineRule="auto"/>
         <w:jc w:val="both"/>
-        <w:divId w:val="1112672824"/>
+        <w:divId w:val="532115104"/>
         <w:rPr>
           <w:rFonts w:eastAsia="Times New Roman"/>
         </w:rPr>
@@ -4200,7 +4197,7 @@
           <w:rFonts w:eastAsia="Times New Roman"/>
         </w:rPr>
       </w:pPr>
-      <w:bookmarkStart w:id="7" w:name="_Toc241590825"/>
+      <w:bookmarkStart w:id="7" w:name="_Toc241593372"/>
       <w:r>
         <w:rPr>
           <w:rFonts w:eastAsia="Times New Roman"/>
@@ -4216,7 +4213,7 @@
           <w:rFonts w:eastAsia="Times New Roman"/>
         </w:rPr>
       </w:pPr>
-      <w:bookmarkStart w:id="8" w:name="_Toc241590826"/>
+      <w:bookmarkStart w:id="8" w:name="_Toc241593373"/>
       <w:r>
         <w:rPr>
           <w:rFonts w:eastAsia="Times New Roman"/>
@@ -4371,13 +4368,7 @@
         <w:rPr>
           <w:rFonts w:eastAsia="Times New Roman"/>
         </w:rPr>
-        <w:t xml:space="preserve"> </w:t>
-      </w:r>
-      <w:r>
-        <w:rPr>
-          <w:rFonts w:eastAsia="Times New Roman"/>
-        </w:rPr>
-        <w:t xml:space="preserve">prompt type the following, </w:t>
+        <w:t xml:space="preserve"> prompt type the following, </w:t>
       </w:r>
       <w:r>
         <w:rPr>
@@ -4464,7 +4455,7 @@
         <w:shd w:val="clear" w:color="auto" w:fill="FFFFFF"/>
         <w:spacing w:line="360" w:lineRule="auto"/>
         <w:jc w:val="both"/>
-        <w:divId w:val="79646802"/>
+        <w:divId w:val="1007905876"/>
         <w:rPr>
           <w:rFonts w:eastAsia="Times New Roman"/>
         </w:rPr>
@@ -4496,7 +4487,7 @@
         <w:shd w:val="clear" w:color="auto" w:fill="FFFFFF"/>
         <w:spacing w:line="360" w:lineRule="auto"/>
         <w:jc w:val="both"/>
-        <w:divId w:val="152260051"/>
+        <w:divId w:val="137115441"/>
         <w:rPr>
           <w:rFonts w:eastAsia="Times New Roman"/>
         </w:rPr>
@@ -4527,7 +4518,7 @@
           <w:rFonts w:eastAsia="Times New Roman"/>
         </w:rPr>
       </w:pPr>
-      <w:bookmarkStart w:id="9" w:name="_Toc241590827"/>
+      <w:bookmarkStart w:id="9" w:name="_Toc241593374"/>
       <w:r>
         <w:rPr>
           <w:rFonts w:eastAsia="Times New Roman"/>
@@ -4605,7 +4596,7 @@
           <w:rFonts w:eastAsia="Times New Roman"/>
         </w:rPr>
       </w:pPr>
-      <w:bookmarkStart w:id="10" w:name="_Toc241590828"/>
+      <w:bookmarkStart w:id="10" w:name="_Toc241593375"/>
       <w:r>
         <w:rPr>
           <w:rFonts w:eastAsia="Times New Roman"/>
@@ -4624,7 +4615,7 @@
           <w:noProof/>
         </w:rPr>
         <w:drawing>
-          <wp:inline distT="0" distB="0" distL="0" distR="0" wp14:anchorId="6A1C6EFB" wp14:editId="57EFC24F">
+          <wp:inline distT="0" distB="0" distL="0" distR="0">
             <wp:extent cx="5332730" cy="3524885"/>
             <wp:effectExtent l="0" t="0" r="1270" b="0"/>
             <wp:docPr id="2" name="Picture 2"/>
@@ -4794,7 +4785,7 @@
           <w:noProof/>
         </w:rPr>
         <w:drawing>
-          <wp:inline distT="0" distB="0" distL="0" distR="0" wp14:anchorId="5A028BF0" wp14:editId="6C0356B3">
+          <wp:inline distT="0" distB="0" distL="0" distR="0">
             <wp:extent cx="5143500" cy="2990215"/>
             <wp:effectExtent l="0" t="0" r="0" b="635"/>
             <wp:docPr id="3" name="Picture 3"/>
@@ -4859,7 +4850,7 @@
           <w:rFonts w:eastAsia="Times New Roman"/>
         </w:rPr>
       </w:pPr>
-      <w:bookmarkStart w:id="11" w:name="_Toc241590829"/>
+      <w:bookmarkStart w:id="11" w:name="_Toc241593376"/>
       <w:r>
         <w:rPr>
           <w:rFonts w:eastAsia="Times New Roman"/>
@@ -4917,7 +4908,7 @@
         </w:rPr>
         <w:lastRenderedPageBreak/>
         <w:drawing>
-          <wp:inline distT="0" distB="0" distL="0" distR="0" wp14:anchorId="7BE3F46B" wp14:editId="61B05E61">
+          <wp:inline distT="0" distB="0" distL="0" distR="0">
             <wp:extent cx="4954270" cy="6496050"/>
             <wp:effectExtent l="0" t="0" r="0" b="0"/>
             <wp:docPr id="4" name="Picture 4"/>
@@ -6195,10 +6186,7 @@
         <w:t>Not checked</w:t>
       </w:r>
       <w:r>
-        <w:t xml:space="preserve"> </w:t>
-      </w:r>
-      <w:r>
-        <w:t>tile selected if you did not look. Hover over a tile to see its full description.</w:t>
+        <w:t xml:space="preserve"> tile selected if you did not look. Hover over a tile to see its full description.</w:t>
       </w:r>
     </w:p>
     <w:p>
@@ -6208,7 +6196,7 @@
           <w:rFonts w:eastAsia="Times New Roman"/>
         </w:rPr>
       </w:pPr>
-      <w:bookmarkStart w:id="12" w:name="_Toc241590830"/>
+      <w:bookmarkStart w:id="12" w:name="_Toc241593377"/>
       <w:r>
         <w:rPr>
           <w:rFonts w:eastAsia="Times New Roman"/>
@@ -6335,7 +6323,7 @@
         </w:rPr>
         <w:lastRenderedPageBreak/>
         <w:drawing>
-          <wp:inline distT="0" distB="0" distL="0" distR="0" wp14:anchorId="61E53A14" wp14:editId="7E489BA0">
+          <wp:inline distT="0" distB="0" distL="0" distR="0">
             <wp:extent cx="5143500" cy="3190240"/>
             <wp:effectExtent l="0" t="0" r="0" b="0"/>
             <wp:docPr id="5" name="Picture 5"/>
@@ -6458,7 +6446,7 @@
           <w:rFonts w:eastAsia="Times New Roman"/>
         </w:rPr>
       </w:pPr>
-      <w:bookmarkStart w:id="13" w:name="_Toc241590831"/>
+      <w:bookmarkStart w:id="13" w:name="_Toc241593378"/>
       <w:r>
         <w:rPr>
           <w:rFonts w:eastAsia="Times New Roman"/>
@@ -6474,7 +6462,7 @@
           <w:rFonts w:eastAsia="Times New Roman"/>
         </w:rPr>
       </w:pPr>
-      <w:bookmarkStart w:id="14" w:name="_Toc241590832"/>
+      <w:bookmarkStart w:id="14" w:name="_Toc241593379"/>
       <w:r>
         <w:rPr>
           <w:rFonts w:eastAsia="Times New Roman"/>
@@ -6561,7 +6549,7 @@
           <w:rFonts w:eastAsia="Times New Roman"/>
         </w:rPr>
       </w:pPr>
-      <w:bookmarkStart w:id="15" w:name="_Toc241590833"/>
+      <w:bookmarkStart w:id="15" w:name="_Toc241593380"/>
       <w:r>
         <w:rPr>
           <w:rFonts w:eastAsia="Times New Roman"/>
@@ -6581,7 +6569,7 @@
         </w:rPr>
         <w:lastRenderedPageBreak/>
         <w:drawing>
-          <wp:inline distT="0" distB="0" distL="0" distR="0" wp14:anchorId="2A1CEDBD" wp14:editId="1A34B6F8">
+          <wp:inline distT="0" distB="0" distL="0" distR="0">
             <wp:extent cx="4095750" cy="3286125"/>
             <wp:effectExtent l="0" t="0" r="0" b="9525"/>
             <wp:docPr id="6" name="Picture 6"/>
@@ -7927,7 +7915,7 @@
           <w:rFonts w:eastAsia="Times New Roman"/>
         </w:rPr>
       </w:pPr>
-      <w:bookmarkStart w:id="16" w:name="_Toc241590834"/>
+      <w:bookmarkStart w:id="16" w:name="_Toc241593381"/>
       <w:r>
         <w:rPr>
           <w:rFonts w:eastAsia="Times New Roman"/>
@@ -7946,7 +7934,7 @@
           <w:noProof/>
         </w:rPr>
         <w:drawing>
-          <wp:inline distT="0" distB="0" distL="0" distR="0" wp14:anchorId="52D0A23E" wp14:editId="667EC7EB">
+          <wp:inline distT="0" distB="0" distL="0" distR="0">
             <wp:extent cx="4095750" cy="4268470"/>
             <wp:effectExtent l="0" t="0" r="0" b="0"/>
             <wp:docPr id="7" name="Picture 7"/>
@@ -8122,7 +8110,7 @@
           <w:rFonts w:eastAsia="Times New Roman"/>
         </w:rPr>
       </w:pPr>
-      <w:bookmarkStart w:id="17" w:name="_Toc241590835"/>
+      <w:bookmarkStart w:id="17" w:name="_Toc241593382"/>
       <w:r>
         <w:rPr>
           <w:rFonts w:eastAsia="Times New Roman"/>
@@ -8181,7 +8169,7 @@
           <w:noProof/>
         </w:rPr>
         <w:drawing>
-          <wp:inline distT="0" distB="0" distL="0" distR="0" wp14:anchorId="27DE3C56" wp14:editId="0FE5FCD3">
+          <wp:inline distT="0" distB="0" distL="0" distR="0">
             <wp:extent cx="4095750" cy="4534535"/>
             <wp:effectExtent l="0" t="0" r="0" b="0"/>
             <wp:docPr id="8" name="Picture 8"/>
@@ -8246,7 +8234,7 @@
           <w:rFonts w:eastAsia="Times New Roman"/>
         </w:rPr>
       </w:pPr>
-      <w:bookmarkStart w:id="18" w:name="_Toc241590836"/>
+      <w:bookmarkStart w:id="18" w:name="_Toc241593383"/>
       <w:r>
         <w:rPr>
           <w:rFonts w:eastAsia="Times New Roman"/>
@@ -8426,7 +8414,7 @@
           <w:noProof/>
         </w:rPr>
         <w:drawing>
-          <wp:inline distT="0" distB="0" distL="0" distR="0" wp14:anchorId="67D0CCDA" wp14:editId="26ACB842">
+          <wp:inline distT="0" distB="0" distL="0" distR="0">
             <wp:extent cx="4095750" cy="2180590"/>
             <wp:effectExtent l="0" t="0" r="0" b="0"/>
             <wp:docPr id="9" name="Picture 9"/>
@@ -8491,7 +8479,7 @@
           <w:rFonts w:eastAsia="Times New Roman"/>
         </w:rPr>
       </w:pPr>
-      <w:bookmarkStart w:id="19" w:name="_Toc241590837"/>
+      <w:bookmarkStart w:id="19" w:name="_Toc241593384"/>
       <w:r>
         <w:rPr>
           <w:rFonts w:eastAsia="Times New Roman"/>
@@ -8749,7 +8737,7 @@
         </w:rPr>
         <w:lastRenderedPageBreak/>
         <w:drawing>
-          <wp:inline distT="0" distB="0" distL="0" distR="0" wp14:anchorId="1E20370F" wp14:editId="28BE8DCF">
+          <wp:inline distT="0" distB="0" distL="0" distR="0">
             <wp:extent cx="4095750" cy="2573020"/>
             <wp:effectExtent l="0" t="0" r="0" b="0"/>
             <wp:docPr id="10" name="Picture 10"/>
@@ -8812,7 +8800,7 @@
         <w:shd w:val="clear" w:color="auto" w:fill="FFFFFF"/>
         <w:spacing w:line="360" w:lineRule="auto"/>
         <w:jc w:val="both"/>
-        <w:divId w:val="839344645"/>
+        <w:divId w:val="30152343"/>
         <w:rPr>
           <w:rFonts w:eastAsia="Times New Roman"/>
         </w:rPr>
@@ -8845,7 +8833,7 @@
           <w:rFonts w:eastAsia="Times New Roman"/>
         </w:rPr>
       </w:pPr>
-      <w:bookmarkStart w:id="20" w:name="_Toc241590838"/>
+      <w:bookmarkStart w:id="20" w:name="_Toc241593385"/>
       <w:r>
         <w:rPr>
           <w:rFonts w:eastAsia="Times New Roman"/>
@@ -8975,7 +8963,7 @@
         </w:rPr>
         <w:lastRenderedPageBreak/>
         <w:drawing>
-          <wp:inline distT="0" distB="0" distL="0" distR="0" wp14:anchorId="22A3D56C" wp14:editId="6F802B71">
+          <wp:inline distT="0" distB="0" distL="0" distR="0">
             <wp:extent cx="4095750" cy="2142490"/>
             <wp:effectExtent l="0" t="0" r="0" b="0"/>
             <wp:docPr id="11" name="Picture 11"/>
@@ -9040,7 +9028,7 @@
           <w:rFonts w:eastAsia="Times New Roman"/>
         </w:rPr>
       </w:pPr>
-      <w:bookmarkStart w:id="21" w:name="_Toc241590839"/>
+      <w:bookmarkStart w:id="21" w:name="_Toc241593386"/>
       <w:r>
         <w:rPr>
           <w:rFonts w:eastAsia="Times New Roman"/>
@@ -9107,7 +9095,7 @@
           <w:noProof/>
         </w:rPr>
         <w:drawing>
-          <wp:inline distT="0" distB="0" distL="0" distR="0" wp14:anchorId="557370F8" wp14:editId="4889227C">
+          <wp:inline distT="0" distB="0" distL="0" distR="0">
             <wp:extent cx="5143500" cy="3333115"/>
             <wp:effectExtent l="0" t="0" r="0" b="635"/>
             <wp:docPr id="12" name="Picture 12"/>
@@ -9190,7 +9178,7 @@
           <w:rFonts w:eastAsia="Times New Roman"/>
         </w:rPr>
       </w:pPr>
-      <w:bookmarkStart w:id="22" w:name="_Toc241590840"/>
+      <w:bookmarkStart w:id="22" w:name="_Toc241593387"/>
       <w:r>
         <w:rPr>
           <w:rFonts w:eastAsia="Times New Roman"/>
@@ -9579,7 +9567,7 @@
           <w:rFonts w:eastAsia="Times New Roman"/>
         </w:rPr>
       </w:pPr>
-      <w:bookmarkStart w:id="23" w:name="_Toc241590841"/>
+      <w:bookmarkStart w:id="23" w:name="_Toc241593388"/>
       <w:r>
         <w:rPr>
           <w:rFonts w:eastAsia="Times New Roman"/>
@@ -9882,7 +9870,7 @@
           <w:noProof/>
         </w:rPr>
         <w:drawing>
-          <wp:inline distT="0" distB="0" distL="0" distR="0" wp14:anchorId="4DCF9614" wp14:editId="04090EF5">
+          <wp:inline distT="0" distB="0" distL="0" distR="0">
             <wp:extent cx="4095750" cy="1409700"/>
             <wp:effectExtent l="0" t="0" r="0" b="0"/>
             <wp:docPr id="13" name="Picture 13"/>
@@ -9947,7 +9935,7 @@
           <w:rFonts w:eastAsia="Times New Roman"/>
         </w:rPr>
       </w:pPr>
-      <w:bookmarkStart w:id="24" w:name="_Toc241590842"/>
+      <w:bookmarkStart w:id="24" w:name="_Toc241593389"/>
       <w:r>
         <w:rPr>
           <w:rFonts w:eastAsia="Times New Roman"/>
@@ -10146,15 +10134,15 @@
                 <w:sz w:val="20"/>
                 <w:szCs w:val="20"/>
               </w:rPr>
-              <w:t xml:space="preserve"> - the stone does not match ruby. Main reason: a ruby must be doubly ref</w:t>
-            </w:r>
-            <w:r>
-              <w:rPr>
-                <w:rFonts w:eastAsia="Times New Roman"/>
-                <w:sz w:val="20"/>
-                <w:szCs w:val="20"/>
-              </w:rPr>
-              <w:t xml:space="preserve">ractive (uniaxial) but the stone is singly refractive. The data points to </w:t>
+              <w:t xml:space="preserve"> </w:t>
+            </w:r>
+            <w:r>
+              <w:rPr>
+                <w:rFonts w:eastAsia="Times New Roman"/>
+                <w:sz w:val="20"/>
+                <w:szCs w:val="20"/>
+              </w:rPr>
+              <w:t xml:space="preserve">- the stone does not match ruby. Main reason: a ruby must be doubly refractive (uniaxial) but the stone is singly refractive. The data points to </w:t>
             </w:r>
             <w:r>
               <w:rPr>
@@ -10185,7 +10173,7 @@
           <w:rFonts w:eastAsia="Times New Roman"/>
         </w:rPr>
       </w:pPr>
-      <w:bookmarkStart w:id="25" w:name="_Toc241590843"/>
+      <w:bookmarkStart w:id="25" w:name="_Toc241593390"/>
       <w:r>
         <w:rPr>
           <w:rFonts w:eastAsia="Times New Roman"/>
@@ -10507,7 +10495,7 @@
         </w:rPr>
         <w:lastRenderedPageBreak/>
         <w:drawing>
-          <wp:inline distT="0" distB="0" distL="0" distR="0" wp14:anchorId="10BD3636" wp14:editId="13F14B9E">
+          <wp:inline distT="0" distB="0" distL="0" distR="0">
             <wp:extent cx="4095750" cy="1409700"/>
             <wp:effectExtent l="0" t="0" r="0" b="0"/>
             <wp:docPr id="14" name="Picture 14"/>
@@ -10572,7 +10560,7 @@
           <w:rFonts w:eastAsia="Times New Roman"/>
         </w:rPr>
       </w:pPr>
-      <w:bookmarkStart w:id="26" w:name="_Toc241590844"/>
+      <w:bookmarkStart w:id="26" w:name="_Toc241593391"/>
       <w:r>
         <w:rPr>
           <w:rFonts w:eastAsia="Times New Roman"/>
@@ -10619,7 +10607,7 @@
           <w:noProof/>
         </w:rPr>
         <w:drawing>
-          <wp:inline distT="0" distB="0" distL="0" distR="0" wp14:anchorId="2A2D0CDD" wp14:editId="58733CC9">
+          <wp:inline distT="0" distB="0" distL="0" distR="0">
             <wp:extent cx="3143885" cy="4068445"/>
             <wp:effectExtent l="0" t="0" r="0" b="8255"/>
             <wp:docPr id="15" name="Picture 15"/>
@@ -10684,7 +10672,7 @@
           <w:rFonts w:eastAsia="Times New Roman"/>
         </w:rPr>
       </w:pPr>
-      <w:bookmarkStart w:id="27" w:name="_Toc241590845"/>
+      <w:bookmarkStart w:id="27" w:name="_Toc241593392"/>
       <w:r>
         <w:rPr>
           <w:rFonts w:eastAsia="Times New Roman"/>
@@ -10732,7 +10720,7 @@
           <w:noProof/>
         </w:rPr>
         <w:drawing>
-          <wp:inline distT="0" distB="0" distL="0" distR="0" wp14:anchorId="1CD2AF36" wp14:editId="62449236">
+          <wp:inline distT="0" distB="0" distL="0" distR="0">
             <wp:extent cx="4954270" cy="990600"/>
             <wp:effectExtent l="0" t="0" r="0" b="0"/>
             <wp:docPr id="16" name="Picture 16"/>
@@ -10795,7 +10783,7 @@
         <w:shd w:val="clear" w:color="auto" w:fill="FFFFFF"/>
         <w:spacing w:line="360" w:lineRule="auto"/>
         <w:jc w:val="both"/>
-        <w:divId w:val="719593305"/>
+        <w:divId w:val="1525628978"/>
         <w:rPr>
           <w:rFonts w:eastAsia="Times New Roman"/>
         </w:rPr>
@@ -10814,7 +10802,7 @@
           <w:rFonts w:eastAsia="Times New Roman"/>
         </w:rPr>
       </w:pPr>
-      <w:bookmarkStart w:id="28" w:name="_Toc241590846"/>
+      <w:bookmarkStart w:id="28" w:name="_Toc241593393"/>
       <w:r>
         <w:rPr>
           <w:rFonts w:eastAsia="Times New Roman"/>
@@ -10860,7 +10848,7 @@
           <w:noProof/>
         </w:rPr>
         <w:drawing>
-          <wp:inline distT="0" distB="0" distL="0" distR="0" wp14:anchorId="4613A83E" wp14:editId="2C83F536">
+          <wp:inline distT="0" distB="0" distL="0" distR="0">
             <wp:extent cx="3999865" cy="3725545"/>
             <wp:effectExtent l="0" t="0" r="635" b="8255"/>
             <wp:docPr id="17" name="Picture 17"/>
@@ -10926,7 +10914,7 @@
           <w:rFonts w:eastAsia="Times New Roman"/>
         </w:rPr>
       </w:pPr>
-      <w:bookmarkStart w:id="29" w:name="_Toc241590847"/>
+      <w:bookmarkStart w:id="29" w:name="_Toc241593394"/>
       <w:r>
         <w:rPr>
           <w:rFonts w:eastAsia="Times New Roman"/>
@@ -12261,7 +12249,7 @@
           <w:rFonts w:eastAsia="Times New Roman"/>
         </w:rPr>
       </w:pPr>
-      <w:bookmarkStart w:id="30" w:name="_Toc241590848"/>
+      <w:bookmarkStart w:id="30" w:name="_Toc241593395"/>
       <w:r>
         <w:rPr>
           <w:rFonts w:eastAsia="Times New Roman"/>
@@ -12607,7 +12595,7 @@
           <w:rFonts w:eastAsia="Times New Roman"/>
         </w:rPr>
       </w:pPr>
-      <w:bookmarkStart w:id="31" w:name="_Toc241590849"/>
+      <w:bookmarkStart w:id="31" w:name="_Toc241593396"/>
       <w:r>
         <w:rPr>
           <w:rFonts w:eastAsia="Times New Roman"/>
@@ -12694,7 +12682,7 @@
           <w:rFonts w:eastAsia="Times New Roman"/>
         </w:rPr>
       </w:pPr>
-      <w:bookmarkStart w:id="32" w:name="_Toc241590850"/>
+      <w:bookmarkStart w:id="32" w:name="_Toc241593397"/>
       <w:r>
         <w:rPr>
           <w:rFonts w:eastAsia="Times New Roman"/>
@@ -13768,7 +13756,7 @@
         </w:rPr>
         <w:br w:type="page"/>
       </w:r>
-      <w:bookmarkStart w:id="33" w:name="_Toc241590851"/>
+      <w:bookmarkStart w:id="33" w:name="_Toc241593398"/>
       <w:r>
         <w:rPr>
           <w:rFonts w:eastAsia="Times New Roman"/>
@@ -14424,7 +14412,7 @@
                 <w:szCs w:val="18"/>
               </w:rPr>
               <w:drawing>
-                <wp:inline distT="0" distB="0" distL="0" distR="0" wp14:anchorId="1D398ED8" wp14:editId="6063319D">
+                <wp:inline distT="0" distB="0" distL="0" distR="0">
                   <wp:extent cx="457835" cy="457835"/>
                   <wp:effectExtent l="0" t="0" r="0" b="0"/>
                   <wp:docPr id="18" name="Picture 18"/>
@@ -14852,7 +14840,7 @@
                 <w:szCs w:val="18"/>
               </w:rPr>
               <w:drawing>
-                <wp:inline distT="0" distB="0" distL="0" distR="0" wp14:anchorId="12020834" wp14:editId="0AE3CE04">
+                <wp:inline distT="0" distB="0" distL="0" distR="0">
                   <wp:extent cx="457835" cy="457835"/>
                   <wp:effectExtent l="0" t="0" r="0" b="0"/>
                   <wp:docPr id="19" name="Picture 19"/>
@@ -15280,7 +15268,7 @@
                 <w:szCs w:val="18"/>
               </w:rPr>
               <w:drawing>
-                <wp:inline distT="0" distB="0" distL="0" distR="0" wp14:anchorId="18A12BBC" wp14:editId="5D25B6D4">
+                <wp:inline distT="0" distB="0" distL="0" distR="0">
                   <wp:extent cx="457835" cy="457835"/>
                   <wp:effectExtent l="0" t="0" r="0" b="0"/>
                   <wp:docPr id="20" name="Picture 20"/>
@@ -15709,7 +15697,7 @@
               </w:rPr>
               <w:lastRenderedPageBreak/>
               <w:drawing>
-                <wp:inline distT="0" distB="0" distL="0" distR="0" wp14:anchorId="75E81B40" wp14:editId="674F02A7">
+                <wp:inline distT="0" distB="0" distL="0" distR="0">
                   <wp:extent cx="457835" cy="457835"/>
                   <wp:effectExtent l="0" t="0" r="0" b="0"/>
                   <wp:docPr id="21" name="Picture 21"/>
@@ -16144,7 +16132,7 @@
                 <w:szCs w:val="18"/>
               </w:rPr>
               <w:drawing>
-                <wp:inline distT="0" distB="0" distL="0" distR="0" wp14:anchorId="5DE6E48C" wp14:editId="4C25F5AE">
+                <wp:inline distT="0" distB="0" distL="0" distR="0">
                   <wp:extent cx="457835" cy="457835"/>
                   <wp:effectExtent l="0" t="0" r="0" b="0"/>
                   <wp:docPr id="22" name="Picture 22"/>
@@ -16572,7 +16560,7 @@
                 <w:szCs w:val="18"/>
               </w:rPr>
               <w:drawing>
-                <wp:inline distT="0" distB="0" distL="0" distR="0" wp14:anchorId="484A4F6A" wp14:editId="15F0A63B">
+                <wp:inline distT="0" distB="0" distL="0" distR="0">
                   <wp:extent cx="457835" cy="457835"/>
                   <wp:effectExtent l="0" t="0" r="0" b="0"/>
                   <wp:docPr id="23" name="Picture 23"/>
@@ -17000,7 +16988,7 @@
                 <w:szCs w:val="18"/>
               </w:rPr>
               <w:drawing>
-                <wp:inline distT="0" distB="0" distL="0" distR="0" wp14:anchorId="4987AAB5" wp14:editId="373C0DF8">
+                <wp:inline distT="0" distB="0" distL="0" distR="0">
                   <wp:extent cx="457835" cy="457835"/>
                   <wp:effectExtent l="0" t="0" r="0" b="0"/>
                   <wp:docPr id="24" name="Picture 24"/>
@@ -17428,7 +17416,7 @@
                 <w:szCs w:val="18"/>
               </w:rPr>
               <w:drawing>
-                <wp:inline distT="0" distB="0" distL="0" distR="0" wp14:anchorId="244069E4" wp14:editId="1765CB7C">
+                <wp:inline distT="0" distB="0" distL="0" distR="0">
                   <wp:extent cx="457835" cy="457835"/>
                   <wp:effectExtent l="0" t="0" r="0" b="0"/>
                   <wp:docPr id="25" name="Picture 25"/>
@@ -17856,7 +17844,7 @@
                 <w:szCs w:val="18"/>
               </w:rPr>
               <w:drawing>
-                <wp:inline distT="0" distB="0" distL="0" distR="0" wp14:anchorId="4B92145A" wp14:editId="7CA66B0D">
+                <wp:inline distT="0" distB="0" distL="0" distR="0">
                   <wp:extent cx="457835" cy="457835"/>
                   <wp:effectExtent l="0" t="0" r="0" b="0"/>
                   <wp:docPr id="26" name="Picture 26"/>
@@ -18284,7 +18272,7 @@
                 <w:szCs w:val="18"/>
               </w:rPr>
               <w:drawing>
-                <wp:inline distT="0" distB="0" distL="0" distR="0" wp14:anchorId="779E836C" wp14:editId="7646292C">
+                <wp:inline distT="0" distB="0" distL="0" distR="0">
                   <wp:extent cx="457835" cy="457835"/>
                   <wp:effectExtent l="0" t="0" r="0" b="0"/>
                   <wp:docPr id="27" name="Picture 27"/>
@@ -18712,7 +18700,7 @@
                 <w:szCs w:val="18"/>
               </w:rPr>
               <w:drawing>
-                <wp:inline distT="0" distB="0" distL="0" distR="0" wp14:anchorId="7500B4EB" wp14:editId="7BF80E36">
+                <wp:inline distT="0" distB="0" distL="0" distR="0">
                   <wp:extent cx="457835" cy="457835"/>
                   <wp:effectExtent l="0" t="0" r="0" b="0"/>
                   <wp:docPr id="28" name="Picture 28"/>
@@ -19140,7 +19128,7 @@
                 <w:szCs w:val="18"/>
               </w:rPr>
               <w:drawing>
-                <wp:inline distT="0" distB="0" distL="0" distR="0" wp14:anchorId="52F74013" wp14:editId="6A633BBF">
+                <wp:inline distT="0" distB="0" distL="0" distR="0">
                   <wp:extent cx="457835" cy="457835"/>
                   <wp:effectExtent l="0" t="0" r="0" b="0"/>
                   <wp:docPr id="29" name="Picture 29"/>
@@ -19536,7 +19524,7 @@
         <w:shd w:val="clear" w:color="auto" w:fill="FFFFFF"/>
         <w:spacing w:line="360" w:lineRule="auto"/>
         <w:jc w:val="both"/>
-        <w:divId w:val="354889506"/>
+        <w:divId w:val="261955646"/>
         <w:rPr>
           <w:rFonts w:eastAsia="Times New Roman"/>
         </w:rPr>
@@ -19739,9 +19727,9 @@
 <file path=word/numbering.xml><?xml version="1.0" encoding="utf-8"?>
 <w:numbering xmlns:wpc="http://schemas.microsoft.com/office/word/2010/wordprocessingCanvas" xmlns:cx="http://schemas.microsoft.com/office/drawing/2014/chartex" xmlns:cx1="http://schemas.microsoft.com/office/drawing/2015/9/8/chartex" xmlns:cx2="http://schemas.microsoft.com/office/drawing/2015/10/21/chartex" xmlns:cx3="http://schemas.microsoft.com/office/drawing/2016/5/9/chartex" xmlns:cx4="http://schemas.microsoft.com/office/drawing/2016/5/10/chartex" xmlns:cx5="http://schemas.microsoft.com/office/drawing/2016/5/11/chartex" xmlns:cx6="http://schemas.microsoft.com/office/drawing/2016/5/12/chartex" xmlns:cx7="http://schemas.microsoft.com/office/drawing/2016/5/13/chartex" xmlns:cx8="http://schemas.microsoft.com/office/drawing/2016/5/14/chartex" xmlns:mc="http://schemas.openxmlformats.org/markup-compatibility/2006" xmlns:aink="http://schemas.microsoft.com/office/drawing/2016/ink" xmlns:am3d="http://schemas.microsoft.com/office/drawing/2017/model3d" xmlns:o="urn:schemas-microsoft-com:office:office" xmlns:oel="http://schemas.microsoft.com/office/2019/extlst" xmlns:r="http://schemas.openxmlformats.org/officeDocument/2006/relationships" xmlns:m="http://schemas.openxmlformats.org/officeDocument/2006/math" xmlns:v="urn:schemas-microsoft-com:vml" xmlns:wp14="http://schemas.microsoft.com/office/word/2010/wordprocessingDrawing" xmlns:wp="http://schemas.openxmlformats.org/drawingml/2006/wordprocessingDrawing" xmlns:w10="urn:schemas-microsoft-com:office:word" xmlns:w="http://schemas.openxmlformats.org/wordprocessingml/2006/main" xmlns:w14="http://schemas.microsoft.com/office/word/2010/wordml" xmlns:w15="http://schemas.microsoft.com/office/word/2012/wordml" xmlns:w16cex="http://schemas.microsoft.com/office/word/2018/wordml/cex" xmlns:w16cid="http://schemas.microsoft.com/office/word/2016/wordml/cid" xmlns:w16="http://schemas.microsoft.com/office/word/2018/wordml" xmlns:w16du="http://schemas.microsoft.com/office/word/2023/wordml/word16du" xmlns:w16sdtdh="http://schemas.microsoft.com/office/word/2020/wordml/sdtdatahash" xmlns:w16sdtfl="http://schemas.microsoft.com/office/word/2024/wordml/sdtformatlock" xmlns:w16se="http://schemas.microsoft.com/office/word/2015/wordml/symex" xmlns:wpg="http://schemas.microsoft.com/office/word/2010/wordprocessingGroup" xmlns:wpi="http://schemas.microsoft.com/office/word/2010/wordprocessingInk" xmlns:wne="http://schemas.microsoft.com/office/word/2006/wordml" xmlns:wps="http://schemas.microsoft.com/office/word/2010/wordprocessingShape" mc:Ignorable="w14 w15 w16se w16cid w16 w16cex w16sdtdh w16sdtfl w16du wp14">
   <w:abstractNum w:abstractNumId="0" w15:restartNumberingAfterBreak="0">
-    <w:nsid w:val="05AB183E"/>
+    <w:nsid w:val="07C24F22"/>
     <w:multiLevelType w:val="multilevel"/>
-    <w:tmpl w:val="60DC560E"/>
+    <w:tmpl w:val="002027F8"/>
     <w:lvl w:ilvl="0">
       <w:start w:val="1"/>
       <w:numFmt w:val="decimal"/>
@@ -19852,9 +19840,9 @@
     </w:lvl>
   </w:abstractNum>
   <w:abstractNum w:abstractNumId="1" w15:restartNumberingAfterBreak="0">
-    <w:nsid w:val="09B75A68"/>
+    <w:nsid w:val="28F90E9E"/>
     <w:multiLevelType w:val="multilevel"/>
-    <w:tmpl w:val="3F7E3552"/>
+    <w:tmpl w:val="0A54B888"/>
     <w:lvl w:ilvl="0">
       <w:start w:val="1"/>
       <w:numFmt w:val="decimal"/>
@@ -19965,122 +19953,9 @@
     </w:lvl>
   </w:abstractNum>
   <w:abstractNum w:abstractNumId="2" w15:restartNumberingAfterBreak="0">
-    <w:nsid w:val="1768328B"/>
+    <w:nsid w:val="29B13559"/>
     <w:multiLevelType w:val="multilevel"/>
-    <w:tmpl w:val="58C628CA"/>
-    <w:lvl w:ilvl="0">
-      <w:start w:val="1"/>
-      <w:numFmt w:val="decimal"/>
-      <w:lvlText w:val="%1."/>
-      <w:lvlJc w:val="left"/>
-      <w:pPr>
-        <w:tabs>
-          <w:tab w:val="num" w:pos="720"/>
-        </w:tabs>
-        <w:ind w:left="720" w:hanging="360"/>
-      </w:pPr>
-    </w:lvl>
-    <w:lvl w:ilvl="1" w:tentative="1">
-      <w:start w:val="1"/>
-      <w:numFmt w:val="decimal"/>
-      <w:lvlText w:val="%2."/>
-      <w:lvlJc w:val="left"/>
-      <w:pPr>
-        <w:tabs>
-          <w:tab w:val="num" w:pos="1440"/>
-        </w:tabs>
-        <w:ind w:left="1440" w:hanging="360"/>
-      </w:pPr>
-    </w:lvl>
-    <w:lvl w:ilvl="2" w:tentative="1">
-      <w:start w:val="1"/>
-      <w:numFmt w:val="decimal"/>
-      <w:lvlText w:val="%3."/>
-      <w:lvlJc w:val="left"/>
-      <w:pPr>
-        <w:tabs>
-          <w:tab w:val="num" w:pos="2160"/>
-        </w:tabs>
-        <w:ind w:left="2160" w:hanging="360"/>
-      </w:pPr>
-    </w:lvl>
-    <w:lvl w:ilvl="3" w:tentative="1">
-      <w:start w:val="1"/>
-      <w:numFmt w:val="decimal"/>
-      <w:lvlText w:val="%4."/>
-      <w:lvlJc w:val="left"/>
-      <w:pPr>
-        <w:tabs>
-          <w:tab w:val="num" w:pos="2880"/>
-        </w:tabs>
-        <w:ind w:left="2880" w:hanging="360"/>
-      </w:pPr>
-    </w:lvl>
-    <w:lvl w:ilvl="4" w:tentative="1">
-      <w:start w:val="1"/>
-      <w:numFmt w:val="decimal"/>
-      <w:lvlText w:val="%5."/>
-      <w:lvlJc w:val="left"/>
-      <w:pPr>
-        <w:tabs>
-          <w:tab w:val="num" w:pos="3600"/>
-        </w:tabs>
-        <w:ind w:left="3600" w:hanging="360"/>
-      </w:pPr>
-    </w:lvl>
-    <w:lvl w:ilvl="5" w:tentative="1">
-      <w:start w:val="1"/>
-      <w:numFmt w:val="decimal"/>
-      <w:lvlText w:val="%6."/>
-      <w:lvlJc w:val="left"/>
-      <w:pPr>
-        <w:tabs>
-          <w:tab w:val="num" w:pos="4320"/>
-        </w:tabs>
-        <w:ind w:left="4320" w:hanging="360"/>
-      </w:pPr>
-    </w:lvl>
-    <w:lvl w:ilvl="6" w:tentative="1">
-      <w:start w:val="1"/>
-      <w:numFmt w:val="decimal"/>
-      <w:lvlText w:val="%7."/>
-      <w:lvlJc w:val="left"/>
-      <w:pPr>
-        <w:tabs>
-          <w:tab w:val="num" w:pos="5040"/>
-        </w:tabs>
-        <w:ind w:left="5040" w:hanging="360"/>
-      </w:pPr>
-    </w:lvl>
-    <w:lvl w:ilvl="7" w:tentative="1">
-      <w:start w:val="1"/>
-      <w:numFmt w:val="decimal"/>
-      <w:lvlText w:val="%8."/>
-      <w:lvlJc w:val="left"/>
-      <w:pPr>
-        <w:tabs>
-          <w:tab w:val="num" w:pos="5760"/>
-        </w:tabs>
-        <w:ind w:left="5760" w:hanging="360"/>
-      </w:pPr>
-    </w:lvl>
-    <w:lvl w:ilvl="8" w:tentative="1">
-      <w:start w:val="1"/>
-      <w:numFmt w:val="decimal"/>
-      <w:lvlText w:val="%9."/>
-      <w:lvlJc w:val="left"/>
-      <w:pPr>
-        <w:tabs>
-          <w:tab w:val="num" w:pos="6480"/>
-        </w:tabs>
-        <w:ind w:left="6480" w:hanging="360"/>
-      </w:pPr>
-    </w:lvl>
-  </w:abstractNum>
-  <w:abstractNum w:abstractNumId="3" w15:restartNumberingAfterBreak="0">
-    <w:nsid w:val="1BB10BA5"/>
-    <w:multiLevelType w:val="multilevel"/>
-    <w:tmpl w:val="EE0A9F64"/>
+    <w:tmpl w:val="A3A8F04E"/>
     <w:lvl w:ilvl="0">
       <w:start w:val="1"/>
       <w:numFmt w:val="bullet"/>
@@ -20226,10 +20101,10 @@
       </w:rPr>
     </w:lvl>
   </w:abstractNum>
-  <w:abstractNum w:abstractNumId="4" w15:restartNumberingAfterBreak="0">
-    <w:nsid w:val="2F35393A"/>
+  <w:abstractNum w:abstractNumId="3" w15:restartNumberingAfterBreak="0">
+    <w:nsid w:val="2C050474"/>
     <w:multiLevelType w:val="multilevel"/>
-    <w:tmpl w:val="57C0B26A"/>
+    <w:tmpl w:val="F6F4ADA6"/>
     <w:lvl w:ilvl="0">
       <w:start w:val="1"/>
       <w:numFmt w:val="decimal"/>
@@ -20339,10 +20214,10 @@
       </w:pPr>
     </w:lvl>
   </w:abstractNum>
-  <w:abstractNum w:abstractNumId="5" w15:restartNumberingAfterBreak="0">
-    <w:nsid w:val="3CFC5231"/>
+  <w:abstractNum w:abstractNumId="4" w15:restartNumberingAfterBreak="0">
+    <w:nsid w:val="35803E52"/>
     <w:multiLevelType w:val="multilevel"/>
-    <w:tmpl w:val="C7520884"/>
+    <w:tmpl w:val="4766A558"/>
     <w:lvl w:ilvl="0">
       <w:start w:val="1"/>
       <w:numFmt w:val="decimal"/>
@@ -20452,10 +20327,10 @@
       </w:pPr>
     </w:lvl>
   </w:abstractNum>
-  <w:abstractNum w:abstractNumId="6" w15:restartNumberingAfterBreak="0">
-    <w:nsid w:val="4EE14B37"/>
+  <w:abstractNum w:abstractNumId="5" w15:restartNumberingAfterBreak="0">
+    <w:nsid w:val="39664FC6"/>
     <w:multiLevelType w:val="multilevel"/>
-    <w:tmpl w:val="64DE2CF8"/>
+    <w:tmpl w:val="38661BBA"/>
     <w:lvl w:ilvl="0">
       <w:start w:val="1"/>
       <w:numFmt w:val="bullet"/>
@@ -20601,10 +20476,10 @@
       </w:rPr>
     </w:lvl>
   </w:abstractNum>
-  <w:abstractNum w:abstractNumId="7" w15:restartNumberingAfterBreak="0">
-    <w:nsid w:val="6BB70DC9"/>
+  <w:abstractNum w:abstractNumId="6" w15:restartNumberingAfterBreak="0">
+    <w:nsid w:val="3F515486"/>
     <w:multiLevelType w:val="multilevel"/>
-    <w:tmpl w:val="102CBC0E"/>
+    <w:tmpl w:val="A3B032C6"/>
     <w:lvl w:ilvl="0">
       <w:start w:val="1"/>
       <w:numFmt w:val="bullet"/>
@@ -20750,123 +20625,10 @@
       </w:rPr>
     </w:lvl>
   </w:abstractNum>
-  <w:abstractNum w:abstractNumId="8" w15:restartNumberingAfterBreak="0">
-    <w:nsid w:val="6E475D2F"/>
+  <w:abstractNum w:abstractNumId="7" w15:restartNumberingAfterBreak="0">
+    <w:nsid w:val="61814D85"/>
     <w:multiLevelType w:val="multilevel"/>
-    <w:tmpl w:val="1DDC09C4"/>
-    <w:lvl w:ilvl="0">
-      <w:start w:val="1"/>
-      <w:numFmt w:val="decimal"/>
-      <w:lvlText w:val="%1."/>
-      <w:lvlJc w:val="left"/>
-      <w:pPr>
-        <w:tabs>
-          <w:tab w:val="num" w:pos="720"/>
-        </w:tabs>
-        <w:ind w:left="720" w:hanging="360"/>
-      </w:pPr>
-    </w:lvl>
-    <w:lvl w:ilvl="1" w:tentative="1">
-      <w:start w:val="1"/>
-      <w:numFmt w:val="decimal"/>
-      <w:lvlText w:val="%2."/>
-      <w:lvlJc w:val="left"/>
-      <w:pPr>
-        <w:tabs>
-          <w:tab w:val="num" w:pos="1440"/>
-        </w:tabs>
-        <w:ind w:left="1440" w:hanging="360"/>
-      </w:pPr>
-    </w:lvl>
-    <w:lvl w:ilvl="2" w:tentative="1">
-      <w:start w:val="1"/>
-      <w:numFmt w:val="decimal"/>
-      <w:lvlText w:val="%3."/>
-      <w:lvlJc w:val="left"/>
-      <w:pPr>
-        <w:tabs>
-          <w:tab w:val="num" w:pos="2160"/>
-        </w:tabs>
-        <w:ind w:left="2160" w:hanging="360"/>
-      </w:pPr>
-    </w:lvl>
-    <w:lvl w:ilvl="3" w:tentative="1">
-      <w:start w:val="1"/>
-      <w:numFmt w:val="decimal"/>
-      <w:lvlText w:val="%4."/>
-      <w:lvlJc w:val="left"/>
-      <w:pPr>
-        <w:tabs>
-          <w:tab w:val="num" w:pos="2880"/>
-        </w:tabs>
-        <w:ind w:left="2880" w:hanging="360"/>
-      </w:pPr>
-    </w:lvl>
-    <w:lvl w:ilvl="4" w:tentative="1">
-      <w:start w:val="1"/>
-      <w:numFmt w:val="decimal"/>
-      <w:lvlText w:val="%5."/>
-      <w:lvlJc w:val="left"/>
-      <w:pPr>
-        <w:tabs>
-          <w:tab w:val="num" w:pos="3600"/>
-        </w:tabs>
-        <w:ind w:left="3600" w:hanging="360"/>
-      </w:pPr>
-    </w:lvl>
-    <w:lvl w:ilvl="5" w:tentative="1">
-      <w:start w:val="1"/>
-      <w:numFmt w:val="decimal"/>
-      <w:lvlText w:val="%6."/>
-      <w:lvlJc w:val="left"/>
-      <w:pPr>
-        <w:tabs>
-          <w:tab w:val="num" w:pos="4320"/>
-        </w:tabs>
-        <w:ind w:left="4320" w:hanging="360"/>
-      </w:pPr>
-    </w:lvl>
-    <w:lvl w:ilvl="6" w:tentative="1">
-      <w:start w:val="1"/>
-      <w:numFmt w:val="decimal"/>
-      <w:lvlText w:val="%7."/>
-      <w:lvlJc w:val="left"/>
-      <w:pPr>
-        <w:tabs>
-          <w:tab w:val="num" w:pos="5040"/>
-        </w:tabs>
-        <w:ind w:left="5040" w:hanging="360"/>
-      </w:pPr>
-    </w:lvl>
-    <w:lvl w:ilvl="7" w:tentative="1">
-      <w:start w:val="1"/>
-      <w:numFmt w:val="decimal"/>
-      <w:lvlText w:val="%8."/>
-      <w:lvlJc w:val="left"/>
-      <w:pPr>
-        <w:tabs>
-          <w:tab w:val="num" w:pos="5760"/>
-        </w:tabs>
-        <w:ind w:left="5760" w:hanging="360"/>
-      </w:pPr>
-    </w:lvl>
-    <w:lvl w:ilvl="8" w:tentative="1">
-      <w:start w:val="1"/>
-      <w:numFmt w:val="decimal"/>
-      <w:lvlText w:val="%9."/>
-      <w:lvlJc w:val="left"/>
-      <w:pPr>
-        <w:tabs>
-          <w:tab w:val="num" w:pos="6480"/>
-        </w:tabs>
-        <w:ind w:left="6480" w:hanging="360"/>
-      </w:pPr>
-    </w:lvl>
-  </w:abstractNum>
-  <w:abstractNum w:abstractNumId="9" w15:restartNumberingAfterBreak="0">
-    <w:nsid w:val="72307D2E"/>
-    <w:multiLevelType w:val="multilevel"/>
-    <w:tmpl w:val="4036D39E"/>
+    <w:tmpl w:val="5FA0E7CA"/>
     <w:lvl w:ilvl="0">
       <w:start w:val="1"/>
       <w:numFmt w:val="bullet"/>
@@ -21012,10 +20774,236 @@
       </w:rPr>
     </w:lvl>
   </w:abstractNum>
+  <w:abstractNum w:abstractNumId="8" w15:restartNumberingAfterBreak="0">
+    <w:nsid w:val="619E29D8"/>
+    <w:multiLevelType w:val="multilevel"/>
+    <w:tmpl w:val="0C346EEA"/>
+    <w:lvl w:ilvl="0">
+      <w:start w:val="1"/>
+      <w:numFmt w:val="decimal"/>
+      <w:lvlText w:val="%1."/>
+      <w:lvlJc w:val="left"/>
+      <w:pPr>
+        <w:tabs>
+          <w:tab w:val="num" w:pos="720"/>
+        </w:tabs>
+        <w:ind w:left="720" w:hanging="360"/>
+      </w:pPr>
+    </w:lvl>
+    <w:lvl w:ilvl="1" w:tentative="1">
+      <w:start w:val="1"/>
+      <w:numFmt w:val="decimal"/>
+      <w:lvlText w:val="%2."/>
+      <w:lvlJc w:val="left"/>
+      <w:pPr>
+        <w:tabs>
+          <w:tab w:val="num" w:pos="1440"/>
+        </w:tabs>
+        <w:ind w:left="1440" w:hanging="360"/>
+      </w:pPr>
+    </w:lvl>
+    <w:lvl w:ilvl="2" w:tentative="1">
+      <w:start w:val="1"/>
+      <w:numFmt w:val="decimal"/>
+      <w:lvlText w:val="%3."/>
+      <w:lvlJc w:val="left"/>
+      <w:pPr>
+        <w:tabs>
+          <w:tab w:val="num" w:pos="2160"/>
+        </w:tabs>
+        <w:ind w:left="2160" w:hanging="360"/>
+      </w:pPr>
+    </w:lvl>
+    <w:lvl w:ilvl="3" w:tentative="1">
+      <w:start w:val="1"/>
+      <w:numFmt w:val="decimal"/>
+      <w:lvlText w:val="%4."/>
+      <w:lvlJc w:val="left"/>
+      <w:pPr>
+        <w:tabs>
+          <w:tab w:val="num" w:pos="2880"/>
+        </w:tabs>
+        <w:ind w:left="2880" w:hanging="360"/>
+      </w:pPr>
+    </w:lvl>
+    <w:lvl w:ilvl="4" w:tentative="1">
+      <w:start w:val="1"/>
+      <w:numFmt w:val="decimal"/>
+      <w:lvlText w:val="%5."/>
+      <w:lvlJc w:val="left"/>
+      <w:pPr>
+        <w:tabs>
+          <w:tab w:val="num" w:pos="3600"/>
+        </w:tabs>
+        <w:ind w:left="3600" w:hanging="360"/>
+      </w:pPr>
+    </w:lvl>
+    <w:lvl w:ilvl="5" w:tentative="1">
+      <w:start w:val="1"/>
+      <w:numFmt w:val="decimal"/>
+      <w:lvlText w:val="%6."/>
+      <w:lvlJc w:val="left"/>
+      <w:pPr>
+        <w:tabs>
+          <w:tab w:val="num" w:pos="4320"/>
+        </w:tabs>
+        <w:ind w:left="4320" w:hanging="360"/>
+      </w:pPr>
+    </w:lvl>
+    <w:lvl w:ilvl="6" w:tentative="1">
+      <w:start w:val="1"/>
+      <w:numFmt w:val="decimal"/>
+      <w:lvlText w:val="%7."/>
+      <w:lvlJc w:val="left"/>
+      <w:pPr>
+        <w:tabs>
+          <w:tab w:val="num" w:pos="5040"/>
+        </w:tabs>
+        <w:ind w:left="5040" w:hanging="360"/>
+      </w:pPr>
+    </w:lvl>
+    <w:lvl w:ilvl="7" w:tentative="1">
+      <w:start w:val="1"/>
+      <w:numFmt w:val="decimal"/>
+      <w:lvlText w:val="%8."/>
+      <w:lvlJc w:val="left"/>
+      <w:pPr>
+        <w:tabs>
+          <w:tab w:val="num" w:pos="5760"/>
+        </w:tabs>
+        <w:ind w:left="5760" w:hanging="360"/>
+      </w:pPr>
+    </w:lvl>
+    <w:lvl w:ilvl="8" w:tentative="1">
+      <w:start w:val="1"/>
+      <w:numFmt w:val="decimal"/>
+      <w:lvlText w:val="%9."/>
+      <w:lvlJc w:val="left"/>
+      <w:pPr>
+        <w:tabs>
+          <w:tab w:val="num" w:pos="6480"/>
+        </w:tabs>
+        <w:ind w:left="6480" w:hanging="360"/>
+      </w:pPr>
+    </w:lvl>
+  </w:abstractNum>
+  <w:abstractNum w:abstractNumId="9" w15:restartNumberingAfterBreak="0">
+    <w:nsid w:val="7086205B"/>
+    <w:multiLevelType w:val="multilevel"/>
+    <w:tmpl w:val="D4EC0660"/>
+    <w:lvl w:ilvl="0">
+      <w:start w:val="1"/>
+      <w:numFmt w:val="decimal"/>
+      <w:lvlText w:val="%1."/>
+      <w:lvlJc w:val="left"/>
+      <w:pPr>
+        <w:tabs>
+          <w:tab w:val="num" w:pos="720"/>
+        </w:tabs>
+        <w:ind w:left="720" w:hanging="360"/>
+      </w:pPr>
+    </w:lvl>
+    <w:lvl w:ilvl="1" w:tentative="1">
+      <w:start w:val="1"/>
+      <w:numFmt w:val="decimal"/>
+      <w:lvlText w:val="%2."/>
+      <w:lvlJc w:val="left"/>
+      <w:pPr>
+        <w:tabs>
+          <w:tab w:val="num" w:pos="1440"/>
+        </w:tabs>
+        <w:ind w:left="1440" w:hanging="360"/>
+      </w:pPr>
+    </w:lvl>
+    <w:lvl w:ilvl="2" w:tentative="1">
+      <w:start w:val="1"/>
+      <w:numFmt w:val="decimal"/>
+      <w:lvlText w:val="%3."/>
+      <w:lvlJc w:val="left"/>
+      <w:pPr>
+        <w:tabs>
+          <w:tab w:val="num" w:pos="2160"/>
+        </w:tabs>
+        <w:ind w:left="2160" w:hanging="360"/>
+      </w:pPr>
+    </w:lvl>
+    <w:lvl w:ilvl="3" w:tentative="1">
+      <w:start w:val="1"/>
+      <w:numFmt w:val="decimal"/>
+      <w:lvlText w:val="%4."/>
+      <w:lvlJc w:val="left"/>
+      <w:pPr>
+        <w:tabs>
+          <w:tab w:val="num" w:pos="2880"/>
+        </w:tabs>
+        <w:ind w:left="2880" w:hanging="360"/>
+      </w:pPr>
+    </w:lvl>
+    <w:lvl w:ilvl="4" w:tentative="1">
+      <w:start w:val="1"/>
+      <w:numFmt w:val="decimal"/>
+      <w:lvlText w:val="%5."/>
+      <w:lvlJc w:val="left"/>
+      <w:pPr>
+        <w:tabs>
+          <w:tab w:val="num" w:pos="3600"/>
+        </w:tabs>
+        <w:ind w:left="3600" w:hanging="360"/>
+      </w:pPr>
+    </w:lvl>
+    <w:lvl w:ilvl="5" w:tentative="1">
+      <w:start w:val="1"/>
+      <w:numFmt w:val="decimal"/>
+      <w:lvlText w:val="%6."/>
+      <w:lvlJc w:val="left"/>
+      <w:pPr>
+        <w:tabs>
+          <w:tab w:val="num" w:pos="4320"/>
+        </w:tabs>
+        <w:ind w:left="4320" w:hanging="360"/>
+      </w:pPr>
+    </w:lvl>
+    <w:lvl w:ilvl="6" w:tentative="1">
+      <w:start w:val="1"/>
+      <w:numFmt w:val="decimal"/>
+      <w:lvlText w:val="%7."/>
+      <w:lvlJc w:val="left"/>
+      <w:pPr>
+        <w:tabs>
+          <w:tab w:val="num" w:pos="5040"/>
+        </w:tabs>
+        <w:ind w:left="5040" w:hanging="360"/>
+      </w:pPr>
+    </w:lvl>
+    <w:lvl w:ilvl="7" w:tentative="1">
+      <w:start w:val="1"/>
+      <w:numFmt w:val="decimal"/>
+      <w:lvlText w:val="%8."/>
+      <w:lvlJc w:val="left"/>
+      <w:pPr>
+        <w:tabs>
+          <w:tab w:val="num" w:pos="5760"/>
+        </w:tabs>
+        <w:ind w:left="5760" w:hanging="360"/>
+      </w:pPr>
+    </w:lvl>
+    <w:lvl w:ilvl="8" w:tentative="1">
+      <w:start w:val="1"/>
+      <w:numFmt w:val="decimal"/>
+      <w:lvlText w:val="%9."/>
+      <w:lvlJc w:val="left"/>
+      <w:pPr>
+        <w:tabs>
+          <w:tab w:val="num" w:pos="6480"/>
+        </w:tabs>
+        <w:ind w:left="6480" w:hanging="360"/>
+      </w:pPr>
+    </w:lvl>
+  </w:abstractNum>
   <w:abstractNum w:abstractNumId="10" w15:restartNumberingAfterBreak="0">
-    <w:nsid w:val="74FA67A4"/>
+    <w:nsid w:val="7285284C"/>
     <w:multiLevelType w:val="multilevel"/>
-    <w:tmpl w:val="8D12697A"/>
+    <w:tmpl w:val="3092C716"/>
     <w:lvl w:ilvl="0">
       <w:start w:val="1"/>
       <w:numFmt w:val="bullet"/>
@@ -21162,9 +21150,9 @@
     </w:lvl>
   </w:abstractNum>
   <w:abstractNum w:abstractNumId="11" w15:restartNumberingAfterBreak="0">
-    <w:nsid w:val="78CB63BE"/>
+    <w:nsid w:val="7569124C"/>
     <w:multiLevelType w:val="multilevel"/>
-    <w:tmpl w:val="52E6C88C"/>
+    <w:tmpl w:val="36EED016"/>
     <w:lvl w:ilvl="0">
       <w:start w:val="1"/>
       <w:numFmt w:val="decimal"/>
@@ -21275,9 +21263,9 @@
     </w:lvl>
   </w:abstractNum>
   <w:abstractNum w:abstractNumId="12" w15:restartNumberingAfterBreak="0">
-    <w:nsid w:val="7FAD6470"/>
+    <w:nsid w:val="7AFA15A9"/>
     <w:multiLevelType w:val="multilevel"/>
-    <w:tmpl w:val="DAC8A6D6"/>
+    <w:tmpl w:val="64347CB2"/>
     <w:lvl w:ilvl="0">
       <w:start w:val="1"/>
       <w:numFmt w:val="decimal"/>
@@ -21387,44 +21375,44 @@
       </w:pPr>
     </w:lvl>
   </w:abstractNum>
-  <w:num w:numId="1" w16cid:durableId="1894777392">
+  <w:num w:numId="1" w16cid:durableId="2034650952">
+    <w:abstractNumId w:val="7"/>
+  </w:num>
+  <w:num w:numId="2" w16cid:durableId="1408723530">
+    <w:abstractNumId w:val="1"/>
+  </w:num>
+  <w:num w:numId="3" w16cid:durableId="851605538">
+    <w:abstractNumId w:val="11"/>
+  </w:num>
+  <w:num w:numId="4" w16cid:durableId="1848670243">
     <w:abstractNumId w:val="9"/>
   </w:num>
-  <w:num w:numId="2" w16cid:durableId="433598559">
+  <w:num w:numId="5" w16cid:durableId="898369133">
+    <w:abstractNumId w:val="3"/>
+  </w:num>
+  <w:num w:numId="6" w16cid:durableId="620696282">
+    <w:abstractNumId w:val="12"/>
+  </w:num>
+  <w:num w:numId="7" w16cid:durableId="157769317">
+    <w:abstractNumId w:val="5"/>
+  </w:num>
+  <w:num w:numId="8" w16cid:durableId="1289504881">
+    <w:abstractNumId w:val="0"/>
+  </w:num>
+  <w:num w:numId="9" w16cid:durableId="825781827">
+    <w:abstractNumId w:val="6"/>
+  </w:num>
+  <w:num w:numId="10" w16cid:durableId="1042944755">
+    <w:abstractNumId w:val="8"/>
+  </w:num>
+  <w:num w:numId="11" w16cid:durableId="1598321634">
     <w:abstractNumId w:val="4"/>
   </w:num>
-  <w:num w:numId="3" w16cid:durableId="286198974">
-    <w:abstractNumId w:val="11"/>
-  </w:num>
-  <w:num w:numId="4" w16cid:durableId="1894467947">
-    <w:abstractNumId w:val="12"/>
-  </w:num>
-  <w:num w:numId="5" w16cid:durableId="264582180">
+  <w:num w:numId="12" w16cid:durableId="1418668090">
     <w:abstractNumId w:val="2"/>
   </w:num>
-  <w:num w:numId="6" w16cid:durableId="2066944960">
-    <w:abstractNumId w:val="5"/>
-  </w:num>
-  <w:num w:numId="7" w16cid:durableId="320697031">
-    <w:abstractNumId w:val="3"/>
-  </w:num>
-  <w:num w:numId="8" w16cid:durableId="1659336182">
-    <w:abstractNumId w:val="0"/>
-  </w:num>
-  <w:num w:numId="9" w16cid:durableId="1491555526">
-    <w:abstractNumId w:val="6"/>
-  </w:num>
-  <w:num w:numId="10" w16cid:durableId="2119325908">
-    <w:abstractNumId w:val="8"/>
-  </w:num>
-  <w:num w:numId="11" w16cid:durableId="35083016">
-    <w:abstractNumId w:val="1"/>
-  </w:num>
-  <w:num w:numId="12" w16cid:durableId="1824348534">
+  <w:num w:numId="13" w16cid:durableId="366758530">
     <w:abstractNumId w:val="10"/>
-  </w:num>
-  <w:num w:numId="13" w16cid:durableId="1838381570">
-    <w:abstractNumId w:val="7"/>
   </w:num>
 </w:numbering>
 </file>
@@ -22179,7 +22167,7 @@
     <w:link w:val="HeaderChar"/>
     <w:uiPriority w:val="99"/>
     <w:unhideWhenUsed/>
-    <w:rsid w:val="00FE6DD3"/>
+    <w:rsid w:val="00E6447B"/>
     <w:pPr>
       <w:tabs>
         <w:tab w:val="center" w:pos="4680"/>
@@ -22192,7 +22180,7 @@
     <w:basedOn w:val="DefaultParagraphFont"/>
     <w:link w:val="Header"/>
     <w:uiPriority w:val="99"/>
-    <w:rsid w:val="00FE6DD3"/>
+    <w:rsid w:val="00E6447B"/>
     <w:rPr>
       <w:rFonts w:eastAsiaTheme="minorEastAsia"/>
       <w:sz w:val="24"/>
@@ -22205,7 +22193,7 @@
     <w:link w:val="FooterChar"/>
     <w:uiPriority w:val="99"/>
     <w:unhideWhenUsed/>
-    <w:rsid w:val="00FE6DD3"/>
+    <w:rsid w:val="00E6447B"/>
     <w:pPr>
       <w:tabs>
         <w:tab w:val="center" w:pos="4680"/>
@@ -22218,7 +22206,7 @@
     <w:basedOn w:val="DefaultParagraphFont"/>
     <w:link w:val="Footer"/>
     <w:uiPriority w:val="99"/>
-    <w:rsid w:val="00FE6DD3"/>
+    <w:rsid w:val="00E6447B"/>
     <w:rPr>
       <w:rFonts w:eastAsiaTheme="minorEastAsia"/>
       <w:sz w:val="24"/>
@@ -22231,7 +22219,7 @@
     <w:uiPriority w:val="99"/>
     <w:semiHidden/>
     <w:unhideWhenUsed/>
-    <w:rsid w:val="00FE6DD3"/>
+    <w:rsid w:val="00E6447B"/>
   </w:style>
   <w:style w:type="character" w:styleId="Hyperlink">
     <w:name w:val="Hyperlink"/>
@@ -22239,7 +22227,7 @@
     <w:uiPriority w:val="99"/>
     <w:semiHidden/>
     <w:unhideWhenUsed/>
-    <w:rsid w:val="00FE6DD3"/>
+    <w:rsid w:val="00E6447B"/>
     <w:rPr>
       <w:color w:val="auto"/>
       <w:u w:val="single"/>
@@ -22252,7 +22240,7 @@
     <w:autoRedefine/>
     <w:uiPriority w:val="39"/>
     <w:unhideWhenUsed/>
-    <w:rsid w:val="00FE6DD3"/>
+    <w:rsid w:val="00E6447B"/>
     <w:pPr>
       <w:spacing w:after="100" w:line="360" w:lineRule="auto"/>
     </w:pPr>
@@ -22264,7 +22252,7 @@
     <w:autoRedefine/>
     <w:uiPriority w:val="39"/>
     <w:unhideWhenUsed/>
-    <w:rsid w:val="00FE6DD3"/>
+    <w:rsid w:val="00E6447B"/>
     <w:pPr>
       <w:spacing w:after="100" w:line="360" w:lineRule="auto"/>
       <w:ind w:left="240"/>
@@ -22278,7 +22266,7 @@
     <w:uiPriority w:val="39"/>
     <w:semiHidden/>
     <w:unhideWhenUsed/>
-    <w:rsid w:val="00FE6DD3"/>
+    <w:rsid w:val="00E6447B"/>
     <w:pPr>
       <w:spacing w:after="100" w:line="360" w:lineRule="auto"/>
       <w:ind w:left="480"/>

--- a/gem_expert/docs/Gemstone_Identification_Assistant_User_Manual.docx
+++ b/gem_expert/docs/Gemstone_Identification_Assistant_User_Manual.docx
@@ -67,7 +67,7 @@
           <w:noProof/>
         </w:rPr>
         <w:drawing>
-          <wp:inline distT="0" distB="0" distL="0" distR="0">
+          <wp:inline distT="0" distB="0" distL="0" distR="0" wp14:anchorId="17F9BB44" wp14:editId="72AC82CC">
             <wp:extent cx="4572635" cy="3028315"/>
             <wp:effectExtent l="0" t="0" r="0" b="635"/>
             <wp:docPr id="1" name="Picture 1"/>
@@ -225,7 +225,7 @@
         <w:rPr>
           <w:noProof/>
         </w:rPr>
-        <w:instrText xml:space="preserve"> PAGEREF _Toc241593365 \h </w:instrText>
+        <w:instrText xml:space="preserve"> PAGEREF _Toc241595864 \h </w:instrText>
       </w:r>
       <w:r>
         <w:rPr>
@@ -287,7 +287,7 @@
         <w:rPr>
           <w:noProof/>
         </w:rPr>
-        <w:instrText xml:space="preserve"> PAGEREF _Toc241593366 \h </w:instrText>
+        <w:instrText xml:space="preserve"> PAGEREF _Toc241595865 \h </w:instrText>
       </w:r>
       <w:r>
         <w:rPr>
@@ -349,7 +349,7 @@
         <w:rPr>
           <w:noProof/>
         </w:rPr>
-        <w:instrText xml:space="preserve"> PAGEREF _Toc241593367 \h </w:instrText>
+        <w:instrText xml:space="preserve"> PAGEREF _Toc241595866 \h </w:instrText>
       </w:r>
       <w:r>
         <w:rPr>
@@ -411,7 +411,7 @@
         <w:rPr>
           <w:noProof/>
         </w:rPr>
-        <w:instrText xml:space="preserve"> PAGEREF _Toc241593368 \h </w:instrText>
+        <w:instrText xml:space="preserve"> PAGEREF _Toc241595867 \h </w:instrText>
       </w:r>
       <w:r>
         <w:rPr>
@@ -473,7 +473,7 @@
         <w:rPr>
           <w:noProof/>
         </w:rPr>
-        <w:instrText xml:space="preserve"> PAGEREF _Toc241593369 \h </w:instrText>
+        <w:instrText xml:space="preserve"> PAGEREF _Toc241595868 \h </w:instrText>
       </w:r>
       <w:r>
         <w:rPr>
@@ -535,7 +535,7 @@
         <w:rPr>
           <w:noProof/>
         </w:rPr>
-        <w:instrText xml:space="preserve"> PAGEREF _Toc241593370 \h </w:instrText>
+        <w:instrText xml:space="preserve"> PAGEREF _Toc241595869 \h </w:instrText>
       </w:r>
       <w:r>
         <w:rPr>
@@ -597,7 +597,7 @@
         <w:rPr>
           <w:noProof/>
         </w:rPr>
-        <w:instrText xml:space="preserve"> PAGEREF _Toc241593371 \h </w:instrText>
+        <w:instrText xml:space="preserve"> PAGEREF _Toc241595870 \h </w:instrText>
       </w:r>
       <w:r>
         <w:rPr>
@@ -659,7 +659,7 @@
         <w:rPr>
           <w:noProof/>
         </w:rPr>
-        <w:instrText xml:space="preserve"> PAGEREF _Toc241593372 \h </w:instrText>
+        <w:instrText xml:space="preserve"> PAGEREF _Toc241595871 \h </w:instrText>
       </w:r>
       <w:r>
         <w:rPr>
@@ -721,7 +721,7 @@
         <w:rPr>
           <w:noProof/>
         </w:rPr>
-        <w:instrText xml:space="preserve"> PAGEREF _Toc241593373 \h </w:instrText>
+        <w:instrText xml:space="preserve"> PAGEREF _Toc241595872 \h </w:instrText>
       </w:r>
       <w:r>
         <w:rPr>
@@ -783,7 +783,7 @@
         <w:rPr>
           <w:noProof/>
         </w:rPr>
-        <w:instrText xml:space="preserve"> PAGEREF _Toc241593374 \h </w:instrText>
+        <w:instrText xml:space="preserve"> PAGEREF _Toc241595873 \h </w:instrText>
       </w:r>
       <w:r>
         <w:rPr>
@@ -845,7 +845,7 @@
         <w:rPr>
           <w:noProof/>
         </w:rPr>
-        <w:instrText xml:space="preserve"> PAGEREF _Toc241593375 \h </w:instrText>
+        <w:instrText xml:space="preserve"> PAGEREF _Toc241595874 \h </w:instrText>
       </w:r>
       <w:r>
         <w:rPr>
@@ -907,7 +907,7 @@
         <w:rPr>
           <w:noProof/>
         </w:rPr>
-        <w:instrText xml:space="preserve"> PAGEREF _Toc241593376 \h </w:instrText>
+        <w:instrText xml:space="preserve"> PAGEREF _Toc241595875 \h </w:instrText>
       </w:r>
       <w:r>
         <w:rPr>
@@ -969,7 +969,7 @@
         <w:rPr>
           <w:noProof/>
         </w:rPr>
-        <w:instrText xml:space="preserve"> PAGEREF _Toc241593377 \h </w:instrText>
+        <w:instrText xml:space="preserve"> PAGEREF _Toc241595876 \h </w:instrText>
       </w:r>
       <w:r>
         <w:rPr>
@@ -1031,7 +1031,7 @@
         <w:rPr>
           <w:noProof/>
         </w:rPr>
-        <w:instrText xml:space="preserve"> PAGEREF _Toc241593378 \h </w:instrText>
+        <w:instrText xml:space="preserve"> PAGEREF _Toc241595877 \h </w:instrText>
       </w:r>
       <w:r>
         <w:rPr>
@@ -1093,7 +1093,7 @@
         <w:rPr>
           <w:noProof/>
         </w:rPr>
-        <w:instrText xml:space="preserve"> PAGEREF _Toc241593379 \h </w:instrText>
+        <w:instrText xml:space="preserve"> PAGEREF _Toc241595878 \h </w:instrText>
       </w:r>
       <w:r>
         <w:rPr>
@@ -1155,7 +1155,7 @@
         <w:rPr>
           <w:noProof/>
         </w:rPr>
-        <w:instrText xml:space="preserve"> PAGEREF _Toc241593380 \h </w:instrText>
+        <w:instrText xml:space="preserve"> PAGEREF _Toc241595879 \h </w:instrText>
       </w:r>
       <w:r>
         <w:rPr>
@@ -1217,7 +1217,7 @@
         <w:rPr>
           <w:noProof/>
         </w:rPr>
-        <w:instrText xml:space="preserve"> PAGEREF _Toc241593381 \h </w:instrText>
+        <w:instrText xml:space="preserve"> PAGEREF _Toc241595880 \h </w:instrText>
       </w:r>
       <w:r>
         <w:rPr>
@@ -1279,7 +1279,7 @@
         <w:rPr>
           <w:noProof/>
         </w:rPr>
-        <w:instrText xml:space="preserve"> PAGEREF _Toc241593382 \h </w:instrText>
+        <w:instrText xml:space="preserve"> PAGEREF _Toc241595881 \h </w:instrText>
       </w:r>
       <w:r>
         <w:rPr>
@@ -1341,7 +1341,7 @@
         <w:rPr>
           <w:noProof/>
         </w:rPr>
-        <w:instrText xml:space="preserve"> PAGEREF _Toc241593383 \h </w:instrText>
+        <w:instrText xml:space="preserve"> PAGEREF _Toc241595882 \h </w:instrText>
       </w:r>
       <w:r>
         <w:rPr>
@@ -1403,7 +1403,7 @@
         <w:rPr>
           <w:noProof/>
         </w:rPr>
-        <w:instrText xml:space="preserve"> PAGEREF _Toc241593384 \h </w:instrText>
+        <w:instrText xml:space="preserve"> PAGEREF _Toc241595883 \h </w:instrText>
       </w:r>
       <w:r>
         <w:rPr>
@@ -1465,7 +1465,7 @@
         <w:rPr>
           <w:noProof/>
         </w:rPr>
-        <w:instrText xml:space="preserve"> PAGEREF _Toc241593385 \h </w:instrText>
+        <w:instrText xml:space="preserve"> PAGEREF _Toc241595884 \h </w:instrText>
       </w:r>
       <w:r>
         <w:rPr>
@@ -1527,7 +1527,7 @@
         <w:rPr>
           <w:noProof/>
         </w:rPr>
-        <w:instrText xml:space="preserve"> PAGEREF _Toc241593386 \h </w:instrText>
+        <w:instrText xml:space="preserve"> PAGEREF _Toc241595885 \h </w:instrText>
       </w:r>
       <w:r>
         <w:rPr>
@@ -1589,7 +1589,7 @@
         <w:rPr>
           <w:noProof/>
         </w:rPr>
-        <w:instrText xml:space="preserve"> PAGEREF _Toc241593387 \h </w:instrText>
+        <w:instrText xml:space="preserve"> PAGEREF _Toc241595886 \h </w:instrText>
       </w:r>
       <w:r>
         <w:rPr>
@@ -1651,7 +1651,7 @@
         <w:rPr>
           <w:noProof/>
         </w:rPr>
-        <w:instrText xml:space="preserve"> PAGEREF _Toc241593388 \h </w:instrText>
+        <w:instrText xml:space="preserve"> PAGEREF _Toc241595887 \h </w:instrText>
       </w:r>
       <w:r>
         <w:rPr>
@@ -1713,7 +1713,7 @@
         <w:rPr>
           <w:noProof/>
         </w:rPr>
-        <w:instrText xml:space="preserve"> PAGEREF _Toc241593389 \h </w:instrText>
+        <w:instrText xml:space="preserve"> PAGEREF _Toc241595888 \h </w:instrText>
       </w:r>
       <w:r>
         <w:rPr>
@@ -1775,7 +1775,7 @@
         <w:rPr>
           <w:noProof/>
         </w:rPr>
-        <w:instrText xml:space="preserve"> PAGEREF _Toc241593390 \h </w:instrText>
+        <w:instrText xml:space="preserve"> PAGEREF _Toc241595889 \h </w:instrText>
       </w:r>
       <w:r>
         <w:rPr>
@@ -1838,7 +1838,7 @@
         <w:rPr>
           <w:noProof/>
         </w:rPr>
-        <w:instrText xml:space="preserve"> PAGEREF _Toc241593391 \h </w:instrText>
+        <w:instrText xml:space="preserve"> PAGEREF _Toc241595890 \h </w:instrText>
       </w:r>
       <w:r>
         <w:rPr>
@@ -1900,7 +1900,7 @@
         <w:rPr>
           <w:noProof/>
         </w:rPr>
-        <w:instrText xml:space="preserve"> PAGEREF _Toc241593392 \h </w:instrText>
+        <w:instrText xml:space="preserve"> PAGEREF _Toc241595891 \h </w:instrText>
       </w:r>
       <w:r>
         <w:rPr>
@@ -1962,7 +1962,7 @@
         <w:rPr>
           <w:noProof/>
         </w:rPr>
-        <w:instrText xml:space="preserve"> PAGEREF _Toc241593393 \h </w:instrText>
+        <w:instrText xml:space="preserve"> PAGEREF _Toc241595892 \h </w:instrText>
       </w:r>
       <w:r>
         <w:rPr>
@@ -2024,7 +2024,7 @@
         <w:rPr>
           <w:noProof/>
         </w:rPr>
-        <w:instrText xml:space="preserve"> PAGEREF _Toc241593394 \h </w:instrText>
+        <w:instrText xml:space="preserve"> PAGEREF _Toc241595893 \h </w:instrText>
       </w:r>
       <w:r>
         <w:rPr>
@@ -2086,7 +2086,7 @@
         <w:rPr>
           <w:noProof/>
         </w:rPr>
-        <w:instrText xml:space="preserve"> PAGEREF _Toc241593395 \h </w:instrText>
+        <w:instrText xml:space="preserve"> PAGEREF _Toc241595894 \h </w:instrText>
       </w:r>
       <w:r>
         <w:rPr>
@@ -2148,7 +2148,7 @@
         <w:rPr>
           <w:noProof/>
         </w:rPr>
-        <w:instrText xml:space="preserve"> PAGEREF _Toc241593396 \h </w:instrText>
+        <w:instrText xml:space="preserve"> PAGEREF _Toc241595895 \h </w:instrText>
       </w:r>
       <w:r>
         <w:rPr>
@@ -2210,7 +2210,7 @@
         <w:rPr>
           <w:noProof/>
         </w:rPr>
-        <w:instrText xml:space="preserve"> PAGEREF _Toc241593397 \h </w:instrText>
+        <w:instrText xml:space="preserve"> PAGEREF _Toc241595896 \h </w:instrText>
       </w:r>
       <w:r>
         <w:rPr>
@@ -2272,7 +2272,7 @@
         <w:rPr>
           <w:noProof/>
         </w:rPr>
-        <w:instrText xml:space="preserve"> PAGEREF _Toc241593398 \h </w:instrText>
+        <w:instrText xml:space="preserve"> PAGEREF _Toc241595897 \h </w:instrText>
       </w:r>
       <w:r>
         <w:rPr>
@@ -2319,7 +2319,7 @@
         </w:rPr>
         <w:br w:type="page"/>
       </w:r>
-      <w:bookmarkStart w:id="0" w:name="_Toc241593365"/>
+      <w:bookmarkStart w:id="0" w:name="_Toc241595864"/>
       <w:r>
         <w:rPr>
           <w:rFonts w:eastAsia="Times New Roman"/>
@@ -2459,7 +2459,7 @@
         <w:shd w:val="clear" w:color="auto" w:fill="FFFFFF"/>
         <w:spacing w:line="360" w:lineRule="auto"/>
         <w:jc w:val="both"/>
-        <w:divId w:val="1296332789"/>
+        <w:divId w:val="1466311377"/>
         <w:rPr>
           <w:rFonts w:eastAsia="Times New Roman"/>
         </w:rPr>
@@ -2492,7 +2492,7 @@
           <w:rFonts w:eastAsia="Times New Roman"/>
         </w:rPr>
       </w:pPr>
-      <w:bookmarkStart w:id="1" w:name="_Toc241593366"/>
+      <w:bookmarkStart w:id="1" w:name="_Toc241595865"/>
       <w:r>
         <w:rPr>
           <w:rFonts w:eastAsia="Times New Roman"/>
@@ -3010,7 +3010,7 @@
           <w:rFonts w:eastAsia="Times New Roman"/>
         </w:rPr>
       </w:pPr>
-      <w:bookmarkStart w:id="2" w:name="_Toc241593367"/>
+      <w:bookmarkStart w:id="2" w:name="_Toc241595866"/>
       <w:r>
         <w:rPr>
           <w:rFonts w:eastAsia="Times New Roman"/>
@@ -3624,7 +3624,7 @@
           <w:rFonts w:eastAsia="Times New Roman"/>
         </w:rPr>
       </w:pPr>
-      <w:bookmarkStart w:id="3" w:name="_Toc241593368"/>
+      <w:bookmarkStart w:id="3" w:name="_Toc241595867"/>
       <w:r>
         <w:rPr>
           <w:rFonts w:eastAsia="Times New Roman"/>
@@ -3640,7 +3640,7 @@
           <w:rFonts w:eastAsia="Times New Roman"/>
         </w:rPr>
       </w:pPr>
-      <w:bookmarkStart w:id="4" w:name="_Toc241593369"/>
+      <w:bookmarkStart w:id="4" w:name="_Toc241595868"/>
       <w:r>
         <w:rPr>
           <w:rFonts w:eastAsia="Times New Roman"/>
@@ -3846,7 +3846,7 @@
           <w:rFonts w:eastAsia="Times New Roman"/>
         </w:rPr>
       </w:pPr>
-      <w:bookmarkStart w:id="5" w:name="_Toc241593370"/>
+      <w:bookmarkStart w:id="5" w:name="_Toc241595869"/>
       <w:r>
         <w:rPr>
           <w:rFonts w:eastAsia="Times New Roman"/>
@@ -4062,7 +4062,7 @@
           <w:rFonts w:eastAsia="Times New Roman"/>
         </w:rPr>
       </w:pPr>
-      <w:bookmarkStart w:id="6" w:name="_Toc241593371"/>
+      <w:bookmarkStart w:id="6" w:name="_Toc241595870"/>
       <w:r>
         <w:rPr>
           <w:rFonts w:eastAsia="Times New Roman"/>
@@ -4178,7 +4178,7 @@
         <w:shd w:val="clear" w:color="auto" w:fill="FFFFFF"/>
         <w:spacing w:line="360" w:lineRule="auto"/>
         <w:jc w:val="both"/>
-        <w:divId w:val="532115104"/>
+        <w:divId w:val="1250701972"/>
         <w:rPr>
           <w:rFonts w:eastAsia="Times New Roman"/>
         </w:rPr>
@@ -4197,7 +4197,7 @@
           <w:rFonts w:eastAsia="Times New Roman"/>
         </w:rPr>
       </w:pPr>
-      <w:bookmarkStart w:id="7" w:name="_Toc241593372"/>
+      <w:bookmarkStart w:id="7" w:name="_Toc241595871"/>
       <w:r>
         <w:rPr>
           <w:rFonts w:eastAsia="Times New Roman"/>
@@ -4213,7 +4213,7 @@
           <w:rFonts w:eastAsia="Times New Roman"/>
         </w:rPr>
       </w:pPr>
-      <w:bookmarkStart w:id="8" w:name="_Toc241593373"/>
+      <w:bookmarkStart w:id="8" w:name="_Toc241595872"/>
       <w:r>
         <w:rPr>
           <w:rFonts w:eastAsia="Times New Roman"/>
@@ -4455,7 +4455,7 @@
         <w:shd w:val="clear" w:color="auto" w:fill="FFFFFF"/>
         <w:spacing w:line="360" w:lineRule="auto"/>
         <w:jc w:val="both"/>
-        <w:divId w:val="1007905876"/>
+        <w:divId w:val="1661349307"/>
         <w:rPr>
           <w:rFonts w:eastAsia="Times New Roman"/>
         </w:rPr>
@@ -4487,7 +4487,7 @@
         <w:shd w:val="clear" w:color="auto" w:fill="FFFFFF"/>
         <w:spacing w:line="360" w:lineRule="auto"/>
         <w:jc w:val="both"/>
-        <w:divId w:val="137115441"/>
+        <w:divId w:val="2028093040"/>
         <w:rPr>
           <w:rFonts w:eastAsia="Times New Roman"/>
         </w:rPr>
@@ -4518,7 +4518,7 @@
           <w:rFonts w:eastAsia="Times New Roman"/>
         </w:rPr>
       </w:pPr>
-      <w:bookmarkStart w:id="9" w:name="_Toc241593374"/>
+      <w:bookmarkStart w:id="9" w:name="_Toc241595873"/>
       <w:r>
         <w:rPr>
           <w:rFonts w:eastAsia="Times New Roman"/>
@@ -4596,7 +4596,7 @@
           <w:rFonts w:eastAsia="Times New Roman"/>
         </w:rPr>
       </w:pPr>
-      <w:bookmarkStart w:id="10" w:name="_Toc241593375"/>
+      <w:bookmarkStart w:id="10" w:name="_Toc241595874"/>
       <w:r>
         <w:rPr>
           <w:rFonts w:eastAsia="Times New Roman"/>
@@ -4615,7 +4615,7 @@
           <w:noProof/>
         </w:rPr>
         <w:drawing>
-          <wp:inline distT="0" distB="0" distL="0" distR="0">
+          <wp:inline distT="0" distB="0" distL="0" distR="0" wp14:anchorId="0F20203B" wp14:editId="553879FB">
             <wp:extent cx="5332730" cy="3524885"/>
             <wp:effectExtent l="0" t="0" r="1270" b="0"/>
             <wp:docPr id="2" name="Picture 2"/>
@@ -4785,7 +4785,7 @@
           <w:noProof/>
         </w:rPr>
         <w:drawing>
-          <wp:inline distT="0" distB="0" distL="0" distR="0">
+          <wp:inline distT="0" distB="0" distL="0" distR="0" wp14:anchorId="1E5D670A" wp14:editId="7BCCFF5B">
             <wp:extent cx="5143500" cy="2990215"/>
             <wp:effectExtent l="0" t="0" r="0" b="635"/>
             <wp:docPr id="3" name="Picture 3"/>
@@ -4850,7 +4850,7 @@
           <w:rFonts w:eastAsia="Times New Roman"/>
         </w:rPr>
       </w:pPr>
-      <w:bookmarkStart w:id="11" w:name="_Toc241593376"/>
+      <w:bookmarkStart w:id="11" w:name="_Toc241595875"/>
       <w:r>
         <w:rPr>
           <w:rFonts w:eastAsia="Times New Roman"/>
@@ -4908,8 +4908,8 @@
         </w:rPr>
         <w:lastRenderedPageBreak/>
         <w:drawing>
-          <wp:inline distT="0" distB="0" distL="0" distR="0">
-            <wp:extent cx="4954270" cy="6496050"/>
+          <wp:inline distT="0" distB="0" distL="0" distR="0" wp14:anchorId="33EC7EA6" wp14:editId="644BA0F4">
+            <wp:extent cx="4954270" cy="7601585"/>
             <wp:effectExtent l="0" t="0" r="0" b="0"/>
             <wp:docPr id="4" name="Picture 4"/>
             <wp:cNvGraphicFramePr>
@@ -4940,7 +4940,7 @@
                   <pic:spPr bwMode="auto">
                     <a:xfrm>
                       <a:off x="0" y="0"/>
-                      <a:ext cx="4954270" cy="6496050"/>
+                      <a:ext cx="4954270" cy="7601585"/>
                     </a:xfrm>
                     <a:prstGeom prst="rect">
                       <a:avLst/>
@@ -4963,7 +4963,7 @@
         <w:spacing w:before="0" w:beforeAutospacing="0"/>
       </w:pPr>
       <w:r>
-        <w:t>Figure 3. The input form: instrument readings, and picture choices for what you can see</w:t>
+        <w:t>Figure 3. The input form: instrument readings with normal ranges, and picture choices for the optic character and for what you can see</w:t>
       </w:r>
     </w:p>
     <w:p>
@@ -5191,6 +5191,7 @@
                 <w:sz w:val="20"/>
                 <w:szCs w:val="20"/>
               </w:rPr>
+              <w:lastRenderedPageBreak/>
               <w:t>Refractive index (RI)</w:t>
             </w:r>
           </w:p>
@@ -5335,7 +5336,15 @@
                 <w:sz w:val="20"/>
                 <w:szCs w:val="20"/>
               </w:rPr>
-              <w:t xml:space="preserve"> instead. Leave it blank if you have no refractometer.</w:t>
+              <w:t xml:space="preserve"> </w:t>
+            </w:r>
+            <w:r>
+              <w:rPr>
+                <w:rFonts w:eastAsia="Times New Roman"/>
+                <w:sz w:val="20"/>
+                <w:szCs w:val="20"/>
+              </w:rPr>
+              <w:t>instead. Leave it blank if you have no refractometer.</w:t>
             </w:r>
           </w:p>
         </w:tc>
@@ -5374,7 +5383,6 @@
                 <w:sz w:val="20"/>
                 <w:szCs w:val="20"/>
               </w:rPr>
-              <w:lastRenderedPageBreak/>
               <w:t>Specific gravity (SG)</w:t>
             </w:r>
           </w:p>
@@ -5614,44 +5622,44 @@
                 <w:sz w:val="20"/>
                 <w:szCs w:val="20"/>
               </w:rPr>
-              <w:t>Polariscope: rotate the stone between crossed filters. A conoscope shows uniaxial or biaxial.</w:t>
-            </w:r>
-          </w:p>
-        </w:tc>
-        <w:tc>
-          <w:tcPr>
-            <w:tcW w:w="0" w:type="auto"/>
-            <w:tcBorders>
-              <w:top w:val="single" w:sz="6" w:space="0" w:color="000000"/>
-              <w:left w:val="single" w:sz="6" w:space="0" w:color="000000"/>
-              <w:bottom w:val="single" w:sz="6" w:space="0" w:color="000000"/>
-              <w:right w:val="single" w:sz="6" w:space="0" w:color="000000"/>
-            </w:tcBorders>
-            <w:shd w:val="clear" w:color="auto" w:fill="FFFFFF"/>
-            <w:tcMar>
-              <w:top w:w="45" w:type="dxa"/>
-              <w:left w:w="75" w:type="dxa"/>
-              <w:bottom w:w="45" w:type="dxa"/>
-              <w:right w:w="75" w:type="dxa"/>
-            </w:tcMar>
-            <w:hideMark/>
-          </w:tcPr>
-          <w:p>
-            <w:pPr>
-              <w:spacing w:after="120" w:line="276" w:lineRule="auto"/>
-              <w:rPr>
-                <w:rFonts w:eastAsia="Times New Roman"/>
-                <w:sz w:val="20"/>
-                <w:szCs w:val="20"/>
-              </w:rPr>
-            </w:pPr>
-            <w:r>
-              <w:rPr>
-                <w:rFonts w:eastAsia="Times New Roman"/>
-                <w:sz w:val="20"/>
-                <w:szCs w:val="20"/>
-              </w:rPr>
-              <w:t xml:space="preserve">If you only know it is doubly refractive, choose </w:t>
+              <w:t>Polariscope: rotate the stone between crossed filters. A conoscope (or a glass sphere held over the stone) shows the interference figure.</w:t>
+            </w:r>
+          </w:p>
+        </w:tc>
+        <w:tc>
+          <w:tcPr>
+            <w:tcW w:w="0" w:type="auto"/>
+            <w:tcBorders>
+              <w:top w:val="single" w:sz="6" w:space="0" w:color="000000"/>
+              <w:left w:val="single" w:sz="6" w:space="0" w:color="000000"/>
+              <w:bottom w:val="single" w:sz="6" w:space="0" w:color="000000"/>
+              <w:right w:val="single" w:sz="6" w:space="0" w:color="000000"/>
+            </w:tcBorders>
+            <w:shd w:val="clear" w:color="auto" w:fill="FFFFFF"/>
+            <w:tcMar>
+              <w:top w:w="45" w:type="dxa"/>
+              <w:left w:w="75" w:type="dxa"/>
+              <w:bottom w:w="45" w:type="dxa"/>
+              <w:right w:w="75" w:type="dxa"/>
+            </w:tcMar>
+            <w:hideMark/>
+          </w:tcPr>
+          <w:p>
+            <w:pPr>
+              <w:spacing w:after="120" w:line="276" w:lineRule="auto"/>
+              <w:rPr>
+                <w:rFonts w:eastAsia="Times New Roman"/>
+                <w:sz w:val="20"/>
+                <w:szCs w:val="20"/>
+              </w:rPr>
+            </w:pPr>
+            <w:r>
+              <w:rPr>
+                <w:rFonts w:eastAsia="Times New Roman"/>
+                <w:sz w:val="20"/>
+                <w:szCs w:val="20"/>
+              </w:rPr>
+              <w:t xml:space="preserve">Click the picture that matches what you see: </w:t>
             </w:r>
             <w:r>
               <w:rPr>
@@ -5661,15 +5669,69 @@
                 <w:sz w:val="20"/>
                 <w:szCs w:val="20"/>
               </w:rPr>
-              <w:t>Doubly refractive (axis not known)</w:t>
-            </w:r>
-            <w:r>
-              <w:rPr>
-                <w:rFonts w:eastAsia="Times New Roman"/>
-                <w:sz w:val="20"/>
-                <w:szCs w:val="20"/>
-              </w:rPr>
-              <w:t>.</w:t>
+              <w:t>Stays dark</w:t>
+            </w:r>
+            <w:r>
+              <w:rPr>
+                <w:rFonts w:eastAsia="Times New Roman"/>
+                <w:sz w:val="20"/>
+                <w:szCs w:val="20"/>
+              </w:rPr>
+              <w:t xml:space="preserve"> (singly refractive), </w:t>
+            </w:r>
+            <w:r>
+              <w:rPr>
+                <w:rFonts w:eastAsia="Times New Roman"/>
+                <w:i/>
+                <w:iCs/>
+                <w:sz w:val="20"/>
+                <w:szCs w:val="20"/>
+              </w:rPr>
+              <w:t>Blinks light/dark</w:t>
+            </w:r>
+            <w:r>
+              <w:rPr>
+                <w:rFonts w:eastAsia="Times New Roman"/>
+                <w:sz w:val="20"/>
+                <w:szCs w:val="20"/>
+              </w:rPr>
+              <w:t xml:space="preserve"> (doubly refractive, figure not checked), </w:t>
+            </w:r>
+            <w:r>
+              <w:rPr>
+                <w:rFonts w:eastAsia="Times New Roman"/>
+                <w:i/>
+                <w:iCs/>
+                <w:sz w:val="20"/>
+                <w:szCs w:val="20"/>
+              </w:rPr>
+              <w:t>Dark cross</w:t>
+            </w:r>
+            <w:r>
+              <w:rPr>
+                <w:rFonts w:eastAsia="Times New Roman"/>
+                <w:sz w:val="20"/>
+                <w:szCs w:val="20"/>
+              </w:rPr>
+              <w:t xml:space="preserve"> (uniaxial) or </w:t>
+            </w:r>
+            <w:r>
+              <w:rPr>
+                <w:rFonts w:eastAsia="Times New Roman"/>
+                <w:i/>
+                <w:iCs/>
+                <w:sz w:val="20"/>
+                <w:szCs w:val="20"/>
+              </w:rPr>
+              <w:t>Curved bars</w:t>
+            </w:r>
+            <w:r>
+              <w:rPr>
+                <w:rFonts w:eastAsia="Times New Roman"/>
+                <w:sz w:val="20"/>
+                <w:szCs w:val="20"/>
+              </w:rPr>
+              <w:t xml:space="preserve"> (biaxial).</w:t>
             </w:r>
           </w:p>
         </w:tc>
@@ -6166,7 +6228,7 @@
         <w:pStyle w:val="NormalWeb"/>
       </w:pPr>
       <w:r>
-        <w:t xml:space="preserve">Colour, optical effect and inclusions are chosen by clicking a </w:t>
+        <w:t xml:space="preserve">Optic character, colour, optical effect and inclusions are chosen by clicking a </w:t>
       </w:r>
       <w:r>
         <w:rPr>
@@ -6196,7 +6258,7 @@
           <w:rFonts w:eastAsia="Times New Roman"/>
         </w:rPr>
       </w:pPr>
-      <w:bookmarkStart w:id="12" w:name="_Toc241593377"/>
+      <w:bookmarkStart w:id="12" w:name="_Toc241595876"/>
       <w:r>
         <w:rPr>
           <w:rFonts w:eastAsia="Times New Roman"/>
@@ -6291,7 +6353,7 @@
         <w:rPr>
           <w:rFonts w:eastAsia="Times New Roman"/>
         </w:rPr>
-        <w:t>: the value is impossible (outside the allowed range). The form will not be sent until you correct it.</w:t>
+        <w:t>: the value is impossible (outside the allowed range). It appears when you leave the box, and the form will not be sent until you correct it.</w:t>
       </w:r>
     </w:p>
     <w:p>
@@ -6299,17 +6361,49 @@
         <w:pStyle w:val="NormalWeb"/>
       </w:pPr>
       <w:r>
-        <w:t xml:space="preserve">Ticking </w:t>
+        <w:lastRenderedPageBreak/>
+        <w:t xml:space="preserve">Under each box a </w:t>
       </w:r>
       <w:r>
         <w:rPr>
           <w:b/>
           <w:bCs/>
         </w:rPr>
+        <w:t>Normal range</w:t>
+      </w:r>
+      <w:r>
+        <w:t xml:space="preserve"> line shows the range of readings covered by the system (for example RI 1.515 - 1.990 for gems). The link </w:t>
+      </w:r>
+      <w:r>
+        <w:rPr>
+          <w:b/>
+          <w:bCs/>
+        </w:rPr>
+        <w:t>See the range for each gem</w:t>
+      </w:r>
+      <w:r>
+        <w:t xml:space="preserve"> opens the ranges of every gem in a new tab, so your form is kept.</w:t>
+      </w:r>
+    </w:p>
+    <w:p>
+      <w:pPr>
+        <w:pStyle w:val="NormalWeb"/>
+      </w:pPr>
+      <w:r>
+        <w:t xml:space="preserve">Ticking </w:t>
+      </w:r>
+      <w:r>
+        <w:rPr>
+          <w:b/>
+          <w:bCs/>
+        </w:rPr>
         <w:t>Over the limit (no reading)</w:t>
       </w:r>
       <w:r>
-        <w:t xml:space="preserve"> greys out the RI box and shows which gems read above the refractometer's limit (zircon, cubic zirconia and some garnets).</w:t>
+        <w:t xml:space="preserve"> </w:t>
+      </w:r>
+      <w:r>
+        <w:t>greys out the RI box and shows which gems read above the refractometer's limit (zircon, cubic zirconia and some garnets).</w:t>
       </w:r>
     </w:p>
     <w:p>
@@ -6321,10 +6415,9 @@
         <w:rPr>
           <w:noProof/>
         </w:rPr>
-        <w:lastRenderedPageBreak/>
         <w:drawing>
-          <wp:inline distT="0" distB="0" distL="0" distR="0">
-            <wp:extent cx="5143500" cy="3190240"/>
+          <wp:inline distT="0" distB="0" distL="0" distR="0" wp14:anchorId="71B8E441" wp14:editId="65F2902F">
+            <wp:extent cx="5143500" cy="3152140"/>
             <wp:effectExtent l="0" t="0" r="0" b="0"/>
             <wp:docPr id="5" name="Picture 5"/>
             <wp:cNvGraphicFramePr>
@@ -6355,7 +6448,7 @@
                   <pic:spPr bwMode="auto">
                     <a:xfrm>
                       <a:off x="0" y="0"/>
-                      <a:ext cx="5143500" cy="3190240"/>
+                      <a:ext cx="5143500" cy="3152140"/>
                     </a:xfrm>
                     <a:prstGeom prst="rect">
                       <a:avLst/>
@@ -6446,7 +6539,7 @@
           <w:rFonts w:eastAsia="Times New Roman"/>
         </w:rPr>
       </w:pPr>
-      <w:bookmarkStart w:id="13" w:name="_Toc241593378"/>
+      <w:bookmarkStart w:id="13" w:name="_Toc241595877"/>
       <w:r>
         <w:rPr>
           <w:rFonts w:eastAsia="Times New Roman"/>
@@ -6462,7 +6555,7 @@
           <w:rFonts w:eastAsia="Times New Roman"/>
         </w:rPr>
       </w:pPr>
-      <w:bookmarkStart w:id="14" w:name="_Toc241593379"/>
+      <w:bookmarkStart w:id="14" w:name="_Toc241595878"/>
       <w:r>
         <w:rPr>
           <w:rFonts w:eastAsia="Times New Roman"/>
@@ -6549,7 +6642,7 @@
           <w:rFonts w:eastAsia="Times New Roman"/>
         </w:rPr>
       </w:pPr>
-      <w:bookmarkStart w:id="15" w:name="_Toc241593380"/>
+      <w:bookmarkStart w:id="15" w:name="_Toc241595879"/>
       <w:r>
         <w:rPr>
           <w:rFonts w:eastAsia="Times New Roman"/>
@@ -6569,7 +6662,7 @@
         </w:rPr>
         <w:lastRenderedPageBreak/>
         <w:drawing>
-          <wp:inline distT="0" distB="0" distL="0" distR="0">
+          <wp:inline distT="0" distB="0" distL="0" distR="0" wp14:anchorId="381B9AC3" wp14:editId="0980B53F">
             <wp:extent cx="4095750" cy="3286125"/>
             <wp:effectExtent l="0" t="0" r="0" b="9525"/>
             <wp:docPr id="6" name="Picture 6"/>
@@ -7129,7 +7222,15 @@
                 <w:sz w:val="20"/>
                 <w:szCs w:val="20"/>
               </w:rPr>
-              <w:t xml:space="preserve"> to see the scale. It is a certainty factor, not a statistical probability.</w:t>
+              <w:t xml:space="preserve"> </w:t>
+            </w:r>
+            <w:r>
+              <w:rPr>
+                <w:rFonts w:eastAsia="Times New Roman"/>
+                <w:sz w:val="20"/>
+                <w:szCs w:val="20"/>
+              </w:rPr>
+              <w:t>to see the scale. It is a certainty factor, not a statistical probability.</w:t>
             </w:r>
           </w:p>
         </w:tc>
@@ -7902,7 +8003,15 @@
                 <w:sz w:val="20"/>
                 <w:szCs w:val="20"/>
               </w:rPr>
-              <w:t xml:space="preserve"> clears the form.</w:t>
+              <w:t xml:space="preserve"> </w:t>
+            </w:r>
+            <w:r>
+              <w:rPr>
+                <w:rFonts w:eastAsia="Times New Roman"/>
+                <w:sz w:val="20"/>
+                <w:szCs w:val="20"/>
+              </w:rPr>
+              <w:t>clears the form.</w:t>
             </w:r>
           </w:p>
         </w:tc>
@@ -7915,7 +8024,7 @@
           <w:rFonts w:eastAsia="Times New Roman"/>
         </w:rPr>
       </w:pPr>
-      <w:bookmarkStart w:id="16" w:name="_Toc241593381"/>
+      <w:bookmarkStart w:id="16" w:name="_Toc241595880"/>
       <w:r>
         <w:rPr>
           <w:rFonts w:eastAsia="Times New Roman"/>
@@ -7934,7 +8043,7 @@
           <w:noProof/>
         </w:rPr>
         <w:drawing>
-          <wp:inline distT="0" distB="0" distL="0" distR="0">
+          <wp:inline distT="0" distB="0" distL="0" distR="0" wp14:anchorId="09E156C3" wp14:editId="3A84EEAD">
             <wp:extent cx="4095750" cy="4268470"/>
             <wp:effectExtent l="0" t="0" r="0" b="0"/>
             <wp:docPr id="7" name="Picture 7"/>
@@ -8110,7 +8219,7 @@
           <w:rFonts w:eastAsia="Times New Roman"/>
         </w:rPr>
       </w:pPr>
-      <w:bookmarkStart w:id="17" w:name="_Toc241593382"/>
+      <w:bookmarkStart w:id="17" w:name="_Toc241595881"/>
       <w:r>
         <w:rPr>
           <w:rFonts w:eastAsia="Times New Roman"/>
@@ -8153,10 +8262,7 @@
         <w:t>Most useful next measurement</w:t>
       </w:r>
       <w:r>
-        <w:t xml:space="preserve"> </w:t>
-      </w:r>
-      <w:r>
-        <w:t>box tells you which missing measurement would narrow the list down best, and what each candidate would read. For example, for a red, singly refractive stone it advises measuring the refractive index, because spinel reads 1.712-1.736 and garnet 1.730-1.890.</w:t>
+        <w:t xml:space="preserve"> box tells you which missing measurement would narrow the list down best, and what each candidate would read. For example, for a red, singly refractive stone it advises measuring the refractive index, because spinel reads 1.712-1.736 and garnet 1.730-1.890.</w:t>
       </w:r>
     </w:p>
     <w:p>
@@ -8169,7 +8275,7 @@
           <w:noProof/>
         </w:rPr>
         <w:drawing>
-          <wp:inline distT="0" distB="0" distL="0" distR="0">
+          <wp:inline distT="0" distB="0" distL="0" distR="0" wp14:anchorId="79A3E428" wp14:editId="43B674BC">
             <wp:extent cx="4095750" cy="4534535"/>
             <wp:effectExtent l="0" t="0" r="0" b="0"/>
             <wp:docPr id="8" name="Picture 8"/>
@@ -8234,7 +8340,7 @@
           <w:rFonts w:eastAsia="Times New Roman"/>
         </w:rPr>
       </w:pPr>
-      <w:bookmarkStart w:id="18" w:name="_Toc241593383"/>
+      <w:bookmarkStart w:id="18" w:name="_Toc241595882"/>
       <w:r>
         <w:rPr>
           <w:rFonts w:eastAsia="Times New Roman"/>
@@ -8414,7 +8520,7 @@
           <w:noProof/>
         </w:rPr>
         <w:drawing>
-          <wp:inline distT="0" distB="0" distL="0" distR="0">
+          <wp:inline distT="0" distB="0" distL="0" distR="0" wp14:anchorId="5ED6B2B4" wp14:editId="071C2A61">
             <wp:extent cx="4095750" cy="2180590"/>
             <wp:effectExtent l="0" t="0" r="0" b="0"/>
             <wp:docPr id="9" name="Picture 9"/>
@@ -8479,7 +8585,7 @@
           <w:rFonts w:eastAsia="Times New Roman"/>
         </w:rPr>
       </w:pPr>
-      <w:bookmarkStart w:id="19" w:name="_Toc241593384"/>
+      <w:bookmarkStart w:id="19" w:name="_Toc241595883"/>
       <w:r>
         <w:rPr>
           <w:rFonts w:eastAsia="Times New Roman"/>
@@ -8737,8 +8843,8 @@
         </w:rPr>
         <w:lastRenderedPageBreak/>
         <w:drawing>
-          <wp:inline distT="0" distB="0" distL="0" distR="0">
-            <wp:extent cx="4095750" cy="2573020"/>
+          <wp:inline distT="0" distB="0" distL="0" distR="0" wp14:anchorId="274E3872" wp14:editId="557F0F42">
+            <wp:extent cx="4095750" cy="2847340"/>
             <wp:effectExtent l="0" t="0" r="0" b="0"/>
             <wp:docPr id="10" name="Picture 10"/>
             <wp:cNvGraphicFramePr>
@@ -8769,7 +8875,7 @@
                   <pic:spPr bwMode="auto">
                     <a:xfrm>
                       <a:off x="0" y="0"/>
-                      <a:ext cx="4095750" cy="2573020"/>
+                      <a:ext cx="4095750" cy="2847340"/>
                     </a:xfrm>
                     <a:prstGeom prst="rect">
                       <a:avLst/>
@@ -8800,7 +8906,7 @@
         <w:shd w:val="clear" w:color="auto" w:fill="FFFFFF"/>
         <w:spacing w:line="360" w:lineRule="auto"/>
         <w:jc w:val="both"/>
-        <w:divId w:val="30152343"/>
+        <w:divId w:val="781149747"/>
         <w:rPr>
           <w:rFonts w:eastAsia="Times New Roman"/>
         </w:rPr>
@@ -8833,7 +8939,7 @@
           <w:rFonts w:eastAsia="Times New Roman"/>
         </w:rPr>
       </w:pPr>
-      <w:bookmarkStart w:id="20" w:name="_Toc241593385"/>
+      <w:bookmarkStart w:id="20" w:name="_Toc241595884"/>
       <w:r>
         <w:rPr>
           <w:rFonts w:eastAsia="Times New Roman"/>
@@ -8963,7 +9069,7 @@
         </w:rPr>
         <w:lastRenderedPageBreak/>
         <w:drawing>
-          <wp:inline distT="0" distB="0" distL="0" distR="0">
+          <wp:inline distT="0" distB="0" distL="0" distR="0" wp14:anchorId="45E84BB0" wp14:editId="67AEE36C">
             <wp:extent cx="4095750" cy="2142490"/>
             <wp:effectExtent l="0" t="0" r="0" b="0"/>
             <wp:docPr id="11" name="Picture 11"/>
@@ -9028,7 +9134,7 @@
           <w:rFonts w:eastAsia="Times New Roman"/>
         </w:rPr>
       </w:pPr>
-      <w:bookmarkStart w:id="21" w:name="_Toc241593386"/>
+      <w:bookmarkStart w:id="21" w:name="_Toc241595885"/>
       <w:r>
         <w:rPr>
           <w:rFonts w:eastAsia="Times New Roman"/>
@@ -9095,7 +9201,7 @@
           <w:noProof/>
         </w:rPr>
         <w:drawing>
-          <wp:inline distT="0" distB="0" distL="0" distR="0">
+          <wp:inline distT="0" distB="0" distL="0" distR="0" wp14:anchorId="22C4BA6A" wp14:editId="1533D96A">
             <wp:extent cx="5143500" cy="3333115"/>
             <wp:effectExtent l="0" t="0" r="0" b="635"/>
             <wp:docPr id="12" name="Picture 12"/>
@@ -9178,7 +9284,7 @@
           <w:rFonts w:eastAsia="Times New Roman"/>
         </w:rPr>
       </w:pPr>
-      <w:bookmarkStart w:id="22" w:name="_Toc241593387"/>
+      <w:bookmarkStart w:id="22" w:name="_Toc241595886"/>
       <w:r>
         <w:rPr>
           <w:rFonts w:eastAsia="Times New Roman"/>
@@ -9567,7 +9673,7 @@
           <w:rFonts w:eastAsia="Times New Roman"/>
         </w:rPr>
       </w:pPr>
-      <w:bookmarkStart w:id="23" w:name="_Toc241593388"/>
+      <w:bookmarkStart w:id="23" w:name="_Toc241595887"/>
       <w:r>
         <w:rPr>
           <w:rFonts w:eastAsia="Times New Roman"/>
@@ -9870,7 +9976,7 @@
           <w:noProof/>
         </w:rPr>
         <w:drawing>
-          <wp:inline distT="0" distB="0" distL="0" distR="0">
+          <wp:inline distT="0" distB="0" distL="0" distR="0" wp14:anchorId="068591AA" wp14:editId="19FA7CBF">
             <wp:extent cx="4095750" cy="1409700"/>
             <wp:effectExtent l="0" t="0" r="0" b="0"/>
             <wp:docPr id="13" name="Picture 13"/>
@@ -9935,7 +10041,7 @@
           <w:rFonts w:eastAsia="Times New Roman"/>
         </w:rPr>
       </w:pPr>
-      <w:bookmarkStart w:id="24" w:name="_Toc241593389"/>
+      <w:bookmarkStart w:id="24" w:name="_Toc241595888"/>
       <w:r>
         <w:rPr>
           <w:rFonts w:eastAsia="Times New Roman"/>
@@ -10173,7 +10279,7 @@
           <w:rFonts w:eastAsia="Times New Roman"/>
         </w:rPr>
       </w:pPr>
-      <w:bookmarkStart w:id="25" w:name="_Toc241593390"/>
+      <w:bookmarkStart w:id="25" w:name="_Toc241595889"/>
       <w:r>
         <w:rPr>
           <w:rFonts w:eastAsia="Times New Roman"/>
@@ -10495,7 +10601,7 @@
         </w:rPr>
         <w:lastRenderedPageBreak/>
         <w:drawing>
-          <wp:inline distT="0" distB="0" distL="0" distR="0">
+          <wp:inline distT="0" distB="0" distL="0" distR="0" wp14:anchorId="0E656C43" wp14:editId="571B769A">
             <wp:extent cx="4095750" cy="1409700"/>
             <wp:effectExtent l="0" t="0" r="0" b="0"/>
             <wp:docPr id="14" name="Picture 14"/>
@@ -10560,7 +10666,7 @@
           <w:rFonts w:eastAsia="Times New Roman"/>
         </w:rPr>
       </w:pPr>
-      <w:bookmarkStart w:id="26" w:name="_Toc241593391"/>
+      <w:bookmarkStart w:id="26" w:name="_Toc241595890"/>
       <w:r>
         <w:rPr>
           <w:rFonts w:eastAsia="Times New Roman"/>
@@ -10607,7 +10713,7 @@
           <w:noProof/>
         </w:rPr>
         <w:drawing>
-          <wp:inline distT="0" distB="0" distL="0" distR="0">
+          <wp:inline distT="0" distB="0" distL="0" distR="0" wp14:anchorId="16FCC007" wp14:editId="7B4D07FD">
             <wp:extent cx="3143885" cy="4068445"/>
             <wp:effectExtent l="0" t="0" r="0" b="8255"/>
             <wp:docPr id="15" name="Picture 15"/>
@@ -10672,7 +10778,7 @@
           <w:rFonts w:eastAsia="Times New Roman"/>
         </w:rPr>
       </w:pPr>
-      <w:bookmarkStart w:id="27" w:name="_Toc241593392"/>
+      <w:bookmarkStart w:id="27" w:name="_Toc241595891"/>
       <w:r>
         <w:rPr>
           <w:rFonts w:eastAsia="Times New Roman"/>
@@ -10720,7 +10826,7 @@
           <w:noProof/>
         </w:rPr>
         <w:drawing>
-          <wp:inline distT="0" distB="0" distL="0" distR="0">
+          <wp:inline distT="0" distB="0" distL="0" distR="0" wp14:anchorId="6311EB35" wp14:editId="0AAD9432">
             <wp:extent cx="4954270" cy="990600"/>
             <wp:effectExtent l="0" t="0" r="0" b="0"/>
             <wp:docPr id="16" name="Picture 16"/>
@@ -10783,7 +10889,7 @@
         <w:shd w:val="clear" w:color="auto" w:fill="FFFFFF"/>
         <w:spacing w:line="360" w:lineRule="auto"/>
         <w:jc w:val="both"/>
-        <w:divId w:val="1525628978"/>
+        <w:divId w:val="773088852"/>
         <w:rPr>
           <w:rFonts w:eastAsia="Times New Roman"/>
         </w:rPr>
@@ -10802,7 +10908,7 @@
           <w:rFonts w:eastAsia="Times New Roman"/>
         </w:rPr>
       </w:pPr>
-      <w:bookmarkStart w:id="28" w:name="_Toc241593393"/>
+      <w:bookmarkStart w:id="28" w:name="_Toc241595892"/>
       <w:r>
         <w:rPr>
           <w:rFonts w:eastAsia="Times New Roman"/>
@@ -10848,7 +10954,7 @@
           <w:noProof/>
         </w:rPr>
         <w:drawing>
-          <wp:inline distT="0" distB="0" distL="0" distR="0">
+          <wp:inline distT="0" distB="0" distL="0" distR="0" wp14:anchorId="61701F75" wp14:editId="6A29367B">
             <wp:extent cx="3999865" cy="3725545"/>
             <wp:effectExtent l="0" t="0" r="635" b="8255"/>
             <wp:docPr id="17" name="Picture 17"/>
@@ -10914,7 +11020,7 @@
           <w:rFonts w:eastAsia="Times New Roman"/>
         </w:rPr>
       </w:pPr>
-      <w:bookmarkStart w:id="29" w:name="_Toc241593394"/>
+      <w:bookmarkStart w:id="29" w:name="_Toc241595893"/>
       <w:r>
         <w:rPr>
           <w:rFonts w:eastAsia="Times New Roman"/>
@@ -12249,7 +12355,7 @@
           <w:rFonts w:eastAsia="Times New Roman"/>
         </w:rPr>
       </w:pPr>
-      <w:bookmarkStart w:id="30" w:name="_Toc241593395"/>
+      <w:bookmarkStart w:id="30" w:name="_Toc241595894"/>
       <w:r>
         <w:rPr>
           <w:rFonts w:eastAsia="Times New Roman"/>
@@ -12595,7 +12701,7 @@
           <w:rFonts w:eastAsia="Times New Roman"/>
         </w:rPr>
       </w:pPr>
-      <w:bookmarkStart w:id="31" w:name="_Toc241593396"/>
+      <w:bookmarkStart w:id="31" w:name="_Toc241595895"/>
       <w:r>
         <w:rPr>
           <w:rFonts w:eastAsia="Times New Roman"/>
@@ -12682,7 +12788,7 @@
           <w:rFonts w:eastAsia="Times New Roman"/>
         </w:rPr>
       </w:pPr>
-      <w:bookmarkStart w:id="32" w:name="_Toc241593397"/>
+      <w:bookmarkStart w:id="32" w:name="_Toc241595896"/>
       <w:r>
         <w:rPr>
           <w:rFonts w:eastAsia="Times New Roman"/>
@@ -13756,7 +13862,7 @@
         </w:rPr>
         <w:br w:type="page"/>
       </w:r>
-      <w:bookmarkStart w:id="33" w:name="_Toc241593398"/>
+      <w:bookmarkStart w:id="33" w:name="_Toc241595897"/>
       <w:r>
         <w:rPr>
           <w:rFonts w:eastAsia="Times New Roman"/>
@@ -14412,7 +14518,7 @@
                 <w:szCs w:val="18"/>
               </w:rPr>
               <w:drawing>
-                <wp:inline distT="0" distB="0" distL="0" distR="0">
+                <wp:inline distT="0" distB="0" distL="0" distR="0" wp14:anchorId="62052258" wp14:editId="210C98C2">
                   <wp:extent cx="457835" cy="457835"/>
                   <wp:effectExtent l="0" t="0" r="0" b="0"/>
                   <wp:docPr id="18" name="Picture 18"/>
@@ -14840,7 +14946,7 @@
                 <w:szCs w:val="18"/>
               </w:rPr>
               <w:drawing>
-                <wp:inline distT="0" distB="0" distL="0" distR="0">
+                <wp:inline distT="0" distB="0" distL="0" distR="0" wp14:anchorId="71B3AFDD" wp14:editId="6CE179DA">
                   <wp:extent cx="457835" cy="457835"/>
                   <wp:effectExtent l="0" t="0" r="0" b="0"/>
                   <wp:docPr id="19" name="Picture 19"/>
@@ -15268,7 +15374,7 @@
                 <w:szCs w:val="18"/>
               </w:rPr>
               <w:drawing>
-                <wp:inline distT="0" distB="0" distL="0" distR="0">
+                <wp:inline distT="0" distB="0" distL="0" distR="0" wp14:anchorId="53035580" wp14:editId="444A2E5D">
                   <wp:extent cx="457835" cy="457835"/>
                   <wp:effectExtent l="0" t="0" r="0" b="0"/>
                   <wp:docPr id="20" name="Picture 20"/>
@@ -15697,7 +15803,7 @@
               </w:rPr>
               <w:lastRenderedPageBreak/>
               <w:drawing>
-                <wp:inline distT="0" distB="0" distL="0" distR="0">
+                <wp:inline distT="0" distB="0" distL="0" distR="0" wp14:anchorId="47090C3B" wp14:editId="0AADB01E">
                   <wp:extent cx="457835" cy="457835"/>
                   <wp:effectExtent l="0" t="0" r="0" b="0"/>
                   <wp:docPr id="21" name="Picture 21"/>
@@ -16132,7 +16238,7 @@
                 <w:szCs w:val="18"/>
               </w:rPr>
               <w:drawing>
-                <wp:inline distT="0" distB="0" distL="0" distR="0">
+                <wp:inline distT="0" distB="0" distL="0" distR="0" wp14:anchorId="142651BB" wp14:editId="267FAA1C">
                   <wp:extent cx="457835" cy="457835"/>
                   <wp:effectExtent l="0" t="0" r="0" b="0"/>
                   <wp:docPr id="22" name="Picture 22"/>
@@ -16560,7 +16666,7 @@
                 <w:szCs w:val="18"/>
               </w:rPr>
               <w:drawing>
-                <wp:inline distT="0" distB="0" distL="0" distR="0">
+                <wp:inline distT="0" distB="0" distL="0" distR="0" wp14:anchorId="1193610D" wp14:editId="28CEF452">
                   <wp:extent cx="457835" cy="457835"/>
                   <wp:effectExtent l="0" t="0" r="0" b="0"/>
                   <wp:docPr id="23" name="Picture 23"/>
@@ -16988,7 +17094,7 @@
                 <w:szCs w:val="18"/>
               </w:rPr>
               <w:drawing>
-                <wp:inline distT="0" distB="0" distL="0" distR="0">
+                <wp:inline distT="0" distB="0" distL="0" distR="0" wp14:anchorId="14F1DDA0" wp14:editId="3D094CAA">
                   <wp:extent cx="457835" cy="457835"/>
                   <wp:effectExtent l="0" t="0" r="0" b="0"/>
                   <wp:docPr id="24" name="Picture 24"/>
@@ -17416,7 +17522,7 @@
                 <w:szCs w:val="18"/>
               </w:rPr>
               <w:drawing>
-                <wp:inline distT="0" distB="0" distL="0" distR="0">
+                <wp:inline distT="0" distB="0" distL="0" distR="0" wp14:anchorId="51D4B9D8" wp14:editId="6A5AEB7F">
                   <wp:extent cx="457835" cy="457835"/>
                   <wp:effectExtent l="0" t="0" r="0" b="0"/>
                   <wp:docPr id="25" name="Picture 25"/>
@@ -17844,7 +17950,7 @@
                 <w:szCs w:val="18"/>
               </w:rPr>
               <w:drawing>
-                <wp:inline distT="0" distB="0" distL="0" distR="0">
+                <wp:inline distT="0" distB="0" distL="0" distR="0" wp14:anchorId="061C8E1B" wp14:editId="2E07552A">
                   <wp:extent cx="457835" cy="457835"/>
                   <wp:effectExtent l="0" t="0" r="0" b="0"/>
                   <wp:docPr id="26" name="Picture 26"/>
@@ -18272,7 +18378,7 @@
                 <w:szCs w:val="18"/>
               </w:rPr>
               <w:drawing>
-                <wp:inline distT="0" distB="0" distL="0" distR="0">
+                <wp:inline distT="0" distB="0" distL="0" distR="0" wp14:anchorId="3FAEC45B" wp14:editId="68D427CA">
                   <wp:extent cx="457835" cy="457835"/>
                   <wp:effectExtent l="0" t="0" r="0" b="0"/>
                   <wp:docPr id="27" name="Picture 27"/>
@@ -18700,7 +18806,7 @@
                 <w:szCs w:val="18"/>
               </w:rPr>
               <w:drawing>
-                <wp:inline distT="0" distB="0" distL="0" distR="0">
+                <wp:inline distT="0" distB="0" distL="0" distR="0" wp14:anchorId="24E01C34" wp14:editId="50625E9A">
                   <wp:extent cx="457835" cy="457835"/>
                   <wp:effectExtent l="0" t="0" r="0" b="0"/>
                   <wp:docPr id="28" name="Picture 28"/>
@@ -19128,7 +19234,7 @@
                 <w:szCs w:val="18"/>
               </w:rPr>
               <w:drawing>
-                <wp:inline distT="0" distB="0" distL="0" distR="0">
+                <wp:inline distT="0" distB="0" distL="0" distR="0" wp14:anchorId="4B862B6E" wp14:editId="41255609">
                   <wp:extent cx="457835" cy="457835"/>
                   <wp:effectExtent l="0" t="0" r="0" b="0"/>
                   <wp:docPr id="29" name="Picture 29"/>
@@ -19524,7 +19630,7 @@
         <w:shd w:val="clear" w:color="auto" w:fill="FFFFFF"/>
         <w:spacing w:line="360" w:lineRule="auto"/>
         <w:jc w:val="both"/>
-        <w:divId w:val="261955646"/>
+        <w:divId w:val="1360012401"/>
         <w:rPr>
           <w:rFonts w:eastAsia="Times New Roman"/>
         </w:rPr>
@@ -19727,235 +19833,9 @@
 <file path=word/numbering.xml><?xml version="1.0" encoding="utf-8"?>
 <w:numbering xmlns:wpc="http://schemas.microsoft.com/office/word/2010/wordprocessingCanvas" xmlns:cx="http://schemas.microsoft.com/office/drawing/2014/chartex" xmlns:cx1="http://schemas.microsoft.com/office/drawing/2015/9/8/chartex" xmlns:cx2="http://schemas.microsoft.com/office/drawing/2015/10/21/chartex" xmlns:cx3="http://schemas.microsoft.com/office/drawing/2016/5/9/chartex" xmlns:cx4="http://schemas.microsoft.com/office/drawing/2016/5/10/chartex" xmlns:cx5="http://schemas.microsoft.com/office/drawing/2016/5/11/chartex" xmlns:cx6="http://schemas.microsoft.com/office/drawing/2016/5/12/chartex" xmlns:cx7="http://schemas.microsoft.com/office/drawing/2016/5/13/chartex" xmlns:cx8="http://schemas.microsoft.com/office/drawing/2016/5/14/chartex" xmlns:mc="http://schemas.openxmlformats.org/markup-compatibility/2006" xmlns:aink="http://schemas.microsoft.com/office/drawing/2016/ink" xmlns:am3d="http://schemas.microsoft.com/office/drawing/2017/model3d" xmlns:o="urn:schemas-microsoft-com:office:office" xmlns:oel="http://schemas.microsoft.com/office/2019/extlst" xmlns:r="http://schemas.openxmlformats.org/officeDocument/2006/relationships" xmlns:m="http://schemas.openxmlformats.org/officeDocument/2006/math" xmlns:v="urn:schemas-microsoft-com:vml" xmlns:wp14="http://schemas.microsoft.com/office/word/2010/wordprocessingDrawing" xmlns:wp="http://schemas.openxmlformats.org/drawingml/2006/wordprocessingDrawing" xmlns:w10="urn:schemas-microsoft-com:office:word" xmlns:w="http://schemas.openxmlformats.org/wordprocessingml/2006/main" xmlns:w14="http://schemas.microsoft.com/office/word/2010/wordml" xmlns:w15="http://schemas.microsoft.com/office/word/2012/wordml" xmlns:w16cex="http://schemas.microsoft.com/office/word/2018/wordml/cex" xmlns:w16cid="http://schemas.microsoft.com/office/word/2016/wordml/cid" xmlns:w16="http://schemas.microsoft.com/office/word/2018/wordml" xmlns:w16du="http://schemas.microsoft.com/office/word/2023/wordml/word16du" xmlns:w16sdtdh="http://schemas.microsoft.com/office/word/2020/wordml/sdtdatahash" xmlns:w16sdtfl="http://schemas.microsoft.com/office/word/2024/wordml/sdtformatlock" xmlns:w16se="http://schemas.microsoft.com/office/word/2015/wordml/symex" xmlns:wpg="http://schemas.microsoft.com/office/word/2010/wordprocessingGroup" xmlns:wpi="http://schemas.microsoft.com/office/word/2010/wordprocessingInk" xmlns:wne="http://schemas.microsoft.com/office/word/2006/wordml" xmlns:wps="http://schemas.microsoft.com/office/word/2010/wordprocessingShape" mc:Ignorable="w14 w15 w16se w16cid w16 w16cex w16sdtdh w16sdtfl w16du wp14">
   <w:abstractNum w:abstractNumId="0" w15:restartNumberingAfterBreak="0">
-    <w:nsid w:val="07C24F22"/>
+    <w:nsid w:val="0D582CBE"/>
     <w:multiLevelType w:val="multilevel"/>
-    <w:tmpl w:val="002027F8"/>
-    <w:lvl w:ilvl="0">
-      <w:start w:val="1"/>
-      <w:numFmt w:val="decimal"/>
-      <w:lvlText w:val="%1."/>
-      <w:lvlJc w:val="left"/>
-      <w:pPr>
-        <w:tabs>
-          <w:tab w:val="num" w:pos="720"/>
-        </w:tabs>
-        <w:ind w:left="720" w:hanging="360"/>
-      </w:pPr>
-    </w:lvl>
-    <w:lvl w:ilvl="1" w:tentative="1">
-      <w:start w:val="1"/>
-      <w:numFmt w:val="decimal"/>
-      <w:lvlText w:val="%2."/>
-      <w:lvlJc w:val="left"/>
-      <w:pPr>
-        <w:tabs>
-          <w:tab w:val="num" w:pos="1440"/>
-        </w:tabs>
-        <w:ind w:left="1440" w:hanging="360"/>
-      </w:pPr>
-    </w:lvl>
-    <w:lvl w:ilvl="2" w:tentative="1">
-      <w:start w:val="1"/>
-      <w:numFmt w:val="decimal"/>
-      <w:lvlText w:val="%3."/>
-      <w:lvlJc w:val="left"/>
-      <w:pPr>
-        <w:tabs>
-          <w:tab w:val="num" w:pos="2160"/>
-        </w:tabs>
-        <w:ind w:left="2160" w:hanging="360"/>
-      </w:pPr>
-    </w:lvl>
-    <w:lvl w:ilvl="3" w:tentative="1">
-      <w:start w:val="1"/>
-      <w:numFmt w:val="decimal"/>
-      <w:lvlText w:val="%4."/>
-      <w:lvlJc w:val="left"/>
-      <w:pPr>
-        <w:tabs>
-          <w:tab w:val="num" w:pos="2880"/>
-        </w:tabs>
-        <w:ind w:left="2880" w:hanging="360"/>
-      </w:pPr>
-    </w:lvl>
-    <w:lvl w:ilvl="4" w:tentative="1">
-      <w:start w:val="1"/>
-      <w:numFmt w:val="decimal"/>
-      <w:lvlText w:val="%5."/>
-      <w:lvlJc w:val="left"/>
-      <w:pPr>
-        <w:tabs>
-          <w:tab w:val="num" w:pos="3600"/>
-        </w:tabs>
-        <w:ind w:left="3600" w:hanging="360"/>
-      </w:pPr>
-    </w:lvl>
-    <w:lvl w:ilvl="5" w:tentative="1">
-      <w:start w:val="1"/>
-      <w:numFmt w:val="decimal"/>
-      <w:lvlText w:val="%6."/>
-      <w:lvlJc w:val="left"/>
-      <w:pPr>
-        <w:tabs>
-          <w:tab w:val="num" w:pos="4320"/>
-        </w:tabs>
-        <w:ind w:left="4320" w:hanging="360"/>
-      </w:pPr>
-    </w:lvl>
-    <w:lvl w:ilvl="6" w:tentative="1">
-      <w:start w:val="1"/>
-      <w:numFmt w:val="decimal"/>
-      <w:lvlText w:val="%7."/>
-      <w:lvlJc w:val="left"/>
-      <w:pPr>
-        <w:tabs>
-          <w:tab w:val="num" w:pos="5040"/>
-        </w:tabs>
-        <w:ind w:left="5040" w:hanging="360"/>
-      </w:pPr>
-    </w:lvl>
-    <w:lvl w:ilvl="7" w:tentative="1">
-      <w:start w:val="1"/>
-      <w:numFmt w:val="decimal"/>
-      <w:lvlText w:val="%8."/>
-      <w:lvlJc w:val="left"/>
-      <w:pPr>
-        <w:tabs>
-          <w:tab w:val="num" w:pos="5760"/>
-        </w:tabs>
-        <w:ind w:left="5760" w:hanging="360"/>
-      </w:pPr>
-    </w:lvl>
-    <w:lvl w:ilvl="8" w:tentative="1">
-      <w:start w:val="1"/>
-      <w:numFmt w:val="decimal"/>
-      <w:lvlText w:val="%9."/>
-      <w:lvlJc w:val="left"/>
-      <w:pPr>
-        <w:tabs>
-          <w:tab w:val="num" w:pos="6480"/>
-        </w:tabs>
-        <w:ind w:left="6480" w:hanging="360"/>
-      </w:pPr>
-    </w:lvl>
-  </w:abstractNum>
-  <w:abstractNum w:abstractNumId="1" w15:restartNumberingAfterBreak="0">
-    <w:nsid w:val="28F90E9E"/>
-    <w:multiLevelType w:val="multilevel"/>
-    <w:tmpl w:val="0A54B888"/>
-    <w:lvl w:ilvl="0">
-      <w:start w:val="1"/>
-      <w:numFmt w:val="decimal"/>
-      <w:lvlText w:val="%1."/>
-      <w:lvlJc w:val="left"/>
-      <w:pPr>
-        <w:tabs>
-          <w:tab w:val="num" w:pos="720"/>
-        </w:tabs>
-        <w:ind w:left="720" w:hanging="360"/>
-      </w:pPr>
-    </w:lvl>
-    <w:lvl w:ilvl="1" w:tentative="1">
-      <w:start w:val="1"/>
-      <w:numFmt w:val="decimal"/>
-      <w:lvlText w:val="%2."/>
-      <w:lvlJc w:val="left"/>
-      <w:pPr>
-        <w:tabs>
-          <w:tab w:val="num" w:pos="1440"/>
-        </w:tabs>
-        <w:ind w:left="1440" w:hanging="360"/>
-      </w:pPr>
-    </w:lvl>
-    <w:lvl w:ilvl="2" w:tentative="1">
-      <w:start w:val="1"/>
-      <w:numFmt w:val="decimal"/>
-      <w:lvlText w:val="%3."/>
-      <w:lvlJc w:val="left"/>
-      <w:pPr>
-        <w:tabs>
-          <w:tab w:val="num" w:pos="2160"/>
-        </w:tabs>
-        <w:ind w:left="2160" w:hanging="360"/>
-      </w:pPr>
-    </w:lvl>
-    <w:lvl w:ilvl="3" w:tentative="1">
-      <w:start w:val="1"/>
-      <w:numFmt w:val="decimal"/>
-      <w:lvlText w:val="%4."/>
-      <w:lvlJc w:val="left"/>
-      <w:pPr>
-        <w:tabs>
-          <w:tab w:val="num" w:pos="2880"/>
-        </w:tabs>
-        <w:ind w:left="2880" w:hanging="360"/>
-      </w:pPr>
-    </w:lvl>
-    <w:lvl w:ilvl="4" w:tentative="1">
-      <w:start w:val="1"/>
-      <w:numFmt w:val="decimal"/>
-      <w:lvlText w:val="%5."/>
-      <w:lvlJc w:val="left"/>
-      <w:pPr>
-        <w:tabs>
-          <w:tab w:val="num" w:pos="3600"/>
-        </w:tabs>
-        <w:ind w:left="3600" w:hanging="360"/>
-      </w:pPr>
-    </w:lvl>
-    <w:lvl w:ilvl="5" w:tentative="1">
-      <w:start w:val="1"/>
-      <w:numFmt w:val="decimal"/>
-      <w:lvlText w:val="%6."/>
-      <w:lvlJc w:val="left"/>
-      <w:pPr>
-        <w:tabs>
-          <w:tab w:val="num" w:pos="4320"/>
-        </w:tabs>
-        <w:ind w:left="4320" w:hanging="360"/>
-      </w:pPr>
-    </w:lvl>
-    <w:lvl w:ilvl="6" w:tentative="1">
-      <w:start w:val="1"/>
-      <w:numFmt w:val="decimal"/>
-      <w:lvlText w:val="%7."/>
-      <w:lvlJc w:val="left"/>
-      <w:pPr>
-        <w:tabs>
-          <w:tab w:val="num" w:pos="5040"/>
-        </w:tabs>
-        <w:ind w:left="5040" w:hanging="360"/>
-      </w:pPr>
-    </w:lvl>
-    <w:lvl w:ilvl="7" w:tentative="1">
-      <w:start w:val="1"/>
-      <w:numFmt w:val="decimal"/>
-      <w:lvlText w:val="%8."/>
-      <w:lvlJc w:val="left"/>
-      <w:pPr>
-        <w:tabs>
-          <w:tab w:val="num" w:pos="5760"/>
-        </w:tabs>
-        <w:ind w:left="5760" w:hanging="360"/>
-      </w:pPr>
-    </w:lvl>
-    <w:lvl w:ilvl="8" w:tentative="1">
-      <w:start w:val="1"/>
-      <w:numFmt w:val="decimal"/>
-      <w:lvlText w:val="%9."/>
-      <w:lvlJc w:val="left"/>
-      <w:pPr>
-        <w:tabs>
-          <w:tab w:val="num" w:pos="6480"/>
-        </w:tabs>
-        <w:ind w:left="6480" w:hanging="360"/>
-      </w:pPr>
-    </w:lvl>
-  </w:abstractNum>
-  <w:abstractNum w:abstractNumId="2" w15:restartNumberingAfterBreak="0">
-    <w:nsid w:val="29B13559"/>
-    <w:multiLevelType w:val="multilevel"/>
-    <w:tmpl w:val="A3A8F04E"/>
+    <w:tmpl w:val="6F48930C"/>
     <w:lvl w:ilvl="0">
       <w:start w:val="1"/>
       <w:numFmt w:val="bullet"/>
@@ -20101,236 +19981,10 @@
       </w:rPr>
     </w:lvl>
   </w:abstractNum>
-  <w:abstractNum w:abstractNumId="3" w15:restartNumberingAfterBreak="0">
-    <w:nsid w:val="2C050474"/>
+  <w:abstractNum w:abstractNumId="1" w15:restartNumberingAfterBreak="0">
+    <w:nsid w:val="0EB44B2C"/>
     <w:multiLevelType w:val="multilevel"/>
-    <w:tmpl w:val="F6F4ADA6"/>
-    <w:lvl w:ilvl="0">
-      <w:start w:val="1"/>
-      <w:numFmt w:val="decimal"/>
-      <w:lvlText w:val="%1."/>
-      <w:lvlJc w:val="left"/>
-      <w:pPr>
-        <w:tabs>
-          <w:tab w:val="num" w:pos="720"/>
-        </w:tabs>
-        <w:ind w:left="720" w:hanging="360"/>
-      </w:pPr>
-    </w:lvl>
-    <w:lvl w:ilvl="1" w:tentative="1">
-      <w:start w:val="1"/>
-      <w:numFmt w:val="decimal"/>
-      <w:lvlText w:val="%2."/>
-      <w:lvlJc w:val="left"/>
-      <w:pPr>
-        <w:tabs>
-          <w:tab w:val="num" w:pos="1440"/>
-        </w:tabs>
-        <w:ind w:left="1440" w:hanging="360"/>
-      </w:pPr>
-    </w:lvl>
-    <w:lvl w:ilvl="2" w:tentative="1">
-      <w:start w:val="1"/>
-      <w:numFmt w:val="decimal"/>
-      <w:lvlText w:val="%3."/>
-      <w:lvlJc w:val="left"/>
-      <w:pPr>
-        <w:tabs>
-          <w:tab w:val="num" w:pos="2160"/>
-        </w:tabs>
-        <w:ind w:left="2160" w:hanging="360"/>
-      </w:pPr>
-    </w:lvl>
-    <w:lvl w:ilvl="3" w:tentative="1">
-      <w:start w:val="1"/>
-      <w:numFmt w:val="decimal"/>
-      <w:lvlText w:val="%4."/>
-      <w:lvlJc w:val="left"/>
-      <w:pPr>
-        <w:tabs>
-          <w:tab w:val="num" w:pos="2880"/>
-        </w:tabs>
-        <w:ind w:left="2880" w:hanging="360"/>
-      </w:pPr>
-    </w:lvl>
-    <w:lvl w:ilvl="4" w:tentative="1">
-      <w:start w:val="1"/>
-      <w:numFmt w:val="decimal"/>
-      <w:lvlText w:val="%5."/>
-      <w:lvlJc w:val="left"/>
-      <w:pPr>
-        <w:tabs>
-          <w:tab w:val="num" w:pos="3600"/>
-        </w:tabs>
-        <w:ind w:left="3600" w:hanging="360"/>
-      </w:pPr>
-    </w:lvl>
-    <w:lvl w:ilvl="5" w:tentative="1">
-      <w:start w:val="1"/>
-      <w:numFmt w:val="decimal"/>
-      <w:lvlText w:val="%6."/>
-      <w:lvlJc w:val="left"/>
-      <w:pPr>
-        <w:tabs>
-          <w:tab w:val="num" w:pos="4320"/>
-        </w:tabs>
-        <w:ind w:left="4320" w:hanging="360"/>
-      </w:pPr>
-    </w:lvl>
-    <w:lvl w:ilvl="6" w:tentative="1">
-      <w:start w:val="1"/>
-      <w:numFmt w:val="decimal"/>
-      <w:lvlText w:val="%7."/>
-      <w:lvlJc w:val="left"/>
-      <w:pPr>
-        <w:tabs>
-          <w:tab w:val="num" w:pos="5040"/>
-        </w:tabs>
-        <w:ind w:left="5040" w:hanging="360"/>
-      </w:pPr>
-    </w:lvl>
-    <w:lvl w:ilvl="7" w:tentative="1">
-      <w:start w:val="1"/>
-      <w:numFmt w:val="decimal"/>
-      <w:lvlText w:val="%8."/>
-      <w:lvlJc w:val="left"/>
-      <w:pPr>
-        <w:tabs>
-          <w:tab w:val="num" w:pos="5760"/>
-        </w:tabs>
-        <w:ind w:left="5760" w:hanging="360"/>
-      </w:pPr>
-    </w:lvl>
-    <w:lvl w:ilvl="8" w:tentative="1">
-      <w:start w:val="1"/>
-      <w:numFmt w:val="decimal"/>
-      <w:lvlText w:val="%9."/>
-      <w:lvlJc w:val="left"/>
-      <w:pPr>
-        <w:tabs>
-          <w:tab w:val="num" w:pos="6480"/>
-        </w:tabs>
-        <w:ind w:left="6480" w:hanging="360"/>
-      </w:pPr>
-    </w:lvl>
-  </w:abstractNum>
-  <w:abstractNum w:abstractNumId="4" w15:restartNumberingAfterBreak="0">
-    <w:nsid w:val="35803E52"/>
-    <w:multiLevelType w:val="multilevel"/>
-    <w:tmpl w:val="4766A558"/>
-    <w:lvl w:ilvl="0">
-      <w:start w:val="1"/>
-      <w:numFmt w:val="decimal"/>
-      <w:lvlText w:val="%1."/>
-      <w:lvlJc w:val="left"/>
-      <w:pPr>
-        <w:tabs>
-          <w:tab w:val="num" w:pos="720"/>
-        </w:tabs>
-        <w:ind w:left="720" w:hanging="360"/>
-      </w:pPr>
-    </w:lvl>
-    <w:lvl w:ilvl="1" w:tentative="1">
-      <w:start w:val="1"/>
-      <w:numFmt w:val="decimal"/>
-      <w:lvlText w:val="%2."/>
-      <w:lvlJc w:val="left"/>
-      <w:pPr>
-        <w:tabs>
-          <w:tab w:val="num" w:pos="1440"/>
-        </w:tabs>
-        <w:ind w:left="1440" w:hanging="360"/>
-      </w:pPr>
-    </w:lvl>
-    <w:lvl w:ilvl="2" w:tentative="1">
-      <w:start w:val="1"/>
-      <w:numFmt w:val="decimal"/>
-      <w:lvlText w:val="%3."/>
-      <w:lvlJc w:val="left"/>
-      <w:pPr>
-        <w:tabs>
-          <w:tab w:val="num" w:pos="2160"/>
-        </w:tabs>
-        <w:ind w:left="2160" w:hanging="360"/>
-      </w:pPr>
-    </w:lvl>
-    <w:lvl w:ilvl="3" w:tentative="1">
-      <w:start w:val="1"/>
-      <w:numFmt w:val="decimal"/>
-      <w:lvlText w:val="%4."/>
-      <w:lvlJc w:val="left"/>
-      <w:pPr>
-        <w:tabs>
-          <w:tab w:val="num" w:pos="2880"/>
-        </w:tabs>
-        <w:ind w:left="2880" w:hanging="360"/>
-      </w:pPr>
-    </w:lvl>
-    <w:lvl w:ilvl="4" w:tentative="1">
-      <w:start w:val="1"/>
-      <w:numFmt w:val="decimal"/>
-      <w:lvlText w:val="%5."/>
-      <w:lvlJc w:val="left"/>
-      <w:pPr>
-        <w:tabs>
-          <w:tab w:val="num" w:pos="3600"/>
-        </w:tabs>
-        <w:ind w:left="3600" w:hanging="360"/>
-      </w:pPr>
-    </w:lvl>
-    <w:lvl w:ilvl="5" w:tentative="1">
-      <w:start w:val="1"/>
-      <w:numFmt w:val="decimal"/>
-      <w:lvlText w:val="%6."/>
-      <w:lvlJc w:val="left"/>
-      <w:pPr>
-        <w:tabs>
-          <w:tab w:val="num" w:pos="4320"/>
-        </w:tabs>
-        <w:ind w:left="4320" w:hanging="360"/>
-      </w:pPr>
-    </w:lvl>
-    <w:lvl w:ilvl="6" w:tentative="1">
-      <w:start w:val="1"/>
-      <w:numFmt w:val="decimal"/>
-      <w:lvlText w:val="%7."/>
-      <w:lvlJc w:val="left"/>
-      <w:pPr>
-        <w:tabs>
-          <w:tab w:val="num" w:pos="5040"/>
-        </w:tabs>
-        <w:ind w:left="5040" w:hanging="360"/>
-      </w:pPr>
-    </w:lvl>
-    <w:lvl w:ilvl="7" w:tentative="1">
-      <w:start w:val="1"/>
-      <w:numFmt w:val="decimal"/>
-      <w:lvlText w:val="%8."/>
-      <w:lvlJc w:val="left"/>
-      <w:pPr>
-        <w:tabs>
-          <w:tab w:val="num" w:pos="5760"/>
-        </w:tabs>
-        <w:ind w:left="5760" w:hanging="360"/>
-      </w:pPr>
-    </w:lvl>
-    <w:lvl w:ilvl="8" w:tentative="1">
-      <w:start w:val="1"/>
-      <w:numFmt w:val="decimal"/>
-      <w:lvlText w:val="%9."/>
-      <w:lvlJc w:val="left"/>
-      <w:pPr>
-        <w:tabs>
-          <w:tab w:val="num" w:pos="6480"/>
-        </w:tabs>
-        <w:ind w:left="6480" w:hanging="360"/>
-      </w:pPr>
-    </w:lvl>
-  </w:abstractNum>
-  <w:abstractNum w:abstractNumId="5" w15:restartNumberingAfterBreak="0">
-    <w:nsid w:val="39664FC6"/>
-    <w:multiLevelType w:val="multilevel"/>
-    <w:tmpl w:val="38661BBA"/>
+    <w:tmpl w:val="29167FAE"/>
     <w:lvl w:ilvl="0">
       <w:start w:val="1"/>
       <w:numFmt w:val="bullet"/>
@@ -20476,10 +20130,10 @@
       </w:rPr>
     </w:lvl>
   </w:abstractNum>
-  <w:abstractNum w:abstractNumId="6" w15:restartNumberingAfterBreak="0">
-    <w:nsid w:val="3F515486"/>
+  <w:abstractNum w:abstractNumId="2" w15:restartNumberingAfterBreak="0">
+    <w:nsid w:val="18B75C40"/>
     <w:multiLevelType w:val="multilevel"/>
-    <w:tmpl w:val="A3B032C6"/>
+    <w:tmpl w:val="BF906FB4"/>
     <w:lvl w:ilvl="0">
       <w:start w:val="1"/>
       <w:numFmt w:val="bullet"/>
@@ -20625,10 +20279,123 @@
       </w:rPr>
     </w:lvl>
   </w:abstractNum>
-  <w:abstractNum w:abstractNumId="7" w15:restartNumberingAfterBreak="0">
-    <w:nsid w:val="61814D85"/>
+  <w:abstractNum w:abstractNumId="3" w15:restartNumberingAfterBreak="0">
+    <w:nsid w:val="235D6039"/>
     <w:multiLevelType w:val="multilevel"/>
-    <w:tmpl w:val="5FA0E7CA"/>
+    <w:tmpl w:val="746AA4FA"/>
+    <w:lvl w:ilvl="0">
+      <w:start w:val="1"/>
+      <w:numFmt w:val="decimal"/>
+      <w:lvlText w:val="%1."/>
+      <w:lvlJc w:val="left"/>
+      <w:pPr>
+        <w:tabs>
+          <w:tab w:val="num" w:pos="720"/>
+        </w:tabs>
+        <w:ind w:left="720" w:hanging="360"/>
+      </w:pPr>
+    </w:lvl>
+    <w:lvl w:ilvl="1" w:tentative="1">
+      <w:start w:val="1"/>
+      <w:numFmt w:val="decimal"/>
+      <w:lvlText w:val="%2."/>
+      <w:lvlJc w:val="left"/>
+      <w:pPr>
+        <w:tabs>
+          <w:tab w:val="num" w:pos="1440"/>
+        </w:tabs>
+        <w:ind w:left="1440" w:hanging="360"/>
+      </w:pPr>
+    </w:lvl>
+    <w:lvl w:ilvl="2" w:tentative="1">
+      <w:start w:val="1"/>
+      <w:numFmt w:val="decimal"/>
+      <w:lvlText w:val="%3."/>
+      <w:lvlJc w:val="left"/>
+      <w:pPr>
+        <w:tabs>
+          <w:tab w:val="num" w:pos="2160"/>
+        </w:tabs>
+        <w:ind w:left="2160" w:hanging="360"/>
+      </w:pPr>
+    </w:lvl>
+    <w:lvl w:ilvl="3" w:tentative="1">
+      <w:start w:val="1"/>
+      <w:numFmt w:val="decimal"/>
+      <w:lvlText w:val="%4."/>
+      <w:lvlJc w:val="left"/>
+      <w:pPr>
+        <w:tabs>
+          <w:tab w:val="num" w:pos="2880"/>
+        </w:tabs>
+        <w:ind w:left="2880" w:hanging="360"/>
+      </w:pPr>
+    </w:lvl>
+    <w:lvl w:ilvl="4" w:tentative="1">
+      <w:start w:val="1"/>
+      <w:numFmt w:val="decimal"/>
+      <w:lvlText w:val="%5."/>
+      <w:lvlJc w:val="left"/>
+      <w:pPr>
+        <w:tabs>
+          <w:tab w:val="num" w:pos="3600"/>
+        </w:tabs>
+        <w:ind w:left="3600" w:hanging="360"/>
+      </w:pPr>
+    </w:lvl>
+    <w:lvl w:ilvl="5" w:tentative="1">
+      <w:start w:val="1"/>
+      <w:numFmt w:val="decimal"/>
+      <w:lvlText w:val="%6."/>
+      <w:lvlJc w:val="left"/>
+      <w:pPr>
+        <w:tabs>
+          <w:tab w:val="num" w:pos="4320"/>
+        </w:tabs>
+        <w:ind w:left="4320" w:hanging="360"/>
+      </w:pPr>
+    </w:lvl>
+    <w:lvl w:ilvl="6" w:tentative="1">
+      <w:start w:val="1"/>
+      <w:numFmt w:val="decimal"/>
+      <w:lvlText w:val="%7."/>
+      <w:lvlJc w:val="left"/>
+      <w:pPr>
+        <w:tabs>
+          <w:tab w:val="num" w:pos="5040"/>
+        </w:tabs>
+        <w:ind w:left="5040" w:hanging="360"/>
+      </w:pPr>
+    </w:lvl>
+    <w:lvl w:ilvl="7" w:tentative="1">
+      <w:start w:val="1"/>
+      <w:numFmt w:val="decimal"/>
+      <w:lvlText w:val="%8."/>
+      <w:lvlJc w:val="left"/>
+      <w:pPr>
+        <w:tabs>
+          <w:tab w:val="num" w:pos="5760"/>
+        </w:tabs>
+        <w:ind w:left="5760" w:hanging="360"/>
+      </w:pPr>
+    </w:lvl>
+    <w:lvl w:ilvl="8" w:tentative="1">
+      <w:start w:val="1"/>
+      <w:numFmt w:val="decimal"/>
+      <w:lvlText w:val="%9."/>
+      <w:lvlJc w:val="left"/>
+      <w:pPr>
+        <w:tabs>
+          <w:tab w:val="num" w:pos="6480"/>
+        </w:tabs>
+        <w:ind w:left="6480" w:hanging="360"/>
+      </w:pPr>
+    </w:lvl>
+  </w:abstractNum>
+  <w:abstractNum w:abstractNumId="4" w15:restartNumberingAfterBreak="0">
+    <w:nsid w:val="48BD2C71"/>
+    <w:multiLevelType w:val="multilevel"/>
+    <w:tmpl w:val="26EEC718"/>
     <w:lvl w:ilvl="0">
       <w:start w:val="1"/>
       <w:numFmt w:val="bullet"/>
@@ -20774,10 +20541,10 @@
       </w:rPr>
     </w:lvl>
   </w:abstractNum>
-  <w:abstractNum w:abstractNumId="8" w15:restartNumberingAfterBreak="0">
-    <w:nsid w:val="619E29D8"/>
+  <w:abstractNum w:abstractNumId="5" w15:restartNumberingAfterBreak="0">
+    <w:nsid w:val="55530A72"/>
     <w:multiLevelType w:val="multilevel"/>
-    <w:tmpl w:val="0C346EEA"/>
+    <w:tmpl w:val="EE3C2852"/>
     <w:lvl w:ilvl="0">
       <w:start w:val="1"/>
       <w:numFmt w:val="decimal"/>
@@ -20887,10 +20654,10 @@
       </w:pPr>
     </w:lvl>
   </w:abstractNum>
-  <w:abstractNum w:abstractNumId="9" w15:restartNumberingAfterBreak="0">
-    <w:nsid w:val="7086205B"/>
+  <w:abstractNum w:abstractNumId="6" w15:restartNumberingAfterBreak="0">
+    <w:nsid w:val="5D8166EF"/>
     <w:multiLevelType w:val="multilevel"/>
-    <w:tmpl w:val="D4EC0660"/>
+    <w:tmpl w:val="5C0E0358"/>
     <w:lvl w:ilvl="0">
       <w:start w:val="1"/>
       <w:numFmt w:val="decimal"/>
@@ -21000,10 +20767,349 @@
       </w:pPr>
     </w:lvl>
   </w:abstractNum>
+  <w:abstractNum w:abstractNumId="7" w15:restartNumberingAfterBreak="0">
+    <w:nsid w:val="61B81D89"/>
+    <w:multiLevelType w:val="multilevel"/>
+    <w:tmpl w:val="A31AC49E"/>
+    <w:lvl w:ilvl="0">
+      <w:start w:val="1"/>
+      <w:numFmt w:val="decimal"/>
+      <w:lvlText w:val="%1."/>
+      <w:lvlJc w:val="left"/>
+      <w:pPr>
+        <w:tabs>
+          <w:tab w:val="num" w:pos="720"/>
+        </w:tabs>
+        <w:ind w:left="720" w:hanging="360"/>
+      </w:pPr>
+    </w:lvl>
+    <w:lvl w:ilvl="1" w:tentative="1">
+      <w:start w:val="1"/>
+      <w:numFmt w:val="decimal"/>
+      <w:lvlText w:val="%2."/>
+      <w:lvlJc w:val="left"/>
+      <w:pPr>
+        <w:tabs>
+          <w:tab w:val="num" w:pos="1440"/>
+        </w:tabs>
+        <w:ind w:left="1440" w:hanging="360"/>
+      </w:pPr>
+    </w:lvl>
+    <w:lvl w:ilvl="2" w:tentative="1">
+      <w:start w:val="1"/>
+      <w:numFmt w:val="decimal"/>
+      <w:lvlText w:val="%3."/>
+      <w:lvlJc w:val="left"/>
+      <w:pPr>
+        <w:tabs>
+          <w:tab w:val="num" w:pos="2160"/>
+        </w:tabs>
+        <w:ind w:left="2160" w:hanging="360"/>
+      </w:pPr>
+    </w:lvl>
+    <w:lvl w:ilvl="3" w:tentative="1">
+      <w:start w:val="1"/>
+      <w:numFmt w:val="decimal"/>
+      <w:lvlText w:val="%4."/>
+      <w:lvlJc w:val="left"/>
+      <w:pPr>
+        <w:tabs>
+          <w:tab w:val="num" w:pos="2880"/>
+        </w:tabs>
+        <w:ind w:left="2880" w:hanging="360"/>
+      </w:pPr>
+    </w:lvl>
+    <w:lvl w:ilvl="4" w:tentative="1">
+      <w:start w:val="1"/>
+      <w:numFmt w:val="decimal"/>
+      <w:lvlText w:val="%5."/>
+      <w:lvlJc w:val="left"/>
+      <w:pPr>
+        <w:tabs>
+          <w:tab w:val="num" w:pos="3600"/>
+        </w:tabs>
+        <w:ind w:left="3600" w:hanging="360"/>
+      </w:pPr>
+    </w:lvl>
+    <w:lvl w:ilvl="5" w:tentative="1">
+      <w:start w:val="1"/>
+      <w:numFmt w:val="decimal"/>
+      <w:lvlText w:val="%6."/>
+      <w:lvlJc w:val="left"/>
+      <w:pPr>
+        <w:tabs>
+          <w:tab w:val="num" w:pos="4320"/>
+        </w:tabs>
+        <w:ind w:left="4320" w:hanging="360"/>
+      </w:pPr>
+    </w:lvl>
+    <w:lvl w:ilvl="6" w:tentative="1">
+      <w:start w:val="1"/>
+      <w:numFmt w:val="decimal"/>
+      <w:lvlText w:val="%7."/>
+      <w:lvlJc w:val="left"/>
+      <w:pPr>
+        <w:tabs>
+          <w:tab w:val="num" w:pos="5040"/>
+        </w:tabs>
+        <w:ind w:left="5040" w:hanging="360"/>
+      </w:pPr>
+    </w:lvl>
+    <w:lvl w:ilvl="7" w:tentative="1">
+      <w:start w:val="1"/>
+      <w:numFmt w:val="decimal"/>
+      <w:lvlText w:val="%8."/>
+      <w:lvlJc w:val="left"/>
+      <w:pPr>
+        <w:tabs>
+          <w:tab w:val="num" w:pos="5760"/>
+        </w:tabs>
+        <w:ind w:left="5760" w:hanging="360"/>
+      </w:pPr>
+    </w:lvl>
+    <w:lvl w:ilvl="8" w:tentative="1">
+      <w:start w:val="1"/>
+      <w:numFmt w:val="decimal"/>
+      <w:lvlText w:val="%9."/>
+      <w:lvlJc w:val="left"/>
+      <w:pPr>
+        <w:tabs>
+          <w:tab w:val="num" w:pos="6480"/>
+        </w:tabs>
+        <w:ind w:left="6480" w:hanging="360"/>
+      </w:pPr>
+    </w:lvl>
+  </w:abstractNum>
+  <w:abstractNum w:abstractNumId="8" w15:restartNumberingAfterBreak="0">
+    <w:nsid w:val="6C6F38EB"/>
+    <w:multiLevelType w:val="multilevel"/>
+    <w:tmpl w:val="A0F680EC"/>
+    <w:lvl w:ilvl="0">
+      <w:start w:val="1"/>
+      <w:numFmt w:val="decimal"/>
+      <w:lvlText w:val="%1."/>
+      <w:lvlJc w:val="left"/>
+      <w:pPr>
+        <w:tabs>
+          <w:tab w:val="num" w:pos="720"/>
+        </w:tabs>
+        <w:ind w:left="720" w:hanging="360"/>
+      </w:pPr>
+    </w:lvl>
+    <w:lvl w:ilvl="1" w:tentative="1">
+      <w:start w:val="1"/>
+      <w:numFmt w:val="decimal"/>
+      <w:lvlText w:val="%2."/>
+      <w:lvlJc w:val="left"/>
+      <w:pPr>
+        <w:tabs>
+          <w:tab w:val="num" w:pos="1440"/>
+        </w:tabs>
+        <w:ind w:left="1440" w:hanging="360"/>
+      </w:pPr>
+    </w:lvl>
+    <w:lvl w:ilvl="2" w:tentative="1">
+      <w:start w:val="1"/>
+      <w:numFmt w:val="decimal"/>
+      <w:lvlText w:val="%3."/>
+      <w:lvlJc w:val="left"/>
+      <w:pPr>
+        <w:tabs>
+          <w:tab w:val="num" w:pos="2160"/>
+        </w:tabs>
+        <w:ind w:left="2160" w:hanging="360"/>
+      </w:pPr>
+    </w:lvl>
+    <w:lvl w:ilvl="3" w:tentative="1">
+      <w:start w:val="1"/>
+      <w:numFmt w:val="decimal"/>
+      <w:lvlText w:val="%4."/>
+      <w:lvlJc w:val="left"/>
+      <w:pPr>
+        <w:tabs>
+          <w:tab w:val="num" w:pos="2880"/>
+        </w:tabs>
+        <w:ind w:left="2880" w:hanging="360"/>
+      </w:pPr>
+    </w:lvl>
+    <w:lvl w:ilvl="4" w:tentative="1">
+      <w:start w:val="1"/>
+      <w:numFmt w:val="decimal"/>
+      <w:lvlText w:val="%5."/>
+      <w:lvlJc w:val="left"/>
+      <w:pPr>
+        <w:tabs>
+          <w:tab w:val="num" w:pos="3600"/>
+        </w:tabs>
+        <w:ind w:left="3600" w:hanging="360"/>
+      </w:pPr>
+    </w:lvl>
+    <w:lvl w:ilvl="5" w:tentative="1">
+      <w:start w:val="1"/>
+      <w:numFmt w:val="decimal"/>
+      <w:lvlText w:val="%6."/>
+      <w:lvlJc w:val="left"/>
+      <w:pPr>
+        <w:tabs>
+          <w:tab w:val="num" w:pos="4320"/>
+        </w:tabs>
+        <w:ind w:left="4320" w:hanging="360"/>
+      </w:pPr>
+    </w:lvl>
+    <w:lvl w:ilvl="6" w:tentative="1">
+      <w:start w:val="1"/>
+      <w:numFmt w:val="decimal"/>
+      <w:lvlText w:val="%7."/>
+      <w:lvlJc w:val="left"/>
+      <w:pPr>
+        <w:tabs>
+          <w:tab w:val="num" w:pos="5040"/>
+        </w:tabs>
+        <w:ind w:left="5040" w:hanging="360"/>
+      </w:pPr>
+    </w:lvl>
+    <w:lvl w:ilvl="7" w:tentative="1">
+      <w:start w:val="1"/>
+      <w:numFmt w:val="decimal"/>
+      <w:lvlText w:val="%8."/>
+      <w:lvlJc w:val="left"/>
+      <w:pPr>
+        <w:tabs>
+          <w:tab w:val="num" w:pos="5760"/>
+        </w:tabs>
+        <w:ind w:left="5760" w:hanging="360"/>
+      </w:pPr>
+    </w:lvl>
+    <w:lvl w:ilvl="8" w:tentative="1">
+      <w:start w:val="1"/>
+      <w:numFmt w:val="decimal"/>
+      <w:lvlText w:val="%9."/>
+      <w:lvlJc w:val="left"/>
+      <w:pPr>
+        <w:tabs>
+          <w:tab w:val="num" w:pos="6480"/>
+        </w:tabs>
+        <w:ind w:left="6480" w:hanging="360"/>
+      </w:pPr>
+    </w:lvl>
+  </w:abstractNum>
+  <w:abstractNum w:abstractNumId="9" w15:restartNumberingAfterBreak="0">
+    <w:nsid w:val="6DFC1B1E"/>
+    <w:multiLevelType w:val="multilevel"/>
+    <w:tmpl w:val="F90CD7E4"/>
+    <w:lvl w:ilvl="0">
+      <w:start w:val="1"/>
+      <w:numFmt w:val="decimal"/>
+      <w:lvlText w:val="%1."/>
+      <w:lvlJc w:val="left"/>
+      <w:pPr>
+        <w:tabs>
+          <w:tab w:val="num" w:pos="720"/>
+        </w:tabs>
+        <w:ind w:left="720" w:hanging="360"/>
+      </w:pPr>
+    </w:lvl>
+    <w:lvl w:ilvl="1" w:tentative="1">
+      <w:start w:val="1"/>
+      <w:numFmt w:val="decimal"/>
+      <w:lvlText w:val="%2."/>
+      <w:lvlJc w:val="left"/>
+      <w:pPr>
+        <w:tabs>
+          <w:tab w:val="num" w:pos="1440"/>
+        </w:tabs>
+        <w:ind w:left="1440" w:hanging="360"/>
+      </w:pPr>
+    </w:lvl>
+    <w:lvl w:ilvl="2" w:tentative="1">
+      <w:start w:val="1"/>
+      <w:numFmt w:val="decimal"/>
+      <w:lvlText w:val="%3."/>
+      <w:lvlJc w:val="left"/>
+      <w:pPr>
+        <w:tabs>
+          <w:tab w:val="num" w:pos="2160"/>
+        </w:tabs>
+        <w:ind w:left="2160" w:hanging="360"/>
+      </w:pPr>
+    </w:lvl>
+    <w:lvl w:ilvl="3" w:tentative="1">
+      <w:start w:val="1"/>
+      <w:numFmt w:val="decimal"/>
+      <w:lvlText w:val="%4."/>
+      <w:lvlJc w:val="left"/>
+      <w:pPr>
+        <w:tabs>
+          <w:tab w:val="num" w:pos="2880"/>
+        </w:tabs>
+        <w:ind w:left="2880" w:hanging="360"/>
+      </w:pPr>
+    </w:lvl>
+    <w:lvl w:ilvl="4" w:tentative="1">
+      <w:start w:val="1"/>
+      <w:numFmt w:val="decimal"/>
+      <w:lvlText w:val="%5."/>
+      <w:lvlJc w:val="left"/>
+      <w:pPr>
+        <w:tabs>
+          <w:tab w:val="num" w:pos="3600"/>
+        </w:tabs>
+        <w:ind w:left="3600" w:hanging="360"/>
+      </w:pPr>
+    </w:lvl>
+    <w:lvl w:ilvl="5" w:tentative="1">
+      <w:start w:val="1"/>
+      <w:numFmt w:val="decimal"/>
+      <w:lvlText w:val="%6."/>
+      <w:lvlJc w:val="left"/>
+      <w:pPr>
+        <w:tabs>
+          <w:tab w:val="num" w:pos="4320"/>
+        </w:tabs>
+        <w:ind w:left="4320" w:hanging="360"/>
+      </w:pPr>
+    </w:lvl>
+    <w:lvl w:ilvl="6" w:tentative="1">
+      <w:start w:val="1"/>
+      <w:numFmt w:val="decimal"/>
+      <w:lvlText w:val="%7."/>
+      <w:lvlJc w:val="left"/>
+      <w:pPr>
+        <w:tabs>
+          <w:tab w:val="num" w:pos="5040"/>
+        </w:tabs>
+        <w:ind w:left="5040" w:hanging="360"/>
+      </w:pPr>
+    </w:lvl>
+    <w:lvl w:ilvl="7" w:tentative="1">
+      <w:start w:val="1"/>
+      <w:numFmt w:val="decimal"/>
+      <w:lvlText w:val="%8."/>
+      <w:lvlJc w:val="left"/>
+      <w:pPr>
+        <w:tabs>
+          <w:tab w:val="num" w:pos="5760"/>
+        </w:tabs>
+        <w:ind w:left="5760" w:hanging="360"/>
+      </w:pPr>
+    </w:lvl>
+    <w:lvl w:ilvl="8" w:tentative="1">
+      <w:start w:val="1"/>
+      <w:numFmt w:val="decimal"/>
+      <w:lvlText w:val="%9."/>
+      <w:lvlJc w:val="left"/>
+      <w:pPr>
+        <w:tabs>
+          <w:tab w:val="num" w:pos="6480"/>
+        </w:tabs>
+        <w:ind w:left="6480" w:hanging="360"/>
+      </w:pPr>
+    </w:lvl>
+  </w:abstractNum>
   <w:abstractNum w:abstractNumId="10" w15:restartNumberingAfterBreak="0">
-    <w:nsid w:val="7285284C"/>
+    <w:nsid w:val="721A1AB0"/>
     <w:multiLevelType w:val="multilevel"/>
-    <w:tmpl w:val="3092C716"/>
+    <w:tmpl w:val="24AA169E"/>
     <w:lvl w:ilvl="0">
       <w:start w:val="1"/>
       <w:numFmt w:val="bullet"/>
@@ -21150,9 +21256,9 @@
     </w:lvl>
   </w:abstractNum>
   <w:abstractNum w:abstractNumId="11" w15:restartNumberingAfterBreak="0">
-    <w:nsid w:val="7569124C"/>
+    <w:nsid w:val="74F23493"/>
     <w:multiLevelType w:val="multilevel"/>
-    <w:tmpl w:val="36EED016"/>
+    <w:tmpl w:val="4D38F550"/>
     <w:lvl w:ilvl="0">
       <w:start w:val="1"/>
       <w:numFmt w:val="decimal"/>
@@ -21263,9 +21369,9 @@
     </w:lvl>
   </w:abstractNum>
   <w:abstractNum w:abstractNumId="12" w15:restartNumberingAfterBreak="0">
-    <w:nsid w:val="7AFA15A9"/>
+    <w:nsid w:val="79C37420"/>
     <w:multiLevelType w:val="multilevel"/>
-    <w:tmpl w:val="64347CB2"/>
+    <w:tmpl w:val="8C2AA9FC"/>
     <w:lvl w:ilvl="0">
       <w:start w:val="1"/>
       <w:numFmt w:val="decimal"/>
@@ -21375,44 +21481,44 @@
       </w:pPr>
     </w:lvl>
   </w:abstractNum>
-  <w:num w:numId="1" w16cid:durableId="2034650952">
+  <w:num w:numId="1" w16cid:durableId="1504660940">
+    <w:abstractNumId w:val="2"/>
+  </w:num>
+  <w:num w:numId="2" w16cid:durableId="1670906598">
+    <w:abstractNumId w:val="9"/>
+  </w:num>
+  <w:num w:numId="3" w16cid:durableId="230233741">
+    <w:abstractNumId w:val="5"/>
+  </w:num>
+  <w:num w:numId="4" w16cid:durableId="942372646">
     <w:abstractNumId w:val="7"/>
   </w:num>
-  <w:num w:numId="2" w16cid:durableId="1408723530">
+  <w:num w:numId="5" w16cid:durableId="1575165435">
+    <w:abstractNumId w:val="11"/>
+  </w:num>
+  <w:num w:numId="6" w16cid:durableId="1677340578">
+    <w:abstractNumId w:val="6"/>
+  </w:num>
+  <w:num w:numId="7" w16cid:durableId="56898896">
+    <w:abstractNumId w:val="10"/>
+  </w:num>
+  <w:num w:numId="8" w16cid:durableId="1728725225">
+    <w:abstractNumId w:val="12"/>
+  </w:num>
+  <w:num w:numId="9" w16cid:durableId="1627465911">
     <w:abstractNumId w:val="1"/>
   </w:num>
-  <w:num w:numId="3" w16cid:durableId="851605538">
-    <w:abstractNumId w:val="11"/>
-  </w:num>
-  <w:num w:numId="4" w16cid:durableId="1848670243">
-    <w:abstractNumId w:val="9"/>
-  </w:num>
-  <w:num w:numId="5" w16cid:durableId="898369133">
+  <w:num w:numId="10" w16cid:durableId="1236941683">
     <w:abstractNumId w:val="3"/>
   </w:num>
-  <w:num w:numId="6" w16cid:durableId="620696282">
-    <w:abstractNumId w:val="12"/>
-  </w:num>
-  <w:num w:numId="7" w16cid:durableId="157769317">
-    <w:abstractNumId w:val="5"/>
-  </w:num>
-  <w:num w:numId="8" w16cid:durableId="1289504881">
-    <w:abstractNumId w:val="0"/>
-  </w:num>
-  <w:num w:numId="9" w16cid:durableId="825781827">
-    <w:abstractNumId w:val="6"/>
-  </w:num>
-  <w:num w:numId="10" w16cid:durableId="1042944755">
+  <w:num w:numId="11" w16cid:durableId="1130440403">
     <w:abstractNumId w:val="8"/>
   </w:num>
-  <w:num w:numId="11" w16cid:durableId="1598321634">
+  <w:num w:numId="12" w16cid:durableId="1137455106">
     <w:abstractNumId w:val="4"/>
   </w:num>
-  <w:num w:numId="12" w16cid:durableId="1418668090">
-    <w:abstractNumId w:val="2"/>
-  </w:num>
-  <w:num w:numId="13" w16cid:durableId="366758530">
-    <w:abstractNumId w:val="10"/>
+  <w:num w:numId="13" w16cid:durableId="1332754847">
+    <w:abstractNumId w:val="0"/>
   </w:num>
 </w:numbering>
 </file>
@@ -22167,7 +22273,7 @@
     <w:link w:val="HeaderChar"/>
     <w:uiPriority w:val="99"/>
     <w:unhideWhenUsed/>
-    <w:rsid w:val="00E6447B"/>
+    <w:rsid w:val="001D77D5"/>
     <w:pPr>
       <w:tabs>
         <w:tab w:val="center" w:pos="4680"/>
@@ -22180,7 +22286,7 @@
     <w:basedOn w:val="DefaultParagraphFont"/>
     <w:link w:val="Header"/>
     <w:uiPriority w:val="99"/>
-    <w:rsid w:val="00E6447B"/>
+    <w:rsid w:val="001D77D5"/>
     <w:rPr>
       <w:rFonts w:eastAsiaTheme="minorEastAsia"/>
       <w:sz w:val="24"/>
@@ -22193,7 +22299,7 @@
     <w:link w:val="FooterChar"/>
     <w:uiPriority w:val="99"/>
     <w:unhideWhenUsed/>
-    <w:rsid w:val="00E6447B"/>
+    <w:rsid w:val="001D77D5"/>
     <w:pPr>
       <w:tabs>
         <w:tab w:val="center" w:pos="4680"/>
@@ -22206,7 +22312,7 @@
     <w:basedOn w:val="DefaultParagraphFont"/>
     <w:link w:val="Footer"/>
     <w:uiPriority w:val="99"/>
-    <w:rsid w:val="00E6447B"/>
+    <w:rsid w:val="001D77D5"/>
     <w:rPr>
       <w:rFonts w:eastAsiaTheme="minorEastAsia"/>
       <w:sz w:val="24"/>
@@ -22219,7 +22325,7 @@
     <w:uiPriority w:val="99"/>
     <w:semiHidden/>
     <w:unhideWhenUsed/>
-    <w:rsid w:val="00E6447B"/>
+    <w:rsid w:val="001D77D5"/>
   </w:style>
   <w:style w:type="character" w:styleId="Hyperlink">
     <w:name w:val="Hyperlink"/>
@@ -22227,7 +22333,7 @@
     <w:uiPriority w:val="99"/>
     <w:semiHidden/>
     <w:unhideWhenUsed/>
-    <w:rsid w:val="00E6447B"/>
+    <w:rsid w:val="001D77D5"/>
     <w:rPr>
       <w:color w:val="auto"/>
       <w:u w:val="single"/>
@@ -22240,7 +22346,7 @@
     <w:autoRedefine/>
     <w:uiPriority w:val="39"/>
     <w:unhideWhenUsed/>
-    <w:rsid w:val="00E6447B"/>
+    <w:rsid w:val="001D77D5"/>
     <w:pPr>
       <w:spacing w:after="100" w:line="360" w:lineRule="auto"/>
     </w:pPr>
@@ -22252,7 +22358,7 @@
     <w:autoRedefine/>
     <w:uiPriority w:val="39"/>
     <w:unhideWhenUsed/>
-    <w:rsid w:val="00E6447B"/>
+    <w:rsid w:val="001D77D5"/>
     <w:pPr>
       <w:spacing w:after="100" w:line="360" w:lineRule="auto"/>
       <w:ind w:left="240"/>
@@ -22266,7 +22372,7 @@
     <w:uiPriority w:val="39"/>
     <w:semiHidden/>
     <w:unhideWhenUsed/>
-    <w:rsid w:val="00E6447B"/>
+    <w:rsid w:val="001D77D5"/>
     <w:pPr>
       <w:spacing w:after="100" w:line="360" w:lineRule="auto"/>
       <w:ind w:left="480"/>

--- a/gem_expert/docs/Gemstone_Identification_Assistant_User_Manual.docx
+++ b/gem_expert/docs/Gemstone_Identification_Assistant_User_Manual.docx
@@ -67,7 +67,7 @@
           <w:noProof/>
         </w:rPr>
         <w:drawing>
-          <wp:inline distT="0" distB="0" distL="0" distR="0" wp14:anchorId="17F9BB44" wp14:editId="72AC82CC">
+          <wp:inline distT="0" distB="0" distL="0" distR="0" wp14:anchorId="7443F561" wp14:editId="7883B0ED">
             <wp:extent cx="4572635" cy="3028315"/>
             <wp:effectExtent l="0" t="0" r="0" b="635"/>
             <wp:docPr id="1" name="Picture 1"/>
@@ -225,7 +225,7 @@
         <w:rPr>
           <w:noProof/>
         </w:rPr>
-        <w:instrText xml:space="preserve"> PAGEREF _Toc241595864 \h </w:instrText>
+        <w:instrText xml:space="preserve"> PAGEREF _Toc241602185 \h </w:instrText>
       </w:r>
       <w:r>
         <w:rPr>
@@ -287,7 +287,7 @@
         <w:rPr>
           <w:noProof/>
         </w:rPr>
-        <w:instrText xml:space="preserve"> PAGEREF _Toc241595865 \h </w:instrText>
+        <w:instrText xml:space="preserve"> PAGEREF _Toc241602186 \h </w:instrText>
       </w:r>
       <w:r>
         <w:rPr>
@@ -349,7 +349,7 @@
         <w:rPr>
           <w:noProof/>
         </w:rPr>
-        <w:instrText xml:space="preserve"> PAGEREF _Toc241595866 \h </w:instrText>
+        <w:instrText xml:space="preserve"> PAGEREF _Toc241602187 \h </w:instrText>
       </w:r>
       <w:r>
         <w:rPr>
@@ -366,7 +366,7 @@
         <w:rPr>
           <w:noProof/>
         </w:rPr>
-        <w:t>4</w:t>
+        <w:t>5</w:t>
       </w:r>
       <w:r>
         <w:rPr>
@@ -411,7 +411,7 @@
         <w:rPr>
           <w:noProof/>
         </w:rPr>
-        <w:instrText xml:space="preserve"> PAGEREF _Toc241595867 \h </w:instrText>
+        <w:instrText xml:space="preserve"> PAGEREF _Toc241602188 \h </w:instrText>
       </w:r>
       <w:r>
         <w:rPr>
@@ -473,7 +473,7 @@
         <w:rPr>
           <w:noProof/>
         </w:rPr>
-        <w:instrText xml:space="preserve"> PAGEREF _Toc241595868 \h </w:instrText>
+        <w:instrText xml:space="preserve"> PAGEREF _Toc241602189 \h </w:instrText>
       </w:r>
       <w:r>
         <w:rPr>
@@ -535,7 +535,7 @@
         <w:rPr>
           <w:noProof/>
         </w:rPr>
-        <w:instrText xml:space="preserve"> PAGEREF _Toc241595869 \h </w:instrText>
+        <w:instrText xml:space="preserve"> PAGEREF _Toc241602190 \h </w:instrText>
       </w:r>
       <w:r>
         <w:rPr>
@@ -597,7 +597,7 @@
         <w:rPr>
           <w:noProof/>
         </w:rPr>
-        <w:instrText xml:space="preserve"> PAGEREF _Toc241595870 \h </w:instrText>
+        <w:instrText xml:space="preserve"> PAGEREF _Toc241602191 \h </w:instrText>
       </w:r>
       <w:r>
         <w:rPr>
@@ -614,7 +614,7 @@
         <w:rPr>
           <w:noProof/>
         </w:rPr>
-        <w:t>5</w:t>
+        <w:t>6</w:t>
       </w:r>
       <w:r>
         <w:rPr>
@@ -659,7 +659,7 @@
         <w:rPr>
           <w:noProof/>
         </w:rPr>
-        <w:instrText xml:space="preserve"> PAGEREF _Toc241595871 \h </w:instrText>
+        <w:instrText xml:space="preserve"> PAGEREF _Toc241602192 \h </w:instrText>
       </w:r>
       <w:r>
         <w:rPr>
@@ -721,7 +721,7 @@
         <w:rPr>
           <w:noProof/>
         </w:rPr>
-        <w:instrText xml:space="preserve"> PAGEREF _Toc241595872 \h </w:instrText>
+        <w:instrText xml:space="preserve"> PAGEREF _Toc241602193 \h </w:instrText>
       </w:r>
       <w:r>
         <w:rPr>
@@ -783,7 +783,7 @@
         <w:rPr>
           <w:noProof/>
         </w:rPr>
-        <w:instrText xml:space="preserve"> PAGEREF _Toc241595873 \h </w:instrText>
+        <w:instrText xml:space="preserve"> PAGEREF _Toc241602194 \h </w:instrText>
       </w:r>
       <w:r>
         <w:rPr>
@@ -845,7 +845,7 @@
         <w:rPr>
           <w:noProof/>
         </w:rPr>
-        <w:instrText xml:space="preserve"> PAGEREF _Toc241595874 \h </w:instrText>
+        <w:instrText xml:space="preserve"> PAGEREF _Toc241602195 \h </w:instrText>
       </w:r>
       <w:r>
         <w:rPr>
@@ -907,7 +907,7 @@
         <w:rPr>
           <w:noProof/>
         </w:rPr>
-        <w:instrText xml:space="preserve"> PAGEREF _Toc241595875 \h </w:instrText>
+        <w:instrText xml:space="preserve"> PAGEREF _Toc241602196 \h </w:instrText>
       </w:r>
       <w:r>
         <w:rPr>
@@ -969,7 +969,7 @@
         <w:rPr>
           <w:noProof/>
         </w:rPr>
-        <w:instrText xml:space="preserve"> PAGEREF _Toc241595876 \h </w:instrText>
+        <w:instrText xml:space="preserve"> PAGEREF _Toc241602197 \h </w:instrText>
       </w:r>
       <w:r>
         <w:rPr>
@@ -1031,7 +1031,7 @@
         <w:rPr>
           <w:noProof/>
         </w:rPr>
-        <w:instrText xml:space="preserve"> PAGEREF _Toc241595877 \h </w:instrText>
+        <w:instrText xml:space="preserve"> PAGEREF _Toc241602198 \h </w:instrText>
       </w:r>
       <w:r>
         <w:rPr>
@@ -1093,7 +1093,7 @@
         <w:rPr>
           <w:noProof/>
         </w:rPr>
-        <w:instrText xml:space="preserve"> PAGEREF _Toc241595878 \h </w:instrText>
+        <w:instrText xml:space="preserve"> PAGEREF _Toc241602199 \h </w:instrText>
       </w:r>
       <w:r>
         <w:rPr>
@@ -1155,7 +1155,7 @@
         <w:rPr>
           <w:noProof/>
         </w:rPr>
-        <w:instrText xml:space="preserve"> PAGEREF _Toc241595879 \h </w:instrText>
+        <w:instrText xml:space="preserve"> PAGEREF _Toc241602200 \h </w:instrText>
       </w:r>
       <w:r>
         <w:rPr>
@@ -1172,7 +1172,7 @@
         <w:rPr>
           <w:noProof/>
         </w:rPr>
-        <w:t>11</w:t>
+        <w:t>12</w:t>
       </w:r>
       <w:r>
         <w:rPr>
@@ -1217,7 +1217,7 @@
         <w:rPr>
           <w:noProof/>
         </w:rPr>
-        <w:instrText xml:space="preserve"> PAGEREF _Toc241595880 \h </w:instrText>
+        <w:instrText xml:space="preserve"> PAGEREF _Toc241602201 \h </w:instrText>
       </w:r>
       <w:r>
         <w:rPr>
@@ -1279,7 +1279,7 @@
         <w:rPr>
           <w:noProof/>
         </w:rPr>
-        <w:instrText xml:space="preserve"> PAGEREF _Toc241595881 \h </w:instrText>
+        <w:instrText xml:space="preserve"> PAGEREF _Toc241602202 \h </w:instrText>
       </w:r>
       <w:r>
         <w:rPr>
@@ -1341,7 +1341,7 @@
         <w:rPr>
           <w:noProof/>
         </w:rPr>
-        <w:instrText xml:space="preserve"> PAGEREF _Toc241595882 \h </w:instrText>
+        <w:instrText xml:space="preserve"> PAGEREF _Toc241602203 \h </w:instrText>
       </w:r>
       <w:r>
         <w:rPr>
@@ -1403,7 +1403,7 @@
         <w:rPr>
           <w:noProof/>
         </w:rPr>
-        <w:instrText xml:space="preserve"> PAGEREF _Toc241595883 \h </w:instrText>
+        <w:instrText xml:space="preserve"> PAGEREF _Toc241602204 \h </w:instrText>
       </w:r>
       <w:r>
         <w:rPr>
@@ -1465,7 +1465,7 @@
         <w:rPr>
           <w:noProof/>
         </w:rPr>
-        <w:instrText xml:space="preserve"> PAGEREF _Toc241595884 \h </w:instrText>
+        <w:instrText xml:space="preserve"> PAGEREF _Toc241602205 \h </w:instrText>
       </w:r>
       <w:r>
         <w:rPr>
@@ -1527,7 +1527,7 @@
         <w:rPr>
           <w:noProof/>
         </w:rPr>
-        <w:instrText xml:space="preserve"> PAGEREF _Toc241595885 \h </w:instrText>
+        <w:instrText xml:space="preserve"> PAGEREF _Toc241602206 \h </w:instrText>
       </w:r>
       <w:r>
         <w:rPr>
@@ -1589,7 +1589,7 @@
         <w:rPr>
           <w:noProof/>
         </w:rPr>
-        <w:instrText xml:space="preserve"> PAGEREF _Toc241595886 \h </w:instrText>
+        <w:instrText xml:space="preserve"> PAGEREF _Toc241602207 \h </w:instrText>
       </w:r>
       <w:r>
         <w:rPr>
@@ -1606,7 +1606,7 @@
         <w:rPr>
           <w:noProof/>
         </w:rPr>
-        <w:t>17</w:t>
+        <w:t>18</w:t>
       </w:r>
       <w:r>
         <w:rPr>
@@ -1651,7 +1651,7 @@
         <w:rPr>
           <w:noProof/>
         </w:rPr>
-        <w:instrText xml:space="preserve"> PAGEREF _Toc241595887 \h </w:instrText>
+        <w:instrText xml:space="preserve"> PAGEREF _Toc241602208 \h </w:instrText>
       </w:r>
       <w:r>
         <w:rPr>
@@ -1713,7 +1713,7 @@
         <w:rPr>
           <w:noProof/>
         </w:rPr>
-        <w:instrText xml:space="preserve"> PAGEREF _Toc241595888 \h </w:instrText>
+        <w:instrText xml:space="preserve"> PAGEREF _Toc241602209 \h </w:instrText>
       </w:r>
       <w:r>
         <w:rPr>
@@ -1775,7 +1775,7 @@
         <w:rPr>
           <w:noProof/>
         </w:rPr>
-        <w:instrText xml:space="preserve"> PAGEREF _Toc241595889 \h </w:instrText>
+        <w:instrText xml:space="preserve"> PAGEREF _Toc241602210 \h </w:instrText>
       </w:r>
       <w:r>
         <w:rPr>
@@ -1838,7 +1838,7 @@
         <w:rPr>
           <w:noProof/>
         </w:rPr>
-        <w:instrText xml:space="preserve"> PAGEREF _Toc241595890 \h </w:instrText>
+        <w:instrText xml:space="preserve"> PAGEREF _Toc241602211 \h </w:instrText>
       </w:r>
       <w:r>
         <w:rPr>
@@ -1900,7 +1900,7 @@
         <w:rPr>
           <w:noProof/>
         </w:rPr>
-        <w:instrText xml:space="preserve"> PAGEREF _Toc241595891 \h </w:instrText>
+        <w:instrText xml:space="preserve"> PAGEREF _Toc241602212 \h </w:instrText>
       </w:r>
       <w:r>
         <w:rPr>
@@ -1917,7 +1917,7 @@
         <w:rPr>
           <w:noProof/>
         </w:rPr>
-        <w:t>19</w:t>
+        <w:t>20</w:t>
       </w:r>
       <w:r>
         <w:rPr>
@@ -1962,7 +1962,7 @@
         <w:rPr>
           <w:noProof/>
         </w:rPr>
-        <w:instrText xml:space="preserve"> PAGEREF _Toc241595892 \h </w:instrText>
+        <w:instrText xml:space="preserve"> PAGEREF _Toc241602213 \h </w:instrText>
       </w:r>
       <w:r>
         <w:rPr>
@@ -2024,7 +2024,7 @@
         <w:rPr>
           <w:noProof/>
         </w:rPr>
-        <w:instrText xml:space="preserve"> PAGEREF _Toc241595893 \h </w:instrText>
+        <w:instrText xml:space="preserve"> PAGEREF _Toc241602214 \h </w:instrText>
       </w:r>
       <w:r>
         <w:rPr>
@@ -2086,7 +2086,7 @@
         <w:rPr>
           <w:noProof/>
         </w:rPr>
-        <w:instrText xml:space="preserve"> PAGEREF _Toc241595894 \h </w:instrText>
+        <w:instrText xml:space="preserve"> PAGEREF _Toc241602215 \h </w:instrText>
       </w:r>
       <w:r>
         <w:rPr>
@@ -2148,7 +2148,7 @@
         <w:rPr>
           <w:noProof/>
         </w:rPr>
-        <w:instrText xml:space="preserve"> PAGEREF _Toc241595895 \h </w:instrText>
+        <w:instrText xml:space="preserve"> PAGEREF _Toc241602216 \h </w:instrText>
       </w:r>
       <w:r>
         <w:rPr>
@@ -2165,7 +2165,7 @@
         <w:rPr>
           <w:noProof/>
         </w:rPr>
-        <w:t>22</w:t>
+        <w:t>23</w:t>
       </w:r>
       <w:r>
         <w:rPr>
@@ -2210,7 +2210,7 @@
         <w:rPr>
           <w:noProof/>
         </w:rPr>
-        <w:instrText xml:space="preserve"> PAGEREF _Toc241595896 \h </w:instrText>
+        <w:instrText xml:space="preserve"> PAGEREF _Toc241602217 \h </w:instrText>
       </w:r>
       <w:r>
         <w:rPr>
@@ -2272,7 +2272,7 @@
         <w:rPr>
           <w:noProof/>
         </w:rPr>
-        <w:instrText xml:space="preserve"> PAGEREF _Toc241595897 \h </w:instrText>
+        <w:instrText xml:space="preserve"> PAGEREF _Toc241602218 \h </w:instrText>
       </w:r>
       <w:r>
         <w:rPr>
@@ -2289,7 +2289,7 @@
         <w:rPr>
           <w:noProof/>
         </w:rPr>
-        <w:t>24</w:t>
+        <w:t>25</w:t>
       </w:r>
       <w:r>
         <w:rPr>
@@ -2319,7 +2319,7 @@
         </w:rPr>
         <w:br w:type="page"/>
       </w:r>
-      <w:bookmarkStart w:id="0" w:name="_Toc241595864"/>
+      <w:bookmarkStart w:id="0" w:name="_Toc241602185"/>
       <w:r>
         <w:rPr>
           <w:rFonts w:eastAsia="Times New Roman"/>
@@ -2459,7 +2459,7 @@
         <w:shd w:val="clear" w:color="auto" w:fill="FFFFFF"/>
         <w:spacing w:line="360" w:lineRule="auto"/>
         <w:jc w:val="both"/>
-        <w:divId w:val="1466311377"/>
+        <w:divId w:val="297498519"/>
         <w:rPr>
           <w:rFonts w:eastAsia="Times New Roman"/>
         </w:rPr>
@@ -2492,7 +2492,7 @@
           <w:rFonts w:eastAsia="Times New Roman"/>
         </w:rPr>
       </w:pPr>
-      <w:bookmarkStart w:id="1" w:name="_Toc241595865"/>
+      <w:bookmarkStart w:id="1" w:name="_Toc241602186"/>
       <w:r>
         <w:rPr>
           <w:rFonts w:eastAsia="Times New Roman"/>
@@ -2518,6 +2518,10 @@
         <w:gridCol w:w="3785"/>
       </w:tblGrid>
       <w:tr>
+        <w:trPr>
+          <w:cantSplit/>
+          <w:tblHeader/>
+        </w:trPr>
         <w:tc>
           <w:tcPr>
             <w:tcW w:w="1200" w:type="pct"/>
@@ -2538,6 +2542,7 @@
           </w:tcPr>
           <w:p>
             <w:pPr>
+              <w:keepNext/>
               <w:spacing w:after="120" w:line="276" w:lineRule="auto"/>
               <w:rPr>
                 <w:rFonts w:eastAsia="Times New Roman"/>
@@ -2579,6 +2584,7 @@
           </w:tcPr>
           <w:p>
             <w:pPr>
+              <w:keepNext/>
               <w:spacing w:after="120" w:line="276" w:lineRule="auto"/>
               <w:rPr>
                 <w:rFonts w:eastAsia="Times New Roman"/>
@@ -2620,6 +2626,7 @@
           </w:tcPr>
           <w:p>
             <w:pPr>
+              <w:keepNext/>
               <w:spacing w:after="120" w:line="276" w:lineRule="auto"/>
               <w:rPr>
                 <w:rFonts w:eastAsia="Times New Roman"/>
@@ -2643,6 +2650,9 @@
         </w:tc>
       </w:tr>
       <w:tr>
+        <w:trPr>
+          <w:cantSplit/>
+        </w:trPr>
         <w:tc>
           <w:tcPr>
             <w:tcW w:w="0" w:type="auto"/>
@@ -2758,6 +2768,9 @@
         </w:tc>
       </w:tr>
       <w:tr>
+        <w:trPr>
+          <w:cantSplit/>
+        </w:trPr>
         <w:tc>
           <w:tcPr>
             <w:tcW w:w="0" w:type="auto"/>
@@ -2873,6 +2886,9 @@
         </w:tc>
       </w:tr>
       <w:tr>
+        <w:trPr>
+          <w:cantSplit/>
+        </w:trPr>
         <w:tc>
           <w:tcPr>
             <w:tcW w:w="0" w:type="auto"/>
@@ -3010,11 +3026,12 @@
           <w:rFonts w:eastAsia="Times New Roman"/>
         </w:rPr>
       </w:pPr>
-      <w:bookmarkStart w:id="2" w:name="_Toc241595866"/>
-      <w:r>
-        <w:rPr>
-          <w:rFonts w:eastAsia="Times New Roman"/>
-        </w:rPr>
+      <w:bookmarkStart w:id="2" w:name="_Toc241602187"/>
+      <w:r>
+        <w:rPr>
+          <w:rFonts w:eastAsia="Times New Roman"/>
+        </w:rPr>
+        <w:lastRenderedPageBreak/>
         <w:t>2. What you need</w:t>
       </w:r>
       <w:bookmarkEnd w:id="2"/>
@@ -3024,7 +3041,6 @@
         <w:pStyle w:val="tcaption"/>
       </w:pPr>
       <w:r>
-        <w:lastRenderedPageBreak/>
         <w:t>Table 1. Requirements</w:t>
       </w:r>
     </w:p>
@@ -3044,6 +3060,10 @@
         <w:gridCol w:w="6488"/>
       </w:tblGrid>
       <w:tr>
+        <w:trPr>
+          <w:cantSplit/>
+          <w:tblHeader/>
+        </w:trPr>
         <w:tc>
           <w:tcPr>
             <w:tcW w:w="1400" w:type="pct"/>
@@ -3064,6 +3084,7 @@
           </w:tcPr>
           <w:p>
             <w:pPr>
+              <w:keepNext/>
               <w:spacing w:after="120" w:line="276" w:lineRule="auto"/>
               <w:rPr>
                 <w:rFonts w:eastAsia="Times New Roman"/>
@@ -3105,6 +3126,7 @@
           </w:tcPr>
           <w:p>
             <w:pPr>
+              <w:keepNext/>
               <w:spacing w:after="120" w:line="276" w:lineRule="auto"/>
               <w:rPr>
                 <w:rFonts w:eastAsia="Times New Roman"/>
@@ -3128,6 +3150,9 @@
         </w:tc>
       </w:tr>
       <w:tr>
+        <w:trPr>
+          <w:cantSplit/>
+        </w:trPr>
         <w:tc>
           <w:tcPr>
             <w:tcW w:w="0" w:type="auto"/>
@@ -3204,6 +3229,9 @@
         </w:tc>
       </w:tr>
       <w:tr>
+        <w:trPr>
+          <w:cantSplit/>
+        </w:trPr>
         <w:tc>
           <w:tcPr>
             <w:tcW w:w="0" w:type="auto"/>
@@ -3298,6 +3326,9 @@
         </w:tc>
       </w:tr>
       <w:tr>
+        <w:trPr>
+          <w:cantSplit/>
+        </w:trPr>
         <w:tc>
           <w:tcPr>
             <w:tcW w:w="0" w:type="auto"/>
@@ -3374,6 +3405,9 @@
         </w:tc>
       </w:tr>
       <w:tr>
+        <w:trPr>
+          <w:cantSplit/>
+        </w:trPr>
         <w:tc>
           <w:tcPr>
             <w:tcW w:w="0" w:type="auto"/>
@@ -3465,6 +3499,9 @@
         </w:tc>
       </w:tr>
       <w:tr>
+        <w:trPr>
+          <w:cantSplit/>
+        </w:trPr>
         <w:tc>
           <w:tcPr>
             <w:tcW w:w="0" w:type="auto"/>
@@ -3541,6 +3578,9 @@
         </w:tc>
       </w:tr>
       <w:tr>
+        <w:trPr>
+          <w:cantSplit/>
+        </w:trPr>
         <w:tc>
           <w:tcPr>
             <w:tcW w:w="0" w:type="auto"/>
@@ -3624,7 +3664,7 @@
           <w:rFonts w:eastAsia="Times New Roman"/>
         </w:rPr>
       </w:pPr>
-      <w:bookmarkStart w:id="3" w:name="_Toc241595867"/>
+      <w:bookmarkStart w:id="3" w:name="_Toc241602188"/>
       <w:r>
         <w:rPr>
           <w:rFonts w:eastAsia="Times New Roman"/>
@@ -3640,7 +3680,7 @@
           <w:rFonts w:eastAsia="Times New Roman"/>
         </w:rPr>
       </w:pPr>
-      <w:bookmarkStart w:id="4" w:name="_Toc241595868"/>
+      <w:bookmarkStart w:id="4" w:name="_Toc241602189"/>
       <w:r>
         <w:rPr>
           <w:rFonts w:eastAsia="Times New Roman"/>
@@ -3846,7 +3886,7 @@
           <w:rFonts w:eastAsia="Times New Roman"/>
         </w:rPr>
       </w:pPr>
-      <w:bookmarkStart w:id="5" w:name="_Toc241595869"/>
+      <w:bookmarkStart w:id="5" w:name="_Toc241602190"/>
       <w:r>
         <w:rPr>
           <w:rFonts w:eastAsia="Times New Roman"/>
@@ -4062,11 +4102,12 @@
           <w:rFonts w:eastAsia="Times New Roman"/>
         </w:rPr>
       </w:pPr>
-      <w:bookmarkStart w:id="6" w:name="_Toc241595870"/>
-      <w:r>
-        <w:rPr>
-          <w:rFonts w:eastAsia="Times New Roman"/>
-        </w:rPr>
+      <w:bookmarkStart w:id="6" w:name="_Toc241602191"/>
+      <w:r>
+        <w:rPr>
+          <w:rFonts w:eastAsia="Times New Roman"/>
+        </w:rPr>
+        <w:lastRenderedPageBreak/>
         <w:t>3.3 Check the installation</w:t>
       </w:r>
       <w:bookmarkEnd w:id="6"/>
@@ -4087,7 +4128,6 @@
         <w:rPr>
           <w:rFonts w:eastAsia="Times New Roman"/>
         </w:rPr>
-        <w:lastRenderedPageBreak/>
         <w:t xml:space="preserve">Open a terminal: on Windows, open the </w:t>
       </w:r>
       <w:r>
@@ -4178,7 +4218,7 @@
         <w:shd w:val="clear" w:color="auto" w:fill="FFFFFF"/>
         <w:spacing w:line="360" w:lineRule="auto"/>
         <w:jc w:val="both"/>
-        <w:divId w:val="1250701972"/>
+        <w:divId w:val="1807508152"/>
         <w:rPr>
           <w:rFonts w:eastAsia="Times New Roman"/>
         </w:rPr>
@@ -4197,7 +4237,7 @@
           <w:rFonts w:eastAsia="Times New Roman"/>
         </w:rPr>
       </w:pPr>
-      <w:bookmarkStart w:id="7" w:name="_Toc241595871"/>
+      <w:bookmarkStart w:id="7" w:name="_Toc241602192"/>
       <w:r>
         <w:rPr>
           <w:rFonts w:eastAsia="Times New Roman"/>
@@ -4213,7 +4253,7 @@
           <w:rFonts w:eastAsia="Times New Roman"/>
         </w:rPr>
       </w:pPr>
-      <w:bookmarkStart w:id="8" w:name="_Toc241595872"/>
+      <w:bookmarkStart w:id="8" w:name="_Toc241602193"/>
       <w:r>
         <w:rPr>
           <w:rFonts w:eastAsia="Times New Roman"/>
@@ -4455,7 +4495,7 @@
         <w:shd w:val="clear" w:color="auto" w:fill="FFFFFF"/>
         <w:spacing w:line="360" w:lineRule="auto"/>
         <w:jc w:val="both"/>
-        <w:divId w:val="1661349307"/>
+        <w:divId w:val="2118596888"/>
         <w:rPr>
           <w:rFonts w:eastAsia="Times New Roman"/>
         </w:rPr>
@@ -4487,7 +4527,7 @@
         <w:shd w:val="clear" w:color="auto" w:fill="FFFFFF"/>
         <w:spacing w:line="360" w:lineRule="auto"/>
         <w:jc w:val="both"/>
-        <w:divId w:val="2028093040"/>
+        <w:divId w:val="1420367874"/>
         <w:rPr>
           <w:rFonts w:eastAsia="Times New Roman"/>
         </w:rPr>
@@ -4518,7 +4558,7 @@
           <w:rFonts w:eastAsia="Times New Roman"/>
         </w:rPr>
       </w:pPr>
-      <w:bookmarkStart w:id="9" w:name="_Toc241595873"/>
+      <w:bookmarkStart w:id="9" w:name="_Toc241602194"/>
       <w:r>
         <w:rPr>
           <w:rFonts w:eastAsia="Times New Roman"/>
@@ -4596,7 +4636,7 @@
           <w:rFonts w:eastAsia="Times New Roman"/>
         </w:rPr>
       </w:pPr>
-      <w:bookmarkStart w:id="10" w:name="_Toc241595874"/>
+      <w:bookmarkStart w:id="10" w:name="_Toc241602195"/>
       <w:r>
         <w:rPr>
           <w:rFonts w:eastAsia="Times New Roman"/>
@@ -4615,7 +4655,7 @@
           <w:noProof/>
         </w:rPr>
         <w:drawing>
-          <wp:inline distT="0" distB="0" distL="0" distR="0" wp14:anchorId="0F20203B" wp14:editId="553879FB">
+          <wp:inline distT="0" distB="0" distL="0" distR="0" wp14:anchorId="487D7C25" wp14:editId="0EB2B2D8">
             <wp:extent cx="5332730" cy="3524885"/>
             <wp:effectExtent l="0" t="0" r="1270" b="0"/>
             <wp:docPr id="2" name="Picture 2"/>
@@ -4785,7 +4825,7 @@
           <w:noProof/>
         </w:rPr>
         <w:drawing>
-          <wp:inline distT="0" distB="0" distL="0" distR="0" wp14:anchorId="1E5D670A" wp14:editId="7BCCFF5B">
+          <wp:inline distT="0" distB="0" distL="0" distR="0" wp14:anchorId="402419D4" wp14:editId="01BDC4A8">
             <wp:extent cx="5143500" cy="2990215"/>
             <wp:effectExtent l="0" t="0" r="0" b="635"/>
             <wp:docPr id="3" name="Picture 3"/>
@@ -4850,7 +4890,7 @@
           <w:rFonts w:eastAsia="Times New Roman"/>
         </w:rPr>
       </w:pPr>
-      <w:bookmarkStart w:id="11" w:name="_Toc241595875"/>
+      <w:bookmarkStart w:id="11" w:name="_Toc241602196"/>
       <w:r>
         <w:rPr>
           <w:rFonts w:eastAsia="Times New Roman"/>
@@ -4908,7 +4948,7 @@
         </w:rPr>
         <w:lastRenderedPageBreak/>
         <w:drawing>
-          <wp:inline distT="0" distB="0" distL="0" distR="0" wp14:anchorId="33EC7EA6" wp14:editId="644BA0F4">
+          <wp:inline distT="0" distB="0" distL="0" distR="0" wp14:anchorId="40EC0987" wp14:editId="4477D7DB">
             <wp:extent cx="4954270" cy="7601585"/>
             <wp:effectExtent l="0" t="0" r="0" b="0"/>
             <wp:docPr id="4" name="Picture 4"/>
@@ -4971,6 +5011,7 @@
         <w:pStyle w:val="tcaption"/>
       </w:pPr>
       <w:r>
+        <w:lastRenderedPageBreak/>
         <w:t>Table 2. Input fields</w:t>
       </w:r>
     </w:p>
@@ -4992,6 +5033,10 @@
         <w:gridCol w:w="2703"/>
       </w:tblGrid>
       <w:tr>
+        <w:trPr>
+          <w:cantSplit/>
+          <w:tblHeader/>
+        </w:trPr>
         <w:tc>
           <w:tcPr>
             <w:tcW w:w="850" w:type="pct"/>
@@ -5012,6 +5057,7 @@
           </w:tcPr>
           <w:p>
             <w:pPr>
+              <w:keepNext/>
               <w:spacing w:after="120" w:line="276" w:lineRule="auto"/>
               <w:rPr>
                 <w:rFonts w:eastAsia="Times New Roman"/>
@@ -5053,6 +5099,7 @@
           </w:tcPr>
           <w:p>
             <w:pPr>
+              <w:keepNext/>
               <w:spacing w:after="120" w:line="276" w:lineRule="auto"/>
               <w:rPr>
                 <w:rFonts w:eastAsia="Times New Roman"/>
@@ -5094,6 +5141,7 @@
           </w:tcPr>
           <w:p>
             <w:pPr>
+              <w:keepNext/>
               <w:spacing w:after="120" w:line="276" w:lineRule="auto"/>
               <w:rPr>
                 <w:rFonts w:eastAsia="Times New Roman"/>
@@ -5135,6 +5183,7 @@
           </w:tcPr>
           <w:p>
             <w:pPr>
+              <w:keepNext/>
               <w:spacing w:after="120" w:line="276" w:lineRule="auto"/>
               <w:rPr>
                 <w:rFonts w:eastAsia="Times New Roman"/>
@@ -5158,40 +5207,42 @@
         </w:tc>
       </w:tr>
       <w:tr>
-        <w:tc>
-          <w:tcPr>
-            <w:tcW w:w="0" w:type="auto"/>
-            <w:tcBorders>
-              <w:top w:val="single" w:sz="6" w:space="0" w:color="000000"/>
-              <w:left w:val="single" w:sz="6" w:space="0" w:color="000000"/>
-              <w:bottom w:val="single" w:sz="6" w:space="0" w:color="000000"/>
-              <w:right w:val="single" w:sz="6" w:space="0" w:color="000000"/>
-            </w:tcBorders>
-            <w:shd w:val="clear" w:color="auto" w:fill="FFFFFF"/>
-            <w:tcMar>
-              <w:top w:w="45" w:type="dxa"/>
-              <w:left w:w="75" w:type="dxa"/>
-              <w:bottom w:w="45" w:type="dxa"/>
-              <w:right w:w="75" w:type="dxa"/>
-            </w:tcMar>
-            <w:hideMark/>
-          </w:tcPr>
-          <w:p>
-            <w:pPr>
-              <w:spacing w:after="120" w:line="276" w:lineRule="auto"/>
-              <w:rPr>
-                <w:rFonts w:eastAsia="Times New Roman"/>
-                <w:sz w:val="20"/>
-                <w:szCs w:val="20"/>
-              </w:rPr>
-            </w:pPr>
-            <w:r>
-              <w:rPr>
-                <w:rFonts w:eastAsia="Times New Roman"/>
-                <w:sz w:val="20"/>
-                <w:szCs w:val="20"/>
-              </w:rPr>
-              <w:lastRenderedPageBreak/>
+        <w:trPr>
+          <w:cantSplit/>
+        </w:trPr>
+        <w:tc>
+          <w:tcPr>
+            <w:tcW w:w="0" w:type="auto"/>
+            <w:tcBorders>
+              <w:top w:val="single" w:sz="6" w:space="0" w:color="000000"/>
+              <w:left w:val="single" w:sz="6" w:space="0" w:color="000000"/>
+              <w:bottom w:val="single" w:sz="6" w:space="0" w:color="000000"/>
+              <w:right w:val="single" w:sz="6" w:space="0" w:color="000000"/>
+            </w:tcBorders>
+            <w:shd w:val="clear" w:color="auto" w:fill="FFFFFF"/>
+            <w:tcMar>
+              <w:top w:w="45" w:type="dxa"/>
+              <w:left w:w="75" w:type="dxa"/>
+              <w:bottom w:w="45" w:type="dxa"/>
+              <w:right w:w="75" w:type="dxa"/>
+            </w:tcMar>
+            <w:hideMark/>
+          </w:tcPr>
+          <w:p>
+            <w:pPr>
+              <w:spacing w:after="120" w:line="276" w:lineRule="auto"/>
+              <w:rPr>
+                <w:rFonts w:eastAsia="Times New Roman"/>
+                <w:sz w:val="20"/>
+                <w:szCs w:val="20"/>
+              </w:rPr>
+            </w:pPr>
+            <w:r>
+              <w:rPr>
+                <w:rFonts w:eastAsia="Times New Roman"/>
+                <w:sz w:val="20"/>
+                <w:szCs w:val="20"/>
+              </w:rPr>
               <w:t>Refractive index (RI)</w:t>
             </w:r>
           </w:p>
@@ -5350,6 +5401,9 @@
         </w:tc>
       </w:tr>
       <w:tr>
+        <w:trPr>
+          <w:cantSplit/>
+        </w:trPr>
         <w:tc>
           <w:tcPr>
             <w:tcW w:w="0" w:type="auto"/>
@@ -5515,6 +5569,9 @@
         </w:tc>
       </w:tr>
       <w:tr>
+        <w:trPr>
+          <w:cantSplit/>
+        </w:trPr>
         <w:tc>
           <w:tcPr>
             <w:tcW w:w="0" w:type="auto"/>
@@ -5737,6 +5794,9 @@
         </w:tc>
       </w:tr>
       <w:tr>
+        <w:trPr>
+          <w:cantSplit/>
+        </w:trPr>
         <w:tc>
           <w:tcPr>
             <w:tcW w:w="0" w:type="auto"/>
@@ -5887,6 +5947,9 @@
         </w:tc>
       </w:tr>
       <w:tr>
+        <w:trPr>
+          <w:cantSplit/>
+        </w:trPr>
         <w:tc>
           <w:tcPr>
             <w:tcW w:w="0" w:type="auto"/>
@@ -6055,6 +6118,9 @@
         </w:tc>
       </w:tr>
       <w:tr>
+        <w:trPr>
+          <w:cantSplit/>
+        </w:trPr>
         <w:tc>
           <w:tcPr>
             <w:tcW w:w="0" w:type="auto"/>
@@ -6258,7 +6324,7 @@
           <w:rFonts w:eastAsia="Times New Roman"/>
         </w:rPr>
       </w:pPr>
-      <w:bookmarkStart w:id="12" w:name="_Toc241595876"/>
+      <w:bookmarkStart w:id="12" w:name="_Toc241602197"/>
       <w:r>
         <w:rPr>
           <w:rFonts w:eastAsia="Times New Roman"/>
@@ -6416,7 +6482,7 @@
           <w:noProof/>
         </w:rPr>
         <w:drawing>
-          <wp:inline distT="0" distB="0" distL="0" distR="0" wp14:anchorId="71B8E441" wp14:editId="65F2902F">
+          <wp:inline distT="0" distB="0" distL="0" distR="0" wp14:anchorId="520C05CF" wp14:editId="34B1D553">
             <wp:extent cx="5143500" cy="3152140"/>
             <wp:effectExtent l="0" t="0" r="0" b="0"/>
             <wp:docPr id="5" name="Picture 5"/>
@@ -6539,7 +6605,7 @@
           <w:rFonts w:eastAsia="Times New Roman"/>
         </w:rPr>
       </w:pPr>
-      <w:bookmarkStart w:id="13" w:name="_Toc241595877"/>
+      <w:bookmarkStart w:id="13" w:name="_Toc241602198"/>
       <w:r>
         <w:rPr>
           <w:rFonts w:eastAsia="Times New Roman"/>
@@ -6555,7 +6621,7 @@
           <w:rFonts w:eastAsia="Times New Roman"/>
         </w:rPr>
       </w:pPr>
-      <w:bookmarkStart w:id="14" w:name="_Toc241595878"/>
+      <w:bookmarkStart w:id="14" w:name="_Toc241602199"/>
       <w:r>
         <w:rPr>
           <w:rFonts w:eastAsia="Times New Roman"/>
@@ -6642,11 +6708,12 @@
           <w:rFonts w:eastAsia="Times New Roman"/>
         </w:rPr>
       </w:pPr>
-      <w:bookmarkStart w:id="15" w:name="_Toc241595879"/>
-      <w:r>
-        <w:rPr>
-          <w:rFonts w:eastAsia="Times New Roman"/>
-        </w:rPr>
+      <w:bookmarkStart w:id="15" w:name="_Toc241602200"/>
+      <w:r>
+        <w:rPr>
+          <w:rFonts w:eastAsia="Times New Roman"/>
+        </w:rPr>
+        <w:lastRenderedPageBreak/>
         <w:t>7.2 Reading the result</w:t>
       </w:r>
       <w:bookmarkEnd w:id="15"/>
@@ -6660,9 +6727,8 @@
         <w:rPr>
           <w:noProof/>
         </w:rPr>
-        <w:lastRenderedPageBreak/>
         <w:drawing>
-          <wp:inline distT="0" distB="0" distL="0" distR="0" wp14:anchorId="381B9AC3" wp14:editId="0980B53F">
+          <wp:inline distT="0" distB="0" distL="0" distR="0" wp14:anchorId="02590B65" wp14:editId="6F9B4F9E">
             <wp:extent cx="4095750" cy="3286125"/>
             <wp:effectExtent l="0" t="0" r="0" b="9525"/>
             <wp:docPr id="6" name="Picture 6"/>
@@ -6744,6 +6810,10 @@
         <w:gridCol w:w="6668"/>
       </w:tblGrid>
       <w:tr>
+        <w:trPr>
+          <w:cantSplit/>
+          <w:tblHeader/>
+        </w:trPr>
         <w:tc>
           <w:tcPr>
             <w:tcW w:w="1300" w:type="pct"/>
@@ -6764,6 +6834,7 @@
           </w:tcPr>
           <w:p>
             <w:pPr>
+              <w:keepNext/>
               <w:spacing w:after="120" w:line="276" w:lineRule="auto"/>
               <w:rPr>
                 <w:rFonts w:eastAsia="Times New Roman"/>
@@ -6805,6 +6876,7 @@
           </w:tcPr>
           <w:p>
             <w:pPr>
+              <w:keepNext/>
               <w:spacing w:after="120" w:line="276" w:lineRule="auto"/>
               <w:rPr>
                 <w:rFonts w:eastAsia="Times New Roman"/>
@@ -6828,6 +6900,9 @@
         </w:tc>
       </w:tr>
       <w:tr>
+        <w:trPr>
+          <w:cantSplit/>
+        </w:trPr>
         <w:tc>
           <w:tcPr>
             <w:tcW w:w="0" w:type="auto"/>
@@ -6922,6 +6997,9 @@
         </w:tc>
       </w:tr>
       <w:tr>
+        <w:trPr>
+          <w:cantSplit/>
+        </w:trPr>
         <w:tc>
           <w:tcPr>
             <w:tcW w:w="0" w:type="auto"/>
@@ -7044,6 +7122,9 @@
         </w:tc>
       </w:tr>
       <w:tr>
+        <w:trPr>
+          <w:cantSplit/>
+        </w:trPr>
         <w:tc>
           <w:tcPr>
             <w:tcW w:w="0" w:type="auto"/>
@@ -7236,6 +7317,9 @@
         </w:tc>
       </w:tr>
       <w:tr>
+        <w:trPr>
+          <w:cantSplit/>
+        </w:trPr>
         <w:tc>
           <w:tcPr>
             <w:tcW w:w="0" w:type="auto"/>
@@ -7430,6 +7514,9 @@
         </w:tc>
       </w:tr>
       <w:tr>
+        <w:trPr>
+          <w:cantSplit/>
+        </w:trPr>
         <w:tc>
           <w:tcPr>
             <w:tcW w:w="0" w:type="auto"/>
@@ -7506,6 +7593,9 @@
         </w:tc>
       </w:tr>
       <w:tr>
+        <w:trPr>
+          <w:cantSplit/>
+        </w:trPr>
         <w:tc>
           <w:tcPr>
             <w:tcW w:w="0" w:type="auto"/>
@@ -7582,6 +7672,9 @@
         </w:tc>
       </w:tr>
       <w:tr>
+        <w:trPr>
+          <w:cantSplit/>
+        </w:trPr>
         <w:tc>
           <w:tcPr>
             <w:tcW w:w="0" w:type="auto"/>
@@ -7658,6 +7751,9 @@
         </w:tc>
       </w:tr>
       <w:tr>
+        <w:trPr>
+          <w:cantSplit/>
+        </w:trPr>
         <w:tc>
           <w:tcPr>
             <w:tcW w:w="0" w:type="auto"/>
@@ -7734,39 +7830,43 @@
         </w:tc>
       </w:tr>
       <w:tr>
-        <w:tc>
-          <w:tcPr>
-            <w:tcW w:w="0" w:type="auto"/>
-            <w:tcBorders>
-              <w:top w:val="single" w:sz="6" w:space="0" w:color="000000"/>
-              <w:left w:val="single" w:sz="6" w:space="0" w:color="000000"/>
-              <w:bottom w:val="single" w:sz="6" w:space="0" w:color="000000"/>
-              <w:right w:val="single" w:sz="6" w:space="0" w:color="000000"/>
-            </w:tcBorders>
-            <w:shd w:val="clear" w:color="auto" w:fill="FFFFFF"/>
-            <w:tcMar>
-              <w:top w:w="45" w:type="dxa"/>
-              <w:left w:w="75" w:type="dxa"/>
-              <w:bottom w:w="45" w:type="dxa"/>
-              <w:right w:w="75" w:type="dxa"/>
-            </w:tcMar>
-            <w:hideMark/>
-          </w:tcPr>
-          <w:p>
-            <w:pPr>
-              <w:spacing w:after="120" w:line="276" w:lineRule="auto"/>
-              <w:rPr>
-                <w:rFonts w:eastAsia="Times New Roman"/>
-                <w:sz w:val="20"/>
-                <w:szCs w:val="20"/>
-              </w:rPr>
-            </w:pPr>
-            <w:r>
-              <w:rPr>
-                <w:rFonts w:eastAsia="Times New Roman"/>
-                <w:sz w:val="20"/>
-                <w:szCs w:val="20"/>
-              </w:rPr>
+        <w:trPr>
+          <w:cantSplit/>
+        </w:trPr>
+        <w:tc>
+          <w:tcPr>
+            <w:tcW w:w="0" w:type="auto"/>
+            <w:tcBorders>
+              <w:top w:val="single" w:sz="6" w:space="0" w:color="000000"/>
+              <w:left w:val="single" w:sz="6" w:space="0" w:color="000000"/>
+              <w:bottom w:val="single" w:sz="6" w:space="0" w:color="000000"/>
+              <w:right w:val="single" w:sz="6" w:space="0" w:color="000000"/>
+            </w:tcBorders>
+            <w:shd w:val="clear" w:color="auto" w:fill="FFFFFF"/>
+            <w:tcMar>
+              <w:top w:w="45" w:type="dxa"/>
+              <w:left w:w="75" w:type="dxa"/>
+              <w:bottom w:w="45" w:type="dxa"/>
+              <w:right w:w="75" w:type="dxa"/>
+            </w:tcMar>
+            <w:hideMark/>
+          </w:tcPr>
+          <w:p>
+            <w:pPr>
+              <w:spacing w:after="120" w:line="276" w:lineRule="auto"/>
+              <w:rPr>
+                <w:rFonts w:eastAsia="Times New Roman"/>
+                <w:sz w:val="20"/>
+                <w:szCs w:val="20"/>
+              </w:rPr>
+            </w:pPr>
+            <w:r>
+              <w:rPr>
+                <w:rFonts w:eastAsia="Times New Roman"/>
+                <w:sz w:val="20"/>
+                <w:szCs w:val="20"/>
+              </w:rPr>
+              <w:lastRenderedPageBreak/>
               <w:t>About (gem)</w:t>
             </w:r>
           </w:p>
@@ -7810,40 +7910,42 @@
         </w:tc>
       </w:tr>
       <w:tr>
-        <w:tc>
-          <w:tcPr>
-            <w:tcW w:w="0" w:type="auto"/>
-            <w:tcBorders>
-              <w:top w:val="single" w:sz="6" w:space="0" w:color="000000"/>
-              <w:left w:val="single" w:sz="6" w:space="0" w:color="000000"/>
-              <w:bottom w:val="single" w:sz="6" w:space="0" w:color="000000"/>
-              <w:right w:val="single" w:sz="6" w:space="0" w:color="000000"/>
-            </w:tcBorders>
-            <w:shd w:val="clear" w:color="auto" w:fill="FFFFFF"/>
-            <w:tcMar>
-              <w:top w:w="45" w:type="dxa"/>
-              <w:left w:w="75" w:type="dxa"/>
-              <w:bottom w:w="45" w:type="dxa"/>
-              <w:right w:w="75" w:type="dxa"/>
-            </w:tcMar>
-            <w:hideMark/>
-          </w:tcPr>
-          <w:p>
-            <w:pPr>
-              <w:spacing w:after="120" w:line="276" w:lineRule="auto"/>
-              <w:rPr>
-                <w:rFonts w:eastAsia="Times New Roman"/>
-                <w:sz w:val="20"/>
-                <w:szCs w:val="20"/>
-              </w:rPr>
-            </w:pPr>
-            <w:r>
-              <w:rPr>
-                <w:rFonts w:eastAsia="Times New Roman"/>
-                <w:sz w:val="20"/>
-                <w:szCs w:val="20"/>
-              </w:rPr>
-              <w:lastRenderedPageBreak/>
+        <w:trPr>
+          <w:cantSplit/>
+        </w:trPr>
+        <w:tc>
+          <w:tcPr>
+            <w:tcW w:w="0" w:type="auto"/>
+            <w:tcBorders>
+              <w:top w:val="single" w:sz="6" w:space="0" w:color="000000"/>
+              <w:left w:val="single" w:sz="6" w:space="0" w:color="000000"/>
+              <w:bottom w:val="single" w:sz="6" w:space="0" w:color="000000"/>
+              <w:right w:val="single" w:sz="6" w:space="0" w:color="000000"/>
+            </w:tcBorders>
+            <w:shd w:val="clear" w:color="auto" w:fill="FFFFFF"/>
+            <w:tcMar>
+              <w:top w:w="45" w:type="dxa"/>
+              <w:left w:w="75" w:type="dxa"/>
+              <w:bottom w:w="45" w:type="dxa"/>
+              <w:right w:w="75" w:type="dxa"/>
+            </w:tcMar>
+            <w:hideMark/>
+          </w:tcPr>
+          <w:p>
+            <w:pPr>
+              <w:spacing w:after="120" w:line="276" w:lineRule="auto"/>
+              <w:rPr>
+                <w:rFonts w:eastAsia="Times New Roman"/>
+                <w:sz w:val="20"/>
+                <w:szCs w:val="20"/>
+              </w:rPr>
+            </w:pPr>
+            <w:r>
+              <w:rPr>
+                <w:rFonts w:eastAsia="Times New Roman"/>
+                <w:sz w:val="20"/>
+                <w:szCs w:val="20"/>
+              </w:rPr>
               <w:t>Technical trace</w:t>
             </w:r>
           </w:p>
@@ -7887,6 +7989,9 @@
         </w:tc>
       </w:tr>
       <w:tr>
+        <w:trPr>
+          <w:cantSplit/>
+        </w:trPr>
         <w:tc>
           <w:tcPr>
             <w:tcW w:w="0" w:type="auto"/>
@@ -8024,7 +8129,7 @@
           <w:rFonts w:eastAsia="Times New Roman"/>
         </w:rPr>
       </w:pPr>
-      <w:bookmarkStart w:id="16" w:name="_Toc241595880"/>
+      <w:bookmarkStart w:id="16" w:name="_Toc241602201"/>
       <w:r>
         <w:rPr>
           <w:rFonts w:eastAsia="Times New Roman"/>
@@ -8043,7 +8148,7 @@
           <w:noProof/>
         </w:rPr>
         <w:drawing>
-          <wp:inline distT="0" distB="0" distL="0" distR="0" wp14:anchorId="09E156C3" wp14:editId="3A84EEAD">
+          <wp:inline distT="0" distB="0" distL="0" distR="0" wp14:anchorId="62190BFB" wp14:editId="2F182CF8">
             <wp:extent cx="4095750" cy="4268470"/>
             <wp:effectExtent l="0" t="0" r="0" b="0"/>
             <wp:docPr id="7" name="Picture 7"/>
@@ -8209,6 +8314,7 @@
         <w:pStyle w:val="NormalWeb"/>
       </w:pPr>
       <w:r>
+        <w:lastRenderedPageBreak/>
         <w:t>Hover the mouse over any box to see its full details.</w:t>
       </w:r>
     </w:p>
@@ -8219,12 +8325,11 @@
           <w:rFonts w:eastAsia="Times New Roman"/>
         </w:rPr>
       </w:pPr>
-      <w:bookmarkStart w:id="17" w:name="_Toc241595881"/>
-      <w:r>
-        <w:rPr>
-          <w:rFonts w:eastAsia="Times New Roman"/>
-        </w:rPr>
-        <w:lastRenderedPageBreak/>
+      <w:bookmarkStart w:id="17" w:name="_Toc241602202"/>
+      <w:r>
+        <w:rPr>
+          <w:rFonts w:eastAsia="Times New Roman"/>
+        </w:rPr>
         <w:t>7.4 When some data is missing</w:t>
       </w:r>
       <w:bookmarkEnd w:id="17"/>
@@ -8275,7 +8380,7 @@
           <w:noProof/>
         </w:rPr>
         <w:drawing>
-          <wp:inline distT="0" distB="0" distL="0" distR="0" wp14:anchorId="79A3E428" wp14:editId="43B674BC">
+          <wp:inline distT="0" distB="0" distL="0" distR="0" wp14:anchorId="34175BDC" wp14:editId="0C85DBBB">
             <wp:extent cx="4095750" cy="4534535"/>
             <wp:effectExtent l="0" t="0" r="0" b="0"/>
             <wp:docPr id="8" name="Picture 8"/>
@@ -8340,7 +8445,7 @@
           <w:rFonts w:eastAsia="Times New Roman"/>
         </w:rPr>
       </w:pPr>
-      <w:bookmarkStart w:id="18" w:name="_Toc241595882"/>
+      <w:bookmarkStart w:id="18" w:name="_Toc241602203"/>
       <w:r>
         <w:rPr>
           <w:rFonts w:eastAsia="Times New Roman"/>
@@ -8431,6 +8536,7 @@
         <w:rPr>
           <w:rFonts w:eastAsia="Times New Roman"/>
         </w:rPr>
+        <w:lastRenderedPageBreak/>
         <w:t xml:space="preserve">Press </w:t>
       </w:r>
       <w:r>
@@ -8453,7 +8559,6 @@
         <w:pStyle w:val="NormalWeb"/>
       </w:pPr>
       <w:r>
-        <w:lastRenderedPageBreak/>
         <w:t xml:space="preserve">The answer is a clear </w:t>
       </w:r>
       <w:r>
@@ -8520,7 +8625,7 @@
           <w:noProof/>
         </w:rPr>
         <w:drawing>
-          <wp:inline distT="0" distB="0" distL="0" distR="0" wp14:anchorId="5ED6B2B4" wp14:editId="071C2A61">
+          <wp:inline distT="0" distB="0" distL="0" distR="0" wp14:anchorId="4DE51258" wp14:editId="65243501">
             <wp:extent cx="4095750" cy="2180590"/>
             <wp:effectExtent l="0" t="0" r="0" b="0"/>
             <wp:docPr id="9" name="Picture 9"/>
@@ -8585,7 +8690,7 @@
           <w:rFonts w:eastAsia="Times New Roman"/>
         </w:rPr>
       </w:pPr>
-      <w:bookmarkStart w:id="19" w:name="_Toc241595883"/>
+      <w:bookmarkStart w:id="19" w:name="_Toc241602204"/>
       <w:r>
         <w:rPr>
           <w:rFonts w:eastAsia="Times New Roman"/>
@@ -8843,7 +8948,7 @@
         </w:rPr>
         <w:lastRenderedPageBreak/>
         <w:drawing>
-          <wp:inline distT="0" distB="0" distL="0" distR="0" wp14:anchorId="274E3872" wp14:editId="557F0F42">
+          <wp:inline distT="0" distB="0" distL="0" distR="0" wp14:anchorId="068F38B4" wp14:editId="2AACED07">
             <wp:extent cx="4095750" cy="2847340"/>
             <wp:effectExtent l="0" t="0" r="0" b="0"/>
             <wp:docPr id="10" name="Picture 10"/>
@@ -8906,7 +9011,7 @@
         <w:shd w:val="clear" w:color="auto" w:fill="FFFFFF"/>
         <w:spacing w:line="360" w:lineRule="auto"/>
         <w:jc w:val="both"/>
-        <w:divId w:val="781149747"/>
+        <w:divId w:val="1494223715"/>
         <w:rPr>
           <w:rFonts w:eastAsia="Times New Roman"/>
         </w:rPr>
@@ -8939,7 +9044,7 @@
           <w:rFonts w:eastAsia="Times New Roman"/>
         </w:rPr>
       </w:pPr>
-      <w:bookmarkStart w:id="20" w:name="_Toc241595884"/>
+      <w:bookmarkStart w:id="20" w:name="_Toc241602205"/>
       <w:r>
         <w:rPr>
           <w:rFonts w:eastAsia="Times New Roman"/>
@@ -9069,7 +9174,7 @@
         </w:rPr>
         <w:lastRenderedPageBreak/>
         <w:drawing>
-          <wp:inline distT="0" distB="0" distL="0" distR="0" wp14:anchorId="45E84BB0" wp14:editId="67AEE36C">
+          <wp:inline distT="0" distB="0" distL="0" distR="0" wp14:anchorId="05245EC2" wp14:editId="04CBCD6C">
             <wp:extent cx="4095750" cy="2142490"/>
             <wp:effectExtent l="0" t="0" r="0" b="0"/>
             <wp:docPr id="11" name="Picture 11"/>
@@ -9134,7 +9239,7 @@
           <w:rFonts w:eastAsia="Times New Roman"/>
         </w:rPr>
       </w:pPr>
-      <w:bookmarkStart w:id="21" w:name="_Toc241595885"/>
+      <w:bookmarkStart w:id="21" w:name="_Toc241602206"/>
       <w:r>
         <w:rPr>
           <w:rFonts w:eastAsia="Times New Roman"/>
@@ -9201,7 +9306,7 @@
           <w:noProof/>
         </w:rPr>
         <w:drawing>
-          <wp:inline distT="0" distB="0" distL="0" distR="0" wp14:anchorId="22C4BA6A" wp14:editId="1533D96A">
+          <wp:inline distT="0" distB="0" distL="0" distR="0" wp14:anchorId="315643E6" wp14:editId="580A5452">
             <wp:extent cx="5143500" cy="3333115"/>
             <wp:effectExtent l="0" t="0" r="0" b="635"/>
             <wp:docPr id="12" name="Picture 12"/>
@@ -9284,11 +9389,12 @@
           <w:rFonts w:eastAsia="Times New Roman"/>
         </w:rPr>
       </w:pPr>
-      <w:bookmarkStart w:id="22" w:name="_Toc241595886"/>
-      <w:r>
-        <w:rPr>
-          <w:rFonts w:eastAsia="Times New Roman"/>
-        </w:rPr>
+      <w:bookmarkStart w:id="22" w:name="_Toc241602207"/>
+      <w:r>
+        <w:rPr>
+          <w:rFonts w:eastAsia="Times New Roman"/>
+        </w:rPr>
+        <w:lastRenderedPageBreak/>
         <w:t>11.1 Example 1: a natural blue sapphire</w:t>
       </w:r>
       <w:bookmarkEnd w:id="22"/>
@@ -9309,6 +9415,10 @@
         <w:gridCol w:w="6668"/>
       </w:tblGrid>
       <w:tr>
+        <w:trPr>
+          <w:cantSplit/>
+          <w:tblHeader/>
+        </w:trPr>
         <w:tc>
           <w:tcPr>
             <w:tcW w:w="1300" w:type="pct"/>
@@ -9329,6 +9439,7 @@
           </w:tcPr>
           <w:p>
             <w:pPr>
+              <w:keepNext/>
               <w:spacing w:after="120" w:line="276" w:lineRule="auto"/>
               <w:rPr>
                 <w:rFonts w:eastAsia="Times New Roman"/>
@@ -9346,7 +9457,6 @@
                 <w:sz w:val="20"/>
                 <w:szCs w:val="20"/>
               </w:rPr>
-              <w:lastRenderedPageBreak/>
               <w:t>Input</w:t>
             </w:r>
           </w:p>
@@ -9371,6 +9481,7 @@
           </w:tcPr>
           <w:p>
             <w:pPr>
+              <w:keepNext/>
               <w:spacing w:after="120" w:line="276" w:lineRule="auto"/>
               <w:rPr>
                 <w:rFonts w:eastAsia="Times New Roman"/>
@@ -9390,6 +9501,9 @@
         </w:tc>
       </w:tr>
       <w:tr>
+        <w:trPr>
+          <w:cantSplit/>
+        </w:trPr>
         <w:tc>
           <w:tcPr>
             <w:tcW w:w="0" w:type="auto"/>
@@ -9506,6 +9620,9 @@
         </w:tc>
       </w:tr>
       <w:tr>
+        <w:trPr>
+          <w:cantSplit/>
+        </w:trPr>
         <w:tc>
           <w:tcPr>
             <w:tcW w:w="0" w:type="auto"/>
@@ -9586,6 +9703,9 @@
         </w:tc>
       </w:tr>
       <w:tr>
+        <w:trPr>
+          <w:cantSplit/>
+        </w:trPr>
         <w:tc>
           <w:tcPr>
             <w:tcW w:w="0" w:type="auto"/>
@@ -9673,7 +9793,7 @@
           <w:rFonts w:eastAsia="Times New Roman"/>
         </w:rPr>
       </w:pPr>
-      <w:bookmarkStart w:id="23" w:name="_Toc241595887"/>
+      <w:bookmarkStart w:id="23" w:name="_Toc241602208"/>
       <w:r>
         <w:rPr>
           <w:rFonts w:eastAsia="Times New Roman"/>
@@ -9698,6 +9818,10 @@
         <w:gridCol w:w="6668"/>
       </w:tblGrid>
       <w:tr>
+        <w:trPr>
+          <w:cantSplit/>
+          <w:tblHeader/>
+        </w:trPr>
         <w:tc>
           <w:tcPr>
             <w:tcW w:w="1300" w:type="pct"/>
@@ -9718,6 +9842,7 @@
           </w:tcPr>
           <w:p>
             <w:pPr>
+              <w:keepNext/>
               <w:spacing w:after="120" w:line="276" w:lineRule="auto"/>
               <w:rPr>
                 <w:rFonts w:eastAsia="Times New Roman"/>
@@ -9759,6 +9884,7 @@
           </w:tcPr>
           <w:p>
             <w:pPr>
+              <w:keepNext/>
               <w:spacing w:after="120" w:line="276" w:lineRule="auto"/>
               <w:rPr>
                 <w:rFonts w:eastAsia="Times New Roman"/>
@@ -9778,6 +9904,9 @@
         </w:tc>
       </w:tr>
       <w:tr>
+        <w:trPr>
+          <w:cantSplit/>
+        </w:trPr>
         <w:tc>
           <w:tcPr>
             <w:tcW w:w="0" w:type="auto"/>
@@ -9886,6 +10015,9 @@
         </w:tc>
       </w:tr>
       <w:tr>
+        <w:trPr>
+          <w:cantSplit/>
+        </w:trPr>
         <w:tc>
           <w:tcPr>
             <w:tcW w:w="0" w:type="auto"/>
@@ -9976,7 +10108,7 @@
           <w:noProof/>
         </w:rPr>
         <w:drawing>
-          <wp:inline distT="0" distB="0" distL="0" distR="0" wp14:anchorId="068591AA" wp14:editId="19FA7CBF">
+          <wp:inline distT="0" distB="0" distL="0" distR="0" wp14:anchorId="6B4D334F" wp14:editId="3A53EFFA">
             <wp:extent cx="4095750" cy="1409700"/>
             <wp:effectExtent l="0" t="0" r="0" b="0"/>
             <wp:docPr id="13" name="Picture 13"/>
@@ -10041,7 +10173,7 @@
           <w:rFonts w:eastAsia="Times New Roman"/>
         </w:rPr>
       </w:pPr>
-      <w:bookmarkStart w:id="24" w:name="_Toc241595888"/>
+      <w:bookmarkStart w:id="24" w:name="_Toc241602209"/>
       <w:r>
         <w:rPr>
           <w:rFonts w:eastAsia="Times New Roman"/>
@@ -10066,6 +10198,10 @@
         <w:gridCol w:w="6668"/>
       </w:tblGrid>
       <w:tr>
+        <w:trPr>
+          <w:cantSplit/>
+          <w:tblHeader/>
+        </w:trPr>
         <w:tc>
           <w:tcPr>
             <w:tcW w:w="1300" w:type="pct"/>
@@ -10086,6 +10222,7 @@
           </w:tcPr>
           <w:p>
             <w:pPr>
+              <w:keepNext/>
               <w:spacing w:after="120" w:line="276" w:lineRule="auto"/>
               <w:rPr>
                 <w:rFonts w:eastAsia="Times New Roman"/>
@@ -10127,6 +10264,7 @@
           </w:tcPr>
           <w:p>
             <w:pPr>
+              <w:keepNext/>
               <w:spacing w:after="120" w:line="276" w:lineRule="auto"/>
               <w:rPr>
                 <w:rFonts w:eastAsia="Times New Roman"/>
@@ -10156,6 +10294,9 @@
         </w:tc>
       </w:tr>
       <w:tr>
+        <w:trPr>
+          <w:cantSplit/>
+        </w:trPr>
         <w:tc>
           <w:tcPr>
             <w:tcW w:w="0" w:type="auto"/>
@@ -10279,7 +10420,7 @@
           <w:rFonts w:eastAsia="Times New Roman"/>
         </w:rPr>
       </w:pPr>
-      <w:bookmarkStart w:id="25" w:name="_Toc241595889"/>
+      <w:bookmarkStart w:id="25" w:name="_Toc241602210"/>
       <w:r>
         <w:rPr>
           <w:rFonts w:eastAsia="Times New Roman"/>
@@ -10304,6 +10445,10 @@
         <w:gridCol w:w="6668"/>
       </w:tblGrid>
       <w:tr>
+        <w:trPr>
+          <w:cantSplit/>
+          <w:tblHeader/>
+        </w:trPr>
         <w:tc>
           <w:tcPr>
             <w:tcW w:w="1300" w:type="pct"/>
@@ -10324,6 +10469,7 @@
           </w:tcPr>
           <w:p>
             <w:pPr>
+              <w:keepNext/>
               <w:spacing w:after="120" w:line="276" w:lineRule="auto"/>
               <w:rPr>
                 <w:rFonts w:eastAsia="Times New Roman"/>
@@ -10365,6 +10511,7 @@
           </w:tcPr>
           <w:p>
             <w:pPr>
+              <w:keepNext/>
               <w:spacing w:after="120" w:line="276" w:lineRule="auto"/>
               <w:rPr>
                 <w:rFonts w:eastAsia="Times New Roman"/>
@@ -10402,6 +10549,9 @@
         </w:tc>
       </w:tr>
       <w:tr>
+        <w:trPr>
+          <w:cantSplit/>
+        </w:trPr>
         <w:tc>
           <w:tcPr>
             <w:tcW w:w="0" w:type="auto"/>
@@ -10510,6 +10660,9 @@
         </w:tc>
       </w:tr>
       <w:tr>
+        <w:trPr>
+          <w:cantSplit/>
+        </w:trPr>
         <w:tc>
           <w:tcPr>
             <w:tcW w:w="0" w:type="auto"/>
@@ -10601,7 +10754,7 @@
         </w:rPr>
         <w:lastRenderedPageBreak/>
         <w:drawing>
-          <wp:inline distT="0" distB="0" distL="0" distR="0" wp14:anchorId="0E656C43" wp14:editId="571B769A">
+          <wp:inline distT="0" distB="0" distL="0" distR="0" wp14:anchorId="6B2F5BD7" wp14:editId="3B68F7F5">
             <wp:extent cx="4095750" cy="1409700"/>
             <wp:effectExtent l="0" t="0" r="0" b="0"/>
             <wp:docPr id="14" name="Picture 14"/>
@@ -10666,7 +10819,7 @@
           <w:rFonts w:eastAsia="Times New Roman"/>
         </w:rPr>
       </w:pPr>
-      <w:bookmarkStart w:id="26" w:name="_Toc241595890"/>
+      <w:bookmarkStart w:id="26" w:name="_Toc241602211"/>
       <w:r>
         <w:rPr>
           <w:rFonts w:eastAsia="Times New Roman"/>
@@ -10713,7 +10866,7 @@
           <w:noProof/>
         </w:rPr>
         <w:drawing>
-          <wp:inline distT="0" distB="0" distL="0" distR="0" wp14:anchorId="16FCC007" wp14:editId="7B4D07FD">
+          <wp:inline distT="0" distB="0" distL="0" distR="0" wp14:anchorId="30AFBC00" wp14:editId="5AD3E986">
             <wp:extent cx="3143885" cy="4068445"/>
             <wp:effectExtent l="0" t="0" r="0" b="8255"/>
             <wp:docPr id="15" name="Picture 15"/>
@@ -10778,11 +10931,12 @@
           <w:rFonts w:eastAsia="Times New Roman"/>
         </w:rPr>
       </w:pPr>
-      <w:bookmarkStart w:id="27" w:name="_Toc241595891"/>
-      <w:r>
-        <w:rPr>
-          <w:rFonts w:eastAsia="Times New Roman"/>
-        </w:rPr>
+      <w:bookmarkStart w:id="27" w:name="_Toc241602212"/>
+      <w:r>
+        <w:rPr>
+          <w:rFonts w:eastAsia="Times New Roman"/>
+        </w:rPr>
+        <w:lastRenderedPageBreak/>
         <w:t>13. Your recent stones</w:t>
       </w:r>
       <w:bookmarkEnd w:id="27"/>
@@ -10792,7 +10946,6 @@
         <w:pStyle w:val="NormalWeb"/>
       </w:pPr>
       <w:r>
-        <w:lastRenderedPageBreak/>
         <w:t xml:space="preserve">The system remembers the last eight results you looked at. They appear at the top of the form on the home page under </w:t>
       </w:r>
       <w:r>
@@ -10826,7 +10979,7 @@
           <w:noProof/>
         </w:rPr>
         <w:drawing>
-          <wp:inline distT="0" distB="0" distL="0" distR="0" wp14:anchorId="6311EB35" wp14:editId="0AAD9432">
+          <wp:inline distT="0" distB="0" distL="0" distR="0" wp14:anchorId="12AF1C76" wp14:editId="1FBBCF6F">
             <wp:extent cx="4954270" cy="990600"/>
             <wp:effectExtent l="0" t="0" r="0" b="0"/>
             <wp:docPr id="16" name="Picture 16"/>
@@ -10889,7 +11042,7 @@
         <w:shd w:val="clear" w:color="auto" w:fill="FFFFFF"/>
         <w:spacing w:line="360" w:lineRule="auto"/>
         <w:jc w:val="both"/>
-        <w:divId w:val="773088852"/>
+        <w:divId w:val="1288706573"/>
         <w:rPr>
           <w:rFonts w:eastAsia="Times New Roman"/>
         </w:rPr>
@@ -10908,7 +11061,7 @@
           <w:rFonts w:eastAsia="Times New Roman"/>
         </w:rPr>
       </w:pPr>
-      <w:bookmarkStart w:id="28" w:name="_Toc241595892"/>
+      <w:bookmarkStart w:id="28" w:name="_Toc241602213"/>
       <w:r>
         <w:rPr>
           <w:rFonts w:eastAsia="Times New Roman"/>
@@ -10953,8 +11106,9 @@
         <w:rPr>
           <w:noProof/>
         </w:rPr>
+        <w:lastRenderedPageBreak/>
         <w:drawing>
-          <wp:inline distT="0" distB="0" distL="0" distR="0" wp14:anchorId="61701F75" wp14:editId="6A29367B">
+          <wp:inline distT="0" distB="0" distL="0" distR="0" wp14:anchorId="510EDE2A" wp14:editId="131338B3">
             <wp:extent cx="3999865" cy="3725545"/>
             <wp:effectExtent l="0" t="0" r="635" b="8255"/>
             <wp:docPr id="17" name="Picture 17"/>
@@ -11009,7 +11163,6 @@
         <w:spacing w:before="0" w:beforeAutospacing="0"/>
       </w:pPr>
       <w:r>
-        <w:lastRenderedPageBreak/>
         <w:t>Figure 16. Home page and a result on a phone-sized screen</w:t>
       </w:r>
     </w:p>
@@ -11020,7 +11173,7 @@
           <w:rFonts w:eastAsia="Times New Roman"/>
         </w:rPr>
       </w:pPr>
-      <w:bookmarkStart w:id="29" w:name="_Toc241595893"/>
+      <w:bookmarkStart w:id="29" w:name="_Toc241602214"/>
       <w:r>
         <w:rPr>
           <w:rFonts w:eastAsia="Times New Roman"/>
@@ -11053,6 +11206,10 @@
         <w:gridCol w:w="5947"/>
       </w:tblGrid>
       <w:tr>
+        <w:trPr>
+          <w:cantSplit/>
+          <w:tblHeader/>
+        </w:trPr>
         <w:tc>
           <w:tcPr>
             <w:tcW w:w="1700" w:type="pct"/>
@@ -11073,6 +11230,7 @@
           </w:tcPr>
           <w:p>
             <w:pPr>
+              <w:keepNext/>
               <w:spacing w:after="120" w:line="276" w:lineRule="auto"/>
               <w:rPr>
                 <w:rFonts w:eastAsia="Times New Roman"/>
@@ -11114,6 +11272,7 @@
           </w:tcPr>
           <w:p>
             <w:pPr>
+              <w:keepNext/>
               <w:spacing w:after="120" w:line="276" w:lineRule="auto"/>
               <w:rPr>
                 <w:rFonts w:eastAsia="Times New Roman"/>
@@ -11137,6 +11296,9 @@
         </w:tc>
       </w:tr>
       <w:tr>
+        <w:trPr>
+          <w:cantSplit/>
+        </w:trPr>
         <w:tc>
           <w:tcPr>
             <w:tcW w:w="0" w:type="auto"/>
@@ -11246,6 +11408,9 @@
         </w:tc>
       </w:tr>
       <w:tr>
+        <w:trPr>
+          <w:cantSplit/>
+        </w:trPr>
         <w:tc>
           <w:tcPr>
             <w:tcW w:w="0" w:type="auto"/>
@@ -11343,6 +11508,9 @@
         </w:tc>
       </w:tr>
       <w:tr>
+        <w:trPr>
+          <w:cantSplit/>
+        </w:trPr>
         <w:tc>
           <w:tcPr>
             <w:tcW w:w="0" w:type="auto"/>
@@ -11433,6 +11601,9 @@
         </w:tc>
       </w:tr>
       <w:tr>
+        <w:trPr>
+          <w:cantSplit/>
+        </w:trPr>
         <w:tc>
           <w:tcPr>
             <w:tcW w:w="0" w:type="auto"/>
@@ -11523,6 +11694,9 @@
         </w:tc>
       </w:tr>
       <w:tr>
+        <w:trPr>
+          <w:cantSplit/>
+        </w:trPr>
         <w:tc>
           <w:tcPr>
             <w:tcW w:w="0" w:type="auto"/>
@@ -11636,39 +11810,43 @@
         </w:tc>
       </w:tr>
       <w:tr>
-        <w:tc>
-          <w:tcPr>
-            <w:tcW w:w="0" w:type="auto"/>
-            <w:tcBorders>
-              <w:top w:val="single" w:sz="6" w:space="0" w:color="000000"/>
-              <w:left w:val="single" w:sz="6" w:space="0" w:color="000000"/>
-              <w:bottom w:val="single" w:sz="6" w:space="0" w:color="000000"/>
-              <w:right w:val="single" w:sz="6" w:space="0" w:color="000000"/>
-            </w:tcBorders>
-            <w:shd w:val="clear" w:color="auto" w:fill="FFFFFF"/>
-            <w:tcMar>
-              <w:top w:w="45" w:type="dxa"/>
-              <w:left w:w="75" w:type="dxa"/>
-              <w:bottom w:w="45" w:type="dxa"/>
-              <w:right w:w="75" w:type="dxa"/>
-            </w:tcMar>
-            <w:hideMark/>
-          </w:tcPr>
-          <w:p>
-            <w:pPr>
-              <w:spacing w:after="120" w:line="276" w:lineRule="auto"/>
-              <w:rPr>
-                <w:rFonts w:eastAsia="Times New Roman"/>
-                <w:sz w:val="20"/>
-                <w:szCs w:val="20"/>
-              </w:rPr>
-            </w:pPr>
-            <w:r>
-              <w:rPr>
-                <w:rFonts w:eastAsia="Times New Roman"/>
-                <w:sz w:val="20"/>
-                <w:szCs w:val="20"/>
-              </w:rPr>
+        <w:trPr>
+          <w:cantSplit/>
+        </w:trPr>
+        <w:tc>
+          <w:tcPr>
+            <w:tcW w:w="0" w:type="auto"/>
+            <w:tcBorders>
+              <w:top w:val="single" w:sz="6" w:space="0" w:color="000000"/>
+              <w:left w:val="single" w:sz="6" w:space="0" w:color="000000"/>
+              <w:bottom w:val="single" w:sz="6" w:space="0" w:color="000000"/>
+              <w:right w:val="single" w:sz="6" w:space="0" w:color="000000"/>
+            </w:tcBorders>
+            <w:shd w:val="clear" w:color="auto" w:fill="FFFFFF"/>
+            <w:tcMar>
+              <w:top w:w="45" w:type="dxa"/>
+              <w:left w:w="75" w:type="dxa"/>
+              <w:bottom w:w="45" w:type="dxa"/>
+              <w:right w:w="75" w:type="dxa"/>
+            </w:tcMar>
+            <w:hideMark/>
+          </w:tcPr>
+          <w:p>
+            <w:pPr>
+              <w:spacing w:after="120" w:line="276" w:lineRule="auto"/>
+              <w:rPr>
+                <w:rFonts w:eastAsia="Times New Roman"/>
+                <w:sz w:val="20"/>
+                <w:szCs w:val="20"/>
+              </w:rPr>
+            </w:pPr>
+            <w:r>
+              <w:rPr>
+                <w:rFonts w:eastAsia="Times New Roman"/>
+                <w:sz w:val="20"/>
+                <w:szCs w:val="20"/>
+              </w:rPr>
+              <w:lastRenderedPageBreak/>
               <w:t>"Please check your input" page, or a red message under a box</w:t>
             </w:r>
           </w:p>
@@ -11730,6 +11908,9 @@
         </w:tc>
       </w:tr>
       <w:tr>
+        <w:trPr>
+          <w:cantSplit/>
+        </w:trPr>
         <w:tc>
           <w:tcPr>
             <w:tcW w:w="0" w:type="auto"/>
@@ -11824,6 +12005,9 @@
         </w:tc>
       </w:tr>
       <w:tr>
+        <w:trPr>
+          <w:cantSplit/>
+        </w:trPr>
         <w:tc>
           <w:tcPr>
             <w:tcW w:w="0" w:type="auto"/>
@@ -11900,6 +12084,9 @@
         </w:tc>
       </w:tr>
       <w:tr>
+        <w:trPr>
+          <w:cantSplit/>
+        </w:trPr>
         <w:tc>
           <w:tcPr>
             <w:tcW w:w="0" w:type="auto"/>
@@ -12012,6 +12199,9 @@
         </w:tc>
       </w:tr>
       <w:tr>
+        <w:trPr>
+          <w:cantSplit/>
+        </w:trPr>
         <w:tc>
           <w:tcPr>
             <w:tcW w:w="0" w:type="auto"/>
@@ -12088,6 +12278,9 @@
         </w:tc>
       </w:tr>
       <w:tr>
+        <w:trPr>
+          <w:cantSplit/>
+        </w:trPr>
         <w:tc>
           <w:tcPr>
             <w:tcW w:w="0" w:type="auto"/>
@@ -12178,6 +12371,9 @@
         </w:tc>
       </w:tr>
       <w:tr>
+        <w:trPr>
+          <w:cantSplit/>
+        </w:trPr>
         <w:tc>
           <w:tcPr>
             <w:tcW w:w="0" w:type="auto"/>
@@ -12272,6 +12468,9 @@
         </w:tc>
       </w:tr>
       <w:tr>
+        <w:trPr>
+          <w:cantSplit/>
+        </w:trPr>
         <w:tc>
           <w:tcPr>
             <w:tcW w:w="0" w:type="auto"/>
@@ -12355,12 +12554,11 @@
           <w:rFonts w:eastAsia="Times New Roman"/>
         </w:rPr>
       </w:pPr>
-      <w:bookmarkStart w:id="30" w:name="_Toc241595894"/>
-      <w:r>
-        <w:rPr>
-          <w:rFonts w:eastAsia="Times New Roman"/>
-        </w:rPr>
-        <w:lastRenderedPageBreak/>
+      <w:bookmarkStart w:id="30" w:name="_Toc241602215"/>
+      <w:r>
+        <w:rPr>
+          <w:rFonts w:eastAsia="Times New Roman"/>
+        </w:rPr>
         <w:t>16. Console mode (without a browser)</w:t>
       </w:r>
       <w:bookmarkEnd w:id="30"/>
@@ -12521,6 +12719,7 @@
           <w:b/>
           <w:bCs/>
         </w:rPr>
+        <w:lastRenderedPageBreak/>
         <w:t>Step 4.</w:t>
       </w:r>
       <w:r>
@@ -12701,7 +12900,7 @@
           <w:rFonts w:eastAsia="Times New Roman"/>
         </w:rPr>
       </w:pPr>
-      <w:bookmarkStart w:id="31" w:name="_Toc241595895"/>
+      <w:bookmarkStart w:id="31" w:name="_Toc241602216"/>
       <w:r>
         <w:rPr>
           <w:rFonts w:eastAsia="Times New Roman"/>
@@ -12719,7 +12918,6 @@
           <w:b/>
           <w:bCs/>
         </w:rPr>
-        <w:lastRenderedPageBreak/>
         <w:t>Step 1.</w:t>
       </w:r>
       <w:r>
@@ -12788,7 +12986,7 @@
           <w:rFonts w:eastAsia="Times New Roman"/>
         </w:rPr>
       </w:pPr>
-      <w:bookmarkStart w:id="32" w:name="_Toc241595896"/>
+      <w:bookmarkStart w:id="32" w:name="_Toc241602217"/>
       <w:r>
         <w:rPr>
           <w:rFonts w:eastAsia="Times New Roman"/>
@@ -12821,6 +13019,10 @@
         <w:gridCol w:w="5767"/>
       </w:tblGrid>
       <w:tr>
+        <w:trPr>
+          <w:cantSplit/>
+          <w:tblHeader/>
+        </w:trPr>
         <w:tc>
           <w:tcPr>
             <w:tcW w:w="1800" w:type="pct"/>
@@ -12841,6 +13043,7 @@
           </w:tcPr>
           <w:p>
             <w:pPr>
+              <w:keepNext/>
               <w:spacing w:after="120" w:line="276" w:lineRule="auto"/>
               <w:rPr>
                 <w:rFonts w:eastAsia="Times New Roman"/>
@@ -12882,6 +13085,7 @@
           </w:tcPr>
           <w:p>
             <w:pPr>
+              <w:keepNext/>
               <w:spacing w:after="120" w:line="276" w:lineRule="auto"/>
               <w:rPr>
                 <w:rFonts w:eastAsia="Times New Roman"/>
@@ -12905,6 +13109,9 @@
         </w:tc>
       </w:tr>
       <w:tr>
+        <w:trPr>
+          <w:cantSplit/>
+        </w:trPr>
         <w:tc>
           <w:tcPr>
             <w:tcW w:w="0" w:type="auto"/>
@@ -12981,6 +13188,9 @@
         </w:tc>
       </w:tr>
       <w:tr>
+        <w:trPr>
+          <w:cantSplit/>
+        </w:trPr>
         <w:tc>
           <w:tcPr>
             <w:tcW w:w="0" w:type="auto"/>
@@ -13057,6 +13267,9 @@
         </w:tc>
       </w:tr>
       <w:tr>
+        <w:trPr>
+          <w:cantSplit/>
+        </w:trPr>
         <w:tc>
           <w:tcPr>
             <w:tcW w:w="0" w:type="auto"/>
@@ -13133,6 +13346,9 @@
         </w:tc>
       </w:tr>
       <w:tr>
+        <w:trPr>
+          <w:cantSplit/>
+        </w:trPr>
         <w:tc>
           <w:tcPr>
             <w:tcW w:w="0" w:type="auto"/>
@@ -13209,6 +13425,9 @@
         </w:tc>
       </w:tr>
       <w:tr>
+        <w:trPr>
+          <w:cantSplit/>
+        </w:trPr>
         <w:tc>
           <w:tcPr>
             <w:tcW w:w="0" w:type="auto"/>
@@ -13285,39 +13504,43 @@
         </w:tc>
       </w:tr>
       <w:tr>
-        <w:tc>
-          <w:tcPr>
-            <w:tcW w:w="0" w:type="auto"/>
-            <w:tcBorders>
-              <w:top w:val="single" w:sz="6" w:space="0" w:color="000000"/>
-              <w:left w:val="single" w:sz="6" w:space="0" w:color="000000"/>
-              <w:bottom w:val="single" w:sz="6" w:space="0" w:color="000000"/>
-              <w:right w:val="single" w:sz="6" w:space="0" w:color="000000"/>
-            </w:tcBorders>
-            <w:shd w:val="clear" w:color="auto" w:fill="FFFFFF"/>
-            <w:tcMar>
-              <w:top w:w="45" w:type="dxa"/>
-              <w:left w:w="75" w:type="dxa"/>
-              <w:bottom w:w="45" w:type="dxa"/>
-              <w:right w:w="75" w:type="dxa"/>
-            </w:tcMar>
-            <w:hideMark/>
-          </w:tcPr>
-          <w:p>
-            <w:pPr>
-              <w:spacing w:after="120" w:line="276" w:lineRule="auto"/>
-              <w:rPr>
-                <w:rFonts w:eastAsia="Times New Roman"/>
-                <w:sz w:val="20"/>
-                <w:szCs w:val="20"/>
-              </w:rPr>
-            </w:pPr>
-            <w:r>
-              <w:rPr>
-                <w:rFonts w:eastAsia="Times New Roman"/>
-                <w:sz w:val="20"/>
-                <w:szCs w:val="20"/>
-              </w:rPr>
+        <w:trPr>
+          <w:cantSplit/>
+        </w:trPr>
+        <w:tc>
+          <w:tcPr>
+            <w:tcW w:w="0" w:type="auto"/>
+            <w:tcBorders>
+              <w:top w:val="single" w:sz="6" w:space="0" w:color="000000"/>
+              <w:left w:val="single" w:sz="6" w:space="0" w:color="000000"/>
+              <w:bottom w:val="single" w:sz="6" w:space="0" w:color="000000"/>
+              <w:right w:val="single" w:sz="6" w:space="0" w:color="000000"/>
+            </w:tcBorders>
+            <w:shd w:val="clear" w:color="auto" w:fill="FFFFFF"/>
+            <w:tcMar>
+              <w:top w:w="45" w:type="dxa"/>
+              <w:left w:w="75" w:type="dxa"/>
+              <w:bottom w:w="45" w:type="dxa"/>
+              <w:right w:w="75" w:type="dxa"/>
+            </w:tcMar>
+            <w:hideMark/>
+          </w:tcPr>
+          <w:p>
+            <w:pPr>
+              <w:spacing w:after="120" w:line="276" w:lineRule="auto"/>
+              <w:rPr>
+                <w:rFonts w:eastAsia="Times New Roman"/>
+                <w:sz w:val="20"/>
+                <w:szCs w:val="20"/>
+              </w:rPr>
+            </w:pPr>
+            <w:r>
+              <w:rPr>
+                <w:rFonts w:eastAsia="Times New Roman"/>
+                <w:sz w:val="20"/>
+                <w:szCs w:val="20"/>
+              </w:rPr>
+              <w:lastRenderedPageBreak/>
               <w:t>run_tests.</w:t>
             </w:r>
           </w:p>
@@ -13361,6 +13584,9 @@
         </w:tc>
       </w:tr>
       <w:tr>
+        <w:trPr>
+          <w:cantSplit/>
+        </w:trPr>
         <w:tc>
           <w:tcPr>
             <w:tcW w:w="0" w:type="auto"/>
@@ -13437,6 +13663,9 @@
         </w:tc>
       </w:tr>
       <w:tr>
+        <w:trPr>
+          <w:cantSplit/>
+        </w:trPr>
         <w:tc>
           <w:tcPr>
             <w:tcW w:w="0" w:type="auto"/>
@@ -13537,6 +13766,10 @@
         <w:gridCol w:w="5767"/>
       </w:tblGrid>
       <w:tr>
+        <w:trPr>
+          <w:cantSplit/>
+          <w:tblHeader/>
+        </w:trPr>
         <w:tc>
           <w:tcPr>
             <w:tcW w:w="1800" w:type="pct"/>
@@ -13557,6 +13790,7 @@
           </w:tcPr>
           <w:p>
             <w:pPr>
+              <w:keepNext/>
               <w:spacing w:after="120" w:line="276" w:lineRule="auto"/>
               <w:rPr>
                 <w:rFonts w:eastAsia="Times New Roman"/>
@@ -13598,6 +13832,7 @@
           </w:tcPr>
           <w:p>
             <w:pPr>
+              <w:keepNext/>
               <w:spacing w:after="120" w:line="276" w:lineRule="auto"/>
               <w:rPr>
                 <w:rFonts w:eastAsia="Times New Roman"/>
@@ -13621,6 +13856,9 @@
         </w:tc>
       </w:tr>
       <w:tr>
+        <w:trPr>
+          <w:cantSplit/>
+        </w:trPr>
         <w:tc>
           <w:tcPr>
             <w:tcW w:w="0" w:type="auto"/>
@@ -13697,6 +13935,9 @@
         </w:tc>
       </w:tr>
       <w:tr>
+        <w:trPr>
+          <w:cantSplit/>
+        </w:trPr>
         <w:tc>
           <w:tcPr>
             <w:tcW w:w="0" w:type="auto"/>
@@ -13773,6 +14014,9 @@
         </w:tc>
       </w:tr>
       <w:tr>
+        <w:trPr>
+          <w:cantSplit/>
+        </w:trPr>
         <w:tc>
           <w:tcPr>
             <w:tcW w:w="0" w:type="auto"/>
@@ -13862,7 +14106,7 @@
         </w:rPr>
         <w:br w:type="page"/>
       </w:r>
-      <w:bookmarkStart w:id="33" w:name="_Toc241595897"/>
+      <w:bookmarkStart w:id="33" w:name="_Toc241602218"/>
       <w:r>
         <w:rPr>
           <w:rFonts w:eastAsia="Times New Roman"/>
@@ -14122,6 +14366,10 @@
         <w:gridCol w:w="1130"/>
       </w:tblGrid>
       <w:tr>
+        <w:trPr>
+          <w:cantSplit/>
+          <w:tblHeader/>
+        </w:trPr>
         <w:tc>
           <w:tcPr>
             <w:tcW w:w="400" w:type="pct"/>
@@ -14141,7 +14389,11 @@
             <w:vAlign w:val="center"/>
             <w:hideMark/>
           </w:tcPr>
-          <w:p/>
+          <w:p>
+            <w:pPr>
+              <w:keepNext/>
+            </w:pPr>
+          </w:p>
         </w:tc>
         <w:tc>
           <w:tcPr>
@@ -14164,6 +14416,7 @@
           </w:tcPr>
           <w:p>
             <w:pPr>
+              <w:keepNext/>
               <w:spacing w:after="120" w:line="276" w:lineRule="auto"/>
               <w:rPr>
                 <w:rFonts w:eastAsia="Times New Roman"/>
@@ -14206,6 +14459,7 @@
           </w:tcPr>
           <w:p>
             <w:pPr>
+              <w:keepNext/>
               <w:spacing w:after="120" w:line="276" w:lineRule="auto"/>
               <w:rPr>
                 <w:rFonts w:eastAsia="Times New Roman"/>
@@ -14248,6 +14502,7 @@
           </w:tcPr>
           <w:p>
             <w:pPr>
+              <w:keepNext/>
               <w:spacing w:after="120" w:line="276" w:lineRule="auto"/>
               <w:rPr>
                 <w:rFonts w:eastAsia="Times New Roman"/>
@@ -14290,6 +14545,7 @@
           </w:tcPr>
           <w:p>
             <w:pPr>
+              <w:keepNext/>
               <w:spacing w:after="120" w:line="276" w:lineRule="auto"/>
               <w:rPr>
                 <w:rFonts w:eastAsia="Times New Roman"/>
@@ -14332,6 +14588,7 @@
           </w:tcPr>
           <w:p>
             <w:pPr>
+              <w:keepNext/>
               <w:spacing w:after="120" w:line="276" w:lineRule="auto"/>
               <w:rPr>
                 <w:rFonts w:eastAsia="Times New Roman"/>
@@ -14374,6 +14631,7 @@
           </w:tcPr>
           <w:p>
             <w:pPr>
+              <w:keepNext/>
               <w:spacing w:after="120" w:line="276" w:lineRule="auto"/>
               <w:rPr>
                 <w:rFonts w:eastAsia="Times New Roman"/>
@@ -14416,6 +14674,7 @@
           </w:tcPr>
           <w:p>
             <w:pPr>
+              <w:keepNext/>
               <w:spacing w:after="120" w:line="276" w:lineRule="auto"/>
               <w:rPr>
                 <w:rFonts w:eastAsia="Times New Roman"/>
@@ -14458,6 +14717,7 @@
           </w:tcPr>
           <w:p>
             <w:pPr>
+              <w:keepNext/>
               <w:spacing w:after="120" w:line="276" w:lineRule="auto"/>
               <w:rPr>
                 <w:rFonts w:eastAsia="Times New Roman"/>
@@ -14481,6 +14741,9 @@
         </w:tc>
       </w:tr>
       <w:tr>
+        <w:trPr>
+          <w:cantSplit/>
+        </w:trPr>
         <w:tc>
           <w:tcPr>
             <w:tcW w:w="0" w:type="auto"/>
@@ -14518,7 +14781,7 @@
                 <w:szCs w:val="18"/>
               </w:rPr>
               <w:drawing>
-                <wp:inline distT="0" distB="0" distL="0" distR="0" wp14:anchorId="62052258" wp14:editId="210C98C2">
+                <wp:inline distT="0" distB="0" distL="0" distR="0" wp14:anchorId="08157B45" wp14:editId="4B321171">
                   <wp:extent cx="457835" cy="457835"/>
                   <wp:effectExtent l="0" t="0" r="0" b="0"/>
                   <wp:docPr id="18" name="Picture 18"/>
@@ -14909,6 +15172,9 @@
         </w:tc>
       </w:tr>
       <w:tr>
+        <w:trPr>
+          <w:cantSplit/>
+        </w:trPr>
         <w:tc>
           <w:tcPr>
             <w:tcW w:w="0" w:type="auto"/>
@@ -14946,7 +15212,7 @@
                 <w:szCs w:val="18"/>
               </w:rPr>
               <w:drawing>
-                <wp:inline distT="0" distB="0" distL="0" distR="0" wp14:anchorId="71B3AFDD" wp14:editId="6CE179DA">
+                <wp:inline distT="0" distB="0" distL="0" distR="0" wp14:anchorId="5510D90B" wp14:editId="4FCB741B">
                   <wp:extent cx="457835" cy="457835"/>
                   <wp:effectExtent l="0" t="0" r="0" b="0"/>
                   <wp:docPr id="19" name="Picture 19"/>
@@ -15337,6 +15603,9 @@
         </w:tc>
       </w:tr>
       <w:tr>
+        <w:trPr>
+          <w:cantSplit/>
+        </w:trPr>
         <w:tc>
           <w:tcPr>
             <w:tcW w:w="0" w:type="auto"/>
@@ -15374,7 +15643,7 @@
                 <w:szCs w:val="18"/>
               </w:rPr>
               <w:drawing>
-                <wp:inline distT="0" distB="0" distL="0" distR="0" wp14:anchorId="53035580" wp14:editId="444A2E5D">
+                <wp:inline distT="0" distB="0" distL="0" distR="0" wp14:anchorId="3698147A" wp14:editId="693FCDEA">
                   <wp:extent cx="457835" cy="457835"/>
                   <wp:effectExtent l="0" t="0" r="0" b="0"/>
                   <wp:docPr id="20" name="Picture 20"/>
@@ -15765,6 +16034,9 @@
         </w:tc>
       </w:tr>
       <w:tr>
+        <w:trPr>
+          <w:cantSplit/>
+        </w:trPr>
         <w:tc>
           <w:tcPr>
             <w:tcW w:w="0" w:type="auto"/>
@@ -15803,7 +16075,7 @@
               </w:rPr>
               <w:lastRenderedPageBreak/>
               <w:drawing>
-                <wp:inline distT="0" distB="0" distL="0" distR="0" wp14:anchorId="47090C3B" wp14:editId="0AADB01E">
+                <wp:inline distT="0" distB="0" distL="0" distR="0" wp14:anchorId="23AB864E" wp14:editId="4893CD82">
                   <wp:extent cx="457835" cy="457835"/>
                   <wp:effectExtent l="0" t="0" r="0" b="0"/>
                   <wp:docPr id="21" name="Picture 21"/>
@@ -16201,6 +16473,9 @@
         </w:tc>
       </w:tr>
       <w:tr>
+        <w:trPr>
+          <w:cantSplit/>
+        </w:trPr>
         <w:tc>
           <w:tcPr>
             <w:tcW w:w="0" w:type="auto"/>
@@ -16238,7 +16513,7 @@
                 <w:szCs w:val="18"/>
               </w:rPr>
               <w:drawing>
-                <wp:inline distT="0" distB="0" distL="0" distR="0" wp14:anchorId="142651BB" wp14:editId="267FAA1C">
+                <wp:inline distT="0" distB="0" distL="0" distR="0" wp14:anchorId="332B3E02" wp14:editId="5F548589">
                   <wp:extent cx="457835" cy="457835"/>
                   <wp:effectExtent l="0" t="0" r="0" b="0"/>
                   <wp:docPr id="22" name="Picture 22"/>
@@ -16629,6 +16904,9 @@
         </w:tc>
       </w:tr>
       <w:tr>
+        <w:trPr>
+          <w:cantSplit/>
+        </w:trPr>
         <w:tc>
           <w:tcPr>
             <w:tcW w:w="0" w:type="auto"/>
@@ -16666,7 +16944,7 @@
                 <w:szCs w:val="18"/>
               </w:rPr>
               <w:drawing>
-                <wp:inline distT="0" distB="0" distL="0" distR="0" wp14:anchorId="1193610D" wp14:editId="28CEF452">
+                <wp:inline distT="0" distB="0" distL="0" distR="0" wp14:anchorId="39F73A02" wp14:editId="1DEE703D">
                   <wp:extent cx="457835" cy="457835"/>
                   <wp:effectExtent l="0" t="0" r="0" b="0"/>
                   <wp:docPr id="23" name="Picture 23"/>
@@ -17057,6 +17335,9 @@
         </w:tc>
       </w:tr>
       <w:tr>
+        <w:trPr>
+          <w:cantSplit/>
+        </w:trPr>
         <w:tc>
           <w:tcPr>
             <w:tcW w:w="0" w:type="auto"/>
@@ -17094,7 +17375,7 @@
                 <w:szCs w:val="18"/>
               </w:rPr>
               <w:drawing>
-                <wp:inline distT="0" distB="0" distL="0" distR="0" wp14:anchorId="14F1DDA0" wp14:editId="3D094CAA">
+                <wp:inline distT="0" distB="0" distL="0" distR="0" wp14:anchorId="32DA9492" wp14:editId="0EC45B47">
                   <wp:extent cx="457835" cy="457835"/>
                   <wp:effectExtent l="0" t="0" r="0" b="0"/>
                   <wp:docPr id="24" name="Picture 24"/>
@@ -17485,6 +17766,9 @@
         </w:tc>
       </w:tr>
       <w:tr>
+        <w:trPr>
+          <w:cantSplit/>
+        </w:trPr>
         <w:tc>
           <w:tcPr>
             <w:tcW w:w="0" w:type="auto"/>
@@ -17522,7 +17806,7 @@
                 <w:szCs w:val="18"/>
               </w:rPr>
               <w:drawing>
-                <wp:inline distT="0" distB="0" distL="0" distR="0" wp14:anchorId="51D4B9D8" wp14:editId="6A5AEB7F">
+                <wp:inline distT="0" distB="0" distL="0" distR="0" wp14:anchorId="569DD72B" wp14:editId="26907424">
                   <wp:extent cx="457835" cy="457835"/>
                   <wp:effectExtent l="0" t="0" r="0" b="0"/>
                   <wp:docPr id="25" name="Picture 25"/>
@@ -17913,6 +18197,9 @@
         </w:tc>
       </w:tr>
       <w:tr>
+        <w:trPr>
+          <w:cantSplit/>
+        </w:trPr>
         <w:tc>
           <w:tcPr>
             <w:tcW w:w="0" w:type="auto"/>
@@ -17950,7 +18237,7 @@
                 <w:szCs w:val="18"/>
               </w:rPr>
               <w:drawing>
-                <wp:inline distT="0" distB="0" distL="0" distR="0" wp14:anchorId="061C8E1B" wp14:editId="2E07552A">
+                <wp:inline distT="0" distB="0" distL="0" distR="0" wp14:anchorId="4369B1D4" wp14:editId="2BF9BB3A">
                   <wp:extent cx="457835" cy="457835"/>
                   <wp:effectExtent l="0" t="0" r="0" b="0"/>
                   <wp:docPr id="26" name="Picture 26"/>
@@ -18341,6 +18628,9 @@
         </w:tc>
       </w:tr>
       <w:tr>
+        <w:trPr>
+          <w:cantSplit/>
+        </w:trPr>
         <w:tc>
           <w:tcPr>
             <w:tcW w:w="0" w:type="auto"/>
@@ -18378,7 +18668,7 @@
                 <w:szCs w:val="18"/>
               </w:rPr>
               <w:drawing>
-                <wp:inline distT="0" distB="0" distL="0" distR="0" wp14:anchorId="3FAEC45B" wp14:editId="68D427CA">
+                <wp:inline distT="0" distB="0" distL="0" distR="0" wp14:anchorId="1F4F074F" wp14:editId="4787489E">
                   <wp:extent cx="457835" cy="457835"/>
                   <wp:effectExtent l="0" t="0" r="0" b="0"/>
                   <wp:docPr id="27" name="Picture 27"/>
@@ -18769,6 +19059,9 @@
         </w:tc>
       </w:tr>
       <w:tr>
+        <w:trPr>
+          <w:cantSplit/>
+        </w:trPr>
         <w:tc>
           <w:tcPr>
             <w:tcW w:w="0" w:type="auto"/>
@@ -18806,7 +19099,7 @@
                 <w:szCs w:val="18"/>
               </w:rPr>
               <w:drawing>
-                <wp:inline distT="0" distB="0" distL="0" distR="0" wp14:anchorId="24E01C34" wp14:editId="50625E9A">
+                <wp:inline distT="0" distB="0" distL="0" distR="0" wp14:anchorId="3E6EE87C" wp14:editId="749D09A1">
                   <wp:extent cx="457835" cy="457835"/>
                   <wp:effectExtent l="0" t="0" r="0" b="0"/>
                   <wp:docPr id="28" name="Picture 28"/>
@@ -19197,6 +19490,9 @@
         </w:tc>
       </w:tr>
       <w:tr>
+        <w:trPr>
+          <w:cantSplit/>
+        </w:trPr>
         <w:tc>
           <w:tcPr>
             <w:tcW w:w="0" w:type="auto"/>
@@ -19234,7 +19530,7 @@
                 <w:szCs w:val="18"/>
               </w:rPr>
               <w:drawing>
-                <wp:inline distT="0" distB="0" distL="0" distR="0" wp14:anchorId="4B862B6E" wp14:editId="41255609">
+                <wp:inline distT="0" distB="0" distL="0" distR="0" wp14:anchorId="1DB47ADD" wp14:editId="2FF567D4">
                   <wp:extent cx="457835" cy="457835"/>
                   <wp:effectExtent l="0" t="0" r="0" b="0"/>
                   <wp:docPr id="29" name="Picture 29"/>
@@ -19630,7 +19926,7 @@
         <w:shd w:val="clear" w:color="auto" w:fill="FFFFFF"/>
         <w:spacing w:line="360" w:lineRule="auto"/>
         <w:jc w:val="both"/>
-        <w:divId w:val="1360012401"/>
+        <w:divId w:val="65541650"/>
         <w:rPr>
           <w:rFonts w:eastAsia="Times New Roman"/>
         </w:rPr>
@@ -19833,9 +20129,9 @@
 <file path=word/numbering.xml><?xml version="1.0" encoding="utf-8"?>
 <w:numbering xmlns:wpc="http://schemas.microsoft.com/office/word/2010/wordprocessingCanvas" xmlns:cx="http://schemas.microsoft.com/office/drawing/2014/chartex" xmlns:cx1="http://schemas.microsoft.com/office/drawing/2015/9/8/chartex" xmlns:cx2="http://schemas.microsoft.com/office/drawing/2015/10/21/chartex" xmlns:cx3="http://schemas.microsoft.com/office/drawing/2016/5/9/chartex" xmlns:cx4="http://schemas.microsoft.com/office/drawing/2016/5/10/chartex" xmlns:cx5="http://schemas.microsoft.com/office/drawing/2016/5/11/chartex" xmlns:cx6="http://schemas.microsoft.com/office/drawing/2016/5/12/chartex" xmlns:cx7="http://schemas.microsoft.com/office/drawing/2016/5/13/chartex" xmlns:cx8="http://schemas.microsoft.com/office/drawing/2016/5/14/chartex" xmlns:mc="http://schemas.openxmlformats.org/markup-compatibility/2006" xmlns:aink="http://schemas.microsoft.com/office/drawing/2016/ink" xmlns:am3d="http://schemas.microsoft.com/office/drawing/2017/model3d" xmlns:o="urn:schemas-microsoft-com:office:office" xmlns:oel="http://schemas.microsoft.com/office/2019/extlst" xmlns:r="http://schemas.openxmlformats.org/officeDocument/2006/relationships" xmlns:m="http://schemas.openxmlformats.org/officeDocument/2006/math" xmlns:v="urn:schemas-microsoft-com:vml" xmlns:wp14="http://schemas.microsoft.com/office/word/2010/wordprocessingDrawing" xmlns:wp="http://schemas.openxmlformats.org/drawingml/2006/wordprocessingDrawing" xmlns:w10="urn:schemas-microsoft-com:office:word" xmlns:w="http://schemas.openxmlformats.org/wordprocessingml/2006/main" xmlns:w14="http://schemas.microsoft.com/office/word/2010/wordml" xmlns:w15="http://schemas.microsoft.com/office/word/2012/wordml" xmlns:w16cex="http://schemas.microsoft.com/office/word/2018/wordml/cex" xmlns:w16cid="http://schemas.microsoft.com/office/word/2016/wordml/cid" xmlns:w16="http://schemas.microsoft.com/office/word/2018/wordml" xmlns:w16du="http://schemas.microsoft.com/office/word/2023/wordml/word16du" xmlns:w16sdtdh="http://schemas.microsoft.com/office/word/2020/wordml/sdtdatahash" xmlns:w16sdtfl="http://schemas.microsoft.com/office/word/2024/wordml/sdtformatlock" xmlns:w16se="http://schemas.microsoft.com/office/word/2015/wordml/symex" xmlns:wpg="http://schemas.microsoft.com/office/word/2010/wordprocessingGroup" xmlns:wpi="http://schemas.microsoft.com/office/word/2010/wordprocessingInk" xmlns:wne="http://schemas.microsoft.com/office/word/2006/wordml" xmlns:wps="http://schemas.microsoft.com/office/word/2010/wordprocessingShape" mc:Ignorable="w14 w15 w16se w16cid w16 w16cex w16sdtdh w16sdtfl w16du wp14">
   <w:abstractNum w:abstractNumId="0" w15:restartNumberingAfterBreak="0">
-    <w:nsid w:val="0D582CBE"/>
+    <w:nsid w:val="07207ADE"/>
     <w:multiLevelType w:val="multilevel"/>
-    <w:tmpl w:val="6F48930C"/>
+    <w:tmpl w:val="BEE256A4"/>
     <w:lvl w:ilvl="0">
       <w:start w:val="1"/>
       <w:numFmt w:val="bullet"/>
@@ -19982,9 +20278,122 @@
     </w:lvl>
   </w:abstractNum>
   <w:abstractNum w:abstractNumId="1" w15:restartNumberingAfterBreak="0">
-    <w:nsid w:val="0EB44B2C"/>
+    <w:nsid w:val="099D7ADA"/>
     <w:multiLevelType w:val="multilevel"/>
-    <w:tmpl w:val="29167FAE"/>
+    <w:tmpl w:val="9190CF16"/>
+    <w:lvl w:ilvl="0">
+      <w:start w:val="1"/>
+      <w:numFmt w:val="decimal"/>
+      <w:lvlText w:val="%1."/>
+      <w:lvlJc w:val="left"/>
+      <w:pPr>
+        <w:tabs>
+          <w:tab w:val="num" w:pos="720"/>
+        </w:tabs>
+        <w:ind w:left="720" w:hanging="360"/>
+      </w:pPr>
+    </w:lvl>
+    <w:lvl w:ilvl="1" w:tentative="1">
+      <w:start w:val="1"/>
+      <w:numFmt w:val="decimal"/>
+      <w:lvlText w:val="%2."/>
+      <w:lvlJc w:val="left"/>
+      <w:pPr>
+        <w:tabs>
+          <w:tab w:val="num" w:pos="1440"/>
+        </w:tabs>
+        <w:ind w:left="1440" w:hanging="360"/>
+      </w:pPr>
+    </w:lvl>
+    <w:lvl w:ilvl="2" w:tentative="1">
+      <w:start w:val="1"/>
+      <w:numFmt w:val="decimal"/>
+      <w:lvlText w:val="%3."/>
+      <w:lvlJc w:val="left"/>
+      <w:pPr>
+        <w:tabs>
+          <w:tab w:val="num" w:pos="2160"/>
+        </w:tabs>
+        <w:ind w:left="2160" w:hanging="360"/>
+      </w:pPr>
+    </w:lvl>
+    <w:lvl w:ilvl="3" w:tentative="1">
+      <w:start w:val="1"/>
+      <w:numFmt w:val="decimal"/>
+      <w:lvlText w:val="%4."/>
+      <w:lvlJc w:val="left"/>
+      <w:pPr>
+        <w:tabs>
+          <w:tab w:val="num" w:pos="2880"/>
+        </w:tabs>
+        <w:ind w:left="2880" w:hanging="360"/>
+      </w:pPr>
+    </w:lvl>
+    <w:lvl w:ilvl="4" w:tentative="1">
+      <w:start w:val="1"/>
+      <w:numFmt w:val="decimal"/>
+      <w:lvlText w:val="%5."/>
+      <w:lvlJc w:val="left"/>
+      <w:pPr>
+        <w:tabs>
+          <w:tab w:val="num" w:pos="3600"/>
+        </w:tabs>
+        <w:ind w:left="3600" w:hanging="360"/>
+      </w:pPr>
+    </w:lvl>
+    <w:lvl w:ilvl="5" w:tentative="1">
+      <w:start w:val="1"/>
+      <w:numFmt w:val="decimal"/>
+      <w:lvlText w:val="%6."/>
+      <w:lvlJc w:val="left"/>
+      <w:pPr>
+        <w:tabs>
+          <w:tab w:val="num" w:pos="4320"/>
+        </w:tabs>
+        <w:ind w:left="4320" w:hanging="360"/>
+      </w:pPr>
+    </w:lvl>
+    <w:lvl w:ilvl="6" w:tentative="1">
+      <w:start w:val="1"/>
+      <w:numFmt w:val="decimal"/>
+      <w:lvlText w:val="%7."/>
+      <w:lvlJc w:val="left"/>
+      <w:pPr>
+        <w:tabs>
+          <w:tab w:val="num" w:pos="5040"/>
+        </w:tabs>
+        <w:ind w:left="5040" w:hanging="360"/>
+      </w:pPr>
+    </w:lvl>
+    <w:lvl w:ilvl="7" w:tentative="1">
+      <w:start w:val="1"/>
+      <w:numFmt w:val="decimal"/>
+      <w:lvlText w:val="%8."/>
+      <w:lvlJc w:val="left"/>
+      <w:pPr>
+        <w:tabs>
+          <w:tab w:val="num" w:pos="5760"/>
+        </w:tabs>
+        <w:ind w:left="5760" w:hanging="360"/>
+      </w:pPr>
+    </w:lvl>
+    <w:lvl w:ilvl="8" w:tentative="1">
+      <w:start w:val="1"/>
+      <w:numFmt w:val="decimal"/>
+      <w:lvlText w:val="%9."/>
+      <w:lvlJc w:val="left"/>
+      <w:pPr>
+        <w:tabs>
+          <w:tab w:val="num" w:pos="6480"/>
+        </w:tabs>
+        <w:ind w:left="6480" w:hanging="360"/>
+      </w:pPr>
+    </w:lvl>
+  </w:abstractNum>
+  <w:abstractNum w:abstractNumId="2" w15:restartNumberingAfterBreak="0">
+    <w:nsid w:val="17AB3288"/>
+    <w:multiLevelType w:val="multilevel"/>
+    <w:tmpl w:val="7EEC9DDE"/>
     <w:lvl w:ilvl="0">
       <w:start w:val="1"/>
       <w:numFmt w:val="bullet"/>
@@ -20130,10 +20539,349 @@
       </w:rPr>
     </w:lvl>
   </w:abstractNum>
-  <w:abstractNum w:abstractNumId="2" w15:restartNumberingAfterBreak="0">
-    <w:nsid w:val="18B75C40"/>
+  <w:abstractNum w:abstractNumId="3" w15:restartNumberingAfterBreak="0">
+    <w:nsid w:val="19E6477E"/>
     <w:multiLevelType w:val="multilevel"/>
-    <w:tmpl w:val="BF906FB4"/>
+    <w:tmpl w:val="E048C9AC"/>
+    <w:lvl w:ilvl="0">
+      <w:start w:val="1"/>
+      <w:numFmt w:val="decimal"/>
+      <w:lvlText w:val="%1."/>
+      <w:lvlJc w:val="left"/>
+      <w:pPr>
+        <w:tabs>
+          <w:tab w:val="num" w:pos="720"/>
+        </w:tabs>
+        <w:ind w:left="720" w:hanging="360"/>
+      </w:pPr>
+    </w:lvl>
+    <w:lvl w:ilvl="1" w:tentative="1">
+      <w:start w:val="1"/>
+      <w:numFmt w:val="decimal"/>
+      <w:lvlText w:val="%2."/>
+      <w:lvlJc w:val="left"/>
+      <w:pPr>
+        <w:tabs>
+          <w:tab w:val="num" w:pos="1440"/>
+        </w:tabs>
+        <w:ind w:left="1440" w:hanging="360"/>
+      </w:pPr>
+    </w:lvl>
+    <w:lvl w:ilvl="2" w:tentative="1">
+      <w:start w:val="1"/>
+      <w:numFmt w:val="decimal"/>
+      <w:lvlText w:val="%3."/>
+      <w:lvlJc w:val="left"/>
+      <w:pPr>
+        <w:tabs>
+          <w:tab w:val="num" w:pos="2160"/>
+        </w:tabs>
+        <w:ind w:left="2160" w:hanging="360"/>
+      </w:pPr>
+    </w:lvl>
+    <w:lvl w:ilvl="3" w:tentative="1">
+      <w:start w:val="1"/>
+      <w:numFmt w:val="decimal"/>
+      <w:lvlText w:val="%4."/>
+      <w:lvlJc w:val="left"/>
+      <w:pPr>
+        <w:tabs>
+          <w:tab w:val="num" w:pos="2880"/>
+        </w:tabs>
+        <w:ind w:left="2880" w:hanging="360"/>
+      </w:pPr>
+    </w:lvl>
+    <w:lvl w:ilvl="4" w:tentative="1">
+      <w:start w:val="1"/>
+      <w:numFmt w:val="decimal"/>
+      <w:lvlText w:val="%5."/>
+      <w:lvlJc w:val="left"/>
+      <w:pPr>
+        <w:tabs>
+          <w:tab w:val="num" w:pos="3600"/>
+        </w:tabs>
+        <w:ind w:left="3600" w:hanging="360"/>
+      </w:pPr>
+    </w:lvl>
+    <w:lvl w:ilvl="5" w:tentative="1">
+      <w:start w:val="1"/>
+      <w:numFmt w:val="decimal"/>
+      <w:lvlText w:val="%6."/>
+      <w:lvlJc w:val="left"/>
+      <w:pPr>
+        <w:tabs>
+          <w:tab w:val="num" w:pos="4320"/>
+        </w:tabs>
+        <w:ind w:left="4320" w:hanging="360"/>
+      </w:pPr>
+    </w:lvl>
+    <w:lvl w:ilvl="6" w:tentative="1">
+      <w:start w:val="1"/>
+      <w:numFmt w:val="decimal"/>
+      <w:lvlText w:val="%7."/>
+      <w:lvlJc w:val="left"/>
+      <w:pPr>
+        <w:tabs>
+          <w:tab w:val="num" w:pos="5040"/>
+        </w:tabs>
+        <w:ind w:left="5040" w:hanging="360"/>
+      </w:pPr>
+    </w:lvl>
+    <w:lvl w:ilvl="7" w:tentative="1">
+      <w:start w:val="1"/>
+      <w:numFmt w:val="decimal"/>
+      <w:lvlText w:val="%8."/>
+      <w:lvlJc w:val="left"/>
+      <w:pPr>
+        <w:tabs>
+          <w:tab w:val="num" w:pos="5760"/>
+        </w:tabs>
+        <w:ind w:left="5760" w:hanging="360"/>
+      </w:pPr>
+    </w:lvl>
+    <w:lvl w:ilvl="8" w:tentative="1">
+      <w:start w:val="1"/>
+      <w:numFmt w:val="decimal"/>
+      <w:lvlText w:val="%9."/>
+      <w:lvlJc w:val="left"/>
+      <w:pPr>
+        <w:tabs>
+          <w:tab w:val="num" w:pos="6480"/>
+        </w:tabs>
+        <w:ind w:left="6480" w:hanging="360"/>
+      </w:pPr>
+    </w:lvl>
+  </w:abstractNum>
+  <w:abstractNum w:abstractNumId="4" w15:restartNumberingAfterBreak="0">
+    <w:nsid w:val="2A443FF7"/>
+    <w:multiLevelType w:val="multilevel"/>
+    <w:tmpl w:val="55621970"/>
+    <w:lvl w:ilvl="0">
+      <w:start w:val="1"/>
+      <w:numFmt w:val="decimal"/>
+      <w:lvlText w:val="%1."/>
+      <w:lvlJc w:val="left"/>
+      <w:pPr>
+        <w:tabs>
+          <w:tab w:val="num" w:pos="720"/>
+        </w:tabs>
+        <w:ind w:left="720" w:hanging="360"/>
+      </w:pPr>
+    </w:lvl>
+    <w:lvl w:ilvl="1" w:tentative="1">
+      <w:start w:val="1"/>
+      <w:numFmt w:val="decimal"/>
+      <w:lvlText w:val="%2."/>
+      <w:lvlJc w:val="left"/>
+      <w:pPr>
+        <w:tabs>
+          <w:tab w:val="num" w:pos="1440"/>
+        </w:tabs>
+        <w:ind w:left="1440" w:hanging="360"/>
+      </w:pPr>
+    </w:lvl>
+    <w:lvl w:ilvl="2" w:tentative="1">
+      <w:start w:val="1"/>
+      <w:numFmt w:val="decimal"/>
+      <w:lvlText w:val="%3."/>
+      <w:lvlJc w:val="left"/>
+      <w:pPr>
+        <w:tabs>
+          <w:tab w:val="num" w:pos="2160"/>
+        </w:tabs>
+        <w:ind w:left="2160" w:hanging="360"/>
+      </w:pPr>
+    </w:lvl>
+    <w:lvl w:ilvl="3" w:tentative="1">
+      <w:start w:val="1"/>
+      <w:numFmt w:val="decimal"/>
+      <w:lvlText w:val="%4."/>
+      <w:lvlJc w:val="left"/>
+      <w:pPr>
+        <w:tabs>
+          <w:tab w:val="num" w:pos="2880"/>
+        </w:tabs>
+        <w:ind w:left="2880" w:hanging="360"/>
+      </w:pPr>
+    </w:lvl>
+    <w:lvl w:ilvl="4" w:tentative="1">
+      <w:start w:val="1"/>
+      <w:numFmt w:val="decimal"/>
+      <w:lvlText w:val="%5."/>
+      <w:lvlJc w:val="left"/>
+      <w:pPr>
+        <w:tabs>
+          <w:tab w:val="num" w:pos="3600"/>
+        </w:tabs>
+        <w:ind w:left="3600" w:hanging="360"/>
+      </w:pPr>
+    </w:lvl>
+    <w:lvl w:ilvl="5" w:tentative="1">
+      <w:start w:val="1"/>
+      <w:numFmt w:val="decimal"/>
+      <w:lvlText w:val="%6."/>
+      <w:lvlJc w:val="left"/>
+      <w:pPr>
+        <w:tabs>
+          <w:tab w:val="num" w:pos="4320"/>
+        </w:tabs>
+        <w:ind w:left="4320" w:hanging="360"/>
+      </w:pPr>
+    </w:lvl>
+    <w:lvl w:ilvl="6" w:tentative="1">
+      <w:start w:val="1"/>
+      <w:numFmt w:val="decimal"/>
+      <w:lvlText w:val="%7."/>
+      <w:lvlJc w:val="left"/>
+      <w:pPr>
+        <w:tabs>
+          <w:tab w:val="num" w:pos="5040"/>
+        </w:tabs>
+        <w:ind w:left="5040" w:hanging="360"/>
+      </w:pPr>
+    </w:lvl>
+    <w:lvl w:ilvl="7" w:tentative="1">
+      <w:start w:val="1"/>
+      <w:numFmt w:val="decimal"/>
+      <w:lvlText w:val="%8."/>
+      <w:lvlJc w:val="left"/>
+      <w:pPr>
+        <w:tabs>
+          <w:tab w:val="num" w:pos="5760"/>
+        </w:tabs>
+        <w:ind w:left="5760" w:hanging="360"/>
+      </w:pPr>
+    </w:lvl>
+    <w:lvl w:ilvl="8" w:tentative="1">
+      <w:start w:val="1"/>
+      <w:numFmt w:val="decimal"/>
+      <w:lvlText w:val="%9."/>
+      <w:lvlJc w:val="left"/>
+      <w:pPr>
+        <w:tabs>
+          <w:tab w:val="num" w:pos="6480"/>
+        </w:tabs>
+        <w:ind w:left="6480" w:hanging="360"/>
+      </w:pPr>
+    </w:lvl>
+  </w:abstractNum>
+  <w:abstractNum w:abstractNumId="5" w15:restartNumberingAfterBreak="0">
+    <w:nsid w:val="2A6944A7"/>
+    <w:multiLevelType w:val="multilevel"/>
+    <w:tmpl w:val="0936AA26"/>
+    <w:lvl w:ilvl="0">
+      <w:start w:val="1"/>
+      <w:numFmt w:val="decimal"/>
+      <w:lvlText w:val="%1."/>
+      <w:lvlJc w:val="left"/>
+      <w:pPr>
+        <w:tabs>
+          <w:tab w:val="num" w:pos="720"/>
+        </w:tabs>
+        <w:ind w:left="720" w:hanging="360"/>
+      </w:pPr>
+    </w:lvl>
+    <w:lvl w:ilvl="1" w:tentative="1">
+      <w:start w:val="1"/>
+      <w:numFmt w:val="decimal"/>
+      <w:lvlText w:val="%2."/>
+      <w:lvlJc w:val="left"/>
+      <w:pPr>
+        <w:tabs>
+          <w:tab w:val="num" w:pos="1440"/>
+        </w:tabs>
+        <w:ind w:left="1440" w:hanging="360"/>
+      </w:pPr>
+    </w:lvl>
+    <w:lvl w:ilvl="2" w:tentative="1">
+      <w:start w:val="1"/>
+      <w:numFmt w:val="decimal"/>
+      <w:lvlText w:val="%3."/>
+      <w:lvlJc w:val="left"/>
+      <w:pPr>
+        <w:tabs>
+          <w:tab w:val="num" w:pos="2160"/>
+        </w:tabs>
+        <w:ind w:left="2160" w:hanging="360"/>
+      </w:pPr>
+    </w:lvl>
+    <w:lvl w:ilvl="3" w:tentative="1">
+      <w:start w:val="1"/>
+      <w:numFmt w:val="decimal"/>
+      <w:lvlText w:val="%4."/>
+      <w:lvlJc w:val="left"/>
+      <w:pPr>
+        <w:tabs>
+          <w:tab w:val="num" w:pos="2880"/>
+        </w:tabs>
+        <w:ind w:left="2880" w:hanging="360"/>
+      </w:pPr>
+    </w:lvl>
+    <w:lvl w:ilvl="4" w:tentative="1">
+      <w:start w:val="1"/>
+      <w:numFmt w:val="decimal"/>
+      <w:lvlText w:val="%5."/>
+      <w:lvlJc w:val="left"/>
+      <w:pPr>
+        <w:tabs>
+          <w:tab w:val="num" w:pos="3600"/>
+        </w:tabs>
+        <w:ind w:left="3600" w:hanging="360"/>
+      </w:pPr>
+    </w:lvl>
+    <w:lvl w:ilvl="5" w:tentative="1">
+      <w:start w:val="1"/>
+      <w:numFmt w:val="decimal"/>
+      <w:lvlText w:val="%6."/>
+      <w:lvlJc w:val="left"/>
+      <w:pPr>
+        <w:tabs>
+          <w:tab w:val="num" w:pos="4320"/>
+        </w:tabs>
+        <w:ind w:left="4320" w:hanging="360"/>
+      </w:pPr>
+    </w:lvl>
+    <w:lvl w:ilvl="6" w:tentative="1">
+      <w:start w:val="1"/>
+      <w:numFmt w:val="decimal"/>
+      <w:lvlText w:val="%7."/>
+      <w:lvlJc w:val="left"/>
+      <w:pPr>
+        <w:tabs>
+          <w:tab w:val="num" w:pos="5040"/>
+        </w:tabs>
+        <w:ind w:left="5040" w:hanging="360"/>
+      </w:pPr>
+    </w:lvl>
+    <w:lvl w:ilvl="7" w:tentative="1">
+      <w:start w:val="1"/>
+      <w:numFmt w:val="decimal"/>
+      <w:lvlText w:val="%8."/>
+      <w:lvlJc w:val="left"/>
+      <w:pPr>
+        <w:tabs>
+          <w:tab w:val="num" w:pos="5760"/>
+        </w:tabs>
+        <w:ind w:left="5760" w:hanging="360"/>
+      </w:pPr>
+    </w:lvl>
+    <w:lvl w:ilvl="8" w:tentative="1">
+      <w:start w:val="1"/>
+      <w:numFmt w:val="decimal"/>
+      <w:lvlText w:val="%9."/>
+      <w:lvlJc w:val="left"/>
+      <w:pPr>
+        <w:tabs>
+          <w:tab w:val="num" w:pos="6480"/>
+        </w:tabs>
+        <w:ind w:left="6480" w:hanging="360"/>
+      </w:pPr>
+    </w:lvl>
+  </w:abstractNum>
+  <w:abstractNum w:abstractNumId="6" w15:restartNumberingAfterBreak="0">
+    <w:nsid w:val="39BD3BC3"/>
+    <w:multiLevelType w:val="multilevel"/>
+    <w:tmpl w:val="AB846664"/>
     <w:lvl w:ilvl="0">
       <w:start w:val="1"/>
       <w:numFmt w:val="bullet"/>
@@ -20279,123 +21027,10 @@
       </w:rPr>
     </w:lvl>
   </w:abstractNum>
-  <w:abstractNum w:abstractNumId="3" w15:restartNumberingAfterBreak="0">
-    <w:nsid w:val="235D6039"/>
+  <w:abstractNum w:abstractNumId="7" w15:restartNumberingAfterBreak="0">
+    <w:nsid w:val="48330470"/>
     <w:multiLevelType w:val="multilevel"/>
-    <w:tmpl w:val="746AA4FA"/>
-    <w:lvl w:ilvl="0">
-      <w:start w:val="1"/>
-      <w:numFmt w:val="decimal"/>
-      <w:lvlText w:val="%1."/>
-      <w:lvlJc w:val="left"/>
-      <w:pPr>
-        <w:tabs>
-          <w:tab w:val="num" w:pos="720"/>
-        </w:tabs>
-        <w:ind w:left="720" w:hanging="360"/>
-      </w:pPr>
-    </w:lvl>
-    <w:lvl w:ilvl="1" w:tentative="1">
-      <w:start w:val="1"/>
-      <w:numFmt w:val="decimal"/>
-      <w:lvlText w:val="%2."/>
-      <w:lvlJc w:val="left"/>
-      <w:pPr>
-        <w:tabs>
-          <w:tab w:val="num" w:pos="1440"/>
-        </w:tabs>
-        <w:ind w:left="1440" w:hanging="360"/>
-      </w:pPr>
-    </w:lvl>
-    <w:lvl w:ilvl="2" w:tentative="1">
-      <w:start w:val="1"/>
-      <w:numFmt w:val="decimal"/>
-      <w:lvlText w:val="%3."/>
-      <w:lvlJc w:val="left"/>
-      <w:pPr>
-        <w:tabs>
-          <w:tab w:val="num" w:pos="2160"/>
-        </w:tabs>
-        <w:ind w:left="2160" w:hanging="360"/>
-      </w:pPr>
-    </w:lvl>
-    <w:lvl w:ilvl="3" w:tentative="1">
-      <w:start w:val="1"/>
-      <w:numFmt w:val="decimal"/>
-      <w:lvlText w:val="%4."/>
-      <w:lvlJc w:val="left"/>
-      <w:pPr>
-        <w:tabs>
-          <w:tab w:val="num" w:pos="2880"/>
-        </w:tabs>
-        <w:ind w:left="2880" w:hanging="360"/>
-      </w:pPr>
-    </w:lvl>
-    <w:lvl w:ilvl="4" w:tentative="1">
-      <w:start w:val="1"/>
-      <w:numFmt w:val="decimal"/>
-      <w:lvlText w:val="%5."/>
-      <w:lvlJc w:val="left"/>
-      <w:pPr>
-        <w:tabs>
-          <w:tab w:val="num" w:pos="3600"/>
-        </w:tabs>
-        <w:ind w:left="3600" w:hanging="360"/>
-      </w:pPr>
-    </w:lvl>
-    <w:lvl w:ilvl="5" w:tentative="1">
-      <w:start w:val="1"/>
-      <w:numFmt w:val="decimal"/>
-      <w:lvlText w:val="%6."/>
-      <w:lvlJc w:val="left"/>
-      <w:pPr>
-        <w:tabs>
-          <w:tab w:val="num" w:pos="4320"/>
-        </w:tabs>
-        <w:ind w:left="4320" w:hanging="360"/>
-      </w:pPr>
-    </w:lvl>
-    <w:lvl w:ilvl="6" w:tentative="1">
-      <w:start w:val="1"/>
-      <w:numFmt w:val="decimal"/>
-      <w:lvlText w:val="%7."/>
-      <w:lvlJc w:val="left"/>
-      <w:pPr>
-        <w:tabs>
-          <w:tab w:val="num" w:pos="5040"/>
-        </w:tabs>
-        <w:ind w:left="5040" w:hanging="360"/>
-      </w:pPr>
-    </w:lvl>
-    <w:lvl w:ilvl="7" w:tentative="1">
-      <w:start w:val="1"/>
-      <w:numFmt w:val="decimal"/>
-      <w:lvlText w:val="%8."/>
-      <w:lvlJc w:val="left"/>
-      <w:pPr>
-        <w:tabs>
-          <w:tab w:val="num" w:pos="5760"/>
-        </w:tabs>
-        <w:ind w:left="5760" w:hanging="360"/>
-      </w:pPr>
-    </w:lvl>
-    <w:lvl w:ilvl="8" w:tentative="1">
-      <w:start w:val="1"/>
-      <w:numFmt w:val="decimal"/>
-      <w:lvlText w:val="%9."/>
-      <w:lvlJc w:val="left"/>
-      <w:pPr>
-        <w:tabs>
-          <w:tab w:val="num" w:pos="6480"/>
-        </w:tabs>
-        <w:ind w:left="6480" w:hanging="360"/>
-      </w:pPr>
-    </w:lvl>
-  </w:abstractNum>
-  <w:abstractNum w:abstractNumId="4" w15:restartNumberingAfterBreak="0">
-    <w:nsid w:val="48BD2C71"/>
-    <w:multiLevelType w:val="multilevel"/>
-    <w:tmpl w:val="26EEC718"/>
+    <w:tmpl w:val="F90AAB94"/>
     <w:lvl w:ilvl="0">
       <w:start w:val="1"/>
       <w:numFmt w:val="bullet"/>
@@ -20541,10 +21176,10 @@
       </w:rPr>
     </w:lvl>
   </w:abstractNum>
-  <w:abstractNum w:abstractNumId="5" w15:restartNumberingAfterBreak="0">
-    <w:nsid w:val="55530A72"/>
+  <w:abstractNum w:abstractNumId="8" w15:restartNumberingAfterBreak="0">
+    <w:nsid w:val="4C855160"/>
     <w:multiLevelType w:val="multilevel"/>
-    <w:tmpl w:val="EE3C2852"/>
+    <w:tmpl w:val="4D1813F0"/>
     <w:lvl w:ilvl="0">
       <w:start w:val="1"/>
       <w:numFmt w:val="decimal"/>
@@ -20654,10 +21289,10 @@
       </w:pPr>
     </w:lvl>
   </w:abstractNum>
-  <w:abstractNum w:abstractNumId="6" w15:restartNumberingAfterBreak="0">
-    <w:nsid w:val="5D8166EF"/>
+  <w:abstractNum w:abstractNumId="9" w15:restartNumberingAfterBreak="0">
+    <w:nsid w:val="553A5ADF"/>
     <w:multiLevelType w:val="multilevel"/>
-    <w:tmpl w:val="5C0E0358"/>
+    <w:tmpl w:val="B62A2040"/>
     <w:lvl w:ilvl="0">
       <w:start w:val="1"/>
       <w:numFmt w:val="decimal"/>
@@ -20767,10 +21402,10 @@
       </w:pPr>
     </w:lvl>
   </w:abstractNum>
-  <w:abstractNum w:abstractNumId="7" w15:restartNumberingAfterBreak="0">
-    <w:nsid w:val="61B81D89"/>
+  <w:abstractNum w:abstractNumId="10" w15:restartNumberingAfterBreak="0">
+    <w:nsid w:val="63726895"/>
     <w:multiLevelType w:val="multilevel"/>
-    <w:tmpl w:val="A31AC49E"/>
+    <w:tmpl w:val="BFF4A172"/>
     <w:lvl w:ilvl="0">
       <w:start w:val="1"/>
       <w:numFmt w:val="decimal"/>
@@ -20880,10 +21515,10 @@
       </w:pPr>
     </w:lvl>
   </w:abstractNum>
-  <w:abstractNum w:abstractNumId="8" w15:restartNumberingAfterBreak="0">
-    <w:nsid w:val="6C6F38EB"/>
+  <w:abstractNum w:abstractNumId="11" w15:restartNumberingAfterBreak="0">
+    <w:nsid w:val="66175256"/>
     <w:multiLevelType w:val="multilevel"/>
-    <w:tmpl w:val="A0F680EC"/>
+    <w:tmpl w:val="EAEE6988"/>
     <w:lvl w:ilvl="0">
       <w:start w:val="1"/>
       <w:numFmt w:val="decimal"/>
@@ -20993,123 +21628,10 @@
       </w:pPr>
     </w:lvl>
   </w:abstractNum>
-  <w:abstractNum w:abstractNumId="9" w15:restartNumberingAfterBreak="0">
-    <w:nsid w:val="6DFC1B1E"/>
+  <w:abstractNum w:abstractNumId="12" w15:restartNumberingAfterBreak="0">
+    <w:nsid w:val="66C15141"/>
     <w:multiLevelType w:val="multilevel"/>
-    <w:tmpl w:val="F90CD7E4"/>
-    <w:lvl w:ilvl="0">
-      <w:start w:val="1"/>
-      <w:numFmt w:val="decimal"/>
-      <w:lvlText w:val="%1."/>
-      <w:lvlJc w:val="left"/>
-      <w:pPr>
-        <w:tabs>
-          <w:tab w:val="num" w:pos="720"/>
-        </w:tabs>
-        <w:ind w:left="720" w:hanging="360"/>
-      </w:pPr>
-    </w:lvl>
-    <w:lvl w:ilvl="1" w:tentative="1">
-      <w:start w:val="1"/>
-      <w:numFmt w:val="decimal"/>
-      <w:lvlText w:val="%2."/>
-      <w:lvlJc w:val="left"/>
-      <w:pPr>
-        <w:tabs>
-          <w:tab w:val="num" w:pos="1440"/>
-        </w:tabs>
-        <w:ind w:left="1440" w:hanging="360"/>
-      </w:pPr>
-    </w:lvl>
-    <w:lvl w:ilvl="2" w:tentative="1">
-      <w:start w:val="1"/>
-      <w:numFmt w:val="decimal"/>
-      <w:lvlText w:val="%3."/>
-      <w:lvlJc w:val="left"/>
-      <w:pPr>
-        <w:tabs>
-          <w:tab w:val="num" w:pos="2160"/>
-        </w:tabs>
-        <w:ind w:left="2160" w:hanging="360"/>
-      </w:pPr>
-    </w:lvl>
-    <w:lvl w:ilvl="3" w:tentative="1">
-      <w:start w:val="1"/>
-      <w:numFmt w:val="decimal"/>
-      <w:lvlText w:val="%4."/>
-      <w:lvlJc w:val="left"/>
-      <w:pPr>
-        <w:tabs>
-          <w:tab w:val="num" w:pos="2880"/>
-        </w:tabs>
-        <w:ind w:left="2880" w:hanging="360"/>
-      </w:pPr>
-    </w:lvl>
-    <w:lvl w:ilvl="4" w:tentative="1">
-      <w:start w:val="1"/>
-      <w:numFmt w:val="decimal"/>
-      <w:lvlText w:val="%5."/>
-      <w:lvlJc w:val="left"/>
-      <w:pPr>
-        <w:tabs>
-          <w:tab w:val="num" w:pos="3600"/>
-        </w:tabs>
-        <w:ind w:left="3600" w:hanging="360"/>
-      </w:pPr>
-    </w:lvl>
-    <w:lvl w:ilvl="5" w:tentative="1">
-      <w:start w:val="1"/>
-      <w:numFmt w:val="decimal"/>
-      <w:lvlText w:val="%6."/>
-      <w:lvlJc w:val="left"/>
-      <w:pPr>
-        <w:tabs>
-          <w:tab w:val="num" w:pos="4320"/>
-        </w:tabs>
-        <w:ind w:left="4320" w:hanging="360"/>
-      </w:pPr>
-    </w:lvl>
-    <w:lvl w:ilvl="6" w:tentative="1">
-      <w:start w:val="1"/>
-      <w:numFmt w:val="decimal"/>
-      <w:lvlText w:val="%7."/>
-      <w:lvlJc w:val="left"/>
-      <w:pPr>
-        <w:tabs>
-          <w:tab w:val="num" w:pos="5040"/>
-        </w:tabs>
-        <w:ind w:left="5040" w:hanging="360"/>
-      </w:pPr>
-    </w:lvl>
-    <w:lvl w:ilvl="7" w:tentative="1">
-      <w:start w:val="1"/>
-      <w:numFmt w:val="decimal"/>
-      <w:lvlText w:val="%8."/>
-      <w:lvlJc w:val="left"/>
-      <w:pPr>
-        <w:tabs>
-          <w:tab w:val="num" w:pos="5760"/>
-        </w:tabs>
-        <w:ind w:left="5760" w:hanging="360"/>
-      </w:pPr>
-    </w:lvl>
-    <w:lvl w:ilvl="8" w:tentative="1">
-      <w:start w:val="1"/>
-      <w:numFmt w:val="decimal"/>
-      <w:lvlText w:val="%9."/>
-      <w:lvlJc w:val="left"/>
-      <w:pPr>
-        <w:tabs>
-          <w:tab w:val="num" w:pos="6480"/>
-        </w:tabs>
-        <w:ind w:left="6480" w:hanging="360"/>
-      </w:pPr>
-    </w:lvl>
-  </w:abstractNum>
-  <w:abstractNum w:abstractNumId="10" w15:restartNumberingAfterBreak="0">
-    <w:nsid w:val="721A1AB0"/>
-    <w:multiLevelType w:val="multilevel"/>
-    <w:tmpl w:val="24AA169E"/>
+    <w:tmpl w:val="FDF2F692"/>
     <w:lvl w:ilvl="0">
       <w:start w:val="1"/>
       <w:numFmt w:val="bullet"/>
@@ -21255,270 +21777,44 @@
       </w:rPr>
     </w:lvl>
   </w:abstractNum>
-  <w:abstractNum w:abstractNumId="11" w15:restartNumberingAfterBreak="0">
-    <w:nsid w:val="74F23493"/>
-    <w:multiLevelType w:val="multilevel"/>
-    <w:tmpl w:val="4D38F550"/>
-    <w:lvl w:ilvl="0">
-      <w:start w:val="1"/>
-      <w:numFmt w:val="decimal"/>
-      <w:lvlText w:val="%1."/>
-      <w:lvlJc w:val="left"/>
-      <w:pPr>
-        <w:tabs>
-          <w:tab w:val="num" w:pos="720"/>
-        </w:tabs>
-        <w:ind w:left="720" w:hanging="360"/>
-      </w:pPr>
-    </w:lvl>
-    <w:lvl w:ilvl="1" w:tentative="1">
-      <w:start w:val="1"/>
-      <w:numFmt w:val="decimal"/>
-      <w:lvlText w:val="%2."/>
-      <w:lvlJc w:val="left"/>
-      <w:pPr>
-        <w:tabs>
-          <w:tab w:val="num" w:pos="1440"/>
-        </w:tabs>
-        <w:ind w:left="1440" w:hanging="360"/>
-      </w:pPr>
-    </w:lvl>
-    <w:lvl w:ilvl="2" w:tentative="1">
-      <w:start w:val="1"/>
-      <w:numFmt w:val="decimal"/>
-      <w:lvlText w:val="%3."/>
-      <w:lvlJc w:val="left"/>
-      <w:pPr>
-        <w:tabs>
-          <w:tab w:val="num" w:pos="2160"/>
-        </w:tabs>
-        <w:ind w:left="2160" w:hanging="360"/>
-      </w:pPr>
-    </w:lvl>
-    <w:lvl w:ilvl="3" w:tentative="1">
-      <w:start w:val="1"/>
-      <w:numFmt w:val="decimal"/>
-      <w:lvlText w:val="%4."/>
-      <w:lvlJc w:val="left"/>
-      <w:pPr>
-        <w:tabs>
-          <w:tab w:val="num" w:pos="2880"/>
-        </w:tabs>
-        <w:ind w:left="2880" w:hanging="360"/>
-      </w:pPr>
-    </w:lvl>
-    <w:lvl w:ilvl="4" w:tentative="1">
-      <w:start w:val="1"/>
-      <w:numFmt w:val="decimal"/>
-      <w:lvlText w:val="%5."/>
-      <w:lvlJc w:val="left"/>
-      <w:pPr>
-        <w:tabs>
-          <w:tab w:val="num" w:pos="3600"/>
-        </w:tabs>
-        <w:ind w:left="3600" w:hanging="360"/>
-      </w:pPr>
-    </w:lvl>
-    <w:lvl w:ilvl="5" w:tentative="1">
-      <w:start w:val="1"/>
-      <w:numFmt w:val="decimal"/>
-      <w:lvlText w:val="%6."/>
-      <w:lvlJc w:val="left"/>
-      <w:pPr>
-        <w:tabs>
-          <w:tab w:val="num" w:pos="4320"/>
-        </w:tabs>
-        <w:ind w:left="4320" w:hanging="360"/>
-      </w:pPr>
-    </w:lvl>
-    <w:lvl w:ilvl="6" w:tentative="1">
-      <w:start w:val="1"/>
-      <w:numFmt w:val="decimal"/>
-      <w:lvlText w:val="%7."/>
-      <w:lvlJc w:val="left"/>
-      <w:pPr>
-        <w:tabs>
-          <w:tab w:val="num" w:pos="5040"/>
-        </w:tabs>
-        <w:ind w:left="5040" w:hanging="360"/>
-      </w:pPr>
-    </w:lvl>
-    <w:lvl w:ilvl="7" w:tentative="1">
-      <w:start w:val="1"/>
-      <w:numFmt w:val="decimal"/>
-      <w:lvlText w:val="%8."/>
-      <w:lvlJc w:val="left"/>
-      <w:pPr>
-        <w:tabs>
-          <w:tab w:val="num" w:pos="5760"/>
-        </w:tabs>
-        <w:ind w:left="5760" w:hanging="360"/>
-      </w:pPr>
-    </w:lvl>
-    <w:lvl w:ilvl="8" w:tentative="1">
-      <w:start w:val="1"/>
-      <w:numFmt w:val="decimal"/>
-      <w:lvlText w:val="%9."/>
-      <w:lvlJc w:val="left"/>
-      <w:pPr>
-        <w:tabs>
-          <w:tab w:val="num" w:pos="6480"/>
-        </w:tabs>
-        <w:ind w:left="6480" w:hanging="360"/>
-      </w:pPr>
-    </w:lvl>
-  </w:abstractNum>
-  <w:abstractNum w:abstractNumId="12" w15:restartNumberingAfterBreak="0">
-    <w:nsid w:val="79C37420"/>
-    <w:multiLevelType w:val="multilevel"/>
-    <w:tmpl w:val="8C2AA9FC"/>
-    <w:lvl w:ilvl="0">
-      <w:start w:val="1"/>
-      <w:numFmt w:val="decimal"/>
-      <w:lvlText w:val="%1."/>
-      <w:lvlJc w:val="left"/>
-      <w:pPr>
-        <w:tabs>
-          <w:tab w:val="num" w:pos="720"/>
-        </w:tabs>
-        <w:ind w:left="720" w:hanging="360"/>
-      </w:pPr>
-    </w:lvl>
-    <w:lvl w:ilvl="1" w:tentative="1">
-      <w:start w:val="1"/>
-      <w:numFmt w:val="decimal"/>
-      <w:lvlText w:val="%2."/>
-      <w:lvlJc w:val="left"/>
-      <w:pPr>
-        <w:tabs>
-          <w:tab w:val="num" w:pos="1440"/>
-        </w:tabs>
-        <w:ind w:left="1440" w:hanging="360"/>
-      </w:pPr>
-    </w:lvl>
-    <w:lvl w:ilvl="2" w:tentative="1">
-      <w:start w:val="1"/>
-      <w:numFmt w:val="decimal"/>
-      <w:lvlText w:val="%3."/>
-      <w:lvlJc w:val="left"/>
-      <w:pPr>
-        <w:tabs>
-          <w:tab w:val="num" w:pos="2160"/>
-        </w:tabs>
-        <w:ind w:left="2160" w:hanging="360"/>
-      </w:pPr>
-    </w:lvl>
-    <w:lvl w:ilvl="3" w:tentative="1">
-      <w:start w:val="1"/>
-      <w:numFmt w:val="decimal"/>
-      <w:lvlText w:val="%4."/>
-      <w:lvlJc w:val="left"/>
-      <w:pPr>
-        <w:tabs>
-          <w:tab w:val="num" w:pos="2880"/>
-        </w:tabs>
-        <w:ind w:left="2880" w:hanging="360"/>
-      </w:pPr>
-    </w:lvl>
-    <w:lvl w:ilvl="4" w:tentative="1">
-      <w:start w:val="1"/>
-      <w:numFmt w:val="decimal"/>
-      <w:lvlText w:val="%5."/>
-      <w:lvlJc w:val="left"/>
-      <w:pPr>
-        <w:tabs>
-          <w:tab w:val="num" w:pos="3600"/>
-        </w:tabs>
-        <w:ind w:left="3600" w:hanging="360"/>
-      </w:pPr>
-    </w:lvl>
-    <w:lvl w:ilvl="5" w:tentative="1">
-      <w:start w:val="1"/>
-      <w:numFmt w:val="decimal"/>
-      <w:lvlText w:val="%6."/>
-      <w:lvlJc w:val="left"/>
-      <w:pPr>
-        <w:tabs>
-          <w:tab w:val="num" w:pos="4320"/>
-        </w:tabs>
-        <w:ind w:left="4320" w:hanging="360"/>
-      </w:pPr>
-    </w:lvl>
-    <w:lvl w:ilvl="6" w:tentative="1">
-      <w:start w:val="1"/>
-      <w:numFmt w:val="decimal"/>
-      <w:lvlText w:val="%7."/>
-      <w:lvlJc w:val="left"/>
-      <w:pPr>
-        <w:tabs>
-          <w:tab w:val="num" w:pos="5040"/>
-        </w:tabs>
-        <w:ind w:left="5040" w:hanging="360"/>
-      </w:pPr>
-    </w:lvl>
-    <w:lvl w:ilvl="7" w:tentative="1">
-      <w:start w:val="1"/>
-      <w:numFmt w:val="decimal"/>
-      <w:lvlText w:val="%8."/>
-      <w:lvlJc w:val="left"/>
-      <w:pPr>
-        <w:tabs>
-          <w:tab w:val="num" w:pos="5760"/>
-        </w:tabs>
-        <w:ind w:left="5760" w:hanging="360"/>
-      </w:pPr>
-    </w:lvl>
-    <w:lvl w:ilvl="8" w:tentative="1">
-      <w:start w:val="1"/>
-      <w:numFmt w:val="decimal"/>
-      <w:lvlText w:val="%9."/>
-      <w:lvlJc w:val="left"/>
-      <w:pPr>
-        <w:tabs>
-          <w:tab w:val="num" w:pos="6480"/>
-        </w:tabs>
-        <w:ind w:left="6480" w:hanging="360"/>
-      </w:pPr>
-    </w:lvl>
-  </w:abstractNum>
-  <w:num w:numId="1" w16cid:durableId="1504660940">
+  <w:num w:numId="1" w16cid:durableId="1900822749">
     <w:abstractNumId w:val="2"/>
   </w:num>
-  <w:num w:numId="2" w16cid:durableId="1670906598">
+  <w:num w:numId="2" w16cid:durableId="97677052">
+    <w:abstractNumId w:val="10"/>
+  </w:num>
+  <w:num w:numId="3" w16cid:durableId="30500312">
+    <w:abstractNumId w:val="1"/>
+  </w:num>
+  <w:num w:numId="4" w16cid:durableId="1849519547">
+    <w:abstractNumId w:val="11"/>
+  </w:num>
+  <w:num w:numId="5" w16cid:durableId="352998315">
+    <w:abstractNumId w:val="8"/>
+  </w:num>
+  <w:num w:numId="6" w16cid:durableId="813721857">
+    <w:abstractNumId w:val="3"/>
+  </w:num>
+  <w:num w:numId="7" w16cid:durableId="691030466">
+    <w:abstractNumId w:val="0"/>
+  </w:num>
+  <w:num w:numId="8" w16cid:durableId="1104152011">
     <w:abstractNumId w:val="9"/>
   </w:num>
-  <w:num w:numId="3" w16cid:durableId="230233741">
+  <w:num w:numId="9" w16cid:durableId="1203783001">
+    <w:abstractNumId w:val="6"/>
+  </w:num>
+  <w:num w:numId="10" w16cid:durableId="344750656">
+    <w:abstractNumId w:val="4"/>
+  </w:num>
+  <w:num w:numId="11" w16cid:durableId="2126001667">
     <w:abstractNumId w:val="5"/>
   </w:num>
-  <w:num w:numId="4" w16cid:durableId="942372646">
-    <w:abstractNumId w:val="7"/>
-  </w:num>
-  <w:num w:numId="5" w16cid:durableId="1575165435">
-    <w:abstractNumId w:val="11"/>
-  </w:num>
-  <w:num w:numId="6" w16cid:durableId="1677340578">
-    <w:abstractNumId w:val="6"/>
-  </w:num>
-  <w:num w:numId="7" w16cid:durableId="56898896">
-    <w:abstractNumId w:val="10"/>
-  </w:num>
-  <w:num w:numId="8" w16cid:durableId="1728725225">
+  <w:num w:numId="12" w16cid:durableId="1765299445">
     <w:abstractNumId w:val="12"/>
   </w:num>
-  <w:num w:numId="9" w16cid:durableId="1627465911">
-    <w:abstractNumId w:val="1"/>
-  </w:num>
-  <w:num w:numId="10" w16cid:durableId="1236941683">
-    <w:abstractNumId w:val="3"/>
-  </w:num>
-  <w:num w:numId="11" w16cid:durableId="1130440403">
-    <w:abstractNumId w:val="8"/>
-  </w:num>
-  <w:num w:numId="12" w16cid:durableId="1137455106">
-    <w:abstractNumId w:val="4"/>
-  </w:num>
-  <w:num w:numId="13" w16cid:durableId="1332754847">
-    <w:abstractNumId w:val="0"/>
+  <w:num w:numId="13" w16cid:durableId="1897354024">
+    <w:abstractNumId w:val="7"/>
   </w:num>
 </w:numbering>
 </file>
@@ -21928,6 +22224,7 @@
     <w:uiPriority w:val="9"/>
     <w:qFormat/>
     <w:pPr>
+      <w:keepNext/>
       <w:spacing w:before="360" w:after="120" w:line="360" w:lineRule="auto"/>
       <w:outlineLvl w:val="0"/>
     </w:pPr>
@@ -21946,6 +22243,7 @@
     <w:uiPriority w:val="9"/>
     <w:qFormat/>
     <w:pPr>
+      <w:keepNext/>
       <w:spacing w:before="240" w:after="80" w:line="360" w:lineRule="auto"/>
       <w:outlineLvl w:val="1"/>
     </w:pPr>
@@ -21963,6 +22261,7 @@
     <w:uiPriority w:val="9"/>
     <w:qFormat/>
     <w:pPr>
+      <w:keepNext/>
       <w:spacing w:before="200" w:after="60" w:line="360" w:lineRule="auto"/>
       <w:outlineLvl w:val="2"/>
     </w:pPr>
@@ -22058,6 +22357,8 @@
     <w:semiHidden/>
     <w:unhideWhenUsed/>
     <w:pPr>
+      <w:keepNext/>
+      <w:keepLines/>
       <w:pBdr>
         <w:top w:val="single" w:sz="6" w:space="5" w:color="000000"/>
         <w:left w:val="single" w:sz="6" w:space="5" w:color="000000"/>
@@ -22087,8 +22388,8 @@
     </w:pPr>
     <w:rPr>
       <w:rFonts w:ascii="Courier New" w:hAnsi="Courier New" w:cs="Courier New"/>
-      <w:sz w:val="19"/>
-      <w:szCs w:val="19"/>
+      <w:sz w:val="17"/>
+      <w:szCs w:val="17"/>
     </w:rPr>
   </w:style>
   <w:style w:type="character" w:customStyle="1" w:styleId="HTMLPreformattedChar">
@@ -22098,7 +22399,10 @@
     <w:uiPriority w:val="99"/>
     <w:semiHidden/>
     <w:rPr>
-      <w:rFonts w:ascii="Consolas" w:eastAsiaTheme="minorEastAsia" w:hAnsi="Consolas"/>
+      <w:rFonts w:ascii="Courier New" w:eastAsiaTheme="minorEastAsia" w:hAnsi="Courier New" w:cs="Courier New"/>
+      <w:sz w:val="17"/>
+      <w:szCs w:val="17"/>
+      <w:shd w:val="clear" w:color="auto" w:fill="FFFFFF"/>
     </w:rPr>
   </w:style>
   <w:style w:type="paragraph" w:customStyle="1" w:styleId="msonormal0">
@@ -22151,6 +22455,7 @@
     <w:name w:val="tcaption"/>
     <w:basedOn w:val="Normal"/>
     <w:pPr>
+      <w:keepNext/>
       <w:spacing w:before="160" w:after="60" w:line="360" w:lineRule="auto"/>
     </w:pPr>
     <w:rPr>
@@ -22164,6 +22469,7 @@
     <w:name w:val="fig"/>
     <w:basedOn w:val="Normal"/>
     <w:pPr>
+      <w:keepNext/>
       <w:spacing w:before="100" w:beforeAutospacing="1" w:after="40" w:line="360" w:lineRule="auto"/>
       <w:jc w:val="center"/>
     </w:pPr>
@@ -22273,7 +22579,7 @@
     <w:link w:val="HeaderChar"/>
     <w:uiPriority w:val="99"/>
     <w:unhideWhenUsed/>
-    <w:rsid w:val="001D77D5"/>
+    <w:rsid w:val="00157F1F"/>
     <w:pPr>
       <w:tabs>
         <w:tab w:val="center" w:pos="4680"/>
@@ -22286,7 +22592,7 @@
     <w:basedOn w:val="DefaultParagraphFont"/>
     <w:link w:val="Header"/>
     <w:uiPriority w:val="99"/>
-    <w:rsid w:val="001D77D5"/>
+    <w:rsid w:val="00157F1F"/>
     <w:rPr>
       <w:rFonts w:eastAsiaTheme="minorEastAsia"/>
       <w:sz w:val="24"/>
@@ -22299,7 +22605,7 @@
     <w:link w:val="FooterChar"/>
     <w:uiPriority w:val="99"/>
     <w:unhideWhenUsed/>
-    <w:rsid w:val="001D77D5"/>
+    <w:rsid w:val="00157F1F"/>
     <w:pPr>
       <w:tabs>
         <w:tab w:val="center" w:pos="4680"/>
@@ -22312,7 +22618,7 @@
     <w:basedOn w:val="DefaultParagraphFont"/>
     <w:link w:val="Footer"/>
     <w:uiPriority w:val="99"/>
-    <w:rsid w:val="001D77D5"/>
+    <w:rsid w:val="00157F1F"/>
     <w:rPr>
       <w:rFonts w:eastAsiaTheme="minorEastAsia"/>
       <w:sz w:val="24"/>
@@ -22325,7 +22631,7 @@
     <w:uiPriority w:val="99"/>
     <w:semiHidden/>
     <w:unhideWhenUsed/>
-    <w:rsid w:val="001D77D5"/>
+    <w:rsid w:val="00157F1F"/>
   </w:style>
   <w:style w:type="character" w:styleId="Hyperlink">
     <w:name w:val="Hyperlink"/>
@@ -22333,7 +22639,7 @@
     <w:uiPriority w:val="99"/>
     <w:semiHidden/>
     <w:unhideWhenUsed/>
-    <w:rsid w:val="001D77D5"/>
+    <w:rsid w:val="00157F1F"/>
     <w:rPr>
       <w:color w:val="auto"/>
       <w:u w:val="single"/>
@@ -22346,7 +22652,7 @@
     <w:autoRedefine/>
     <w:uiPriority w:val="39"/>
     <w:unhideWhenUsed/>
-    <w:rsid w:val="001D77D5"/>
+    <w:rsid w:val="00157F1F"/>
     <w:pPr>
       <w:spacing w:after="100" w:line="360" w:lineRule="auto"/>
     </w:pPr>
@@ -22358,7 +22664,7 @@
     <w:autoRedefine/>
     <w:uiPriority w:val="39"/>
     <w:unhideWhenUsed/>
-    <w:rsid w:val="001D77D5"/>
+    <w:rsid w:val="00157F1F"/>
     <w:pPr>
       <w:spacing w:after="100" w:line="360" w:lineRule="auto"/>
       <w:ind w:left="240"/>
@@ -22372,7 +22678,7 @@
     <w:uiPriority w:val="39"/>
     <w:semiHidden/>
     <w:unhideWhenUsed/>
-    <w:rsid w:val="001D77D5"/>
+    <w:rsid w:val="00157F1F"/>
     <w:pPr>
       <w:spacing w:after="100" w:line="360" w:lineRule="auto"/>
       <w:ind w:left="480"/>

--- a/gem_expert/docs/Gemstone_Identification_Assistant_User_Manual.docx
+++ b/gem_expert/docs/Gemstone_Identification_Assistant_User_Manual.docx
@@ -67,7 +67,7 @@
           <w:noProof/>
         </w:rPr>
         <w:drawing>
-          <wp:inline distT="0" distB="0" distL="0" distR="0" wp14:anchorId="7443F561" wp14:editId="7883B0ED">
+          <wp:inline distT="0" distB="0" distL="0" distR="0" wp14:anchorId="13A8D20F" wp14:editId="46203429">
             <wp:extent cx="4572635" cy="3028315"/>
             <wp:effectExtent l="0" t="0" r="0" b="635"/>
             <wp:docPr id="1" name="Picture 1"/>
@@ -225,7 +225,7 @@
         <w:rPr>
           <w:noProof/>
         </w:rPr>
-        <w:instrText xml:space="preserve"> PAGEREF _Toc241602185 \h </w:instrText>
+        <w:instrText xml:space="preserve"> PAGEREF _Toc241603575 \h </w:instrText>
       </w:r>
       <w:r>
         <w:rPr>
@@ -287,7 +287,7 @@
         <w:rPr>
           <w:noProof/>
         </w:rPr>
-        <w:instrText xml:space="preserve"> PAGEREF _Toc241602186 \h </w:instrText>
+        <w:instrText xml:space="preserve"> PAGEREF _Toc241603576 \h </w:instrText>
       </w:r>
       <w:r>
         <w:rPr>
@@ -349,7 +349,7 @@
         <w:rPr>
           <w:noProof/>
         </w:rPr>
-        <w:instrText xml:space="preserve"> PAGEREF _Toc241602187 \h </w:instrText>
+        <w:instrText xml:space="preserve"> PAGEREF _Toc241603577 \h </w:instrText>
       </w:r>
       <w:r>
         <w:rPr>
@@ -411,7 +411,7 @@
         <w:rPr>
           <w:noProof/>
         </w:rPr>
-        <w:instrText xml:space="preserve"> PAGEREF _Toc241602188 \h </w:instrText>
+        <w:instrText xml:space="preserve"> PAGEREF _Toc241603578 \h </w:instrText>
       </w:r>
       <w:r>
         <w:rPr>
@@ -473,7 +473,7 @@
         <w:rPr>
           <w:noProof/>
         </w:rPr>
-        <w:instrText xml:space="preserve"> PAGEREF _Toc241602189 \h </w:instrText>
+        <w:instrText xml:space="preserve"> PAGEREF _Toc241603579 \h </w:instrText>
       </w:r>
       <w:r>
         <w:rPr>
@@ -535,7 +535,7 @@
         <w:rPr>
           <w:noProof/>
         </w:rPr>
-        <w:instrText xml:space="preserve"> PAGEREF _Toc241602190 \h </w:instrText>
+        <w:instrText xml:space="preserve"> PAGEREF _Toc241603580 \h </w:instrText>
       </w:r>
       <w:r>
         <w:rPr>
@@ -597,7 +597,7 @@
         <w:rPr>
           <w:noProof/>
         </w:rPr>
-        <w:instrText xml:space="preserve"> PAGEREF _Toc241602191 \h </w:instrText>
+        <w:instrText xml:space="preserve"> PAGEREF _Toc241603581 \h </w:instrText>
       </w:r>
       <w:r>
         <w:rPr>
@@ -659,7 +659,7 @@
         <w:rPr>
           <w:noProof/>
         </w:rPr>
-        <w:instrText xml:space="preserve"> PAGEREF _Toc241602192 \h </w:instrText>
+        <w:instrText xml:space="preserve"> PAGEREF _Toc241603582 \h </w:instrText>
       </w:r>
       <w:r>
         <w:rPr>
@@ -721,7 +721,7 @@
         <w:rPr>
           <w:noProof/>
         </w:rPr>
-        <w:instrText xml:space="preserve"> PAGEREF _Toc241602193 \h </w:instrText>
+        <w:instrText xml:space="preserve"> PAGEREF _Toc241603583 \h </w:instrText>
       </w:r>
       <w:r>
         <w:rPr>
@@ -783,7 +783,7 @@
         <w:rPr>
           <w:noProof/>
         </w:rPr>
-        <w:instrText xml:space="preserve"> PAGEREF _Toc241602194 \h </w:instrText>
+        <w:instrText xml:space="preserve"> PAGEREF _Toc241603584 \h </w:instrText>
       </w:r>
       <w:r>
         <w:rPr>
@@ -845,7 +845,7 @@
         <w:rPr>
           <w:noProof/>
         </w:rPr>
-        <w:instrText xml:space="preserve"> PAGEREF _Toc241602195 \h </w:instrText>
+        <w:instrText xml:space="preserve"> PAGEREF _Toc241603585 \h </w:instrText>
       </w:r>
       <w:r>
         <w:rPr>
@@ -907,7 +907,7 @@
         <w:rPr>
           <w:noProof/>
         </w:rPr>
-        <w:instrText xml:space="preserve"> PAGEREF _Toc241602196 \h </w:instrText>
+        <w:instrText xml:space="preserve"> PAGEREF _Toc241603586 \h </w:instrText>
       </w:r>
       <w:r>
         <w:rPr>
@@ -969,7 +969,7 @@
         <w:rPr>
           <w:noProof/>
         </w:rPr>
-        <w:instrText xml:space="preserve"> PAGEREF _Toc241602197 \h </w:instrText>
+        <w:instrText xml:space="preserve"> PAGEREF _Toc241603587 \h </w:instrText>
       </w:r>
       <w:r>
         <w:rPr>
@@ -1031,7 +1031,7 @@
         <w:rPr>
           <w:noProof/>
         </w:rPr>
-        <w:instrText xml:space="preserve"> PAGEREF _Toc241602198 \h </w:instrText>
+        <w:instrText xml:space="preserve"> PAGEREF _Toc241603588 \h </w:instrText>
       </w:r>
       <w:r>
         <w:rPr>
@@ -1093,7 +1093,7 @@
         <w:rPr>
           <w:noProof/>
         </w:rPr>
-        <w:instrText xml:space="preserve"> PAGEREF _Toc241602199 \h </w:instrText>
+        <w:instrText xml:space="preserve"> PAGEREF _Toc241603589 \h </w:instrText>
       </w:r>
       <w:r>
         <w:rPr>
@@ -1155,7 +1155,7 @@
         <w:rPr>
           <w:noProof/>
         </w:rPr>
-        <w:instrText xml:space="preserve"> PAGEREF _Toc241602200 \h </w:instrText>
+        <w:instrText xml:space="preserve"> PAGEREF _Toc241603590 \h </w:instrText>
       </w:r>
       <w:r>
         <w:rPr>
@@ -1217,7 +1217,7 @@
         <w:rPr>
           <w:noProof/>
         </w:rPr>
-        <w:instrText xml:space="preserve"> PAGEREF _Toc241602201 \h </w:instrText>
+        <w:instrText xml:space="preserve"> PAGEREF _Toc241603591 \h </w:instrText>
       </w:r>
       <w:r>
         <w:rPr>
@@ -1279,7 +1279,7 @@
         <w:rPr>
           <w:noProof/>
         </w:rPr>
-        <w:instrText xml:space="preserve"> PAGEREF _Toc241602202 \h </w:instrText>
+        <w:instrText xml:space="preserve"> PAGEREF _Toc241603592 \h </w:instrText>
       </w:r>
       <w:r>
         <w:rPr>
@@ -1341,7 +1341,7 @@
         <w:rPr>
           <w:noProof/>
         </w:rPr>
-        <w:instrText xml:space="preserve"> PAGEREF _Toc241602203 \h </w:instrText>
+        <w:instrText xml:space="preserve"> PAGEREF _Toc241603593 \h </w:instrText>
       </w:r>
       <w:r>
         <w:rPr>
@@ -1403,7 +1403,7 @@
         <w:rPr>
           <w:noProof/>
         </w:rPr>
-        <w:instrText xml:space="preserve"> PAGEREF _Toc241602204 \h </w:instrText>
+        <w:instrText xml:space="preserve"> PAGEREF _Toc241603594 \h </w:instrText>
       </w:r>
       <w:r>
         <w:rPr>
@@ -1465,7 +1465,7 @@
         <w:rPr>
           <w:noProof/>
         </w:rPr>
-        <w:instrText xml:space="preserve"> PAGEREF _Toc241602205 \h </w:instrText>
+        <w:instrText xml:space="preserve"> PAGEREF _Toc241603595 \h </w:instrText>
       </w:r>
       <w:r>
         <w:rPr>
@@ -1527,7 +1527,7 @@
         <w:rPr>
           <w:noProof/>
         </w:rPr>
-        <w:instrText xml:space="preserve"> PAGEREF _Toc241602206 \h </w:instrText>
+        <w:instrText xml:space="preserve"> PAGEREF _Toc241603596 \h </w:instrText>
       </w:r>
       <w:r>
         <w:rPr>
@@ -1589,7 +1589,7 @@
         <w:rPr>
           <w:noProof/>
         </w:rPr>
-        <w:instrText xml:space="preserve"> PAGEREF _Toc241602207 \h </w:instrText>
+        <w:instrText xml:space="preserve"> PAGEREF _Toc241603597 \h </w:instrText>
       </w:r>
       <w:r>
         <w:rPr>
@@ -1651,7 +1651,7 @@
         <w:rPr>
           <w:noProof/>
         </w:rPr>
-        <w:instrText xml:space="preserve"> PAGEREF _Toc241602208 \h </w:instrText>
+        <w:instrText xml:space="preserve"> PAGEREF _Toc241603598 \h </w:instrText>
       </w:r>
       <w:r>
         <w:rPr>
@@ -1713,7 +1713,7 @@
         <w:rPr>
           <w:noProof/>
         </w:rPr>
-        <w:instrText xml:space="preserve"> PAGEREF _Toc241602209 \h </w:instrText>
+        <w:instrText xml:space="preserve"> PAGEREF _Toc241603599 \h </w:instrText>
       </w:r>
       <w:r>
         <w:rPr>
@@ -1775,7 +1775,7 @@
         <w:rPr>
           <w:noProof/>
         </w:rPr>
-        <w:instrText xml:space="preserve"> PAGEREF _Toc241602210 \h </w:instrText>
+        <w:instrText xml:space="preserve"> PAGEREF _Toc241603600 \h </w:instrText>
       </w:r>
       <w:r>
         <w:rPr>
@@ -1838,7 +1838,7 @@
         <w:rPr>
           <w:noProof/>
         </w:rPr>
-        <w:instrText xml:space="preserve"> PAGEREF _Toc241602211 \h </w:instrText>
+        <w:instrText xml:space="preserve"> PAGEREF _Toc241603601 \h </w:instrText>
       </w:r>
       <w:r>
         <w:rPr>
@@ -1900,7 +1900,7 @@
         <w:rPr>
           <w:noProof/>
         </w:rPr>
-        <w:instrText xml:space="preserve"> PAGEREF _Toc241602212 \h </w:instrText>
+        <w:instrText xml:space="preserve"> PAGEREF _Toc241603602 \h </w:instrText>
       </w:r>
       <w:r>
         <w:rPr>
@@ -1962,7 +1962,7 @@
         <w:rPr>
           <w:noProof/>
         </w:rPr>
-        <w:instrText xml:space="preserve"> PAGEREF _Toc241602213 \h </w:instrText>
+        <w:instrText xml:space="preserve"> PAGEREF _Toc241603603 \h </w:instrText>
       </w:r>
       <w:r>
         <w:rPr>
@@ -2024,7 +2024,7 @@
         <w:rPr>
           <w:noProof/>
         </w:rPr>
-        <w:instrText xml:space="preserve"> PAGEREF _Toc241602214 \h </w:instrText>
+        <w:instrText xml:space="preserve"> PAGEREF _Toc241603604 \h </w:instrText>
       </w:r>
       <w:r>
         <w:rPr>
@@ -2086,7 +2086,7 @@
         <w:rPr>
           <w:noProof/>
         </w:rPr>
-        <w:instrText xml:space="preserve"> PAGEREF _Toc241602215 \h </w:instrText>
+        <w:instrText xml:space="preserve"> PAGEREF _Toc241603605 \h </w:instrText>
       </w:r>
       <w:r>
         <w:rPr>
@@ -2148,7 +2148,7 @@
         <w:rPr>
           <w:noProof/>
         </w:rPr>
-        <w:instrText xml:space="preserve"> PAGEREF _Toc241602216 \h </w:instrText>
+        <w:instrText xml:space="preserve"> PAGEREF _Toc241603606 \h </w:instrText>
       </w:r>
       <w:r>
         <w:rPr>
@@ -2210,7 +2210,7 @@
         <w:rPr>
           <w:noProof/>
         </w:rPr>
-        <w:instrText xml:space="preserve"> PAGEREF _Toc241602217 \h </w:instrText>
+        <w:instrText xml:space="preserve"> PAGEREF _Toc241603607 \h </w:instrText>
       </w:r>
       <w:r>
         <w:rPr>
@@ -2272,7 +2272,7 @@
         <w:rPr>
           <w:noProof/>
         </w:rPr>
-        <w:instrText xml:space="preserve"> PAGEREF _Toc241602218 \h </w:instrText>
+        <w:instrText xml:space="preserve"> PAGEREF _Toc241603608 \h </w:instrText>
       </w:r>
       <w:r>
         <w:rPr>
@@ -2319,7 +2319,7 @@
         </w:rPr>
         <w:br w:type="page"/>
       </w:r>
-      <w:bookmarkStart w:id="0" w:name="_Toc241602185"/>
+      <w:bookmarkStart w:id="0" w:name="_Toc241603575"/>
       <w:r>
         <w:rPr>
           <w:rFonts w:eastAsia="Times New Roman"/>
@@ -2459,7 +2459,7 @@
         <w:shd w:val="clear" w:color="auto" w:fill="FFFFFF"/>
         <w:spacing w:line="360" w:lineRule="auto"/>
         <w:jc w:val="both"/>
-        <w:divId w:val="297498519"/>
+        <w:divId w:val="1671330452"/>
         <w:rPr>
           <w:rFonts w:eastAsia="Times New Roman"/>
         </w:rPr>
@@ -2492,7 +2492,7 @@
           <w:rFonts w:eastAsia="Times New Roman"/>
         </w:rPr>
       </w:pPr>
-      <w:bookmarkStart w:id="1" w:name="_Toc241602186"/>
+      <w:bookmarkStart w:id="1" w:name="_Toc241603576"/>
       <w:r>
         <w:rPr>
           <w:rFonts w:eastAsia="Times New Roman"/>
@@ -3026,7 +3026,7 @@
           <w:rFonts w:eastAsia="Times New Roman"/>
         </w:rPr>
       </w:pPr>
-      <w:bookmarkStart w:id="2" w:name="_Toc241602187"/>
+      <w:bookmarkStart w:id="2" w:name="_Toc241603577"/>
       <w:r>
         <w:rPr>
           <w:rFonts w:eastAsia="Times New Roman"/>
@@ -3664,7 +3664,7 @@
           <w:rFonts w:eastAsia="Times New Roman"/>
         </w:rPr>
       </w:pPr>
-      <w:bookmarkStart w:id="3" w:name="_Toc241602188"/>
+      <w:bookmarkStart w:id="3" w:name="_Toc241603578"/>
       <w:r>
         <w:rPr>
           <w:rFonts w:eastAsia="Times New Roman"/>
@@ -3680,7 +3680,7 @@
           <w:rFonts w:eastAsia="Times New Roman"/>
         </w:rPr>
       </w:pPr>
-      <w:bookmarkStart w:id="4" w:name="_Toc241602189"/>
+      <w:bookmarkStart w:id="4" w:name="_Toc241603579"/>
       <w:r>
         <w:rPr>
           <w:rFonts w:eastAsia="Times New Roman"/>
@@ -3886,7 +3886,7 @@
           <w:rFonts w:eastAsia="Times New Roman"/>
         </w:rPr>
       </w:pPr>
-      <w:bookmarkStart w:id="5" w:name="_Toc241602190"/>
+      <w:bookmarkStart w:id="5" w:name="_Toc241603580"/>
       <w:r>
         <w:rPr>
           <w:rFonts w:eastAsia="Times New Roman"/>
@@ -4102,7 +4102,7 @@
           <w:rFonts w:eastAsia="Times New Roman"/>
         </w:rPr>
       </w:pPr>
-      <w:bookmarkStart w:id="6" w:name="_Toc241602191"/>
+      <w:bookmarkStart w:id="6" w:name="_Toc241603581"/>
       <w:r>
         <w:rPr>
           <w:rFonts w:eastAsia="Times New Roman"/>
@@ -4218,7 +4218,7 @@
         <w:shd w:val="clear" w:color="auto" w:fill="FFFFFF"/>
         <w:spacing w:line="360" w:lineRule="auto"/>
         <w:jc w:val="both"/>
-        <w:divId w:val="1807508152"/>
+        <w:divId w:val="1600605128"/>
         <w:rPr>
           <w:rFonts w:eastAsia="Times New Roman"/>
         </w:rPr>
@@ -4237,7 +4237,7 @@
           <w:rFonts w:eastAsia="Times New Roman"/>
         </w:rPr>
       </w:pPr>
-      <w:bookmarkStart w:id="7" w:name="_Toc241602192"/>
+      <w:bookmarkStart w:id="7" w:name="_Toc241603582"/>
       <w:r>
         <w:rPr>
           <w:rFonts w:eastAsia="Times New Roman"/>
@@ -4253,7 +4253,7 @@
           <w:rFonts w:eastAsia="Times New Roman"/>
         </w:rPr>
       </w:pPr>
-      <w:bookmarkStart w:id="8" w:name="_Toc241602193"/>
+      <w:bookmarkStart w:id="8" w:name="_Toc241603583"/>
       <w:r>
         <w:rPr>
           <w:rFonts w:eastAsia="Times New Roman"/>
@@ -4495,7 +4495,7 @@
         <w:shd w:val="clear" w:color="auto" w:fill="FFFFFF"/>
         <w:spacing w:line="360" w:lineRule="auto"/>
         <w:jc w:val="both"/>
-        <w:divId w:val="2118596888"/>
+        <w:divId w:val="202669235"/>
         <w:rPr>
           <w:rFonts w:eastAsia="Times New Roman"/>
         </w:rPr>
@@ -4527,7 +4527,7 @@
         <w:shd w:val="clear" w:color="auto" w:fill="FFFFFF"/>
         <w:spacing w:line="360" w:lineRule="auto"/>
         <w:jc w:val="both"/>
-        <w:divId w:val="1420367874"/>
+        <w:divId w:val="464935255"/>
         <w:rPr>
           <w:rFonts w:eastAsia="Times New Roman"/>
         </w:rPr>
@@ -4558,7 +4558,7 @@
           <w:rFonts w:eastAsia="Times New Roman"/>
         </w:rPr>
       </w:pPr>
-      <w:bookmarkStart w:id="9" w:name="_Toc241602194"/>
+      <w:bookmarkStart w:id="9" w:name="_Toc241603584"/>
       <w:r>
         <w:rPr>
           <w:rFonts w:eastAsia="Times New Roman"/>
@@ -4636,7 +4636,7 @@
           <w:rFonts w:eastAsia="Times New Roman"/>
         </w:rPr>
       </w:pPr>
-      <w:bookmarkStart w:id="10" w:name="_Toc241602195"/>
+      <w:bookmarkStart w:id="10" w:name="_Toc241603585"/>
       <w:r>
         <w:rPr>
           <w:rFonts w:eastAsia="Times New Roman"/>
@@ -4655,7 +4655,7 @@
           <w:noProof/>
         </w:rPr>
         <w:drawing>
-          <wp:inline distT="0" distB="0" distL="0" distR="0" wp14:anchorId="487D7C25" wp14:editId="0EB2B2D8">
+          <wp:inline distT="0" distB="0" distL="0" distR="0" wp14:anchorId="68DED93B" wp14:editId="1EC9FDF4">
             <wp:extent cx="5332730" cy="3524885"/>
             <wp:effectExtent l="0" t="0" r="1270" b="0"/>
             <wp:docPr id="2" name="Picture 2"/>
@@ -4825,7 +4825,7 @@
           <w:noProof/>
         </w:rPr>
         <w:drawing>
-          <wp:inline distT="0" distB="0" distL="0" distR="0" wp14:anchorId="402419D4" wp14:editId="01BDC4A8">
+          <wp:inline distT="0" distB="0" distL="0" distR="0" wp14:anchorId="7396419C" wp14:editId="665FED8A">
             <wp:extent cx="5143500" cy="2990215"/>
             <wp:effectExtent l="0" t="0" r="0" b="635"/>
             <wp:docPr id="3" name="Picture 3"/>
@@ -4890,7 +4890,7 @@
           <w:rFonts w:eastAsia="Times New Roman"/>
         </w:rPr>
       </w:pPr>
-      <w:bookmarkStart w:id="11" w:name="_Toc241602196"/>
+      <w:bookmarkStart w:id="11" w:name="_Toc241603586"/>
       <w:r>
         <w:rPr>
           <w:rFonts w:eastAsia="Times New Roman"/>
@@ -4948,7 +4948,7 @@
         </w:rPr>
         <w:lastRenderedPageBreak/>
         <w:drawing>
-          <wp:inline distT="0" distB="0" distL="0" distR="0" wp14:anchorId="40EC0987" wp14:editId="4477D7DB">
+          <wp:inline distT="0" distB="0" distL="0" distR="0" wp14:anchorId="0928A852" wp14:editId="77CDF574">
             <wp:extent cx="4954270" cy="7601585"/>
             <wp:effectExtent l="0" t="0" r="0" b="0"/>
             <wp:docPr id="4" name="Picture 4"/>
@@ -6324,7 +6324,7 @@
           <w:rFonts w:eastAsia="Times New Roman"/>
         </w:rPr>
       </w:pPr>
-      <w:bookmarkStart w:id="12" w:name="_Toc241602197"/>
+      <w:bookmarkStart w:id="12" w:name="_Toc241603587"/>
       <w:r>
         <w:rPr>
           <w:rFonts w:eastAsia="Times New Roman"/>
@@ -6482,7 +6482,7 @@
           <w:noProof/>
         </w:rPr>
         <w:drawing>
-          <wp:inline distT="0" distB="0" distL="0" distR="0" wp14:anchorId="520C05CF" wp14:editId="34B1D553">
+          <wp:inline distT="0" distB="0" distL="0" distR="0" wp14:anchorId="334E4EAA" wp14:editId="5E2C9C68">
             <wp:extent cx="5143500" cy="3152140"/>
             <wp:effectExtent l="0" t="0" r="0" b="0"/>
             <wp:docPr id="5" name="Picture 5"/>
@@ -6605,7 +6605,7 @@
           <w:rFonts w:eastAsia="Times New Roman"/>
         </w:rPr>
       </w:pPr>
-      <w:bookmarkStart w:id="13" w:name="_Toc241602198"/>
+      <w:bookmarkStart w:id="13" w:name="_Toc241603588"/>
       <w:r>
         <w:rPr>
           <w:rFonts w:eastAsia="Times New Roman"/>
@@ -6621,7 +6621,7 @@
           <w:rFonts w:eastAsia="Times New Roman"/>
         </w:rPr>
       </w:pPr>
-      <w:bookmarkStart w:id="14" w:name="_Toc241602199"/>
+      <w:bookmarkStart w:id="14" w:name="_Toc241603589"/>
       <w:r>
         <w:rPr>
           <w:rFonts w:eastAsia="Times New Roman"/>
@@ -6708,7 +6708,7 @@
           <w:rFonts w:eastAsia="Times New Roman"/>
         </w:rPr>
       </w:pPr>
-      <w:bookmarkStart w:id="15" w:name="_Toc241602200"/>
+      <w:bookmarkStart w:id="15" w:name="_Toc241603590"/>
       <w:r>
         <w:rPr>
           <w:rFonts w:eastAsia="Times New Roman"/>
@@ -6728,7 +6728,7 @@
           <w:noProof/>
         </w:rPr>
         <w:drawing>
-          <wp:inline distT="0" distB="0" distL="0" distR="0" wp14:anchorId="02590B65" wp14:editId="6F9B4F9E">
+          <wp:inline distT="0" distB="0" distL="0" distR="0" wp14:anchorId="70793B03" wp14:editId="75D9DE3E">
             <wp:extent cx="4095750" cy="3286125"/>
             <wp:effectExtent l="0" t="0" r="0" b="9525"/>
             <wp:docPr id="6" name="Picture 6"/>
@@ -8129,7 +8129,7 @@
           <w:rFonts w:eastAsia="Times New Roman"/>
         </w:rPr>
       </w:pPr>
-      <w:bookmarkStart w:id="16" w:name="_Toc241602201"/>
+      <w:bookmarkStart w:id="16" w:name="_Toc241603591"/>
       <w:r>
         <w:rPr>
           <w:rFonts w:eastAsia="Times New Roman"/>
@@ -8148,7 +8148,7 @@
           <w:noProof/>
         </w:rPr>
         <w:drawing>
-          <wp:inline distT="0" distB="0" distL="0" distR="0" wp14:anchorId="62190BFB" wp14:editId="2F182CF8">
+          <wp:inline distT="0" distB="0" distL="0" distR="0" wp14:anchorId="422FEFFA" wp14:editId="4416229C">
             <wp:extent cx="4095750" cy="4268470"/>
             <wp:effectExtent l="0" t="0" r="0" b="0"/>
             <wp:docPr id="7" name="Picture 7"/>
@@ -8325,7 +8325,7 @@
           <w:rFonts w:eastAsia="Times New Roman"/>
         </w:rPr>
       </w:pPr>
-      <w:bookmarkStart w:id="17" w:name="_Toc241602202"/>
+      <w:bookmarkStart w:id="17" w:name="_Toc241603592"/>
       <w:r>
         <w:rPr>
           <w:rFonts w:eastAsia="Times New Roman"/>
@@ -8380,7 +8380,7 @@
           <w:noProof/>
         </w:rPr>
         <w:drawing>
-          <wp:inline distT="0" distB="0" distL="0" distR="0" wp14:anchorId="34175BDC" wp14:editId="0C85DBBB">
+          <wp:inline distT="0" distB="0" distL="0" distR="0" wp14:anchorId="203A9DE1" wp14:editId="03C7871A">
             <wp:extent cx="4095750" cy="4534535"/>
             <wp:effectExtent l="0" t="0" r="0" b="0"/>
             <wp:docPr id="8" name="Picture 8"/>
@@ -8445,7 +8445,7 @@
           <w:rFonts w:eastAsia="Times New Roman"/>
         </w:rPr>
       </w:pPr>
-      <w:bookmarkStart w:id="18" w:name="_Toc241602203"/>
+      <w:bookmarkStart w:id="18" w:name="_Toc241603593"/>
       <w:r>
         <w:rPr>
           <w:rFonts w:eastAsia="Times New Roman"/>
@@ -8625,7 +8625,7 @@
           <w:noProof/>
         </w:rPr>
         <w:drawing>
-          <wp:inline distT="0" distB="0" distL="0" distR="0" wp14:anchorId="4DE51258" wp14:editId="65243501">
+          <wp:inline distT="0" distB="0" distL="0" distR="0" wp14:anchorId="18969311" wp14:editId="6394A381">
             <wp:extent cx="4095750" cy="2180590"/>
             <wp:effectExtent l="0" t="0" r="0" b="0"/>
             <wp:docPr id="9" name="Picture 9"/>
@@ -8690,7 +8690,7 @@
           <w:rFonts w:eastAsia="Times New Roman"/>
         </w:rPr>
       </w:pPr>
-      <w:bookmarkStart w:id="19" w:name="_Toc241602204"/>
+      <w:bookmarkStart w:id="19" w:name="_Toc241603594"/>
       <w:r>
         <w:rPr>
           <w:rFonts w:eastAsia="Times New Roman"/>
@@ -8948,7 +8948,7 @@
         </w:rPr>
         <w:lastRenderedPageBreak/>
         <w:drawing>
-          <wp:inline distT="0" distB="0" distL="0" distR="0" wp14:anchorId="068F38B4" wp14:editId="2AACED07">
+          <wp:inline distT="0" distB="0" distL="0" distR="0" wp14:anchorId="58516BC5" wp14:editId="46A05196">
             <wp:extent cx="4095750" cy="2847340"/>
             <wp:effectExtent l="0" t="0" r="0" b="0"/>
             <wp:docPr id="10" name="Picture 10"/>
@@ -9011,7 +9011,7 @@
         <w:shd w:val="clear" w:color="auto" w:fill="FFFFFF"/>
         <w:spacing w:line="360" w:lineRule="auto"/>
         <w:jc w:val="both"/>
-        <w:divId w:val="1494223715"/>
+        <w:divId w:val="1063989040"/>
         <w:rPr>
           <w:rFonts w:eastAsia="Times New Roman"/>
         </w:rPr>
@@ -9044,7 +9044,7 @@
           <w:rFonts w:eastAsia="Times New Roman"/>
         </w:rPr>
       </w:pPr>
-      <w:bookmarkStart w:id="20" w:name="_Toc241602205"/>
+      <w:bookmarkStart w:id="20" w:name="_Toc241603595"/>
       <w:r>
         <w:rPr>
           <w:rFonts w:eastAsia="Times New Roman"/>
@@ -9174,7 +9174,7 @@
         </w:rPr>
         <w:lastRenderedPageBreak/>
         <w:drawing>
-          <wp:inline distT="0" distB="0" distL="0" distR="0" wp14:anchorId="05245EC2" wp14:editId="04CBCD6C">
+          <wp:inline distT="0" distB="0" distL="0" distR="0" wp14:anchorId="0F66CC59" wp14:editId="75BA3889">
             <wp:extent cx="4095750" cy="2142490"/>
             <wp:effectExtent l="0" t="0" r="0" b="0"/>
             <wp:docPr id="11" name="Picture 11"/>
@@ -9239,7 +9239,7 @@
           <w:rFonts w:eastAsia="Times New Roman"/>
         </w:rPr>
       </w:pPr>
-      <w:bookmarkStart w:id="21" w:name="_Toc241602206"/>
+      <w:bookmarkStart w:id="21" w:name="_Toc241603596"/>
       <w:r>
         <w:rPr>
           <w:rFonts w:eastAsia="Times New Roman"/>
@@ -9306,7 +9306,7 @@
           <w:noProof/>
         </w:rPr>
         <w:drawing>
-          <wp:inline distT="0" distB="0" distL="0" distR="0" wp14:anchorId="315643E6" wp14:editId="580A5452">
+          <wp:inline distT="0" distB="0" distL="0" distR="0" wp14:anchorId="0417E78B" wp14:editId="241A7812">
             <wp:extent cx="5143500" cy="3333115"/>
             <wp:effectExtent l="0" t="0" r="0" b="635"/>
             <wp:docPr id="12" name="Picture 12"/>
@@ -9389,7 +9389,7 @@
           <w:rFonts w:eastAsia="Times New Roman"/>
         </w:rPr>
       </w:pPr>
-      <w:bookmarkStart w:id="22" w:name="_Toc241602207"/>
+      <w:bookmarkStart w:id="22" w:name="_Toc241603597"/>
       <w:r>
         <w:rPr>
           <w:rFonts w:eastAsia="Times New Roman"/>
@@ -9793,7 +9793,7 @@
           <w:rFonts w:eastAsia="Times New Roman"/>
         </w:rPr>
       </w:pPr>
-      <w:bookmarkStart w:id="23" w:name="_Toc241602208"/>
+      <w:bookmarkStart w:id="23" w:name="_Toc241603598"/>
       <w:r>
         <w:rPr>
           <w:rFonts w:eastAsia="Times New Roman"/>
@@ -10108,7 +10108,7 @@
           <w:noProof/>
         </w:rPr>
         <w:drawing>
-          <wp:inline distT="0" distB="0" distL="0" distR="0" wp14:anchorId="6B4D334F" wp14:editId="3A53EFFA">
+          <wp:inline distT="0" distB="0" distL="0" distR="0" wp14:anchorId="267D0356" wp14:editId="24F5C7F2">
             <wp:extent cx="4095750" cy="1409700"/>
             <wp:effectExtent l="0" t="0" r="0" b="0"/>
             <wp:docPr id="13" name="Picture 13"/>
@@ -10173,7 +10173,7 @@
           <w:rFonts w:eastAsia="Times New Roman"/>
         </w:rPr>
       </w:pPr>
-      <w:bookmarkStart w:id="24" w:name="_Toc241602209"/>
+      <w:bookmarkStart w:id="24" w:name="_Toc241603599"/>
       <w:r>
         <w:rPr>
           <w:rFonts w:eastAsia="Times New Roman"/>
@@ -10420,7 +10420,7 @@
           <w:rFonts w:eastAsia="Times New Roman"/>
         </w:rPr>
       </w:pPr>
-      <w:bookmarkStart w:id="25" w:name="_Toc241602210"/>
+      <w:bookmarkStart w:id="25" w:name="_Toc241603600"/>
       <w:r>
         <w:rPr>
           <w:rFonts w:eastAsia="Times New Roman"/>
@@ -10754,7 +10754,7 @@
         </w:rPr>
         <w:lastRenderedPageBreak/>
         <w:drawing>
-          <wp:inline distT="0" distB="0" distL="0" distR="0" wp14:anchorId="6B2F5BD7" wp14:editId="3B68F7F5">
+          <wp:inline distT="0" distB="0" distL="0" distR="0" wp14:anchorId="04045041" wp14:editId="34879013">
             <wp:extent cx="4095750" cy="1409700"/>
             <wp:effectExtent l="0" t="0" r="0" b="0"/>
             <wp:docPr id="14" name="Picture 14"/>
@@ -10819,7 +10819,7 @@
           <w:rFonts w:eastAsia="Times New Roman"/>
         </w:rPr>
       </w:pPr>
-      <w:bookmarkStart w:id="26" w:name="_Toc241602211"/>
+      <w:bookmarkStart w:id="26" w:name="_Toc241603601"/>
       <w:r>
         <w:rPr>
           <w:rFonts w:eastAsia="Times New Roman"/>
@@ -10866,7 +10866,7 @@
           <w:noProof/>
         </w:rPr>
         <w:drawing>
-          <wp:inline distT="0" distB="0" distL="0" distR="0" wp14:anchorId="30AFBC00" wp14:editId="5AD3E986">
+          <wp:inline distT="0" distB="0" distL="0" distR="0" wp14:anchorId="4FAF0729" wp14:editId="6BE3D75D">
             <wp:extent cx="3143885" cy="4068445"/>
             <wp:effectExtent l="0" t="0" r="0" b="8255"/>
             <wp:docPr id="15" name="Picture 15"/>
@@ -10931,7 +10931,7 @@
           <w:rFonts w:eastAsia="Times New Roman"/>
         </w:rPr>
       </w:pPr>
-      <w:bookmarkStart w:id="27" w:name="_Toc241602212"/>
+      <w:bookmarkStart w:id="27" w:name="_Toc241603602"/>
       <w:r>
         <w:rPr>
           <w:rFonts w:eastAsia="Times New Roman"/>
@@ -10979,7 +10979,7 @@
           <w:noProof/>
         </w:rPr>
         <w:drawing>
-          <wp:inline distT="0" distB="0" distL="0" distR="0" wp14:anchorId="12AF1C76" wp14:editId="1FBBCF6F">
+          <wp:inline distT="0" distB="0" distL="0" distR="0" wp14:anchorId="4740619A" wp14:editId="0BED3547">
             <wp:extent cx="4954270" cy="990600"/>
             <wp:effectExtent l="0" t="0" r="0" b="0"/>
             <wp:docPr id="16" name="Picture 16"/>
@@ -11042,7 +11042,7 @@
         <w:shd w:val="clear" w:color="auto" w:fill="FFFFFF"/>
         <w:spacing w:line="360" w:lineRule="auto"/>
         <w:jc w:val="both"/>
-        <w:divId w:val="1288706573"/>
+        <w:divId w:val="1436440133"/>
         <w:rPr>
           <w:rFonts w:eastAsia="Times New Roman"/>
         </w:rPr>
@@ -11061,7 +11061,7 @@
           <w:rFonts w:eastAsia="Times New Roman"/>
         </w:rPr>
       </w:pPr>
-      <w:bookmarkStart w:id="28" w:name="_Toc241602213"/>
+      <w:bookmarkStart w:id="28" w:name="_Toc241603603"/>
       <w:r>
         <w:rPr>
           <w:rFonts w:eastAsia="Times New Roman"/>
@@ -11108,7 +11108,7 @@
         </w:rPr>
         <w:lastRenderedPageBreak/>
         <w:drawing>
-          <wp:inline distT="0" distB="0" distL="0" distR="0" wp14:anchorId="510EDE2A" wp14:editId="131338B3">
+          <wp:inline distT="0" distB="0" distL="0" distR="0" wp14:anchorId="2621A096" wp14:editId="731A7261">
             <wp:extent cx="3999865" cy="3725545"/>
             <wp:effectExtent l="0" t="0" r="635" b="8255"/>
             <wp:docPr id="17" name="Picture 17"/>
@@ -11173,7 +11173,7 @@
           <w:rFonts w:eastAsia="Times New Roman"/>
         </w:rPr>
       </w:pPr>
-      <w:bookmarkStart w:id="29" w:name="_Toc241602214"/>
+      <w:bookmarkStart w:id="29" w:name="_Toc241603604"/>
       <w:r>
         <w:rPr>
           <w:rFonts w:eastAsia="Times New Roman"/>
@@ -12554,7 +12554,7 @@
           <w:rFonts w:eastAsia="Times New Roman"/>
         </w:rPr>
       </w:pPr>
-      <w:bookmarkStart w:id="30" w:name="_Toc241602215"/>
+      <w:bookmarkStart w:id="30" w:name="_Toc241603605"/>
       <w:r>
         <w:rPr>
           <w:rFonts w:eastAsia="Times New Roman"/>
@@ -12900,7 +12900,7 @@
           <w:rFonts w:eastAsia="Times New Roman"/>
         </w:rPr>
       </w:pPr>
-      <w:bookmarkStart w:id="31" w:name="_Toc241602216"/>
+      <w:bookmarkStart w:id="31" w:name="_Toc241603606"/>
       <w:r>
         <w:rPr>
           <w:rFonts w:eastAsia="Times New Roman"/>
@@ -12986,7 +12986,7 @@
           <w:rFonts w:eastAsia="Times New Roman"/>
         </w:rPr>
       </w:pPr>
-      <w:bookmarkStart w:id="32" w:name="_Toc241602217"/>
+      <w:bookmarkStart w:id="32" w:name="_Toc241603607"/>
       <w:r>
         <w:rPr>
           <w:rFonts w:eastAsia="Times New Roman"/>
@@ -14106,7 +14106,7 @@
         </w:rPr>
         <w:br w:type="page"/>
       </w:r>
-      <w:bookmarkStart w:id="33" w:name="_Toc241602218"/>
+      <w:bookmarkStart w:id="33" w:name="_Toc241603608"/>
       <w:r>
         <w:rPr>
           <w:rFonts w:eastAsia="Times New Roman"/>
@@ -14781,7 +14781,7 @@
                 <w:szCs w:val="18"/>
               </w:rPr>
               <w:drawing>
-                <wp:inline distT="0" distB="0" distL="0" distR="0" wp14:anchorId="08157B45" wp14:editId="4B321171">
+                <wp:inline distT="0" distB="0" distL="0" distR="0" wp14:anchorId="58A2F5E9" wp14:editId="219F0086">
                   <wp:extent cx="457835" cy="457835"/>
                   <wp:effectExtent l="0" t="0" r="0" b="0"/>
                   <wp:docPr id="18" name="Picture 18"/>
@@ -15212,7 +15212,7 @@
                 <w:szCs w:val="18"/>
               </w:rPr>
               <w:drawing>
-                <wp:inline distT="0" distB="0" distL="0" distR="0" wp14:anchorId="5510D90B" wp14:editId="4FCB741B">
+                <wp:inline distT="0" distB="0" distL="0" distR="0" wp14:anchorId="48E2C3FD" wp14:editId="394EDDC7">
                   <wp:extent cx="457835" cy="457835"/>
                   <wp:effectExtent l="0" t="0" r="0" b="0"/>
                   <wp:docPr id="19" name="Picture 19"/>
@@ -15643,7 +15643,7 @@
                 <w:szCs w:val="18"/>
               </w:rPr>
               <w:drawing>
-                <wp:inline distT="0" distB="0" distL="0" distR="0" wp14:anchorId="3698147A" wp14:editId="693FCDEA">
+                <wp:inline distT="0" distB="0" distL="0" distR="0" wp14:anchorId="26B107DF" wp14:editId="6F1CA766">
                   <wp:extent cx="457835" cy="457835"/>
                   <wp:effectExtent l="0" t="0" r="0" b="0"/>
                   <wp:docPr id="20" name="Picture 20"/>
@@ -16075,7 +16075,7 @@
               </w:rPr>
               <w:lastRenderedPageBreak/>
               <w:drawing>
-                <wp:inline distT="0" distB="0" distL="0" distR="0" wp14:anchorId="23AB864E" wp14:editId="4893CD82">
+                <wp:inline distT="0" distB="0" distL="0" distR="0" wp14:anchorId="238303C9" wp14:editId="708666A4">
                   <wp:extent cx="457835" cy="457835"/>
                   <wp:effectExtent l="0" t="0" r="0" b="0"/>
                   <wp:docPr id="21" name="Picture 21"/>
@@ -16513,7 +16513,7 @@
                 <w:szCs w:val="18"/>
               </w:rPr>
               <w:drawing>
-                <wp:inline distT="0" distB="0" distL="0" distR="0" wp14:anchorId="332B3E02" wp14:editId="5F548589">
+                <wp:inline distT="0" distB="0" distL="0" distR="0" wp14:anchorId="2FFC5BA2" wp14:editId="0D14C2EB">
                   <wp:extent cx="457835" cy="457835"/>
                   <wp:effectExtent l="0" t="0" r="0" b="0"/>
                   <wp:docPr id="22" name="Picture 22"/>
@@ -16944,7 +16944,7 @@
                 <w:szCs w:val="18"/>
               </w:rPr>
               <w:drawing>
-                <wp:inline distT="0" distB="0" distL="0" distR="0" wp14:anchorId="39F73A02" wp14:editId="1DEE703D">
+                <wp:inline distT="0" distB="0" distL="0" distR="0" wp14:anchorId="5A68F9F9" wp14:editId="3D44A257">
                   <wp:extent cx="457835" cy="457835"/>
                   <wp:effectExtent l="0" t="0" r="0" b="0"/>
                   <wp:docPr id="23" name="Picture 23"/>
@@ -17375,7 +17375,7 @@
                 <w:szCs w:val="18"/>
               </w:rPr>
               <w:drawing>
-                <wp:inline distT="0" distB="0" distL="0" distR="0" wp14:anchorId="32DA9492" wp14:editId="0EC45B47">
+                <wp:inline distT="0" distB="0" distL="0" distR="0" wp14:anchorId="3468DA47" wp14:editId="1FCAAC67">
                   <wp:extent cx="457835" cy="457835"/>
                   <wp:effectExtent l="0" t="0" r="0" b="0"/>
                   <wp:docPr id="24" name="Picture 24"/>
@@ -17806,7 +17806,7 @@
                 <w:szCs w:val="18"/>
               </w:rPr>
               <w:drawing>
-                <wp:inline distT="0" distB="0" distL="0" distR="0" wp14:anchorId="569DD72B" wp14:editId="26907424">
+                <wp:inline distT="0" distB="0" distL="0" distR="0" wp14:anchorId="24E26721" wp14:editId="1F83D68D">
                   <wp:extent cx="457835" cy="457835"/>
                   <wp:effectExtent l="0" t="0" r="0" b="0"/>
                   <wp:docPr id="25" name="Picture 25"/>
@@ -18237,7 +18237,7 @@
                 <w:szCs w:val="18"/>
               </w:rPr>
               <w:drawing>
-                <wp:inline distT="0" distB="0" distL="0" distR="0" wp14:anchorId="4369B1D4" wp14:editId="2BF9BB3A">
+                <wp:inline distT="0" distB="0" distL="0" distR="0" wp14:anchorId="05C1E0AA" wp14:editId="5E2A802B">
                   <wp:extent cx="457835" cy="457835"/>
                   <wp:effectExtent l="0" t="0" r="0" b="0"/>
                   <wp:docPr id="26" name="Picture 26"/>
@@ -18668,7 +18668,7 @@
                 <w:szCs w:val="18"/>
               </w:rPr>
               <w:drawing>
-                <wp:inline distT="0" distB="0" distL="0" distR="0" wp14:anchorId="1F4F074F" wp14:editId="4787489E">
+                <wp:inline distT="0" distB="0" distL="0" distR="0" wp14:anchorId="676C68CC" wp14:editId="0CE5924E">
                   <wp:extent cx="457835" cy="457835"/>
                   <wp:effectExtent l="0" t="0" r="0" b="0"/>
                   <wp:docPr id="27" name="Picture 27"/>
@@ -19099,7 +19099,7 @@
                 <w:szCs w:val="18"/>
               </w:rPr>
               <w:drawing>
-                <wp:inline distT="0" distB="0" distL="0" distR="0" wp14:anchorId="3E6EE87C" wp14:editId="749D09A1">
+                <wp:inline distT="0" distB="0" distL="0" distR="0" wp14:anchorId="45988B15" wp14:editId="0D5B9165">
                   <wp:extent cx="457835" cy="457835"/>
                   <wp:effectExtent l="0" t="0" r="0" b="0"/>
                   <wp:docPr id="28" name="Picture 28"/>
@@ -19530,7 +19530,7 @@
                 <w:szCs w:val="18"/>
               </w:rPr>
               <w:drawing>
-                <wp:inline distT="0" distB="0" distL="0" distR="0" wp14:anchorId="1DB47ADD" wp14:editId="2FF567D4">
+                <wp:inline distT="0" distB="0" distL="0" distR="0" wp14:anchorId="45C56EF1" wp14:editId="78812454">
                   <wp:extent cx="457835" cy="457835"/>
                   <wp:effectExtent l="0" t="0" r="0" b="0"/>
                   <wp:docPr id="29" name="Picture 29"/>
@@ -19926,7 +19926,7 @@
         <w:shd w:val="clear" w:color="auto" w:fill="FFFFFF"/>
         <w:spacing w:line="360" w:lineRule="auto"/>
         <w:jc w:val="both"/>
-        <w:divId w:val="65541650"/>
+        <w:divId w:val="1124807568"/>
         <w:rPr>
           <w:rFonts w:eastAsia="Times New Roman"/>
         </w:rPr>
@@ -20129,9 +20129,9 @@
 <file path=word/numbering.xml><?xml version="1.0" encoding="utf-8"?>
 <w:numbering xmlns:wpc="http://schemas.microsoft.com/office/word/2010/wordprocessingCanvas" xmlns:cx="http://schemas.microsoft.com/office/drawing/2014/chartex" xmlns:cx1="http://schemas.microsoft.com/office/drawing/2015/9/8/chartex" xmlns:cx2="http://schemas.microsoft.com/office/drawing/2015/10/21/chartex" xmlns:cx3="http://schemas.microsoft.com/office/drawing/2016/5/9/chartex" xmlns:cx4="http://schemas.microsoft.com/office/drawing/2016/5/10/chartex" xmlns:cx5="http://schemas.microsoft.com/office/drawing/2016/5/11/chartex" xmlns:cx6="http://schemas.microsoft.com/office/drawing/2016/5/12/chartex" xmlns:cx7="http://schemas.microsoft.com/office/drawing/2016/5/13/chartex" xmlns:cx8="http://schemas.microsoft.com/office/drawing/2016/5/14/chartex" xmlns:mc="http://schemas.openxmlformats.org/markup-compatibility/2006" xmlns:aink="http://schemas.microsoft.com/office/drawing/2016/ink" xmlns:am3d="http://schemas.microsoft.com/office/drawing/2017/model3d" xmlns:o="urn:schemas-microsoft-com:office:office" xmlns:oel="http://schemas.microsoft.com/office/2019/extlst" xmlns:r="http://schemas.openxmlformats.org/officeDocument/2006/relationships" xmlns:m="http://schemas.openxmlformats.org/officeDocument/2006/math" xmlns:v="urn:schemas-microsoft-com:vml" xmlns:wp14="http://schemas.microsoft.com/office/word/2010/wordprocessingDrawing" xmlns:wp="http://schemas.openxmlformats.org/drawingml/2006/wordprocessingDrawing" xmlns:w10="urn:schemas-microsoft-com:office:word" xmlns:w="http://schemas.openxmlformats.org/wordprocessingml/2006/main" xmlns:w14="http://schemas.microsoft.com/office/word/2010/wordml" xmlns:w15="http://schemas.microsoft.com/office/word/2012/wordml" xmlns:w16cex="http://schemas.microsoft.com/office/word/2018/wordml/cex" xmlns:w16cid="http://schemas.microsoft.com/office/word/2016/wordml/cid" xmlns:w16="http://schemas.microsoft.com/office/word/2018/wordml" xmlns:w16du="http://schemas.microsoft.com/office/word/2023/wordml/word16du" xmlns:w16sdtdh="http://schemas.microsoft.com/office/word/2020/wordml/sdtdatahash" xmlns:w16sdtfl="http://schemas.microsoft.com/office/word/2024/wordml/sdtformatlock" xmlns:w16se="http://schemas.microsoft.com/office/word/2015/wordml/symex" xmlns:wpg="http://schemas.microsoft.com/office/word/2010/wordprocessingGroup" xmlns:wpi="http://schemas.microsoft.com/office/word/2010/wordprocessingInk" xmlns:wne="http://schemas.microsoft.com/office/word/2006/wordml" xmlns:wps="http://schemas.microsoft.com/office/word/2010/wordprocessingShape" mc:Ignorable="w14 w15 w16se w16cid w16 w16cex w16sdtdh w16sdtfl w16du wp14">
   <w:abstractNum w:abstractNumId="0" w15:restartNumberingAfterBreak="0">
-    <w:nsid w:val="07207ADE"/>
+    <w:nsid w:val="009A4DCB"/>
     <w:multiLevelType w:val="multilevel"/>
-    <w:tmpl w:val="BEE256A4"/>
+    <w:tmpl w:val="5BB80B38"/>
     <w:lvl w:ilvl="0">
       <w:start w:val="1"/>
       <w:numFmt w:val="bullet"/>
@@ -20278,122 +20278,9 @@
     </w:lvl>
   </w:abstractNum>
   <w:abstractNum w:abstractNumId="1" w15:restartNumberingAfterBreak="0">
-    <w:nsid w:val="099D7ADA"/>
+    <w:nsid w:val="0F4D2CF6"/>
     <w:multiLevelType w:val="multilevel"/>
-    <w:tmpl w:val="9190CF16"/>
-    <w:lvl w:ilvl="0">
-      <w:start w:val="1"/>
-      <w:numFmt w:val="decimal"/>
-      <w:lvlText w:val="%1."/>
-      <w:lvlJc w:val="left"/>
-      <w:pPr>
-        <w:tabs>
-          <w:tab w:val="num" w:pos="720"/>
-        </w:tabs>
-        <w:ind w:left="720" w:hanging="360"/>
-      </w:pPr>
-    </w:lvl>
-    <w:lvl w:ilvl="1" w:tentative="1">
-      <w:start w:val="1"/>
-      <w:numFmt w:val="decimal"/>
-      <w:lvlText w:val="%2."/>
-      <w:lvlJc w:val="left"/>
-      <w:pPr>
-        <w:tabs>
-          <w:tab w:val="num" w:pos="1440"/>
-        </w:tabs>
-        <w:ind w:left="1440" w:hanging="360"/>
-      </w:pPr>
-    </w:lvl>
-    <w:lvl w:ilvl="2" w:tentative="1">
-      <w:start w:val="1"/>
-      <w:numFmt w:val="decimal"/>
-      <w:lvlText w:val="%3."/>
-      <w:lvlJc w:val="left"/>
-      <w:pPr>
-        <w:tabs>
-          <w:tab w:val="num" w:pos="2160"/>
-        </w:tabs>
-        <w:ind w:left="2160" w:hanging="360"/>
-      </w:pPr>
-    </w:lvl>
-    <w:lvl w:ilvl="3" w:tentative="1">
-      <w:start w:val="1"/>
-      <w:numFmt w:val="decimal"/>
-      <w:lvlText w:val="%4."/>
-      <w:lvlJc w:val="left"/>
-      <w:pPr>
-        <w:tabs>
-          <w:tab w:val="num" w:pos="2880"/>
-        </w:tabs>
-        <w:ind w:left="2880" w:hanging="360"/>
-      </w:pPr>
-    </w:lvl>
-    <w:lvl w:ilvl="4" w:tentative="1">
-      <w:start w:val="1"/>
-      <w:numFmt w:val="decimal"/>
-      <w:lvlText w:val="%5."/>
-      <w:lvlJc w:val="left"/>
-      <w:pPr>
-        <w:tabs>
-          <w:tab w:val="num" w:pos="3600"/>
-        </w:tabs>
-        <w:ind w:left="3600" w:hanging="360"/>
-      </w:pPr>
-    </w:lvl>
-    <w:lvl w:ilvl="5" w:tentative="1">
-      <w:start w:val="1"/>
-      <w:numFmt w:val="decimal"/>
-      <w:lvlText w:val="%6."/>
-      <w:lvlJc w:val="left"/>
-      <w:pPr>
-        <w:tabs>
-          <w:tab w:val="num" w:pos="4320"/>
-        </w:tabs>
-        <w:ind w:left="4320" w:hanging="360"/>
-      </w:pPr>
-    </w:lvl>
-    <w:lvl w:ilvl="6" w:tentative="1">
-      <w:start w:val="1"/>
-      <w:numFmt w:val="decimal"/>
-      <w:lvlText w:val="%7."/>
-      <w:lvlJc w:val="left"/>
-      <w:pPr>
-        <w:tabs>
-          <w:tab w:val="num" w:pos="5040"/>
-        </w:tabs>
-        <w:ind w:left="5040" w:hanging="360"/>
-      </w:pPr>
-    </w:lvl>
-    <w:lvl w:ilvl="7" w:tentative="1">
-      <w:start w:val="1"/>
-      <w:numFmt w:val="decimal"/>
-      <w:lvlText w:val="%8."/>
-      <w:lvlJc w:val="left"/>
-      <w:pPr>
-        <w:tabs>
-          <w:tab w:val="num" w:pos="5760"/>
-        </w:tabs>
-        <w:ind w:left="5760" w:hanging="360"/>
-      </w:pPr>
-    </w:lvl>
-    <w:lvl w:ilvl="8" w:tentative="1">
-      <w:start w:val="1"/>
-      <w:numFmt w:val="decimal"/>
-      <w:lvlText w:val="%9."/>
-      <w:lvlJc w:val="left"/>
-      <w:pPr>
-        <w:tabs>
-          <w:tab w:val="num" w:pos="6480"/>
-        </w:tabs>
-        <w:ind w:left="6480" w:hanging="360"/>
-      </w:pPr>
-    </w:lvl>
-  </w:abstractNum>
-  <w:abstractNum w:abstractNumId="2" w15:restartNumberingAfterBreak="0">
-    <w:nsid w:val="17AB3288"/>
-    <w:multiLevelType w:val="multilevel"/>
-    <w:tmpl w:val="7EEC9DDE"/>
+    <w:tmpl w:val="07024562"/>
     <w:lvl w:ilvl="0">
       <w:start w:val="1"/>
       <w:numFmt w:val="bullet"/>
@@ -20539,349 +20426,10 @@
       </w:rPr>
     </w:lvl>
   </w:abstractNum>
-  <w:abstractNum w:abstractNumId="3" w15:restartNumberingAfterBreak="0">
-    <w:nsid w:val="19E6477E"/>
+  <w:abstractNum w:abstractNumId="2" w15:restartNumberingAfterBreak="0">
+    <w:nsid w:val="163F3696"/>
     <w:multiLevelType w:val="multilevel"/>
-    <w:tmpl w:val="E048C9AC"/>
-    <w:lvl w:ilvl="0">
-      <w:start w:val="1"/>
-      <w:numFmt w:val="decimal"/>
-      <w:lvlText w:val="%1."/>
-      <w:lvlJc w:val="left"/>
-      <w:pPr>
-        <w:tabs>
-          <w:tab w:val="num" w:pos="720"/>
-        </w:tabs>
-        <w:ind w:left="720" w:hanging="360"/>
-      </w:pPr>
-    </w:lvl>
-    <w:lvl w:ilvl="1" w:tentative="1">
-      <w:start w:val="1"/>
-      <w:numFmt w:val="decimal"/>
-      <w:lvlText w:val="%2."/>
-      <w:lvlJc w:val="left"/>
-      <w:pPr>
-        <w:tabs>
-          <w:tab w:val="num" w:pos="1440"/>
-        </w:tabs>
-        <w:ind w:left="1440" w:hanging="360"/>
-      </w:pPr>
-    </w:lvl>
-    <w:lvl w:ilvl="2" w:tentative="1">
-      <w:start w:val="1"/>
-      <w:numFmt w:val="decimal"/>
-      <w:lvlText w:val="%3."/>
-      <w:lvlJc w:val="left"/>
-      <w:pPr>
-        <w:tabs>
-          <w:tab w:val="num" w:pos="2160"/>
-        </w:tabs>
-        <w:ind w:left="2160" w:hanging="360"/>
-      </w:pPr>
-    </w:lvl>
-    <w:lvl w:ilvl="3" w:tentative="1">
-      <w:start w:val="1"/>
-      <w:numFmt w:val="decimal"/>
-      <w:lvlText w:val="%4."/>
-      <w:lvlJc w:val="left"/>
-      <w:pPr>
-        <w:tabs>
-          <w:tab w:val="num" w:pos="2880"/>
-        </w:tabs>
-        <w:ind w:left="2880" w:hanging="360"/>
-      </w:pPr>
-    </w:lvl>
-    <w:lvl w:ilvl="4" w:tentative="1">
-      <w:start w:val="1"/>
-      <w:numFmt w:val="decimal"/>
-      <w:lvlText w:val="%5."/>
-      <w:lvlJc w:val="left"/>
-      <w:pPr>
-        <w:tabs>
-          <w:tab w:val="num" w:pos="3600"/>
-        </w:tabs>
-        <w:ind w:left="3600" w:hanging="360"/>
-      </w:pPr>
-    </w:lvl>
-    <w:lvl w:ilvl="5" w:tentative="1">
-      <w:start w:val="1"/>
-      <w:numFmt w:val="decimal"/>
-      <w:lvlText w:val="%6."/>
-      <w:lvlJc w:val="left"/>
-      <w:pPr>
-        <w:tabs>
-          <w:tab w:val="num" w:pos="4320"/>
-        </w:tabs>
-        <w:ind w:left="4320" w:hanging="360"/>
-      </w:pPr>
-    </w:lvl>
-    <w:lvl w:ilvl="6" w:tentative="1">
-      <w:start w:val="1"/>
-      <w:numFmt w:val="decimal"/>
-      <w:lvlText w:val="%7."/>
-      <w:lvlJc w:val="left"/>
-      <w:pPr>
-        <w:tabs>
-          <w:tab w:val="num" w:pos="5040"/>
-        </w:tabs>
-        <w:ind w:left="5040" w:hanging="360"/>
-      </w:pPr>
-    </w:lvl>
-    <w:lvl w:ilvl="7" w:tentative="1">
-      <w:start w:val="1"/>
-      <w:numFmt w:val="decimal"/>
-      <w:lvlText w:val="%8."/>
-      <w:lvlJc w:val="left"/>
-      <w:pPr>
-        <w:tabs>
-          <w:tab w:val="num" w:pos="5760"/>
-        </w:tabs>
-        <w:ind w:left="5760" w:hanging="360"/>
-      </w:pPr>
-    </w:lvl>
-    <w:lvl w:ilvl="8" w:tentative="1">
-      <w:start w:val="1"/>
-      <w:numFmt w:val="decimal"/>
-      <w:lvlText w:val="%9."/>
-      <w:lvlJc w:val="left"/>
-      <w:pPr>
-        <w:tabs>
-          <w:tab w:val="num" w:pos="6480"/>
-        </w:tabs>
-        <w:ind w:left="6480" w:hanging="360"/>
-      </w:pPr>
-    </w:lvl>
-  </w:abstractNum>
-  <w:abstractNum w:abstractNumId="4" w15:restartNumberingAfterBreak="0">
-    <w:nsid w:val="2A443FF7"/>
-    <w:multiLevelType w:val="multilevel"/>
-    <w:tmpl w:val="55621970"/>
-    <w:lvl w:ilvl="0">
-      <w:start w:val="1"/>
-      <w:numFmt w:val="decimal"/>
-      <w:lvlText w:val="%1."/>
-      <w:lvlJc w:val="left"/>
-      <w:pPr>
-        <w:tabs>
-          <w:tab w:val="num" w:pos="720"/>
-        </w:tabs>
-        <w:ind w:left="720" w:hanging="360"/>
-      </w:pPr>
-    </w:lvl>
-    <w:lvl w:ilvl="1" w:tentative="1">
-      <w:start w:val="1"/>
-      <w:numFmt w:val="decimal"/>
-      <w:lvlText w:val="%2."/>
-      <w:lvlJc w:val="left"/>
-      <w:pPr>
-        <w:tabs>
-          <w:tab w:val="num" w:pos="1440"/>
-        </w:tabs>
-        <w:ind w:left="1440" w:hanging="360"/>
-      </w:pPr>
-    </w:lvl>
-    <w:lvl w:ilvl="2" w:tentative="1">
-      <w:start w:val="1"/>
-      <w:numFmt w:val="decimal"/>
-      <w:lvlText w:val="%3."/>
-      <w:lvlJc w:val="left"/>
-      <w:pPr>
-        <w:tabs>
-          <w:tab w:val="num" w:pos="2160"/>
-        </w:tabs>
-        <w:ind w:left="2160" w:hanging="360"/>
-      </w:pPr>
-    </w:lvl>
-    <w:lvl w:ilvl="3" w:tentative="1">
-      <w:start w:val="1"/>
-      <w:numFmt w:val="decimal"/>
-      <w:lvlText w:val="%4."/>
-      <w:lvlJc w:val="left"/>
-      <w:pPr>
-        <w:tabs>
-          <w:tab w:val="num" w:pos="2880"/>
-        </w:tabs>
-        <w:ind w:left="2880" w:hanging="360"/>
-      </w:pPr>
-    </w:lvl>
-    <w:lvl w:ilvl="4" w:tentative="1">
-      <w:start w:val="1"/>
-      <w:numFmt w:val="decimal"/>
-      <w:lvlText w:val="%5."/>
-      <w:lvlJc w:val="left"/>
-      <w:pPr>
-        <w:tabs>
-          <w:tab w:val="num" w:pos="3600"/>
-        </w:tabs>
-        <w:ind w:left="3600" w:hanging="360"/>
-      </w:pPr>
-    </w:lvl>
-    <w:lvl w:ilvl="5" w:tentative="1">
-      <w:start w:val="1"/>
-      <w:numFmt w:val="decimal"/>
-      <w:lvlText w:val="%6."/>
-      <w:lvlJc w:val="left"/>
-      <w:pPr>
-        <w:tabs>
-          <w:tab w:val="num" w:pos="4320"/>
-        </w:tabs>
-        <w:ind w:left="4320" w:hanging="360"/>
-      </w:pPr>
-    </w:lvl>
-    <w:lvl w:ilvl="6" w:tentative="1">
-      <w:start w:val="1"/>
-      <w:numFmt w:val="decimal"/>
-      <w:lvlText w:val="%7."/>
-      <w:lvlJc w:val="left"/>
-      <w:pPr>
-        <w:tabs>
-          <w:tab w:val="num" w:pos="5040"/>
-        </w:tabs>
-        <w:ind w:left="5040" w:hanging="360"/>
-      </w:pPr>
-    </w:lvl>
-    <w:lvl w:ilvl="7" w:tentative="1">
-      <w:start w:val="1"/>
-      <w:numFmt w:val="decimal"/>
-      <w:lvlText w:val="%8."/>
-      <w:lvlJc w:val="left"/>
-      <w:pPr>
-        <w:tabs>
-          <w:tab w:val="num" w:pos="5760"/>
-        </w:tabs>
-        <w:ind w:left="5760" w:hanging="360"/>
-      </w:pPr>
-    </w:lvl>
-    <w:lvl w:ilvl="8" w:tentative="1">
-      <w:start w:val="1"/>
-      <w:numFmt w:val="decimal"/>
-      <w:lvlText w:val="%9."/>
-      <w:lvlJc w:val="left"/>
-      <w:pPr>
-        <w:tabs>
-          <w:tab w:val="num" w:pos="6480"/>
-        </w:tabs>
-        <w:ind w:left="6480" w:hanging="360"/>
-      </w:pPr>
-    </w:lvl>
-  </w:abstractNum>
-  <w:abstractNum w:abstractNumId="5" w15:restartNumberingAfterBreak="0">
-    <w:nsid w:val="2A6944A7"/>
-    <w:multiLevelType w:val="multilevel"/>
-    <w:tmpl w:val="0936AA26"/>
-    <w:lvl w:ilvl="0">
-      <w:start w:val="1"/>
-      <w:numFmt w:val="decimal"/>
-      <w:lvlText w:val="%1."/>
-      <w:lvlJc w:val="left"/>
-      <w:pPr>
-        <w:tabs>
-          <w:tab w:val="num" w:pos="720"/>
-        </w:tabs>
-        <w:ind w:left="720" w:hanging="360"/>
-      </w:pPr>
-    </w:lvl>
-    <w:lvl w:ilvl="1" w:tentative="1">
-      <w:start w:val="1"/>
-      <w:numFmt w:val="decimal"/>
-      <w:lvlText w:val="%2."/>
-      <w:lvlJc w:val="left"/>
-      <w:pPr>
-        <w:tabs>
-          <w:tab w:val="num" w:pos="1440"/>
-        </w:tabs>
-        <w:ind w:left="1440" w:hanging="360"/>
-      </w:pPr>
-    </w:lvl>
-    <w:lvl w:ilvl="2" w:tentative="1">
-      <w:start w:val="1"/>
-      <w:numFmt w:val="decimal"/>
-      <w:lvlText w:val="%3."/>
-      <w:lvlJc w:val="left"/>
-      <w:pPr>
-        <w:tabs>
-          <w:tab w:val="num" w:pos="2160"/>
-        </w:tabs>
-        <w:ind w:left="2160" w:hanging="360"/>
-      </w:pPr>
-    </w:lvl>
-    <w:lvl w:ilvl="3" w:tentative="1">
-      <w:start w:val="1"/>
-      <w:numFmt w:val="decimal"/>
-      <w:lvlText w:val="%4."/>
-      <w:lvlJc w:val="left"/>
-      <w:pPr>
-        <w:tabs>
-          <w:tab w:val="num" w:pos="2880"/>
-        </w:tabs>
-        <w:ind w:left="2880" w:hanging="360"/>
-      </w:pPr>
-    </w:lvl>
-    <w:lvl w:ilvl="4" w:tentative="1">
-      <w:start w:val="1"/>
-      <w:numFmt w:val="decimal"/>
-      <w:lvlText w:val="%5."/>
-      <w:lvlJc w:val="left"/>
-      <w:pPr>
-        <w:tabs>
-          <w:tab w:val="num" w:pos="3600"/>
-        </w:tabs>
-        <w:ind w:left="3600" w:hanging="360"/>
-      </w:pPr>
-    </w:lvl>
-    <w:lvl w:ilvl="5" w:tentative="1">
-      <w:start w:val="1"/>
-      <w:numFmt w:val="decimal"/>
-      <w:lvlText w:val="%6."/>
-      <w:lvlJc w:val="left"/>
-      <w:pPr>
-        <w:tabs>
-          <w:tab w:val="num" w:pos="4320"/>
-        </w:tabs>
-        <w:ind w:left="4320" w:hanging="360"/>
-      </w:pPr>
-    </w:lvl>
-    <w:lvl w:ilvl="6" w:tentative="1">
-      <w:start w:val="1"/>
-      <w:numFmt w:val="decimal"/>
-      <w:lvlText w:val="%7."/>
-      <w:lvlJc w:val="left"/>
-      <w:pPr>
-        <w:tabs>
-          <w:tab w:val="num" w:pos="5040"/>
-        </w:tabs>
-        <w:ind w:left="5040" w:hanging="360"/>
-      </w:pPr>
-    </w:lvl>
-    <w:lvl w:ilvl="7" w:tentative="1">
-      <w:start w:val="1"/>
-      <w:numFmt w:val="decimal"/>
-      <w:lvlText w:val="%8."/>
-      <w:lvlJc w:val="left"/>
-      <w:pPr>
-        <w:tabs>
-          <w:tab w:val="num" w:pos="5760"/>
-        </w:tabs>
-        <w:ind w:left="5760" w:hanging="360"/>
-      </w:pPr>
-    </w:lvl>
-    <w:lvl w:ilvl="8" w:tentative="1">
-      <w:start w:val="1"/>
-      <w:numFmt w:val="decimal"/>
-      <w:lvlText w:val="%9."/>
-      <w:lvlJc w:val="left"/>
-      <w:pPr>
-        <w:tabs>
-          <w:tab w:val="num" w:pos="6480"/>
-        </w:tabs>
-        <w:ind w:left="6480" w:hanging="360"/>
-      </w:pPr>
-    </w:lvl>
-  </w:abstractNum>
-  <w:abstractNum w:abstractNumId="6" w15:restartNumberingAfterBreak="0">
-    <w:nsid w:val="39BD3BC3"/>
-    <w:multiLevelType w:val="multilevel"/>
-    <w:tmpl w:val="AB846664"/>
+    <w:tmpl w:val="C6728D3A"/>
     <w:lvl w:ilvl="0">
       <w:start w:val="1"/>
       <w:numFmt w:val="bullet"/>
@@ -21027,10 +20575,349 @@
       </w:rPr>
     </w:lvl>
   </w:abstractNum>
-  <w:abstractNum w:abstractNumId="7" w15:restartNumberingAfterBreak="0">
-    <w:nsid w:val="48330470"/>
+  <w:abstractNum w:abstractNumId="3" w15:restartNumberingAfterBreak="0">
+    <w:nsid w:val="35A362C0"/>
     <w:multiLevelType w:val="multilevel"/>
-    <w:tmpl w:val="F90AAB94"/>
+    <w:tmpl w:val="6362462C"/>
+    <w:lvl w:ilvl="0">
+      <w:start w:val="1"/>
+      <w:numFmt w:val="decimal"/>
+      <w:lvlText w:val="%1."/>
+      <w:lvlJc w:val="left"/>
+      <w:pPr>
+        <w:tabs>
+          <w:tab w:val="num" w:pos="720"/>
+        </w:tabs>
+        <w:ind w:left="720" w:hanging="360"/>
+      </w:pPr>
+    </w:lvl>
+    <w:lvl w:ilvl="1" w:tentative="1">
+      <w:start w:val="1"/>
+      <w:numFmt w:val="decimal"/>
+      <w:lvlText w:val="%2."/>
+      <w:lvlJc w:val="left"/>
+      <w:pPr>
+        <w:tabs>
+          <w:tab w:val="num" w:pos="1440"/>
+        </w:tabs>
+        <w:ind w:left="1440" w:hanging="360"/>
+      </w:pPr>
+    </w:lvl>
+    <w:lvl w:ilvl="2" w:tentative="1">
+      <w:start w:val="1"/>
+      <w:numFmt w:val="decimal"/>
+      <w:lvlText w:val="%3."/>
+      <w:lvlJc w:val="left"/>
+      <w:pPr>
+        <w:tabs>
+          <w:tab w:val="num" w:pos="2160"/>
+        </w:tabs>
+        <w:ind w:left="2160" w:hanging="360"/>
+      </w:pPr>
+    </w:lvl>
+    <w:lvl w:ilvl="3" w:tentative="1">
+      <w:start w:val="1"/>
+      <w:numFmt w:val="decimal"/>
+      <w:lvlText w:val="%4."/>
+      <w:lvlJc w:val="left"/>
+      <w:pPr>
+        <w:tabs>
+          <w:tab w:val="num" w:pos="2880"/>
+        </w:tabs>
+        <w:ind w:left="2880" w:hanging="360"/>
+      </w:pPr>
+    </w:lvl>
+    <w:lvl w:ilvl="4" w:tentative="1">
+      <w:start w:val="1"/>
+      <w:numFmt w:val="decimal"/>
+      <w:lvlText w:val="%5."/>
+      <w:lvlJc w:val="left"/>
+      <w:pPr>
+        <w:tabs>
+          <w:tab w:val="num" w:pos="3600"/>
+        </w:tabs>
+        <w:ind w:left="3600" w:hanging="360"/>
+      </w:pPr>
+    </w:lvl>
+    <w:lvl w:ilvl="5" w:tentative="1">
+      <w:start w:val="1"/>
+      <w:numFmt w:val="decimal"/>
+      <w:lvlText w:val="%6."/>
+      <w:lvlJc w:val="left"/>
+      <w:pPr>
+        <w:tabs>
+          <w:tab w:val="num" w:pos="4320"/>
+        </w:tabs>
+        <w:ind w:left="4320" w:hanging="360"/>
+      </w:pPr>
+    </w:lvl>
+    <w:lvl w:ilvl="6" w:tentative="1">
+      <w:start w:val="1"/>
+      <w:numFmt w:val="decimal"/>
+      <w:lvlText w:val="%7."/>
+      <w:lvlJc w:val="left"/>
+      <w:pPr>
+        <w:tabs>
+          <w:tab w:val="num" w:pos="5040"/>
+        </w:tabs>
+        <w:ind w:left="5040" w:hanging="360"/>
+      </w:pPr>
+    </w:lvl>
+    <w:lvl w:ilvl="7" w:tentative="1">
+      <w:start w:val="1"/>
+      <w:numFmt w:val="decimal"/>
+      <w:lvlText w:val="%8."/>
+      <w:lvlJc w:val="left"/>
+      <w:pPr>
+        <w:tabs>
+          <w:tab w:val="num" w:pos="5760"/>
+        </w:tabs>
+        <w:ind w:left="5760" w:hanging="360"/>
+      </w:pPr>
+    </w:lvl>
+    <w:lvl w:ilvl="8" w:tentative="1">
+      <w:start w:val="1"/>
+      <w:numFmt w:val="decimal"/>
+      <w:lvlText w:val="%9."/>
+      <w:lvlJc w:val="left"/>
+      <w:pPr>
+        <w:tabs>
+          <w:tab w:val="num" w:pos="6480"/>
+        </w:tabs>
+        <w:ind w:left="6480" w:hanging="360"/>
+      </w:pPr>
+    </w:lvl>
+  </w:abstractNum>
+  <w:abstractNum w:abstractNumId="4" w15:restartNumberingAfterBreak="0">
+    <w:nsid w:val="3DBF004D"/>
+    <w:multiLevelType w:val="multilevel"/>
+    <w:tmpl w:val="8CA4E7AE"/>
+    <w:lvl w:ilvl="0">
+      <w:start w:val="1"/>
+      <w:numFmt w:val="decimal"/>
+      <w:lvlText w:val="%1."/>
+      <w:lvlJc w:val="left"/>
+      <w:pPr>
+        <w:tabs>
+          <w:tab w:val="num" w:pos="720"/>
+        </w:tabs>
+        <w:ind w:left="720" w:hanging="360"/>
+      </w:pPr>
+    </w:lvl>
+    <w:lvl w:ilvl="1" w:tentative="1">
+      <w:start w:val="1"/>
+      <w:numFmt w:val="decimal"/>
+      <w:lvlText w:val="%2."/>
+      <w:lvlJc w:val="left"/>
+      <w:pPr>
+        <w:tabs>
+          <w:tab w:val="num" w:pos="1440"/>
+        </w:tabs>
+        <w:ind w:left="1440" w:hanging="360"/>
+      </w:pPr>
+    </w:lvl>
+    <w:lvl w:ilvl="2" w:tentative="1">
+      <w:start w:val="1"/>
+      <w:numFmt w:val="decimal"/>
+      <w:lvlText w:val="%3."/>
+      <w:lvlJc w:val="left"/>
+      <w:pPr>
+        <w:tabs>
+          <w:tab w:val="num" w:pos="2160"/>
+        </w:tabs>
+        <w:ind w:left="2160" w:hanging="360"/>
+      </w:pPr>
+    </w:lvl>
+    <w:lvl w:ilvl="3" w:tentative="1">
+      <w:start w:val="1"/>
+      <w:numFmt w:val="decimal"/>
+      <w:lvlText w:val="%4."/>
+      <w:lvlJc w:val="left"/>
+      <w:pPr>
+        <w:tabs>
+          <w:tab w:val="num" w:pos="2880"/>
+        </w:tabs>
+        <w:ind w:left="2880" w:hanging="360"/>
+      </w:pPr>
+    </w:lvl>
+    <w:lvl w:ilvl="4" w:tentative="1">
+      <w:start w:val="1"/>
+      <w:numFmt w:val="decimal"/>
+      <w:lvlText w:val="%5."/>
+      <w:lvlJc w:val="left"/>
+      <w:pPr>
+        <w:tabs>
+          <w:tab w:val="num" w:pos="3600"/>
+        </w:tabs>
+        <w:ind w:left="3600" w:hanging="360"/>
+      </w:pPr>
+    </w:lvl>
+    <w:lvl w:ilvl="5" w:tentative="1">
+      <w:start w:val="1"/>
+      <w:numFmt w:val="decimal"/>
+      <w:lvlText w:val="%6."/>
+      <w:lvlJc w:val="left"/>
+      <w:pPr>
+        <w:tabs>
+          <w:tab w:val="num" w:pos="4320"/>
+        </w:tabs>
+        <w:ind w:left="4320" w:hanging="360"/>
+      </w:pPr>
+    </w:lvl>
+    <w:lvl w:ilvl="6" w:tentative="1">
+      <w:start w:val="1"/>
+      <w:numFmt w:val="decimal"/>
+      <w:lvlText w:val="%7."/>
+      <w:lvlJc w:val="left"/>
+      <w:pPr>
+        <w:tabs>
+          <w:tab w:val="num" w:pos="5040"/>
+        </w:tabs>
+        <w:ind w:left="5040" w:hanging="360"/>
+      </w:pPr>
+    </w:lvl>
+    <w:lvl w:ilvl="7" w:tentative="1">
+      <w:start w:val="1"/>
+      <w:numFmt w:val="decimal"/>
+      <w:lvlText w:val="%8."/>
+      <w:lvlJc w:val="left"/>
+      <w:pPr>
+        <w:tabs>
+          <w:tab w:val="num" w:pos="5760"/>
+        </w:tabs>
+        <w:ind w:left="5760" w:hanging="360"/>
+      </w:pPr>
+    </w:lvl>
+    <w:lvl w:ilvl="8" w:tentative="1">
+      <w:start w:val="1"/>
+      <w:numFmt w:val="decimal"/>
+      <w:lvlText w:val="%9."/>
+      <w:lvlJc w:val="left"/>
+      <w:pPr>
+        <w:tabs>
+          <w:tab w:val="num" w:pos="6480"/>
+        </w:tabs>
+        <w:ind w:left="6480" w:hanging="360"/>
+      </w:pPr>
+    </w:lvl>
+  </w:abstractNum>
+  <w:abstractNum w:abstractNumId="5" w15:restartNumberingAfterBreak="0">
+    <w:nsid w:val="40FF3D2E"/>
+    <w:multiLevelType w:val="multilevel"/>
+    <w:tmpl w:val="A36C08C8"/>
+    <w:lvl w:ilvl="0">
+      <w:start w:val="1"/>
+      <w:numFmt w:val="decimal"/>
+      <w:lvlText w:val="%1."/>
+      <w:lvlJc w:val="left"/>
+      <w:pPr>
+        <w:tabs>
+          <w:tab w:val="num" w:pos="720"/>
+        </w:tabs>
+        <w:ind w:left="720" w:hanging="360"/>
+      </w:pPr>
+    </w:lvl>
+    <w:lvl w:ilvl="1" w:tentative="1">
+      <w:start w:val="1"/>
+      <w:numFmt w:val="decimal"/>
+      <w:lvlText w:val="%2."/>
+      <w:lvlJc w:val="left"/>
+      <w:pPr>
+        <w:tabs>
+          <w:tab w:val="num" w:pos="1440"/>
+        </w:tabs>
+        <w:ind w:left="1440" w:hanging="360"/>
+      </w:pPr>
+    </w:lvl>
+    <w:lvl w:ilvl="2" w:tentative="1">
+      <w:start w:val="1"/>
+      <w:numFmt w:val="decimal"/>
+      <w:lvlText w:val="%3."/>
+      <w:lvlJc w:val="left"/>
+      <w:pPr>
+        <w:tabs>
+          <w:tab w:val="num" w:pos="2160"/>
+        </w:tabs>
+        <w:ind w:left="2160" w:hanging="360"/>
+      </w:pPr>
+    </w:lvl>
+    <w:lvl w:ilvl="3" w:tentative="1">
+      <w:start w:val="1"/>
+      <w:numFmt w:val="decimal"/>
+      <w:lvlText w:val="%4."/>
+      <w:lvlJc w:val="left"/>
+      <w:pPr>
+        <w:tabs>
+          <w:tab w:val="num" w:pos="2880"/>
+        </w:tabs>
+        <w:ind w:left="2880" w:hanging="360"/>
+      </w:pPr>
+    </w:lvl>
+    <w:lvl w:ilvl="4" w:tentative="1">
+      <w:start w:val="1"/>
+      <w:numFmt w:val="decimal"/>
+      <w:lvlText w:val="%5."/>
+      <w:lvlJc w:val="left"/>
+      <w:pPr>
+        <w:tabs>
+          <w:tab w:val="num" w:pos="3600"/>
+        </w:tabs>
+        <w:ind w:left="3600" w:hanging="360"/>
+      </w:pPr>
+    </w:lvl>
+    <w:lvl w:ilvl="5" w:tentative="1">
+      <w:start w:val="1"/>
+      <w:numFmt w:val="decimal"/>
+      <w:lvlText w:val="%6."/>
+      <w:lvlJc w:val="left"/>
+      <w:pPr>
+        <w:tabs>
+          <w:tab w:val="num" w:pos="4320"/>
+        </w:tabs>
+        <w:ind w:left="4320" w:hanging="360"/>
+      </w:pPr>
+    </w:lvl>
+    <w:lvl w:ilvl="6" w:tentative="1">
+      <w:start w:val="1"/>
+      <w:numFmt w:val="decimal"/>
+      <w:lvlText w:val="%7."/>
+      <w:lvlJc w:val="left"/>
+      <w:pPr>
+        <w:tabs>
+          <w:tab w:val="num" w:pos="5040"/>
+        </w:tabs>
+        <w:ind w:left="5040" w:hanging="360"/>
+      </w:pPr>
+    </w:lvl>
+    <w:lvl w:ilvl="7" w:tentative="1">
+      <w:start w:val="1"/>
+      <w:numFmt w:val="decimal"/>
+      <w:lvlText w:val="%8."/>
+      <w:lvlJc w:val="left"/>
+      <w:pPr>
+        <w:tabs>
+          <w:tab w:val="num" w:pos="5760"/>
+        </w:tabs>
+        <w:ind w:left="5760" w:hanging="360"/>
+      </w:pPr>
+    </w:lvl>
+    <w:lvl w:ilvl="8" w:tentative="1">
+      <w:start w:val="1"/>
+      <w:numFmt w:val="decimal"/>
+      <w:lvlText w:val="%9."/>
+      <w:lvlJc w:val="left"/>
+      <w:pPr>
+        <w:tabs>
+          <w:tab w:val="num" w:pos="6480"/>
+        </w:tabs>
+        <w:ind w:left="6480" w:hanging="360"/>
+      </w:pPr>
+    </w:lvl>
+  </w:abstractNum>
+  <w:abstractNum w:abstractNumId="6" w15:restartNumberingAfterBreak="0">
+    <w:nsid w:val="514B7C98"/>
+    <w:multiLevelType w:val="multilevel"/>
+    <w:tmpl w:val="64161924"/>
     <w:lvl w:ilvl="0">
       <w:start w:val="1"/>
       <w:numFmt w:val="bullet"/>
@@ -21176,10 +21063,10 @@
       </w:rPr>
     </w:lvl>
   </w:abstractNum>
-  <w:abstractNum w:abstractNumId="8" w15:restartNumberingAfterBreak="0">
-    <w:nsid w:val="4C855160"/>
+  <w:abstractNum w:abstractNumId="7" w15:restartNumberingAfterBreak="0">
+    <w:nsid w:val="543E03F3"/>
     <w:multiLevelType w:val="multilevel"/>
-    <w:tmpl w:val="4D1813F0"/>
+    <w:tmpl w:val="86CEEDDA"/>
     <w:lvl w:ilvl="0">
       <w:start w:val="1"/>
       <w:numFmt w:val="decimal"/>
@@ -21289,349 +21176,10 @@
       </w:pPr>
     </w:lvl>
   </w:abstractNum>
-  <w:abstractNum w:abstractNumId="9" w15:restartNumberingAfterBreak="0">
-    <w:nsid w:val="553A5ADF"/>
+  <w:abstractNum w:abstractNumId="8" w15:restartNumberingAfterBreak="0">
+    <w:nsid w:val="65816308"/>
     <w:multiLevelType w:val="multilevel"/>
-    <w:tmpl w:val="B62A2040"/>
-    <w:lvl w:ilvl="0">
-      <w:start w:val="1"/>
-      <w:numFmt w:val="decimal"/>
-      <w:lvlText w:val="%1."/>
-      <w:lvlJc w:val="left"/>
-      <w:pPr>
-        <w:tabs>
-          <w:tab w:val="num" w:pos="720"/>
-        </w:tabs>
-        <w:ind w:left="720" w:hanging="360"/>
-      </w:pPr>
-    </w:lvl>
-    <w:lvl w:ilvl="1" w:tentative="1">
-      <w:start w:val="1"/>
-      <w:numFmt w:val="decimal"/>
-      <w:lvlText w:val="%2."/>
-      <w:lvlJc w:val="left"/>
-      <w:pPr>
-        <w:tabs>
-          <w:tab w:val="num" w:pos="1440"/>
-        </w:tabs>
-        <w:ind w:left="1440" w:hanging="360"/>
-      </w:pPr>
-    </w:lvl>
-    <w:lvl w:ilvl="2" w:tentative="1">
-      <w:start w:val="1"/>
-      <w:numFmt w:val="decimal"/>
-      <w:lvlText w:val="%3."/>
-      <w:lvlJc w:val="left"/>
-      <w:pPr>
-        <w:tabs>
-          <w:tab w:val="num" w:pos="2160"/>
-        </w:tabs>
-        <w:ind w:left="2160" w:hanging="360"/>
-      </w:pPr>
-    </w:lvl>
-    <w:lvl w:ilvl="3" w:tentative="1">
-      <w:start w:val="1"/>
-      <w:numFmt w:val="decimal"/>
-      <w:lvlText w:val="%4."/>
-      <w:lvlJc w:val="left"/>
-      <w:pPr>
-        <w:tabs>
-          <w:tab w:val="num" w:pos="2880"/>
-        </w:tabs>
-        <w:ind w:left="2880" w:hanging="360"/>
-      </w:pPr>
-    </w:lvl>
-    <w:lvl w:ilvl="4" w:tentative="1">
-      <w:start w:val="1"/>
-      <w:numFmt w:val="decimal"/>
-      <w:lvlText w:val="%5."/>
-      <w:lvlJc w:val="left"/>
-      <w:pPr>
-        <w:tabs>
-          <w:tab w:val="num" w:pos="3600"/>
-        </w:tabs>
-        <w:ind w:left="3600" w:hanging="360"/>
-      </w:pPr>
-    </w:lvl>
-    <w:lvl w:ilvl="5" w:tentative="1">
-      <w:start w:val="1"/>
-      <w:numFmt w:val="decimal"/>
-      <w:lvlText w:val="%6."/>
-      <w:lvlJc w:val="left"/>
-      <w:pPr>
-        <w:tabs>
-          <w:tab w:val="num" w:pos="4320"/>
-        </w:tabs>
-        <w:ind w:left="4320" w:hanging="360"/>
-      </w:pPr>
-    </w:lvl>
-    <w:lvl w:ilvl="6" w:tentative="1">
-      <w:start w:val="1"/>
-      <w:numFmt w:val="decimal"/>
-      <w:lvlText w:val="%7."/>
-      <w:lvlJc w:val="left"/>
-      <w:pPr>
-        <w:tabs>
-          <w:tab w:val="num" w:pos="5040"/>
-        </w:tabs>
-        <w:ind w:left="5040" w:hanging="360"/>
-      </w:pPr>
-    </w:lvl>
-    <w:lvl w:ilvl="7" w:tentative="1">
-      <w:start w:val="1"/>
-      <w:numFmt w:val="decimal"/>
-      <w:lvlText w:val="%8."/>
-      <w:lvlJc w:val="left"/>
-      <w:pPr>
-        <w:tabs>
-          <w:tab w:val="num" w:pos="5760"/>
-        </w:tabs>
-        <w:ind w:left="5760" w:hanging="360"/>
-      </w:pPr>
-    </w:lvl>
-    <w:lvl w:ilvl="8" w:tentative="1">
-      <w:start w:val="1"/>
-      <w:numFmt w:val="decimal"/>
-      <w:lvlText w:val="%9."/>
-      <w:lvlJc w:val="left"/>
-      <w:pPr>
-        <w:tabs>
-          <w:tab w:val="num" w:pos="6480"/>
-        </w:tabs>
-        <w:ind w:left="6480" w:hanging="360"/>
-      </w:pPr>
-    </w:lvl>
-  </w:abstractNum>
-  <w:abstractNum w:abstractNumId="10" w15:restartNumberingAfterBreak="0">
-    <w:nsid w:val="63726895"/>
-    <w:multiLevelType w:val="multilevel"/>
-    <w:tmpl w:val="BFF4A172"/>
-    <w:lvl w:ilvl="0">
-      <w:start w:val="1"/>
-      <w:numFmt w:val="decimal"/>
-      <w:lvlText w:val="%1."/>
-      <w:lvlJc w:val="left"/>
-      <w:pPr>
-        <w:tabs>
-          <w:tab w:val="num" w:pos="720"/>
-        </w:tabs>
-        <w:ind w:left="720" w:hanging="360"/>
-      </w:pPr>
-    </w:lvl>
-    <w:lvl w:ilvl="1" w:tentative="1">
-      <w:start w:val="1"/>
-      <w:numFmt w:val="decimal"/>
-      <w:lvlText w:val="%2."/>
-      <w:lvlJc w:val="left"/>
-      <w:pPr>
-        <w:tabs>
-          <w:tab w:val="num" w:pos="1440"/>
-        </w:tabs>
-        <w:ind w:left="1440" w:hanging="360"/>
-      </w:pPr>
-    </w:lvl>
-    <w:lvl w:ilvl="2" w:tentative="1">
-      <w:start w:val="1"/>
-      <w:numFmt w:val="decimal"/>
-      <w:lvlText w:val="%3."/>
-      <w:lvlJc w:val="left"/>
-      <w:pPr>
-        <w:tabs>
-          <w:tab w:val="num" w:pos="2160"/>
-        </w:tabs>
-        <w:ind w:left="2160" w:hanging="360"/>
-      </w:pPr>
-    </w:lvl>
-    <w:lvl w:ilvl="3" w:tentative="1">
-      <w:start w:val="1"/>
-      <w:numFmt w:val="decimal"/>
-      <w:lvlText w:val="%4."/>
-      <w:lvlJc w:val="left"/>
-      <w:pPr>
-        <w:tabs>
-          <w:tab w:val="num" w:pos="2880"/>
-        </w:tabs>
-        <w:ind w:left="2880" w:hanging="360"/>
-      </w:pPr>
-    </w:lvl>
-    <w:lvl w:ilvl="4" w:tentative="1">
-      <w:start w:val="1"/>
-      <w:numFmt w:val="decimal"/>
-      <w:lvlText w:val="%5."/>
-      <w:lvlJc w:val="left"/>
-      <w:pPr>
-        <w:tabs>
-          <w:tab w:val="num" w:pos="3600"/>
-        </w:tabs>
-        <w:ind w:left="3600" w:hanging="360"/>
-      </w:pPr>
-    </w:lvl>
-    <w:lvl w:ilvl="5" w:tentative="1">
-      <w:start w:val="1"/>
-      <w:numFmt w:val="decimal"/>
-      <w:lvlText w:val="%6."/>
-      <w:lvlJc w:val="left"/>
-      <w:pPr>
-        <w:tabs>
-          <w:tab w:val="num" w:pos="4320"/>
-        </w:tabs>
-        <w:ind w:left="4320" w:hanging="360"/>
-      </w:pPr>
-    </w:lvl>
-    <w:lvl w:ilvl="6" w:tentative="1">
-      <w:start w:val="1"/>
-      <w:numFmt w:val="decimal"/>
-      <w:lvlText w:val="%7."/>
-      <w:lvlJc w:val="left"/>
-      <w:pPr>
-        <w:tabs>
-          <w:tab w:val="num" w:pos="5040"/>
-        </w:tabs>
-        <w:ind w:left="5040" w:hanging="360"/>
-      </w:pPr>
-    </w:lvl>
-    <w:lvl w:ilvl="7" w:tentative="1">
-      <w:start w:val="1"/>
-      <w:numFmt w:val="decimal"/>
-      <w:lvlText w:val="%8."/>
-      <w:lvlJc w:val="left"/>
-      <w:pPr>
-        <w:tabs>
-          <w:tab w:val="num" w:pos="5760"/>
-        </w:tabs>
-        <w:ind w:left="5760" w:hanging="360"/>
-      </w:pPr>
-    </w:lvl>
-    <w:lvl w:ilvl="8" w:tentative="1">
-      <w:start w:val="1"/>
-      <w:numFmt w:val="decimal"/>
-      <w:lvlText w:val="%9."/>
-      <w:lvlJc w:val="left"/>
-      <w:pPr>
-        <w:tabs>
-          <w:tab w:val="num" w:pos="6480"/>
-        </w:tabs>
-        <w:ind w:left="6480" w:hanging="360"/>
-      </w:pPr>
-    </w:lvl>
-  </w:abstractNum>
-  <w:abstractNum w:abstractNumId="11" w15:restartNumberingAfterBreak="0">
-    <w:nsid w:val="66175256"/>
-    <w:multiLevelType w:val="multilevel"/>
-    <w:tmpl w:val="EAEE6988"/>
-    <w:lvl w:ilvl="0">
-      <w:start w:val="1"/>
-      <w:numFmt w:val="decimal"/>
-      <w:lvlText w:val="%1."/>
-      <w:lvlJc w:val="left"/>
-      <w:pPr>
-        <w:tabs>
-          <w:tab w:val="num" w:pos="720"/>
-        </w:tabs>
-        <w:ind w:left="720" w:hanging="360"/>
-      </w:pPr>
-    </w:lvl>
-    <w:lvl w:ilvl="1" w:tentative="1">
-      <w:start w:val="1"/>
-      <w:numFmt w:val="decimal"/>
-      <w:lvlText w:val="%2."/>
-      <w:lvlJc w:val="left"/>
-      <w:pPr>
-        <w:tabs>
-          <w:tab w:val="num" w:pos="1440"/>
-        </w:tabs>
-        <w:ind w:left="1440" w:hanging="360"/>
-      </w:pPr>
-    </w:lvl>
-    <w:lvl w:ilvl="2" w:tentative="1">
-      <w:start w:val="1"/>
-      <w:numFmt w:val="decimal"/>
-      <w:lvlText w:val="%3."/>
-      <w:lvlJc w:val="left"/>
-      <w:pPr>
-        <w:tabs>
-          <w:tab w:val="num" w:pos="2160"/>
-        </w:tabs>
-        <w:ind w:left="2160" w:hanging="360"/>
-      </w:pPr>
-    </w:lvl>
-    <w:lvl w:ilvl="3" w:tentative="1">
-      <w:start w:val="1"/>
-      <w:numFmt w:val="decimal"/>
-      <w:lvlText w:val="%4."/>
-      <w:lvlJc w:val="left"/>
-      <w:pPr>
-        <w:tabs>
-          <w:tab w:val="num" w:pos="2880"/>
-        </w:tabs>
-        <w:ind w:left="2880" w:hanging="360"/>
-      </w:pPr>
-    </w:lvl>
-    <w:lvl w:ilvl="4" w:tentative="1">
-      <w:start w:val="1"/>
-      <w:numFmt w:val="decimal"/>
-      <w:lvlText w:val="%5."/>
-      <w:lvlJc w:val="left"/>
-      <w:pPr>
-        <w:tabs>
-          <w:tab w:val="num" w:pos="3600"/>
-        </w:tabs>
-        <w:ind w:left="3600" w:hanging="360"/>
-      </w:pPr>
-    </w:lvl>
-    <w:lvl w:ilvl="5" w:tentative="1">
-      <w:start w:val="1"/>
-      <w:numFmt w:val="decimal"/>
-      <w:lvlText w:val="%6."/>
-      <w:lvlJc w:val="left"/>
-      <w:pPr>
-        <w:tabs>
-          <w:tab w:val="num" w:pos="4320"/>
-        </w:tabs>
-        <w:ind w:left="4320" w:hanging="360"/>
-      </w:pPr>
-    </w:lvl>
-    <w:lvl w:ilvl="6" w:tentative="1">
-      <w:start w:val="1"/>
-      <w:numFmt w:val="decimal"/>
-      <w:lvlText w:val="%7."/>
-      <w:lvlJc w:val="left"/>
-      <w:pPr>
-        <w:tabs>
-          <w:tab w:val="num" w:pos="5040"/>
-        </w:tabs>
-        <w:ind w:left="5040" w:hanging="360"/>
-      </w:pPr>
-    </w:lvl>
-    <w:lvl w:ilvl="7" w:tentative="1">
-      <w:start w:val="1"/>
-      <w:numFmt w:val="decimal"/>
-      <w:lvlText w:val="%8."/>
-      <w:lvlJc w:val="left"/>
-      <w:pPr>
-        <w:tabs>
-          <w:tab w:val="num" w:pos="5760"/>
-        </w:tabs>
-        <w:ind w:left="5760" w:hanging="360"/>
-      </w:pPr>
-    </w:lvl>
-    <w:lvl w:ilvl="8" w:tentative="1">
-      <w:start w:val="1"/>
-      <w:numFmt w:val="decimal"/>
-      <w:lvlText w:val="%9."/>
-      <w:lvlJc w:val="left"/>
-      <w:pPr>
-        <w:tabs>
-          <w:tab w:val="num" w:pos="6480"/>
-        </w:tabs>
-        <w:ind w:left="6480" w:hanging="360"/>
-      </w:pPr>
-    </w:lvl>
-  </w:abstractNum>
-  <w:abstractNum w:abstractNumId="12" w15:restartNumberingAfterBreak="0">
-    <w:nsid w:val="66C15141"/>
-    <w:multiLevelType w:val="multilevel"/>
-    <w:tmpl w:val="FDF2F692"/>
+    <w:tmpl w:val="D39201F8"/>
     <w:lvl w:ilvl="0">
       <w:start w:val="1"/>
       <w:numFmt w:val="bullet"/>
@@ -21777,44 +21325,496 @@
       </w:rPr>
     </w:lvl>
   </w:abstractNum>
-  <w:num w:numId="1" w16cid:durableId="1900822749">
-    <w:abstractNumId w:val="2"/>
+  <w:abstractNum w:abstractNumId="9" w15:restartNumberingAfterBreak="0">
+    <w:nsid w:val="6911107C"/>
+    <w:multiLevelType w:val="multilevel"/>
+    <w:tmpl w:val="3F122458"/>
+    <w:lvl w:ilvl="0">
+      <w:start w:val="1"/>
+      <w:numFmt w:val="decimal"/>
+      <w:lvlText w:val="%1."/>
+      <w:lvlJc w:val="left"/>
+      <w:pPr>
+        <w:tabs>
+          <w:tab w:val="num" w:pos="720"/>
+        </w:tabs>
+        <w:ind w:left="720" w:hanging="360"/>
+      </w:pPr>
+    </w:lvl>
+    <w:lvl w:ilvl="1" w:tentative="1">
+      <w:start w:val="1"/>
+      <w:numFmt w:val="decimal"/>
+      <w:lvlText w:val="%2."/>
+      <w:lvlJc w:val="left"/>
+      <w:pPr>
+        <w:tabs>
+          <w:tab w:val="num" w:pos="1440"/>
+        </w:tabs>
+        <w:ind w:left="1440" w:hanging="360"/>
+      </w:pPr>
+    </w:lvl>
+    <w:lvl w:ilvl="2" w:tentative="1">
+      <w:start w:val="1"/>
+      <w:numFmt w:val="decimal"/>
+      <w:lvlText w:val="%3."/>
+      <w:lvlJc w:val="left"/>
+      <w:pPr>
+        <w:tabs>
+          <w:tab w:val="num" w:pos="2160"/>
+        </w:tabs>
+        <w:ind w:left="2160" w:hanging="360"/>
+      </w:pPr>
+    </w:lvl>
+    <w:lvl w:ilvl="3" w:tentative="1">
+      <w:start w:val="1"/>
+      <w:numFmt w:val="decimal"/>
+      <w:lvlText w:val="%4."/>
+      <w:lvlJc w:val="left"/>
+      <w:pPr>
+        <w:tabs>
+          <w:tab w:val="num" w:pos="2880"/>
+        </w:tabs>
+        <w:ind w:left="2880" w:hanging="360"/>
+      </w:pPr>
+    </w:lvl>
+    <w:lvl w:ilvl="4" w:tentative="1">
+      <w:start w:val="1"/>
+      <w:numFmt w:val="decimal"/>
+      <w:lvlText w:val="%5."/>
+      <w:lvlJc w:val="left"/>
+      <w:pPr>
+        <w:tabs>
+          <w:tab w:val="num" w:pos="3600"/>
+        </w:tabs>
+        <w:ind w:left="3600" w:hanging="360"/>
+      </w:pPr>
+    </w:lvl>
+    <w:lvl w:ilvl="5" w:tentative="1">
+      <w:start w:val="1"/>
+      <w:numFmt w:val="decimal"/>
+      <w:lvlText w:val="%6."/>
+      <w:lvlJc w:val="left"/>
+      <w:pPr>
+        <w:tabs>
+          <w:tab w:val="num" w:pos="4320"/>
+        </w:tabs>
+        <w:ind w:left="4320" w:hanging="360"/>
+      </w:pPr>
+    </w:lvl>
+    <w:lvl w:ilvl="6" w:tentative="1">
+      <w:start w:val="1"/>
+      <w:numFmt w:val="decimal"/>
+      <w:lvlText w:val="%7."/>
+      <w:lvlJc w:val="left"/>
+      <w:pPr>
+        <w:tabs>
+          <w:tab w:val="num" w:pos="5040"/>
+        </w:tabs>
+        <w:ind w:left="5040" w:hanging="360"/>
+      </w:pPr>
+    </w:lvl>
+    <w:lvl w:ilvl="7" w:tentative="1">
+      <w:start w:val="1"/>
+      <w:numFmt w:val="decimal"/>
+      <w:lvlText w:val="%8."/>
+      <w:lvlJc w:val="left"/>
+      <w:pPr>
+        <w:tabs>
+          <w:tab w:val="num" w:pos="5760"/>
+        </w:tabs>
+        <w:ind w:left="5760" w:hanging="360"/>
+      </w:pPr>
+    </w:lvl>
+    <w:lvl w:ilvl="8" w:tentative="1">
+      <w:start w:val="1"/>
+      <w:numFmt w:val="decimal"/>
+      <w:lvlText w:val="%9."/>
+      <w:lvlJc w:val="left"/>
+      <w:pPr>
+        <w:tabs>
+          <w:tab w:val="num" w:pos="6480"/>
+        </w:tabs>
+        <w:ind w:left="6480" w:hanging="360"/>
+      </w:pPr>
+    </w:lvl>
+  </w:abstractNum>
+  <w:abstractNum w:abstractNumId="10" w15:restartNumberingAfterBreak="0">
+    <w:nsid w:val="69F704AA"/>
+    <w:multiLevelType w:val="multilevel"/>
+    <w:tmpl w:val="3384E092"/>
+    <w:lvl w:ilvl="0">
+      <w:start w:val="1"/>
+      <w:numFmt w:val="decimal"/>
+      <w:lvlText w:val="%1."/>
+      <w:lvlJc w:val="left"/>
+      <w:pPr>
+        <w:tabs>
+          <w:tab w:val="num" w:pos="720"/>
+        </w:tabs>
+        <w:ind w:left="720" w:hanging="360"/>
+      </w:pPr>
+    </w:lvl>
+    <w:lvl w:ilvl="1" w:tentative="1">
+      <w:start w:val="1"/>
+      <w:numFmt w:val="decimal"/>
+      <w:lvlText w:val="%2."/>
+      <w:lvlJc w:val="left"/>
+      <w:pPr>
+        <w:tabs>
+          <w:tab w:val="num" w:pos="1440"/>
+        </w:tabs>
+        <w:ind w:left="1440" w:hanging="360"/>
+      </w:pPr>
+    </w:lvl>
+    <w:lvl w:ilvl="2" w:tentative="1">
+      <w:start w:val="1"/>
+      <w:numFmt w:val="decimal"/>
+      <w:lvlText w:val="%3."/>
+      <w:lvlJc w:val="left"/>
+      <w:pPr>
+        <w:tabs>
+          <w:tab w:val="num" w:pos="2160"/>
+        </w:tabs>
+        <w:ind w:left="2160" w:hanging="360"/>
+      </w:pPr>
+    </w:lvl>
+    <w:lvl w:ilvl="3" w:tentative="1">
+      <w:start w:val="1"/>
+      <w:numFmt w:val="decimal"/>
+      <w:lvlText w:val="%4."/>
+      <w:lvlJc w:val="left"/>
+      <w:pPr>
+        <w:tabs>
+          <w:tab w:val="num" w:pos="2880"/>
+        </w:tabs>
+        <w:ind w:left="2880" w:hanging="360"/>
+      </w:pPr>
+    </w:lvl>
+    <w:lvl w:ilvl="4" w:tentative="1">
+      <w:start w:val="1"/>
+      <w:numFmt w:val="decimal"/>
+      <w:lvlText w:val="%5."/>
+      <w:lvlJc w:val="left"/>
+      <w:pPr>
+        <w:tabs>
+          <w:tab w:val="num" w:pos="3600"/>
+        </w:tabs>
+        <w:ind w:left="3600" w:hanging="360"/>
+      </w:pPr>
+    </w:lvl>
+    <w:lvl w:ilvl="5" w:tentative="1">
+      <w:start w:val="1"/>
+      <w:numFmt w:val="decimal"/>
+      <w:lvlText w:val="%6."/>
+      <w:lvlJc w:val="left"/>
+      <w:pPr>
+        <w:tabs>
+          <w:tab w:val="num" w:pos="4320"/>
+        </w:tabs>
+        <w:ind w:left="4320" w:hanging="360"/>
+      </w:pPr>
+    </w:lvl>
+    <w:lvl w:ilvl="6" w:tentative="1">
+      <w:start w:val="1"/>
+      <w:numFmt w:val="decimal"/>
+      <w:lvlText w:val="%7."/>
+      <w:lvlJc w:val="left"/>
+      <w:pPr>
+        <w:tabs>
+          <w:tab w:val="num" w:pos="5040"/>
+        </w:tabs>
+        <w:ind w:left="5040" w:hanging="360"/>
+      </w:pPr>
+    </w:lvl>
+    <w:lvl w:ilvl="7" w:tentative="1">
+      <w:start w:val="1"/>
+      <w:numFmt w:val="decimal"/>
+      <w:lvlText w:val="%8."/>
+      <w:lvlJc w:val="left"/>
+      <w:pPr>
+        <w:tabs>
+          <w:tab w:val="num" w:pos="5760"/>
+        </w:tabs>
+        <w:ind w:left="5760" w:hanging="360"/>
+      </w:pPr>
+    </w:lvl>
+    <w:lvl w:ilvl="8" w:tentative="1">
+      <w:start w:val="1"/>
+      <w:numFmt w:val="decimal"/>
+      <w:lvlText w:val="%9."/>
+      <w:lvlJc w:val="left"/>
+      <w:pPr>
+        <w:tabs>
+          <w:tab w:val="num" w:pos="6480"/>
+        </w:tabs>
+        <w:ind w:left="6480" w:hanging="360"/>
+      </w:pPr>
+    </w:lvl>
+  </w:abstractNum>
+  <w:abstractNum w:abstractNumId="11" w15:restartNumberingAfterBreak="0">
+    <w:nsid w:val="729749F7"/>
+    <w:multiLevelType w:val="multilevel"/>
+    <w:tmpl w:val="8FC0416E"/>
+    <w:lvl w:ilvl="0">
+      <w:start w:val="1"/>
+      <w:numFmt w:val="decimal"/>
+      <w:lvlText w:val="%1."/>
+      <w:lvlJc w:val="left"/>
+      <w:pPr>
+        <w:tabs>
+          <w:tab w:val="num" w:pos="720"/>
+        </w:tabs>
+        <w:ind w:left="720" w:hanging="360"/>
+      </w:pPr>
+    </w:lvl>
+    <w:lvl w:ilvl="1" w:tentative="1">
+      <w:start w:val="1"/>
+      <w:numFmt w:val="decimal"/>
+      <w:lvlText w:val="%2."/>
+      <w:lvlJc w:val="left"/>
+      <w:pPr>
+        <w:tabs>
+          <w:tab w:val="num" w:pos="1440"/>
+        </w:tabs>
+        <w:ind w:left="1440" w:hanging="360"/>
+      </w:pPr>
+    </w:lvl>
+    <w:lvl w:ilvl="2" w:tentative="1">
+      <w:start w:val="1"/>
+      <w:numFmt w:val="decimal"/>
+      <w:lvlText w:val="%3."/>
+      <w:lvlJc w:val="left"/>
+      <w:pPr>
+        <w:tabs>
+          <w:tab w:val="num" w:pos="2160"/>
+        </w:tabs>
+        <w:ind w:left="2160" w:hanging="360"/>
+      </w:pPr>
+    </w:lvl>
+    <w:lvl w:ilvl="3" w:tentative="1">
+      <w:start w:val="1"/>
+      <w:numFmt w:val="decimal"/>
+      <w:lvlText w:val="%4."/>
+      <w:lvlJc w:val="left"/>
+      <w:pPr>
+        <w:tabs>
+          <w:tab w:val="num" w:pos="2880"/>
+        </w:tabs>
+        <w:ind w:left="2880" w:hanging="360"/>
+      </w:pPr>
+    </w:lvl>
+    <w:lvl w:ilvl="4" w:tentative="1">
+      <w:start w:val="1"/>
+      <w:numFmt w:val="decimal"/>
+      <w:lvlText w:val="%5."/>
+      <w:lvlJc w:val="left"/>
+      <w:pPr>
+        <w:tabs>
+          <w:tab w:val="num" w:pos="3600"/>
+        </w:tabs>
+        <w:ind w:left="3600" w:hanging="360"/>
+      </w:pPr>
+    </w:lvl>
+    <w:lvl w:ilvl="5" w:tentative="1">
+      <w:start w:val="1"/>
+      <w:numFmt w:val="decimal"/>
+      <w:lvlText w:val="%6."/>
+      <w:lvlJc w:val="left"/>
+      <w:pPr>
+        <w:tabs>
+          <w:tab w:val="num" w:pos="4320"/>
+        </w:tabs>
+        <w:ind w:left="4320" w:hanging="360"/>
+      </w:pPr>
+    </w:lvl>
+    <w:lvl w:ilvl="6" w:tentative="1">
+      <w:start w:val="1"/>
+      <w:numFmt w:val="decimal"/>
+      <w:lvlText w:val="%7."/>
+      <w:lvlJc w:val="left"/>
+      <w:pPr>
+        <w:tabs>
+          <w:tab w:val="num" w:pos="5040"/>
+        </w:tabs>
+        <w:ind w:left="5040" w:hanging="360"/>
+      </w:pPr>
+    </w:lvl>
+    <w:lvl w:ilvl="7" w:tentative="1">
+      <w:start w:val="1"/>
+      <w:numFmt w:val="decimal"/>
+      <w:lvlText w:val="%8."/>
+      <w:lvlJc w:val="left"/>
+      <w:pPr>
+        <w:tabs>
+          <w:tab w:val="num" w:pos="5760"/>
+        </w:tabs>
+        <w:ind w:left="5760" w:hanging="360"/>
+      </w:pPr>
+    </w:lvl>
+    <w:lvl w:ilvl="8" w:tentative="1">
+      <w:start w:val="1"/>
+      <w:numFmt w:val="decimal"/>
+      <w:lvlText w:val="%9."/>
+      <w:lvlJc w:val="left"/>
+      <w:pPr>
+        <w:tabs>
+          <w:tab w:val="num" w:pos="6480"/>
+        </w:tabs>
+        <w:ind w:left="6480" w:hanging="360"/>
+      </w:pPr>
+    </w:lvl>
+  </w:abstractNum>
+  <w:abstractNum w:abstractNumId="12" w15:restartNumberingAfterBreak="0">
+    <w:nsid w:val="732C3D27"/>
+    <w:multiLevelType w:val="multilevel"/>
+    <w:tmpl w:val="A8740CE8"/>
+    <w:lvl w:ilvl="0">
+      <w:start w:val="1"/>
+      <w:numFmt w:val="decimal"/>
+      <w:lvlText w:val="%1."/>
+      <w:lvlJc w:val="left"/>
+      <w:pPr>
+        <w:tabs>
+          <w:tab w:val="num" w:pos="720"/>
+        </w:tabs>
+        <w:ind w:left="720" w:hanging="360"/>
+      </w:pPr>
+    </w:lvl>
+    <w:lvl w:ilvl="1" w:tentative="1">
+      <w:start w:val="1"/>
+      <w:numFmt w:val="decimal"/>
+      <w:lvlText w:val="%2."/>
+      <w:lvlJc w:val="left"/>
+      <w:pPr>
+        <w:tabs>
+          <w:tab w:val="num" w:pos="1440"/>
+        </w:tabs>
+        <w:ind w:left="1440" w:hanging="360"/>
+      </w:pPr>
+    </w:lvl>
+    <w:lvl w:ilvl="2" w:tentative="1">
+      <w:start w:val="1"/>
+      <w:numFmt w:val="decimal"/>
+      <w:lvlText w:val="%3."/>
+      <w:lvlJc w:val="left"/>
+      <w:pPr>
+        <w:tabs>
+          <w:tab w:val="num" w:pos="2160"/>
+        </w:tabs>
+        <w:ind w:left="2160" w:hanging="360"/>
+      </w:pPr>
+    </w:lvl>
+    <w:lvl w:ilvl="3" w:tentative="1">
+      <w:start w:val="1"/>
+      <w:numFmt w:val="decimal"/>
+      <w:lvlText w:val="%4."/>
+      <w:lvlJc w:val="left"/>
+      <w:pPr>
+        <w:tabs>
+          <w:tab w:val="num" w:pos="2880"/>
+        </w:tabs>
+        <w:ind w:left="2880" w:hanging="360"/>
+      </w:pPr>
+    </w:lvl>
+    <w:lvl w:ilvl="4" w:tentative="1">
+      <w:start w:val="1"/>
+      <w:numFmt w:val="decimal"/>
+      <w:lvlText w:val="%5."/>
+      <w:lvlJc w:val="left"/>
+      <w:pPr>
+        <w:tabs>
+          <w:tab w:val="num" w:pos="3600"/>
+        </w:tabs>
+        <w:ind w:left="3600" w:hanging="360"/>
+      </w:pPr>
+    </w:lvl>
+    <w:lvl w:ilvl="5" w:tentative="1">
+      <w:start w:val="1"/>
+      <w:numFmt w:val="decimal"/>
+      <w:lvlText w:val="%6."/>
+      <w:lvlJc w:val="left"/>
+      <w:pPr>
+        <w:tabs>
+          <w:tab w:val="num" w:pos="4320"/>
+        </w:tabs>
+        <w:ind w:left="4320" w:hanging="360"/>
+      </w:pPr>
+    </w:lvl>
+    <w:lvl w:ilvl="6" w:tentative="1">
+      <w:start w:val="1"/>
+      <w:numFmt w:val="decimal"/>
+      <w:lvlText w:val="%7."/>
+      <w:lvlJc w:val="left"/>
+      <w:pPr>
+        <w:tabs>
+          <w:tab w:val="num" w:pos="5040"/>
+        </w:tabs>
+        <w:ind w:left="5040" w:hanging="360"/>
+      </w:pPr>
+    </w:lvl>
+    <w:lvl w:ilvl="7" w:tentative="1">
+      <w:start w:val="1"/>
+      <w:numFmt w:val="decimal"/>
+      <w:lvlText w:val="%8."/>
+      <w:lvlJc w:val="left"/>
+      <w:pPr>
+        <w:tabs>
+          <w:tab w:val="num" w:pos="5760"/>
+        </w:tabs>
+        <w:ind w:left="5760" w:hanging="360"/>
+      </w:pPr>
+    </w:lvl>
+    <w:lvl w:ilvl="8" w:tentative="1">
+      <w:start w:val="1"/>
+      <w:numFmt w:val="decimal"/>
+      <w:lvlText w:val="%9."/>
+      <w:lvlJc w:val="left"/>
+      <w:pPr>
+        <w:tabs>
+          <w:tab w:val="num" w:pos="6480"/>
+        </w:tabs>
+        <w:ind w:left="6480" w:hanging="360"/>
+      </w:pPr>
+    </w:lvl>
+  </w:abstractNum>
+  <w:num w:numId="1" w16cid:durableId="1652293840">
+    <w:abstractNumId w:val="0"/>
   </w:num>
-  <w:num w:numId="2" w16cid:durableId="97677052">
+  <w:num w:numId="2" w16cid:durableId="699741181">
+    <w:abstractNumId w:val="3"/>
+  </w:num>
+  <w:num w:numId="3" w16cid:durableId="554123346">
+    <w:abstractNumId w:val="5"/>
+  </w:num>
+  <w:num w:numId="4" w16cid:durableId="1078551387">
+    <w:abstractNumId w:val="4"/>
+  </w:num>
+  <w:num w:numId="5" w16cid:durableId="1302072904">
+    <w:abstractNumId w:val="9"/>
+  </w:num>
+  <w:num w:numId="6" w16cid:durableId="1183476198">
+    <w:abstractNumId w:val="11"/>
+  </w:num>
+  <w:num w:numId="7" w16cid:durableId="2007394059">
+    <w:abstractNumId w:val="8"/>
+  </w:num>
+  <w:num w:numId="8" w16cid:durableId="2100130166">
     <w:abstractNumId w:val="10"/>
   </w:num>
-  <w:num w:numId="3" w16cid:durableId="30500312">
+  <w:num w:numId="9" w16cid:durableId="449203451">
     <w:abstractNumId w:val="1"/>
   </w:num>
-  <w:num w:numId="4" w16cid:durableId="1849519547">
-    <w:abstractNumId w:val="11"/>
+  <w:num w:numId="10" w16cid:durableId="948245006">
+    <w:abstractNumId w:val="12"/>
   </w:num>
-  <w:num w:numId="5" w16cid:durableId="352998315">
-    <w:abstractNumId w:val="8"/>
+  <w:num w:numId="11" w16cid:durableId="767044048">
+    <w:abstractNumId w:val="7"/>
   </w:num>
-  <w:num w:numId="6" w16cid:durableId="813721857">
-    <w:abstractNumId w:val="3"/>
-  </w:num>
-  <w:num w:numId="7" w16cid:durableId="691030466">
-    <w:abstractNumId w:val="0"/>
-  </w:num>
-  <w:num w:numId="8" w16cid:durableId="1104152011">
-    <w:abstractNumId w:val="9"/>
-  </w:num>
-  <w:num w:numId="9" w16cid:durableId="1203783001">
+  <w:num w:numId="12" w16cid:durableId="1613970581">
     <w:abstractNumId w:val="6"/>
   </w:num>
-  <w:num w:numId="10" w16cid:durableId="344750656">
-    <w:abstractNumId w:val="4"/>
-  </w:num>
-  <w:num w:numId="11" w16cid:durableId="2126001667">
-    <w:abstractNumId w:val="5"/>
-  </w:num>
-  <w:num w:numId="12" w16cid:durableId="1765299445">
-    <w:abstractNumId w:val="12"/>
-  </w:num>
-  <w:num w:numId="13" w16cid:durableId="1897354024">
-    <w:abstractNumId w:val="7"/>
+  <w:num w:numId="13" w16cid:durableId="659774877">
+    <w:abstractNumId w:val="2"/>
   </w:num>
 </w:numbering>
 </file>
@@ -22579,7 +22579,7 @@
     <w:link w:val="HeaderChar"/>
     <w:uiPriority w:val="99"/>
     <w:unhideWhenUsed/>
-    <w:rsid w:val="00157F1F"/>
+    <w:rsid w:val="00DD7C0B"/>
     <w:pPr>
       <w:tabs>
         <w:tab w:val="center" w:pos="4680"/>
@@ -22592,7 +22592,7 @@
     <w:basedOn w:val="DefaultParagraphFont"/>
     <w:link w:val="Header"/>
     <w:uiPriority w:val="99"/>
-    <w:rsid w:val="00157F1F"/>
+    <w:rsid w:val="00DD7C0B"/>
     <w:rPr>
       <w:rFonts w:eastAsiaTheme="minorEastAsia"/>
       <w:sz w:val="24"/>
@@ -22605,7 +22605,7 @@
     <w:link w:val="FooterChar"/>
     <w:uiPriority w:val="99"/>
     <w:unhideWhenUsed/>
-    <w:rsid w:val="00157F1F"/>
+    <w:rsid w:val="00DD7C0B"/>
     <w:pPr>
       <w:tabs>
         <w:tab w:val="center" w:pos="4680"/>
@@ -22618,7 +22618,7 @@
     <w:basedOn w:val="DefaultParagraphFont"/>
     <w:link w:val="Footer"/>
     <w:uiPriority w:val="99"/>
-    <w:rsid w:val="00157F1F"/>
+    <w:rsid w:val="00DD7C0B"/>
     <w:rPr>
       <w:rFonts w:eastAsiaTheme="minorEastAsia"/>
       <w:sz w:val="24"/>
@@ -22631,7 +22631,7 @@
     <w:uiPriority w:val="99"/>
     <w:semiHidden/>
     <w:unhideWhenUsed/>
-    <w:rsid w:val="00157F1F"/>
+    <w:rsid w:val="00DD7C0B"/>
   </w:style>
   <w:style w:type="character" w:styleId="Hyperlink">
     <w:name w:val="Hyperlink"/>
@@ -22639,7 +22639,7 @@
     <w:uiPriority w:val="99"/>
     <w:semiHidden/>
     <w:unhideWhenUsed/>
-    <w:rsid w:val="00157F1F"/>
+    <w:rsid w:val="00DD7C0B"/>
     <w:rPr>
       <w:color w:val="auto"/>
       <w:u w:val="single"/>
@@ -22652,7 +22652,7 @@
     <w:autoRedefine/>
     <w:uiPriority w:val="39"/>
     <w:unhideWhenUsed/>
-    <w:rsid w:val="00157F1F"/>
+    <w:rsid w:val="00DD7C0B"/>
     <w:pPr>
       <w:spacing w:after="100" w:line="360" w:lineRule="auto"/>
     </w:pPr>
@@ -22664,7 +22664,7 @@
     <w:autoRedefine/>
     <w:uiPriority w:val="39"/>
     <w:unhideWhenUsed/>
-    <w:rsid w:val="00157F1F"/>
+    <w:rsid w:val="00DD7C0B"/>
     <w:pPr>
       <w:spacing w:after="100" w:line="360" w:lineRule="auto"/>
       <w:ind w:left="240"/>
@@ -22678,7 +22678,7 @@
     <w:uiPriority w:val="39"/>
     <w:semiHidden/>
     <w:unhideWhenUsed/>
-    <w:rsid w:val="00157F1F"/>
+    <w:rsid w:val="00DD7C0B"/>
     <w:pPr>
       <w:spacing w:after="100" w:line="360" w:lineRule="auto"/>
       <w:ind w:left="480"/>

--- a/gem_expert/docs/Gemstone_Identification_Assistant_User_Manual.docx
+++ b/gem_expert/docs/Gemstone_Identification_Assistant_User_Manual.docx
@@ -67,7 +67,7 @@
           <w:noProof/>
         </w:rPr>
         <w:drawing>
-          <wp:inline distT="0" distB="0" distL="0" distR="0" wp14:anchorId="13A8D20F" wp14:editId="46203429">
+          <wp:inline distT="0" distB="0" distL="0" distR="0" wp14:anchorId="3F0FBD57" wp14:editId="691F4AF0">
             <wp:extent cx="4572635" cy="3028315"/>
             <wp:effectExtent l="0" t="0" r="0" b="635"/>
             <wp:docPr id="1" name="Picture 1"/>
@@ -225,7 +225,7 @@
         <w:rPr>
           <w:noProof/>
         </w:rPr>
-        <w:instrText xml:space="preserve"> PAGEREF _Toc241603575 \h </w:instrText>
+        <w:instrText xml:space="preserve"> PAGEREF _Toc241604203 \h </w:instrText>
       </w:r>
       <w:r>
         <w:rPr>
@@ -287,7 +287,7 @@
         <w:rPr>
           <w:noProof/>
         </w:rPr>
-        <w:instrText xml:space="preserve"> PAGEREF _Toc241603576 \h </w:instrText>
+        <w:instrText xml:space="preserve"> PAGEREF _Toc241604204 \h </w:instrText>
       </w:r>
       <w:r>
         <w:rPr>
@@ -349,7 +349,7 @@
         <w:rPr>
           <w:noProof/>
         </w:rPr>
-        <w:instrText xml:space="preserve"> PAGEREF _Toc241603577 \h </w:instrText>
+        <w:instrText xml:space="preserve"> PAGEREF _Toc241604205 \h </w:instrText>
       </w:r>
       <w:r>
         <w:rPr>
@@ -411,7 +411,7 @@
         <w:rPr>
           <w:noProof/>
         </w:rPr>
-        <w:instrText xml:space="preserve"> PAGEREF _Toc241603578 \h </w:instrText>
+        <w:instrText xml:space="preserve"> PAGEREF _Toc241604206 \h </w:instrText>
       </w:r>
       <w:r>
         <w:rPr>
@@ -473,7 +473,7 @@
         <w:rPr>
           <w:noProof/>
         </w:rPr>
-        <w:instrText xml:space="preserve"> PAGEREF _Toc241603579 \h </w:instrText>
+        <w:instrText xml:space="preserve"> PAGEREF _Toc241604207 \h </w:instrText>
       </w:r>
       <w:r>
         <w:rPr>
@@ -535,7 +535,7 @@
         <w:rPr>
           <w:noProof/>
         </w:rPr>
-        <w:instrText xml:space="preserve"> PAGEREF _Toc241603580 \h </w:instrText>
+        <w:instrText xml:space="preserve"> PAGEREF _Toc241604208 \h </w:instrText>
       </w:r>
       <w:r>
         <w:rPr>
@@ -597,7 +597,7 @@
         <w:rPr>
           <w:noProof/>
         </w:rPr>
-        <w:instrText xml:space="preserve"> PAGEREF _Toc241603581 \h </w:instrText>
+        <w:instrText xml:space="preserve"> PAGEREF _Toc241604209 \h </w:instrText>
       </w:r>
       <w:r>
         <w:rPr>
@@ -659,7 +659,7 @@
         <w:rPr>
           <w:noProof/>
         </w:rPr>
-        <w:instrText xml:space="preserve"> PAGEREF _Toc241603582 \h </w:instrText>
+        <w:instrText xml:space="preserve"> PAGEREF _Toc241604210 \h </w:instrText>
       </w:r>
       <w:r>
         <w:rPr>
@@ -721,7 +721,7 @@
         <w:rPr>
           <w:noProof/>
         </w:rPr>
-        <w:instrText xml:space="preserve"> PAGEREF _Toc241603583 \h </w:instrText>
+        <w:instrText xml:space="preserve"> PAGEREF _Toc241604211 \h </w:instrText>
       </w:r>
       <w:r>
         <w:rPr>
@@ -783,7 +783,7 @@
         <w:rPr>
           <w:noProof/>
         </w:rPr>
-        <w:instrText xml:space="preserve"> PAGEREF _Toc241603584 \h </w:instrText>
+        <w:instrText xml:space="preserve"> PAGEREF _Toc241604212 \h </w:instrText>
       </w:r>
       <w:r>
         <w:rPr>
@@ -845,7 +845,7 @@
         <w:rPr>
           <w:noProof/>
         </w:rPr>
-        <w:instrText xml:space="preserve"> PAGEREF _Toc241603585 \h </w:instrText>
+        <w:instrText xml:space="preserve"> PAGEREF _Toc241604213 \h </w:instrText>
       </w:r>
       <w:r>
         <w:rPr>
@@ -907,7 +907,7 @@
         <w:rPr>
           <w:noProof/>
         </w:rPr>
-        <w:instrText xml:space="preserve"> PAGEREF _Toc241603586 \h </w:instrText>
+        <w:instrText xml:space="preserve"> PAGEREF _Toc241604214 \h </w:instrText>
       </w:r>
       <w:r>
         <w:rPr>
@@ -969,7 +969,7 @@
         <w:rPr>
           <w:noProof/>
         </w:rPr>
-        <w:instrText xml:space="preserve"> PAGEREF _Toc241603587 \h </w:instrText>
+        <w:instrText xml:space="preserve"> PAGEREF _Toc241604215 \h </w:instrText>
       </w:r>
       <w:r>
         <w:rPr>
@@ -1031,7 +1031,7 @@
         <w:rPr>
           <w:noProof/>
         </w:rPr>
-        <w:instrText xml:space="preserve"> PAGEREF _Toc241603588 \h </w:instrText>
+        <w:instrText xml:space="preserve"> PAGEREF _Toc241604216 \h </w:instrText>
       </w:r>
       <w:r>
         <w:rPr>
@@ -1093,7 +1093,7 @@
         <w:rPr>
           <w:noProof/>
         </w:rPr>
-        <w:instrText xml:space="preserve"> PAGEREF _Toc241603589 \h </w:instrText>
+        <w:instrText xml:space="preserve"> PAGEREF _Toc241604217 \h </w:instrText>
       </w:r>
       <w:r>
         <w:rPr>
@@ -1155,7 +1155,7 @@
         <w:rPr>
           <w:noProof/>
         </w:rPr>
-        <w:instrText xml:space="preserve"> PAGEREF _Toc241603590 \h </w:instrText>
+        <w:instrText xml:space="preserve"> PAGEREF _Toc241604218 \h </w:instrText>
       </w:r>
       <w:r>
         <w:rPr>
@@ -1217,7 +1217,7 @@
         <w:rPr>
           <w:noProof/>
         </w:rPr>
-        <w:instrText xml:space="preserve"> PAGEREF _Toc241603591 \h </w:instrText>
+        <w:instrText xml:space="preserve"> PAGEREF _Toc241604219 \h </w:instrText>
       </w:r>
       <w:r>
         <w:rPr>
@@ -1279,7 +1279,7 @@
         <w:rPr>
           <w:noProof/>
         </w:rPr>
-        <w:instrText xml:space="preserve"> PAGEREF _Toc241603592 \h </w:instrText>
+        <w:instrText xml:space="preserve"> PAGEREF _Toc241604220 \h </w:instrText>
       </w:r>
       <w:r>
         <w:rPr>
@@ -1341,7 +1341,7 @@
         <w:rPr>
           <w:noProof/>
         </w:rPr>
-        <w:instrText xml:space="preserve"> PAGEREF _Toc241603593 \h </w:instrText>
+        <w:instrText xml:space="preserve"> PAGEREF _Toc241604221 \h </w:instrText>
       </w:r>
       <w:r>
         <w:rPr>
@@ -1403,7 +1403,7 @@
         <w:rPr>
           <w:noProof/>
         </w:rPr>
-        <w:instrText xml:space="preserve"> PAGEREF _Toc241603594 \h </w:instrText>
+        <w:instrText xml:space="preserve"> PAGEREF _Toc241604222 \h </w:instrText>
       </w:r>
       <w:r>
         <w:rPr>
@@ -1465,7 +1465,7 @@
         <w:rPr>
           <w:noProof/>
         </w:rPr>
-        <w:instrText xml:space="preserve"> PAGEREF _Toc241603595 \h </w:instrText>
+        <w:instrText xml:space="preserve"> PAGEREF _Toc241604223 \h </w:instrText>
       </w:r>
       <w:r>
         <w:rPr>
@@ -1527,7 +1527,7 @@
         <w:rPr>
           <w:noProof/>
         </w:rPr>
-        <w:instrText xml:space="preserve"> PAGEREF _Toc241603596 \h </w:instrText>
+        <w:instrText xml:space="preserve"> PAGEREF _Toc241604224 \h </w:instrText>
       </w:r>
       <w:r>
         <w:rPr>
@@ -1589,7 +1589,7 @@
         <w:rPr>
           <w:noProof/>
         </w:rPr>
-        <w:instrText xml:space="preserve"> PAGEREF _Toc241603597 \h </w:instrText>
+        <w:instrText xml:space="preserve"> PAGEREF _Toc241604225 \h </w:instrText>
       </w:r>
       <w:r>
         <w:rPr>
@@ -1651,7 +1651,7 @@
         <w:rPr>
           <w:noProof/>
         </w:rPr>
-        <w:instrText xml:space="preserve"> PAGEREF _Toc241603598 \h </w:instrText>
+        <w:instrText xml:space="preserve"> PAGEREF _Toc241604226 \h </w:instrText>
       </w:r>
       <w:r>
         <w:rPr>
@@ -1713,7 +1713,7 @@
         <w:rPr>
           <w:noProof/>
         </w:rPr>
-        <w:instrText xml:space="preserve"> PAGEREF _Toc241603599 \h </w:instrText>
+        <w:instrText xml:space="preserve"> PAGEREF _Toc241604227 \h </w:instrText>
       </w:r>
       <w:r>
         <w:rPr>
@@ -1775,7 +1775,7 @@
         <w:rPr>
           <w:noProof/>
         </w:rPr>
-        <w:instrText xml:space="preserve"> PAGEREF _Toc241603600 \h </w:instrText>
+        <w:instrText xml:space="preserve"> PAGEREF _Toc241604228 \h </w:instrText>
       </w:r>
       <w:r>
         <w:rPr>
@@ -1838,7 +1838,7 @@
         <w:rPr>
           <w:noProof/>
         </w:rPr>
-        <w:instrText xml:space="preserve"> PAGEREF _Toc241603601 \h </w:instrText>
+        <w:instrText xml:space="preserve"> PAGEREF _Toc241604229 \h </w:instrText>
       </w:r>
       <w:r>
         <w:rPr>
@@ -1900,7 +1900,7 @@
         <w:rPr>
           <w:noProof/>
         </w:rPr>
-        <w:instrText xml:space="preserve"> PAGEREF _Toc241603602 \h </w:instrText>
+        <w:instrText xml:space="preserve"> PAGEREF _Toc241604230 \h </w:instrText>
       </w:r>
       <w:r>
         <w:rPr>
@@ -1962,7 +1962,7 @@
         <w:rPr>
           <w:noProof/>
         </w:rPr>
-        <w:instrText xml:space="preserve"> PAGEREF _Toc241603603 \h </w:instrText>
+        <w:instrText xml:space="preserve"> PAGEREF _Toc241604231 \h </w:instrText>
       </w:r>
       <w:r>
         <w:rPr>
@@ -2024,7 +2024,7 @@
         <w:rPr>
           <w:noProof/>
         </w:rPr>
-        <w:instrText xml:space="preserve"> PAGEREF _Toc241603604 \h </w:instrText>
+        <w:instrText xml:space="preserve"> PAGEREF _Toc241604232 \h </w:instrText>
       </w:r>
       <w:r>
         <w:rPr>
@@ -2086,7 +2086,7 @@
         <w:rPr>
           <w:noProof/>
         </w:rPr>
-        <w:instrText xml:space="preserve"> PAGEREF _Toc241603605 \h </w:instrText>
+        <w:instrText xml:space="preserve"> PAGEREF _Toc241604233 \h </w:instrText>
       </w:r>
       <w:r>
         <w:rPr>
@@ -2148,7 +2148,7 @@
         <w:rPr>
           <w:noProof/>
         </w:rPr>
-        <w:instrText xml:space="preserve"> PAGEREF _Toc241603606 \h </w:instrText>
+        <w:instrText xml:space="preserve"> PAGEREF _Toc241604234 \h </w:instrText>
       </w:r>
       <w:r>
         <w:rPr>
@@ -2210,7 +2210,7 @@
         <w:rPr>
           <w:noProof/>
         </w:rPr>
-        <w:instrText xml:space="preserve"> PAGEREF _Toc241603607 \h </w:instrText>
+        <w:instrText xml:space="preserve"> PAGEREF _Toc241604235 \h </w:instrText>
       </w:r>
       <w:r>
         <w:rPr>
@@ -2272,7 +2272,7 @@
         <w:rPr>
           <w:noProof/>
         </w:rPr>
-        <w:instrText xml:space="preserve"> PAGEREF _Toc241603608 \h </w:instrText>
+        <w:instrText xml:space="preserve"> PAGEREF _Toc241604236 \h </w:instrText>
       </w:r>
       <w:r>
         <w:rPr>
@@ -2319,7 +2319,7 @@
         </w:rPr>
         <w:br w:type="page"/>
       </w:r>
-      <w:bookmarkStart w:id="0" w:name="_Toc241603575"/>
+      <w:bookmarkStart w:id="0" w:name="_Toc241604203"/>
       <w:r>
         <w:rPr>
           <w:rFonts w:eastAsia="Times New Roman"/>
@@ -2459,7 +2459,7 @@
         <w:shd w:val="clear" w:color="auto" w:fill="FFFFFF"/>
         <w:spacing w:line="360" w:lineRule="auto"/>
         <w:jc w:val="both"/>
-        <w:divId w:val="1671330452"/>
+        <w:divId w:val="1397237243"/>
         <w:rPr>
           <w:rFonts w:eastAsia="Times New Roman"/>
         </w:rPr>
@@ -2492,7 +2492,7 @@
           <w:rFonts w:eastAsia="Times New Roman"/>
         </w:rPr>
       </w:pPr>
-      <w:bookmarkStart w:id="1" w:name="_Toc241603576"/>
+      <w:bookmarkStart w:id="1" w:name="_Toc241604204"/>
       <w:r>
         <w:rPr>
           <w:rFonts w:eastAsia="Times New Roman"/>
@@ -3026,7 +3026,7 @@
           <w:rFonts w:eastAsia="Times New Roman"/>
         </w:rPr>
       </w:pPr>
-      <w:bookmarkStart w:id="2" w:name="_Toc241603577"/>
+      <w:bookmarkStart w:id="2" w:name="_Toc241604205"/>
       <w:r>
         <w:rPr>
           <w:rFonts w:eastAsia="Times New Roman"/>
@@ -3664,7 +3664,7 @@
           <w:rFonts w:eastAsia="Times New Roman"/>
         </w:rPr>
       </w:pPr>
-      <w:bookmarkStart w:id="3" w:name="_Toc241603578"/>
+      <w:bookmarkStart w:id="3" w:name="_Toc241604206"/>
       <w:r>
         <w:rPr>
           <w:rFonts w:eastAsia="Times New Roman"/>
@@ -3680,7 +3680,7 @@
           <w:rFonts w:eastAsia="Times New Roman"/>
         </w:rPr>
       </w:pPr>
-      <w:bookmarkStart w:id="4" w:name="_Toc241603579"/>
+      <w:bookmarkStart w:id="4" w:name="_Toc241604207"/>
       <w:r>
         <w:rPr>
           <w:rFonts w:eastAsia="Times New Roman"/>
@@ -3886,7 +3886,7 @@
           <w:rFonts w:eastAsia="Times New Roman"/>
         </w:rPr>
       </w:pPr>
-      <w:bookmarkStart w:id="5" w:name="_Toc241603580"/>
+      <w:bookmarkStart w:id="5" w:name="_Toc241604208"/>
       <w:r>
         <w:rPr>
           <w:rFonts w:eastAsia="Times New Roman"/>
@@ -4102,7 +4102,7 @@
           <w:rFonts w:eastAsia="Times New Roman"/>
         </w:rPr>
       </w:pPr>
-      <w:bookmarkStart w:id="6" w:name="_Toc241603581"/>
+      <w:bookmarkStart w:id="6" w:name="_Toc241604209"/>
       <w:r>
         <w:rPr>
           <w:rFonts w:eastAsia="Times New Roman"/>
@@ -4218,7 +4218,7 @@
         <w:shd w:val="clear" w:color="auto" w:fill="FFFFFF"/>
         <w:spacing w:line="360" w:lineRule="auto"/>
         <w:jc w:val="both"/>
-        <w:divId w:val="1600605128"/>
+        <w:divId w:val="1496804035"/>
         <w:rPr>
           <w:rFonts w:eastAsia="Times New Roman"/>
         </w:rPr>
@@ -4237,7 +4237,7 @@
           <w:rFonts w:eastAsia="Times New Roman"/>
         </w:rPr>
       </w:pPr>
-      <w:bookmarkStart w:id="7" w:name="_Toc241603582"/>
+      <w:bookmarkStart w:id="7" w:name="_Toc241604210"/>
       <w:r>
         <w:rPr>
           <w:rFonts w:eastAsia="Times New Roman"/>
@@ -4253,7 +4253,7 @@
           <w:rFonts w:eastAsia="Times New Roman"/>
         </w:rPr>
       </w:pPr>
-      <w:bookmarkStart w:id="8" w:name="_Toc241603583"/>
+      <w:bookmarkStart w:id="8" w:name="_Toc241604211"/>
       <w:r>
         <w:rPr>
           <w:rFonts w:eastAsia="Times New Roman"/>
@@ -4495,7 +4495,7 @@
         <w:shd w:val="clear" w:color="auto" w:fill="FFFFFF"/>
         <w:spacing w:line="360" w:lineRule="auto"/>
         <w:jc w:val="both"/>
-        <w:divId w:val="202669235"/>
+        <w:divId w:val="975338424"/>
         <w:rPr>
           <w:rFonts w:eastAsia="Times New Roman"/>
         </w:rPr>
@@ -4527,7 +4527,7 @@
         <w:shd w:val="clear" w:color="auto" w:fill="FFFFFF"/>
         <w:spacing w:line="360" w:lineRule="auto"/>
         <w:jc w:val="both"/>
-        <w:divId w:val="464935255"/>
+        <w:divId w:val="1663926266"/>
         <w:rPr>
           <w:rFonts w:eastAsia="Times New Roman"/>
         </w:rPr>
@@ -4558,7 +4558,7 @@
           <w:rFonts w:eastAsia="Times New Roman"/>
         </w:rPr>
       </w:pPr>
-      <w:bookmarkStart w:id="9" w:name="_Toc241603584"/>
+      <w:bookmarkStart w:id="9" w:name="_Toc241604212"/>
       <w:r>
         <w:rPr>
           <w:rFonts w:eastAsia="Times New Roman"/>
@@ -4636,7 +4636,7 @@
           <w:rFonts w:eastAsia="Times New Roman"/>
         </w:rPr>
       </w:pPr>
-      <w:bookmarkStart w:id="10" w:name="_Toc241603585"/>
+      <w:bookmarkStart w:id="10" w:name="_Toc241604213"/>
       <w:r>
         <w:rPr>
           <w:rFonts w:eastAsia="Times New Roman"/>
@@ -4655,7 +4655,7 @@
           <w:noProof/>
         </w:rPr>
         <w:drawing>
-          <wp:inline distT="0" distB="0" distL="0" distR="0" wp14:anchorId="68DED93B" wp14:editId="1EC9FDF4">
+          <wp:inline distT="0" distB="0" distL="0" distR="0" wp14:anchorId="70E21A29" wp14:editId="1B215750">
             <wp:extent cx="5332730" cy="3524885"/>
             <wp:effectExtent l="0" t="0" r="1270" b="0"/>
             <wp:docPr id="2" name="Picture 2"/>
@@ -4825,7 +4825,7 @@
           <w:noProof/>
         </w:rPr>
         <w:drawing>
-          <wp:inline distT="0" distB="0" distL="0" distR="0" wp14:anchorId="7396419C" wp14:editId="665FED8A">
+          <wp:inline distT="0" distB="0" distL="0" distR="0" wp14:anchorId="3ACBA7F8" wp14:editId="31F7A1F9">
             <wp:extent cx="5143500" cy="2990215"/>
             <wp:effectExtent l="0" t="0" r="0" b="635"/>
             <wp:docPr id="3" name="Picture 3"/>
@@ -4890,7 +4890,7 @@
           <w:rFonts w:eastAsia="Times New Roman"/>
         </w:rPr>
       </w:pPr>
-      <w:bookmarkStart w:id="11" w:name="_Toc241603586"/>
+      <w:bookmarkStart w:id="11" w:name="_Toc241604214"/>
       <w:r>
         <w:rPr>
           <w:rFonts w:eastAsia="Times New Roman"/>
@@ -4948,7 +4948,7 @@
         </w:rPr>
         <w:lastRenderedPageBreak/>
         <w:drawing>
-          <wp:inline distT="0" distB="0" distL="0" distR="0" wp14:anchorId="0928A852" wp14:editId="77CDF574">
+          <wp:inline distT="0" distB="0" distL="0" distR="0" wp14:anchorId="040D8EE0" wp14:editId="172ECA72">
             <wp:extent cx="4954270" cy="7601585"/>
             <wp:effectExtent l="0" t="0" r="0" b="0"/>
             <wp:docPr id="4" name="Picture 4"/>
@@ -6324,7 +6324,7 @@
           <w:rFonts w:eastAsia="Times New Roman"/>
         </w:rPr>
       </w:pPr>
-      <w:bookmarkStart w:id="12" w:name="_Toc241603587"/>
+      <w:bookmarkStart w:id="12" w:name="_Toc241604215"/>
       <w:r>
         <w:rPr>
           <w:rFonts w:eastAsia="Times New Roman"/>
@@ -6482,7 +6482,7 @@
           <w:noProof/>
         </w:rPr>
         <w:drawing>
-          <wp:inline distT="0" distB="0" distL="0" distR="0" wp14:anchorId="334E4EAA" wp14:editId="5E2C9C68">
+          <wp:inline distT="0" distB="0" distL="0" distR="0" wp14:anchorId="79192B30" wp14:editId="559ABDFB">
             <wp:extent cx="5143500" cy="3152140"/>
             <wp:effectExtent l="0" t="0" r="0" b="0"/>
             <wp:docPr id="5" name="Picture 5"/>
@@ -6605,7 +6605,7 @@
           <w:rFonts w:eastAsia="Times New Roman"/>
         </w:rPr>
       </w:pPr>
-      <w:bookmarkStart w:id="13" w:name="_Toc241603588"/>
+      <w:bookmarkStart w:id="13" w:name="_Toc241604216"/>
       <w:r>
         <w:rPr>
           <w:rFonts w:eastAsia="Times New Roman"/>
@@ -6621,7 +6621,7 @@
           <w:rFonts w:eastAsia="Times New Roman"/>
         </w:rPr>
       </w:pPr>
-      <w:bookmarkStart w:id="14" w:name="_Toc241603589"/>
+      <w:bookmarkStart w:id="14" w:name="_Toc241604217"/>
       <w:r>
         <w:rPr>
           <w:rFonts w:eastAsia="Times New Roman"/>
@@ -6708,7 +6708,7 @@
           <w:rFonts w:eastAsia="Times New Roman"/>
         </w:rPr>
       </w:pPr>
-      <w:bookmarkStart w:id="15" w:name="_Toc241603590"/>
+      <w:bookmarkStart w:id="15" w:name="_Toc241604218"/>
       <w:r>
         <w:rPr>
           <w:rFonts w:eastAsia="Times New Roman"/>
@@ -6728,7 +6728,7 @@
           <w:noProof/>
         </w:rPr>
         <w:drawing>
-          <wp:inline distT="0" distB="0" distL="0" distR="0" wp14:anchorId="70793B03" wp14:editId="75D9DE3E">
+          <wp:inline distT="0" distB="0" distL="0" distR="0" wp14:anchorId="2C77359A" wp14:editId="7450329A">
             <wp:extent cx="4095750" cy="3286125"/>
             <wp:effectExtent l="0" t="0" r="0" b="9525"/>
             <wp:docPr id="6" name="Picture 6"/>
@@ -8129,7 +8129,7 @@
           <w:rFonts w:eastAsia="Times New Roman"/>
         </w:rPr>
       </w:pPr>
-      <w:bookmarkStart w:id="16" w:name="_Toc241603591"/>
+      <w:bookmarkStart w:id="16" w:name="_Toc241604219"/>
       <w:r>
         <w:rPr>
           <w:rFonts w:eastAsia="Times New Roman"/>
@@ -8148,7 +8148,7 @@
           <w:noProof/>
         </w:rPr>
         <w:drawing>
-          <wp:inline distT="0" distB="0" distL="0" distR="0" wp14:anchorId="422FEFFA" wp14:editId="4416229C">
+          <wp:inline distT="0" distB="0" distL="0" distR="0" wp14:anchorId="43B24019" wp14:editId="16568FB8">
             <wp:extent cx="4095750" cy="4268470"/>
             <wp:effectExtent l="0" t="0" r="0" b="0"/>
             <wp:docPr id="7" name="Picture 7"/>
@@ -8325,7 +8325,7 @@
           <w:rFonts w:eastAsia="Times New Roman"/>
         </w:rPr>
       </w:pPr>
-      <w:bookmarkStart w:id="17" w:name="_Toc241603592"/>
+      <w:bookmarkStart w:id="17" w:name="_Toc241604220"/>
       <w:r>
         <w:rPr>
           <w:rFonts w:eastAsia="Times New Roman"/>
@@ -8380,7 +8380,7 @@
           <w:noProof/>
         </w:rPr>
         <w:drawing>
-          <wp:inline distT="0" distB="0" distL="0" distR="0" wp14:anchorId="203A9DE1" wp14:editId="03C7871A">
+          <wp:inline distT="0" distB="0" distL="0" distR="0" wp14:anchorId="642D07BC" wp14:editId="3AB92BE1">
             <wp:extent cx="4095750" cy="4534535"/>
             <wp:effectExtent l="0" t="0" r="0" b="0"/>
             <wp:docPr id="8" name="Picture 8"/>
@@ -8445,7 +8445,7 @@
           <w:rFonts w:eastAsia="Times New Roman"/>
         </w:rPr>
       </w:pPr>
-      <w:bookmarkStart w:id="18" w:name="_Toc241603593"/>
+      <w:bookmarkStart w:id="18" w:name="_Toc241604221"/>
       <w:r>
         <w:rPr>
           <w:rFonts w:eastAsia="Times New Roman"/>
@@ -8625,7 +8625,7 @@
           <w:noProof/>
         </w:rPr>
         <w:drawing>
-          <wp:inline distT="0" distB="0" distL="0" distR="0" wp14:anchorId="18969311" wp14:editId="6394A381">
+          <wp:inline distT="0" distB="0" distL="0" distR="0" wp14:anchorId="333C8585" wp14:editId="7255FD7E">
             <wp:extent cx="4095750" cy="2180590"/>
             <wp:effectExtent l="0" t="0" r="0" b="0"/>
             <wp:docPr id="9" name="Picture 9"/>
@@ -8690,7 +8690,7 @@
           <w:rFonts w:eastAsia="Times New Roman"/>
         </w:rPr>
       </w:pPr>
-      <w:bookmarkStart w:id="19" w:name="_Toc241603594"/>
+      <w:bookmarkStart w:id="19" w:name="_Toc241604222"/>
       <w:r>
         <w:rPr>
           <w:rFonts w:eastAsia="Times New Roman"/>
@@ -8948,7 +8948,7 @@
         </w:rPr>
         <w:lastRenderedPageBreak/>
         <w:drawing>
-          <wp:inline distT="0" distB="0" distL="0" distR="0" wp14:anchorId="58516BC5" wp14:editId="46A05196">
+          <wp:inline distT="0" distB="0" distL="0" distR="0" wp14:anchorId="74F9C0E0" wp14:editId="30393BC0">
             <wp:extent cx="4095750" cy="2847340"/>
             <wp:effectExtent l="0" t="0" r="0" b="0"/>
             <wp:docPr id="10" name="Picture 10"/>
@@ -9011,7 +9011,7 @@
         <w:shd w:val="clear" w:color="auto" w:fill="FFFFFF"/>
         <w:spacing w:line="360" w:lineRule="auto"/>
         <w:jc w:val="both"/>
-        <w:divId w:val="1063989040"/>
+        <w:divId w:val="1388411938"/>
         <w:rPr>
           <w:rFonts w:eastAsia="Times New Roman"/>
         </w:rPr>
@@ -9044,7 +9044,7 @@
           <w:rFonts w:eastAsia="Times New Roman"/>
         </w:rPr>
       </w:pPr>
-      <w:bookmarkStart w:id="20" w:name="_Toc241603595"/>
+      <w:bookmarkStart w:id="20" w:name="_Toc241604223"/>
       <w:r>
         <w:rPr>
           <w:rFonts w:eastAsia="Times New Roman"/>
@@ -9174,7 +9174,7 @@
         </w:rPr>
         <w:lastRenderedPageBreak/>
         <w:drawing>
-          <wp:inline distT="0" distB="0" distL="0" distR="0" wp14:anchorId="0F66CC59" wp14:editId="75BA3889">
+          <wp:inline distT="0" distB="0" distL="0" distR="0" wp14:anchorId="5F48EE10" wp14:editId="4BE55660">
             <wp:extent cx="4095750" cy="2142490"/>
             <wp:effectExtent l="0" t="0" r="0" b="0"/>
             <wp:docPr id="11" name="Picture 11"/>
@@ -9239,7 +9239,7 @@
           <w:rFonts w:eastAsia="Times New Roman"/>
         </w:rPr>
       </w:pPr>
-      <w:bookmarkStart w:id="21" w:name="_Toc241603596"/>
+      <w:bookmarkStart w:id="21" w:name="_Toc241604224"/>
       <w:r>
         <w:rPr>
           <w:rFonts w:eastAsia="Times New Roman"/>
@@ -9306,7 +9306,7 @@
           <w:noProof/>
         </w:rPr>
         <w:drawing>
-          <wp:inline distT="0" distB="0" distL="0" distR="0" wp14:anchorId="0417E78B" wp14:editId="241A7812">
+          <wp:inline distT="0" distB="0" distL="0" distR="0" wp14:anchorId="6FA61AF2" wp14:editId="2A752359">
             <wp:extent cx="5143500" cy="3333115"/>
             <wp:effectExtent l="0" t="0" r="0" b="635"/>
             <wp:docPr id="12" name="Picture 12"/>
@@ -9389,7 +9389,7 @@
           <w:rFonts w:eastAsia="Times New Roman"/>
         </w:rPr>
       </w:pPr>
-      <w:bookmarkStart w:id="22" w:name="_Toc241603597"/>
+      <w:bookmarkStart w:id="22" w:name="_Toc241604225"/>
       <w:r>
         <w:rPr>
           <w:rFonts w:eastAsia="Times New Roman"/>
@@ -9793,7 +9793,7 @@
           <w:rFonts w:eastAsia="Times New Roman"/>
         </w:rPr>
       </w:pPr>
-      <w:bookmarkStart w:id="23" w:name="_Toc241603598"/>
+      <w:bookmarkStart w:id="23" w:name="_Toc241604226"/>
       <w:r>
         <w:rPr>
           <w:rFonts w:eastAsia="Times New Roman"/>
@@ -10108,7 +10108,7 @@
           <w:noProof/>
         </w:rPr>
         <w:drawing>
-          <wp:inline distT="0" distB="0" distL="0" distR="0" wp14:anchorId="267D0356" wp14:editId="24F5C7F2">
+          <wp:inline distT="0" distB="0" distL="0" distR="0" wp14:anchorId="7B32DF82" wp14:editId="6E83A681">
             <wp:extent cx="4095750" cy="1409700"/>
             <wp:effectExtent l="0" t="0" r="0" b="0"/>
             <wp:docPr id="13" name="Picture 13"/>
@@ -10173,7 +10173,7 @@
           <w:rFonts w:eastAsia="Times New Roman"/>
         </w:rPr>
       </w:pPr>
-      <w:bookmarkStart w:id="24" w:name="_Toc241603599"/>
+      <w:bookmarkStart w:id="24" w:name="_Toc241604227"/>
       <w:r>
         <w:rPr>
           <w:rFonts w:eastAsia="Times New Roman"/>
@@ -10420,7 +10420,7 @@
           <w:rFonts w:eastAsia="Times New Roman"/>
         </w:rPr>
       </w:pPr>
-      <w:bookmarkStart w:id="25" w:name="_Toc241603600"/>
+      <w:bookmarkStart w:id="25" w:name="_Toc241604228"/>
       <w:r>
         <w:rPr>
           <w:rFonts w:eastAsia="Times New Roman"/>
@@ -10754,7 +10754,7 @@
         </w:rPr>
         <w:lastRenderedPageBreak/>
         <w:drawing>
-          <wp:inline distT="0" distB="0" distL="0" distR="0" wp14:anchorId="04045041" wp14:editId="34879013">
+          <wp:inline distT="0" distB="0" distL="0" distR="0" wp14:anchorId="73192FC5" wp14:editId="73004040">
             <wp:extent cx="4095750" cy="1409700"/>
             <wp:effectExtent l="0" t="0" r="0" b="0"/>
             <wp:docPr id="14" name="Picture 14"/>
@@ -10819,7 +10819,7 @@
           <w:rFonts w:eastAsia="Times New Roman"/>
         </w:rPr>
       </w:pPr>
-      <w:bookmarkStart w:id="26" w:name="_Toc241603601"/>
+      <w:bookmarkStart w:id="26" w:name="_Toc241604229"/>
       <w:r>
         <w:rPr>
           <w:rFonts w:eastAsia="Times New Roman"/>
@@ -10866,7 +10866,7 @@
           <w:noProof/>
         </w:rPr>
         <w:drawing>
-          <wp:inline distT="0" distB="0" distL="0" distR="0" wp14:anchorId="4FAF0729" wp14:editId="6BE3D75D">
+          <wp:inline distT="0" distB="0" distL="0" distR="0" wp14:anchorId="50F32DF7" wp14:editId="51F0BA21">
             <wp:extent cx="3143885" cy="4068445"/>
             <wp:effectExtent l="0" t="0" r="0" b="8255"/>
             <wp:docPr id="15" name="Picture 15"/>
@@ -10931,7 +10931,7 @@
           <w:rFonts w:eastAsia="Times New Roman"/>
         </w:rPr>
       </w:pPr>
-      <w:bookmarkStart w:id="27" w:name="_Toc241603602"/>
+      <w:bookmarkStart w:id="27" w:name="_Toc241604230"/>
       <w:r>
         <w:rPr>
           <w:rFonts w:eastAsia="Times New Roman"/>
@@ -10979,7 +10979,7 @@
           <w:noProof/>
         </w:rPr>
         <w:drawing>
-          <wp:inline distT="0" distB="0" distL="0" distR="0" wp14:anchorId="4740619A" wp14:editId="0BED3547">
+          <wp:inline distT="0" distB="0" distL="0" distR="0" wp14:anchorId="0E2F6577" wp14:editId="01061DE9">
             <wp:extent cx="4954270" cy="990600"/>
             <wp:effectExtent l="0" t="0" r="0" b="0"/>
             <wp:docPr id="16" name="Picture 16"/>
@@ -11042,7 +11042,7 @@
         <w:shd w:val="clear" w:color="auto" w:fill="FFFFFF"/>
         <w:spacing w:line="360" w:lineRule="auto"/>
         <w:jc w:val="both"/>
-        <w:divId w:val="1436440133"/>
+        <w:divId w:val="399717300"/>
         <w:rPr>
           <w:rFonts w:eastAsia="Times New Roman"/>
         </w:rPr>
@@ -11061,7 +11061,7 @@
           <w:rFonts w:eastAsia="Times New Roman"/>
         </w:rPr>
       </w:pPr>
-      <w:bookmarkStart w:id="28" w:name="_Toc241603603"/>
+      <w:bookmarkStart w:id="28" w:name="_Toc241604231"/>
       <w:r>
         <w:rPr>
           <w:rFonts w:eastAsia="Times New Roman"/>
@@ -11108,7 +11108,7 @@
         </w:rPr>
         <w:lastRenderedPageBreak/>
         <w:drawing>
-          <wp:inline distT="0" distB="0" distL="0" distR="0" wp14:anchorId="2621A096" wp14:editId="731A7261">
+          <wp:inline distT="0" distB="0" distL="0" distR="0" wp14:anchorId="77289E17" wp14:editId="445B613D">
             <wp:extent cx="3999865" cy="3725545"/>
             <wp:effectExtent l="0" t="0" r="635" b="8255"/>
             <wp:docPr id="17" name="Picture 17"/>
@@ -11173,7 +11173,7 @@
           <w:rFonts w:eastAsia="Times New Roman"/>
         </w:rPr>
       </w:pPr>
-      <w:bookmarkStart w:id="29" w:name="_Toc241603604"/>
+      <w:bookmarkStart w:id="29" w:name="_Toc241604232"/>
       <w:r>
         <w:rPr>
           <w:rFonts w:eastAsia="Times New Roman"/>
@@ -12554,7 +12554,7 @@
           <w:rFonts w:eastAsia="Times New Roman"/>
         </w:rPr>
       </w:pPr>
-      <w:bookmarkStart w:id="30" w:name="_Toc241603605"/>
+      <w:bookmarkStart w:id="30" w:name="_Toc241604233"/>
       <w:r>
         <w:rPr>
           <w:rFonts w:eastAsia="Times New Roman"/>
@@ -12900,7 +12900,7 @@
           <w:rFonts w:eastAsia="Times New Roman"/>
         </w:rPr>
       </w:pPr>
-      <w:bookmarkStart w:id="31" w:name="_Toc241603606"/>
+      <w:bookmarkStart w:id="31" w:name="_Toc241604234"/>
       <w:r>
         <w:rPr>
           <w:rFonts w:eastAsia="Times New Roman"/>
@@ -12986,7 +12986,7 @@
           <w:rFonts w:eastAsia="Times New Roman"/>
         </w:rPr>
       </w:pPr>
-      <w:bookmarkStart w:id="32" w:name="_Toc241603607"/>
+      <w:bookmarkStart w:id="32" w:name="_Toc241604235"/>
       <w:r>
         <w:rPr>
           <w:rFonts w:eastAsia="Times New Roman"/>
@@ -14106,7 +14106,7 @@
         </w:rPr>
         <w:br w:type="page"/>
       </w:r>
-      <w:bookmarkStart w:id="33" w:name="_Toc241603608"/>
+      <w:bookmarkStart w:id="33" w:name="_Toc241604236"/>
       <w:r>
         <w:rPr>
           <w:rFonts w:eastAsia="Times New Roman"/>
@@ -14781,7 +14781,7 @@
                 <w:szCs w:val="18"/>
               </w:rPr>
               <w:drawing>
-                <wp:inline distT="0" distB="0" distL="0" distR="0" wp14:anchorId="58A2F5E9" wp14:editId="219F0086">
+                <wp:inline distT="0" distB="0" distL="0" distR="0" wp14:anchorId="4C896F2E" wp14:editId="655A3D5B">
                   <wp:extent cx="457835" cy="457835"/>
                   <wp:effectExtent l="0" t="0" r="0" b="0"/>
                   <wp:docPr id="18" name="Picture 18"/>
@@ -15212,7 +15212,7 @@
                 <w:szCs w:val="18"/>
               </w:rPr>
               <w:drawing>
-                <wp:inline distT="0" distB="0" distL="0" distR="0" wp14:anchorId="48E2C3FD" wp14:editId="394EDDC7">
+                <wp:inline distT="0" distB="0" distL="0" distR="0" wp14:anchorId="3E322D58" wp14:editId="3D14E321">
                   <wp:extent cx="457835" cy="457835"/>
                   <wp:effectExtent l="0" t="0" r="0" b="0"/>
                   <wp:docPr id="19" name="Picture 19"/>
@@ -15643,7 +15643,7 @@
                 <w:szCs w:val="18"/>
               </w:rPr>
               <w:drawing>
-                <wp:inline distT="0" distB="0" distL="0" distR="0" wp14:anchorId="26B107DF" wp14:editId="6F1CA766">
+                <wp:inline distT="0" distB="0" distL="0" distR="0" wp14:anchorId="45812644" wp14:editId="1BA5A76E">
                   <wp:extent cx="457835" cy="457835"/>
                   <wp:effectExtent l="0" t="0" r="0" b="0"/>
                   <wp:docPr id="20" name="Picture 20"/>
@@ -16075,7 +16075,7 @@
               </w:rPr>
               <w:lastRenderedPageBreak/>
               <w:drawing>
-                <wp:inline distT="0" distB="0" distL="0" distR="0" wp14:anchorId="238303C9" wp14:editId="708666A4">
+                <wp:inline distT="0" distB="0" distL="0" distR="0" wp14:anchorId="24799246" wp14:editId="366A0098">
                   <wp:extent cx="457835" cy="457835"/>
                   <wp:effectExtent l="0" t="0" r="0" b="0"/>
                   <wp:docPr id="21" name="Picture 21"/>
@@ -16513,7 +16513,7 @@
                 <w:szCs w:val="18"/>
               </w:rPr>
               <w:drawing>
-                <wp:inline distT="0" distB="0" distL="0" distR="0" wp14:anchorId="2FFC5BA2" wp14:editId="0D14C2EB">
+                <wp:inline distT="0" distB="0" distL="0" distR="0" wp14:anchorId="3694E0F8" wp14:editId="630448CE">
                   <wp:extent cx="457835" cy="457835"/>
                   <wp:effectExtent l="0" t="0" r="0" b="0"/>
                   <wp:docPr id="22" name="Picture 22"/>
@@ -16944,7 +16944,7 @@
                 <w:szCs w:val="18"/>
               </w:rPr>
               <w:drawing>
-                <wp:inline distT="0" distB="0" distL="0" distR="0" wp14:anchorId="5A68F9F9" wp14:editId="3D44A257">
+                <wp:inline distT="0" distB="0" distL="0" distR="0" wp14:anchorId="4E258D15" wp14:editId="702BFFE1">
                   <wp:extent cx="457835" cy="457835"/>
                   <wp:effectExtent l="0" t="0" r="0" b="0"/>
                   <wp:docPr id="23" name="Picture 23"/>
@@ -17375,7 +17375,7 @@
                 <w:szCs w:val="18"/>
               </w:rPr>
               <w:drawing>
-                <wp:inline distT="0" distB="0" distL="0" distR="0" wp14:anchorId="3468DA47" wp14:editId="1FCAAC67">
+                <wp:inline distT="0" distB="0" distL="0" distR="0" wp14:anchorId="157FFABD" wp14:editId="1687BB60">
                   <wp:extent cx="457835" cy="457835"/>
                   <wp:effectExtent l="0" t="0" r="0" b="0"/>
                   <wp:docPr id="24" name="Picture 24"/>
@@ -17806,7 +17806,7 @@
                 <w:szCs w:val="18"/>
               </w:rPr>
               <w:drawing>
-                <wp:inline distT="0" distB="0" distL="0" distR="0" wp14:anchorId="24E26721" wp14:editId="1F83D68D">
+                <wp:inline distT="0" distB="0" distL="0" distR="0" wp14:anchorId="71E21448" wp14:editId="03BA20C4">
                   <wp:extent cx="457835" cy="457835"/>
                   <wp:effectExtent l="0" t="0" r="0" b="0"/>
                   <wp:docPr id="25" name="Picture 25"/>
@@ -18237,7 +18237,7 @@
                 <w:szCs w:val="18"/>
               </w:rPr>
               <w:drawing>
-                <wp:inline distT="0" distB="0" distL="0" distR="0" wp14:anchorId="05C1E0AA" wp14:editId="5E2A802B">
+                <wp:inline distT="0" distB="0" distL="0" distR="0" wp14:anchorId="3942F9B4" wp14:editId="05575DE7">
                   <wp:extent cx="457835" cy="457835"/>
                   <wp:effectExtent l="0" t="0" r="0" b="0"/>
                   <wp:docPr id="26" name="Picture 26"/>
@@ -18668,7 +18668,7 @@
                 <w:szCs w:val="18"/>
               </w:rPr>
               <w:drawing>
-                <wp:inline distT="0" distB="0" distL="0" distR="0" wp14:anchorId="676C68CC" wp14:editId="0CE5924E">
+                <wp:inline distT="0" distB="0" distL="0" distR="0" wp14:anchorId="11C81FE9" wp14:editId="2148EA75">
                   <wp:extent cx="457835" cy="457835"/>
                   <wp:effectExtent l="0" t="0" r="0" b="0"/>
                   <wp:docPr id="27" name="Picture 27"/>
@@ -19099,7 +19099,7 @@
                 <w:szCs w:val="18"/>
               </w:rPr>
               <w:drawing>
-                <wp:inline distT="0" distB="0" distL="0" distR="0" wp14:anchorId="45988B15" wp14:editId="0D5B9165">
+                <wp:inline distT="0" distB="0" distL="0" distR="0" wp14:anchorId="611D67B8" wp14:editId="4F76F2AE">
                   <wp:extent cx="457835" cy="457835"/>
                   <wp:effectExtent l="0" t="0" r="0" b="0"/>
                   <wp:docPr id="28" name="Picture 28"/>
@@ -19530,7 +19530,7 @@
                 <w:szCs w:val="18"/>
               </w:rPr>
               <w:drawing>
-                <wp:inline distT="0" distB="0" distL="0" distR="0" wp14:anchorId="45C56EF1" wp14:editId="78812454">
+                <wp:inline distT="0" distB="0" distL="0" distR="0" wp14:anchorId="496EEA2F" wp14:editId="573CB84B">
                   <wp:extent cx="457835" cy="457835"/>
                   <wp:effectExtent l="0" t="0" r="0" b="0"/>
                   <wp:docPr id="29" name="Picture 29"/>
@@ -19926,7 +19926,7 @@
         <w:shd w:val="clear" w:color="auto" w:fill="FFFFFF"/>
         <w:spacing w:line="360" w:lineRule="auto"/>
         <w:jc w:val="both"/>
-        <w:divId w:val="1124807568"/>
+        <w:divId w:val="980696725"/>
         <w:rPr>
           <w:rFonts w:eastAsia="Times New Roman"/>
         </w:rPr>
@@ -20129,9 +20129,235 @@
 <file path=word/numbering.xml><?xml version="1.0" encoding="utf-8"?>
 <w:numbering xmlns:wpc="http://schemas.microsoft.com/office/word/2010/wordprocessingCanvas" xmlns:cx="http://schemas.microsoft.com/office/drawing/2014/chartex" xmlns:cx1="http://schemas.microsoft.com/office/drawing/2015/9/8/chartex" xmlns:cx2="http://schemas.microsoft.com/office/drawing/2015/10/21/chartex" xmlns:cx3="http://schemas.microsoft.com/office/drawing/2016/5/9/chartex" xmlns:cx4="http://schemas.microsoft.com/office/drawing/2016/5/10/chartex" xmlns:cx5="http://schemas.microsoft.com/office/drawing/2016/5/11/chartex" xmlns:cx6="http://schemas.microsoft.com/office/drawing/2016/5/12/chartex" xmlns:cx7="http://schemas.microsoft.com/office/drawing/2016/5/13/chartex" xmlns:cx8="http://schemas.microsoft.com/office/drawing/2016/5/14/chartex" xmlns:mc="http://schemas.openxmlformats.org/markup-compatibility/2006" xmlns:aink="http://schemas.microsoft.com/office/drawing/2016/ink" xmlns:am3d="http://schemas.microsoft.com/office/drawing/2017/model3d" xmlns:o="urn:schemas-microsoft-com:office:office" xmlns:oel="http://schemas.microsoft.com/office/2019/extlst" xmlns:r="http://schemas.openxmlformats.org/officeDocument/2006/relationships" xmlns:m="http://schemas.openxmlformats.org/officeDocument/2006/math" xmlns:v="urn:schemas-microsoft-com:vml" xmlns:wp14="http://schemas.microsoft.com/office/word/2010/wordprocessingDrawing" xmlns:wp="http://schemas.openxmlformats.org/drawingml/2006/wordprocessingDrawing" xmlns:w10="urn:schemas-microsoft-com:office:word" xmlns:w="http://schemas.openxmlformats.org/wordprocessingml/2006/main" xmlns:w14="http://schemas.microsoft.com/office/word/2010/wordml" xmlns:w15="http://schemas.microsoft.com/office/word/2012/wordml" xmlns:w16cex="http://schemas.microsoft.com/office/word/2018/wordml/cex" xmlns:w16cid="http://schemas.microsoft.com/office/word/2016/wordml/cid" xmlns:w16="http://schemas.microsoft.com/office/word/2018/wordml" xmlns:w16du="http://schemas.microsoft.com/office/word/2023/wordml/word16du" xmlns:w16sdtdh="http://schemas.microsoft.com/office/word/2020/wordml/sdtdatahash" xmlns:w16sdtfl="http://schemas.microsoft.com/office/word/2024/wordml/sdtformatlock" xmlns:w16se="http://schemas.microsoft.com/office/word/2015/wordml/symex" xmlns:wpg="http://schemas.microsoft.com/office/word/2010/wordprocessingGroup" xmlns:wpi="http://schemas.microsoft.com/office/word/2010/wordprocessingInk" xmlns:wne="http://schemas.microsoft.com/office/word/2006/wordml" xmlns:wps="http://schemas.microsoft.com/office/word/2010/wordprocessingShape" mc:Ignorable="w14 w15 w16se w16cid w16 w16cex w16sdtdh w16sdtfl w16du wp14">
   <w:abstractNum w:abstractNumId="0" w15:restartNumberingAfterBreak="0">
-    <w:nsid w:val="009A4DCB"/>
+    <w:nsid w:val="008D5269"/>
     <w:multiLevelType w:val="multilevel"/>
-    <w:tmpl w:val="5BB80B38"/>
+    <w:tmpl w:val="79D2D548"/>
+    <w:lvl w:ilvl="0">
+      <w:start w:val="1"/>
+      <w:numFmt w:val="decimal"/>
+      <w:lvlText w:val="%1."/>
+      <w:lvlJc w:val="left"/>
+      <w:pPr>
+        <w:tabs>
+          <w:tab w:val="num" w:pos="720"/>
+        </w:tabs>
+        <w:ind w:left="720" w:hanging="360"/>
+      </w:pPr>
+    </w:lvl>
+    <w:lvl w:ilvl="1" w:tentative="1">
+      <w:start w:val="1"/>
+      <w:numFmt w:val="decimal"/>
+      <w:lvlText w:val="%2."/>
+      <w:lvlJc w:val="left"/>
+      <w:pPr>
+        <w:tabs>
+          <w:tab w:val="num" w:pos="1440"/>
+        </w:tabs>
+        <w:ind w:left="1440" w:hanging="360"/>
+      </w:pPr>
+    </w:lvl>
+    <w:lvl w:ilvl="2" w:tentative="1">
+      <w:start w:val="1"/>
+      <w:numFmt w:val="decimal"/>
+      <w:lvlText w:val="%3."/>
+      <w:lvlJc w:val="left"/>
+      <w:pPr>
+        <w:tabs>
+          <w:tab w:val="num" w:pos="2160"/>
+        </w:tabs>
+        <w:ind w:left="2160" w:hanging="360"/>
+      </w:pPr>
+    </w:lvl>
+    <w:lvl w:ilvl="3" w:tentative="1">
+      <w:start w:val="1"/>
+      <w:numFmt w:val="decimal"/>
+      <w:lvlText w:val="%4."/>
+      <w:lvlJc w:val="left"/>
+      <w:pPr>
+        <w:tabs>
+          <w:tab w:val="num" w:pos="2880"/>
+        </w:tabs>
+        <w:ind w:left="2880" w:hanging="360"/>
+      </w:pPr>
+    </w:lvl>
+    <w:lvl w:ilvl="4" w:tentative="1">
+      <w:start w:val="1"/>
+      <w:numFmt w:val="decimal"/>
+      <w:lvlText w:val="%5."/>
+      <w:lvlJc w:val="left"/>
+      <w:pPr>
+        <w:tabs>
+          <w:tab w:val="num" w:pos="3600"/>
+        </w:tabs>
+        <w:ind w:left="3600" w:hanging="360"/>
+      </w:pPr>
+    </w:lvl>
+    <w:lvl w:ilvl="5" w:tentative="1">
+      <w:start w:val="1"/>
+      <w:numFmt w:val="decimal"/>
+      <w:lvlText w:val="%6."/>
+      <w:lvlJc w:val="left"/>
+      <w:pPr>
+        <w:tabs>
+          <w:tab w:val="num" w:pos="4320"/>
+        </w:tabs>
+        <w:ind w:left="4320" w:hanging="360"/>
+      </w:pPr>
+    </w:lvl>
+    <w:lvl w:ilvl="6" w:tentative="1">
+      <w:start w:val="1"/>
+      <w:numFmt w:val="decimal"/>
+      <w:lvlText w:val="%7."/>
+      <w:lvlJc w:val="left"/>
+      <w:pPr>
+        <w:tabs>
+          <w:tab w:val="num" w:pos="5040"/>
+        </w:tabs>
+        <w:ind w:left="5040" w:hanging="360"/>
+      </w:pPr>
+    </w:lvl>
+    <w:lvl w:ilvl="7" w:tentative="1">
+      <w:start w:val="1"/>
+      <w:numFmt w:val="decimal"/>
+      <w:lvlText w:val="%8."/>
+      <w:lvlJc w:val="left"/>
+      <w:pPr>
+        <w:tabs>
+          <w:tab w:val="num" w:pos="5760"/>
+        </w:tabs>
+        <w:ind w:left="5760" w:hanging="360"/>
+      </w:pPr>
+    </w:lvl>
+    <w:lvl w:ilvl="8" w:tentative="1">
+      <w:start w:val="1"/>
+      <w:numFmt w:val="decimal"/>
+      <w:lvlText w:val="%9."/>
+      <w:lvlJc w:val="left"/>
+      <w:pPr>
+        <w:tabs>
+          <w:tab w:val="num" w:pos="6480"/>
+        </w:tabs>
+        <w:ind w:left="6480" w:hanging="360"/>
+      </w:pPr>
+    </w:lvl>
+  </w:abstractNum>
+  <w:abstractNum w:abstractNumId="1" w15:restartNumberingAfterBreak="0">
+    <w:nsid w:val="0B1E26AC"/>
+    <w:multiLevelType w:val="multilevel"/>
+    <w:tmpl w:val="B8902326"/>
+    <w:lvl w:ilvl="0">
+      <w:start w:val="1"/>
+      <w:numFmt w:val="decimal"/>
+      <w:lvlText w:val="%1."/>
+      <w:lvlJc w:val="left"/>
+      <w:pPr>
+        <w:tabs>
+          <w:tab w:val="num" w:pos="720"/>
+        </w:tabs>
+        <w:ind w:left="720" w:hanging="360"/>
+      </w:pPr>
+    </w:lvl>
+    <w:lvl w:ilvl="1" w:tentative="1">
+      <w:start w:val="1"/>
+      <w:numFmt w:val="decimal"/>
+      <w:lvlText w:val="%2."/>
+      <w:lvlJc w:val="left"/>
+      <w:pPr>
+        <w:tabs>
+          <w:tab w:val="num" w:pos="1440"/>
+        </w:tabs>
+        <w:ind w:left="1440" w:hanging="360"/>
+      </w:pPr>
+    </w:lvl>
+    <w:lvl w:ilvl="2" w:tentative="1">
+      <w:start w:val="1"/>
+      <w:numFmt w:val="decimal"/>
+      <w:lvlText w:val="%3."/>
+      <w:lvlJc w:val="left"/>
+      <w:pPr>
+        <w:tabs>
+          <w:tab w:val="num" w:pos="2160"/>
+        </w:tabs>
+        <w:ind w:left="2160" w:hanging="360"/>
+      </w:pPr>
+    </w:lvl>
+    <w:lvl w:ilvl="3" w:tentative="1">
+      <w:start w:val="1"/>
+      <w:numFmt w:val="decimal"/>
+      <w:lvlText w:val="%4."/>
+      <w:lvlJc w:val="left"/>
+      <w:pPr>
+        <w:tabs>
+          <w:tab w:val="num" w:pos="2880"/>
+        </w:tabs>
+        <w:ind w:left="2880" w:hanging="360"/>
+      </w:pPr>
+    </w:lvl>
+    <w:lvl w:ilvl="4" w:tentative="1">
+      <w:start w:val="1"/>
+      <w:numFmt w:val="decimal"/>
+      <w:lvlText w:val="%5."/>
+      <w:lvlJc w:val="left"/>
+      <w:pPr>
+        <w:tabs>
+          <w:tab w:val="num" w:pos="3600"/>
+        </w:tabs>
+        <w:ind w:left="3600" w:hanging="360"/>
+      </w:pPr>
+    </w:lvl>
+    <w:lvl w:ilvl="5" w:tentative="1">
+      <w:start w:val="1"/>
+      <w:numFmt w:val="decimal"/>
+      <w:lvlText w:val="%6."/>
+      <w:lvlJc w:val="left"/>
+      <w:pPr>
+        <w:tabs>
+          <w:tab w:val="num" w:pos="4320"/>
+        </w:tabs>
+        <w:ind w:left="4320" w:hanging="360"/>
+      </w:pPr>
+    </w:lvl>
+    <w:lvl w:ilvl="6" w:tentative="1">
+      <w:start w:val="1"/>
+      <w:numFmt w:val="decimal"/>
+      <w:lvlText w:val="%7."/>
+      <w:lvlJc w:val="left"/>
+      <w:pPr>
+        <w:tabs>
+          <w:tab w:val="num" w:pos="5040"/>
+        </w:tabs>
+        <w:ind w:left="5040" w:hanging="360"/>
+      </w:pPr>
+    </w:lvl>
+    <w:lvl w:ilvl="7" w:tentative="1">
+      <w:start w:val="1"/>
+      <w:numFmt w:val="decimal"/>
+      <w:lvlText w:val="%8."/>
+      <w:lvlJc w:val="left"/>
+      <w:pPr>
+        <w:tabs>
+          <w:tab w:val="num" w:pos="5760"/>
+        </w:tabs>
+        <w:ind w:left="5760" w:hanging="360"/>
+      </w:pPr>
+    </w:lvl>
+    <w:lvl w:ilvl="8" w:tentative="1">
+      <w:start w:val="1"/>
+      <w:numFmt w:val="decimal"/>
+      <w:lvlText w:val="%9."/>
+      <w:lvlJc w:val="left"/>
+      <w:pPr>
+        <w:tabs>
+          <w:tab w:val="num" w:pos="6480"/>
+        </w:tabs>
+        <w:ind w:left="6480" w:hanging="360"/>
+      </w:pPr>
+    </w:lvl>
+  </w:abstractNum>
+  <w:abstractNum w:abstractNumId="2" w15:restartNumberingAfterBreak="0">
+    <w:nsid w:val="1AD75315"/>
+    <w:multiLevelType w:val="multilevel"/>
+    <w:tmpl w:val="01AC5E04"/>
     <w:lvl w:ilvl="0">
       <w:start w:val="1"/>
       <w:numFmt w:val="bullet"/>
@@ -20277,10 +20503,10 @@
       </w:rPr>
     </w:lvl>
   </w:abstractNum>
-  <w:abstractNum w:abstractNumId="1" w15:restartNumberingAfterBreak="0">
-    <w:nsid w:val="0F4D2CF6"/>
+  <w:abstractNum w:abstractNumId="3" w15:restartNumberingAfterBreak="0">
+    <w:nsid w:val="23B21B44"/>
     <w:multiLevelType w:val="multilevel"/>
-    <w:tmpl w:val="07024562"/>
+    <w:tmpl w:val="7112537A"/>
     <w:lvl w:ilvl="0">
       <w:start w:val="1"/>
       <w:numFmt w:val="bullet"/>
@@ -20426,10 +20652,123 @@
       </w:rPr>
     </w:lvl>
   </w:abstractNum>
-  <w:abstractNum w:abstractNumId="2" w15:restartNumberingAfterBreak="0">
-    <w:nsid w:val="163F3696"/>
+  <w:abstractNum w:abstractNumId="4" w15:restartNumberingAfterBreak="0">
+    <w:nsid w:val="37A21148"/>
     <w:multiLevelType w:val="multilevel"/>
-    <w:tmpl w:val="C6728D3A"/>
+    <w:tmpl w:val="790AEB02"/>
+    <w:lvl w:ilvl="0">
+      <w:start w:val="1"/>
+      <w:numFmt w:val="decimal"/>
+      <w:lvlText w:val="%1."/>
+      <w:lvlJc w:val="left"/>
+      <w:pPr>
+        <w:tabs>
+          <w:tab w:val="num" w:pos="720"/>
+        </w:tabs>
+        <w:ind w:left="720" w:hanging="360"/>
+      </w:pPr>
+    </w:lvl>
+    <w:lvl w:ilvl="1" w:tentative="1">
+      <w:start w:val="1"/>
+      <w:numFmt w:val="decimal"/>
+      <w:lvlText w:val="%2."/>
+      <w:lvlJc w:val="left"/>
+      <w:pPr>
+        <w:tabs>
+          <w:tab w:val="num" w:pos="1440"/>
+        </w:tabs>
+        <w:ind w:left="1440" w:hanging="360"/>
+      </w:pPr>
+    </w:lvl>
+    <w:lvl w:ilvl="2" w:tentative="1">
+      <w:start w:val="1"/>
+      <w:numFmt w:val="decimal"/>
+      <w:lvlText w:val="%3."/>
+      <w:lvlJc w:val="left"/>
+      <w:pPr>
+        <w:tabs>
+          <w:tab w:val="num" w:pos="2160"/>
+        </w:tabs>
+        <w:ind w:left="2160" w:hanging="360"/>
+      </w:pPr>
+    </w:lvl>
+    <w:lvl w:ilvl="3" w:tentative="1">
+      <w:start w:val="1"/>
+      <w:numFmt w:val="decimal"/>
+      <w:lvlText w:val="%4."/>
+      <w:lvlJc w:val="left"/>
+      <w:pPr>
+        <w:tabs>
+          <w:tab w:val="num" w:pos="2880"/>
+        </w:tabs>
+        <w:ind w:left="2880" w:hanging="360"/>
+      </w:pPr>
+    </w:lvl>
+    <w:lvl w:ilvl="4" w:tentative="1">
+      <w:start w:val="1"/>
+      <w:numFmt w:val="decimal"/>
+      <w:lvlText w:val="%5."/>
+      <w:lvlJc w:val="left"/>
+      <w:pPr>
+        <w:tabs>
+          <w:tab w:val="num" w:pos="3600"/>
+        </w:tabs>
+        <w:ind w:left="3600" w:hanging="360"/>
+      </w:pPr>
+    </w:lvl>
+    <w:lvl w:ilvl="5" w:tentative="1">
+      <w:start w:val="1"/>
+      <w:numFmt w:val="decimal"/>
+      <w:lvlText w:val="%6."/>
+      <w:lvlJc w:val="left"/>
+      <w:pPr>
+        <w:tabs>
+          <w:tab w:val="num" w:pos="4320"/>
+        </w:tabs>
+        <w:ind w:left="4320" w:hanging="360"/>
+      </w:pPr>
+    </w:lvl>
+    <w:lvl w:ilvl="6" w:tentative="1">
+      <w:start w:val="1"/>
+      <w:numFmt w:val="decimal"/>
+      <w:lvlText w:val="%7."/>
+      <w:lvlJc w:val="left"/>
+      <w:pPr>
+        <w:tabs>
+          <w:tab w:val="num" w:pos="5040"/>
+        </w:tabs>
+        <w:ind w:left="5040" w:hanging="360"/>
+      </w:pPr>
+    </w:lvl>
+    <w:lvl w:ilvl="7" w:tentative="1">
+      <w:start w:val="1"/>
+      <w:numFmt w:val="decimal"/>
+      <w:lvlText w:val="%8."/>
+      <w:lvlJc w:val="left"/>
+      <w:pPr>
+        <w:tabs>
+          <w:tab w:val="num" w:pos="5760"/>
+        </w:tabs>
+        <w:ind w:left="5760" w:hanging="360"/>
+      </w:pPr>
+    </w:lvl>
+    <w:lvl w:ilvl="8" w:tentative="1">
+      <w:start w:val="1"/>
+      <w:numFmt w:val="decimal"/>
+      <w:lvlText w:val="%9."/>
+      <w:lvlJc w:val="left"/>
+      <w:pPr>
+        <w:tabs>
+          <w:tab w:val="num" w:pos="6480"/>
+        </w:tabs>
+        <w:ind w:left="6480" w:hanging="360"/>
+      </w:pPr>
+    </w:lvl>
+  </w:abstractNum>
+  <w:abstractNum w:abstractNumId="5" w15:restartNumberingAfterBreak="0">
+    <w:nsid w:val="4D3F1FFD"/>
+    <w:multiLevelType w:val="multilevel"/>
+    <w:tmpl w:val="A87286CE"/>
     <w:lvl w:ilvl="0">
       <w:start w:val="1"/>
       <w:numFmt w:val="bullet"/>
@@ -20575,349 +20914,10 @@
       </w:rPr>
     </w:lvl>
   </w:abstractNum>
-  <w:abstractNum w:abstractNumId="3" w15:restartNumberingAfterBreak="0">
-    <w:nsid w:val="35A362C0"/>
+  <w:abstractNum w:abstractNumId="6" w15:restartNumberingAfterBreak="0">
+    <w:nsid w:val="50DB3182"/>
     <w:multiLevelType w:val="multilevel"/>
-    <w:tmpl w:val="6362462C"/>
-    <w:lvl w:ilvl="0">
-      <w:start w:val="1"/>
-      <w:numFmt w:val="decimal"/>
-      <w:lvlText w:val="%1."/>
-      <w:lvlJc w:val="left"/>
-      <w:pPr>
-        <w:tabs>
-          <w:tab w:val="num" w:pos="720"/>
-        </w:tabs>
-        <w:ind w:left="720" w:hanging="360"/>
-      </w:pPr>
-    </w:lvl>
-    <w:lvl w:ilvl="1" w:tentative="1">
-      <w:start w:val="1"/>
-      <w:numFmt w:val="decimal"/>
-      <w:lvlText w:val="%2."/>
-      <w:lvlJc w:val="left"/>
-      <w:pPr>
-        <w:tabs>
-          <w:tab w:val="num" w:pos="1440"/>
-        </w:tabs>
-        <w:ind w:left="1440" w:hanging="360"/>
-      </w:pPr>
-    </w:lvl>
-    <w:lvl w:ilvl="2" w:tentative="1">
-      <w:start w:val="1"/>
-      <w:numFmt w:val="decimal"/>
-      <w:lvlText w:val="%3."/>
-      <w:lvlJc w:val="left"/>
-      <w:pPr>
-        <w:tabs>
-          <w:tab w:val="num" w:pos="2160"/>
-        </w:tabs>
-        <w:ind w:left="2160" w:hanging="360"/>
-      </w:pPr>
-    </w:lvl>
-    <w:lvl w:ilvl="3" w:tentative="1">
-      <w:start w:val="1"/>
-      <w:numFmt w:val="decimal"/>
-      <w:lvlText w:val="%4."/>
-      <w:lvlJc w:val="left"/>
-      <w:pPr>
-        <w:tabs>
-          <w:tab w:val="num" w:pos="2880"/>
-        </w:tabs>
-        <w:ind w:left="2880" w:hanging="360"/>
-      </w:pPr>
-    </w:lvl>
-    <w:lvl w:ilvl="4" w:tentative="1">
-      <w:start w:val="1"/>
-      <w:numFmt w:val="decimal"/>
-      <w:lvlText w:val="%5."/>
-      <w:lvlJc w:val="left"/>
-      <w:pPr>
-        <w:tabs>
-          <w:tab w:val="num" w:pos="3600"/>
-        </w:tabs>
-        <w:ind w:left="3600" w:hanging="360"/>
-      </w:pPr>
-    </w:lvl>
-    <w:lvl w:ilvl="5" w:tentative="1">
-      <w:start w:val="1"/>
-      <w:numFmt w:val="decimal"/>
-      <w:lvlText w:val="%6."/>
-      <w:lvlJc w:val="left"/>
-      <w:pPr>
-        <w:tabs>
-          <w:tab w:val="num" w:pos="4320"/>
-        </w:tabs>
-        <w:ind w:left="4320" w:hanging="360"/>
-      </w:pPr>
-    </w:lvl>
-    <w:lvl w:ilvl="6" w:tentative="1">
-      <w:start w:val="1"/>
-      <w:numFmt w:val="decimal"/>
-      <w:lvlText w:val="%7."/>
-      <w:lvlJc w:val="left"/>
-      <w:pPr>
-        <w:tabs>
-          <w:tab w:val="num" w:pos="5040"/>
-        </w:tabs>
-        <w:ind w:left="5040" w:hanging="360"/>
-      </w:pPr>
-    </w:lvl>
-    <w:lvl w:ilvl="7" w:tentative="1">
-      <w:start w:val="1"/>
-      <w:numFmt w:val="decimal"/>
-      <w:lvlText w:val="%8."/>
-      <w:lvlJc w:val="left"/>
-      <w:pPr>
-        <w:tabs>
-          <w:tab w:val="num" w:pos="5760"/>
-        </w:tabs>
-        <w:ind w:left="5760" w:hanging="360"/>
-      </w:pPr>
-    </w:lvl>
-    <w:lvl w:ilvl="8" w:tentative="1">
-      <w:start w:val="1"/>
-      <w:numFmt w:val="decimal"/>
-      <w:lvlText w:val="%9."/>
-      <w:lvlJc w:val="left"/>
-      <w:pPr>
-        <w:tabs>
-          <w:tab w:val="num" w:pos="6480"/>
-        </w:tabs>
-        <w:ind w:left="6480" w:hanging="360"/>
-      </w:pPr>
-    </w:lvl>
-  </w:abstractNum>
-  <w:abstractNum w:abstractNumId="4" w15:restartNumberingAfterBreak="0">
-    <w:nsid w:val="3DBF004D"/>
-    <w:multiLevelType w:val="multilevel"/>
-    <w:tmpl w:val="8CA4E7AE"/>
-    <w:lvl w:ilvl="0">
-      <w:start w:val="1"/>
-      <w:numFmt w:val="decimal"/>
-      <w:lvlText w:val="%1."/>
-      <w:lvlJc w:val="left"/>
-      <w:pPr>
-        <w:tabs>
-          <w:tab w:val="num" w:pos="720"/>
-        </w:tabs>
-        <w:ind w:left="720" w:hanging="360"/>
-      </w:pPr>
-    </w:lvl>
-    <w:lvl w:ilvl="1" w:tentative="1">
-      <w:start w:val="1"/>
-      <w:numFmt w:val="decimal"/>
-      <w:lvlText w:val="%2."/>
-      <w:lvlJc w:val="left"/>
-      <w:pPr>
-        <w:tabs>
-          <w:tab w:val="num" w:pos="1440"/>
-        </w:tabs>
-        <w:ind w:left="1440" w:hanging="360"/>
-      </w:pPr>
-    </w:lvl>
-    <w:lvl w:ilvl="2" w:tentative="1">
-      <w:start w:val="1"/>
-      <w:numFmt w:val="decimal"/>
-      <w:lvlText w:val="%3."/>
-      <w:lvlJc w:val="left"/>
-      <w:pPr>
-        <w:tabs>
-          <w:tab w:val="num" w:pos="2160"/>
-        </w:tabs>
-        <w:ind w:left="2160" w:hanging="360"/>
-      </w:pPr>
-    </w:lvl>
-    <w:lvl w:ilvl="3" w:tentative="1">
-      <w:start w:val="1"/>
-      <w:numFmt w:val="decimal"/>
-      <w:lvlText w:val="%4."/>
-      <w:lvlJc w:val="left"/>
-      <w:pPr>
-        <w:tabs>
-          <w:tab w:val="num" w:pos="2880"/>
-        </w:tabs>
-        <w:ind w:left="2880" w:hanging="360"/>
-      </w:pPr>
-    </w:lvl>
-    <w:lvl w:ilvl="4" w:tentative="1">
-      <w:start w:val="1"/>
-      <w:numFmt w:val="decimal"/>
-      <w:lvlText w:val="%5."/>
-      <w:lvlJc w:val="left"/>
-      <w:pPr>
-        <w:tabs>
-          <w:tab w:val="num" w:pos="3600"/>
-        </w:tabs>
-        <w:ind w:left="3600" w:hanging="360"/>
-      </w:pPr>
-    </w:lvl>
-    <w:lvl w:ilvl="5" w:tentative="1">
-      <w:start w:val="1"/>
-      <w:numFmt w:val="decimal"/>
-      <w:lvlText w:val="%6."/>
-      <w:lvlJc w:val="left"/>
-      <w:pPr>
-        <w:tabs>
-          <w:tab w:val="num" w:pos="4320"/>
-        </w:tabs>
-        <w:ind w:left="4320" w:hanging="360"/>
-      </w:pPr>
-    </w:lvl>
-    <w:lvl w:ilvl="6" w:tentative="1">
-      <w:start w:val="1"/>
-      <w:numFmt w:val="decimal"/>
-      <w:lvlText w:val="%7."/>
-      <w:lvlJc w:val="left"/>
-      <w:pPr>
-        <w:tabs>
-          <w:tab w:val="num" w:pos="5040"/>
-        </w:tabs>
-        <w:ind w:left="5040" w:hanging="360"/>
-      </w:pPr>
-    </w:lvl>
-    <w:lvl w:ilvl="7" w:tentative="1">
-      <w:start w:val="1"/>
-      <w:numFmt w:val="decimal"/>
-      <w:lvlText w:val="%8."/>
-      <w:lvlJc w:val="left"/>
-      <w:pPr>
-        <w:tabs>
-          <w:tab w:val="num" w:pos="5760"/>
-        </w:tabs>
-        <w:ind w:left="5760" w:hanging="360"/>
-      </w:pPr>
-    </w:lvl>
-    <w:lvl w:ilvl="8" w:tentative="1">
-      <w:start w:val="1"/>
-      <w:numFmt w:val="decimal"/>
-      <w:lvlText w:val="%9."/>
-      <w:lvlJc w:val="left"/>
-      <w:pPr>
-        <w:tabs>
-          <w:tab w:val="num" w:pos="6480"/>
-        </w:tabs>
-        <w:ind w:left="6480" w:hanging="360"/>
-      </w:pPr>
-    </w:lvl>
-  </w:abstractNum>
-  <w:abstractNum w:abstractNumId="5" w15:restartNumberingAfterBreak="0">
-    <w:nsid w:val="40FF3D2E"/>
-    <w:multiLevelType w:val="multilevel"/>
-    <w:tmpl w:val="A36C08C8"/>
-    <w:lvl w:ilvl="0">
-      <w:start w:val="1"/>
-      <w:numFmt w:val="decimal"/>
-      <w:lvlText w:val="%1."/>
-      <w:lvlJc w:val="left"/>
-      <w:pPr>
-        <w:tabs>
-          <w:tab w:val="num" w:pos="720"/>
-        </w:tabs>
-        <w:ind w:left="720" w:hanging="360"/>
-      </w:pPr>
-    </w:lvl>
-    <w:lvl w:ilvl="1" w:tentative="1">
-      <w:start w:val="1"/>
-      <w:numFmt w:val="decimal"/>
-      <w:lvlText w:val="%2."/>
-      <w:lvlJc w:val="left"/>
-      <w:pPr>
-        <w:tabs>
-          <w:tab w:val="num" w:pos="1440"/>
-        </w:tabs>
-        <w:ind w:left="1440" w:hanging="360"/>
-      </w:pPr>
-    </w:lvl>
-    <w:lvl w:ilvl="2" w:tentative="1">
-      <w:start w:val="1"/>
-      <w:numFmt w:val="decimal"/>
-      <w:lvlText w:val="%3."/>
-      <w:lvlJc w:val="left"/>
-      <w:pPr>
-        <w:tabs>
-          <w:tab w:val="num" w:pos="2160"/>
-        </w:tabs>
-        <w:ind w:left="2160" w:hanging="360"/>
-      </w:pPr>
-    </w:lvl>
-    <w:lvl w:ilvl="3" w:tentative="1">
-      <w:start w:val="1"/>
-      <w:numFmt w:val="decimal"/>
-      <w:lvlText w:val="%4."/>
-      <w:lvlJc w:val="left"/>
-      <w:pPr>
-        <w:tabs>
-          <w:tab w:val="num" w:pos="2880"/>
-        </w:tabs>
-        <w:ind w:left="2880" w:hanging="360"/>
-      </w:pPr>
-    </w:lvl>
-    <w:lvl w:ilvl="4" w:tentative="1">
-      <w:start w:val="1"/>
-      <w:numFmt w:val="decimal"/>
-      <w:lvlText w:val="%5."/>
-      <w:lvlJc w:val="left"/>
-      <w:pPr>
-        <w:tabs>
-          <w:tab w:val="num" w:pos="3600"/>
-        </w:tabs>
-        <w:ind w:left="3600" w:hanging="360"/>
-      </w:pPr>
-    </w:lvl>
-    <w:lvl w:ilvl="5" w:tentative="1">
-      <w:start w:val="1"/>
-      <w:numFmt w:val="decimal"/>
-      <w:lvlText w:val="%6."/>
-      <w:lvlJc w:val="left"/>
-      <w:pPr>
-        <w:tabs>
-          <w:tab w:val="num" w:pos="4320"/>
-        </w:tabs>
-        <w:ind w:left="4320" w:hanging="360"/>
-      </w:pPr>
-    </w:lvl>
-    <w:lvl w:ilvl="6" w:tentative="1">
-      <w:start w:val="1"/>
-      <w:numFmt w:val="decimal"/>
-      <w:lvlText w:val="%7."/>
-      <w:lvlJc w:val="left"/>
-      <w:pPr>
-        <w:tabs>
-          <w:tab w:val="num" w:pos="5040"/>
-        </w:tabs>
-        <w:ind w:left="5040" w:hanging="360"/>
-      </w:pPr>
-    </w:lvl>
-    <w:lvl w:ilvl="7" w:tentative="1">
-      <w:start w:val="1"/>
-      <w:numFmt w:val="decimal"/>
-      <w:lvlText w:val="%8."/>
-      <w:lvlJc w:val="left"/>
-      <w:pPr>
-        <w:tabs>
-          <w:tab w:val="num" w:pos="5760"/>
-        </w:tabs>
-        <w:ind w:left="5760" w:hanging="360"/>
-      </w:pPr>
-    </w:lvl>
-    <w:lvl w:ilvl="8" w:tentative="1">
-      <w:start w:val="1"/>
-      <w:numFmt w:val="decimal"/>
-      <w:lvlText w:val="%9."/>
-      <w:lvlJc w:val="left"/>
-      <w:pPr>
-        <w:tabs>
-          <w:tab w:val="num" w:pos="6480"/>
-        </w:tabs>
-        <w:ind w:left="6480" w:hanging="360"/>
-      </w:pPr>
-    </w:lvl>
-  </w:abstractNum>
-  <w:abstractNum w:abstractNumId="6" w15:restartNumberingAfterBreak="0">
-    <w:nsid w:val="514B7C98"/>
-    <w:multiLevelType w:val="multilevel"/>
-    <w:tmpl w:val="64161924"/>
+    <w:tmpl w:val="F574EFDE"/>
     <w:lvl w:ilvl="0">
       <w:start w:val="1"/>
       <w:numFmt w:val="bullet"/>
@@ -21064,9 +21064,9 @@
     </w:lvl>
   </w:abstractNum>
   <w:abstractNum w:abstractNumId="7" w15:restartNumberingAfterBreak="0">
-    <w:nsid w:val="543E03F3"/>
+    <w:nsid w:val="57034AED"/>
     <w:multiLevelType w:val="multilevel"/>
-    <w:tmpl w:val="86CEEDDA"/>
+    <w:tmpl w:val="6D8C2EF8"/>
     <w:lvl w:ilvl="0">
       <w:start w:val="1"/>
       <w:numFmt w:val="decimal"/>
@@ -21177,9 +21177,122 @@
     </w:lvl>
   </w:abstractNum>
   <w:abstractNum w:abstractNumId="8" w15:restartNumberingAfterBreak="0">
-    <w:nsid w:val="65816308"/>
+    <w:nsid w:val="64CC42AC"/>
     <w:multiLevelType w:val="multilevel"/>
-    <w:tmpl w:val="D39201F8"/>
+    <w:tmpl w:val="25A6BDB4"/>
+    <w:lvl w:ilvl="0">
+      <w:start w:val="1"/>
+      <w:numFmt w:val="decimal"/>
+      <w:lvlText w:val="%1."/>
+      <w:lvlJc w:val="left"/>
+      <w:pPr>
+        <w:tabs>
+          <w:tab w:val="num" w:pos="720"/>
+        </w:tabs>
+        <w:ind w:left="720" w:hanging="360"/>
+      </w:pPr>
+    </w:lvl>
+    <w:lvl w:ilvl="1" w:tentative="1">
+      <w:start w:val="1"/>
+      <w:numFmt w:val="decimal"/>
+      <w:lvlText w:val="%2."/>
+      <w:lvlJc w:val="left"/>
+      <w:pPr>
+        <w:tabs>
+          <w:tab w:val="num" w:pos="1440"/>
+        </w:tabs>
+        <w:ind w:left="1440" w:hanging="360"/>
+      </w:pPr>
+    </w:lvl>
+    <w:lvl w:ilvl="2" w:tentative="1">
+      <w:start w:val="1"/>
+      <w:numFmt w:val="decimal"/>
+      <w:lvlText w:val="%3."/>
+      <w:lvlJc w:val="left"/>
+      <w:pPr>
+        <w:tabs>
+          <w:tab w:val="num" w:pos="2160"/>
+        </w:tabs>
+        <w:ind w:left="2160" w:hanging="360"/>
+      </w:pPr>
+    </w:lvl>
+    <w:lvl w:ilvl="3" w:tentative="1">
+      <w:start w:val="1"/>
+      <w:numFmt w:val="decimal"/>
+      <w:lvlText w:val="%4."/>
+      <w:lvlJc w:val="left"/>
+      <w:pPr>
+        <w:tabs>
+          <w:tab w:val="num" w:pos="2880"/>
+        </w:tabs>
+        <w:ind w:left="2880" w:hanging="360"/>
+      </w:pPr>
+    </w:lvl>
+    <w:lvl w:ilvl="4" w:tentative="1">
+      <w:start w:val="1"/>
+      <w:numFmt w:val="decimal"/>
+      <w:lvlText w:val="%5."/>
+      <w:lvlJc w:val="left"/>
+      <w:pPr>
+        <w:tabs>
+          <w:tab w:val="num" w:pos="3600"/>
+        </w:tabs>
+        <w:ind w:left="3600" w:hanging="360"/>
+      </w:pPr>
+    </w:lvl>
+    <w:lvl w:ilvl="5" w:tentative="1">
+      <w:start w:val="1"/>
+      <w:numFmt w:val="decimal"/>
+      <w:lvlText w:val="%6."/>
+      <w:lvlJc w:val="left"/>
+      <w:pPr>
+        <w:tabs>
+          <w:tab w:val="num" w:pos="4320"/>
+        </w:tabs>
+        <w:ind w:left="4320" w:hanging="360"/>
+      </w:pPr>
+    </w:lvl>
+    <w:lvl w:ilvl="6" w:tentative="1">
+      <w:start w:val="1"/>
+      <w:numFmt w:val="decimal"/>
+      <w:lvlText w:val="%7."/>
+      <w:lvlJc w:val="left"/>
+      <w:pPr>
+        <w:tabs>
+          <w:tab w:val="num" w:pos="5040"/>
+        </w:tabs>
+        <w:ind w:left="5040" w:hanging="360"/>
+      </w:pPr>
+    </w:lvl>
+    <w:lvl w:ilvl="7" w:tentative="1">
+      <w:start w:val="1"/>
+      <w:numFmt w:val="decimal"/>
+      <w:lvlText w:val="%8."/>
+      <w:lvlJc w:val="left"/>
+      <w:pPr>
+        <w:tabs>
+          <w:tab w:val="num" w:pos="5760"/>
+        </w:tabs>
+        <w:ind w:left="5760" w:hanging="360"/>
+      </w:pPr>
+    </w:lvl>
+    <w:lvl w:ilvl="8" w:tentative="1">
+      <w:start w:val="1"/>
+      <w:numFmt w:val="decimal"/>
+      <w:lvlText w:val="%9."/>
+      <w:lvlJc w:val="left"/>
+      <w:pPr>
+        <w:tabs>
+          <w:tab w:val="num" w:pos="6480"/>
+        </w:tabs>
+        <w:ind w:left="6480" w:hanging="360"/>
+      </w:pPr>
+    </w:lvl>
+  </w:abstractNum>
+  <w:abstractNum w:abstractNumId="9" w15:restartNumberingAfterBreak="0">
+    <w:nsid w:val="68222520"/>
+    <w:multiLevelType w:val="multilevel"/>
+    <w:tmpl w:val="C6D2DDE4"/>
     <w:lvl w:ilvl="0">
       <w:start w:val="1"/>
       <w:numFmt w:val="bullet"/>
@@ -21325,10 +21438,10 @@
       </w:rPr>
     </w:lvl>
   </w:abstractNum>
-  <w:abstractNum w:abstractNumId="9" w15:restartNumberingAfterBreak="0">
-    <w:nsid w:val="6911107C"/>
+  <w:abstractNum w:abstractNumId="10" w15:restartNumberingAfterBreak="0">
+    <w:nsid w:val="75CC67D0"/>
     <w:multiLevelType w:val="multilevel"/>
-    <w:tmpl w:val="3F122458"/>
+    <w:tmpl w:val="DD243346"/>
     <w:lvl w:ilvl="0">
       <w:start w:val="1"/>
       <w:numFmt w:val="decimal"/>
@@ -21438,10 +21551,10 @@
       </w:pPr>
     </w:lvl>
   </w:abstractNum>
-  <w:abstractNum w:abstractNumId="10" w15:restartNumberingAfterBreak="0">
-    <w:nsid w:val="69F704AA"/>
+  <w:abstractNum w:abstractNumId="11" w15:restartNumberingAfterBreak="0">
+    <w:nsid w:val="78423B5E"/>
     <w:multiLevelType w:val="multilevel"/>
-    <w:tmpl w:val="3384E092"/>
+    <w:tmpl w:val="91AE245C"/>
     <w:lvl w:ilvl="0">
       <w:start w:val="1"/>
       <w:numFmt w:val="decimal"/>
@@ -21551,10 +21664,10 @@
       </w:pPr>
     </w:lvl>
   </w:abstractNum>
-  <w:abstractNum w:abstractNumId="11" w15:restartNumberingAfterBreak="0">
-    <w:nsid w:val="729749F7"/>
+  <w:abstractNum w:abstractNumId="12" w15:restartNumberingAfterBreak="0">
+    <w:nsid w:val="7A9C0DB9"/>
     <w:multiLevelType w:val="multilevel"/>
-    <w:tmpl w:val="8FC0416E"/>
+    <w:tmpl w:val="407AE8C2"/>
     <w:lvl w:ilvl="0">
       <w:start w:val="1"/>
       <w:numFmt w:val="decimal"/>
@@ -21664,156 +21777,43 @@
       </w:pPr>
     </w:lvl>
   </w:abstractNum>
-  <w:abstractNum w:abstractNumId="12" w15:restartNumberingAfterBreak="0">
-    <w:nsid w:val="732C3D27"/>
-    <w:multiLevelType w:val="multilevel"/>
-    <w:tmpl w:val="A8740CE8"/>
-    <w:lvl w:ilvl="0">
-      <w:start w:val="1"/>
-      <w:numFmt w:val="decimal"/>
-      <w:lvlText w:val="%1."/>
-      <w:lvlJc w:val="left"/>
-      <w:pPr>
-        <w:tabs>
-          <w:tab w:val="num" w:pos="720"/>
-        </w:tabs>
-        <w:ind w:left="720" w:hanging="360"/>
-      </w:pPr>
-    </w:lvl>
-    <w:lvl w:ilvl="1" w:tentative="1">
-      <w:start w:val="1"/>
-      <w:numFmt w:val="decimal"/>
-      <w:lvlText w:val="%2."/>
-      <w:lvlJc w:val="left"/>
-      <w:pPr>
-        <w:tabs>
-          <w:tab w:val="num" w:pos="1440"/>
-        </w:tabs>
-        <w:ind w:left="1440" w:hanging="360"/>
-      </w:pPr>
-    </w:lvl>
-    <w:lvl w:ilvl="2" w:tentative="1">
-      <w:start w:val="1"/>
-      <w:numFmt w:val="decimal"/>
-      <w:lvlText w:val="%3."/>
-      <w:lvlJc w:val="left"/>
-      <w:pPr>
-        <w:tabs>
-          <w:tab w:val="num" w:pos="2160"/>
-        </w:tabs>
-        <w:ind w:left="2160" w:hanging="360"/>
-      </w:pPr>
-    </w:lvl>
-    <w:lvl w:ilvl="3" w:tentative="1">
-      <w:start w:val="1"/>
-      <w:numFmt w:val="decimal"/>
-      <w:lvlText w:val="%4."/>
-      <w:lvlJc w:val="left"/>
-      <w:pPr>
-        <w:tabs>
-          <w:tab w:val="num" w:pos="2880"/>
-        </w:tabs>
-        <w:ind w:left="2880" w:hanging="360"/>
-      </w:pPr>
-    </w:lvl>
-    <w:lvl w:ilvl="4" w:tentative="1">
-      <w:start w:val="1"/>
-      <w:numFmt w:val="decimal"/>
-      <w:lvlText w:val="%5."/>
-      <w:lvlJc w:val="left"/>
-      <w:pPr>
-        <w:tabs>
-          <w:tab w:val="num" w:pos="3600"/>
-        </w:tabs>
-        <w:ind w:left="3600" w:hanging="360"/>
-      </w:pPr>
-    </w:lvl>
-    <w:lvl w:ilvl="5" w:tentative="1">
-      <w:start w:val="1"/>
-      <w:numFmt w:val="decimal"/>
-      <w:lvlText w:val="%6."/>
-      <w:lvlJc w:val="left"/>
-      <w:pPr>
-        <w:tabs>
-          <w:tab w:val="num" w:pos="4320"/>
-        </w:tabs>
-        <w:ind w:left="4320" w:hanging="360"/>
-      </w:pPr>
-    </w:lvl>
-    <w:lvl w:ilvl="6" w:tentative="1">
-      <w:start w:val="1"/>
-      <w:numFmt w:val="decimal"/>
-      <w:lvlText w:val="%7."/>
-      <w:lvlJc w:val="left"/>
-      <w:pPr>
-        <w:tabs>
-          <w:tab w:val="num" w:pos="5040"/>
-        </w:tabs>
-        <w:ind w:left="5040" w:hanging="360"/>
-      </w:pPr>
-    </w:lvl>
-    <w:lvl w:ilvl="7" w:tentative="1">
-      <w:start w:val="1"/>
-      <w:numFmt w:val="decimal"/>
-      <w:lvlText w:val="%8."/>
-      <w:lvlJc w:val="left"/>
-      <w:pPr>
-        <w:tabs>
-          <w:tab w:val="num" w:pos="5760"/>
-        </w:tabs>
-        <w:ind w:left="5760" w:hanging="360"/>
-      </w:pPr>
-    </w:lvl>
-    <w:lvl w:ilvl="8" w:tentative="1">
-      <w:start w:val="1"/>
-      <w:numFmt w:val="decimal"/>
-      <w:lvlText w:val="%9."/>
-      <w:lvlJc w:val="left"/>
-      <w:pPr>
-        <w:tabs>
-          <w:tab w:val="num" w:pos="6480"/>
-        </w:tabs>
-        <w:ind w:left="6480" w:hanging="360"/>
-      </w:pPr>
-    </w:lvl>
-  </w:abstractNum>
-  <w:num w:numId="1" w16cid:durableId="1652293840">
+  <w:num w:numId="1" w16cid:durableId="8878543">
+    <w:abstractNumId w:val="5"/>
+  </w:num>
+  <w:num w:numId="2" w16cid:durableId="531724018">
+    <w:abstractNumId w:val="11"/>
+  </w:num>
+  <w:num w:numId="3" w16cid:durableId="652366576">
+    <w:abstractNumId w:val="8"/>
+  </w:num>
+  <w:num w:numId="4" w16cid:durableId="1887984828">
+    <w:abstractNumId w:val="12"/>
+  </w:num>
+  <w:num w:numId="5" w16cid:durableId="926426205">
+    <w:abstractNumId w:val="10"/>
+  </w:num>
+  <w:num w:numId="6" w16cid:durableId="912154983">
+    <w:abstractNumId w:val="4"/>
+  </w:num>
+  <w:num w:numId="7" w16cid:durableId="1637755976">
+    <w:abstractNumId w:val="3"/>
+  </w:num>
+  <w:num w:numId="8" w16cid:durableId="1696955237">
+    <w:abstractNumId w:val="1"/>
+  </w:num>
+  <w:num w:numId="9" w16cid:durableId="242951602">
+    <w:abstractNumId w:val="9"/>
+  </w:num>
+  <w:num w:numId="10" w16cid:durableId="670064792">
+    <w:abstractNumId w:val="7"/>
+  </w:num>
+  <w:num w:numId="11" w16cid:durableId="1924951319">
     <w:abstractNumId w:val="0"/>
   </w:num>
-  <w:num w:numId="2" w16cid:durableId="699741181">
-    <w:abstractNumId w:val="3"/>
-  </w:num>
-  <w:num w:numId="3" w16cid:durableId="554123346">
-    <w:abstractNumId w:val="5"/>
-  </w:num>
-  <w:num w:numId="4" w16cid:durableId="1078551387">
-    <w:abstractNumId w:val="4"/>
-  </w:num>
-  <w:num w:numId="5" w16cid:durableId="1302072904">
-    <w:abstractNumId w:val="9"/>
-  </w:num>
-  <w:num w:numId="6" w16cid:durableId="1183476198">
-    <w:abstractNumId w:val="11"/>
-  </w:num>
-  <w:num w:numId="7" w16cid:durableId="2007394059">
-    <w:abstractNumId w:val="8"/>
-  </w:num>
-  <w:num w:numId="8" w16cid:durableId="2100130166">
-    <w:abstractNumId w:val="10"/>
-  </w:num>
-  <w:num w:numId="9" w16cid:durableId="449203451">
-    <w:abstractNumId w:val="1"/>
-  </w:num>
-  <w:num w:numId="10" w16cid:durableId="948245006">
-    <w:abstractNumId w:val="12"/>
-  </w:num>
-  <w:num w:numId="11" w16cid:durableId="767044048">
-    <w:abstractNumId w:val="7"/>
-  </w:num>
-  <w:num w:numId="12" w16cid:durableId="1613970581">
+  <w:num w:numId="12" w16cid:durableId="1385300473">
     <w:abstractNumId w:val="6"/>
   </w:num>
-  <w:num w:numId="13" w16cid:durableId="659774877">
+  <w:num w:numId="13" w16cid:durableId="220215432">
     <w:abstractNumId w:val="2"/>
   </w:num>
 </w:numbering>
@@ -22579,7 +22579,7 @@
     <w:link w:val="HeaderChar"/>
     <w:uiPriority w:val="99"/>
     <w:unhideWhenUsed/>
-    <w:rsid w:val="00DD7C0B"/>
+    <w:rsid w:val="00144A70"/>
     <w:pPr>
       <w:tabs>
         <w:tab w:val="center" w:pos="4680"/>
@@ -22592,7 +22592,7 @@
     <w:basedOn w:val="DefaultParagraphFont"/>
     <w:link w:val="Header"/>
     <w:uiPriority w:val="99"/>
-    <w:rsid w:val="00DD7C0B"/>
+    <w:rsid w:val="00144A70"/>
     <w:rPr>
       <w:rFonts w:eastAsiaTheme="minorEastAsia"/>
       <w:sz w:val="24"/>
@@ -22605,7 +22605,7 @@
     <w:link w:val="FooterChar"/>
     <w:uiPriority w:val="99"/>
     <w:unhideWhenUsed/>
-    <w:rsid w:val="00DD7C0B"/>
+    <w:rsid w:val="00144A70"/>
     <w:pPr>
       <w:tabs>
         <w:tab w:val="center" w:pos="4680"/>
@@ -22618,7 +22618,7 @@
     <w:basedOn w:val="DefaultParagraphFont"/>
     <w:link w:val="Footer"/>
     <w:uiPriority w:val="99"/>
-    <w:rsid w:val="00DD7C0B"/>
+    <w:rsid w:val="00144A70"/>
     <w:rPr>
       <w:rFonts w:eastAsiaTheme="minorEastAsia"/>
       <w:sz w:val="24"/>
@@ -22631,7 +22631,7 @@
     <w:uiPriority w:val="99"/>
     <w:semiHidden/>
     <w:unhideWhenUsed/>
-    <w:rsid w:val="00DD7C0B"/>
+    <w:rsid w:val="00144A70"/>
   </w:style>
   <w:style w:type="character" w:styleId="Hyperlink">
     <w:name w:val="Hyperlink"/>
@@ -22639,7 +22639,7 @@
     <w:uiPriority w:val="99"/>
     <w:semiHidden/>
     <w:unhideWhenUsed/>
-    <w:rsid w:val="00DD7C0B"/>
+    <w:rsid w:val="00144A70"/>
     <w:rPr>
       <w:color w:val="auto"/>
       <w:u w:val="single"/>
@@ -22652,7 +22652,7 @@
     <w:autoRedefine/>
     <w:uiPriority w:val="39"/>
     <w:unhideWhenUsed/>
-    <w:rsid w:val="00DD7C0B"/>
+    <w:rsid w:val="00144A70"/>
     <w:pPr>
       <w:spacing w:after="100" w:line="360" w:lineRule="auto"/>
     </w:pPr>
@@ -22664,7 +22664,7 @@
     <w:autoRedefine/>
     <w:uiPriority w:val="39"/>
     <w:unhideWhenUsed/>
-    <w:rsid w:val="00DD7C0B"/>
+    <w:rsid w:val="00144A70"/>
     <w:pPr>
       <w:spacing w:after="100" w:line="360" w:lineRule="auto"/>
       <w:ind w:left="240"/>
@@ -22678,7 +22678,7 @@
     <w:uiPriority w:val="39"/>
     <w:semiHidden/>
     <w:unhideWhenUsed/>
-    <w:rsid w:val="00DD7C0B"/>
+    <w:rsid w:val="00144A70"/>
     <w:pPr>
       <w:spacing w:after="100" w:line="360" w:lineRule="auto"/>
       <w:ind w:left="480"/>

--- a/gem_expert/docs/Gemstone_Identification_Assistant_User_Manual.docx
+++ b/gem_expert/docs/Gemstone_Identification_Assistant_User_Manual.docx
@@ -67,7 +67,7 @@
           <w:noProof/>
         </w:rPr>
         <w:drawing>
-          <wp:inline distT="0" distB="0" distL="0" distR="0" wp14:anchorId="3F0FBD57" wp14:editId="691F4AF0">
+          <wp:inline distT="0" distB="0" distL="0" distR="0">
             <wp:extent cx="4572635" cy="3028315"/>
             <wp:effectExtent l="0" t="0" r="0" b="635"/>
             <wp:docPr id="1" name="Picture 1"/>
@@ -154,6 +154,15 @@
     </w:p>
     <w:p>
       <w:pPr>
+        <w:pStyle w:val="title"/>
+        <w:spacing w:before="0" w:beforeAutospacing="0" w:after="120"/>
+      </w:pPr>
+      <w:r>
+        <w:t>Online version: https://gemstone-identification-assistant.onrender.com</w:t>
+      </w:r>
+    </w:p>
+    <w:p>
+      <w:pPr>
         <w:pStyle w:val="NormalWeb"/>
         <w:spacing w:after="160"/>
         <w:rPr>
@@ -225,7 +234,7 @@
         <w:rPr>
           <w:noProof/>
         </w:rPr>
-        <w:instrText xml:space="preserve"> PAGEREF _Toc241604203 \h </w:instrText>
+        <w:instrText xml:space="preserve"> PAGEREF _Toc241606803 \h </w:instrText>
       </w:r>
       <w:r>
         <w:rPr>
@@ -287,7 +296,7 @@
         <w:rPr>
           <w:noProof/>
         </w:rPr>
-        <w:instrText xml:space="preserve"> PAGEREF _Toc241604204 \h </w:instrText>
+        <w:instrText xml:space="preserve"> PAGEREF _Toc241606804 \h </w:instrText>
       </w:r>
       <w:r>
         <w:rPr>
@@ -331,7 +340,7 @@
           <w:rFonts w:eastAsia="Times New Roman"/>
           <w:noProof/>
         </w:rPr>
-        <w:t>2. What you need</w:t>
+        <w:t>2. Two ways to use the system</w:t>
       </w:r>
       <w:r>
         <w:rPr>
@@ -349,7 +358,7 @@
         <w:rPr>
           <w:noProof/>
         </w:rPr>
-        <w:instrText xml:space="preserve"> PAGEREF _Toc241604205 \h </w:instrText>
+        <w:instrText xml:space="preserve"> PAGEREF _Toc241606805 \h </w:instrText>
       </w:r>
       <w:r>
         <w:rPr>
@@ -393,7 +402,7 @@
           <w:rFonts w:eastAsia="Times New Roman"/>
           <w:noProof/>
         </w:rPr>
-        <w:t>3. Installation</w:t>
+        <w:t>3. Option A: use the online version (no installation)</w:t>
       </w:r>
       <w:r>
         <w:rPr>
@@ -411,7 +420,7 @@
         <w:rPr>
           <w:noProof/>
         </w:rPr>
-        <w:instrText xml:space="preserve"> PAGEREF _Toc241604206 \h </w:instrText>
+        <w:instrText xml:space="preserve"> PAGEREF _Toc241606806 \h </w:instrText>
       </w:r>
       <w:r>
         <w:rPr>
@@ -429,6 +438,68 @@
           <w:noProof/>
         </w:rPr>
         <w:t>5</w:t>
+      </w:r>
+      <w:r>
+        <w:rPr>
+          <w:noProof/>
+        </w:rPr>
+        <w:fldChar w:fldCharType="end"/>
+      </w:r>
+    </w:p>
+    <w:p>
+      <w:pPr>
+        <w:pStyle w:val="TOC1"/>
+        <w:tabs>
+          <w:tab w:val="right" w:leader="dot" w:pos="9017"/>
+        </w:tabs>
+        <w:rPr>
+          <w:rFonts w:asciiTheme="minorHAnsi" w:hAnsiTheme="minorHAnsi" w:cstheme="minorBidi"/>
+          <w:noProof/>
+          <w:kern w:val="2"/>
+          <w14:ligatures w14:val="standardContextual"/>
+        </w:rPr>
+      </w:pPr>
+      <w:r>
+        <w:rPr>
+          <w:rFonts w:eastAsia="Times New Roman"/>
+          <w:noProof/>
+        </w:rPr>
+        <w:t>4. Option B: run the system on your own computer</w:t>
+      </w:r>
+      <w:r>
+        <w:rPr>
+          <w:noProof/>
+        </w:rPr>
+        <w:tab/>
+      </w:r>
+      <w:r>
+        <w:rPr>
+          <w:noProof/>
+        </w:rPr>
+        <w:fldChar w:fldCharType="begin"/>
+      </w:r>
+      <w:r>
+        <w:rPr>
+          <w:noProof/>
+        </w:rPr>
+        <w:instrText xml:space="preserve"> PAGEREF _Toc241606807 \h </w:instrText>
+      </w:r>
+      <w:r>
+        <w:rPr>
+          <w:noProof/>
+        </w:rPr>
+      </w:r>
+      <w:r>
+        <w:rPr>
+          <w:noProof/>
+        </w:rPr>
+        <w:fldChar w:fldCharType="separate"/>
+      </w:r>
+      <w:r>
+        <w:rPr>
+          <w:noProof/>
+        </w:rPr>
+        <w:t>6</w:t>
       </w:r>
       <w:r>
         <w:rPr>
@@ -455,7 +526,7 @@
           <w:rFonts w:eastAsia="Times New Roman"/>
           <w:noProof/>
         </w:rPr>
-        <w:t>3.1 Install SWI-Prolog</w:t>
+        <w:t>4.1 What you need</w:t>
       </w:r>
       <w:r>
         <w:rPr>
@@ -473,7 +544,7 @@
         <w:rPr>
           <w:noProof/>
         </w:rPr>
-        <w:instrText xml:space="preserve"> PAGEREF _Toc241604207 \h </w:instrText>
+        <w:instrText xml:space="preserve"> PAGEREF _Toc241606808 \h </w:instrText>
       </w:r>
       <w:r>
         <w:rPr>
@@ -490,7 +561,7 @@
         <w:rPr>
           <w:noProof/>
         </w:rPr>
-        <w:t>5</w:t>
+        <w:t>6</w:t>
       </w:r>
       <w:r>
         <w:rPr>
@@ -517,7 +588,7 @@
           <w:rFonts w:eastAsia="Times New Roman"/>
           <w:noProof/>
         </w:rPr>
-        <w:t>3.2 Copy the project folder</w:t>
+        <w:t>4.2 Install SWI-Prolog</w:t>
       </w:r>
       <w:r>
         <w:rPr>
@@ -535,7 +606,7 @@
         <w:rPr>
           <w:noProof/>
         </w:rPr>
-        <w:instrText xml:space="preserve"> PAGEREF _Toc241604208 \h </w:instrText>
+        <w:instrText xml:space="preserve"> PAGEREF _Toc241606809 \h </w:instrText>
       </w:r>
       <w:r>
         <w:rPr>
@@ -552,7 +623,7 @@
         <w:rPr>
           <w:noProof/>
         </w:rPr>
-        <w:t>5</w:t>
+        <w:t>6</w:t>
       </w:r>
       <w:r>
         <w:rPr>
@@ -579,7 +650,7 @@
           <w:rFonts w:eastAsia="Times New Roman"/>
           <w:noProof/>
         </w:rPr>
-        <w:t>3.3 Check the installation</w:t>
+        <w:t>4.3 Download the project as a ZIP file</w:t>
       </w:r>
       <w:r>
         <w:rPr>
@@ -597,7 +668,7 @@
         <w:rPr>
           <w:noProof/>
         </w:rPr>
-        <w:instrText xml:space="preserve"> PAGEREF _Toc241604209 \h </w:instrText>
+        <w:instrText xml:space="preserve"> PAGEREF _Toc241606810 \h </w:instrText>
       </w:r>
       <w:r>
         <w:rPr>
@@ -615,6 +686,192 @@
           <w:noProof/>
         </w:rPr>
         <w:t>6</w:t>
+      </w:r>
+      <w:r>
+        <w:rPr>
+          <w:noProof/>
+        </w:rPr>
+        <w:fldChar w:fldCharType="end"/>
+      </w:r>
+    </w:p>
+    <w:p>
+      <w:pPr>
+        <w:pStyle w:val="TOC2"/>
+        <w:tabs>
+          <w:tab w:val="right" w:leader="dot" w:pos="9017"/>
+        </w:tabs>
+        <w:rPr>
+          <w:rFonts w:asciiTheme="minorHAnsi" w:hAnsiTheme="minorHAnsi" w:cstheme="minorBidi"/>
+          <w:noProof/>
+          <w:kern w:val="2"/>
+          <w14:ligatures w14:val="standardContextual"/>
+        </w:rPr>
+      </w:pPr>
+      <w:r>
+        <w:rPr>
+          <w:rFonts w:eastAsia="Times New Roman"/>
+          <w:noProof/>
+        </w:rPr>
+        <w:t>4.4 Open the Command Prompt in the project folder</w:t>
+      </w:r>
+      <w:r>
+        <w:rPr>
+          <w:noProof/>
+        </w:rPr>
+        <w:tab/>
+      </w:r>
+      <w:r>
+        <w:rPr>
+          <w:noProof/>
+        </w:rPr>
+        <w:fldChar w:fldCharType="begin"/>
+      </w:r>
+      <w:r>
+        <w:rPr>
+          <w:noProof/>
+        </w:rPr>
+        <w:instrText xml:space="preserve"> PAGEREF _Toc241606811 \h </w:instrText>
+      </w:r>
+      <w:r>
+        <w:rPr>
+          <w:noProof/>
+        </w:rPr>
+      </w:r>
+      <w:r>
+        <w:rPr>
+          <w:noProof/>
+        </w:rPr>
+        <w:fldChar w:fldCharType="separate"/>
+      </w:r>
+      <w:r>
+        <w:rPr>
+          <w:noProof/>
+        </w:rPr>
+        <w:t>7</w:t>
+      </w:r>
+      <w:r>
+        <w:rPr>
+          <w:noProof/>
+        </w:rPr>
+        <w:fldChar w:fldCharType="end"/>
+      </w:r>
+    </w:p>
+    <w:p>
+      <w:pPr>
+        <w:pStyle w:val="TOC2"/>
+        <w:tabs>
+          <w:tab w:val="right" w:leader="dot" w:pos="9017"/>
+        </w:tabs>
+        <w:rPr>
+          <w:rFonts w:asciiTheme="minorHAnsi" w:hAnsiTheme="minorHAnsi" w:cstheme="minorBidi"/>
+          <w:noProof/>
+          <w:kern w:val="2"/>
+          <w14:ligatures w14:val="standardContextual"/>
+        </w:rPr>
+      </w:pPr>
+      <w:r>
+        <w:rPr>
+          <w:rFonts w:eastAsia="Times New Roman"/>
+          <w:noProof/>
+        </w:rPr>
+        <w:t>4.5 Start the web interface</w:t>
+      </w:r>
+      <w:r>
+        <w:rPr>
+          <w:noProof/>
+        </w:rPr>
+        <w:tab/>
+      </w:r>
+      <w:r>
+        <w:rPr>
+          <w:noProof/>
+        </w:rPr>
+        <w:fldChar w:fldCharType="begin"/>
+      </w:r>
+      <w:r>
+        <w:rPr>
+          <w:noProof/>
+        </w:rPr>
+        <w:instrText xml:space="preserve"> PAGEREF _Toc241606812 \h </w:instrText>
+      </w:r>
+      <w:r>
+        <w:rPr>
+          <w:noProof/>
+        </w:rPr>
+      </w:r>
+      <w:r>
+        <w:rPr>
+          <w:noProof/>
+        </w:rPr>
+        <w:fldChar w:fldCharType="separate"/>
+      </w:r>
+      <w:r>
+        <w:rPr>
+          <w:noProof/>
+        </w:rPr>
+        <w:t>7</w:t>
+      </w:r>
+      <w:r>
+        <w:rPr>
+          <w:noProof/>
+        </w:rPr>
+        <w:fldChar w:fldCharType="end"/>
+      </w:r>
+    </w:p>
+    <w:p>
+      <w:pPr>
+        <w:pStyle w:val="TOC2"/>
+        <w:tabs>
+          <w:tab w:val="right" w:leader="dot" w:pos="9017"/>
+        </w:tabs>
+        <w:rPr>
+          <w:rFonts w:asciiTheme="minorHAnsi" w:hAnsiTheme="minorHAnsi" w:cstheme="minorBidi"/>
+          <w:noProof/>
+          <w:kern w:val="2"/>
+          <w14:ligatures w14:val="standardContextual"/>
+        </w:rPr>
+      </w:pPr>
+      <w:r>
+        <w:rPr>
+          <w:rFonts w:eastAsia="Times New Roman"/>
+          <w:noProof/>
+        </w:rPr>
+        <w:t>4.6 Stop the system</w:t>
+      </w:r>
+      <w:r>
+        <w:rPr>
+          <w:noProof/>
+        </w:rPr>
+        <w:tab/>
+      </w:r>
+      <w:r>
+        <w:rPr>
+          <w:noProof/>
+        </w:rPr>
+        <w:fldChar w:fldCharType="begin"/>
+      </w:r>
+      <w:r>
+        <w:rPr>
+          <w:noProof/>
+        </w:rPr>
+        <w:instrText xml:space="preserve"> PAGEREF _Toc241606813 \h </w:instrText>
+      </w:r>
+      <w:r>
+        <w:rPr>
+          <w:noProof/>
+        </w:rPr>
+      </w:r>
+      <w:r>
+        <w:rPr>
+          <w:noProof/>
+        </w:rPr>
+        <w:fldChar w:fldCharType="separate"/>
+      </w:r>
+      <w:r>
+        <w:rPr>
+          <w:noProof/>
+        </w:rPr>
+        <w:t>9</w:t>
       </w:r>
       <w:r>
         <w:rPr>
@@ -641,7 +898,7 @@
           <w:rFonts w:eastAsia="Times New Roman"/>
           <w:noProof/>
         </w:rPr>
-        <w:t>4. Starting and stopping the system</w:t>
+        <w:t>5. A tour of the home page</w:t>
       </w:r>
       <w:r>
         <w:rPr>
@@ -659,7 +916,7 @@
         <w:rPr>
           <w:noProof/>
         </w:rPr>
-        <w:instrText xml:space="preserve"> PAGEREF _Toc241604210 \h </w:instrText>
+        <w:instrText xml:space="preserve"> PAGEREF _Toc241606814 \h </w:instrText>
       </w:r>
       <w:r>
         <w:rPr>
@@ -676,7 +933,69 @@
         <w:rPr>
           <w:noProof/>
         </w:rPr>
-        <w:t>6</w:t>
+        <w:t>10</w:t>
+      </w:r>
+      <w:r>
+        <w:rPr>
+          <w:noProof/>
+        </w:rPr>
+        <w:fldChar w:fldCharType="end"/>
+      </w:r>
+    </w:p>
+    <w:p>
+      <w:pPr>
+        <w:pStyle w:val="TOC1"/>
+        <w:tabs>
+          <w:tab w:val="right" w:leader="dot" w:pos="9017"/>
+        </w:tabs>
+        <w:rPr>
+          <w:rFonts w:asciiTheme="minorHAnsi" w:hAnsiTheme="minorHAnsi" w:cstheme="minorBidi"/>
+          <w:noProof/>
+          <w:kern w:val="2"/>
+          <w14:ligatures w14:val="standardContextual"/>
+        </w:rPr>
+      </w:pPr>
+      <w:r>
+        <w:rPr>
+          <w:rFonts w:eastAsia="Times New Roman"/>
+          <w:noProof/>
+        </w:rPr>
+        <w:t>6. Describing your stone</w:t>
+      </w:r>
+      <w:r>
+        <w:rPr>
+          <w:noProof/>
+        </w:rPr>
+        <w:tab/>
+      </w:r>
+      <w:r>
+        <w:rPr>
+          <w:noProof/>
+        </w:rPr>
+        <w:fldChar w:fldCharType="begin"/>
+      </w:r>
+      <w:r>
+        <w:rPr>
+          <w:noProof/>
+        </w:rPr>
+        <w:instrText xml:space="preserve"> PAGEREF _Toc241606815 \h </w:instrText>
+      </w:r>
+      <w:r>
+        <w:rPr>
+          <w:noProof/>
+        </w:rPr>
+      </w:r>
+      <w:r>
+        <w:rPr>
+          <w:noProof/>
+        </w:rPr>
+        <w:fldChar w:fldCharType="separate"/>
+      </w:r>
+      <w:r>
+        <w:rPr>
+          <w:noProof/>
+        </w:rPr>
+        <w:t>11</w:t>
       </w:r>
       <w:r>
         <w:rPr>
@@ -703,7 +1022,7 @@
           <w:rFonts w:eastAsia="Times New Roman"/>
           <w:noProof/>
         </w:rPr>
-        <w:t>4.1 Start the web interface (recommended)</w:t>
+        <w:t>6.1 Instant checks on your readings</w:t>
       </w:r>
       <w:r>
         <w:rPr>
@@ -721,7 +1040,7 @@
         <w:rPr>
           <w:noProof/>
         </w:rPr>
-        <w:instrText xml:space="preserve"> PAGEREF _Toc241604211 \h </w:instrText>
+        <w:instrText xml:space="preserve"> PAGEREF _Toc241606816 \h </w:instrText>
       </w:r>
       <w:r>
         <w:rPr>
@@ -738,7 +1057,69 @@
         <w:rPr>
           <w:noProof/>
         </w:rPr>
-        <w:t>6</w:t>
+        <w:t>13</w:t>
+      </w:r>
+      <w:r>
+        <w:rPr>
+          <w:noProof/>
+        </w:rPr>
+        <w:fldChar w:fldCharType="end"/>
+      </w:r>
+    </w:p>
+    <w:p>
+      <w:pPr>
+        <w:pStyle w:val="TOC1"/>
+        <w:tabs>
+          <w:tab w:val="right" w:leader="dot" w:pos="9017"/>
+        </w:tabs>
+        <w:rPr>
+          <w:rFonts w:asciiTheme="minorHAnsi" w:hAnsiTheme="minorHAnsi" w:cstheme="minorBidi"/>
+          <w:noProof/>
+          <w:kern w:val="2"/>
+          <w14:ligatures w14:val="standardContextual"/>
+        </w:rPr>
+      </w:pPr>
+      <w:r>
+        <w:rPr>
+          <w:rFonts w:eastAsia="Times New Roman"/>
+          <w:noProof/>
+        </w:rPr>
+        <w:t>7. Identifying a stone</w:t>
+      </w:r>
+      <w:r>
+        <w:rPr>
+          <w:noProof/>
+        </w:rPr>
+        <w:tab/>
+      </w:r>
+      <w:r>
+        <w:rPr>
+          <w:noProof/>
+        </w:rPr>
+        <w:fldChar w:fldCharType="begin"/>
+      </w:r>
+      <w:r>
+        <w:rPr>
+          <w:noProof/>
+        </w:rPr>
+        <w:instrText xml:space="preserve"> PAGEREF _Toc241606817 \h </w:instrText>
+      </w:r>
+      <w:r>
+        <w:rPr>
+          <w:noProof/>
+        </w:rPr>
+      </w:r>
+      <w:r>
+        <w:rPr>
+          <w:noProof/>
+        </w:rPr>
+        <w:fldChar w:fldCharType="separate"/>
+      </w:r>
+      <w:r>
+        <w:rPr>
+          <w:noProof/>
+        </w:rPr>
+        <w:t>14</w:t>
       </w:r>
       <w:r>
         <w:rPr>
@@ -765,7 +1146,7 @@
           <w:rFonts w:eastAsia="Times New Roman"/>
           <w:noProof/>
         </w:rPr>
-        <w:t>4.2 Stop the system</w:t>
+        <w:t>7.1 Steps</w:t>
       </w:r>
       <w:r>
         <w:rPr>
@@ -783,7 +1164,7 @@
         <w:rPr>
           <w:noProof/>
         </w:rPr>
-        <w:instrText xml:space="preserve"> PAGEREF _Toc241604212 \h </w:instrText>
+        <w:instrText xml:space="preserve"> PAGEREF _Toc241606818 \h </w:instrText>
       </w:r>
       <w:r>
         <w:rPr>
@@ -800,7 +1181,193 @@
         <w:rPr>
           <w:noProof/>
         </w:rPr>
-        <w:t>7</w:t>
+        <w:t>14</w:t>
+      </w:r>
+      <w:r>
+        <w:rPr>
+          <w:noProof/>
+        </w:rPr>
+        <w:fldChar w:fldCharType="end"/>
+      </w:r>
+    </w:p>
+    <w:p>
+      <w:pPr>
+        <w:pStyle w:val="TOC2"/>
+        <w:tabs>
+          <w:tab w:val="right" w:leader="dot" w:pos="9017"/>
+        </w:tabs>
+        <w:rPr>
+          <w:rFonts w:asciiTheme="minorHAnsi" w:hAnsiTheme="minorHAnsi" w:cstheme="minorBidi"/>
+          <w:noProof/>
+          <w:kern w:val="2"/>
+          <w14:ligatures w14:val="standardContextual"/>
+        </w:rPr>
+      </w:pPr>
+      <w:r>
+        <w:rPr>
+          <w:rFonts w:eastAsia="Times New Roman"/>
+          <w:noProof/>
+        </w:rPr>
+        <w:t>7.2 Reading the result</w:t>
+      </w:r>
+      <w:r>
+        <w:rPr>
+          <w:noProof/>
+        </w:rPr>
+        <w:tab/>
+      </w:r>
+      <w:r>
+        <w:rPr>
+          <w:noProof/>
+        </w:rPr>
+        <w:fldChar w:fldCharType="begin"/>
+      </w:r>
+      <w:r>
+        <w:rPr>
+          <w:noProof/>
+        </w:rPr>
+        <w:instrText xml:space="preserve"> PAGEREF _Toc241606819 \h </w:instrText>
+      </w:r>
+      <w:r>
+        <w:rPr>
+          <w:noProof/>
+        </w:rPr>
+      </w:r>
+      <w:r>
+        <w:rPr>
+          <w:noProof/>
+        </w:rPr>
+        <w:fldChar w:fldCharType="separate"/>
+      </w:r>
+      <w:r>
+        <w:rPr>
+          <w:noProof/>
+        </w:rPr>
+        <w:t>15</w:t>
+      </w:r>
+      <w:r>
+        <w:rPr>
+          <w:noProof/>
+        </w:rPr>
+        <w:fldChar w:fldCharType="end"/>
+      </w:r>
+    </w:p>
+    <w:p>
+      <w:pPr>
+        <w:pStyle w:val="TOC2"/>
+        <w:tabs>
+          <w:tab w:val="right" w:leader="dot" w:pos="9017"/>
+        </w:tabs>
+        <w:rPr>
+          <w:rFonts w:asciiTheme="minorHAnsi" w:hAnsiTheme="minorHAnsi" w:cstheme="minorBidi"/>
+          <w:noProof/>
+          <w:kern w:val="2"/>
+          <w14:ligatures w14:val="standardContextual"/>
+        </w:rPr>
+      </w:pPr>
+      <w:r>
+        <w:rPr>
+          <w:rFonts w:eastAsia="Times New Roman"/>
+          <w:noProof/>
+        </w:rPr>
+        <w:t>7.3 Using the reasoning diagram</w:t>
+      </w:r>
+      <w:r>
+        <w:rPr>
+          <w:noProof/>
+        </w:rPr>
+        <w:tab/>
+      </w:r>
+      <w:r>
+        <w:rPr>
+          <w:noProof/>
+        </w:rPr>
+        <w:fldChar w:fldCharType="begin"/>
+      </w:r>
+      <w:r>
+        <w:rPr>
+          <w:noProof/>
+        </w:rPr>
+        <w:instrText xml:space="preserve"> PAGEREF _Toc241606820 \h </w:instrText>
+      </w:r>
+      <w:r>
+        <w:rPr>
+          <w:noProof/>
+        </w:rPr>
+      </w:r>
+      <w:r>
+        <w:rPr>
+          <w:noProof/>
+        </w:rPr>
+        <w:fldChar w:fldCharType="separate"/>
+      </w:r>
+      <w:r>
+        <w:rPr>
+          <w:noProof/>
+        </w:rPr>
+        <w:t>16</w:t>
+      </w:r>
+      <w:r>
+        <w:rPr>
+          <w:noProof/>
+        </w:rPr>
+        <w:fldChar w:fldCharType="end"/>
+      </w:r>
+    </w:p>
+    <w:p>
+      <w:pPr>
+        <w:pStyle w:val="TOC2"/>
+        <w:tabs>
+          <w:tab w:val="right" w:leader="dot" w:pos="9017"/>
+        </w:tabs>
+        <w:rPr>
+          <w:rFonts w:asciiTheme="minorHAnsi" w:hAnsiTheme="minorHAnsi" w:cstheme="minorBidi"/>
+          <w:noProof/>
+          <w:kern w:val="2"/>
+          <w14:ligatures w14:val="standardContextual"/>
+        </w:rPr>
+      </w:pPr>
+      <w:r>
+        <w:rPr>
+          <w:rFonts w:eastAsia="Times New Roman"/>
+          <w:noProof/>
+        </w:rPr>
+        <w:t>7.4 When some data is missing</w:t>
+      </w:r>
+      <w:r>
+        <w:rPr>
+          <w:noProof/>
+        </w:rPr>
+        <w:tab/>
+      </w:r>
+      <w:r>
+        <w:rPr>
+          <w:noProof/>
+        </w:rPr>
+        <w:fldChar w:fldCharType="begin"/>
+      </w:r>
+      <w:r>
+        <w:rPr>
+          <w:noProof/>
+        </w:rPr>
+        <w:instrText xml:space="preserve"> PAGEREF _Toc241606821 \h </w:instrText>
+      </w:r>
+      <w:r>
+        <w:rPr>
+          <w:noProof/>
+        </w:rPr>
+      </w:r>
+      <w:r>
+        <w:rPr>
+          <w:noProof/>
+        </w:rPr>
+        <w:fldChar w:fldCharType="separate"/>
+      </w:r>
+      <w:r>
+        <w:rPr>
+          <w:noProof/>
+        </w:rPr>
+        <w:t>17</w:t>
       </w:r>
       <w:r>
         <w:rPr>
@@ -827,7 +1394,7 @@
           <w:rFonts w:eastAsia="Times New Roman"/>
           <w:noProof/>
         </w:rPr>
-        <w:t>5. A tour of the home page</w:t>
+        <w:t>8. Checking a claim (Verify)</w:t>
       </w:r>
       <w:r>
         <w:rPr>
@@ -845,7 +1412,7 @@
         <w:rPr>
           <w:noProof/>
         </w:rPr>
-        <w:instrText xml:space="preserve"> PAGEREF _Toc241604213 \h </w:instrText>
+        <w:instrText xml:space="preserve"> PAGEREF _Toc241606822 \h </w:instrText>
       </w:r>
       <w:r>
         <w:rPr>
@@ -862,7 +1429,7 @@
         <w:rPr>
           <w:noProof/>
         </w:rPr>
-        <w:t>7</w:t>
+        <w:t>17</w:t>
       </w:r>
       <w:r>
         <w:rPr>
@@ -889,7 +1456,7 @@
           <w:rFonts w:eastAsia="Times New Roman"/>
           <w:noProof/>
         </w:rPr>
-        <w:t>6. Describing your stone</w:t>
+        <w:t>9. Step-by-step consultation</w:t>
       </w:r>
       <w:r>
         <w:rPr>
@@ -907,7 +1474,7 @@
         <w:rPr>
           <w:noProof/>
         </w:rPr>
-        <w:instrText xml:space="preserve"> PAGEREF _Toc241604214 \h </w:instrText>
+        <w:instrText xml:space="preserve"> PAGEREF _Toc241606823 \h </w:instrText>
       </w:r>
       <w:r>
         <w:rPr>
@@ -924,7 +1491,131 @@
         <w:rPr>
           <w:noProof/>
         </w:rPr>
-        <w:t>8</w:t>
+        <w:t>18</w:t>
+      </w:r>
+      <w:r>
+        <w:rPr>
+          <w:noProof/>
+        </w:rPr>
+        <w:fldChar w:fldCharType="end"/>
+      </w:r>
+    </w:p>
+    <w:p>
+      <w:pPr>
+        <w:pStyle w:val="TOC1"/>
+        <w:tabs>
+          <w:tab w:val="right" w:leader="dot" w:pos="9017"/>
+        </w:tabs>
+        <w:rPr>
+          <w:rFonts w:asciiTheme="minorHAnsi" w:hAnsiTheme="minorHAnsi" w:cstheme="minorBidi"/>
+          <w:noProof/>
+          <w:kern w:val="2"/>
+          <w14:ligatures w14:val="standardContextual"/>
+        </w:rPr>
+      </w:pPr>
+      <w:r>
+        <w:rPr>
+          <w:rFonts w:eastAsia="Times New Roman"/>
+          <w:noProof/>
+        </w:rPr>
+        <w:t>10. Asking in plain English</w:t>
+      </w:r>
+      <w:r>
+        <w:rPr>
+          <w:noProof/>
+        </w:rPr>
+        <w:tab/>
+      </w:r>
+      <w:r>
+        <w:rPr>
+          <w:noProof/>
+        </w:rPr>
+        <w:fldChar w:fldCharType="begin"/>
+      </w:r>
+      <w:r>
+        <w:rPr>
+          <w:noProof/>
+        </w:rPr>
+        <w:instrText xml:space="preserve"> PAGEREF _Toc241606824 \h </w:instrText>
+      </w:r>
+      <w:r>
+        <w:rPr>
+          <w:noProof/>
+        </w:rPr>
+      </w:r>
+      <w:r>
+        <w:rPr>
+          <w:noProof/>
+        </w:rPr>
+        <w:fldChar w:fldCharType="separate"/>
+      </w:r>
+      <w:r>
+        <w:rPr>
+          <w:noProof/>
+        </w:rPr>
+        <w:t>19</w:t>
+      </w:r>
+      <w:r>
+        <w:rPr>
+          <w:noProof/>
+        </w:rPr>
+        <w:fldChar w:fldCharType="end"/>
+      </w:r>
+    </w:p>
+    <w:p>
+      <w:pPr>
+        <w:pStyle w:val="TOC1"/>
+        <w:tabs>
+          <w:tab w:val="right" w:leader="dot" w:pos="9017"/>
+        </w:tabs>
+        <w:rPr>
+          <w:rFonts w:asciiTheme="minorHAnsi" w:hAnsiTheme="minorHAnsi" w:cstheme="minorBidi"/>
+          <w:noProof/>
+          <w:kern w:val="2"/>
+          <w14:ligatures w14:val="standardContextual"/>
+        </w:rPr>
+      </w:pPr>
+      <w:r>
+        <w:rPr>
+          <w:rFonts w:eastAsia="Times New Roman"/>
+          <w:noProof/>
+        </w:rPr>
+        <w:t>11. Worked examples</w:t>
+      </w:r>
+      <w:r>
+        <w:rPr>
+          <w:noProof/>
+        </w:rPr>
+        <w:tab/>
+      </w:r>
+      <w:r>
+        <w:rPr>
+          <w:noProof/>
+        </w:rPr>
+        <w:fldChar w:fldCharType="begin"/>
+      </w:r>
+      <w:r>
+        <w:rPr>
+          <w:noProof/>
+        </w:rPr>
+        <w:instrText xml:space="preserve"> PAGEREF _Toc241606825 \h </w:instrText>
+      </w:r>
+      <w:r>
+        <w:rPr>
+          <w:noProof/>
+        </w:rPr>
+      </w:r>
+      <w:r>
+        <w:rPr>
+          <w:noProof/>
+        </w:rPr>
+        <w:fldChar w:fldCharType="separate"/>
+      </w:r>
+      <w:r>
+        <w:rPr>
+          <w:noProof/>
+        </w:rPr>
+        <w:t>20</w:t>
       </w:r>
       <w:r>
         <w:rPr>
@@ -951,7 +1642,7 @@
           <w:rFonts w:eastAsia="Times New Roman"/>
           <w:noProof/>
         </w:rPr>
-        <w:t>6.1 Instant checks on your readings</w:t>
+        <w:t>11.1 Example 1: a natural blue sapphire</w:t>
       </w:r>
       <w:r>
         <w:rPr>
@@ -969,7 +1660,7 @@
         <w:rPr>
           <w:noProof/>
         </w:rPr>
-        <w:instrText xml:space="preserve"> PAGEREF _Toc241604215 \h </w:instrText>
+        <w:instrText xml:space="preserve"> PAGEREF _Toc241606826 \h </w:instrText>
       </w:r>
       <w:r>
         <w:rPr>
@@ -986,7 +1677,194 @@
         <w:rPr>
           <w:noProof/>
         </w:rPr>
-        <w:t>10</w:t>
+        <w:t>21</w:t>
+      </w:r>
+      <w:r>
+        <w:rPr>
+          <w:noProof/>
+        </w:rPr>
+        <w:fldChar w:fldCharType="end"/>
+      </w:r>
+    </w:p>
+    <w:p>
+      <w:pPr>
+        <w:pStyle w:val="TOC2"/>
+        <w:tabs>
+          <w:tab w:val="right" w:leader="dot" w:pos="9017"/>
+        </w:tabs>
+        <w:rPr>
+          <w:rFonts w:asciiTheme="minorHAnsi" w:hAnsiTheme="minorHAnsi" w:cstheme="minorBidi"/>
+          <w:noProof/>
+          <w:kern w:val="2"/>
+          <w14:ligatures w14:val="standardContextual"/>
+        </w:rPr>
+      </w:pPr>
+      <w:r>
+        <w:rPr>
+          <w:rFonts w:eastAsia="Times New Roman"/>
+          <w:noProof/>
+        </w:rPr>
+        <w:t>11.2 Example 2: a glass imitation</w:t>
+      </w:r>
+      <w:r>
+        <w:rPr>
+          <w:noProof/>
+        </w:rPr>
+        <w:tab/>
+      </w:r>
+      <w:r>
+        <w:rPr>
+          <w:noProof/>
+        </w:rPr>
+        <w:fldChar w:fldCharType="begin"/>
+      </w:r>
+      <w:r>
+        <w:rPr>
+          <w:noProof/>
+        </w:rPr>
+        <w:instrText xml:space="preserve"> PAGEREF _Toc241606827 \h </w:instrText>
+      </w:r>
+      <w:r>
+        <w:rPr>
+          <w:noProof/>
+        </w:rPr>
+      </w:r>
+      <w:r>
+        <w:rPr>
+          <w:noProof/>
+        </w:rPr>
+        <w:fldChar w:fldCharType="separate"/>
+      </w:r>
+      <w:r>
+        <w:rPr>
+          <w:noProof/>
+        </w:rPr>
+        <w:t>21</w:t>
+      </w:r>
+      <w:r>
+        <w:rPr>
+          <w:noProof/>
+        </w:rPr>
+        <w:fldChar w:fldCharType="end"/>
+      </w:r>
+    </w:p>
+    <w:p>
+      <w:pPr>
+        <w:pStyle w:val="TOC2"/>
+        <w:tabs>
+          <w:tab w:val="right" w:leader="dot" w:pos="9017"/>
+        </w:tabs>
+        <w:rPr>
+          <w:rFonts w:asciiTheme="minorHAnsi" w:hAnsiTheme="minorHAnsi" w:cstheme="minorBidi"/>
+          <w:noProof/>
+          <w:kern w:val="2"/>
+          <w14:ligatures w14:val="standardContextual"/>
+        </w:rPr>
+      </w:pPr>
+      <w:r>
+        <w:rPr>
+          <w:rFonts w:eastAsia="Times New Roman"/>
+          <w:noProof/>
+        </w:rPr>
+        <w:t>11.3 Example 3: checking a claim that fails</w:t>
+      </w:r>
+      <w:r>
+        <w:rPr>
+          <w:noProof/>
+        </w:rPr>
+        <w:tab/>
+      </w:r>
+      <w:r>
+        <w:rPr>
+          <w:noProof/>
+        </w:rPr>
+        <w:fldChar w:fldCharType="begin"/>
+      </w:r>
+      <w:r>
+        <w:rPr>
+          <w:noProof/>
+        </w:rPr>
+        <w:instrText xml:space="preserve"> PAGEREF _Toc241606828 \h </w:instrText>
+      </w:r>
+      <w:r>
+        <w:rPr>
+          <w:noProof/>
+        </w:rPr>
+      </w:r>
+      <w:r>
+        <w:rPr>
+          <w:noProof/>
+        </w:rPr>
+        <w:fldChar w:fldCharType="separate"/>
+      </w:r>
+      <w:r>
+        <w:rPr>
+          <w:noProof/>
+        </w:rPr>
+        <w:t>21</w:t>
+      </w:r>
+      <w:r>
+        <w:rPr>
+          <w:noProof/>
+        </w:rPr>
+        <w:fldChar w:fldCharType="end"/>
+      </w:r>
+    </w:p>
+    <w:p>
+      <w:pPr>
+        <w:pStyle w:val="TOC2"/>
+        <w:tabs>
+          <w:tab w:val="right" w:leader="dot" w:pos="9017"/>
+        </w:tabs>
+        <w:rPr>
+          <w:rFonts w:asciiTheme="minorHAnsi" w:hAnsiTheme="minorHAnsi" w:cstheme="minorBidi"/>
+          <w:noProof/>
+          <w:kern w:val="2"/>
+          <w14:ligatures w14:val="standardContextual"/>
+        </w:rPr>
+      </w:pPr>
+      <w:r>
+        <w:rPr>
+          <w:rFonts w:eastAsia="Times New Roman"/>
+          <w:noProof/>
+        </w:rPr>
+        <w:lastRenderedPageBreak/>
+        <w:t>11.4 Example 4: a refractometer reading over the limit</w:t>
+      </w:r>
+      <w:r>
+        <w:rPr>
+          <w:noProof/>
+        </w:rPr>
+        <w:tab/>
+      </w:r>
+      <w:r>
+        <w:rPr>
+          <w:noProof/>
+        </w:rPr>
+        <w:fldChar w:fldCharType="begin"/>
+      </w:r>
+      <w:r>
+        <w:rPr>
+          <w:noProof/>
+        </w:rPr>
+        <w:instrText xml:space="preserve"> PAGEREF _Toc241606829 \h </w:instrText>
+      </w:r>
+      <w:r>
+        <w:rPr>
+          <w:noProof/>
+        </w:rPr>
+      </w:r>
+      <w:r>
+        <w:rPr>
+          <w:noProof/>
+        </w:rPr>
+        <w:fldChar w:fldCharType="separate"/>
+      </w:r>
+      <w:r>
+        <w:rPr>
+          <w:noProof/>
+        </w:rPr>
+        <w:t>21</w:t>
       </w:r>
       <w:r>
         <w:rPr>
@@ -1013,7 +1891,7 @@
           <w:rFonts w:eastAsia="Times New Roman"/>
           <w:noProof/>
         </w:rPr>
-        <w:t>7. Identifying a stone</w:t>
+        <w:t>12. Printing or saving a result</w:t>
       </w:r>
       <w:r>
         <w:rPr>
@@ -1031,7 +1909,7 @@
         <w:rPr>
           <w:noProof/>
         </w:rPr>
-        <w:instrText xml:space="preserve"> PAGEREF _Toc241604216 \h </w:instrText>
+        <w:instrText xml:space="preserve"> PAGEREF _Toc241606830 \h </w:instrText>
       </w:r>
       <w:r>
         <w:rPr>
@@ -1048,255 +1926,7 @@
         <w:rPr>
           <w:noProof/>
         </w:rPr>
-        <w:t>11</w:t>
-      </w:r>
-      <w:r>
-        <w:rPr>
-          <w:noProof/>
-        </w:rPr>
-        <w:fldChar w:fldCharType="end"/>
-      </w:r>
-    </w:p>
-    <w:p>
-      <w:pPr>
-        <w:pStyle w:val="TOC2"/>
-        <w:tabs>
-          <w:tab w:val="right" w:leader="dot" w:pos="9017"/>
-        </w:tabs>
-        <w:rPr>
-          <w:rFonts w:asciiTheme="minorHAnsi" w:hAnsiTheme="minorHAnsi" w:cstheme="minorBidi"/>
-          <w:noProof/>
-          <w:kern w:val="2"/>
-          <w14:ligatures w14:val="standardContextual"/>
-        </w:rPr>
-      </w:pPr>
-      <w:r>
-        <w:rPr>
-          <w:rFonts w:eastAsia="Times New Roman"/>
-          <w:noProof/>
-        </w:rPr>
-        <w:t>7.1 Steps</w:t>
-      </w:r>
-      <w:r>
-        <w:rPr>
-          <w:noProof/>
-        </w:rPr>
-        <w:tab/>
-      </w:r>
-      <w:r>
-        <w:rPr>
-          <w:noProof/>
-        </w:rPr>
-        <w:fldChar w:fldCharType="begin"/>
-      </w:r>
-      <w:r>
-        <w:rPr>
-          <w:noProof/>
-        </w:rPr>
-        <w:instrText xml:space="preserve"> PAGEREF _Toc241604217 \h </w:instrText>
-      </w:r>
-      <w:r>
-        <w:rPr>
-          <w:noProof/>
-        </w:rPr>
-      </w:r>
-      <w:r>
-        <w:rPr>
-          <w:noProof/>
-        </w:rPr>
-        <w:fldChar w:fldCharType="separate"/>
-      </w:r>
-      <w:r>
-        <w:rPr>
-          <w:noProof/>
-        </w:rPr>
-        <w:t>11</w:t>
-      </w:r>
-      <w:r>
-        <w:rPr>
-          <w:noProof/>
-        </w:rPr>
-        <w:fldChar w:fldCharType="end"/>
-      </w:r>
-    </w:p>
-    <w:p>
-      <w:pPr>
-        <w:pStyle w:val="TOC2"/>
-        <w:tabs>
-          <w:tab w:val="right" w:leader="dot" w:pos="9017"/>
-        </w:tabs>
-        <w:rPr>
-          <w:rFonts w:asciiTheme="minorHAnsi" w:hAnsiTheme="minorHAnsi" w:cstheme="minorBidi"/>
-          <w:noProof/>
-          <w:kern w:val="2"/>
-          <w14:ligatures w14:val="standardContextual"/>
-        </w:rPr>
-      </w:pPr>
-      <w:r>
-        <w:rPr>
-          <w:rFonts w:eastAsia="Times New Roman"/>
-          <w:noProof/>
-        </w:rPr>
-        <w:t>7.2 Reading the result</w:t>
-      </w:r>
-      <w:r>
-        <w:rPr>
-          <w:noProof/>
-        </w:rPr>
-        <w:tab/>
-      </w:r>
-      <w:r>
-        <w:rPr>
-          <w:noProof/>
-        </w:rPr>
-        <w:fldChar w:fldCharType="begin"/>
-      </w:r>
-      <w:r>
-        <w:rPr>
-          <w:noProof/>
-        </w:rPr>
-        <w:instrText xml:space="preserve"> PAGEREF _Toc241604218 \h </w:instrText>
-      </w:r>
-      <w:r>
-        <w:rPr>
-          <w:noProof/>
-        </w:rPr>
-      </w:r>
-      <w:r>
-        <w:rPr>
-          <w:noProof/>
-        </w:rPr>
-        <w:fldChar w:fldCharType="separate"/>
-      </w:r>
-      <w:r>
-        <w:rPr>
-          <w:noProof/>
-        </w:rPr>
-        <w:t>12</w:t>
-      </w:r>
-      <w:r>
-        <w:rPr>
-          <w:noProof/>
-        </w:rPr>
-        <w:fldChar w:fldCharType="end"/>
-      </w:r>
-    </w:p>
-    <w:p>
-      <w:pPr>
-        <w:pStyle w:val="TOC2"/>
-        <w:tabs>
-          <w:tab w:val="right" w:leader="dot" w:pos="9017"/>
-        </w:tabs>
-        <w:rPr>
-          <w:rFonts w:asciiTheme="minorHAnsi" w:hAnsiTheme="minorHAnsi" w:cstheme="minorBidi"/>
-          <w:noProof/>
-          <w:kern w:val="2"/>
-          <w14:ligatures w14:val="standardContextual"/>
-        </w:rPr>
-      </w:pPr>
-      <w:r>
-        <w:rPr>
-          <w:rFonts w:eastAsia="Times New Roman"/>
-          <w:noProof/>
-        </w:rPr>
-        <w:t>7.3 Using the reasoning diagram</w:t>
-      </w:r>
-      <w:r>
-        <w:rPr>
-          <w:noProof/>
-        </w:rPr>
-        <w:tab/>
-      </w:r>
-      <w:r>
-        <w:rPr>
-          <w:noProof/>
-        </w:rPr>
-        <w:fldChar w:fldCharType="begin"/>
-      </w:r>
-      <w:r>
-        <w:rPr>
-          <w:noProof/>
-        </w:rPr>
-        <w:instrText xml:space="preserve"> PAGEREF _Toc241604219 \h </w:instrText>
-      </w:r>
-      <w:r>
-        <w:rPr>
-          <w:noProof/>
-        </w:rPr>
-      </w:r>
-      <w:r>
-        <w:rPr>
-          <w:noProof/>
-        </w:rPr>
-        <w:fldChar w:fldCharType="separate"/>
-      </w:r>
-      <w:r>
-        <w:rPr>
-          <w:noProof/>
-        </w:rPr>
-        <w:t>13</w:t>
-      </w:r>
-      <w:r>
-        <w:rPr>
-          <w:noProof/>
-        </w:rPr>
-        <w:fldChar w:fldCharType="end"/>
-      </w:r>
-    </w:p>
-    <w:p>
-      <w:pPr>
-        <w:pStyle w:val="TOC2"/>
-        <w:tabs>
-          <w:tab w:val="right" w:leader="dot" w:pos="9017"/>
-        </w:tabs>
-        <w:rPr>
-          <w:rFonts w:asciiTheme="minorHAnsi" w:hAnsiTheme="minorHAnsi" w:cstheme="minorBidi"/>
-          <w:noProof/>
-          <w:kern w:val="2"/>
-          <w14:ligatures w14:val="standardContextual"/>
-        </w:rPr>
-      </w:pPr>
-      <w:r>
-        <w:rPr>
-          <w:rFonts w:eastAsia="Times New Roman"/>
-          <w:noProof/>
-        </w:rPr>
-        <w:t>7.4 When some data is missing</w:t>
-      </w:r>
-      <w:r>
-        <w:rPr>
-          <w:noProof/>
-        </w:rPr>
-        <w:tab/>
-      </w:r>
-      <w:r>
-        <w:rPr>
-          <w:noProof/>
-        </w:rPr>
-        <w:fldChar w:fldCharType="begin"/>
-      </w:r>
-      <w:r>
-        <w:rPr>
-          <w:noProof/>
-        </w:rPr>
-        <w:instrText xml:space="preserve"> PAGEREF _Toc241604220 \h </w:instrText>
-      </w:r>
-      <w:r>
-        <w:rPr>
-          <w:noProof/>
-        </w:rPr>
-      </w:r>
-      <w:r>
-        <w:rPr>
-          <w:noProof/>
-        </w:rPr>
-        <w:fldChar w:fldCharType="separate"/>
-      </w:r>
-      <w:r>
-        <w:rPr>
-          <w:noProof/>
-        </w:rPr>
-        <w:t>14</w:t>
+        <w:t>22</w:t>
       </w:r>
       <w:r>
         <w:rPr>
@@ -1323,7 +1953,7 @@
           <w:rFonts w:eastAsia="Times New Roman"/>
           <w:noProof/>
         </w:rPr>
-        <w:t>8. Checking a claim (Verify)</w:t>
+        <w:t>13. Your recent stones</w:t>
       </w:r>
       <w:r>
         <w:rPr>
@@ -1341,7 +1971,7 @@
         <w:rPr>
           <w:noProof/>
         </w:rPr>
-        <w:instrText xml:space="preserve"> PAGEREF _Toc241604221 \h </w:instrText>
+        <w:instrText xml:space="preserve"> PAGEREF _Toc241606831 \h </w:instrText>
       </w:r>
       <w:r>
         <w:rPr>
@@ -1358,7 +1988,7 @@
         <w:rPr>
           <w:noProof/>
         </w:rPr>
-        <w:t>14</w:t>
+        <w:t>23</w:t>
       </w:r>
       <w:r>
         <w:rPr>
@@ -1385,7 +2015,7 @@
           <w:rFonts w:eastAsia="Times New Roman"/>
           <w:noProof/>
         </w:rPr>
-        <w:t>9. Step-by-step consultation</w:t>
+        <w:t>14. Using the system on a phone or tablet</w:t>
       </w:r>
       <w:r>
         <w:rPr>
@@ -1403,7 +2033,7 @@
         <w:rPr>
           <w:noProof/>
         </w:rPr>
-        <w:instrText xml:space="preserve"> PAGEREF _Toc241604222 \h </w:instrText>
+        <w:instrText xml:space="preserve"> PAGEREF _Toc241606832 \h </w:instrText>
       </w:r>
       <w:r>
         <w:rPr>
@@ -1420,7 +2050,7 @@
         <w:rPr>
           <w:noProof/>
         </w:rPr>
-        <w:t>15</w:t>
+        <w:t>23</w:t>
       </w:r>
       <w:r>
         <w:rPr>
@@ -1447,7 +2077,7 @@
           <w:rFonts w:eastAsia="Times New Roman"/>
           <w:noProof/>
         </w:rPr>
-        <w:t>10. Asking in plain English</w:t>
+        <w:t>15. Troubleshooting</w:t>
       </w:r>
       <w:r>
         <w:rPr>
@@ -1465,7 +2095,7 @@
         <w:rPr>
           <w:noProof/>
         </w:rPr>
-        <w:instrText xml:space="preserve"> PAGEREF _Toc241604223 \h </w:instrText>
+        <w:instrText xml:space="preserve"> PAGEREF _Toc241606833 \h </w:instrText>
       </w:r>
       <w:r>
         <w:rPr>
@@ -1482,7 +2112,7 @@
         <w:rPr>
           <w:noProof/>
         </w:rPr>
-        <w:t>16</w:t>
+        <w:t>24</w:t>
       </w:r>
       <w:r>
         <w:rPr>
@@ -1509,7 +2139,7 @@
           <w:rFonts w:eastAsia="Times New Roman"/>
           <w:noProof/>
         </w:rPr>
-        <w:t>11. Worked examples</w:t>
+        <w:t>16. Console mode (without a browser)</w:t>
       </w:r>
       <w:r>
         <w:rPr>
@@ -1527,7 +2157,7 @@
         <w:rPr>
           <w:noProof/>
         </w:rPr>
-        <w:instrText xml:space="preserve"> PAGEREF _Toc241604224 \h </w:instrText>
+        <w:instrText xml:space="preserve"> PAGEREF _Toc241606834 \h </w:instrText>
       </w:r>
       <w:r>
         <w:rPr>
@@ -1544,255 +2174,7 @@
         <w:rPr>
           <w:noProof/>
         </w:rPr>
-        <w:t>17</w:t>
-      </w:r>
-      <w:r>
-        <w:rPr>
-          <w:noProof/>
-        </w:rPr>
-        <w:fldChar w:fldCharType="end"/>
-      </w:r>
-    </w:p>
-    <w:p>
-      <w:pPr>
-        <w:pStyle w:val="TOC2"/>
-        <w:tabs>
-          <w:tab w:val="right" w:leader="dot" w:pos="9017"/>
-        </w:tabs>
-        <w:rPr>
-          <w:rFonts w:asciiTheme="minorHAnsi" w:hAnsiTheme="minorHAnsi" w:cstheme="minorBidi"/>
-          <w:noProof/>
-          <w:kern w:val="2"/>
-          <w14:ligatures w14:val="standardContextual"/>
-        </w:rPr>
-      </w:pPr>
-      <w:r>
-        <w:rPr>
-          <w:rFonts w:eastAsia="Times New Roman"/>
-          <w:noProof/>
-        </w:rPr>
-        <w:t>11.1 Example 1: a natural blue sapphire</w:t>
-      </w:r>
-      <w:r>
-        <w:rPr>
-          <w:noProof/>
-        </w:rPr>
-        <w:tab/>
-      </w:r>
-      <w:r>
-        <w:rPr>
-          <w:noProof/>
-        </w:rPr>
-        <w:fldChar w:fldCharType="begin"/>
-      </w:r>
-      <w:r>
-        <w:rPr>
-          <w:noProof/>
-        </w:rPr>
-        <w:instrText xml:space="preserve"> PAGEREF _Toc241604225 \h </w:instrText>
-      </w:r>
-      <w:r>
-        <w:rPr>
-          <w:noProof/>
-        </w:rPr>
-      </w:r>
-      <w:r>
-        <w:rPr>
-          <w:noProof/>
-        </w:rPr>
-        <w:fldChar w:fldCharType="separate"/>
-      </w:r>
-      <w:r>
-        <w:rPr>
-          <w:noProof/>
-        </w:rPr>
-        <w:t>18</w:t>
-      </w:r>
-      <w:r>
-        <w:rPr>
-          <w:noProof/>
-        </w:rPr>
-        <w:fldChar w:fldCharType="end"/>
-      </w:r>
-    </w:p>
-    <w:p>
-      <w:pPr>
-        <w:pStyle w:val="TOC2"/>
-        <w:tabs>
-          <w:tab w:val="right" w:leader="dot" w:pos="9017"/>
-        </w:tabs>
-        <w:rPr>
-          <w:rFonts w:asciiTheme="minorHAnsi" w:hAnsiTheme="minorHAnsi" w:cstheme="minorBidi"/>
-          <w:noProof/>
-          <w:kern w:val="2"/>
-          <w14:ligatures w14:val="standardContextual"/>
-        </w:rPr>
-      </w:pPr>
-      <w:r>
-        <w:rPr>
-          <w:rFonts w:eastAsia="Times New Roman"/>
-          <w:noProof/>
-        </w:rPr>
-        <w:t>11.2 Example 2: a glass imitation</w:t>
-      </w:r>
-      <w:r>
-        <w:rPr>
-          <w:noProof/>
-        </w:rPr>
-        <w:tab/>
-      </w:r>
-      <w:r>
-        <w:rPr>
-          <w:noProof/>
-        </w:rPr>
-        <w:fldChar w:fldCharType="begin"/>
-      </w:r>
-      <w:r>
-        <w:rPr>
-          <w:noProof/>
-        </w:rPr>
-        <w:instrText xml:space="preserve"> PAGEREF _Toc241604226 \h </w:instrText>
-      </w:r>
-      <w:r>
-        <w:rPr>
-          <w:noProof/>
-        </w:rPr>
-      </w:r>
-      <w:r>
-        <w:rPr>
-          <w:noProof/>
-        </w:rPr>
-        <w:fldChar w:fldCharType="separate"/>
-      </w:r>
-      <w:r>
-        <w:rPr>
-          <w:noProof/>
-        </w:rPr>
-        <w:t>18</w:t>
-      </w:r>
-      <w:r>
-        <w:rPr>
-          <w:noProof/>
-        </w:rPr>
-        <w:fldChar w:fldCharType="end"/>
-      </w:r>
-    </w:p>
-    <w:p>
-      <w:pPr>
-        <w:pStyle w:val="TOC2"/>
-        <w:tabs>
-          <w:tab w:val="right" w:leader="dot" w:pos="9017"/>
-        </w:tabs>
-        <w:rPr>
-          <w:rFonts w:asciiTheme="minorHAnsi" w:hAnsiTheme="minorHAnsi" w:cstheme="minorBidi"/>
-          <w:noProof/>
-          <w:kern w:val="2"/>
-          <w14:ligatures w14:val="standardContextual"/>
-        </w:rPr>
-      </w:pPr>
-      <w:r>
-        <w:rPr>
-          <w:rFonts w:eastAsia="Times New Roman"/>
-          <w:noProof/>
-        </w:rPr>
-        <w:t>11.3 Example 3: checking a claim that fails</w:t>
-      </w:r>
-      <w:r>
-        <w:rPr>
-          <w:noProof/>
-        </w:rPr>
-        <w:tab/>
-      </w:r>
-      <w:r>
-        <w:rPr>
-          <w:noProof/>
-        </w:rPr>
-        <w:fldChar w:fldCharType="begin"/>
-      </w:r>
-      <w:r>
-        <w:rPr>
-          <w:noProof/>
-        </w:rPr>
-        <w:instrText xml:space="preserve"> PAGEREF _Toc241604227 \h </w:instrText>
-      </w:r>
-      <w:r>
-        <w:rPr>
-          <w:noProof/>
-        </w:rPr>
-      </w:r>
-      <w:r>
-        <w:rPr>
-          <w:noProof/>
-        </w:rPr>
-        <w:fldChar w:fldCharType="separate"/>
-      </w:r>
-      <w:r>
-        <w:rPr>
-          <w:noProof/>
-        </w:rPr>
-        <w:t>18</w:t>
-      </w:r>
-      <w:r>
-        <w:rPr>
-          <w:noProof/>
-        </w:rPr>
-        <w:fldChar w:fldCharType="end"/>
-      </w:r>
-    </w:p>
-    <w:p>
-      <w:pPr>
-        <w:pStyle w:val="TOC2"/>
-        <w:tabs>
-          <w:tab w:val="right" w:leader="dot" w:pos="9017"/>
-        </w:tabs>
-        <w:rPr>
-          <w:rFonts w:asciiTheme="minorHAnsi" w:hAnsiTheme="minorHAnsi" w:cstheme="minorBidi"/>
-          <w:noProof/>
-          <w:kern w:val="2"/>
-          <w14:ligatures w14:val="standardContextual"/>
-        </w:rPr>
-      </w:pPr>
-      <w:r>
-        <w:rPr>
-          <w:rFonts w:eastAsia="Times New Roman"/>
-          <w:noProof/>
-        </w:rPr>
-        <w:t>11.4 Example 4: a refractometer reading over the limit</w:t>
-      </w:r>
-      <w:r>
-        <w:rPr>
-          <w:noProof/>
-        </w:rPr>
-        <w:tab/>
-      </w:r>
-      <w:r>
-        <w:rPr>
-          <w:noProof/>
-        </w:rPr>
-        <w:fldChar w:fldCharType="begin"/>
-      </w:r>
-      <w:r>
-        <w:rPr>
-          <w:noProof/>
-        </w:rPr>
-        <w:instrText xml:space="preserve"> PAGEREF _Toc241604228 \h </w:instrText>
-      </w:r>
-      <w:r>
-        <w:rPr>
-          <w:noProof/>
-        </w:rPr>
-      </w:r>
-      <w:r>
-        <w:rPr>
-          <w:noProof/>
-        </w:rPr>
-        <w:fldChar w:fldCharType="separate"/>
-      </w:r>
-      <w:r>
-        <w:rPr>
-          <w:noProof/>
-        </w:rPr>
-        <w:t>18</w:t>
+        <w:t>25</w:t>
       </w:r>
       <w:r>
         <w:rPr>
@@ -1819,8 +2201,7 @@
           <w:rFonts w:eastAsia="Times New Roman"/>
           <w:noProof/>
         </w:rPr>
-        <w:lastRenderedPageBreak/>
-        <w:t>12. Printing or saving a result</w:t>
+        <w:t>17. Running the automated tests</w:t>
       </w:r>
       <w:r>
         <w:rPr>
@@ -1838,7 +2219,7 @@
         <w:rPr>
           <w:noProof/>
         </w:rPr>
-        <w:instrText xml:space="preserve"> PAGEREF _Toc241604229 \h </w:instrText>
+        <w:instrText xml:space="preserve"> PAGEREF _Toc241606835 \h </w:instrText>
       </w:r>
       <w:r>
         <w:rPr>
@@ -1855,7 +2236,7 @@
         <w:rPr>
           <w:noProof/>
         </w:rPr>
-        <w:t>19</w:t>
+        <w:t>26</w:t>
       </w:r>
       <w:r>
         <w:rPr>
@@ -1882,7 +2263,7 @@
           <w:rFonts w:eastAsia="Times New Roman"/>
           <w:noProof/>
         </w:rPr>
-        <w:t>13. Your recent stones</w:t>
+        <w:t>18. Quick reference</w:t>
       </w:r>
       <w:r>
         <w:rPr>
@@ -1900,7 +2281,7 @@
         <w:rPr>
           <w:noProof/>
         </w:rPr>
-        <w:instrText xml:space="preserve"> PAGEREF _Toc241604230 \h </w:instrText>
+        <w:instrText xml:space="preserve"> PAGEREF _Toc241606836 \h </w:instrText>
       </w:r>
       <w:r>
         <w:rPr>
@@ -1917,7 +2298,7 @@
         <w:rPr>
           <w:noProof/>
         </w:rPr>
-        <w:t>20</w:t>
+        <w:t>27</w:t>
       </w:r>
       <w:r>
         <w:rPr>
@@ -1944,7 +2325,7 @@
           <w:rFonts w:eastAsia="Times New Roman"/>
           <w:noProof/>
         </w:rPr>
-        <w:t>14. Using the system on a phone or tablet</w:t>
+        <w:t>Appendix A. Gem property facts for testing</w:t>
       </w:r>
       <w:r>
         <w:rPr>
@@ -1962,7 +2343,7 @@
         <w:rPr>
           <w:noProof/>
         </w:rPr>
-        <w:instrText xml:space="preserve"> PAGEREF _Toc241604231 \h </w:instrText>
+        <w:instrText xml:space="preserve"> PAGEREF _Toc241606837 \h </w:instrText>
       </w:r>
       <w:r>
         <w:rPr>
@@ -1979,7 +2360,7 @@
         <w:rPr>
           <w:noProof/>
         </w:rPr>
-        <w:t>20</w:t>
+        <w:t>28</w:t>
       </w:r>
       <w:r>
         <w:rPr>
@@ -1990,324 +2371,14 @@
     </w:p>
     <w:p>
       <w:pPr>
-        <w:pStyle w:val="TOC1"/>
-        <w:tabs>
-          <w:tab w:val="right" w:leader="dot" w:pos="9017"/>
-        </w:tabs>
-        <w:rPr>
-          <w:rFonts w:asciiTheme="minorHAnsi" w:hAnsiTheme="minorHAnsi" w:cstheme="minorBidi"/>
-          <w:noProof/>
-          <w:kern w:val="2"/>
-          <w14:ligatures w14:val="standardContextual"/>
-        </w:rPr>
-      </w:pPr>
-      <w:r>
-        <w:rPr>
-          <w:rFonts w:eastAsia="Times New Roman"/>
-          <w:noProof/>
-        </w:rPr>
-        <w:t>15. Troubleshooting</w:t>
-      </w:r>
-      <w:r>
-        <w:rPr>
-          <w:noProof/>
-        </w:rPr>
-        <w:tab/>
-      </w:r>
-      <w:r>
-        <w:rPr>
-          <w:noProof/>
-        </w:rPr>
-        <w:fldChar w:fldCharType="begin"/>
-      </w:r>
-      <w:r>
-        <w:rPr>
-          <w:noProof/>
-        </w:rPr>
-        <w:instrText xml:space="preserve"> PAGEREF _Toc241604232 \h </w:instrText>
-      </w:r>
-      <w:r>
-        <w:rPr>
-          <w:noProof/>
-        </w:rPr>
-      </w:r>
-      <w:r>
-        <w:rPr>
-          <w:noProof/>
-        </w:rPr>
-        <w:fldChar w:fldCharType="separate"/>
-      </w:r>
-      <w:r>
-        <w:rPr>
-          <w:noProof/>
-        </w:rPr>
-        <w:t>21</w:t>
-      </w:r>
-      <w:r>
-        <w:rPr>
-          <w:noProof/>
-        </w:rPr>
+        <w:pStyle w:val="NormalWeb"/>
+      </w:pPr>
+      <w:r>
         <w:fldChar w:fldCharType="end"/>
       </w:r>
     </w:p>
     <w:p>
       <w:pPr>
-        <w:pStyle w:val="TOC1"/>
-        <w:tabs>
-          <w:tab w:val="right" w:leader="dot" w:pos="9017"/>
-        </w:tabs>
-        <w:rPr>
-          <w:rFonts w:asciiTheme="minorHAnsi" w:hAnsiTheme="minorHAnsi" w:cstheme="minorBidi"/>
-          <w:noProof/>
-          <w:kern w:val="2"/>
-          <w14:ligatures w14:val="standardContextual"/>
-        </w:rPr>
-      </w:pPr>
-      <w:r>
-        <w:rPr>
-          <w:rFonts w:eastAsia="Times New Roman"/>
-          <w:noProof/>
-        </w:rPr>
-        <w:t>16. Console mode (without a browser)</w:t>
-      </w:r>
-      <w:r>
-        <w:rPr>
-          <w:noProof/>
-        </w:rPr>
-        <w:tab/>
-      </w:r>
-      <w:r>
-        <w:rPr>
-          <w:noProof/>
-        </w:rPr>
-        <w:fldChar w:fldCharType="begin"/>
-      </w:r>
-      <w:r>
-        <w:rPr>
-          <w:noProof/>
-        </w:rPr>
-        <w:instrText xml:space="preserve"> PAGEREF _Toc241604233 \h </w:instrText>
-      </w:r>
-      <w:r>
-        <w:rPr>
-          <w:noProof/>
-        </w:rPr>
-      </w:r>
-      <w:r>
-        <w:rPr>
-          <w:noProof/>
-        </w:rPr>
-        <w:fldChar w:fldCharType="separate"/>
-      </w:r>
-      <w:r>
-        <w:rPr>
-          <w:noProof/>
-        </w:rPr>
-        <w:t>22</w:t>
-      </w:r>
-      <w:r>
-        <w:rPr>
-          <w:noProof/>
-        </w:rPr>
-        <w:fldChar w:fldCharType="end"/>
-      </w:r>
-    </w:p>
-    <w:p>
-      <w:pPr>
-        <w:pStyle w:val="TOC1"/>
-        <w:tabs>
-          <w:tab w:val="right" w:leader="dot" w:pos="9017"/>
-        </w:tabs>
-        <w:rPr>
-          <w:rFonts w:asciiTheme="minorHAnsi" w:hAnsiTheme="minorHAnsi" w:cstheme="minorBidi"/>
-          <w:noProof/>
-          <w:kern w:val="2"/>
-          <w14:ligatures w14:val="standardContextual"/>
-        </w:rPr>
-      </w:pPr>
-      <w:r>
-        <w:rPr>
-          <w:rFonts w:eastAsia="Times New Roman"/>
-          <w:noProof/>
-        </w:rPr>
-        <w:t>17. Running the automated tests</w:t>
-      </w:r>
-      <w:r>
-        <w:rPr>
-          <w:noProof/>
-        </w:rPr>
-        <w:tab/>
-      </w:r>
-      <w:r>
-        <w:rPr>
-          <w:noProof/>
-        </w:rPr>
-        <w:fldChar w:fldCharType="begin"/>
-      </w:r>
-      <w:r>
-        <w:rPr>
-          <w:noProof/>
-        </w:rPr>
-        <w:instrText xml:space="preserve"> PAGEREF _Toc241604234 \h </w:instrText>
-      </w:r>
-      <w:r>
-        <w:rPr>
-          <w:noProof/>
-        </w:rPr>
-      </w:r>
-      <w:r>
-        <w:rPr>
-          <w:noProof/>
-        </w:rPr>
-        <w:fldChar w:fldCharType="separate"/>
-      </w:r>
-      <w:r>
-        <w:rPr>
-          <w:noProof/>
-        </w:rPr>
-        <w:t>23</w:t>
-      </w:r>
-      <w:r>
-        <w:rPr>
-          <w:noProof/>
-        </w:rPr>
-        <w:fldChar w:fldCharType="end"/>
-      </w:r>
-    </w:p>
-    <w:p>
-      <w:pPr>
-        <w:pStyle w:val="TOC1"/>
-        <w:tabs>
-          <w:tab w:val="right" w:leader="dot" w:pos="9017"/>
-        </w:tabs>
-        <w:rPr>
-          <w:rFonts w:asciiTheme="minorHAnsi" w:hAnsiTheme="minorHAnsi" w:cstheme="minorBidi"/>
-          <w:noProof/>
-          <w:kern w:val="2"/>
-          <w14:ligatures w14:val="standardContextual"/>
-        </w:rPr>
-      </w:pPr>
-      <w:r>
-        <w:rPr>
-          <w:rFonts w:eastAsia="Times New Roman"/>
-          <w:noProof/>
-        </w:rPr>
-        <w:t>18. Quick reference</w:t>
-      </w:r>
-      <w:r>
-        <w:rPr>
-          <w:noProof/>
-        </w:rPr>
-        <w:tab/>
-      </w:r>
-      <w:r>
-        <w:rPr>
-          <w:noProof/>
-        </w:rPr>
-        <w:fldChar w:fldCharType="begin"/>
-      </w:r>
-      <w:r>
-        <w:rPr>
-          <w:noProof/>
-        </w:rPr>
-        <w:instrText xml:space="preserve"> PAGEREF _Toc241604235 \h </w:instrText>
-      </w:r>
-      <w:r>
-        <w:rPr>
-          <w:noProof/>
-        </w:rPr>
-      </w:r>
-      <w:r>
-        <w:rPr>
-          <w:noProof/>
-        </w:rPr>
-        <w:fldChar w:fldCharType="separate"/>
-      </w:r>
-      <w:r>
-        <w:rPr>
-          <w:noProof/>
-        </w:rPr>
-        <w:t>23</w:t>
-      </w:r>
-      <w:r>
-        <w:rPr>
-          <w:noProof/>
-        </w:rPr>
-        <w:fldChar w:fldCharType="end"/>
-      </w:r>
-    </w:p>
-    <w:p>
-      <w:pPr>
-        <w:pStyle w:val="TOC1"/>
-        <w:tabs>
-          <w:tab w:val="right" w:leader="dot" w:pos="9017"/>
-        </w:tabs>
-        <w:rPr>
-          <w:rFonts w:asciiTheme="minorHAnsi" w:hAnsiTheme="minorHAnsi" w:cstheme="minorBidi"/>
-          <w:noProof/>
-          <w:kern w:val="2"/>
-          <w14:ligatures w14:val="standardContextual"/>
-        </w:rPr>
-      </w:pPr>
-      <w:r>
-        <w:rPr>
-          <w:rFonts w:eastAsia="Times New Roman"/>
-          <w:noProof/>
-        </w:rPr>
-        <w:t>Appendix A. Gem property facts for testing</w:t>
-      </w:r>
-      <w:r>
-        <w:rPr>
-          <w:noProof/>
-        </w:rPr>
-        <w:tab/>
-      </w:r>
-      <w:r>
-        <w:rPr>
-          <w:noProof/>
-        </w:rPr>
-        <w:fldChar w:fldCharType="begin"/>
-      </w:r>
-      <w:r>
-        <w:rPr>
-          <w:noProof/>
-        </w:rPr>
-        <w:instrText xml:space="preserve"> PAGEREF _Toc241604236 \h </w:instrText>
-      </w:r>
-      <w:r>
-        <w:rPr>
-          <w:noProof/>
-        </w:rPr>
-      </w:r>
-      <w:r>
-        <w:rPr>
-          <w:noProof/>
-        </w:rPr>
-        <w:fldChar w:fldCharType="separate"/>
-      </w:r>
-      <w:r>
-        <w:rPr>
-          <w:noProof/>
-        </w:rPr>
-        <w:t>25</w:t>
-      </w:r>
-      <w:r>
-        <w:rPr>
-          <w:noProof/>
-        </w:rPr>
-        <w:fldChar w:fldCharType="end"/>
-      </w:r>
-    </w:p>
-    <w:p>
-      <w:pPr>
-        <w:pStyle w:val="NormalWeb"/>
-      </w:pPr>
-      <w:r>
-        <w:fldChar w:fldCharType="end"/>
-      </w:r>
-    </w:p>
-    <w:p>
-      <w:pPr>
         <w:pStyle w:val="Heading1"/>
         <w:rPr>
           <w:rFonts w:eastAsia="Times New Roman"/>
@@ -2319,7 +2390,7 @@
         </w:rPr>
         <w:br w:type="page"/>
       </w:r>
-      <w:bookmarkStart w:id="0" w:name="_Toc241604203"/>
+      <w:bookmarkStart w:id="0" w:name="_Toc241606803"/>
       <w:r>
         <w:rPr>
           <w:rFonts w:eastAsia="Times New Roman"/>
@@ -2459,7 +2530,7 @@
         <w:shd w:val="clear" w:color="auto" w:fill="FFFFFF"/>
         <w:spacing w:line="360" w:lineRule="auto"/>
         <w:jc w:val="both"/>
-        <w:divId w:val="1397237243"/>
+        <w:divId w:val="451871003"/>
         <w:rPr>
           <w:rFonts w:eastAsia="Times New Roman"/>
         </w:rPr>
@@ -2492,7 +2563,7 @@
           <w:rFonts w:eastAsia="Times New Roman"/>
         </w:rPr>
       </w:pPr>
-      <w:bookmarkStart w:id="1" w:name="_Toc241604204"/>
+      <w:bookmarkStart w:id="1" w:name="_Toc241606804"/>
       <w:r>
         <w:rPr>
           <w:rFonts w:eastAsia="Times New Roman"/>
@@ -3026,22 +3097,794 @@
           <w:rFonts w:eastAsia="Times New Roman"/>
         </w:rPr>
       </w:pPr>
-      <w:bookmarkStart w:id="2" w:name="_Toc241604205"/>
+      <w:bookmarkStart w:id="2" w:name="_Toc241606805"/>
       <w:r>
         <w:rPr>
           <w:rFonts w:eastAsia="Times New Roman"/>
         </w:rPr>
         <w:lastRenderedPageBreak/>
-        <w:t>2. What you need</w:t>
+        <w:t>2. Two ways to use the system</w:t>
       </w:r>
       <w:bookmarkEnd w:id="2"/>
     </w:p>
     <w:p>
       <w:pPr>
+        <w:pStyle w:val="NormalWeb"/>
+      </w:pPr>
+      <w:r>
+        <w:t>The system can be used in two ways. Both give exactly the same results.</w:t>
+      </w:r>
+    </w:p>
+    <w:p>
+      <w:pPr>
         <w:pStyle w:val="tcaption"/>
       </w:pPr>
       <w:r>
-        <w:t>Table 1. Requirements</w:t>
+        <w:t>Table 1. Ways to use the system</w:t>
+      </w:r>
+    </w:p>
+    <w:tbl>
+      <w:tblPr>
+        <w:tblW w:w="5000" w:type="pct"/>
+        <w:tblCellMar>
+          <w:top w:w="15" w:type="dxa"/>
+          <w:left w:w="15" w:type="dxa"/>
+          <w:bottom w:w="15" w:type="dxa"/>
+          <w:right w:w="15" w:type="dxa"/>
+        </w:tblCellMar>
+        <w:tblLook w:val="04A0" w:firstRow="1" w:lastRow="0" w:firstColumn="1" w:lastColumn="0" w:noHBand="0" w:noVBand="1"/>
+      </w:tblPr>
+      <w:tblGrid>
+        <w:gridCol w:w="1803"/>
+        <w:gridCol w:w="3604"/>
+        <w:gridCol w:w="3604"/>
+      </w:tblGrid>
+      <w:tr>
+        <w:trPr>
+          <w:cantSplit/>
+          <w:tblHeader/>
+        </w:trPr>
+        <w:tc>
+          <w:tcPr>
+            <w:tcW w:w="1000" w:type="pct"/>
+            <w:tcBorders>
+              <w:top w:val="single" w:sz="6" w:space="0" w:color="000000"/>
+              <w:left w:val="single" w:sz="6" w:space="0" w:color="000000"/>
+              <w:bottom w:val="single" w:sz="6" w:space="0" w:color="000000"/>
+              <w:right w:val="single" w:sz="6" w:space="0" w:color="000000"/>
+            </w:tcBorders>
+            <w:shd w:val="clear" w:color="auto" w:fill="FFFFFF"/>
+            <w:tcMar>
+              <w:top w:w="45" w:type="dxa"/>
+              <w:left w:w="75" w:type="dxa"/>
+              <w:bottom w:w="45" w:type="dxa"/>
+              <w:right w:w="75" w:type="dxa"/>
+            </w:tcMar>
+            <w:hideMark/>
+          </w:tcPr>
+          <w:p>
+            <w:pPr>
+              <w:keepNext/>
+            </w:pPr>
+          </w:p>
+        </w:tc>
+        <w:tc>
+          <w:tcPr>
+            <w:tcW w:w="2000" w:type="pct"/>
+            <w:tcBorders>
+              <w:top w:val="single" w:sz="6" w:space="0" w:color="000000"/>
+              <w:left w:val="single" w:sz="6" w:space="0" w:color="000000"/>
+              <w:bottom w:val="single" w:sz="6" w:space="0" w:color="000000"/>
+              <w:right w:val="single" w:sz="6" w:space="0" w:color="000000"/>
+            </w:tcBorders>
+            <w:shd w:val="clear" w:color="auto" w:fill="FFFFFF"/>
+            <w:tcMar>
+              <w:top w:w="45" w:type="dxa"/>
+              <w:left w:w="75" w:type="dxa"/>
+              <w:bottom w:w="45" w:type="dxa"/>
+              <w:right w:w="75" w:type="dxa"/>
+            </w:tcMar>
+            <w:hideMark/>
+          </w:tcPr>
+          <w:p>
+            <w:pPr>
+              <w:keepNext/>
+              <w:spacing w:after="120" w:line="276" w:lineRule="auto"/>
+              <w:rPr>
+                <w:rFonts w:eastAsia="Times New Roman"/>
+                <w:b/>
+                <w:bCs/>
+                <w:sz w:val="20"/>
+                <w:szCs w:val="20"/>
+              </w:rPr>
+            </w:pPr>
+            <w:r>
+              <w:rPr>
+                <w:rFonts w:eastAsia="Times New Roman"/>
+                <w:b/>
+                <w:bCs/>
+                <w:sz w:val="20"/>
+                <w:szCs w:val="20"/>
+              </w:rPr>
+              <w:t>A. Online version (Section 3)</w:t>
+            </w:r>
+          </w:p>
+        </w:tc>
+        <w:tc>
+          <w:tcPr>
+            <w:tcW w:w="0" w:type="auto"/>
+            <w:tcBorders>
+              <w:top w:val="single" w:sz="6" w:space="0" w:color="000000"/>
+              <w:left w:val="single" w:sz="6" w:space="0" w:color="000000"/>
+              <w:bottom w:val="single" w:sz="6" w:space="0" w:color="000000"/>
+              <w:right w:val="single" w:sz="6" w:space="0" w:color="000000"/>
+            </w:tcBorders>
+            <w:shd w:val="clear" w:color="auto" w:fill="FFFFFF"/>
+            <w:tcMar>
+              <w:top w:w="45" w:type="dxa"/>
+              <w:left w:w="75" w:type="dxa"/>
+              <w:bottom w:w="45" w:type="dxa"/>
+              <w:right w:w="75" w:type="dxa"/>
+            </w:tcMar>
+            <w:hideMark/>
+          </w:tcPr>
+          <w:p>
+            <w:pPr>
+              <w:keepNext/>
+              <w:spacing w:after="120" w:line="276" w:lineRule="auto"/>
+              <w:rPr>
+                <w:rFonts w:eastAsia="Times New Roman"/>
+                <w:b/>
+                <w:bCs/>
+                <w:sz w:val="20"/>
+                <w:szCs w:val="20"/>
+              </w:rPr>
+            </w:pPr>
+            <w:r>
+              <w:rPr>
+                <w:rFonts w:eastAsia="Times New Roman"/>
+                <w:b/>
+                <w:bCs/>
+                <w:sz w:val="20"/>
+                <w:szCs w:val="20"/>
+              </w:rPr>
+              <w:t>B. On your own computer (Section 4)</w:t>
+            </w:r>
+          </w:p>
+        </w:tc>
+      </w:tr>
+      <w:tr>
+        <w:trPr>
+          <w:cantSplit/>
+        </w:trPr>
+        <w:tc>
+          <w:tcPr>
+            <w:tcW w:w="0" w:type="auto"/>
+            <w:tcBorders>
+              <w:top w:val="single" w:sz="6" w:space="0" w:color="000000"/>
+              <w:left w:val="single" w:sz="6" w:space="0" w:color="000000"/>
+              <w:bottom w:val="single" w:sz="6" w:space="0" w:color="000000"/>
+              <w:right w:val="single" w:sz="6" w:space="0" w:color="000000"/>
+            </w:tcBorders>
+            <w:shd w:val="clear" w:color="auto" w:fill="FFFFFF"/>
+            <w:tcMar>
+              <w:top w:w="45" w:type="dxa"/>
+              <w:left w:w="75" w:type="dxa"/>
+              <w:bottom w:w="45" w:type="dxa"/>
+              <w:right w:w="75" w:type="dxa"/>
+            </w:tcMar>
+            <w:hideMark/>
+          </w:tcPr>
+          <w:p>
+            <w:pPr>
+              <w:spacing w:after="120" w:line="276" w:lineRule="auto"/>
+              <w:rPr>
+                <w:rFonts w:eastAsia="Times New Roman"/>
+                <w:sz w:val="20"/>
+                <w:szCs w:val="20"/>
+              </w:rPr>
+            </w:pPr>
+            <w:r>
+              <w:rPr>
+                <w:rFonts w:eastAsia="Times New Roman"/>
+                <w:sz w:val="20"/>
+                <w:szCs w:val="20"/>
+              </w:rPr>
+              <w:t>Installation</w:t>
+            </w:r>
+          </w:p>
+        </w:tc>
+        <w:tc>
+          <w:tcPr>
+            <w:tcW w:w="0" w:type="auto"/>
+            <w:tcBorders>
+              <w:top w:val="single" w:sz="6" w:space="0" w:color="000000"/>
+              <w:left w:val="single" w:sz="6" w:space="0" w:color="000000"/>
+              <w:bottom w:val="single" w:sz="6" w:space="0" w:color="000000"/>
+              <w:right w:val="single" w:sz="6" w:space="0" w:color="000000"/>
+            </w:tcBorders>
+            <w:shd w:val="clear" w:color="auto" w:fill="FFFFFF"/>
+            <w:tcMar>
+              <w:top w:w="45" w:type="dxa"/>
+              <w:left w:w="75" w:type="dxa"/>
+              <w:bottom w:w="45" w:type="dxa"/>
+              <w:right w:w="75" w:type="dxa"/>
+            </w:tcMar>
+            <w:hideMark/>
+          </w:tcPr>
+          <w:p>
+            <w:pPr>
+              <w:spacing w:after="120" w:line="276" w:lineRule="auto"/>
+              <w:rPr>
+                <w:rFonts w:eastAsia="Times New Roman"/>
+                <w:sz w:val="20"/>
+                <w:szCs w:val="20"/>
+              </w:rPr>
+            </w:pPr>
+            <w:r>
+              <w:rPr>
+                <w:rFonts w:eastAsia="Times New Roman"/>
+                <w:sz w:val="20"/>
+                <w:szCs w:val="20"/>
+              </w:rPr>
+              <w:t>None. Open a link in a web browser.</w:t>
+            </w:r>
+          </w:p>
+        </w:tc>
+        <w:tc>
+          <w:tcPr>
+            <w:tcW w:w="0" w:type="auto"/>
+            <w:tcBorders>
+              <w:top w:val="single" w:sz="6" w:space="0" w:color="000000"/>
+              <w:left w:val="single" w:sz="6" w:space="0" w:color="000000"/>
+              <w:bottom w:val="single" w:sz="6" w:space="0" w:color="000000"/>
+              <w:right w:val="single" w:sz="6" w:space="0" w:color="000000"/>
+            </w:tcBorders>
+            <w:shd w:val="clear" w:color="auto" w:fill="FFFFFF"/>
+            <w:tcMar>
+              <w:top w:w="45" w:type="dxa"/>
+              <w:left w:w="75" w:type="dxa"/>
+              <w:bottom w:w="45" w:type="dxa"/>
+              <w:right w:w="75" w:type="dxa"/>
+            </w:tcMar>
+            <w:hideMark/>
+          </w:tcPr>
+          <w:p>
+            <w:pPr>
+              <w:spacing w:after="120" w:line="276" w:lineRule="auto"/>
+              <w:rPr>
+                <w:rFonts w:eastAsia="Times New Roman"/>
+                <w:sz w:val="20"/>
+                <w:szCs w:val="20"/>
+              </w:rPr>
+            </w:pPr>
+            <w:r>
+              <w:rPr>
+                <w:rFonts w:eastAsia="Times New Roman"/>
+                <w:sz w:val="20"/>
+                <w:szCs w:val="20"/>
+              </w:rPr>
+              <w:t>Install SWI-Prolog and download the project files.</w:t>
+            </w:r>
+          </w:p>
+        </w:tc>
+      </w:tr>
+      <w:tr>
+        <w:trPr>
+          <w:cantSplit/>
+        </w:trPr>
+        <w:tc>
+          <w:tcPr>
+            <w:tcW w:w="0" w:type="auto"/>
+            <w:tcBorders>
+              <w:top w:val="single" w:sz="6" w:space="0" w:color="000000"/>
+              <w:left w:val="single" w:sz="6" w:space="0" w:color="000000"/>
+              <w:bottom w:val="single" w:sz="6" w:space="0" w:color="000000"/>
+              <w:right w:val="single" w:sz="6" w:space="0" w:color="000000"/>
+            </w:tcBorders>
+            <w:shd w:val="clear" w:color="auto" w:fill="FFFFFF"/>
+            <w:tcMar>
+              <w:top w:w="45" w:type="dxa"/>
+              <w:left w:w="75" w:type="dxa"/>
+              <w:bottom w:w="45" w:type="dxa"/>
+              <w:right w:w="75" w:type="dxa"/>
+            </w:tcMar>
+            <w:hideMark/>
+          </w:tcPr>
+          <w:p>
+            <w:pPr>
+              <w:spacing w:after="120" w:line="276" w:lineRule="auto"/>
+              <w:rPr>
+                <w:rFonts w:eastAsia="Times New Roman"/>
+                <w:sz w:val="20"/>
+                <w:szCs w:val="20"/>
+              </w:rPr>
+            </w:pPr>
+            <w:r>
+              <w:rPr>
+                <w:rFonts w:eastAsia="Times New Roman"/>
+                <w:sz w:val="20"/>
+                <w:szCs w:val="20"/>
+              </w:rPr>
+              <w:t>Internet</w:t>
+            </w:r>
+          </w:p>
+        </w:tc>
+        <w:tc>
+          <w:tcPr>
+            <w:tcW w:w="0" w:type="auto"/>
+            <w:tcBorders>
+              <w:top w:val="single" w:sz="6" w:space="0" w:color="000000"/>
+              <w:left w:val="single" w:sz="6" w:space="0" w:color="000000"/>
+              <w:bottom w:val="single" w:sz="6" w:space="0" w:color="000000"/>
+              <w:right w:val="single" w:sz="6" w:space="0" w:color="000000"/>
+            </w:tcBorders>
+            <w:shd w:val="clear" w:color="auto" w:fill="FFFFFF"/>
+            <w:tcMar>
+              <w:top w:w="45" w:type="dxa"/>
+              <w:left w:w="75" w:type="dxa"/>
+              <w:bottom w:w="45" w:type="dxa"/>
+              <w:right w:w="75" w:type="dxa"/>
+            </w:tcMar>
+            <w:hideMark/>
+          </w:tcPr>
+          <w:p>
+            <w:pPr>
+              <w:spacing w:after="120" w:line="276" w:lineRule="auto"/>
+              <w:rPr>
+                <w:rFonts w:eastAsia="Times New Roman"/>
+                <w:sz w:val="20"/>
+                <w:szCs w:val="20"/>
+              </w:rPr>
+            </w:pPr>
+            <w:r>
+              <w:rPr>
+                <w:rFonts w:eastAsia="Times New Roman"/>
+                <w:sz w:val="20"/>
+                <w:szCs w:val="20"/>
+              </w:rPr>
+              <w:t>Needed.</w:t>
+            </w:r>
+          </w:p>
+        </w:tc>
+        <w:tc>
+          <w:tcPr>
+            <w:tcW w:w="0" w:type="auto"/>
+            <w:tcBorders>
+              <w:top w:val="single" w:sz="6" w:space="0" w:color="000000"/>
+              <w:left w:val="single" w:sz="6" w:space="0" w:color="000000"/>
+              <w:bottom w:val="single" w:sz="6" w:space="0" w:color="000000"/>
+              <w:right w:val="single" w:sz="6" w:space="0" w:color="000000"/>
+            </w:tcBorders>
+            <w:shd w:val="clear" w:color="auto" w:fill="FFFFFF"/>
+            <w:tcMar>
+              <w:top w:w="45" w:type="dxa"/>
+              <w:left w:w="75" w:type="dxa"/>
+              <w:bottom w:w="45" w:type="dxa"/>
+              <w:right w:w="75" w:type="dxa"/>
+            </w:tcMar>
+            <w:hideMark/>
+          </w:tcPr>
+          <w:p>
+            <w:pPr>
+              <w:spacing w:after="120" w:line="276" w:lineRule="auto"/>
+              <w:rPr>
+                <w:rFonts w:eastAsia="Times New Roman"/>
+                <w:sz w:val="20"/>
+                <w:szCs w:val="20"/>
+              </w:rPr>
+            </w:pPr>
+            <w:r>
+              <w:rPr>
+                <w:rFonts w:eastAsia="Times New Roman"/>
+                <w:sz w:val="20"/>
+                <w:szCs w:val="20"/>
+              </w:rPr>
+              <w:t>Only for the downloads; afterwards it works offline.</w:t>
+            </w:r>
+          </w:p>
+        </w:tc>
+      </w:tr>
+      <w:tr>
+        <w:trPr>
+          <w:cantSplit/>
+        </w:trPr>
+        <w:tc>
+          <w:tcPr>
+            <w:tcW w:w="0" w:type="auto"/>
+            <w:tcBorders>
+              <w:top w:val="single" w:sz="6" w:space="0" w:color="000000"/>
+              <w:left w:val="single" w:sz="6" w:space="0" w:color="000000"/>
+              <w:bottom w:val="single" w:sz="6" w:space="0" w:color="000000"/>
+              <w:right w:val="single" w:sz="6" w:space="0" w:color="000000"/>
+            </w:tcBorders>
+            <w:shd w:val="clear" w:color="auto" w:fill="FFFFFF"/>
+            <w:tcMar>
+              <w:top w:w="45" w:type="dxa"/>
+              <w:left w:w="75" w:type="dxa"/>
+              <w:bottom w:w="45" w:type="dxa"/>
+              <w:right w:w="75" w:type="dxa"/>
+            </w:tcMar>
+            <w:hideMark/>
+          </w:tcPr>
+          <w:p>
+            <w:pPr>
+              <w:spacing w:after="120" w:line="276" w:lineRule="auto"/>
+              <w:rPr>
+                <w:rFonts w:eastAsia="Times New Roman"/>
+                <w:sz w:val="20"/>
+                <w:szCs w:val="20"/>
+              </w:rPr>
+            </w:pPr>
+            <w:r>
+              <w:rPr>
+                <w:rFonts w:eastAsia="Times New Roman"/>
+                <w:sz w:val="20"/>
+                <w:szCs w:val="20"/>
+              </w:rPr>
+              <w:t>Features</w:t>
+            </w:r>
+          </w:p>
+        </w:tc>
+        <w:tc>
+          <w:tcPr>
+            <w:tcW w:w="0" w:type="auto"/>
+            <w:tcBorders>
+              <w:top w:val="single" w:sz="6" w:space="0" w:color="000000"/>
+              <w:left w:val="single" w:sz="6" w:space="0" w:color="000000"/>
+              <w:bottom w:val="single" w:sz="6" w:space="0" w:color="000000"/>
+              <w:right w:val="single" w:sz="6" w:space="0" w:color="000000"/>
+            </w:tcBorders>
+            <w:shd w:val="clear" w:color="auto" w:fill="FFFFFF"/>
+            <w:tcMar>
+              <w:top w:w="45" w:type="dxa"/>
+              <w:left w:w="75" w:type="dxa"/>
+              <w:bottom w:w="45" w:type="dxa"/>
+              <w:right w:w="75" w:type="dxa"/>
+            </w:tcMar>
+            <w:hideMark/>
+          </w:tcPr>
+          <w:p>
+            <w:pPr>
+              <w:spacing w:after="120" w:line="276" w:lineRule="auto"/>
+              <w:rPr>
+                <w:rFonts w:eastAsia="Times New Roman"/>
+                <w:sz w:val="20"/>
+                <w:szCs w:val="20"/>
+              </w:rPr>
+            </w:pPr>
+            <w:r>
+              <w:rPr>
+                <w:rFonts w:eastAsia="Times New Roman"/>
+                <w:sz w:val="20"/>
+                <w:szCs w:val="20"/>
+              </w:rPr>
+              <w:t>Web interface: Identify, Verify, Step by step, plain-English questions, examples, knowledge base.</w:t>
+            </w:r>
+          </w:p>
+        </w:tc>
+        <w:tc>
+          <w:tcPr>
+            <w:tcW w:w="0" w:type="auto"/>
+            <w:tcBorders>
+              <w:top w:val="single" w:sz="6" w:space="0" w:color="000000"/>
+              <w:left w:val="single" w:sz="6" w:space="0" w:color="000000"/>
+              <w:bottom w:val="single" w:sz="6" w:space="0" w:color="000000"/>
+              <w:right w:val="single" w:sz="6" w:space="0" w:color="000000"/>
+            </w:tcBorders>
+            <w:shd w:val="clear" w:color="auto" w:fill="FFFFFF"/>
+            <w:tcMar>
+              <w:top w:w="45" w:type="dxa"/>
+              <w:left w:w="75" w:type="dxa"/>
+              <w:bottom w:w="45" w:type="dxa"/>
+              <w:right w:w="75" w:type="dxa"/>
+            </w:tcMar>
+            <w:hideMark/>
+          </w:tcPr>
+          <w:p>
+            <w:pPr>
+              <w:spacing w:after="120" w:line="276" w:lineRule="auto"/>
+              <w:rPr>
+                <w:rFonts w:eastAsia="Times New Roman"/>
+                <w:sz w:val="20"/>
+                <w:szCs w:val="20"/>
+              </w:rPr>
+            </w:pPr>
+            <w:r>
+              <w:rPr>
+                <w:rFonts w:eastAsia="Times New Roman"/>
+                <w:sz w:val="20"/>
+                <w:szCs w:val="20"/>
+              </w:rPr>
+              <w:t>Everything in A, plus the console interface and the automated tests.</w:t>
+            </w:r>
+          </w:p>
+        </w:tc>
+      </w:tr>
+      <w:tr>
+        <w:trPr>
+          <w:cantSplit/>
+        </w:trPr>
+        <w:tc>
+          <w:tcPr>
+            <w:tcW w:w="0" w:type="auto"/>
+            <w:tcBorders>
+              <w:top w:val="single" w:sz="6" w:space="0" w:color="000000"/>
+              <w:left w:val="single" w:sz="6" w:space="0" w:color="000000"/>
+              <w:bottom w:val="single" w:sz="6" w:space="0" w:color="000000"/>
+              <w:right w:val="single" w:sz="6" w:space="0" w:color="000000"/>
+            </w:tcBorders>
+            <w:shd w:val="clear" w:color="auto" w:fill="FFFFFF"/>
+            <w:tcMar>
+              <w:top w:w="45" w:type="dxa"/>
+              <w:left w:w="75" w:type="dxa"/>
+              <w:bottom w:w="45" w:type="dxa"/>
+              <w:right w:w="75" w:type="dxa"/>
+            </w:tcMar>
+            <w:hideMark/>
+          </w:tcPr>
+          <w:p>
+            <w:pPr>
+              <w:spacing w:after="120" w:line="276" w:lineRule="auto"/>
+              <w:rPr>
+                <w:rFonts w:eastAsia="Times New Roman"/>
+                <w:sz w:val="20"/>
+                <w:szCs w:val="20"/>
+              </w:rPr>
+            </w:pPr>
+            <w:r>
+              <w:rPr>
+                <w:rFonts w:eastAsia="Times New Roman"/>
+                <w:sz w:val="20"/>
+                <w:szCs w:val="20"/>
+              </w:rPr>
+              <w:t>Best for</w:t>
+            </w:r>
+          </w:p>
+        </w:tc>
+        <w:tc>
+          <w:tcPr>
+            <w:tcW w:w="0" w:type="auto"/>
+            <w:tcBorders>
+              <w:top w:val="single" w:sz="6" w:space="0" w:color="000000"/>
+              <w:left w:val="single" w:sz="6" w:space="0" w:color="000000"/>
+              <w:bottom w:val="single" w:sz="6" w:space="0" w:color="000000"/>
+              <w:right w:val="single" w:sz="6" w:space="0" w:color="000000"/>
+            </w:tcBorders>
+            <w:shd w:val="clear" w:color="auto" w:fill="FFFFFF"/>
+            <w:tcMar>
+              <w:top w:w="45" w:type="dxa"/>
+              <w:left w:w="75" w:type="dxa"/>
+              <w:bottom w:w="45" w:type="dxa"/>
+              <w:right w:w="75" w:type="dxa"/>
+            </w:tcMar>
+            <w:hideMark/>
+          </w:tcPr>
+          <w:p>
+            <w:pPr>
+              <w:spacing w:after="120" w:line="276" w:lineRule="auto"/>
+              <w:rPr>
+                <w:rFonts w:eastAsia="Times New Roman"/>
+                <w:sz w:val="20"/>
+                <w:szCs w:val="20"/>
+              </w:rPr>
+            </w:pPr>
+            <w:r>
+              <w:rPr>
+                <w:rFonts w:eastAsia="Times New Roman"/>
+                <w:sz w:val="20"/>
+                <w:szCs w:val="20"/>
+              </w:rPr>
+              <w:t>Trying the system quickly, on any computer, tablet or phone.</w:t>
+            </w:r>
+          </w:p>
+        </w:tc>
+        <w:tc>
+          <w:tcPr>
+            <w:tcW w:w="0" w:type="auto"/>
+            <w:tcBorders>
+              <w:top w:val="single" w:sz="6" w:space="0" w:color="000000"/>
+              <w:left w:val="single" w:sz="6" w:space="0" w:color="000000"/>
+              <w:bottom w:val="single" w:sz="6" w:space="0" w:color="000000"/>
+              <w:right w:val="single" w:sz="6" w:space="0" w:color="000000"/>
+            </w:tcBorders>
+            <w:shd w:val="clear" w:color="auto" w:fill="FFFFFF"/>
+            <w:tcMar>
+              <w:top w:w="45" w:type="dxa"/>
+              <w:left w:w="75" w:type="dxa"/>
+              <w:bottom w:w="45" w:type="dxa"/>
+              <w:right w:w="75" w:type="dxa"/>
+            </w:tcMar>
+            <w:hideMark/>
+          </w:tcPr>
+          <w:p>
+            <w:pPr>
+              <w:spacing w:after="120" w:line="276" w:lineRule="auto"/>
+              <w:rPr>
+                <w:rFonts w:eastAsia="Times New Roman"/>
+                <w:sz w:val="20"/>
+                <w:szCs w:val="20"/>
+              </w:rPr>
+            </w:pPr>
+            <w:r>
+              <w:rPr>
+                <w:rFonts w:eastAsia="Times New Roman"/>
+                <w:sz w:val="20"/>
+                <w:szCs w:val="20"/>
+              </w:rPr>
+              <w:t>Working offline, examining the code, running the tests.</w:t>
+            </w:r>
+          </w:p>
+        </w:tc>
+      </w:tr>
+    </w:tbl>
+    <w:p>
+      <w:pPr>
+        <w:pStyle w:val="Heading1"/>
+        <w:rPr>
+          <w:rFonts w:eastAsia="Times New Roman"/>
+        </w:rPr>
+      </w:pPr>
+      <w:bookmarkStart w:id="3" w:name="_Toc241606806"/>
+      <w:r>
+        <w:rPr>
+          <w:rFonts w:eastAsia="Times New Roman"/>
+        </w:rPr>
+        <w:t>3. Option A: use the online version (no installation)</w:t>
+      </w:r>
+      <w:bookmarkEnd w:id="3"/>
+    </w:p>
+    <w:p>
+      <w:pPr>
+        <w:pStyle w:val="NormalWeb"/>
+      </w:pPr>
+      <w:r>
+        <w:t>The system is hosted on the internet, so nothing needs to be installed. Only a web browser is needed (Microsoft Edge, Google Chrome, Firefox or Safari, on a computer, tablet or phone).</w:t>
+      </w:r>
+    </w:p>
+    <w:p>
+      <w:pPr>
+        <w:numPr>
+          <w:ilvl w:val="0"/>
+          <w:numId w:val="2"/>
+        </w:numPr>
+        <w:spacing w:before="100" w:beforeAutospacing="1" w:after="40" w:line="360" w:lineRule="auto"/>
+        <w:jc w:val="both"/>
+        <w:rPr>
+          <w:rFonts w:eastAsia="Times New Roman"/>
+        </w:rPr>
+      </w:pPr>
+      <w:r>
+        <w:rPr>
+          <w:rFonts w:eastAsia="Times New Roman"/>
+        </w:rPr>
+        <w:t>Open your web browser.</w:t>
+      </w:r>
+    </w:p>
+    <w:p>
+      <w:pPr>
+        <w:numPr>
+          <w:ilvl w:val="0"/>
+          <w:numId w:val="2"/>
+        </w:numPr>
+        <w:spacing w:before="100" w:beforeAutospacing="1" w:after="40" w:line="360" w:lineRule="auto"/>
+        <w:jc w:val="both"/>
+        <w:rPr>
+          <w:rFonts w:eastAsia="Times New Roman"/>
+        </w:rPr>
+      </w:pPr>
+      <w:r>
+        <w:rPr>
+          <w:rFonts w:eastAsia="Times New Roman"/>
+        </w:rPr>
+        <w:t xml:space="preserve">Go to </w:t>
+      </w:r>
+      <w:r>
+        <w:rPr>
+          <w:rFonts w:eastAsia="Times New Roman"/>
+          <w:b/>
+          <w:bCs/>
+        </w:rPr>
+        <w:t>https://gemstone-identification-assistant.onrender.com</w:t>
+      </w:r>
+    </w:p>
+    <w:p>
+      <w:pPr>
+        <w:numPr>
+          <w:ilvl w:val="0"/>
+          <w:numId w:val="2"/>
+        </w:numPr>
+        <w:spacing w:before="100" w:beforeAutospacing="1" w:after="40" w:line="360" w:lineRule="auto"/>
+        <w:jc w:val="both"/>
+        <w:rPr>
+          <w:rFonts w:eastAsia="Times New Roman"/>
+        </w:rPr>
+      </w:pPr>
+      <w:r>
+        <w:rPr>
+          <w:rFonts w:eastAsia="Times New Roman"/>
+        </w:rPr>
+        <w:t>The home page appears (Figure 1). Continue from Section 5.</w:t>
+      </w:r>
+    </w:p>
+    <w:p>
+      <w:pPr>
+        <w:shd w:val="clear" w:color="auto" w:fill="FFFFFF"/>
+        <w:spacing w:line="360" w:lineRule="auto"/>
+        <w:jc w:val="both"/>
+        <w:divId w:val="1490632411"/>
+        <w:rPr>
+          <w:rFonts w:eastAsia="Times New Roman"/>
+        </w:rPr>
+      </w:pPr>
+      <w:r>
+        <w:rPr>
+          <w:rFonts w:eastAsia="Times New Roman"/>
+          <w:b/>
+          <w:bCs/>
+        </w:rPr>
+        <w:t>First visit may be slow.</w:t>
+      </w:r>
+      <w:r>
+        <w:rPr>
+          <w:rFonts w:eastAsia="Times New Roman"/>
+        </w:rPr>
+        <w:t xml:space="preserve"> </w:t>
+      </w:r>
+      <w:r>
+        <w:rPr>
+          <w:rFonts w:eastAsia="Times New Roman"/>
+        </w:rPr>
+        <w:t>The online version runs on a free hosting service that "sleeps" when nobody has used it for about 15 minutes. The first page can then take up to about a minute to appear while it wakes up; after that it is fast. If the page does not load, wait a moment and refresh.</w:t>
+      </w:r>
+    </w:p>
+    <w:p>
+      <w:pPr>
+        <w:pStyle w:val="NormalWeb"/>
+      </w:pPr>
+      <w:r>
+        <w:t>The online version has every feature of the web interface. The console interface (Section 16) and the automated tests (Section 17) are only available when the system runs on your own computer (Option B). Your "recent stones" list is saved only in your own browser (Section 13).</w:t>
+      </w:r>
+    </w:p>
+    <w:p>
+      <w:pPr>
+        <w:pStyle w:val="Heading1"/>
+        <w:rPr>
+          <w:rFonts w:eastAsia="Times New Roman"/>
+        </w:rPr>
+      </w:pPr>
+      <w:bookmarkStart w:id="4" w:name="_Toc241606807"/>
+      <w:r>
+        <w:rPr>
+          <w:rFonts w:eastAsia="Times New Roman"/>
+        </w:rPr>
+        <w:lastRenderedPageBreak/>
+        <w:t>4. Option B: run the system on your own computer</w:t>
+      </w:r>
+      <w:bookmarkEnd w:id="4"/>
+    </w:p>
+    <w:p>
+      <w:pPr>
+        <w:pStyle w:val="Heading2"/>
+        <w:rPr>
+          <w:rFonts w:eastAsia="Times New Roman"/>
+        </w:rPr>
+      </w:pPr>
+      <w:bookmarkStart w:id="5" w:name="_Toc241606808"/>
+      <w:r>
+        <w:rPr>
+          <w:rFonts w:eastAsia="Times New Roman"/>
+        </w:rPr>
+        <w:t>4.1 What you need</w:t>
+      </w:r>
+      <w:bookmarkEnd w:id="5"/>
+    </w:p>
+    <w:p>
+      <w:pPr>
+        <w:pStyle w:val="tcaption"/>
+      </w:pPr>
+      <w:r>
+        <w:t>Table 2. Requirements for running the system on your computer</w:t>
       </w:r>
     </w:p>
     <w:tbl>
@@ -3478,22 +4321,7 @@
                 <w:sz w:val="20"/>
                 <w:szCs w:val="20"/>
               </w:rPr>
-              <w:t xml:space="preserve">The </w:t>
-            </w:r>
-            <w:r>
-              <w:rPr>
-                <w:rStyle w:val="code1"/>
-                <w:rFonts w:eastAsia="Times New Roman"/>
-              </w:rPr>
-              <w:t>gem_expert</w:t>
-            </w:r>
-            <w:r>
-              <w:rPr>
-                <w:rFonts w:eastAsia="Times New Roman"/>
-                <w:sz w:val="20"/>
-                <w:szCs w:val="20"/>
-              </w:rPr>
-              <w:t xml:space="preserve"> folder.</w:t>
+              <w:t>The project ZIP file from GitHub (Section 4.3).</w:t>
             </w:r>
           </w:p>
         </w:tc>
@@ -3572,7 +4400,7 @@
                 <w:sz w:val="20"/>
                 <w:szCs w:val="20"/>
               </w:rPr>
-              <w:t>Only for downloading SWI-Prolog. The system itself runs offline; without internet the page simply uses standard fonts.</w:t>
+              <w:t>Only for downloading SWI-Prolog and the project. The system itself runs offline; without internet the page simply uses standard fonts.</w:t>
             </w:r>
           </w:p>
         </w:tc>
@@ -3651,7 +4479,15 @@
                 <w:sz w:val="20"/>
                 <w:szCs w:val="20"/>
               </w:rPr>
-              <w:t>Refractometer, hydrostatic balance, polariscope and a 10x loupe give the best results, but the system also works with only what you can see.</w:t>
+              <w:t>Refractometer, hydrostatic balance, polari</w:t>
+            </w:r>
+            <w:r>
+              <w:rPr>
+                <w:rFonts w:eastAsia="Times New Roman"/>
+                <w:sz w:val="20"/>
+                <w:szCs w:val="20"/>
+              </w:rPr>
+              <w:t>scope and a 10x loupe give the best results, but the system also works with only what you can see.</w:t>
             </w:r>
           </w:p>
         </w:tc>
@@ -3659,241 +4495,19 @@
     </w:tbl>
     <w:p>
       <w:pPr>
-        <w:pStyle w:val="Heading1"/>
-        <w:rPr>
-          <w:rFonts w:eastAsia="Times New Roman"/>
-        </w:rPr>
-      </w:pPr>
-      <w:bookmarkStart w:id="3" w:name="_Toc241604206"/>
-      <w:r>
-        <w:rPr>
-          <w:rFonts w:eastAsia="Times New Roman"/>
-        </w:rPr>
-        <w:t>3. Installation</w:t>
-      </w:r>
-      <w:bookmarkEnd w:id="3"/>
-    </w:p>
-    <w:p>
-      <w:pPr>
         <w:pStyle w:val="Heading2"/>
         <w:rPr>
           <w:rFonts w:eastAsia="Times New Roman"/>
         </w:rPr>
       </w:pPr>
-      <w:bookmarkStart w:id="4" w:name="_Toc241604207"/>
-      <w:r>
-        <w:rPr>
-          <w:rFonts w:eastAsia="Times New Roman"/>
-        </w:rPr>
-        <w:t>3.1 Install SWI-Prolog</w:t>
-      </w:r>
-      <w:bookmarkEnd w:id="4"/>
-    </w:p>
-    <w:p>
-      <w:pPr>
-        <w:numPr>
-          <w:ilvl w:val="0"/>
-          <w:numId w:val="2"/>
-        </w:numPr>
-        <w:spacing w:before="100" w:beforeAutospacing="1" w:after="40" w:line="360" w:lineRule="auto"/>
-        <w:jc w:val="both"/>
-        <w:rPr>
-          <w:rFonts w:eastAsia="Times New Roman"/>
-        </w:rPr>
-      </w:pPr>
-      <w:r>
-        <w:rPr>
-          <w:rFonts w:eastAsia="Times New Roman"/>
-        </w:rPr>
-        <w:t xml:space="preserve">Open </w:t>
-      </w:r>
-      <w:r>
-        <w:rPr>
-          <w:rFonts w:eastAsia="Times New Roman"/>
-          <w:b/>
-          <w:bCs/>
-        </w:rPr>
-        <w:t>https://www.swi-prolog.org/download/stable</w:t>
-      </w:r>
-      <w:r>
-        <w:rPr>
-          <w:rFonts w:eastAsia="Times New Roman"/>
-        </w:rPr>
-        <w:t xml:space="preserve"> in your browser.</w:t>
-      </w:r>
-    </w:p>
-    <w:p>
-      <w:pPr>
-        <w:numPr>
-          <w:ilvl w:val="0"/>
-          <w:numId w:val="2"/>
-        </w:numPr>
-        <w:spacing w:before="100" w:beforeAutospacing="1" w:after="40" w:line="360" w:lineRule="auto"/>
-        <w:jc w:val="both"/>
-        <w:rPr>
-          <w:rFonts w:eastAsia="Times New Roman"/>
-        </w:rPr>
-      </w:pPr>
-      <w:r>
-        <w:rPr>
-          <w:rFonts w:eastAsia="Times New Roman"/>
-        </w:rPr>
-        <w:t xml:space="preserve">Download the installer for your computer. On Windows choose the </w:t>
-      </w:r>
-      <w:r>
-        <w:rPr>
-          <w:rFonts w:eastAsia="Times New Roman"/>
-          <w:b/>
-          <w:bCs/>
-        </w:rPr>
-        <w:t>64-bit</w:t>
-      </w:r>
-      <w:r>
-        <w:rPr>
-          <w:rFonts w:eastAsia="Times New Roman"/>
-        </w:rPr>
-        <w:t xml:space="preserve"> installer (</w:t>
-      </w:r>
-      <w:r>
-        <w:rPr>
-          <w:rStyle w:val="code1"/>
-          <w:rFonts w:eastAsia="Times New Roman"/>
-        </w:rPr>
-        <w:t>swipl-...-1.x64.exe</w:t>
-      </w:r>
-      <w:r>
-        <w:rPr>
-          <w:rFonts w:eastAsia="Times New Roman"/>
-        </w:rPr>
-        <w:t>).</w:t>
-      </w:r>
-    </w:p>
-    <w:p>
-      <w:pPr>
-        <w:numPr>
-          <w:ilvl w:val="0"/>
-          <w:numId w:val="2"/>
-        </w:numPr>
-        <w:spacing w:before="100" w:beforeAutospacing="1" w:after="40" w:line="360" w:lineRule="auto"/>
-        <w:jc w:val="both"/>
-        <w:rPr>
-          <w:rFonts w:eastAsia="Times New Roman"/>
-        </w:rPr>
-      </w:pPr>
-      <w:r>
-        <w:rPr>
-          <w:rFonts w:eastAsia="Times New Roman"/>
-        </w:rPr>
-        <w:t>Run the installer and accept the default settings.</w:t>
-      </w:r>
-    </w:p>
-    <w:p>
-      <w:pPr>
-        <w:numPr>
-          <w:ilvl w:val="0"/>
-          <w:numId w:val="2"/>
-        </w:numPr>
-        <w:spacing w:before="100" w:beforeAutospacing="1" w:after="40" w:line="360" w:lineRule="auto"/>
-        <w:jc w:val="both"/>
-        <w:rPr>
-          <w:rFonts w:eastAsia="Times New Roman"/>
-        </w:rPr>
-      </w:pPr>
-      <w:r>
-        <w:rPr>
-          <w:rFonts w:eastAsia="Times New Roman"/>
-          <w:b/>
-          <w:bCs/>
-        </w:rPr>
-        <w:t>Windows only:</w:t>
-      </w:r>
-      <w:r>
-        <w:rPr>
-          <w:rFonts w:eastAsia="Times New Roman"/>
-        </w:rPr>
-        <w:t xml:space="preserve"> on the "Install Options" page select </w:t>
-      </w:r>
-      <w:r>
-        <w:rPr>
-          <w:rFonts w:eastAsia="Times New Roman"/>
-          <w:b/>
-          <w:bCs/>
-        </w:rPr>
-        <w:t>"Add swipl to the system PATH for all users"</w:t>
-      </w:r>
-      <w:r>
-        <w:rPr>
-          <w:rFonts w:eastAsia="Times New Roman"/>
-        </w:rPr>
-        <w:t xml:space="preserve"> </w:t>
-      </w:r>
-      <w:r>
-        <w:rPr>
-          <w:rFonts w:eastAsia="Times New Roman"/>
-        </w:rPr>
-        <w:t>(or "for the current user"). This lets you start SWI-Prolog from a terminal.</w:t>
-      </w:r>
-    </w:p>
-    <w:p>
-      <w:pPr>
-        <w:numPr>
-          <w:ilvl w:val="0"/>
-          <w:numId w:val="2"/>
-        </w:numPr>
-        <w:spacing w:before="100" w:beforeAutospacing="1" w:after="40" w:line="360" w:lineRule="auto"/>
-        <w:jc w:val="both"/>
-        <w:rPr>
-          <w:rFonts w:eastAsia="Times New Roman"/>
-        </w:rPr>
-      </w:pPr>
-      <w:r>
-        <w:rPr>
-          <w:rFonts w:eastAsia="Times New Roman"/>
-        </w:rPr>
-        <w:t>Finish the installation. On macOS you can alternatively install with Homebrew (</w:t>
-      </w:r>
-      <w:r>
-        <w:rPr>
-          <w:rStyle w:val="code1"/>
-          <w:rFonts w:eastAsia="Times New Roman"/>
-        </w:rPr>
-        <w:t>brew install swi-prolog</w:t>
-      </w:r>
-      <w:r>
-        <w:rPr>
-          <w:rFonts w:eastAsia="Times New Roman"/>
-        </w:rPr>
-        <w:t xml:space="preserve">); on Ubuntu Linux use </w:t>
-      </w:r>
-      <w:r>
-        <w:rPr>
-          <w:rStyle w:val="code1"/>
-          <w:rFonts w:eastAsia="Times New Roman"/>
-        </w:rPr>
-        <w:t>sudo apt install swi-prolog</w:t>
-      </w:r>
-      <w:r>
-        <w:rPr>
-          <w:rFonts w:eastAsia="Times New Roman"/>
-        </w:rPr>
-        <w:t>.</w:t>
-      </w:r>
-    </w:p>
-    <w:p>
-      <w:pPr>
-        <w:pStyle w:val="Heading2"/>
-        <w:rPr>
-          <w:rFonts w:eastAsia="Times New Roman"/>
-        </w:rPr>
-      </w:pPr>
-      <w:bookmarkStart w:id="5" w:name="_Toc241604208"/>
-      <w:r>
-        <w:rPr>
-          <w:rFonts w:eastAsia="Times New Roman"/>
-        </w:rPr>
-        <w:t>3.2 Copy the project folder</w:t>
-      </w:r>
-      <w:bookmarkEnd w:id="5"/>
+      <w:bookmarkStart w:id="6" w:name="_Toc241606809"/>
+      <w:r>
+        <w:rPr>
+          <w:rFonts w:eastAsia="Times New Roman"/>
+        </w:rPr>
+        <w:t>4.2 Install SWI-Prolog</w:t>
+      </w:r>
+      <w:bookmarkEnd w:id="6"/>
     </w:p>
     <w:p>
       <w:pPr>
@@ -3911,33 +4525,21 @@
         <w:rPr>
           <w:rFonts w:eastAsia="Times New Roman"/>
         </w:rPr>
-        <w:t xml:space="preserve">Copy or unzip the </w:t>
-      </w:r>
-      <w:r>
-        <w:rPr>
-          <w:rStyle w:val="code1"/>
-          <w:rFonts w:eastAsia="Times New Roman"/>
-        </w:rPr>
-        <w:t>gem_expert</w:t>
-      </w:r>
-      <w:r>
-        <w:rPr>
-          <w:rFonts w:eastAsia="Times New Roman"/>
-        </w:rPr>
-        <w:t xml:space="preserve"> folder to a convenient place, for example </w:t>
-      </w:r>
-      <w:r>
-        <w:rPr>
-          <w:rStyle w:val="code1"/>
-          <w:rFonts w:eastAsia="Times New Roman"/>
-        </w:rPr>
-        <w:t>Documents\gem_expert</w:t>
-      </w:r>
-      <w:r>
-        <w:rPr>
-          <w:rFonts w:eastAsia="Times New Roman"/>
-        </w:rPr>
-        <w:t>.</w:t>
+        <w:t xml:space="preserve">Open </w:t>
+      </w:r>
+      <w:r>
+        <w:rPr>
+          <w:rFonts w:eastAsia="Times New Roman"/>
+          <w:b/>
+          <w:bCs/>
+        </w:rPr>
+        <w:t>https://www.swi-prolog.org/download/stable</w:t>
+      </w:r>
+      <w:r>
+        <w:rPr>
+          <w:rFonts w:eastAsia="Times New Roman"/>
+        </w:rPr>
+        <w:t xml:space="preserve"> in your browser.</w:t>
       </w:r>
     </w:p>
     <w:p>
@@ -3956,143 +4558,145 @@
         <w:rPr>
           <w:rFonts w:eastAsia="Times New Roman"/>
         </w:rPr>
-        <w:t xml:space="preserve">Check that the folder contains these files: </w:t>
+        <w:t xml:space="preserve">Download the installer for your computer. On Windows choose the </w:t>
+      </w:r>
+      <w:r>
+        <w:rPr>
+          <w:rFonts w:eastAsia="Times New Roman"/>
+          <w:b/>
+          <w:bCs/>
+        </w:rPr>
+        <w:t>64-bit</w:t>
+      </w:r>
+      <w:r>
+        <w:rPr>
+          <w:rFonts w:eastAsia="Times New Roman"/>
+        </w:rPr>
+        <w:t xml:space="preserve"> installer (</w:t>
       </w:r>
       <w:r>
         <w:rPr>
           <w:rStyle w:val="code1"/>
           <w:rFonts w:eastAsia="Times New Roman"/>
         </w:rPr>
-        <w:t>main.pl</w:t>
-      </w:r>
-      <w:r>
-        <w:rPr>
-          <w:rFonts w:eastAsia="Times New Roman"/>
-        </w:rPr>
-        <w:t xml:space="preserve">, </w:t>
+        <w:t>swipl-...-1.x64.exe</w:t>
+      </w:r>
+      <w:r>
+        <w:rPr>
+          <w:rFonts w:eastAsia="Times New Roman"/>
+        </w:rPr>
+        <w:t>).</w:t>
+      </w:r>
+    </w:p>
+    <w:p>
+      <w:pPr>
+        <w:numPr>
+          <w:ilvl w:val="0"/>
+          <w:numId w:val="3"/>
+        </w:numPr>
+        <w:spacing w:before="100" w:beforeAutospacing="1" w:after="40" w:line="360" w:lineRule="auto"/>
+        <w:jc w:val="both"/>
+        <w:rPr>
+          <w:rFonts w:eastAsia="Times New Roman"/>
+        </w:rPr>
+      </w:pPr>
+      <w:r>
+        <w:rPr>
+          <w:rFonts w:eastAsia="Times New Roman"/>
+        </w:rPr>
+        <w:t>Run the installer and accept the default settings.</w:t>
+      </w:r>
+    </w:p>
+    <w:p>
+      <w:pPr>
+        <w:numPr>
+          <w:ilvl w:val="0"/>
+          <w:numId w:val="3"/>
+        </w:numPr>
+        <w:spacing w:before="100" w:beforeAutospacing="1" w:after="40" w:line="360" w:lineRule="auto"/>
+        <w:jc w:val="both"/>
+        <w:rPr>
+          <w:rFonts w:eastAsia="Times New Roman"/>
+        </w:rPr>
+      </w:pPr>
+      <w:r>
+        <w:rPr>
+          <w:rFonts w:eastAsia="Times New Roman"/>
+          <w:b/>
+          <w:bCs/>
+        </w:rPr>
+        <w:t>Windows only:</w:t>
+      </w:r>
+      <w:r>
+        <w:rPr>
+          <w:rFonts w:eastAsia="Times New Roman"/>
+        </w:rPr>
+        <w:t xml:space="preserve"> on the "Install Options" page select </w:t>
+      </w:r>
+      <w:r>
+        <w:rPr>
+          <w:rFonts w:eastAsia="Times New Roman"/>
+          <w:b/>
+          <w:bCs/>
+        </w:rPr>
+        <w:t>"Add swipl to the system PATH for all users"</w:t>
+      </w:r>
+      <w:r>
+        <w:rPr>
+          <w:rFonts w:eastAsia="Times New Roman"/>
+        </w:rPr>
+        <w:t xml:space="preserve"> </w:t>
+      </w:r>
+      <w:r>
+        <w:rPr>
+          <w:rFonts w:eastAsia="Times New Roman"/>
+        </w:rPr>
+        <w:t>(or "for the current user"). This lets you start SWI-Prolog from the Command Prompt.</w:t>
+      </w:r>
+    </w:p>
+    <w:p>
+      <w:pPr>
+        <w:numPr>
+          <w:ilvl w:val="0"/>
+          <w:numId w:val="3"/>
+        </w:numPr>
+        <w:spacing w:before="100" w:beforeAutospacing="1" w:after="40" w:line="360" w:lineRule="auto"/>
+        <w:jc w:val="both"/>
+        <w:rPr>
+          <w:rFonts w:eastAsia="Times New Roman"/>
+        </w:rPr>
+      </w:pPr>
+      <w:r>
+        <w:rPr>
+          <w:rFonts w:eastAsia="Times New Roman"/>
+        </w:rPr>
+        <w:t>Finish the installation. On macOS you can alternatively install with Homebrew (</w:t>
       </w:r>
       <w:r>
         <w:rPr>
           <w:rStyle w:val="code1"/>
           <w:rFonts w:eastAsia="Times New Roman"/>
         </w:rPr>
-        <w:t>knowledge_base.pl</w:t>
-      </w:r>
-      <w:r>
-        <w:rPr>
-          <w:rFonts w:eastAsia="Times New Roman"/>
-        </w:rPr>
-        <w:t xml:space="preserve">, </w:t>
+        <w:t>brew install swi-prolog</w:t>
+      </w:r>
+      <w:r>
+        <w:rPr>
+          <w:rFonts w:eastAsia="Times New Roman"/>
+        </w:rPr>
+        <w:t xml:space="preserve">); on Ubuntu Linux use </w:t>
       </w:r>
       <w:r>
         <w:rPr>
           <w:rStyle w:val="code1"/>
           <w:rFonts w:eastAsia="Times New Roman"/>
         </w:rPr>
-        <w:t>engine.pl</w:t>
-      </w:r>
-      <w:r>
-        <w:rPr>
-          <w:rFonts w:eastAsia="Times New Roman"/>
-        </w:rPr>
-        <w:t xml:space="preserve">, </w:t>
-      </w:r>
-      <w:r>
-        <w:rPr>
-          <w:rStyle w:val="code1"/>
-          <w:rFonts w:eastAsia="Times New Roman"/>
-        </w:rPr>
-        <w:t>ui.pl</w:t>
-      </w:r>
-      <w:r>
-        <w:rPr>
-          <w:rFonts w:eastAsia="Times New Roman"/>
-        </w:rPr>
-        <w:t xml:space="preserve">, </w:t>
-      </w:r>
-      <w:r>
-        <w:rPr>
-          <w:rStyle w:val="code1"/>
-          <w:rFonts w:eastAsia="Times New Roman"/>
-        </w:rPr>
-        <w:t>console.pl</w:t>
-      </w:r>
-      <w:r>
-        <w:rPr>
-          <w:rFonts w:eastAsia="Times New Roman"/>
-        </w:rPr>
-        <w:t xml:space="preserve">, </w:t>
-      </w:r>
-      <w:r>
-        <w:rPr>
-          <w:rStyle w:val="code1"/>
-          <w:rFonts w:eastAsia="Times New Roman"/>
-        </w:rPr>
-        <w:t>diagrams.pl</w:t>
-      </w:r>
-      <w:r>
-        <w:rPr>
-          <w:rFonts w:eastAsia="Times New Roman"/>
-        </w:rPr>
-        <w:t xml:space="preserve">, </w:t>
-      </w:r>
-      <w:r>
-        <w:rPr>
-          <w:rStyle w:val="code1"/>
-          <w:rFonts w:eastAsia="Times New Roman"/>
-        </w:rPr>
-        <w:t>examples.pl</w:t>
-      </w:r>
-      <w:r>
-        <w:rPr>
-          <w:rFonts w:eastAsia="Times New Roman"/>
-        </w:rPr>
-        <w:t xml:space="preserve">, </w:t>
-      </w:r>
-      <w:r>
-        <w:rPr>
-          <w:rStyle w:val="code1"/>
-          <w:rFonts w:eastAsia="Times New Roman"/>
-        </w:rPr>
-        <w:t>query_parser.pl</w:t>
-      </w:r>
-      <w:r>
-        <w:rPr>
-          <w:rFonts w:eastAsia="Times New Roman"/>
-        </w:rPr>
-        <w:t xml:space="preserve">, </w:t>
-      </w:r>
-      <w:r>
-        <w:rPr>
-          <w:rStyle w:val="code1"/>
-          <w:rFonts w:eastAsia="Times New Roman"/>
-        </w:rPr>
-        <w:t>tests.pl</w:t>
-      </w:r>
-      <w:r>
-        <w:rPr>
-          <w:rFonts w:eastAsia="Times New Roman"/>
-        </w:rPr>
-        <w:t xml:space="preserve"> and an</w:t>
-      </w:r>
-      <w:r>
-        <w:rPr>
-          <w:rFonts w:eastAsia="Times New Roman"/>
-        </w:rPr>
-        <w:t xml:space="preserve"> </w:t>
-      </w:r>
-      <w:r>
-        <w:rPr>
-          <w:rStyle w:val="code1"/>
-          <w:rFonts w:eastAsia="Times New Roman"/>
-        </w:rPr>
-        <w:t>images</w:t>
-      </w:r>
-      <w:r>
-        <w:rPr>
-          <w:rFonts w:eastAsia="Times New Roman"/>
-        </w:rPr>
-        <w:t xml:space="preserve"> folder.</w:t>
+        <w:t>sudo apt install swi-prolog</w:t>
+      </w:r>
+      <w:r>
+        <w:rPr>
+          <w:rFonts w:eastAsia="Times New Roman"/>
+        </w:rPr>
+        <w:t>.</w:t>
       </w:r>
     </w:p>
     <w:p>
@@ -4102,15 +4706,14 @@
           <w:rFonts w:eastAsia="Times New Roman"/>
         </w:rPr>
       </w:pPr>
-      <w:bookmarkStart w:id="6" w:name="_Toc241604209"/>
-      <w:r>
-        <w:rPr>
-          <w:rFonts w:eastAsia="Times New Roman"/>
-        </w:rPr>
-        <w:lastRenderedPageBreak/>
-        <w:t>3.3 Check the installation</w:t>
-      </w:r>
-      <w:bookmarkEnd w:id="6"/>
+      <w:bookmarkStart w:id="7" w:name="_Toc241606810"/>
+      <w:r>
+        <w:rPr>
+          <w:rFonts w:eastAsia="Times New Roman"/>
+        </w:rPr>
+        <w:t>4.3 Download the project as a ZIP file</w:t>
+      </w:r>
+      <w:bookmarkEnd w:id="7"/>
     </w:p>
     <w:p>
       <w:pPr>
@@ -4128,45 +4731,21 @@
         <w:rPr>
           <w:rFonts w:eastAsia="Times New Roman"/>
         </w:rPr>
-        <w:t xml:space="preserve">Open a terminal: on Windows, open the </w:t>
-      </w:r>
-      <w:r>
-        <w:rPr>
-          <w:rStyle w:val="code1"/>
-          <w:rFonts w:eastAsia="Times New Roman"/>
-        </w:rPr>
-        <w:t>gem_expert</w:t>
-      </w:r>
-      <w:r>
-        <w:rPr>
-          <w:rFonts w:eastAsia="Times New Roman"/>
-        </w:rPr>
-        <w:t xml:space="preserve"> folder in File Explorer, click the address bar, type </w:t>
-      </w:r>
-      <w:r>
-        <w:rPr>
-          <w:rStyle w:val="HTMLKeyboard"/>
-        </w:rPr>
-        <w:t>cmd</w:t>
-      </w:r>
-      <w:r>
-        <w:rPr>
-          <w:rFonts w:eastAsia="Times New Roman"/>
-        </w:rPr>
-        <w:t xml:space="preserve"> and press Enter. On macOS or Linux, open Terminal and use </w:t>
-      </w:r>
-      <w:r>
-        <w:rPr>
-          <w:rStyle w:val="code1"/>
-          <w:rFonts w:eastAsia="Times New Roman"/>
-        </w:rPr>
-        <w:t>cd</w:t>
-      </w:r>
-      <w:r>
-        <w:rPr>
-          <w:rFonts w:eastAsia="Times New Roman"/>
-        </w:rPr>
-        <w:t xml:space="preserve"> to go to the folder.</w:t>
+        <w:t xml:space="preserve">Open </w:t>
+      </w:r>
+      <w:r>
+        <w:rPr>
+          <w:rFonts w:eastAsia="Times New Roman"/>
+          <w:b/>
+          <w:bCs/>
+        </w:rPr>
+        <w:t>https://github.com/Suweka/Gemstone-Identification-Assistant</w:t>
+      </w:r>
+      <w:r>
+        <w:rPr>
+          <w:rFonts w:eastAsia="Times New Roman"/>
+        </w:rPr>
+        <w:t xml:space="preserve"> in your browser.</w:t>
       </w:r>
     </w:p>
     <w:p>
@@ -4185,32 +4764,271 @@
         <w:rPr>
           <w:rFonts w:eastAsia="Times New Roman"/>
         </w:rPr>
-        <w:t xml:space="preserve">Type </w:t>
-      </w:r>
-      <w:r>
-        <w:rPr>
-          <w:rStyle w:val="HTMLKeyboard"/>
-        </w:rPr>
-        <w:t>swipl --version</w:t>
-      </w:r>
-      <w:r>
-        <w:rPr>
-          <w:rFonts w:eastAsia="Times New Roman"/>
-        </w:rPr>
-        <w:t xml:space="preserve"> and press Enter. You should see a line such as </w:t>
+        <w:t xml:space="preserve">Click the green </w:t>
+      </w:r>
+      <w:r>
+        <w:rPr>
+          <w:rFonts w:eastAsia="Times New Roman"/>
+          <w:b/>
+          <w:bCs/>
+        </w:rPr>
+        <w:t>Code</w:t>
+      </w:r>
+      <w:r>
+        <w:rPr>
+          <w:rFonts w:eastAsia="Times New Roman"/>
+        </w:rPr>
+        <w:t xml:space="preserve"> button, then </w:t>
+      </w:r>
+      <w:r>
+        <w:rPr>
+          <w:rFonts w:eastAsia="Times New Roman"/>
+          <w:b/>
+          <w:bCs/>
+        </w:rPr>
+        <w:t>Download ZIP</w:t>
+      </w:r>
+      <w:r>
+        <w:rPr>
+          <w:rFonts w:eastAsia="Times New Roman"/>
+        </w:rPr>
+        <w:t xml:space="preserve">. The file </w:t>
       </w:r>
       <w:r>
         <w:rPr>
           <w:rStyle w:val="code1"/>
           <w:rFonts w:eastAsia="Times New Roman"/>
         </w:rPr>
-        <w:t>SWI-Prolog version 10.1.16 for x64-win64</w:t>
-      </w:r>
-      <w:r>
-        <w:rPr>
-          <w:rFonts w:eastAsia="Times New Roman"/>
-        </w:rPr>
-        <w:t>.</w:t>
+        <w:t>Gemstone-Identification-Assistant-main.zip</w:t>
+      </w:r>
+      <w:r>
+        <w:rPr>
+          <w:rFonts w:eastAsia="Times New Roman"/>
+        </w:rPr>
+        <w:t xml:space="preserve"> is saved to your Downloads folder.</w:t>
+      </w:r>
+    </w:p>
+    <w:p>
+      <w:pPr>
+        <w:numPr>
+          <w:ilvl w:val="0"/>
+          <w:numId w:val="4"/>
+        </w:numPr>
+        <w:spacing w:before="100" w:beforeAutospacing="1" w:after="40" w:line="360" w:lineRule="auto"/>
+        <w:jc w:val="both"/>
+        <w:rPr>
+          <w:rFonts w:eastAsia="Times New Roman"/>
+        </w:rPr>
+      </w:pPr>
+      <w:r>
+        <w:rPr>
+          <w:rFonts w:eastAsia="Times New Roman"/>
+        </w:rPr>
+        <w:lastRenderedPageBreak/>
+        <w:t xml:space="preserve">Open the Downloads folder, right-click the ZIP file and choose </w:t>
+      </w:r>
+      <w:r>
+        <w:rPr>
+          <w:rFonts w:eastAsia="Times New Roman"/>
+          <w:b/>
+          <w:bCs/>
+        </w:rPr>
+        <w:t>Extract All...</w:t>
+      </w:r>
+      <w:r>
+        <w:rPr>
+          <w:rFonts w:eastAsia="Times New Roman"/>
+        </w:rPr>
+        <w:t xml:space="preserve">, then </w:t>
+      </w:r>
+      <w:r>
+        <w:rPr>
+          <w:rFonts w:eastAsia="Times New Roman"/>
+          <w:b/>
+          <w:bCs/>
+        </w:rPr>
+        <w:t>Extract</w:t>
+      </w:r>
+      <w:r>
+        <w:rPr>
+          <w:rFonts w:eastAsia="Times New Roman"/>
+        </w:rPr>
+        <w:t>. (On macOS, double-click the ZIP file.)</w:t>
+      </w:r>
+    </w:p>
+    <w:p>
+      <w:pPr>
+        <w:numPr>
+          <w:ilvl w:val="0"/>
+          <w:numId w:val="4"/>
+        </w:numPr>
+        <w:spacing w:before="100" w:beforeAutospacing="1" w:after="40" w:line="360" w:lineRule="auto"/>
+        <w:jc w:val="both"/>
+        <w:rPr>
+          <w:rFonts w:eastAsia="Times New Roman"/>
+        </w:rPr>
+      </w:pPr>
+      <w:r>
+        <w:rPr>
+          <w:rFonts w:eastAsia="Times New Roman"/>
+        </w:rPr>
+        <w:t xml:space="preserve">Open the extracted folder </w:t>
+      </w:r>
+      <w:r>
+        <w:rPr>
+          <w:rStyle w:val="code1"/>
+          <w:rFonts w:eastAsia="Times New Roman"/>
+        </w:rPr>
+        <w:t>Gemstone-Identification-Assistant-main</w:t>
+      </w:r>
+      <w:r>
+        <w:rPr>
+          <w:rFonts w:eastAsia="Times New Roman"/>
+        </w:rPr>
+        <w:t xml:space="preserve">, then the </w:t>
+      </w:r>
+      <w:r>
+        <w:rPr>
+          <w:rStyle w:val="code1"/>
+          <w:rFonts w:eastAsia="Times New Roman"/>
+        </w:rPr>
+        <w:t>gem_expert</w:t>
+      </w:r>
+      <w:r>
+        <w:rPr>
+          <w:rFonts w:eastAsia="Times New Roman"/>
+        </w:rPr>
+        <w:t xml:space="preserve"> folder inside it. It contains </w:t>
+      </w:r>
+      <w:r>
+        <w:rPr>
+          <w:rStyle w:val="code1"/>
+          <w:rFonts w:eastAsia="Times New Roman"/>
+        </w:rPr>
+        <w:t>main.pl</w:t>
+      </w:r>
+      <w:r>
+        <w:rPr>
+          <w:rFonts w:eastAsia="Times New Roman"/>
+        </w:rPr>
+        <w:t xml:space="preserve">, </w:t>
+      </w:r>
+      <w:r>
+        <w:rPr>
+          <w:rStyle w:val="code1"/>
+          <w:rFonts w:eastAsia="Times New Roman"/>
+        </w:rPr>
+        <w:t>knowledge_base.pl</w:t>
+      </w:r>
+      <w:r>
+        <w:rPr>
+          <w:rFonts w:eastAsia="Times New Roman"/>
+        </w:rPr>
+        <w:t xml:space="preserve">, </w:t>
+      </w:r>
+      <w:r>
+        <w:rPr>
+          <w:rStyle w:val="code1"/>
+          <w:rFonts w:eastAsia="Times New Roman"/>
+        </w:rPr>
+        <w:t>engine.pl</w:t>
+      </w:r>
+      <w:r>
+        <w:rPr>
+          <w:rFonts w:eastAsia="Times New Roman"/>
+        </w:rPr>
+        <w:t xml:space="preserve">, </w:t>
+      </w:r>
+      <w:r>
+        <w:rPr>
+          <w:rStyle w:val="code1"/>
+          <w:rFonts w:eastAsia="Times New Roman"/>
+        </w:rPr>
+        <w:t>ui.pl</w:t>
+      </w:r>
+      <w:r>
+        <w:rPr>
+          <w:rFonts w:eastAsia="Times New Roman"/>
+        </w:rPr>
+        <w:t xml:space="preserve">, </w:t>
+      </w:r>
+      <w:r>
+        <w:rPr>
+          <w:rStyle w:val="code1"/>
+          <w:rFonts w:eastAsia="Times New Roman"/>
+        </w:rPr>
+        <w:t>console.pl</w:t>
+      </w:r>
+      <w:r>
+        <w:rPr>
+          <w:rFonts w:eastAsia="Times New Roman"/>
+        </w:rPr>
+        <w:t xml:space="preserve">, </w:t>
+      </w:r>
+      <w:r>
+        <w:rPr>
+          <w:rStyle w:val="code1"/>
+          <w:rFonts w:eastAsia="Times New Roman"/>
+        </w:rPr>
+        <w:t>diagrams.pl</w:t>
+      </w:r>
+      <w:r>
+        <w:rPr>
+          <w:rFonts w:eastAsia="Times New Roman"/>
+        </w:rPr>
+        <w:t xml:space="preserve">, </w:t>
+      </w:r>
+      <w:r>
+        <w:rPr>
+          <w:rStyle w:val="code1"/>
+          <w:rFonts w:eastAsia="Times New Roman"/>
+        </w:rPr>
+        <w:t>examples.pl</w:t>
+      </w:r>
+      <w:r>
+        <w:rPr>
+          <w:rFonts w:eastAsia="Times New Roman"/>
+        </w:rPr>
+        <w:t xml:space="preserve">, </w:t>
+      </w:r>
+      <w:r>
+        <w:rPr>
+          <w:rStyle w:val="code1"/>
+          <w:rFonts w:eastAsia="Times New Roman"/>
+        </w:rPr>
+        <w:t>query_parser.pl</w:t>
+      </w:r>
+      <w:r>
+        <w:rPr>
+          <w:rFonts w:eastAsia="Times New Roman"/>
+        </w:rPr>
+        <w:t xml:space="preserve">, </w:t>
+      </w:r>
+      <w:r>
+        <w:rPr>
+          <w:rStyle w:val="code1"/>
+          <w:rFonts w:eastAsia="Times New Roman"/>
+        </w:rPr>
+        <w:t>tests.pl</w:t>
+      </w:r>
+      <w:r>
+        <w:rPr>
+          <w:rFonts w:eastAsia="Times New Roman"/>
+        </w:rPr>
+        <w:t xml:space="preserve"> and an </w:t>
+      </w:r>
+      <w:r>
+        <w:rPr>
+          <w:rStyle w:val="code1"/>
+          <w:rFonts w:eastAsia="Times New Roman"/>
+        </w:rPr>
+        <w:t>images</w:t>
+      </w:r>
+      <w:r>
+        <w:rPr>
+          <w:rFonts w:eastAsia="Times New Roman"/>
+        </w:rPr>
+        <w:t xml:space="preserve"> folder.</w:t>
       </w:r>
     </w:p>
     <w:p>
@@ -4218,33 +5036,30 @@
         <w:shd w:val="clear" w:color="auto" w:fill="FFFFFF"/>
         <w:spacing w:line="360" w:lineRule="auto"/>
         <w:jc w:val="both"/>
-        <w:divId w:val="1496804035"/>
-        <w:rPr>
-          <w:rFonts w:eastAsia="Times New Roman"/>
-        </w:rPr>
-      </w:pPr>
-      <w:r>
-        <w:rPr>
-          <w:rFonts w:eastAsia="Times New Roman"/>
-        </w:rPr>
-        <w:t>If you see "'swipl' is not recognized", SWI-Prolog is not on the PATH. See Troubleshooting (Section 15).</w:t>
-      </w:r>
-    </w:p>
-    <w:p>
-      <w:pPr>
-        <w:pStyle w:val="Heading1"/>
-        <w:rPr>
-          <w:rFonts w:eastAsia="Times New Roman"/>
-        </w:rPr>
-      </w:pPr>
-      <w:bookmarkStart w:id="7" w:name="_Toc241604210"/>
-      <w:r>
-        <w:rPr>
-          <w:rFonts w:eastAsia="Times New Roman"/>
-        </w:rPr>
-        <w:t>4. Starting and stopping the system</w:t>
-      </w:r>
-      <w:bookmarkEnd w:id="7"/>
+        <w:divId w:val="2124569089"/>
+        <w:rPr>
+          <w:rFonts w:eastAsia="Times New Roman"/>
+        </w:rPr>
+      </w:pPr>
+      <w:r>
+        <w:rPr>
+          <w:rFonts w:eastAsia="Times New Roman"/>
+        </w:rPr>
+        <w:t xml:space="preserve">If you received the project as a ZIP file in another way (for example by e-mail or on a USB drive), extract it in the same way and open the </w:t>
+      </w:r>
+      <w:r>
+        <w:rPr>
+          <w:rStyle w:val="code1"/>
+          <w:rFonts w:eastAsia="Times New Roman"/>
+        </w:rPr>
+        <w:t>gem_expert</w:t>
+      </w:r>
+      <w:r>
+        <w:rPr>
+          <w:rFonts w:eastAsia="Times New Roman"/>
+        </w:rPr>
+        <w:t xml:space="preserve"> folder.</w:t>
+      </w:r>
     </w:p>
     <w:p>
       <w:pPr>
@@ -4253,14 +5068,47 @@
           <w:rFonts w:eastAsia="Times New Roman"/>
         </w:rPr>
       </w:pPr>
-      <w:bookmarkStart w:id="8" w:name="_Toc241604211"/>
-      <w:r>
-        <w:rPr>
-          <w:rFonts w:eastAsia="Times New Roman"/>
-        </w:rPr>
-        <w:t>4.1 Start the web interface (recommended)</w:t>
+      <w:bookmarkStart w:id="8" w:name="_Toc241606811"/>
+      <w:r>
+        <w:rPr>
+          <w:rFonts w:eastAsia="Times New Roman"/>
+        </w:rPr>
+        <w:t>4.4 Open the Command Prompt in the project folder</w:t>
       </w:r>
       <w:bookmarkEnd w:id="8"/>
+    </w:p>
+    <w:p>
+      <w:pPr>
+        <w:pStyle w:val="NormalWeb"/>
+      </w:pPr>
+      <w:r>
+        <w:t xml:space="preserve">The system is started from a command window opened </w:t>
+      </w:r>
+      <w:r>
+        <w:rPr>
+          <w:b/>
+          <w:bCs/>
+        </w:rPr>
+        <w:t xml:space="preserve">inside the </w:t>
+      </w:r>
+      <w:r>
+        <w:rPr>
+          <w:rStyle w:val="code1"/>
+          <w:b/>
+          <w:bCs/>
+        </w:rPr>
+        <w:t>gem_expert</w:t>
+      </w:r>
+      <w:r>
+        <w:rPr>
+          <w:b/>
+          <w:bCs/>
+        </w:rPr>
+        <w:t xml:space="preserve"> folder</w:t>
+      </w:r>
+      <w:r>
+        <w:t>. On Windows, use either method:</w:t>
+      </w:r>
     </w:p>
     <w:p>
       <w:pPr>
@@ -4277,8 +5125,16 @@
       <w:r>
         <w:rPr>
           <w:rFonts w:eastAsia="Times New Roman"/>
-        </w:rPr>
-        <w:t xml:space="preserve">In the terminal, inside the </w:t>
+          <w:b/>
+          <w:bCs/>
+        </w:rPr>
+        <w:t>From File Explorer (easiest):</w:t>
+      </w:r>
+      <w:r>
+        <w:rPr>
+          <w:rFonts w:eastAsia="Times New Roman"/>
+        </w:rPr>
+        <w:t xml:space="preserve"> with the </w:t>
       </w:r>
       <w:r>
         <w:rPr>
@@ -4291,92 +5147,19 @@
         <w:rPr>
           <w:rFonts w:eastAsia="Times New Roman"/>
         </w:rPr>
-        <w:t xml:space="preserve"> folder, type: </w:t>
-      </w:r>
-    </w:p>
-    <w:p>
-      <w:pPr>
-        <w:pStyle w:val="HTMLPreformatted"/>
-        <w:ind w:left="720"/>
-      </w:pPr>
-      <w:r>
-        <w:t>swipl main.pl</w:t>
-      </w:r>
-    </w:p>
-    <w:p>
-      <w:pPr>
-        <w:spacing w:beforeAutospacing="1" w:line="360" w:lineRule="auto"/>
-        <w:ind w:left="720"/>
-        <w:jc w:val="both"/>
-        <w:rPr>
-          <w:rFonts w:eastAsia="Times New Roman"/>
-        </w:rPr>
-      </w:pPr>
-      <w:r>
-        <w:rPr>
-          <w:rFonts w:eastAsia="Times New Roman"/>
-        </w:rPr>
-        <w:t xml:space="preserve">You will see: </w:t>
-      </w:r>
-    </w:p>
-    <w:p>
-      <w:pPr>
-        <w:pStyle w:val="HTMLPreformatted"/>
-        <w:ind w:left="720"/>
-      </w:pPr>
-      <w:r>
-        <w:t>=== Gemstone Identification Assistant loaded ===</w:t>
-      </w:r>
-    </w:p>
-    <w:p>
-      <w:pPr>
-        <w:pStyle w:val="HTMLPreformatted"/>
-        <w:ind w:left="720"/>
-      </w:pPr>
-      <w:r>
-        <w:t xml:space="preserve">  server(8080).   start web interface, then open http://localhost:8080</w:t>
-      </w:r>
-    </w:p>
-    <w:p>
-      <w:pPr>
-        <w:pStyle w:val="HTMLPreformatted"/>
-        <w:ind w:left="720"/>
-      </w:pPr>
-      <w:r>
-        <w:t xml:space="preserve">  start.          console interface</w:t>
-      </w:r>
-    </w:p>
-    <w:p>
-      <w:pPr>
-        <w:pStyle w:val="HTMLPreformatted"/>
-        <w:ind w:left="720"/>
-      </w:pPr>
-      <w:r>
-        <w:t xml:space="preserve">  demo.           worked example</w:t>
-      </w:r>
-    </w:p>
-    <w:p>
-      <w:pPr>
-        <w:pStyle w:val="HTMLPreformatted"/>
-        <w:ind w:left="720"/>
-      </w:pPr>
-      <w:r>
-        <w:t xml:space="preserve">  run_tests.      run automated tests</w:t>
-      </w:r>
-    </w:p>
-    <w:p>
-      <w:pPr>
-        <w:pStyle w:val="HTMLPreformatted"/>
-        <w:ind w:left="720"/>
-      </w:pPr>
-    </w:p>
-    <w:p>
-      <w:pPr>
-        <w:pStyle w:val="HTMLPreformatted"/>
-        <w:ind w:left="720"/>
-      </w:pPr>
-      <w:r>
-        <w:t>?-</w:t>
+        <w:t xml:space="preserve"> folder open, click the address bar at the top, type </w:t>
+      </w:r>
+      <w:r>
+        <w:rPr>
+          <w:rStyle w:val="HTMLKeyboard"/>
+        </w:rPr>
+        <w:t>cmd</w:t>
+      </w:r>
+      <w:r>
+        <w:rPr>
+          <w:rFonts w:eastAsia="Times New Roman"/>
+        </w:rPr>
+        <w:t xml:space="preserve"> and press Enter. A Command Prompt window opens already in the right folder.</w:t>
       </w:r>
     </w:p>
     <w:p>
@@ -4394,35 +5177,40 @@
       <w:r>
         <w:rPr>
           <w:rFonts w:eastAsia="Times New Roman"/>
-        </w:rPr>
-        <w:t xml:space="preserve">At the </w:t>
-      </w:r>
-      <w:r>
-        <w:rPr>
-          <w:rStyle w:val="code1"/>
-          <w:rFonts w:eastAsia="Times New Roman"/>
-        </w:rPr>
-        <w:t>?-</w:t>
-      </w:r>
-      <w:r>
-        <w:rPr>
-          <w:rFonts w:eastAsia="Times New Roman"/>
-        </w:rPr>
-        <w:t xml:space="preserve"> prompt type the following, </w:t>
-      </w:r>
-      <w:r>
-        <w:rPr>
-          <w:rFonts w:eastAsia="Times New Roman"/>
           <w:b/>
           <w:bCs/>
         </w:rPr>
-        <w:t>including the full stop</w:t>
-      </w:r>
-      <w:r>
-        <w:rPr>
-          <w:rFonts w:eastAsia="Times New Roman"/>
-        </w:rPr>
-        <w:t xml:space="preserve">, and press Enter: </w:t>
+        <w:t>From the Start menu:</w:t>
+      </w:r>
+      <w:r>
+        <w:rPr>
+          <w:rFonts w:eastAsia="Times New Roman"/>
+        </w:rPr>
+        <w:t xml:space="preserve"> press the Windows key, type </w:t>
+      </w:r>
+      <w:r>
+        <w:rPr>
+          <w:rStyle w:val="HTMLKeyboard"/>
+        </w:rPr>
+        <w:t>cmd</w:t>
+      </w:r>
+      <w:r>
+        <w:rPr>
+          <w:rFonts w:eastAsia="Times New Roman"/>
+        </w:rPr>
+        <w:t xml:space="preserve"> and press Enter. Then type </w:t>
+      </w:r>
+      <w:r>
+        <w:rPr>
+          <w:rStyle w:val="HTMLKeyboard"/>
+        </w:rPr>
+        <w:t>cd</w:t>
+      </w:r>
+      <w:r>
+        <w:rPr>
+          <w:rFonts w:eastAsia="Times New Roman"/>
+        </w:rPr>
+        <w:t xml:space="preserve">, a space, and the folder's location, and press Enter, for example: </w:t>
       </w:r>
     </w:p>
     <w:p>
@@ -4431,63 +5219,59 @@
         <w:ind w:left="720"/>
       </w:pPr>
       <w:r>
-        <w:t>server(8080).</w:t>
-      </w:r>
-    </w:p>
-    <w:p>
-      <w:pPr>
-        <w:spacing w:beforeAutospacing="1" w:line="360" w:lineRule="auto"/>
-        <w:ind w:left="720"/>
-        <w:jc w:val="both"/>
-        <w:rPr>
-          <w:rFonts w:eastAsia="Times New Roman"/>
-        </w:rPr>
-      </w:pPr>
-      <w:r>
-        <w:rPr>
-          <w:rFonts w:eastAsia="Times New Roman"/>
-        </w:rPr>
-        <w:t xml:space="preserve">The system replies </w:t>
+        <w:t>cd %USERPROFILE%\Downloads\Gemstone-Identification-Assistant-main\gem_expert</w:t>
+      </w:r>
+    </w:p>
+    <w:p>
+      <w:pPr>
+        <w:pStyle w:val="NormalWeb"/>
+      </w:pPr>
+      <w:r>
+        <w:t xml:space="preserve">On macOS or Linux, open Terminal and use </w:t>
       </w:r>
       <w:r>
         <w:rPr>
           <w:rStyle w:val="code1"/>
-          <w:rFonts w:eastAsia="Times New Roman"/>
-        </w:rPr>
-        <w:t>Web interface running: open http://localhost:8080 in your browser.</w:t>
-      </w:r>
-    </w:p>
-    <w:p>
-      <w:pPr>
-        <w:numPr>
-          <w:ilvl w:val="0"/>
-          <w:numId w:val="5"/>
-        </w:numPr>
-        <w:spacing w:before="100" w:beforeAutospacing="1" w:after="40" w:line="360" w:lineRule="auto"/>
-        <w:jc w:val="both"/>
-        <w:rPr>
-          <w:rFonts w:eastAsia="Times New Roman"/>
-        </w:rPr>
-      </w:pPr>
-      <w:r>
-        <w:rPr>
-          <w:rFonts w:eastAsia="Times New Roman"/>
-        </w:rPr>
-        <w:t xml:space="preserve">Open your web browser and go to </w:t>
-      </w:r>
-      <w:r>
-        <w:rPr>
-          <w:rFonts w:eastAsia="Times New Roman"/>
-          <w:b/>
-          <w:bCs/>
-        </w:rPr>
-        <w:t>http://localhost:8080</w:t>
-      </w:r>
-      <w:r>
-        <w:rPr>
-          <w:rFonts w:eastAsia="Times New Roman"/>
-        </w:rPr>
-        <w:t>. The home page appears (Figure 1).</w:t>
+        </w:rPr>
+        <w:t>cd</w:t>
+      </w:r>
+      <w:r>
+        <w:t xml:space="preserve"> to go to the </w:t>
+      </w:r>
+      <w:r>
+        <w:rPr>
+          <w:rStyle w:val="code1"/>
+        </w:rPr>
+        <w:t>gem_expert</w:t>
+      </w:r>
+      <w:r>
+        <w:t xml:space="preserve"> folder.</w:t>
+      </w:r>
+    </w:p>
+    <w:p>
+      <w:pPr>
+        <w:pStyle w:val="NormalWeb"/>
+      </w:pPr>
+      <w:r>
+        <w:t xml:space="preserve">To check that SWI-Prolog is installed, type </w:t>
+      </w:r>
+      <w:r>
+        <w:rPr>
+          <w:rStyle w:val="HTMLKeyboard"/>
+        </w:rPr>
+        <w:t>swipl --version</w:t>
+      </w:r>
+      <w:r>
+        <w:t xml:space="preserve"> and press Enter. You should see a line such as </w:t>
+      </w:r>
+      <w:r>
+        <w:rPr>
+          <w:rStyle w:val="code1"/>
+        </w:rPr>
+        <w:t>SWI-Prolog version 10.1.16 for x64-win64</w:t>
+      </w:r>
+      <w:r>
+        <w:t>.</w:t>
       </w:r>
     </w:p>
     <w:p>
@@ -4495,60 +5279,16 @@
         <w:shd w:val="clear" w:color="auto" w:fill="FFFFFF"/>
         <w:spacing w:line="360" w:lineRule="auto"/>
         <w:jc w:val="both"/>
-        <w:divId w:val="975338424"/>
-        <w:rPr>
-          <w:rFonts w:eastAsia="Times New Roman"/>
-        </w:rPr>
-      </w:pPr>
-      <w:r>
-        <w:rPr>
-          <w:rFonts w:eastAsia="Times New Roman"/>
-        </w:rPr>
-        <w:lastRenderedPageBreak/>
-        <w:t xml:space="preserve">On Windows the first time you start the server, Windows Defender Firewall may ask whether to allow SWI-Prolog to communicate. Choose </w:t>
-      </w:r>
-      <w:r>
-        <w:rPr>
-          <w:rFonts w:eastAsia="Times New Roman"/>
-          <w:b/>
-          <w:bCs/>
-        </w:rPr>
-        <w:t>Allow</w:t>
-      </w:r>
-      <w:r>
-        <w:rPr>
-          <w:rFonts w:eastAsia="Times New Roman"/>
-        </w:rPr>
-        <w:t xml:space="preserve"> for private networks. The system only listens on your own computer.</w:t>
-      </w:r>
-    </w:p>
-    <w:p>
-      <w:pPr>
-        <w:shd w:val="clear" w:color="auto" w:fill="FFFFFF"/>
-        <w:spacing w:line="360" w:lineRule="auto"/>
-        <w:jc w:val="both"/>
-        <w:divId w:val="1663926266"/>
-        <w:rPr>
-          <w:rFonts w:eastAsia="Times New Roman"/>
-        </w:rPr>
-      </w:pPr>
-      <w:r>
-        <w:rPr>
-          <w:rFonts w:eastAsia="Times New Roman"/>
-        </w:rPr>
-        <w:t xml:space="preserve">Every Prolog command ends with a full stop. If nothing happens after pressing Enter, type </w:t>
-      </w:r>
-      <w:r>
-        <w:rPr>
-          <w:rStyle w:val="HTMLKeyboard"/>
-        </w:rPr>
-        <w:t>.</w:t>
-      </w:r>
-      <w:r>
-        <w:rPr>
-          <w:rFonts w:eastAsia="Times New Roman"/>
-        </w:rPr>
-        <w:t xml:space="preserve"> and press Enter again.</w:t>
+        <w:divId w:val="1603299125"/>
+        <w:rPr>
+          <w:rFonts w:eastAsia="Times New Roman"/>
+        </w:rPr>
+      </w:pPr>
+      <w:r>
+        <w:rPr>
+          <w:rFonts w:eastAsia="Times New Roman"/>
+        </w:rPr>
+        <w:t>If you see "'swipl' is not recognized", SWI-Prolog is not on the PATH. See Troubleshooting (Section 15).</w:t>
       </w:r>
     </w:p>
     <w:p>
@@ -4558,12 +5298,12 @@
           <w:rFonts w:eastAsia="Times New Roman"/>
         </w:rPr>
       </w:pPr>
-      <w:bookmarkStart w:id="9" w:name="_Toc241604212"/>
-      <w:r>
-        <w:rPr>
-          <w:rFonts w:eastAsia="Times New Roman"/>
-        </w:rPr>
-        <w:t>4.2 Stop the system</w:t>
+      <w:bookmarkStart w:id="9" w:name="_Toc241606812"/>
+      <w:r>
+        <w:rPr>
+          <w:rFonts w:eastAsia="Times New Roman"/>
+        </w:rPr>
+        <w:t>4.5 Start the web interface</w:t>
       </w:r>
       <w:bookmarkEnd w:id="9"/>
     </w:p>
@@ -4583,19 +5323,328 @@
         <w:rPr>
           <w:rFonts w:eastAsia="Times New Roman"/>
         </w:rPr>
-        <w:t xml:space="preserve">In the terminal type </w:t>
-      </w:r>
-      <w:r>
-        <w:rPr>
-          <w:rStyle w:val="HTMLKeyboard"/>
-        </w:rPr>
-        <w:t>stop_server(8080).</w:t>
-      </w:r>
-      <w:r>
-        <w:rPr>
-          <w:rFonts w:eastAsia="Times New Roman"/>
-        </w:rPr>
-        <w:t xml:space="preserve"> to stop the web server.</w:t>
+        <w:t xml:space="preserve">In the Command Prompt, inside the </w:t>
+      </w:r>
+      <w:r>
+        <w:rPr>
+          <w:rStyle w:val="code1"/>
+          <w:rFonts w:eastAsia="Times New Roman"/>
+        </w:rPr>
+        <w:t>gem_expert</w:t>
+      </w:r>
+      <w:r>
+        <w:rPr>
+          <w:rFonts w:eastAsia="Times New Roman"/>
+        </w:rPr>
+        <w:t xml:space="preserve"> folder, type: </w:t>
+      </w:r>
+    </w:p>
+    <w:p>
+      <w:pPr>
+        <w:pStyle w:val="HTMLPreformatted"/>
+        <w:ind w:left="720"/>
+      </w:pPr>
+      <w:r>
+        <w:t>swipl main.pl</w:t>
+      </w:r>
+    </w:p>
+    <w:p>
+      <w:pPr>
+        <w:spacing w:beforeAutospacing="1" w:line="360" w:lineRule="auto"/>
+        <w:ind w:left="720"/>
+        <w:jc w:val="both"/>
+        <w:rPr>
+          <w:rFonts w:eastAsia="Times New Roman"/>
+        </w:rPr>
+      </w:pPr>
+      <w:r>
+        <w:rPr>
+          <w:rFonts w:eastAsia="Times New Roman"/>
+        </w:rPr>
+        <w:t xml:space="preserve">A welcome screen explains what the system does and how to use it: </w:t>
+      </w:r>
+    </w:p>
+    <w:p>
+      <w:pPr>
+        <w:pStyle w:val="HTMLPreformatted"/>
+        <w:ind w:left="720"/>
+      </w:pPr>
+      <w:r>
+        <w:lastRenderedPageBreak/>
+        <w:t>==============================================================</w:t>
+      </w:r>
+    </w:p>
+    <w:p>
+      <w:pPr>
+        <w:pStyle w:val="HTMLPreformatted"/>
+        <w:ind w:left="720"/>
+      </w:pPr>
+      <w:r>
+        <w:t xml:space="preserve">   GEMSTONE IDENTIFICATION ASSISTANT</w:t>
+      </w:r>
+    </w:p>
+    <w:p>
+      <w:pPr>
+        <w:pStyle w:val="HTMLPreformatted"/>
+        <w:ind w:left="720"/>
+      </w:pPr>
+      <w:r>
+        <w:t>==============================================================</w:t>
+      </w:r>
+    </w:p>
+    <w:p>
+      <w:pPr>
+        <w:pStyle w:val="HTMLPreformatted"/>
+        <w:ind w:left="720"/>
+      </w:pPr>
+      <w:r>
+        <w:t>An expert system that identifies common Sri Lankan gemstones</w:t>
+      </w:r>
+    </w:p>
+    <w:p>
+      <w:pPr>
+        <w:pStyle w:val="HTMLPreformatted"/>
+        <w:ind w:left="720"/>
+      </w:pPr>
+      <w:r>
+        <w:t>from their readings (RI, SG, optic character) and what you can</w:t>
+      </w:r>
+    </w:p>
+    <w:p>
+      <w:pPr>
+        <w:pStyle w:val="HTMLPreformatted"/>
+        <w:ind w:left="720"/>
+      </w:pPr>
+      <w:r>
+        <w:t>see (colour, optical effect, inclusions). It tells you whether</w:t>
+      </w:r>
+    </w:p>
+    <w:p>
+      <w:pPr>
+        <w:pStyle w:val="HTMLPreformatted"/>
+        <w:ind w:left="720"/>
+      </w:pPr>
+      <w:r>
+        <w:t>a stone is natural, synthetic or an imitation - and explains why.</w:t>
+      </w:r>
+    </w:p>
+    <w:p>
+      <w:pPr>
+        <w:pStyle w:val="HTMLPreformatted"/>
+        <w:ind w:left="720"/>
+      </w:pPr>
+    </w:p>
+    <w:p>
+      <w:pPr>
+        <w:pStyle w:val="HTMLPreformatted"/>
+        <w:ind w:left="720"/>
+      </w:pPr>
+      <w:r>
+        <w:t>HOW TO START</w:t>
+      </w:r>
+    </w:p>
+    <w:p>
+      <w:pPr>
+        <w:pStyle w:val="HTMLPreformatted"/>
+        <w:ind w:left="720"/>
+      </w:pPr>
+      <w:r>
+        <w:t xml:space="preserve">  1. At the ?- prompt below, type   server(8080).</w:t>
+      </w:r>
+    </w:p>
+    <w:p>
+      <w:pPr>
+        <w:pStyle w:val="HTMLPreformatted"/>
+        <w:ind w:left="720"/>
+      </w:pPr>
+      <w:r>
+        <w:t xml:space="preserve">     (include the full stop) and press Enter.</w:t>
+      </w:r>
+    </w:p>
+    <w:p>
+      <w:pPr>
+        <w:pStyle w:val="HTMLPreformatted"/>
+        <w:ind w:left="720"/>
+      </w:pPr>
+      <w:r>
+        <w:t xml:space="preserve">  2. Open your web browser and go to   http://localhost:8080</w:t>
+      </w:r>
+    </w:p>
+    <w:p>
+      <w:pPr>
+        <w:pStyle w:val="HTMLPreformatted"/>
+        <w:ind w:left="720"/>
+      </w:pPr>
+      <w:r>
+        <w:t xml:space="preserve">  3. Keep this window open while you use the system.</w:t>
+      </w:r>
+    </w:p>
+    <w:p>
+      <w:pPr>
+        <w:pStyle w:val="HTMLPreformatted"/>
+        <w:ind w:left="720"/>
+      </w:pPr>
+    </w:p>
+    <w:p>
+      <w:pPr>
+        <w:pStyle w:val="HTMLPreformatted"/>
+        <w:ind w:left="720"/>
+      </w:pPr>
+      <w:r>
+        <w:t>ON THE HOME PAGE</w:t>
+      </w:r>
+    </w:p>
+    <w:p>
+      <w:pPr>
+        <w:pStyle w:val="HTMLPreformatted"/>
+        <w:ind w:left="720"/>
+      </w:pPr>
+      <w:r>
+        <w:t xml:space="preserve">  - Fill in what you know under "Describe your stone".</w:t>
+      </w:r>
+    </w:p>
+    <w:p>
+      <w:pPr>
+        <w:pStyle w:val="HTMLPreformatted"/>
+        <w:ind w:left="720"/>
+      </w:pPr>
+      <w:r>
+        <w:t xml:space="preserve">  - IDENTIFY A GEM:  </w:t>
+      </w:r>
+      <w:r>
+        <w:t>press "Identify stone"</w:t>
+      </w:r>
+    </w:p>
+    <w:p>
+      <w:pPr>
+        <w:pStyle w:val="HTMLPreformatted"/>
+        <w:ind w:left="720"/>
+      </w:pPr>
+      <w:r>
+        <w:t xml:space="preserve">      (forward chaining - works from your inputs to an answer).</w:t>
+      </w:r>
+    </w:p>
+    <w:p>
+      <w:pPr>
+        <w:pStyle w:val="HTMLPreformatted"/>
+        <w:ind w:left="720"/>
+      </w:pPr>
+      <w:r>
+        <w:t xml:space="preserve">  - VERIFY A CLAIM:  choose a gem under "Check a claim" and</w:t>
+      </w:r>
+    </w:p>
+    <w:p>
+      <w:pPr>
+        <w:pStyle w:val="HTMLPreformatted"/>
+        <w:ind w:left="720"/>
+      </w:pPr>
+      <w:r>
+        <w:t xml:space="preserve">      press "Verify"  (backward chaining - e.g. "is it a ruby?").</w:t>
+      </w:r>
+    </w:p>
+    <w:p>
+      <w:pPr>
+        <w:pStyle w:val="HTMLPreformatted"/>
+        <w:ind w:left="720"/>
+      </w:pPr>
+      <w:r>
+        <w:t xml:space="preserve">  - STEP BY STEP:    press "Start" under "Ask me step by step"</w:t>
+      </w:r>
+    </w:p>
+    <w:p>
+      <w:pPr>
+        <w:pStyle w:val="HTMLPreformatted"/>
+        <w:ind w:left="720"/>
+      </w:pPr>
+      <w:r>
+        <w:t xml:space="preserve">      (the system asks one question at a time).</w:t>
+      </w:r>
+    </w:p>
+    <w:p>
+      <w:pPr>
+        <w:pStyle w:val="HTMLPreformatted"/>
+        <w:ind w:left="720"/>
+      </w:pPr>
+      <w:r>
+        <w:t xml:space="preserve">  - New to gems? Try an "Example stone" further down the page.</w:t>
+      </w:r>
+    </w:p>
+    <w:p>
+      <w:pPr>
+        <w:pStyle w:val="HTMLPreformatted"/>
+        <w:ind w:left="720"/>
+      </w:pPr>
+    </w:p>
+    <w:p>
+      <w:pPr>
+        <w:pStyle w:val="HTMLPreformatted"/>
+        <w:ind w:left="720"/>
+      </w:pPr>
+      <w:r>
+        <w:t>OTHER COMMANDS (type at the ?- prompt)</w:t>
+      </w:r>
+    </w:p>
+    <w:p>
+      <w:pPr>
+        <w:pStyle w:val="HTMLPreformatted"/>
+        <w:ind w:left="720"/>
+      </w:pPr>
+      <w:r>
+        <w:t xml:space="preserve">  start.               use the system here, without a browser</w:t>
+      </w:r>
+    </w:p>
+    <w:p>
+      <w:pPr>
+        <w:pStyle w:val="HTMLPreformatted"/>
+        <w:ind w:left="720"/>
+      </w:pPr>
+      <w:r>
+        <w:t xml:space="preserve">  demo.                </w:t>
+      </w:r>
+      <w:r>
+        <w:t>show a worked example (blue sapphire)</w:t>
+      </w:r>
+    </w:p>
+    <w:p>
+      <w:pPr>
+        <w:pStyle w:val="HTMLPreformatted"/>
+        <w:ind w:left="720"/>
+      </w:pPr>
+      <w:r>
+        <w:t xml:space="preserve">  run_tests.           run the automated tests</w:t>
+      </w:r>
+    </w:p>
+    <w:p>
+      <w:pPr>
+        <w:pStyle w:val="HTMLPreformatted"/>
+        <w:ind w:left="720"/>
+      </w:pPr>
+      <w:r>
+        <w:t xml:space="preserve">  stop_server(8080).   stop the web server</w:t>
+      </w:r>
+    </w:p>
+    <w:p>
+      <w:pPr>
+        <w:pStyle w:val="HTMLPreformatted"/>
+        <w:ind w:left="720"/>
+      </w:pPr>
+      <w:r>
+        <w:t xml:space="preserve">  halt.                exit</w:t>
+      </w:r>
+    </w:p>
+    <w:p>
+      <w:pPr>
+        <w:pStyle w:val="HTMLPreformatted"/>
+        <w:ind w:left="720"/>
+      </w:pPr>
+    </w:p>
+    <w:p>
+      <w:pPr>
+        <w:pStyle w:val="HTMLPreformatted"/>
+        <w:ind w:left="720"/>
+      </w:pPr>
+      <w:r>
+        <w:t>?-</w:t>
       </w:r>
     </w:p>
     <w:p>
@@ -4614,6 +5663,471 @@
         <w:rPr>
           <w:rFonts w:eastAsia="Times New Roman"/>
         </w:rPr>
+        <w:t xml:space="preserve">At the </w:t>
+      </w:r>
+      <w:r>
+        <w:rPr>
+          <w:rStyle w:val="code1"/>
+          <w:rFonts w:eastAsia="Times New Roman"/>
+        </w:rPr>
+        <w:t>?-</w:t>
+      </w:r>
+      <w:r>
+        <w:rPr>
+          <w:rFonts w:eastAsia="Times New Roman"/>
+        </w:rPr>
+        <w:t xml:space="preserve"> prompt type the following, </w:t>
+      </w:r>
+      <w:r>
+        <w:rPr>
+          <w:rFonts w:eastAsia="Times New Roman"/>
+          <w:b/>
+          <w:bCs/>
+        </w:rPr>
+        <w:t>including the full stop</w:t>
+      </w:r>
+      <w:r>
+        <w:rPr>
+          <w:rFonts w:eastAsia="Times New Roman"/>
+        </w:rPr>
+        <w:t xml:space="preserve">, and press Enter: </w:t>
+      </w:r>
+    </w:p>
+    <w:p>
+      <w:pPr>
+        <w:pStyle w:val="HTMLPreformatted"/>
+        <w:ind w:left="720"/>
+      </w:pPr>
+      <w:r>
+        <w:t>server(8080).</w:t>
+      </w:r>
+    </w:p>
+    <w:p>
+      <w:pPr>
+        <w:spacing w:beforeAutospacing="1" w:line="360" w:lineRule="auto"/>
+        <w:ind w:left="720"/>
+        <w:jc w:val="both"/>
+        <w:rPr>
+          <w:rFonts w:eastAsia="Times New Roman"/>
+        </w:rPr>
+      </w:pPr>
+      <w:r>
+        <w:rPr>
+          <w:rFonts w:eastAsia="Times New Roman"/>
+        </w:rPr>
+        <w:t xml:space="preserve">The system replies: </w:t>
+      </w:r>
+    </w:p>
+    <w:p>
+      <w:pPr>
+        <w:pStyle w:val="HTMLPreformatted"/>
+        <w:ind w:left="720"/>
+      </w:pPr>
+      <w:r>
+        <w:lastRenderedPageBreak/>
+        <w:t>% Started server at http://localhost:8080/</w:t>
+      </w:r>
+    </w:p>
+    <w:p>
+      <w:pPr>
+        <w:pStyle w:val="HTMLPreformatted"/>
+        <w:ind w:left="720"/>
+      </w:pPr>
+    </w:p>
+    <w:p>
+      <w:pPr>
+        <w:pStyle w:val="HTMLPreformatted"/>
+        <w:ind w:left="720"/>
+      </w:pPr>
+      <w:r>
+        <w:t>The web server is running.</w:t>
+      </w:r>
+    </w:p>
+    <w:p>
+      <w:pPr>
+        <w:pStyle w:val="HTMLPreformatted"/>
+        <w:ind w:left="720"/>
+      </w:pPr>
+      <w:r>
+        <w:t xml:space="preserve">  -&gt; Open your web browser and go to   http://localhost:8080</w:t>
+      </w:r>
+    </w:p>
+    <w:p>
+      <w:pPr>
+        <w:pStyle w:val="HTMLPreformatted"/>
+        <w:ind w:left="720"/>
+      </w:pPr>
+      <w:r>
+        <w:t xml:space="preserve">  -&gt; Keep this window open while you use the system.</w:t>
+      </w:r>
+    </w:p>
+    <w:p>
+      <w:pPr>
+        <w:pStyle w:val="HTMLPreformatted"/>
+        <w:ind w:left="720"/>
+      </w:pPr>
+      <w:r>
+        <w:t xml:space="preserve">  -&gt; To stop: type  stop_server(8080).  then  halt.</w:t>
+      </w:r>
+    </w:p>
+    <w:p>
+      <w:pPr>
+        <w:numPr>
+          <w:ilvl w:val="0"/>
+          <w:numId w:val="6"/>
+        </w:numPr>
+        <w:spacing w:before="100" w:beforeAutospacing="1" w:after="40" w:line="360" w:lineRule="auto"/>
+        <w:jc w:val="both"/>
+        <w:rPr>
+          <w:rFonts w:eastAsia="Times New Roman"/>
+        </w:rPr>
+      </w:pPr>
+      <w:r>
+        <w:rPr>
+          <w:rFonts w:eastAsia="Times New Roman"/>
+        </w:rPr>
+        <w:t xml:space="preserve">Open your web browser and go to </w:t>
+      </w:r>
+      <w:r>
+        <w:rPr>
+          <w:rFonts w:eastAsia="Times New Roman"/>
+          <w:b/>
+          <w:bCs/>
+        </w:rPr>
+        <w:t>http://localhost:8080</w:t>
+      </w:r>
+      <w:r>
+        <w:rPr>
+          <w:rFonts w:eastAsia="Times New Roman"/>
+        </w:rPr>
+        <w:t>. The home page appears (Figure 1).</w:t>
+      </w:r>
+    </w:p>
+    <w:p>
+      <w:pPr>
+        <w:numPr>
+          <w:ilvl w:val="0"/>
+          <w:numId w:val="6"/>
+        </w:numPr>
+        <w:spacing w:before="100" w:beforeAutospacing="1" w:after="40" w:line="360" w:lineRule="auto"/>
+        <w:jc w:val="both"/>
+        <w:rPr>
+          <w:rFonts w:eastAsia="Times New Roman"/>
+        </w:rPr>
+      </w:pPr>
+      <w:r>
+        <w:rPr>
+          <w:rFonts w:eastAsia="Times New Roman"/>
+        </w:rPr>
+        <w:t xml:space="preserve">On the home page: </w:t>
+      </w:r>
+    </w:p>
+    <w:p>
+      <w:pPr>
+        <w:numPr>
+          <w:ilvl w:val="1"/>
+          <w:numId w:val="6"/>
+        </w:numPr>
+        <w:spacing w:before="100" w:beforeAutospacing="1" w:after="40" w:line="360" w:lineRule="auto"/>
+        <w:jc w:val="both"/>
+        <w:rPr>
+          <w:rFonts w:eastAsia="Times New Roman"/>
+        </w:rPr>
+      </w:pPr>
+      <w:r>
+        <w:rPr>
+          <w:rFonts w:eastAsia="Times New Roman"/>
+        </w:rPr>
+        <w:t xml:space="preserve">To </w:t>
+      </w:r>
+      <w:r>
+        <w:rPr>
+          <w:rFonts w:eastAsia="Times New Roman"/>
+          <w:b/>
+          <w:bCs/>
+        </w:rPr>
+        <w:t>identify</w:t>
+      </w:r>
+      <w:r>
+        <w:rPr>
+          <w:rFonts w:eastAsia="Times New Roman"/>
+        </w:rPr>
+        <w:t xml:space="preserve"> a stone, fill in what you know under </w:t>
+      </w:r>
+      <w:r>
+        <w:rPr>
+          <w:rFonts w:eastAsia="Times New Roman"/>
+          <w:b/>
+          <w:bCs/>
+        </w:rPr>
+        <w:t>Describe your stone</w:t>
+      </w:r>
+      <w:r>
+        <w:rPr>
+          <w:rFonts w:eastAsia="Times New Roman"/>
+        </w:rPr>
+        <w:t xml:space="preserve"> and press </w:t>
+      </w:r>
+      <w:r>
+        <w:rPr>
+          <w:rFonts w:eastAsia="Times New Roman"/>
+          <w:b/>
+          <w:bCs/>
+        </w:rPr>
+        <w:t>Identify stone</w:t>
+      </w:r>
+      <w:r>
+        <w:rPr>
+          <w:rFonts w:eastAsia="Times New Roman"/>
+        </w:rPr>
+        <w:t xml:space="preserve"> (Section 7).</w:t>
+      </w:r>
+    </w:p>
+    <w:p>
+      <w:pPr>
+        <w:numPr>
+          <w:ilvl w:val="1"/>
+          <w:numId w:val="6"/>
+        </w:numPr>
+        <w:spacing w:before="100" w:beforeAutospacing="1" w:after="40" w:line="360" w:lineRule="auto"/>
+        <w:jc w:val="both"/>
+        <w:rPr>
+          <w:rFonts w:eastAsia="Times New Roman"/>
+        </w:rPr>
+      </w:pPr>
+      <w:r>
+        <w:rPr>
+          <w:rFonts w:eastAsia="Times New Roman"/>
+        </w:rPr>
+        <w:t xml:space="preserve">To </w:t>
+      </w:r>
+      <w:r>
+        <w:rPr>
+          <w:rFonts w:eastAsia="Times New Roman"/>
+          <w:b/>
+          <w:bCs/>
+        </w:rPr>
+        <w:t>check a claim</w:t>
+      </w:r>
+      <w:r>
+        <w:rPr>
+          <w:rFonts w:eastAsia="Times New Roman"/>
+        </w:rPr>
+        <w:t xml:space="preserve"> such as "is it a ruby?", choose the gem in </w:t>
+      </w:r>
+      <w:r>
+        <w:rPr>
+          <w:rFonts w:eastAsia="Times New Roman"/>
+          <w:b/>
+          <w:bCs/>
+        </w:rPr>
+        <w:t>Check a claim</w:t>
+      </w:r>
+      <w:r>
+        <w:rPr>
+          <w:rFonts w:eastAsia="Times New Roman"/>
+        </w:rPr>
+        <w:t xml:space="preserve"> and press </w:t>
+      </w:r>
+      <w:r>
+        <w:rPr>
+          <w:rFonts w:eastAsia="Times New Roman"/>
+          <w:b/>
+          <w:bCs/>
+        </w:rPr>
+        <w:t>Verify</w:t>
+      </w:r>
+      <w:r>
+        <w:rPr>
+          <w:rFonts w:eastAsia="Times New Roman"/>
+        </w:rPr>
+        <w:t xml:space="preserve"> (Section 8).</w:t>
+      </w:r>
+    </w:p>
+    <w:p>
+      <w:pPr>
+        <w:numPr>
+          <w:ilvl w:val="1"/>
+          <w:numId w:val="6"/>
+        </w:numPr>
+        <w:spacing w:before="100" w:beforeAutospacing="1" w:after="40" w:line="360" w:lineRule="auto"/>
+        <w:jc w:val="both"/>
+        <w:rPr>
+          <w:rFonts w:eastAsia="Times New Roman"/>
+        </w:rPr>
+      </w:pPr>
+      <w:r>
+        <w:rPr>
+          <w:rFonts w:eastAsia="Times New Roman"/>
+        </w:rPr>
+        <w:t xml:space="preserve">To be </w:t>
+      </w:r>
+      <w:r>
+        <w:rPr>
+          <w:rFonts w:eastAsia="Times New Roman"/>
+          <w:b/>
+          <w:bCs/>
+        </w:rPr>
+        <w:t>guided one question at a time</w:t>
+      </w:r>
+      <w:r>
+        <w:rPr>
+          <w:rFonts w:eastAsia="Times New Roman"/>
+        </w:rPr>
+        <w:t xml:space="preserve">, press </w:t>
+      </w:r>
+      <w:r>
+        <w:rPr>
+          <w:rFonts w:eastAsia="Times New Roman"/>
+          <w:b/>
+          <w:bCs/>
+        </w:rPr>
+        <w:t>Start</w:t>
+      </w:r>
+      <w:r>
+        <w:rPr>
+          <w:rFonts w:eastAsia="Times New Roman"/>
+        </w:rPr>
+        <w:t xml:space="preserve"> under </w:t>
+      </w:r>
+      <w:r>
+        <w:rPr>
+          <w:rFonts w:eastAsia="Times New Roman"/>
+          <w:b/>
+          <w:bCs/>
+        </w:rPr>
+        <w:t>Ask me step by step</w:t>
+      </w:r>
+      <w:r>
+        <w:rPr>
+          <w:rFonts w:eastAsia="Times New Roman"/>
+        </w:rPr>
+        <w:t xml:space="preserve"> (Section 9).</w:t>
+      </w:r>
+    </w:p>
+    <w:p>
+      <w:pPr>
+        <w:shd w:val="clear" w:color="auto" w:fill="FFFFFF"/>
+        <w:spacing w:line="360" w:lineRule="auto"/>
+        <w:jc w:val="both"/>
+        <w:divId w:val="1321932772"/>
+        <w:rPr>
+          <w:rFonts w:eastAsia="Times New Roman"/>
+        </w:rPr>
+      </w:pPr>
+      <w:r>
+        <w:rPr>
+          <w:rFonts w:eastAsia="Times New Roman"/>
+        </w:rPr>
+        <w:t xml:space="preserve">On Windows the first time you start the server, Windows Defender Firewall may ask whether to allow SWI-Prolog to communicate. Choose </w:t>
+      </w:r>
+      <w:r>
+        <w:rPr>
+          <w:rFonts w:eastAsia="Times New Roman"/>
+          <w:b/>
+          <w:bCs/>
+        </w:rPr>
+        <w:t>Allow</w:t>
+      </w:r>
+      <w:r>
+        <w:rPr>
+          <w:rFonts w:eastAsia="Times New Roman"/>
+        </w:rPr>
+        <w:t xml:space="preserve"> for private networks.</w:t>
+      </w:r>
+    </w:p>
+    <w:p>
+      <w:pPr>
+        <w:shd w:val="clear" w:color="auto" w:fill="FFFFFF"/>
+        <w:spacing w:line="360" w:lineRule="auto"/>
+        <w:jc w:val="both"/>
+        <w:divId w:val="81336660"/>
+        <w:rPr>
+          <w:rFonts w:eastAsia="Times New Roman"/>
+        </w:rPr>
+      </w:pPr>
+      <w:r>
+        <w:rPr>
+          <w:rFonts w:eastAsia="Times New Roman"/>
+        </w:rPr>
+        <w:t xml:space="preserve">Every Prolog command ends with a full stop. If nothing happens after pressing Enter, type </w:t>
+      </w:r>
+      <w:r>
+        <w:rPr>
+          <w:rStyle w:val="HTMLKeyboard"/>
+        </w:rPr>
+        <w:t>.</w:t>
+      </w:r>
+      <w:r>
+        <w:rPr>
+          <w:rFonts w:eastAsia="Times New Roman"/>
+        </w:rPr>
+        <w:t xml:space="preserve"> and press Enter again.</w:t>
+      </w:r>
+    </w:p>
+    <w:p>
+      <w:pPr>
+        <w:pStyle w:val="Heading2"/>
+        <w:rPr>
+          <w:rFonts w:eastAsia="Times New Roman"/>
+        </w:rPr>
+      </w:pPr>
+      <w:bookmarkStart w:id="10" w:name="_Toc241606813"/>
+      <w:r>
+        <w:rPr>
+          <w:rFonts w:eastAsia="Times New Roman"/>
+        </w:rPr>
+        <w:t>4.6 Stop the system</w:t>
+      </w:r>
+      <w:bookmarkEnd w:id="10"/>
+    </w:p>
+    <w:p>
+      <w:pPr>
+        <w:numPr>
+          <w:ilvl w:val="0"/>
+          <w:numId w:val="7"/>
+        </w:numPr>
+        <w:spacing w:before="100" w:beforeAutospacing="1" w:after="40" w:line="360" w:lineRule="auto"/>
+        <w:jc w:val="both"/>
+        <w:rPr>
+          <w:rFonts w:eastAsia="Times New Roman"/>
+        </w:rPr>
+      </w:pPr>
+      <w:r>
+        <w:rPr>
+          <w:rFonts w:eastAsia="Times New Roman"/>
+        </w:rPr>
+        <w:t xml:space="preserve">In the Command Prompt type </w:t>
+      </w:r>
+      <w:r>
+        <w:rPr>
+          <w:rStyle w:val="HTMLKeyboard"/>
+        </w:rPr>
+        <w:t>stop_server(8080).</w:t>
+      </w:r>
+      <w:r>
+        <w:rPr>
+          <w:rFonts w:eastAsia="Times New Roman"/>
+        </w:rPr>
+        <w:t xml:space="preserve"> to stop the web server.</w:t>
+      </w:r>
+    </w:p>
+    <w:p>
+      <w:pPr>
+        <w:numPr>
+          <w:ilvl w:val="0"/>
+          <w:numId w:val="7"/>
+        </w:numPr>
+        <w:spacing w:before="100" w:beforeAutospacing="1" w:after="40" w:line="360" w:lineRule="auto"/>
+        <w:jc w:val="both"/>
+        <w:rPr>
+          <w:rFonts w:eastAsia="Times New Roman"/>
+        </w:rPr>
+      </w:pPr>
+      <w:r>
+        <w:rPr>
+          <w:rFonts w:eastAsia="Times New Roman"/>
+        </w:rPr>
         <w:t xml:space="preserve">Type </w:t>
       </w:r>
       <w:r>
@@ -4626,7 +6140,7 @@
         <w:rPr>
           <w:rFonts w:eastAsia="Times New Roman"/>
         </w:rPr>
-        <w:t xml:space="preserve"> to leave SWI-Prolog. (Closing the terminal window also stops everything.)</w:t>
+        <w:t xml:space="preserve"> to leave SWI-Prolog. (Closing the Command Prompt window also stops everything.)</w:t>
       </w:r>
     </w:p>
     <w:p>
@@ -4636,14 +6150,15 @@
           <w:rFonts w:eastAsia="Times New Roman"/>
         </w:rPr>
       </w:pPr>
-      <w:bookmarkStart w:id="10" w:name="_Toc241604213"/>
-      <w:r>
-        <w:rPr>
-          <w:rFonts w:eastAsia="Times New Roman"/>
-        </w:rPr>
+      <w:bookmarkStart w:id="11" w:name="_Toc241606814"/>
+      <w:r>
+        <w:rPr>
+          <w:rFonts w:eastAsia="Times New Roman"/>
+        </w:rPr>
+        <w:lastRenderedPageBreak/>
         <w:t>5. A tour of the home page</w:t>
       </w:r>
-      <w:bookmarkEnd w:id="10"/>
+      <w:bookmarkEnd w:id="11"/>
     </w:p>
     <w:p>
       <w:pPr>
@@ -4655,7 +6170,7 @@
           <w:noProof/>
         </w:rPr>
         <w:drawing>
-          <wp:inline distT="0" distB="0" distL="0" distR="0" wp14:anchorId="70E21A29" wp14:editId="1B215750">
+          <wp:inline distT="0" distB="0" distL="0" distR="0">
             <wp:extent cx="5332730" cy="3524885"/>
             <wp:effectExtent l="0" t="0" r="1270" b="0"/>
             <wp:docPr id="2" name="Picture 2"/>
@@ -4808,11 +6323,7 @@
         <w:t>Try an example</w:t>
       </w:r>
       <w:r>
-        <w:t xml:space="preserve">, plus a box for plain-English questions. Scrolling down you will find a summary of what the system tells you, an explanation </w:t>
-      </w:r>
-      <w:r>
-        <w:lastRenderedPageBreak/>
-        <w:t>of how it works and of the two reasoning methods (Figure 2), the input form, example stones and a glossary of gem terms.</w:t>
+        <w:t>, plus a box for plain-English questions. Scrolling down you will find a summary of what the system tells you, an explanation of how it works and of the two reasoning methods (Figure 2), the input form, example stones and a glossary of gem terms.</w:t>
       </w:r>
     </w:p>
     <w:p>
@@ -4824,8 +6335,9 @@
         <w:rPr>
           <w:noProof/>
         </w:rPr>
+        <w:lastRenderedPageBreak/>
         <w:drawing>
-          <wp:inline distT="0" distB="0" distL="0" distR="0" wp14:anchorId="3ACBA7F8" wp14:editId="31F7A1F9">
+          <wp:inline distT="0" distB="0" distL="0" distR="0">
             <wp:extent cx="5143500" cy="2990215"/>
             <wp:effectExtent l="0" t="0" r="0" b="635"/>
             <wp:docPr id="3" name="Picture 3"/>
@@ -4890,14 +6402,14 @@
           <w:rFonts w:eastAsia="Times New Roman"/>
         </w:rPr>
       </w:pPr>
-      <w:bookmarkStart w:id="11" w:name="_Toc241604214"/>
+      <w:bookmarkStart w:id="12" w:name="_Toc241606815"/>
       <w:r>
         <w:rPr>
           <w:rFonts w:eastAsia="Times New Roman"/>
         </w:rPr>
         <w:t>6. Describing your stone</w:t>
       </w:r>
-      <w:bookmarkEnd w:id="11"/>
+      <w:bookmarkEnd w:id="12"/>
     </w:p>
     <w:p>
       <w:pPr>
@@ -4948,7 +6460,7 @@
         </w:rPr>
         <w:lastRenderedPageBreak/>
         <w:drawing>
-          <wp:inline distT="0" distB="0" distL="0" distR="0" wp14:anchorId="040D8EE0" wp14:editId="172ECA72">
+          <wp:inline distT="0" distB="0" distL="0" distR="0">
             <wp:extent cx="4954270" cy="7601585"/>
             <wp:effectExtent l="0" t="0" r="0" b="0"/>
             <wp:docPr id="4" name="Picture 4"/>
@@ -5012,7 +6524,7 @@
       </w:pPr>
       <w:r>
         <w:lastRenderedPageBreak/>
-        <w:t>Table 2. Input fields</w:t>
+        <w:t>Table 3. Input fields</w:t>
       </w:r>
     </w:p>
     <w:tbl>
@@ -5387,15 +6899,7 @@
                 <w:sz w:val="20"/>
                 <w:szCs w:val="20"/>
               </w:rPr>
-              <w:t xml:space="preserve"> </w:t>
-            </w:r>
-            <w:r>
-              <w:rPr>
-                <w:rFonts w:eastAsia="Times New Roman"/>
-                <w:sz w:val="20"/>
-                <w:szCs w:val="20"/>
-              </w:rPr>
-              <w:t>instead. Leave it blank if you have no refractometer.</w:t>
+              <w:t xml:space="preserve"> instead. Leave it blank if you have no refractometer.</w:t>
             </w:r>
           </w:p>
         </w:tc>
@@ -5752,7 +7256,15 @@
                 <w:sz w:val="20"/>
                 <w:szCs w:val="20"/>
               </w:rPr>
-              <w:t xml:space="preserve"> (doubly refractive, figure not checked), </w:t>
+              <w:t xml:space="preserve"> </w:t>
+            </w:r>
+            <w:r>
+              <w:rPr>
+                <w:rFonts w:eastAsia="Times New Roman"/>
+                <w:sz w:val="20"/>
+                <w:szCs w:val="20"/>
+              </w:rPr>
+              <w:t xml:space="preserve">(doubly refractive, figure not checked), </w:t>
             </w:r>
             <w:r>
               <w:rPr>
@@ -6324,14 +7836,14 @@
           <w:rFonts w:eastAsia="Times New Roman"/>
         </w:rPr>
       </w:pPr>
-      <w:bookmarkStart w:id="12" w:name="_Toc241604215"/>
+      <w:bookmarkStart w:id="13" w:name="_Toc241606816"/>
       <w:r>
         <w:rPr>
           <w:rFonts w:eastAsia="Times New Roman"/>
         </w:rPr>
         <w:t>6.1 Instant checks on your readings</w:t>
       </w:r>
-      <w:bookmarkEnd w:id="12"/>
+      <w:bookmarkEnd w:id="13"/>
     </w:p>
     <w:p>
       <w:pPr>
@@ -6345,7 +7857,7 @@
       <w:pPr>
         <w:numPr>
           <w:ilvl w:val="0"/>
-          <w:numId w:val="7"/>
+          <w:numId w:val="8"/>
         </w:numPr>
         <w:spacing w:before="100" w:beforeAutospacing="1" w:after="40" w:line="360" w:lineRule="auto"/>
         <w:jc w:val="both"/>
@@ -6372,7 +7884,7 @@
       <w:pPr>
         <w:numPr>
           <w:ilvl w:val="0"/>
-          <w:numId w:val="7"/>
+          <w:numId w:val="8"/>
         </w:numPr>
         <w:spacing w:before="100" w:beforeAutospacing="1" w:after="40" w:line="360" w:lineRule="auto"/>
         <w:jc w:val="both"/>
@@ -6399,7 +7911,7 @@
       <w:pPr>
         <w:numPr>
           <w:ilvl w:val="0"/>
-          <w:numId w:val="7"/>
+          <w:numId w:val="8"/>
         </w:numPr>
         <w:spacing w:before="100" w:beforeAutospacing="1" w:after="40" w:line="360" w:lineRule="auto"/>
         <w:jc w:val="both"/>
@@ -6438,7 +7950,10 @@
         <w:t>Normal range</w:t>
       </w:r>
       <w:r>
-        <w:t xml:space="preserve"> line shows the range of readings covered by the system (for example RI 1.515 - 1.990 for gems). The link </w:t>
+        <w:t xml:space="preserve"> </w:t>
+      </w:r>
+      <w:r>
+        <w:t xml:space="preserve">line shows the range of readings covered by the system (for example RI 1.515 - 1.990 for gems). The link </w:t>
       </w:r>
       <w:r>
         <w:rPr>
@@ -6466,10 +7981,7 @@
         <w:t>Over the limit (no reading)</w:t>
       </w:r>
       <w:r>
-        <w:t xml:space="preserve"> </w:t>
-      </w:r>
-      <w:r>
-        <w:t>greys out the RI box and shows which gems read above the refractometer's limit (zircon, cubic zirconia and some garnets).</w:t>
+        <w:t xml:space="preserve"> greys out the RI box and shows which gems read above the refractometer's limit (zircon, cubic zirconia and some garnets).</w:t>
       </w:r>
     </w:p>
     <w:p>
@@ -6482,7 +7994,7 @@
           <w:noProof/>
         </w:rPr>
         <w:drawing>
-          <wp:inline distT="0" distB="0" distL="0" distR="0" wp14:anchorId="79192B30" wp14:editId="559ABDFB">
+          <wp:inline distT="0" distB="0" distL="0" distR="0">
             <wp:extent cx="5143500" cy="3152140"/>
             <wp:effectExtent l="0" t="0" r="0" b="0"/>
             <wp:docPr id="5" name="Picture 5"/>
@@ -6605,14 +8117,14 @@
           <w:rFonts w:eastAsia="Times New Roman"/>
         </w:rPr>
       </w:pPr>
-      <w:bookmarkStart w:id="13" w:name="_Toc241604216"/>
+      <w:bookmarkStart w:id="14" w:name="_Toc241606817"/>
       <w:r>
         <w:rPr>
           <w:rFonts w:eastAsia="Times New Roman"/>
         </w:rPr>
         <w:t>7. Identifying a stone</w:t>
       </w:r>
-      <w:bookmarkEnd w:id="13"/>
+      <w:bookmarkEnd w:id="14"/>
     </w:p>
     <w:p>
       <w:pPr>
@@ -6621,20 +8133,20 @@
           <w:rFonts w:eastAsia="Times New Roman"/>
         </w:rPr>
       </w:pPr>
-      <w:bookmarkStart w:id="14" w:name="_Toc241604217"/>
+      <w:bookmarkStart w:id="15" w:name="_Toc241606818"/>
       <w:r>
         <w:rPr>
           <w:rFonts w:eastAsia="Times New Roman"/>
         </w:rPr>
         <w:t>7.1 Steps</w:t>
       </w:r>
-      <w:bookmarkEnd w:id="14"/>
+      <w:bookmarkEnd w:id="15"/>
     </w:p>
     <w:p>
       <w:pPr>
         <w:numPr>
           <w:ilvl w:val="0"/>
-          <w:numId w:val="8"/>
+          <w:numId w:val="9"/>
         </w:numPr>
         <w:spacing w:before="100" w:beforeAutospacing="1" w:after="40" w:line="360" w:lineRule="auto"/>
         <w:jc w:val="both"/>
@@ -6653,7 +8165,7 @@
       <w:pPr>
         <w:numPr>
           <w:ilvl w:val="0"/>
-          <w:numId w:val="8"/>
+          <w:numId w:val="9"/>
         </w:numPr>
         <w:spacing w:before="100" w:beforeAutospacing="1" w:after="40" w:line="360" w:lineRule="auto"/>
         <w:jc w:val="both"/>
@@ -6686,7 +8198,7 @@
       <w:pPr>
         <w:numPr>
           <w:ilvl w:val="0"/>
-          <w:numId w:val="8"/>
+          <w:numId w:val="9"/>
         </w:numPr>
         <w:spacing w:before="100" w:beforeAutospacing="1" w:after="40" w:line="360" w:lineRule="auto"/>
         <w:jc w:val="both"/>
@@ -6708,7 +8220,7 @@
           <w:rFonts w:eastAsia="Times New Roman"/>
         </w:rPr>
       </w:pPr>
-      <w:bookmarkStart w:id="15" w:name="_Toc241604218"/>
+      <w:bookmarkStart w:id="16" w:name="_Toc241606819"/>
       <w:r>
         <w:rPr>
           <w:rFonts w:eastAsia="Times New Roman"/>
@@ -6716,7 +8228,7 @@
         <w:lastRenderedPageBreak/>
         <w:t>7.2 Reading the result</w:t>
       </w:r>
-      <w:bookmarkEnd w:id="15"/>
+      <w:bookmarkEnd w:id="16"/>
     </w:p>
     <w:p>
       <w:pPr>
@@ -6728,7 +8240,7 @@
           <w:noProof/>
         </w:rPr>
         <w:drawing>
-          <wp:inline distT="0" distB="0" distL="0" distR="0" wp14:anchorId="2C77359A" wp14:editId="7450329A">
+          <wp:inline distT="0" distB="0" distL="0" distR="0">
             <wp:extent cx="4095750" cy="3286125"/>
             <wp:effectExtent l="0" t="0" r="0" b="9525"/>
             <wp:docPr id="6" name="Picture 6"/>
@@ -6791,7 +8303,7 @@
         <w:pStyle w:val="tcaption"/>
       </w:pPr>
       <w:r>
-        <w:t>Table 3. Parts of the result page</w:t>
+        <w:t>Table 4. Parts of the result page</w:t>
       </w:r>
     </w:p>
     <w:tbl>
@@ -7098,7 +8610,15 @@
                 <w:sz w:val="20"/>
                 <w:szCs w:val="20"/>
               </w:rPr>
-              <w:t xml:space="preserve"> (amber): data is incomplete or fits more than one gem. </w:t>
+              <w:t xml:space="preserve"> </w:t>
+            </w:r>
+            <w:r>
+              <w:rPr>
+                <w:rFonts w:eastAsia="Times New Roman"/>
+                <w:sz w:val="20"/>
+                <w:szCs w:val="20"/>
+              </w:rPr>
+              <w:t xml:space="preserve">(amber): data is incomplete or fits more than one gem. </w:t>
             </w:r>
             <w:r>
               <w:rPr>
@@ -7303,15 +8823,7 @@
                 <w:sz w:val="20"/>
                 <w:szCs w:val="20"/>
               </w:rPr>
-              <w:t xml:space="preserve"> </w:t>
-            </w:r>
-            <w:r>
-              <w:rPr>
-                <w:rFonts w:eastAsia="Times New Roman"/>
-                <w:sz w:val="20"/>
-                <w:szCs w:val="20"/>
-              </w:rPr>
-              <w:t>to see the scale. It is a certainty factor, not a statistical probability.</w:t>
+              <w:t xml:space="preserve"> to see the scale. It is a certainty factor, not a statistical probability.</w:t>
             </w:r>
           </w:p>
         </w:tc>
@@ -7436,7 +8948,15 @@
                 <w:sz w:val="20"/>
                 <w:szCs w:val="20"/>
               </w:rPr>
-              <w:t xml:space="preserve"> (amber), </w:t>
+              <w:t xml:space="preserve"> </w:t>
+            </w:r>
+            <w:r>
+              <w:rPr>
+                <w:rFonts w:eastAsia="Times New Roman"/>
+                <w:sz w:val="20"/>
+                <w:szCs w:val="20"/>
+              </w:rPr>
+              <w:t xml:space="preserve">(amber), </w:t>
             </w:r>
             <w:r>
               <w:rPr>
@@ -8108,15 +9628,7 @@
                 <w:sz w:val="20"/>
                 <w:szCs w:val="20"/>
               </w:rPr>
-              <w:t xml:space="preserve"> </w:t>
-            </w:r>
-            <w:r>
-              <w:rPr>
-                <w:rFonts w:eastAsia="Times New Roman"/>
-                <w:sz w:val="20"/>
-                <w:szCs w:val="20"/>
-              </w:rPr>
-              <w:t>clears the form.</w:t>
+              <w:t xml:space="preserve"> clears the form.</w:t>
             </w:r>
           </w:p>
         </w:tc>
@@ -8129,14 +9641,14 @@
           <w:rFonts w:eastAsia="Times New Roman"/>
         </w:rPr>
       </w:pPr>
-      <w:bookmarkStart w:id="16" w:name="_Toc241604219"/>
+      <w:bookmarkStart w:id="17" w:name="_Toc241606820"/>
       <w:r>
         <w:rPr>
           <w:rFonts w:eastAsia="Times New Roman"/>
         </w:rPr>
         <w:t>7.3 Using the reasoning diagram</w:t>
       </w:r>
-      <w:bookmarkEnd w:id="16"/>
+      <w:bookmarkEnd w:id="17"/>
     </w:p>
     <w:p>
       <w:pPr>
@@ -8148,7 +9660,7 @@
           <w:noProof/>
         </w:rPr>
         <w:drawing>
-          <wp:inline distT="0" distB="0" distL="0" distR="0" wp14:anchorId="43B24019" wp14:editId="16568FB8">
+          <wp:inline distT="0" distB="0" distL="0" distR="0">
             <wp:extent cx="4095750" cy="4268470"/>
             <wp:effectExtent l="0" t="0" r="0" b="0"/>
             <wp:docPr id="7" name="Picture 7"/>
@@ -8218,7 +9730,7 @@
       <w:pPr>
         <w:numPr>
           <w:ilvl w:val="0"/>
-          <w:numId w:val="9"/>
+          <w:numId w:val="10"/>
         </w:numPr>
         <w:spacing w:before="100" w:beforeAutospacing="1" w:after="40" w:line="360" w:lineRule="auto"/>
         <w:jc w:val="both"/>
@@ -8245,7 +9757,7 @@
       <w:pPr>
         <w:numPr>
           <w:ilvl w:val="0"/>
-          <w:numId w:val="9"/>
+          <w:numId w:val="10"/>
         </w:numPr>
         <w:spacing w:before="100" w:beforeAutospacing="1" w:after="40" w:line="360" w:lineRule="auto"/>
         <w:jc w:val="both"/>
@@ -8286,7 +9798,7 @@
       <w:pPr>
         <w:numPr>
           <w:ilvl w:val="0"/>
-          <w:numId w:val="9"/>
+          <w:numId w:val="10"/>
         </w:numPr>
         <w:spacing w:before="100" w:beforeAutospacing="1" w:after="40" w:line="360" w:lineRule="auto"/>
         <w:jc w:val="both"/>
@@ -8325,14 +9837,14 @@
           <w:rFonts w:eastAsia="Times New Roman"/>
         </w:rPr>
       </w:pPr>
-      <w:bookmarkStart w:id="17" w:name="_Toc241604220"/>
+      <w:bookmarkStart w:id="18" w:name="_Toc241606821"/>
       <w:r>
         <w:rPr>
           <w:rFonts w:eastAsia="Times New Roman"/>
         </w:rPr>
         <w:t>7.4 When some data is missing</w:t>
       </w:r>
-      <w:bookmarkEnd w:id="17"/>
+      <w:bookmarkEnd w:id="18"/>
     </w:p>
     <w:p>
       <w:pPr>
@@ -8367,7 +9879,10 @@
         <w:t>Most useful next measurement</w:t>
       </w:r>
       <w:r>
-        <w:t xml:space="preserve"> box tells you which missing measurement would narrow the list down best, and what each candidate would read. For example, for a red, singly refractive stone it advises measuring the refractive index, because spinel reads 1.712-1.736 and garnet 1.730-1.890.</w:t>
+        <w:t xml:space="preserve"> </w:t>
+      </w:r>
+      <w:r>
+        <w:t>box tells you which missing measurement would narrow the list down best, and what each candidate would read. For example, for a red, singly refractive stone it advises measuring the refractive index, because spinel reads 1.712-1.736 and garnet 1.730-1.890.</w:t>
       </w:r>
     </w:p>
     <w:p>
@@ -8380,7 +9895,7 @@
           <w:noProof/>
         </w:rPr>
         <w:drawing>
-          <wp:inline distT="0" distB="0" distL="0" distR="0" wp14:anchorId="642D07BC" wp14:editId="3AB92BE1">
+          <wp:inline distT="0" distB="0" distL="0" distR="0">
             <wp:extent cx="4095750" cy="4534535"/>
             <wp:effectExtent l="0" t="0" r="0" b="0"/>
             <wp:docPr id="8" name="Picture 8"/>
@@ -8445,20 +9960,20 @@
           <w:rFonts w:eastAsia="Times New Roman"/>
         </w:rPr>
       </w:pPr>
-      <w:bookmarkStart w:id="18" w:name="_Toc241604221"/>
+      <w:bookmarkStart w:id="19" w:name="_Toc241606822"/>
       <w:r>
         <w:rPr>
           <w:rFonts w:eastAsia="Times New Roman"/>
         </w:rPr>
         <w:t>8. Checking a claim (Verify)</w:t>
       </w:r>
-      <w:bookmarkEnd w:id="18"/>
+      <w:bookmarkEnd w:id="19"/>
     </w:p>
     <w:p>
       <w:pPr>
         <w:numPr>
           <w:ilvl w:val="0"/>
-          <w:numId w:val="10"/>
+          <w:numId w:val="11"/>
         </w:numPr>
         <w:spacing w:before="100" w:beforeAutospacing="1" w:after="40" w:line="360" w:lineRule="auto"/>
         <w:jc w:val="both"/>
@@ -8477,7 +9992,7 @@
       <w:pPr>
         <w:numPr>
           <w:ilvl w:val="0"/>
-          <w:numId w:val="10"/>
+          <w:numId w:val="11"/>
         </w:numPr>
         <w:spacing w:before="100" w:beforeAutospacing="1" w:after="40" w:line="360" w:lineRule="auto"/>
         <w:jc w:val="both"/>
@@ -8524,7 +10039,7 @@
       <w:pPr>
         <w:numPr>
           <w:ilvl w:val="0"/>
-          <w:numId w:val="10"/>
+          <w:numId w:val="11"/>
         </w:numPr>
         <w:spacing w:before="100" w:beforeAutospacing="1" w:after="40" w:line="360" w:lineRule="auto"/>
         <w:jc w:val="both"/>
@@ -8625,7 +10140,7 @@
           <w:noProof/>
         </w:rPr>
         <w:drawing>
-          <wp:inline distT="0" distB="0" distL="0" distR="0" wp14:anchorId="333C8585" wp14:editId="7255FD7E">
+          <wp:inline distT="0" distB="0" distL="0" distR="0">
             <wp:extent cx="4095750" cy="2180590"/>
             <wp:effectExtent l="0" t="0" r="0" b="0"/>
             <wp:docPr id="9" name="Picture 9"/>
@@ -8690,20 +10205,20 @@
           <w:rFonts w:eastAsia="Times New Roman"/>
         </w:rPr>
       </w:pPr>
-      <w:bookmarkStart w:id="19" w:name="_Toc241604222"/>
+      <w:bookmarkStart w:id="20" w:name="_Toc241606823"/>
       <w:r>
         <w:rPr>
           <w:rFonts w:eastAsia="Times New Roman"/>
         </w:rPr>
         <w:t>9. Step-by-step consultation</w:t>
       </w:r>
-      <w:bookmarkEnd w:id="19"/>
+      <w:bookmarkEnd w:id="20"/>
     </w:p>
     <w:p>
       <w:pPr>
         <w:numPr>
           <w:ilvl w:val="0"/>
-          <w:numId w:val="11"/>
+          <w:numId w:val="12"/>
         </w:numPr>
         <w:spacing w:before="100" w:beforeAutospacing="1" w:after="40" w:line="360" w:lineRule="auto"/>
         <w:jc w:val="both"/>
@@ -8756,7 +10271,7 @@
       <w:pPr>
         <w:numPr>
           <w:ilvl w:val="0"/>
-          <w:numId w:val="11"/>
+          <w:numId w:val="12"/>
         </w:numPr>
         <w:spacing w:before="100" w:beforeAutospacing="1" w:after="40" w:line="360" w:lineRule="auto"/>
         <w:jc w:val="both"/>
@@ -8789,7 +10304,7 @@
       <w:pPr>
         <w:numPr>
           <w:ilvl w:val="0"/>
-          <w:numId w:val="11"/>
+          <w:numId w:val="12"/>
         </w:numPr>
         <w:spacing w:before="100" w:beforeAutospacing="1" w:after="40" w:line="360" w:lineRule="auto"/>
         <w:jc w:val="both"/>
@@ -8836,7 +10351,7 @@
       <w:pPr>
         <w:numPr>
           <w:ilvl w:val="0"/>
-          <w:numId w:val="11"/>
+          <w:numId w:val="12"/>
         </w:numPr>
         <w:spacing w:before="100" w:beforeAutospacing="1" w:after="40" w:line="360" w:lineRule="auto"/>
         <w:jc w:val="both"/>
@@ -8869,7 +10384,7 @@
       <w:pPr>
         <w:numPr>
           <w:ilvl w:val="0"/>
-          <w:numId w:val="11"/>
+          <w:numId w:val="12"/>
         </w:numPr>
         <w:spacing w:before="100" w:beforeAutospacing="1" w:after="40" w:line="360" w:lineRule="auto"/>
         <w:jc w:val="both"/>
@@ -8908,7 +10423,7 @@
       <w:pPr>
         <w:numPr>
           <w:ilvl w:val="0"/>
-          <w:numId w:val="11"/>
+          <w:numId w:val="12"/>
         </w:numPr>
         <w:spacing w:before="100" w:beforeAutospacing="1" w:after="40" w:line="360" w:lineRule="auto"/>
         <w:jc w:val="both"/>
@@ -8948,7 +10463,7 @@
         </w:rPr>
         <w:lastRenderedPageBreak/>
         <w:drawing>
-          <wp:inline distT="0" distB="0" distL="0" distR="0" wp14:anchorId="74F9C0E0" wp14:editId="30393BC0">
+          <wp:inline distT="0" distB="0" distL="0" distR="0">
             <wp:extent cx="4095750" cy="2847340"/>
             <wp:effectExtent l="0" t="0" r="0" b="0"/>
             <wp:docPr id="10" name="Picture 10"/>
@@ -9011,7 +10526,7 @@
         <w:shd w:val="clear" w:color="auto" w:fill="FFFFFF"/>
         <w:spacing w:line="360" w:lineRule="auto"/>
         <w:jc w:val="both"/>
-        <w:divId w:val="1388411938"/>
+        <w:divId w:val="1582258498"/>
         <w:rPr>
           <w:rFonts w:eastAsia="Times New Roman"/>
         </w:rPr>
@@ -9044,14 +10559,14 @@
           <w:rFonts w:eastAsia="Times New Roman"/>
         </w:rPr>
       </w:pPr>
-      <w:bookmarkStart w:id="20" w:name="_Toc241604223"/>
+      <w:bookmarkStart w:id="21" w:name="_Toc241606824"/>
       <w:r>
         <w:rPr>
           <w:rFonts w:eastAsia="Times New Roman"/>
         </w:rPr>
         <w:t>10. Asking in plain English</w:t>
       </w:r>
-      <w:bookmarkEnd w:id="20"/>
+      <w:bookmarkEnd w:id="21"/>
     </w:p>
     <w:p>
       <w:pPr>
@@ -9075,7 +10590,7 @@
       <w:pPr>
         <w:numPr>
           <w:ilvl w:val="0"/>
-          <w:numId w:val="12"/>
+          <w:numId w:val="13"/>
         </w:numPr>
         <w:spacing w:before="100" w:beforeAutospacing="1" w:after="40" w:line="360" w:lineRule="auto"/>
         <w:jc w:val="both"/>
@@ -9096,7 +10611,7 @@
       <w:pPr>
         <w:numPr>
           <w:ilvl w:val="0"/>
-          <w:numId w:val="12"/>
+          <w:numId w:val="13"/>
         </w:numPr>
         <w:spacing w:before="100" w:beforeAutospacing="1" w:after="40" w:line="360" w:lineRule="auto"/>
         <w:jc w:val="both"/>
@@ -9117,7 +10632,7 @@
       <w:pPr>
         <w:numPr>
           <w:ilvl w:val="0"/>
-          <w:numId w:val="12"/>
+          <w:numId w:val="13"/>
         </w:numPr>
         <w:spacing w:before="100" w:beforeAutospacing="1" w:after="40" w:line="360" w:lineRule="auto"/>
         <w:jc w:val="both"/>
@@ -9138,7 +10653,7 @@
       <w:pPr>
         <w:numPr>
           <w:ilvl w:val="0"/>
-          <w:numId w:val="12"/>
+          <w:numId w:val="13"/>
         </w:numPr>
         <w:spacing w:before="100" w:beforeAutospacing="1" w:after="40" w:line="360" w:lineRule="auto"/>
         <w:jc w:val="both"/>
@@ -9174,7 +10689,7 @@
         </w:rPr>
         <w:lastRenderedPageBreak/>
         <w:drawing>
-          <wp:inline distT="0" distB="0" distL="0" distR="0" wp14:anchorId="5F48EE10" wp14:editId="4BE55660">
+          <wp:inline distT="0" distB="0" distL="0" distR="0">
             <wp:extent cx="4095750" cy="2142490"/>
             <wp:effectExtent l="0" t="0" r="0" b="0"/>
             <wp:docPr id="11" name="Picture 11"/>
@@ -9239,14 +10754,14 @@
           <w:rFonts w:eastAsia="Times New Roman"/>
         </w:rPr>
       </w:pPr>
-      <w:bookmarkStart w:id="21" w:name="_Toc241604224"/>
+      <w:bookmarkStart w:id="22" w:name="_Toc241606825"/>
       <w:r>
         <w:rPr>
           <w:rFonts w:eastAsia="Times New Roman"/>
         </w:rPr>
         <w:t>11. Worked examples</w:t>
       </w:r>
-      <w:bookmarkEnd w:id="21"/>
+      <w:bookmarkEnd w:id="22"/>
     </w:p>
     <w:p>
       <w:pPr>
@@ -9306,7 +10821,7 @@
           <w:noProof/>
         </w:rPr>
         <w:drawing>
-          <wp:inline distT="0" distB="0" distL="0" distR="0" wp14:anchorId="6FA61AF2" wp14:editId="2A752359">
+          <wp:inline distT="0" distB="0" distL="0" distR="0">
             <wp:extent cx="5143500" cy="3333115"/>
             <wp:effectExtent l="0" t="0" r="0" b="635"/>
             <wp:docPr id="12" name="Picture 12"/>
@@ -9389,7 +10904,7 @@
           <w:rFonts w:eastAsia="Times New Roman"/>
         </w:rPr>
       </w:pPr>
-      <w:bookmarkStart w:id="22" w:name="_Toc241604225"/>
+      <w:bookmarkStart w:id="23" w:name="_Toc241606826"/>
       <w:r>
         <w:rPr>
           <w:rFonts w:eastAsia="Times New Roman"/>
@@ -9397,7 +10912,7 @@
         <w:lastRenderedPageBreak/>
         <w:t>11.1 Example 1: a natural blue sapphire</w:t>
       </w:r>
-      <w:bookmarkEnd w:id="22"/>
+      <w:bookmarkEnd w:id="23"/>
     </w:p>
     <w:tbl>
       <w:tblPr>
@@ -9793,14 +11308,14 @@
           <w:rFonts w:eastAsia="Times New Roman"/>
         </w:rPr>
       </w:pPr>
-      <w:bookmarkStart w:id="23" w:name="_Toc241604226"/>
+      <w:bookmarkStart w:id="24" w:name="_Toc241606827"/>
       <w:r>
         <w:rPr>
           <w:rFonts w:eastAsia="Times New Roman"/>
         </w:rPr>
         <w:t>11.2 Example 2: a glass imitation</w:t>
       </w:r>
-      <w:bookmarkEnd w:id="23"/>
+      <w:bookmarkEnd w:id="24"/>
     </w:p>
     <w:tbl>
       <w:tblPr>
@@ -10108,7 +11623,7 @@
           <w:noProof/>
         </w:rPr>
         <w:drawing>
-          <wp:inline distT="0" distB="0" distL="0" distR="0" wp14:anchorId="7B32DF82" wp14:editId="6E83A681">
+          <wp:inline distT="0" distB="0" distL="0" distR="0">
             <wp:extent cx="4095750" cy="1409700"/>
             <wp:effectExtent l="0" t="0" r="0" b="0"/>
             <wp:docPr id="13" name="Picture 13"/>
@@ -10173,14 +11688,14 @@
           <w:rFonts w:eastAsia="Times New Roman"/>
         </w:rPr>
       </w:pPr>
-      <w:bookmarkStart w:id="24" w:name="_Toc241604227"/>
+      <w:bookmarkStart w:id="25" w:name="_Toc241606828"/>
       <w:r>
         <w:rPr>
           <w:rFonts w:eastAsia="Times New Roman"/>
         </w:rPr>
         <w:t>11.3 Example 3: checking a claim that fails</w:t>
       </w:r>
-      <w:bookmarkEnd w:id="24"/>
+      <w:bookmarkEnd w:id="25"/>
     </w:p>
     <w:tbl>
       <w:tblPr>
@@ -10420,14 +11935,14 @@
           <w:rFonts w:eastAsia="Times New Roman"/>
         </w:rPr>
       </w:pPr>
-      <w:bookmarkStart w:id="25" w:name="_Toc241604228"/>
+      <w:bookmarkStart w:id="26" w:name="_Toc241606829"/>
       <w:r>
         <w:rPr>
           <w:rFonts w:eastAsia="Times New Roman"/>
         </w:rPr>
         <w:t>11.4 Example 4: a refractometer reading over the limit</w:t>
       </w:r>
-      <w:bookmarkEnd w:id="25"/>
+      <w:bookmarkEnd w:id="26"/>
     </w:p>
     <w:tbl>
       <w:tblPr>
@@ -10754,7 +12269,7 @@
         </w:rPr>
         <w:lastRenderedPageBreak/>
         <w:drawing>
-          <wp:inline distT="0" distB="0" distL="0" distR="0" wp14:anchorId="73192FC5" wp14:editId="73004040">
+          <wp:inline distT="0" distB="0" distL="0" distR="0">
             <wp:extent cx="4095750" cy="1409700"/>
             <wp:effectExtent l="0" t="0" r="0" b="0"/>
             <wp:docPr id="14" name="Picture 14"/>
@@ -10819,14 +12334,14 @@
           <w:rFonts w:eastAsia="Times New Roman"/>
         </w:rPr>
       </w:pPr>
-      <w:bookmarkStart w:id="26" w:name="_Toc241604229"/>
+      <w:bookmarkStart w:id="27" w:name="_Toc241606830"/>
       <w:r>
         <w:rPr>
           <w:rFonts w:eastAsia="Times New Roman"/>
         </w:rPr>
         <w:t>12. Printing or saving a result</w:t>
       </w:r>
-      <w:bookmarkEnd w:id="26"/>
+      <w:bookmarkEnd w:id="27"/>
     </w:p>
     <w:p>
       <w:pPr>
@@ -10866,7 +12381,7 @@
           <w:noProof/>
         </w:rPr>
         <w:drawing>
-          <wp:inline distT="0" distB="0" distL="0" distR="0" wp14:anchorId="50F32DF7" wp14:editId="51F0BA21">
+          <wp:inline distT="0" distB="0" distL="0" distR="0">
             <wp:extent cx="3143885" cy="4068445"/>
             <wp:effectExtent l="0" t="0" r="0" b="8255"/>
             <wp:docPr id="15" name="Picture 15"/>
@@ -10931,7 +12446,7 @@
           <w:rFonts w:eastAsia="Times New Roman"/>
         </w:rPr>
       </w:pPr>
-      <w:bookmarkStart w:id="27" w:name="_Toc241604230"/>
+      <w:bookmarkStart w:id="28" w:name="_Toc241606831"/>
       <w:r>
         <w:rPr>
           <w:rFonts w:eastAsia="Times New Roman"/>
@@ -10939,7 +12454,7 @@
         <w:lastRenderedPageBreak/>
         <w:t>13. Your recent stones</w:t>
       </w:r>
-      <w:bookmarkEnd w:id="27"/>
+      <w:bookmarkEnd w:id="28"/>
     </w:p>
     <w:p>
       <w:pPr>
@@ -10979,7 +12494,7 @@
           <w:noProof/>
         </w:rPr>
         <w:drawing>
-          <wp:inline distT="0" distB="0" distL="0" distR="0" wp14:anchorId="0E2F6577" wp14:editId="01061DE9">
+          <wp:inline distT="0" distB="0" distL="0" distR="0">
             <wp:extent cx="4954270" cy="990600"/>
             <wp:effectExtent l="0" t="0" r="0" b="0"/>
             <wp:docPr id="16" name="Picture 16"/>
@@ -11042,7 +12557,7 @@
         <w:shd w:val="clear" w:color="auto" w:fill="FFFFFF"/>
         <w:spacing w:line="360" w:lineRule="auto"/>
         <w:jc w:val="both"/>
-        <w:divId w:val="399717300"/>
+        <w:divId w:val="1050768844"/>
         <w:rPr>
           <w:rFonts w:eastAsia="Times New Roman"/>
         </w:rPr>
@@ -11061,14 +12576,14 @@
           <w:rFonts w:eastAsia="Times New Roman"/>
         </w:rPr>
       </w:pPr>
-      <w:bookmarkStart w:id="28" w:name="_Toc241604231"/>
+      <w:bookmarkStart w:id="29" w:name="_Toc241606832"/>
       <w:r>
         <w:rPr>
           <w:rFonts w:eastAsia="Times New Roman"/>
         </w:rPr>
         <w:t>14. Using the system on a phone or tablet</w:t>
       </w:r>
-      <w:bookmarkEnd w:id="28"/>
+      <w:bookmarkEnd w:id="29"/>
     </w:p>
     <w:p>
       <w:pPr>
@@ -11085,7 +12600,17 @@
         <w:t>menu button</w:t>
       </w:r>
       <w:r>
-        <w:t xml:space="preserve"> (three lines) in the top right corner: tap it to open the menu, and tap a link or press it again to close. To use a phone on the same network, start the server on the computer and open </w:t>
+        <w:t xml:space="preserve"> (three lines) in the top right corner: tap it to open the menu, and tap a link or press it again to close. The easiest way to use a phone or tablet is the online version: open </w:t>
+      </w:r>
+      <w:r>
+        <w:rPr>
+          <w:b/>
+          <w:bCs/>
+        </w:rPr>
+        <w:t>https://gemstone-identification-assistant.onrender.com</w:t>
+      </w:r>
+      <w:r>
+        <w:t xml:space="preserve"> in its browser. Alternatively, to use a phone on the same network as a computer running the system, open </w:t>
       </w:r>
       <w:r>
         <w:rPr>
@@ -11094,7 +12619,10 @@
         <w:t>http://&lt;computer's IP address&gt;:8080</w:t>
       </w:r>
       <w:r>
-        <w:t xml:space="preserve"> on the phone; Windows Firewall must allow SWI-Prolog on private networks.</w:t>
+        <w:t xml:space="preserve"> </w:t>
+      </w:r>
+      <w:r>
+        <w:t>on the phone; Windows Firewall must allow SWI-Prolog on private networks.</w:t>
       </w:r>
     </w:p>
     <w:p>
@@ -11108,7 +12636,7 @@
         </w:rPr>
         <w:lastRenderedPageBreak/>
         <w:drawing>
-          <wp:inline distT="0" distB="0" distL="0" distR="0" wp14:anchorId="77289E17" wp14:editId="445B613D">
+          <wp:inline distT="0" distB="0" distL="0" distR="0">
             <wp:extent cx="3999865" cy="3725545"/>
             <wp:effectExtent l="0" t="0" r="635" b="8255"/>
             <wp:docPr id="17" name="Picture 17"/>
@@ -11173,21 +12701,21 @@
           <w:rFonts w:eastAsia="Times New Roman"/>
         </w:rPr>
       </w:pPr>
-      <w:bookmarkStart w:id="29" w:name="_Toc241604232"/>
+      <w:bookmarkStart w:id="30" w:name="_Toc241606833"/>
       <w:r>
         <w:rPr>
           <w:rFonts w:eastAsia="Times New Roman"/>
         </w:rPr>
         <w:t>15. Troubleshooting</w:t>
       </w:r>
-      <w:bookmarkEnd w:id="29"/>
+      <w:bookmarkEnd w:id="30"/>
     </w:p>
     <w:p>
       <w:pPr>
         <w:pStyle w:val="tcaption"/>
       </w:pPr>
       <w:r>
-        <w:t>Table 4. Common problems and solutions</w:t>
+        <w:t>Table 5. Common problems and solutions</w:t>
       </w:r>
     </w:p>
     <w:tbl>
@@ -11595,7 +13123,15 @@
                 <w:sz w:val="20"/>
                 <w:szCs w:val="20"/>
               </w:rPr>
-              <w:t xml:space="preserve"> with the full stop, and that the terminal window is still open. Check the port number in the address.</w:t>
+              <w:t xml:space="preserve"> </w:t>
+            </w:r>
+            <w:r>
+              <w:rPr>
+                <w:rFonts w:eastAsia="Times New Roman"/>
+                <w:sz w:val="20"/>
+                <w:szCs w:val="20"/>
+              </w:rPr>
+              <w:t>with the full stop, and that the terminal window is still open. Check the port number in the address.</w:t>
             </w:r>
           </w:p>
         </w:tc>
@@ -11991,15 +13527,7 @@
                 <w:sz w:val="20"/>
                 <w:szCs w:val="20"/>
               </w:rPr>
-              <w:t xml:space="preserve"> </w:t>
-            </w:r>
-            <w:r>
-              <w:rPr>
-                <w:rFonts w:eastAsia="Times New Roman"/>
-                <w:sz w:val="20"/>
-                <w:szCs w:val="20"/>
-              </w:rPr>
-              <w:t>is ticked. Untick it to type an RI value.</w:t>
+              <w:t xml:space="preserve"> is ticked. Untick it to type an RI value.</w:t>
             </w:r>
           </w:p>
         </w:tc>
@@ -12157,7 +13685,15 @@
                 <w:sz w:val="20"/>
                 <w:szCs w:val="20"/>
               </w:rPr>
-              <w:t xml:space="preserve">In the print window, turn on </w:t>
+              <w:t>In the print window, turn on</w:t>
+            </w:r>
+            <w:r>
+              <w:rPr>
+                <w:rFonts w:eastAsia="Times New Roman"/>
+                <w:sz w:val="20"/>
+                <w:szCs w:val="20"/>
+              </w:rPr>
+              <w:t xml:space="preserve"> </w:t>
             </w:r>
             <w:r>
               <w:rPr>
@@ -12504,6 +14040,182 @@
                 <w:sz w:val="20"/>
                 <w:szCs w:val="20"/>
               </w:rPr>
+              <w:t>The online version is slow to open, or shows a loading or error page</w:t>
+            </w:r>
+          </w:p>
+        </w:tc>
+        <w:tc>
+          <w:tcPr>
+            <w:tcW w:w="0" w:type="auto"/>
+            <w:tcBorders>
+              <w:top w:val="single" w:sz="6" w:space="0" w:color="000000"/>
+              <w:left w:val="single" w:sz="6" w:space="0" w:color="000000"/>
+              <w:bottom w:val="single" w:sz="6" w:space="0" w:color="000000"/>
+              <w:right w:val="single" w:sz="6" w:space="0" w:color="000000"/>
+            </w:tcBorders>
+            <w:shd w:val="clear" w:color="auto" w:fill="FFFFFF"/>
+            <w:tcMar>
+              <w:top w:w="45" w:type="dxa"/>
+              <w:left w:w="75" w:type="dxa"/>
+              <w:bottom w:w="45" w:type="dxa"/>
+              <w:right w:w="75" w:type="dxa"/>
+            </w:tcMar>
+            <w:hideMark/>
+          </w:tcPr>
+          <w:p>
+            <w:pPr>
+              <w:spacing w:after="120" w:line="276" w:lineRule="auto"/>
+              <w:rPr>
+                <w:rFonts w:eastAsia="Times New Roman"/>
+                <w:sz w:val="20"/>
+                <w:szCs w:val="20"/>
+              </w:rPr>
+            </w:pPr>
+            <w:r>
+              <w:rPr>
+                <w:rFonts w:eastAsia="Times New Roman"/>
+                <w:sz w:val="20"/>
+                <w:szCs w:val="20"/>
+              </w:rPr>
+              <w:t>The free hosting service sleeps after about 15 minutes without visitors. Wait up to a minute and refresh the page. If it still does not load, use the system on your own computer (Section 4).</w:t>
+            </w:r>
+          </w:p>
+        </w:tc>
+      </w:tr>
+      <w:tr>
+        <w:trPr>
+          <w:cantSplit/>
+        </w:trPr>
+        <w:tc>
+          <w:tcPr>
+            <w:tcW w:w="0" w:type="auto"/>
+            <w:tcBorders>
+              <w:top w:val="single" w:sz="6" w:space="0" w:color="000000"/>
+              <w:left w:val="single" w:sz="6" w:space="0" w:color="000000"/>
+              <w:bottom w:val="single" w:sz="6" w:space="0" w:color="000000"/>
+              <w:right w:val="single" w:sz="6" w:space="0" w:color="000000"/>
+            </w:tcBorders>
+            <w:shd w:val="clear" w:color="auto" w:fill="FFFFFF"/>
+            <w:tcMar>
+              <w:top w:w="45" w:type="dxa"/>
+              <w:left w:w="75" w:type="dxa"/>
+              <w:bottom w:w="45" w:type="dxa"/>
+              <w:right w:w="75" w:type="dxa"/>
+            </w:tcMar>
+            <w:hideMark/>
+          </w:tcPr>
+          <w:p>
+            <w:pPr>
+              <w:spacing w:after="120" w:line="276" w:lineRule="auto"/>
+              <w:rPr>
+                <w:rFonts w:eastAsia="Times New Roman"/>
+                <w:sz w:val="20"/>
+                <w:szCs w:val="20"/>
+              </w:rPr>
+            </w:pPr>
+            <w:r>
+              <w:rPr>
+                <w:rFonts w:eastAsia="Times New Roman"/>
+                <w:sz w:val="20"/>
+                <w:szCs w:val="20"/>
+              </w:rPr>
+              <w:t xml:space="preserve">No </w:t>
+            </w:r>
+            <w:r>
+              <w:rPr>
+                <w:rFonts w:eastAsia="Times New Roman"/>
+                <w:b/>
+                <w:bCs/>
+                <w:sz w:val="20"/>
+                <w:szCs w:val="20"/>
+              </w:rPr>
+              <w:t>Download ZIP</w:t>
+            </w:r>
+            <w:r>
+              <w:rPr>
+                <w:rFonts w:eastAsia="Times New Roman"/>
+                <w:sz w:val="20"/>
+                <w:szCs w:val="20"/>
+              </w:rPr>
+              <w:t xml:space="preserve"> option on GitHub, or the page is not found</w:t>
+            </w:r>
+          </w:p>
+        </w:tc>
+        <w:tc>
+          <w:tcPr>
+            <w:tcW w:w="0" w:type="auto"/>
+            <w:tcBorders>
+              <w:top w:val="single" w:sz="6" w:space="0" w:color="000000"/>
+              <w:left w:val="single" w:sz="6" w:space="0" w:color="000000"/>
+              <w:bottom w:val="single" w:sz="6" w:space="0" w:color="000000"/>
+              <w:right w:val="single" w:sz="6" w:space="0" w:color="000000"/>
+            </w:tcBorders>
+            <w:shd w:val="clear" w:color="auto" w:fill="FFFFFF"/>
+            <w:tcMar>
+              <w:top w:w="45" w:type="dxa"/>
+              <w:left w:w="75" w:type="dxa"/>
+              <w:bottom w:w="45" w:type="dxa"/>
+              <w:right w:w="75" w:type="dxa"/>
+            </w:tcMar>
+            <w:hideMark/>
+          </w:tcPr>
+          <w:p>
+            <w:pPr>
+              <w:spacing w:after="120" w:line="276" w:lineRule="auto"/>
+              <w:rPr>
+                <w:rFonts w:eastAsia="Times New Roman"/>
+                <w:sz w:val="20"/>
+                <w:szCs w:val="20"/>
+              </w:rPr>
+            </w:pPr>
+            <w:r>
+              <w:rPr>
+                <w:rFonts w:eastAsia="Times New Roman"/>
+                <w:sz w:val="20"/>
+                <w:szCs w:val="20"/>
+              </w:rPr>
+              <w:t>The repository may be private. Ask the author for access or for the ZIP file, then continue from Section 4.3 step 3.</w:t>
+            </w:r>
+          </w:p>
+        </w:tc>
+      </w:tr>
+      <w:tr>
+        <w:trPr>
+          <w:cantSplit/>
+        </w:trPr>
+        <w:tc>
+          <w:tcPr>
+            <w:tcW w:w="0" w:type="auto"/>
+            <w:tcBorders>
+              <w:top w:val="single" w:sz="6" w:space="0" w:color="000000"/>
+              <w:left w:val="single" w:sz="6" w:space="0" w:color="000000"/>
+              <w:bottom w:val="single" w:sz="6" w:space="0" w:color="000000"/>
+              <w:right w:val="single" w:sz="6" w:space="0" w:color="000000"/>
+            </w:tcBorders>
+            <w:shd w:val="clear" w:color="auto" w:fill="FFFFFF"/>
+            <w:tcMar>
+              <w:top w:w="45" w:type="dxa"/>
+              <w:left w:w="75" w:type="dxa"/>
+              <w:bottom w:w="45" w:type="dxa"/>
+              <w:right w:w="75" w:type="dxa"/>
+            </w:tcMar>
+            <w:hideMark/>
+          </w:tcPr>
+          <w:p>
+            <w:pPr>
+              <w:spacing w:after="120" w:line="276" w:lineRule="auto"/>
+              <w:rPr>
+                <w:rFonts w:eastAsia="Times New Roman"/>
+                <w:sz w:val="20"/>
+                <w:szCs w:val="20"/>
+              </w:rPr>
+            </w:pPr>
+            <w:r>
+              <w:rPr>
+                <w:rFonts w:eastAsia="Times New Roman"/>
+                <w:sz w:val="20"/>
+                <w:szCs w:val="20"/>
+              </w:rPr>
               <w:t>The page fonts look plain</w:t>
             </w:r>
           </w:p>
@@ -12554,21 +14266,21 @@
           <w:rFonts w:eastAsia="Times New Roman"/>
         </w:rPr>
       </w:pPr>
-      <w:bookmarkStart w:id="30" w:name="_Toc241604233"/>
+      <w:bookmarkStart w:id="31" w:name="_Toc241606834"/>
       <w:r>
         <w:rPr>
           <w:rFonts w:eastAsia="Times New Roman"/>
         </w:rPr>
         <w:t>16. Console mode (without a browser)</w:t>
       </w:r>
-      <w:bookmarkEnd w:id="30"/>
+      <w:bookmarkEnd w:id="31"/>
     </w:p>
     <w:p>
       <w:pPr>
         <w:pStyle w:val="NormalWeb"/>
       </w:pPr>
       <w:r>
-        <w:t>If the web interface cannot be used, the same functions are available in the terminal.</w:t>
+        <w:t>When the system runs on your own computer (Option B, Section 4), the same functions are also available in the Command Prompt, without a browser. This mode is not available in the online version.</w:t>
       </w:r>
     </w:p>
     <w:p>
@@ -12624,6 +14336,7 @@
         <w:pStyle w:val="HTMLPreformatted"/>
       </w:pPr>
       <w:r>
+        <w:lastRenderedPageBreak/>
         <w:t>What would you like to do?</w:t>
       </w:r>
     </w:p>
@@ -12648,10 +14361,7 @@
         <w:pStyle w:val="HTMLPreformatted"/>
       </w:pPr>
       <w:r>
-        <w:t xml:space="preserve">  3. Step by step      </w:t>
-      </w:r>
-      <w:r>
-        <w:t>- asks only what it needs; type WHY at any question</w:t>
+        <w:t xml:space="preserve">  3. Step by step      - asks only what it needs; type WHY at any question</w:t>
       </w:r>
     </w:p>
     <w:p>
@@ -12698,7 +14408,10 @@
         <w:t>Step 3.</w:t>
       </w:r>
       <w:r>
-        <w:t xml:space="preserve"> Type a number and press Enter (no full stop is needed inside the menu). Answer each question by typing a number or a value; press Enter on its own if you do not know. For the RI, type </w:t>
+        <w:t xml:space="preserve"> </w:t>
+      </w:r>
+      <w:r>
+        <w:t xml:space="preserve">Type a number and press Enter (no full stop is needed inside the menu). Answer each question by typing a number or a value; press Enter on its own if you do not know. For the RI, type </w:t>
       </w:r>
       <w:r>
         <w:rPr>
@@ -12719,7 +14432,6 @@
           <w:b/>
           <w:bCs/>
         </w:rPr>
-        <w:lastRenderedPageBreak/>
         <w:t>Step 4.</w:t>
       </w:r>
       <w:r>
@@ -12732,10 +14444,7 @@
         <w:t>why</w:t>
       </w:r>
       <w:r>
-        <w:t xml:space="preserve"> </w:t>
-      </w:r>
-      <w:r>
-        <w:t>at any question to see why it is being asked:</w:t>
+        <w:t xml:space="preserve"> at any question to see why it is being asked:</w:t>
       </w:r>
     </w:p>
     <w:p>
@@ -12799,7 +14508,10 @@
         <w:pStyle w:val="HTMLPreformatted"/>
       </w:pPr>
       <w:r>
-        <w:t xml:space="preserve">  - I am trying to find out: is it Corundum?  Rule r1 says: IF Optic: Uniaxial AND RI in</w:t>
+        <w:t xml:space="preserve">  - I am trying to find out: is it Corundum?  </w:t>
+      </w:r>
+      <w:r>
+        <w:t>Rule r1 says: IF Optic: Uniaxial AND RI in</w:t>
       </w:r>
     </w:p>
     <w:p>
@@ -12887,10 +14599,7 @@
         <w:t>demo.</w:t>
       </w:r>
       <w:r>
-        <w:t xml:space="preserve"> </w:t>
-      </w:r>
-      <w:r>
-        <w:t>runs the worked blue sapphire example directly.</w:t>
+        <w:t xml:space="preserve"> runs the worked blue sapphire example directly.</w:t>
       </w:r>
     </w:p>
     <w:p>
@@ -12900,14 +14609,14 @@
           <w:rFonts w:eastAsia="Times New Roman"/>
         </w:rPr>
       </w:pPr>
-      <w:bookmarkStart w:id="31" w:name="_Toc241604234"/>
+      <w:bookmarkStart w:id="32" w:name="_Toc241606835"/>
       <w:r>
         <w:rPr>
           <w:rFonts w:eastAsia="Times New Roman"/>
         </w:rPr>
         <w:t>17. Running the automated tests</w:t>
       </w:r>
-      <w:bookmarkEnd w:id="31"/>
+      <w:bookmarkEnd w:id="32"/>
     </w:p>
     <w:p>
       <w:pPr>
@@ -12986,21 +14695,22 @@
           <w:rFonts w:eastAsia="Times New Roman"/>
         </w:rPr>
       </w:pPr>
-      <w:bookmarkStart w:id="32" w:name="_Toc241604235"/>
-      <w:r>
-        <w:rPr>
-          <w:rFonts w:eastAsia="Times New Roman"/>
-        </w:rPr>
+      <w:bookmarkStart w:id="33" w:name="_Toc241606836"/>
+      <w:r>
+        <w:rPr>
+          <w:rFonts w:eastAsia="Times New Roman"/>
+        </w:rPr>
+        <w:lastRenderedPageBreak/>
         <w:t>18. Quick reference</w:t>
       </w:r>
-      <w:bookmarkEnd w:id="32"/>
+      <w:bookmarkEnd w:id="33"/>
     </w:p>
     <w:p>
       <w:pPr>
         <w:pStyle w:val="tcaption"/>
       </w:pPr>
       <w:r>
-        <w:t>Table 5. Commands</w:t>
+        <w:t>Table 6. Commands</w:t>
       </w:r>
     </w:p>
     <w:tbl>
@@ -13540,7 +15250,6 @@
                 <w:sz w:val="20"/>
                 <w:szCs w:val="20"/>
               </w:rPr>
-              <w:lastRenderedPageBreak/>
               <w:t>run_tests.</w:t>
             </w:r>
           </w:p>
@@ -13747,7 +15456,7 @@
         <w:pStyle w:val="tcaption"/>
       </w:pPr>
       <w:r>
-        <w:t>Table 6. Web pages</w:t>
+        <w:t>Table 7. Web pages</w:t>
       </w:r>
     </w:p>
     <w:tbl>
@@ -13892,44 +15601,44 @@
                 <w:sz w:val="20"/>
                 <w:szCs w:val="20"/>
               </w:rPr>
-              <w:t>http://localhost:8080/</w:t>
-            </w:r>
-          </w:p>
-        </w:tc>
-        <w:tc>
-          <w:tcPr>
-            <w:tcW w:w="0" w:type="auto"/>
-            <w:tcBorders>
-              <w:top w:val="single" w:sz="6" w:space="0" w:color="000000"/>
-              <w:left w:val="single" w:sz="6" w:space="0" w:color="000000"/>
-              <w:bottom w:val="single" w:sz="6" w:space="0" w:color="000000"/>
-              <w:right w:val="single" w:sz="6" w:space="0" w:color="000000"/>
-            </w:tcBorders>
-            <w:shd w:val="clear" w:color="auto" w:fill="FFFFFF"/>
-            <w:tcMar>
-              <w:top w:w="45" w:type="dxa"/>
-              <w:left w:w="75" w:type="dxa"/>
-              <w:bottom w:w="45" w:type="dxa"/>
-              <w:right w:w="75" w:type="dxa"/>
-            </w:tcMar>
-            <w:hideMark/>
-          </w:tcPr>
-          <w:p>
-            <w:pPr>
-              <w:spacing w:after="120" w:line="276" w:lineRule="auto"/>
-              <w:rPr>
-                <w:rFonts w:eastAsia="Times New Roman"/>
-                <w:sz w:val="20"/>
-                <w:szCs w:val="20"/>
-              </w:rPr>
-            </w:pPr>
-            <w:r>
-              <w:rPr>
-                <w:rFonts w:eastAsia="Times New Roman"/>
-                <w:sz w:val="20"/>
-                <w:szCs w:val="20"/>
-              </w:rPr>
-              <w:t>Home page, form, examples, glossary</w:t>
+              <w:t>https://gemstone-identification-assistant.onrender.com</w:t>
+            </w:r>
+          </w:p>
+        </w:tc>
+        <w:tc>
+          <w:tcPr>
+            <w:tcW w:w="0" w:type="auto"/>
+            <w:tcBorders>
+              <w:top w:val="single" w:sz="6" w:space="0" w:color="000000"/>
+              <w:left w:val="single" w:sz="6" w:space="0" w:color="000000"/>
+              <w:bottom w:val="single" w:sz="6" w:space="0" w:color="000000"/>
+              <w:right w:val="single" w:sz="6" w:space="0" w:color="000000"/>
+            </w:tcBorders>
+            <w:shd w:val="clear" w:color="auto" w:fill="FFFFFF"/>
+            <w:tcMar>
+              <w:top w:w="45" w:type="dxa"/>
+              <w:left w:w="75" w:type="dxa"/>
+              <w:bottom w:w="45" w:type="dxa"/>
+              <w:right w:w="75" w:type="dxa"/>
+            </w:tcMar>
+            <w:hideMark/>
+          </w:tcPr>
+          <w:p>
+            <w:pPr>
+              <w:spacing w:after="120" w:line="276" w:lineRule="auto"/>
+              <w:rPr>
+                <w:rFonts w:eastAsia="Times New Roman"/>
+                <w:sz w:val="20"/>
+                <w:szCs w:val="20"/>
+              </w:rPr>
+            </w:pPr>
+            <w:r>
+              <w:rPr>
+                <w:rFonts w:eastAsia="Times New Roman"/>
+                <w:sz w:val="20"/>
+                <w:szCs w:val="20"/>
+              </w:rPr>
+              <w:t>Online version (no installation)</w:t>
             </w:r>
           </w:p>
         </w:tc>
@@ -13971,44 +15680,44 @@
                 <w:sz w:val="20"/>
                 <w:szCs w:val="20"/>
               </w:rPr>
-              <w:t>http://localhost:8080/consult</w:t>
-            </w:r>
-          </w:p>
-        </w:tc>
-        <w:tc>
-          <w:tcPr>
-            <w:tcW w:w="0" w:type="auto"/>
-            <w:tcBorders>
-              <w:top w:val="single" w:sz="6" w:space="0" w:color="000000"/>
-              <w:left w:val="single" w:sz="6" w:space="0" w:color="000000"/>
-              <w:bottom w:val="single" w:sz="6" w:space="0" w:color="000000"/>
-              <w:right w:val="single" w:sz="6" w:space="0" w:color="000000"/>
-            </w:tcBorders>
-            <w:shd w:val="clear" w:color="auto" w:fill="FFFFFF"/>
-            <w:tcMar>
-              <w:top w:w="45" w:type="dxa"/>
-              <w:left w:w="75" w:type="dxa"/>
-              <w:bottom w:w="45" w:type="dxa"/>
-              <w:right w:w="75" w:type="dxa"/>
-            </w:tcMar>
-            <w:hideMark/>
-          </w:tcPr>
-          <w:p>
-            <w:pPr>
-              <w:spacing w:after="120" w:line="276" w:lineRule="auto"/>
-              <w:rPr>
-                <w:rFonts w:eastAsia="Times New Roman"/>
-                <w:sz w:val="20"/>
-                <w:szCs w:val="20"/>
-              </w:rPr>
-            </w:pPr>
-            <w:r>
-              <w:rPr>
-                <w:rFonts w:eastAsia="Times New Roman"/>
-                <w:sz w:val="20"/>
-                <w:szCs w:val="20"/>
-              </w:rPr>
-              <w:t>Step-by-step consultation</w:t>
+              <w:t>http://localhost:8080/</w:t>
+            </w:r>
+          </w:p>
+        </w:tc>
+        <w:tc>
+          <w:tcPr>
+            <w:tcW w:w="0" w:type="auto"/>
+            <w:tcBorders>
+              <w:top w:val="single" w:sz="6" w:space="0" w:color="000000"/>
+              <w:left w:val="single" w:sz="6" w:space="0" w:color="000000"/>
+              <w:bottom w:val="single" w:sz="6" w:space="0" w:color="000000"/>
+              <w:right w:val="single" w:sz="6" w:space="0" w:color="000000"/>
+            </w:tcBorders>
+            <w:shd w:val="clear" w:color="auto" w:fill="FFFFFF"/>
+            <w:tcMar>
+              <w:top w:w="45" w:type="dxa"/>
+              <w:left w:w="75" w:type="dxa"/>
+              <w:bottom w:w="45" w:type="dxa"/>
+              <w:right w:w="75" w:type="dxa"/>
+            </w:tcMar>
+            <w:hideMark/>
+          </w:tcPr>
+          <w:p>
+            <w:pPr>
+              <w:spacing w:after="120" w:line="276" w:lineRule="auto"/>
+              <w:rPr>
+                <w:rFonts w:eastAsia="Times New Roman"/>
+                <w:sz w:val="20"/>
+                <w:szCs w:val="20"/>
+              </w:rPr>
+            </w:pPr>
+            <w:r>
+              <w:rPr>
+                <w:rFonts w:eastAsia="Times New Roman"/>
+                <w:sz w:val="20"/>
+                <w:szCs w:val="20"/>
+              </w:rPr>
+              <w:t>Home page, form, examples, glossary (on your own computer)</w:t>
             </w:r>
           </w:p>
         </w:tc>
@@ -14050,6 +15759,85 @@
                 <w:sz w:val="20"/>
                 <w:szCs w:val="20"/>
               </w:rPr>
+              <w:t>http://localhost:8080/consult</w:t>
+            </w:r>
+          </w:p>
+        </w:tc>
+        <w:tc>
+          <w:tcPr>
+            <w:tcW w:w="0" w:type="auto"/>
+            <w:tcBorders>
+              <w:top w:val="single" w:sz="6" w:space="0" w:color="000000"/>
+              <w:left w:val="single" w:sz="6" w:space="0" w:color="000000"/>
+              <w:bottom w:val="single" w:sz="6" w:space="0" w:color="000000"/>
+              <w:right w:val="single" w:sz="6" w:space="0" w:color="000000"/>
+            </w:tcBorders>
+            <w:shd w:val="clear" w:color="auto" w:fill="FFFFFF"/>
+            <w:tcMar>
+              <w:top w:w="45" w:type="dxa"/>
+              <w:left w:w="75" w:type="dxa"/>
+              <w:bottom w:w="45" w:type="dxa"/>
+              <w:right w:w="75" w:type="dxa"/>
+            </w:tcMar>
+            <w:hideMark/>
+          </w:tcPr>
+          <w:p>
+            <w:pPr>
+              <w:spacing w:after="120" w:line="276" w:lineRule="auto"/>
+              <w:rPr>
+                <w:rFonts w:eastAsia="Times New Roman"/>
+                <w:sz w:val="20"/>
+                <w:szCs w:val="20"/>
+              </w:rPr>
+            </w:pPr>
+            <w:r>
+              <w:rPr>
+                <w:rFonts w:eastAsia="Times New Roman"/>
+                <w:sz w:val="20"/>
+                <w:szCs w:val="20"/>
+              </w:rPr>
+              <w:t>Step-by-step consultation</w:t>
+            </w:r>
+          </w:p>
+        </w:tc>
+      </w:tr>
+      <w:tr>
+        <w:trPr>
+          <w:cantSplit/>
+        </w:trPr>
+        <w:tc>
+          <w:tcPr>
+            <w:tcW w:w="0" w:type="auto"/>
+            <w:tcBorders>
+              <w:top w:val="single" w:sz="6" w:space="0" w:color="000000"/>
+              <w:left w:val="single" w:sz="6" w:space="0" w:color="000000"/>
+              <w:bottom w:val="single" w:sz="6" w:space="0" w:color="000000"/>
+              <w:right w:val="single" w:sz="6" w:space="0" w:color="000000"/>
+            </w:tcBorders>
+            <w:shd w:val="clear" w:color="auto" w:fill="FFFFFF"/>
+            <w:tcMar>
+              <w:top w:w="45" w:type="dxa"/>
+              <w:left w:w="75" w:type="dxa"/>
+              <w:bottom w:w="45" w:type="dxa"/>
+              <w:right w:w="75" w:type="dxa"/>
+            </w:tcMar>
+            <w:hideMark/>
+          </w:tcPr>
+          <w:p>
+            <w:pPr>
+              <w:spacing w:after="120" w:line="276" w:lineRule="auto"/>
+              <w:rPr>
+                <w:rFonts w:eastAsia="Times New Roman"/>
+                <w:sz w:val="20"/>
+                <w:szCs w:val="20"/>
+              </w:rPr>
+            </w:pPr>
+            <w:r>
+              <w:rPr>
+                <w:rFonts w:eastAsia="Times New Roman"/>
+                <w:sz w:val="20"/>
+                <w:szCs w:val="20"/>
+              </w:rPr>
               <w:t>http://localhost:8080/rules</w:t>
             </w:r>
           </w:p>
@@ -14106,7 +15894,7 @@
         </w:rPr>
         <w:br w:type="page"/>
       </w:r>
-      <w:bookmarkStart w:id="33" w:name="_Toc241604236"/>
+      <w:bookmarkStart w:id="34" w:name="_Toc241606837"/>
       <w:r>
         <w:rPr>
           <w:rFonts w:eastAsia="Times New Roman"/>
@@ -14114,7 +15902,7 @@
         <w:lastRenderedPageBreak/>
         <w:t>Appendix A. Gem property facts for testing</w:t>
       </w:r>
-      <w:bookmarkEnd w:id="33"/>
+      <w:bookmarkEnd w:id="34"/>
     </w:p>
     <w:p>
       <w:pPr>
@@ -14128,7 +15916,7 @@
       <w:pPr>
         <w:numPr>
           <w:ilvl w:val="0"/>
-          <w:numId w:val="13"/>
+          <w:numId w:val="14"/>
         </w:numPr>
         <w:spacing w:before="100" w:beforeAutospacing="1" w:after="40" w:line="360" w:lineRule="auto"/>
         <w:jc w:val="both"/>
@@ -14169,7 +15957,7 @@
       <w:pPr>
         <w:numPr>
           <w:ilvl w:val="0"/>
-          <w:numId w:val="13"/>
+          <w:numId w:val="14"/>
         </w:numPr>
         <w:spacing w:before="100" w:beforeAutospacing="1" w:after="40" w:line="360" w:lineRule="auto"/>
         <w:jc w:val="both"/>
@@ -14217,14 +16005,20 @@
         <w:rPr>
           <w:rFonts w:eastAsia="Times New Roman"/>
         </w:rPr>
-        <w:t xml:space="preserve"> instead of typing an RI.</w:t>
+        <w:t xml:space="preserve"> </w:t>
+      </w:r>
+      <w:r>
+        <w:rPr>
+          <w:rFonts w:eastAsia="Times New Roman"/>
+        </w:rPr>
+        <w:t>instead of typing an RI.</w:t>
       </w:r>
     </w:p>
     <w:p>
       <w:pPr>
         <w:numPr>
           <w:ilvl w:val="0"/>
-          <w:numId w:val="13"/>
+          <w:numId w:val="14"/>
         </w:numPr>
         <w:spacing w:before="100" w:beforeAutospacing="1" w:after="40" w:line="360" w:lineRule="auto"/>
         <w:jc w:val="both"/>
@@ -14251,7 +16045,7 @@
       <w:pPr>
         <w:numPr>
           <w:ilvl w:val="0"/>
-          <w:numId w:val="13"/>
+          <w:numId w:val="14"/>
         </w:numPr>
         <w:spacing w:before="100" w:beforeAutospacing="1" w:after="40" w:line="360" w:lineRule="auto"/>
         <w:jc w:val="both"/>
@@ -14319,10 +16113,7 @@
         <w:t>inclusion</w:t>
       </w:r>
       <w:r>
-        <w:t xml:space="preserve"> </w:t>
-      </w:r>
-      <w:r>
-        <w:t xml:space="preserve">lets the system judge whether the stone is natural or synthetic. Trying values </w:t>
+        <w:t xml:space="preserve"> lets the system judge whether the stone is natural or synthetic. Trying values </w:t>
       </w:r>
       <w:r>
         <w:rPr>
@@ -14781,7 +16572,7 @@
                 <w:szCs w:val="18"/>
               </w:rPr>
               <w:drawing>
-                <wp:inline distT="0" distB="0" distL="0" distR="0" wp14:anchorId="4C896F2E" wp14:editId="655A3D5B">
+                <wp:inline distT="0" distB="0" distL="0" distR="0">
                   <wp:extent cx="457835" cy="457835"/>
                   <wp:effectExtent l="0" t="0" r="0" b="0"/>
                   <wp:docPr id="18" name="Picture 18"/>
@@ -15212,7 +17003,7 @@
                 <w:szCs w:val="18"/>
               </w:rPr>
               <w:drawing>
-                <wp:inline distT="0" distB="0" distL="0" distR="0" wp14:anchorId="3E322D58" wp14:editId="3D14E321">
+                <wp:inline distT="0" distB="0" distL="0" distR="0">
                   <wp:extent cx="457835" cy="457835"/>
                   <wp:effectExtent l="0" t="0" r="0" b="0"/>
                   <wp:docPr id="19" name="Picture 19"/>
@@ -15643,7 +17434,7 @@
                 <w:szCs w:val="18"/>
               </w:rPr>
               <w:drawing>
-                <wp:inline distT="0" distB="0" distL="0" distR="0" wp14:anchorId="45812644" wp14:editId="1BA5A76E">
+                <wp:inline distT="0" distB="0" distL="0" distR="0">
                   <wp:extent cx="457835" cy="457835"/>
                   <wp:effectExtent l="0" t="0" r="0" b="0"/>
                   <wp:docPr id="20" name="Picture 20"/>
@@ -16075,7 +17866,7 @@
               </w:rPr>
               <w:lastRenderedPageBreak/>
               <w:drawing>
-                <wp:inline distT="0" distB="0" distL="0" distR="0" wp14:anchorId="24799246" wp14:editId="366A0098">
+                <wp:inline distT="0" distB="0" distL="0" distR="0">
                   <wp:extent cx="457835" cy="457835"/>
                   <wp:effectExtent l="0" t="0" r="0" b="0"/>
                   <wp:docPr id="21" name="Picture 21"/>
@@ -16270,13 +18061,6 @@
                 <w:szCs w:val="18"/>
               </w:rPr>
               <w:br/>
-            </w:r>
-            <w:r>
-              <w:rPr>
-                <w:rFonts w:eastAsia="Times New Roman"/>
-                <w:sz w:val="18"/>
-                <w:szCs w:val="18"/>
-              </w:rPr>
               <w:t>3.78</w:t>
             </w:r>
           </w:p>
@@ -16513,7 +18297,7 @@
                 <w:szCs w:val="18"/>
               </w:rPr>
               <w:drawing>
-                <wp:inline distT="0" distB="0" distL="0" distR="0" wp14:anchorId="3694E0F8" wp14:editId="630448CE">
+                <wp:inline distT="0" distB="0" distL="0" distR="0">
                   <wp:extent cx="457835" cy="457835"/>
                   <wp:effectExtent l="0" t="0" r="0" b="0"/>
                   <wp:docPr id="22" name="Picture 22"/>
@@ -16944,7 +18728,7 @@
                 <w:szCs w:val="18"/>
               </w:rPr>
               <w:drawing>
-                <wp:inline distT="0" distB="0" distL="0" distR="0" wp14:anchorId="4E258D15" wp14:editId="702BFFE1">
+                <wp:inline distT="0" distB="0" distL="0" distR="0">
                   <wp:extent cx="457835" cy="457835"/>
                   <wp:effectExtent l="0" t="0" r="0" b="0"/>
                   <wp:docPr id="23" name="Picture 23"/>
@@ -17375,7 +19159,7 @@
                 <w:szCs w:val="18"/>
               </w:rPr>
               <w:drawing>
-                <wp:inline distT="0" distB="0" distL="0" distR="0" wp14:anchorId="157FFABD" wp14:editId="1687BB60">
+                <wp:inline distT="0" distB="0" distL="0" distR="0">
                   <wp:extent cx="457835" cy="457835"/>
                   <wp:effectExtent l="0" t="0" r="0" b="0"/>
                   <wp:docPr id="24" name="Picture 24"/>
@@ -17806,7 +19590,7 @@
                 <w:szCs w:val="18"/>
               </w:rPr>
               <w:drawing>
-                <wp:inline distT="0" distB="0" distL="0" distR="0" wp14:anchorId="71E21448" wp14:editId="03BA20C4">
+                <wp:inline distT="0" distB="0" distL="0" distR="0">
                   <wp:extent cx="457835" cy="457835"/>
                   <wp:effectExtent l="0" t="0" r="0" b="0"/>
                   <wp:docPr id="25" name="Picture 25"/>
@@ -18237,7 +20021,7 @@
                 <w:szCs w:val="18"/>
               </w:rPr>
               <w:drawing>
-                <wp:inline distT="0" distB="0" distL="0" distR="0" wp14:anchorId="3942F9B4" wp14:editId="05575DE7">
+                <wp:inline distT="0" distB="0" distL="0" distR="0">
                   <wp:extent cx="457835" cy="457835"/>
                   <wp:effectExtent l="0" t="0" r="0" b="0"/>
                   <wp:docPr id="26" name="Picture 26"/>
@@ -18668,7 +20452,7 @@
                 <w:szCs w:val="18"/>
               </w:rPr>
               <w:drawing>
-                <wp:inline distT="0" distB="0" distL="0" distR="0" wp14:anchorId="11C81FE9" wp14:editId="2148EA75">
+                <wp:inline distT="0" distB="0" distL="0" distR="0">
                   <wp:extent cx="457835" cy="457835"/>
                   <wp:effectExtent l="0" t="0" r="0" b="0"/>
                   <wp:docPr id="27" name="Picture 27"/>
@@ -19099,7 +20883,7 @@
                 <w:szCs w:val="18"/>
               </w:rPr>
               <w:drawing>
-                <wp:inline distT="0" distB="0" distL="0" distR="0" wp14:anchorId="611D67B8" wp14:editId="4F76F2AE">
+                <wp:inline distT="0" distB="0" distL="0" distR="0">
                   <wp:extent cx="457835" cy="457835"/>
                   <wp:effectExtent l="0" t="0" r="0" b="0"/>
                   <wp:docPr id="28" name="Picture 28"/>
@@ -19530,7 +21314,7 @@
                 <w:szCs w:val="18"/>
               </w:rPr>
               <w:drawing>
-                <wp:inline distT="0" distB="0" distL="0" distR="0" wp14:anchorId="496EEA2F" wp14:editId="573CB84B">
+                <wp:inline distT="0" distB="0" distL="0" distR="0">
                   <wp:extent cx="457835" cy="457835"/>
                   <wp:effectExtent l="0" t="0" r="0" b="0"/>
                   <wp:docPr id="29" name="Picture 29"/>
@@ -19926,7 +21710,7 @@
         <w:shd w:val="clear" w:color="auto" w:fill="FFFFFF"/>
         <w:spacing w:line="360" w:lineRule="auto"/>
         <w:jc w:val="both"/>
-        <w:divId w:val="980696725"/>
+        <w:divId w:val="1803964318"/>
         <w:rPr>
           <w:rFonts w:eastAsia="Times New Roman"/>
         </w:rPr>
@@ -20129,9 +21913,9 @@
 <file path=word/numbering.xml><?xml version="1.0" encoding="utf-8"?>
 <w:numbering xmlns:wpc="http://schemas.microsoft.com/office/word/2010/wordprocessingCanvas" xmlns:cx="http://schemas.microsoft.com/office/drawing/2014/chartex" xmlns:cx1="http://schemas.microsoft.com/office/drawing/2015/9/8/chartex" xmlns:cx2="http://schemas.microsoft.com/office/drawing/2015/10/21/chartex" xmlns:cx3="http://schemas.microsoft.com/office/drawing/2016/5/9/chartex" xmlns:cx4="http://schemas.microsoft.com/office/drawing/2016/5/10/chartex" xmlns:cx5="http://schemas.microsoft.com/office/drawing/2016/5/11/chartex" xmlns:cx6="http://schemas.microsoft.com/office/drawing/2016/5/12/chartex" xmlns:cx7="http://schemas.microsoft.com/office/drawing/2016/5/13/chartex" xmlns:cx8="http://schemas.microsoft.com/office/drawing/2016/5/14/chartex" xmlns:mc="http://schemas.openxmlformats.org/markup-compatibility/2006" xmlns:aink="http://schemas.microsoft.com/office/drawing/2016/ink" xmlns:am3d="http://schemas.microsoft.com/office/drawing/2017/model3d" xmlns:o="urn:schemas-microsoft-com:office:office" xmlns:oel="http://schemas.microsoft.com/office/2019/extlst" xmlns:r="http://schemas.openxmlformats.org/officeDocument/2006/relationships" xmlns:m="http://schemas.openxmlformats.org/officeDocument/2006/math" xmlns:v="urn:schemas-microsoft-com:vml" xmlns:wp14="http://schemas.microsoft.com/office/word/2010/wordprocessingDrawing" xmlns:wp="http://schemas.openxmlformats.org/drawingml/2006/wordprocessingDrawing" xmlns:w10="urn:schemas-microsoft-com:office:word" xmlns:w="http://schemas.openxmlformats.org/wordprocessingml/2006/main" xmlns:w14="http://schemas.microsoft.com/office/word/2010/wordml" xmlns:w15="http://schemas.microsoft.com/office/word/2012/wordml" xmlns:w16cex="http://schemas.microsoft.com/office/word/2018/wordml/cex" xmlns:w16cid="http://schemas.microsoft.com/office/word/2016/wordml/cid" xmlns:w16="http://schemas.microsoft.com/office/word/2018/wordml" xmlns:w16du="http://schemas.microsoft.com/office/word/2023/wordml/word16du" xmlns:w16sdtdh="http://schemas.microsoft.com/office/word/2020/wordml/sdtdatahash" xmlns:w16sdtfl="http://schemas.microsoft.com/office/word/2024/wordml/sdtformatlock" xmlns:w16se="http://schemas.microsoft.com/office/word/2015/wordml/symex" xmlns:wpg="http://schemas.microsoft.com/office/word/2010/wordprocessingGroup" xmlns:wpi="http://schemas.microsoft.com/office/word/2010/wordprocessingInk" xmlns:wne="http://schemas.microsoft.com/office/word/2006/wordml" xmlns:wps="http://schemas.microsoft.com/office/word/2010/wordprocessingShape" mc:Ignorable="w14 w15 w16se w16cid w16 w16cex w16sdtdh w16sdtfl w16du wp14">
   <w:abstractNum w:abstractNumId="0" w15:restartNumberingAfterBreak="0">
-    <w:nsid w:val="008D5269"/>
+    <w:nsid w:val="22955A5B"/>
     <w:multiLevelType w:val="multilevel"/>
-    <w:tmpl w:val="79D2D548"/>
+    <w:tmpl w:val="311442FE"/>
     <w:lvl w:ilvl="0">
       <w:start w:val="1"/>
       <w:numFmt w:val="decimal"/>
@@ -20242,122 +22026,9 @@
     </w:lvl>
   </w:abstractNum>
   <w:abstractNum w:abstractNumId="1" w15:restartNumberingAfterBreak="0">
-    <w:nsid w:val="0B1E26AC"/>
+    <w:nsid w:val="26942AAC"/>
     <w:multiLevelType w:val="multilevel"/>
-    <w:tmpl w:val="B8902326"/>
-    <w:lvl w:ilvl="0">
-      <w:start w:val="1"/>
-      <w:numFmt w:val="decimal"/>
-      <w:lvlText w:val="%1."/>
-      <w:lvlJc w:val="left"/>
-      <w:pPr>
-        <w:tabs>
-          <w:tab w:val="num" w:pos="720"/>
-        </w:tabs>
-        <w:ind w:left="720" w:hanging="360"/>
-      </w:pPr>
-    </w:lvl>
-    <w:lvl w:ilvl="1" w:tentative="1">
-      <w:start w:val="1"/>
-      <w:numFmt w:val="decimal"/>
-      <w:lvlText w:val="%2."/>
-      <w:lvlJc w:val="left"/>
-      <w:pPr>
-        <w:tabs>
-          <w:tab w:val="num" w:pos="1440"/>
-        </w:tabs>
-        <w:ind w:left="1440" w:hanging="360"/>
-      </w:pPr>
-    </w:lvl>
-    <w:lvl w:ilvl="2" w:tentative="1">
-      <w:start w:val="1"/>
-      <w:numFmt w:val="decimal"/>
-      <w:lvlText w:val="%3."/>
-      <w:lvlJc w:val="left"/>
-      <w:pPr>
-        <w:tabs>
-          <w:tab w:val="num" w:pos="2160"/>
-        </w:tabs>
-        <w:ind w:left="2160" w:hanging="360"/>
-      </w:pPr>
-    </w:lvl>
-    <w:lvl w:ilvl="3" w:tentative="1">
-      <w:start w:val="1"/>
-      <w:numFmt w:val="decimal"/>
-      <w:lvlText w:val="%4."/>
-      <w:lvlJc w:val="left"/>
-      <w:pPr>
-        <w:tabs>
-          <w:tab w:val="num" w:pos="2880"/>
-        </w:tabs>
-        <w:ind w:left="2880" w:hanging="360"/>
-      </w:pPr>
-    </w:lvl>
-    <w:lvl w:ilvl="4" w:tentative="1">
-      <w:start w:val="1"/>
-      <w:numFmt w:val="decimal"/>
-      <w:lvlText w:val="%5."/>
-      <w:lvlJc w:val="left"/>
-      <w:pPr>
-        <w:tabs>
-          <w:tab w:val="num" w:pos="3600"/>
-        </w:tabs>
-        <w:ind w:left="3600" w:hanging="360"/>
-      </w:pPr>
-    </w:lvl>
-    <w:lvl w:ilvl="5" w:tentative="1">
-      <w:start w:val="1"/>
-      <w:numFmt w:val="decimal"/>
-      <w:lvlText w:val="%6."/>
-      <w:lvlJc w:val="left"/>
-      <w:pPr>
-        <w:tabs>
-          <w:tab w:val="num" w:pos="4320"/>
-        </w:tabs>
-        <w:ind w:left="4320" w:hanging="360"/>
-      </w:pPr>
-    </w:lvl>
-    <w:lvl w:ilvl="6" w:tentative="1">
-      <w:start w:val="1"/>
-      <w:numFmt w:val="decimal"/>
-      <w:lvlText w:val="%7."/>
-      <w:lvlJc w:val="left"/>
-      <w:pPr>
-        <w:tabs>
-          <w:tab w:val="num" w:pos="5040"/>
-        </w:tabs>
-        <w:ind w:left="5040" w:hanging="360"/>
-      </w:pPr>
-    </w:lvl>
-    <w:lvl w:ilvl="7" w:tentative="1">
-      <w:start w:val="1"/>
-      <w:numFmt w:val="decimal"/>
-      <w:lvlText w:val="%8."/>
-      <w:lvlJc w:val="left"/>
-      <w:pPr>
-        <w:tabs>
-          <w:tab w:val="num" w:pos="5760"/>
-        </w:tabs>
-        <w:ind w:left="5760" w:hanging="360"/>
-      </w:pPr>
-    </w:lvl>
-    <w:lvl w:ilvl="8" w:tentative="1">
-      <w:start w:val="1"/>
-      <w:numFmt w:val="decimal"/>
-      <w:lvlText w:val="%9."/>
-      <w:lvlJc w:val="left"/>
-      <w:pPr>
-        <w:tabs>
-          <w:tab w:val="num" w:pos="6480"/>
-        </w:tabs>
-        <w:ind w:left="6480" w:hanging="360"/>
-      </w:pPr>
-    </w:lvl>
-  </w:abstractNum>
-  <w:abstractNum w:abstractNumId="2" w15:restartNumberingAfterBreak="0">
-    <w:nsid w:val="1AD75315"/>
-    <w:multiLevelType w:val="multilevel"/>
-    <w:tmpl w:val="01AC5E04"/>
+    <w:tmpl w:val="65BE9E8A"/>
     <w:lvl w:ilvl="0">
       <w:start w:val="1"/>
       <w:numFmt w:val="bullet"/>
@@ -20503,10 +22174,349 @@
       </w:rPr>
     </w:lvl>
   </w:abstractNum>
+  <w:abstractNum w:abstractNumId="2" w15:restartNumberingAfterBreak="0">
+    <w:nsid w:val="27145C1A"/>
+    <w:multiLevelType w:val="multilevel"/>
+    <w:tmpl w:val="30EC52C8"/>
+    <w:lvl w:ilvl="0">
+      <w:start w:val="1"/>
+      <w:numFmt w:val="decimal"/>
+      <w:lvlText w:val="%1."/>
+      <w:lvlJc w:val="left"/>
+      <w:pPr>
+        <w:tabs>
+          <w:tab w:val="num" w:pos="720"/>
+        </w:tabs>
+        <w:ind w:left="720" w:hanging="360"/>
+      </w:pPr>
+    </w:lvl>
+    <w:lvl w:ilvl="1" w:tentative="1">
+      <w:start w:val="1"/>
+      <w:numFmt w:val="decimal"/>
+      <w:lvlText w:val="%2."/>
+      <w:lvlJc w:val="left"/>
+      <w:pPr>
+        <w:tabs>
+          <w:tab w:val="num" w:pos="1440"/>
+        </w:tabs>
+        <w:ind w:left="1440" w:hanging="360"/>
+      </w:pPr>
+    </w:lvl>
+    <w:lvl w:ilvl="2" w:tentative="1">
+      <w:start w:val="1"/>
+      <w:numFmt w:val="decimal"/>
+      <w:lvlText w:val="%3."/>
+      <w:lvlJc w:val="left"/>
+      <w:pPr>
+        <w:tabs>
+          <w:tab w:val="num" w:pos="2160"/>
+        </w:tabs>
+        <w:ind w:left="2160" w:hanging="360"/>
+      </w:pPr>
+    </w:lvl>
+    <w:lvl w:ilvl="3" w:tentative="1">
+      <w:start w:val="1"/>
+      <w:numFmt w:val="decimal"/>
+      <w:lvlText w:val="%4."/>
+      <w:lvlJc w:val="left"/>
+      <w:pPr>
+        <w:tabs>
+          <w:tab w:val="num" w:pos="2880"/>
+        </w:tabs>
+        <w:ind w:left="2880" w:hanging="360"/>
+      </w:pPr>
+    </w:lvl>
+    <w:lvl w:ilvl="4" w:tentative="1">
+      <w:start w:val="1"/>
+      <w:numFmt w:val="decimal"/>
+      <w:lvlText w:val="%5."/>
+      <w:lvlJc w:val="left"/>
+      <w:pPr>
+        <w:tabs>
+          <w:tab w:val="num" w:pos="3600"/>
+        </w:tabs>
+        <w:ind w:left="3600" w:hanging="360"/>
+      </w:pPr>
+    </w:lvl>
+    <w:lvl w:ilvl="5" w:tentative="1">
+      <w:start w:val="1"/>
+      <w:numFmt w:val="decimal"/>
+      <w:lvlText w:val="%6."/>
+      <w:lvlJc w:val="left"/>
+      <w:pPr>
+        <w:tabs>
+          <w:tab w:val="num" w:pos="4320"/>
+        </w:tabs>
+        <w:ind w:left="4320" w:hanging="360"/>
+      </w:pPr>
+    </w:lvl>
+    <w:lvl w:ilvl="6" w:tentative="1">
+      <w:start w:val="1"/>
+      <w:numFmt w:val="decimal"/>
+      <w:lvlText w:val="%7."/>
+      <w:lvlJc w:val="left"/>
+      <w:pPr>
+        <w:tabs>
+          <w:tab w:val="num" w:pos="5040"/>
+        </w:tabs>
+        <w:ind w:left="5040" w:hanging="360"/>
+      </w:pPr>
+    </w:lvl>
+    <w:lvl w:ilvl="7" w:tentative="1">
+      <w:start w:val="1"/>
+      <w:numFmt w:val="decimal"/>
+      <w:lvlText w:val="%8."/>
+      <w:lvlJc w:val="left"/>
+      <w:pPr>
+        <w:tabs>
+          <w:tab w:val="num" w:pos="5760"/>
+        </w:tabs>
+        <w:ind w:left="5760" w:hanging="360"/>
+      </w:pPr>
+    </w:lvl>
+    <w:lvl w:ilvl="8" w:tentative="1">
+      <w:start w:val="1"/>
+      <w:numFmt w:val="decimal"/>
+      <w:lvlText w:val="%9."/>
+      <w:lvlJc w:val="left"/>
+      <w:pPr>
+        <w:tabs>
+          <w:tab w:val="num" w:pos="6480"/>
+        </w:tabs>
+        <w:ind w:left="6480" w:hanging="360"/>
+      </w:pPr>
+    </w:lvl>
+  </w:abstractNum>
   <w:abstractNum w:abstractNumId="3" w15:restartNumberingAfterBreak="0">
-    <w:nsid w:val="23B21B44"/>
+    <w:nsid w:val="2C1E3212"/>
     <w:multiLevelType w:val="multilevel"/>
-    <w:tmpl w:val="7112537A"/>
+    <w:tmpl w:val="10A84022"/>
+    <w:lvl w:ilvl="0">
+      <w:start w:val="1"/>
+      <w:numFmt w:val="decimal"/>
+      <w:lvlText w:val="%1."/>
+      <w:lvlJc w:val="left"/>
+      <w:pPr>
+        <w:tabs>
+          <w:tab w:val="num" w:pos="720"/>
+        </w:tabs>
+        <w:ind w:left="720" w:hanging="360"/>
+      </w:pPr>
+    </w:lvl>
+    <w:lvl w:ilvl="1" w:tentative="1">
+      <w:start w:val="1"/>
+      <w:numFmt w:val="decimal"/>
+      <w:lvlText w:val="%2."/>
+      <w:lvlJc w:val="left"/>
+      <w:pPr>
+        <w:tabs>
+          <w:tab w:val="num" w:pos="1440"/>
+        </w:tabs>
+        <w:ind w:left="1440" w:hanging="360"/>
+      </w:pPr>
+    </w:lvl>
+    <w:lvl w:ilvl="2" w:tentative="1">
+      <w:start w:val="1"/>
+      <w:numFmt w:val="decimal"/>
+      <w:lvlText w:val="%3."/>
+      <w:lvlJc w:val="left"/>
+      <w:pPr>
+        <w:tabs>
+          <w:tab w:val="num" w:pos="2160"/>
+        </w:tabs>
+        <w:ind w:left="2160" w:hanging="360"/>
+      </w:pPr>
+    </w:lvl>
+    <w:lvl w:ilvl="3" w:tentative="1">
+      <w:start w:val="1"/>
+      <w:numFmt w:val="decimal"/>
+      <w:lvlText w:val="%4."/>
+      <w:lvlJc w:val="left"/>
+      <w:pPr>
+        <w:tabs>
+          <w:tab w:val="num" w:pos="2880"/>
+        </w:tabs>
+        <w:ind w:left="2880" w:hanging="360"/>
+      </w:pPr>
+    </w:lvl>
+    <w:lvl w:ilvl="4" w:tentative="1">
+      <w:start w:val="1"/>
+      <w:numFmt w:val="decimal"/>
+      <w:lvlText w:val="%5."/>
+      <w:lvlJc w:val="left"/>
+      <w:pPr>
+        <w:tabs>
+          <w:tab w:val="num" w:pos="3600"/>
+        </w:tabs>
+        <w:ind w:left="3600" w:hanging="360"/>
+      </w:pPr>
+    </w:lvl>
+    <w:lvl w:ilvl="5" w:tentative="1">
+      <w:start w:val="1"/>
+      <w:numFmt w:val="decimal"/>
+      <w:lvlText w:val="%6."/>
+      <w:lvlJc w:val="left"/>
+      <w:pPr>
+        <w:tabs>
+          <w:tab w:val="num" w:pos="4320"/>
+        </w:tabs>
+        <w:ind w:left="4320" w:hanging="360"/>
+      </w:pPr>
+    </w:lvl>
+    <w:lvl w:ilvl="6" w:tentative="1">
+      <w:start w:val="1"/>
+      <w:numFmt w:val="decimal"/>
+      <w:lvlText w:val="%7."/>
+      <w:lvlJc w:val="left"/>
+      <w:pPr>
+        <w:tabs>
+          <w:tab w:val="num" w:pos="5040"/>
+        </w:tabs>
+        <w:ind w:left="5040" w:hanging="360"/>
+      </w:pPr>
+    </w:lvl>
+    <w:lvl w:ilvl="7" w:tentative="1">
+      <w:start w:val="1"/>
+      <w:numFmt w:val="decimal"/>
+      <w:lvlText w:val="%8."/>
+      <w:lvlJc w:val="left"/>
+      <w:pPr>
+        <w:tabs>
+          <w:tab w:val="num" w:pos="5760"/>
+        </w:tabs>
+        <w:ind w:left="5760" w:hanging="360"/>
+      </w:pPr>
+    </w:lvl>
+    <w:lvl w:ilvl="8" w:tentative="1">
+      <w:start w:val="1"/>
+      <w:numFmt w:val="decimal"/>
+      <w:lvlText w:val="%9."/>
+      <w:lvlJc w:val="left"/>
+      <w:pPr>
+        <w:tabs>
+          <w:tab w:val="num" w:pos="6480"/>
+        </w:tabs>
+        <w:ind w:left="6480" w:hanging="360"/>
+      </w:pPr>
+    </w:lvl>
+  </w:abstractNum>
+  <w:abstractNum w:abstractNumId="4" w15:restartNumberingAfterBreak="0">
+    <w:nsid w:val="2E0772DB"/>
+    <w:multiLevelType w:val="multilevel"/>
+    <w:tmpl w:val="15769D02"/>
+    <w:lvl w:ilvl="0">
+      <w:start w:val="1"/>
+      <w:numFmt w:val="decimal"/>
+      <w:lvlText w:val="%1."/>
+      <w:lvlJc w:val="left"/>
+      <w:pPr>
+        <w:tabs>
+          <w:tab w:val="num" w:pos="720"/>
+        </w:tabs>
+        <w:ind w:left="720" w:hanging="360"/>
+      </w:pPr>
+    </w:lvl>
+    <w:lvl w:ilvl="1" w:tentative="1">
+      <w:start w:val="1"/>
+      <w:numFmt w:val="decimal"/>
+      <w:lvlText w:val="%2."/>
+      <w:lvlJc w:val="left"/>
+      <w:pPr>
+        <w:tabs>
+          <w:tab w:val="num" w:pos="1440"/>
+        </w:tabs>
+        <w:ind w:left="1440" w:hanging="360"/>
+      </w:pPr>
+    </w:lvl>
+    <w:lvl w:ilvl="2" w:tentative="1">
+      <w:start w:val="1"/>
+      <w:numFmt w:val="decimal"/>
+      <w:lvlText w:val="%3."/>
+      <w:lvlJc w:val="left"/>
+      <w:pPr>
+        <w:tabs>
+          <w:tab w:val="num" w:pos="2160"/>
+        </w:tabs>
+        <w:ind w:left="2160" w:hanging="360"/>
+      </w:pPr>
+    </w:lvl>
+    <w:lvl w:ilvl="3" w:tentative="1">
+      <w:start w:val="1"/>
+      <w:numFmt w:val="decimal"/>
+      <w:lvlText w:val="%4."/>
+      <w:lvlJc w:val="left"/>
+      <w:pPr>
+        <w:tabs>
+          <w:tab w:val="num" w:pos="2880"/>
+        </w:tabs>
+        <w:ind w:left="2880" w:hanging="360"/>
+      </w:pPr>
+    </w:lvl>
+    <w:lvl w:ilvl="4" w:tentative="1">
+      <w:start w:val="1"/>
+      <w:numFmt w:val="decimal"/>
+      <w:lvlText w:val="%5."/>
+      <w:lvlJc w:val="left"/>
+      <w:pPr>
+        <w:tabs>
+          <w:tab w:val="num" w:pos="3600"/>
+        </w:tabs>
+        <w:ind w:left="3600" w:hanging="360"/>
+      </w:pPr>
+    </w:lvl>
+    <w:lvl w:ilvl="5" w:tentative="1">
+      <w:start w:val="1"/>
+      <w:numFmt w:val="decimal"/>
+      <w:lvlText w:val="%6."/>
+      <w:lvlJc w:val="left"/>
+      <w:pPr>
+        <w:tabs>
+          <w:tab w:val="num" w:pos="4320"/>
+        </w:tabs>
+        <w:ind w:left="4320" w:hanging="360"/>
+      </w:pPr>
+    </w:lvl>
+    <w:lvl w:ilvl="6" w:tentative="1">
+      <w:start w:val="1"/>
+      <w:numFmt w:val="decimal"/>
+      <w:lvlText w:val="%7."/>
+      <w:lvlJc w:val="left"/>
+      <w:pPr>
+        <w:tabs>
+          <w:tab w:val="num" w:pos="5040"/>
+        </w:tabs>
+        <w:ind w:left="5040" w:hanging="360"/>
+      </w:pPr>
+    </w:lvl>
+    <w:lvl w:ilvl="7" w:tentative="1">
+      <w:start w:val="1"/>
+      <w:numFmt w:val="decimal"/>
+      <w:lvlText w:val="%8."/>
+      <w:lvlJc w:val="left"/>
+      <w:pPr>
+        <w:tabs>
+          <w:tab w:val="num" w:pos="5760"/>
+        </w:tabs>
+        <w:ind w:left="5760" w:hanging="360"/>
+      </w:pPr>
+    </w:lvl>
+    <w:lvl w:ilvl="8" w:tentative="1">
+      <w:start w:val="1"/>
+      <w:numFmt w:val="decimal"/>
+      <w:lvlText w:val="%9."/>
+      <w:lvlJc w:val="left"/>
+      <w:pPr>
+        <w:tabs>
+          <w:tab w:val="num" w:pos="6480"/>
+        </w:tabs>
+        <w:ind w:left="6480" w:hanging="360"/>
+      </w:pPr>
+    </w:lvl>
+  </w:abstractNum>
+  <w:abstractNum w:abstractNumId="5" w15:restartNumberingAfterBreak="0">
+    <w:nsid w:val="422A76CE"/>
+    <w:multiLevelType w:val="multilevel"/>
+    <w:tmpl w:val="F7F29D22"/>
     <w:lvl w:ilvl="0">
       <w:start w:val="1"/>
       <w:numFmt w:val="bullet"/>
@@ -20652,123 +22662,10 @@
       </w:rPr>
     </w:lvl>
   </w:abstractNum>
-  <w:abstractNum w:abstractNumId="4" w15:restartNumberingAfterBreak="0">
-    <w:nsid w:val="37A21148"/>
+  <w:abstractNum w:abstractNumId="6" w15:restartNumberingAfterBreak="0">
+    <w:nsid w:val="4D5D2C31"/>
     <w:multiLevelType w:val="multilevel"/>
-    <w:tmpl w:val="790AEB02"/>
-    <w:lvl w:ilvl="0">
-      <w:start w:val="1"/>
-      <w:numFmt w:val="decimal"/>
-      <w:lvlText w:val="%1."/>
-      <w:lvlJc w:val="left"/>
-      <w:pPr>
-        <w:tabs>
-          <w:tab w:val="num" w:pos="720"/>
-        </w:tabs>
-        <w:ind w:left="720" w:hanging="360"/>
-      </w:pPr>
-    </w:lvl>
-    <w:lvl w:ilvl="1" w:tentative="1">
-      <w:start w:val="1"/>
-      <w:numFmt w:val="decimal"/>
-      <w:lvlText w:val="%2."/>
-      <w:lvlJc w:val="left"/>
-      <w:pPr>
-        <w:tabs>
-          <w:tab w:val="num" w:pos="1440"/>
-        </w:tabs>
-        <w:ind w:left="1440" w:hanging="360"/>
-      </w:pPr>
-    </w:lvl>
-    <w:lvl w:ilvl="2" w:tentative="1">
-      <w:start w:val="1"/>
-      <w:numFmt w:val="decimal"/>
-      <w:lvlText w:val="%3."/>
-      <w:lvlJc w:val="left"/>
-      <w:pPr>
-        <w:tabs>
-          <w:tab w:val="num" w:pos="2160"/>
-        </w:tabs>
-        <w:ind w:left="2160" w:hanging="360"/>
-      </w:pPr>
-    </w:lvl>
-    <w:lvl w:ilvl="3" w:tentative="1">
-      <w:start w:val="1"/>
-      <w:numFmt w:val="decimal"/>
-      <w:lvlText w:val="%4."/>
-      <w:lvlJc w:val="left"/>
-      <w:pPr>
-        <w:tabs>
-          <w:tab w:val="num" w:pos="2880"/>
-        </w:tabs>
-        <w:ind w:left="2880" w:hanging="360"/>
-      </w:pPr>
-    </w:lvl>
-    <w:lvl w:ilvl="4" w:tentative="1">
-      <w:start w:val="1"/>
-      <w:numFmt w:val="decimal"/>
-      <w:lvlText w:val="%5."/>
-      <w:lvlJc w:val="left"/>
-      <w:pPr>
-        <w:tabs>
-          <w:tab w:val="num" w:pos="3600"/>
-        </w:tabs>
-        <w:ind w:left="3600" w:hanging="360"/>
-      </w:pPr>
-    </w:lvl>
-    <w:lvl w:ilvl="5" w:tentative="1">
-      <w:start w:val="1"/>
-      <w:numFmt w:val="decimal"/>
-      <w:lvlText w:val="%6."/>
-      <w:lvlJc w:val="left"/>
-      <w:pPr>
-        <w:tabs>
-          <w:tab w:val="num" w:pos="4320"/>
-        </w:tabs>
-        <w:ind w:left="4320" w:hanging="360"/>
-      </w:pPr>
-    </w:lvl>
-    <w:lvl w:ilvl="6" w:tentative="1">
-      <w:start w:val="1"/>
-      <w:numFmt w:val="decimal"/>
-      <w:lvlText w:val="%7."/>
-      <w:lvlJc w:val="left"/>
-      <w:pPr>
-        <w:tabs>
-          <w:tab w:val="num" w:pos="5040"/>
-        </w:tabs>
-        <w:ind w:left="5040" w:hanging="360"/>
-      </w:pPr>
-    </w:lvl>
-    <w:lvl w:ilvl="7" w:tentative="1">
-      <w:start w:val="1"/>
-      <w:numFmt w:val="decimal"/>
-      <w:lvlText w:val="%8."/>
-      <w:lvlJc w:val="left"/>
-      <w:pPr>
-        <w:tabs>
-          <w:tab w:val="num" w:pos="5760"/>
-        </w:tabs>
-        <w:ind w:left="5760" w:hanging="360"/>
-      </w:pPr>
-    </w:lvl>
-    <w:lvl w:ilvl="8" w:tentative="1">
-      <w:start w:val="1"/>
-      <w:numFmt w:val="decimal"/>
-      <w:lvlText w:val="%9."/>
-      <w:lvlJc w:val="left"/>
-      <w:pPr>
-        <w:tabs>
-          <w:tab w:val="num" w:pos="6480"/>
-        </w:tabs>
-        <w:ind w:left="6480" w:hanging="360"/>
-      </w:pPr>
-    </w:lvl>
-  </w:abstractNum>
-  <w:abstractNum w:abstractNumId="5" w15:restartNumberingAfterBreak="0">
-    <w:nsid w:val="4D3F1FFD"/>
-    <w:multiLevelType w:val="multilevel"/>
-    <w:tmpl w:val="A87286CE"/>
+    <w:tmpl w:val="29A88CEA"/>
     <w:lvl w:ilvl="0">
       <w:start w:val="1"/>
       <w:numFmt w:val="bullet"/>
@@ -20914,10 +22811,10 @@
       </w:rPr>
     </w:lvl>
   </w:abstractNum>
-  <w:abstractNum w:abstractNumId="6" w15:restartNumberingAfterBreak="0">
-    <w:nsid w:val="50DB3182"/>
+  <w:abstractNum w:abstractNumId="7" w15:restartNumberingAfterBreak="0">
+    <w:nsid w:val="51E63035"/>
     <w:multiLevelType w:val="multilevel"/>
-    <w:tmpl w:val="F574EFDE"/>
+    <w:tmpl w:val="561853DE"/>
     <w:lvl w:ilvl="0">
       <w:start w:val="1"/>
       <w:numFmt w:val="bullet"/>
@@ -21063,10 +22960,10 @@
       </w:rPr>
     </w:lvl>
   </w:abstractNum>
-  <w:abstractNum w:abstractNumId="7" w15:restartNumberingAfterBreak="0">
-    <w:nsid w:val="57034AED"/>
+  <w:abstractNum w:abstractNumId="8" w15:restartNumberingAfterBreak="0">
+    <w:nsid w:val="60184BCE"/>
     <w:multiLevelType w:val="multilevel"/>
-    <w:tmpl w:val="6D8C2EF8"/>
+    <w:tmpl w:val="9F922B0E"/>
     <w:lvl w:ilvl="0">
       <w:start w:val="1"/>
       <w:numFmt w:val="decimal"/>
@@ -21176,10 +23073,10 @@
       </w:pPr>
     </w:lvl>
   </w:abstractNum>
-  <w:abstractNum w:abstractNumId="8" w15:restartNumberingAfterBreak="0">
-    <w:nsid w:val="64CC42AC"/>
+  <w:abstractNum w:abstractNumId="9" w15:restartNumberingAfterBreak="0">
+    <w:nsid w:val="642D5084"/>
     <w:multiLevelType w:val="multilevel"/>
-    <w:tmpl w:val="25A6BDB4"/>
+    <w:tmpl w:val="365832B2"/>
     <w:lvl w:ilvl="0">
       <w:start w:val="1"/>
       <w:numFmt w:val="decimal"/>
@@ -21289,10 +23186,10 @@
       </w:pPr>
     </w:lvl>
   </w:abstractNum>
-  <w:abstractNum w:abstractNumId="9" w15:restartNumberingAfterBreak="0">
-    <w:nsid w:val="68222520"/>
+  <w:abstractNum w:abstractNumId="10" w15:restartNumberingAfterBreak="0">
+    <w:nsid w:val="68584C5F"/>
     <w:multiLevelType w:val="multilevel"/>
-    <w:tmpl w:val="C6D2DDE4"/>
+    <w:tmpl w:val="3416AE74"/>
     <w:lvl w:ilvl="0">
       <w:start w:val="1"/>
       <w:numFmt w:val="bullet"/>
@@ -21438,10 +23335,10 @@
       </w:rPr>
     </w:lvl>
   </w:abstractNum>
-  <w:abstractNum w:abstractNumId="10" w15:restartNumberingAfterBreak="0">
-    <w:nsid w:val="75CC67D0"/>
+  <w:abstractNum w:abstractNumId="11" w15:restartNumberingAfterBreak="0">
+    <w:nsid w:val="73415089"/>
     <w:multiLevelType w:val="multilevel"/>
-    <w:tmpl w:val="DD243346"/>
+    <w:tmpl w:val="D61C9BAC"/>
     <w:lvl w:ilvl="0">
       <w:start w:val="1"/>
       <w:numFmt w:val="decimal"/>
@@ -21551,10 +23448,159 @@
       </w:pPr>
     </w:lvl>
   </w:abstractNum>
-  <w:abstractNum w:abstractNumId="11" w15:restartNumberingAfterBreak="0">
-    <w:nsid w:val="78423B5E"/>
+  <w:abstractNum w:abstractNumId="12" w15:restartNumberingAfterBreak="0">
+    <w:nsid w:val="747C7B54"/>
     <w:multiLevelType w:val="multilevel"/>
-    <w:tmpl w:val="91AE245C"/>
+    <w:tmpl w:val="4C42E138"/>
+    <w:lvl w:ilvl="0">
+      <w:start w:val="1"/>
+      <w:numFmt w:val="bullet"/>
+      <w:lvlText w:val=""/>
+      <w:lvlJc w:val="left"/>
+      <w:pPr>
+        <w:tabs>
+          <w:tab w:val="num" w:pos="720"/>
+        </w:tabs>
+        <w:ind w:left="720" w:hanging="360"/>
+      </w:pPr>
+      <w:rPr>
+        <w:rFonts w:ascii="Symbol" w:hAnsi="Symbol" w:hint="default"/>
+        <w:sz w:val="20"/>
+      </w:rPr>
+    </w:lvl>
+    <w:lvl w:ilvl="1" w:tentative="1">
+      <w:start w:val="1"/>
+      <w:numFmt w:val="bullet"/>
+      <w:lvlText w:val="o"/>
+      <w:lvlJc w:val="left"/>
+      <w:pPr>
+        <w:tabs>
+          <w:tab w:val="num" w:pos="1440"/>
+        </w:tabs>
+        <w:ind w:left="1440" w:hanging="360"/>
+      </w:pPr>
+      <w:rPr>
+        <w:rFonts w:ascii="Courier New" w:hAnsi="Courier New" w:hint="default"/>
+        <w:sz w:val="20"/>
+      </w:rPr>
+    </w:lvl>
+    <w:lvl w:ilvl="2" w:tentative="1">
+      <w:start w:val="1"/>
+      <w:numFmt w:val="bullet"/>
+      <w:lvlText w:val=""/>
+      <w:lvlJc w:val="left"/>
+      <w:pPr>
+        <w:tabs>
+          <w:tab w:val="num" w:pos="2160"/>
+        </w:tabs>
+        <w:ind w:left="2160" w:hanging="360"/>
+      </w:pPr>
+      <w:rPr>
+        <w:rFonts w:ascii="Wingdings" w:hAnsi="Wingdings" w:hint="default"/>
+        <w:sz w:val="20"/>
+      </w:rPr>
+    </w:lvl>
+    <w:lvl w:ilvl="3" w:tentative="1">
+      <w:start w:val="1"/>
+      <w:numFmt w:val="bullet"/>
+      <w:lvlText w:val=""/>
+      <w:lvlJc w:val="left"/>
+      <w:pPr>
+        <w:tabs>
+          <w:tab w:val="num" w:pos="2880"/>
+        </w:tabs>
+        <w:ind w:left="2880" w:hanging="360"/>
+      </w:pPr>
+      <w:rPr>
+        <w:rFonts w:ascii="Wingdings" w:hAnsi="Wingdings" w:hint="default"/>
+        <w:sz w:val="20"/>
+      </w:rPr>
+    </w:lvl>
+    <w:lvl w:ilvl="4" w:tentative="1">
+      <w:start w:val="1"/>
+      <w:numFmt w:val="bullet"/>
+      <w:lvlText w:val=""/>
+      <w:lvlJc w:val="left"/>
+      <w:pPr>
+        <w:tabs>
+          <w:tab w:val="num" w:pos="3600"/>
+        </w:tabs>
+        <w:ind w:left="3600" w:hanging="360"/>
+      </w:pPr>
+      <w:rPr>
+        <w:rFonts w:ascii="Wingdings" w:hAnsi="Wingdings" w:hint="default"/>
+        <w:sz w:val="20"/>
+      </w:rPr>
+    </w:lvl>
+    <w:lvl w:ilvl="5" w:tentative="1">
+      <w:start w:val="1"/>
+      <w:numFmt w:val="bullet"/>
+      <w:lvlText w:val=""/>
+      <w:lvlJc w:val="left"/>
+      <w:pPr>
+        <w:tabs>
+          <w:tab w:val="num" w:pos="4320"/>
+        </w:tabs>
+        <w:ind w:left="4320" w:hanging="360"/>
+      </w:pPr>
+      <w:rPr>
+        <w:rFonts w:ascii="Wingdings" w:hAnsi="Wingdings" w:hint="default"/>
+        <w:sz w:val="20"/>
+      </w:rPr>
+    </w:lvl>
+    <w:lvl w:ilvl="6" w:tentative="1">
+      <w:start w:val="1"/>
+      <w:numFmt w:val="bullet"/>
+      <w:lvlText w:val=""/>
+      <w:lvlJc w:val="left"/>
+      <w:pPr>
+        <w:tabs>
+          <w:tab w:val="num" w:pos="5040"/>
+        </w:tabs>
+        <w:ind w:left="5040" w:hanging="360"/>
+      </w:pPr>
+      <w:rPr>
+        <w:rFonts w:ascii="Wingdings" w:hAnsi="Wingdings" w:hint="default"/>
+        <w:sz w:val="20"/>
+      </w:rPr>
+    </w:lvl>
+    <w:lvl w:ilvl="7" w:tentative="1">
+      <w:start w:val="1"/>
+      <w:numFmt w:val="bullet"/>
+      <w:lvlText w:val=""/>
+      <w:lvlJc w:val="left"/>
+      <w:pPr>
+        <w:tabs>
+          <w:tab w:val="num" w:pos="5760"/>
+        </w:tabs>
+        <w:ind w:left="5760" w:hanging="360"/>
+      </w:pPr>
+      <w:rPr>
+        <w:rFonts w:ascii="Wingdings" w:hAnsi="Wingdings" w:hint="default"/>
+        <w:sz w:val="20"/>
+      </w:rPr>
+    </w:lvl>
+    <w:lvl w:ilvl="8" w:tentative="1">
+      <w:start w:val="1"/>
+      <w:numFmt w:val="bullet"/>
+      <w:lvlText w:val=""/>
+      <w:lvlJc w:val="left"/>
+      <w:pPr>
+        <w:tabs>
+          <w:tab w:val="num" w:pos="6480"/>
+        </w:tabs>
+        <w:ind w:left="6480" w:hanging="360"/>
+      </w:pPr>
+      <w:rPr>
+        <w:rFonts w:ascii="Wingdings" w:hAnsi="Wingdings" w:hint="default"/>
+        <w:sz w:val="20"/>
+      </w:rPr>
+    </w:lvl>
+  </w:abstractNum>
+  <w:abstractNum w:abstractNumId="13" w15:restartNumberingAfterBreak="0">
+    <w:nsid w:val="7A5566CC"/>
+    <w:multiLevelType w:val="multilevel"/>
+    <w:tmpl w:val="FAE0FD02"/>
     <w:lvl w:ilvl="0">
       <w:start w:val="1"/>
       <w:numFmt w:val="decimal"/>
@@ -21567,10 +23613,10 @@
         <w:ind w:left="720" w:hanging="360"/>
       </w:pPr>
     </w:lvl>
-    <w:lvl w:ilvl="1" w:tentative="1">
+    <w:lvl w:ilvl="1">
       <w:start w:val="1"/>
-      <w:numFmt w:val="decimal"/>
-      <w:lvlText w:val="%2."/>
+      <w:numFmt w:val="bullet"/>
+      <w:lvlText w:val="o"/>
       <w:lvlJc w:val="left"/>
       <w:pPr>
         <w:tabs>
@@ -21578,6 +23624,10 @@
         </w:tabs>
         <w:ind w:left="1440" w:hanging="360"/>
       </w:pPr>
+      <w:rPr>
+        <w:rFonts w:ascii="Courier New" w:hAnsi="Courier New" w:hint="default"/>
+        <w:sz w:val="20"/>
+      </w:rPr>
     </w:lvl>
     <w:lvl w:ilvl="2" w:tentative="1">
       <w:start w:val="1"/>
@@ -21664,157 +23714,47 @@
       </w:pPr>
     </w:lvl>
   </w:abstractNum>
-  <w:abstractNum w:abstractNumId="12" w15:restartNumberingAfterBreak="0">
-    <w:nsid w:val="7A9C0DB9"/>
-    <w:multiLevelType w:val="multilevel"/>
-    <w:tmpl w:val="407AE8C2"/>
-    <w:lvl w:ilvl="0">
-      <w:start w:val="1"/>
-      <w:numFmt w:val="decimal"/>
-      <w:lvlText w:val="%1."/>
-      <w:lvlJc w:val="left"/>
-      <w:pPr>
-        <w:tabs>
-          <w:tab w:val="num" w:pos="720"/>
-        </w:tabs>
-        <w:ind w:left="720" w:hanging="360"/>
-      </w:pPr>
-    </w:lvl>
-    <w:lvl w:ilvl="1" w:tentative="1">
-      <w:start w:val="1"/>
-      <w:numFmt w:val="decimal"/>
-      <w:lvlText w:val="%2."/>
-      <w:lvlJc w:val="left"/>
-      <w:pPr>
-        <w:tabs>
-          <w:tab w:val="num" w:pos="1440"/>
-        </w:tabs>
-        <w:ind w:left="1440" w:hanging="360"/>
-      </w:pPr>
-    </w:lvl>
-    <w:lvl w:ilvl="2" w:tentative="1">
-      <w:start w:val="1"/>
-      <w:numFmt w:val="decimal"/>
-      <w:lvlText w:val="%3."/>
-      <w:lvlJc w:val="left"/>
-      <w:pPr>
-        <w:tabs>
-          <w:tab w:val="num" w:pos="2160"/>
-        </w:tabs>
-        <w:ind w:left="2160" w:hanging="360"/>
-      </w:pPr>
-    </w:lvl>
-    <w:lvl w:ilvl="3" w:tentative="1">
-      <w:start w:val="1"/>
-      <w:numFmt w:val="decimal"/>
-      <w:lvlText w:val="%4."/>
-      <w:lvlJc w:val="left"/>
-      <w:pPr>
-        <w:tabs>
-          <w:tab w:val="num" w:pos="2880"/>
-        </w:tabs>
-        <w:ind w:left="2880" w:hanging="360"/>
-      </w:pPr>
-    </w:lvl>
-    <w:lvl w:ilvl="4" w:tentative="1">
-      <w:start w:val="1"/>
-      <w:numFmt w:val="decimal"/>
-      <w:lvlText w:val="%5."/>
-      <w:lvlJc w:val="left"/>
-      <w:pPr>
-        <w:tabs>
-          <w:tab w:val="num" w:pos="3600"/>
-        </w:tabs>
-        <w:ind w:left="3600" w:hanging="360"/>
-      </w:pPr>
-    </w:lvl>
-    <w:lvl w:ilvl="5" w:tentative="1">
-      <w:start w:val="1"/>
-      <w:numFmt w:val="decimal"/>
-      <w:lvlText w:val="%6."/>
-      <w:lvlJc w:val="left"/>
-      <w:pPr>
-        <w:tabs>
-          <w:tab w:val="num" w:pos="4320"/>
-        </w:tabs>
-        <w:ind w:left="4320" w:hanging="360"/>
-      </w:pPr>
-    </w:lvl>
-    <w:lvl w:ilvl="6" w:tentative="1">
-      <w:start w:val="1"/>
-      <w:numFmt w:val="decimal"/>
-      <w:lvlText w:val="%7."/>
-      <w:lvlJc w:val="left"/>
-      <w:pPr>
-        <w:tabs>
-          <w:tab w:val="num" w:pos="5040"/>
-        </w:tabs>
-        <w:ind w:left="5040" w:hanging="360"/>
-      </w:pPr>
-    </w:lvl>
-    <w:lvl w:ilvl="7" w:tentative="1">
-      <w:start w:val="1"/>
-      <w:numFmt w:val="decimal"/>
-      <w:lvlText w:val="%8."/>
-      <w:lvlJc w:val="left"/>
-      <w:pPr>
-        <w:tabs>
-          <w:tab w:val="num" w:pos="5760"/>
-        </w:tabs>
-        <w:ind w:left="5760" w:hanging="360"/>
-      </w:pPr>
-    </w:lvl>
-    <w:lvl w:ilvl="8" w:tentative="1">
-      <w:start w:val="1"/>
-      <w:numFmt w:val="decimal"/>
-      <w:lvlText w:val="%9."/>
-      <w:lvlJc w:val="left"/>
-      <w:pPr>
-        <w:tabs>
-          <w:tab w:val="num" w:pos="6480"/>
-        </w:tabs>
-        <w:ind w:left="6480" w:hanging="360"/>
-      </w:pPr>
-    </w:lvl>
-  </w:abstractNum>
-  <w:num w:numId="1" w16cid:durableId="8878543">
-    <w:abstractNumId w:val="5"/>
+  <w:num w:numId="1" w16cid:durableId="818419870">
+    <w:abstractNumId w:val="6"/>
   </w:num>
-  <w:num w:numId="2" w16cid:durableId="531724018">
+  <w:num w:numId="2" w16cid:durableId="499346144">
+    <w:abstractNumId w:val="8"/>
+  </w:num>
+  <w:num w:numId="3" w16cid:durableId="286741246">
+    <w:abstractNumId w:val="9"/>
+  </w:num>
+  <w:num w:numId="4" w16cid:durableId="1713268705">
+    <w:abstractNumId w:val="3"/>
+  </w:num>
+  <w:num w:numId="5" w16cid:durableId="519051067">
+    <w:abstractNumId w:val="10"/>
+  </w:num>
+  <w:num w:numId="6" w16cid:durableId="1812675402">
+    <w:abstractNumId w:val="13"/>
+  </w:num>
+  <w:num w:numId="7" w16cid:durableId="1745255859">
+    <w:abstractNumId w:val="4"/>
+  </w:num>
+  <w:num w:numId="8" w16cid:durableId="1395665578">
+    <w:abstractNumId w:val="1"/>
+  </w:num>
+  <w:num w:numId="9" w16cid:durableId="1305431858">
     <w:abstractNumId w:val="11"/>
   </w:num>
-  <w:num w:numId="3" w16cid:durableId="652366576">
-    <w:abstractNumId w:val="8"/>
-  </w:num>
-  <w:num w:numId="4" w16cid:durableId="1887984828">
+  <w:num w:numId="10" w16cid:durableId="1935630209">
     <w:abstractNumId w:val="12"/>
   </w:num>
-  <w:num w:numId="5" w16cid:durableId="926426205">
-    <w:abstractNumId w:val="10"/>
+  <w:num w:numId="11" w16cid:durableId="589001586">
+    <w:abstractNumId w:val="2"/>
   </w:num>
-  <w:num w:numId="6" w16cid:durableId="912154983">
-    <w:abstractNumId w:val="4"/>
+  <w:num w:numId="12" w16cid:durableId="1172262909">
+    <w:abstractNumId w:val="0"/>
   </w:num>
-  <w:num w:numId="7" w16cid:durableId="1637755976">
-    <w:abstractNumId w:val="3"/>
-  </w:num>
-  <w:num w:numId="8" w16cid:durableId="1696955237">
-    <w:abstractNumId w:val="1"/>
-  </w:num>
-  <w:num w:numId="9" w16cid:durableId="242951602">
-    <w:abstractNumId w:val="9"/>
-  </w:num>
-  <w:num w:numId="10" w16cid:durableId="670064792">
+  <w:num w:numId="13" w16cid:durableId="1762023693">
     <w:abstractNumId w:val="7"/>
   </w:num>
-  <w:num w:numId="11" w16cid:durableId="1924951319">
-    <w:abstractNumId w:val="0"/>
-  </w:num>
-  <w:num w:numId="12" w16cid:durableId="1385300473">
-    <w:abstractNumId w:val="6"/>
-  </w:num>
-  <w:num w:numId="13" w16cid:durableId="220215432">
-    <w:abstractNumId w:val="2"/>
+  <w:num w:numId="14" w16cid:durableId="1393969070">
+    <w:abstractNumId w:val="5"/>
   </w:num>
 </w:numbering>
 </file>
@@ -22579,7 +24519,7 @@
     <w:link w:val="HeaderChar"/>
     <w:uiPriority w:val="99"/>
     <w:unhideWhenUsed/>
-    <w:rsid w:val="00144A70"/>
+    <w:rsid w:val="00CA6DEF"/>
     <w:pPr>
       <w:tabs>
         <w:tab w:val="center" w:pos="4680"/>
@@ -22592,7 +24532,7 @@
     <w:basedOn w:val="DefaultParagraphFont"/>
     <w:link w:val="Header"/>
     <w:uiPriority w:val="99"/>
-    <w:rsid w:val="00144A70"/>
+    <w:rsid w:val="00CA6DEF"/>
     <w:rPr>
       <w:rFonts w:eastAsiaTheme="minorEastAsia"/>
       <w:sz w:val="24"/>
@@ -22605,7 +24545,7 @@
     <w:link w:val="FooterChar"/>
     <w:uiPriority w:val="99"/>
     <w:unhideWhenUsed/>
-    <w:rsid w:val="00144A70"/>
+    <w:rsid w:val="00CA6DEF"/>
     <w:pPr>
       <w:tabs>
         <w:tab w:val="center" w:pos="4680"/>
@@ -22618,7 +24558,7 @@
     <w:basedOn w:val="DefaultParagraphFont"/>
     <w:link w:val="Footer"/>
     <w:uiPriority w:val="99"/>
-    <w:rsid w:val="00144A70"/>
+    <w:rsid w:val="00CA6DEF"/>
     <w:rPr>
       <w:rFonts w:eastAsiaTheme="minorEastAsia"/>
       <w:sz w:val="24"/>
@@ -22631,7 +24571,7 @@
     <w:uiPriority w:val="99"/>
     <w:semiHidden/>
     <w:unhideWhenUsed/>
-    <w:rsid w:val="00144A70"/>
+    <w:rsid w:val="00CA6DEF"/>
   </w:style>
   <w:style w:type="character" w:styleId="Hyperlink">
     <w:name w:val="Hyperlink"/>
@@ -22639,7 +24579,7 @@
     <w:uiPriority w:val="99"/>
     <w:semiHidden/>
     <w:unhideWhenUsed/>
-    <w:rsid w:val="00144A70"/>
+    <w:rsid w:val="00CA6DEF"/>
     <w:rPr>
       <w:color w:val="auto"/>
       <w:u w:val="single"/>
@@ -22652,7 +24592,7 @@
     <w:autoRedefine/>
     <w:uiPriority w:val="39"/>
     <w:unhideWhenUsed/>
-    <w:rsid w:val="00144A70"/>
+    <w:rsid w:val="00CA6DEF"/>
     <w:pPr>
       <w:spacing w:after="100" w:line="360" w:lineRule="auto"/>
     </w:pPr>
@@ -22664,7 +24604,7 @@
     <w:autoRedefine/>
     <w:uiPriority w:val="39"/>
     <w:unhideWhenUsed/>
-    <w:rsid w:val="00144A70"/>
+    <w:rsid w:val="00CA6DEF"/>
     <w:pPr>
       <w:spacing w:after="100" w:line="360" w:lineRule="auto"/>
       <w:ind w:left="240"/>
@@ -22678,7 +24618,7 @@
     <w:uiPriority w:val="39"/>
     <w:semiHidden/>
     <w:unhideWhenUsed/>
-    <w:rsid w:val="00144A70"/>
+    <w:rsid w:val="00CA6DEF"/>
     <w:pPr>
       <w:spacing w:after="100" w:line="360" w:lineRule="auto"/>
       <w:ind w:left="480"/>

--- a/gem_expert/docs/Gemstone_Identification_Assistant_User_Manual.docx
+++ b/gem_expert/docs/Gemstone_Identification_Assistant_User_Manual.docx
@@ -67,7 +67,7 @@
           <w:noProof/>
         </w:rPr>
         <w:drawing>
-          <wp:inline distT="0" distB="0" distL="0" distR="0">
+          <wp:inline distT="0" distB="0" distL="0" distR="0" wp14:anchorId="40C3B93B" wp14:editId="5E36BFED">
             <wp:extent cx="4572635" cy="3028315"/>
             <wp:effectExtent l="0" t="0" r="0" b="635"/>
             <wp:docPr id="1" name="Picture 1"/>
@@ -234,7 +234,7 @@
         <w:rPr>
           <w:noProof/>
         </w:rPr>
-        <w:instrText xml:space="preserve"> PAGEREF _Toc241606803 \h </w:instrText>
+        <w:instrText xml:space="preserve"> PAGEREF _Toc241608273 \h </w:instrText>
       </w:r>
       <w:r>
         <w:rPr>
@@ -296,7 +296,7 @@
         <w:rPr>
           <w:noProof/>
         </w:rPr>
-        <w:instrText xml:space="preserve"> PAGEREF _Toc241606804 \h </w:instrText>
+        <w:instrText xml:space="preserve"> PAGEREF _Toc241608274 \h </w:instrText>
       </w:r>
       <w:r>
         <w:rPr>
@@ -358,7 +358,7 @@
         <w:rPr>
           <w:noProof/>
         </w:rPr>
-        <w:instrText xml:space="preserve"> PAGEREF _Toc241606805 \h </w:instrText>
+        <w:instrText xml:space="preserve"> PAGEREF _Toc241608275 \h </w:instrText>
       </w:r>
       <w:r>
         <w:rPr>
@@ -420,7 +420,7 @@
         <w:rPr>
           <w:noProof/>
         </w:rPr>
-        <w:instrText xml:space="preserve"> PAGEREF _Toc241606806 \h </w:instrText>
+        <w:instrText xml:space="preserve"> PAGEREF _Toc241608276 \h </w:instrText>
       </w:r>
       <w:r>
         <w:rPr>
@@ -482,7 +482,7 @@
         <w:rPr>
           <w:noProof/>
         </w:rPr>
-        <w:instrText xml:space="preserve"> PAGEREF _Toc241606807 \h </w:instrText>
+        <w:instrText xml:space="preserve"> PAGEREF _Toc241608277 \h </w:instrText>
       </w:r>
       <w:r>
         <w:rPr>
@@ -544,7 +544,7 @@
         <w:rPr>
           <w:noProof/>
         </w:rPr>
-        <w:instrText xml:space="preserve"> PAGEREF _Toc241606808 \h </w:instrText>
+        <w:instrText xml:space="preserve"> PAGEREF _Toc241608278 \h </w:instrText>
       </w:r>
       <w:r>
         <w:rPr>
@@ -606,7 +606,7 @@
         <w:rPr>
           <w:noProof/>
         </w:rPr>
-        <w:instrText xml:space="preserve"> PAGEREF _Toc241606809 \h </w:instrText>
+        <w:instrText xml:space="preserve"> PAGEREF _Toc241608279 \h </w:instrText>
       </w:r>
       <w:r>
         <w:rPr>
@@ -668,7 +668,7 @@
         <w:rPr>
           <w:noProof/>
         </w:rPr>
-        <w:instrText xml:space="preserve"> PAGEREF _Toc241606810 \h </w:instrText>
+        <w:instrText xml:space="preserve"> PAGEREF _Toc241608280 \h </w:instrText>
       </w:r>
       <w:r>
         <w:rPr>
@@ -730,7 +730,7 @@
         <w:rPr>
           <w:noProof/>
         </w:rPr>
-        <w:instrText xml:space="preserve"> PAGEREF _Toc241606811 \h </w:instrText>
+        <w:instrText xml:space="preserve"> PAGEREF _Toc241608281 \h </w:instrText>
       </w:r>
       <w:r>
         <w:rPr>
@@ -792,7 +792,7 @@
         <w:rPr>
           <w:noProof/>
         </w:rPr>
-        <w:instrText xml:space="preserve"> PAGEREF _Toc241606812 \h </w:instrText>
+        <w:instrText xml:space="preserve"> PAGEREF _Toc241608282 \h </w:instrText>
       </w:r>
       <w:r>
         <w:rPr>
@@ -854,7 +854,7 @@
         <w:rPr>
           <w:noProof/>
         </w:rPr>
-        <w:instrText xml:space="preserve"> PAGEREF _Toc241606813 \h </w:instrText>
+        <w:instrText xml:space="preserve"> PAGEREF _Toc241608283 \h </w:instrText>
       </w:r>
       <w:r>
         <w:rPr>
@@ -916,7 +916,7 @@
         <w:rPr>
           <w:noProof/>
         </w:rPr>
-        <w:instrText xml:space="preserve"> PAGEREF _Toc241606814 \h </w:instrText>
+        <w:instrText xml:space="preserve"> PAGEREF _Toc241608284 \h </w:instrText>
       </w:r>
       <w:r>
         <w:rPr>
@@ -978,7 +978,7 @@
         <w:rPr>
           <w:noProof/>
         </w:rPr>
-        <w:instrText xml:space="preserve"> PAGEREF _Toc241606815 \h </w:instrText>
+        <w:instrText xml:space="preserve"> PAGEREF _Toc241608285 \h </w:instrText>
       </w:r>
       <w:r>
         <w:rPr>
@@ -1040,7 +1040,7 @@
         <w:rPr>
           <w:noProof/>
         </w:rPr>
-        <w:instrText xml:space="preserve"> PAGEREF _Toc241606816 \h </w:instrText>
+        <w:instrText xml:space="preserve"> PAGEREF _Toc241608286 \h </w:instrText>
       </w:r>
       <w:r>
         <w:rPr>
@@ -1102,7 +1102,7 @@
         <w:rPr>
           <w:noProof/>
         </w:rPr>
-        <w:instrText xml:space="preserve"> PAGEREF _Toc241606817 \h </w:instrText>
+        <w:instrText xml:space="preserve"> PAGEREF _Toc241608287 \h </w:instrText>
       </w:r>
       <w:r>
         <w:rPr>
@@ -1164,7 +1164,7 @@
         <w:rPr>
           <w:noProof/>
         </w:rPr>
-        <w:instrText xml:space="preserve"> PAGEREF _Toc241606818 \h </w:instrText>
+        <w:instrText xml:space="preserve"> PAGEREF _Toc241608288 \h </w:instrText>
       </w:r>
       <w:r>
         <w:rPr>
@@ -1226,7 +1226,7 @@
         <w:rPr>
           <w:noProof/>
         </w:rPr>
-        <w:instrText xml:space="preserve"> PAGEREF _Toc241606819 \h </w:instrText>
+        <w:instrText xml:space="preserve"> PAGEREF _Toc241608289 \h </w:instrText>
       </w:r>
       <w:r>
         <w:rPr>
@@ -1288,7 +1288,7 @@
         <w:rPr>
           <w:noProof/>
         </w:rPr>
-        <w:instrText xml:space="preserve"> PAGEREF _Toc241606820 \h </w:instrText>
+        <w:instrText xml:space="preserve"> PAGEREF _Toc241608290 \h </w:instrText>
       </w:r>
       <w:r>
         <w:rPr>
@@ -1350,7 +1350,7 @@
         <w:rPr>
           <w:noProof/>
         </w:rPr>
-        <w:instrText xml:space="preserve"> PAGEREF _Toc241606821 \h </w:instrText>
+        <w:instrText xml:space="preserve"> PAGEREF _Toc241608291 \h </w:instrText>
       </w:r>
       <w:r>
         <w:rPr>
@@ -1412,7 +1412,7 @@
         <w:rPr>
           <w:noProof/>
         </w:rPr>
-        <w:instrText xml:space="preserve"> PAGEREF _Toc241606822 \h </w:instrText>
+        <w:instrText xml:space="preserve"> PAGEREF _Toc241608292 \h </w:instrText>
       </w:r>
       <w:r>
         <w:rPr>
@@ -1474,7 +1474,7 @@
         <w:rPr>
           <w:noProof/>
         </w:rPr>
-        <w:instrText xml:space="preserve"> PAGEREF _Toc241606823 \h </w:instrText>
+        <w:instrText xml:space="preserve"> PAGEREF _Toc241608293 \h </w:instrText>
       </w:r>
       <w:r>
         <w:rPr>
@@ -1536,7 +1536,7 @@
         <w:rPr>
           <w:noProof/>
         </w:rPr>
-        <w:instrText xml:space="preserve"> PAGEREF _Toc241606824 \h </w:instrText>
+        <w:instrText xml:space="preserve"> PAGEREF _Toc241608294 \h </w:instrText>
       </w:r>
       <w:r>
         <w:rPr>
@@ -1598,7 +1598,7 @@
         <w:rPr>
           <w:noProof/>
         </w:rPr>
-        <w:instrText xml:space="preserve"> PAGEREF _Toc241606825 \h </w:instrText>
+        <w:instrText xml:space="preserve"> PAGEREF _Toc241608295 \h </w:instrText>
       </w:r>
       <w:r>
         <w:rPr>
@@ -1660,7 +1660,7 @@
         <w:rPr>
           <w:noProof/>
         </w:rPr>
-        <w:instrText xml:space="preserve"> PAGEREF _Toc241606826 \h </w:instrText>
+        <w:instrText xml:space="preserve"> PAGEREF _Toc241608296 \h </w:instrText>
       </w:r>
       <w:r>
         <w:rPr>
@@ -1722,7 +1722,7 @@
         <w:rPr>
           <w:noProof/>
         </w:rPr>
-        <w:instrText xml:space="preserve"> PAGEREF _Toc241606827 \h </w:instrText>
+        <w:instrText xml:space="preserve"> PAGEREF _Toc241608297 \h </w:instrText>
       </w:r>
       <w:r>
         <w:rPr>
@@ -1784,7 +1784,7 @@
         <w:rPr>
           <w:noProof/>
         </w:rPr>
-        <w:instrText xml:space="preserve"> PAGEREF _Toc241606828 \h </w:instrText>
+        <w:instrText xml:space="preserve"> PAGEREF _Toc241608298 \h </w:instrText>
       </w:r>
       <w:r>
         <w:rPr>
@@ -1847,7 +1847,7 @@
         <w:rPr>
           <w:noProof/>
         </w:rPr>
-        <w:instrText xml:space="preserve"> PAGEREF _Toc241606829 \h </w:instrText>
+        <w:instrText xml:space="preserve"> PAGEREF _Toc241608299 \h </w:instrText>
       </w:r>
       <w:r>
         <w:rPr>
@@ -1909,7 +1909,7 @@
         <w:rPr>
           <w:noProof/>
         </w:rPr>
-        <w:instrText xml:space="preserve"> PAGEREF _Toc241606830 \h </w:instrText>
+        <w:instrText xml:space="preserve"> PAGEREF _Toc241608300 \h </w:instrText>
       </w:r>
       <w:r>
         <w:rPr>
@@ -1971,7 +1971,7 @@
         <w:rPr>
           <w:noProof/>
         </w:rPr>
-        <w:instrText xml:space="preserve"> PAGEREF _Toc241606831 \h </w:instrText>
+        <w:instrText xml:space="preserve"> PAGEREF _Toc241608301 \h </w:instrText>
       </w:r>
       <w:r>
         <w:rPr>
@@ -2033,7 +2033,7 @@
         <w:rPr>
           <w:noProof/>
         </w:rPr>
-        <w:instrText xml:space="preserve"> PAGEREF _Toc241606832 \h </w:instrText>
+        <w:instrText xml:space="preserve"> PAGEREF _Toc241608302 \h </w:instrText>
       </w:r>
       <w:r>
         <w:rPr>
@@ -2095,7 +2095,7 @@
         <w:rPr>
           <w:noProof/>
         </w:rPr>
-        <w:instrText xml:space="preserve"> PAGEREF _Toc241606833 \h </w:instrText>
+        <w:instrText xml:space="preserve"> PAGEREF _Toc241608303 \h </w:instrText>
       </w:r>
       <w:r>
         <w:rPr>
@@ -2157,7 +2157,7 @@
         <w:rPr>
           <w:noProof/>
         </w:rPr>
-        <w:instrText xml:space="preserve"> PAGEREF _Toc241606834 \h </w:instrText>
+        <w:instrText xml:space="preserve"> PAGEREF _Toc241608304 \h </w:instrText>
       </w:r>
       <w:r>
         <w:rPr>
@@ -2219,7 +2219,7 @@
         <w:rPr>
           <w:noProof/>
         </w:rPr>
-        <w:instrText xml:space="preserve"> PAGEREF _Toc241606835 \h </w:instrText>
+        <w:instrText xml:space="preserve"> PAGEREF _Toc241608305 \h </w:instrText>
       </w:r>
       <w:r>
         <w:rPr>
@@ -2281,7 +2281,7 @@
         <w:rPr>
           <w:noProof/>
         </w:rPr>
-        <w:instrText xml:space="preserve"> PAGEREF _Toc241606836 \h </w:instrText>
+        <w:instrText xml:space="preserve"> PAGEREF _Toc241608306 \h </w:instrText>
       </w:r>
       <w:r>
         <w:rPr>
@@ -2343,7 +2343,7 @@
         <w:rPr>
           <w:noProof/>
         </w:rPr>
-        <w:instrText xml:space="preserve"> PAGEREF _Toc241606837 \h </w:instrText>
+        <w:instrText xml:space="preserve"> PAGEREF _Toc241608307 \h </w:instrText>
       </w:r>
       <w:r>
         <w:rPr>
@@ -2390,7 +2390,7 @@
         </w:rPr>
         <w:br w:type="page"/>
       </w:r>
-      <w:bookmarkStart w:id="0" w:name="_Toc241606803"/>
+      <w:bookmarkStart w:id="0" w:name="_Toc241608273"/>
       <w:r>
         <w:rPr>
           <w:rFonts w:eastAsia="Times New Roman"/>
@@ -2530,7 +2530,7 @@
         <w:shd w:val="clear" w:color="auto" w:fill="FFFFFF"/>
         <w:spacing w:line="360" w:lineRule="auto"/>
         <w:jc w:val="both"/>
-        <w:divId w:val="451871003"/>
+        <w:divId w:val="343016079"/>
         <w:rPr>
           <w:rFonts w:eastAsia="Times New Roman"/>
         </w:rPr>
@@ -2563,7 +2563,7 @@
           <w:rFonts w:eastAsia="Times New Roman"/>
         </w:rPr>
       </w:pPr>
-      <w:bookmarkStart w:id="1" w:name="_Toc241606804"/>
+      <w:bookmarkStart w:id="1" w:name="_Toc241608274"/>
       <w:r>
         <w:rPr>
           <w:rFonts w:eastAsia="Times New Roman"/>
@@ -3097,7 +3097,7 @@
           <w:rFonts w:eastAsia="Times New Roman"/>
         </w:rPr>
       </w:pPr>
-      <w:bookmarkStart w:id="2" w:name="_Toc241606805"/>
+      <w:bookmarkStart w:id="2" w:name="_Toc241608275"/>
       <w:r>
         <w:rPr>
           <w:rFonts w:eastAsia="Times New Roman"/>
@@ -3725,7 +3725,7 @@
           <w:rFonts w:eastAsia="Times New Roman"/>
         </w:rPr>
       </w:pPr>
-      <w:bookmarkStart w:id="3" w:name="_Toc241606806"/>
+      <w:bookmarkStart w:id="3" w:name="_Toc241608276"/>
       <w:r>
         <w:rPr>
           <w:rFonts w:eastAsia="Times New Roman"/>
@@ -3812,7 +3812,7 @@
         <w:shd w:val="clear" w:color="auto" w:fill="FFFFFF"/>
         <w:spacing w:line="360" w:lineRule="auto"/>
         <w:jc w:val="both"/>
-        <w:divId w:val="1490632411"/>
+        <w:divId w:val="1270772040"/>
         <w:rPr>
           <w:rFonts w:eastAsia="Times New Roman"/>
         </w:rPr>
@@ -3853,7 +3853,7 @@
           <w:rFonts w:eastAsia="Times New Roman"/>
         </w:rPr>
       </w:pPr>
-      <w:bookmarkStart w:id="4" w:name="_Toc241606807"/>
+      <w:bookmarkStart w:id="4" w:name="_Toc241608277"/>
       <w:r>
         <w:rPr>
           <w:rFonts w:eastAsia="Times New Roman"/>
@@ -3870,7 +3870,7 @@
           <w:rFonts w:eastAsia="Times New Roman"/>
         </w:rPr>
       </w:pPr>
-      <w:bookmarkStart w:id="5" w:name="_Toc241606808"/>
+      <w:bookmarkStart w:id="5" w:name="_Toc241608278"/>
       <w:r>
         <w:rPr>
           <w:rFonts w:eastAsia="Times New Roman"/>
@@ -4500,7 +4500,7 @@
           <w:rFonts w:eastAsia="Times New Roman"/>
         </w:rPr>
       </w:pPr>
-      <w:bookmarkStart w:id="6" w:name="_Toc241606809"/>
+      <w:bookmarkStart w:id="6" w:name="_Toc241608279"/>
       <w:r>
         <w:rPr>
           <w:rFonts w:eastAsia="Times New Roman"/>
@@ -4706,7 +4706,7 @@
           <w:rFonts w:eastAsia="Times New Roman"/>
         </w:rPr>
       </w:pPr>
-      <w:bookmarkStart w:id="7" w:name="_Toc241606810"/>
+      <w:bookmarkStart w:id="7" w:name="_Toc241608280"/>
       <w:r>
         <w:rPr>
           <w:rFonts w:eastAsia="Times New Roman"/>
@@ -5036,7 +5036,7 @@
         <w:shd w:val="clear" w:color="auto" w:fill="FFFFFF"/>
         <w:spacing w:line="360" w:lineRule="auto"/>
         <w:jc w:val="both"/>
-        <w:divId w:val="2124569089"/>
+        <w:divId w:val="941718606"/>
         <w:rPr>
           <w:rFonts w:eastAsia="Times New Roman"/>
         </w:rPr>
@@ -5068,7 +5068,7 @@
           <w:rFonts w:eastAsia="Times New Roman"/>
         </w:rPr>
       </w:pPr>
-      <w:bookmarkStart w:id="8" w:name="_Toc241606811"/>
+      <w:bookmarkStart w:id="8" w:name="_Toc241608281"/>
       <w:r>
         <w:rPr>
           <w:rFonts w:eastAsia="Times New Roman"/>
@@ -5279,7 +5279,7 @@
         <w:shd w:val="clear" w:color="auto" w:fill="FFFFFF"/>
         <w:spacing w:line="360" w:lineRule="auto"/>
         <w:jc w:val="both"/>
-        <w:divId w:val="1603299125"/>
+        <w:divId w:val="1301417586"/>
         <w:rPr>
           <w:rFonts w:eastAsia="Times New Roman"/>
         </w:rPr>
@@ -5298,7 +5298,7 @@
           <w:rFonts w:eastAsia="Times New Roman"/>
         </w:rPr>
       </w:pPr>
-      <w:bookmarkStart w:id="9" w:name="_Toc241606812"/>
+      <w:bookmarkStart w:id="9" w:name="_Toc241608282"/>
       <w:r>
         <w:rPr>
           <w:rFonts w:eastAsia="Times New Roman"/>
@@ -6010,7 +6010,7 @@
         <w:shd w:val="clear" w:color="auto" w:fill="FFFFFF"/>
         <w:spacing w:line="360" w:lineRule="auto"/>
         <w:jc w:val="both"/>
-        <w:divId w:val="1321932772"/>
+        <w:divId w:val="789203855"/>
         <w:rPr>
           <w:rFonts w:eastAsia="Times New Roman"/>
         </w:rPr>
@@ -6041,7 +6041,7 @@
         <w:shd w:val="clear" w:color="auto" w:fill="FFFFFF"/>
         <w:spacing w:line="360" w:lineRule="auto"/>
         <w:jc w:val="both"/>
-        <w:divId w:val="81336660"/>
+        <w:divId w:val="1335106764"/>
         <w:rPr>
           <w:rFonts w:eastAsia="Times New Roman"/>
         </w:rPr>
@@ -6072,7 +6072,7 @@
           <w:rFonts w:eastAsia="Times New Roman"/>
         </w:rPr>
       </w:pPr>
-      <w:bookmarkStart w:id="10" w:name="_Toc241606813"/>
+      <w:bookmarkStart w:id="10" w:name="_Toc241608283"/>
       <w:r>
         <w:rPr>
           <w:rFonts w:eastAsia="Times New Roman"/>
@@ -6150,7 +6150,7 @@
           <w:rFonts w:eastAsia="Times New Roman"/>
         </w:rPr>
       </w:pPr>
-      <w:bookmarkStart w:id="11" w:name="_Toc241606814"/>
+      <w:bookmarkStart w:id="11" w:name="_Toc241608284"/>
       <w:r>
         <w:rPr>
           <w:rFonts w:eastAsia="Times New Roman"/>
@@ -6170,7 +6170,7 @@
           <w:noProof/>
         </w:rPr>
         <w:drawing>
-          <wp:inline distT="0" distB="0" distL="0" distR="0">
+          <wp:inline distT="0" distB="0" distL="0" distR="0" wp14:anchorId="0B407471" wp14:editId="0A14E235">
             <wp:extent cx="5332730" cy="3524885"/>
             <wp:effectExtent l="0" t="0" r="1270" b="0"/>
             <wp:docPr id="2" name="Picture 2"/>
@@ -6337,7 +6337,7 @@
         </w:rPr>
         <w:lastRenderedPageBreak/>
         <w:drawing>
-          <wp:inline distT="0" distB="0" distL="0" distR="0">
+          <wp:inline distT="0" distB="0" distL="0" distR="0" wp14:anchorId="50FC688D" wp14:editId="7E43D591">
             <wp:extent cx="5143500" cy="2990215"/>
             <wp:effectExtent l="0" t="0" r="0" b="635"/>
             <wp:docPr id="3" name="Picture 3"/>
@@ -6402,7 +6402,7 @@
           <w:rFonts w:eastAsia="Times New Roman"/>
         </w:rPr>
       </w:pPr>
-      <w:bookmarkStart w:id="12" w:name="_Toc241606815"/>
+      <w:bookmarkStart w:id="12" w:name="_Toc241608285"/>
       <w:r>
         <w:rPr>
           <w:rFonts w:eastAsia="Times New Roman"/>
@@ -6460,7 +6460,7 @@
         </w:rPr>
         <w:lastRenderedPageBreak/>
         <w:drawing>
-          <wp:inline distT="0" distB="0" distL="0" distR="0">
+          <wp:inline distT="0" distB="0" distL="0" distR="0" wp14:anchorId="0B650E8B" wp14:editId="3EEBAF81">
             <wp:extent cx="4954270" cy="7601585"/>
             <wp:effectExtent l="0" t="0" r="0" b="0"/>
             <wp:docPr id="4" name="Picture 4"/>
@@ -7836,7 +7836,7 @@
           <w:rFonts w:eastAsia="Times New Roman"/>
         </w:rPr>
       </w:pPr>
-      <w:bookmarkStart w:id="13" w:name="_Toc241606816"/>
+      <w:bookmarkStart w:id="13" w:name="_Toc241608286"/>
       <w:r>
         <w:rPr>
           <w:rFonts w:eastAsia="Times New Roman"/>
@@ -7994,7 +7994,7 @@
           <w:noProof/>
         </w:rPr>
         <w:drawing>
-          <wp:inline distT="0" distB="0" distL="0" distR="0">
+          <wp:inline distT="0" distB="0" distL="0" distR="0" wp14:anchorId="72B8CCDD" wp14:editId="369834CB">
             <wp:extent cx="5143500" cy="3152140"/>
             <wp:effectExtent l="0" t="0" r="0" b="0"/>
             <wp:docPr id="5" name="Picture 5"/>
@@ -8117,7 +8117,7 @@
           <w:rFonts w:eastAsia="Times New Roman"/>
         </w:rPr>
       </w:pPr>
-      <w:bookmarkStart w:id="14" w:name="_Toc241606817"/>
+      <w:bookmarkStart w:id="14" w:name="_Toc241608287"/>
       <w:r>
         <w:rPr>
           <w:rFonts w:eastAsia="Times New Roman"/>
@@ -8133,7 +8133,7 @@
           <w:rFonts w:eastAsia="Times New Roman"/>
         </w:rPr>
       </w:pPr>
-      <w:bookmarkStart w:id="15" w:name="_Toc241606818"/>
+      <w:bookmarkStart w:id="15" w:name="_Toc241608288"/>
       <w:r>
         <w:rPr>
           <w:rFonts w:eastAsia="Times New Roman"/>
@@ -8220,7 +8220,7 @@
           <w:rFonts w:eastAsia="Times New Roman"/>
         </w:rPr>
       </w:pPr>
-      <w:bookmarkStart w:id="16" w:name="_Toc241606819"/>
+      <w:bookmarkStart w:id="16" w:name="_Toc241608289"/>
       <w:r>
         <w:rPr>
           <w:rFonts w:eastAsia="Times New Roman"/>
@@ -8240,7 +8240,7 @@
           <w:noProof/>
         </w:rPr>
         <w:drawing>
-          <wp:inline distT="0" distB="0" distL="0" distR="0">
+          <wp:inline distT="0" distB="0" distL="0" distR="0" wp14:anchorId="082E28FD" wp14:editId="6DE73232">
             <wp:extent cx="4095750" cy="3286125"/>
             <wp:effectExtent l="0" t="0" r="0" b="9525"/>
             <wp:docPr id="6" name="Picture 6"/>
@@ -9641,7 +9641,7 @@
           <w:rFonts w:eastAsia="Times New Roman"/>
         </w:rPr>
       </w:pPr>
-      <w:bookmarkStart w:id="17" w:name="_Toc241606820"/>
+      <w:bookmarkStart w:id="17" w:name="_Toc241608290"/>
       <w:r>
         <w:rPr>
           <w:rFonts w:eastAsia="Times New Roman"/>
@@ -9660,7 +9660,7 @@
           <w:noProof/>
         </w:rPr>
         <w:drawing>
-          <wp:inline distT="0" distB="0" distL="0" distR="0">
+          <wp:inline distT="0" distB="0" distL="0" distR="0" wp14:anchorId="597DA285" wp14:editId="43D0B9FC">
             <wp:extent cx="4095750" cy="4268470"/>
             <wp:effectExtent l="0" t="0" r="0" b="0"/>
             <wp:docPr id="7" name="Picture 7"/>
@@ -9837,7 +9837,7 @@
           <w:rFonts w:eastAsia="Times New Roman"/>
         </w:rPr>
       </w:pPr>
-      <w:bookmarkStart w:id="18" w:name="_Toc241606821"/>
+      <w:bookmarkStart w:id="18" w:name="_Toc241608291"/>
       <w:r>
         <w:rPr>
           <w:rFonts w:eastAsia="Times New Roman"/>
@@ -9895,7 +9895,7 @@
           <w:noProof/>
         </w:rPr>
         <w:drawing>
-          <wp:inline distT="0" distB="0" distL="0" distR="0">
+          <wp:inline distT="0" distB="0" distL="0" distR="0" wp14:anchorId="397BC114" wp14:editId="5BAAEF82">
             <wp:extent cx="4095750" cy="4534535"/>
             <wp:effectExtent l="0" t="0" r="0" b="0"/>
             <wp:docPr id="8" name="Picture 8"/>
@@ -9960,7 +9960,7 @@
           <w:rFonts w:eastAsia="Times New Roman"/>
         </w:rPr>
       </w:pPr>
-      <w:bookmarkStart w:id="19" w:name="_Toc241606822"/>
+      <w:bookmarkStart w:id="19" w:name="_Toc241608292"/>
       <w:r>
         <w:rPr>
           <w:rFonts w:eastAsia="Times New Roman"/>
@@ -10140,7 +10140,7 @@
           <w:noProof/>
         </w:rPr>
         <w:drawing>
-          <wp:inline distT="0" distB="0" distL="0" distR="0">
+          <wp:inline distT="0" distB="0" distL="0" distR="0" wp14:anchorId="47B346DC" wp14:editId="43B250B2">
             <wp:extent cx="4095750" cy="2180590"/>
             <wp:effectExtent l="0" t="0" r="0" b="0"/>
             <wp:docPr id="9" name="Picture 9"/>
@@ -10205,7 +10205,7 @@
           <w:rFonts w:eastAsia="Times New Roman"/>
         </w:rPr>
       </w:pPr>
-      <w:bookmarkStart w:id="20" w:name="_Toc241606823"/>
+      <w:bookmarkStart w:id="20" w:name="_Toc241608293"/>
       <w:r>
         <w:rPr>
           <w:rFonts w:eastAsia="Times New Roman"/>
@@ -10463,7 +10463,7 @@
         </w:rPr>
         <w:lastRenderedPageBreak/>
         <w:drawing>
-          <wp:inline distT="0" distB="0" distL="0" distR="0">
+          <wp:inline distT="0" distB="0" distL="0" distR="0" wp14:anchorId="2ACE9049" wp14:editId="51820F45">
             <wp:extent cx="4095750" cy="2847340"/>
             <wp:effectExtent l="0" t="0" r="0" b="0"/>
             <wp:docPr id="10" name="Picture 10"/>
@@ -10526,7 +10526,7 @@
         <w:shd w:val="clear" w:color="auto" w:fill="FFFFFF"/>
         <w:spacing w:line="360" w:lineRule="auto"/>
         <w:jc w:val="both"/>
-        <w:divId w:val="1582258498"/>
+        <w:divId w:val="1625648054"/>
         <w:rPr>
           <w:rFonts w:eastAsia="Times New Roman"/>
         </w:rPr>
@@ -10559,7 +10559,7 @@
           <w:rFonts w:eastAsia="Times New Roman"/>
         </w:rPr>
       </w:pPr>
-      <w:bookmarkStart w:id="21" w:name="_Toc241606824"/>
+      <w:bookmarkStart w:id="21" w:name="_Toc241608294"/>
       <w:r>
         <w:rPr>
           <w:rFonts w:eastAsia="Times New Roman"/>
@@ -10689,7 +10689,7 @@
         </w:rPr>
         <w:lastRenderedPageBreak/>
         <w:drawing>
-          <wp:inline distT="0" distB="0" distL="0" distR="0">
+          <wp:inline distT="0" distB="0" distL="0" distR="0" wp14:anchorId="0590A03D" wp14:editId="185FF34B">
             <wp:extent cx="4095750" cy="2142490"/>
             <wp:effectExtent l="0" t="0" r="0" b="0"/>
             <wp:docPr id="11" name="Picture 11"/>
@@ -10754,7 +10754,7 @@
           <w:rFonts w:eastAsia="Times New Roman"/>
         </w:rPr>
       </w:pPr>
-      <w:bookmarkStart w:id="22" w:name="_Toc241606825"/>
+      <w:bookmarkStart w:id="22" w:name="_Toc241608295"/>
       <w:r>
         <w:rPr>
           <w:rFonts w:eastAsia="Times New Roman"/>
@@ -10821,7 +10821,7 @@
           <w:noProof/>
         </w:rPr>
         <w:drawing>
-          <wp:inline distT="0" distB="0" distL="0" distR="0">
+          <wp:inline distT="0" distB="0" distL="0" distR="0" wp14:anchorId="34054163" wp14:editId="48AA5532">
             <wp:extent cx="5143500" cy="3333115"/>
             <wp:effectExtent l="0" t="0" r="0" b="635"/>
             <wp:docPr id="12" name="Picture 12"/>
@@ -10904,7 +10904,7 @@
           <w:rFonts w:eastAsia="Times New Roman"/>
         </w:rPr>
       </w:pPr>
-      <w:bookmarkStart w:id="23" w:name="_Toc241606826"/>
+      <w:bookmarkStart w:id="23" w:name="_Toc241608296"/>
       <w:r>
         <w:rPr>
           <w:rFonts w:eastAsia="Times New Roman"/>
@@ -11308,7 +11308,7 @@
           <w:rFonts w:eastAsia="Times New Roman"/>
         </w:rPr>
       </w:pPr>
-      <w:bookmarkStart w:id="24" w:name="_Toc241606827"/>
+      <w:bookmarkStart w:id="24" w:name="_Toc241608297"/>
       <w:r>
         <w:rPr>
           <w:rFonts w:eastAsia="Times New Roman"/>
@@ -11623,7 +11623,7 @@
           <w:noProof/>
         </w:rPr>
         <w:drawing>
-          <wp:inline distT="0" distB="0" distL="0" distR="0">
+          <wp:inline distT="0" distB="0" distL="0" distR="0" wp14:anchorId="49933E06" wp14:editId="30BF445F">
             <wp:extent cx="4095750" cy="1409700"/>
             <wp:effectExtent l="0" t="0" r="0" b="0"/>
             <wp:docPr id="13" name="Picture 13"/>
@@ -11688,7 +11688,7 @@
           <w:rFonts w:eastAsia="Times New Roman"/>
         </w:rPr>
       </w:pPr>
-      <w:bookmarkStart w:id="25" w:name="_Toc241606828"/>
+      <w:bookmarkStart w:id="25" w:name="_Toc241608298"/>
       <w:r>
         <w:rPr>
           <w:rFonts w:eastAsia="Times New Roman"/>
@@ -11935,7 +11935,7 @@
           <w:rFonts w:eastAsia="Times New Roman"/>
         </w:rPr>
       </w:pPr>
-      <w:bookmarkStart w:id="26" w:name="_Toc241606829"/>
+      <w:bookmarkStart w:id="26" w:name="_Toc241608299"/>
       <w:r>
         <w:rPr>
           <w:rFonts w:eastAsia="Times New Roman"/>
@@ -12269,7 +12269,7 @@
         </w:rPr>
         <w:lastRenderedPageBreak/>
         <w:drawing>
-          <wp:inline distT="0" distB="0" distL="0" distR="0">
+          <wp:inline distT="0" distB="0" distL="0" distR="0" wp14:anchorId="34AEC256" wp14:editId="2F621E35">
             <wp:extent cx="4095750" cy="1409700"/>
             <wp:effectExtent l="0" t="0" r="0" b="0"/>
             <wp:docPr id="14" name="Picture 14"/>
@@ -12334,7 +12334,7 @@
           <w:rFonts w:eastAsia="Times New Roman"/>
         </w:rPr>
       </w:pPr>
-      <w:bookmarkStart w:id="27" w:name="_Toc241606830"/>
+      <w:bookmarkStart w:id="27" w:name="_Toc241608300"/>
       <w:r>
         <w:rPr>
           <w:rFonts w:eastAsia="Times New Roman"/>
@@ -12381,7 +12381,7 @@
           <w:noProof/>
         </w:rPr>
         <w:drawing>
-          <wp:inline distT="0" distB="0" distL="0" distR="0">
+          <wp:inline distT="0" distB="0" distL="0" distR="0" wp14:anchorId="622D9D3C" wp14:editId="32D4001B">
             <wp:extent cx="3143885" cy="4068445"/>
             <wp:effectExtent l="0" t="0" r="0" b="8255"/>
             <wp:docPr id="15" name="Picture 15"/>
@@ -12446,7 +12446,7 @@
           <w:rFonts w:eastAsia="Times New Roman"/>
         </w:rPr>
       </w:pPr>
-      <w:bookmarkStart w:id="28" w:name="_Toc241606831"/>
+      <w:bookmarkStart w:id="28" w:name="_Toc241608301"/>
       <w:r>
         <w:rPr>
           <w:rFonts w:eastAsia="Times New Roman"/>
@@ -12494,7 +12494,7 @@
           <w:noProof/>
         </w:rPr>
         <w:drawing>
-          <wp:inline distT="0" distB="0" distL="0" distR="0">
+          <wp:inline distT="0" distB="0" distL="0" distR="0" wp14:anchorId="1977B3B2" wp14:editId="20356B57">
             <wp:extent cx="4954270" cy="990600"/>
             <wp:effectExtent l="0" t="0" r="0" b="0"/>
             <wp:docPr id="16" name="Picture 16"/>
@@ -12557,7 +12557,7 @@
         <w:shd w:val="clear" w:color="auto" w:fill="FFFFFF"/>
         <w:spacing w:line="360" w:lineRule="auto"/>
         <w:jc w:val="both"/>
-        <w:divId w:val="1050768844"/>
+        <w:divId w:val="1489665222"/>
         <w:rPr>
           <w:rFonts w:eastAsia="Times New Roman"/>
         </w:rPr>
@@ -12576,7 +12576,7 @@
           <w:rFonts w:eastAsia="Times New Roman"/>
         </w:rPr>
       </w:pPr>
-      <w:bookmarkStart w:id="29" w:name="_Toc241606832"/>
+      <w:bookmarkStart w:id="29" w:name="_Toc241608302"/>
       <w:r>
         <w:rPr>
           <w:rFonts w:eastAsia="Times New Roman"/>
@@ -12636,7 +12636,7 @@
         </w:rPr>
         <w:lastRenderedPageBreak/>
         <w:drawing>
-          <wp:inline distT="0" distB="0" distL="0" distR="0">
+          <wp:inline distT="0" distB="0" distL="0" distR="0" wp14:anchorId="3C639A82" wp14:editId="76B203C8">
             <wp:extent cx="3999865" cy="3725545"/>
             <wp:effectExtent l="0" t="0" r="635" b="8255"/>
             <wp:docPr id="17" name="Picture 17"/>
@@ -12701,7 +12701,7 @@
           <w:rFonts w:eastAsia="Times New Roman"/>
         </w:rPr>
       </w:pPr>
-      <w:bookmarkStart w:id="30" w:name="_Toc241606833"/>
+      <w:bookmarkStart w:id="30" w:name="_Toc241608303"/>
       <w:r>
         <w:rPr>
           <w:rFonts w:eastAsia="Times New Roman"/>
@@ -14266,7 +14266,7 @@
           <w:rFonts w:eastAsia="Times New Roman"/>
         </w:rPr>
       </w:pPr>
-      <w:bookmarkStart w:id="31" w:name="_Toc241606834"/>
+      <w:bookmarkStart w:id="31" w:name="_Toc241608304"/>
       <w:r>
         <w:rPr>
           <w:rFonts w:eastAsia="Times New Roman"/>
@@ -14609,7 +14609,7 @@
           <w:rFonts w:eastAsia="Times New Roman"/>
         </w:rPr>
       </w:pPr>
-      <w:bookmarkStart w:id="32" w:name="_Toc241606835"/>
+      <w:bookmarkStart w:id="32" w:name="_Toc241608305"/>
       <w:r>
         <w:rPr>
           <w:rFonts w:eastAsia="Times New Roman"/>
@@ -14695,7 +14695,7 @@
           <w:rFonts w:eastAsia="Times New Roman"/>
         </w:rPr>
       </w:pPr>
-      <w:bookmarkStart w:id="33" w:name="_Toc241606836"/>
+      <w:bookmarkStart w:id="33" w:name="_Toc241608306"/>
       <w:r>
         <w:rPr>
           <w:rFonts w:eastAsia="Times New Roman"/>
@@ -15894,7 +15894,7 @@
         </w:rPr>
         <w:br w:type="page"/>
       </w:r>
-      <w:bookmarkStart w:id="34" w:name="_Toc241606837"/>
+      <w:bookmarkStart w:id="34" w:name="_Toc241608307"/>
       <w:r>
         <w:rPr>
           <w:rFonts w:eastAsia="Times New Roman"/>
@@ -16572,7 +16572,7 @@
                 <w:szCs w:val="18"/>
               </w:rPr>
               <w:drawing>
-                <wp:inline distT="0" distB="0" distL="0" distR="0">
+                <wp:inline distT="0" distB="0" distL="0" distR="0" wp14:anchorId="1B29EAA9" wp14:editId="02B69DE5">
                   <wp:extent cx="457835" cy="457835"/>
                   <wp:effectExtent l="0" t="0" r="0" b="0"/>
                   <wp:docPr id="18" name="Picture 18"/>
@@ -17003,7 +17003,7 @@
                 <w:szCs w:val="18"/>
               </w:rPr>
               <w:drawing>
-                <wp:inline distT="0" distB="0" distL="0" distR="0">
+                <wp:inline distT="0" distB="0" distL="0" distR="0" wp14:anchorId="7B618417" wp14:editId="6659163A">
                   <wp:extent cx="457835" cy="457835"/>
                   <wp:effectExtent l="0" t="0" r="0" b="0"/>
                   <wp:docPr id="19" name="Picture 19"/>
@@ -17434,7 +17434,7 @@
                 <w:szCs w:val="18"/>
               </w:rPr>
               <w:drawing>
-                <wp:inline distT="0" distB="0" distL="0" distR="0">
+                <wp:inline distT="0" distB="0" distL="0" distR="0" wp14:anchorId="3A939321" wp14:editId="7AD55CE1">
                   <wp:extent cx="457835" cy="457835"/>
                   <wp:effectExtent l="0" t="0" r="0" b="0"/>
                   <wp:docPr id="20" name="Picture 20"/>
@@ -17866,7 +17866,7 @@
               </w:rPr>
               <w:lastRenderedPageBreak/>
               <w:drawing>
-                <wp:inline distT="0" distB="0" distL="0" distR="0">
+                <wp:inline distT="0" distB="0" distL="0" distR="0" wp14:anchorId="315635C5" wp14:editId="57914372">
                   <wp:extent cx="457835" cy="457835"/>
                   <wp:effectExtent l="0" t="0" r="0" b="0"/>
                   <wp:docPr id="21" name="Picture 21"/>
@@ -18297,7 +18297,7 @@
                 <w:szCs w:val="18"/>
               </w:rPr>
               <w:drawing>
-                <wp:inline distT="0" distB="0" distL="0" distR="0">
+                <wp:inline distT="0" distB="0" distL="0" distR="0" wp14:anchorId="2D88C8B1" wp14:editId="4074B003">
                   <wp:extent cx="457835" cy="457835"/>
                   <wp:effectExtent l="0" t="0" r="0" b="0"/>
                   <wp:docPr id="22" name="Picture 22"/>
@@ -18728,7 +18728,7 @@
                 <w:szCs w:val="18"/>
               </w:rPr>
               <w:drawing>
-                <wp:inline distT="0" distB="0" distL="0" distR="0">
+                <wp:inline distT="0" distB="0" distL="0" distR="0" wp14:anchorId="425A1985" wp14:editId="5D0C6B13">
                   <wp:extent cx="457835" cy="457835"/>
                   <wp:effectExtent l="0" t="0" r="0" b="0"/>
                   <wp:docPr id="23" name="Picture 23"/>
@@ -19159,7 +19159,7 @@
                 <w:szCs w:val="18"/>
               </w:rPr>
               <w:drawing>
-                <wp:inline distT="0" distB="0" distL="0" distR="0">
+                <wp:inline distT="0" distB="0" distL="0" distR="0" wp14:anchorId="192B8A34" wp14:editId="5ABE9950">
                   <wp:extent cx="457835" cy="457835"/>
                   <wp:effectExtent l="0" t="0" r="0" b="0"/>
                   <wp:docPr id="24" name="Picture 24"/>
@@ -19590,7 +19590,7 @@
                 <w:szCs w:val="18"/>
               </w:rPr>
               <w:drawing>
-                <wp:inline distT="0" distB="0" distL="0" distR="0">
+                <wp:inline distT="0" distB="0" distL="0" distR="0" wp14:anchorId="5D5A24E7" wp14:editId="61CEEF48">
                   <wp:extent cx="457835" cy="457835"/>
                   <wp:effectExtent l="0" t="0" r="0" b="0"/>
                   <wp:docPr id="25" name="Picture 25"/>
@@ -20021,7 +20021,7 @@
                 <w:szCs w:val="18"/>
               </w:rPr>
               <w:drawing>
-                <wp:inline distT="0" distB="0" distL="0" distR="0">
+                <wp:inline distT="0" distB="0" distL="0" distR="0" wp14:anchorId="3B55642F" wp14:editId="2176B372">
                   <wp:extent cx="457835" cy="457835"/>
                   <wp:effectExtent l="0" t="0" r="0" b="0"/>
                   <wp:docPr id="26" name="Picture 26"/>
@@ -20452,7 +20452,7 @@
                 <w:szCs w:val="18"/>
               </w:rPr>
               <w:drawing>
-                <wp:inline distT="0" distB="0" distL="0" distR="0">
+                <wp:inline distT="0" distB="0" distL="0" distR="0" wp14:anchorId="214104C5" wp14:editId="39021F47">
                   <wp:extent cx="457835" cy="457835"/>
                   <wp:effectExtent l="0" t="0" r="0" b="0"/>
                   <wp:docPr id="27" name="Picture 27"/>
@@ -20883,7 +20883,7 @@
                 <w:szCs w:val="18"/>
               </w:rPr>
               <w:drawing>
-                <wp:inline distT="0" distB="0" distL="0" distR="0">
+                <wp:inline distT="0" distB="0" distL="0" distR="0" wp14:anchorId="57F7B85B" wp14:editId="0C2315A5">
                   <wp:extent cx="457835" cy="457835"/>
                   <wp:effectExtent l="0" t="0" r="0" b="0"/>
                   <wp:docPr id="28" name="Picture 28"/>
@@ -21314,7 +21314,7 @@
                 <w:szCs w:val="18"/>
               </w:rPr>
               <w:drawing>
-                <wp:inline distT="0" distB="0" distL="0" distR="0">
+                <wp:inline distT="0" distB="0" distL="0" distR="0" wp14:anchorId="1D5D1AF0" wp14:editId="52CC8BFC">
                   <wp:extent cx="457835" cy="457835"/>
                   <wp:effectExtent l="0" t="0" r="0" b="0"/>
                   <wp:docPr id="29" name="Picture 29"/>
@@ -21710,7 +21710,7 @@
         <w:shd w:val="clear" w:color="auto" w:fill="FFFFFF"/>
         <w:spacing w:line="360" w:lineRule="auto"/>
         <w:jc w:val="both"/>
-        <w:divId w:val="1803964318"/>
+        <w:divId w:val="171989377"/>
         <w:rPr>
           <w:rFonts w:eastAsia="Times New Roman"/>
         </w:rPr>
@@ -21913,122 +21913,9 @@
 <file path=word/numbering.xml><?xml version="1.0" encoding="utf-8"?>
 <w:numbering xmlns:wpc="http://schemas.microsoft.com/office/word/2010/wordprocessingCanvas" xmlns:cx="http://schemas.microsoft.com/office/drawing/2014/chartex" xmlns:cx1="http://schemas.microsoft.com/office/drawing/2015/9/8/chartex" xmlns:cx2="http://schemas.microsoft.com/office/drawing/2015/10/21/chartex" xmlns:cx3="http://schemas.microsoft.com/office/drawing/2016/5/9/chartex" xmlns:cx4="http://schemas.microsoft.com/office/drawing/2016/5/10/chartex" xmlns:cx5="http://schemas.microsoft.com/office/drawing/2016/5/11/chartex" xmlns:cx6="http://schemas.microsoft.com/office/drawing/2016/5/12/chartex" xmlns:cx7="http://schemas.microsoft.com/office/drawing/2016/5/13/chartex" xmlns:cx8="http://schemas.microsoft.com/office/drawing/2016/5/14/chartex" xmlns:mc="http://schemas.openxmlformats.org/markup-compatibility/2006" xmlns:aink="http://schemas.microsoft.com/office/drawing/2016/ink" xmlns:am3d="http://schemas.microsoft.com/office/drawing/2017/model3d" xmlns:o="urn:schemas-microsoft-com:office:office" xmlns:oel="http://schemas.microsoft.com/office/2019/extlst" xmlns:r="http://schemas.openxmlformats.org/officeDocument/2006/relationships" xmlns:m="http://schemas.openxmlformats.org/officeDocument/2006/math" xmlns:v="urn:schemas-microsoft-com:vml" xmlns:wp14="http://schemas.microsoft.com/office/word/2010/wordprocessingDrawing" xmlns:wp="http://schemas.openxmlformats.org/drawingml/2006/wordprocessingDrawing" xmlns:w10="urn:schemas-microsoft-com:office:word" xmlns:w="http://schemas.openxmlformats.org/wordprocessingml/2006/main" xmlns:w14="http://schemas.microsoft.com/office/word/2010/wordml" xmlns:w15="http://schemas.microsoft.com/office/word/2012/wordml" xmlns:w16cex="http://schemas.microsoft.com/office/word/2018/wordml/cex" xmlns:w16cid="http://schemas.microsoft.com/office/word/2016/wordml/cid" xmlns:w16="http://schemas.microsoft.com/office/word/2018/wordml" xmlns:w16du="http://schemas.microsoft.com/office/word/2023/wordml/word16du" xmlns:w16sdtdh="http://schemas.microsoft.com/office/word/2020/wordml/sdtdatahash" xmlns:w16sdtfl="http://schemas.microsoft.com/office/word/2024/wordml/sdtformatlock" xmlns:w16se="http://schemas.microsoft.com/office/word/2015/wordml/symex" xmlns:wpg="http://schemas.microsoft.com/office/word/2010/wordprocessingGroup" xmlns:wpi="http://schemas.microsoft.com/office/word/2010/wordprocessingInk" xmlns:wne="http://schemas.microsoft.com/office/word/2006/wordml" xmlns:wps="http://schemas.microsoft.com/office/word/2010/wordprocessingShape" mc:Ignorable="w14 w15 w16se w16cid w16 w16cex w16sdtdh w16sdtfl w16du wp14">
   <w:abstractNum w:abstractNumId="0" w15:restartNumberingAfterBreak="0">
-    <w:nsid w:val="22955A5B"/>
+    <w:nsid w:val="14C31EF6"/>
     <w:multiLevelType w:val="multilevel"/>
-    <w:tmpl w:val="311442FE"/>
-    <w:lvl w:ilvl="0">
-      <w:start w:val="1"/>
-      <w:numFmt w:val="decimal"/>
-      <w:lvlText w:val="%1."/>
-      <w:lvlJc w:val="left"/>
-      <w:pPr>
-        <w:tabs>
-          <w:tab w:val="num" w:pos="720"/>
-        </w:tabs>
-        <w:ind w:left="720" w:hanging="360"/>
-      </w:pPr>
-    </w:lvl>
-    <w:lvl w:ilvl="1" w:tentative="1">
-      <w:start w:val="1"/>
-      <w:numFmt w:val="decimal"/>
-      <w:lvlText w:val="%2."/>
-      <w:lvlJc w:val="left"/>
-      <w:pPr>
-        <w:tabs>
-          <w:tab w:val="num" w:pos="1440"/>
-        </w:tabs>
-        <w:ind w:left="1440" w:hanging="360"/>
-      </w:pPr>
-    </w:lvl>
-    <w:lvl w:ilvl="2" w:tentative="1">
-      <w:start w:val="1"/>
-      <w:numFmt w:val="decimal"/>
-      <w:lvlText w:val="%3."/>
-      <w:lvlJc w:val="left"/>
-      <w:pPr>
-        <w:tabs>
-          <w:tab w:val="num" w:pos="2160"/>
-        </w:tabs>
-        <w:ind w:left="2160" w:hanging="360"/>
-      </w:pPr>
-    </w:lvl>
-    <w:lvl w:ilvl="3" w:tentative="1">
-      <w:start w:val="1"/>
-      <w:numFmt w:val="decimal"/>
-      <w:lvlText w:val="%4."/>
-      <w:lvlJc w:val="left"/>
-      <w:pPr>
-        <w:tabs>
-          <w:tab w:val="num" w:pos="2880"/>
-        </w:tabs>
-        <w:ind w:left="2880" w:hanging="360"/>
-      </w:pPr>
-    </w:lvl>
-    <w:lvl w:ilvl="4" w:tentative="1">
-      <w:start w:val="1"/>
-      <w:numFmt w:val="decimal"/>
-      <w:lvlText w:val="%5."/>
-      <w:lvlJc w:val="left"/>
-      <w:pPr>
-        <w:tabs>
-          <w:tab w:val="num" w:pos="3600"/>
-        </w:tabs>
-        <w:ind w:left="3600" w:hanging="360"/>
-      </w:pPr>
-    </w:lvl>
-    <w:lvl w:ilvl="5" w:tentative="1">
-      <w:start w:val="1"/>
-      <w:numFmt w:val="decimal"/>
-      <w:lvlText w:val="%6."/>
-      <w:lvlJc w:val="left"/>
-      <w:pPr>
-        <w:tabs>
-          <w:tab w:val="num" w:pos="4320"/>
-        </w:tabs>
-        <w:ind w:left="4320" w:hanging="360"/>
-      </w:pPr>
-    </w:lvl>
-    <w:lvl w:ilvl="6" w:tentative="1">
-      <w:start w:val="1"/>
-      <w:numFmt w:val="decimal"/>
-      <w:lvlText w:val="%7."/>
-      <w:lvlJc w:val="left"/>
-      <w:pPr>
-        <w:tabs>
-          <w:tab w:val="num" w:pos="5040"/>
-        </w:tabs>
-        <w:ind w:left="5040" w:hanging="360"/>
-      </w:pPr>
-    </w:lvl>
-    <w:lvl w:ilvl="7" w:tentative="1">
-      <w:start w:val="1"/>
-      <w:numFmt w:val="decimal"/>
-      <w:lvlText w:val="%8."/>
-      <w:lvlJc w:val="left"/>
-      <w:pPr>
-        <w:tabs>
-          <w:tab w:val="num" w:pos="5760"/>
-        </w:tabs>
-        <w:ind w:left="5760" w:hanging="360"/>
-      </w:pPr>
-    </w:lvl>
-    <w:lvl w:ilvl="8" w:tentative="1">
-      <w:start w:val="1"/>
-      <w:numFmt w:val="decimal"/>
-      <w:lvlText w:val="%9."/>
-      <w:lvlJc w:val="left"/>
-      <w:pPr>
-        <w:tabs>
-          <w:tab w:val="num" w:pos="6480"/>
-        </w:tabs>
-        <w:ind w:left="6480" w:hanging="360"/>
-      </w:pPr>
-    </w:lvl>
-  </w:abstractNum>
-  <w:abstractNum w:abstractNumId="1" w15:restartNumberingAfterBreak="0">
-    <w:nsid w:val="26942AAC"/>
-    <w:multiLevelType w:val="multilevel"/>
-    <w:tmpl w:val="65BE9E8A"/>
+    <w:tmpl w:val="FE663EDC"/>
     <w:lvl w:ilvl="0">
       <w:start w:val="1"/>
       <w:numFmt w:val="bullet"/>
@@ -22174,349 +22061,10 @@
       </w:rPr>
     </w:lvl>
   </w:abstractNum>
-  <w:abstractNum w:abstractNumId="2" w15:restartNumberingAfterBreak="0">
-    <w:nsid w:val="27145C1A"/>
+  <w:abstractNum w:abstractNumId="1" w15:restartNumberingAfterBreak="0">
+    <w:nsid w:val="20410DBC"/>
     <w:multiLevelType w:val="multilevel"/>
-    <w:tmpl w:val="30EC52C8"/>
-    <w:lvl w:ilvl="0">
-      <w:start w:val="1"/>
-      <w:numFmt w:val="decimal"/>
-      <w:lvlText w:val="%1."/>
-      <w:lvlJc w:val="left"/>
-      <w:pPr>
-        <w:tabs>
-          <w:tab w:val="num" w:pos="720"/>
-        </w:tabs>
-        <w:ind w:left="720" w:hanging="360"/>
-      </w:pPr>
-    </w:lvl>
-    <w:lvl w:ilvl="1" w:tentative="1">
-      <w:start w:val="1"/>
-      <w:numFmt w:val="decimal"/>
-      <w:lvlText w:val="%2."/>
-      <w:lvlJc w:val="left"/>
-      <w:pPr>
-        <w:tabs>
-          <w:tab w:val="num" w:pos="1440"/>
-        </w:tabs>
-        <w:ind w:left="1440" w:hanging="360"/>
-      </w:pPr>
-    </w:lvl>
-    <w:lvl w:ilvl="2" w:tentative="1">
-      <w:start w:val="1"/>
-      <w:numFmt w:val="decimal"/>
-      <w:lvlText w:val="%3."/>
-      <w:lvlJc w:val="left"/>
-      <w:pPr>
-        <w:tabs>
-          <w:tab w:val="num" w:pos="2160"/>
-        </w:tabs>
-        <w:ind w:left="2160" w:hanging="360"/>
-      </w:pPr>
-    </w:lvl>
-    <w:lvl w:ilvl="3" w:tentative="1">
-      <w:start w:val="1"/>
-      <w:numFmt w:val="decimal"/>
-      <w:lvlText w:val="%4."/>
-      <w:lvlJc w:val="left"/>
-      <w:pPr>
-        <w:tabs>
-          <w:tab w:val="num" w:pos="2880"/>
-        </w:tabs>
-        <w:ind w:left="2880" w:hanging="360"/>
-      </w:pPr>
-    </w:lvl>
-    <w:lvl w:ilvl="4" w:tentative="1">
-      <w:start w:val="1"/>
-      <w:numFmt w:val="decimal"/>
-      <w:lvlText w:val="%5."/>
-      <w:lvlJc w:val="left"/>
-      <w:pPr>
-        <w:tabs>
-          <w:tab w:val="num" w:pos="3600"/>
-        </w:tabs>
-        <w:ind w:left="3600" w:hanging="360"/>
-      </w:pPr>
-    </w:lvl>
-    <w:lvl w:ilvl="5" w:tentative="1">
-      <w:start w:val="1"/>
-      <w:numFmt w:val="decimal"/>
-      <w:lvlText w:val="%6."/>
-      <w:lvlJc w:val="left"/>
-      <w:pPr>
-        <w:tabs>
-          <w:tab w:val="num" w:pos="4320"/>
-        </w:tabs>
-        <w:ind w:left="4320" w:hanging="360"/>
-      </w:pPr>
-    </w:lvl>
-    <w:lvl w:ilvl="6" w:tentative="1">
-      <w:start w:val="1"/>
-      <w:numFmt w:val="decimal"/>
-      <w:lvlText w:val="%7."/>
-      <w:lvlJc w:val="left"/>
-      <w:pPr>
-        <w:tabs>
-          <w:tab w:val="num" w:pos="5040"/>
-        </w:tabs>
-        <w:ind w:left="5040" w:hanging="360"/>
-      </w:pPr>
-    </w:lvl>
-    <w:lvl w:ilvl="7" w:tentative="1">
-      <w:start w:val="1"/>
-      <w:numFmt w:val="decimal"/>
-      <w:lvlText w:val="%8."/>
-      <w:lvlJc w:val="left"/>
-      <w:pPr>
-        <w:tabs>
-          <w:tab w:val="num" w:pos="5760"/>
-        </w:tabs>
-        <w:ind w:left="5760" w:hanging="360"/>
-      </w:pPr>
-    </w:lvl>
-    <w:lvl w:ilvl="8" w:tentative="1">
-      <w:start w:val="1"/>
-      <w:numFmt w:val="decimal"/>
-      <w:lvlText w:val="%9."/>
-      <w:lvlJc w:val="left"/>
-      <w:pPr>
-        <w:tabs>
-          <w:tab w:val="num" w:pos="6480"/>
-        </w:tabs>
-        <w:ind w:left="6480" w:hanging="360"/>
-      </w:pPr>
-    </w:lvl>
-  </w:abstractNum>
-  <w:abstractNum w:abstractNumId="3" w15:restartNumberingAfterBreak="0">
-    <w:nsid w:val="2C1E3212"/>
-    <w:multiLevelType w:val="multilevel"/>
-    <w:tmpl w:val="10A84022"/>
-    <w:lvl w:ilvl="0">
-      <w:start w:val="1"/>
-      <w:numFmt w:val="decimal"/>
-      <w:lvlText w:val="%1."/>
-      <w:lvlJc w:val="left"/>
-      <w:pPr>
-        <w:tabs>
-          <w:tab w:val="num" w:pos="720"/>
-        </w:tabs>
-        <w:ind w:left="720" w:hanging="360"/>
-      </w:pPr>
-    </w:lvl>
-    <w:lvl w:ilvl="1" w:tentative="1">
-      <w:start w:val="1"/>
-      <w:numFmt w:val="decimal"/>
-      <w:lvlText w:val="%2."/>
-      <w:lvlJc w:val="left"/>
-      <w:pPr>
-        <w:tabs>
-          <w:tab w:val="num" w:pos="1440"/>
-        </w:tabs>
-        <w:ind w:left="1440" w:hanging="360"/>
-      </w:pPr>
-    </w:lvl>
-    <w:lvl w:ilvl="2" w:tentative="1">
-      <w:start w:val="1"/>
-      <w:numFmt w:val="decimal"/>
-      <w:lvlText w:val="%3."/>
-      <w:lvlJc w:val="left"/>
-      <w:pPr>
-        <w:tabs>
-          <w:tab w:val="num" w:pos="2160"/>
-        </w:tabs>
-        <w:ind w:left="2160" w:hanging="360"/>
-      </w:pPr>
-    </w:lvl>
-    <w:lvl w:ilvl="3" w:tentative="1">
-      <w:start w:val="1"/>
-      <w:numFmt w:val="decimal"/>
-      <w:lvlText w:val="%4."/>
-      <w:lvlJc w:val="left"/>
-      <w:pPr>
-        <w:tabs>
-          <w:tab w:val="num" w:pos="2880"/>
-        </w:tabs>
-        <w:ind w:left="2880" w:hanging="360"/>
-      </w:pPr>
-    </w:lvl>
-    <w:lvl w:ilvl="4" w:tentative="1">
-      <w:start w:val="1"/>
-      <w:numFmt w:val="decimal"/>
-      <w:lvlText w:val="%5."/>
-      <w:lvlJc w:val="left"/>
-      <w:pPr>
-        <w:tabs>
-          <w:tab w:val="num" w:pos="3600"/>
-        </w:tabs>
-        <w:ind w:left="3600" w:hanging="360"/>
-      </w:pPr>
-    </w:lvl>
-    <w:lvl w:ilvl="5" w:tentative="1">
-      <w:start w:val="1"/>
-      <w:numFmt w:val="decimal"/>
-      <w:lvlText w:val="%6."/>
-      <w:lvlJc w:val="left"/>
-      <w:pPr>
-        <w:tabs>
-          <w:tab w:val="num" w:pos="4320"/>
-        </w:tabs>
-        <w:ind w:left="4320" w:hanging="360"/>
-      </w:pPr>
-    </w:lvl>
-    <w:lvl w:ilvl="6" w:tentative="1">
-      <w:start w:val="1"/>
-      <w:numFmt w:val="decimal"/>
-      <w:lvlText w:val="%7."/>
-      <w:lvlJc w:val="left"/>
-      <w:pPr>
-        <w:tabs>
-          <w:tab w:val="num" w:pos="5040"/>
-        </w:tabs>
-        <w:ind w:left="5040" w:hanging="360"/>
-      </w:pPr>
-    </w:lvl>
-    <w:lvl w:ilvl="7" w:tentative="1">
-      <w:start w:val="1"/>
-      <w:numFmt w:val="decimal"/>
-      <w:lvlText w:val="%8."/>
-      <w:lvlJc w:val="left"/>
-      <w:pPr>
-        <w:tabs>
-          <w:tab w:val="num" w:pos="5760"/>
-        </w:tabs>
-        <w:ind w:left="5760" w:hanging="360"/>
-      </w:pPr>
-    </w:lvl>
-    <w:lvl w:ilvl="8" w:tentative="1">
-      <w:start w:val="1"/>
-      <w:numFmt w:val="decimal"/>
-      <w:lvlText w:val="%9."/>
-      <w:lvlJc w:val="left"/>
-      <w:pPr>
-        <w:tabs>
-          <w:tab w:val="num" w:pos="6480"/>
-        </w:tabs>
-        <w:ind w:left="6480" w:hanging="360"/>
-      </w:pPr>
-    </w:lvl>
-  </w:abstractNum>
-  <w:abstractNum w:abstractNumId="4" w15:restartNumberingAfterBreak="0">
-    <w:nsid w:val="2E0772DB"/>
-    <w:multiLevelType w:val="multilevel"/>
-    <w:tmpl w:val="15769D02"/>
-    <w:lvl w:ilvl="0">
-      <w:start w:val="1"/>
-      <w:numFmt w:val="decimal"/>
-      <w:lvlText w:val="%1."/>
-      <w:lvlJc w:val="left"/>
-      <w:pPr>
-        <w:tabs>
-          <w:tab w:val="num" w:pos="720"/>
-        </w:tabs>
-        <w:ind w:left="720" w:hanging="360"/>
-      </w:pPr>
-    </w:lvl>
-    <w:lvl w:ilvl="1" w:tentative="1">
-      <w:start w:val="1"/>
-      <w:numFmt w:val="decimal"/>
-      <w:lvlText w:val="%2."/>
-      <w:lvlJc w:val="left"/>
-      <w:pPr>
-        <w:tabs>
-          <w:tab w:val="num" w:pos="1440"/>
-        </w:tabs>
-        <w:ind w:left="1440" w:hanging="360"/>
-      </w:pPr>
-    </w:lvl>
-    <w:lvl w:ilvl="2" w:tentative="1">
-      <w:start w:val="1"/>
-      <w:numFmt w:val="decimal"/>
-      <w:lvlText w:val="%3."/>
-      <w:lvlJc w:val="left"/>
-      <w:pPr>
-        <w:tabs>
-          <w:tab w:val="num" w:pos="2160"/>
-        </w:tabs>
-        <w:ind w:left="2160" w:hanging="360"/>
-      </w:pPr>
-    </w:lvl>
-    <w:lvl w:ilvl="3" w:tentative="1">
-      <w:start w:val="1"/>
-      <w:numFmt w:val="decimal"/>
-      <w:lvlText w:val="%4."/>
-      <w:lvlJc w:val="left"/>
-      <w:pPr>
-        <w:tabs>
-          <w:tab w:val="num" w:pos="2880"/>
-        </w:tabs>
-        <w:ind w:left="2880" w:hanging="360"/>
-      </w:pPr>
-    </w:lvl>
-    <w:lvl w:ilvl="4" w:tentative="1">
-      <w:start w:val="1"/>
-      <w:numFmt w:val="decimal"/>
-      <w:lvlText w:val="%5."/>
-      <w:lvlJc w:val="left"/>
-      <w:pPr>
-        <w:tabs>
-          <w:tab w:val="num" w:pos="3600"/>
-        </w:tabs>
-        <w:ind w:left="3600" w:hanging="360"/>
-      </w:pPr>
-    </w:lvl>
-    <w:lvl w:ilvl="5" w:tentative="1">
-      <w:start w:val="1"/>
-      <w:numFmt w:val="decimal"/>
-      <w:lvlText w:val="%6."/>
-      <w:lvlJc w:val="left"/>
-      <w:pPr>
-        <w:tabs>
-          <w:tab w:val="num" w:pos="4320"/>
-        </w:tabs>
-        <w:ind w:left="4320" w:hanging="360"/>
-      </w:pPr>
-    </w:lvl>
-    <w:lvl w:ilvl="6" w:tentative="1">
-      <w:start w:val="1"/>
-      <w:numFmt w:val="decimal"/>
-      <w:lvlText w:val="%7."/>
-      <w:lvlJc w:val="left"/>
-      <w:pPr>
-        <w:tabs>
-          <w:tab w:val="num" w:pos="5040"/>
-        </w:tabs>
-        <w:ind w:left="5040" w:hanging="360"/>
-      </w:pPr>
-    </w:lvl>
-    <w:lvl w:ilvl="7" w:tentative="1">
-      <w:start w:val="1"/>
-      <w:numFmt w:val="decimal"/>
-      <w:lvlText w:val="%8."/>
-      <w:lvlJc w:val="left"/>
-      <w:pPr>
-        <w:tabs>
-          <w:tab w:val="num" w:pos="5760"/>
-        </w:tabs>
-        <w:ind w:left="5760" w:hanging="360"/>
-      </w:pPr>
-    </w:lvl>
-    <w:lvl w:ilvl="8" w:tentative="1">
-      <w:start w:val="1"/>
-      <w:numFmt w:val="decimal"/>
-      <w:lvlText w:val="%9."/>
-      <w:lvlJc w:val="left"/>
-      <w:pPr>
-        <w:tabs>
-          <w:tab w:val="num" w:pos="6480"/>
-        </w:tabs>
-        <w:ind w:left="6480" w:hanging="360"/>
-      </w:pPr>
-    </w:lvl>
-  </w:abstractNum>
-  <w:abstractNum w:abstractNumId="5" w15:restartNumberingAfterBreak="0">
-    <w:nsid w:val="422A76CE"/>
-    <w:multiLevelType w:val="multilevel"/>
-    <w:tmpl w:val="F7F29D22"/>
+    <w:tmpl w:val="54B62CA6"/>
     <w:lvl w:ilvl="0">
       <w:start w:val="1"/>
       <w:numFmt w:val="bullet"/>
@@ -22662,10 +22210,236 @@
       </w:rPr>
     </w:lvl>
   </w:abstractNum>
-  <w:abstractNum w:abstractNumId="6" w15:restartNumberingAfterBreak="0">
-    <w:nsid w:val="4D5D2C31"/>
+  <w:abstractNum w:abstractNumId="2" w15:restartNumberingAfterBreak="0">
+    <w:nsid w:val="20BA3E13"/>
     <w:multiLevelType w:val="multilevel"/>
-    <w:tmpl w:val="29A88CEA"/>
+    <w:tmpl w:val="65CA647C"/>
+    <w:lvl w:ilvl="0">
+      <w:start w:val="1"/>
+      <w:numFmt w:val="decimal"/>
+      <w:lvlText w:val="%1."/>
+      <w:lvlJc w:val="left"/>
+      <w:pPr>
+        <w:tabs>
+          <w:tab w:val="num" w:pos="720"/>
+        </w:tabs>
+        <w:ind w:left="720" w:hanging="360"/>
+      </w:pPr>
+    </w:lvl>
+    <w:lvl w:ilvl="1" w:tentative="1">
+      <w:start w:val="1"/>
+      <w:numFmt w:val="decimal"/>
+      <w:lvlText w:val="%2."/>
+      <w:lvlJc w:val="left"/>
+      <w:pPr>
+        <w:tabs>
+          <w:tab w:val="num" w:pos="1440"/>
+        </w:tabs>
+        <w:ind w:left="1440" w:hanging="360"/>
+      </w:pPr>
+    </w:lvl>
+    <w:lvl w:ilvl="2" w:tentative="1">
+      <w:start w:val="1"/>
+      <w:numFmt w:val="decimal"/>
+      <w:lvlText w:val="%3."/>
+      <w:lvlJc w:val="left"/>
+      <w:pPr>
+        <w:tabs>
+          <w:tab w:val="num" w:pos="2160"/>
+        </w:tabs>
+        <w:ind w:left="2160" w:hanging="360"/>
+      </w:pPr>
+    </w:lvl>
+    <w:lvl w:ilvl="3" w:tentative="1">
+      <w:start w:val="1"/>
+      <w:numFmt w:val="decimal"/>
+      <w:lvlText w:val="%4."/>
+      <w:lvlJc w:val="left"/>
+      <w:pPr>
+        <w:tabs>
+          <w:tab w:val="num" w:pos="2880"/>
+        </w:tabs>
+        <w:ind w:left="2880" w:hanging="360"/>
+      </w:pPr>
+    </w:lvl>
+    <w:lvl w:ilvl="4" w:tentative="1">
+      <w:start w:val="1"/>
+      <w:numFmt w:val="decimal"/>
+      <w:lvlText w:val="%5."/>
+      <w:lvlJc w:val="left"/>
+      <w:pPr>
+        <w:tabs>
+          <w:tab w:val="num" w:pos="3600"/>
+        </w:tabs>
+        <w:ind w:left="3600" w:hanging="360"/>
+      </w:pPr>
+    </w:lvl>
+    <w:lvl w:ilvl="5" w:tentative="1">
+      <w:start w:val="1"/>
+      <w:numFmt w:val="decimal"/>
+      <w:lvlText w:val="%6."/>
+      <w:lvlJc w:val="left"/>
+      <w:pPr>
+        <w:tabs>
+          <w:tab w:val="num" w:pos="4320"/>
+        </w:tabs>
+        <w:ind w:left="4320" w:hanging="360"/>
+      </w:pPr>
+    </w:lvl>
+    <w:lvl w:ilvl="6" w:tentative="1">
+      <w:start w:val="1"/>
+      <w:numFmt w:val="decimal"/>
+      <w:lvlText w:val="%7."/>
+      <w:lvlJc w:val="left"/>
+      <w:pPr>
+        <w:tabs>
+          <w:tab w:val="num" w:pos="5040"/>
+        </w:tabs>
+        <w:ind w:left="5040" w:hanging="360"/>
+      </w:pPr>
+    </w:lvl>
+    <w:lvl w:ilvl="7" w:tentative="1">
+      <w:start w:val="1"/>
+      <w:numFmt w:val="decimal"/>
+      <w:lvlText w:val="%8."/>
+      <w:lvlJc w:val="left"/>
+      <w:pPr>
+        <w:tabs>
+          <w:tab w:val="num" w:pos="5760"/>
+        </w:tabs>
+        <w:ind w:left="5760" w:hanging="360"/>
+      </w:pPr>
+    </w:lvl>
+    <w:lvl w:ilvl="8" w:tentative="1">
+      <w:start w:val="1"/>
+      <w:numFmt w:val="decimal"/>
+      <w:lvlText w:val="%9."/>
+      <w:lvlJc w:val="left"/>
+      <w:pPr>
+        <w:tabs>
+          <w:tab w:val="num" w:pos="6480"/>
+        </w:tabs>
+        <w:ind w:left="6480" w:hanging="360"/>
+      </w:pPr>
+    </w:lvl>
+  </w:abstractNum>
+  <w:abstractNum w:abstractNumId="3" w15:restartNumberingAfterBreak="0">
+    <w:nsid w:val="2750702C"/>
+    <w:multiLevelType w:val="multilevel"/>
+    <w:tmpl w:val="2D68460A"/>
+    <w:lvl w:ilvl="0">
+      <w:start w:val="1"/>
+      <w:numFmt w:val="decimal"/>
+      <w:lvlText w:val="%1."/>
+      <w:lvlJc w:val="left"/>
+      <w:pPr>
+        <w:tabs>
+          <w:tab w:val="num" w:pos="720"/>
+        </w:tabs>
+        <w:ind w:left="720" w:hanging="360"/>
+      </w:pPr>
+    </w:lvl>
+    <w:lvl w:ilvl="1" w:tentative="1">
+      <w:start w:val="1"/>
+      <w:numFmt w:val="decimal"/>
+      <w:lvlText w:val="%2."/>
+      <w:lvlJc w:val="left"/>
+      <w:pPr>
+        <w:tabs>
+          <w:tab w:val="num" w:pos="1440"/>
+        </w:tabs>
+        <w:ind w:left="1440" w:hanging="360"/>
+      </w:pPr>
+    </w:lvl>
+    <w:lvl w:ilvl="2" w:tentative="1">
+      <w:start w:val="1"/>
+      <w:numFmt w:val="decimal"/>
+      <w:lvlText w:val="%3."/>
+      <w:lvlJc w:val="left"/>
+      <w:pPr>
+        <w:tabs>
+          <w:tab w:val="num" w:pos="2160"/>
+        </w:tabs>
+        <w:ind w:left="2160" w:hanging="360"/>
+      </w:pPr>
+    </w:lvl>
+    <w:lvl w:ilvl="3" w:tentative="1">
+      <w:start w:val="1"/>
+      <w:numFmt w:val="decimal"/>
+      <w:lvlText w:val="%4."/>
+      <w:lvlJc w:val="left"/>
+      <w:pPr>
+        <w:tabs>
+          <w:tab w:val="num" w:pos="2880"/>
+        </w:tabs>
+        <w:ind w:left="2880" w:hanging="360"/>
+      </w:pPr>
+    </w:lvl>
+    <w:lvl w:ilvl="4" w:tentative="1">
+      <w:start w:val="1"/>
+      <w:numFmt w:val="decimal"/>
+      <w:lvlText w:val="%5."/>
+      <w:lvlJc w:val="left"/>
+      <w:pPr>
+        <w:tabs>
+          <w:tab w:val="num" w:pos="3600"/>
+        </w:tabs>
+        <w:ind w:left="3600" w:hanging="360"/>
+      </w:pPr>
+    </w:lvl>
+    <w:lvl w:ilvl="5" w:tentative="1">
+      <w:start w:val="1"/>
+      <w:numFmt w:val="decimal"/>
+      <w:lvlText w:val="%6."/>
+      <w:lvlJc w:val="left"/>
+      <w:pPr>
+        <w:tabs>
+          <w:tab w:val="num" w:pos="4320"/>
+        </w:tabs>
+        <w:ind w:left="4320" w:hanging="360"/>
+      </w:pPr>
+    </w:lvl>
+    <w:lvl w:ilvl="6" w:tentative="1">
+      <w:start w:val="1"/>
+      <w:numFmt w:val="decimal"/>
+      <w:lvlText w:val="%7."/>
+      <w:lvlJc w:val="left"/>
+      <w:pPr>
+        <w:tabs>
+          <w:tab w:val="num" w:pos="5040"/>
+        </w:tabs>
+        <w:ind w:left="5040" w:hanging="360"/>
+      </w:pPr>
+    </w:lvl>
+    <w:lvl w:ilvl="7" w:tentative="1">
+      <w:start w:val="1"/>
+      <w:numFmt w:val="decimal"/>
+      <w:lvlText w:val="%8."/>
+      <w:lvlJc w:val="left"/>
+      <w:pPr>
+        <w:tabs>
+          <w:tab w:val="num" w:pos="5760"/>
+        </w:tabs>
+        <w:ind w:left="5760" w:hanging="360"/>
+      </w:pPr>
+    </w:lvl>
+    <w:lvl w:ilvl="8" w:tentative="1">
+      <w:start w:val="1"/>
+      <w:numFmt w:val="decimal"/>
+      <w:lvlText w:val="%9."/>
+      <w:lvlJc w:val="left"/>
+      <w:pPr>
+        <w:tabs>
+          <w:tab w:val="num" w:pos="6480"/>
+        </w:tabs>
+        <w:ind w:left="6480" w:hanging="360"/>
+      </w:pPr>
+    </w:lvl>
+  </w:abstractNum>
+  <w:abstractNum w:abstractNumId="4" w15:restartNumberingAfterBreak="0">
+    <w:nsid w:val="2FE80911"/>
+    <w:multiLevelType w:val="multilevel"/>
+    <w:tmpl w:val="E4ECC12C"/>
     <w:lvl w:ilvl="0">
       <w:start w:val="1"/>
       <w:numFmt w:val="bullet"/>
@@ -22811,10 +22585,353 @@
       </w:rPr>
     </w:lvl>
   </w:abstractNum>
+  <w:abstractNum w:abstractNumId="5" w15:restartNumberingAfterBreak="0">
+    <w:nsid w:val="32C27F2A"/>
+    <w:multiLevelType w:val="multilevel"/>
+    <w:tmpl w:val="70D6536E"/>
+    <w:lvl w:ilvl="0">
+      <w:start w:val="1"/>
+      <w:numFmt w:val="decimal"/>
+      <w:lvlText w:val="%1."/>
+      <w:lvlJc w:val="left"/>
+      <w:pPr>
+        <w:tabs>
+          <w:tab w:val="num" w:pos="720"/>
+        </w:tabs>
+        <w:ind w:left="720" w:hanging="360"/>
+      </w:pPr>
+    </w:lvl>
+    <w:lvl w:ilvl="1" w:tentative="1">
+      <w:start w:val="1"/>
+      <w:numFmt w:val="decimal"/>
+      <w:lvlText w:val="%2."/>
+      <w:lvlJc w:val="left"/>
+      <w:pPr>
+        <w:tabs>
+          <w:tab w:val="num" w:pos="1440"/>
+        </w:tabs>
+        <w:ind w:left="1440" w:hanging="360"/>
+      </w:pPr>
+    </w:lvl>
+    <w:lvl w:ilvl="2" w:tentative="1">
+      <w:start w:val="1"/>
+      <w:numFmt w:val="decimal"/>
+      <w:lvlText w:val="%3."/>
+      <w:lvlJc w:val="left"/>
+      <w:pPr>
+        <w:tabs>
+          <w:tab w:val="num" w:pos="2160"/>
+        </w:tabs>
+        <w:ind w:left="2160" w:hanging="360"/>
+      </w:pPr>
+    </w:lvl>
+    <w:lvl w:ilvl="3" w:tentative="1">
+      <w:start w:val="1"/>
+      <w:numFmt w:val="decimal"/>
+      <w:lvlText w:val="%4."/>
+      <w:lvlJc w:val="left"/>
+      <w:pPr>
+        <w:tabs>
+          <w:tab w:val="num" w:pos="2880"/>
+        </w:tabs>
+        <w:ind w:left="2880" w:hanging="360"/>
+      </w:pPr>
+    </w:lvl>
+    <w:lvl w:ilvl="4" w:tentative="1">
+      <w:start w:val="1"/>
+      <w:numFmt w:val="decimal"/>
+      <w:lvlText w:val="%5."/>
+      <w:lvlJc w:val="left"/>
+      <w:pPr>
+        <w:tabs>
+          <w:tab w:val="num" w:pos="3600"/>
+        </w:tabs>
+        <w:ind w:left="3600" w:hanging="360"/>
+      </w:pPr>
+    </w:lvl>
+    <w:lvl w:ilvl="5" w:tentative="1">
+      <w:start w:val="1"/>
+      <w:numFmt w:val="decimal"/>
+      <w:lvlText w:val="%6."/>
+      <w:lvlJc w:val="left"/>
+      <w:pPr>
+        <w:tabs>
+          <w:tab w:val="num" w:pos="4320"/>
+        </w:tabs>
+        <w:ind w:left="4320" w:hanging="360"/>
+      </w:pPr>
+    </w:lvl>
+    <w:lvl w:ilvl="6" w:tentative="1">
+      <w:start w:val="1"/>
+      <w:numFmt w:val="decimal"/>
+      <w:lvlText w:val="%7."/>
+      <w:lvlJc w:val="left"/>
+      <w:pPr>
+        <w:tabs>
+          <w:tab w:val="num" w:pos="5040"/>
+        </w:tabs>
+        <w:ind w:left="5040" w:hanging="360"/>
+      </w:pPr>
+    </w:lvl>
+    <w:lvl w:ilvl="7" w:tentative="1">
+      <w:start w:val="1"/>
+      <w:numFmt w:val="decimal"/>
+      <w:lvlText w:val="%8."/>
+      <w:lvlJc w:val="left"/>
+      <w:pPr>
+        <w:tabs>
+          <w:tab w:val="num" w:pos="5760"/>
+        </w:tabs>
+        <w:ind w:left="5760" w:hanging="360"/>
+      </w:pPr>
+    </w:lvl>
+    <w:lvl w:ilvl="8" w:tentative="1">
+      <w:start w:val="1"/>
+      <w:numFmt w:val="decimal"/>
+      <w:lvlText w:val="%9."/>
+      <w:lvlJc w:val="left"/>
+      <w:pPr>
+        <w:tabs>
+          <w:tab w:val="num" w:pos="6480"/>
+        </w:tabs>
+        <w:ind w:left="6480" w:hanging="360"/>
+      </w:pPr>
+    </w:lvl>
+  </w:abstractNum>
+  <w:abstractNum w:abstractNumId="6" w15:restartNumberingAfterBreak="0">
+    <w:nsid w:val="3F3220C0"/>
+    <w:multiLevelType w:val="multilevel"/>
+    <w:tmpl w:val="50FEAA32"/>
+    <w:lvl w:ilvl="0">
+      <w:start w:val="1"/>
+      <w:numFmt w:val="decimal"/>
+      <w:lvlText w:val="%1."/>
+      <w:lvlJc w:val="left"/>
+      <w:pPr>
+        <w:tabs>
+          <w:tab w:val="num" w:pos="720"/>
+        </w:tabs>
+        <w:ind w:left="720" w:hanging="360"/>
+      </w:pPr>
+    </w:lvl>
+    <w:lvl w:ilvl="1" w:tentative="1">
+      <w:start w:val="1"/>
+      <w:numFmt w:val="decimal"/>
+      <w:lvlText w:val="%2."/>
+      <w:lvlJc w:val="left"/>
+      <w:pPr>
+        <w:tabs>
+          <w:tab w:val="num" w:pos="1440"/>
+        </w:tabs>
+        <w:ind w:left="1440" w:hanging="360"/>
+      </w:pPr>
+    </w:lvl>
+    <w:lvl w:ilvl="2" w:tentative="1">
+      <w:start w:val="1"/>
+      <w:numFmt w:val="decimal"/>
+      <w:lvlText w:val="%3."/>
+      <w:lvlJc w:val="left"/>
+      <w:pPr>
+        <w:tabs>
+          <w:tab w:val="num" w:pos="2160"/>
+        </w:tabs>
+        <w:ind w:left="2160" w:hanging="360"/>
+      </w:pPr>
+    </w:lvl>
+    <w:lvl w:ilvl="3" w:tentative="1">
+      <w:start w:val="1"/>
+      <w:numFmt w:val="decimal"/>
+      <w:lvlText w:val="%4."/>
+      <w:lvlJc w:val="left"/>
+      <w:pPr>
+        <w:tabs>
+          <w:tab w:val="num" w:pos="2880"/>
+        </w:tabs>
+        <w:ind w:left="2880" w:hanging="360"/>
+      </w:pPr>
+    </w:lvl>
+    <w:lvl w:ilvl="4" w:tentative="1">
+      <w:start w:val="1"/>
+      <w:numFmt w:val="decimal"/>
+      <w:lvlText w:val="%5."/>
+      <w:lvlJc w:val="left"/>
+      <w:pPr>
+        <w:tabs>
+          <w:tab w:val="num" w:pos="3600"/>
+        </w:tabs>
+        <w:ind w:left="3600" w:hanging="360"/>
+      </w:pPr>
+    </w:lvl>
+    <w:lvl w:ilvl="5" w:tentative="1">
+      <w:start w:val="1"/>
+      <w:numFmt w:val="decimal"/>
+      <w:lvlText w:val="%6."/>
+      <w:lvlJc w:val="left"/>
+      <w:pPr>
+        <w:tabs>
+          <w:tab w:val="num" w:pos="4320"/>
+        </w:tabs>
+        <w:ind w:left="4320" w:hanging="360"/>
+      </w:pPr>
+    </w:lvl>
+    <w:lvl w:ilvl="6" w:tentative="1">
+      <w:start w:val="1"/>
+      <w:numFmt w:val="decimal"/>
+      <w:lvlText w:val="%7."/>
+      <w:lvlJc w:val="left"/>
+      <w:pPr>
+        <w:tabs>
+          <w:tab w:val="num" w:pos="5040"/>
+        </w:tabs>
+        <w:ind w:left="5040" w:hanging="360"/>
+      </w:pPr>
+    </w:lvl>
+    <w:lvl w:ilvl="7" w:tentative="1">
+      <w:start w:val="1"/>
+      <w:numFmt w:val="decimal"/>
+      <w:lvlText w:val="%8."/>
+      <w:lvlJc w:val="left"/>
+      <w:pPr>
+        <w:tabs>
+          <w:tab w:val="num" w:pos="5760"/>
+        </w:tabs>
+        <w:ind w:left="5760" w:hanging="360"/>
+      </w:pPr>
+    </w:lvl>
+    <w:lvl w:ilvl="8" w:tentative="1">
+      <w:start w:val="1"/>
+      <w:numFmt w:val="decimal"/>
+      <w:lvlText w:val="%9."/>
+      <w:lvlJc w:val="left"/>
+      <w:pPr>
+        <w:tabs>
+          <w:tab w:val="num" w:pos="6480"/>
+        </w:tabs>
+        <w:ind w:left="6480" w:hanging="360"/>
+      </w:pPr>
+    </w:lvl>
+  </w:abstractNum>
   <w:abstractNum w:abstractNumId="7" w15:restartNumberingAfterBreak="0">
-    <w:nsid w:val="51E63035"/>
+    <w:nsid w:val="4A2A6F14"/>
     <w:multiLevelType w:val="multilevel"/>
-    <w:tmpl w:val="561853DE"/>
+    <w:tmpl w:val="25822FC0"/>
+    <w:lvl w:ilvl="0">
+      <w:start w:val="1"/>
+      <w:numFmt w:val="decimal"/>
+      <w:lvlText w:val="%1."/>
+      <w:lvlJc w:val="left"/>
+      <w:pPr>
+        <w:tabs>
+          <w:tab w:val="num" w:pos="720"/>
+        </w:tabs>
+        <w:ind w:left="720" w:hanging="360"/>
+      </w:pPr>
+    </w:lvl>
+    <w:lvl w:ilvl="1">
+      <w:start w:val="1"/>
+      <w:numFmt w:val="bullet"/>
+      <w:lvlText w:val="o"/>
+      <w:lvlJc w:val="left"/>
+      <w:pPr>
+        <w:tabs>
+          <w:tab w:val="num" w:pos="1440"/>
+        </w:tabs>
+        <w:ind w:left="1440" w:hanging="360"/>
+      </w:pPr>
+      <w:rPr>
+        <w:rFonts w:ascii="Courier New" w:hAnsi="Courier New" w:hint="default"/>
+        <w:sz w:val="20"/>
+      </w:rPr>
+    </w:lvl>
+    <w:lvl w:ilvl="2" w:tentative="1">
+      <w:start w:val="1"/>
+      <w:numFmt w:val="decimal"/>
+      <w:lvlText w:val="%3."/>
+      <w:lvlJc w:val="left"/>
+      <w:pPr>
+        <w:tabs>
+          <w:tab w:val="num" w:pos="2160"/>
+        </w:tabs>
+        <w:ind w:left="2160" w:hanging="360"/>
+      </w:pPr>
+    </w:lvl>
+    <w:lvl w:ilvl="3" w:tentative="1">
+      <w:start w:val="1"/>
+      <w:numFmt w:val="decimal"/>
+      <w:lvlText w:val="%4."/>
+      <w:lvlJc w:val="left"/>
+      <w:pPr>
+        <w:tabs>
+          <w:tab w:val="num" w:pos="2880"/>
+        </w:tabs>
+        <w:ind w:left="2880" w:hanging="360"/>
+      </w:pPr>
+    </w:lvl>
+    <w:lvl w:ilvl="4" w:tentative="1">
+      <w:start w:val="1"/>
+      <w:numFmt w:val="decimal"/>
+      <w:lvlText w:val="%5."/>
+      <w:lvlJc w:val="left"/>
+      <w:pPr>
+        <w:tabs>
+          <w:tab w:val="num" w:pos="3600"/>
+        </w:tabs>
+        <w:ind w:left="3600" w:hanging="360"/>
+      </w:pPr>
+    </w:lvl>
+    <w:lvl w:ilvl="5" w:tentative="1">
+      <w:start w:val="1"/>
+      <w:numFmt w:val="decimal"/>
+      <w:lvlText w:val="%6."/>
+      <w:lvlJc w:val="left"/>
+      <w:pPr>
+        <w:tabs>
+          <w:tab w:val="num" w:pos="4320"/>
+        </w:tabs>
+        <w:ind w:left="4320" w:hanging="360"/>
+      </w:pPr>
+    </w:lvl>
+    <w:lvl w:ilvl="6" w:tentative="1">
+      <w:start w:val="1"/>
+      <w:numFmt w:val="decimal"/>
+      <w:lvlText w:val="%7."/>
+      <w:lvlJc w:val="left"/>
+      <w:pPr>
+        <w:tabs>
+          <w:tab w:val="num" w:pos="5040"/>
+        </w:tabs>
+        <w:ind w:left="5040" w:hanging="360"/>
+      </w:pPr>
+    </w:lvl>
+    <w:lvl w:ilvl="7" w:tentative="1">
+      <w:start w:val="1"/>
+      <w:numFmt w:val="decimal"/>
+      <w:lvlText w:val="%8."/>
+      <w:lvlJc w:val="left"/>
+      <w:pPr>
+        <w:tabs>
+          <w:tab w:val="num" w:pos="5760"/>
+        </w:tabs>
+        <w:ind w:left="5760" w:hanging="360"/>
+      </w:pPr>
+    </w:lvl>
+    <w:lvl w:ilvl="8" w:tentative="1">
+      <w:start w:val="1"/>
+      <w:numFmt w:val="decimal"/>
+      <w:lvlText w:val="%9."/>
+      <w:lvlJc w:val="left"/>
+      <w:pPr>
+        <w:tabs>
+          <w:tab w:val="num" w:pos="6480"/>
+        </w:tabs>
+        <w:ind w:left="6480" w:hanging="360"/>
+      </w:pPr>
+    </w:lvl>
+  </w:abstractNum>
+  <w:abstractNum w:abstractNumId="8" w15:restartNumberingAfterBreak="0">
+    <w:nsid w:val="4C872E10"/>
+    <w:multiLevelType w:val="multilevel"/>
+    <w:tmpl w:val="C354ED08"/>
     <w:lvl w:ilvl="0">
       <w:start w:val="1"/>
       <w:numFmt w:val="bullet"/>
@@ -22960,236 +23077,10 @@
       </w:rPr>
     </w:lvl>
   </w:abstractNum>
-  <w:abstractNum w:abstractNumId="8" w15:restartNumberingAfterBreak="0">
-    <w:nsid w:val="60184BCE"/>
+  <w:abstractNum w:abstractNumId="9" w15:restartNumberingAfterBreak="0">
+    <w:nsid w:val="574829FF"/>
     <w:multiLevelType w:val="multilevel"/>
-    <w:tmpl w:val="9F922B0E"/>
-    <w:lvl w:ilvl="0">
-      <w:start w:val="1"/>
-      <w:numFmt w:val="decimal"/>
-      <w:lvlText w:val="%1."/>
-      <w:lvlJc w:val="left"/>
-      <w:pPr>
-        <w:tabs>
-          <w:tab w:val="num" w:pos="720"/>
-        </w:tabs>
-        <w:ind w:left="720" w:hanging="360"/>
-      </w:pPr>
-    </w:lvl>
-    <w:lvl w:ilvl="1" w:tentative="1">
-      <w:start w:val="1"/>
-      <w:numFmt w:val="decimal"/>
-      <w:lvlText w:val="%2."/>
-      <w:lvlJc w:val="left"/>
-      <w:pPr>
-        <w:tabs>
-          <w:tab w:val="num" w:pos="1440"/>
-        </w:tabs>
-        <w:ind w:left="1440" w:hanging="360"/>
-      </w:pPr>
-    </w:lvl>
-    <w:lvl w:ilvl="2" w:tentative="1">
-      <w:start w:val="1"/>
-      <w:numFmt w:val="decimal"/>
-      <w:lvlText w:val="%3."/>
-      <w:lvlJc w:val="left"/>
-      <w:pPr>
-        <w:tabs>
-          <w:tab w:val="num" w:pos="2160"/>
-        </w:tabs>
-        <w:ind w:left="2160" w:hanging="360"/>
-      </w:pPr>
-    </w:lvl>
-    <w:lvl w:ilvl="3" w:tentative="1">
-      <w:start w:val="1"/>
-      <w:numFmt w:val="decimal"/>
-      <w:lvlText w:val="%4."/>
-      <w:lvlJc w:val="left"/>
-      <w:pPr>
-        <w:tabs>
-          <w:tab w:val="num" w:pos="2880"/>
-        </w:tabs>
-        <w:ind w:left="2880" w:hanging="360"/>
-      </w:pPr>
-    </w:lvl>
-    <w:lvl w:ilvl="4" w:tentative="1">
-      <w:start w:val="1"/>
-      <w:numFmt w:val="decimal"/>
-      <w:lvlText w:val="%5."/>
-      <w:lvlJc w:val="left"/>
-      <w:pPr>
-        <w:tabs>
-          <w:tab w:val="num" w:pos="3600"/>
-        </w:tabs>
-        <w:ind w:left="3600" w:hanging="360"/>
-      </w:pPr>
-    </w:lvl>
-    <w:lvl w:ilvl="5" w:tentative="1">
-      <w:start w:val="1"/>
-      <w:numFmt w:val="decimal"/>
-      <w:lvlText w:val="%6."/>
-      <w:lvlJc w:val="left"/>
-      <w:pPr>
-        <w:tabs>
-          <w:tab w:val="num" w:pos="4320"/>
-        </w:tabs>
-        <w:ind w:left="4320" w:hanging="360"/>
-      </w:pPr>
-    </w:lvl>
-    <w:lvl w:ilvl="6" w:tentative="1">
-      <w:start w:val="1"/>
-      <w:numFmt w:val="decimal"/>
-      <w:lvlText w:val="%7."/>
-      <w:lvlJc w:val="left"/>
-      <w:pPr>
-        <w:tabs>
-          <w:tab w:val="num" w:pos="5040"/>
-        </w:tabs>
-        <w:ind w:left="5040" w:hanging="360"/>
-      </w:pPr>
-    </w:lvl>
-    <w:lvl w:ilvl="7" w:tentative="1">
-      <w:start w:val="1"/>
-      <w:numFmt w:val="decimal"/>
-      <w:lvlText w:val="%8."/>
-      <w:lvlJc w:val="left"/>
-      <w:pPr>
-        <w:tabs>
-          <w:tab w:val="num" w:pos="5760"/>
-        </w:tabs>
-        <w:ind w:left="5760" w:hanging="360"/>
-      </w:pPr>
-    </w:lvl>
-    <w:lvl w:ilvl="8" w:tentative="1">
-      <w:start w:val="1"/>
-      <w:numFmt w:val="decimal"/>
-      <w:lvlText w:val="%9."/>
-      <w:lvlJc w:val="left"/>
-      <w:pPr>
-        <w:tabs>
-          <w:tab w:val="num" w:pos="6480"/>
-        </w:tabs>
-        <w:ind w:left="6480" w:hanging="360"/>
-      </w:pPr>
-    </w:lvl>
-  </w:abstractNum>
-  <w:abstractNum w:abstractNumId="9" w15:restartNumberingAfterBreak="0">
-    <w:nsid w:val="642D5084"/>
-    <w:multiLevelType w:val="multilevel"/>
-    <w:tmpl w:val="365832B2"/>
-    <w:lvl w:ilvl="0">
-      <w:start w:val="1"/>
-      <w:numFmt w:val="decimal"/>
-      <w:lvlText w:val="%1."/>
-      <w:lvlJc w:val="left"/>
-      <w:pPr>
-        <w:tabs>
-          <w:tab w:val="num" w:pos="720"/>
-        </w:tabs>
-        <w:ind w:left="720" w:hanging="360"/>
-      </w:pPr>
-    </w:lvl>
-    <w:lvl w:ilvl="1" w:tentative="1">
-      <w:start w:val="1"/>
-      <w:numFmt w:val="decimal"/>
-      <w:lvlText w:val="%2."/>
-      <w:lvlJc w:val="left"/>
-      <w:pPr>
-        <w:tabs>
-          <w:tab w:val="num" w:pos="1440"/>
-        </w:tabs>
-        <w:ind w:left="1440" w:hanging="360"/>
-      </w:pPr>
-    </w:lvl>
-    <w:lvl w:ilvl="2" w:tentative="1">
-      <w:start w:val="1"/>
-      <w:numFmt w:val="decimal"/>
-      <w:lvlText w:val="%3."/>
-      <w:lvlJc w:val="left"/>
-      <w:pPr>
-        <w:tabs>
-          <w:tab w:val="num" w:pos="2160"/>
-        </w:tabs>
-        <w:ind w:left="2160" w:hanging="360"/>
-      </w:pPr>
-    </w:lvl>
-    <w:lvl w:ilvl="3" w:tentative="1">
-      <w:start w:val="1"/>
-      <w:numFmt w:val="decimal"/>
-      <w:lvlText w:val="%4."/>
-      <w:lvlJc w:val="left"/>
-      <w:pPr>
-        <w:tabs>
-          <w:tab w:val="num" w:pos="2880"/>
-        </w:tabs>
-        <w:ind w:left="2880" w:hanging="360"/>
-      </w:pPr>
-    </w:lvl>
-    <w:lvl w:ilvl="4" w:tentative="1">
-      <w:start w:val="1"/>
-      <w:numFmt w:val="decimal"/>
-      <w:lvlText w:val="%5."/>
-      <w:lvlJc w:val="left"/>
-      <w:pPr>
-        <w:tabs>
-          <w:tab w:val="num" w:pos="3600"/>
-        </w:tabs>
-        <w:ind w:left="3600" w:hanging="360"/>
-      </w:pPr>
-    </w:lvl>
-    <w:lvl w:ilvl="5" w:tentative="1">
-      <w:start w:val="1"/>
-      <w:numFmt w:val="decimal"/>
-      <w:lvlText w:val="%6."/>
-      <w:lvlJc w:val="left"/>
-      <w:pPr>
-        <w:tabs>
-          <w:tab w:val="num" w:pos="4320"/>
-        </w:tabs>
-        <w:ind w:left="4320" w:hanging="360"/>
-      </w:pPr>
-    </w:lvl>
-    <w:lvl w:ilvl="6" w:tentative="1">
-      <w:start w:val="1"/>
-      <w:numFmt w:val="decimal"/>
-      <w:lvlText w:val="%7."/>
-      <w:lvlJc w:val="left"/>
-      <w:pPr>
-        <w:tabs>
-          <w:tab w:val="num" w:pos="5040"/>
-        </w:tabs>
-        <w:ind w:left="5040" w:hanging="360"/>
-      </w:pPr>
-    </w:lvl>
-    <w:lvl w:ilvl="7" w:tentative="1">
-      <w:start w:val="1"/>
-      <w:numFmt w:val="decimal"/>
-      <w:lvlText w:val="%8."/>
-      <w:lvlJc w:val="left"/>
-      <w:pPr>
-        <w:tabs>
-          <w:tab w:val="num" w:pos="5760"/>
-        </w:tabs>
-        <w:ind w:left="5760" w:hanging="360"/>
-      </w:pPr>
-    </w:lvl>
-    <w:lvl w:ilvl="8" w:tentative="1">
-      <w:start w:val="1"/>
-      <w:numFmt w:val="decimal"/>
-      <w:lvlText w:val="%9."/>
-      <w:lvlJc w:val="left"/>
-      <w:pPr>
-        <w:tabs>
-          <w:tab w:val="num" w:pos="6480"/>
-        </w:tabs>
-        <w:ind w:left="6480" w:hanging="360"/>
-      </w:pPr>
-    </w:lvl>
-  </w:abstractNum>
-  <w:abstractNum w:abstractNumId="10" w15:restartNumberingAfterBreak="0">
-    <w:nsid w:val="68584C5F"/>
-    <w:multiLevelType w:val="multilevel"/>
-    <w:tmpl w:val="3416AE74"/>
+    <w:tmpl w:val="90ACA292"/>
     <w:lvl w:ilvl="0">
       <w:start w:val="1"/>
       <w:numFmt w:val="bullet"/>
@@ -23335,10 +23226,10 @@
       </w:rPr>
     </w:lvl>
   </w:abstractNum>
-  <w:abstractNum w:abstractNumId="11" w15:restartNumberingAfterBreak="0">
-    <w:nsid w:val="73415089"/>
+  <w:abstractNum w:abstractNumId="10" w15:restartNumberingAfterBreak="0">
+    <w:nsid w:val="5C032495"/>
     <w:multiLevelType w:val="multilevel"/>
-    <w:tmpl w:val="D61C9BAC"/>
+    <w:tmpl w:val="2D50D2EC"/>
     <w:lvl w:ilvl="0">
       <w:start w:val="1"/>
       <w:numFmt w:val="decimal"/>
@@ -23448,10 +23339,10 @@
       </w:pPr>
     </w:lvl>
   </w:abstractNum>
-  <w:abstractNum w:abstractNumId="12" w15:restartNumberingAfterBreak="0">
-    <w:nsid w:val="747C7B54"/>
+  <w:abstractNum w:abstractNumId="11" w15:restartNumberingAfterBreak="0">
+    <w:nsid w:val="5D5435F9"/>
     <w:multiLevelType w:val="multilevel"/>
-    <w:tmpl w:val="4C42E138"/>
+    <w:tmpl w:val="B790A914"/>
     <w:lvl w:ilvl="0">
       <w:start w:val="1"/>
       <w:numFmt w:val="bullet"/>
@@ -23597,10 +23488,10 @@
       </w:rPr>
     </w:lvl>
   </w:abstractNum>
-  <w:abstractNum w:abstractNumId="13" w15:restartNumberingAfterBreak="0">
-    <w:nsid w:val="7A5566CC"/>
+  <w:abstractNum w:abstractNumId="12" w15:restartNumberingAfterBreak="0">
+    <w:nsid w:val="645B35A7"/>
     <w:multiLevelType w:val="multilevel"/>
-    <w:tmpl w:val="FAE0FD02"/>
+    <w:tmpl w:val="EE5857AC"/>
     <w:lvl w:ilvl="0">
       <w:start w:val="1"/>
       <w:numFmt w:val="decimal"/>
@@ -23613,10 +23504,10 @@
         <w:ind w:left="720" w:hanging="360"/>
       </w:pPr>
     </w:lvl>
-    <w:lvl w:ilvl="1">
+    <w:lvl w:ilvl="1" w:tentative="1">
       <w:start w:val="1"/>
-      <w:numFmt w:val="bullet"/>
-      <w:lvlText w:val="o"/>
+      <w:numFmt w:val="decimal"/>
+      <w:lvlText w:val="%2."/>
       <w:lvlJc w:val="left"/>
       <w:pPr>
         <w:tabs>
@@ -23624,10 +23515,6 @@
         </w:tabs>
         <w:ind w:left="1440" w:hanging="360"/>
       </w:pPr>
-      <w:rPr>
-        <w:rFonts w:ascii="Courier New" w:hAnsi="Courier New" w:hint="default"/>
-        <w:sz w:val="20"/>
-      </w:rPr>
     </w:lvl>
     <w:lvl w:ilvl="2" w:tentative="1">
       <w:start w:val="1"/>
@@ -23714,47 +23601,160 @@
       </w:pPr>
     </w:lvl>
   </w:abstractNum>
-  <w:num w:numId="1" w16cid:durableId="818419870">
+  <w:abstractNum w:abstractNumId="13" w15:restartNumberingAfterBreak="0">
+    <w:nsid w:val="70007BCC"/>
+    <w:multiLevelType w:val="multilevel"/>
+    <w:tmpl w:val="0C4E615A"/>
+    <w:lvl w:ilvl="0">
+      <w:start w:val="1"/>
+      <w:numFmt w:val="decimal"/>
+      <w:lvlText w:val="%1."/>
+      <w:lvlJc w:val="left"/>
+      <w:pPr>
+        <w:tabs>
+          <w:tab w:val="num" w:pos="720"/>
+        </w:tabs>
+        <w:ind w:left="720" w:hanging="360"/>
+      </w:pPr>
+    </w:lvl>
+    <w:lvl w:ilvl="1" w:tentative="1">
+      <w:start w:val="1"/>
+      <w:numFmt w:val="decimal"/>
+      <w:lvlText w:val="%2."/>
+      <w:lvlJc w:val="left"/>
+      <w:pPr>
+        <w:tabs>
+          <w:tab w:val="num" w:pos="1440"/>
+        </w:tabs>
+        <w:ind w:left="1440" w:hanging="360"/>
+      </w:pPr>
+    </w:lvl>
+    <w:lvl w:ilvl="2" w:tentative="1">
+      <w:start w:val="1"/>
+      <w:numFmt w:val="decimal"/>
+      <w:lvlText w:val="%3."/>
+      <w:lvlJc w:val="left"/>
+      <w:pPr>
+        <w:tabs>
+          <w:tab w:val="num" w:pos="2160"/>
+        </w:tabs>
+        <w:ind w:left="2160" w:hanging="360"/>
+      </w:pPr>
+    </w:lvl>
+    <w:lvl w:ilvl="3" w:tentative="1">
+      <w:start w:val="1"/>
+      <w:numFmt w:val="decimal"/>
+      <w:lvlText w:val="%4."/>
+      <w:lvlJc w:val="left"/>
+      <w:pPr>
+        <w:tabs>
+          <w:tab w:val="num" w:pos="2880"/>
+        </w:tabs>
+        <w:ind w:left="2880" w:hanging="360"/>
+      </w:pPr>
+    </w:lvl>
+    <w:lvl w:ilvl="4" w:tentative="1">
+      <w:start w:val="1"/>
+      <w:numFmt w:val="decimal"/>
+      <w:lvlText w:val="%5."/>
+      <w:lvlJc w:val="left"/>
+      <w:pPr>
+        <w:tabs>
+          <w:tab w:val="num" w:pos="3600"/>
+        </w:tabs>
+        <w:ind w:left="3600" w:hanging="360"/>
+      </w:pPr>
+    </w:lvl>
+    <w:lvl w:ilvl="5" w:tentative="1">
+      <w:start w:val="1"/>
+      <w:numFmt w:val="decimal"/>
+      <w:lvlText w:val="%6."/>
+      <w:lvlJc w:val="left"/>
+      <w:pPr>
+        <w:tabs>
+          <w:tab w:val="num" w:pos="4320"/>
+        </w:tabs>
+        <w:ind w:left="4320" w:hanging="360"/>
+      </w:pPr>
+    </w:lvl>
+    <w:lvl w:ilvl="6" w:tentative="1">
+      <w:start w:val="1"/>
+      <w:numFmt w:val="decimal"/>
+      <w:lvlText w:val="%7."/>
+      <w:lvlJc w:val="left"/>
+      <w:pPr>
+        <w:tabs>
+          <w:tab w:val="num" w:pos="5040"/>
+        </w:tabs>
+        <w:ind w:left="5040" w:hanging="360"/>
+      </w:pPr>
+    </w:lvl>
+    <w:lvl w:ilvl="7" w:tentative="1">
+      <w:start w:val="1"/>
+      <w:numFmt w:val="decimal"/>
+      <w:lvlText w:val="%8."/>
+      <w:lvlJc w:val="left"/>
+      <w:pPr>
+        <w:tabs>
+          <w:tab w:val="num" w:pos="5760"/>
+        </w:tabs>
+        <w:ind w:left="5760" w:hanging="360"/>
+      </w:pPr>
+    </w:lvl>
+    <w:lvl w:ilvl="8" w:tentative="1">
+      <w:start w:val="1"/>
+      <w:numFmt w:val="decimal"/>
+      <w:lvlText w:val="%9."/>
+      <w:lvlJc w:val="left"/>
+      <w:pPr>
+        <w:tabs>
+          <w:tab w:val="num" w:pos="6480"/>
+        </w:tabs>
+        <w:ind w:left="6480" w:hanging="360"/>
+      </w:pPr>
+    </w:lvl>
+  </w:abstractNum>
+  <w:num w:numId="1" w16cid:durableId="1777867734">
+    <w:abstractNumId w:val="11"/>
+  </w:num>
+  <w:num w:numId="2" w16cid:durableId="1848059497">
+    <w:abstractNumId w:val="12"/>
+  </w:num>
+  <w:num w:numId="3" w16cid:durableId="487022031">
+    <w:abstractNumId w:val="13"/>
+  </w:num>
+  <w:num w:numId="4" w16cid:durableId="1105735487">
+    <w:abstractNumId w:val="3"/>
+  </w:num>
+  <w:num w:numId="5" w16cid:durableId="684093722">
+    <w:abstractNumId w:val="9"/>
+  </w:num>
+  <w:num w:numId="6" w16cid:durableId="605189946">
+    <w:abstractNumId w:val="7"/>
+  </w:num>
+  <w:num w:numId="7" w16cid:durableId="1820805428">
     <w:abstractNumId w:val="6"/>
   </w:num>
-  <w:num w:numId="2" w16cid:durableId="499346144">
+  <w:num w:numId="8" w16cid:durableId="1797990040">
+    <w:abstractNumId w:val="0"/>
+  </w:num>
+  <w:num w:numId="9" w16cid:durableId="651983152">
+    <w:abstractNumId w:val="10"/>
+  </w:num>
+  <w:num w:numId="10" w16cid:durableId="574049973">
+    <w:abstractNumId w:val="4"/>
+  </w:num>
+  <w:num w:numId="11" w16cid:durableId="26880900">
+    <w:abstractNumId w:val="5"/>
+  </w:num>
+  <w:num w:numId="12" w16cid:durableId="716052950">
+    <w:abstractNumId w:val="2"/>
+  </w:num>
+  <w:num w:numId="13" w16cid:durableId="2123837070">
     <w:abstractNumId w:val="8"/>
   </w:num>
-  <w:num w:numId="3" w16cid:durableId="286741246">
-    <w:abstractNumId w:val="9"/>
-  </w:num>
-  <w:num w:numId="4" w16cid:durableId="1713268705">
-    <w:abstractNumId w:val="3"/>
-  </w:num>
-  <w:num w:numId="5" w16cid:durableId="519051067">
-    <w:abstractNumId w:val="10"/>
-  </w:num>
-  <w:num w:numId="6" w16cid:durableId="1812675402">
-    <w:abstractNumId w:val="13"/>
-  </w:num>
-  <w:num w:numId="7" w16cid:durableId="1745255859">
-    <w:abstractNumId w:val="4"/>
-  </w:num>
-  <w:num w:numId="8" w16cid:durableId="1395665578">
+  <w:num w:numId="14" w16cid:durableId="321549759">
     <w:abstractNumId w:val="1"/>
-  </w:num>
-  <w:num w:numId="9" w16cid:durableId="1305431858">
-    <w:abstractNumId w:val="11"/>
-  </w:num>
-  <w:num w:numId="10" w16cid:durableId="1935630209">
-    <w:abstractNumId w:val="12"/>
-  </w:num>
-  <w:num w:numId="11" w16cid:durableId="589001586">
-    <w:abstractNumId w:val="2"/>
-  </w:num>
-  <w:num w:numId="12" w16cid:durableId="1172262909">
-    <w:abstractNumId w:val="0"/>
-  </w:num>
-  <w:num w:numId="13" w16cid:durableId="1762023693">
-    <w:abstractNumId w:val="7"/>
-  </w:num>
-  <w:num w:numId="14" w16cid:durableId="1393969070">
-    <w:abstractNumId w:val="5"/>
   </w:num>
 </w:numbering>
 </file>
@@ -24519,7 +24519,7 @@
     <w:link w:val="HeaderChar"/>
     <w:uiPriority w:val="99"/>
     <w:unhideWhenUsed/>
-    <w:rsid w:val="00CA6DEF"/>
+    <w:rsid w:val="009377EF"/>
     <w:pPr>
       <w:tabs>
         <w:tab w:val="center" w:pos="4680"/>
@@ -24532,7 +24532,7 @@
     <w:basedOn w:val="DefaultParagraphFont"/>
     <w:link w:val="Header"/>
     <w:uiPriority w:val="99"/>
-    <w:rsid w:val="00CA6DEF"/>
+    <w:rsid w:val="009377EF"/>
     <w:rPr>
       <w:rFonts w:eastAsiaTheme="minorEastAsia"/>
       <w:sz w:val="24"/>
@@ -24545,7 +24545,7 @@
     <w:link w:val="FooterChar"/>
     <w:uiPriority w:val="99"/>
     <w:unhideWhenUsed/>
-    <w:rsid w:val="00CA6DEF"/>
+    <w:rsid w:val="009377EF"/>
     <w:pPr>
       <w:tabs>
         <w:tab w:val="center" w:pos="4680"/>
@@ -24558,7 +24558,7 @@
     <w:basedOn w:val="DefaultParagraphFont"/>
     <w:link w:val="Footer"/>
     <w:uiPriority w:val="99"/>
-    <w:rsid w:val="00CA6DEF"/>
+    <w:rsid w:val="009377EF"/>
     <w:rPr>
       <w:rFonts w:eastAsiaTheme="minorEastAsia"/>
       <w:sz w:val="24"/>
@@ -24571,7 +24571,7 @@
     <w:uiPriority w:val="99"/>
     <w:semiHidden/>
     <w:unhideWhenUsed/>
-    <w:rsid w:val="00CA6DEF"/>
+    <w:rsid w:val="009377EF"/>
   </w:style>
   <w:style w:type="character" w:styleId="Hyperlink">
     <w:name w:val="Hyperlink"/>
@@ -24579,7 +24579,7 @@
     <w:uiPriority w:val="99"/>
     <w:semiHidden/>
     <w:unhideWhenUsed/>
-    <w:rsid w:val="00CA6DEF"/>
+    <w:rsid w:val="009377EF"/>
     <w:rPr>
       <w:color w:val="auto"/>
       <w:u w:val="single"/>
@@ -24592,7 +24592,7 @@
     <w:autoRedefine/>
     <w:uiPriority w:val="39"/>
     <w:unhideWhenUsed/>
-    <w:rsid w:val="00CA6DEF"/>
+    <w:rsid w:val="009377EF"/>
     <w:pPr>
       <w:spacing w:after="100" w:line="360" w:lineRule="auto"/>
     </w:pPr>
@@ -24604,7 +24604,7 @@
     <w:autoRedefine/>
     <w:uiPriority w:val="39"/>
     <w:unhideWhenUsed/>
-    <w:rsid w:val="00CA6DEF"/>
+    <w:rsid w:val="009377EF"/>
     <w:pPr>
       <w:spacing w:after="100" w:line="360" w:lineRule="auto"/>
       <w:ind w:left="240"/>
@@ -24618,7 +24618,7 @@
     <w:uiPriority w:val="39"/>
     <w:semiHidden/>
     <w:unhideWhenUsed/>
-    <w:rsid w:val="00CA6DEF"/>
+    <w:rsid w:val="009377EF"/>
     <w:pPr>
       <w:spacing w:after="100" w:line="360" w:lineRule="auto"/>
       <w:ind w:left="480"/>
